--- a/notebook/NL_Sephora.docx
+++ b/notebook/NL_Sephora.docx
@@ -27,10 +27,7 @@
         <w:t xml:space="preserve">millions of customer interactions and </w:t>
       </w:r>
       <w:r>
-        <w:t xml:space="preserve">expectations continue to evolve Sephora’s merchandising and category </w:t>
-      </w:r>
-      <w:r>
-        <w:t>teams need to understand the key factors influencing customer satisfaction to ensure the right products are recommended, priced and positioned effectively.</w:t>
+        <w:t>expectations continue to evolve Sephora’s merchandising and category teams need to understand the key factors influencing customer satisfaction to ensure the right products are recommended, priced and positioned effectively.</w:t>
       </w:r>
     </w:p>
     <w:p>
@@ -62,10 +59,7 @@
         <w:t xml:space="preserve">to </w:t>
       </w:r>
       <w:r>
-        <w:t>uncover</w:t>
-      </w:r>
-      <w:r>
-        <w:t xml:space="preserve"> the drivers of</w:t>
+        <w:t>uncover the drivers of</w:t>
       </w:r>
       <w:r>
         <w:t xml:space="preserve"> </w:t>
@@ -110,13 +104,7 @@
         </w:rPr>
       </w:pPr>
       <w:r>
-        <w:t xml:space="preserve">With millions of customer interactions and reviews generated across its product </w:t>
-      </w:r>
-      <w:r>
-        <w:t>catalogue</w:t>
-      </w:r>
-      <w:r>
-        <w:t>, maintaining high customer satisfaction has become a strategic priority.</w:t>
+        <w:t>With millions of customer interactions and reviews generated across its product catalogue, maintaining high customer satisfaction has become a strategic priority.</w:t>
       </w:r>
       <w:r>
         <w:t xml:space="preserve"> </w:t>
@@ -241,13 +229,19 @@
         <w:t>Define Key Metrics and Hypotheses</w:t>
       </w:r>
       <w:r>
-        <w:t xml:space="preserve">: Establish the primary KPI (Loan Repayment Rate) and supporting KPIs such as </w:t>
+        <w:t>: Establish the primary KPI (</w:t>
+      </w:r>
+      <w:r>
+        <w:t>Customer Satisfaction Rate</w:t>
+      </w:r>
+      <w:r>
+        <w:t xml:space="preserve">) and supporting KPIs such as </w:t>
       </w:r>
       <w:r>
         <w:t>“</w:t>
       </w:r>
       <w:r>
-        <w:t>Default Rate</w:t>
+        <w:t>Product &amp; Brand Dimensions</w:t>
       </w:r>
       <w:r>
         <w:t>”</w:t>
@@ -259,25 +253,31 @@
         <w:t>“</w:t>
       </w:r>
       <w:r>
-        <w:t>Recovery Rate</w:t>
+        <w:t>Pricing dimension</w:t>
       </w:r>
       <w:r>
         <w:t>”</w:t>
       </w:r>
       <w:r>
-        <w:t xml:space="preserve">, and </w:t>
+        <w:t xml:space="preserve">, </w:t>
       </w:r>
       <w:r>
         <w:t>“</w:t>
       </w:r>
       <w:r>
-        <w:t>Average Interest Rate</w:t>
+        <w:t>Engagement dimension</w:t>
       </w:r>
       <w:r>
         <w:t>”</w:t>
       </w:r>
       <w:r>
-        <w:t xml:space="preserve"> by Grade. Formulate hypotheses around borrower characteristics, loan features, and credit history factors that may influence repayment outcomes.</w:t>
+        <w:t xml:space="preserve"> and “Customer Demography”</w:t>
+      </w:r>
+      <w:r>
+        <w:t>. Formulate hypotheses around</w:t>
+      </w:r>
+      <w:r>
+        <w:t xml:space="preserve"> these dimensions. </w:t>
       </w:r>
     </w:p>
     <w:p>
@@ -331,10 +331,40 @@
           <w:b/>
           <w:bCs/>
         </w:rPr>
-        <w:t>Portfolio Overview Analysis:</w:t>
-      </w:r>
-      <w:r>
-        <w:t xml:space="preserve"> Evaluate the overall health of the loan portfolio by analysing total loans issued, funded amounts, repayment amounts, loan status distribution, Loan Repayment Rate (LRR), and Default Rate.</w:t>
+        <w:t>Catalog</w:t>
+      </w:r>
+      <w:r>
+        <w:rPr>
+          <w:b/>
+          <w:bCs/>
+        </w:rPr>
+        <w:t>ue</w:t>
+      </w:r>
+      <w:r>
+        <w:rPr>
+          <w:b/>
+          <w:bCs/>
+        </w:rPr>
+        <w:t xml:space="preserve"> Overview Analysis</w:t>
+      </w:r>
+      <w:r>
+        <w:rPr>
+          <w:b/>
+          <w:bCs/>
+        </w:rPr>
+        <w:t>:</w:t>
+      </w:r>
+      <w:r>
+        <w:t xml:space="preserve"> </w:t>
+      </w:r>
+      <w:r>
+        <w:t xml:space="preserve">Evaluate the overall health of the product </w:t>
+      </w:r>
+      <w:r>
+        <w:t>catalogue</w:t>
+      </w:r>
+      <w:r>
+        <w:t xml:space="preserve"> by analysing total products, brand and category distribution, price range, rating distribution, and overall Customer Satisfaction Score (CSS) across the portfolio.</w:t>
       </w:r>
     </w:p>
     <w:p>
@@ -350,10 +380,32 @@
           <w:b/>
           <w:bCs/>
         </w:rPr>
-        <w:t>Loan Repayment Rate Driver Analysis:</w:t>
-      </w:r>
-      <w:r>
-        <w:t xml:space="preserve"> Examine how LRR varies across loan grades, sub-grades, loan terms, interest rates, loan purposes, and other loan characteristics to identify the key drivers of repayment performance.</w:t>
+        <w:t>CSS Driver Analysis — Product &amp; Brand Dimension</w:t>
+      </w:r>
+      <w:r>
+        <w:rPr>
+          <w:b/>
+          <w:bCs/>
+        </w:rPr>
+        <w:t>:</w:t>
+      </w:r>
+      <w:r>
+        <w:t xml:space="preserve"> Examine how </w:t>
+      </w:r>
+      <w:r>
+        <w:t>CSS</w:t>
+      </w:r>
+      <w:r>
+        <w:t xml:space="preserve"> varies across </w:t>
+      </w:r>
+      <w:r>
+        <w:t>brands</w:t>
+      </w:r>
+      <w:r>
+        <w:t xml:space="preserve">, </w:t>
+      </w:r>
+      <w:r>
+        <w:t>categories, and product attributes (limited edition, Sephora-exclusive, out-of-stock, online-only) to identify which product and brand characteristics drive higher or lower satisfaction</w:t>
       </w:r>
     </w:p>
     <w:p>
@@ -369,10 +421,20 @@
           <w:b/>
           <w:bCs/>
         </w:rPr>
-        <w:t>Default Risk Analysis:</w:t>
-      </w:r>
-      <w:r>
-        <w:t xml:space="preserve"> Analyse charged-off loans and default rates across different borrower and loan segments to identify factors associated with increased default risk.</w:t>
+        <w:t>Pricing Impact Analysis</w:t>
+      </w:r>
+      <w:r>
+        <w:rPr>
+          <w:b/>
+          <w:bCs/>
+        </w:rPr>
+        <w:t>:</w:t>
+      </w:r>
+      <w:r>
+        <w:t xml:space="preserve"> </w:t>
+      </w:r>
+      <w:r>
+        <w:t>Analyse the relationship between price tiers and CSS to determine whether premium/luxury pricing consistently correlates with higher satisfaction, or whether value perception is independent of price point.</w:t>
       </w:r>
     </w:p>
     <w:p>
@@ -388,10 +450,31 @@
           <w:b/>
           <w:bCs/>
         </w:rPr>
-        <w:t>Borrower Risk Profiling:</w:t>
-      </w:r>
-      <w:r>
-        <w:t xml:space="preserve"> Investigate the relationship between borrower financial profiles, debt-to-income ratio, annual income, employment history, and credit behaviour to identify high-risk and low-risk borrower segments.</w:t>
+        <w:t>Customer Engagement Analysis</w:t>
+      </w:r>
+      <w:r>
+        <w:rPr>
+          <w:b/>
+          <w:bCs/>
+        </w:rPr>
+        <w:t>:</w:t>
+      </w:r>
+      <w:r>
+        <w:t xml:space="preserve"> Investigate </w:t>
+      </w:r>
+      <w:r>
+        <w:t>how engagement signals — review helpfulness, recommendation rate, loves_count, and feedback polarity (positive vs negative votes) — relate to CSS</w:t>
+      </w:r>
+      <w:r>
+        <w:t xml:space="preserve">, to identify which engagement metrics are strongest </w:t>
+      </w:r>
+      <w:proofErr w:type="gramStart"/>
+      <w:r>
+        <w:t>proxies</w:t>
+      </w:r>
+      <w:proofErr w:type="gramEnd"/>
+      <w:r>
+        <w:t xml:space="preserve"> satisfaction.</w:t>
       </w:r>
     </w:p>
     <w:p>
@@ -407,10 +490,20 @@
           <w:b/>
           <w:bCs/>
         </w:rPr>
-        <w:t>Recovery Performance Analysis:</w:t>
-      </w:r>
-      <w:r>
-        <w:t xml:space="preserve"> Evaluate recovery rates on defaulted loans and assess which borrower and loan segments contribute to stronger or weaker post-default recoveries.</w:t>
+        <w:t>Customer Demographic Profiling</w:t>
+      </w:r>
+      <w:r>
+        <w:rPr>
+          <w:b/>
+          <w:bCs/>
+        </w:rPr>
+        <w:t>:</w:t>
+      </w:r>
+      <w:r>
+        <w:t xml:space="preserve"> </w:t>
+      </w:r>
+      <w:r>
+        <w:t>Evaluate CSS across self-reported customer segments (skin type, skin tone) to identify whether satisfaction varies meaningfully by demographic group</w:t>
       </w:r>
     </w:p>
     <w:p>
@@ -429,13 +522,10 @@
         <w:t>Hypothesis Testing and Relationship Analysis:</w:t>
       </w:r>
       <w:r>
-        <w:t xml:space="preserve"> Test the predefined hypotheses and </w:t>
-      </w:r>
-      <w:r>
-        <w:t>analyse</w:t>
-      </w:r>
-      <w:r>
-        <w:t xml:space="preserve"> relationships between key variables and repayment outcomes to validate findings and uncover meaningful patterns.</w:t>
+        <w:t xml:space="preserve"> Test the predefined hypotheses </w:t>
+      </w:r>
+      <w:r>
+        <w:t>to validate findings and confirm which relationships are statistically significant versus incidental.</w:t>
       </w:r>
     </w:p>
     <w:p>
@@ -451,11 +541,16 @@
           <w:b/>
           <w:bCs/>
         </w:rPr>
-        <w:lastRenderedPageBreak/>
         <w:t>Visualization and Insight Generation:</w:t>
       </w:r>
       <w:r>
-        <w:t xml:space="preserve"> Develop appropriate visualizations to communicate trends, comparisons, and relationships effectively, ensuring findings are clear and actionable for stakeholders.</w:t>
+        <w:t xml:space="preserve"> Develop appropriate visualizations to communicate trends, comparisons, and </w:t>
+      </w:r>
+      <w:r>
+        <w:t>drivers clearly for stakeholders</w:t>
+      </w:r>
+      <w:r>
+        <w:t>.</w:t>
       </w:r>
     </w:p>
     <w:p>
@@ -482,6 +577,7 @@
           <w:lang w:eastAsia="en-IN"/>
           <w14:ligatures w14:val="none"/>
         </w:rPr>
+        <w:lastRenderedPageBreak/>
         <w:t>Recommendations and Business Impact:</w:t>
       </w:r>
       <w:r>
@@ -491,7 +587,52 @@
           <w:lang w:eastAsia="en-IN"/>
           <w14:ligatures w14:val="none"/>
         </w:rPr>
-        <w:t xml:space="preserve"> Summarize key findings and provide data-driven recommendations to improve Loan Repayment Rate (LRR), optimize risk-based pricing, reduce default risk, and support sustainable portfolio growth. </w:t>
+        <w:t xml:space="preserve"> Summarize key findings and provide data-driven recommendations to improve LRR, optimize </w:t>
+      </w:r>
+      <w:r>
+        <w:rPr>
+          <w:rFonts w:eastAsia="Times New Roman" w:cs="Times New Roman"/>
+          <w:kern w:val="0"/>
+          <w:lang w:eastAsia="en-IN"/>
+          <w14:ligatures w14:val="none"/>
+        </w:rPr>
+        <w:t>brand/category assortment</w:t>
+      </w:r>
+      <w:r>
+        <w:rPr>
+          <w:rFonts w:eastAsia="Times New Roman" w:cs="Times New Roman"/>
+          <w:kern w:val="0"/>
+          <w:lang w:eastAsia="en-IN"/>
+          <w14:ligatures w14:val="none"/>
+        </w:rPr>
+        <w:t xml:space="preserve">, </w:t>
+      </w:r>
+      <w:r>
+        <w:rPr>
+          <w:rFonts w:eastAsia="Times New Roman" w:cs="Times New Roman"/>
+          <w:kern w:val="0"/>
+          <w:lang w:eastAsia="en-IN"/>
+          <w14:ligatures w14:val="none"/>
+        </w:rPr>
+        <w:t xml:space="preserve">pricing strategy adjustments </w:t>
+      </w:r>
+      <w:r>
+        <w:rPr>
+          <w:rFonts w:eastAsia="Times New Roman" w:cs="Times New Roman"/>
+          <w:kern w:val="0"/>
+          <w:lang w:eastAsia="en-IN"/>
+          <w14:ligatures w14:val="none"/>
+        </w:rPr>
+        <w:t>engagement-driven merchandising, and demographic-informed product recommendations</w:t>
+      </w:r>
+      <w:r>
+        <w:rPr>
+          <w:rFonts w:eastAsia="Times New Roman" w:cs="Times New Roman"/>
+          <w:kern w:val="0"/>
+          <w:lang w:eastAsia="en-IN"/>
+          <w14:ligatures w14:val="none"/>
+        </w:rPr>
+        <w:t>.</w:t>
       </w:r>
     </w:p>
     <w:p>
@@ -520,19 +661,37 @@
         <w:rPr>
           <w:lang w:eastAsia="en-IN"/>
         </w:rPr>
-        <w:t xml:space="preserve">This dataset contains loan-level information from UCUCI Bank's retail lending portfolio, including borrower profiles, credit history, loan characteristics, and repayment outcomes. Key variables include loan amount, interest rate, loan term, risk grade, annual income, debt-to-income ratio, credit utilization, and loan status. Using Python and Tableau, this dataset can be </w:t>
-      </w:r>
-      <w:r>
-        <w:rPr>
-          <w:lang w:eastAsia="en-IN"/>
-        </w:rPr>
-        <w:t>analysed</w:t>
-      </w:r>
-      <w:r>
-        <w:rPr>
-          <w:lang w:eastAsia="en-IN"/>
-        </w:rPr>
-        <w:t xml:space="preserve"> to identify repayment trends, evaluate risk factors, and generate actionable insights to improve the Loan Repayment Rate (LRR), reduce defaults, and support better lending decisions.</w:t>
+        <w:t>This dataset contains product and review</w:t>
+      </w:r>
+      <w:r>
+        <w:rPr>
+          <w:lang w:eastAsia="en-IN"/>
+        </w:rPr>
+        <w:t xml:space="preserve"> </w:t>
+      </w:r>
+      <w:r>
+        <w:rPr>
+          <w:lang w:eastAsia="en-IN"/>
+        </w:rPr>
+        <w:t xml:space="preserve">level information from Sephora's beauty retail </w:t>
+      </w:r>
+      <w:r>
+        <w:rPr>
+          <w:lang w:eastAsia="en-IN"/>
+        </w:rPr>
+        <w:t>catalogue</w:t>
+      </w:r>
+      <w:r>
+        <w:rPr>
+          <w:lang w:eastAsia="en-IN"/>
+        </w:rPr>
+        <w:t>, including product attributes, brand and category details, and customer review outcomes. Key variables include product rating, price, brand and category classification, review helpfulness, recommendation status, and customer demographic attributes (skin type, skin tone). Using Python and Tableau, this dataset can be analysed to identify satisfaction trends, evaluate brand and pricing drivers, and generate actionable insights to improve the Customer Satisfaction Score (CSS) and optimise product assortment and recommendations</w:t>
+      </w:r>
+      <w:r>
+        <w:rPr>
+          <w:lang w:eastAsia="en-IN"/>
+        </w:rPr>
+        <w:t>.</w:t>
       </w:r>
     </w:p>
     <w:p>
@@ -573,118 +732,8 @@
         <w:rPr>
           <w:noProof/>
         </w:rPr>
-        <mc:AlternateContent>
-          <mc:Choice Requires="wps">
-            <w:drawing>
-              <wp:anchor distT="0" distB="0" distL="114300" distR="114300" simplePos="0" relativeHeight="251659264" behindDoc="0" locked="0" layoutInCell="1" allowOverlap="1" wp14:anchorId="30DD7DEA" wp14:editId="06DA87D7">
-                <wp:simplePos x="0" y="0"/>
-                <wp:positionH relativeFrom="margin">
-                  <wp:posOffset>4974301</wp:posOffset>
-                </wp:positionH>
-                <wp:positionV relativeFrom="paragraph">
-                  <wp:posOffset>60787</wp:posOffset>
-                </wp:positionV>
-                <wp:extent cx="1641591" cy="519545"/>
-                <wp:effectExtent l="0" t="0" r="15875" b="13970"/>
-                <wp:wrapNone/>
-                <wp:docPr id="1430292855" name="Text Box 3"/>
-                <wp:cNvGraphicFramePr/>
-                <a:graphic xmlns:a="http://schemas.openxmlformats.org/drawingml/2006/main">
-                  <a:graphicData uri="http://schemas.microsoft.com/office/word/2010/wordprocessingShape">
-                    <wps:wsp>
-                      <wps:cNvSpPr txBox="1"/>
-                      <wps:spPr>
-                        <a:xfrm>
-                          <a:off x="0" y="0"/>
-                          <a:ext cx="1641591" cy="519545"/>
-                        </a:xfrm>
-                        <a:prstGeom prst="rect">
-                          <a:avLst/>
-                        </a:prstGeom>
-                        <a:solidFill>
-                          <a:schemeClr val="lt1"/>
-                        </a:solidFill>
-                        <a:ln w="6350">
-                          <a:solidFill>
-                            <a:prstClr val="black"/>
-                          </a:solidFill>
-                        </a:ln>
-                      </wps:spPr>
-                      <wps:txbx>
-                        <w:txbxContent>
-                          <w:p>
-                            <w:r>
-                              <w:rPr>
-                                <w:b/>
-                                <w:bCs/>
-                              </w:rPr>
-                              <w:t>Default Rate</w:t>
-                            </w:r>
-                            <w:r>
-                              <w:t xml:space="preserve"> is loan-count based </w:t>
-                            </w:r>
-                            <w:r>
-                              <w:t>and not a component of LRR.</w:t>
-                            </w:r>
-                          </w:p>
-                        </w:txbxContent>
-                      </wps:txbx>
-                      <wps:bodyPr rot="0" spcFirstLastPara="0" vertOverflow="overflow" horzOverflow="overflow" vert="horz" wrap="square" lIns="91440" tIns="45720" rIns="91440" bIns="45720" numCol="1" spcCol="0" rtlCol="0" fromWordArt="0" anchor="t" anchorCtr="0" forceAA="0" compatLnSpc="1">
-                        <a:prstTxWarp prst="textNoShape">
-                          <a:avLst/>
-                        </a:prstTxWarp>
-                        <a:noAutofit/>
-                      </wps:bodyPr>
-                    </wps:wsp>
-                  </a:graphicData>
-                </a:graphic>
-                <wp14:sizeRelH relativeFrom="margin">
-                  <wp14:pctWidth>0</wp14:pctWidth>
-                </wp14:sizeRelH>
-                <wp14:sizeRelV relativeFrom="margin">
-                  <wp14:pctHeight>0</wp14:pctHeight>
-                </wp14:sizeRelV>
-              </wp:anchor>
-            </w:drawing>
-          </mc:Choice>
-          <mc:Fallback>
-            <w:pict>
-              <v:shapetype w14:anchorId="30DD7DEA" id="_x0000_t202" coordsize="21600,21600" o:spt="202" path="m,l,21600r21600,l21600,xe">
-                <v:stroke joinstyle="miter"/>
-                <v:path gradientshapeok="t" o:connecttype="rect"/>
-              </v:shapetype>
-              <v:shape id="Text Box 3" o:spid="_x0000_s1026" type="#_x0000_t202" style="position:absolute;left:0;text-align:left;margin-left:391.7pt;margin-top:4.8pt;width:129.25pt;height:40.9pt;z-index:251659264;visibility:visible;mso-wrap-style:square;mso-width-percent:0;mso-height-percent:0;mso-wrap-distance-left:9pt;mso-wrap-distance-top:0;mso-wrap-distance-right:9pt;mso-wrap-distance-bottom:0;mso-position-horizontal:absolute;mso-position-horizontal-relative:margin;mso-position-vertical:absolute;mso-position-vertical-relative:text;mso-width-percent:0;mso-height-percent:0;mso-width-relative:margin;mso-height-relative:margin;v-text-anchor:top" o:gfxdata="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" fillcolor="white [3201]" strokeweight=".5pt">
-                <v:textbox>
-                  <w:txbxContent>
-                    <w:p>
-                      <w:r>
-                        <w:rPr>
-                          <w:b/>
-                          <w:bCs/>
-                        </w:rPr>
-                        <w:t>Default Rate</w:t>
-                      </w:r>
-                      <w:r>
-                        <w:t xml:space="preserve"> is loan-count based </w:t>
-                      </w:r>
-                      <w:r>
-                        <w:t>and not a component of LRR.</w:t>
-                      </w:r>
-                    </w:p>
-                  </w:txbxContent>
-                </v:textbox>
-                <w10:wrap anchorx="margin"/>
-              </v:shape>
-            </w:pict>
-          </mc:Fallback>
-        </mc:AlternateContent>
-      </w:r>
-      <w:r>
-        <w:rPr>
-          <w:noProof/>
-        </w:rPr>
         <w:drawing>
-          <wp:inline distT="0" distB="0" distL="0" distR="0" wp14:anchorId="19E01096" wp14:editId="2DF6CF52">
+          <wp:inline distT="0" distB="0" distL="0" distR="0" wp14:anchorId="19E01096" wp14:editId="151E0755">
             <wp:extent cx="4794250" cy="3595916"/>
             <wp:effectExtent l="19050" t="19050" r="25400" b="24130"/>
             <wp:docPr id="1920701233" name="Picture 24"/>
@@ -741,7 +790,7 @@
         <mc:AlternateContent>
           <mc:Choice Requires="wps">
             <w:drawing>
-              <wp:anchor distT="0" distB="0" distL="114300" distR="114300" simplePos="0" relativeHeight="251662336" behindDoc="0" locked="0" layoutInCell="1" allowOverlap="1" wp14:anchorId="4CB6D6F8" wp14:editId="12F8C96B">
+              <wp:anchor distT="0" distB="0" distL="114300" distR="114300" simplePos="0" relativeHeight="251662336" behindDoc="0" locked="0" layoutInCell="1" allowOverlap="1" wp14:anchorId="4CB6D6F8" wp14:editId="2B3C94DF">
                 <wp:simplePos x="0" y="0"/>
                 <wp:positionH relativeFrom="column">
                   <wp:posOffset>5081270</wp:posOffset>
@@ -801,7 +850,7 @@
           </mc:Choice>
           <mc:Fallback>
             <w:pict>
-              <v:line w14:anchorId="732F4FED" id="Straight Connector 4" o:spid="_x0000_s1026" style="position:absolute;flip:y;z-index:251662336;visibility:visible;mso-wrap-style:square;mso-width-percent:0;mso-height-percent:0;mso-wrap-distance-left:9pt;mso-wrap-distance-top:0;mso-wrap-distance-right:9pt;mso-wrap-distance-bottom:0;mso-position-horizontal:absolute;mso-position-horizontal-relative:text;mso-position-vertical:absolute;mso-position-vertical-relative:text;mso-width-percent:0;mso-height-percent:0;mso-width-relative:margin;mso-height-relative:margin" from="400.1pt,63.7pt" to="427.4pt,63.7pt" o:gfxdata="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" strokecolor="black [3213]">
+              <v:line w14:anchorId="1F933928" id="Straight Connector 4" o:spid="_x0000_s1026" style="position:absolute;flip:y;z-index:251662336;visibility:visible;mso-wrap-style:square;mso-width-percent:0;mso-height-percent:0;mso-wrap-distance-left:9pt;mso-wrap-distance-top:0;mso-wrap-distance-right:9pt;mso-wrap-distance-bottom:0;mso-position-horizontal:absolute;mso-position-horizontal-relative:text;mso-position-vertical:absolute;mso-position-vertical-relative:text;mso-width-percent:0;mso-height-percent:0;mso-width-relative:margin;mso-height-relative:margin" from="400.1pt,63.7pt" to="427.4pt,63.7pt" o:gfxdata="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" strokecolor="black [3213]">
                 <v:stroke joinstyle="miter"/>
               </v:line>
             </w:pict>
@@ -815,103 +864,7 @@
         <mc:AlternateContent>
           <mc:Choice Requires="wps">
             <w:drawing>
-              <wp:anchor distT="0" distB="0" distL="114300" distR="114300" simplePos="0" relativeHeight="251661312" behindDoc="0" locked="0" layoutInCell="1" allowOverlap="1" wp14:anchorId="7DF8AB8D" wp14:editId="0DF4A2A2">
-                <wp:simplePos x="0" y="0"/>
-                <wp:positionH relativeFrom="margin">
-                  <wp:posOffset>4988560</wp:posOffset>
-                </wp:positionH>
-                <wp:positionV relativeFrom="paragraph">
-                  <wp:posOffset>663575</wp:posOffset>
-                </wp:positionV>
-                <wp:extent cx="1641475" cy="1670050"/>
-                <wp:effectExtent l="0" t="0" r="20955" b="25400"/>
-                <wp:wrapNone/>
-                <wp:docPr id="1613554300" name="Text Box 3"/>
-                <wp:cNvGraphicFramePr/>
-                <a:graphic xmlns:a="http://schemas.openxmlformats.org/drawingml/2006/main">
-                  <a:graphicData uri="http://schemas.microsoft.com/office/word/2010/wordprocessingShape">
-                    <wps:wsp>
-                      <wps:cNvSpPr txBox="1"/>
-                      <wps:spPr>
-                        <a:xfrm>
-                          <a:off x="0" y="0"/>
-                          <a:ext cx="1641475" cy="1670050"/>
-                        </a:xfrm>
-                        <a:prstGeom prst="rect">
-                          <a:avLst/>
-                        </a:prstGeom>
-                        <a:solidFill>
-                          <a:schemeClr val="lt1"/>
-                        </a:solidFill>
-                        <a:ln w="6350">
-                          <a:solidFill>
-                            <a:prstClr val="black"/>
-                          </a:solidFill>
-                        </a:ln>
-                      </wps:spPr>
-                      <wps:txbx>
-                        <w:txbxContent>
-                          <w:p>
-                            <w:r>
-                              <w:t xml:space="preserve">           Indicates analytical relationship/ influence</w:t>
-                            </w:r>
-                          </w:p>
-                          <w:p>
-                            <w:r>
-                              <w:t xml:space="preserve">           Indicates KPI grouping (not mathematical aggregation)</w:t>
-                            </w:r>
-                          </w:p>
-                        </w:txbxContent>
-                      </wps:txbx>
-                      <wps:bodyPr rot="0" spcFirstLastPara="0" vertOverflow="overflow" horzOverflow="overflow" vert="horz" wrap="square" lIns="91440" tIns="45720" rIns="91440" bIns="45720" numCol="1" spcCol="0" rtlCol="0" fromWordArt="0" anchor="t" anchorCtr="0" forceAA="0" compatLnSpc="1">
-                        <a:prstTxWarp prst="textNoShape">
-                          <a:avLst/>
-                        </a:prstTxWarp>
-                        <a:noAutofit/>
-                      </wps:bodyPr>
-                    </wps:wsp>
-                  </a:graphicData>
-                </a:graphic>
-                <wp14:sizeRelH relativeFrom="margin">
-                  <wp14:pctWidth>0</wp14:pctWidth>
-                </wp14:sizeRelH>
-                <wp14:sizeRelV relativeFrom="margin">
-                  <wp14:pctHeight>0</wp14:pctHeight>
-                </wp14:sizeRelV>
-              </wp:anchor>
-            </w:drawing>
-          </mc:Choice>
-          <mc:Fallback>
-            <w:pict>
-              <v:shape w14:anchorId="7DF8AB8D" id="_x0000_s1027" type="#_x0000_t202" style="position:absolute;left:0;text-align:left;margin-left:392.8pt;margin-top:52.25pt;width:129.25pt;height:131.5pt;z-index:251661312;visibility:visible;mso-wrap-style:square;mso-width-percent:0;mso-height-percent:0;mso-wrap-distance-left:9pt;mso-wrap-distance-top:0;mso-wrap-distance-right:9pt;mso-wrap-distance-bottom:0;mso-position-horizontal:absolute;mso-position-horizontal-relative:margin;mso-position-vertical:absolute;mso-position-vertical-relative:text;mso-width-percent:0;mso-height-percent:0;mso-width-relative:margin;mso-height-relative:margin;v-text-anchor:top" o:gfxdata="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" fillcolor="white [3201]" strokeweight=".5pt">
-                <v:textbox>
-                  <w:txbxContent>
-                    <w:p>
-                      <w:r>
-                        <w:t xml:space="preserve">           Indicates analytical relationship/ influence</w:t>
-                      </w:r>
-                    </w:p>
-                    <w:p>
-                      <w:r>
-                        <w:t xml:space="preserve">           Indicates KPI grouping (not mathematical aggregation)</w:t>
-                      </w:r>
-                    </w:p>
-                  </w:txbxContent>
-                </v:textbox>
-                <w10:wrap anchorx="margin"/>
-              </v:shape>
-            </w:pict>
-          </mc:Fallback>
-        </mc:AlternateContent>
-      </w:r>
-      <w:r>
-        <w:rPr>
-          <w:noProof/>
-        </w:rPr>
-        <mc:AlternateContent>
-          <mc:Choice Requires="wps">
-            <w:drawing>
-              <wp:anchor distT="0" distB="0" distL="114300" distR="114300" simplePos="0" relativeHeight="251664384" behindDoc="0" locked="0" layoutInCell="1" allowOverlap="1" wp14:anchorId="2CE32B3A" wp14:editId="412543EF">
+              <wp:anchor distT="0" distB="0" distL="114300" distR="114300" simplePos="0" relativeHeight="251664384" behindDoc="0" locked="0" layoutInCell="1" allowOverlap="1" wp14:anchorId="2CE32B3A" wp14:editId="32E4A1AA">
                 <wp:simplePos x="0" y="0"/>
                 <wp:positionH relativeFrom="column">
                   <wp:posOffset>5081270</wp:posOffset>
@@ -972,7 +925,7 @@
           </mc:Choice>
           <mc:Fallback>
             <w:pict>
-              <v:line w14:anchorId="5377C2C5" id="Straight Connector 4" o:spid="_x0000_s1026" style="position:absolute;flip:y;z-index:251664384;visibility:visible;mso-wrap-style:square;mso-width-percent:0;mso-height-percent:0;mso-wrap-distance-left:9pt;mso-wrap-distance-top:0;mso-wrap-distance-right:9pt;mso-wrap-distance-bottom:0;mso-position-horizontal:absolute;mso-position-horizontal-relative:text;mso-position-vertical:absolute;mso-position-vertical-relative:text;mso-width-percent:0;mso-height-percent:0;mso-width-relative:margin;mso-height-relative:margin" from="400.1pt,119.95pt" to="427.45pt,119.95pt" o:gfxdata="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" strokecolor="black [3213]">
+              <v:line w14:anchorId="3D2418B6" id="Straight Connector 4" o:spid="_x0000_s1026" style="position:absolute;flip:y;z-index:251664384;visibility:visible;mso-wrap-style:square;mso-width-percent:0;mso-height-percent:0;mso-wrap-distance-left:9pt;mso-wrap-distance-top:0;mso-wrap-distance-right:9pt;mso-wrap-distance-bottom:0;mso-position-horizontal:absolute;mso-position-horizontal-relative:text;mso-position-vertical:absolute;mso-position-vertical-relative:text;mso-width-percent:0;mso-height-percent:0;mso-width-relative:margin;mso-height-relative:margin" from="400.1pt,119.95pt" to="427.45pt,119.95pt" o:gfxdata="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" strokecolor="black [3213]">
                 <v:stroke dashstyle="3 1" joinstyle="miter"/>
               </v:line>
             </w:pict>
@@ -1106,7 +1059,6 @@
         <w:rPr>
           <w:lang w:eastAsia="en-IN"/>
         </w:rPr>
-        <w:lastRenderedPageBreak/>
         <w:t>The analysis further examines the underlying business drivers influencing these KPIs. These drivers are grouped into three key categories:</w:t>
       </w:r>
     </w:p>
@@ -1155,6 +1107,7 @@
           <w:bCs/>
           <w:lang w:eastAsia="en-IN"/>
         </w:rPr>
+        <w:lastRenderedPageBreak/>
         <w:t>Loan Characteristics</w:t>
       </w:r>
       <w:r>
@@ -1673,7 +1626,21 @@
         <w:rPr>
           <w:lang w:eastAsia="en-IN"/>
         </w:rPr>
-        <w:t>Before performing exploratory data analysis and testing the hypotheses, the dataset must be carefully examined for missing values, duplicate records, inconsistent formats, incorrect data types, and other data quality issues</w:t>
+        <w:t xml:space="preserve">Before performing exploratory </w:t>
+      </w:r>
+      <w:proofErr w:type="gramStart"/>
+      <w:r>
+        <w:rPr>
+          <w:lang w:eastAsia="en-IN"/>
+        </w:rPr>
+        <w:t>data</w:t>
+      </w:r>
+      <w:proofErr w:type="gramEnd"/>
+      <w:r>
+        <w:rPr>
+          <w:lang w:eastAsia="en-IN"/>
+        </w:rPr>
+        <w:t xml:space="preserve"> analysis and testing the hypotheses, the dataset must be carefully examined for missing values, duplicate records, inconsistent formats, incorrect data types, and other data quality issues</w:t>
       </w:r>
       <w:r>
         <w:rPr>
@@ -1925,14 +1892,12 @@
         </w:rPr>
         <w:t xml:space="preserve"> </w:t>
       </w:r>
-      <w:proofErr w:type="spellStart"/>
       <w:r>
         <w:rPr>
           <w:lang w:eastAsia="en-IN"/>
         </w:rPr>
         <w:t>inc</w:t>
       </w:r>
-      <w:proofErr w:type="spellEnd"/>
       <w:r>
         <w:rPr>
           <w:lang w:eastAsia="en-IN"/>
@@ -1951,14 +1916,12 @@
         </w:rPr>
         <w:t>”, “</w:t>
       </w:r>
-      <w:proofErr w:type="spellStart"/>
       <w:r>
         <w:rPr>
           <w:lang w:eastAsia="en-IN"/>
         </w:rPr>
         <w:t>dti</w:t>
       </w:r>
-      <w:proofErr w:type="spellEnd"/>
       <w:r>
         <w:rPr>
           <w:lang w:eastAsia="en-IN"/>
@@ -2013,14 +1976,12 @@
         </w:rPr>
         <w:t>”, “</w:t>
       </w:r>
-      <w:proofErr w:type="spellStart"/>
       <w:r>
         <w:rPr>
           <w:lang w:eastAsia="en-IN"/>
         </w:rPr>
         <w:t>mths</w:t>
       </w:r>
-      <w:proofErr w:type="spellEnd"/>
       <w:r>
         <w:rPr>
           <w:lang w:eastAsia="en-IN"/>
@@ -2277,14 +2238,12 @@
         </w:rPr>
         <w:t xml:space="preserve"> </w:t>
       </w:r>
-      <w:proofErr w:type="spellStart"/>
       <w:r>
         <w:rPr>
           <w:lang w:eastAsia="en-IN"/>
         </w:rPr>
         <w:t>inc</w:t>
       </w:r>
-      <w:proofErr w:type="spellEnd"/>
       <w:r>
         <w:rPr>
           <w:lang w:eastAsia="en-IN"/>
@@ -2315,14 +2274,12 @@
         </w:rPr>
         <w:t>“</w:t>
       </w:r>
-      <w:proofErr w:type="spellStart"/>
       <w:r>
         <w:rPr>
           <w:lang w:eastAsia="en-IN"/>
         </w:rPr>
         <w:t>dti</w:t>
       </w:r>
-      <w:proofErr w:type="spellEnd"/>
       <w:r>
         <w:rPr>
           <w:lang w:eastAsia="en-IN"/>
@@ -2401,14 +2358,12 @@
         </w:rPr>
         <w:t>“</w:t>
       </w:r>
-      <w:proofErr w:type="spellStart"/>
       <w:r>
         <w:rPr>
           <w:lang w:eastAsia="en-IN"/>
         </w:rPr>
         <w:t>desc</w:t>
       </w:r>
-      <w:proofErr w:type="spellEnd"/>
       <w:r>
         <w:rPr>
           <w:lang w:eastAsia="en-IN"/>
@@ -2427,14 +2382,12 @@
         </w:rPr>
         <w:t>“</w:t>
       </w:r>
-      <w:proofErr w:type="spellStart"/>
       <w:r>
         <w:rPr>
           <w:lang w:eastAsia="en-IN"/>
         </w:rPr>
         <w:t>mths</w:t>
       </w:r>
-      <w:proofErr w:type="spellEnd"/>
       <w:r>
         <w:rPr>
           <w:lang w:eastAsia="en-IN"/>
@@ -2499,21 +2452,7 @@
         <w:rPr>
           <w:lang w:eastAsia="en-IN"/>
         </w:rPr>
-        <w:t>Missing values in revolving utilization (</w:t>
-      </w:r>
-      <w:proofErr w:type="spellStart"/>
-      <w:r>
-        <w:rPr>
-          <w:lang w:eastAsia="en-IN"/>
-        </w:rPr>
-        <w:t>revol_util</w:t>
-      </w:r>
-      <w:proofErr w:type="spellEnd"/>
-      <w:r>
-        <w:rPr>
-          <w:lang w:eastAsia="en-IN"/>
-        </w:rPr>
-        <w:t>) were replaced using the median value to minimize the influence of outliers.</w:t>
+        <w:t>Missing values in revolving utilization (revol_util) were replaced using the median value to minimize the influence of outliers.</w:t>
       </w:r>
     </w:p>
     <w:p>
@@ -2552,14 +2491,12 @@
         </w:rPr>
         <w:t>“</w:t>
       </w:r>
-      <w:proofErr w:type="spellStart"/>
       <w:r>
         <w:rPr>
           <w:lang w:eastAsia="en-IN"/>
         </w:rPr>
         <w:t>mths</w:t>
       </w:r>
-      <w:proofErr w:type="spellEnd"/>
       <w:r>
         <w:rPr>
           <w:lang w:eastAsia="en-IN"/>
@@ -2590,14 +2527,12 @@
         </w:rPr>
         <w:t xml:space="preserve"> </w:t>
       </w:r>
-      <w:proofErr w:type="spellStart"/>
       <w:r>
         <w:rPr>
           <w:lang w:eastAsia="en-IN"/>
         </w:rPr>
         <w:t>delinq</w:t>
       </w:r>
-      <w:proofErr w:type="spellEnd"/>
       <w:r>
         <w:rPr>
           <w:lang w:eastAsia="en-IN"/>
@@ -2616,14 +2551,12 @@
         </w:rPr>
         <w:t>“</w:t>
       </w:r>
-      <w:proofErr w:type="spellStart"/>
       <w:r>
         <w:rPr>
           <w:lang w:eastAsia="en-IN"/>
         </w:rPr>
         <w:t>mths</w:t>
       </w:r>
-      <w:proofErr w:type="spellEnd"/>
       <w:r>
         <w:rPr>
           <w:lang w:eastAsia="en-IN"/>
@@ -2666,14 +2599,12 @@
         </w:rPr>
         <w:t xml:space="preserve"> </w:t>
       </w:r>
-      <w:proofErr w:type="spellStart"/>
       <w:r>
         <w:rPr>
           <w:lang w:eastAsia="en-IN"/>
         </w:rPr>
         <w:t>derog</w:t>
       </w:r>
-      <w:proofErr w:type="spellEnd"/>
       <w:r>
         <w:rPr>
           <w:lang w:eastAsia="en-IN"/>
@@ -2734,14 +2665,12 @@
         </w:rPr>
         <w:t xml:space="preserve"> </w:t>
       </w:r>
-      <w:proofErr w:type="spellStart"/>
       <w:r>
         <w:rPr>
           <w:lang w:eastAsia="en-IN"/>
         </w:rPr>
         <w:t>pymnt</w:t>
       </w:r>
-      <w:proofErr w:type="spellEnd"/>
       <w:r>
         <w:rPr>
           <w:lang w:eastAsia="en-IN"/>
@@ -2790,14 +2719,12 @@
         </w:rPr>
         <w:t>“</w:t>
       </w:r>
-      <w:proofErr w:type="spellStart"/>
       <w:r>
         <w:rPr>
           <w:lang w:eastAsia="en-IN"/>
         </w:rPr>
         <w:t>next_pymnt_d</w:t>
       </w:r>
-      <w:proofErr w:type="spellEnd"/>
       <w:r>
         <w:rPr>
           <w:lang w:eastAsia="en-IN"/>
@@ -2816,6 +2743,7 @@
         </w:rPr>
         <w:t xml:space="preserve">. </w:t>
       </w:r>
+      <w:proofErr w:type="gramStart"/>
       <w:r>
         <w:rPr>
           <w:lang w:eastAsia="en-IN"/>
@@ -2826,7 +2754,14 @@
         <w:rPr>
           <w:lang w:eastAsia="en-IN"/>
         </w:rPr>
-        <w:t xml:space="preserve">o </w:t>
+        <w:t>o</w:t>
+      </w:r>
+      <w:proofErr w:type="gramEnd"/>
+      <w:r>
+        <w:rPr>
+          <w:lang w:eastAsia="en-IN"/>
+        </w:rPr>
+        <w:t xml:space="preserve"> </w:t>
       </w:r>
       <w:r>
         <w:rPr>
@@ -2910,14 +2845,12 @@
         </w:rPr>
         <w:t xml:space="preserve"> </w:t>
       </w:r>
-      <w:proofErr w:type="spellStart"/>
       <w:r>
         <w:rPr>
           <w:lang w:eastAsia="en-IN"/>
         </w:rPr>
         <w:t>cr</w:t>
       </w:r>
-      <w:proofErr w:type="spellEnd"/>
       <w:r>
         <w:rPr>
           <w:lang w:eastAsia="en-IN"/>
@@ -2936,14 +2869,12 @@
         </w:rPr>
         <w:t xml:space="preserve"> </w:t>
       </w:r>
-      <w:proofErr w:type="spellStart"/>
       <w:r>
         <w:rPr>
           <w:lang w:eastAsia="en-IN"/>
         </w:rPr>
         <w:t>pymnt</w:t>
       </w:r>
-      <w:proofErr w:type="spellEnd"/>
       <w:r>
         <w:rPr>
           <w:lang w:eastAsia="en-IN"/>
@@ -2962,14 +2893,12 @@
         </w:rPr>
         <w:t xml:space="preserve"> </w:t>
       </w:r>
-      <w:proofErr w:type="spellStart"/>
       <w:r>
         <w:rPr>
           <w:lang w:eastAsia="en-IN"/>
         </w:rPr>
         <w:t>pymnt</w:t>
       </w:r>
-      <w:proofErr w:type="spellEnd"/>
       <w:r>
         <w:rPr>
           <w:lang w:eastAsia="en-IN"/>
@@ -3321,6 +3250,7 @@
         </w:rPr>
         <w:t>loan status clean</w:t>
       </w:r>
+      <w:proofErr w:type="gramStart"/>
       <w:r>
         <w:rPr>
           <w:lang w:eastAsia="en-IN"/>
@@ -3343,7 +3273,14 @@
         <w:rPr>
           <w:lang w:eastAsia="en-IN"/>
         </w:rPr>
-        <w:t>groups detailed loan statuses into broader repayment stages such as Fully Paid, Current, Late – Early, Late – Severe, Default, and Charged Off. This grouping provides a clearer representation of the loan lifecycle and enables more meaningful comparisons</w:t>
+        <w:t>groups</w:t>
+      </w:r>
+      <w:proofErr w:type="gramEnd"/>
+      <w:r>
+        <w:rPr>
+          <w:lang w:eastAsia="en-IN"/>
+        </w:rPr>
+        <w:t xml:space="preserve"> detailed loan statuses into broader repayment stages such as Fully Paid, Current, Late – Early, Late – Severe, Default, and Charged Off. This grouping provides a clearer representation of the loan lifecycle and enables more meaningful comparisons</w:t>
       </w:r>
       <w:r>
         <w:rPr>
@@ -3542,14 +3479,12 @@
         </w:rPr>
         <w:t xml:space="preserve"> </w:t>
       </w:r>
-      <w:proofErr w:type="spellStart"/>
       <w:r>
         <w:rPr>
           <w:lang w:val="en-US" w:eastAsia="en-IN"/>
         </w:rPr>
         <w:t>inc</w:t>
       </w:r>
-      <w:proofErr w:type="spellEnd"/>
       <w:r>
         <w:rPr>
           <w:lang w:val="en-US" w:eastAsia="en-IN"/>
@@ -3568,38 +3503,76 @@
         </w:rPr>
         <w:t>“</w:t>
       </w:r>
-      <w:proofErr w:type="spellStart"/>
       <w:r>
         <w:rPr>
           <w:lang w:val="en-US" w:eastAsia="en-IN"/>
         </w:rPr>
         <w:t>revol</w:t>
       </w:r>
-      <w:proofErr w:type="spellEnd"/>
       <w:r>
         <w:rPr>
           <w:lang w:val="en-US" w:eastAsia="en-IN"/>
         </w:rPr>
         <w:t xml:space="preserve"> </w:t>
       </w:r>
-      <w:proofErr w:type="spellStart"/>
       <w:r>
         <w:rPr>
           <w:lang w:val="en-US" w:eastAsia="en-IN"/>
         </w:rPr>
-        <w:t>bal</w:t>
-      </w:r>
-      <w:proofErr w:type="spellEnd"/>
+        <w:t xml:space="preserve">bal, received </w:t>
+      </w:r>
       <w:r>
         <w:rPr>
           <w:lang w:val="en-US" w:eastAsia="en-IN"/>
         </w:rPr>
-        <w:t xml:space="preserve">, received </w:t>
+        <w:t>“</w:t>
       </w:r>
       <w:r>
         <w:rPr>
           <w:lang w:val="en-US" w:eastAsia="en-IN"/>
         </w:rPr>
+        <w:t>total</w:t>
+      </w:r>
+      <w:r>
+        <w:rPr>
+          <w:lang w:val="en-US" w:eastAsia="en-IN"/>
+        </w:rPr>
+        <w:t xml:space="preserve"> </w:t>
+      </w:r>
+      <w:r>
+        <w:rPr>
+          <w:lang w:val="en-US" w:eastAsia="en-IN"/>
+        </w:rPr>
+        <w:t>rec</w:t>
+      </w:r>
+      <w:r>
+        <w:rPr>
+          <w:lang w:val="en-US" w:eastAsia="en-IN"/>
+        </w:rPr>
+        <w:t xml:space="preserve"> </w:t>
+      </w:r>
+      <w:r>
+        <w:rPr>
+          <w:lang w:val="en-US" w:eastAsia="en-IN"/>
+        </w:rPr>
+        <w:t>prncp</w:t>
+      </w:r>
+      <w:r>
+        <w:rPr>
+          <w:lang w:val="en-US" w:eastAsia="en-IN"/>
+        </w:rPr>
+        <w:t>”</w:t>
+      </w:r>
+      <w:r>
+        <w:rPr>
+          <w:lang w:val="en-US" w:eastAsia="en-IN"/>
+        </w:rPr>
+        <w:t xml:space="preserve">, </w:t>
+      </w:r>
+      <w:r>
+        <w:rPr>
+          <w:lang w:val="en-US" w:eastAsia="en-IN"/>
+        </w:rPr>
         <w:t>“</w:t>
       </w:r>
       <w:r>
@@ -3626,14 +3599,12 @@
         </w:rPr>
         <w:t xml:space="preserve"> </w:t>
       </w:r>
-      <w:proofErr w:type="spellStart"/>
       <w:r>
         <w:rPr>
           <w:lang w:val="en-US" w:eastAsia="en-IN"/>
         </w:rPr>
-        <w:t>prncp</w:t>
-      </w:r>
-      <w:proofErr w:type="spellEnd"/>
+        <w:t>int</w:t>
+      </w:r>
       <w:r>
         <w:rPr>
           <w:lang w:val="en-US" w:eastAsia="en-IN"/>
@@ -3644,7 +3615,7 @@
         <w:rPr>
           <w:lang w:val="en-US" w:eastAsia="en-IN"/>
         </w:rPr>
-        <w:t xml:space="preserve">, </w:t>
+        <w:t xml:space="preserve">, and </w:t>
       </w:r>
       <w:r>
         <w:rPr>
@@ -3656,7 +3627,7 @@
         <w:rPr>
           <w:lang w:val="en-US" w:eastAsia="en-IN"/>
         </w:rPr>
-        <w:t>total</w:t>
+        <w:t>last</w:t>
       </w:r>
       <w:r>
         <w:rPr>
@@ -3668,7 +3639,7 @@
         <w:rPr>
           <w:lang w:val="en-US" w:eastAsia="en-IN"/>
         </w:rPr>
-        <w:t>rec</w:t>
+        <w:t>pymnt</w:t>
       </w:r>
       <w:r>
         <w:rPr>
@@ -3680,60 +3651,8 @@
         <w:rPr>
           <w:lang w:val="en-US" w:eastAsia="en-IN"/>
         </w:rPr>
-        <w:t>int</w:t>
-      </w:r>
-      <w:r>
-        <w:rPr>
-          <w:lang w:val="en-US" w:eastAsia="en-IN"/>
-        </w:rPr>
-        <w:t>”</w:t>
-      </w:r>
-      <w:r>
-        <w:rPr>
-          <w:lang w:val="en-US" w:eastAsia="en-IN"/>
-        </w:rPr>
-        <w:t xml:space="preserve">, and </w:t>
-      </w:r>
-      <w:r>
-        <w:rPr>
-          <w:lang w:val="en-US" w:eastAsia="en-IN"/>
-        </w:rPr>
-        <w:t>“</w:t>
-      </w:r>
-      <w:r>
-        <w:rPr>
-          <w:lang w:val="en-US" w:eastAsia="en-IN"/>
-        </w:rPr>
-        <w:t>last</w:t>
-      </w:r>
-      <w:r>
-        <w:rPr>
-          <w:lang w:val="en-US" w:eastAsia="en-IN"/>
-        </w:rPr>
-        <w:t xml:space="preserve"> </w:t>
-      </w:r>
-      <w:proofErr w:type="spellStart"/>
-      <w:r>
-        <w:rPr>
-          <w:lang w:val="en-US" w:eastAsia="en-IN"/>
-        </w:rPr>
-        <w:t>pymnt</w:t>
-      </w:r>
-      <w:proofErr w:type="spellEnd"/>
-      <w:r>
-        <w:rPr>
-          <w:lang w:val="en-US" w:eastAsia="en-IN"/>
-        </w:rPr>
-        <w:t xml:space="preserve"> </w:t>
-      </w:r>
-      <w:proofErr w:type="spellStart"/>
-      <w:r>
-        <w:rPr>
-          <w:lang w:val="en-US" w:eastAsia="en-IN"/>
-        </w:rPr>
         <w:t>amnt</w:t>
       </w:r>
-      <w:proofErr w:type="spellEnd"/>
       <w:r>
         <w:rPr>
           <w:lang w:val="en-US" w:eastAsia="en-IN"/>
@@ -3788,14 +3707,12 @@
         </w:rPr>
         <w:t xml:space="preserve"> </w:t>
       </w:r>
-      <w:proofErr w:type="spellStart"/>
       <w:r>
         <w:rPr>
           <w:lang w:eastAsia="en-IN"/>
         </w:rPr>
         <w:t>amnt</w:t>
       </w:r>
-      <w:proofErr w:type="spellEnd"/>
       <w:r>
         <w:rPr>
           <w:lang w:eastAsia="en-IN"/>
@@ -3814,14 +3731,12 @@
         </w:rPr>
         <w:t>“</w:t>
       </w:r>
-      <w:proofErr w:type="spellStart"/>
       <w:r>
         <w:rPr>
           <w:lang w:eastAsia="en-IN"/>
         </w:rPr>
         <w:t>dti</w:t>
       </w:r>
-      <w:proofErr w:type="spellEnd"/>
       <w:r>
         <w:rPr>
           <w:lang w:eastAsia="en-IN"/>
@@ -3840,14 +3755,12 @@
         </w:rPr>
         <w:t>“</w:t>
       </w:r>
-      <w:proofErr w:type="spellStart"/>
       <w:r>
         <w:rPr>
           <w:lang w:eastAsia="en-IN"/>
         </w:rPr>
         <w:t>revol</w:t>
       </w:r>
-      <w:proofErr w:type="spellEnd"/>
       <w:r>
         <w:rPr>
           <w:lang w:eastAsia="en-IN"/>
@@ -3944,7 +3857,7 @@
         </w:rPr>
         <w:lastRenderedPageBreak/>
         <w:drawing>
-          <wp:inline distT="0" distB="0" distL="0" distR="0" wp14:anchorId="69DA7AB4" wp14:editId="6B7F155C">
+          <wp:inline distT="0" distB="0" distL="0" distR="0" wp14:anchorId="69DA7AB4" wp14:editId="6BF36CFC">
             <wp:extent cx="5808785" cy="2886633"/>
             <wp:effectExtent l="19050" t="19050" r="20955" b="28575"/>
             <wp:docPr id="427972079" name="Picture 7"/>
@@ -4106,11 +4019,9 @@
       <w:r>
         <w:t xml:space="preserve"> </w:t>
       </w:r>
-      <w:proofErr w:type="spellStart"/>
       <w:r>
         <w:t>prncp</w:t>
       </w:r>
-      <w:proofErr w:type="spellEnd"/>
       <w:r>
         <w:t>”</w:t>
       </w:r>
@@ -4315,9 +4226,11 @@
         <w:lastRenderedPageBreak/>
         <w:t>“</w:t>
       </w:r>
+      <w:proofErr w:type="gramStart"/>
       <w:r>
         <w:t>credit</w:t>
       </w:r>
+      <w:proofErr w:type="gramEnd"/>
       <w:r>
         <w:t xml:space="preserve"> </w:t>
       </w:r>
@@ -4827,7 +4740,7 @@
           <w:lang w:eastAsia="en-IN"/>
         </w:rPr>
         <w:drawing>
-          <wp:anchor distT="0" distB="0" distL="114300" distR="114300" simplePos="0" relativeHeight="251666432" behindDoc="0" locked="0" layoutInCell="1" allowOverlap="1" wp14:anchorId="167E88B0" wp14:editId="052B5C42">
+          <wp:anchor distT="0" distB="0" distL="114300" distR="114300" simplePos="0" relativeHeight="251666432" behindDoc="0" locked="0" layoutInCell="1" allowOverlap="1" wp14:anchorId="167E88B0" wp14:editId="5C7ABEB7">
             <wp:simplePos x="0" y="0"/>
             <wp:positionH relativeFrom="margin">
               <wp:posOffset>2899525</wp:posOffset>
@@ -5183,7 +5096,7 @@
           <w:lang w:eastAsia="en-IN"/>
         </w:rPr>
         <w:drawing>
-          <wp:anchor distT="0" distB="0" distL="114300" distR="114300" simplePos="0" relativeHeight="251671552" behindDoc="0" locked="0" layoutInCell="1" allowOverlap="1" wp14:anchorId="14928C15" wp14:editId="2FF5D64F">
+          <wp:anchor distT="0" distB="0" distL="114300" distR="114300" simplePos="0" relativeHeight="251671552" behindDoc="0" locked="0" layoutInCell="1" allowOverlap="1" wp14:anchorId="14928C15" wp14:editId="7EC16633">
             <wp:simplePos x="0" y="0"/>
             <wp:positionH relativeFrom="column">
               <wp:posOffset>-1905</wp:posOffset>
@@ -5403,7 +5316,21 @@
         <w:rPr>
           <w:lang w:eastAsia="en-IN"/>
         </w:rPr>
-        <w:t xml:space="preserve"> In the case of DTI t</w:t>
+        <w:t xml:space="preserve"> In the case of </w:t>
+      </w:r>
+      <w:proofErr w:type="gramStart"/>
+      <w:r>
+        <w:rPr>
+          <w:lang w:eastAsia="en-IN"/>
+        </w:rPr>
+        <w:t>DTI</w:t>
+      </w:r>
+      <w:proofErr w:type="gramEnd"/>
+      <w:r>
+        <w:rPr>
+          <w:lang w:eastAsia="en-IN"/>
+        </w:rPr>
+        <w:t xml:space="preserve"> t</w:t>
       </w:r>
       <w:r>
         <w:rPr>
@@ -5748,7 +5675,35 @@
         <w:rPr>
           <w:lang w:eastAsia="en-IN"/>
         </w:rPr>
-        <w:t>“debt consolidation” purpose and borrowers with 10+ years employment length  has significantly higher number of loans compared to others.</w:t>
+        <w:t>“</w:t>
+      </w:r>
+      <w:proofErr w:type="gramStart"/>
+      <w:r>
+        <w:rPr>
+          <w:lang w:eastAsia="en-IN"/>
+        </w:rPr>
+        <w:t>debt</w:t>
+      </w:r>
+      <w:proofErr w:type="gramEnd"/>
+      <w:r>
+        <w:rPr>
+          <w:lang w:eastAsia="en-IN"/>
+        </w:rPr>
+        <w:t xml:space="preserve"> consolidation” purpose and borrowers with 10+ years employment </w:t>
+      </w:r>
+      <w:proofErr w:type="gramStart"/>
+      <w:r>
+        <w:rPr>
+          <w:lang w:eastAsia="en-IN"/>
+        </w:rPr>
+        <w:t>length  has</w:t>
+      </w:r>
+      <w:proofErr w:type="gramEnd"/>
+      <w:r>
+        <w:rPr>
+          <w:lang w:eastAsia="en-IN"/>
+        </w:rPr>
+        <w:t xml:space="preserve"> significantly higher number of loans compared to others.</w:t>
       </w:r>
     </w:p>
     <w:p>
@@ -6537,7 +6492,7 @@
           <w:noProof/>
         </w:rPr>
         <w:drawing>
-          <wp:inline distT="0" distB="0" distL="0" distR="0" wp14:anchorId="50AD1C02" wp14:editId="674728D1">
+          <wp:inline distT="0" distB="0" distL="0" distR="0" wp14:anchorId="50AD1C02" wp14:editId="7A71E73F">
             <wp:extent cx="6658558" cy="2218459"/>
             <wp:effectExtent l="19050" t="19050" r="9525" b="10795"/>
             <wp:docPr id="449418693" name="Picture 5"/>
@@ -6985,15 +6940,7 @@
         </w:numPr>
       </w:pPr>
       <w:r>
-        <w:t xml:space="preserve">Loan Amount and </w:t>
-      </w:r>
-      <w:proofErr w:type="spellStart"/>
-      <w:r>
-        <w:t>Installment</w:t>
-      </w:r>
-      <w:proofErr w:type="spellEnd"/>
-      <w:r>
-        <w:t xml:space="preserve"> are highly correlated (r = 0.94), while Open Accounts and Total Accounts also show strong correlation (r = 0.70), indicating these pairs capture similar information.</w:t>
+        <w:t>Loan Amount and Installment are highly correlated (r = 0.94), while Open Accounts and Total Accounts also show strong correlation (r = 0.70), indicating these pairs capture similar information.</w:t>
       </w:r>
     </w:p>
     <w:p>
@@ -7044,15 +6991,7 @@
         </w:numPr>
       </w:pPr>
       <w:r>
-        <w:t xml:space="preserve">Avoid using both Loan Amount and </w:t>
-      </w:r>
-      <w:proofErr w:type="spellStart"/>
-      <w:r>
-        <w:t>Installment</w:t>
-      </w:r>
-      <w:proofErr w:type="spellEnd"/>
-      <w:r>
-        <w:t xml:space="preserve"> together in dashboards or predictive models, since their strong correlation introduces redundant information without improving decision-making.</w:t>
+        <w:t>Avoid using both Loan Amount and Installment together in dashboards or predictive models, since their strong correlation introduces redundant information without improving decision-making.</w:t>
       </w:r>
     </w:p>
     <w:p>
@@ -7131,15 +7070,7 @@
         <w:t>interest rate as the strongest numeric variable associated with default risk</w:t>
       </w:r>
       <w:r>
-        <w:t xml:space="preserve">, while loan amount and </w:t>
-      </w:r>
-      <w:proofErr w:type="spellStart"/>
-      <w:r>
-        <w:t>installment</w:t>
-      </w:r>
-      <w:proofErr w:type="spellEnd"/>
-      <w:r>
-        <w:t xml:space="preserve"> were found to be highly correlated.</w:t>
+        <w:t>, while loan amount and installment were found to be highly correlated.</w:t>
       </w:r>
     </w:p>
     <w:p>

--- a/notebook/NL_Sephora.docx
+++ b/notebook/NL_Sephora.docx
@@ -331,40 +331,20 @@
           <w:b/>
           <w:bCs/>
         </w:rPr>
-        <w:t>Catalog</w:t>
+        <w:t>Catalogue Overview Analysis</w:t>
       </w:r>
       <w:r>
         <w:rPr>
           <w:b/>
           <w:bCs/>
         </w:rPr>
-        <w:t>ue</w:t>
-      </w:r>
-      <w:r>
-        <w:rPr>
-          <w:b/>
-          <w:bCs/>
-        </w:rPr>
-        <w:t xml:space="preserve"> Overview Analysis</w:t>
-      </w:r>
-      <w:r>
-        <w:rPr>
-          <w:b/>
-          <w:bCs/>
-        </w:rPr>
         <w:t>:</w:t>
       </w:r>
       <w:r>
         <w:t xml:space="preserve"> </w:t>
       </w:r>
       <w:r>
-        <w:t xml:space="preserve">Evaluate the overall health of the product </w:t>
-      </w:r>
-      <w:r>
-        <w:t>catalogue</w:t>
-      </w:r>
-      <w:r>
-        <w:t xml:space="preserve"> by analysing total products, brand and category distribution, price range, rating distribution, and overall Customer Satisfaction Score (CSS) across the portfolio.</w:t>
+        <w:t>Evaluate the overall health of the product catalogue by analysing total products, brand and category distribution, price range, rating distribution, and overall Customer Satisfaction Score (CSS) across the portfolio.</w:t>
       </w:r>
     </w:p>
     <w:p>
@@ -463,7 +443,15 @@
         <w:t xml:space="preserve"> Investigate </w:t>
       </w:r>
       <w:r>
-        <w:t>how engagement signals — review helpfulness, recommendation rate, loves_count, and feedback polarity (positive vs negative votes) — relate to CSS</w:t>
+        <w:t xml:space="preserve">how engagement signals — review helpfulness, recommendation rate, </w:t>
+      </w:r>
+      <w:proofErr w:type="spellStart"/>
+      <w:r>
+        <w:t>loves_count</w:t>
+      </w:r>
+      <w:proofErr w:type="spellEnd"/>
+      <w:r>
+        <w:t>, and feedback polarity (positive vs negative votes) — relate to CSS</w:t>
       </w:r>
       <w:r>
         <w:t xml:space="preserve">, to identify which engagement metrics are strongest </w:t>
@@ -673,19 +661,7 @@
         <w:rPr>
           <w:lang w:eastAsia="en-IN"/>
         </w:rPr>
-        <w:t xml:space="preserve">level information from Sephora's beauty retail </w:t>
-      </w:r>
-      <w:r>
-        <w:rPr>
-          <w:lang w:eastAsia="en-IN"/>
-        </w:rPr>
-        <w:t>catalogue</w:t>
-      </w:r>
-      <w:r>
-        <w:rPr>
-          <w:lang w:eastAsia="en-IN"/>
-        </w:rPr>
-        <w:t>, including product attributes, brand and category details, and customer review outcomes. Key variables include product rating, price, brand and category classification, review helpfulness, recommendation status, and customer demographic attributes (skin type, skin tone). Using Python and Tableau, this dataset can be analysed to identify satisfaction trends, evaluate brand and pricing drivers, and generate actionable insights to improve the Customer Satisfaction Score (CSS) and optimise product assortment and recommendations</w:t>
+        <w:t>level information from Sephora's beauty retail catalogue, including product attributes, brand and category details, and customer review outcomes. Key variables include product rating, price, brand and category classification, review helpfulness, recommendation status, and customer demographic attributes (skin type, skin tone). Using Python and Tableau, this dataset can be analysed to identify satisfaction trends, evaluate brand and pricing drivers, and generate actionable insights to improve the Customer Satisfaction Score (CSS) and optimise product assortment and recommendations</w:t>
       </w:r>
       <w:r>
         <w:rPr>
@@ -733,10 +709,10 @@
           <w:noProof/>
         </w:rPr>
         <w:drawing>
-          <wp:inline distT="0" distB="0" distL="0" distR="0" wp14:anchorId="19E01096" wp14:editId="151E0755">
-            <wp:extent cx="4794250" cy="3595916"/>
-            <wp:effectExtent l="19050" t="19050" r="25400" b="24130"/>
-            <wp:docPr id="1920701233" name="Picture 24"/>
+          <wp:inline distT="0" distB="0" distL="0" distR="0" wp14:anchorId="60EDCDCD" wp14:editId="12AF11BB">
+            <wp:extent cx="5262213" cy="2726509"/>
+            <wp:effectExtent l="19050" t="19050" r="15240" b="17145"/>
+            <wp:docPr id="376551452" name="Picture 3"/>
             <wp:cNvGraphicFramePr>
               <a:graphicFrameLocks xmlns:a="http://schemas.openxmlformats.org/drawingml/2006/main" noChangeAspect="1"/>
             </wp:cNvGraphicFramePr>
@@ -744,12 +720,12 @@
               <a:graphicData uri="http://schemas.openxmlformats.org/drawingml/2006/picture">
                 <pic:pic xmlns:pic="http://schemas.openxmlformats.org/drawingml/2006/picture">
                   <pic:nvPicPr>
-                    <pic:cNvPr id="0" name="Picture 106"/>
+                    <pic:cNvPr id="0" name="Picture 1"/>
                     <pic:cNvPicPr>
                       <a:picLocks noChangeAspect="1" noChangeArrowheads="1"/>
                     </pic:cNvPicPr>
                   </pic:nvPicPr>
-                  <pic:blipFill>
+                  <pic:blipFill rotWithShape="1">
                     <a:blip r:embed="rId8" cstate="print">
                       <a:extLst>
                         <a:ext uri="{28A0092B-C50C-407E-A947-70E740481C1C}">
@@ -757,7 +733,7 @@
                         </a:ext>
                       </a:extLst>
                     </a:blip>
-                    <a:srcRect/>
+                    <a:srcRect t="4597" b="3289"/>
                     <a:stretch>
                       <a:fillRect/>
                     </a:stretch>
@@ -765,17 +741,22 @@
                   <pic:spPr bwMode="auto">
                     <a:xfrm>
                       <a:off x="0" y="0"/>
-                      <a:ext cx="4794250" cy="3595916"/>
+                      <a:ext cx="5277109" cy="2734227"/>
                     </a:xfrm>
                     <a:prstGeom prst="rect">
                       <a:avLst/>
                     </a:prstGeom>
                     <a:noFill/>
-                    <a:ln>
+                    <a:ln w="6350">
                       <a:solidFill>
                         <a:schemeClr val="tx1"/>
                       </a:solidFill>
                     </a:ln>
+                    <a:extLst>
+                      <a:ext uri="{53640926-AAD7-44D8-BBD7-CCE9431645EC}">
+                        <a14:shadowObscured xmlns:a14="http://schemas.microsoft.com/office/drawing/2010/main"/>
+                      </a:ext>
+                    </a:extLst>
                   </pic:spPr>
                 </pic:pic>
               </a:graphicData>
@@ -783,188 +764,67 @@
           </wp:inline>
         </w:drawing>
       </w:r>
-      <w:r>
-        <w:rPr>
-          <w:noProof/>
-        </w:rPr>
-        <mc:AlternateContent>
-          <mc:Choice Requires="wps">
-            <w:drawing>
-              <wp:anchor distT="0" distB="0" distL="114300" distR="114300" simplePos="0" relativeHeight="251662336" behindDoc="0" locked="0" layoutInCell="1" allowOverlap="1" wp14:anchorId="4CB6D6F8" wp14:editId="2B3C94DF">
-                <wp:simplePos x="0" y="0"/>
-                <wp:positionH relativeFrom="column">
-                  <wp:posOffset>5081270</wp:posOffset>
-                </wp:positionH>
-                <wp:positionV relativeFrom="paragraph">
-                  <wp:posOffset>808990</wp:posOffset>
-                </wp:positionV>
-                <wp:extent cx="346710" cy="0"/>
-                <wp:effectExtent l="0" t="0" r="0" b="0"/>
-                <wp:wrapNone/>
-                <wp:docPr id="606322979" name="Straight Connector 4"/>
-                <wp:cNvGraphicFramePr/>
-                <a:graphic xmlns:a="http://schemas.openxmlformats.org/drawingml/2006/main">
-                  <a:graphicData uri="http://schemas.microsoft.com/office/word/2010/wordprocessingShape">
-                    <wps:wsp>
-                      <wps:cNvCnPr/>
-                      <wps:spPr>
-                        <a:xfrm flipV="1">
-                          <a:off x="0" y="0"/>
-                          <a:ext cx="346710" cy="0"/>
-                        </a:xfrm>
-                        <a:prstGeom prst="line">
-                          <a:avLst/>
-                        </a:prstGeom>
-                        <a:ln w="9525">
-                          <a:solidFill>
-                            <a:schemeClr val="tx1"/>
-                          </a:solidFill>
-                        </a:ln>
-                      </wps:spPr>
-                      <wps:style>
-                        <a:lnRef idx="1">
-                          <a:schemeClr val="accent1"/>
-                        </a:lnRef>
-                        <a:fillRef idx="0">
-                          <a:schemeClr val="accent1"/>
-                        </a:fillRef>
-                        <a:effectRef idx="0">
-                          <a:schemeClr val="accent1"/>
-                        </a:effectRef>
-                        <a:fontRef idx="minor">
-                          <a:schemeClr val="tx1"/>
-                        </a:fontRef>
-                      </wps:style>
-                      <wps:bodyPr/>
-                    </wps:wsp>
-                  </a:graphicData>
-                </a:graphic>
-                <wp14:sizeRelH relativeFrom="margin">
-                  <wp14:pctWidth>0</wp14:pctWidth>
-                </wp14:sizeRelH>
-                <wp14:sizeRelV relativeFrom="margin">
-                  <wp14:pctHeight>0</wp14:pctHeight>
-                </wp14:sizeRelV>
-              </wp:anchor>
-            </w:drawing>
-          </mc:Choice>
-          <mc:Fallback>
-            <w:pict>
-              <v:line w14:anchorId="1F933928" id="Straight Connector 4" o:spid="_x0000_s1026" style="position:absolute;flip:y;z-index:251662336;visibility:visible;mso-wrap-style:square;mso-width-percent:0;mso-height-percent:0;mso-wrap-distance-left:9pt;mso-wrap-distance-top:0;mso-wrap-distance-right:9pt;mso-wrap-distance-bottom:0;mso-position-horizontal:absolute;mso-position-horizontal-relative:text;mso-position-vertical:absolute;mso-position-vertical-relative:text;mso-width-percent:0;mso-height-percent:0;mso-width-relative:margin;mso-height-relative:margin" from="400.1pt,63.7pt" to="427.4pt,63.7pt" o:gfxdata="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" strokecolor="black [3213]">
-                <v:stroke joinstyle="miter"/>
-              </v:line>
-            </w:pict>
-          </mc:Fallback>
-        </mc:AlternateContent>
-      </w:r>
-      <w:r>
-        <w:rPr>
-          <w:noProof/>
-        </w:rPr>
-        <mc:AlternateContent>
-          <mc:Choice Requires="wps">
-            <w:drawing>
-              <wp:anchor distT="0" distB="0" distL="114300" distR="114300" simplePos="0" relativeHeight="251664384" behindDoc="0" locked="0" layoutInCell="1" allowOverlap="1" wp14:anchorId="2CE32B3A" wp14:editId="32E4A1AA">
-                <wp:simplePos x="0" y="0"/>
-                <wp:positionH relativeFrom="column">
-                  <wp:posOffset>5081270</wp:posOffset>
-                </wp:positionH>
-                <wp:positionV relativeFrom="paragraph">
-                  <wp:posOffset>1523423</wp:posOffset>
-                </wp:positionV>
-                <wp:extent cx="347133" cy="0"/>
-                <wp:effectExtent l="0" t="0" r="0" b="0"/>
-                <wp:wrapNone/>
-                <wp:docPr id="1419731003" name="Straight Connector 4"/>
-                <wp:cNvGraphicFramePr/>
-                <a:graphic xmlns:a="http://schemas.openxmlformats.org/drawingml/2006/main">
-                  <a:graphicData uri="http://schemas.microsoft.com/office/word/2010/wordprocessingShape">
-                    <wps:wsp>
-                      <wps:cNvCnPr/>
-                      <wps:spPr>
-                        <a:xfrm flipV="1">
-                          <a:off x="0" y="0"/>
-                          <a:ext cx="347133" cy="0"/>
-                        </a:xfrm>
-                        <a:prstGeom prst="line">
-                          <a:avLst/>
-                        </a:prstGeom>
-                        <a:ln w="9525">
-                          <a:solidFill>
-                            <a:schemeClr val="tx1"/>
-                          </a:solidFill>
-                          <a:prstDash val="sysDash"/>
-                        </a:ln>
-                      </wps:spPr>
-                      <wps:style>
-                        <a:lnRef idx="1">
-                          <a:schemeClr val="accent1"/>
-                        </a:lnRef>
-                        <a:fillRef idx="0">
-                          <a:schemeClr val="accent1"/>
-                        </a:fillRef>
-                        <a:effectRef idx="0">
-                          <a:schemeClr val="accent1"/>
-                        </a:effectRef>
-                        <a:fontRef idx="minor">
-                          <a:schemeClr val="tx1"/>
-                        </a:fontRef>
-                      </wps:style>
-                      <wps:bodyPr/>
-                    </wps:wsp>
-                  </a:graphicData>
-                </a:graphic>
-                <wp14:sizeRelH relativeFrom="margin">
-                  <wp14:pctWidth>0</wp14:pctWidth>
-                </wp14:sizeRelH>
-                <wp14:sizeRelV relativeFrom="margin">
-                  <wp14:pctHeight>0</wp14:pctHeight>
-                </wp14:sizeRelV>
-              </wp:anchor>
-            </w:drawing>
-          </mc:Choice>
-          <mc:Fallback>
-            <w:pict>
-              <v:line w14:anchorId="3D2418B6" id="Straight Connector 4" o:spid="_x0000_s1026" style="position:absolute;flip:y;z-index:251664384;visibility:visible;mso-wrap-style:square;mso-width-percent:0;mso-height-percent:0;mso-wrap-distance-left:9pt;mso-wrap-distance-top:0;mso-wrap-distance-right:9pt;mso-wrap-distance-bottom:0;mso-position-horizontal:absolute;mso-position-horizontal-relative:text;mso-position-vertical:absolute;mso-position-vertical-relative:text;mso-width-percent:0;mso-height-percent:0;mso-width-relative:margin;mso-height-relative:margin" from="400.1pt,119.95pt" to="427.45pt,119.95pt" o:gfxdata="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" strokecolor="black [3213]">
-                <v:stroke dashstyle="3 1" joinstyle="miter"/>
-              </v:line>
-            </w:pict>
-          </mc:Fallback>
-        </mc:AlternateContent>
-      </w:r>
-    </w:p>
-    <w:p>
-      <w:pPr>
-        <w:jc w:val="left"/>
-        <w:rPr>
-          <w:lang w:eastAsia="en-IN"/>
-        </w:rPr>
-      </w:pPr>
-      <w:r>
-        <w:rPr>
-          <w:lang w:eastAsia="en-IN"/>
-        </w:rPr>
-        <w:t>T</w:t>
-      </w:r>
-      <w:r>
-        <w:rPr>
-          <w:lang w:eastAsia="en-IN"/>
-        </w:rPr>
-        <w:t>his analysis is centred around Loan Repayment Rate (LRR) as the primary business KPI. LRR measures the proportion of funded loan amounts that are successfully recovered from borrowers and serves as a key indicator of portfolio performance and credit risk management effectiveness.</w:t>
-      </w:r>
-    </w:p>
-    <w:p>
-      <w:pPr>
-        <w:jc w:val="left"/>
-        <w:rPr>
-          <w:lang w:eastAsia="en-IN"/>
-        </w:rPr>
-      </w:pPr>
-      <w:r>
-        <w:rPr>
-          <w:lang w:eastAsia="en-IN"/>
-        </w:rPr>
-        <w:t>To better understand the factors influencing LRR, three supporting diagnostic KPIs are considered:</w:t>
+    </w:p>
+    <w:p>
+      <w:pPr>
+        <w:rPr>
+          <w:lang w:eastAsia="en-IN"/>
+        </w:rPr>
+      </w:pPr>
+      <w:r>
+        <w:rPr>
+          <w:lang w:eastAsia="en-IN"/>
+        </w:rPr>
+        <w:t>This analysis is centred around Customer Satisfaction Score (CSS) as the primary business KPI. CSS measures the average rating customers assign to products and serves as a key indicator of customer satisfaction, directly influencing repeat purchases, brand trust, and potential revenue.</w:t>
+      </w:r>
+    </w:p>
+    <w:p>
+      <w:pPr>
+        <w:rPr>
+          <w:lang w:eastAsia="en-IN"/>
+        </w:rPr>
+      </w:pPr>
+      <w:r>
+        <w:rPr>
+          <w:lang w:eastAsia="en-IN"/>
+        </w:rPr>
+        <w:t xml:space="preserve">To better understand the factors influencing </w:t>
+      </w:r>
+      <w:r>
+        <w:rPr>
+          <w:lang w:eastAsia="en-IN"/>
+        </w:rPr>
+        <w:t>CSS</w:t>
+      </w:r>
+      <w:r>
+        <w:rPr>
+          <w:lang w:eastAsia="en-IN"/>
+        </w:rPr>
+        <w:t>,</w:t>
+      </w:r>
+      <w:r>
+        <w:rPr>
+          <w:lang w:eastAsia="en-IN"/>
+        </w:rPr>
+        <w:t xml:space="preserve"> the drivers are grouped into</w:t>
+      </w:r>
+      <w:r>
+        <w:rPr>
+          <w:lang w:eastAsia="en-IN"/>
+        </w:rPr>
+        <w:t xml:space="preserve"> </w:t>
+      </w:r>
+      <w:r>
+        <w:rPr>
+          <w:lang w:eastAsia="en-IN"/>
+        </w:rPr>
+        <w:t xml:space="preserve">four key dimensions </w:t>
+      </w:r>
+      <w:r>
+        <w:rPr>
+          <w:lang w:eastAsia="en-IN"/>
+        </w:rPr>
+        <w:t>considered:</w:t>
       </w:r>
     </w:p>
     <w:p>
@@ -974,7 +834,6 @@
           <w:ilvl w:val="0"/>
           <w:numId w:val="3"/>
         </w:numPr>
-        <w:jc w:val="left"/>
         <w:rPr>
           <w:lang w:eastAsia="en-IN"/>
         </w:rPr>
@@ -985,13 +844,19 @@
           <w:bCs/>
           <w:lang w:eastAsia="en-IN"/>
         </w:rPr>
-        <w:t>Repayment Rate</w:t>
-      </w:r>
-      <w:r>
-        <w:rPr>
-          <w:lang w:eastAsia="en-IN"/>
-        </w:rPr>
-        <w:t xml:space="preserve"> measures the percentage of funded loan amounts that have been repaid by borrowers and provides direct insight into repayment performance.</w:t>
+        <w:t>Product &amp; Brand</w:t>
+      </w:r>
+      <w:r>
+        <w:rPr>
+          <w:lang w:eastAsia="en-IN"/>
+        </w:rPr>
+        <w:t xml:space="preserve"> – including brand identity, category classification (primary/secondary/tertiary), limited-edition status, Sephora-exclusivity, and stock availability</w:t>
+      </w:r>
+      <w:r>
+        <w:rPr>
+          <w:lang w:eastAsia="en-IN"/>
+        </w:rPr>
+        <w:t>.</w:t>
       </w:r>
     </w:p>
     <w:p>
@@ -1001,7 +866,6 @@
           <w:ilvl w:val="0"/>
           <w:numId w:val="3"/>
         </w:numPr>
-        <w:jc w:val="left"/>
         <w:rPr>
           <w:lang w:eastAsia="en-IN"/>
         </w:rPr>
@@ -1012,13 +876,13 @@
           <w:bCs/>
           <w:lang w:eastAsia="en-IN"/>
         </w:rPr>
-        <w:t>Default Rate</w:t>
-      </w:r>
-      <w:r>
-        <w:rPr>
-          <w:lang w:eastAsia="en-IN"/>
-        </w:rPr>
-        <w:t xml:space="preserve"> measures the proportion of loans that have been charged off, helping identify the extent of credit losses within the portfolio.</w:t>
+        <w:t>Pricing</w:t>
+      </w:r>
+      <w:r>
+        <w:rPr>
+          <w:lang w:eastAsia="en-IN"/>
+        </w:rPr>
+        <w:t xml:space="preserve"> – including price-tier positioning across the catalogue (budget, mid, premium, luxury).</w:t>
       </w:r>
     </w:p>
     <w:p>
@@ -1028,7 +892,6 @@
           <w:ilvl w:val="0"/>
           <w:numId w:val="3"/>
         </w:numPr>
-        <w:jc w:val="left"/>
         <w:rPr>
           <w:lang w:eastAsia="en-IN"/>
         </w:rPr>
@@ -1039,27 +902,19 @@
           <w:bCs/>
           <w:lang w:eastAsia="en-IN"/>
         </w:rPr>
-        <w:t>Recovery Rate</w:t>
-      </w:r>
-      <w:r>
-        <w:rPr>
-          <w:lang w:eastAsia="en-IN"/>
-        </w:rPr>
-        <w:t xml:space="preserve"> evaluates the effectiveness of post-default recovery efforts by measuring the amount recovered from defaulted loans relative to the outstanding principal.</w:t>
-      </w:r>
-    </w:p>
-    <w:p>
-      <w:pPr>
-        <w:jc w:val="left"/>
-        <w:rPr>
-          <w:lang w:eastAsia="en-IN"/>
-        </w:rPr>
-      </w:pPr>
-      <w:r>
-        <w:rPr>
-          <w:lang w:eastAsia="en-IN"/>
-        </w:rPr>
-        <w:t>The analysis further examines the underlying business drivers influencing these KPIs. These drivers are grouped into three key categories:</w:t>
+        <w:t>Engagement &amp; Social Proof</w:t>
+      </w:r>
+      <w:r>
+        <w:rPr>
+          <w:lang w:eastAsia="en-IN"/>
+        </w:rPr>
+        <w:t xml:space="preserve"> – including recommendation rate, review helpfulness, feedback polarity (positive vs. negative votes), and product popularity (loves count)</w:t>
+      </w:r>
+      <w:r>
+        <w:rPr>
+          <w:lang w:eastAsia="en-IN"/>
+        </w:rPr>
+        <w:t>.</w:t>
       </w:r>
     </w:p>
     <w:p>
@@ -1067,9 +922,8 @@
         <w:pStyle w:val="ListParagraph"/>
         <w:numPr>
           <w:ilvl w:val="0"/>
-          <w:numId w:val="4"/>
+          <w:numId w:val="3"/>
         </w:numPr>
-        <w:jc w:val="left"/>
         <w:rPr>
           <w:lang w:eastAsia="en-IN"/>
         </w:rPr>
@@ -1080,68 +934,13 @@
           <w:bCs/>
           <w:lang w:eastAsia="en-IN"/>
         </w:rPr>
-        <w:t>Borrower Profile</w:t>
-      </w:r>
-      <w:r>
-        <w:rPr>
-          <w:lang w:eastAsia="en-IN"/>
-        </w:rPr>
-        <w:t xml:space="preserve"> – including annual income, employment length, and verification status.</w:t>
-      </w:r>
-    </w:p>
-    <w:p>
-      <w:pPr>
-        <w:pStyle w:val="ListParagraph"/>
-        <w:numPr>
-          <w:ilvl w:val="0"/>
-          <w:numId w:val="4"/>
-        </w:numPr>
-        <w:jc w:val="left"/>
-        <w:rPr>
-          <w:lang w:eastAsia="en-IN"/>
-        </w:rPr>
-      </w:pPr>
-      <w:r>
-        <w:rPr>
-          <w:b/>
-          <w:bCs/>
-          <w:lang w:eastAsia="en-IN"/>
-        </w:rPr>
-        <w:lastRenderedPageBreak/>
-        <w:t>Loan Characteristics</w:t>
-      </w:r>
-      <w:r>
-        <w:rPr>
-          <w:lang w:eastAsia="en-IN"/>
-        </w:rPr>
-        <w:t xml:space="preserve"> – including loan amount, loan term, grade/sub-grade, and interest rate.</w:t>
-      </w:r>
-    </w:p>
-    <w:p>
-      <w:pPr>
-        <w:pStyle w:val="ListParagraph"/>
-        <w:numPr>
-          <w:ilvl w:val="0"/>
-          <w:numId w:val="4"/>
-        </w:numPr>
-        <w:jc w:val="left"/>
-        <w:rPr>
-          <w:lang w:eastAsia="en-IN"/>
-        </w:rPr>
-      </w:pPr>
-      <w:r>
-        <w:rPr>
-          <w:b/>
-          <w:bCs/>
-          <w:lang w:eastAsia="en-IN"/>
-        </w:rPr>
-        <w:t>Credit Behaviour</w:t>
-      </w:r>
-      <w:r>
-        <w:rPr>
-          <w:lang w:eastAsia="en-IN"/>
-        </w:rPr>
-        <w:t xml:space="preserve"> – including debt-to-income ratio (DTI), credit utilization, delinquency history, and credit history length.</w:t>
+        <w:t>Customer Demography</w:t>
+      </w:r>
+      <w:r>
+        <w:rPr>
+          <w:lang w:eastAsia="en-IN"/>
+        </w:rPr>
+        <w:t xml:space="preserve"> – including self-reported skin type and skin tone, surfacing satisfaction gaps across customer segments.</w:t>
       </w:r>
     </w:p>
     <w:p>
@@ -1225,7 +1024,13 @@
         <w:rPr>
           <w:lang w:eastAsia="en-IN"/>
         </w:rPr>
-        <w:t>Higher-risk loan grades exhibit disproportionately higher default rates relative to the increase in interest rates, indicating potential inefficiencies in risk-based pricing.</w:t>
+        <w:t>Premium/luxury-priced products do not consistently earn higher ratings than mid-tier products</w:t>
+      </w:r>
+      <w:r>
+        <w:rPr>
+          <w:lang w:eastAsia="en-IN"/>
+        </w:rPr>
+        <w:t>.</w:t>
       </w:r>
     </w:p>
     <w:p>
@@ -1257,7 +1062,25 @@
         <w:rPr>
           <w:lang w:eastAsia="en-IN"/>
         </w:rPr>
-        <w:t>Longer loan terms are associated with higher default rates, and this relationship persists across multiple loan grades.</w:t>
+        <w:t xml:space="preserve">Limited-edition products have lower average ratings than standard </w:t>
+      </w:r>
+      <w:r>
+        <w:rPr>
+          <w:lang w:eastAsia="en-IN"/>
+        </w:rPr>
+        <w:t>catalogue</w:t>
+      </w:r>
+      <w:r>
+        <w:rPr>
+          <w:lang w:eastAsia="en-IN"/>
+        </w:rPr>
+        <w:t xml:space="preserve"> products</w:t>
+      </w:r>
+      <w:r>
+        <w:rPr>
+          <w:lang w:eastAsia="en-IN"/>
+        </w:rPr>
+        <w:t>.</w:t>
       </w:r>
     </w:p>
     <w:p>
@@ -1277,6 +1100,7 @@
           <w:bCs/>
           <w:lang w:eastAsia="en-IN"/>
         </w:rPr>
+        <w:lastRenderedPageBreak/>
         <w:t>H3</w:t>
       </w:r>
       <w:r>
@@ -1692,7 +1516,6 @@
         <w:rPr>
           <w:lang w:eastAsia="en-IN"/>
         </w:rPr>
-        <w:lastRenderedPageBreak/>
         <w:t xml:space="preserve">Step 1: </w:t>
       </w:r>
       <w:r>
@@ -1872,6 +1695,7 @@
         <w:rPr>
           <w:lang w:eastAsia="en-IN"/>
         </w:rPr>
+        <w:lastRenderedPageBreak/>
         <w:t>Columns</w:t>
       </w:r>
       <w:r>
@@ -1892,12 +1716,14 @@
         </w:rPr>
         <w:t xml:space="preserve"> </w:t>
       </w:r>
+      <w:proofErr w:type="spellStart"/>
       <w:r>
         <w:rPr>
           <w:lang w:eastAsia="en-IN"/>
         </w:rPr>
         <w:t>inc</w:t>
       </w:r>
+      <w:proofErr w:type="spellEnd"/>
       <w:r>
         <w:rPr>
           <w:lang w:eastAsia="en-IN"/>
@@ -1916,12 +1742,14 @@
         </w:rPr>
         <w:t>”, “</w:t>
       </w:r>
+      <w:proofErr w:type="spellStart"/>
       <w:r>
         <w:rPr>
           <w:lang w:eastAsia="en-IN"/>
         </w:rPr>
         <w:t>dti</w:t>
       </w:r>
+      <w:proofErr w:type="spellEnd"/>
       <w:r>
         <w:rPr>
           <w:lang w:eastAsia="en-IN"/>
@@ -1976,12 +1804,14 @@
         </w:rPr>
         <w:t>”, “</w:t>
       </w:r>
+      <w:proofErr w:type="spellStart"/>
       <w:r>
         <w:rPr>
           <w:lang w:eastAsia="en-IN"/>
         </w:rPr>
         <w:t>mths</w:t>
       </w:r>
+      <w:proofErr w:type="spellEnd"/>
       <w:r>
         <w:rPr>
           <w:lang w:eastAsia="en-IN"/>
@@ -2238,12 +2068,14 @@
         </w:rPr>
         <w:t xml:space="preserve"> </w:t>
       </w:r>
+      <w:proofErr w:type="spellStart"/>
       <w:r>
         <w:rPr>
           <w:lang w:eastAsia="en-IN"/>
         </w:rPr>
         <w:t>inc</w:t>
       </w:r>
+      <w:proofErr w:type="spellEnd"/>
       <w:r>
         <w:rPr>
           <w:lang w:eastAsia="en-IN"/>
@@ -2274,12 +2106,14 @@
         </w:rPr>
         <w:t>“</w:t>
       </w:r>
+      <w:proofErr w:type="spellStart"/>
       <w:r>
         <w:rPr>
           <w:lang w:eastAsia="en-IN"/>
         </w:rPr>
         <w:t>dti</w:t>
       </w:r>
+      <w:proofErr w:type="spellEnd"/>
       <w:r>
         <w:rPr>
           <w:lang w:eastAsia="en-IN"/>
@@ -2358,12 +2192,14 @@
         </w:rPr>
         <w:t>“</w:t>
       </w:r>
+      <w:proofErr w:type="spellStart"/>
       <w:r>
         <w:rPr>
           <w:lang w:eastAsia="en-IN"/>
         </w:rPr>
         <w:t>desc</w:t>
       </w:r>
+      <w:proofErr w:type="spellEnd"/>
       <w:r>
         <w:rPr>
           <w:lang w:eastAsia="en-IN"/>
@@ -2382,12 +2218,14 @@
         </w:rPr>
         <w:t>“</w:t>
       </w:r>
+      <w:proofErr w:type="spellStart"/>
       <w:r>
         <w:rPr>
           <w:lang w:eastAsia="en-IN"/>
         </w:rPr>
         <w:t>mths</w:t>
       </w:r>
+      <w:proofErr w:type="spellEnd"/>
       <w:r>
         <w:rPr>
           <w:lang w:eastAsia="en-IN"/>
@@ -2452,7 +2290,21 @@
         <w:rPr>
           <w:lang w:eastAsia="en-IN"/>
         </w:rPr>
-        <w:t>Missing values in revolving utilization (revol_util) were replaced using the median value to minimize the influence of outliers.</w:t>
+        <w:t>Missing values in revolving utilization (</w:t>
+      </w:r>
+      <w:proofErr w:type="spellStart"/>
+      <w:r>
+        <w:rPr>
+          <w:lang w:eastAsia="en-IN"/>
+        </w:rPr>
+        <w:t>revol_util</w:t>
+      </w:r>
+      <w:proofErr w:type="spellEnd"/>
+      <w:r>
+        <w:rPr>
+          <w:lang w:eastAsia="en-IN"/>
+        </w:rPr>
+        <w:t>) were replaced using the median value to minimize the influence of outliers.</w:t>
       </w:r>
     </w:p>
     <w:p>
@@ -2491,12 +2343,14 @@
         </w:rPr>
         <w:t>“</w:t>
       </w:r>
+      <w:proofErr w:type="spellStart"/>
       <w:r>
         <w:rPr>
           <w:lang w:eastAsia="en-IN"/>
         </w:rPr>
         <w:t>mths</w:t>
       </w:r>
+      <w:proofErr w:type="spellEnd"/>
       <w:r>
         <w:rPr>
           <w:lang w:eastAsia="en-IN"/>
@@ -2527,12 +2381,14 @@
         </w:rPr>
         <w:t xml:space="preserve"> </w:t>
       </w:r>
+      <w:proofErr w:type="spellStart"/>
       <w:r>
         <w:rPr>
           <w:lang w:eastAsia="en-IN"/>
         </w:rPr>
         <w:t>delinq</w:t>
       </w:r>
+      <w:proofErr w:type="spellEnd"/>
       <w:r>
         <w:rPr>
           <w:lang w:eastAsia="en-IN"/>
@@ -2551,12 +2407,14 @@
         </w:rPr>
         <w:t>“</w:t>
       </w:r>
+      <w:proofErr w:type="spellStart"/>
       <w:r>
         <w:rPr>
           <w:lang w:eastAsia="en-IN"/>
         </w:rPr>
         <w:t>mths</w:t>
       </w:r>
+      <w:proofErr w:type="spellEnd"/>
       <w:r>
         <w:rPr>
           <w:lang w:eastAsia="en-IN"/>
@@ -2599,12 +2457,14 @@
         </w:rPr>
         <w:t xml:space="preserve"> </w:t>
       </w:r>
+      <w:proofErr w:type="spellStart"/>
       <w:r>
         <w:rPr>
           <w:lang w:eastAsia="en-IN"/>
         </w:rPr>
         <w:t>derog</w:t>
       </w:r>
+      <w:proofErr w:type="spellEnd"/>
       <w:r>
         <w:rPr>
           <w:lang w:eastAsia="en-IN"/>
@@ -2665,12 +2525,14 @@
         </w:rPr>
         <w:t xml:space="preserve"> </w:t>
       </w:r>
+      <w:proofErr w:type="spellStart"/>
       <w:r>
         <w:rPr>
           <w:lang w:eastAsia="en-IN"/>
         </w:rPr>
         <w:t>pymnt</w:t>
       </w:r>
+      <w:proofErr w:type="spellEnd"/>
       <w:r>
         <w:rPr>
           <w:lang w:eastAsia="en-IN"/>
@@ -2719,12 +2581,14 @@
         </w:rPr>
         <w:t>“</w:t>
       </w:r>
+      <w:proofErr w:type="spellStart"/>
       <w:r>
         <w:rPr>
           <w:lang w:eastAsia="en-IN"/>
         </w:rPr>
         <w:t>next_pymnt_d</w:t>
       </w:r>
+      <w:proofErr w:type="spellEnd"/>
       <w:r>
         <w:rPr>
           <w:lang w:eastAsia="en-IN"/>
@@ -2787,7 +2651,6 @@
         <w:rPr>
           <w:lang w:eastAsia="en-IN"/>
         </w:rPr>
-        <w:lastRenderedPageBreak/>
         <w:t>Step 3: CONVERTING DATA TYPES</w:t>
       </w:r>
     </w:p>
@@ -2845,12 +2708,14 @@
         </w:rPr>
         <w:t xml:space="preserve"> </w:t>
       </w:r>
+      <w:proofErr w:type="spellStart"/>
       <w:r>
         <w:rPr>
           <w:lang w:eastAsia="en-IN"/>
         </w:rPr>
         <w:t>cr</w:t>
       </w:r>
+      <w:proofErr w:type="spellEnd"/>
       <w:r>
         <w:rPr>
           <w:lang w:eastAsia="en-IN"/>
@@ -2869,12 +2734,14 @@
         </w:rPr>
         <w:t xml:space="preserve"> </w:t>
       </w:r>
+      <w:proofErr w:type="spellStart"/>
       <w:r>
         <w:rPr>
           <w:lang w:eastAsia="en-IN"/>
         </w:rPr>
         <w:t>pymnt</w:t>
       </w:r>
+      <w:proofErr w:type="spellEnd"/>
       <w:r>
         <w:rPr>
           <w:lang w:eastAsia="en-IN"/>
@@ -2893,12 +2760,14 @@
         </w:rPr>
         <w:t xml:space="preserve"> </w:t>
       </w:r>
+      <w:proofErr w:type="spellStart"/>
       <w:r>
         <w:rPr>
           <w:lang w:eastAsia="en-IN"/>
         </w:rPr>
         <w:t>pymnt</w:t>
       </w:r>
+      <w:proofErr w:type="spellEnd"/>
       <w:r>
         <w:rPr>
           <w:lang w:eastAsia="en-IN"/>
@@ -3155,6 +3024,7 @@
         <w:rPr>
           <w:lang w:eastAsia="en-IN"/>
         </w:rPr>
+        <w:lastRenderedPageBreak/>
         <w:t xml:space="preserve">Step 6: </w:t>
       </w:r>
       <w:r>
@@ -3479,12 +3349,14 @@
         </w:rPr>
         <w:t xml:space="preserve"> </w:t>
       </w:r>
+      <w:proofErr w:type="spellStart"/>
       <w:r>
         <w:rPr>
           <w:lang w:val="en-US" w:eastAsia="en-IN"/>
         </w:rPr>
         <w:t>inc</w:t>
       </w:r>
+      <w:proofErr w:type="spellEnd"/>
       <w:r>
         <w:rPr>
           <w:lang w:val="en-US" w:eastAsia="en-IN"/>
@@ -3503,28 +3375,38 @@
         </w:rPr>
         <w:t>“</w:t>
       </w:r>
+      <w:proofErr w:type="spellStart"/>
       <w:r>
         <w:rPr>
           <w:lang w:val="en-US" w:eastAsia="en-IN"/>
         </w:rPr>
         <w:t>revol</w:t>
       </w:r>
+      <w:proofErr w:type="spellEnd"/>
       <w:r>
         <w:rPr>
           <w:lang w:val="en-US" w:eastAsia="en-IN"/>
         </w:rPr>
         <w:t xml:space="preserve"> </w:t>
       </w:r>
+      <w:proofErr w:type="spellStart"/>
       <w:r>
         <w:rPr>
           <w:lang w:val="en-US" w:eastAsia="en-IN"/>
         </w:rPr>
-        <w:t xml:space="preserve">bal, received </w:t>
-      </w:r>
+        <w:t>bal</w:t>
+      </w:r>
+      <w:proofErr w:type="spellEnd"/>
       <w:r>
         <w:rPr>
           <w:lang w:val="en-US" w:eastAsia="en-IN"/>
         </w:rPr>
+        <w:t xml:space="preserve">, received </w:t>
+      </w:r>
+      <w:r>
+        <w:rPr>
+          <w:lang w:val="en-US" w:eastAsia="en-IN"/>
+        </w:rPr>
         <w:t>“</w:t>
       </w:r>
       <w:r>
@@ -3551,12 +3433,14 @@
         </w:rPr>
         <w:t xml:space="preserve"> </w:t>
       </w:r>
+      <w:proofErr w:type="spellStart"/>
       <w:r>
         <w:rPr>
           <w:lang w:val="en-US" w:eastAsia="en-IN"/>
         </w:rPr>
         <w:t>prncp</w:t>
       </w:r>
+      <w:proofErr w:type="spellEnd"/>
       <w:r>
         <w:rPr>
           <w:lang w:val="en-US" w:eastAsia="en-IN"/>
@@ -3635,24 +3519,28 @@
         </w:rPr>
         <w:t xml:space="preserve"> </w:t>
       </w:r>
+      <w:proofErr w:type="spellStart"/>
       <w:r>
         <w:rPr>
           <w:lang w:val="en-US" w:eastAsia="en-IN"/>
         </w:rPr>
         <w:t>pymnt</w:t>
       </w:r>
+      <w:proofErr w:type="spellEnd"/>
       <w:r>
         <w:rPr>
           <w:lang w:val="en-US" w:eastAsia="en-IN"/>
         </w:rPr>
         <w:t xml:space="preserve"> </w:t>
       </w:r>
+      <w:proofErr w:type="spellStart"/>
       <w:r>
         <w:rPr>
           <w:lang w:val="en-US" w:eastAsia="en-IN"/>
         </w:rPr>
         <w:t>amnt</w:t>
       </w:r>
+      <w:proofErr w:type="spellEnd"/>
       <w:r>
         <w:rPr>
           <w:lang w:val="en-US" w:eastAsia="en-IN"/>
@@ -3707,12 +3595,14 @@
         </w:rPr>
         <w:t xml:space="preserve"> </w:t>
       </w:r>
+      <w:proofErr w:type="spellStart"/>
       <w:r>
         <w:rPr>
           <w:lang w:eastAsia="en-IN"/>
         </w:rPr>
         <w:t>amnt</w:t>
       </w:r>
+      <w:proofErr w:type="spellEnd"/>
       <w:r>
         <w:rPr>
           <w:lang w:eastAsia="en-IN"/>
@@ -3731,12 +3621,14 @@
         </w:rPr>
         <w:t>“</w:t>
       </w:r>
+      <w:proofErr w:type="spellStart"/>
       <w:r>
         <w:rPr>
           <w:lang w:eastAsia="en-IN"/>
         </w:rPr>
         <w:t>dti</w:t>
       </w:r>
+      <w:proofErr w:type="spellEnd"/>
       <w:r>
         <w:rPr>
           <w:lang w:eastAsia="en-IN"/>
@@ -3755,12 +3647,14 @@
         </w:rPr>
         <w:t>“</w:t>
       </w:r>
+      <w:proofErr w:type="spellStart"/>
       <w:r>
         <w:rPr>
           <w:lang w:eastAsia="en-IN"/>
         </w:rPr>
         <w:t>revol</w:t>
       </w:r>
+      <w:proofErr w:type="spellEnd"/>
       <w:r>
         <w:rPr>
           <w:lang w:eastAsia="en-IN"/>
@@ -3855,9 +3749,8 @@
         <w:rPr>
           <w:noProof/>
         </w:rPr>
-        <w:lastRenderedPageBreak/>
         <w:drawing>
-          <wp:inline distT="0" distB="0" distL="0" distR="0" wp14:anchorId="69DA7AB4" wp14:editId="6BF36CFC">
+          <wp:inline distT="0" distB="0" distL="0" distR="0" wp14:anchorId="69DA7AB4" wp14:editId="73E426BD">
             <wp:extent cx="5808785" cy="2886633"/>
             <wp:effectExtent l="19050" t="19050" r="20955" b="28575"/>
             <wp:docPr id="427972079" name="Picture 7"/>
@@ -4019,9 +3912,11 @@
       <w:r>
         <w:t xml:space="preserve"> </w:t>
       </w:r>
+      <w:proofErr w:type="spellStart"/>
       <w:r>
         <w:t>prncp</w:t>
       </w:r>
+      <w:proofErr w:type="spellEnd"/>
       <w:r>
         <w:t>”</w:t>
       </w:r>
@@ -4107,6 +4002,7 @@
         </w:numPr>
       </w:pPr>
       <w:r>
+        <w:lastRenderedPageBreak/>
         <w:t>For example, zero outstanding principal indicates that a loan has been fully repaid or charged off, while zero recoveries and recovery fees are expected for loans that never entered the recovery process. Similarly, zero late fees indicate borrowers who did not incur payment delays.</w:t>
       </w:r>
     </w:p>
@@ -4223,7 +4119,6 @@
         </w:numPr>
       </w:pPr>
       <w:r>
-        <w:lastRenderedPageBreak/>
         <w:t>“</w:t>
       </w:r>
       <w:proofErr w:type="gramStart"/>
@@ -4454,6 +4349,7 @@
         </w:numPr>
       </w:pPr>
       <w:r>
+        <w:lastRenderedPageBreak/>
         <w:t xml:space="preserve">The loan portfolio is predominantly composed of Current loans (71.1%), indicating that most borrowers are still actively repaying their loans. </w:t>
       </w:r>
     </w:p>
@@ -4716,14 +4612,7 @@
         <w:rPr>
           <w:lang w:eastAsia="en-IN"/>
         </w:rPr>
-        <w:t xml:space="preserve"> into the contributions of each loan status category. Each contribution is calculated as the product of the portfolio weight </w:t>
-      </w:r>
-      <w:r>
-        <w:rPr>
-          <w:lang w:eastAsia="en-IN"/>
-        </w:rPr>
-        <w:lastRenderedPageBreak/>
-        <w:t>and the repayment ratio of that category, ensuring that every loan is counted exactly once (Mutually Exclusive) and that all loan statuses collectively explain the overall portfolio performance (Collectively Exhaustive).</w:t>
+        <w:t xml:space="preserve"> into the contributions of each loan status category. Each contribution is calculated as the product of the portfolio weight and the repayment ratio of that category, ensuring that every loan is counted exactly once (Mutually Exclusive) and that all loan statuses collectively explain the overall portfolio performance (Collectively Exhaustive).</w:t>
       </w:r>
     </w:p>
     <w:p>
@@ -4740,7 +4629,7 @@
           <w:lang w:eastAsia="en-IN"/>
         </w:rPr>
         <w:drawing>
-          <wp:anchor distT="0" distB="0" distL="114300" distR="114300" simplePos="0" relativeHeight="251666432" behindDoc="0" locked="0" layoutInCell="1" allowOverlap="1" wp14:anchorId="167E88B0" wp14:editId="5C7ABEB7">
+          <wp:anchor distT="0" distB="0" distL="114300" distR="114300" simplePos="0" relativeHeight="251666432" behindDoc="0" locked="0" layoutInCell="1" allowOverlap="1" wp14:anchorId="167E88B0" wp14:editId="193A7D43">
             <wp:simplePos x="0" y="0"/>
             <wp:positionH relativeFrom="margin">
               <wp:posOffset>2899525</wp:posOffset>
@@ -5016,6 +4905,7 @@
         <w:rPr>
           <w:lang w:eastAsia="en-IN"/>
         </w:rPr>
+        <w:lastRenderedPageBreak/>
         <w:t>Prioritize Current loans, as improving their transition to Fully Paid status will have the greatest impact on overall LRR.</w:t>
       </w:r>
     </w:p>
@@ -5096,7 +4986,7 @@
           <w:lang w:eastAsia="en-IN"/>
         </w:rPr>
         <w:drawing>
-          <wp:anchor distT="0" distB="0" distL="114300" distR="114300" simplePos="0" relativeHeight="251671552" behindDoc="0" locked="0" layoutInCell="1" allowOverlap="1" wp14:anchorId="14928C15" wp14:editId="7EC16633">
+          <wp:anchor distT="0" distB="0" distL="114300" distR="114300" simplePos="0" relativeHeight="251671552" behindDoc="0" locked="0" layoutInCell="1" allowOverlap="1" wp14:anchorId="14928C15" wp14:editId="4F7D6939">
             <wp:simplePos x="0" y="0"/>
             <wp:positionH relativeFrom="column">
               <wp:posOffset>-1905</wp:posOffset>
@@ -5182,7 +5072,6 @@
           <w:noProof/>
           <w:lang w:eastAsia="en-IN"/>
         </w:rPr>
-        <w:lastRenderedPageBreak/>
         <w:drawing>
           <wp:anchor distT="0" distB="0" distL="114300" distR="114300" simplePos="0" relativeHeight="251672576" behindDoc="1" locked="0" layoutInCell="1" allowOverlap="1" wp14:anchorId="2544A025" wp14:editId="795733B8">
             <wp:simplePos x="0" y="0"/>
@@ -5493,6 +5382,7 @@
         <w:rPr>
           <w:lang w:eastAsia="en-IN"/>
         </w:rPr>
+        <w:lastRenderedPageBreak/>
         <w:t>Phase 5: Univariate Analysis – Categorical Variables</w:t>
       </w:r>
     </w:p>
@@ -5638,7 +5528,6 @@
         <w:rPr>
           <w:lang w:eastAsia="en-IN"/>
         </w:rPr>
-        <w:lastRenderedPageBreak/>
         <w:t>36-month loans and debt consolidation purpose account for the majority of the loan book, making them the most influential portfolio segments.</w:t>
       </w:r>
     </w:p>
@@ -5822,6 +5711,7 @@
         <w:rPr>
           <w:noProof/>
         </w:rPr>
+        <w:lastRenderedPageBreak/>
         <w:drawing>
           <wp:inline distT="0" distB="0" distL="0" distR="0" wp14:anchorId="476A5F07" wp14:editId="42E2A039">
             <wp:extent cx="5176405" cy="3528917"/>
@@ -5955,7 +5845,6 @@
           <w:b/>
           <w:bCs/>
         </w:rPr>
-        <w:lastRenderedPageBreak/>
         <w:t>Actionable Insights</w:t>
       </w:r>
     </w:p>
@@ -6033,6 +5922,7 @@
         <w:rPr>
           <w:noProof/>
         </w:rPr>
+        <w:lastRenderedPageBreak/>
         <w:drawing>
           <wp:inline distT="0" distB="0" distL="0" distR="0" wp14:anchorId="4D9712BD" wp14:editId="246CAE57">
             <wp:extent cx="4527550" cy="3084408"/>
@@ -6192,7 +6082,6 @@
     </w:p>
     <w:p>
       <w:r>
-        <w:lastRenderedPageBreak/>
         <w:t>Although employment length is not part of the predefined hypotheses, it is included as an additional borrower stability indicator to identify whether longer employment tenure is associated with lower default risk.</w:t>
       </w:r>
     </w:p>
@@ -6243,6 +6132,7 @@
         <w:rPr>
           <w:noProof/>
         </w:rPr>
+        <w:lastRenderedPageBreak/>
         <w:drawing>
           <wp:inline distT="0" distB="0" distL="0" distR="0" wp14:anchorId="34CC5AEC" wp14:editId="55C03F33">
             <wp:extent cx="4405993" cy="3003700"/>
@@ -6482,17 +6372,17 @@
           <w:bCs/>
           <w:noProof/>
         </w:rPr>
+        <w:t>Analyisis result</w:t>
+      </w:r>
+    </w:p>
+    <w:p>
+      <w:r>
+        <w:rPr>
+          <w:noProof/>
+        </w:rPr>
         <w:lastRenderedPageBreak/>
-        <w:t>Analyisis result</w:t>
-      </w:r>
-    </w:p>
-    <w:p>
-      <w:r>
-        <w:rPr>
-          <w:noProof/>
-        </w:rPr>
         <w:drawing>
-          <wp:inline distT="0" distB="0" distL="0" distR="0" wp14:anchorId="50AD1C02" wp14:editId="7A71E73F">
+          <wp:inline distT="0" distB="0" distL="0" distR="0" wp14:anchorId="50AD1C02" wp14:editId="18A00F73">
             <wp:extent cx="6658558" cy="2218459"/>
             <wp:effectExtent l="19050" t="19050" r="9525" b="10795"/>
             <wp:docPr id="449418693" name="Picture 5"/>
@@ -6739,6 +6629,7 @@
           <w:b/>
           <w:bCs/>
         </w:rPr>
+        <w:lastRenderedPageBreak/>
         <w:t>Key Findings</w:t>
       </w:r>
     </w:p>
@@ -6940,7 +6831,15 @@
         </w:numPr>
       </w:pPr>
       <w:r>
-        <w:t>Loan Amount and Installment are highly correlated (r = 0.94), while Open Accounts and Total Accounts also show strong correlation (r = 0.70), indicating these pairs capture similar information.</w:t>
+        <w:t xml:space="preserve">Loan Amount and </w:t>
+      </w:r>
+      <w:proofErr w:type="spellStart"/>
+      <w:r>
+        <w:t>Installment</w:t>
+      </w:r>
+      <w:proofErr w:type="spellEnd"/>
+      <w:r>
+        <w:t xml:space="preserve"> are highly correlated (r = 0.94), while Open Accounts and Total Accounts also show strong correlation (r = 0.70), indicating these pairs capture similar information.</w:t>
       </w:r>
     </w:p>
     <w:p>
@@ -6991,7 +6890,15 @@
         </w:numPr>
       </w:pPr>
       <w:r>
-        <w:t>Avoid using both Loan Amount and Installment together in dashboards or predictive models, since their strong correlation introduces redundant information without improving decision-making.</w:t>
+        <w:t xml:space="preserve">Avoid using both Loan Amount and </w:t>
+      </w:r>
+      <w:proofErr w:type="spellStart"/>
+      <w:r>
+        <w:t>Installment</w:t>
+      </w:r>
+      <w:proofErr w:type="spellEnd"/>
+      <w:r>
+        <w:t xml:space="preserve"> together in dashboards or predictive models, since their strong correlation introduces redundant information without improving decision-making.</w:t>
       </w:r>
     </w:p>
     <w:p>
@@ -7070,7 +6977,15 @@
         <w:t>interest rate as the strongest numeric variable associated with default risk</w:t>
       </w:r>
       <w:r>
-        <w:t>, while loan amount and installment were found to be highly correlated.</w:t>
+        <w:t xml:space="preserve">, while loan amount and </w:t>
+      </w:r>
+      <w:proofErr w:type="spellStart"/>
+      <w:r>
+        <w:t>installment</w:t>
+      </w:r>
+      <w:proofErr w:type="spellEnd"/>
+      <w:r>
+        <w:t xml:space="preserve"> were found to be highly correlated.</w:t>
       </w:r>
     </w:p>
     <w:p>

--- a/notebook/NL_Sephora.docx
+++ b/notebook/NL_Sephora.docx
@@ -709,9 +709,9 @@
           <w:noProof/>
         </w:rPr>
         <w:drawing>
-          <wp:inline distT="0" distB="0" distL="0" distR="0" wp14:anchorId="60EDCDCD" wp14:editId="12AF11BB">
-            <wp:extent cx="5262213" cy="2726509"/>
-            <wp:effectExtent l="19050" t="19050" r="15240" b="17145"/>
+          <wp:inline distT="0" distB="0" distL="0" distR="0" wp14:anchorId="60EDCDCD" wp14:editId="22B6B4C5">
+            <wp:extent cx="5260340" cy="2800094"/>
+            <wp:effectExtent l="19050" t="19050" r="16510" b="19685"/>
             <wp:docPr id="376551452" name="Picture 3"/>
             <wp:cNvGraphicFramePr>
               <a:graphicFrameLocks xmlns:a="http://schemas.openxmlformats.org/drawingml/2006/main" noChangeAspect="1"/>
@@ -733,7 +733,7 @@
                         </a:ext>
                       </a:extLst>
                     </a:blip>
-                    <a:srcRect t="4597" b="3289"/>
+                    <a:srcRect t="2850" b="2517"/>
                     <a:stretch>
                       <a:fillRect/>
                     </a:stretch>
@@ -741,16 +741,35 @@
                   <pic:spPr bwMode="auto">
                     <a:xfrm>
                       <a:off x="0" y="0"/>
-                      <a:ext cx="5277109" cy="2734227"/>
+                      <a:ext cx="5277109" cy="2809020"/>
                     </a:xfrm>
                     <a:prstGeom prst="rect">
                       <a:avLst/>
                     </a:prstGeom>
                     <a:noFill/>
-                    <a:ln w="6350">
+                    <a:ln w="6350" cap="flat" cmpd="sng" algn="ctr">
                       <a:solidFill>
-                        <a:schemeClr val="tx1"/>
+                        <a:sysClr val="windowText" lastClr="000000"/>
                       </a:solidFill>
+                      <a:prstDash val="solid"/>
+                      <a:round/>
+                      <a:headEnd type="none" w="med" len="med"/>
+                      <a:tailEnd type="none" w="med" len="med"/>
+                      <a:extLst>
+                        <a:ext uri="{C807C97D-BFC1-408E-A445-0C87EB9F89A2}">
+                          <ask:lineSketchStyleProps xmlns:ask="http://schemas.microsoft.com/office/drawing/2018/sketchyshapes" sd="0">
+                            <a:custGeom>
+                              <a:avLst/>
+                              <a:gdLst/>
+                              <a:ahLst/>
+                              <a:cxnLst/>
+                              <a:rect l="0" t="0" r="0" b="0"/>
+                              <a:pathLst/>
+                            </a:custGeom>
+                            <ask:type/>
+                          </ask:lineSketchStyleProps>
+                        </a:ext>
+                      </a:extLst>
                     </a:ln>
                     <a:extLst>
                       <a:ext uri="{53640926-AAD7-44D8-BBD7-CCE9431645EC}">
@@ -959,44 +978,6 @@
     </w:p>
     <w:p>
       <w:pPr>
-        <w:pStyle w:val="Heading3"/>
-        <w:rPr>
-          <w:lang w:eastAsia="en-IN"/>
-        </w:rPr>
-      </w:pPr>
-      <w:r>
-        <w:rPr>
-          <w:lang w:eastAsia="en-IN"/>
-        </w:rPr>
-        <w:t xml:space="preserve">Loan </w:t>
-      </w:r>
-      <w:r>
-        <w:rPr>
-          <w:lang w:eastAsia="en-IN"/>
-        </w:rPr>
-        <w:t>C</w:t>
-      </w:r>
-      <w:r>
-        <w:rPr>
-          <w:lang w:eastAsia="en-IN"/>
-        </w:rPr>
-        <w:t>haracteristics</w:t>
-      </w:r>
-      <w:r>
-        <w:rPr>
-          <w:lang w:eastAsia="en-IN"/>
-        </w:rPr>
-        <w:t xml:space="preserve"> </w:t>
-      </w:r>
-      <w:r>
-        <w:rPr>
-          <w:lang w:eastAsia="en-IN"/>
-        </w:rPr>
-        <w:t>Hypotheses</w:t>
-      </w:r>
-    </w:p>
-    <w:p>
-      <w:pPr>
         <w:pStyle w:val="ListParagraph"/>
         <w:numPr>
           <w:ilvl w:val="0"/>
@@ -1100,7 +1081,6 @@
           <w:bCs/>
           <w:lang w:eastAsia="en-IN"/>
         </w:rPr>
-        <w:lastRenderedPageBreak/>
         <w:t>H3</w:t>
       </w:r>
       <w:r>
@@ -1113,45 +1093,13 @@
         <w:rPr>
           <w:lang w:eastAsia="en-IN"/>
         </w:rPr>
-        <w:t>Loan repayment performance varies significantly across loan purposes, indicating that certain borrowing intents carry higher repayment risk than others.</w:t>
-      </w:r>
-    </w:p>
-    <w:p>
-      <w:pPr>
-        <w:pStyle w:val="Heading3"/>
-        <w:rPr>
-          <w:lang w:eastAsia="en-IN"/>
-        </w:rPr>
-      </w:pPr>
-      <w:r>
-        <w:rPr>
-          <w:lang w:eastAsia="en-IN"/>
-        </w:rPr>
-        <w:t xml:space="preserve">Borrower </w:t>
-      </w:r>
-      <w:r>
-        <w:rPr>
-          <w:lang w:eastAsia="en-IN"/>
-        </w:rPr>
-        <w:t>P</w:t>
-      </w:r>
-      <w:r>
-        <w:rPr>
-          <w:lang w:eastAsia="en-IN"/>
-        </w:rPr>
-        <w:t>rofile</w:t>
-      </w:r>
-      <w:r>
-        <w:rPr>
-          <w:lang w:eastAsia="en-IN"/>
-        </w:rPr>
-        <w:t xml:space="preserve"> </w:t>
-      </w:r>
-      <w:r>
-        <w:rPr>
-          <w:lang w:eastAsia="en-IN"/>
-        </w:rPr>
-        <w:t>Hypotheses</w:t>
+        <w:t>Sephora-exclusive products outperform non-exclusive products on CSS</w:t>
+      </w:r>
+      <w:r>
+        <w:rPr>
+          <w:lang w:eastAsia="en-IN"/>
+        </w:rPr>
+        <w:t>.</w:t>
       </w:r>
     </w:p>
     <w:p>
@@ -1191,7 +1139,13 @@
         <w:rPr>
           <w:lang w:eastAsia="en-IN"/>
         </w:rPr>
-        <w:t>Borrowers with higher Debt-to-Income (DTI) ratios exhibit higher default rates, although the relationship may vary across DTI segments.</w:t>
+        <w:t>Out-of-stock products have historically higher ratings than in-stock products</w:t>
+      </w:r>
+      <w:r>
+        <w:rPr>
+          <w:lang w:eastAsia="en-IN"/>
+        </w:rPr>
+        <w:t>.</w:t>
       </w:r>
     </w:p>
     <w:p>
@@ -1211,6 +1165,7 @@
           <w:bCs/>
           <w:lang w:eastAsia="en-IN"/>
         </w:rPr>
+        <w:lastRenderedPageBreak/>
         <w:t>H5</w:t>
       </w:r>
       <w:r>
@@ -1223,7 +1178,7 @@
         <w:rPr>
           <w:lang w:eastAsia="en-IN"/>
         </w:rPr>
-        <w:t>Income verification status is associated with repayment outcomes, but verified borrowers may not necessarily exhibit lower default rates than non-verified borrowers.</w:t>
+        <w:t>Rating varies significantly across primary categories (Skincare/Makeup/Fragrance/Haircare)</w:t>
       </w:r>
     </w:p>
     <w:p>
@@ -1249,21 +1204,19 @@
         <w:rPr>
           <w:lang w:eastAsia="en-IN"/>
         </w:rPr>
-        <w:t>: Home ownership status influences repayment performance, with renters expected to exhibit higher default rates than homeowners and mortgage holders.</w:t>
-      </w:r>
-    </w:p>
-    <w:p>
-      <w:pPr>
-        <w:pStyle w:val="Heading3"/>
-        <w:rPr>
-          <w:lang w:eastAsia="en-IN"/>
-        </w:rPr>
-      </w:pPr>
-      <w:r>
-        <w:rPr>
-          <w:lang w:eastAsia="en-IN"/>
-        </w:rPr>
-        <w:t>Credit Behaviour Hypotheses</w:t>
+        <w:t xml:space="preserve">: </w:t>
+      </w:r>
+      <w:r>
+        <w:rPr>
+          <w:lang w:eastAsia="en-IN"/>
+        </w:rPr>
+        <w:t>Higher review helpfulness scores are associated with more extreme ratings (1 or 5) rather than moderate ones</w:t>
+      </w:r>
+      <w:r>
+        <w:rPr>
+          <w:lang w:eastAsia="en-IN"/>
+        </w:rPr>
+        <w:t>.</w:t>
       </w:r>
     </w:p>
     <w:p>
@@ -1295,7 +1248,53 @@
         <w:rPr>
           <w:lang w:eastAsia="en-IN"/>
         </w:rPr>
-        <w:t>Borrowers with higher revolving credit utilization exhibit higher default rates, although the relationship may not be strictly linear across utilization levels.</w:t>
+        <w:t>“</w:t>
+      </w:r>
+      <w:proofErr w:type="spellStart"/>
+      <w:r>
+        <w:rPr>
+          <w:lang w:eastAsia="en-IN"/>
+        </w:rPr>
+        <w:t>is_recommended</w:t>
+      </w:r>
+      <w:proofErr w:type="spellEnd"/>
+      <w:r>
+        <w:rPr>
+          <w:lang w:eastAsia="en-IN"/>
+        </w:rPr>
+        <w:t>”</w:t>
+      </w:r>
+      <w:r>
+        <w:rPr>
+          <w:lang w:eastAsia="en-IN"/>
+        </w:rPr>
+        <w:t xml:space="preserve"> rate is a stronger predictor of high CSS than </w:t>
+      </w:r>
+      <w:r>
+        <w:rPr>
+          <w:lang w:eastAsia="en-IN"/>
+        </w:rPr>
+        <w:t>“</w:t>
+      </w:r>
+      <w:proofErr w:type="spellStart"/>
+      <w:r>
+        <w:rPr>
+          <w:lang w:eastAsia="en-IN"/>
+        </w:rPr>
+        <w:t>loves_count</w:t>
+      </w:r>
+      <w:proofErr w:type="spellEnd"/>
+      <w:r>
+        <w:rPr>
+          <w:lang w:eastAsia="en-IN"/>
+        </w:rPr>
+        <w:t>”</w:t>
+      </w:r>
+      <w:r>
+        <w:rPr>
+          <w:lang w:eastAsia="en-IN"/>
+        </w:rPr>
+        <w:t>.</w:t>
       </w:r>
     </w:p>
     <w:p>
@@ -1327,53 +1326,13 @@
         <w:rPr>
           <w:lang w:eastAsia="en-IN"/>
         </w:rPr>
-        <w:t>Borrowers with a higher number of recent credit inquiries (inq_last_6mths) exhibit higher default rates than borrowers with fewer inquiries.</w:t>
-      </w:r>
-    </w:p>
-    <w:p>
-      <w:pPr>
-        <w:pStyle w:val="ListParagraph"/>
-        <w:numPr>
-          <w:ilvl w:val="0"/>
-          <w:numId w:val="7"/>
-        </w:numPr>
-        <w:rPr>
-          <w:lang w:eastAsia="en-IN"/>
-        </w:rPr>
-      </w:pPr>
-      <w:r>
-        <w:rPr>
-          <w:b/>
-          <w:bCs/>
-          <w:lang w:eastAsia="en-IN"/>
-        </w:rPr>
-        <w:t>H9</w:t>
-      </w:r>
-      <w:r>
-        <w:rPr>
-          <w:lang w:eastAsia="en-IN"/>
-        </w:rPr>
-        <w:t xml:space="preserve">: </w:t>
-      </w:r>
-      <w:r>
-        <w:rPr>
-          <w:lang w:eastAsia="en-IN"/>
-        </w:rPr>
-        <w:t>Borrowers with longer credit histories exhibit lower default rates and stronger repayment performance than borrowers with shorter credit histories.</w:t>
-      </w:r>
-    </w:p>
-    <w:p>
-      <w:pPr>
-        <w:pStyle w:val="Heading3"/>
-        <w:rPr>
-          <w:lang w:eastAsia="en-IN"/>
-        </w:rPr>
-      </w:pPr>
-      <w:r>
-        <w:rPr>
-          <w:lang w:eastAsia="en-IN"/>
-        </w:rPr>
-        <w:t>KPI Validation Hypothesis</w:t>
+        <w:t>Higher volume of negative feedback on reviews correlates with lower overall product rating</w:t>
+      </w:r>
+      <w:r>
+        <w:rPr>
+          <w:lang w:eastAsia="en-IN"/>
+        </w:rPr>
+        <w:t>.</w:t>
       </w:r>
     </w:p>
     <w:p>
@@ -1393,52 +1352,13 @@
           <w:bCs/>
           <w:lang w:eastAsia="en-IN"/>
         </w:rPr>
-        <w:t>H10</w:t>
-      </w:r>
-      <w:r>
-        <w:rPr>
-          <w:lang w:eastAsia="en-IN"/>
-        </w:rPr>
-        <w:t>: The Recovery Rate metric may not be computable for a significant portion of charged-off loans because outstanding principal balances are already zero at the time of observation.</w:t>
-      </w:r>
-    </w:p>
-    <w:p>
-      <w:pPr>
-        <w:pStyle w:val="Heading1"/>
-        <w:rPr>
-          <w:lang w:eastAsia="en-IN"/>
-        </w:rPr>
-      </w:pPr>
-      <w:r>
-        <w:rPr>
-          <w:lang w:eastAsia="en-IN"/>
-        </w:rPr>
-        <w:t>DATA CLEANING AND PREPARATION</w:t>
-      </w:r>
-    </w:p>
-    <w:p>
-      <w:pPr>
-        <w:rPr>
-          <w:lang w:eastAsia="en-IN"/>
-        </w:rPr>
-      </w:pPr>
-      <w:r>
-        <w:rPr>
-          <w:lang w:eastAsia="en-IN"/>
-        </w:rPr>
-        <w:t xml:space="preserve">Data cleaning and preparation are </w:t>
-      </w:r>
-      <w:r>
-        <w:rPr>
-          <w:lang w:eastAsia="en-IN"/>
-        </w:rPr>
-        <w:t xml:space="preserve">crucial in </w:t>
-      </w:r>
-      <w:r>
-        <w:rPr>
-          <w:lang w:eastAsia="en-IN"/>
-        </w:rPr>
-        <w:t>ensuring the dataset is accurate, consistent, and suitable for meaningful analysis.</w:t>
+        <w:t>H9</w:t>
+      </w:r>
+      <w:r>
+        <w:rPr>
+          <w:lang w:eastAsia="en-IN"/>
+        </w:rPr>
+        <w:t>:</w:t>
       </w:r>
       <w:r>
         <w:rPr>
@@ -1450,117 +1370,7 @@
         <w:rPr>
           <w:lang w:eastAsia="en-IN"/>
         </w:rPr>
-        <w:t xml:space="preserve">Before performing exploratory </w:t>
-      </w:r>
-      <w:proofErr w:type="gramStart"/>
-      <w:r>
-        <w:rPr>
-          <w:lang w:eastAsia="en-IN"/>
-        </w:rPr>
-        <w:t>data</w:t>
-      </w:r>
-      <w:proofErr w:type="gramEnd"/>
-      <w:r>
-        <w:rPr>
-          <w:lang w:eastAsia="en-IN"/>
-        </w:rPr>
-        <w:t xml:space="preserve"> analysis and testing the hypotheses, the dataset must be carefully examined for missing values, duplicate records, inconsistent formats, incorrect data types, and other data quality issues</w:t>
-      </w:r>
-      <w:r>
-        <w:rPr>
-          <w:lang w:eastAsia="en-IN"/>
-        </w:rPr>
-        <w:t>.</w:t>
-      </w:r>
-    </w:p>
-    <w:p>
-      <w:pPr>
-        <w:rPr>
-          <w:lang w:eastAsia="en-IN"/>
-        </w:rPr>
-      </w:pPr>
-      <w:r>
-        <w:rPr>
-          <w:lang w:eastAsia="en-IN"/>
-        </w:rPr>
-        <w:t>S</w:t>
-      </w:r>
-      <w:r>
-        <w:rPr>
-          <w:lang w:eastAsia="en-IN"/>
-        </w:rPr>
-        <w:t>everal variables require transformation and feature engineering to support the analysis objectives. This includes creating borrower segments, deriving credit history length, generating risk indicators, and preparing variables for KPI calculations such as Loan Repayment Rate (LRR), Default Rate, and Recovery Rate.</w:t>
-      </w:r>
-    </w:p>
-    <w:p>
-      <w:pPr>
-        <w:rPr>
-          <w:lang w:eastAsia="en-IN"/>
-        </w:rPr>
-      </w:pPr>
-      <w:r>
-        <w:rPr>
-          <w:lang w:eastAsia="en-IN"/>
-        </w:rPr>
-        <w:t>The following section outlines the step-by-step data cleaning and preparation process performed to create an analysis-ready dataset.</w:t>
-      </w:r>
-    </w:p>
-    <w:p>
-      <w:pPr>
-        <w:pStyle w:val="Heading2"/>
-        <w:rPr>
-          <w:lang w:eastAsia="en-IN"/>
-        </w:rPr>
-      </w:pPr>
-      <w:r>
-        <w:rPr>
-          <w:lang w:eastAsia="en-IN"/>
-        </w:rPr>
-        <w:t xml:space="preserve">Step 1: </w:t>
-      </w:r>
-      <w:r>
-        <w:rPr>
-          <w:lang w:eastAsia="en-IN"/>
-        </w:rPr>
-        <w:t xml:space="preserve">Dataset Exploration </w:t>
-      </w:r>
-      <w:r>
-        <w:rPr>
-          <w:lang w:eastAsia="en-IN"/>
-        </w:rPr>
-        <w:t>a</w:t>
-      </w:r>
-      <w:r>
-        <w:rPr>
-          <w:lang w:eastAsia="en-IN"/>
-        </w:rPr>
-        <w:t>nd Overview</w:t>
-      </w:r>
-    </w:p>
-    <w:p>
-      <w:pPr>
-        <w:rPr>
-          <w:lang w:eastAsia="en-IN"/>
-        </w:rPr>
-      </w:pPr>
-      <w:r>
-        <w:rPr>
-          <w:lang w:eastAsia="en-IN"/>
-        </w:rPr>
-        <w:t>The first step in the data cleaning process involves understanding the structure, quality, and characteristics of the loan dataset. This is achieved by examining the dataset dimensions, column information, data types, missing values, and summary statistics.</w:t>
-      </w:r>
-    </w:p>
-    <w:p>
-      <w:pPr>
-        <w:rPr>
-          <w:lang w:eastAsia="en-IN"/>
-        </w:rPr>
-      </w:pPr>
-      <w:r>
-        <w:rPr>
-          <w:lang w:eastAsia="en-IN"/>
-        </w:rPr>
-        <w:t>The dataset exploration focuses on the following aspects:</w:t>
+        <w:t>CSS varies significantly by self-reported skin type</w:t>
       </w:r>
     </w:p>
     <w:p>
@@ -1580,13 +1390,189 @@
           <w:bCs/>
           <w:lang w:eastAsia="en-IN"/>
         </w:rPr>
-        <w:t>Dataset dimensions</w:t>
-      </w:r>
-      <w:r>
-        <w:rPr>
-          <w:lang w:eastAsia="en-IN"/>
-        </w:rPr>
-        <w:t>: Determine the total number of rows and columns present in the dataset.</w:t>
+        <w:t>H10</w:t>
+      </w:r>
+      <w:r>
+        <w:rPr>
+          <w:lang w:eastAsia="en-IN"/>
+        </w:rPr>
+        <w:t>:</w:t>
+      </w:r>
+      <w:r>
+        <w:t xml:space="preserve"> </w:t>
+      </w:r>
+      <w:r>
+        <w:rPr>
+          <w:lang w:eastAsia="en-IN"/>
+        </w:rPr>
+        <w:t>Average rating varies significantly across brands, with a small subset of brands driving disproportionately high or low CSS</w:t>
+      </w:r>
+      <w:r>
+        <w:rPr>
+          <w:lang w:eastAsia="en-IN"/>
+        </w:rPr>
+        <w:t>.</w:t>
+      </w:r>
+    </w:p>
+    <w:p>
+      <w:pPr>
+        <w:pStyle w:val="Heading1"/>
+        <w:rPr>
+          <w:lang w:eastAsia="en-IN"/>
+        </w:rPr>
+      </w:pPr>
+      <w:r>
+        <w:rPr>
+          <w:lang w:eastAsia="en-IN"/>
+        </w:rPr>
+        <w:t>DATA CLEANING AND PREPARATION</w:t>
+      </w:r>
+    </w:p>
+    <w:p>
+      <w:pPr>
+        <w:rPr>
+          <w:lang w:eastAsia="en-IN"/>
+        </w:rPr>
+      </w:pPr>
+      <w:r>
+        <w:rPr>
+          <w:lang w:eastAsia="en-IN"/>
+        </w:rPr>
+        <w:t xml:space="preserve">Data cleaning and preparation are </w:t>
+      </w:r>
+      <w:r>
+        <w:rPr>
+          <w:lang w:eastAsia="en-IN"/>
+        </w:rPr>
+        <w:t xml:space="preserve">crucial in </w:t>
+      </w:r>
+      <w:r>
+        <w:rPr>
+          <w:lang w:eastAsia="en-IN"/>
+        </w:rPr>
+        <w:t>ensuring the dataset is accurate, consistent, and suitable for meaningful analysis.</w:t>
+      </w:r>
+      <w:r>
+        <w:rPr>
+          <w:lang w:eastAsia="en-IN"/>
+        </w:rPr>
+        <w:t xml:space="preserve"> </w:t>
+      </w:r>
+      <w:r>
+        <w:rPr>
+          <w:lang w:eastAsia="en-IN"/>
+        </w:rPr>
+        <w:t xml:space="preserve">Before performing exploratory </w:t>
+      </w:r>
+      <w:proofErr w:type="gramStart"/>
+      <w:r>
+        <w:rPr>
+          <w:lang w:eastAsia="en-IN"/>
+        </w:rPr>
+        <w:t>data</w:t>
+      </w:r>
+      <w:proofErr w:type="gramEnd"/>
+      <w:r>
+        <w:rPr>
+          <w:lang w:eastAsia="en-IN"/>
+        </w:rPr>
+        <w:t xml:space="preserve"> analysis and testing the hypotheses, the dataset must be carefully examined for missing values, duplicate records, inconsistent formats, incorrect data types, and other data quality issues</w:t>
+      </w:r>
+      <w:r>
+        <w:rPr>
+          <w:lang w:eastAsia="en-IN"/>
+        </w:rPr>
+        <w:t>.</w:t>
+      </w:r>
+    </w:p>
+    <w:p>
+      <w:pPr>
+        <w:rPr>
+          <w:lang w:eastAsia="en-IN"/>
+        </w:rPr>
+      </w:pPr>
+      <w:r>
+        <w:rPr>
+          <w:lang w:eastAsia="en-IN"/>
+        </w:rPr>
+        <w:t>S</w:t>
+      </w:r>
+      <w:r>
+        <w:rPr>
+          <w:lang w:eastAsia="en-IN"/>
+        </w:rPr>
+        <w:t>everal variables require transformation and feature engineering to support the analysis objectives. This includes creating borrower segments, deriving credit history length, generating risk indicators, and preparing variables for KPI calculations such as Loan Repayment Rate (LRR), Default Rate, and Recovery Rate.</w:t>
+      </w:r>
+    </w:p>
+    <w:p>
+      <w:pPr>
+        <w:rPr>
+          <w:lang w:eastAsia="en-IN"/>
+        </w:rPr>
+      </w:pPr>
+      <w:r>
+        <w:rPr>
+          <w:lang w:eastAsia="en-IN"/>
+        </w:rPr>
+        <w:t>The following section outlines the step-by-step data cleaning and preparation process performed to create an analysis-ready dataset.</w:t>
+      </w:r>
+    </w:p>
+    <w:p>
+      <w:pPr>
+        <w:pStyle w:val="Heading2"/>
+        <w:rPr>
+          <w:lang w:eastAsia="en-IN"/>
+        </w:rPr>
+      </w:pPr>
+      <w:r>
+        <w:rPr>
+          <w:lang w:eastAsia="en-IN"/>
+        </w:rPr>
+        <w:t xml:space="preserve">Step 1: </w:t>
+      </w:r>
+      <w:r>
+        <w:rPr>
+          <w:lang w:eastAsia="en-IN"/>
+        </w:rPr>
+        <w:t xml:space="preserve">Dataset Exploration </w:t>
+      </w:r>
+      <w:r>
+        <w:rPr>
+          <w:lang w:eastAsia="en-IN"/>
+        </w:rPr>
+        <w:t>a</w:t>
+      </w:r>
+      <w:r>
+        <w:rPr>
+          <w:lang w:eastAsia="en-IN"/>
+        </w:rPr>
+        <w:t>nd Overview</w:t>
+      </w:r>
+    </w:p>
+    <w:p>
+      <w:pPr>
+        <w:rPr>
+          <w:lang w:eastAsia="en-IN"/>
+        </w:rPr>
+      </w:pPr>
+      <w:r>
+        <w:rPr>
+          <w:lang w:eastAsia="en-IN"/>
+        </w:rPr>
+        <w:t>The first step in the data cleaning process involves understanding the structure, quality, and characteristics of the loan dataset. This is achieved by examining the dataset dimensions, column information, data types, missing values, and summary statistics.</w:t>
+      </w:r>
+    </w:p>
+    <w:p>
+      <w:pPr>
+        <w:rPr>
+          <w:lang w:eastAsia="en-IN"/>
+        </w:rPr>
+      </w:pPr>
+      <w:r>
+        <w:rPr>
+          <w:lang w:eastAsia="en-IN"/>
+        </w:rPr>
+        <w:t>The dataset exploration focuses on the following aspects:</w:t>
       </w:r>
     </w:p>
     <w:p>
@@ -1606,13 +1592,13 @@
           <w:bCs/>
           <w:lang w:eastAsia="en-IN"/>
         </w:rPr>
-        <w:t>Data types</w:t>
-      </w:r>
-      <w:r>
-        <w:rPr>
-          <w:lang w:eastAsia="en-IN"/>
-        </w:rPr>
-        <w:t>: Identify whether variables are stored as numerical, categorical, or date-related fields.</w:t>
+        <w:t>Dataset dimensions</w:t>
+      </w:r>
+      <w:r>
+        <w:rPr>
+          <w:lang w:eastAsia="en-IN"/>
+        </w:rPr>
+        <w:t>: Determine the total number of rows and columns present in the dataset.</w:t>
       </w:r>
     </w:p>
     <w:p>
@@ -1632,13 +1618,13 @@
           <w:bCs/>
           <w:lang w:eastAsia="en-IN"/>
         </w:rPr>
-        <w:t>Non-null and null values</w:t>
-      </w:r>
-      <w:r>
-        <w:rPr>
-          <w:lang w:eastAsia="en-IN"/>
-        </w:rPr>
-        <w:t>: Evaluate the completeness of each column by examining missing value counts and percentages.</w:t>
+        <w:t>Data types</w:t>
+      </w:r>
+      <w:r>
+        <w:rPr>
+          <w:lang w:eastAsia="en-IN"/>
+        </w:rPr>
+        <w:t>: Identify whether variables are stored as numerical, categorical, or date-related fields.</w:t>
       </w:r>
     </w:p>
     <w:p>
@@ -1658,6 +1644,32 @@
           <w:bCs/>
           <w:lang w:eastAsia="en-IN"/>
         </w:rPr>
+        <w:t>Non-null and null values</w:t>
+      </w:r>
+      <w:r>
+        <w:rPr>
+          <w:lang w:eastAsia="en-IN"/>
+        </w:rPr>
+        <w:t>: Evaluate the completeness of each column by examining missing value counts and percentages.</w:t>
+      </w:r>
+    </w:p>
+    <w:p>
+      <w:pPr>
+        <w:pStyle w:val="ListParagraph"/>
+        <w:numPr>
+          <w:ilvl w:val="0"/>
+          <w:numId w:val="8"/>
+        </w:numPr>
+        <w:rPr>
+          <w:lang w:eastAsia="en-IN"/>
+        </w:rPr>
+      </w:pPr>
+      <w:r>
+        <w:rPr>
+          <w:b/>
+          <w:bCs/>
+          <w:lang w:eastAsia="en-IN"/>
+        </w:rPr>
         <w:t>Statistical summaries</w:t>
       </w:r>
       <w:r>
@@ -1695,7 +1707,6 @@
         <w:rPr>
           <w:lang w:eastAsia="en-IN"/>
         </w:rPr>
-        <w:lastRenderedPageBreak/>
         <w:t>Columns</w:t>
       </w:r>
       <w:r>
@@ -2011,6 +2022,7 @@
         <w:rPr>
           <w:lang w:eastAsia="en-IN"/>
         </w:rPr>
+        <w:lastRenderedPageBreak/>
         <w:t xml:space="preserve">Step 2: </w:t>
       </w:r>
       <w:r>
@@ -3024,7 +3036,6 @@
         <w:rPr>
           <w:lang w:eastAsia="en-IN"/>
         </w:rPr>
-        <w:lastRenderedPageBreak/>
         <w:t xml:space="preserve">Step 6: </w:t>
       </w:r>
       <w:r>
@@ -3254,6 +3265,7 @@
         <w:rPr>
           <w:lang w:eastAsia="en-IN"/>
         </w:rPr>
+        <w:lastRenderedPageBreak/>
         <w:t>The major categorical variables (grade, sub</w:t>
       </w:r>
       <w:r>
@@ -4002,7 +4014,6 @@
         </w:numPr>
       </w:pPr>
       <w:r>
-        <w:lastRenderedPageBreak/>
         <w:t>For example, zero outstanding principal indicates that a loan has been fully repaid or charged off, while zero recoveries and recovery fees are expected for loans that never entered the recovery process. Similarly, zero late fees indicate borrowers who did not incur payment delays.</w:t>
       </w:r>
     </w:p>
@@ -4058,6 +4069,7 @@
         </w:numPr>
       </w:pPr>
       <w:r>
+        <w:lastRenderedPageBreak/>
         <w:t>Duplicate record validation to confirm that each observation represents a unique loan.</w:t>
       </w:r>
     </w:p>
@@ -4349,7 +4361,6 @@
         </w:numPr>
       </w:pPr>
       <w:r>
-        <w:lastRenderedPageBreak/>
         <w:t xml:space="preserve">The loan portfolio is predominantly composed of Current loans (71.1%), indicating that most borrowers are still actively repaying their loans. </w:t>
       </w:r>
     </w:p>
@@ -4403,6 +4414,7 @@
         <w:rPr>
           <w:noProof/>
         </w:rPr>
+        <w:lastRenderedPageBreak/>
         <w:drawing>
           <wp:anchor distT="0" distB="0" distL="114300" distR="114300" simplePos="0" relativeHeight="251669504" behindDoc="0" locked="0" layoutInCell="1" allowOverlap="1" wp14:anchorId="09B61726" wp14:editId="76F2C06A">
             <wp:simplePos x="0" y="0"/>
@@ -4905,7 +4917,6 @@
         <w:rPr>
           <w:lang w:eastAsia="en-IN"/>
         </w:rPr>
-        <w:lastRenderedPageBreak/>
         <w:t>Prioritize Current loans, as improving their transition to Fully Paid status will have the greatest impact on overall LRR.</w:t>
       </w:r>
     </w:p>
@@ -4956,6 +4967,7 @@
         <w:rPr>
           <w:lang w:eastAsia="en-IN"/>
         </w:rPr>
+        <w:lastRenderedPageBreak/>
         <w:t>Phase 4: Univariate Analysis – Continuous Variables</w:t>
       </w:r>
     </w:p>
@@ -5382,7 +5394,6 @@
         <w:rPr>
           <w:lang w:eastAsia="en-IN"/>
         </w:rPr>
-        <w:lastRenderedPageBreak/>
         <w:t>Phase 5: Univariate Analysis – Categorical Variables</w:t>
       </w:r>
     </w:p>
@@ -5426,6 +5437,7 @@
         <w:rPr>
           <w:noProof/>
         </w:rPr>
+        <w:lastRenderedPageBreak/>
         <w:drawing>
           <wp:inline distT="0" distB="0" distL="0" distR="0" wp14:anchorId="6571FF1E" wp14:editId="3AD07223">
             <wp:extent cx="5734050" cy="3156303"/>

--- a/notebook/NL_Sephora.docx
+++ b/notebook/NL_Sephora.docx
@@ -443,26 +443,10 @@
         <w:t xml:space="preserve"> Investigate </w:t>
       </w:r>
       <w:r>
-        <w:t xml:space="preserve">how engagement signals — review helpfulness, recommendation rate, </w:t>
-      </w:r>
-      <w:proofErr w:type="spellStart"/>
-      <w:r>
-        <w:t>loves_count</w:t>
-      </w:r>
-      <w:proofErr w:type="spellEnd"/>
-      <w:r>
-        <w:t>, and feedback polarity (positive vs negative votes) — relate to CSS</w:t>
-      </w:r>
-      <w:r>
-        <w:t xml:space="preserve">, to identify which engagement metrics are strongest </w:t>
-      </w:r>
-      <w:proofErr w:type="gramStart"/>
-      <w:r>
-        <w:t>proxies</w:t>
-      </w:r>
-      <w:proofErr w:type="gramEnd"/>
-      <w:r>
-        <w:t xml:space="preserve"> satisfaction.</w:t>
+        <w:t>how engagement signals — review helpfulness, recommendation rate, loves_count, and feedback polarity (positive vs negative votes) — relate to CSS</w:t>
+      </w:r>
+      <w:r>
+        <w:t>, to identify which engagement metrics are strongest proxies satisfaction.</w:t>
       </w:r>
     </w:p>
     <w:p>
@@ -709,7 +693,7 @@
           <w:noProof/>
         </w:rPr>
         <w:drawing>
-          <wp:inline distT="0" distB="0" distL="0" distR="0" wp14:anchorId="60EDCDCD" wp14:editId="22B6B4C5">
+          <wp:inline distT="0" distB="0" distL="0" distR="0" wp14:anchorId="60EDCDCD" wp14:editId="1163593F">
             <wp:extent cx="5260340" cy="2800094"/>
             <wp:effectExtent l="19050" t="19050" r="16510" b="19685"/>
             <wp:docPr id="376551452" name="Picture 3"/>
@@ -1043,19 +1027,7 @@
         <w:rPr>
           <w:lang w:eastAsia="en-IN"/>
         </w:rPr>
-        <w:t xml:space="preserve">Limited-edition products have lower average ratings than standard </w:t>
-      </w:r>
-      <w:r>
-        <w:rPr>
-          <w:lang w:eastAsia="en-IN"/>
-        </w:rPr>
-        <w:t>catalogue</w:t>
-      </w:r>
-      <w:r>
-        <w:rPr>
-          <w:lang w:eastAsia="en-IN"/>
-        </w:rPr>
-        <w:t xml:space="preserve"> products</w:t>
+        <w:t>Limited-edition products have lower average ratings than standard catalogue products</w:t>
       </w:r>
       <w:r>
         <w:rPr>
@@ -1250,14 +1222,12 @@
         </w:rPr>
         <w:t>“</w:t>
       </w:r>
-      <w:proofErr w:type="spellStart"/>
       <w:r>
         <w:rPr>
           <w:lang w:eastAsia="en-IN"/>
         </w:rPr>
         <w:t>is_recommended</w:t>
       </w:r>
-      <w:proofErr w:type="spellEnd"/>
       <w:r>
         <w:rPr>
           <w:lang w:eastAsia="en-IN"/>
@@ -1276,14 +1246,12 @@
         </w:rPr>
         <w:t>“</w:t>
       </w:r>
-      <w:proofErr w:type="spellStart"/>
       <w:r>
         <w:rPr>
           <w:lang w:eastAsia="en-IN"/>
         </w:rPr>
         <w:t>loves_count</w:t>
       </w:r>
-      <w:proofErr w:type="spellEnd"/>
       <w:r>
         <w:rPr>
           <w:lang w:eastAsia="en-IN"/>
@@ -1462,21 +1430,7 @@
         <w:rPr>
           <w:lang w:eastAsia="en-IN"/>
         </w:rPr>
-        <w:t xml:space="preserve">Before performing exploratory </w:t>
-      </w:r>
-      <w:proofErr w:type="gramStart"/>
-      <w:r>
-        <w:rPr>
-          <w:lang w:eastAsia="en-IN"/>
-        </w:rPr>
-        <w:t>data</w:t>
-      </w:r>
-      <w:proofErr w:type="gramEnd"/>
-      <w:r>
-        <w:rPr>
-          <w:lang w:eastAsia="en-IN"/>
-        </w:rPr>
-        <w:t xml:space="preserve"> analysis and testing the hypotheses, the dataset must be carefully examined for missing values, duplicate records, inconsistent formats, incorrect data types, and other data quality issues</w:t>
+        <w:t>Before performing exploratory data analysis and testing the hypotheses, the dataset must be carefully examined for missing values, duplicate records, inconsistent formats, incorrect data types, and other data quality issues</w:t>
       </w:r>
       <w:r>
         <w:rPr>
@@ -1501,7 +1455,7 @@
         <w:rPr>
           <w:lang w:eastAsia="en-IN"/>
         </w:rPr>
-        <w:t>everal variables require transformation and feature engineering to support the analysis objectives. This includes creating borrower segments, deriving credit history length, generating risk indicators, and preparing variables for KPI calculations such as Loan Repayment Rate (LRR), Default Rate, and Recovery Rate.</w:t>
+        <w:t>everal variables require transformation and feature engineering to support the analysis objectives.</w:t>
       </w:r>
     </w:p>
     <w:p>
@@ -1727,14 +1681,12 @@
         </w:rPr>
         <w:t xml:space="preserve"> </w:t>
       </w:r>
-      <w:proofErr w:type="spellStart"/>
       <w:r>
         <w:rPr>
           <w:lang w:eastAsia="en-IN"/>
         </w:rPr>
         <w:t>inc</w:t>
       </w:r>
-      <w:proofErr w:type="spellEnd"/>
       <w:r>
         <w:rPr>
           <w:lang w:eastAsia="en-IN"/>
@@ -1753,14 +1705,12 @@
         </w:rPr>
         <w:t>”, “</w:t>
       </w:r>
-      <w:proofErr w:type="spellStart"/>
       <w:r>
         <w:rPr>
           <w:lang w:eastAsia="en-IN"/>
         </w:rPr>
         <w:t>dti</w:t>
       </w:r>
-      <w:proofErr w:type="spellEnd"/>
       <w:r>
         <w:rPr>
           <w:lang w:eastAsia="en-IN"/>
@@ -1815,14 +1765,12 @@
         </w:rPr>
         <w:t>”, “</w:t>
       </w:r>
-      <w:proofErr w:type="spellStart"/>
       <w:r>
         <w:rPr>
           <w:lang w:eastAsia="en-IN"/>
         </w:rPr>
         <w:t>mths</w:t>
       </w:r>
-      <w:proofErr w:type="spellEnd"/>
       <w:r>
         <w:rPr>
           <w:lang w:eastAsia="en-IN"/>
@@ -2022,7 +1970,6 @@
         <w:rPr>
           <w:lang w:eastAsia="en-IN"/>
         </w:rPr>
-        <w:lastRenderedPageBreak/>
         <w:t xml:space="preserve">Step 2: </w:t>
       </w:r>
       <w:r>
@@ -2060,6 +2007,7 @@
         <w:rPr>
           <w:lang w:eastAsia="en-IN"/>
         </w:rPr>
+        <w:lastRenderedPageBreak/>
         <w:t xml:space="preserve">Columns with extremely high missing percentages (greater than 80%) and limited analytical value, such as </w:t>
       </w:r>
       <w:r>
@@ -2080,14 +2028,12 @@
         </w:rPr>
         <w:t xml:space="preserve"> </w:t>
       </w:r>
-      <w:proofErr w:type="spellStart"/>
       <w:r>
         <w:rPr>
           <w:lang w:eastAsia="en-IN"/>
         </w:rPr>
         <w:t>inc</w:t>
       </w:r>
-      <w:proofErr w:type="spellEnd"/>
       <w:r>
         <w:rPr>
           <w:lang w:eastAsia="en-IN"/>
@@ -2118,14 +2064,12 @@
         </w:rPr>
         <w:t>“</w:t>
       </w:r>
-      <w:proofErr w:type="spellStart"/>
       <w:r>
         <w:rPr>
           <w:lang w:eastAsia="en-IN"/>
         </w:rPr>
         <w:t>dti</w:t>
       </w:r>
-      <w:proofErr w:type="spellEnd"/>
       <w:r>
         <w:rPr>
           <w:lang w:eastAsia="en-IN"/>
@@ -2204,14 +2148,12 @@
         </w:rPr>
         <w:t>“</w:t>
       </w:r>
-      <w:proofErr w:type="spellStart"/>
       <w:r>
         <w:rPr>
           <w:lang w:eastAsia="en-IN"/>
         </w:rPr>
         <w:t>desc</w:t>
       </w:r>
-      <w:proofErr w:type="spellEnd"/>
       <w:r>
         <w:rPr>
           <w:lang w:eastAsia="en-IN"/>
@@ -2230,14 +2172,12 @@
         </w:rPr>
         <w:t>“</w:t>
       </w:r>
-      <w:proofErr w:type="spellStart"/>
       <w:r>
         <w:rPr>
           <w:lang w:eastAsia="en-IN"/>
         </w:rPr>
         <w:t>mths</w:t>
       </w:r>
-      <w:proofErr w:type="spellEnd"/>
       <w:r>
         <w:rPr>
           <w:lang w:eastAsia="en-IN"/>
@@ -2302,21 +2242,7 @@
         <w:rPr>
           <w:lang w:eastAsia="en-IN"/>
         </w:rPr>
-        <w:t>Missing values in revolving utilization (</w:t>
-      </w:r>
-      <w:proofErr w:type="spellStart"/>
-      <w:r>
-        <w:rPr>
-          <w:lang w:eastAsia="en-IN"/>
-        </w:rPr>
-        <w:t>revol_util</w:t>
-      </w:r>
-      <w:proofErr w:type="spellEnd"/>
-      <w:r>
-        <w:rPr>
-          <w:lang w:eastAsia="en-IN"/>
-        </w:rPr>
-        <w:t>) were replaced using the median value to minimize the influence of outliers.</w:t>
+        <w:t>Missing values in revolving utilization (revol_util) were replaced using the median value to minimize the influence of outliers.</w:t>
       </w:r>
     </w:p>
     <w:p>
@@ -2355,14 +2281,12 @@
         </w:rPr>
         <w:t>“</w:t>
       </w:r>
-      <w:proofErr w:type="spellStart"/>
       <w:r>
         <w:rPr>
           <w:lang w:eastAsia="en-IN"/>
         </w:rPr>
         <w:t>mths</w:t>
       </w:r>
-      <w:proofErr w:type="spellEnd"/>
       <w:r>
         <w:rPr>
           <w:lang w:eastAsia="en-IN"/>
@@ -2393,14 +2317,12 @@
         </w:rPr>
         <w:t xml:space="preserve"> </w:t>
       </w:r>
-      <w:proofErr w:type="spellStart"/>
       <w:r>
         <w:rPr>
           <w:lang w:eastAsia="en-IN"/>
         </w:rPr>
         <w:t>delinq</w:t>
       </w:r>
-      <w:proofErr w:type="spellEnd"/>
       <w:r>
         <w:rPr>
           <w:lang w:eastAsia="en-IN"/>
@@ -2419,14 +2341,12 @@
         </w:rPr>
         <w:t>“</w:t>
       </w:r>
-      <w:proofErr w:type="spellStart"/>
       <w:r>
         <w:rPr>
           <w:lang w:eastAsia="en-IN"/>
         </w:rPr>
         <w:t>mths</w:t>
       </w:r>
-      <w:proofErr w:type="spellEnd"/>
       <w:r>
         <w:rPr>
           <w:lang w:eastAsia="en-IN"/>
@@ -2469,14 +2389,12 @@
         </w:rPr>
         <w:t xml:space="preserve"> </w:t>
       </w:r>
-      <w:proofErr w:type="spellStart"/>
       <w:r>
         <w:rPr>
           <w:lang w:eastAsia="en-IN"/>
         </w:rPr>
         <w:t>derog</w:t>
       </w:r>
-      <w:proofErr w:type="spellEnd"/>
       <w:r>
         <w:rPr>
           <w:lang w:eastAsia="en-IN"/>
@@ -2537,14 +2455,12 @@
         </w:rPr>
         <w:t xml:space="preserve"> </w:t>
       </w:r>
-      <w:proofErr w:type="spellStart"/>
       <w:r>
         <w:rPr>
           <w:lang w:eastAsia="en-IN"/>
         </w:rPr>
         <w:t>pymnt</w:t>
       </w:r>
-      <w:proofErr w:type="spellEnd"/>
       <w:r>
         <w:rPr>
           <w:lang w:eastAsia="en-IN"/>
@@ -2593,14 +2509,12 @@
         </w:rPr>
         <w:t>“</w:t>
       </w:r>
-      <w:proofErr w:type="spellStart"/>
       <w:r>
         <w:rPr>
           <w:lang w:eastAsia="en-IN"/>
         </w:rPr>
         <w:t>next_pymnt_d</w:t>
       </w:r>
-      <w:proofErr w:type="spellEnd"/>
       <w:r>
         <w:rPr>
           <w:lang w:eastAsia="en-IN"/>
@@ -2619,7 +2533,6 @@
         </w:rPr>
         <w:t xml:space="preserve">. </w:t>
       </w:r>
-      <w:proofErr w:type="gramStart"/>
       <w:r>
         <w:rPr>
           <w:lang w:eastAsia="en-IN"/>
@@ -2630,14 +2543,7 @@
         <w:rPr>
           <w:lang w:eastAsia="en-IN"/>
         </w:rPr>
-        <w:t>o</w:t>
-      </w:r>
-      <w:proofErr w:type="gramEnd"/>
-      <w:r>
-        <w:rPr>
-          <w:lang w:eastAsia="en-IN"/>
-        </w:rPr>
-        <w:t xml:space="preserve"> </w:t>
+        <w:t xml:space="preserve">o </w:t>
       </w:r>
       <w:r>
         <w:rPr>
@@ -2720,14 +2626,12 @@
         </w:rPr>
         <w:t xml:space="preserve"> </w:t>
       </w:r>
-      <w:proofErr w:type="spellStart"/>
       <w:r>
         <w:rPr>
           <w:lang w:eastAsia="en-IN"/>
         </w:rPr>
         <w:t>cr</w:t>
       </w:r>
-      <w:proofErr w:type="spellEnd"/>
       <w:r>
         <w:rPr>
           <w:lang w:eastAsia="en-IN"/>
@@ -2746,14 +2650,12 @@
         </w:rPr>
         <w:t xml:space="preserve"> </w:t>
       </w:r>
-      <w:proofErr w:type="spellStart"/>
       <w:r>
         <w:rPr>
           <w:lang w:eastAsia="en-IN"/>
         </w:rPr>
         <w:t>pymnt</w:t>
       </w:r>
-      <w:proofErr w:type="spellEnd"/>
       <w:r>
         <w:rPr>
           <w:lang w:eastAsia="en-IN"/>
@@ -2772,14 +2674,12 @@
         </w:rPr>
         <w:t xml:space="preserve"> </w:t>
       </w:r>
-      <w:proofErr w:type="spellStart"/>
       <w:r>
         <w:rPr>
           <w:lang w:eastAsia="en-IN"/>
         </w:rPr>
         <w:t>pymnt</w:t>
       </w:r>
-      <w:proofErr w:type="spellEnd"/>
       <w:r>
         <w:rPr>
           <w:lang w:eastAsia="en-IN"/>
@@ -3131,7 +3031,6 @@
         </w:rPr>
         <w:t>loan status clean</w:t>
       </w:r>
-      <w:proofErr w:type="gramStart"/>
       <w:r>
         <w:rPr>
           <w:lang w:eastAsia="en-IN"/>
@@ -3154,14 +3053,7 @@
         <w:rPr>
           <w:lang w:eastAsia="en-IN"/>
         </w:rPr>
-        <w:t>groups</w:t>
-      </w:r>
-      <w:proofErr w:type="gramEnd"/>
-      <w:r>
-        <w:rPr>
-          <w:lang w:eastAsia="en-IN"/>
-        </w:rPr>
-        <w:t xml:space="preserve"> detailed loan statuses into broader repayment stages such as Fully Paid, Current, Late – Early, Late – Severe, Default, and Charged Off. This grouping provides a clearer representation of the loan lifecycle and enables more meaningful comparisons</w:t>
+        <w:t>groups detailed loan statuses into broader repayment stages such as Fully Paid, Current, Late – Early, Late – Severe, Default, and Charged Off. This grouping provides a clearer representation of the loan lifecycle and enables more meaningful comparisons</w:t>
       </w:r>
       <w:r>
         <w:rPr>
@@ -3265,45 +3157,45 @@
         <w:rPr>
           <w:lang w:eastAsia="en-IN"/>
         </w:rPr>
+        <w:t>The major categorical variables (grade, sub</w:t>
+      </w:r>
+      <w:r>
+        <w:rPr>
+          <w:lang w:eastAsia="en-IN"/>
+        </w:rPr>
+        <w:t xml:space="preserve"> </w:t>
+      </w:r>
+      <w:r>
+        <w:rPr>
+          <w:lang w:eastAsia="en-IN"/>
+        </w:rPr>
+        <w:t>grade, verification</w:t>
+      </w:r>
+      <w:r>
+        <w:rPr>
+          <w:lang w:eastAsia="en-IN"/>
+        </w:rPr>
+        <w:t xml:space="preserve"> </w:t>
+      </w:r>
+      <w:r>
+        <w:rPr>
+          <w:lang w:eastAsia="en-IN"/>
+        </w:rPr>
+        <w:t>status, and purpose) were found to be consistent and required no standardization.</w:t>
+      </w:r>
+    </w:p>
+    <w:p>
+      <w:pPr>
+        <w:pStyle w:val="Heading2"/>
+        <w:rPr>
+          <w:lang w:eastAsia="en-IN"/>
+        </w:rPr>
+      </w:pPr>
+      <w:r>
+        <w:rPr>
+          <w:lang w:eastAsia="en-IN"/>
+        </w:rPr>
         <w:lastRenderedPageBreak/>
-        <w:t>The major categorical variables (grade, sub</w:t>
-      </w:r>
-      <w:r>
-        <w:rPr>
-          <w:lang w:eastAsia="en-IN"/>
-        </w:rPr>
-        <w:t xml:space="preserve"> </w:t>
-      </w:r>
-      <w:r>
-        <w:rPr>
-          <w:lang w:eastAsia="en-IN"/>
-        </w:rPr>
-        <w:t>grade, verification</w:t>
-      </w:r>
-      <w:r>
-        <w:rPr>
-          <w:lang w:eastAsia="en-IN"/>
-        </w:rPr>
-        <w:t xml:space="preserve"> </w:t>
-      </w:r>
-      <w:r>
-        <w:rPr>
-          <w:lang w:eastAsia="en-IN"/>
-        </w:rPr>
-        <w:t>status, and purpose) were found to be consistent and required no standardization.</w:t>
-      </w:r>
-    </w:p>
-    <w:p>
-      <w:pPr>
-        <w:pStyle w:val="Heading2"/>
-        <w:rPr>
-          <w:lang w:eastAsia="en-IN"/>
-        </w:rPr>
-      </w:pPr>
-      <w:r>
-        <w:rPr>
-          <w:lang w:eastAsia="en-IN"/>
-        </w:rPr>
         <w:t xml:space="preserve">Step 7: </w:t>
       </w:r>
       <w:r>
@@ -3361,14 +3253,12 @@
         </w:rPr>
         <w:t xml:space="preserve"> </w:t>
       </w:r>
-      <w:proofErr w:type="spellStart"/>
       <w:r>
         <w:rPr>
           <w:lang w:val="en-US" w:eastAsia="en-IN"/>
         </w:rPr>
         <w:t>inc</w:t>
       </w:r>
-      <w:proofErr w:type="spellEnd"/>
       <w:r>
         <w:rPr>
           <w:lang w:val="en-US" w:eastAsia="en-IN"/>
@@ -3387,38 +3277,76 @@
         </w:rPr>
         <w:t>“</w:t>
       </w:r>
-      <w:proofErr w:type="spellStart"/>
       <w:r>
         <w:rPr>
           <w:lang w:val="en-US" w:eastAsia="en-IN"/>
         </w:rPr>
         <w:t>revol</w:t>
       </w:r>
-      <w:proofErr w:type="spellEnd"/>
       <w:r>
         <w:rPr>
           <w:lang w:val="en-US" w:eastAsia="en-IN"/>
         </w:rPr>
         <w:t xml:space="preserve"> </w:t>
       </w:r>
-      <w:proofErr w:type="spellStart"/>
       <w:r>
         <w:rPr>
           <w:lang w:val="en-US" w:eastAsia="en-IN"/>
         </w:rPr>
-        <w:t>bal</w:t>
-      </w:r>
-      <w:proofErr w:type="spellEnd"/>
+        <w:t xml:space="preserve">bal, received </w:t>
+      </w:r>
       <w:r>
         <w:rPr>
           <w:lang w:val="en-US" w:eastAsia="en-IN"/>
         </w:rPr>
-        <w:t xml:space="preserve">, received </w:t>
+        <w:t>“</w:t>
       </w:r>
       <w:r>
         <w:rPr>
           <w:lang w:val="en-US" w:eastAsia="en-IN"/>
         </w:rPr>
+        <w:t>total</w:t>
+      </w:r>
+      <w:r>
+        <w:rPr>
+          <w:lang w:val="en-US" w:eastAsia="en-IN"/>
+        </w:rPr>
+        <w:t xml:space="preserve"> </w:t>
+      </w:r>
+      <w:r>
+        <w:rPr>
+          <w:lang w:val="en-US" w:eastAsia="en-IN"/>
+        </w:rPr>
+        <w:t>rec</w:t>
+      </w:r>
+      <w:r>
+        <w:rPr>
+          <w:lang w:val="en-US" w:eastAsia="en-IN"/>
+        </w:rPr>
+        <w:t xml:space="preserve"> </w:t>
+      </w:r>
+      <w:r>
+        <w:rPr>
+          <w:lang w:val="en-US" w:eastAsia="en-IN"/>
+        </w:rPr>
+        <w:t>prncp</w:t>
+      </w:r>
+      <w:r>
+        <w:rPr>
+          <w:lang w:val="en-US" w:eastAsia="en-IN"/>
+        </w:rPr>
+        <w:t>”</w:t>
+      </w:r>
+      <w:r>
+        <w:rPr>
+          <w:lang w:val="en-US" w:eastAsia="en-IN"/>
+        </w:rPr>
+        <w:t xml:space="preserve">, </w:t>
+      </w:r>
+      <w:r>
+        <w:rPr>
+          <w:lang w:val="en-US" w:eastAsia="en-IN"/>
+        </w:rPr>
         <w:t>“</w:t>
       </w:r>
       <w:r>
@@ -3445,14 +3373,12 @@
         </w:rPr>
         <w:t xml:space="preserve"> </w:t>
       </w:r>
-      <w:proofErr w:type="spellStart"/>
       <w:r>
         <w:rPr>
           <w:lang w:val="en-US" w:eastAsia="en-IN"/>
         </w:rPr>
-        <w:t>prncp</w:t>
-      </w:r>
-      <w:proofErr w:type="spellEnd"/>
+        <w:t>int</w:t>
+      </w:r>
       <w:r>
         <w:rPr>
           <w:lang w:val="en-US" w:eastAsia="en-IN"/>
@@ -3463,7 +3389,7 @@
         <w:rPr>
           <w:lang w:val="en-US" w:eastAsia="en-IN"/>
         </w:rPr>
-        <w:t xml:space="preserve">, </w:t>
+        <w:t xml:space="preserve">, and </w:t>
       </w:r>
       <w:r>
         <w:rPr>
@@ -3475,7 +3401,7 @@
         <w:rPr>
           <w:lang w:val="en-US" w:eastAsia="en-IN"/>
         </w:rPr>
-        <w:t>total</w:t>
+        <w:t>last</w:t>
       </w:r>
       <w:r>
         <w:rPr>
@@ -3487,7 +3413,7 @@
         <w:rPr>
           <w:lang w:val="en-US" w:eastAsia="en-IN"/>
         </w:rPr>
-        <w:t>rec</w:t>
+        <w:t>pymnt</w:t>
       </w:r>
       <w:r>
         <w:rPr>
@@ -3499,60 +3425,8 @@
         <w:rPr>
           <w:lang w:val="en-US" w:eastAsia="en-IN"/>
         </w:rPr>
-        <w:t>int</w:t>
-      </w:r>
-      <w:r>
-        <w:rPr>
-          <w:lang w:val="en-US" w:eastAsia="en-IN"/>
-        </w:rPr>
-        <w:t>”</w:t>
-      </w:r>
-      <w:r>
-        <w:rPr>
-          <w:lang w:val="en-US" w:eastAsia="en-IN"/>
-        </w:rPr>
-        <w:t xml:space="preserve">, and </w:t>
-      </w:r>
-      <w:r>
-        <w:rPr>
-          <w:lang w:val="en-US" w:eastAsia="en-IN"/>
-        </w:rPr>
-        <w:t>“</w:t>
-      </w:r>
-      <w:r>
-        <w:rPr>
-          <w:lang w:val="en-US" w:eastAsia="en-IN"/>
-        </w:rPr>
-        <w:t>last</w:t>
-      </w:r>
-      <w:r>
-        <w:rPr>
-          <w:lang w:val="en-US" w:eastAsia="en-IN"/>
-        </w:rPr>
-        <w:t xml:space="preserve"> </w:t>
-      </w:r>
-      <w:proofErr w:type="spellStart"/>
-      <w:r>
-        <w:rPr>
-          <w:lang w:val="en-US" w:eastAsia="en-IN"/>
-        </w:rPr>
-        <w:t>pymnt</w:t>
-      </w:r>
-      <w:proofErr w:type="spellEnd"/>
-      <w:r>
-        <w:rPr>
-          <w:lang w:val="en-US" w:eastAsia="en-IN"/>
-        </w:rPr>
-        <w:t xml:space="preserve"> </w:t>
-      </w:r>
-      <w:proofErr w:type="spellStart"/>
-      <w:r>
-        <w:rPr>
-          <w:lang w:val="en-US" w:eastAsia="en-IN"/>
-        </w:rPr>
         <w:t>amnt</w:t>
       </w:r>
-      <w:proofErr w:type="spellEnd"/>
       <w:r>
         <w:rPr>
           <w:lang w:val="en-US" w:eastAsia="en-IN"/>
@@ -3607,14 +3481,12 @@
         </w:rPr>
         <w:t xml:space="preserve"> </w:t>
       </w:r>
-      <w:proofErr w:type="spellStart"/>
       <w:r>
         <w:rPr>
           <w:lang w:eastAsia="en-IN"/>
         </w:rPr>
         <w:t>amnt</w:t>
       </w:r>
-      <w:proofErr w:type="spellEnd"/>
       <w:r>
         <w:rPr>
           <w:lang w:eastAsia="en-IN"/>
@@ -3633,14 +3505,12 @@
         </w:rPr>
         <w:t>“</w:t>
       </w:r>
-      <w:proofErr w:type="spellStart"/>
       <w:r>
         <w:rPr>
           <w:lang w:eastAsia="en-IN"/>
         </w:rPr>
         <w:t>dti</w:t>
       </w:r>
-      <w:proofErr w:type="spellEnd"/>
       <w:r>
         <w:rPr>
           <w:lang w:eastAsia="en-IN"/>
@@ -3659,14 +3529,12 @@
         </w:rPr>
         <w:t>“</w:t>
       </w:r>
-      <w:proofErr w:type="spellStart"/>
       <w:r>
         <w:rPr>
           <w:lang w:eastAsia="en-IN"/>
         </w:rPr>
         <w:t>revol</w:t>
       </w:r>
-      <w:proofErr w:type="spellEnd"/>
       <w:r>
         <w:rPr>
           <w:lang w:eastAsia="en-IN"/>
@@ -3762,7 +3630,7 @@
           <w:noProof/>
         </w:rPr>
         <w:drawing>
-          <wp:inline distT="0" distB="0" distL="0" distR="0" wp14:anchorId="69DA7AB4" wp14:editId="73E426BD">
+          <wp:inline distT="0" distB="0" distL="0" distR="0" wp14:anchorId="69DA7AB4" wp14:editId="187D138A">
             <wp:extent cx="5808785" cy="2886633"/>
             <wp:effectExtent l="19050" t="19050" r="20955" b="28575"/>
             <wp:docPr id="427972079" name="Picture 7"/>
@@ -3924,11 +3792,9 @@
       <w:r>
         <w:t xml:space="preserve"> </w:t>
       </w:r>
-      <w:proofErr w:type="spellStart"/>
       <w:r>
         <w:t>prncp</w:t>
       </w:r>
-      <w:proofErr w:type="spellEnd"/>
       <w:r>
         <w:t>”</w:t>
       </w:r>
@@ -4069,7 +3935,6 @@
         </w:numPr>
       </w:pPr>
       <w:r>
-        <w:lastRenderedPageBreak/>
         <w:t>Duplicate record validation to confirm that each observation represents a unique loan.</w:t>
       </w:r>
     </w:p>
@@ -4087,6 +3952,7 @@
     </w:p>
     <w:p>
       <w:r>
+        <w:lastRenderedPageBreak/>
         <w:t>Finally, the cleaned dataset is exported as a CSV file, creating a single source for exploratory data analysis, KPI calculation, hypothesis testing, and Tableau dashboard development.</w:t>
       </w:r>
     </w:p>
@@ -4133,11 +3999,9 @@
       <w:r>
         <w:t>“</w:t>
       </w:r>
-      <w:proofErr w:type="gramStart"/>
       <w:r>
         <w:t>credit</w:t>
       </w:r>
-      <w:proofErr w:type="gramEnd"/>
       <w:r>
         <w:t xml:space="preserve"> </w:t>
       </w:r>
@@ -4641,7 +4505,7 @@
           <w:lang w:eastAsia="en-IN"/>
         </w:rPr>
         <w:drawing>
-          <wp:anchor distT="0" distB="0" distL="114300" distR="114300" simplePos="0" relativeHeight="251666432" behindDoc="0" locked="0" layoutInCell="1" allowOverlap="1" wp14:anchorId="167E88B0" wp14:editId="193A7D43">
+          <wp:anchor distT="0" distB="0" distL="114300" distR="114300" simplePos="0" relativeHeight="251666432" behindDoc="0" locked="0" layoutInCell="1" allowOverlap="1" wp14:anchorId="167E88B0" wp14:editId="50E26658">
             <wp:simplePos x="0" y="0"/>
             <wp:positionH relativeFrom="margin">
               <wp:posOffset>2899525</wp:posOffset>
@@ -4998,7 +4862,7 @@
           <w:lang w:eastAsia="en-IN"/>
         </w:rPr>
         <w:drawing>
-          <wp:anchor distT="0" distB="0" distL="114300" distR="114300" simplePos="0" relativeHeight="251671552" behindDoc="0" locked="0" layoutInCell="1" allowOverlap="1" wp14:anchorId="14928C15" wp14:editId="4F7D6939">
+          <wp:anchor distT="0" distB="0" distL="114300" distR="114300" simplePos="0" relativeHeight="251671552" behindDoc="0" locked="0" layoutInCell="1" allowOverlap="1" wp14:anchorId="14928C15" wp14:editId="5490C500">
             <wp:simplePos x="0" y="0"/>
             <wp:positionH relativeFrom="column">
               <wp:posOffset>-1905</wp:posOffset>
@@ -5217,21 +5081,7 @@
         <w:rPr>
           <w:lang w:eastAsia="en-IN"/>
         </w:rPr>
-        <w:t xml:space="preserve"> In the case of </w:t>
-      </w:r>
-      <w:proofErr w:type="gramStart"/>
-      <w:r>
-        <w:rPr>
-          <w:lang w:eastAsia="en-IN"/>
-        </w:rPr>
-        <w:t>DTI</w:t>
-      </w:r>
-      <w:proofErr w:type="gramEnd"/>
-      <w:r>
-        <w:rPr>
-          <w:lang w:eastAsia="en-IN"/>
-        </w:rPr>
-        <w:t xml:space="preserve"> t</w:t>
+        <w:t xml:space="preserve"> In the case of DTI t</w:t>
       </w:r>
       <w:r>
         <w:rPr>
@@ -5576,35 +5426,7 @@
         <w:rPr>
           <w:lang w:eastAsia="en-IN"/>
         </w:rPr>
-        <w:t>“</w:t>
-      </w:r>
-      <w:proofErr w:type="gramStart"/>
-      <w:r>
-        <w:rPr>
-          <w:lang w:eastAsia="en-IN"/>
-        </w:rPr>
-        <w:t>debt</w:t>
-      </w:r>
-      <w:proofErr w:type="gramEnd"/>
-      <w:r>
-        <w:rPr>
-          <w:lang w:eastAsia="en-IN"/>
-        </w:rPr>
-        <w:t xml:space="preserve"> consolidation” purpose and borrowers with 10+ years employment </w:t>
-      </w:r>
-      <w:proofErr w:type="gramStart"/>
-      <w:r>
-        <w:rPr>
-          <w:lang w:eastAsia="en-IN"/>
-        </w:rPr>
-        <w:t>length  has</w:t>
-      </w:r>
-      <w:proofErr w:type="gramEnd"/>
-      <w:r>
-        <w:rPr>
-          <w:lang w:eastAsia="en-IN"/>
-        </w:rPr>
-        <w:t xml:space="preserve"> significantly higher number of loans compared to others.</w:t>
+        <w:t>“debt consolidation” purpose and borrowers with 10+ years employment length  has significantly higher number of loans compared to others.</w:t>
       </w:r>
     </w:p>
     <w:p>
@@ -6394,7 +6216,7 @@
         </w:rPr>
         <w:lastRenderedPageBreak/>
         <w:drawing>
-          <wp:inline distT="0" distB="0" distL="0" distR="0" wp14:anchorId="50AD1C02" wp14:editId="18A00F73">
+          <wp:inline distT="0" distB="0" distL="0" distR="0" wp14:anchorId="50AD1C02" wp14:editId="7F28A00B">
             <wp:extent cx="6658558" cy="2218459"/>
             <wp:effectExtent l="19050" t="19050" r="9525" b="10795"/>
             <wp:docPr id="449418693" name="Picture 5"/>
@@ -6843,15 +6665,7 @@
         </w:numPr>
       </w:pPr>
       <w:r>
-        <w:t xml:space="preserve">Loan Amount and </w:t>
-      </w:r>
-      <w:proofErr w:type="spellStart"/>
-      <w:r>
-        <w:t>Installment</w:t>
-      </w:r>
-      <w:proofErr w:type="spellEnd"/>
-      <w:r>
-        <w:t xml:space="preserve"> are highly correlated (r = 0.94), while Open Accounts and Total Accounts also show strong correlation (r = 0.70), indicating these pairs capture similar information.</w:t>
+        <w:t>Loan Amount and Installment are highly correlated (r = 0.94), while Open Accounts and Total Accounts also show strong correlation (r = 0.70), indicating these pairs capture similar information.</w:t>
       </w:r>
     </w:p>
     <w:p>
@@ -6902,15 +6716,7 @@
         </w:numPr>
       </w:pPr>
       <w:r>
-        <w:t xml:space="preserve">Avoid using both Loan Amount and </w:t>
-      </w:r>
-      <w:proofErr w:type="spellStart"/>
-      <w:r>
-        <w:t>Installment</w:t>
-      </w:r>
-      <w:proofErr w:type="spellEnd"/>
-      <w:r>
-        <w:t xml:space="preserve"> together in dashboards or predictive models, since their strong correlation introduces redundant information without improving decision-making.</w:t>
+        <w:t>Avoid using both Loan Amount and Installment together in dashboards or predictive models, since their strong correlation introduces redundant information without improving decision-making.</w:t>
       </w:r>
     </w:p>
     <w:p>
@@ -6989,15 +6795,7 @@
         <w:t>interest rate as the strongest numeric variable associated with default risk</w:t>
       </w:r>
       <w:r>
-        <w:t xml:space="preserve">, while loan amount and </w:t>
-      </w:r>
-      <w:proofErr w:type="spellStart"/>
-      <w:r>
-        <w:t>installment</w:t>
-      </w:r>
-      <w:proofErr w:type="spellEnd"/>
-      <w:r>
-        <w:t xml:space="preserve"> were found to be highly correlated.</w:t>
+        <w:t>, while loan amount and installment were found to be highly correlated.</w:t>
       </w:r>
     </w:p>
     <w:p>
@@ -12388,6 +12186,7 @@
   <w:style w:type="character" w:default="1" w:styleId="DefaultParagraphFont">
     <w:name w:val="Default Paragraph Font"/>
     <w:uiPriority w:val="1"/>
+    <w:semiHidden/>
     <w:unhideWhenUsed/>
   </w:style>
   <w:style w:type="table" w:default="1" w:styleId="TableNormal">

--- a/notebook/NL_Sephora.docx
+++ b/notebook/NL_Sephora.docx
@@ -693,7 +693,7 @@
           <w:noProof/>
         </w:rPr>
         <w:drawing>
-          <wp:inline distT="0" distB="0" distL="0" distR="0" wp14:anchorId="60EDCDCD" wp14:editId="1163593F">
+          <wp:inline distT="0" distB="0" distL="0" distR="0" wp14:anchorId="60EDCDCD" wp14:editId="21BE6EDB">
             <wp:extent cx="5260340" cy="2800094"/>
             <wp:effectExtent l="19050" t="19050" r="16510" b="19685"/>
             <wp:docPr id="376551452" name="Picture 3"/>
@@ -1513,7 +1513,7 @@
         <w:rPr>
           <w:lang w:eastAsia="en-IN"/>
         </w:rPr>
-        <w:t>The first step in the data cleaning process involves understanding the structure, quality, and characteristics of the loan dataset. This is achieved by examining the dataset dimensions, column information, data types, missing values, and summary statistics.</w:t>
+        <w:t>The first step in the data cleaning process involves understanding the structure, quality, and characteristics of the dataset. This is achieved by examining the dataset dimensions, column information, data types, missing values, and summary statistics.</w:t>
       </w:r>
     </w:p>
     <w:p>
@@ -1673,7 +1673,51 @@
         <w:rPr>
           <w:lang w:eastAsia="en-IN"/>
         </w:rPr>
-        <w:t>annual</w:t>
+        <w:t>sale_price_usd</w:t>
+      </w:r>
+      <w:r>
+        <w:rPr>
+          <w:lang w:eastAsia="en-IN"/>
+        </w:rPr>
+        <w:t>”, “</w:t>
+      </w:r>
+      <w:r>
+        <w:rPr>
+          <w:lang w:eastAsia="en-IN"/>
+        </w:rPr>
+        <w:t>value_price_usd</w:t>
+      </w:r>
+      <w:r>
+        <w:rPr>
+          <w:lang w:eastAsia="en-IN"/>
+        </w:rPr>
+        <w:t>”, “</w:t>
+      </w:r>
+      <w:r>
+        <w:rPr>
+          <w:lang w:eastAsia="en-IN"/>
+        </w:rPr>
+        <w:t>variation_desc</w:t>
+      </w:r>
+      <w:r>
+        <w:rPr>
+          <w:lang w:eastAsia="en-IN"/>
+        </w:rPr>
+        <w:t xml:space="preserve">”, </w:t>
+      </w:r>
+      <w:r>
+        <w:rPr>
+          <w:lang w:eastAsia="en-IN"/>
+        </w:rPr>
+        <w:t xml:space="preserve">from </w:t>
+      </w:r>
+      <w:r>
+        <w:rPr>
+          <w:b/>
+          <w:bCs/>
+          <w:lang w:eastAsia="en-IN"/>
+        </w:rPr>
+        <w:t>product_info</w:t>
       </w:r>
       <w:r>
         <w:rPr>
@@ -1685,7 +1729,7 @@
         <w:rPr>
           <w:lang w:eastAsia="en-IN"/>
         </w:rPr>
-        <w:t>inc</w:t>
+        <w:t>have</w:t>
       </w:r>
       <w:r>
         <w:rPr>
@@ -1697,144 +1741,6 @@
         <w:rPr>
           <w:lang w:eastAsia="en-IN"/>
         </w:rPr>
-        <w:t>joint</w:t>
-      </w:r>
-      <w:r>
-        <w:rPr>
-          <w:lang w:eastAsia="en-IN"/>
-        </w:rPr>
-        <w:t>”, “</w:t>
-      </w:r>
-      <w:r>
-        <w:rPr>
-          <w:lang w:eastAsia="en-IN"/>
-        </w:rPr>
-        <w:t>dti</w:t>
-      </w:r>
-      <w:r>
-        <w:rPr>
-          <w:lang w:eastAsia="en-IN"/>
-        </w:rPr>
-        <w:t xml:space="preserve"> </w:t>
-      </w:r>
-      <w:r>
-        <w:rPr>
-          <w:lang w:eastAsia="en-IN"/>
-        </w:rPr>
-        <w:t>joint</w:t>
-      </w:r>
-      <w:r>
-        <w:rPr>
-          <w:lang w:eastAsia="en-IN"/>
-        </w:rPr>
-        <w:t>”, “</w:t>
-      </w:r>
-      <w:r>
-        <w:rPr>
-          <w:lang w:eastAsia="en-IN"/>
-        </w:rPr>
-        <w:t>verification</w:t>
-      </w:r>
-      <w:r>
-        <w:rPr>
-          <w:lang w:eastAsia="en-IN"/>
-        </w:rPr>
-        <w:t xml:space="preserve"> </w:t>
-      </w:r>
-      <w:r>
-        <w:rPr>
-          <w:lang w:eastAsia="en-IN"/>
-        </w:rPr>
-        <w:t>status</w:t>
-      </w:r>
-      <w:r>
-        <w:rPr>
-          <w:lang w:eastAsia="en-IN"/>
-        </w:rPr>
-        <w:t xml:space="preserve"> </w:t>
-      </w:r>
-      <w:r>
-        <w:rPr>
-          <w:lang w:eastAsia="en-IN"/>
-        </w:rPr>
-        <w:t>joint</w:t>
-      </w:r>
-      <w:r>
-        <w:rPr>
-          <w:lang w:eastAsia="en-IN"/>
-        </w:rPr>
-        <w:t>”, “</w:t>
-      </w:r>
-      <w:r>
-        <w:rPr>
-          <w:lang w:eastAsia="en-IN"/>
-        </w:rPr>
-        <w:t>mths</w:t>
-      </w:r>
-      <w:r>
-        <w:rPr>
-          <w:lang w:eastAsia="en-IN"/>
-        </w:rPr>
-        <w:t xml:space="preserve"> </w:t>
-      </w:r>
-      <w:r>
-        <w:rPr>
-          <w:lang w:eastAsia="en-IN"/>
-        </w:rPr>
-        <w:t>since</w:t>
-      </w:r>
-      <w:r>
-        <w:rPr>
-          <w:lang w:eastAsia="en-IN"/>
-        </w:rPr>
-        <w:t xml:space="preserve"> </w:t>
-      </w:r>
-      <w:r>
-        <w:rPr>
-          <w:lang w:eastAsia="en-IN"/>
-        </w:rPr>
-        <w:t>last</w:t>
-      </w:r>
-      <w:r>
-        <w:rPr>
-          <w:lang w:eastAsia="en-IN"/>
-        </w:rPr>
-        <w:t xml:space="preserve"> </w:t>
-      </w:r>
-      <w:r>
-        <w:rPr>
-          <w:lang w:eastAsia="en-IN"/>
-        </w:rPr>
-        <w:t>record</w:t>
-      </w:r>
-      <w:r>
-        <w:rPr>
-          <w:lang w:eastAsia="en-IN"/>
-        </w:rPr>
-        <w:t>”</w:t>
-      </w:r>
-      <w:r>
-        <w:rPr>
-          <w:lang w:eastAsia="en-IN"/>
-        </w:rPr>
-        <w:t xml:space="preserve"> </w:t>
-      </w:r>
-      <w:r>
-        <w:rPr>
-          <w:lang w:eastAsia="en-IN"/>
-        </w:rPr>
-        <w:t>have</w:t>
-      </w:r>
-      <w:r>
-        <w:rPr>
-          <w:lang w:eastAsia="en-IN"/>
-        </w:rPr>
-        <w:t xml:space="preserve"> </w:t>
-      </w:r>
-      <w:r>
-        <w:rPr>
-          <w:lang w:eastAsia="en-IN"/>
-        </w:rPr>
         <w:t xml:space="preserve">more than 80% </w:t>
       </w:r>
       <w:r>
@@ -1842,36 +1748,6 @@
           <w:lang w:eastAsia="en-IN"/>
         </w:rPr>
         <w:t>of missing values</w:t>
-      </w:r>
-      <w:r>
-        <w:rPr>
-          <w:lang w:eastAsia="en-IN"/>
-        </w:rPr>
-        <w:t>.</w:t>
-      </w:r>
-      <w:r>
-        <w:rPr>
-          <w:lang w:eastAsia="en-IN"/>
-        </w:rPr>
-        <w:t xml:space="preserve"> </w:t>
-      </w:r>
-      <w:r>
-        <w:rPr>
-          <w:lang w:eastAsia="en-IN"/>
-        </w:rPr>
-        <w:t>Which</w:t>
-      </w:r>
-      <w:r>
-        <w:rPr>
-          <w:lang w:eastAsia="en-IN"/>
-        </w:rPr>
-        <w:t xml:space="preserve"> may require remova</w:t>
-      </w:r>
-      <w:r>
-        <w:rPr>
-          <w:lang w:eastAsia="en-IN"/>
-        </w:rPr>
-        <w:t>l</w:t>
       </w:r>
       <w:r>
         <w:rPr>
@@ -1944,19 +1820,67 @@
         <w:rPr>
           <w:lang w:eastAsia="en-IN"/>
         </w:rPr>
-        <w:t xml:space="preserve">Additionally, descriptive statistics are generated for key financial variables such as loan amount, annual income, debt-to-income ratio (DTI), interest rate, revolving utilization, and </w:t>
-      </w:r>
-      <w:r>
-        <w:rPr>
-          <w:lang w:eastAsia="en-IN"/>
-        </w:rPr>
-        <w:t>instalment</w:t>
-      </w:r>
-      <w:r>
-        <w:rPr>
-          <w:lang w:eastAsia="en-IN"/>
-        </w:rPr>
-        <w:t xml:space="preserve"> amount. This provides an initial understanding of borrower characteristics, loan structures, and repayment-related attributes before proceeding with data cleaning and preprocessing.</w:t>
+        <w:t xml:space="preserve">Additionally, descriptive statistics are generated for key variables such as </w:t>
+      </w:r>
+      <w:r>
+        <w:rPr>
+          <w:lang w:eastAsia="en-IN"/>
+        </w:rPr>
+        <w:t>rating</w:t>
+      </w:r>
+      <w:r>
+        <w:rPr>
+          <w:lang w:eastAsia="en-IN"/>
+        </w:rPr>
+        <w:t xml:space="preserve">, </w:t>
+      </w:r>
+      <w:r>
+        <w:rPr>
+          <w:lang w:eastAsia="en-IN"/>
+        </w:rPr>
+        <w:t>reviews</w:t>
+      </w:r>
+      <w:r>
+        <w:rPr>
+          <w:lang w:eastAsia="en-IN"/>
+        </w:rPr>
+        <w:t xml:space="preserve">, </w:t>
+      </w:r>
+      <w:r>
+        <w:rPr>
+          <w:lang w:eastAsia="en-IN"/>
+        </w:rPr>
+        <w:t>price_usd</w:t>
+      </w:r>
+      <w:r>
+        <w:rPr>
+          <w:lang w:eastAsia="en-IN"/>
+        </w:rPr>
+        <w:t xml:space="preserve">, </w:t>
+      </w:r>
+      <w:r>
+        <w:rPr>
+          <w:lang w:eastAsia="en-IN"/>
+        </w:rPr>
+        <w:t>etc</w:t>
+      </w:r>
+      <w:r>
+        <w:rPr>
+          <w:lang w:eastAsia="en-IN"/>
+        </w:rPr>
+        <w:t xml:space="preserve">. This provides an initial understanding of </w:t>
+      </w:r>
+      <w:r>
+        <w:rPr>
+          <w:lang w:eastAsia="en-IN"/>
+        </w:rPr>
+        <w:t>customer interaction and their satisfaction</w:t>
+      </w:r>
+      <w:r>
+        <w:rPr>
+          <w:lang w:eastAsia="en-IN"/>
+        </w:rPr>
+        <w:t xml:space="preserve"> before proceeding with data cleaning and preprocessing.</w:t>
       </w:r>
     </w:p>
     <w:p>
@@ -1976,7 +1900,7 @@
         <w:rPr>
           <w:lang w:eastAsia="en-IN"/>
         </w:rPr>
-        <w:t>Handling Missing Values</w:t>
+        <w:t>Data Type Correction</w:t>
       </w:r>
     </w:p>
     <w:p>
@@ -3630,7 +3554,7 @@
           <w:noProof/>
         </w:rPr>
         <w:drawing>
-          <wp:inline distT="0" distB="0" distL="0" distR="0" wp14:anchorId="69DA7AB4" wp14:editId="187D138A">
+          <wp:inline distT="0" distB="0" distL="0" distR="0" wp14:anchorId="69DA7AB4" wp14:editId="246A6C03">
             <wp:extent cx="5808785" cy="2886633"/>
             <wp:effectExtent l="19050" t="19050" r="20955" b="28575"/>
             <wp:docPr id="427972079" name="Picture 7"/>
@@ -4505,7 +4429,7 @@
           <w:lang w:eastAsia="en-IN"/>
         </w:rPr>
         <w:drawing>
-          <wp:anchor distT="0" distB="0" distL="114300" distR="114300" simplePos="0" relativeHeight="251666432" behindDoc="0" locked="0" layoutInCell="1" allowOverlap="1" wp14:anchorId="167E88B0" wp14:editId="50E26658">
+          <wp:anchor distT="0" distB="0" distL="114300" distR="114300" simplePos="0" relativeHeight="251666432" behindDoc="0" locked="0" layoutInCell="1" allowOverlap="1" wp14:anchorId="167E88B0" wp14:editId="2640F101">
             <wp:simplePos x="0" y="0"/>
             <wp:positionH relativeFrom="margin">
               <wp:posOffset>2899525</wp:posOffset>
@@ -4862,7 +4786,7 @@
           <w:lang w:eastAsia="en-IN"/>
         </w:rPr>
         <w:drawing>
-          <wp:anchor distT="0" distB="0" distL="114300" distR="114300" simplePos="0" relativeHeight="251671552" behindDoc="0" locked="0" layoutInCell="1" allowOverlap="1" wp14:anchorId="14928C15" wp14:editId="5490C500">
+          <wp:anchor distT="0" distB="0" distL="114300" distR="114300" simplePos="0" relativeHeight="251671552" behindDoc="0" locked="0" layoutInCell="1" allowOverlap="1" wp14:anchorId="14928C15" wp14:editId="4A0B1567">
             <wp:simplePos x="0" y="0"/>
             <wp:positionH relativeFrom="column">
               <wp:posOffset>-1905</wp:posOffset>
@@ -6216,7 +6140,7 @@
         </w:rPr>
         <w:lastRenderedPageBreak/>
         <w:drawing>
-          <wp:inline distT="0" distB="0" distL="0" distR="0" wp14:anchorId="50AD1C02" wp14:editId="7F28A00B">
+          <wp:inline distT="0" distB="0" distL="0" distR="0" wp14:anchorId="50AD1C02" wp14:editId="51E49A95">
             <wp:extent cx="6658558" cy="2218459"/>
             <wp:effectExtent l="19050" t="19050" r="9525" b="10795"/>
             <wp:docPr id="449418693" name="Picture 5"/>
@@ -12186,7 +12110,6 @@
   <w:style w:type="character" w:default="1" w:styleId="DefaultParagraphFont">
     <w:name w:val="Default Paragraph Font"/>
     <w:uiPriority w:val="1"/>
-    <w:semiHidden/>
     <w:unhideWhenUsed/>
   </w:style>
   <w:style w:type="table" w:default="1" w:styleId="TableNormal">

--- a/notebook/NL_Sephora.docx
+++ b/notebook/NL_Sephora.docx
@@ -1,6 +1,6 @@
 
 <file path=word/document.xml><?xml version="1.0" encoding="utf-8"?>
-<w:document xmlns:wpc="http://schemas.microsoft.com/office/word/2010/wordprocessingCanvas" xmlns:cx="http://schemas.microsoft.com/office/drawing/2014/chartex" xmlns:cx1="http://schemas.microsoft.com/office/drawing/2015/9/8/chartex" xmlns:cx2="http://schemas.microsoft.com/office/drawing/2015/10/21/chartex" xmlns:cx3="http://schemas.microsoft.com/office/drawing/2016/5/9/chartex" xmlns:cx4="http://schemas.microsoft.com/office/drawing/2016/5/10/chartex" xmlns:cx5="http://schemas.microsoft.com/office/drawing/2016/5/11/chartex" xmlns:cx6="http://schemas.microsoft.com/office/drawing/2016/5/12/chartex" xmlns:cx7="http://schemas.microsoft.com/office/drawing/2016/5/13/chartex" xmlns:cx8="http://schemas.microsoft.com/office/drawing/2016/5/14/chartex" xmlns:mc="http://schemas.openxmlformats.org/markup-compatibility/2006" xmlns:aink="http://schemas.microsoft.com/office/drawing/2016/ink" xmlns:am3d="http://schemas.microsoft.com/office/drawing/2017/model3d" xmlns:o="urn:schemas-microsoft-com:office:office" xmlns:oel="http://schemas.microsoft.com/office/2019/extlst" xmlns:r="http://schemas.openxmlformats.org/officeDocument/2006/relationships" xmlns:m="http://schemas.openxmlformats.org/officeDocument/2006/math" xmlns:v="urn:schemas-microsoft-com:vml" xmlns:wp14="http://schemas.microsoft.com/office/word/2010/wordprocessingDrawing" xmlns:wp="http://schemas.openxmlformats.org/drawingml/2006/wordprocessingDrawing" xmlns:w10="urn:schemas-microsoft-com:office:word" xmlns:w="http://schemas.openxmlformats.org/wordprocessingml/2006/main" xmlns:w14="http://schemas.microsoft.com/office/word/2010/wordml" xmlns:w15="http://schemas.microsoft.com/office/word/2012/wordml" xmlns:w16cex="http://schemas.microsoft.com/office/word/2018/wordml/cex" xmlns:w16cid="http://schemas.microsoft.com/office/word/2016/wordml/cid" xmlns:w16="http://schemas.microsoft.com/office/word/2018/wordml" xmlns:w16du="http://schemas.microsoft.com/office/word/2023/wordml/word16du" xmlns:w16sdtdh="http://schemas.microsoft.com/office/word/2020/wordml/sdtdatahash" xmlns:w16sdtfl="http://schemas.microsoft.com/office/word/2024/wordml/sdtformatlock" xmlns:w16se="http://schemas.microsoft.com/office/word/2015/wordml/symex" xmlns:wpg="http://schemas.microsoft.com/office/word/2010/wordprocessingGroup" xmlns:wpi="http://schemas.microsoft.com/office/word/2010/wordprocessingInk" xmlns:wne="http://schemas.microsoft.com/office/word/2006/wordml" xmlns:wps="http://schemas.microsoft.com/office/word/2010/wordprocessingShape" mc:Ignorable="w14 w15 w16se w16cid w16 w16cex w16sdtdh w16sdtfl w16du wp14">
+<w:document xmlns:wpc="http://schemas.microsoft.com/office/word/2010/wordprocessingCanvas" xmlns:cx="http://schemas.microsoft.com/office/drawing/2014/chartex" xmlns:cx1="http://schemas.microsoft.com/office/drawing/2015/9/8/chartex" xmlns:cx2="http://schemas.microsoft.com/office/drawing/2015/10/21/chartex" xmlns:cx3="http://schemas.microsoft.com/office/drawing/2016/5/9/chartex" xmlns:cx4="http://schemas.microsoft.com/office/drawing/2016/5/10/chartex" xmlns:cx5="http://schemas.microsoft.com/office/drawing/2016/5/11/chartex" xmlns:cx6="http://schemas.microsoft.com/office/drawing/2016/5/12/chartex" xmlns:cx7="http://schemas.microsoft.com/office/drawing/2016/5/13/chartex" xmlns:cx8="http://schemas.microsoft.com/office/drawing/2016/5/14/chartex" xmlns:mc="http://schemas.openxmlformats.org/markup-compatibility/2006" xmlns:aink="http://schemas.microsoft.com/office/drawing/2016/ink" xmlns:am3d="http://schemas.microsoft.com/office/drawing/2017/model3d" xmlns:o="urn:schemas-microsoft-com:office:office" xmlns:oel="http://schemas.microsoft.com/office/2019/extlst" xmlns:r="http://schemas.openxmlformats.org/officeDocument/2006/relationships" xmlns:m="http://schemas.openxmlformats.org/officeDocument/2006/math" xmlns:v="urn:schemas-microsoft-com:vml" xmlns:wp14="http://schemas.microsoft.com/office/word/2010/wordprocessingDrawing" xmlns:wp="http://schemas.openxmlformats.org/drawingml/2006/wordprocessingDrawing" xmlns:w10="urn:schemas-microsoft-com:office:word" xmlns:w="http://schemas.openxmlformats.org/wordprocessingml/2006/main" xmlns:w14="http://schemas.microsoft.com/office/word/2010/wordml" xmlns:w15="http://schemas.microsoft.com/office/word/2012/wordml" xmlns:w16cei="http://schemas.microsoft.com/office/word/2026/wordml/cei" xmlns:w16cex="http://schemas.microsoft.com/office/word/2018/wordml/cex" xmlns:w16cid="http://schemas.microsoft.com/office/word/2016/wordml/cid" xmlns:w16="http://schemas.microsoft.com/office/word/2018/wordml" xmlns:w16du="http://schemas.microsoft.com/office/word/2023/wordml/word16du" xmlns:w16sdtdh="http://schemas.microsoft.com/office/word/2020/wordml/sdtdatahash" xmlns:w16sdtfl="http://schemas.microsoft.com/office/word/2024/wordml/sdtformatlock" xmlns:w16se="http://schemas.microsoft.com/office/word/2015/wordml/symex" xmlns:wpg="http://schemas.microsoft.com/office/word/2010/wordprocessingGroup" xmlns:wpi="http://schemas.microsoft.com/office/word/2010/wordprocessingInk" xmlns:wne="http://schemas.microsoft.com/office/word/2006/wordml" xmlns:wps="http://schemas.microsoft.com/office/word/2010/wordprocessingShape" mc:Ignorable="w14 w15 w16se w16cid w16 w16cex w16sdtdh w16sdtfl w16du wp14">
   <w:body>
     <w:p>
       <w:pPr>
@@ -443,7 +443,15 @@
         <w:t xml:space="preserve"> Investigate </w:t>
       </w:r>
       <w:r>
-        <w:t>how engagement signals — review helpfulness, recommendation rate, loves_count, and feedback polarity (positive vs negative votes) — relate to CSS</w:t>
+        <w:t xml:space="preserve">how engagement signals — review helpfulness, recommendation rate, </w:t>
+      </w:r>
+      <w:proofErr w:type="spellStart"/>
+      <w:r>
+        <w:t>loves_count</w:t>
+      </w:r>
+      <w:proofErr w:type="spellEnd"/>
+      <w:r>
+        <w:t>, and feedback polarity (positive vs negative votes) — relate to CSS</w:t>
       </w:r>
       <w:r>
         <w:t>, to identify which engagement metrics are strongest proxies satisfaction.</w:t>
@@ -693,7 +701,7 @@
           <w:noProof/>
         </w:rPr>
         <w:drawing>
-          <wp:inline distT="0" distB="0" distL="0" distR="0" wp14:anchorId="60EDCDCD" wp14:editId="21BE6EDB">
+          <wp:inline distT="0" distB="0" distL="0" distR="0" wp14:anchorId="60EDCDCD" wp14:editId="5A475E66">
             <wp:extent cx="5260340" cy="2800094"/>
             <wp:effectExtent l="19050" t="19050" r="16510" b="19685"/>
             <wp:docPr id="376551452" name="Picture 3"/>
@@ -1222,12 +1230,14 @@
         </w:rPr>
         <w:t>“</w:t>
       </w:r>
+      <w:proofErr w:type="spellStart"/>
       <w:r>
         <w:rPr>
           <w:lang w:eastAsia="en-IN"/>
         </w:rPr>
         <w:t>is_recommended</w:t>
       </w:r>
+      <w:proofErr w:type="spellEnd"/>
       <w:r>
         <w:rPr>
           <w:lang w:eastAsia="en-IN"/>
@@ -1246,12 +1256,14 @@
         </w:rPr>
         <w:t>“</w:t>
       </w:r>
+      <w:proofErr w:type="spellStart"/>
       <w:r>
         <w:rPr>
           <w:lang w:eastAsia="en-IN"/>
         </w:rPr>
         <w:t>loves_count</w:t>
       </w:r>
+      <w:proofErr w:type="spellEnd"/>
       <w:r>
         <w:rPr>
           <w:lang w:eastAsia="en-IN"/>
@@ -1669,36 +1681,42 @@
         </w:rPr>
         <w:t xml:space="preserve"> such as “</w:t>
       </w:r>
+      <w:proofErr w:type="spellStart"/>
       <w:r>
         <w:rPr>
           <w:lang w:eastAsia="en-IN"/>
         </w:rPr>
         <w:t>sale_price_usd</w:t>
       </w:r>
+      <w:proofErr w:type="spellEnd"/>
       <w:r>
         <w:rPr>
           <w:lang w:eastAsia="en-IN"/>
         </w:rPr>
         <w:t>”, “</w:t>
       </w:r>
+      <w:proofErr w:type="spellStart"/>
       <w:r>
         <w:rPr>
           <w:lang w:eastAsia="en-IN"/>
         </w:rPr>
         <w:t>value_price_usd</w:t>
       </w:r>
+      <w:proofErr w:type="spellEnd"/>
       <w:r>
         <w:rPr>
           <w:lang w:eastAsia="en-IN"/>
         </w:rPr>
         <w:t>”, “</w:t>
       </w:r>
+      <w:proofErr w:type="spellStart"/>
       <w:r>
         <w:rPr>
           <w:lang w:eastAsia="en-IN"/>
         </w:rPr>
         <w:t>variation_desc</w:t>
       </w:r>
+      <w:proofErr w:type="spellEnd"/>
       <w:r>
         <w:rPr>
           <w:lang w:eastAsia="en-IN"/>
@@ -1711,6 +1729,7 @@
         </w:rPr>
         <w:t xml:space="preserve">from </w:t>
       </w:r>
+      <w:proofErr w:type="spellStart"/>
       <w:r>
         <w:rPr>
           <w:b/>
@@ -1719,6 +1738,7 @@
         </w:rPr>
         <w:t>product_info</w:t>
       </w:r>
+      <w:proofErr w:type="spellEnd"/>
       <w:r>
         <w:rPr>
           <w:lang w:eastAsia="en-IN"/>
@@ -1846,12 +1866,14 @@
         </w:rPr>
         <w:t xml:space="preserve">, </w:t>
       </w:r>
+      <w:proofErr w:type="spellStart"/>
       <w:r>
         <w:rPr>
           <w:lang w:eastAsia="en-IN"/>
         </w:rPr>
         <w:t>price_usd</w:t>
       </w:r>
+      <w:proofErr w:type="spellEnd"/>
       <w:r>
         <w:rPr>
           <w:lang w:eastAsia="en-IN"/>
@@ -1913,7 +1935,31 @@
         <w:rPr>
           <w:lang w:eastAsia="en-IN"/>
         </w:rPr>
-        <w:t>Missing values were examined to determine whether they represented true data quality issues or meaningful business information.</w:t>
+        <w:t>Data types</w:t>
+      </w:r>
+      <w:r>
+        <w:rPr>
+          <w:lang w:eastAsia="en-IN"/>
+        </w:rPr>
+        <w:t xml:space="preserve"> were examined</w:t>
+      </w:r>
+      <w:r>
+        <w:rPr>
+          <w:lang w:eastAsia="en-IN"/>
+        </w:rPr>
+        <w:t xml:space="preserve"> </w:t>
+      </w:r>
+      <w:r>
+        <w:rPr>
+          <w:lang w:eastAsia="en-IN"/>
+        </w:rPr>
+        <w:t xml:space="preserve">to determine whether they </w:t>
+      </w:r>
+      <w:r>
+        <w:rPr>
+          <w:lang w:eastAsia="en-IN"/>
+        </w:rPr>
+        <w:t>are stored in correct format.</w:t>
       </w:r>
     </w:p>
     <w:p>
@@ -1931,224 +1977,31 @@
         <w:rPr>
           <w:lang w:eastAsia="en-IN"/>
         </w:rPr>
-        <w:lastRenderedPageBreak/>
-        <w:t xml:space="preserve">Columns with extremely high missing percentages (greater than 80%) and limited analytical value, such as </w:t>
-      </w:r>
-      <w:r>
-        <w:rPr>
-          <w:lang w:eastAsia="en-IN"/>
-        </w:rPr>
-        <w:t>“</w:t>
-      </w:r>
-      <w:r>
-        <w:rPr>
-          <w:lang w:eastAsia="en-IN"/>
-        </w:rPr>
-        <w:t>annual</w:t>
-      </w:r>
-      <w:r>
-        <w:rPr>
-          <w:lang w:eastAsia="en-IN"/>
-        </w:rPr>
-        <w:t xml:space="preserve"> </w:t>
-      </w:r>
-      <w:r>
-        <w:rPr>
-          <w:lang w:eastAsia="en-IN"/>
-        </w:rPr>
-        <w:t>inc</w:t>
-      </w:r>
-      <w:r>
-        <w:rPr>
-          <w:lang w:eastAsia="en-IN"/>
-        </w:rPr>
-        <w:t xml:space="preserve"> </w:t>
-      </w:r>
-      <w:r>
-        <w:rPr>
-          <w:lang w:eastAsia="en-IN"/>
-        </w:rPr>
-        <w:t>joint</w:t>
-      </w:r>
-      <w:r>
-        <w:rPr>
-          <w:lang w:eastAsia="en-IN"/>
-        </w:rPr>
-        <w:t>”</w:t>
-      </w:r>
-      <w:r>
-        <w:rPr>
-          <w:lang w:eastAsia="en-IN"/>
-        </w:rPr>
-        <w:t xml:space="preserve">, </w:t>
-      </w:r>
-      <w:r>
-        <w:rPr>
-          <w:lang w:eastAsia="en-IN"/>
-        </w:rPr>
-        <w:t>“</w:t>
-      </w:r>
-      <w:r>
-        <w:rPr>
-          <w:lang w:eastAsia="en-IN"/>
-        </w:rPr>
-        <w:t>dti</w:t>
-      </w:r>
-      <w:r>
-        <w:rPr>
-          <w:lang w:eastAsia="en-IN"/>
-        </w:rPr>
-        <w:t xml:space="preserve"> </w:t>
-      </w:r>
-      <w:r>
-        <w:rPr>
-          <w:lang w:eastAsia="en-IN"/>
-        </w:rPr>
-        <w:t>joint</w:t>
-      </w:r>
-      <w:r>
-        <w:rPr>
-          <w:lang w:eastAsia="en-IN"/>
-        </w:rPr>
-        <w:t>”</w:t>
-      </w:r>
-      <w:r>
-        <w:rPr>
-          <w:lang w:eastAsia="en-IN"/>
-        </w:rPr>
-        <w:t xml:space="preserve">, </w:t>
-      </w:r>
-      <w:r>
-        <w:rPr>
-          <w:lang w:eastAsia="en-IN"/>
-        </w:rPr>
-        <w:t>“</w:t>
-      </w:r>
-      <w:r>
-        <w:rPr>
-          <w:lang w:eastAsia="en-IN"/>
-        </w:rPr>
-        <w:t>verification</w:t>
-      </w:r>
-      <w:r>
-        <w:rPr>
-          <w:lang w:eastAsia="en-IN"/>
-        </w:rPr>
-        <w:t xml:space="preserve"> </w:t>
-      </w:r>
-      <w:r>
-        <w:rPr>
-          <w:lang w:eastAsia="en-IN"/>
-        </w:rPr>
-        <w:t>status</w:t>
-      </w:r>
-      <w:r>
-        <w:rPr>
-          <w:lang w:eastAsia="en-IN"/>
-        </w:rPr>
-        <w:t xml:space="preserve"> </w:t>
-      </w:r>
-      <w:r>
-        <w:rPr>
-          <w:lang w:eastAsia="en-IN"/>
-        </w:rPr>
-        <w:t>joint</w:t>
-      </w:r>
-      <w:r>
-        <w:rPr>
-          <w:lang w:eastAsia="en-IN"/>
-        </w:rPr>
-        <w:t>”</w:t>
-      </w:r>
-      <w:r>
-        <w:rPr>
-          <w:lang w:eastAsia="en-IN"/>
-        </w:rPr>
-        <w:t xml:space="preserve">, </w:t>
-      </w:r>
-      <w:r>
-        <w:rPr>
-          <w:lang w:eastAsia="en-IN"/>
-        </w:rPr>
-        <w:t>“</w:t>
-      </w:r>
-      <w:r>
-        <w:rPr>
-          <w:lang w:eastAsia="en-IN"/>
-        </w:rPr>
-        <w:t>desc</w:t>
-      </w:r>
-      <w:r>
-        <w:rPr>
-          <w:lang w:eastAsia="en-IN"/>
-        </w:rPr>
-        <w:t>”</w:t>
-      </w:r>
-      <w:r>
-        <w:rPr>
-          <w:lang w:eastAsia="en-IN"/>
-        </w:rPr>
-        <w:t xml:space="preserve">, and </w:t>
-      </w:r>
-      <w:r>
-        <w:rPr>
-          <w:lang w:eastAsia="en-IN"/>
-        </w:rPr>
-        <w:t>“</w:t>
-      </w:r>
-      <w:r>
-        <w:rPr>
-          <w:lang w:eastAsia="en-IN"/>
-        </w:rPr>
-        <w:t>mths</w:t>
-      </w:r>
-      <w:r>
-        <w:rPr>
-          <w:lang w:eastAsia="en-IN"/>
-        </w:rPr>
-        <w:t xml:space="preserve"> </w:t>
-      </w:r>
-      <w:r>
-        <w:rPr>
-          <w:lang w:eastAsia="en-IN"/>
-        </w:rPr>
-        <w:t>since</w:t>
-      </w:r>
-      <w:r>
-        <w:rPr>
-          <w:lang w:eastAsia="en-IN"/>
-        </w:rPr>
-        <w:t xml:space="preserve"> </w:t>
-      </w:r>
-      <w:r>
-        <w:rPr>
-          <w:lang w:eastAsia="en-IN"/>
-        </w:rPr>
-        <w:t>last</w:t>
-      </w:r>
-      <w:r>
-        <w:rPr>
-          <w:lang w:eastAsia="en-IN"/>
-        </w:rPr>
-        <w:t xml:space="preserve"> </w:t>
-      </w:r>
-      <w:r>
-        <w:rPr>
-          <w:lang w:eastAsia="en-IN"/>
-        </w:rPr>
-        <w:t>record</w:t>
-      </w:r>
-      <w:r>
-        <w:rPr>
-          <w:lang w:eastAsia="en-IN"/>
-        </w:rPr>
-        <w:t>”</w:t>
-      </w:r>
-      <w:r>
-        <w:rPr>
-          <w:lang w:eastAsia="en-IN"/>
-        </w:rPr>
-        <w:t>, were removed from the dataset.</w:t>
+        <w:t xml:space="preserve">Boolean flags and dates </w:t>
+      </w:r>
+      <w:r>
+        <w:rPr>
+          <w:lang w:eastAsia="en-IN"/>
+        </w:rPr>
+        <w:t>were</w:t>
+      </w:r>
+      <w:r>
+        <w:rPr>
+          <w:lang w:eastAsia="en-IN"/>
+        </w:rPr>
+        <w:t xml:space="preserve"> stored as generic types</w:t>
+      </w:r>
+      <w:r>
+        <w:rPr>
+          <w:lang w:eastAsia="en-IN"/>
+        </w:rPr>
+        <w:t xml:space="preserve"> (</w:t>
+      </w:r>
+      <w:r>
+        <w:rPr>
+          <w:lang w:eastAsia="en-IN"/>
+        </w:rPr>
+        <w:t>object). Correcting them prevents silent errors later (e.g., treating a flag as continuous, or being unable to sort/filter dates).</w:t>
       </w:r>
     </w:p>
     <w:p>
@@ -2166,7 +2019,132 @@
         <w:rPr>
           <w:lang w:eastAsia="en-IN"/>
         </w:rPr>
-        <w:t>Missing values in revolving utilization (revol_util) were replaced using the median value to minimize the influence of outliers.</w:t>
+        <w:lastRenderedPageBreak/>
+        <w:t xml:space="preserve">Columns that contain Boolean values from </w:t>
+      </w:r>
+      <w:proofErr w:type="spellStart"/>
+      <w:r>
+        <w:rPr>
+          <w:b/>
+          <w:bCs/>
+          <w:lang w:eastAsia="en-IN"/>
+        </w:rPr>
+        <w:t>product_info</w:t>
+      </w:r>
+      <w:proofErr w:type="spellEnd"/>
+      <w:r>
+        <w:rPr>
+          <w:b/>
+          <w:bCs/>
+          <w:lang w:eastAsia="en-IN"/>
+        </w:rPr>
+        <w:t xml:space="preserve"> </w:t>
+      </w:r>
+      <w:r>
+        <w:rPr>
+          <w:lang w:eastAsia="en-IN"/>
+        </w:rPr>
+        <w:t xml:space="preserve">like </w:t>
+      </w:r>
+      <w:r>
+        <w:rPr>
+          <w:lang w:eastAsia="en-IN"/>
+        </w:rPr>
+        <w:t>'</w:t>
+      </w:r>
+      <w:proofErr w:type="spellStart"/>
+      <w:r>
+        <w:rPr>
+          <w:lang w:eastAsia="en-IN"/>
+        </w:rPr>
+        <w:t>limited_edition</w:t>
+      </w:r>
+      <w:proofErr w:type="spellEnd"/>
+      <w:r>
+        <w:rPr>
+          <w:lang w:eastAsia="en-IN"/>
+        </w:rPr>
+        <w:t>', 'new', '</w:t>
+      </w:r>
+      <w:proofErr w:type="spellStart"/>
+      <w:r>
+        <w:rPr>
+          <w:lang w:eastAsia="en-IN"/>
+        </w:rPr>
+        <w:t>online_only</w:t>
+      </w:r>
+      <w:proofErr w:type="spellEnd"/>
+      <w:r>
+        <w:rPr>
+          <w:lang w:eastAsia="en-IN"/>
+        </w:rPr>
+        <w:t>', '</w:t>
+      </w:r>
+      <w:proofErr w:type="spellStart"/>
+      <w:r>
+        <w:rPr>
+          <w:lang w:eastAsia="en-IN"/>
+        </w:rPr>
+        <w:t>out_of_stock</w:t>
+      </w:r>
+      <w:proofErr w:type="spellEnd"/>
+      <w:r>
+        <w:rPr>
+          <w:lang w:eastAsia="en-IN"/>
+        </w:rPr>
+        <w:t>', '</w:t>
+      </w:r>
+      <w:proofErr w:type="spellStart"/>
+      <w:r>
+        <w:rPr>
+          <w:lang w:eastAsia="en-IN"/>
+        </w:rPr>
+        <w:t>sephora_exclusive</w:t>
+      </w:r>
+      <w:proofErr w:type="spellEnd"/>
+      <w:r>
+        <w:rPr>
+          <w:lang w:eastAsia="en-IN"/>
+        </w:rPr>
+        <w:t>'</w:t>
+      </w:r>
+      <w:r>
+        <w:rPr>
+          <w:lang w:eastAsia="en-IN"/>
+        </w:rPr>
+        <w:t xml:space="preserve"> has been converted to Boolean data type.</w:t>
+      </w:r>
+    </w:p>
+    <w:p>
+      <w:pPr>
+        <w:pStyle w:val="ListParagraph"/>
+        <w:numPr>
+          <w:ilvl w:val="0"/>
+          <w:numId w:val="10"/>
+        </w:numPr>
+        <w:rPr>
+          <w:lang w:eastAsia="en-IN"/>
+        </w:rPr>
+      </w:pPr>
+      <w:r>
+        <w:rPr>
+          <w:lang w:eastAsia="en-IN"/>
+        </w:rPr>
+        <w:t xml:space="preserve">From </w:t>
+      </w:r>
+      <w:r>
+        <w:rPr>
+          <w:b/>
+          <w:bCs/>
+          <w:lang w:eastAsia="en-IN"/>
+        </w:rPr>
+        <w:t xml:space="preserve">reviews </w:t>
+      </w:r>
+      <w:r>
+        <w:rPr>
+          <w:lang w:eastAsia="en-IN"/>
+        </w:rPr>
+        <w:t xml:space="preserve">dataset </w:t>
       </w:r>
     </w:p>
     <w:p>
@@ -2205,12 +2183,14 @@
         </w:rPr>
         <w:t>“</w:t>
       </w:r>
+      <w:proofErr w:type="spellStart"/>
       <w:r>
         <w:rPr>
           <w:lang w:eastAsia="en-IN"/>
         </w:rPr>
         <w:t>mths</w:t>
       </w:r>
+      <w:proofErr w:type="spellEnd"/>
       <w:r>
         <w:rPr>
           <w:lang w:eastAsia="en-IN"/>
@@ -2241,12 +2221,14 @@
         </w:rPr>
         <w:t xml:space="preserve"> </w:t>
       </w:r>
+      <w:proofErr w:type="spellStart"/>
       <w:r>
         <w:rPr>
           <w:lang w:eastAsia="en-IN"/>
         </w:rPr>
         <w:t>delinq</w:t>
       </w:r>
+      <w:proofErr w:type="spellEnd"/>
       <w:r>
         <w:rPr>
           <w:lang w:eastAsia="en-IN"/>
@@ -2265,12 +2247,14 @@
         </w:rPr>
         <w:t>“</w:t>
       </w:r>
+      <w:proofErr w:type="spellStart"/>
       <w:r>
         <w:rPr>
           <w:lang w:eastAsia="en-IN"/>
         </w:rPr>
         <w:t>mths</w:t>
       </w:r>
+      <w:proofErr w:type="spellEnd"/>
       <w:r>
         <w:rPr>
           <w:lang w:eastAsia="en-IN"/>
@@ -2313,12 +2297,14 @@
         </w:rPr>
         <w:t xml:space="preserve"> </w:t>
       </w:r>
+      <w:proofErr w:type="spellStart"/>
       <w:r>
         <w:rPr>
           <w:lang w:eastAsia="en-IN"/>
         </w:rPr>
         <w:t>derog</w:t>
       </w:r>
+      <w:proofErr w:type="spellEnd"/>
       <w:r>
         <w:rPr>
           <w:lang w:eastAsia="en-IN"/>
@@ -2379,12 +2365,14 @@
         </w:rPr>
         <w:t xml:space="preserve"> </w:t>
       </w:r>
+      <w:proofErr w:type="spellStart"/>
       <w:r>
         <w:rPr>
           <w:lang w:eastAsia="en-IN"/>
         </w:rPr>
         <w:t>pymnt</w:t>
       </w:r>
+      <w:proofErr w:type="spellEnd"/>
       <w:r>
         <w:rPr>
           <w:lang w:eastAsia="en-IN"/>
@@ -2433,12 +2421,14 @@
         </w:rPr>
         <w:t>“</w:t>
       </w:r>
+      <w:proofErr w:type="spellStart"/>
       <w:r>
         <w:rPr>
           <w:lang w:eastAsia="en-IN"/>
         </w:rPr>
         <w:t>next_pymnt_d</w:t>
       </w:r>
+      <w:proofErr w:type="spellEnd"/>
       <w:r>
         <w:rPr>
           <w:lang w:eastAsia="en-IN"/>
@@ -2550,12 +2540,14 @@
         </w:rPr>
         <w:t xml:space="preserve"> </w:t>
       </w:r>
+      <w:proofErr w:type="spellStart"/>
       <w:r>
         <w:rPr>
           <w:lang w:eastAsia="en-IN"/>
         </w:rPr>
         <w:t>cr</w:t>
       </w:r>
+      <w:proofErr w:type="spellEnd"/>
       <w:r>
         <w:rPr>
           <w:lang w:eastAsia="en-IN"/>
@@ -2574,12 +2566,14 @@
         </w:rPr>
         <w:t xml:space="preserve"> </w:t>
       </w:r>
+      <w:proofErr w:type="spellStart"/>
       <w:r>
         <w:rPr>
           <w:lang w:eastAsia="en-IN"/>
         </w:rPr>
         <w:t>pymnt</w:t>
       </w:r>
+      <w:proofErr w:type="spellEnd"/>
       <w:r>
         <w:rPr>
           <w:lang w:eastAsia="en-IN"/>
@@ -2598,12 +2592,14 @@
         </w:rPr>
         <w:t xml:space="preserve"> </w:t>
       </w:r>
+      <w:proofErr w:type="spellStart"/>
       <w:r>
         <w:rPr>
           <w:lang w:eastAsia="en-IN"/>
         </w:rPr>
         <w:t>pymnt</w:t>
       </w:r>
+      <w:proofErr w:type="spellEnd"/>
       <w:r>
         <w:rPr>
           <w:lang w:eastAsia="en-IN"/>
@@ -3119,7 +3115,6 @@
         <w:rPr>
           <w:lang w:eastAsia="en-IN"/>
         </w:rPr>
-        <w:lastRenderedPageBreak/>
         <w:t xml:space="preserve">Step 7: </w:t>
       </w:r>
       <w:r>
@@ -3157,6 +3152,7 @@
         <w:rPr>
           <w:lang w:val="en-US" w:eastAsia="en-IN"/>
         </w:rPr>
+        <w:lastRenderedPageBreak/>
         <w:t xml:space="preserve">variables such as </w:t>
       </w:r>
       <w:r>
@@ -3177,12 +3173,14 @@
         </w:rPr>
         <w:t xml:space="preserve"> </w:t>
       </w:r>
+      <w:proofErr w:type="spellStart"/>
       <w:r>
         <w:rPr>
           <w:lang w:val="en-US" w:eastAsia="en-IN"/>
         </w:rPr>
         <w:t>inc</w:t>
       </w:r>
+      <w:proofErr w:type="spellEnd"/>
       <w:r>
         <w:rPr>
           <w:lang w:val="en-US" w:eastAsia="en-IN"/>
@@ -3201,28 +3199,38 @@
         </w:rPr>
         <w:t>“</w:t>
       </w:r>
+      <w:proofErr w:type="spellStart"/>
       <w:r>
         <w:rPr>
           <w:lang w:val="en-US" w:eastAsia="en-IN"/>
         </w:rPr>
         <w:t>revol</w:t>
       </w:r>
+      <w:proofErr w:type="spellEnd"/>
       <w:r>
         <w:rPr>
           <w:lang w:val="en-US" w:eastAsia="en-IN"/>
         </w:rPr>
         <w:t xml:space="preserve"> </w:t>
       </w:r>
+      <w:proofErr w:type="spellStart"/>
       <w:r>
         <w:rPr>
           <w:lang w:val="en-US" w:eastAsia="en-IN"/>
         </w:rPr>
-        <w:t xml:space="preserve">bal, received </w:t>
-      </w:r>
+        <w:t>bal</w:t>
+      </w:r>
+      <w:proofErr w:type="spellEnd"/>
       <w:r>
         <w:rPr>
           <w:lang w:val="en-US" w:eastAsia="en-IN"/>
         </w:rPr>
+        <w:t xml:space="preserve">, received </w:t>
+      </w:r>
+      <w:r>
+        <w:rPr>
+          <w:lang w:val="en-US" w:eastAsia="en-IN"/>
+        </w:rPr>
         <w:t>“</w:t>
       </w:r>
       <w:r>
@@ -3249,12 +3257,14 @@
         </w:rPr>
         <w:t xml:space="preserve"> </w:t>
       </w:r>
+      <w:proofErr w:type="spellStart"/>
       <w:r>
         <w:rPr>
           <w:lang w:val="en-US" w:eastAsia="en-IN"/>
         </w:rPr>
         <w:t>prncp</w:t>
       </w:r>
+      <w:proofErr w:type="spellEnd"/>
       <w:r>
         <w:rPr>
           <w:lang w:val="en-US" w:eastAsia="en-IN"/>
@@ -3333,24 +3343,28 @@
         </w:rPr>
         <w:t xml:space="preserve"> </w:t>
       </w:r>
+      <w:proofErr w:type="spellStart"/>
       <w:r>
         <w:rPr>
           <w:lang w:val="en-US" w:eastAsia="en-IN"/>
         </w:rPr>
         <w:t>pymnt</w:t>
       </w:r>
+      <w:proofErr w:type="spellEnd"/>
       <w:r>
         <w:rPr>
           <w:lang w:val="en-US" w:eastAsia="en-IN"/>
         </w:rPr>
         <w:t xml:space="preserve"> </w:t>
       </w:r>
+      <w:proofErr w:type="spellStart"/>
       <w:r>
         <w:rPr>
           <w:lang w:val="en-US" w:eastAsia="en-IN"/>
         </w:rPr>
         <w:t>amnt</w:t>
       </w:r>
+      <w:proofErr w:type="spellEnd"/>
       <w:r>
         <w:rPr>
           <w:lang w:val="en-US" w:eastAsia="en-IN"/>
@@ -3405,12 +3419,14 @@
         </w:rPr>
         <w:t xml:space="preserve"> </w:t>
       </w:r>
+      <w:proofErr w:type="spellStart"/>
       <w:r>
         <w:rPr>
           <w:lang w:eastAsia="en-IN"/>
         </w:rPr>
         <w:t>amnt</w:t>
       </w:r>
+      <w:proofErr w:type="spellEnd"/>
       <w:r>
         <w:rPr>
           <w:lang w:eastAsia="en-IN"/>
@@ -3429,12 +3445,14 @@
         </w:rPr>
         <w:t>“</w:t>
       </w:r>
+      <w:proofErr w:type="spellStart"/>
       <w:r>
         <w:rPr>
           <w:lang w:eastAsia="en-IN"/>
         </w:rPr>
         <w:t>dti</w:t>
       </w:r>
+      <w:proofErr w:type="spellEnd"/>
       <w:r>
         <w:rPr>
           <w:lang w:eastAsia="en-IN"/>
@@ -3453,12 +3471,14 @@
         </w:rPr>
         <w:t>“</w:t>
       </w:r>
+      <w:proofErr w:type="spellStart"/>
       <w:r>
         <w:rPr>
           <w:lang w:eastAsia="en-IN"/>
         </w:rPr>
         <w:t>revol</w:t>
       </w:r>
+      <w:proofErr w:type="spellEnd"/>
       <w:r>
         <w:rPr>
           <w:lang w:eastAsia="en-IN"/>
@@ -3554,7 +3574,7 @@
           <w:noProof/>
         </w:rPr>
         <w:drawing>
-          <wp:inline distT="0" distB="0" distL="0" distR="0" wp14:anchorId="69DA7AB4" wp14:editId="246A6C03">
+          <wp:inline distT="0" distB="0" distL="0" distR="0" wp14:anchorId="69DA7AB4" wp14:editId="2DCE3155">
             <wp:extent cx="5808785" cy="2886633"/>
             <wp:effectExtent l="19050" t="19050" r="20955" b="28575"/>
             <wp:docPr id="427972079" name="Picture 7"/>
@@ -3716,9 +3736,11 @@
       <w:r>
         <w:t xml:space="preserve"> </w:t>
       </w:r>
+      <w:proofErr w:type="spellStart"/>
       <w:r>
         <w:t>prncp</w:t>
       </w:r>
+      <w:proofErr w:type="spellEnd"/>
       <w:r>
         <w:t>”</w:t>
       </w:r>
@@ -3876,15 +3898,15 @@
     </w:p>
     <w:p>
       <w:r>
+        <w:t>Finally, the cleaned dataset is exported as a CSV file, creating a single source for exploratory data analysis, KPI calculation, hypothesis testing, and Tableau dashboard development.</w:t>
+      </w:r>
+    </w:p>
+    <w:p>
+      <w:pPr>
+        <w:pStyle w:val="Heading1"/>
+      </w:pPr>
+      <w:r>
         <w:lastRenderedPageBreak/>
-        <w:t>Finally, the cleaned dataset is exported as a CSV file, creating a single source for exploratory data analysis, KPI calculation, hypothesis testing, and Tableau dashboard development.</w:t>
-      </w:r>
-    </w:p>
-    <w:p>
-      <w:pPr>
-        <w:pStyle w:val="Heading1"/>
-      </w:pPr>
-      <w:r>
         <w:t>EXPLORATORY DATA ANALYSIS (EDA)</w:t>
       </w:r>
     </w:p>
@@ -4202,7 +4224,6 @@
         <w:rPr>
           <w:noProof/>
         </w:rPr>
-        <w:lastRenderedPageBreak/>
         <w:drawing>
           <wp:anchor distT="0" distB="0" distL="114300" distR="114300" simplePos="0" relativeHeight="251669504" behindDoc="0" locked="0" layoutInCell="1" allowOverlap="1" wp14:anchorId="09B61726" wp14:editId="76F2C06A">
             <wp:simplePos x="0" y="0"/>
@@ -4347,6 +4368,7 @@
         </w:numPr>
       </w:pPr>
       <w:r>
+        <w:lastRenderedPageBreak/>
         <w:t>Although the Charged Off portfolio is relatively small (5.1%), targeted interventions for Late – Early and Late – Severe borrowers could prevent additional loans from progressing into charge-off status.</w:t>
       </w:r>
     </w:p>
@@ -4429,7 +4451,7 @@
           <w:lang w:eastAsia="en-IN"/>
         </w:rPr>
         <w:drawing>
-          <wp:anchor distT="0" distB="0" distL="114300" distR="114300" simplePos="0" relativeHeight="251666432" behindDoc="0" locked="0" layoutInCell="1" allowOverlap="1" wp14:anchorId="167E88B0" wp14:editId="2640F101">
+          <wp:anchor distT="0" distB="0" distL="114300" distR="114300" simplePos="0" relativeHeight="251666432" behindDoc="0" locked="0" layoutInCell="1" allowOverlap="1" wp14:anchorId="167E88B0" wp14:editId="5388450F">
             <wp:simplePos x="0" y="0"/>
             <wp:positionH relativeFrom="margin">
               <wp:posOffset>2899525</wp:posOffset>
@@ -4755,7 +4777,6 @@
         <w:rPr>
           <w:lang w:eastAsia="en-IN"/>
         </w:rPr>
-        <w:lastRenderedPageBreak/>
         <w:t>Phase 4: Univariate Analysis – Continuous Variables</w:t>
       </w:r>
     </w:p>
@@ -4785,8 +4806,9 @@
           <w:noProof/>
           <w:lang w:eastAsia="en-IN"/>
         </w:rPr>
+        <w:lastRenderedPageBreak/>
         <w:drawing>
-          <wp:anchor distT="0" distB="0" distL="114300" distR="114300" simplePos="0" relativeHeight="251671552" behindDoc="0" locked="0" layoutInCell="1" allowOverlap="1" wp14:anchorId="14928C15" wp14:editId="4A0B1567">
+          <wp:anchor distT="0" distB="0" distL="114300" distR="114300" simplePos="0" relativeHeight="251671552" behindDoc="0" locked="0" layoutInCell="1" allowOverlap="1" wp14:anchorId="14928C15" wp14:editId="60270218">
             <wp:simplePos x="0" y="0"/>
             <wp:positionH relativeFrom="column">
               <wp:posOffset>-1905</wp:posOffset>
@@ -6140,7 +6162,7 @@
         </w:rPr>
         <w:lastRenderedPageBreak/>
         <w:drawing>
-          <wp:inline distT="0" distB="0" distL="0" distR="0" wp14:anchorId="50AD1C02" wp14:editId="51E49A95">
+          <wp:inline distT="0" distB="0" distL="0" distR="0" wp14:anchorId="50AD1C02" wp14:editId="0E57FA38">
             <wp:extent cx="6658558" cy="2218459"/>
             <wp:effectExtent l="19050" t="19050" r="9525" b="10795"/>
             <wp:docPr id="449418693" name="Picture 5"/>
@@ -6589,7 +6611,15 @@
         </w:numPr>
       </w:pPr>
       <w:r>
-        <w:t>Loan Amount and Installment are highly correlated (r = 0.94), while Open Accounts and Total Accounts also show strong correlation (r = 0.70), indicating these pairs capture similar information.</w:t>
+        <w:t xml:space="preserve">Loan Amount and </w:t>
+      </w:r>
+      <w:proofErr w:type="spellStart"/>
+      <w:r>
+        <w:t>Installment</w:t>
+      </w:r>
+      <w:proofErr w:type="spellEnd"/>
+      <w:r>
+        <w:t xml:space="preserve"> are highly correlated (r = 0.94), while Open Accounts and Total Accounts also show strong correlation (r = 0.70), indicating these pairs capture similar information.</w:t>
       </w:r>
     </w:p>
     <w:p>
@@ -6640,7 +6670,15 @@
         </w:numPr>
       </w:pPr>
       <w:r>
-        <w:t>Avoid using both Loan Amount and Installment together in dashboards or predictive models, since their strong correlation introduces redundant information without improving decision-making.</w:t>
+        <w:t xml:space="preserve">Avoid using both Loan Amount and </w:t>
+      </w:r>
+      <w:proofErr w:type="spellStart"/>
+      <w:r>
+        <w:t>Installment</w:t>
+      </w:r>
+      <w:proofErr w:type="spellEnd"/>
+      <w:r>
+        <w:t xml:space="preserve"> together in dashboards or predictive models, since their strong correlation introduces redundant information without improving decision-making.</w:t>
       </w:r>
     </w:p>
     <w:p>
@@ -6719,7 +6757,15 @@
         <w:t>interest rate as the strongest numeric variable associated with default risk</w:t>
       </w:r>
       <w:r>
-        <w:t>, while loan amount and installment were found to be highly correlated.</w:t>
+        <w:t xml:space="preserve">, while loan amount and </w:t>
+      </w:r>
+      <w:proofErr w:type="spellStart"/>
+      <w:r>
+        <w:t>installment</w:t>
+      </w:r>
+      <w:proofErr w:type="spellEnd"/>
+      <w:r>
+        <w:t xml:space="preserve"> were found to be highly correlated.</w:t>
       </w:r>
     </w:p>
     <w:p>
@@ -6863,7 +6909,7 @@
 </file>
 
 <file path=word/endnotes.xml><?xml version="1.0" encoding="utf-8"?>
-<w:endnotes xmlns:wpc="http://schemas.microsoft.com/office/word/2010/wordprocessingCanvas" xmlns:cx="http://schemas.microsoft.com/office/drawing/2014/chartex" xmlns:cx1="http://schemas.microsoft.com/office/drawing/2015/9/8/chartex" xmlns:cx2="http://schemas.microsoft.com/office/drawing/2015/10/21/chartex" xmlns:cx3="http://schemas.microsoft.com/office/drawing/2016/5/9/chartex" xmlns:cx4="http://schemas.microsoft.com/office/drawing/2016/5/10/chartex" xmlns:cx5="http://schemas.microsoft.com/office/drawing/2016/5/11/chartex" xmlns:cx6="http://schemas.microsoft.com/office/drawing/2016/5/12/chartex" xmlns:cx7="http://schemas.microsoft.com/office/drawing/2016/5/13/chartex" xmlns:cx8="http://schemas.microsoft.com/office/drawing/2016/5/14/chartex" xmlns:mc="http://schemas.openxmlformats.org/markup-compatibility/2006" xmlns:aink="http://schemas.microsoft.com/office/drawing/2016/ink" xmlns:am3d="http://schemas.microsoft.com/office/drawing/2017/model3d" xmlns:o="urn:schemas-microsoft-com:office:office" xmlns:oel="http://schemas.microsoft.com/office/2019/extlst" xmlns:r="http://schemas.openxmlformats.org/officeDocument/2006/relationships" xmlns:m="http://schemas.openxmlformats.org/officeDocument/2006/math" xmlns:v="urn:schemas-microsoft-com:vml" xmlns:wp14="http://schemas.microsoft.com/office/word/2010/wordprocessingDrawing" xmlns:wp="http://schemas.openxmlformats.org/drawingml/2006/wordprocessingDrawing" xmlns:w10="urn:schemas-microsoft-com:office:word" xmlns:w="http://schemas.openxmlformats.org/wordprocessingml/2006/main" xmlns:w14="http://schemas.microsoft.com/office/word/2010/wordml" xmlns:w15="http://schemas.microsoft.com/office/word/2012/wordml" xmlns:w16cex="http://schemas.microsoft.com/office/word/2018/wordml/cex" xmlns:w16cid="http://schemas.microsoft.com/office/word/2016/wordml/cid" xmlns:w16="http://schemas.microsoft.com/office/word/2018/wordml" xmlns:w16du="http://schemas.microsoft.com/office/word/2023/wordml/word16du" xmlns:w16sdtdh="http://schemas.microsoft.com/office/word/2020/wordml/sdtdatahash" xmlns:w16sdtfl="http://schemas.microsoft.com/office/word/2024/wordml/sdtformatlock" xmlns:w16se="http://schemas.microsoft.com/office/word/2015/wordml/symex" xmlns:wpg="http://schemas.microsoft.com/office/word/2010/wordprocessingGroup" xmlns:wpi="http://schemas.microsoft.com/office/word/2010/wordprocessingInk" xmlns:wne="http://schemas.microsoft.com/office/word/2006/wordml" xmlns:wps="http://schemas.microsoft.com/office/word/2010/wordprocessingShape" mc:Ignorable="w14 w15 w16se w16cid w16 w16cex w16sdtdh w16sdtfl w16du wp14">
+<w:endnotes xmlns:wpc="http://schemas.microsoft.com/office/word/2010/wordprocessingCanvas" xmlns:cx="http://schemas.microsoft.com/office/drawing/2014/chartex" xmlns:cx1="http://schemas.microsoft.com/office/drawing/2015/9/8/chartex" xmlns:cx2="http://schemas.microsoft.com/office/drawing/2015/10/21/chartex" xmlns:cx3="http://schemas.microsoft.com/office/drawing/2016/5/9/chartex" xmlns:cx4="http://schemas.microsoft.com/office/drawing/2016/5/10/chartex" xmlns:cx5="http://schemas.microsoft.com/office/drawing/2016/5/11/chartex" xmlns:cx6="http://schemas.microsoft.com/office/drawing/2016/5/12/chartex" xmlns:cx7="http://schemas.microsoft.com/office/drawing/2016/5/13/chartex" xmlns:cx8="http://schemas.microsoft.com/office/drawing/2016/5/14/chartex" xmlns:mc="http://schemas.openxmlformats.org/markup-compatibility/2006" xmlns:aink="http://schemas.microsoft.com/office/drawing/2016/ink" xmlns:am3d="http://schemas.microsoft.com/office/drawing/2017/model3d" xmlns:o="urn:schemas-microsoft-com:office:office" xmlns:oel="http://schemas.microsoft.com/office/2019/extlst" xmlns:r="http://schemas.openxmlformats.org/officeDocument/2006/relationships" xmlns:m="http://schemas.openxmlformats.org/officeDocument/2006/math" xmlns:v="urn:schemas-microsoft-com:vml" xmlns:wp14="http://schemas.microsoft.com/office/word/2010/wordprocessingDrawing" xmlns:wp="http://schemas.openxmlformats.org/drawingml/2006/wordprocessingDrawing" xmlns:w10="urn:schemas-microsoft-com:office:word" xmlns:w="http://schemas.openxmlformats.org/wordprocessingml/2006/main" xmlns:w14="http://schemas.microsoft.com/office/word/2010/wordml" xmlns:w15="http://schemas.microsoft.com/office/word/2012/wordml" xmlns:w16cei="http://schemas.microsoft.com/office/word/2026/wordml/cei" xmlns:w16cex="http://schemas.microsoft.com/office/word/2018/wordml/cex" xmlns:w16cid="http://schemas.microsoft.com/office/word/2016/wordml/cid" xmlns:w16="http://schemas.microsoft.com/office/word/2018/wordml" xmlns:w16du="http://schemas.microsoft.com/office/word/2023/wordml/word16du" xmlns:w16sdtdh="http://schemas.microsoft.com/office/word/2020/wordml/sdtdatahash" xmlns:w16sdtfl="http://schemas.microsoft.com/office/word/2024/wordml/sdtformatlock" xmlns:w16se="http://schemas.microsoft.com/office/word/2015/wordml/symex" xmlns:wpg="http://schemas.microsoft.com/office/word/2010/wordprocessingGroup" xmlns:wpi="http://schemas.microsoft.com/office/word/2010/wordprocessingInk" xmlns:wne="http://schemas.microsoft.com/office/word/2006/wordml" xmlns:wps="http://schemas.microsoft.com/office/word/2010/wordprocessingShape" mc:Ignorable="w14 w15 w16se w16cid w16 w16cex w16sdtdh w16sdtfl w16du wp14">
   <w:endnote w:type="separator" w:id="-1">
     <w:p>
       <w:pPr>
@@ -6888,7 +6934,7 @@
 </file>
 
 <file path=word/footnotes.xml><?xml version="1.0" encoding="utf-8"?>
-<w:footnotes xmlns:wpc="http://schemas.microsoft.com/office/word/2010/wordprocessingCanvas" xmlns:cx="http://schemas.microsoft.com/office/drawing/2014/chartex" xmlns:cx1="http://schemas.microsoft.com/office/drawing/2015/9/8/chartex" xmlns:cx2="http://schemas.microsoft.com/office/drawing/2015/10/21/chartex" xmlns:cx3="http://schemas.microsoft.com/office/drawing/2016/5/9/chartex" xmlns:cx4="http://schemas.microsoft.com/office/drawing/2016/5/10/chartex" xmlns:cx5="http://schemas.microsoft.com/office/drawing/2016/5/11/chartex" xmlns:cx6="http://schemas.microsoft.com/office/drawing/2016/5/12/chartex" xmlns:cx7="http://schemas.microsoft.com/office/drawing/2016/5/13/chartex" xmlns:cx8="http://schemas.microsoft.com/office/drawing/2016/5/14/chartex" xmlns:mc="http://schemas.openxmlformats.org/markup-compatibility/2006" xmlns:aink="http://schemas.microsoft.com/office/drawing/2016/ink" xmlns:am3d="http://schemas.microsoft.com/office/drawing/2017/model3d" xmlns:o="urn:schemas-microsoft-com:office:office" xmlns:oel="http://schemas.microsoft.com/office/2019/extlst" xmlns:r="http://schemas.openxmlformats.org/officeDocument/2006/relationships" xmlns:m="http://schemas.openxmlformats.org/officeDocument/2006/math" xmlns:v="urn:schemas-microsoft-com:vml" xmlns:wp14="http://schemas.microsoft.com/office/word/2010/wordprocessingDrawing" xmlns:wp="http://schemas.openxmlformats.org/drawingml/2006/wordprocessingDrawing" xmlns:w10="urn:schemas-microsoft-com:office:word" xmlns:w="http://schemas.openxmlformats.org/wordprocessingml/2006/main" xmlns:w14="http://schemas.microsoft.com/office/word/2010/wordml" xmlns:w15="http://schemas.microsoft.com/office/word/2012/wordml" xmlns:w16cex="http://schemas.microsoft.com/office/word/2018/wordml/cex" xmlns:w16cid="http://schemas.microsoft.com/office/word/2016/wordml/cid" xmlns:w16="http://schemas.microsoft.com/office/word/2018/wordml" xmlns:w16du="http://schemas.microsoft.com/office/word/2023/wordml/word16du" xmlns:w16sdtdh="http://schemas.microsoft.com/office/word/2020/wordml/sdtdatahash" xmlns:w16sdtfl="http://schemas.microsoft.com/office/word/2024/wordml/sdtformatlock" xmlns:w16se="http://schemas.microsoft.com/office/word/2015/wordml/symex" xmlns:wpg="http://schemas.microsoft.com/office/word/2010/wordprocessingGroup" xmlns:wpi="http://schemas.microsoft.com/office/word/2010/wordprocessingInk" xmlns:wne="http://schemas.microsoft.com/office/word/2006/wordml" xmlns:wps="http://schemas.microsoft.com/office/word/2010/wordprocessingShape" mc:Ignorable="w14 w15 w16se w16cid w16 w16cex w16sdtdh w16sdtfl w16du wp14">
+<w:footnotes xmlns:wpc="http://schemas.microsoft.com/office/word/2010/wordprocessingCanvas" xmlns:cx="http://schemas.microsoft.com/office/drawing/2014/chartex" xmlns:cx1="http://schemas.microsoft.com/office/drawing/2015/9/8/chartex" xmlns:cx2="http://schemas.microsoft.com/office/drawing/2015/10/21/chartex" xmlns:cx3="http://schemas.microsoft.com/office/drawing/2016/5/9/chartex" xmlns:cx4="http://schemas.microsoft.com/office/drawing/2016/5/10/chartex" xmlns:cx5="http://schemas.microsoft.com/office/drawing/2016/5/11/chartex" xmlns:cx6="http://schemas.microsoft.com/office/drawing/2016/5/12/chartex" xmlns:cx7="http://schemas.microsoft.com/office/drawing/2016/5/13/chartex" xmlns:cx8="http://schemas.microsoft.com/office/drawing/2016/5/14/chartex" xmlns:mc="http://schemas.openxmlformats.org/markup-compatibility/2006" xmlns:aink="http://schemas.microsoft.com/office/drawing/2016/ink" xmlns:am3d="http://schemas.microsoft.com/office/drawing/2017/model3d" xmlns:o="urn:schemas-microsoft-com:office:office" xmlns:oel="http://schemas.microsoft.com/office/2019/extlst" xmlns:r="http://schemas.openxmlformats.org/officeDocument/2006/relationships" xmlns:m="http://schemas.openxmlformats.org/officeDocument/2006/math" xmlns:v="urn:schemas-microsoft-com:vml" xmlns:wp14="http://schemas.microsoft.com/office/word/2010/wordprocessingDrawing" xmlns:wp="http://schemas.openxmlformats.org/drawingml/2006/wordprocessingDrawing" xmlns:w10="urn:schemas-microsoft-com:office:word" xmlns:w="http://schemas.openxmlformats.org/wordprocessingml/2006/main" xmlns:w14="http://schemas.microsoft.com/office/word/2010/wordml" xmlns:w15="http://schemas.microsoft.com/office/word/2012/wordml" xmlns:w16cei="http://schemas.microsoft.com/office/word/2026/wordml/cei" xmlns:w16cex="http://schemas.microsoft.com/office/word/2018/wordml/cex" xmlns:w16cid="http://schemas.microsoft.com/office/word/2016/wordml/cid" xmlns:w16="http://schemas.microsoft.com/office/word/2018/wordml" xmlns:w16du="http://schemas.microsoft.com/office/word/2023/wordml/word16du" xmlns:w16sdtdh="http://schemas.microsoft.com/office/word/2020/wordml/sdtdatahash" xmlns:w16sdtfl="http://schemas.microsoft.com/office/word/2024/wordml/sdtformatlock" xmlns:w16se="http://schemas.microsoft.com/office/word/2015/wordml/symex" xmlns:wpg="http://schemas.microsoft.com/office/word/2010/wordprocessingGroup" xmlns:wpi="http://schemas.microsoft.com/office/word/2010/wordprocessingInk" xmlns:wne="http://schemas.microsoft.com/office/word/2006/wordml" xmlns:wps="http://schemas.microsoft.com/office/word/2010/wordprocessingShape" mc:Ignorable="w14 w15 w16se w16cid w16 w16cex w16sdtdh w16sdtfl w16du wp14">
   <w:footnote w:type="separator" w:id="-1">
     <w:p>
       <w:pPr>
@@ -6913,7 +6959,7 @@
 </file>
 
 <file path=word/numbering.xml><?xml version="1.0" encoding="utf-8"?>
-<w:numbering xmlns:wpc="http://schemas.microsoft.com/office/word/2010/wordprocessingCanvas" xmlns:cx="http://schemas.microsoft.com/office/drawing/2014/chartex" xmlns:cx1="http://schemas.microsoft.com/office/drawing/2015/9/8/chartex" xmlns:cx2="http://schemas.microsoft.com/office/drawing/2015/10/21/chartex" xmlns:cx3="http://schemas.microsoft.com/office/drawing/2016/5/9/chartex" xmlns:cx4="http://schemas.microsoft.com/office/drawing/2016/5/10/chartex" xmlns:cx5="http://schemas.microsoft.com/office/drawing/2016/5/11/chartex" xmlns:cx6="http://schemas.microsoft.com/office/drawing/2016/5/12/chartex" xmlns:cx7="http://schemas.microsoft.com/office/drawing/2016/5/13/chartex" xmlns:cx8="http://schemas.microsoft.com/office/drawing/2016/5/14/chartex" xmlns:mc="http://schemas.openxmlformats.org/markup-compatibility/2006" xmlns:aink="http://schemas.microsoft.com/office/drawing/2016/ink" xmlns:am3d="http://schemas.microsoft.com/office/drawing/2017/model3d" xmlns:o="urn:schemas-microsoft-com:office:office" xmlns:oel="http://schemas.microsoft.com/office/2019/extlst" xmlns:r="http://schemas.openxmlformats.org/officeDocument/2006/relationships" xmlns:m="http://schemas.openxmlformats.org/officeDocument/2006/math" xmlns:v="urn:schemas-microsoft-com:vml" xmlns:wp14="http://schemas.microsoft.com/office/word/2010/wordprocessingDrawing" xmlns:wp="http://schemas.openxmlformats.org/drawingml/2006/wordprocessingDrawing" xmlns:w10="urn:schemas-microsoft-com:office:word" xmlns:w="http://schemas.openxmlformats.org/wordprocessingml/2006/main" xmlns:w14="http://schemas.microsoft.com/office/word/2010/wordml" xmlns:w15="http://schemas.microsoft.com/office/word/2012/wordml" xmlns:w16cex="http://schemas.microsoft.com/office/word/2018/wordml/cex" xmlns:w16cid="http://schemas.microsoft.com/office/word/2016/wordml/cid" xmlns:w16="http://schemas.microsoft.com/office/word/2018/wordml" xmlns:w16du="http://schemas.microsoft.com/office/word/2023/wordml/word16du" xmlns:w16sdtdh="http://schemas.microsoft.com/office/word/2020/wordml/sdtdatahash" xmlns:w16sdtfl="http://schemas.microsoft.com/office/word/2024/wordml/sdtformatlock" xmlns:w16se="http://schemas.microsoft.com/office/word/2015/wordml/symex" xmlns:wpg="http://schemas.microsoft.com/office/word/2010/wordprocessingGroup" xmlns:wpi="http://schemas.microsoft.com/office/word/2010/wordprocessingInk" xmlns:wne="http://schemas.microsoft.com/office/word/2006/wordml" xmlns:wps="http://schemas.microsoft.com/office/word/2010/wordprocessingShape" mc:Ignorable="w14 w15 w16se w16cid w16 w16cex w16sdtdh w16sdtfl w16du wp14">
+<w:numbering xmlns:wpc="http://schemas.microsoft.com/office/word/2010/wordprocessingCanvas" xmlns:cx="http://schemas.microsoft.com/office/drawing/2014/chartex" xmlns:cx1="http://schemas.microsoft.com/office/drawing/2015/9/8/chartex" xmlns:cx2="http://schemas.microsoft.com/office/drawing/2015/10/21/chartex" xmlns:cx3="http://schemas.microsoft.com/office/drawing/2016/5/9/chartex" xmlns:cx4="http://schemas.microsoft.com/office/drawing/2016/5/10/chartex" xmlns:cx5="http://schemas.microsoft.com/office/drawing/2016/5/11/chartex" xmlns:cx6="http://schemas.microsoft.com/office/drawing/2016/5/12/chartex" xmlns:cx7="http://schemas.microsoft.com/office/drawing/2016/5/13/chartex" xmlns:cx8="http://schemas.microsoft.com/office/drawing/2016/5/14/chartex" xmlns:mc="http://schemas.openxmlformats.org/markup-compatibility/2006" xmlns:aink="http://schemas.microsoft.com/office/drawing/2016/ink" xmlns:am3d="http://schemas.microsoft.com/office/drawing/2017/model3d" xmlns:o="urn:schemas-microsoft-com:office:office" xmlns:oel="http://schemas.microsoft.com/office/2019/extlst" xmlns:r="http://schemas.openxmlformats.org/officeDocument/2006/relationships" xmlns:m="http://schemas.openxmlformats.org/officeDocument/2006/math" xmlns:v="urn:schemas-microsoft-com:vml" xmlns:wp14="http://schemas.microsoft.com/office/word/2010/wordprocessingDrawing" xmlns:wp="http://schemas.openxmlformats.org/drawingml/2006/wordprocessingDrawing" xmlns:w10="urn:schemas-microsoft-com:office:word" xmlns:w="http://schemas.openxmlformats.org/wordprocessingml/2006/main" xmlns:w14="http://schemas.microsoft.com/office/word/2010/wordml" xmlns:w15="http://schemas.microsoft.com/office/word/2012/wordml" xmlns:w16cei="http://schemas.microsoft.com/office/word/2026/wordml/cei" xmlns:w16cex="http://schemas.microsoft.com/office/word/2018/wordml/cex" xmlns:w16cid="http://schemas.microsoft.com/office/word/2016/wordml/cid" xmlns:w16="http://schemas.microsoft.com/office/word/2018/wordml" xmlns:w16du="http://schemas.microsoft.com/office/word/2023/wordml/word16du" xmlns:w16sdtdh="http://schemas.microsoft.com/office/word/2020/wordml/sdtdatahash" xmlns:w16sdtfl="http://schemas.microsoft.com/office/word/2024/wordml/sdtformatlock" xmlns:w16se="http://schemas.microsoft.com/office/word/2015/wordml/symex" xmlns:wpg="http://schemas.microsoft.com/office/word/2010/wordprocessingGroup" xmlns:wpi="http://schemas.microsoft.com/office/word/2010/wordprocessingInk" xmlns:wne="http://schemas.microsoft.com/office/word/2006/wordml" xmlns:wps="http://schemas.microsoft.com/office/word/2010/wordprocessingShape" mc:Ignorable="w14 w15 w16se w16cid w16 w16cex w16sdtdh w16sdtfl w16du wp14">
   <w:abstractNum w:abstractNumId="0" w15:restartNumberingAfterBreak="0">
     <w:nsid w:val="00903E83"/>
     <w:multiLevelType w:val="hybridMultilevel"/>

--- a/notebook/NL_Sephora.docx
+++ b/notebook/NL_Sephora.docx
@@ -454,7 +454,15 @@
         <w:t>, and feedback polarity (positive vs negative votes) — relate to CSS</w:t>
       </w:r>
       <w:r>
-        <w:t>, to identify which engagement metrics are strongest proxies satisfaction.</w:t>
+        <w:t xml:space="preserve">, to identify which engagement metrics are strongest </w:t>
+      </w:r>
+      <w:proofErr w:type="gramStart"/>
+      <w:r>
+        <w:t>proxies</w:t>
+      </w:r>
+      <w:proofErr w:type="gramEnd"/>
+      <w:r>
+        <w:t xml:space="preserve"> satisfaction.</w:t>
       </w:r>
     </w:p>
     <w:p>
@@ -1442,7 +1450,21 @@
         <w:rPr>
           <w:lang w:eastAsia="en-IN"/>
         </w:rPr>
-        <w:t>Before performing exploratory data analysis and testing the hypotheses, the dataset must be carefully examined for missing values, duplicate records, inconsistent formats, incorrect data types, and other data quality issues</w:t>
+        <w:t xml:space="preserve">Before performing exploratory </w:t>
+      </w:r>
+      <w:proofErr w:type="gramStart"/>
+      <w:r>
+        <w:rPr>
+          <w:lang w:eastAsia="en-IN"/>
+        </w:rPr>
+        <w:t>data</w:t>
+      </w:r>
+      <w:proofErr w:type="gramEnd"/>
+      <w:r>
+        <w:rPr>
+          <w:lang w:eastAsia="en-IN"/>
+        </w:rPr>
+        <w:t xml:space="preserve"> analysis and testing the hypotheses, the dataset must be carefully examined for missing values, duplicate records, inconsistent formats, incorrect data types, and other data quality issues</w:t>
       </w:r>
       <w:r>
         <w:rPr>
@@ -1924,6 +1946,18 @@
         </w:rPr>
         <w:t>Data Type Correction</w:t>
       </w:r>
+      <w:r>
+        <w:rPr>
+          <w:lang w:eastAsia="en-IN"/>
+        </w:rPr>
+        <w:t xml:space="preserve"> &amp; </w:t>
+      </w:r>
+      <w:r>
+        <w:rPr>
+          <w:lang w:eastAsia="en-IN"/>
+        </w:rPr>
+        <w:t>Text Standardization</w:t>
+      </w:r>
     </w:p>
     <w:p>
       <w:pPr>
@@ -2146,18 +2180,76 @@
         </w:rPr>
         <w:t xml:space="preserve">dataset </w:t>
       </w:r>
-    </w:p>
-    <w:p>
-      <w:pPr>
-        <w:rPr>
-          <w:lang w:eastAsia="en-IN"/>
-        </w:rPr>
-      </w:pPr>
-      <w:r>
-        <w:rPr>
-          <w:lang w:eastAsia="en-IN"/>
-        </w:rPr>
-        <w:t>Certain variables required special treatment because missing values carried business meaning rather than representing absent information.</w:t>
+      <w:r>
+        <w:rPr>
+          <w:lang w:eastAsia="en-IN"/>
+        </w:rPr>
+        <w:t>'</w:t>
+      </w:r>
+      <w:proofErr w:type="spellStart"/>
+      <w:r>
+        <w:rPr>
+          <w:lang w:eastAsia="en-IN"/>
+        </w:rPr>
+        <w:t>is_recommended</w:t>
+      </w:r>
+      <w:proofErr w:type="spellEnd"/>
+      <w:r>
+        <w:rPr>
+          <w:lang w:eastAsia="en-IN"/>
+        </w:rPr>
+        <w:t>'</w:t>
+      </w:r>
+      <w:r>
+        <w:rPr>
+          <w:lang w:eastAsia="en-IN"/>
+        </w:rPr>
+        <w:t xml:space="preserve"> column has been converted and </w:t>
+      </w:r>
+      <w:proofErr w:type="spellStart"/>
+      <w:r>
+        <w:rPr>
+          <w:lang w:eastAsia="en-IN"/>
+        </w:rPr>
+        <w:t>submission_time</w:t>
+      </w:r>
+      <w:proofErr w:type="spellEnd"/>
+      <w:r>
+        <w:rPr>
+          <w:lang w:eastAsia="en-IN"/>
+        </w:rPr>
+        <w:t xml:space="preserve"> has been converted from object to datetime data type.</w:t>
+      </w:r>
+    </w:p>
+    <w:p>
+      <w:pPr>
+        <w:rPr>
+          <w:lang w:eastAsia="en-IN"/>
+        </w:rPr>
+      </w:pPr>
+      <w:r>
+        <w:rPr>
+          <w:lang w:eastAsia="en-IN"/>
+        </w:rPr>
+        <w:t>Inconsistent casing or stray whitespace (e.g., `"Dior "` vs `"Dior"`) can silently create duplicate categories during grouping</w:t>
+      </w:r>
+      <w:r>
+        <w:rPr>
+          <w:lang w:eastAsia="en-IN"/>
+        </w:rPr>
+        <w:t>. T</w:t>
+      </w:r>
+      <w:r>
+        <w:rPr>
+          <w:lang w:eastAsia="en-IN"/>
+        </w:rPr>
+        <w:t>his would distort</w:t>
+      </w:r>
+      <w:r>
+        <w:rPr>
+          <w:lang w:eastAsia="en-IN"/>
+        </w:rPr>
+        <w:t xml:space="preserve"> the analysis results.</w:t>
       </w:r>
     </w:p>
     <w:p>
@@ -2165,34 +2257,46 @@
         <w:pStyle w:val="ListParagraph"/>
         <w:numPr>
           <w:ilvl w:val="0"/>
-          <w:numId w:val="11"/>
+          <w:numId w:val="41"/>
         </w:numPr>
         <w:rPr>
           <w:lang w:eastAsia="en-IN"/>
         </w:rPr>
       </w:pPr>
-      <w:r>
-        <w:rPr>
-          <w:lang w:eastAsia="en-IN"/>
-        </w:rPr>
-        <w:t xml:space="preserve">For example, missing values in </w:t>
-      </w:r>
-      <w:r>
-        <w:rPr>
-          <w:lang w:eastAsia="en-IN"/>
-        </w:rPr>
-        <w:t>“</w:t>
+      <w:proofErr w:type="gramStart"/>
+      <w:r>
+        <w:rPr>
+          <w:lang w:eastAsia="en-IN"/>
+        </w:rPr>
+        <w:t>So</w:t>
+      </w:r>
+      <w:proofErr w:type="gramEnd"/>
+      <w:r>
+        <w:rPr>
+          <w:lang w:eastAsia="en-IN"/>
+        </w:rPr>
+        <w:t xml:space="preserve"> we standardized casing on key</w:t>
+      </w:r>
+      <w:r>
+        <w:rPr>
+          <w:lang w:eastAsia="en-IN"/>
+        </w:rPr>
+        <w:t xml:space="preserve"> categorical columns in </w:t>
       </w:r>
       <w:proofErr w:type="spellStart"/>
       <w:r>
         <w:rPr>
-          <w:lang w:eastAsia="en-IN"/>
-        </w:rPr>
-        <w:t>mths</w:t>
+          <w:b/>
+          <w:bCs/>
+          <w:lang w:eastAsia="en-IN"/>
+        </w:rPr>
+        <w:t>product_info</w:t>
       </w:r>
       <w:proofErr w:type="spellEnd"/>
       <w:r>
         <w:rPr>
+          <w:b/>
+          <w:bCs/>
           <w:lang w:eastAsia="en-IN"/>
         </w:rPr>
         <w:t xml:space="preserve"> </w:t>
@@ -2201,121 +2305,69 @@
         <w:rPr>
           <w:lang w:eastAsia="en-IN"/>
         </w:rPr>
-        <w:t>since</w:t>
-      </w:r>
-      <w:r>
-        <w:rPr>
-          <w:lang w:eastAsia="en-IN"/>
-        </w:rPr>
-        <w:t xml:space="preserve"> </w:t>
-      </w:r>
-      <w:r>
-        <w:rPr>
-          <w:lang w:eastAsia="en-IN"/>
-        </w:rPr>
-        <w:t>last</w:t>
-      </w:r>
-      <w:r>
-        <w:rPr>
-          <w:lang w:eastAsia="en-IN"/>
-        </w:rPr>
-        <w:t xml:space="preserve"> </w:t>
+        <w:t xml:space="preserve">like </w:t>
+      </w:r>
+      <w:r>
+        <w:rPr>
+          <w:lang w:eastAsia="en-IN"/>
+        </w:rPr>
+        <w:t>'</w:t>
       </w:r>
       <w:proofErr w:type="spellStart"/>
       <w:r>
         <w:rPr>
           <w:lang w:eastAsia="en-IN"/>
         </w:rPr>
-        <w:t>delinq</w:t>
+        <w:t>brand_name</w:t>
       </w:r>
       <w:proofErr w:type="spellEnd"/>
       <w:r>
         <w:rPr>
           <w:lang w:eastAsia="en-IN"/>
         </w:rPr>
-        <w:t>”</w:t>
-      </w:r>
-      <w:r>
-        <w:rPr>
-          <w:lang w:eastAsia="en-IN"/>
-        </w:rPr>
-        <w:t xml:space="preserve"> and </w:t>
-      </w:r>
-      <w:r>
-        <w:rPr>
-          <w:lang w:eastAsia="en-IN"/>
-        </w:rPr>
-        <w:t>“</w:t>
+        <w:t>', '</w:t>
       </w:r>
       <w:proofErr w:type="spellStart"/>
       <w:r>
         <w:rPr>
           <w:lang w:eastAsia="en-IN"/>
         </w:rPr>
-        <w:t>mths</w:t>
+        <w:t>primary_category</w:t>
       </w:r>
       <w:proofErr w:type="spellEnd"/>
       <w:r>
         <w:rPr>
           <w:lang w:eastAsia="en-IN"/>
         </w:rPr>
-        <w:t xml:space="preserve"> </w:t>
-      </w:r>
-      <w:r>
-        <w:rPr>
-          <w:lang w:eastAsia="en-IN"/>
-        </w:rPr>
-        <w:t>since</w:t>
-      </w:r>
-      <w:r>
-        <w:rPr>
-          <w:lang w:eastAsia="en-IN"/>
-        </w:rPr>
-        <w:t xml:space="preserve"> </w:t>
-      </w:r>
-      <w:r>
-        <w:rPr>
-          <w:lang w:eastAsia="en-IN"/>
-        </w:rPr>
-        <w:t>last</w:t>
-      </w:r>
-      <w:r>
-        <w:rPr>
-          <w:lang w:eastAsia="en-IN"/>
-        </w:rPr>
-        <w:t xml:space="preserve"> </w:t>
-      </w:r>
-      <w:r>
-        <w:rPr>
-          <w:lang w:eastAsia="en-IN"/>
-        </w:rPr>
-        <w:t>major</w:t>
-      </w:r>
-      <w:r>
-        <w:rPr>
-          <w:lang w:eastAsia="en-IN"/>
-        </w:rPr>
-        <w:t xml:space="preserve"> </w:t>
+        <w:t>', '</w:t>
       </w:r>
       <w:proofErr w:type="spellStart"/>
       <w:r>
         <w:rPr>
           <w:lang w:eastAsia="en-IN"/>
         </w:rPr>
-        <w:t>derog</w:t>
+        <w:t>secondary_category</w:t>
       </w:r>
       <w:proofErr w:type="spellEnd"/>
       <w:r>
         <w:rPr>
           <w:lang w:eastAsia="en-IN"/>
         </w:rPr>
-        <w:t>”</w:t>
-      </w:r>
-      <w:r>
-        <w:rPr>
-          <w:lang w:eastAsia="en-IN"/>
-        </w:rPr>
-        <w:t xml:space="preserve"> were interpreted as borrowers having no prior delinquency or major derogatory records and were therefore replaced with a flag value of -1</w:t>
+        <w:t>', '</w:t>
+      </w:r>
+      <w:proofErr w:type="spellStart"/>
+      <w:r>
+        <w:rPr>
+          <w:lang w:eastAsia="en-IN"/>
+        </w:rPr>
+        <w:t>tertiary_category</w:t>
+      </w:r>
+      <w:proofErr w:type="spellEnd"/>
+      <w:r>
+        <w:rPr>
+          <w:lang w:eastAsia="en-IN"/>
+        </w:rPr>
+        <w:t>'</w:t>
       </w:r>
       <w:r>
         <w:rPr>
@@ -2329,7 +2381,7 @@
         <w:pStyle w:val="ListParagraph"/>
         <w:numPr>
           <w:ilvl w:val="0"/>
-          <w:numId w:val="11"/>
+          <w:numId w:val="41"/>
         </w:numPr>
         <w:rPr>
           <w:lang w:eastAsia="en-IN"/>
@@ -2339,131 +2391,74 @@
         <w:rPr>
           <w:lang w:eastAsia="en-IN"/>
         </w:rPr>
-        <w:t>M</w:t>
-      </w:r>
-      <w:r>
-        <w:rPr>
-          <w:lang w:eastAsia="en-IN"/>
-        </w:rPr>
-        <w:t xml:space="preserve">issing values in </w:t>
-      </w:r>
-      <w:r>
-        <w:rPr>
-          <w:lang w:eastAsia="en-IN"/>
-        </w:rPr>
-        <w:t>“</w:t>
-      </w:r>
-      <w:r>
-        <w:rPr>
-          <w:lang w:eastAsia="en-IN"/>
-        </w:rPr>
-        <w:t>next</w:t>
-      </w:r>
-      <w:r>
-        <w:rPr>
-          <w:lang w:eastAsia="en-IN"/>
-        </w:rPr>
-        <w:t xml:space="preserve"> </w:t>
+        <w:t xml:space="preserve">Applied the same for </w:t>
+      </w:r>
+      <w:r>
+        <w:rPr>
+          <w:b/>
+          <w:bCs/>
+          <w:lang w:eastAsia="en-IN"/>
+        </w:rPr>
+        <w:t>reviews</w:t>
+      </w:r>
+      <w:r>
+        <w:rPr>
+          <w:lang w:eastAsia="en-IN"/>
+        </w:rPr>
+        <w:t xml:space="preserve"> dataset</w:t>
+      </w:r>
+      <w:r>
+        <w:rPr>
+          <w:lang w:eastAsia="en-IN"/>
+        </w:rPr>
+        <w:t xml:space="preserve"> for ‘</w:t>
       </w:r>
       <w:proofErr w:type="spellStart"/>
       <w:r>
         <w:rPr>
           <w:lang w:eastAsia="en-IN"/>
         </w:rPr>
-        <w:t>pymnt</w:t>
+        <w:t>brand_name</w:t>
       </w:r>
       <w:proofErr w:type="spellEnd"/>
       <w:r>
         <w:rPr>
           <w:lang w:eastAsia="en-IN"/>
         </w:rPr>
-        <w:t xml:space="preserve"> </w:t>
-      </w:r>
-      <w:r>
-        <w:rPr>
-          <w:lang w:eastAsia="en-IN"/>
-        </w:rPr>
-        <w:t>d</w:t>
-      </w:r>
-      <w:r>
-        <w:rPr>
-          <w:lang w:eastAsia="en-IN"/>
-        </w:rPr>
-        <w:t>”</w:t>
-      </w:r>
-      <w:r>
-        <w:rPr>
-          <w:lang w:eastAsia="en-IN"/>
-        </w:rPr>
-        <w:t xml:space="preserve"> were retained because loans that are fully paid or charged off naturally do not have a future payment date.</w:t>
-      </w:r>
-    </w:p>
-    <w:p>
-      <w:pPr>
-        <w:pStyle w:val="ListParagraph"/>
-        <w:numPr>
-          <w:ilvl w:val="0"/>
-          <w:numId w:val="11"/>
-        </w:numPr>
-        <w:rPr>
-          <w:lang w:eastAsia="en-IN"/>
-        </w:rPr>
-      </w:pPr>
-      <w:r>
-        <w:rPr>
-          <w:lang w:eastAsia="en-IN"/>
-        </w:rPr>
-        <w:t xml:space="preserve">Analysis of the </w:t>
-      </w:r>
-      <w:r>
-        <w:rPr>
-          <w:lang w:eastAsia="en-IN"/>
-        </w:rPr>
-        <w:t>“</w:t>
-      </w:r>
-      <w:proofErr w:type="spellStart"/>
-      <w:r>
-        <w:rPr>
-          <w:lang w:eastAsia="en-IN"/>
-        </w:rPr>
-        <w:t>next_pymnt_d</w:t>
-      </w:r>
-      <w:proofErr w:type="spellEnd"/>
-      <w:r>
-        <w:rPr>
-          <w:lang w:eastAsia="en-IN"/>
-        </w:rPr>
-        <w:t>”</w:t>
-      </w:r>
-      <w:r>
-        <w:rPr>
-          <w:lang w:eastAsia="en-IN"/>
-        </w:rPr>
-        <w:t xml:space="preserve"> variable revealed that all missing values are concentrated within loans that have a status of Fully Paid or Charged Off. In contrast, active loan statuses such as Current, Issued, Late, and In Grace Period consistently contain valid next payment dates. This confirms that the missing values are driven by business logic</w:t>
-      </w:r>
-      <w:r>
-        <w:rPr>
-          <w:lang w:eastAsia="en-IN"/>
-        </w:rPr>
-        <w:t xml:space="preserve">. </w:t>
-      </w:r>
-      <w:r>
-        <w:rPr>
-          <w:lang w:eastAsia="en-IN"/>
-        </w:rPr>
-        <w:t>S</w:t>
-      </w:r>
-      <w:r>
-        <w:rPr>
-          <w:lang w:eastAsia="en-IN"/>
-        </w:rPr>
-        <w:t xml:space="preserve">o </w:t>
-      </w:r>
-      <w:r>
-        <w:rPr>
-          <w:lang w:eastAsia="en-IN"/>
-        </w:rPr>
-        <w:t>no imputation was performed and the null values were retained</w:t>
+        <w:t>’ column.</w:t>
+      </w:r>
+    </w:p>
+    <w:p>
+      <w:pPr>
+        <w:pStyle w:val="Heading2"/>
+        <w:rPr>
+          <w:lang w:eastAsia="en-IN"/>
+        </w:rPr>
+      </w:pPr>
+      <w:r>
+        <w:rPr>
+          <w:lang w:eastAsia="en-IN"/>
+        </w:rPr>
+        <w:t xml:space="preserve">Step 3: </w:t>
+      </w:r>
+      <w:r>
+        <w:rPr>
+          <w:lang w:eastAsia="en-IN"/>
+        </w:rPr>
+        <w:t>Text Standardization</w:t>
+      </w:r>
+    </w:p>
+    <w:p>
+      <w:pPr>
+        <w:rPr>
+          <w:lang w:eastAsia="en-IN"/>
+        </w:rPr>
+      </w:pPr>
+      <w:r>
+        <w:rPr>
+          <w:lang w:eastAsia="en-IN"/>
+        </w:rPr>
+        <w:t>Missing values were examined to determine whether they represented true data quality issues or meaningful business information</w:t>
       </w:r>
       <w:r>
         <w:rPr>
@@ -2474,246 +2469,10 @@
     </w:p>
     <w:p>
       <w:pPr>
-        <w:pStyle w:val="Heading2"/>
-        <w:rPr>
-          <w:lang w:eastAsia="en-IN"/>
-        </w:rPr>
-      </w:pPr>
-      <w:r>
-        <w:rPr>
-          <w:lang w:eastAsia="en-IN"/>
-        </w:rPr>
-        <w:t>Step 3: CONVERTING DATA TYPES</w:t>
-      </w:r>
-    </w:p>
-    <w:p>
-      <w:pPr>
-        <w:rPr>
-          <w:lang w:eastAsia="en-IN"/>
-        </w:rPr>
-      </w:pPr>
-      <w:r>
-        <w:rPr>
-          <w:lang w:eastAsia="en-IN"/>
-        </w:rPr>
-        <w:t>Variables stored in inappropriate formats can lead to incorrect calculations, grouping errors, and inefficient data processing.</w:t>
-      </w:r>
-    </w:p>
-    <w:p>
-      <w:pPr>
-        <w:pStyle w:val="ListParagraph"/>
-        <w:numPr>
-          <w:ilvl w:val="0"/>
-          <w:numId w:val="12"/>
-        </w:numPr>
-        <w:rPr>
-          <w:lang w:eastAsia="en-IN"/>
-        </w:rPr>
-      </w:pPr>
-      <w:r>
-        <w:rPr>
-          <w:lang w:eastAsia="en-IN"/>
-        </w:rPr>
-        <w:t>A</w:t>
-      </w:r>
-      <w:r>
-        <w:rPr>
-          <w:lang w:eastAsia="en-IN"/>
-        </w:rPr>
-        <w:t>ll date-related variables, including issue date (issue</w:t>
-      </w:r>
-      <w:r>
-        <w:rPr>
-          <w:lang w:eastAsia="en-IN"/>
-        </w:rPr>
-        <w:t xml:space="preserve"> </w:t>
-      </w:r>
-      <w:r>
-        <w:rPr>
-          <w:lang w:eastAsia="en-IN"/>
-        </w:rPr>
-        <w:t>d), earliest credit line (earliest</w:t>
-      </w:r>
-      <w:r>
-        <w:rPr>
-          <w:lang w:eastAsia="en-IN"/>
-        </w:rPr>
-        <w:t xml:space="preserve"> </w:t>
-      </w:r>
-      <w:proofErr w:type="spellStart"/>
-      <w:r>
-        <w:rPr>
-          <w:lang w:eastAsia="en-IN"/>
-        </w:rPr>
-        <w:t>cr</w:t>
-      </w:r>
-      <w:proofErr w:type="spellEnd"/>
-      <w:r>
-        <w:rPr>
-          <w:lang w:eastAsia="en-IN"/>
-        </w:rPr>
-        <w:t xml:space="preserve"> </w:t>
-      </w:r>
-      <w:r>
-        <w:rPr>
-          <w:lang w:eastAsia="en-IN"/>
-        </w:rPr>
-        <w:t>line), last payment date (last</w:t>
-      </w:r>
-      <w:r>
-        <w:rPr>
-          <w:lang w:eastAsia="en-IN"/>
-        </w:rPr>
-        <w:t xml:space="preserve"> </w:t>
-      </w:r>
-      <w:proofErr w:type="spellStart"/>
-      <w:r>
-        <w:rPr>
-          <w:lang w:eastAsia="en-IN"/>
-        </w:rPr>
-        <w:t>pymnt</w:t>
-      </w:r>
-      <w:proofErr w:type="spellEnd"/>
-      <w:r>
-        <w:rPr>
-          <w:lang w:eastAsia="en-IN"/>
-        </w:rPr>
-        <w:t xml:space="preserve"> </w:t>
-      </w:r>
-      <w:r>
-        <w:rPr>
-          <w:lang w:eastAsia="en-IN"/>
-        </w:rPr>
-        <w:t>d), next payment date (next</w:t>
-      </w:r>
-      <w:r>
-        <w:rPr>
-          <w:lang w:eastAsia="en-IN"/>
-        </w:rPr>
-        <w:t xml:space="preserve"> </w:t>
-      </w:r>
-      <w:proofErr w:type="spellStart"/>
-      <w:r>
-        <w:rPr>
-          <w:lang w:eastAsia="en-IN"/>
-        </w:rPr>
-        <w:t>pymnt</w:t>
-      </w:r>
-      <w:proofErr w:type="spellEnd"/>
-      <w:r>
-        <w:rPr>
-          <w:lang w:eastAsia="en-IN"/>
-        </w:rPr>
-        <w:t xml:space="preserve"> </w:t>
-      </w:r>
-      <w:r>
-        <w:rPr>
-          <w:lang w:eastAsia="en-IN"/>
-        </w:rPr>
-        <w:t>d), and last credit pull date (last</w:t>
-      </w:r>
-      <w:r>
-        <w:rPr>
-          <w:lang w:eastAsia="en-IN"/>
-        </w:rPr>
-        <w:t xml:space="preserve"> </w:t>
-      </w:r>
-      <w:r>
-        <w:rPr>
-          <w:lang w:eastAsia="en-IN"/>
-        </w:rPr>
-        <w:t>credit</w:t>
-      </w:r>
-      <w:r>
-        <w:rPr>
-          <w:lang w:eastAsia="en-IN"/>
-        </w:rPr>
-        <w:t xml:space="preserve"> </w:t>
-      </w:r>
-      <w:r>
-        <w:rPr>
-          <w:lang w:eastAsia="en-IN"/>
-        </w:rPr>
-        <w:t>pull</w:t>
-      </w:r>
-      <w:r>
-        <w:rPr>
-          <w:lang w:eastAsia="en-IN"/>
-        </w:rPr>
-        <w:t xml:space="preserve"> </w:t>
-      </w:r>
-      <w:r>
-        <w:rPr>
-          <w:lang w:eastAsia="en-IN"/>
-        </w:rPr>
-        <w:t>d), were converted from object type to datetime format.</w:t>
-      </w:r>
-    </w:p>
-    <w:p>
-      <w:pPr>
-        <w:pStyle w:val="ListParagraph"/>
-        <w:numPr>
-          <w:ilvl w:val="0"/>
-          <w:numId w:val="12"/>
-        </w:numPr>
-        <w:rPr>
-          <w:lang w:eastAsia="en-IN"/>
-        </w:rPr>
-      </w:pPr>
-      <w:r>
-        <w:rPr>
-          <w:lang w:eastAsia="en-IN"/>
-        </w:rPr>
-        <w:t>Categorical variables such as grade, sub</w:t>
-      </w:r>
-      <w:r>
-        <w:rPr>
-          <w:lang w:eastAsia="en-IN"/>
-        </w:rPr>
-        <w:t xml:space="preserve"> </w:t>
-      </w:r>
-      <w:r>
-        <w:rPr>
-          <w:lang w:eastAsia="en-IN"/>
-        </w:rPr>
-        <w:t>grade, home</w:t>
-      </w:r>
-      <w:r>
-        <w:rPr>
-          <w:lang w:eastAsia="en-IN"/>
-        </w:rPr>
-        <w:t xml:space="preserve"> </w:t>
-      </w:r>
-      <w:r>
-        <w:rPr>
-          <w:lang w:eastAsia="en-IN"/>
-        </w:rPr>
-        <w:t>ownership, verification</w:t>
-      </w:r>
-      <w:r>
-        <w:rPr>
-          <w:lang w:eastAsia="en-IN"/>
-        </w:rPr>
-        <w:t xml:space="preserve"> </w:t>
-      </w:r>
-      <w:r>
-        <w:rPr>
-          <w:lang w:eastAsia="en-IN"/>
-        </w:rPr>
-        <w:t>status, and loan</w:t>
-      </w:r>
-      <w:r>
-        <w:rPr>
-          <w:lang w:eastAsia="en-IN"/>
-        </w:rPr>
-        <w:t xml:space="preserve"> </w:t>
-      </w:r>
-      <w:r>
-        <w:rPr>
-          <w:lang w:eastAsia="en-IN"/>
-        </w:rPr>
-        <w:t>status were retained in their original object format.</w:t>
-      </w:r>
+        <w:rPr>
+          <w:lang w:eastAsia="en-IN"/>
+        </w:rPr>
+      </w:pPr>
     </w:p>
     <w:p>
       <w:pPr>
@@ -2951,6 +2710,7 @@
         </w:rPr>
         <w:t>loan status clean</w:t>
       </w:r>
+      <w:proofErr w:type="gramStart"/>
       <w:r>
         <w:rPr>
           <w:lang w:eastAsia="en-IN"/>
@@ -2973,7 +2733,42 @@
         <w:rPr>
           <w:lang w:eastAsia="en-IN"/>
         </w:rPr>
-        <w:t>groups detailed loan statuses into broader repayment stages such as Fully Paid, Current, Late – Early, Late – Severe, Default, and Charged Off. This grouping provides a clearer representation of the loan lifecycle and enables more meaningful comparisons</w:t>
+        <w:t>groups</w:t>
+      </w:r>
+      <w:proofErr w:type="gramEnd"/>
+      <w:r>
+        <w:rPr>
+          <w:lang w:eastAsia="en-IN"/>
+        </w:rPr>
+        <w:t xml:space="preserve"> detailed loan statuses into broader repayment stages such as Fully Paid, Current, </w:t>
+      </w:r>
+      <w:proofErr w:type="gramStart"/>
+      <w:r>
+        <w:rPr>
+          <w:lang w:eastAsia="en-IN"/>
+        </w:rPr>
+        <w:t>Late</w:t>
+      </w:r>
+      <w:proofErr w:type="gramEnd"/>
+      <w:r>
+        <w:rPr>
+          <w:lang w:eastAsia="en-IN"/>
+        </w:rPr>
+        <w:t xml:space="preserve"> – Early, </w:t>
+      </w:r>
+      <w:proofErr w:type="gramStart"/>
+      <w:r>
+        <w:rPr>
+          <w:lang w:eastAsia="en-IN"/>
+        </w:rPr>
+        <w:t>Late</w:t>
+      </w:r>
+      <w:proofErr w:type="gramEnd"/>
+      <w:r>
+        <w:rPr>
+          <w:lang w:eastAsia="en-IN"/>
+        </w:rPr>
+        <w:t xml:space="preserve"> – Severe, Default, and Charged Off. This grouping provides a clearer representation of the loan lifecycle and enables more meaningful comparisons</w:t>
       </w:r>
       <w:r>
         <w:rPr>
@@ -3152,7 +2947,6 @@
         <w:rPr>
           <w:lang w:val="en-US" w:eastAsia="en-IN"/>
         </w:rPr>
-        <w:lastRenderedPageBreak/>
         <w:t xml:space="preserve">variables such as </w:t>
       </w:r>
       <w:r>
@@ -3573,6 +3367,7 @@
         <w:rPr>
           <w:noProof/>
         </w:rPr>
+        <w:lastRenderedPageBreak/>
         <w:drawing>
           <wp:inline distT="0" distB="0" distL="0" distR="0" wp14:anchorId="69DA7AB4" wp14:editId="2DCE3155">
             <wp:extent cx="5808785" cy="2886633"/>
@@ -3906,7 +3701,6 @@
         <w:pStyle w:val="Heading1"/>
       </w:pPr>
       <w:r>
-        <w:lastRenderedPageBreak/>
         <w:t>EXPLORATORY DATA ANALYSIS (EDA)</w:t>
       </w:r>
     </w:p>
@@ -3943,11 +3737,14 @@
         </w:numPr>
       </w:pPr>
       <w:r>
+        <w:lastRenderedPageBreak/>
         <w:t>“</w:t>
       </w:r>
+      <w:proofErr w:type="gramStart"/>
       <w:r>
         <w:t>credit</w:t>
       </w:r>
+      <w:proofErr w:type="gramEnd"/>
       <w:r>
         <w:t xml:space="preserve"> </w:t>
       </w:r>
@@ -4368,7 +4165,6 @@
         </w:numPr>
       </w:pPr>
       <w:r>
-        <w:lastRenderedPageBreak/>
         <w:t>Although the Charged Off portfolio is relatively small (5.1%), targeted interventions for Late – Early and Late – Severe borrowers could prevent additional loans from progressing into charge-off status.</w:t>
       </w:r>
     </w:p>
@@ -4434,7 +4230,14 @@
         <w:rPr>
           <w:lang w:eastAsia="en-IN"/>
         </w:rPr>
-        <w:t xml:space="preserve"> into the contributions of each loan status category. Each contribution is calculated as the product of the portfolio weight and the repayment ratio of that category, ensuring that every loan is counted exactly once (Mutually Exclusive) and that all loan statuses collectively explain the overall portfolio performance (Collectively Exhaustive).</w:t>
+        <w:t xml:space="preserve"> into the contributions of each loan status category. Each contribution is calculated as the product of the portfolio weight </w:t>
+      </w:r>
+      <w:r>
+        <w:rPr>
+          <w:lang w:eastAsia="en-IN"/>
+        </w:rPr>
+        <w:lastRenderedPageBreak/>
+        <w:t>and the repayment ratio of that category, ensuring that every loan is counted exactly once (Mutually Exclusive) and that all loan statuses collectively explain the overall portfolio performance (Collectively Exhaustive).</w:t>
       </w:r>
     </w:p>
     <w:p>
@@ -4806,7 +4609,6 @@
           <w:noProof/>
           <w:lang w:eastAsia="en-IN"/>
         </w:rPr>
-        <w:lastRenderedPageBreak/>
         <w:drawing>
           <wp:anchor distT="0" distB="0" distL="114300" distR="114300" simplePos="0" relativeHeight="251671552" behindDoc="0" locked="0" layoutInCell="1" allowOverlap="1" wp14:anchorId="14928C15" wp14:editId="60270218">
             <wp:simplePos x="0" y="0"/>
@@ -4894,6 +4696,7 @@
           <w:noProof/>
           <w:lang w:eastAsia="en-IN"/>
         </w:rPr>
+        <w:lastRenderedPageBreak/>
         <w:drawing>
           <wp:anchor distT="0" distB="0" distL="114300" distR="114300" simplePos="0" relativeHeight="251672576" behindDoc="1" locked="0" layoutInCell="1" allowOverlap="1" wp14:anchorId="2544A025" wp14:editId="795733B8">
             <wp:simplePos x="0" y="0"/>
@@ -5027,7 +4830,21 @@
         <w:rPr>
           <w:lang w:eastAsia="en-IN"/>
         </w:rPr>
-        <w:t xml:space="preserve"> In the case of DTI t</w:t>
+        <w:t xml:space="preserve"> In the case of </w:t>
+      </w:r>
+      <w:proofErr w:type="gramStart"/>
+      <w:r>
+        <w:rPr>
+          <w:lang w:eastAsia="en-IN"/>
+        </w:rPr>
+        <w:t>DTI</w:t>
+      </w:r>
+      <w:proofErr w:type="gramEnd"/>
+      <w:r>
+        <w:rPr>
+          <w:lang w:eastAsia="en-IN"/>
+        </w:rPr>
+        <w:t xml:space="preserve"> t</w:t>
       </w:r>
       <w:r>
         <w:rPr>
@@ -5233,7 +5050,6 @@
         <w:rPr>
           <w:noProof/>
         </w:rPr>
-        <w:lastRenderedPageBreak/>
         <w:drawing>
           <wp:inline distT="0" distB="0" distL="0" distR="0" wp14:anchorId="6571FF1E" wp14:editId="3AD07223">
             <wp:extent cx="5734050" cy="3156303"/>
@@ -5336,6 +5152,7 @@
         <w:rPr>
           <w:lang w:eastAsia="en-IN"/>
         </w:rPr>
+        <w:lastRenderedPageBreak/>
         <w:t>36-month loans and debt consolidation purpose account for the majority of the loan book, making them the most influential portfolio segments.</w:t>
       </w:r>
     </w:p>
@@ -5372,7 +5189,35 @@
         <w:rPr>
           <w:lang w:eastAsia="en-IN"/>
         </w:rPr>
-        <w:t>“debt consolidation” purpose and borrowers with 10+ years employment length  has significantly higher number of loans compared to others.</w:t>
+        <w:t>“</w:t>
+      </w:r>
+      <w:proofErr w:type="gramStart"/>
+      <w:r>
+        <w:rPr>
+          <w:lang w:eastAsia="en-IN"/>
+        </w:rPr>
+        <w:t>debt</w:t>
+      </w:r>
+      <w:proofErr w:type="gramEnd"/>
+      <w:r>
+        <w:rPr>
+          <w:lang w:eastAsia="en-IN"/>
+        </w:rPr>
+        <w:t xml:space="preserve"> consolidation” purpose and borrowers with 10+ years employment </w:t>
+      </w:r>
+      <w:proofErr w:type="gramStart"/>
+      <w:r>
+        <w:rPr>
+          <w:lang w:eastAsia="en-IN"/>
+        </w:rPr>
+        <w:t>length  has</w:t>
+      </w:r>
+      <w:proofErr w:type="gramEnd"/>
+      <w:r>
+        <w:rPr>
+          <w:lang w:eastAsia="en-IN"/>
+        </w:rPr>
+        <w:t xml:space="preserve"> significantly higher number of loans compared to others.</w:t>
       </w:r>
     </w:p>
     <w:p>
@@ -5491,7 +5336,6 @@
         <w:rPr>
           <w:noProof/>
         </w:rPr>
-        <w:lastRenderedPageBreak/>
         <w:drawing>
           <wp:inline distT="0" distB="0" distL="0" distR="0" wp14:anchorId="476A5F07" wp14:editId="42E2A039">
             <wp:extent cx="5176405" cy="3528917"/>
@@ -5625,6 +5469,7 @@
           <w:b/>
           <w:bCs/>
         </w:rPr>
+        <w:lastRenderedPageBreak/>
         <w:t>Actionable Insights</w:t>
       </w:r>
     </w:p>
@@ -5702,7 +5547,6 @@
         <w:rPr>
           <w:noProof/>
         </w:rPr>
-        <w:lastRenderedPageBreak/>
         <w:drawing>
           <wp:inline distT="0" distB="0" distL="0" distR="0" wp14:anchorId="4D9712BD" wp14:editId="246CAE57">
             <wp:extent cx="4527550" cy="3084408"/>
@@ -5862,6 +5706,7 @@
     </w:p>
     <w:p>
       <w:r>
+        <w:lastRenderedPageBreak/>
         <w:t>Although employment length is not part of the predefined hypotheses, it is included as an additional borrower stability indicator to identify whether longer employment tenure is associated with lower default risk.</w:t>
       </w:r>
     </w:p>
@@ -5912,7 +5757,6 @@
         <w:rPr>
           <w:noProof/>
         </w:rPr>
-        <w:lastRenderedPageBreak/>
         <w:drawing>
           <wp:inline distT="0" distB="0" distL="0" distR="0" wp14:anchorId="34CC5AEC" wp14:editId="55C03F33">
             <wp:extent cx="4405993" cy="3003700"/>
@@ -6152,6 +5996,7 @@
           <w:bCs/>
           <w:noProof/>
         </w:rPr>
+        <w:lastRenderedPageBreak/>
         <w:t>Analyisis result</w:t>
       </w:r>
     </w:p>
@@ -6160,7 +6005,6 @@
         <w:rPr>
           <w:noProof/>
         </w:rPr>
-        <w:lastRenderedPageBreak/>
         <w:drawing>
           <wp:inline distT="0" distB="0" distL="0" distR="0" wp14:anchorId="50AD1C02" wp14:editId="0E57FA38">
             <wp:extent cx="6658558" cy="2218459"/>
@@ -6409,7 +6253,6 @@
           <w:b/>
           <w:bCs/>
         </w:rPr>
-        <w:lastRenderedPageBreak/>
         <w:t>Key Findings</w:t>
       </w:r>
     </w:p>
@@ -10550,6 +10393,119 @@
     </w:lvl>
   </w:abstractNum>
   <w:abstractNum w:abstractNumId="32" w15:restartNumberingAfterBreak="0">
+    <w:nsid w:val="6D5A58C4"/>
+    <w:multiLevelType w:val="hybridMultilevel"/>
+    <w:tmpl w:val="212A9578"/>
+    <w:lvl w:ilvl="0" w:tplc="40090001">
+      <w:start w:val="1"/>
+      <w:numFmt w:val="bullet"/>
+      <w:lvlText w:val=""/>
+      <w:lvlJc w:val="left"/>
+      <w:pPr>
+        <w:ind w:left="720" w:hanging="360"/>
+      </w:pPr>
+      <w:rPr>
+        <w:rFonts w:ascii="Symbol" w:hAnsi="Symbol" w:hint="default"/>
+      </w:rPr>
+    </w:lvl>
+    <w:lvl w:ilvl="1" w:tplc="40090003" w:tentative="1">
+      <w:start w:val="1"/>
+      <w:numFmt w:val="bullet"/>
+      <w:lvlText w:val="o"/>
+      <w:lvlJc w:val="left"/>
+      <w:pPr>
+        <w:ind w:left="1440" w:hanging="360"/>
+      </w:pPr>
+      <w:rPr>
+        <w:rFonts w:ascii="Courier New" w:hAnsi="Courier New" w:cs="Courier New" w:hint="default"/>
+      </w:rPr>
+    </w:lvl>
+    <w:lvl w:ilvl="2" w:tplc="40090005" w:tentative="1">
+      <w:start w:val="1"/>
+      <w:numFmt w:val="bullet"/>
+      <w:lvlText w:val=""/>
+      <w:lvlJc w:val="left"/>
+      <w:pPr>
+        <w:ind w:left="2160" w:hanging="360"/>
+      </w:pPr>
+      <w:rPr>
+        <w:rFonts w:ascii="Wingdings" w:hAnsi="Wingdings" w:hint="default"/>
+      </w:rPr>
+    </w:lvl>
+    <w:lvl w:ilvl="3" w:tplc="40090001" w:tentative="1">
+      <w:start w:val="1"/>
+      <w:numFmt w:val="bullet"/>
+      <w:lvlText w:val=""/>
+      <w:lvlJc w:val="left"/>
+      <w:pPr>
+        <w:ind w:left="2880" w:hanging="360"/>
+      </w:pPr>
+      <w:rPr>
+        <w:rFonts w:ascii="Symbol" w:hAnsi="Symbol" w:hint="default"/>
+      </w:rPr>
+    </w:lvl>
+    <w:lvl w:ilvl="4" w:tplc="40090003" w:tentative="1">
+      <w:start w:val="1"/>
+      <w:numFmt w:val="bullet"/>
+      <w:lvlText w:val="o"/>
+      <w:lvlJc w:val="left"/>
+      <w:pPr>
+        <w:ind w:left="3600" w:hanging="360"/>
+      </w:pPr>
+      <w:rPr>
+        <w:rFonts w:ascii="Courier New" w:hAnsi="Courier New" w:cs="Courier New" w:hint="default"/>
+      </w:rPr>
+    </w:lvl>
+    <w:lvl w:ilvl="5" w:tplc="40090005" w:tentative="1">
+      <w:start w:val="1"/>
+      <w:numFmt w:val="bullet"/>
+      <w:lvlText w:val=""/>
+      <w:lvlJc w:val="left"/>
+      <w:pPr>
+        <w:ind w:left="4320" w:hanging="360"/>
+      </w:pPr>
+      <w:rPr>
+        <w:rFonts w:ascii="Wingdings" w:hAnsi="Wingdings" w:hint="default"/>
+      </w:rPr>
+    </w:lvl>
+    <w:lvl w:ilvl="6" w:tplc="40090001" w:tentative="1">
+      <w:start w:val="1"/>
+      <w:numFmt w:val="bullet"/>
+      <w:lvlText w:val=""/>
+      <w:lvlJc w:val="left"/>
+      <w:pPr>
+        <w:ind w:left="5040" w:hanging="360"/>
+      </w:pPr>
+      <w:rPr>
+        <w:rFonts w:ascii="Symbol" w:hAnsi="Symbol" w:hint="default"/>
+      </w:rPr>
+    </w:lvl>
+    <w:lvl w:ilvl="7" w:tplc="40090003" w:tentative="1">
+      <w:start w:val="1"/>
+      <w:numFmt w:val="bullet"/>
+      <w:lvlText w:val="o"/>
+      <w:lvlJc w:val="left"/>
+      <w:pPr>
+        <w:ind w:left="5760" w:hanging="360"/>
+      </w:pPr>
+      <w:rPr>
+        <w:rFonts w:ascii="Courier New" w:hAnsi="Courier New" w:cs="Courier New" w:hint="default"/>
+      </w:rPr>
+    </w:lvl>
+    <w:lvl w:ilvl="8" w:tplc="40090005" w:tentative="1">
+      <w:start w:val="1"/>
+      <w:numFmt w:val="bullet"/>
+      <w:lvlText w:val=""/>
+      <w:lvlJc w:val="left"/>
+      <w:pPr>
+        <w:ind w:left="6480" w:hanging="360"/>
+      </w:pPr>
+      <w:rPr>
+        <w:rFonts w:ascii="Wingdings" w:hAnsi="Wingdings" w:hint="default"/>
+      </w:rPr>
+    </w:lvl>
+  </w:abstractNum>
+  <w:abstractNum w:abstractNumId="33" w15:restartNumberingAfterBreak="0">
     <w:nsid w:val="70152459"/>
     <w:multiLevelType w:val="hybridMultilevel"/>
     <w:tmpl w:val="388CC008"/>
@@ -10635,7 +10591,7 @@
       </w:pPr>
     </w:lvl>
   </w:abstractNum>
-  <w:abstractNum w:abstractNumId="33" w15:restartNumberingAfterBreak="0">
+  <w:abstractNum w:abstractNumId="34" w15:restartNumberingAfterBreak="0">
     <w:nsid w:val="71535886"/>
     <w:multiLevelType w:val="hybridMultilevel"/>
     <w:tmpl w:val="485413D8"/>
@@ -10748,7 +10704,7 @@
       </w:rPr>
     </w:lvl>
   </w:abstractNum>
-  <w:abstractNum w:abstractNumId="34" w15:restartNumberingAfterBreak="0">
+  <w:abstractNum w:abstractNumId="35" w15:restartNumberingAfterBreak="0">
     <w:nsid w:val="71616BA8"/>
     <w:multiLevelType w:val="hybridMultilevel"/>
     <w:tmpl w:val="B6F8CF6A"/>
@@ -10861,7 +10817,7 @@
       </w:rPr>
     </w:lvl>
   </w:abstractNum>
-  <w:abstractNum w:abstractNumId="35" w15:restartNumberingAfterBreak="0">
+  <w:abstractNum w:abstractNumId="36" w15:restartNumberingAfterBreak="0">
     <w:nsid w:val="7498390D"/>
     <w:multiLevelType w:val="hybridMultilevel"/>
     <w:tmpl w:val="AFA6FDE8"/>
@@ -10974,7 +10930,7 @@
       </w:rPr>
     </w:lvl>
   </w:abstractNum>
-  <w:abstractNum w:abstractNumId="36" w15:restartNumberingAfterBreak="0">
+  <w:abstractNum w:abstractNumId="37" w15:restartNumberingAfterBreak="0">
     <w:nsid w:val="75B91502"/>
     <w:multiLevelType w:val="hybridMultilevel"/>
     <w:tmpl w:val="228CD6B2"/>
@@ -11087,7 +11043,7 @@
       </w:rPr>
     </w:lvl>
   </w:abstractNum>
-  <w:abstractNum w:abstractNumId="37" w15:restartNumberingAfterBreak="0">
+  <w:abstractNum w:abstractNumId="38" w15:restartNumberingAfterBreak="0">
     <w:nsid w:val="771E0E0A"/>
     <w:multiLevelType w:val="hybridMultilevel"/>
     <w:tmpl w:val="744295A2"/>
@@ -11200,7 +11156,7 @@
       </w:rPr>
     </w:lvl>
   </w:abstractNum>
-  <w:abstractNum w:abstractNumId="38" w15:restartNumberingAfterBreak="0">
+  <w:abstractNum w:abstractNumId="39" w15:restartNumberingAfterBreak="0">
     <w:nsid w:val="7B0005D9"/>
     <w:multiLevelType w:val="hybridMultilevel"/>
     <w:tmpl w:val="0C72B078"/>
@@ -11313,7 +11269,7 @@
       </w:rPr>
     </w:lvl>
   </w:abstractNum>
-  <w:abstractNum w:abstractNumId="39" w15:restartNumberingAfterBreak="0">
+  <w:abstractNum w:abstractNumId="40" w15:restartNumberingAfterBreak="0">
     <w:nsid w:val="7E3C0A0E"/>
     <w:multiLevelType w:val="hybridMultilevel"/>
     <w:tmpl w:val="BDDAF27C"/>
@@ -11442,13 +11398,13 @@
     <w:abstractNumId w:val="5"/>
   </w:num>
   <w:num w:numId="6" w16cid:durableId="787118944">
-    <w:abstractNumId w:val="36"/>
+    <w:abstractNumId w:val="37"/>
   </w:num>
   <w:num w:numId="7" w16cid:durableId="662273419">
     <w:abstractNumId w:val="7"/>
   </w:num>
   <w:num w:numId="8" w16cid:durableId="1337028227">
-    <w:abstractNumId w:val="33"/>
+    <w:abstractNumId w:val="34"/>
   </w:num>
   <w:num w:numId="9" w16cid:durableId="1479149790">
     <w:abstractNumId w:val="28"/>
@@ -11463,10 +11419,10 @@
     <w:abstractNumId w:val="31"/>
   </w:num>
   <w:num w:numId="13" w16cid:durableId="151337336">
-    <w:abstractNumId w:val="38"/>
+    <w:abstractNumId w:val="39"/>
   </w:num>
   <w:num w:numId="14" w16cid:durableId="990980438">
-    <w:abstractNumId w:val="39"/>
+    <w:abstractNumId w:val="40"/>
   </w:num>
   <w:num w:numId="15" w16cid:durableId="1598170196">
     <w:abstractNumId w:val="29"/>
@@ -11499,7 +11455,7 @@
     <w:abstractNumId w:val="22"/>
   </w:num>
   <w:num w:numId="25" w16cid:durableId="1529678564">
-    <w:abstractNumId w:val="34"/>
+    <w:abstractNumId w:val="35"/>
   </w:num>
   <w:num w:numId="26" w16cid:durableId="1865828128">
     <w:abstractNumId w:val="20"/>
@@ -11508,7 +11464,7 @@
     <w:abstractNumId w:val="0"/>
   </w:num>
   <w:num w:numId="28" w16cid:durableId="219293330">
-    <w:abstractNumId w:val="37"/>
+    <w:abstractNumId w:val="38"/>
   </w:num>
   <w:num w:numId="29" w16cid:durableId="1669751919">
     <w:abstractNumId w:val="16"/>
@@ -11541,9 +11497,12 @@
     <w:abstractNumId w:val="1"/>
   </w:num>
   <w:num w:numId="39" w16cid:durableId="1322926734">
-    <w:abstractNumId w:val="35"/>
+    <w:abstractNumId w:val="36"/>
   </w:num>
   <w:num w:numId="40" w16cid:durableId="696084576">
+    <w:abstractNumId w:val="33"/>
+  </w:num>
+  <w:num w:numId="41" w16cid:durableId="760031443">
     <w:abstractNumId w:val="32"/>
   </w:num>
 </w:numbering>

--- a/notebook/NL_Sephora.docx
+++ b/notebook/NL_Sephora.docx
@@ -2263,19 +2263,17 @@
           <w:lang w:eastAsia="en-IN"/>
         </w:rPr>
       </w:pPr>
-      <w:proofErr w:type="gramStart"/>
-      <w:r>
-        <w:rPr>
-          <w:lang w:eastAsia="en-IN"/>
-        </w:rPr>
-        <w:t>So</w:t>
-      </w:r>
-      <w:proofErr w:type="gramEnd"/>
-      <w:r>
-        <w:rPr>
-          <w:lang w:eastAsia="en-IN"/>
-        </w:rPr>
-        <w:t xml:space="preserve"> we standardized casing on key</w:t>
+      <w:r>
+        <w:rPr>
+          <w:lang w:eastAsia="en-IN"/>
+        </w:rPr>
+        <w:t>S</w:t>
+      </w:r>
+      <w:r>
+        <w:rPr>
+          <w:lang w:eastAsia="en-IN"/>
+        </w:rPr>
+        <w:t>tandardized casing on key</w:t>
       </w:r>
       <w:r>
         <w:rPr>
@@ -2445,7 +2443,7 @@
         <w:rPr>
           <w:lang w:eastAsia="en-IN"/>
         </w:rPr>
-        <w:t>Text Standardization</w:t>
+        <w:t>Missing Value Treatment</w:t>
       </w:r>
     </w:p>
     <w:p>
@@ -2470,9 +2468,590 @@
     <w:p>
       <w:pPr>
         <w:rPr>
-          <w:lang w:eastAsia="en-IN"/>
-        </w:rPr>
-      </w:pPr>
+          <w:b/>
+          <w:bCs/>
+          <w:lang w:eastAsia="en-IN"/>
+        </w:rPr>
+      </w:pPr>
+      <w:r>
+        <w:rPr>
+          <w:b/>
+          <w:bCs/>
+          <w:lang w:eastAsia="en-IN"/>
+        </w:rPr>
+        <w:t xml:space="preserve">A. </w:t>
+      </w:r>
+      <w:proofErr w:type="spellStart"/>
+      <w:r>
+        <w:rPr>
+          <w:b/>
+          <w:bCs/>
+          <w:lang w:eastAsia="en-IN"/>
+        </w:rPr>
+        <w:t>product_info</w:t>
+      </w:r>
+      <w:proofErr w:type="spellEnd"/>
+    </w:p>
+    <w:p>
+      <w:pPr>
+        <w:pStyle w:val="ListParagraph"/>
+        <w:numPr>
+          <w:ilvl w:val="0"/>
+          <w:numId w:val="46"/>
+        </w:numPr>
+        <w:rPr>
+          <w:lang w:eastAsia="en-IN"/>
+        </w:rPr>
+      </w:pPr>
+      <w:r>
+        <w:rPr>
+          <w:lang w:eastAsia="en-IN"/>
+        </w:rPr>
+        <w:t>Columns with extremely high missing percentages (</w:t>
+      </w:r>
+      <w:r>
+        <w:rPr>
+          <w:lang w:eastAsia="en-IN"/>
+        </w:rPr>
+        <w:t>&gt;</w:t>
+      </w:r>
+      <w:r>
+        <w:rPr>
+          <w:lang w:eastAsia="en-IN"/>
+        </w:rPr>
+        <w:t xml:space="preserve"> 80%) and limited analytical value, such as</w:t>
+      </w:r>
+      <w:r>
+        <w:rPr>
+          <w:lang w:eastAsia="en-IN"/>
+        </w:rPr>
+        <w:t xml:space="preserve"> ‘</w:t>
+      </w:r>
+      <w:r>
+        <w:rPr>
+          <w:lang w:eastAsia="en-IN"/>
+        </w:rPr>
+        <w:t>variation_type</w:t>
+      </w:r>
+      <w:r>
+        <w:rPr>
+          <w:lang w:eastAsia="en-IN"/>
+        </w:rPr>
+        <w:t>’</w:t>
+      </w:r>
+      <w:r>
+        <w:rPr>
+          <w:lang w:eastAsia="en-IN"/>
+        </w:rPr>
+        <w:t>, </w:t>
+      </w:r>
+      <w:r>
+        <w:rPr>
+          <w:lang w:eastAsia="en-IN"/>
+        </w:rPr>
+        <w:t>‘</w:t>
+      </w:r>
+      <w:r>
+        <w:rPr>
+          <w:lang w:eastAsia="en-IN"/>
+        </w:rPr>
+        <w:t>variation_value</w:t>
+      </w:r>
+      <w:r>
+        <w:rPr>
+          <w:lang w:eastAsia="en-IN"/>
+        </w:rPr>
+        <w:t>’</w:t>
+      </w:r>
+      <w:r>
+        <w:rPr>
+          <w:lang w:eastAsia="en-IN"/>
+        </w:rPr>
+        <w:t>, </w:t>
+      </w:r>
+      <w:r>
+        <w:rPr>
+          <w:lang w:eastAsia="en-IN"/>
+        </w:rPr>
+        <w:t>‘</w:t>
+      </w:r>
+      <w:proofErr w:type="spellStart"/>
+      <w:r>
+        <w:rPr>
+          <w:lang w:eastAsia="en-IN"/>
+        </w:rPr>
+        <w:t>variation_desc</w:t>
+      </w:r>
+      <w:proofErr w:type="spellEnd"/>
+      <w:r>
+        <w:rPr>
+          <w:lang w:eastAsia="en-IN"/>
+        </w:rPr>
+        <w:t>’</w:t>
+      </w:r>
+      <w:r>
+        <w:rPr>
+          <w:lang w:eastAsia="en-IN"/>
+        </w:rPr>
+        <w:t>, </w:t>
+      </w:r>
+      <w:r>
+        <w:rPr>
+          <w:lang w:eastAsia="en-IN"/>
+        </w:rPr>
+        <w:t>‘</w:t>
+      </w:r>
+      <w:r>
+        <w:rPr>
+          <w:lang w:eastAsia="en-IN"/>
+        </w:rPr>
+        <w:t>ingredients</w:t>
+      </w:r>
+      <w:r>
+        <w:rPr>
+          <w:lang w:eastAsia="en-IN"/>
+        </w:rPr>
+        <w:t>’</w:t>
+      </w:r>
+      <w:r>
+        <w:rPr>
+          <w:lang w:eastAsia="en-IN"/>
+        </w:rPr>
+        <w:t>, </w:t>
+      </w:r>
+      <w:r>
+        <w:rPr>
+          <w:lang w:eastAsia="en-IN"/>
+        </w:rPr>
+        <w:t>‘</w:t>
+      </w:r>
+      <w:r>
+        <w:rPr>
+          <w:lang w:eastAsia="en-IN"/>
+        </w:rPr>
+        <w:t>highlights</w:t>
+      </w:r>
+      <w:r>
+        <w:rPr>
+          <w:lang w:eastAsia="en-IN"/>
+        </w:rPr>
+        <w:t>’</w:t>
+      </w:r>
+      <w:r>
+        <w:rPr>
+          <w:lang w:eastAsia="en-IN"/>
+        </w:rPr>
+        <w:t>, </w:t>
+      </w:r>
+      <w:r>
+        <w:rPr>
+          <w:lang w:eastAsia="en-IN"/>
+        </w:rPr>
+        <w:t>‘</w:t>
+      </w:r>
+      <w:r>
+        <w:rPr>
+          <w:lang w:eastAsia="en-IN"/>
+        </w:rPr>
+        <w:t>size</w:t>
+      </w:r>
+      <w:r>
+        <w:rPr>
+          <w:lang w:eastAsia="en-IN"/>
+        </w:rPr>
+        <w:t>’ were removed.</w:t>
+      </w:r>
+    </w:p>
+    <w:p>
+      <w:pPr>
+        <w:pStyle w:val="ListParagraph"/>
+        <w:numPr>
+          <w:ilvl w:val="0"/>
+          <w:numId w:val="46"/>
+        </w:numPr>
+        <w:rPr>
+          <w:lang w:eastAsia="en-IN"/>
+        </w:rPr>
+      </w:pPr>
+      <w:r>
+        <w:rPr>
+          <w:lang w:eastAsia="en-IN"/>
+        </w:rPr>
+        <w:t>‘</w:t>
+      </w:r>
+      <w:r>
+        <w:rPr>
+          <w:lang w:eastAsia="en-IN"/>
+        </w:rPr>
+        <w:t>rating</w:t>
+      </w:r>
+      <w:r>
+        <w:rPr>
+          <w:lang w:eastAsia="en-IN"/>
+        </w:rPr>
+        <w:t>’ &amp; ‘</w:t>
+      </w:r>
+      <w:r>
+        <w:rPr>
+          <w:lang w:eastAsia="en-IN"/>
+        </w:rPr>
+        <w:t>reviews</w:t>
+      </w:r>
+      <w:r>
+        <w:rPr>
+          <w:lang w:eastAsia="en-IN"/>
+        </w:rPr>
+        <w:t xml:space="preserve">’ are the core KPI and can not be imputed. </w:t>
+      </w:r>
+      <w:r>
+        <w:rPr>
+          <w:lang w:eastAsia="en-IN"/>
+        </w:rPr>
+        <w:t>Check</w:t>
+      </w:r>
+      <w:r>
+        <w:rPr>
+          <w:lang w:eastAsia="en-IN"/>
+        </w:rPr>
+        <w:t>ed</w:t>
+      </w:r>
+      <w:r>
+        <w:rPr>
+          <w:lang w:eastAsia="en-IN"/>
+        </w:rPr>
+        <w:t xml:space="preserve"> whether missing rating and missing reviews occur in the same rows</w:t>
+      </w:r>
+      <w:r>
+        <w:rPr>
+          <w:lang w:eastAsia="en-IN"/>
+        </w:rPr>
+        <w:t xml:space="preserve"> and found out that it overlaps. Hence removed the rows</w:t>
+      </w:r>
+    </w:p>
+    <w:p>
+      <w:pPr>
+        <w:pStyle w:val="ListParagraph"/>
+        <w:numPr>
+          <w:ilvl w:val="0"/>
+          <w:numId w:val="46"/>
+        </w:numPr>
+        <w:rPr>
+          <w:lang w:eastAsia="en-IN"/>
+        </w:rPr>
+      </w:pPr>
+      <w:r>
+        <w:rPr>
+          <w:lang w:eastAsia="en-IN"/>
+        </w:rPr>
+        <w:t>‘</w:t>
+      </w:r>
+      <w:proofErr w:type="spellStart"/>
+      <w:proofErr w:type="gramStart"/>
+      <w:r>
+        <w:rPr>
+          <w:lang w:eastAsia="en-IN"/>
+        </w:rPr>
+        <w:t>secondary</w:t>
+      </w:r>
+      <w:proofErr w:type="gramEnd"/>
+      <w:r>
+        <w:rPr>
+          <w:lang w:eastAsia="en-IN"/>
+        </w:rPr>
+        <w:t>_category</w:t>
+      </w:r>
+      <w:proofErr w:type="spellEnd"/>
+      <w:r>
+        <w:rPr>
+          <w:lang w:eastAsia="en-IN"/>
+        </w:rPr>
+        <w:t>’</w:t>
+      </w:r>
+      <w:r>
+        <w:rPr>
+          <w:lang w:eastAsia="en-IN"/>
+        </w:rPr>
+        <w:t> and </w:t>
+      </w:r>
+      <w:r>
+        <w:rPr>
+          <w:lang w:eastAsia="en-IN"/>
+        </w:rPr>
+        <w:t>‘</w:t>
+      </w:r>
+      <w:proofErr w:type="spellStart"/>
+      <w:r>
+        <w:rPr>
+          <w:lang w:eastAsia="en-IN"/>
+        </w:rPr>
+        <w:t>tertiary_category</w:t>
+      </w:r>
+      <w:proofErr w:type="spellEnd"/>
+      <w:r>
+        <w:rPr>
+          <w:lang w:eastAsia="en-IN"/>
+        </w:rPr>
+        <w:t>’ columns</w:t>
+      </w:r>
+      <w:r>
+        <w:rPr>
+          <w:lang w:eastAsia="en-IN"/>
+        </w:rPr>
+        <w:t> gets a business-rule fill</w:t>
+      </w:r>
+      <w:r>
+        <w:rPr>
+          <w:lang w:eastAsia="en-IN"/>
+        </w:rPr>
+        <w:t xml:space="preserve">. But these missing values were also overlapping with </w:t>
+      </w:r>
+      <w:r>
+        <w:rPr>
+          <w:lang w:eastAsia="en-IN"/>
+        </w:rPr>
+        <w:t>missing rating and missing reviews</w:t>
+      </w:r>
+      <w:r>
+        <w:rPr>
+          <w:lang w:eastAsia="en-IN"/>
+        </w:rPr>
+        <w:t>. Hence separate treatment wasn’t needed for category columns.</w:t>
+      </w:r>
+    </w:p>
+    <w:p>
+      <w:pPr>
+        <w:rPr>
+          <w:b/>
+          <w:bCs/>
+          <w:lang w:eastAsia="en-IN"/>
+        </w:rPr>
+      </w:pPr>
+      <w:r>
+        <w:rPr>
+          <w:b/>
+          <w:bCs/>
+          <w:lang w:eastAsia="en-IN"/>
+        </w:rPr>
+        <w:t>B. reviews</w:t>
+      </w:r>
+    </w:p>
+    <w:p>
+      <w:pPr>
+        <w:pStyle w:val="ListParagraph"/>
+        <w:numPr>
+          <w:ilvl w:val="0"/>
+          <w:numId w:val="47"/>
+        </w:numPr>
+        <w:rPr>
+          <w:lang w:eastAsia="en-IN"/>
+        </w:rPr>
+      </w:pPr>
+      <w:r>
+        <w:rPr>
+          <w:lang w:eastAsia="en-IN"/>
+        </w:rPr>
+        <w:t>‘</w:t>
+      </w:r>
+      <w:proofErr w:type="spellStart"/>
+      <w:proofErr w:type="gramStart"/>
+      <w:r>
+        <w:rPr>
+          <w:lang w:eastAsia="en-IN"/>
+        </w:rPr>
+        <w:t>is</w:t>
+      </w:r>
+      <w:proofErr w:type="gramEnd"/>
+      <w:r>
+        <w:rPr>
+          <w:lang w:eastAsia="en-IN"/>
+        </w:rPr>
+        <w:t>_recommended</w:t>
+      </w:r>
+      <w:proofErr w:type="spellEnd"/>
+      <w:r>
+        <w:rPr>
+          <w:lang w:eastAsia="en-IN"/>
+        </w:rPr>
+        <w:t>’</w:t>
+      </w:r>
+      <w:r>
+        <w:rPr>
+          <w:lang w:eastAsia="en-IN"/>
+        </w:rPr>
+        <w:t xml:space="preserve"> </w:t>
+      </w:r>
+      <w:r>
+        <w:rPr>
+          <w:lang w:eastAsia="en-IN"/>
+        </w:rPr>
+        <w:t xml:space="preserve">column </w:t>
+      </w:r>
+      <w:r>
+        <w:rPr>
+          <w:lang w:eastAsia="en-IN"/>
+        </w:rPr>
+        <w:t>is deliberately left as a true missing value rather than coded as 0, since a blank response is a non-answer, not a "No"</w:t>
+      </w:r>
+      <w:r>
+        <w:rPr>
+          <w:lang w:eastAsia="en-IN"/>
+        </w:rPr>
+        <w:t>.</w:t>
+      </w:r>
+      <w:r>
+        <w:rPr>
+          <w:lang w:eastAsia="en-IN"/>
+        </w:rPr>
+        <w:t xml:space="preserve"> </w:t>
+      </w:r>
+      <w:r>
+        <w:rPr>
+          <w:lang w:eastAsia="en-IN"/>
+        </w:rPr>
+        <w:t>F</w:t>
+      </w:r>
+      <w:r>
+        <w:rPr>
+          <w:lang w:eastAsia="en-IN"/>
+        </w:rPr>
+        <w:t xml:space="preserve">illing it with 0 would artificially lower every product's recommendation rate. </w:t>
+      </w:r>
+    </w:p>
+    <w:p>
+      <w:pPr>
+        <w:pStyle w:val="ListParagraph"/>
+        <w:numPr>
+          <w:ilvl w:val="0"/>
+          <w:numId w:val="47"/>
+        </w:numPr>
+        <w:rPr>
+          <w:lang w:eastAsia="en-IN"/>
+        </w:rPr>
+      </w:pPr>
+      <w:r>
+        <w:rPr>
+          <w:lang w:eastAsia="en-IN"/>
+        </w:rPr>
+        <w:t>H</w:t>
+      </w:r>
+      <w:r>
+        <w:rPr>
+          <w:lang w:eastAsia="en-IN"/>
+        </w:rPr>
+        <w:t xml:space="preserve">elpfulness is left as </w:t>
+      </w:r>
+      <w:proofErr w:type="spellStart"/>
+      <w:r>
+        <w:rPr>
+          <w:lang w:eastAsia="en-IN"/>
+        </w:rPr>
+        <w:t>NaN</w:t>
+      </w:r>
+      <w:proofErr w:type="spellEnd"/>
+      <w:r>
+        <w:rPr>
+          <w:lang w:eastAsia="en-IN"/>
+        </w:rPr>
+        <w:t xml:space="preserve"> since it's structurally undefined when no one voted.</w:t>
+      </w:r>
+    </w:p>
+    <w:p>
+      <w:pPr>
+        <w:pStyle w:val="ListParagraph"/>
+        <w:numPr>
+          <w:ilvl w:val="0"/>
+          <w:numId w:val="47"/>
+        </w:numPr>
+        <w:rPr>
+          <w:lang w:eastAsia="en-IN"/>
+        </w:rPr>
+      </w:pPr>
+      <w:r>
+        <w:rPr>
+          <w:lang w:eastAsia="en-IN"/>
+        </w:rPr>
+        <w:t xml:space="preserve">For self-reported customer demography such as </w:t>
+      </w:r>
+      <w:r>
+        <w:rPr>
+          <w:lang w:eastAsia="en-IN"/>
+        </w:rPr>
+        <w:t>'</w:t>
+      </w:r>
+      <w:proofErr w:type="spellStart"/>
+      <w:r>
+        <w:rPr>
+          <w:lang w:eastAsia="en-IN"/>
+        </w:rPr>
+        <w:t>skin_type</w:t>
+      </w:r>
+      <w:proofErr w:type="spellEnd"/>
+      <w:r>
+        <w:rPr>
+          <w:lang w:eastAsia="en-IN"/>
+        </w:rPr>
+        <w:t>', '</w:t>
+      </w:r>
+      <w:proofErr w:type="spellStart"/>
+      <w:r>
+        <w:rPr>
+          <w:lang w:eastAsia="en-IN"/>
+        </w:rPr>
+        <w:t>skin_tone</w:t>
+      </w:r>
+      <w:proofErr w:type="spellEnd"/>
+      <w:r>
+        <w:rPr>
+          <w:lang w:eastAsia="en-IN"/>
+        </w:rPr>
+        <w:t>', '</w:t>
+      </w:r>
+      <w:proofErr w:type="spellStart"/>
+      <w:r>
+        <w:rPr>
+          <w:lang w:eastAsia="en-IN"/>
+        </w:rPr>
+        <w:t>eye_color</w:t>
+      </w:r>
+      <w:proofErr w:type="spellEnd"/>
+      <w:r>
+        <w:rPr>
+          <w:lang w:eastAsia="en-IN"/>
+        </w:rPr>
+        <w:t>', '</w:t>
+      </w:r>
+      <w:proofErr w:type="spellStart"/>
+      <w:r>
+        <w:rPr>
+          <w:lang w:eastAsia="en-IN"/>
+        </w:rPr>
+        <w:t>hair_color</w:t>
+      </w:r>
+      <w:proofErr w:type="spellEnd"/>
+      <w:r>
+        <w:rPr>
+          <w:lang w:eastAsia="en-IN"/>
+        </w:rPr>
+        <w:t>'</w:t>
+      </w:r>
+      <w:r>
+        <w:rPr>
+          <w:lang w:eastAsia="en-IN"/>
+        </w:rPr>
+        <w:t xml:space="preserve"> the missing values have been treated by filling </w:t>
+      </w:r>
+      <w:r>
+        <w:rPr>
+          <w:lang w:eastAsia="en-IN"/>
+        </w:rPr>
+        <w:t>"Not Specified"</w:t>
+      </w:r>
+      <w:r>
+        <w:rPr>
+          <w:lang w:eastAsia="en-IN"/>
+        </w:rPr>
+        <w:t xml:space="preserve"> rather than removing the rows.</w:t>
+      </w:r>
     </w:p>
     <w:p>
       <w:pPr>
@@ -2872,6 +3451,7 @@
         <w:rPr>
           <w:lang w:eastAsia="en-IN"/>
         </w:rPr>
+        <w:lastRenderedPageBreak/>
         <w:t>The major categorical variables (grade, sub</w:t>
       </w:r>
       <w:r>
@@ -3367,7 +3947,6 @@
         <w:rPr>
           <w:noProof/>
         </w:rPr>
-        <w:lastRenderedPageBreak/>
         <w:drawing>
           <wp:inline distT="0" distB="0" distL="0" distR="0" wp14:anchorId="69DA7AB4" wp14:editId="2DCE3155">
             <wp:extent cx="5808785" cy="2886633"/>
@@ -3676,6 +4255,7 @@
         </w:numPr>
       </w:pPr>
       <w:r>
+        <w:lastRenderedPageBreak/>
         <w:t>Duplicate record validation to confirm that each observation represents a unique loan.</w:t>
       </w:r>
     </w:p>
@@ -3737,7 +4317,6 @@
         </w:numPr>
       </w:pPr>
       <w:r>
-        <w:lastRenderedPageBreak/>
         <w:t>“</w:t>
       </w:r>
       <w:proofErr w:type="gramStart"/>
@@ -4021,6 +4600,7 @@
         <w:rPr>
           <w:noProof/>
         </w:rPr>
+        <w:lastRenderedPageBreak/>
         <w:drawing>
           <wp:anchor distT="0" distB="0" distL="114300" distR="114300" simplePos="0" relativeHeight="251669504" behindDoc="0" locked="0" layoutInCell="1" allowOverlap="1" wp14:anchorId="09B61726" wp14:editId="76F2C06A">
             <wp:simplePos x="0" y="0"/>
@@ -4230,14 +4810,7 @@
         <w:rPr>
           <w:lang w:eastAsia="en-IN"/>
         </w:rPr>
-        <w:t xml:space="preserve"> into the contributions of each loan status category. Each contribution is calculated as the product of the portfolio weight </w:t>
-      </w:r>
-      <w:r>
-        <w:rPr>
-          <w:lang w:eastAsia="en-IN"/>
-        </w:rPr>
-        <w:lastRenderedPageBreak/>
-        <w:t>and the repayment ratio of that category, ensuring that every loan is counted exactly once (Mutually Exclusive) and that all loan statuses collectively explain the overall portfolio performance (Collectively Exhaustive).</w:t>
+        <w:t xml:space="preserve"> into the contributions of each loan status category. Each contribution is calculated as the product of the portfolio weight and the repayment ratio of that category, ensuring that every loan is counted exactly once (Mutually Exclusive) and that all loan statuses collectively explain the overall portfolio performance (Collectively Exhaustive).</w:t>
       </w:r>
     </w:p>
     <w:p>
@@ -4580,6 +5153,7 @@
         <w:rPr>
           <w:lang w:eastAsia="en-IN"/>
         </w:rPr>
+        <w:lastRenderedPageBreak/>
         <w:t>Phase 4: Univariate Analysis – Continuous Variables</w:t>
       </w:r>
     </w:p>
@@ -4696,7 +5270,6 @@
           <w:noProof/>
           <w:lang w:eastAsia="en-IN"/>
         </w:rPr>
-        <w:lastRenderedPageBreak/>
         <w:drawing>
           <wp:anchor distT="0" distB="0" distL="114300" distR="114300" simplePos="0" relativeHeight="251672576" behindDoc="1" locked="0" layoutInCell="1" allowOverlap="1" wp14:anchorId="2544A025" wp14:editId="795733B8">
             <wp:simplePos x="0" y="0"/>
@@ -5050,6 +5623,7 @@
         <w:rPr>
           <w:noProof/>
         </w:rPr>
+        <w:lastRenderedPageBreak/>
         <w:drawing>
           <wp:inline distT="0" distB="0" distL="0" distR="0" wp14:anchorId="6571FF1E" wp14:editId="3AD07223">
             <wp:extent cx="5734050" cy="3156303"/>
@@ -5152,7 +5726,6 @@
         <w:rPr>
           <w:lang w:eastAsia="en-IN"/>
         </w:rPr>
-        <w:lastRenderedPageBreak/>
         <w:t>36-month loans and debt consolidation purpose account for the majority of the loan book, making them the most influential portfolio segments.</w:t>
       </w:r>
     </w:p>
@@ -5336,6 +5909,7 @@
         <w:rPr>
           <w:noProof/>
         </w:rPr>
+        <w:lastRenderedPageBreak/>
         <w:drawing>
           <wp:inline distT="0" distB="0" distL="0" distR="0" wp14:anchorId="476A5F07" wp14:editId="42E2A039">
             <wp:extent cx="5176405" cy="3528917"/>
@@ -5469,7 +6043,6 @@
           <w:b/>
           <w:bCs/>
         </w:rPr>
-        <w:lastRenderedPageBreak/>
         <w:t>Actionable Insights</w:t>
       </w:r>
     </w:p>
@@ -5547,6 +6120,7 @@
         <w:rPr>
           <w:noProof/>
         </w:rPr>
+        <w:lastRenderedPageBreak/>
         <w:drawing>
           <wp:inline distT="0" distB="0" distL="0" distR="0" wp14:anchorId="4D9712BD" wp14:editId="246CAE57">
             <wp:extent cx="4527550" cy="3084408"/>
@@ -5706,7 +6280,6 @@
     </w:p>
     <w:p>
       <w:r>
-        <w:lastRenderedPageBreak/>
         <w:t>Although employment length is not part of the predefined hypotheses, it is included as an additional borrower stability indicator to identify whether longer employment tenure is associated with lower default risk.</w:t>
       </w:r>
     </w:p>
@@ -5757,6 +6330,7 @@
         <w:rPr>
           <w:noProof/>
         </w:rPr>
+        <w:lastRenderedPageBreak/>
         <w:drawing>
           <wp:inline distT="0" distB="0" distL="0" distR="0" wp14:anchorId="34CC5AEC" wp14:editId="55C03F33">
             <wp:extent cx="4405993" cy="3003700"/>
@@ -5996,15 +6570,15 @@
           <w:bCs/>
           <w:noProof/>
         </w:rPr>
+        <w:t>Analyisis result</w:t>
+      </w:r>
+    </w:p>
+    <w:p>
+      <w:r>
+        <w:rPr>
+          <w:noProof/>
+        </w:rPr>
         <w:lastRenderedPageBreak/>
-        <w:t>Analyisis result</w:t>
-      </w:r>
-    </w:p>
-    <w:p>
-      <w:r>
-        <w:rPr>
-          <w:noProof/>
-        </w:rPr>
         <w:drawing>
           <wp:inline distT="0" distB="0" distL="0" distR="0" wp14:anchorId="50AD1C02" wp14:editId="0E57FA38">
             <wp:extent cx="6658558" cy="2218459"/>
@@ -6253,6 +6827,7 @@
           <w:b/>
           <w:bCs/>
         </w:rPr>
+        <w:lastRenderedPageBreak/>
         <w:t>Key Findings</w:t>
       </w:r>
     </w:p>
@@ -8585,6 +9160,119 @@
     </w:lvl>
   </w:abstractNum>
   <w:abstractNum w:abstractNumId="16" w15:restartNumberingAfterBreak="0">
+    <w:nsid w:val="35EB3890"/>
+    <w:multiLevelType w:val="hybridMultilevel"/>
+    <w:tmpl w:val="63EA68EA"/>
+    <w:lvl w:ilvl="0" w:tplc="40090001">
+      <w:start w:val="1"/>
+      <w:numFmt w:val="bullet"/>
+      <w:lvlText w:val=""/>
+      <w:lvlJc w:val="left"/>
+      <w:pPr>
+        <w:ind w:left="720" w:hanging="360"/>
+      </w:pPr>
+      <w:rPr>
+        <w:rFonts w:ascii="Symbol" w:hAnsi="Symbol" w:hint="default"/>
+      </w:rPr>
+    </w:lvl>
+    <w:lvl w:ilvl="1" w:tplc="40090003" w:tentative="1">
+      <w:start w:val="1"/>
+      <w:numFmt w:val="bullet"/>
+      <w:lvlText w:val="o"/>
+      <w:lvlJc w:val="left"/>
+      <w:pPr>
+        <w:ind w:left="1440" w:hanging="360"/>
+      </w:pPr>
+      <w:rPr>
+        <w:rFonts w:ascii="Courier New" w:hAnsi="Courier New" w:cs="Courier New" w:hint="default"/>
+      </w:rPr>
+    </w:lvl>
+    <w:lvl w:ilvl="2" w:tplc="40090005" w:tentative="1">
+      <w:start w:val="1"/>
+      <w:numFmt w:val="bullet"/>
+      <w:lvlText w:val=""/>
+      <w:lvlJc w:val="left"/>
+      <w:pPr>
+        <w:ind w:left="2160" w:hanging="360"/>
+      </w:pPr>
+      <w:rPr>
+        <w:rFonts w:ascii="Wingdings" w:hAnsi="Wingdings" w:hint="default"/>
+      </w:rPr>
+    </w:lvl>
+    <w:lvl w:ilvl="3" w:tplc="40090001" w:tentative="1">
+      <w:start w:val="1"/>
+      <w:numFmt w:val="bullet"/>
+      <w:lvlText w:val=""/>
+      <w:lvlJc w:val="left"/>
+      <w:pPr>
+        <w:ind w:left="2880" w:hanging="360"/>
+      </w:pPr>
+      <w:rPr>
+        <w:rFonts w:ascii="Symbol" w:hAnsi="Symbol" w:hint="default"/>
+      </w:rPr>
+    </w:lvl>
+    <w:lvl w:ilvl="4" w:tplc="40090003" w:tentative="1">
+      <w:start w:val="1"/>
+      <w:numFmt w:val="bullet"/>
+      <w:lvlText w:val="o"/>
+      <w:lvlJc w:val="left"/>
+      <w:pPr>
+        <w:ind w:left="3600" w:hanging="360"/>
+      </w:pPr>
+      <w:rPr>
+        <w:rFonts w:ascii="Courier New" w:hAnsi="Courier New" w:cs="Courier New" w:hint="default"/>
+      </w:rPr>
+    </w:lvl>
+    <w:lvl w:ilvl="5" w:tplc="40090005" w:tentative="1">
+      <w:start w:val="1"/>
+      <w:numFmt w:val="bullet"/>
+      <w:lvlText w:val=""/>
+      <w:lvlJc w:val="left"/>
+      <w:pPr>
+        <w:ind w:left="4320" w:hanging="360"/>
+      </w:pPr>
+      <w:rPr>
+        <w:rFonts w:ascii="Wingdings" w:hAnsi="Wingdings" w:hint="default"/>
+      </w:rPr>
+    </w:lvl>
+    <w:lvl w:ilvl="6" w:tplc="40090001" w:tentative="1">
+      <w:start w:val="1"/>
+      <w:numFmt w:val="bullet"/>
+      <w:lvlText w:val=""/>
+      <w:lvlJc w:val="left"/>
+      <w:pPr>
+        <w:ind w:left="5040" w:hanging="360"/>
+      </w:pPr>
+      <w:rPr>
+        <w:rFonts w:ascii="Symbol" w:hAnsi="Symbol" w:hint="default"/>
+      </w:rPr>
+    </w:lvl>
+    <w:lvl w:ilvl="7" w:tplc="40090003" w:tentative="1">
+      <w:start w:val="1"/>
+      <w:numFmt w:val="bullet"/>
+      <w:lvlText w:val="o"/>
+      <w:lvlJc w:val="left"/>
+      <w:pPr>
+        <w:ind w:left="5760" w:hanging="360"/>
+      </w:pPr>
+      <w:rPr>
+        <w:rFonts w:ascii="Courier New" w:hAnsi="Courier New" w:cs="Courier New" w:hint="default"/>
+      </w:rPr>
+    </w:lvl>
+    <w:lvl w:ilvl="8" w:tplc="40090005" w:tentative="1">
+      <w:start w:val="1"/>
+      <w:numFmt w:val="bullet"/>
+      <w:lvlText w:val=""/>
+      <w:lvlJc w:val="left"/>
+      <w:pPr>
+        <w:ind w:left="6480" w:hanging="360"/>
+      </w:pPr>
+      <w:rPr>
+        <w:rFonts w:ascii="Wingdings" w:hAnsi="Wingdings" w:hint="default"/>
+      </w:rPr>
+    </w:lvl>
+  </w:abstractNum>
+  <w:abstractNum w:abstractNumId="17" w15:restartNumberingAfterBreak="0">
     <w:nsid w:val="3627299F"/>
     <w:multiLevelType w:val="hybridMultilevel"/>
     <w:tmpl w:val="C5DAB694"/>
@@ -8697,7 +9385,120 @@
       </w:rPr>
     </w:lvl>
   </w:abstractNum>
-  <w:abstractNum w:abstractNumId="17" w15:restartNumberingAfterBreak="0">
+  <w:abstractNum w:abstractNumId="18" w15:restartNumberingAfterBreak="0">
+    <w:nsid w:val="3C3B5A57"/>
+    <w:multiLevelType w:val="hybridMultilevel"/>
+    <w:tmpl w:val="08D0650A"/>
+    <w:lvl w:ilvl="0" w:tplc="40090001">
+      <w:start w:val="1"/>
+      <w:numFmt w:val="bullet"/>
+      <w:lvlText w:val=""/>
+      <w:lvlJc w:val="left"/>
+      <w:pPr>
+        <w:ind w:left="720" w:hanging="360"/>
+      </w:pPr>
+      <w:rPr>
+        <w:rFonts w:ascii="Symbol" w:hAnsi="Symbol" w:hint="default"/>
+      </w:rPr>
+    </w:lvl>
+    <w:lvl w:ilvl="1" w:tplc="40090003" w:tentative="1">
+      <w:start w:val="1"/>
+      <w:numFmt w:val="bullet"/>
+      <w:lvlText w:val="o"/>
+      <w:lvlJc w:val="left"/>
+      <w:pPr>
+        <w:ind w:left="1440" w:hanging="360"/>
+      </w:pPr>
+      <w:rPr>
+        <w:rFonts w:ascii="Courier New" w:hAnsi="Courier New" w:cs="Courier New" w:hint="default"/>
+      </w:rPr>
+    </w:lvl>
+    <w:lvl w:ilvl="2" w:tplc="40090005" w:tentative="1">
+      <w:start w:val="1"/>
+      <w:numFmt w:val="bullet"/>
+      <w:lvlText w:val=""/>
+      <w:lvlJc w:val="left"/>
+      <w:pPr>
+        <w:ind w:left="2160" w:hanging="360"/>
+      </w:pPr>
+      <w:rPr>
+        <w:rFonts w:ascii="Wingdings" w:hAnsi="Wingdings" w:hint="default"/>
+      </w:rPr>
+    </w:lvl>
+    <w:lvl w:ilvl="3" w:tplc="40090001" w:tentative="1">
+      <w:start w:val="1"/>
+      <w:numFmt w:val="bullet"/>
+      <w:lvlText w:val=""/>
+      <w:lvlJc w:val="left"/>
+      <w:pPr>
+        <w:ind w:left="2880" w:hanging="360"/>
+      </w:pPr>
+      <w:rPr>
+        <w:rFonts w:ascii="Symbol" w:hAnsi="Symbol" w:hint="default"/>
+      </w:rPr>
+    </w:lvl>
+    <w:lvl w:ilvl="4" w:tplc="40090003" w:tentative="1">
+      <w:start w:val="1"/>
+      <w:numFmt w:val="bullet"/>
+      <w:lvlText w:val="o"/>
+      <w:lvlJc w:val="left"/>
+      <w:pPr>
+        <w:ind w:left="3600" w:hanging="360"/>
+      </w:pPr>
+      <w:rPr>
+        <w:rFonts w:ascii="Courier New" w:hAnsi="Courier New" w:cs="Courier New" w:hint="default"/>
+      </w:rPr>
+    </w:lvl>
+    <w:lvl w:ilvl="5" w:tplc="40090005" w:tentative="1">
+      <w:start w:val="1"/>
+      <w:numFmt w:val="bullet"/>
+      <w:lvlText w:val=""/>
+      <w:lvlJc w:val="left"/>
+      <w:pPr>
+        <w:ind w:left="4320" w:hanging="360"/>
+      </w:pPr>
+      <w:rPr>
+        <w:rFonts w:ascii="Wingdings" w:hAnsi="Wingdings" w:hint="default"/>
+      </w:rPr>
+    </w:lvl>
+    <w:lvl w:ilvl="6" w:tplc="40090001" w:tentative="1">
+      <w:start w:val="1"/>
+      <w:numFmt w:val="bullet"/>
+      <w:lvlText w:val=""/>
+      <w:lvlJc w:val="left"/>
+      <w:pPr>
+        <w:ind w:left="5040" w:hanging="360"/>
+      </w:pPr>
+      <w:rPr>
+        <w:rFonts w:ascii="Symbol" w:hAnsi="Symbol" w:hint="default"/>
+      </w:rPr>
+    </w:lvl>
+    <w:lvl w:ilvl="7" w:tplc="40090003" w:tentative="1">
+      <w:start w:val="1"/>
+      <w:numFmt w:val="bullet"/>
+      <w:lvlText w:val="o"/>
+      <w:lvlJc w:val="left"/>
+      <w:pPr>
+        <w:ind w:left="5760" w:hanging="360"/>
+      </w:pPr>
+      <w:rPr>
+        <w:rFonts w:ascii="Courier New" w:hAnsi="Courier New" w:cs="Courier New" w:hint="default"/>
+      </w:rPr>
+    </w:lvl>
+    <w:lvl w:ilvl="8" w:tplc="40090005" w:tentative="1">
+      <w:start w:val="1"/>
+      <w:numFmt w:val="bullet"/>
+      <w:lvlText w:val=""/>
+      <w:lvlJc w:val="left"/>
+      <w:pPr>
+        <w:ind w:left="6480" w:hanging="360"/>
+      </w:pPr>
+      <w:rPr>
+        <w:rFonts w:ascii="Wingdings" w:hAnsi="Wingdings" w:hint="default"/>
+      </w:rPr>
+    </w:lvl>
+  </w:abstractNum>
+  <w:abstractNum w:abstractNumId="19" w15:restartNumberingAfterBreak="0">
     <w:nsid w:val="3D7A32BB"/>
     <w:multiLevelType w:val="hybridMultilevel"/>
     <w:tmpl w:val="F7BECB1E"/>
@@ -8810,7 +9611,7 @@
       </w:rPr>
     </w:lvl>
   </w:abstractNum>
-  <w:abstractNum w:abstractNumId="18" w15:restartNumberingAfterBreak="0">
+  <w:abstractNum w:abstractNumId="20" w15:restartNumberingAfterBreak="0">
     <w:nsid w:val="3F450092"/>
     <w:multiLevelType w:val="hybridMultilevel"/>
     <w:tmpl w:val="1864FE14"/>
@@ -8923,7 +9724,7 @@
       </w:rPr>
     </w:lvl>
   </w:abstractNum>
-  <w:abstractNum w:abstractNumId="19" w15:restartNumberingAfterBreak="0">
+  <w:abstractNum w:abstractNumId="21" w15:restartNumberingAfterBreak="0">
     <w:nsid w:val="474726A7"/>
     <w:multiLevelType w:val="hybridMultilevel"/>
     <w:tmpl w:val="4000A424"/>
@@ -9036,7 +9837,7 @@
       </w:rPr>
     </w:lvl>
   </w:abstractNum>
-  <w:abstractNum w:abstractNumId="20" w15:restartNumberingAfterBreak="0">
+  <w:abstractNum w:abstractNumId="22" w15:restartNumberingAfterBreak="0">
     <w:nsid w:val="47F82C38"/>
     <w:multiLevelType w:val="hybridMultilevel"/>
     <w:tmpl w:val="246491E2"/>
@@ -9149,7 +9950,7 @@
       </w:rPr>
     </w:lvl>
   </w:abstractNum>
-  <w:abstractNum w:abstractNumId="21" w15:restartNumberingAfterBreak="0">
+  <w:abstractNum w:abstractNumId="23" w15:restartNumberingAfterBreak="0">
     <w:nsid w:val="4D4D56F9"/>
     <w:multiLevelType w:val="hybridMultilevel"/>
     <w:tmpl w:val="A134F64A"/>
@@ -9262,7 +10063,7 @@
       </w:rPr>
     </w:lvl>
   </w:abstractNum>
-  <w:abstractNum w:abstractNumId="22" w15:restartNumberingAfterBreak="0">
+  <w:abstractNum w:abstractNumId="24" w15:restartNumberingAfterBreak="0">
     <w:nsid w:val="4E387310"/>
     <w:multiLevelType w:val="hybridMultilevel"/>
     <w:tmpl w:val="E6FCEE7A"/>
@@ -9375,7 +10176,7 @@
       </w:rPr>
     </w:lvl>
   </w:abstractNum>
-  <w:abstractNum w:abstractNumId="23" w15:restartNumberingAfterBreak="0">
+  <w:abstractNum w:abstractNumId="25" w15:restartNumberingAfterBreak="0">
     <w:nsid w:val="4E8161E5"/>
     <w:multiLevelType w:val="hybridMultilevel"/>
     <w:tmpl w:val="A22A961E"/>
@@ -9488,7 +10289,7 @@
       </w:rPr>
     </w:lvl>
   </w:abstractNum>
-  <w:abstractNum w:abstractNumId="24" w15:restartNumberingAfterBreak="0">
+  <w:abstractNum w:abstractNumId="26" w15:restartNumberingAfterBreak="0">
     <w:nsid w:val="50F919D5"/>
     <w:multiLevelType w:val="hybridMultilevel"/>
     <w:tmpl w:val="79EA7204"/>
@@ -9601,7 +10402,96 @@
       </w:rPr>
     </w:lvl>
   </w:abstractNum>
-  <w:abstractNum w:abstractNumId="25" w15:restartNumberingAfterBreak="0">
+  <w:abstractNum w:abstractNumId="27" w15:restartNumberingAfterBreak="0">
+    <w:nsid w:val="5B6506AF"/>
+    <w:multiLevelType w:val="hybridMultilevel"/>
+    <w:tmpl w:val="88F6E708"/>
+    <w:lvl w:ilvl="0" w:tplc="40090015">
+      <w:start w:val="1"/>
+      <w:numFmt w:val="upperLetter"/>
+      <w:lvlText w:val="%1."/>
+      <w:lvlJc w:val="left"/>
+      <w:pPr>
+        <w:ind w:left="720" w:hanging="360"/>
+      </w:pPr>
+      <w:rPr>
+        <w:rFonts w:hint="default"/>
+      </w:rPr>
+    </w:lvl>
+    <w:lvl w:ilvl="1" w:tplc="40090019" w:tentative="1">
+      <w:start w:val="1"/>
+      <w:numFmt w:val="lowerLetter"/>
+      <w:lvlText w:val="%2."/>
+      <w:lvlJc w:val="left"/>
+      <w:pPr>
+        <w:ind w:left="1440" w:hanging="360"/>
+      </w:pPr>
+    </w:lvl>
+    <w:lvl w:ilvl="2" w:tplc="4009001B" w:tentative="1">
+      <w:start w:val="1"/>
+      <w:numFmt w:val="lowerRoman"/>
+      <w:lvlText w:val="%3."/>
+      <w:lvlJc w:val="right"/>
+      <w:pPr>
+        <w:ind w:left="2160" w:hanging="180"/>
+      </w:pPr>
+    </w:lvl>
+    <w:lvl w:ilvl="3" w:tplc="4009000F" w:tentative="1">
+      <w:start w:val="1"/>
+      <w:numFmt w:val="decimal"/>
+      <w:lvlText w:val="%4."/>
+      <w:lvlJc w:val="left"/>
+      <w:pPr>
+        <w:ind w:left="2880" w:hanging="360"/>
+      </w:pPr>
+    </w:lvl>
+    <w:lvl w:ilvl="4" w:tplc="40090019" w:tentative="1">
+      <w:start w:val="1"/>
+      <w:numFmt w:val="lowerLetter"/>
+      <w:lvlText w:val="%5."/>
+      <w:lvlJc w:val="left"/>
+      <w:pPr>
+        <w:ind w:left="3600" w:hanging="360"/>
+      </w:pPr>
+    </w:lvl>
+    <w:lvl w:ilvl="5" w:tplc="4009001B" w:tentative="1">
+      <w:start w:val="1"/>
+      <w:numFmt w:val="lowerRoman"/>
+      <w:lvlText w:val="%6."/>
+      <w:lvlJc w:val="right"/>
+      <w:pPr>
+        <w:ind w:left="4320" w:hanging="180"/>
+      </w:pPr>
+    </w:lvl>
+    <w:lvl w:ilvl="6" w:tplc="4009000F" w:tentative="1">
+      <w:start w:val="1"/>
+      <w:numFmt w:val="decimal"/>
+      <w:lvlText w:val="%7."/>
+      <w:lvlJc w:val="left"/>
+      <w:pPr>
+        <w:ind w:left="5040" w:hanging="360"/>
+      </w:pPr>
+    </w:lvl>
+    <w:lvl w:ilvl="7" w:tplc="40090019" w:tentative="1">
+      <w:start w:val="1"/>
+      <w:numFmt w:val="lowerLetter"/>
+      <w:lvlText w:val="%8."/>
+      <w:lvlJc w:val="left"/>
+      <w:pPr>
+        <w:ind w:left="5760" w:hanging="360"/>
+      </w:pPr>
+    </w:lvl>
+    <w:lvl w:ilvl="8" w:tplc="4009001B" w:tentative="1">
+      <w:start w:val="1"/>
+      <w:numFmt w:val="lowerRoman"/>
+      <w:lvlText w:val="%9."/>
+      <w:lvlJc w:val="right"/>
+      <w:pPr>
+        <w:ind w:left="6480" w:hanging="180"/>
+      </w:pPr>
+    </w:lvl>
+  </w:abstractNum>
+  <w:abstractNum w:abstractNumId="28" w15:restartNumberingAfterBreak="0">
     <w:nsid w:val="5C7955C0"/>
     <w:multiLevelType w:val="hybridMultilevel"/>
     <w:tmpl w:val="FE9E8CDA"/>
@@ -9714,7 +10604,7 @@
       </w:rPr>
     </w:lvl>
   </w:abstractNum>
-  <w:abstractNum w:abstractNumId="26" w15:restartNumberingAfterBreak="0">
+  <w:abstractNum w:abstractNumId="29" w15:restartNumberingAfterBreak="0">
     <w:nsid w:val="5F8A7087"/>
     <w:multiLevelType w:val="hybridMultilevel"/>
     <w:tmpl w:val="7DF24450"/>
@@ -9827,7 +10717,7 @@
       </w:rPr>
     </w:lvl>
   </w:abstractNum>
-  <w:abstractNum w:abstractNumId="27" w15:restartNumberingAfterBreak="0">
+  <w:abstractNum w:abstractNumId="30" w15:restartNumberingAfterBreak="0">
     <w:nsid w:val="5FE100AA"/>
     <w:multiLevelType w:val="hybridMultilevel"/>
     <w:tmpl w:val="450AEAE4"/>
@@ -9940,7 +10830,7 @@
       </w:rPr>
     </w:lvl>
   </w:abstractNum>
-  <w:abstractNum w:abstractNumId="28" w15:restartNumberingAfterBreak="0">
+  <w:abstractNum w:abstractNumId="31" w15:restartNumberingAfterBreak="0">
     <w:nsid w:val="60265E7B"/>
     <w:multiLevelType w:val="hybridMultilevel"/>
     <w:tmpl w:val="D292BF6C"/>
@@ -10053,7 +10943,210 @@
       </w:rPr>
     </w:lvl>
   </w:abstractNum>
-  <w:abstractNum w:abstractNumId="29" w15:restartNumberingAfterBreak="0">
+  <w:abstractNum w:abstractNumId="32" w15:restartNumberingAfterBreak="0">
+    <w:nsid w:val="61107601"/>
+    <w:multiLevelType w:val="hybridMultilevel"/>
+    <w:tmpl w:val="50646536"/>
+    <w:lvl w:ilvl="0" w:tplc="40090015">
+      <w:start w:val="1"/>
+      <w:numFmt w:val="upperLetter"/>
+      <w:lvlText w:val="%1."/>
+      <w:lvlJc w:val="left"/>
+      <w:pPr>
+        <w:ind w:left="720" w:hanging="360"/>
+      </w:pPr>
+      <w:rPr>
+        <w:rFonts w:hint="default"/>
+        <w:b w:val="0"/>
+      </w:rPr>
+    </w:lvl>
+    <w:lvl w:ilvl="1" w:tplc="40090019" w:tentative="1">
+      <w:start w:val="1"/>
+      <w:numFmt w:val="lowerLetter"/>
+      <w:lvlText w:val="%2."/>
+      <w:lvlJc w:val="left"/>
+      <w:pPr>
+        <w:ind w:left="1440" w:hanging="360"/>
+      </w:pPr>
+    </w:lvl>
+    <w:lvl w:ilvl="2" w:tplc="4009001B" w:tentative="1">
+      <w:start w:val="1"/>
+      <w:numFmt w:val="lowerRoman"/>
+      <w:lvlText w:val="%3."/>
+      <w:lvlJc w:val="right"/>
+      <w:pPr>
+        <w:ind w:left="2160" w:hanging="180"/>
+      </w:pPr>
+    </w:lvl>
+    <w:lvl w:ilvl="3" w:tplc="4009000F" w:tentative="1">
+      <w:start w:val="1"/>
+      <w:numFmt w:val="decimal"/>
+      <w:lvlText w:val="%4."/>
+      <w:lvlJc w:val="left"/>
+      <w:pPr>
+        <w:ind w:left="2880" w:hanging="360"/>
+      </w:pPr>
+    </w:lvl>
+    <w:lvl w:ilvl="4" w:tplc="40090019" w:tentative="1">
+      <w:start w:val="1"/>
+      <w:numFmt w:val="lowerLetter"/>
+      <w:lvlText w:val="%5."/>
+      <w:lvlJc w:val="left"/>
+      <w:pPr>
+        <w:ind w:left="3600" w:hanging="360"/>
+      </w:pPr>
+    </w:lvl>
+    <w:lvl w:ilvl="5" w:tplc="4009001B" w:tentative="1">
+      <w:start w:val="1"/>
+      <w:numFmt w:val="lowerRoman"/>
+      <w:lvlText w:val="%6."/>
+      <w:lvlJc w:val="right"/>
+      <w:pPr>
+        <w:ind w:left="4320" w:hanging="180"/>
+      </w:pPr>
+    </w:lvl>
+    <w:lvl w:ilvl="6" w:tplc="4009000F" w:tentative="1">
+      <w:start w:val="1"/>
+      <w:numFmt w:val="decimal"/>
+      <w:lvlText w:val="%7."/>
+      <w:lvlJc w:val="left"/>
+      <w:pPr>
+        <w:ind w:left="5040" w:hanging="360"/>
+      </w:pPr>
+    </w:lvl>
+    <w:lvl w:ilvl="7" w:tplc="40090019" w:tentative="1">
+      <w:start w:val="1"/>
+      <w:numFmt w:val="lowerLetter"/>
+      <w:lvlText w:val="%8."/>
+      <w:lvlJc w:val="left"/>
+      <w:pPr>
+        <w:ind w:left="5760" w:hanging="360"/>
+      </w:pPr>
+    </w:lvl>
+    <w:lvl w:ilvl="8" w:tplc="4009001B" w:tentative="1">
+      <w:start w:val="1"/>
+      <w:numFmt w:val="lowerRoman"/>
+      <w:lvlText w:val="%9."/>
+      <w:lvlJc w:val="right"/>
+      <w:pPr>
+        <w:ind w:left="6480" w:hanging="180"/>
+      </w:pPr>
+    </w:lvl>
+  </w:abstractNum>
+  <w:abstractNum w:abstractNumId="33" w15:restartNumberingAfterBreak="0">
+    <w:nsid w:val="623A1100"/>
+    <w:multiLevelType w:val="hybridMultilevel"/>
+    <w:tmpl w:val="BD4A5D38"/>
+    <w:lvl w:ilvl="0" w:tplc="40090001">
+      <w:start w:val="1"/>
+      <w:numFmt w:val="bullet"/>
+      <w:lvlText w:val=""/>
+      <w:lvlJc w:val="left"/>
+      <w:pPr>
+        <w:ind w:left="720" w:hanging="360"/>
+      </w:pPr>
+      <w:rPr>
+        <w:rFonts w:ascii="Symbol" w:hAnsi="Symbol" w:hint="default"/>
+      </w:rPr>
+    </w:lvl>
+    <w:lvl w:ilvl="1" w:tplc="40090003" w:tentative="1">
+      <w:start w:val="1"/>
+      <w:numFmt w:val="bullet"/>
+      <w:lvlText w:val="o"/>
+      <w:lvlJc w:val="left"/>
+      <w:pPr>
+        <w:ind w:left="1440" w:hanging="360"/>
+      </w:pPr>
+      <w:rPr>
+        <w:rFonts w:ascii="Courier New" w:hAnsi="Courier New" w:cs="Courier New" w:hint="default"/>
+      </w:rPr>
+    </w:lvl>
+    <w:lvl w:ilvl="2" w:tplc="40090005" w:tentative="1">
+      <w:start w:val="1"/>
+      <w:numFmt w:val="bullet"/>
+      <w:lvlText w:val=""/>
+      <w:lvlJc w:val="left"/>
+      <w:pPr>
+        <w:ind w:left="2160" w:hanging="360"/>
+      </w:pPr>
+      <w:rPr>
+        <w:rFonts w:ascii="Wingdings" w:hAnsi="Wingdings" w:hint="default"/>
+      </w:rPr>
+    </w:lvl>
+    <w:lvl w:ilvl="3" w:tplc="40090001" w:tentative="1">
+      <w:start w:val="1"/>
+      <w:numFmt w:val="bullet"/>
+      <w:lvlText w:val=""/>
+      <w:lvlJc w:val="left"/>
+      <w:pPr>
+        <w:ind w:left="2880" w:hanging="360"/>
+      </w:pPr>
+      <w:rPr>
+        <w:rFonts w:ascii="Symbol" w:hAnsi="Symbol" w:hint="default"/>
+      </w:rPr>
+    </w:lvl>
+    <w:lvl w:ilvl="4" w:tplc="40090003" w:tentative="1">
+      <w:start w:val="1"/>
+      <w:numFmt w:val="bullet"/>
+      <w:lvlText w:val="o"/>
+      <w:lvlJc w:val="left"/>
+      <w:pPr>
+        <w:ind w:left="3600" w:hanging="360"/>
+      </w:pPr>
+      <w:rPr>
+        <w:rFonts w:ascii="Courier New" w:hAnsi="Courier New" w:cs="Courier New" w:hint="default"/>
+      </w:rPr>
+    </w:lvl>
+    <w:lvl w:ilvl="5" w:tplc="40090005" w:tentative="1">
+      <w:start w:val="1"/>
+      <w:numFmt w:val="bullet"/>
+      <w:lvlText w:val=""/>
+      <w:lvlJc w:val="left"/>
+      <w:pPr>
+        <w:ind w:left="4320" w:hanging="360"/>
+      </w:pPr>
+      <w:rPr>
+        <w:rFonts w:ascii="Wingdings" w:hAnsi="Wingdings" w:hint="default"/>
+      </w:rPr>
+    </w:lvl>
+    <w:lvl w:ilvl="6" w:tplc="40090001" w:tentative="1">
+      <w:start w:val="1"/>
+      <w:numFmt w:val="bullet"/>
+      <w:lvlText w:val=""/>
+      <w:lvlJc w:val="left"/>
+      <w:pPr>
+        <w:ind w:left="5040" w:hanging="360"/>
+      </w:pPr>
+      <w:rPr>
+        <w:rFonts w:ascii="Symbol" w:hAnsi="Symbol" w:hint="default"/>
+      </w:rPr>
+    </w:lvl>
+    <w:lvl w:ilvl="7" w:tplc="40090003" w:tentative="1">
+      <w:start w:val="1"/>
+      <w:numFmt w:val="bullet"/>
+      <w:lvlText w:val="o"/>
+      <w:lvlJc w:val="left"/>
+      <w:pPr>
+        <w:ind w:left="5760" w:hanging="360"/>
+      </w:pPr>
+      <w:rPr>
+        <w:rFonts w:ascii="Courier New" w:hAnsi="Courier New" w:cs="Courier New" w:hint="default"/>
+      </w:rPr>
+    </w:lvl>
+    <w:lvl w:ilvl="8" w:tplc="40090005" w:tentative="1">
+      <w:start w:val="1"/>
+      <w:numFmt w:val="bullet"/>
+      <w:lvlText w:val=""/>
+      <w:lvlJc w:val="left"/>
+      <w:pPr>
+        <w:ind w:left="6480" w:hanging="360"/>
+      </w:pPr>
+      <w:rPr>
+        <w:rFonts w:ascii="Wingdings" w:hAnsi="Wingdings" w:hint="default"/>
+      </w:rPr>
+    </w:lvl>
+  </w:abstractNum>
+  <w:abstractNum w:abstractNumId="34" w15:restartNumberingAfterBreak="0">
     <w:nsid w:val="650F3121"/>
     <w:multiLevelType w:val="hybridMultilevel"/>
     <w:tmpl w:val="5FD269B0"/>
@@ -10166,7 +11259,7 @@
       </w:rPr>
     </w:lvl>
   </w:abstractNum>
-  <w:abstractNum w:abstractNumId="30" w15:restartNumberingAfterBreak="0">
+  <w:abstractNum w:abstractNumId="35" w15:restartNumberingAfterBreak="0">
     <w:nsid w:val="66DE1FF9"/>
     <w:multiLevelType w:val="hybridMultilevel"/>
     <w:tmpl w:val="68CE1156"/>
@@ -10279,7 +11372,7 @@
       </w:rPr>
     </w:lvl>
   </w:abstractNum>
-  <w:abstractNum w:abstractNumId="31" w15:restartNumberingAfterBreak="0">
+  <w:abstractNum w:abstractNumId="36" w15:restartNumberingAfterBreak="0">
     <w:nsid w:val="66E07EF8"/>
     <w:multiLevelType w:val="hybridMultilevel"/>
     <w:tmpl w:val="888C0C3E"/>
@@ -10392,7 +11485,120 @@
       </w:rPr>
     </w:lvl>
   </w:abstractNum>
-  <w:abstractNum w:abstractNumId="32" w15:restartNumberingAfterBreak="0">
+  <w:abstractNum w:abstractNumId="37" w15:restartNumberingAfterBreak="0">
+    <w:nsid w:val="6A9226B9"/>
+    <w:multiLevelType w:val="hybridMultilevel"/>
+    <w:tmpl w:val="64823C2A"/>
+    <w:lvl w:ilvl="0" w:tplc="40090001">
+      <w:start w:val="1"/>
+      <w:numFmt w:val="bullet"/>
+      <w:lvlText w:val=""/>
+      <w:lvlJc w:val="left"/>
+      <w:pPr>
+        <w:ind w:left="720" w:hanging="360"/>
+      </w:pPr>
+      <w:rPr>
+        <w:rFonts w:ascii="Symbol" w:hAnsi="Symbol" w:hint="default"/>
+      </w:rPr>
+    </w:lvl>
+    <w:lvl w:ilvl="1" w:tplc="40090003" w:tentative="1">
+      <w:start w:val="1"/>
+      <w:numFmt w:val="bullet"/>
+      <w:lvlText w:val="o"/>
+      <w:lvlJc w:val="left"/>
+      <w:pPr>
+        <w:ind w:left="1440" w:hanging="360"/>
+      </w:pPr>
+      <w:rPr>
+        <w:rFonts w:ascii="Courier New" w:hAnsi="Courier New" w:cs="Courier New" w:hint="default"/>
+      </w:rPr>
+    </w:lvl>
+    <w:lvl w:ilvl="2" w:tplc="40090005" w:tentative="1">
+      <w:start w:val="1"/>
+      <w:numFmt w:val="bullet"/>
+      <w:lvlText w:val=""/>
+      <w:lvlJc w:val="left"/>
+      <w:pPr>
+        <w:ind w:left="2160" w:hanging="360"/>
+      </w:pPr>
+      <w:rPr>
+        <w:rFonts w:ascii="Wingdings" w:hAnsi="Wingdings" w:hint="default"/>
+      </w:rPr>
+    </w:lvl>
+    <w:lvl w:ilvl="3" w:tplc="40090001" w:tentative="1">
+      <w:start w:val="1"/>
+      <w:numFmt w:val="bullet"/>
+      <w:lvlText w:val=""/>
+      <w:lvlJc w:val="left"/>
+      <w:pPr>
+        <w:ind w:left="2880" w:hanging="360"/>
+      </w:pPr>
+      <w:rPr>
+        <w:rFonts w:ascii="Symbol" w:hAnsi="Symbol" w:hint="default"/>
+      </w:rPr>
+    </w:lvl>
+    <w:lvl w:ilvl="4" w:tplc="40090003" w:tentative="1">
+      <w:start w:val="1"/>
+      <w:numFmt w:val="bullet"/>
+      <w:lvlText w:val="o"/>
+      <w:lvlJc w:val="left"/>
+      <w:pPr>
+        <w:ind w:left="3600" w:hanging="360"/>
+      </w:pPr>
+      <w:rPr>
+        <w:rFonts w:ascii="Courier New" w:hAnsi="Courier New" w:cs="Courier New" w:hint="default"/>
+      </w:rPr>
+    </w:lvl>
+    <w:lvl w:ilvl="5" w:tplc="40090005" w:tentative="1">
+      <w:start w:val="1"/>
+      <w:numFmt w:val="bullet"/>
+      <w:lvlText w:val=""/>
+      <w:lvlJc w:val="left"/>
+      <w:pPr>
+        <w:ind w:left="4320" w:hanging="360"/>
+      </w:pPr>
+      <w:rPr>
+        <w:rFonts w:ascii="Wingdings" w:hAnsi="Wingdings" w:hint="default"/>
+      </w:rPr>
+    </w:lvl>
+    <w:lvl w:ilvl="6" w:tplc="40090001" w:tentative="1">
+      <w:start w:val="1"/>
+      <w:numFmt w:val="bullet"/>
+      <w:lvlText w:val=""/>
+      <w:lvlJc w:val="left"/>
+      <w:pPr>
+        <w:ind w:left="5040" w:hanging="360"/>
+      </w:pPr>
+      <w:rPr>
+        <w:rFonts w:ascii="Symbol" w:hAnsi="Symbol" w:hint="default"/>
+      </w:rPr>
+    </w:lvl>
+    <w:lvl w:ilvl="7" w:tplc="40090003" w:tentative="1">
+      <w:start w:val="1"/>
+      <w:numFmt w:val="bullet"/>
+      <w:lvlText w:val="o"/>
+      <w:lvlJc w:val="left"/>
+      <w:pPr>
+        <w:ind w:left="5760" w:hanging="360"/>
+      </w:pPr>
+      <w:rPr>
+        <w:rFonts w:ascii="Courier New" w:hAnsi="Courier New" w:cs="Courier New" w:hint="default"/>
+      </w:rPr>
+    </w:lvl>
+    <w:lvl w:ilvl="8" w:tplc="40090005" w:tentative="1">
+      <w:start w:val="1"/>
+      <w:numFmt w:val="bullet"/>
+      <w:lvlText w:val=""/>
+      <w:lvlJc w:val="left"/>
+      <w:pPr>
+        <w:ind w:left="6480" w:hanging="360"/>
+      </w:pPr>
+      <w:rPr>
+        <w:rFonts w:ascii="Wingdings" w:hAnsi="Wingdings" w:hint="default"/>
+      </w:rPr>
+    </w:lvl>
+  </w:abstractNum>
+  <w:abstractNum w:abstractNumId="38" w15:restartNumberingAfterBreak="0">
     <w:nsid w:val="6D5A58C4"/>
     <w:multiLevelType w:val="hybridMultilevel"/>
     <w:tmpl w:val="212A9578"/>
@@ -10505,7 +11711,7 @@
       </w:rPr>
     </w:lvl>
   </w:abstractNum>
-  <w:abstractNum w:abstractNumId="33" w15:restartNumberingAfterBreak="0">
+  <w:abstractNum w:abstractNumId="39" w15:restartNumberingAfterBreak="0">
     <w:nsid w:val="70152459"/>
     <w:multiLevelType w:val="hybridMultilevel"/>
     <w:tmpl w:val="388CC008"/>
@@ -10591,7 +11797,7 @@
       </w:pPr>
     </w:lvl>
   </w:abstractNum>
-  <w:abstractNum w:abstractNumId="34" w15:restartNumberingAfterBreak="0">
+  <w:abstractNum w:abstractNumId="40" w15:restartNumberingAfterBreak="0">
     <w:nsid w:val="71535886"/>
     <w:multiLevelType w:val="hybridMultilevel"/>
     <w:tmpl w:val="485413D8"/>
@@ -10704,7 +11910,7 @@
       </w:rPr>
     </w:lvl>
   </w:abstractNum>
-  <w:abstractNum w:abstractNumId="35" w15:restartNumberingAfterBreak="0">
+  <w:abstractNum w:abstractNumId="41" w15:restartNumberingAfterBreak="0">
     <w:nsid w:val="71616BA8"/>
     <w:multiLevelType w:val="hybridMultilevel"/>
     <w:tmpl w:val="B6F8CF6A"/>
@@ -10817,7 +12023,7 @@
       </w:rPr>
     </w:lvl>
   </w:abstractNum>
-  <w:abstractNum w:abstractNumId="36" w15:restartNumberingAfterBreak="0">
+  <w:abstractNum w:abstractNumId="42" w15:restartNumberingAfterBreak="0">
     <w:nsid w:val="7498390D"/>
     <w:multiLevelType w:val="hybridMultilevel"/>
     <w:tmpl w:val="AFA6FDE8"/>
@@ -10930,7 +12136,7 @@
       </w:rPr>
     </w:lvl>
   </w:abstractNum>
-  <w:abstractNum w:abstractNumId="37" w15:restartNumberingAfterBreak="0">
+  <w:abstractNum w:abstractNumId="43" w15:restartNumberingAfterBreak="0">
     <w:nsid w:val="75B91502"/>
     <w:multiLevelType w:val="hybridMultilevel"/>
     <w:tmpl w:val="228CD6B2"/>
@@ -11043,7 +12249,7 @@
       </w:rPr>
     </w:lvl>
   </w:abstractNum>
-  <w:abstractNum w:abstractNumId="38" w15:restartNumberingAfterBreak="0">
+  <w:abstractNum w:abstractNumId="44" w15:restartNumberingAfterBreak="0">
     <w:nsid w:val="771E0E0A"/>
     <w:multiLevelType w:val="hybridMultilevel"/>
     <w:tmpl w:val="744295A2"/>
@@ -11156,7 +12362,7 @@
       </w:rPr>
     </w:lvl>
   </w:abstractNum>
-  <w:abstractNum w:abstractNumId="39" w15:restartNumberingAfterBreak="0">
+  <w:abstractNum w:abstractNumId="45" w15:restartNumberingAfterBreak="0">
     <w:nsid w:val="7B0005D9"/>
     <w:multiLevelType w:val="hybridMultilevel"/>
     <w:tmpl w:val="0C72B078"/>
@@ -11269,7 +12475,7 @@
       </w:rPr>
     </w:lvl>
   </w:abstractNum>
-  <w:abstractNum w:abstractNumId="40" w15:restartNumberingAfterBreak="0">
+  <w:abstractNum w:abstractNumId="46" w15:restartNumberingAfterBreak="0">
     <w:nsid w:val="7E3C0A0E"/>
     <w:multiLevelType w:val="hybridMultilevel"/>
     <w:tmpl w:val="BDDAF27C"/>
@@ -11392,58 +12598,58 @@
     <w:abstractNumId w:val="11"/>
   </w:num>
   <w:num w:numId="4" w16cid:durableId="1042099681">
-    <w:abstractNumId w:val="24"/>
+    <w:abstractNumId w:val="26"/>
   </w:num>
   <w:num w:numId="5" w16cid:durableId="1561214085">
     <w:abstractNumId w:val="5"/>
   </w:num>
   <w:num w:numId="6" w16cid:durableId="787118944">
-    <w:abstractNumId w:val="37"/>
+    <w:abstractNumId w:val="43"/>
   </w:num>
   <w:num w:numId="7" w16cid:durableId="662273419">
     <w:abstractNumId w:val="7"/>
   </w:num>
   <w:num w:numId="8" w16cid:durableId="1337028227">
-    <w:abstractNumId w:val="34"/>
+    <w:abstractNumId w:val="40"/>
   </w:num>
   <w:num w:numId="9" w16cid:durableId="1479149790">
-    <w:abstractNumId w:val="28"/>
+    <w:abstractNumId w:val="31"/>
   </w:num>
   <w:num w:numId="10" w16cid:durableId="1395666342">
-    <w:abstractNumId w:val="30"/>
+    <w:abstractNumId w:val="35"/>
   </w:num>
   <w:num w:numId="11" w16cid:durableId="1999726438">
     <w:abstractNumId w:val="8"/>
   </w:num>
   <w:num w:numId="12" w16cid:durableId="1177842531">
-    <w:abstractNumId w:val="31"/>
+    <w:abstractNumId w:val="36"/>
   </w:num>
   <w:num w:numId="13" w16cid:durableId="151337336">
-    <w:abstractNumId w:val="39"/>
+    <w:abstractNumId w:val="45"/>
   </w:num>
   <w:num w:numId="14" w16cid:durableId="990980438">
-    <w:abstractNumId w:val="40"/>
+    <w:abstractNumId w:val="46"/>
   </w:num>
   <w:num w:numId="15" w16cid:durableId="1598170196">
-    <w:abstractNumId w:val="29"/>
+    <w:abstractNumId w:val="34"/>
   </w:num>
   <w:num w:numId="16" w16cid:durableId="273176706">
     <w:abstractNumId w:val="13"/>
   </w:num>
   <w:num w:numId="17" w16cid:durableId="701856908">
-    <w:abstractNumId w:val="25"/>
+    <w:abstractNumId w:val="28"/>
   </w:num>
   <w:num w:numId="18" w16cid:durableId="810246038">
-    <w:abstractNumId w:val="19"/>
+    <w:abstractNumId w:val="21"/>
   </w:num>
   <w:num w:numId="19" w16cid:durableId="1567454434">
-    <w:abstractNumId w:val="27"/>
+    <w:abstractNumId w:val="30"/>
   </w:num>
   <w:num w:numId="20" w16cid:durableId="2069642767">
     <w:abstractNumId w:val="6"/>
   </w:num>
   <w:num w:numId="21" w16cid:durableId="889851639">
-    <w:abstractNumId w:val="26"/>
+    <w:abstractNumId w:val="29"/>
   </w:num>
   <w:num w:numId="22" w16cid:durableId="1117918506">
     <w:abstractNumId w:val="9"/>
@@ -11452,40 +12658,40 @@
     <w:abstractNumId w:val="4"/>
   </w:num>
   <w:num w:numId="24" w16cid:durableId="1603872898">
-    <w:abstractNumId w:val="22"/>
+    <w:abstractNumId w:val="24"/>
   </w:num>
   <w:num w:numId="25" w16cid:durableId="1529678564">
-    <w:abstractNumId w:val="35"/>
+    <w:abstractNumId w:val="41"/>
   </w:num>
   <w:num w:numId="26" w16cid:durableId="1865828128">
-    <w:abstractNumId w:val="20"/>
+    <w:abstractNumId w:val="22"/>
   </w:num>
   <w:num w:numId="27" w16cid:durableId="1723938365">
     <w:abstractNumId w:val="0"/>
   </w:num>
   <w:num w:numId="28" w16cid:durableId="219293330">
-    <w:abstractNumId w:val="38"/>
+    <w:abstractNumId w:val="44"/>
   </w:num>
   <w:num w:numId="29" w16cid:durableId="1669751919">
-    <w:abstractNumId w:val="16"/>
+    <w:abstractNumId w:val="17"/>
   </w:num>
   <w:num w:numId="30" w16cid:durableId="1181628346">
     <w:abstractNumId w:val="10"/>
   </w:num>
   <w:num w:numId="31" w16cid:durableId="1920367612">
-    <w:abstractNumId w:val="21"/>
+    <w:abstractNumId w:val="23"/>
   </w:num>
   <w:num w:numId="32" w16cid:durableId="1430739624">
     <w:abstractNumId w:val="12"/>
   </w:num>
   <w:num w:numId="33" w16cid:durableId="366150123">
-    <w:abstractNumId w:val="18"/>
+    <w:abstractNumId w:val="20"/>
   </w:num>
   <w:num w:numId="34" w16cid:durableId="537401937">
-    <w:abstractNumId w:val="17"/>
+    <w:abstractNumId w:val="19"/>
   </w:num>
   <w:num w:numId="35" w16cid:durableId="1058015444">
-    <w:abstractNumId w:val="23"/>
+    <w:abstractNumId w:val="25"/>
   </w:num>
   <w:num w:numId="36" w16cid:durableId="476532285">
     <w:abstractNumId w:val="14"/>
@@ -11497,13 +12703,31 @@
     <w:abstractNumId w:val="1"/>
   </w:num>
   <w:num w:numId="39" w16cid:durableId="1322926734">
-    <w:abstractNumId w:val="36"/>
+    <w:abstractNumId w:val="42"/>
   </w:num>
   <w:num w:numId="40" w16cid:durableId="696084576">
+    <w:abstractNumId w:val="39"/>
+  </w:num>
+  <w:num w:numId="41" w16cid:durableId="760031443">
+    <w:abstractNumId w:val="38"/>
+  </w:num>
+  <w:num w:numId="42" w16cid:durableId="1353456937">
+    <w:abstractNumId w:val="37"/>
+  </w:num>
+  <w:num w:numId="43" w16cid:durableId="1860705363">
+    <w:abstractNumId w:val="27"/>
+  </w:num>
+  <w:num w:numId="44" w16cid:durableId="730007963">
+    <w:abstractNumId w:val="32"/>
+  </w:num>
+  <w:num w:numId="45" w16cid:durableId="447434956">
     <w:abstractNumId w:val="33"/>
   </w:num>
-  <w:num w:numId="41" w16cid:durableId="760031443">
-    <w:abstractNumId w:val="32"/>
+  <w:num w:numId="46" w16cid:durableId="1412386055">
+    <w:abstractNumId w:val="18"/>
+  </w:num>
+  <w:num w:numId="47" w16cid:durableId="2017614191">
+    <w:abstractNumId w:val="16"/>
   </w:num>
 </w:numbering>
 </file>

--- a/notebook/NL_Sephora.docx
+++ b/notebook/NL_Sephora.docx
@@ -443,26 +443,10 @@
         <w:t xml:space="preserve"> Investigate </w:t>
       </w:r>
       <w:r>
-        <w:t xml:space="preserve">how engagement signals — review helpfulness, recommendation rate, </w:t>
-      </w:r>
-      <w:proofErr w:type="spellStart"/>
-      <w:r>
-        <w:t>loves_count</w:t>
-      </w:r>
-      <w:proofErr w:type="spellEnd"/>
-      <w:r>
-        <w:t>, and feedback polarity (positive vs negative votes) — relate to CSS</w:t>
-      </w:r>
-      <w:r>
-        <w:t xml:space="preserve">, to identify which engagement metrics are strongest </w:t>
-      </w:r>
-      <w:proofErr w:type="gramStart"/>
-      <w:r>
-        <w:t>proxies</w:t>
-      </w:r>
-      <w:proofErr w:type="gramEnd"/>
-      <w:r>
-        <w:t xml:space="preserve"> satisfaction.</w:t>
+        <w:t>how engagement signals — review helpfulness, recommendation rate, loves_count, and feedback polarity (positive vs negative votes) — relate to CSS</w:t>
+      </w:r>
+      <w:r>
+        <w:t>, to identify which engagement metrics are strongest proxies satisfaction.</w:t>
       </w:r>
     </w:p>
     <w:p>
@@ -709,9 +693,9 @@
           <w:noProof/>
         </w:rPr>
         <w:drawing>
-          <wp:inline distT="0" distB="0" distL="0" distR="0" wp14:anchorId="60EDCDCD" wp14:editId="5A475E66">
-            <wp:extent cx="5260340" cy="2800094"/>
-            <wp:effectExtent l="19050" t="19050" r="16510" b="19685"/>
+          <wp:inline distT="0" distB="0" distL="0" distR="0" wp14:anchorId="60EDCDCD" wp14:editId="7701F44D">
+            <wp:extent cx="5434693" cy="2892903"/>
+            <wp:effectExtent l="19050" t="19050" r="13970" b="22225"/>
             <wp:docPr id="376551452" name="Picture 3"/>
             <wp:cNvGraphicFramePr>
               <a:graphicFrameLocks xmlns:a="http://schemas.openxmlformats.org/drawingml/2006/main" noChangeAspect="1"/>
@@ -741,7 +725,7 @@
                   <pic:spPr bwMode="auto">
                     <a:xfrm>
                       <a:off x="0" y="0"/>
-                      <a:ext cx="5277109" cy="2809020"/>
+                      <a:ext cx="5461753" cy="2907307"/>
                     </a:xfrm>
                     <a:prstGeom prst="rect">
                       <a:avLst/>
@@ -1238,14 +1222,12 @@
         </w:rPr>
         <w:t>“</w:t>
       </w:r>
-      <w:proofErr w:type="spellStart"/>
       <w:r>
         <w:rPr>
           <w:lang w:eastAsia="en-IN"/>
         </w:rPr>
         <w:t>is_recommended</w:t>
       </w:r>
-      <w:proofErr w:type="spellEnd"/>
       <w:r>
         <w:rPr>
           <w:lang w:eastAsia="en-IN"/>
@@ -1264,14 +1246,12 @@
         </w:rPr>
         <w:t>“</w:t>
       </w:r>
-      <w:proofErr w:type="spellStart"/>
       <w:r>
         <w:rPr>
           <w:lang w:eastAsia="en-IN"/>
         </w:rPr>
         <w:t>loves_count</w:t>
       </w:r>
-      <w:proofErr w:type="spellEnd"/>
       <w:r>
         <w:rPr>
           <w:lang w:eastAsia="en-IN"/>
@@ -1450,21 +1430,7 @@
         <w:rPr>
           <w:lang w:eastAsia="en-IN"/>
         </w:rPr>
-        <w:t xml:space="preserve">Before performing exploratory </w:t>
-      </w:r>
-      <w:proofErr w:type="gramStart"/>
-      <w:r>
-        <w:rPr>
-          <w:lang w:eastAsia="en-IN"/>
-        </w:rPr>
-        <w:t>data</w:t>
-      </w:r>
-      <w:proofErr w:type="gramEnd"/>
-      <w:r>
-        <w:rPr>
-          <w:lang w:eastAsia="en-IN"/>
-        </w:rPr>
-        <w:t xml:space="preserve"> analysis and testing the hypotheses, the dataset must be carefully examined for missing values, duplicate records, inconsistent formats, incorrect data types, and other data quality issues</w:t>
+        <w:t>Before performing exploratory data analysis and testing the hypotheses, the dataset must be carefully examined for missing values, duplicate records, inconsistent formats, incorrect data types, and other data quality issues</w:t>
       </w:r>
       <w:r>
         <w:rPr>
@@ -1703,42 +1669,36 @@
         </w:rPr>
         <w:t xml:space="preserve"> such as “</w:t>
       </w:r>
-      <w:proofErr w:type="spellStart"/>
       <w:r>
         <w:rPr>
           <w:lang w:eastAsia="en-IN"/>
         </w:rPr>
         <w:t>sale_price_usd</w:t>
       </w:r>
-      <w:proofErr w:type="spellEnd"/>
       <w:r>
         <w:rPr>
           <w:lang w:eastAsia="en-IN"/>
         </w:rPr>
         <w:t>”, “</w:t>
       </w:r>
-      <w:proofErr w:type="spellStart"/>
       <w:r>
         <w:rPr>
           <w:lang w:eastAsia="en-IN"/>
         </w:rPr>
         <w:t>value_price_usd</w:t>
       </w:r>
-      <w:proofErr w:type="spellEnd"/>
       <w:r>
         <w:rPr>
           <w:lang w:eastAsia="en-IN"/>
         </w:rPr>
         <w:t>”, “</w:t>
       </w:r>
-      <w:proofErr w:type="spellStart"/>
       <w:r>
         <w:rPr>
           <w:lang w:eastAsia="en-IN"/>
         </w:rPr>
         <w:t>variation_desc</w:t>
       </w:r>
-      <w:proofErr w:type="spellEnd"/>
       <w:r>
         <w:rPr>
           <w:lang w:eastAsia="en-IN"/>
@@ -1751,7 +1711,6 @@
         </w:rPr>
         <w:t xml:space="preserve">from </w:t>
       </w:r>
-      <w:proofErr w:type="spellStart"/>
       <w:r>
         <w:rPr>
           <w:b/>
@@ -1760,7 +1719,6 @@
         </w:rPr>
         <w:t>product_info</w:t>
       </w:r>
-      <w:proofErr w:type="spellEnd"/>
       <w:r>
         <w:rPr>
           <w:lang w:eastAsia="en-IN"/>
@@ -1888,14 +1846,12 @@
         </w:rPr>
         <w:t xml:space="preserve">, </w:t>
       </w:r>
-      <w:proofErr w:type="spellStart"/>
       <w:r>
         <w:rPr>
           <w:lang w:eastAsia="en-IN"/>
         </w:rPr>
         <w:t>price_usd</w:t>
       </w:r>
-      <w:proofErr w:type="spellEnd"/>
       <w:r>
         <w:rPr>
           <w:lang w:eastAsia="en-IN"/>
@@ -1950,13 +1906,7 @@
         <w:rPr>
           <w:lang w:eastAsia="en-IN"/>
         </w:rPr>
-        <w:t xml:space="preserve"> &amp; </w:t>
-      </w:r>
-      <w:r>
-        <w:rPr>
-          <w:lang w:eastAsia="en-IN"/>
-        </w:rPr>
-        <w:t>Text Standardization</w:t>
+        <w:t xml:space="preserve"> &amp; Text Standardization</w:t>
       </w:r>
     </w:p>
     <w:p>
@@ -2056,23 +2006,13 @@
         <w:lastRenderedPageBreak/>
         <w:t xml:space="preserve">Columns that contain Boolean values from </w:t>
       </w:r>
-      <w:proofErr w:type="spellStart"/>
       <w:r>
         <w:rPr>
           <w:b/>
           <w:bCs/>
           <w:lang w:eastAsia="en-IN"/>
         </w:rPr>
-        <w:t>product_info</w:t>
-      </w:r>
-      <w:proofErr w:type="spellEnd"/>
-      <w:r>
-        <w:rPr>
-          <w:b/>
-          <w:bCs/>
-          <w:lang w:eastAsia="en-IN"/>
-        </w:rPr>
-        <w:t xml:space="preserve"> </w:t>
+        <w:t xml:space="preserve">product_info </w:t>
       </w:r>
       <w:r>
         <w:rPr>
@@ -2084,63 +2024,7 @@
         <w:rPr>
           <w:lang w:eastAsia="en-IN"/>
         </w:rPr>
-        <w:t>'</w:t>
-      </w:r>
-      <w:proofErr w:type="spellStart"/>
-      <w:r>
-        <w:rPr>
-          <w:lang w:eastAsia="en-IN"/>
-        </w:rPr>
-        <w:t>limited_edition</w:t>
-      </w:r>
-      <w:proofErr w:type="spellEnd"/>
-      <w:r>
-        <w:rPr>
-          <w:lang w:eastAsia="en-IN"/>
-        </w:rPr>
-        <w:t>', 'new', '</w:t>
-      </w:r>
-      <w:proofErr w:type="spellStart"/>
-      <w:r>
-        <w:rPr>
-          <w:lang w:eastAsia="en-IN"/>
-        </w:rPr>
-        <w:t>online_only</w:t>
-      </w:r>
-      <w:proofErr w:type="spellEnd"/>
-      <w:r>
-        <w:rPr>
-          <w:lang w:eastAsia="en-IN"/>
-        </w:rPr>
-        <w:t>', '</w:t>
-      </w:r>
-      <w:proofErr w:type="spellStart"/>
-      <w:r>
-        <w:rPr>
-          <w:lang w:eastAsia="en-IN"/>
-        </w:rPr>
-        <w:t>out_of_stock</w:t>
-      </w:r>
-      <w:proofErr w:type="spellEnd"/>
-      <w:r>
-        <w:rPr>
-          <w:lang w:eastAsia="en-IN"/>
-        </w:rPr>
-        <w:t>', '</w:t>
-      </w:r>
-      <w:proofErr w:type="spellStart"/>
-      <w:r>
-        <w:rPr>
-          <w:lang w:eastAsia="en-IN"/>
-        </w:rPr>
-        <w:t>sephora_exclusive</w:t>
-      </w:r>
-      <w:proofErr w:type="spellEnd"/>
-      <w:r>
-        <w:rPr>
-          <w:lang w:eastAsia="en-IN"/>
-        </w:rPr>
-        <w:t>'</w:t>
+        <w:t>'limited_edition', 'new', 'online_only', 'out_of_stock', 'sephora_exclusive'</w:t>
       </w:r>
       <w:r>
         <w:rPr>
@@ -2186,14 +2070,12 @@
         </w:rPr>
         <w:t>'</w:t>
       </w:r>
-      <w:proofErr w:type="spellStart"/>
       <w:r>
         <w:rPr>
           <w:lang w:eastAsia="en-IN"/>
         </w:rPr>
         <w:t>is_recommended</w:t>
       </w:r>
-      <w:proofErr w:type="spellEnd"/>
       <w:r>
         <w:rPr>
           <w:lang w:eastAsia="en-IN"/>
@@ -2204,52 +2086,20 @@
         <w:rPr>
           <w:lang w:eastAsia="en-IN"/>
         </w:rPr>
-        <w:t xml:space="preserve"> column has been converted and </w:t>
-      </w:r>
-      <w:proofErr w:type="spellStart"/>
-      <w:r>
-        <w:rPr>
-          <w:lang w:eastAsia="en-IN"/>
-        </w:rPr>
-        <w:t>submission_time</w:t>
-      </w:r>
-      <w:proofErr w:type="spellEnd"/>
-      <w:r>
-        <w:rPr>
-          <w:lang w:eastAsia="en-IN"/>
-        </w:rPr>
-        <w:t xml:space="preserve"> has been converted from object to datetime data type.</w:t>
-      </w:r>
-    </w:p>
-    <w:p>
-      <w:pPr>
-        <w:rPr>
-          <w:lang w:eastAsia="en-IN"/>
-        </w:rPr>
-      </w:pPr>
-      <w:r>
-        <w:rPr>
-          <w:lang w:eastAsia="en-IN"/>
-        </w:rPr>
-        <w:t>Inconsistent casing or stray whitespace (e.g., `"Dior "` vs `"Dior"`) can silently create duplicate categories during grouping</w:t>
-      </w:r>
-      <w:r>
-        <w:rPr>
-          <w:lang w:eastAsia="en-IN"/>
-        </w:rPr>
-        <w:t>. T</w:t>
-      </w:r>
-      <w:r>
-        <w:rPr>
-          <w:lang w:eastAsia="en-IN"/>
-        </w:rPr>
-        <w:t>his would distort</w:t>
-      </w:r>
-      <w:r>
-        <w:rPr>
-          <w:lang w:eastAsia="en-IN"/>
-        </w:rPr>
-        <w:t xml:space="preserve"> the analysis results.</w:t>
+        <w:t xml:space="preserve"> column has been converted and submission_time has been converted from object to datetime data type.</w:t>
+      </w:r>
+    </w:p>
+    <w:p>
+      <w:pPr>
+        <w:rPr>
+          <w:lang w:eastAsia="en-IN"/>
+        </w:rPr>
+      </w:pPr>
+      <w:r>
+        <w:rPr>
+          <w:lang w:eastAsia="en-IN"/>
+        </w:rPr>
+        <w:t>Inconsistent casing or stray whitespace (e.g., `"Dior "` vs `"Dior"`) can silently create duplicate categories during grouping. This would distort the analysis results.</w:t>
       </w:r>
     </w:p>
     <w:p>
@@ -2281,7 +2131,6 @@
         </w:rPr>
         <w:t xml:space="preserve"> categorical columns in </w:t>
       </w:r>
-      <w:proofErr w:type="spellStart"/>
       <w:r>
         <w:rPr>
           <w:b/>
@@ -2290,7 +2139,6 @@
         </w:rPr>
         <w:t>product_info</w:t>
       </w:r>
-      <w:proofErr w:type="spellEnd"/>
       <w:r>
         <w:rPr>
           <w:b/>
@@ -2309,63 +2157,7 @@
         <w:rPr>
           <w:lang w:eastAsia="en-IN"/>
         </w:rPr>
-        <w:t>'</w:t>
-      </w:r>
-      <w:proofErr w:type="spellStart"/>
-      <w:r>
-        <w:rPr>
-          <w:lang w:eastAsia="en-IN"/>
-        </w:rPr>
-        <w:t>brand_name</w:t>
-      </w:r>
-      <w:proofErr w:type="spellEnd"/>
-      <w:r>
-        <w:rPr>
-          <w:lang w:eastAsia="en-IN"/>
-        </w:rPr>
-        <w:t>', '</w:t>
-      </w:r>
-      <w:proofErr w:type="spellStart"/>
-      <w:r>
-        <w:rPr>
-          <w:lang w:eastAsia="en-IN"/>
-        </w:rPr>
-        <w:t>primary_category</w:t>
-      </w:r>
-      <w:proofErr w:type="spellEnd"/>
-      <w:r>
-        <w:rPr>
-          <w:lang w:eastAsia="en-IN"/>
-        </w:rPr>
-        <w:t>', '</w:t>
-      </w:r>
-      <w:proofErr w:type="spellStart"/>
-      <w:r>
-        <w:rPr>
-          <w:lang w:eastAsia="en-IN"/>
-        </w:rPr>
-        <w:t>secondary_category</w:t>
-      </w:r>
-      <w:proofErr w:type="spellEnd"/>
-      <w:r>
-        <w:rPr>
-          <w:lang w:eastAsia="en-IN"/>
-        </w:rPr>
-        <w:t>', '</w:t>
-      </w:r>
-      <w:proofErr w:type="spellStart"/>
-      <w:r>
-        <w:rPr>
-          <w:lang w:eastAsia="en-IN"/>
-        </w:rPr>
-        <w:t>tertiary_category</w:t>
-      </w:r>
-      <w:proofErr w:type="spellEnd"/>
-      <w:r>
-        <w:rPr>
-          <w:lang w:eastAsia="en-IN"/>
-        </w:rPr>
-        <w:t>'</w:t>
+        <w:t>'brand_name', 'primary_category', 'secondary_category', 'tertiary_category'</w:t>
       </w:r>
       <w:r>
         <w:rPr>
@@ -2409,21 +2201,7 @@
         <w:rPr>
           <w:lang w:eastAsia="en-IN"/>
         </w:rPr>
-        <w:t xml:space="preserve"> for ‘</w:t>
-      </w:r>
-      <w:proofErr w:type="spellStart"/>
-      <w:r>
-        <w:rPr>
-          <w:lang w:eastAsia="en-IN"/>
-        </w:rPr>
-        <w:t>brand_name</w:t>
-      </w:r>
-      <w:proofErr w:type="spellEnd"/>
-      <w:r>
-        <w:rPr>
-          <w:lang w:eastAsia="en-IN"/>
-        </w:rPr>
-        <w:t>’ column.</w:t>
+        <w:t xml:space="preserve"> for ‘brand_name’ column.</w:t>
       </w:r>
     </w:p>
     <w:p>
@@ -2481,7 +2259,6 @@
         </w:rPr>
         <w:t xml:space="preserve">A. </w:t>
       </w:r>
-      <w:proofErr w:type="spellStart"/>
       <w:r>
         <w:rPr>
           <w:b/>
@@ -2490,7 +2267,6 @@
         </w:rPr>
         <w:t>product_info</w:t>
       </w:r>
-      <w:proofErr w:type="spellEnd"/>
     </w:p>
     <w:p>
       <w:pPr>
@@ -2575,14 +2351,12 @@
         </w:rPr>
         <w:t>‘</w:t>
       </w:r>
-      <w:proofErr w:type="spellStart"/>
       <w:r>
         <w:rPr>
           <w:lang w:eastAsia="en-IN"/>
         </w:rPr>
         <w:t>variation_desc</w:t>
       </w:r>
-      <w:proofErr w:type="spellEnd"/>
       <w:r>
         <w:rPr>
           <w:lang w:eastAsia="en-IN"/>
@@ -2745,22 +2519,12 @@
         </w:rPr>
         <w:t>‘</w:t>
       </w:r>
-      <w:proofErr w:type="spellStart"/>
-      <w:proofErr w:type="gramStart"/>
-      <w:r>
-        <w:rPr>
-          <w:lang w:eastAsia="en-IN"/>
-        </w:rPr>
-        <w:t>secondary</w:t>
-      </w:r>
-      <w:proofErr w:type="gramEnd"/>
-      <w:r>
-        <w:rPr>
-          <w:lang w:eastAsia="en-IN"/>
-        </w:rPr>
-        <w:t>_category</w:t>
-      </w:r>
-      <w:proofErr w:type="spellEnd"/>
+      <w:r>
+        <w:rPr>
+          <w:lang w:eastAsia="en-IN"/>
+        </w:rPr>
+        <w:t>secondary_category</w:t>
+      </w:r>
       <w:r>
         <w:rPr>
           <w:lang w:eastAsia="en-IN"/>
@@ -2779,14 +2543,12 @@
         </w:rPr>
         <w:t>‘</w:t>
       </w:r>
-      <w:proofErr w:type="spellStart"/>
       <w:r>
         <w:rPr>
           <w:lang w:eastAsia="en-IN"/>
         </w:rPr>
         <w:t>tertiary_category</w:t>
       </w:r>
-      <w:proofErr w:type="spellEnd"/>
       <w:r>
         <w:rPr>
           <w:lang w:eastAsia="en-IN"/>
@@ -2852,22 +2614,12 @@
         </w:rPr>
         <w:t>‘</w:t>
       </w:r>
-      <w:proofErr w:type="spellStart"/>
-      <w:proofErr w:type="gramStart"/>
-      <w:r>
-        <w:rPr>
-          <w:lang w:eastAsia="en-IN"/>
-        </w:rPr>
-        <w:t>is</w:t>
-      </w:r>
-      <w:proofErr w:type="gramEnd"/>
-      <w:r>
-        <w:rPr>
-          <w:lang w:eastAsia="en-IN"/>
-        </w:rPr>
-        <w:t>_recommended</w:t>
-      </w:r>
-      <w:proofErr w:type="spellEnd"/>
+      <w:r>
+        <w:rPr>
+          <w:lang w:eastAsia="en-IN"/>
+        </w:rPr>
+        <w:t>is_recommended</w:t>
+      </w:r>
       <w:r>
         <w:rPr>
           <w:lang w:eastAsia="en-IN"/>
@@ -2938,21 +2690,7 @@
         <w:rPr>
           <w:lang w:eastAsia="en-IN"/>
         </w:rPr>
-        <w:t xml:space="preserve">elpfulness is left as </w:t>
-      </w:r>
-      <w:proofErr w:type="spellStart"/>
-      <w:r>
-        <w:rPr>
-          <w:lang w:eastAsia="en-IN"/>
-        </w:rPr>
-        <w:t>NaN</w:t>
-      </w:r>
-      <w:proofErr w:type="spellEnd"/>
-      <w:r>
-        <w:rPr>
-          <w:lang w:eastAsia="en-IN"/>
-        </w:rPr>
-        <w:t xml:space="preserve"> since it's structurally undefined when no one voted.</w:t>
+        <w:t>elpfulness is left as NaN since it's structurally undefined when no one voted.</w:t>
       </w:r>
     </w:p>
     <w:p>
@@ -2976,63 +2714,7 @@
         <w:rPr>
           <w:lang w:eastAsia="en-IN"/>
         </w:rPr>
-        <w:t>'</w:t>
-      </w:r>
-      <w:proofErr w:type="spellStart"/>
-      <w:r>
-        <w:rPr>
-          <w:lang w:eastAsia="en-IN"/>
-        </w:rPr>
-        <w:t>skin_type</w:t>
-      </w:r>
-      <w:proofErr w:type="spellEnd"/>
-      <w:r>
-        <w:rPr>
-          <w:lang w:eastAsia="en-IN"/>
-        </w:rPr>
-        <w:t>', '</w:t>
-      </w:r>
-      <w:proofErr w:type="spellStart"/>
-      <w:r>
-        <w:rPr>
-          <w:lang w:eastAsia="en-IN"/>
-        </w:rPr>
-        <w:t>skin_tone</w:t>
-      </w:r>
-      <w:proofErr w:type="spellEnd"/>
-      <w:r>
-        <w:rPr>
-          <w:lang w:eastAsia="en-IN"/>
-        </w:rPr>
-        <w:t>', '</w:t>
-      </w:r>
-      <w:proofErr w:type="spellStart"/>
-      <w:r>
-        <w:rPr>
-          <w:lang w:eastAsia="en-IN"/>
-        </w:rPr>
-        <w:t>eye_color</w:t>
-      </w:r>
-      <w:proofErr w:type="spellEnd"/>
-      <w:r>
-        <w:rPr>
-          <w:lang w:eastAsia="en-IN"/>
-        </w:rPr>
-        <w:t>', '</w:t>
-      </w:r>
-      <w:proofErr w:type="spellStart"/>
-      <w:r>
-        <w:rPr>
-          <w:lang w:eastAsia="en-IN"/>
-        </w:rPr>
-        <w:t>hair_color</w:t>
-      </w:r>
-      <w:proofErr w:type="spellEnd"/>
-      <w:r>
-        <w:rPr>
-          <w:lang w:eastAsia="en-IN"/>
-        </w:rPr>
-        <w:t>'</w:t>
+        <w:t>'skin_type', 'skin_tone', 'eye_color', 'hair_color'</w:t>
       </w:r>
       <w:r>
         <w:rPr>
@@ -3064,123 +2746,129 @@
         <w:rPr>
           <w:lang w:eastAsia="en-IN"/>
         </w:rPr>
-        <w:t xml:space="preserve">Step 5: </w:t>
-      </w:r>
-      <w:r>
-        <w:rPr>
-          <w:lang w:eastAsia="en-IN"/>
-        </w:rPr>
-        <w:t>GROUPING HOME OWNERSHIP CATEGORIES</w:t>
-      </w:r>
-    </w:p>
-    <w:p>
-      <w:pPr>
-        <w:rPr>
-          <w:lang w:eastAsia="en-IN"/>
-        </w:rPr>
-      </w:pPr>
-      <w:r>
-        <w:rPr>
-          <w:lang w:eastAsia="en-IN"/>
-        </w:rPr>
-        <w:t xml:space="preserve">The categories </w:t>
-      </w:r>
-      <w:r>
-        <w:rPr>
-          <w:lang w:eastAsia="en-IN"/>
-        </w:rPr>
-        <w:t>“</w:t>
-      </w:r>
-      <w:r>
-        <w:rPr>
-          <w:lang w:eastAsia="en-IN"/>
-        </w:rPr>
-        <w:t>ANY</w:t>
-      </w:r>
-      <w:r>
-        <w:rPr>
-          <w:lang w:eastAsia="en-IN"/>
-        </w:rPr>
-        <w:t>”</w:t>
-      </w:r>
-      <w:r>
-        <w:rPr>
-          <w:lang w:eastAsia="en-IN"/>
-        </w:rPr>
-        <w:t xml:space="preserve"> and </w:t>
-      </w:r>
-      <w:r>
-        <w:rPr>
-          <w:lang w:eastAsia="en-IN"/>
-        </w:rPr>
-        <w:t>“</w:t>
-      </w:r>
-      <w:r>
-        <w:rPr>
-          <w:lang w:eastAsia="en-IN"/>
-        </w:rPr>
-        <w:t>NONE</w:t>
-      </w:r>
-      <w:r>
-        <w:rPr>
-          <w:lang w:eastAsia="en-IN"/>
-        </w:rPr>
-        <w:t>”</w:t>
-      </w:r>
-      <w:r>
-        <w:rPr>
-          <w:lang w:eastAsia="en-IN"/>
-        </w:rPr>
-        <w:t xml:space="preserve"> represent a very small proportion of the dataset and do not describe distinct borrower groups for repayment analysis.</w:t>
-      </w:r>
-    </w:p>
-    <w:p>
-      <w:pPr>
-        <w:rPr>
-          <w:lang w:eastAsia="en-IN"/>
-        </w:rPr>
-      </w:pPr>
-      <w:r>
-        <w:rPr>
-          <w:lang w:eastAsia="en-IN"/>
-        </w:rPr>
-        <w:t>To improve interpretability</w:t>
-      </w:r>
-      <w:r>
-        <w:rPr>
-          <w:lang w:eastAsia="en-IN"/>
-        </w:rPr>
-        <w:t xml:space="preserve">, </w:t>
-      </w:r>
-      <w:r>
-        <w:rPr>
-          <w:lang w:eastAsia="en-IN"/>
-        </w:rPr>
-        <w:t xml:space="preserve">these categories were consolidated into the broader </w:t>
-      </w:r>
-      <w:r>
-        <w:rPr>
-          <w:lang w:eastAsia="en-IN"/>
-        </w:rPr>
-        <w:t>“</w:t>
-      </w:r>
-      <w:r>
-        <w:rPr>
-          <w:lang w:eastAsia="en-IN"/>
-        </w:rPr>
-        <w:t>OTHER</w:t>
-      </w:r>
-      <w:r>
-        <w:rPr>
-          <w:lang w:eastAsia="en-IN"/>
-        </w:rPr>
-        <w:t>”</w:t>
-      </w:r>
-      <w:r>
-        <w:rPr>
-          <w:lang w:eastAsia="en-IN"/>
-        </w:rPr>
-        <w:t xml:space="preserve"> category, while the major categories (RENT, OWN, and MORTGAGE) were unchanged.</w:t>
+        <w:t xml:space="preserve">Step </w:t>
+      </w:r>
+      <w:r>
+        <w:rPr>
+          <w:lang w:eastAsia="en-IN"/>
+        </w:rPr>
+        <w:t>4</w:t>
+      </w:r>
+      <w:r>
+        <w:rPr>
+          <w:lang w:eastAsia="en-IN"/>
+        </w:rPr>
+        <w:t xml:space="preserve">: </w:t>
+      </w:r>
+      <w:r>
+        <w:rPr>
+          <w:lang w:eastAsia="en-IN"/>
+        </w:rPr>
+        <w:t>Cross Data Consistency Check</w:t>
+      </w:r>
+    </w:p>
+    <w:p>
+      <w:pPr>
+        <w:rPr>
+          <w:lang w:eastAsia="en-IN"/>
+        </w:rPr>
+      </w:pPr>
+      <w:r>
+        <w:rPr>
+          <w:lang w:eastAsia="en-IN"/>
+        </w:rPr>
+        <w:t>Before merging or running review-level hypotheses, confirm</w:t>
+      </w:r>
+      <w:r>
+        <w:rPr>
+          <w:lang w:eastAsia="en-IN"/>
+        </w:rPr>
+        <w:t>ed</w:t>
+      </w:r>
+      <w:r>
+        <w:rPr>
+          <w:lang w:eastAsia="en-IN"/>
+        </w:rPr>
+        <w:t xml:space="preserve"> every</w:t>
+      </w:r>
+      <w:r>
+        <w:rPr>
+          <w:lang w:eastAsia="en-IN"/>
+        </w:rPr>
+        <w:t xml:space="preserve"> </w:t>
+      </w:r>
+      <w:r>
+        <w:rPr>
+          <w:lang w:eastAsia="en-IN"/>
+        </w:rPr>
+        <w:t>review points to a valid product, and that shared fields (brand_name, price_usd) agree between the two files</w:t>
+      </w:r>
+      <w:r>
+        <w:rPr>
+          <w:lang w:eastAsia="en-IN"/>
+        </w:rPr>
+        <w:t>.</w:t>
+      </w:r>
+    </w:p>
+    <w:p>
+      <w:pPr>
+        <w:pStyle w:val="ListParagraph"/>
+        <w:numPr>
+          <w:ilvl w:val="0"/>
+          <w:numId w:val="48"/>
+        </w:numPr>
+        <w:rPr>
+          <w:lang w:eastAsia="en-IN"/>
+        </w:rPr>
+      </w:pPr>
+      <w:r>
+        <w:rPr>
+          <w:lang w:eastAsia="en-IN"/>
+        </w:rPr>
+        <w:t xml:space="preserve">Checked for </w:t>
+      </w:r>
+      <w:r>
+        <w:rPr>
+          <w:lang w:eastAsia="en-IN"/>
+        </w:rPr>
+        <w:t>reviews referencing a product_id that doesn't exist in product_info (orphaned reviews)</w:t>
+      </w:r>
+      <w:r>
+        <w:rPr>
+          <w:lang w:eastAsia="en-IN"/>
+        </w:rPr>
+        <w:t>.</w:t>
+      </w:r>
+    </w:p>
+    <w:p>
+      <w:pPr>
+        <w:pStyle w:val="ListParagraph"/>
+        <w:numPr>
+          <w:ilvl w:val="0"/>
+          <w:numId w:val="48"/>
+        </w:numPr>
+        <w:rPr>
+          <w:lang w:eastAsia="en-IN"/>
+        </w:rPr>
+      </w:pPr>
+      <w:r>
+        <w:rPr>
+          <w:lang w:eastAsia="en-IN"/>
+        </w:rPr>
+        <w:t>Spot-check brand_name consistency between the two files for shared product_ids</w:t>
+      </w:r>
+    </w:p>
+    <w:p>
+      <w:pPr>
+        <w:rPr>
+          <w:lang w:eastAsia="en-IN"/>
+        </w:rPr>
+      </w:pPr>
+      <w:r>
+        <w:rPr>
+          <w:lang w:eastAsia="en-IN"/>
+        </w:rPr>
+        <w:t>Since both values returned zero it is safe to continue with the dataset for further analysis.</w:t>
       </w:r>
     </w:p>
     <w:p>
@@ -3194,7 +2882,19 @@
         <w:rPr>
           <w:lang w:eastAsia="en-IN"/>
         </w:rPr>
-        <w:t xml:space="preserve">Step 6: </w:t>
+        <w:t xml:space="preserve">Step </w:t>
+      </w:r>
+      <w:r>
+        <w:rPr>
+          <w:lang w:eastAsia="en-IN"/>
+        </w:rPr>
+        <w:t>5</w:t>
+      </w:r>
+      <w:r>
+        <w:rPr>
+          <w:lang w:eastAsia="en-IN"/>
+        </w:rPr>
+        <w:t xml:space="preserve">: </w:t>
       </w:r>
       <w:r>
         <w:rPr>
@@ -3289,7 +2989,6 @@
         </w:rPr>
         <w:t>loan status clean</w:t>
       </w:r>
-      <w:proofErr w:type="gramStart"/>
       <w:r>
         <w:rPr>
           <w:lang w:eastAsia="en-IN"/>
@@ -3312,42 +3011,7 @@
         <w:rPr>
           <w:lang w:eastAsia="en-IN"/>
         </w:rPr>
-        <w:t>groups</w:t>
-      </w:r>
-      <w:proofErr w:type="gramEnd"/>
-      <w:r>
-        <w:rPr>
-          <w:lang w:eastAsia="en-IN"/>
-        </w:rPr>
-        <w:t xml:space="preserve"> detailed loan statuses into broader repayment stages such as Fully Paid, Current, </w:t>
-      </w:r>
-      <w:proofErr w:type="gramStart"/>
-      <w:r>
-        <w:rPr>
-          <w:lang w:eastAsia="en-IN"/>
-        </w:rPr>
-        <w:t>Late</w:t>
-      </w:r>
-      <w:proofErr w:type="gramEnd"/>
-      <w:r>
-        <w:rPr>
-          <w:lang w:eastAsia="en-IN"/>
-        </w:rPr>
-        <w:t xml:space="preserve"> – Early, </w:t>
-      </w:r>
-      <w:proofErr w:type="gramStart"/>
-      <w:r>
-        <w:rPr>
-          <w:lang w:eastAsia="en-IN"/>
-        </w:rPr>
-        <w:t>Late</w:t>
-      </w:r>
-      <w:proofErr w:type="gramEnd"/>
-      <w:r>
-        <w:rPr>
-          <w:lang w:eastAsia="en-IN"/>
-        </w:rPr>
-        <w:t xml:space="preserve"> – Severe, Default, and Charged Off. This grouping provides a clearer representation of the loan lifecycle and enables more meaningful comparisons</w:t>
+        <w:t>groups detailed loan statuses into broader repayment stages such as Fully Paid, Current, Late – Early, Late – Severe, Default, and Charged Off. This grouping provides a clearer representation of the loan lifecycle and enables more meaningful comparisons</w:t>
       </w:r>
       <w:r>
         <w:rPr>
@@ -3433,7 +3097,14 @@
         <w:rPr>
           <w:lang w:eastAsia="en-IN"/>
         </w:rPr>
-        <w:t xml:space="preserve"> were assigned a value of No, while all remaining loans were assigned Yes. This feature enables additional analysis to evaluate whether loans issued outside the standard credit policy exhibit different repayment patterns.</w:t>
+        <w:t xml:space="preserve"> were assigned a </w:t>
+      </w:r>
+      <w:r>
+        <w:rPr>
+          <w:lang w:eastAsia="en-IN"/>
+        </w:rPr>
+        <w:lastRenderedPageBreak/>
+        <w:t>value of No, while all remaining loans were assigned Yes. This feature enables additional analysis to evaluate whether loans issued outside the standard credit policy exhibit different repayment patterns.</w:t>
       </w:r>
     </w:p>
     <w:p>
@@ -3451,7 +3122,6 @@
         <w:rPr>
           <w:lang w:eastAsia="en-IN"/>
         </w:rPr>
-        <w:lastRenderedPageBreak/>
         <w:t>The major categorical variables (grade, sub</w:t>
       </w:r>
       <w:r>
@@ -3547,14 +3217,12 @@
         </w:rPr>
         <w:t xml:space="preserve"> </w:t>
       </w:r>
-      <w:proofErr w:type="spellStart"/>
       <w:r>
         <w:rPr>
           <w:lang w:val="en-US" w:eastAsia="en-IN"/>
         </w:rPr>
         <w:t>inc</w:t>
       </w:r>
-      <w:proofErr w:type="spellEnd"/>
       <w:r>
         <w:rPr>
           <w:lang w:val="en-US" w:eastAsia="en-IN"/>
@@ -3573,38 +3241,76 @@
         </w:rPr>
         <w:t>“</w:t>
       </w:r>
-      <w:proofErr w:type="spellStart"/>
       <w:r>
         <w:rPr>
           <w:lang w:val="en-US" w:eastAsia="en-IN"/>
         </w:rPr>
         <w:t>revol</w:t>
       </w:r>
-      <w:proofErr w:type="spellEnd"/>
       <w:r>
         <w:rPr>
           <w:lang w:val="en-US" w:eastAsia="en-IN"/>
         </w:rPr>
         <w:t xml:space="preserve"> </w:t>
       </w:r>
-      <w:proofErr w:type="spellStart"/>
       <w:r>
         <w:rPr>
           <w:lang w:val="en-US" w:eastAsia="en-IN"/>
         </w:rPr>
-        <w:t>bal</w:t>
-      </w:r>
-      <w:proofErr w:type="spellEnd"/>
+        <w:t xml:space="preserve">bal, received </w:t>
+      </w:r>
       <w:r>
         <w:rPr>
           <w:lang w:val="en-US" w:eastAsia="en-IN"/>
         </w:rPr>
-        <w:t xml:space="preserve">, received </w:t>
+        <w:t>“</w:t>
       </w:r>
       <w:r>
         <w:rPr>
           <w:lang w:val="en-US" w:eastAsia="en-IN"/>
         </w:rPr>
+        <w:t>total</w:t>
+      </w:r>
+      <w:r>
+        <w:rPr>
+          <w:lang w:val="en-US" w:eastAsia="en-IN"/>
+        </w:rPr>
+        <w:t xml:space="preserve"> </w:t>
+      </w:r>
+      <w:r>
+        <w:rPr>
+          <w:lang w:val="en-US" w:eastAsia="en-IN"/>
+        </w:rPr>
+        <w:t>rec</w:t>
+      </w:r>
+      <w:r>
+        <w:rPr>
+          <w:lang w:val="en-US" w:eastAsia="en-IN"/>
+        </w:rPr>
+        <w:t xml:space="preserve"> </w:t>
+      </w:r>
+      <w:r>
+        <w:rPr>
+          <w:lang w:val="en-US" w:eastAsia="en-IN"/>
+        </w:rPr>
+        <w:t>prncp</w:t>
+      </w:r>
+      <w:r>
+        <w:rPr>
+          <w:lang w:val="en-US" w:eastAsia="en-IN"/>
+        </w:rPr>
+        <w:t>”</w:t>
+      </w:r>
+      <w:r>
+        <w:rPr>
+          <w:lang w:val="en-US" w:eastAsia="en-IN"/>
+        </w:rPr>
+        <w:t xml:space="preserve">, </w:t>
+      </w:r>
+      <w:r>
+        <w:rPr>
+          <w:lang w:val="en-US" w:eastAsia="en-IN"/>
+        </w:rPr>
         <w:t>“</w:t>
       </w:r>
       <w:r>
@@ -3631,14 +3337,12 @@
         </w:rPr>
         <w:t xml:space="preserve"> </w:t>
       </w:r>
-      <w:proofErr w:type="spellStart"/>
       <w:r>
         <w:rPr>
           <w:lang w:val="en-US" w:eastAsia="en-IN"/>
         </w:rPr>
-        <w:t>prncp</w:t>
-      </w:r>
-      <w:proofErr w:type="spellEnd"/>
+        <w:t>int</w:t>
+      </w:r>
       <w:r>
         <w:rPr>
           <w:lang w:val="en-US" w:eastAsia="en-IN"/>
@@ -3649,7 +3353,7 @@
         <w:rPr>
           <w:lang w:val="en-US" w:eastAsia="en-IN"/>
         </w:rPr>
-        <w:t xml:space="preserve">, </w:t>
+        <w:t xml:space="preserve">, and </w:t>
       </w:r>
       <w:r>
         <w:rPr>
@@ -3661,7 +3365,7 @@
         <w:rPr>
           <w:lang w:val="en-US" w:eastAsia="en-IN"/>
         </w:rPr>
-        <w:t>total</w:t>
+        <w:t>last</w:t>
       </w:r>
       <w:r>
         <w:rPr>
@@ -3673,7 +3377,7 @@
         <w:rPr>
           <w:lang w:val="en-US" w:eastAsia="en-IN"/>
         </w:rPr>
-        <w:t>rec</w:t>
+        <w:t>pymnt</w:t>
       </w:r>
       <w:r>
         <w:rPr>
@@ -3685,60 +3389,8 @@
         <w:rPr>
           <w:lang w:val="en-US" w:eastAsia="en-IN"/>
         </w:rPr>
-        <w:t>int</w:t>
-      </w:r>
-      <w:r>
-        <w:rPr>
-          <w:lang w:val="en-US" w:eastAsia="en-IN"/>
-        </w:rPr>
-        <w:t>”</w:t>
-      </w:r>
-      <w:r>
-        <w:rPr>
-          <w:lang w:val="en-US" w:eastAsia="en-IN"/>
-        </w:rPr>
-        <w:t xml:space="preserve">, and </w:t>
-      </w:r>
-      <w:r>
-        <w:rPr>
-          <w:lang w:val="en-US" w:eastAsia="en-IN"/>
-        </w:rPr>
-        <w:t>“</w:t>
-      </w:r>
-      <w:r>
-        <w:rPr>
-          <w:lang w:val="en-US" w:eastAsia="en-IN"/>
-        </w:rPr>
-        <w:t>last</w:t>
-      </w:r>
-      <w:r>
-        <w:rPr>
-          <w:lang w:val="en-US" w:eastAsia="en-IN"/>
-        </w:rPr>
-        <w:t xml:space="preserve"> </w:t>
-      </w:r>
-      <w:proofErr w:type="spellStart"/>
-      <w:r>
-        <w:rPr>
-          <w:lang w:val="en-US" w:eastAsia="en-IN"/>
-        </w:rPr>
-        <w:t>pymnt</w:t>
-      </w:r>
-      <w:proofErr w:type="spellEnd"/>
-      <w:r>
-        <w:rPr>
-          <w:lang w:val="en-US" w:eastAsia="en-IN"/>
-        </w:rPr>
-        <w:t xml:space="preserve"> </w:t>
-      </w:r>
-      <w:proofErr w:type="spellStart"/>
-      <w:r>
-        <w:rPr>
-          <w:lang w:val="en-US" w:eastAsia="en-IN"/>
-        </w:rPr>
         <w:t>amnt</w:t>
       </w:r>
-      <w:proofErr w:type="spellEnd"/>
       <w:r>
         <w:rPr>
           <w:lang w:val="en-US" w:eastAsia="en-IN"/>
@@ -3793,14 +3445,12 @@
         </w:rPr>
         <w:t xml:space="preserve"> </w:t>
       </w:r>
-      <w:proofErr w:type="spellStart"/>
       <w:r>
         <w:rPr>
           <w:lang w:eastAsia="en-IN"/>
         </w:rPr>
         <w:t>amnt</w:t>
       </w:r>
-      <w:proofErr w:type="spellEnd"/>
       <w:r>
         <w:rPr>
           <w:lang w:eastAsia="en-IN"/>
@@ -3819,14 +3469,12 @@
         </w:rPr>
         <w:t>“</w:t>
       </w:r>
-      <w:proofErr w:type="spellStart"/>
       <w:r>
         <w:rPr>
           <w:lang w:eastAsia="en-IN"/>
         </w:rPr>
         <w:t>dti</w:t>
       </w:r>
-      <w:proofErr w:type="spellEnd"/>
       <w:r>
         <w:rPr>
           <w:lang w:eastAsia="en-IN"/>
@@ -3845,14 +3493,12 @@
         </w:rPr>
         <w:t>“</w:t>
       </w:r>
-      <w:proofErr w:type="spellStart"/>
       <w:r>
         <w:rPr>
           <w:lang w:eastAsia="en-IN"/>
         </w:rPr>
         <w:t>revol</w:t>
       </w:r>
-      <w:proofErr w:type="spellEnd"/>
       <w:r>
         <w:rPr>
           <w:lang w:eastAsia="en-IN"/>
@@ -3948,7 +3594,7 @@
           <w:noProof/>
         </w:rPr>
         <w:drawing>
-          <wp:inline distT="0" distB="0" distL="0" distR="0" wp14:anchorId="69DA7AB4" wp14:editId="2DCE3155">
+          <wp:inline distT="0" distB="0" distL="0" distR="0" wp14:anchorId="69DA7AB4" wp14:editId="1BF1F52F">
             <wp:extent cx="5808785" cy="2886633"/>
             <wp:effectExtent l="19050" t="19050" r="20955" b="28575"/>
             <wp:docPr id="427972079" name="Picture 7"/>
@@ -4110,11 +3756,9 @@
       <w:r>
         <w:t xml:space="preserve"> </w:t>
       </w:r>
-      <w:proofErr w:type="spellStart"/>
       <w:r>
         <w:t>prncp</w:t>
       </w:r>
-      <w:proofErr w:type="spellEnd"/>
       <w:r>
         <w:t>”</w:t>
       </w:r>
@@ -4243,6 +3887,7 @@
         </w:numPr>
       </w:pPr>
       <w:r>
+        <w:lastRenderedPageBreak/>
         <w:t>Verification of remaining missing values to ensure that only business-meaningful null values are retained and no critical information is missing.</w:t>
       </w:r>
     </w:p>
@@ -4255,7 +3900,6 @@
         </w:numPr>
       </w:pPr>
       <w:r>
-        <w:lastRenderedPageBreak/>
         <w:t>Duplicate record validation to confirm that each observation represents a unique loan.</w:t>
       </w:r>
     </w:p>
@@ -4319,11 +3963,9 @@
       <w:r>
         <w:t>“</w:t>
       </w:r>
-      <w:proofErr w:type="gramStart"/>
       <w:r>
         <w:t>credit</w:t>
       </w:r>
-      <w:proofErr w:type="gramEnd"/>
       <w:r>
         <w:t xml:space="preserve"> </w:t>
       </w:r>
@@ -4827,7 +4469,7 @@
           <w:lang w:eastAsia="en-IN"/>
         </w:rPr>
         <w:drawing>
-          <wp:anchor distT="0" distB="0" distL="114300" distR="114300" simplePos="0" relativeHeight="251666432" behindDoc="0" locked="0" layoutInCell="1" allowOverlap="1" wp14:anchorId="167E88B0" wp14:editId="5388450F">
+          <wp:anchor distT="0" distB="0" distL="114300" distR="114300" simplePos="0" relativeHeight="251666432" behindDoc="0" locked="0" layoutInCell="1" allowOverlap="1" wp14:anchorId="167E88B0" wp14:editId="7D6EBA67">
             <wp:simplePos x="0" y="0"/>
             <wp:positionH relativeFrom="margin">
               <wp:posOffset>2899525</wp:posOffset>
@@ -5184,7 +4826,7 @@
           <w:lang w:eastAsia="en-IN"/>
         </w:rPr>
         <w:drawing>
-          <wp:anchor distT="0" distB="0" distL="114300" distR="114300" simplePos="0" relativeHeight="251671552" behindDoc="0" locked="0" layoutInCell="1" allowOverlap="1" wp14:anchorId="14928C15" wp14:editId="60270218">
+          <wp:anchor distT="0" distB="0" distL="114300" distR="114300" simplePos="0" relativeHeight="251671552" behindDoc="0" locked="0" layoutInCell="1" allowOverlap="1" wp14:anchorId="14928C15" wp14:editId="34A3728F">
             <wp:simplePos x="0" y="0"/>
             <wp:positionH relativeFrom="column">
               <wp:posOffset>-1905</wp:posOffset>
@@ -5403,21 +5045,7 @@
         <w:rPr>
           <w:lang w:eastAsia="en-IN"/>
         </w:rPr>
-        <w:t xml:space="preserve"> In the case of </w:t>
-      </w:r>
-      <w:proofErr w:type="gramStart"/>
-      <w:r>
-        <w:rPr>
-          <w:lang w:eastAsia="en-IN"/>
-        </w:rPr>
-        <w:t>DTI</w:t>
-      </w:r>
-      <w:proofErr w:type="gramEnd"/>
-      <w:r>
-        <w:rPr>
-          <w:lang w:eastAsia="en-IN"/>
-        </w:rPr>
-        <w:t xml:space="preserve"> t</w:t>
+        <w:t xml:space="preserve"> In the case of DTI t</w:t>
       </w:r>
       <w:r>
         <w:rPr>
@@ -5762,35 +5390,7 @@
         <w:rPr>
           <w:lang w:eastAsia="en-IN"/>
         </w:rPr>
-        <w:t>“</w:t>
-      </w:r>
-      <w:proofErr w:type="gramStart"/>
-      <w:r>
-        <w:rPr>
-          <w:lang w:eastAsia="en-IN"/>
-        </w:rPr>
-        <w:t>debt</w:t>
-      </w:r>
-      <w:proofErr w:type="gramEnd"/>
-      <w:r>
-        <w:rPr>
-          <w:lang w:eastAsia="en-IN"/>
-        </w:rPr>
-        <w:t xml:space="preserve"> consolidation” purpose and borrowers with 10+ years employment </w:t>
-      </w:r>
-      <w:proofErr w:type="gramStart"/>
-      <w:r>
-        <w:rPr>
-          <w:lang w:eastAsia="en-IN"/>
-        </w:rPr>
-        <w:t>length  has</w:t>
-      </w:r>
-      <w:proofErr w:type="gramEnd"/>
-      <w:r>
-        <w:rPr>
-          <w:lang w:eastAsia="en-IN"/>
-        </w:rPr>
-        <w:t xml:space="preserve"> significantly higher number of loans compared to others.</w:t>
+        <w:t>“debt consolidation” purpose and borrowers with 10+ years employment length  has significantly higher number of loans compared to others.</w:t>
       </w:r>
     </w:p>
     <w:p>
@@ -6580,7 +6180,7 @@
         </w:rPr>
         <w:lastRenderedPageBreak/>
         <w:drawing>
-          <wp:inline distT="0" distB="0" distL="0" distR="0" wp14:anchorId="50AD1C02" wp14:editId="0E57FA38">
+          <wp:inline distT="0" distB="0" distL="0" distR="0" wp14:anchorId="50AD1C02" wp14:editId="2561D134">
             <wp:extent cx="6658558" cy="2218459"/>
             <wp:effectExtent l="19050" t="19050" r="9525" b="10795"/>
             <wp:docPr id="449418693" name="Picture 5"/>
@@ -7029,15 +6629,7 @@
         </w:numPr>
       </w:pPr>
       <w:r>
-        <w:t xml:space="preserve">Loan Amount and </w:t>
-      </w:r>
-      <w:proofErr w:type="spellStart"/>
-      <w:r>
-        <w:t>Installment</w:t>
-      </w:r>
-      <w:proofErr w:type="spellEnd"/>
-      <w:r>
-        <w:t xml:space="preserve"> are highly correlated (r = 0.94), while Open Accounts and Total Accounts also show strong correlation (r = 0.70), indicating these pairs capture similar information.</w:t>
+        <w:t>Loan Amount and Installment are highly correlated (r = 0.94), while Open Accounts and Total Accounts also show strong correlation (r = 0.70), indicating these pairs capture similar information.</w:t>
       </w:r>
     </w:p>
     <w:p>
@@ -7088,15 +6680,7 @@
         </w:numPr>
       </w:pPr>
       <w:r>
-        <w:t xml:space="preserve">Avoid using both Loan Amount and </w:t>
-      </w:r>
-      <w:proofErr w:type="spellStart"/>
-      <w:r>
-        <w:t>Installment</w:t>
-      </w:r>
-      <w:proofErr w:type="spellEnd"/>
-      <w:r>
-        <w:t xml:space="preserve"> together in dashboards or predictive models, since their strong correlation introduces redundant information without improving decision-making.</w:t>
+        <w:t>Avoid using both Loan Amount and Installment together in dashboards or predictive models, since their strong correlation introduces redundant information without improving decision-making.</w:t>
       </w:r>
     </w:p>
     <w:p>
@@ -7175,15 +6759,7 @@
         <w:t>interest rate as the strongest numeric variable associated with default risk</w:t>
       </w:r>
       <w:r>
-        <w:t xml:space="preserve">, while loan amount and </w:t>
-      </w:r>
-      <w:proofErr w:type="spellStart"/>
-      <w:r>
-        <w:t>installment</w:t>
-      </w:r>
-      <w:proofErr w:type="spellEnd"/>
-      <w:r>
-        <w:t xml:space="preserve"> were found to be highly correlated.</w:t>
+        <w:t>, while loan amount and installment were found to be highly correlated.</w:t>
       </w:r>
     </w:p>
     <w:p>
@@ -8143,6 +7719,119 @@
     </w:lvl>
   </w:abstractNum>
   <w:abstractNum w:abstractNumId="7" w15:restartNumberingAfterBreak="0">
+    <w:nsid w:val="0E9F0B54"/>
+    <w:multiLevelType w:val="hybridMultilevel"/>
+    <w:tmpl w:val="90E060A2"/>
+    <w:lvl w:ilvl="0" w:tplc="40090001">
+      <w:start w:val="1"/>
+      <w:numFmt w:val="bullet"/>
+      <w:lvlText w:val=""/>
+      <w:lvlJc w:val="left"/>
+      <w:pPr>
+        <w:ind w:left="720" w:hanging="360"/>
+      </w:pPr>
+      <w:rPr>
+        <w:rFonts w:ascii="Symbol" w:hAnsi="Symbol" w:hint="default"/>
+      </w:rPr>
+    </w:lvl>
+    <w:lvl w:ilvl="1" w:tplc="40090003" w:tentative="1">
+      <w:start w:val="1"/>
+      <w:numFmt w:val="bullet"/>
+      <w:lvlText w:val="o"/>
+      <w:lvlJc w:val="left"/>
+      <w:pPr>
+        <w:ind w:left="1440" w:hanging="360"/>
+      </w:pPr>
+      <w:rPr>
+        <w:rFonts w:ascii="Courier New" w:hAnsi="Courier New" w:cs="Courier New" w:hint="default"/>
+      </w:rPr>
+    </w:lvl>
+    <w:lvl w:ilvl="2" w:tplc="40090005" w:tentative="1">
+      <w:start w:val="1"/>
+      <w:numFmt w:val="bullet"/>
+      <w:lvlText w:val=""/>
+      <w:lvlJc w:val="left"/>
+      <w:pPr>
+        <w:ind w:left="2160" w:hanging="360"/>
+      </w:pPr>
+      <w:rPr>
+        <w:rFonts w:ascii="Wingdings" w:hAnsi="Wingdings" w:hint="default"/>
+      </w:rPr>
+    </w:lvl>
+    <w:lvl w:ilvl="3" w:tplc="40090001" w:tentative="1">
+      <w:start w:val="1"/>
+      <w:numFmt w:val="bullet"/>
+      <w:lvlText w:val=""/>
+      <w:lvlJc w:val="left"/>
+      <w:pPr>
+        <w:ind w:left="2880" w:hanging="360"/>
+      </w:pPr>
+      <w:rPr>
+        <w:rFonts w:ascii="Symbol" w:hAnsi="Symbol" w:hint="default"/>
+      </w:rPr>
+    </w:lvl>
+    <w:lvl w:ilvl="4" w:tplc="40090003" w:tentative="1">
+      <w:start w:val="1"/>
+      <w:numFmt w:val="bullet"/>
+      <w:lvlText w:val="o"/>
+      <w:lvlJc w:val="left"/>
+      <w:pPr>
+        <w:ind w:left="3600" w:hanging="360"/>
+      </w:pPr>
+      <w:rPr>
+        <w:rFonts w:ascii="Courier New" w:hAnsi="Courier New" w:cs="Courier New" w:hint="default"/>
+      </w:rPr>
+    </w:lvl>
+    <w:lvl w:ilvl="5" w:tplc="40090005" w:tentative="1">
+      <w:start w:val="1"/>
+      <w:numFmt w:val="bullet"/>
+      <w:lvlText w:val=""/>
+      <w:lvlJc w:val="left"/>
+      <w:pPr>
+        <w:ind w:left="4320" w:hanging="360"/>
+      </w:pPr>
+      <w:rPr>
+        <w:rFonts w:ascii="Wingdings" w:hAnsi="Wingdings" w:hint="default"/>
+      </w:rPr>
+    </w:lvl>
+    <w:lvl w:ilvl="6" w:tplc="40090001" w:tentative="1">
+      <w:start w:val="1"/>
+      <w:numFmt w:val="bullet"/>
+      <w:lvlText w:val=""/>
+      <w:lvlJc w:val="left"/>
+      <w:pPr>
+        <w:ind w:left="5040" w:hanging="360"/>
+      </w:pPr>
+      <w:rPr>
+        <w:rFonts w:ascii="Symbol" w:hAnsi="Symbol" w:hint="default"/>
+      </w:rPr>
+    </w:lvl>
+    <w:lvl w:ilvl="7" w:tplc="40090003" w:tentative="1">
+      <w:start w:val="1"/>
+      <w:numFmt w:val="bullet"/>
+      <w:lvlText w:val="o"/>
+      <w:lvlJc w:val="left"/>
+      <w:pPr>
+        <w:ind w:left="5760" w:hanging="360"/>
+      </w:pPr>
+      <w:rPr>
+        <w:rFonts w:ascii="Courier New" w:hAnsi="Courier New" w:cs="Courier New" w:hint="default"/>
+      </w:rPr>
+    </w:lvl>
+    <w:lvl w:ilvl="8" w:tplc="40090005" w:tentative="1">
+      <w:start w:val="1"/>
+      <w:numFmt w:val="bullet"/>
+      <w:lvlText w:val=""/>
+      <w:lvlJc w:val="left"/>
+      <w:pPr>
+        <w:ind w:left="6480" w:hanging="360"/>
+      </w:pPr>
+      <w:rPr>
+        <w:rFonts w:ascii="Wingdings" w:hAnsi="Wingdings" w:hint="default"/>
+      </w:rPr>
+    </w:lvl>
+  </w:abstractNum>
+  <w:abstractNum w:abstractNumId="8" w15:restartNumberingAfterBreak="0">
     <w:nsid w:val="0F310BE8"/>
     <w:multiLevelType w:val="hybridMultilevel"/>
     <w:tmpl w:val="FC1EB710"/>
@@ -8255,7 +7944,7 @@
       </w:rPr>
     </w:lvl>
   </w:abstractNum>
-  <w:abstractNum w:abstractNumId="8" w15:restartNumberingAfterBreak="0">
+  <w:abstractNum w:abstractNumId="9" w15:restartNumberingAfterBreak="0">
     <w:nsid w:val="0F7E7D5F"/>
     <w:multiLevelType w:val="hybridMultilevel"/>
     <w:tmpl w:val="149C0E0C"/>
@@ -8368,7 +8057,7 @@
       </w:rPr>
     </w:lvl>
   </w:abstractNum>
-  <w:abstractNum w:abstractNumId="9" w15:restartNumberingAfterBreak="0">
+  <w:abstractNum w:abstractNumId="10" w15:restartNumberingAfterBreak="0">
     <w:nsid w:val="13500BDD"/>
     <w:multiLevelType w:val="hybridMultilevel"/>
     <w:tmpl w:val="AE78B07E"/>
@@ -8481,7 +8170,7 @@
       </w:rPr>
     </w:lvl>
   </w:abstractNum>
-  <w:abstractNum w:abstractNumId="10" w15:restartNumberingAfterBreak="0">
+  <w:abstractNum w:abstractNumId="11" w15:restartNumberingAfterBreak="0">
     <w:nsid w:val="13B12B5C"/>
     <w:multiLevelType w:val="hybridMultilevel"/>
     <w:tmpl w:val="6310ECB6"/>
@@ -8594,7 +8283,7 @@
       </w:rPr>
     </w:lvl>
   </w:abstractNum>
-  <w:abstractNum w:abstractNumId="11" w15:restartNumberingAfterBreak="0">
+  <w:abstractNum w:abstractNumId="12" w15:restartNumberingAfterBreak="0">
     <w:nsid w:val="1BAA779A"/>
     <w:multiLevelType w:val="hybridMultilevel"/>
     <w:tmpl w:val="4AA4F498"/>
@@ -8707,7 +8396,7 @@
       </w:rPr>
     </w:lvl>
   </w:abstractNum>
-  <w:abstractNum w:abstractNumId="12" w15:restartNumberingAfterBreak="0">
+  <w:abstractNum w:abstractNumId="13" w15:restartNumberingAfterBreak="0">
     <w:nsid w:val="1C9B1857"/>
     <w:multiLevelType w:val="hybridMultilevel"/>
     <w:tmpl w:val="DE4E091E"/>
@@ -8820,7 +8509,7 @@
       </w:rPr>
     </w:lvl>
   </w:abstractNum>
-  <w:abstractNum w:abstractNumId="13" w15:restartNumberingAfterBreak="0">
+  <w:abstractNum w:abstractNumId="14" w15:restartNumberingAfterBreak="0">
     <w:nsid w:val="2ACF08F9"/>
     <w:multiLevelType w:val="hybridMultilevel"/>
     <w:tmpl w:val="C002B696"/>
@@ -8933,7 +8622,7 @@
       </w:rPr>
     </w:lvl>
   </w:abstractNum>
-  <w:abstractNum w:abstractNumId="14" w15:restartNumberingAfterBreak="0">
+  <w:abstractNum w:abstractNumId="15" w15:restartNumberingAfterBreak="0">
     <w:nsid w:val="2F383463"/>
     <w:multiLevelType w:val="hybridMultilevel"/>
     <w:tmpl w:val="DC66F0E8"/>
@@ -9046,7 +8735,7 @@
       </w:rPr>
     </w:lvl>
   </w:abstractNum>
-  <w:abstractNum w:abstractNumId="15" w15:restartNumberingAfterBreak="0">
+  <w:abstractNum w:abstractNumId="16" w15:restartNumberingAfterBreak="0">
     <w:nsid w:val="340200EB"/>
     <w:multiLevelType w:val="multilevel"/>
     <w:tmpl w:val="EDF6BE6E"/>
@@ -9159,7 +8848,7 @@
       </w:pPr>
     </w:lvl>
   </w:abstractNum>
-  <w:abstractNum w:abstractNumId="16" w15:restartNumberingAfterBreak="0">
+  <w:abstractNum w:abstractNumId="17" w15:restartNumberingAfterBreak="0">
     <w:nsid w:val="35EB3890"/>
     <w:multiLevelType w:val="hybridMultilevel"/>
     <w:tmpl w:val="63EA68EA"/>
@@ -9272,7 +8961,7 @@
       </w:rPr>
     </w:lvl>
   </w:abstractNum>
-  <w:abstractNum w:abstractNumId="17" w15:restartNumberingAfterBreak="0">
+  <w:abstractNum w:abstractNumId="18" w15:restartNumberingAfterBreak="0">
     <w:nsid w:val="3627299F"/>
     <w:multiLevelType w:val="hybridMultilevel"/>
     <w:tmpl w:val="C5DAB694"/>
@@ -9385,7 +9074,7 @@
       </w:rPr>
     </w:lvl>
   </w:abstractNum>
-  <w:abstractNum w:abstractNumId="18" w15:restartNumberingAfterBreak="0">
+  <w:abstractNum w:abstractNumId="19" w15:restartNumberingAfterBreak="0">
     <w:nsid w:val="3C3B5A57"/>
     <w:multiLevelType w:val="hybridMultilevel"/>
     <w:tmpl w:val="08D0650A"/>
@@ -9498,7 +9187,7 @@
       </w:rPr>
     </w:lvl>
   </w:abstractNum>
-  <w:abstractNum w:abstractNumId="19" w15:restartNumberingAfterBreak="0">
+  <w:abstractNum w:abstractNumId="20" w15:restartNumberingAfterBreak="0">
     <w:nsid w:val="3D7A32BB"/>
     <w:multiLevelType w:val="hybridMultilevel"/>
     <w:tmpl w:val="F7BECB1E"/>
@@ -9611,7 +9300,7 @@
       </w:rPr>
     </w:lvl>
   </w:abstractNum>
-  <w:abstractNum w:abstractNumId="20" w15:restartNumberingAfterBreak="0">
+  <w:abstractNum w:abstractNumId="21" w15:restartNumberingAfterBreak="0">
     <w:nsid w:val="3F450092"/>
     <w:multiLevelType w:val="hybridMultilevel"/>
     <w:tmpl w:val="1864FE14"/>
@@ -9724,7 +9413,7 @@
       </w:rPr>
     </w:lvl>
   </w:abstractNum>
-  <w:abstractNum w:abstractNumId="21" w15:restartNumberingAfterBreak="0">
+  <w:abstractNum w:abstractNumId="22" w15:restartNumberingAfterBreak="0">
     <w:nsid w:val="474726A7"/>
     <w:multiLevelType w:val="hybridMultilevel"/>
     <w:tmpl w:val="4000A424"/>
@@ -9837,7 +9526,7 @@
       </w:rPr>
     </w:lvl>
   </w:abstractNum>
-  <w:abstractNum w:abstractNumId="22" w15:restartNumberingAfterBreak="0">
+  <w:abstractNum w:abstractNumId="23" w15:restartNumberingAfterBreak="0">
     <w:nsid w:val="47F82C38"/>
     <w:multiLevelType w:val="hybridMultilevel"/>
     <w:tmpl w:val="246491E2"/>
@@ -9950,7 +9639,7 @@
       </w:rPr>
     </w:lvl>
   </w:abstractNum>
-  <w:abstractNum w:abstractNumId="23" w15:restartNumberingAfterBreak="0">
+  <w:abstractNum w:abstractNumId="24" w15:restartNumberingAfterBreak="0">
     <w:nsid w:val="4D4D56F9"/>
     <w:multiLevelType w:val="hybridMultilevel"/>
     <w:tmpl w:val="A134F64A"/>
@@ -10063,7 +9752,7 @@
       </w:rPr>
     </w:lvl>
   </w:abstractNum>
-  <w:abstractNum w:abstractNumId="24" w15:restartNumberingAfterBreak="0">
+  <w:abstractNum w:abstractNumId="25" w15:restartNumberingAfterBreak="0">
     <w:nsid w:val="4E387310"/>
     <w:multiLevelType w:val="hybridMultilevel"/>
     <w:tmpl w:val="E6FCEE7A"/>
@@ -10176,7 +9865,7 @@
       </w:rPr>
     </w:lvl>
   </w:abstractNum>
-  <w:abstractNum w:abstractNumId="25" w15:restartNumberingAfterBreak="0">
+  <w:abstractNum w:abstractNumId="26" w15:restartNumberingAfterBreak="0">
     <w:nsid w:val="4E8161E5"/>
     <w:multiLevelType w:val="hybridMultilevel"/>
     <w:tmpl w:val="A22A961E"/>
@@ -10289,7 +9978,7 @@
       </w:rPr>
     </w:lvl>
   </w:abstractNum>
-  <w:abstractNum w:abstractNumId="26" w15:restartNumberingAfterBreak="0">
+  <w:abstractNum w:abstractNumId="27" w15:restartNumberingAfterBreak="0">
     <w:nsid w:val="50F919D5"/>
     <w:multiLevelType w:val="hybridMultilevel"/>
     <w:tmpl w:val="79EA7204"/>
@@ -10402,7 +10091,7 @@
       </w:rPr>
     </w:lvl>
   </w:abstractNum>
-  <w:abstractNum w:abstractNumId="27" w15:restartNumberingAfterBreak="0">
+  <w:abstractNum w:abstractNumId="28" w15:restartNumberingAfterBreak="0">
     <w:nsid w:val="5B6506AF"/>
     <w:multiLevelType w:val="hybridMultilevel"/>
     <w:tmpl w:val="88F6E708"/>
@@ -10491,7 +10180,7 @@
       </w:pPr>
     </w:lvl>
   </w:abstractNum>
-  <w:abstractNum w:abstractNumId="28" w15:restartNumberingAfterBreak="0">
+  <w:abstractNum w:abstractNumId="29" w15:restartNumberingAfterBreak="0">
     <w:nsid w:val="5C7955C0"/>
     <w:multiLevelType w:val="hybridMultilevel"/>
     <w:tmpl w:val="FE9E8CDA"/>
@@ -10604,7 +10293,7 @@
       </w:rPr>
     </w:lvl>
   </w:abstractNum>
-  <w:abstractNum w:abstractNumId="29" w15:restartNumberingAfterBreak="0">
+  <w:abstractNum w:abstractNumId="30" w15:restartNumberingAfterBreak="0">
     <w:nsid w:val="5F8A7087"/>
     <w:multiLevelType w:val="hybridMultilevel"/>
     <w:tmpl w:val="7DF24450"/>
@@ -10717,7 +10406,7 @@
       </w:rPr>
     </w:lvl>
   </w:abstractNum>
-  <w:abstractNum w:abstractNumId="30" w15:restartNumberingAfterBreak="0">
+  <w:abstractNum w:abstractNumId="31" w15:restartNumberingAfterBreak="0">
     <w:nsid w:val="5FE100AA"/>
     <w:multiLevelType w:val="hybridMultilevel"/>
     <w:tmpl w:val="450AEAE4"/>
@@ -10830,7 +10519,7 @@
       </w:rPr>
     </w:lvl>
   </w:abstractNum>
-  <w:abstractNum w:abstractNumId="31" w15:restartNumberingAfterBreak="0">
+  <w:abstractNum w:abstractNumId="32" w15:restartNumberingAfterBreak="0">
     <w:nsid w:val="60265E7B"/>
     <w:multiLevelType w:val="hybridMultilevel"/>
     <w:tmpl w:val="D292BF6C"/>
@@ -10943,7 +10632,7 @@
       </w:rPr>
     </w:lvl>
   </w:abstractNum>
-  <w:abstractNum w:abstractNumId="32" w15:restartNumberingAfterBreak="0">
+  <w:abstractNum w:abstractNumId="33" w15:restartNumberingAfterBreak="0">
     <w:nsid w:val="61107601"/>
     <w:multiLevelType w:val="hybridMultilevel"/>
     <w:tmpl w:val="50646536"/>
@@ -11033,7 +10722,7 @@
       </w:pPr>
     </w:lvl>
   </w:abstractNum>
-  <w:abstractNum w:abstractNumId="33" w15:restartNumberingAfterBreak="0">
+  <w:abstractNum w:abstractNumId="34" w15:restartNumberingAfterBreak="0">
     <w:nsid w:val="623A1100"/>
     <w:multiLevelType w:val="hybridMultilevel"/>
     <w:tmpl w:val="BD4A5D38"/>
@@ -11146,7 +10835,7 @@
       </w:rPr>
     </w:lvl>
   </w:abstractNum>
-  <w:abstractNum w:abstractNumId="34" w15:restartNumberingAfterBreak="0">
+  <w:abstractNum w:abstractNumId="35" w15:restartNumberingAfterBreak="0">
     <w:nsid w:val="650F3121"/>
     <w:multiLevelType w:val="hybridMultilevel"/>
     <w:tmpl w:val="5FD269B0"/>
@@ -11259,7 +10948,7 @@
       </w:rPr>
     </w:lvl>
   </w:abstractNum>
-  <w:abstractNum w:abstractNumId="35" w15:restartNumberingAfterBreak="0">
+  <w:abstractNum w:abstractNumId="36" w15:restartNumberingAfterBreak="0">
     <w:nsid w:val="66DE1FF9"/>
     <w:multiLevelType w:val="hybridMultilevel"/>
     <w:tmpl w:val="68CE1156"/>
@@ -11372,7 +11061,7 @@
       </w:rPr>
     </w:lvl>
   </w:abstractNum>
-  <w:abstractNum w:abstractNumId="36" w15:restartNumberingAfterBreak="0">
+  <w:abstractNum w:abstractNumId="37" w15:restartNumberingAfterBreak="0">
     <w:nsid w:val="66E07EF8"/>
     <w:multiLevelType w:val="hybridMultilevel"/>
     <w:tmpl w:val="888C0C3E"/>
@@ -11485,7 +11174,7 @@
       </w:rPr>
     </w:lvl>
   </w:abstractNum>
-  <w:abstractNum w:abstractNumId="37" w15:restartNumberingAfterBreak="0">
+  <w:abstractNum w:abstractNumId="38" w15:restartNumberingAfterBreak="0">
     <w:nsid w:val="6A9226B9"/>
     <w:multiLevelType w:val="hybridMultilevel"/>
     <w:tmpl w:val="64823C2A"/>
@@ -11598,7 +11287,7 @@
       </w:rPr>
     </w:lvl>
   </w:abstractNum>
-  <w:abstractNum w:abstractNumId="38" w15:restartNumberingAfterBreak="0">
+  <w:abstractNum w:abstractNumId="39" w15:restartNumberingAfterBreak="0">
     <w:nsid w:val="6D5A58C4"/>
     <w:multiLevelType w:val="hybridMultilevel"/>
     <w:tmpl w:val="212A9578"/>
@@ -11711,7 +11400,7 @@
       </w:rPr>
     </w:lvl>
   </w:abstractNum>
-  <w:abstractNum w:abstractNumId="39" w15:restartNumberingAfterBreak="0">
+  <w:abstractNum w:abstractNumId="40" w15:restartNumberingAfterBreak="0">
     <w:nsid w:val="70152459"/>
     <w:multiLevelType w:val="hybridMultilevel"/>
     <w:tmpl w:val="388CC008"/>
@@ -11797,7 +11486,7 @@
       </w:pPr>
     </w:lvl>
   </w:abstractNum>
-  <w:abstractNum w:abstractNumId="40" w15:restartNumberingAfterBreak="0">
+  <w:abstractNum w:abstractNumId="41" w15:restartNumberingAfterBreak="0">
     <w:nsid w:val="71535886"/>
     <w:multiLevelType w:val="hybridMultilevel"/>
     <w:tmpl w:val="485413D8"/>
@@ -11910,7 +11599,7 @@
       </w:rPr>
     </w:lvl>
   </w:abstractNum>
-  <w:abstractNum w:abstractNumId="41" w15:restartNumberingAfterBreak="0">
+  <w:abstractNum w:abstractNumId="42" w15:restartNumberingAfterBreak="0">
     <w:nsid w:val="71616BA8"/>
     <w:multiLevelType w:val="hybridMultilevel"/>
     <w:tmpl w:val="B6F8CF6A"/>
@@ -12023,7 +11712,7 @@
       </w:rPr>
     </w:lvl>
   </w:abstractNum>
-  <w:abstractNum w:abstractNumId="42" w15:restartNumberingAfterBreak="0">
+  <w:abstractNum w:abstractNumId="43" w15:restartNumberingAfterBreak="0">
     <w:nsid w:val="7498390D"/>
     <w:multiLevelType w:val="hybridMultilevel"/>
     <w:tmpl w:val="AFA6FDE8"/>
@@ -12136,7 +11825,7 @@
       </w:rPr>
     </w:lvl>
   </w:abstractNum>
-  <w:abstractNum w:abstractNumId="43" w15:restartNumberingAfterBreak="0">
+  <w:abstractNum w:abstractNumId="44" w15:restartNumberingAfterBreak="0">
     <w:nsid w:val="75B91502"/>
     <w:multiLevelType w:val="hybridMultilevel"/>
     <w:tmpl w:val="228CD6B2"/>
@@ -12249,7 +11938,7 @@
       </w:rPr>
     </w:lvl>
   </w:abstractNum>
-  <w:abstractNum w:abstractNumId="44" w15:restartNumberingAfterBreak="0">
+  <w:abstractNum w:abstractNumId="45" w15:restartNumberingAfterBreak="0">
     <w:nsid w:val="771E0E0A"/>
     <w:multiLevelType w:val="hybridMultilevel"/>
     <w:tmpl w:val="744295A2"/>
@@ -12362,7 +12051,7 @@
       </w:rPr>
     </w:lvl>
   </w:abstractNum>
-  <w:abstractNum w:abstractNumId="45" w15:restartNumberingAfterBreak="0">
+  <w:abstractNum w:abstractNumId="46" w15:restartNumberingAfterBreak="0">
     <w:nsid w:val="7B0005D9"/>
     <w:multiLevelType w:val="hybridMultilevel"/>
     <w:tmpl w:val="0C72B078"/>
@@ -12475,7 +12164,7 @@
       </w:rPr>
     </w:lvl>
   </w:abstractNum>
-  <w:abstractNum w:abstractNumId="46" w15:restartNumberingAfterBreak="0">
+  <w:abstractNum w:abstractNumId="47" w15:restartNumberingAfterBreak="0">
     <w:nsid w:val="7E3C0A0E"/>
     <w:multiLevelType w:val="hybridMultilevel"/>
     <w:tmpl w:val="BDDAF27C"/>
@@ -12592,109 +12281,109 @@
     <w:abstractNumId w:val="3"/>
   </w:num>
   <w:num w:numId="2" w16cid:durableId="194007010">
-    <w:abstractNumId w:val="15"/>
+    <w:abstractNumId w:val="16"/>
   </w:num>
   <w:num w:numId="3" w16cid:durableId="611591233">
-    <w:abstractNumId w:val="11"/>
+    <w:abstractNumId w:val="12"/>
   </w:num>
   <w:num w:numId="4" w16cid:durableId="1042099681">
-    <w:abstractNumId w:val="26"/>
+    <w:abstractNumId w:val="27"/>
   </w:num>
   <w:num w:numId="5" w16cid:durableId="1561214085">
     <w:abstractNumId w:val="5"/>
   </w:num>
   <w:num w:numId="6" w16cid:durableId="787118944">
-    <w:abstractNumId w:val="43"/>
+    <w:abstractNumId w:val="44"/>
   </w:num>
   <w:num w:numId="7" w16cid:durableId="662273419">
-    <w:abstractNumId w:val="7"/>
+    <w:abstractNumId w:val="8"/>
   </w:num>
   <w:num w:numId="8" w16cid:durableId="1337028227">
-    <w:abstractNumId w:val="40"/>
+    <w:abstractNumId w:val="41"/>
   </w:num>
   <w:num w:numId="9" w16cid:durableId="1479149790">
-    <w:abstractNumId w:val="31"/>
+    <w:abstractNumId w:val="32"/>
   </w:num>
   <w:num w:numId="10" w16cid:durableId="1395666342">
+    <w:abstractNumId w:val="36"/>
+  </w:num>
+  <w:num w:numId="11" w16cid:durableId="1999726438">
+    <w:abstractNumId w:val="9"/>
+  </w:num>
+  <w:num w:numId="12" w16cid:durableId="1177842531">
+    <w:abstractNumId w:val="37"/>
+  </w:num>
+  <w:num w:numId="13" w16cid:durableId="151337336">
+    <w:abstractNumId w:val="46"/>
+  </w:num>
+  <w:num w:numId="14" w16cid:durableId="990980438">
+    <w:abstractNumId w:val="47"/>
+  </w:num>
+  <w:num w:numId="15" w16cid:durableId="1598170196">
     <w:abstractNumId w:val="35"/>
   </w:num>
-  <w:num w:numId="11" w16cid:durableId="1999726438">
-    <w:abstractNumId w:val="8"/>
-  </w:num>
-  <w:num w:numId="12" w16cid:durableId="1177842531">
-    <w:abstractNumId w:val="36"/>
-  </w:num>
-  <w:num w:numId="13" w16cid:durableId="151337336">
-    <w:abstractNumId w:val="45"/>
-  </w:num>
-  <w:num w:numId="14" w16cid:durableId="990980438">
-    <w:abstractNumId w:val="46"/>
-  </w:num>
-  <w:num w:numId="15" w16cid:durableId="1598170196">
-    <w:abstractNumId w:val="34"/>
-  </w:num>
   <w:num w:numId="16" w16cid:durableId="273176706">
-    <w:abstractNumId w:val="13"/>
+    <w:abstractNumId w:val="14"/>
   </w:num>
   <w:num w:numId="17" w16cid:durableId="701856908">
-    <w:abstractNumId w:val="28"/>
+    <w:abstractNumId w:val="29"/>
   </w:num>
   <w:num w:numId="18" w16cid:durableId="810246038">
-    <w:abstractNumId w:val="21"/>
+    <w:abstractNumId w:val="22"/>
   </w:num>
   <w:num w:numId="19" w16cid:durableId="1567454434">
-    <w:abstractNumId w:val="30"/>
+    <w:abstractNumId w:val="31"/>
   </w:num>
   <w:num w:numId="20" w16cid:durableId="2069642767">
     <w:abstractNumId w:val="6"/>
   </w:num>
   <w:num w:numId="21" w16cid:durableId="889851639">
-    <w:abstractNumId w:val="29"/>
+    <w:abstractNumId w:val="30"/>
   </w:num>
   <w:num w:numId="22" w16cid:durableId="1117918506">
-    <w:abstractNumId w:val="9"/>
+    <w:abstractNumId w:val="10"/>
   </w:num>
   <w:num w:numId="23" w16cid:durableId="981230692">
     <w:abstractNumId w:val="4"/>
   </w:num>
   <w:num w:numId="24" w16cid:durableId="1603872898">
-    <w:abstractNumId w:val="24"/>
+    <w:abstractNumId w:val="25"/>
   </w:num>
   <w:num w:numId="25" w16cid:durableId="1529678564">
-    <w:abstractNumId w:val="41"/>
+    <w:abstractNumId w:val="42"/>
   </w:num>
   <w:num w:numId="26" w16cid:durableId="1865828128">
-    <w:abstractNumId w:val="22"/>
+    <w:abstractNumId w:val="23"/>
   </w:num>
   <w:num w:numId="27" w16cid:durableId="1723938365">
     <w:abstractNumId w:val="0"/>
   </w:num>
   <w:num w:numId="28" w16cid:durableId="219293330">
-    <w:abstractNumId w:val="44"/>
+    <w:abstractNumId w:val="45"/>
   </w:num>
   <w:num w:numId="29" w16cid:durableId="1669751919">
-    <w:abstractNumId w:val="17"/>
+    <w:abstractNumId w:val="18"/>
   </w:num>
   <w:num w:numId="30" w16cid:durableId="1181628346">
-    <w:abstractNumId w:val="10"/>
+    <w:abstractNumId w:val="11"/>
   </w:num>
   <w:num w:numId="31" w16cid:durableId="1920367612">
-    <w:abstractNumId w:val="23"/>
+    <w:abstractNumId w:val="24"/>
   </w:num>
   <w:num w:numId="32" w16cid:durableId="1430739624">
-    <w:abstractNumId w:val="12"/>
+    <w:abstractNumId w:val="13"/>
   </w:num>
   <w:num w:numId="33" w16cid:durableId="366150123">
+    <w:abstractNumId w:val="21"/>
+  </w:num>
+  <w:num w:numId="34" w16cid:durableId="537401937">
     <w:abstractNumId w:val="20"/>
   </w:num>
-  <w:num w:numId="34" w16cid:durableId="537401937">
-    <w:abstractNumId w:val="19"/>
-  </w:num>
   <w:num w:numId="35" w16cid:durableId="1058015444">
-    <w:abstractNumId w:val="25"/>
+    <w:abstractNumId w:val="26"/>
   </w:num>
   <w:num w:numId="36" w16cid:durableId="476532285">
-    <w:abstractNumId w:val="14"/>
+    <w:abstractNumId w:val="15"/>
   </w:num>
   <w:num w:numId="37" w16cid:durableId="1638336745">
     <w:abstractNumId w:val="2"/>
@@ -12703,31 +12392,34 @@
     <w:abstractNumId w:val="1"/>
   </w:num>
   <w:num w:numId="39" w16cid:durableId="1322926734">
-    <w:abstractNumId w:val="42"/>
+    <w:abstractNumId w:val="43"/>
   </w:num>
   <w:num w:numId="40" w16cid:durableId="696084576">
+    <w:abstractNumId w:val="40"/>
+  </w:num>
+  <w:num w:numId="41" w16cid:durableId="760031443">
     <w:abstractNumId w:val="39"/>
   </w:num>
-  <w:num w:numId="41" w16cid:durableId="760031443">
+  <w:num w:numId="42" w16cid:durableId="1353456937">
     <w:abstractNumId w:val="38"/>
   </w:num>
-  <w:num w:numId="42" w16cid:durableId="1353456937">
-    <w:abstractNumId w:val="37"/>
-  </w:num>
   <w:num w:numId="43" w16cid:durableId="1860705363">
-    <w:abstractNumId w:val="27"/>
+    <w:abstractNumId w:val="28"/>
   </w:num>
   <w:num w:numId="44" w16cid:durableId="730007963">
-    <w:abstractNumId w:val="32"/>
+    <w:abstractNumId w:val="33"/>
   </w:num>
   <w:num w:numId="45" w16cid:durableId="447434956">
-    <w:abstractNumId w:val="33"/>
+    <w:abstractNumId w:val="34"/>
   </w:num>
   <w:num w:numId="46" w16cid:durableId="1412386055">
-    <w:abstractNumId w:val="18"/>
+    <w:abstractNumId w:val="19"/>
   </w:num>
   <w:num w:numId="47" w16cid:durableId="2017614191">
-    <w:abstractNumId w:val="16"/>
+    <w:abstractNumId w:val="17"/>
+  </w:num>
+  <w:num w:numId="48" w16cid:durableId="820658787">
+    <w:abstractNumId w:val="7"/>
   </w:num>
 </w:numbering>
 </file>

--- a/notebook/NL_Sephora.docx
+++ b/notebook/NL_Sephora.docx
@@ -443,7 +443,15 @@
         <w:t xml:space="preserve"> Investigate </w:t>
       </w:r>
       <w:r>
-        <w:t>how engagement signals — review helpfulness, recommendation rate, loves_count, and feedback polarity (positive vs negative votes) — relate to CSS</w:t>
+        <w:t xml:space="preserve">how engagement signals — review helpfulness, recommendation rate, </w:t>
+      </w:r>
+      <w:proofErr w:type="spellStart"/>
+      <w:r>
+        <w:t>loves_count</w:t>
+      </w:r>
+      <w:proofErr w:type="spellEnd"/>
+      <w:r>
+        <w:t>, and feedback polarity (positive vs negative votes) — relate to CSS</w:t>
       </w:r>
       <w:r>
         <w:t>, to identify which engagement metrics are strongest proxies satisfaction.</w:t>
@@ -835,6 +843,136 @@
         <w:pStyle w:val="ListParagraph"/>
         <w:numPr>
           <w:ilvl w:val="0"/>
+          <w:numId w:val="2"/>
+        </w:numPr>
+        <w:rPr>
+          <w:lang w:eastAsia="en-IN"/>
+        </w:rPr>
+      </w:pPr>
+      <w:r>
+        <w:rPr>
+          <w:b/>
+          <w:bCs/>
+          <w:lang w:eastAsia="en-IN"/>
+        </w:rPr>
+        <w:t>Product &amp; Brand</w:t>
+      </w:r>
+      <w:r>
+        <w:rPr>
+          <w:lang w:eastAsia="en-IN"/>
+        </w:rPr>
+        <w:t xml:space="preserve"> – including brand identity, category classification (primary/secondary/tertiary), limited-edition status, Sephora-exclusivity, and stock availability</w:t>
+      </w:r>
+      <w:r>
+        <w:rPr>
+          <w:lang w:eastAsia="en-IN"/>
+        </w:rPr>
+        <w:t>.</w:t>
+      </w:r>
+    </w:p>
+    <w:p>
+      <w:pPr>
+        <w:pStyle w:val="ListParagraph"/>
+        <w:numPr>
+          <w:ilvl w:val="0"/>
+          <w:numId w:val="2"/>
+        </w:numPr>
+        <w:rPr>
+          <w:lang w:eastAsia="en-IN"/>
+        </w:rPr>
+      </w:pPr>
+      <w:r>
+        <w:rPr>
+          <w:b/>
+          <w:bCs/>
+          <w:lang w:eastAsia="en-IN"/>
+        </w:rPr>
+        <w:t>Pricing</w:t>
+      </w:r>
+      <w:r>
+        <w:rPr>
+          <w:lang w:eastAsia="en-IN"/>
+        </w:rPr>
+        <w:t xml:space="preserve"> – including price-tier positioning across the catalogue (budget, mid, premium, luxury).</w:t>
+      </w:r>
+    </w:p>
+    <w:p>
+      <w:pPr>
+        <w:pStyle w:val="ListParagraph"/>
+        <w:numPr>
+          <w:ilvl w:val="0"/>
+          <w:numId w:val="2"/>
+        </w:numPr>
+        <w:rPr>
+          <w:lang w:eastAsia="en-IN"/>
+        </w:rPr>
+      </w:pPr>
+      <w:r>
+        <w:rPr>
+          <w:b/>
+          <w:bCs/>
+          <w:lang w:eastAsia="en-IN"/>
+        </w:rPr>
+        <w:t>Engagement &amp; Social Proof</w:t>
+      </w:r>
+      <w:r>
+        <w:rPr>
+          <w:lang w:eastAsia="en-IN"/>
+        </w:rPr>
+        <w:t xml:space="preserve"> – including recommendation rate, review helpfulness, feedback polarity (positive vs. negative votes), and product popularity (loves count)</w:t>
+      </w:r>
+      <w:r>
+        <w:rPr>
+          <w:lang w:eastAsia="en-IN"/>
+        </w:rPr>
+        <w:t>.</w:t>
+      </w:r>
+    </w:p>
+    <w:p>
+      <w:pPr>
+        <w:pStyle w:val="ListParagraph"/>
+        <w:numPr>
+          <w:ilvl w:val="0"/>
+          <w:numId w:val="2"/>
+        </w:numPr>
+        <w:rPr>
+          <w:lang w:eastAsia="en-IN"/>
+        </w:rPr>
+      </w:pPr>
+      <w:r>
+        <w:rPr>
+          <w:b/>
+          <w:bCs/>
+          <w:lang w:eastAsia="en-IN"/>
+        </w:rPr>
+        <w:t>Customer Demography</w:t>
+      </w:r>
+      <w:r>
+        <w:rPr>
+          <w:lang w:eastAsia="en-IN"/>
+        </w:rPr>
+        <w:t xml:space="preserve"> – including self-reported skin type and skin tone, surfacing satisfaction gaps across customer segments.</w:t>
+      </w:r>
+    </w:p>
+    <w:p>
+      <w:pPr>
+        <w:pStyle w:val="Heading2"/>
+        <w:rPr>
+          <w:lang w:eastAsia="en-IN"/>
+        </w:rPr>
+      </w:pPr>
+      <w:r>
+        <w:rPr>
+          <w:lang w:eastAsia="en-IN"/>
+        </w:rPr>
+        <w:t>HYPOTHESES</w:t>
+      </w:r>
+    </w:p>
+    <w:p>
+      <w:pPr>
+        <w:pStyle w:val="ListParagraph"/>
+        <w:numPr>
+          <w:ilvl w:val="0"/>
           <w:numId w:val="3"/>
         </w:numPr>
         <w:rPr>
@@ -847,13 +985,19 @@
           <w:bCs/>
           <w:lang w:eastAsia="en-IN"/>
         </w:rPr>
-        <w:t>Product &amp; Brand</w:t>
-      </w:r>
-      <w:r>
-        <w:rPr>
-          <w:lang w:eastAsia="en-IN"/>
-        </w:rPr>
-        <w:t xml:space="preserve"> – including brand identity, category classification (primary/secondary/tertiary), limited-edition status, Sephora-exclusivity, and stock availability</w:t>
+        <w:t>H1</w:t>
+      </w:r>
+      <w:r>
+        <w:rPr>
+          <w:lang w:eastAsia="en-IN"/>
+        </w:rPr>
+        <w:t xml:space="preserve">: </w:t>
+      </w:r>
+      <w:r>
+        <w:rPr>
+          <w:lang w:eastAsia="en-IN"/>
+        </w:rPr>
+        <w:t>Premium/luxury-priced products do not consistently earn higher ratings than mid-tier products</w:t>
       </w:r>
       <w:r>
         <w:rPr>
@@ -879,13 +1023,25 @@
           <w:bCs/>
           <w:lang w:eastAsia="en-IN"/>
         </w:rPr>
-        <w:t>Pricing</w:t>
-      </w:r>
-      <w:r>
-        <w:rPr>
-          <w:lang w:eastAsia="en-IN"/>
-        </w:rPr>
-        <w:t xml:space="preserve"> – including price-tier positioning across the catalogue (budget, mid, premium, luxury).</w:t>
+        <w:t>H2</w:t>
+      </w:r>
+      <w:r>
+        <w:rPr>
+          <w:lang w:eastAsia="en-IN"/>
+        </w:rPr>
+        <w:t xml:space="preserve">: </w:t>
+      </w:r>
+      <w:r>
+        <w:rPr>
+          <w:lang w:eastAsia="en-IN"/>
+        </w:rPr>
+        <w:t>Limited-edition products have lower average ratings than standard catalogue products</w:t>
+      </w:r>
+      <w:r>
+        <w:rPr>
+          <w:lang w:eastAsia="en-IN"/>
+        </w:rPr>
+        <w:t>.</w:t>
       </w:r>
     </w:p>
     <w:p>
@@ -905,13 +1061,19 @@
           <w:bCs/>
           <w:lang w:eastAsia="en-IN"/>
         </w:rPr>
-        <w:t>Engagement &amp; Social Proof</w:t>
-      </w:r>
-      <w:r>
-        <w:rPr>
-          <w:lang w:eastAsia="en-IN"/>
-        </w:rPr>
-        <w:t xml:space="preserve"> – including recommendation rate, review helpfulness, feedback polarity (positive vs. negative votes), and product popularity (loves count)</w:t>
+        <w:t>H3</w:t>
+      </w:r>
+      <w:r>
+        <w:rPr>
+          <w:lang w:eastAsia="en-IN"/>
+        </w:rPr>
+        <w:t xml:space="preserve">: </w:t>
+      </w:r>
+      <w:r>
+        <w:rPr>
+          <w:lang w:eastAsia="en-IN"/>
+        </w:rPr>
+        <w:t>Sephora-exclusive products outperform non-exclusive products on CSS</w:t>
       </w:r>
       <w:r>
         <w:rPr>
@@ -925,71 +1087,39 @@
         <w:pStyle w:val="ListParagraph"/>
         <w:numPr>
           <w:ilvl w:val="0"/>
-          <w:numId w:val="3"/>
-        </w:numPr>
-        <w:rPr>
-          <w:lang w:eastAsia="en-IN"/>
-        </w:rPr>
-      </w:pPr>
-      <w:r>
-        <w:rPr>
-          <w:b/>
-          <w:bCs/>
-          <w:lang w:eastAsia="en-IN"/>
-        </w:rPr>
-        <w:t>Customer Demography</w:t>
-      </w:r>
-      <w:r>
-        <w:rPr>
-          <w:lang w:eastAsia="en-IN"/>
-        </w:rPr>
-        <w:t xml:space="preserve"> – including self-reported skin type and skin tone, surfacing satisfaction gaps across customer segments.</w:t>
-      </w:r>
-    </w:p>
-    <w:p>
-      <w:pPr>
-        <w:pStyle w:val="Heading2"/>
-        <w:rPr>
-          <w:lang w:eastAsia="en-IN"/>
-        </w:rPr>
-      </w:pPr>
-      <w:r>
-        <w:rPr>
-          <w:lang w:eastAsia="en-IN"/>
-        </w:rPr>
-        <w:t>HYPOTHESES</w:t>
-      </w:r>
-    </w:p>
-    <w:p>
-      <w:pPr>
-        <w:pStyle w:val="ListParagraph"/>
-        <w:numPr>
-          <w:ilvl w:val="0"/>
-          <w:numId w:val="5"/>
-        </w:numPr>
-        <w:rPr>
-          <w:lang w:eastAsia="en-IN"/>
-        </w:rPr>
-      </w:pPr>
-      <w:r>
-        <w:rPr>
-          <w:b/>
-          <w:bCs/>
-          <w:lang w:eastAsia="en-IN"/>
-        </w:rPr>
-        <w:t>H1</w:t>
-      </w:r>
-      <w:r>
-        <w:rPr>
-          <w:lang w:eastAsia="en-IN"/>
-        </w:rPr>
-        <w:t xml:space="preserve">: </w:t>
-      </w:r>
-      <w:r>
-        <w:rPr>
-          <w:lang w:eastAsia="en-IN"/>
-        </w:rPr>
-        <w:t>Premium/luxury-priced products do not consistently earn higher ratings than mid-tier products</w:t>
+          <w:numId w:val="4"/>
+        </w:numPr>
+        <w:rPr>
+          <w:lang w:eastAsia="en-IN"/>
+        </w:rPr>
+      </w:pPr>
+      <w:r>
+        <w:rPr>
+          <w:b/>
+          <w:bCs/>
+          <w:lang w:eastAsia="en-IN"/>
+        </w:rPr>
+        <w:t>H4</w:t>
+      </w:r>
+      <w:r>
+        <w:rPr>
+          <w:lang w:eastAsia="en-IN"/>
+        </w:rPr>
+        <w:t>:</w:t>
+      </w:r>
+      <w:r>
+        <w:rPr>
+          <w:b/>
+          <w:bCs/>
+          <w:lang w:eastAsia="en-IN"/>
+        </w:rPr>
+        <w:t xml:space="preserve"> </w:t>
+      </w:r>
+      <w:r>
+        <w:rPr>
+          <w:lang w:eastAsia="en-IN"/>
+        </w:rPr>
+        <w:t>Out-of-stock products have historically higher ratings than in-stock products</w:t>
       </w:r>
       <w:r>
         <w:rPr>
@@ -1003,129 +1133,7 @@
         <w:pStyle w:val="ListParagraph"/>
         <w:numPr>
           <w:ilvl w:val="0"/>
-          <w:numId w:val="5"/>
-        </w:numPr>
-        <w:rPr>
-          <w:lang w:eastAsia="en-IN"/>
-        </w:rPr>
-      </w:pPr>
-      <w:r>
-        <w:rPr>
-          <w:b/>
-          <w:bCs/>
-          <w:lang w:eastAsia="en-IN"/>
-        </w:rPr>
-        <w:t>H2</w:t>
-      </w:r>
-      <w:r>
-        <w:rPr>
-          <w:lang w:eastAsia="en-IN"/>
-        </w:rPr>
-        <w:t xml:space="preserve">: </w:t>
-      </w:r>
-      <w:r>
-        <w:rPr>
-          <w:lang w:eastAsia="en-IN"/>
-        </w:rPr>
-        <w:t>Limited-edition products have lower average ratings than standard catalogue products</w:t>
-      </w:r>
-      <w:r>
-        <w:rPr>
-          <w:lang w:eastAsia="en-IN"/>
-        </w:rPr>
-        <w:t>.</w:t>
-      </w:r>
-    </w:p>
-    <w:p>
-      <w:pPr>
-        <w:pStyle w:val="ListParagraph"/>
-        <w:numPr>
-          <w:ilvl w:val="0"/>
-          <w:numId w:val="5"/>
-        </w:numPr>
-        <w:rPr>
-          <w:lang w:eastAsia="en-IN"/>
-        </w:rPr>
-      </w:pPr>
-      <w:r>
-        <w:rPr>
-          <w:b/>
-          <w:bCs/>
-          <w:lang w:eastAsia="en-IN"/>
-        </w:rPr>
-        <w:t>H3</w:t>
-      </w:r>
-      <w:r>
-        <w:rPr>
-          <w:lang w:eastAsia="en-IN"/>
-        </w:rPr>
-        <w:t xml:space="preserve">: </w:t>
-      </w:r>
-      <w:r>
-        <w:rPr>
-          <w:lang w:eastAsia="en-IN"/>
-        </w:rPr>
-        <w:t>Sephora-exclusive products outperform non-exclusive products on CSS</w:t>
-      </w:r>
-      <w:r>
-        <w:rPr>
-          <w:lang w:eastAsia="en-IN"/>
-        </w:rPr>
-        <w:t>.</w:t>
-      </w:r>
-    </w:p>
-    <w:p>
-      <w:pPr>
-        <w:pStyle w:val="ListParagraph"/>
-        <w:numPr>
-          <w:ilvl w:val="0"/>
-          <w:numId w:val="6"/>
-        </w:numPr>
-        <w:rPr>
-          <w:lang w:eastAsia="en-IN"/>
-        </w:rPr>
-      </w:pPr>
-      <w:r>
-        <w:rPr>
-          <w:b/>
-          <w:bCs/>
-          <w:lang w:eastAsia="en-IN"/>
-        </w:rPr>
-        <w:t>H4</w:t>
-      </w:r>
-      <w:r>
-        <w:rPr>
-          <w:lang w:eastAsia="en-IN"/>
-        </w:rPr>
-        <w:t>:</w:t>
-      </w:r>
-      <w:r>
-        <w:rPr>
-          <w:b/>
-          <w:bCs/>
-          <w:lang w:eastAsia="en-IN"/>
-        </w:rPr>
-        <w:t xml:space="preserve"> </w:t>
-      </w:r>
-      <w:r>
-        <w:rPr>
-          <w:lang w:eastAsia="en-IN"/>
-        </w:rPr>
-        <w:t>Out-of-stock products have historically higher ratings than in-stock products</w:t>
-      </w:r>
-      <w:r>
-        <w:rPr>
-          <w:lang w:eastAsia="en-IN"/>
-        </w:rPr>
-        <w:t>.</w:t>
-      </w:r>
-    </w:p>
-    <w:p>
-      <w:pPr>
-        <w:pStyle w:val="ListParagraph"/>
-        <w:numPr>
-          <w:ilvl w:val="0"/>
-          <w:numId w:val="6"/>
+          <w:numId w:val="4"/>
         </w:numPr>
         <w:rPr>
           <w:lang w:eastAsia="en-IN"/>
@@ -1158,6 +1166,160 @@
         <w:pStyle w:val="ListParagraph"/>
         <w:numPr>
           <w:ilvl w:val="0"/>
+          <w:numId w:val="4"/>
+        </w:numPr>
+        <w:rPr>
+          <w:lang w:eastAsia="en-IN"/>
+        </w:rPr>
+      </w:pPr>
+      <w:r>
+        <w:rPr>
+          <w:b/>
+          <w:bCs/>
+          <w:lang w:eastAsia="en-IN"/>
+        </w:rPr>
+        <w:t>H6</w:t>
+      </w:r>
+      <w:r>
+        <w:rPr>
+          <w:lang w:eastAsia="en-IN"/>
+        </w:rPr>
+        <w:t xml:space="preserve">: </w:t>
+      </w:r>
+      <w:r>
+        <w:rPr>
+          <w:lang w:eastAsia="en-IN"/>
+        </w:rPr>
+        <w:t>Higher review helpfulness scores are associated with more extreme ratings (1 or 5) rather than moderate ones</w:t>
+      </w:r>
+      <w:r>
+        <w:rPr>
+          <w:lang w:eastAsia="en-IN"/>
+        </w:rPr>
+        <w:t>.</w:t>
+      </w:r>
+    </w:p>
+    <w:p>
+      <w:pPr>
+        <w:pStyle w:val="ListParagraph"/>
+        <w:numPr>
+          <w:ilvl w:val="0"/>
+          <w:numId w:val="5"/>
+        </w:numPr>
+        <w:rPr>
+          <w:lang w:eastAsia="en-IN"/>
+        </w:rPr>
+      </w:pPr>
+      <w:r>
+        <w:rPr>
+          <w:b/>
+          <w:bCs/>
+          <w:lang w:eastAsia="en-IN"/>
+        </w:rPr>
+        <w:t>H7</w:t>
+      </w:r>
+      <w:r>
+        <w:rPr>
+          <w:lang w:eastAsia="en-IN"/>
+        </w:rPr>
+        <w:t xml:space="preserve">: </w:t>
+      </w:r>
+      <w:r>
+        <w:rPr>
+          <w:lang w:eastAsia="en-IN"/>
+        </w:rPr>
+        <w:t>“</w:t>
+      </w:r>
+      <w:proofErr w:type="spellStart"/>
+      <w:r>
+        <w:rPr>
+          <w:lang w:eastAsia="en-IN"/>
+        </w:rPr>
+        <w:t>is_recommended</w:t>
+      </w:r>
+      <w:proofErr w:type="spellEnd"/>
+      <w:r>
+        <w:rPr>
+          <w:lang w:eastAsia="en-IN"/>
+        </w:rPr>
+        <w:t>”</w:t>
+      </w:r>
+      <w:r>
+        <w:rPr>
+          <w:lang w:eastAsia="en-IN"/>
+        </w:rPr>
+        <w:t xml:space="preserve"> rate is a stronger predictor of high CSS than </w:t>
+      </w:r>
+      <w:r>
+        <w:rPr>
+          <w:lang w:eastAsia="en-IN"/>
+        </w:rPr>
+        <w:t>“</w:t>
+      </w:r>
+      <w:proofErr w:type="spellStart"/>
+      <w:r>
+        <w:rPr>
+          <w:lang w:eastAsia="en-IN"/>
+        </w:rPr>
+        <w:t>loves_count</w:t>
+      </w:r>
+      <w:proofErr w:type="spellEnd"/>
+      <w:r>
+        <w:rPr>
+          <w:lang w:eastAsia="en-IN"/>
+        </w:rPr>
+        <w:t>”</w:t>
+      </w:r>
+      <w:r>
+        <w:rPr>
+          <w:lang w:eastAsia="en-IN"/>
+        </w:rPr>
+        <w:t>.</w:t>
+      </w:r>
+    </w:p>
+    <w:p>
+      <w:pPr>
+        <w:pStyle w:val="ListParagraph"/>
+        <w:numPr>
+          <w:ilvl w:val="0"/>
+          <w:numId w:val="5"/>
+        </w:numPr>
+        <w:rPr>
+          <w:lang w:eastAsia="en-IN"/>
+        </w:rPr>
+      </w:pPr>
+      <w:r>
+        <w:rPr>
+          <w:b/>
+          <w:bCs/>
+          <w:lang w:eastAsia="en-IN"/>
+        </w:rPr>
+        <w:t>H8</w:t>
+      </w:r>
+      <w:r>
+        <w:rPr>
+          <w:lang w:eastAsia="en-IN"/>
+        </w:rPr>
+        <w:t xml:space="preserve">: </w:t>
+      </w:r>
+      <w:r>
+        <w:rPr>
+          <w:lang w:eastAsia="en-IN"/>
+        </w:rPr>
+        <w:t>Higher volume of negative feedback on reviews correlates with lower overall product rating</w:t>
+      </w:r>
+      <w:r>
+        <w:rPr>
+          <w:lang w:eastAsia="en-IN"/>
+        </w:rPr>
+        <w:t>.</w:t>
+      </w:r>
+    </w:p>
+    <w:p>
+      <w:pPr>
+        <w:pStyle w:val="ListParagraph"/>
+        <w:numPr>
+          <w:ilvl w:val="0"/>
           <w:numId w:val="6"/>
         </w:numPr>
         <w:rPr>
@@ -1170,19 +1332,60 @@
           <w:bCs/>
           <w:lang w:eastAsia="en-IN"/>
         </w:rPr>
-        <w:t>H6</w:t>
-      </w:r>
-      <w:r>
-        <w:rPr>
-          <w:lang w:eastAsia="en-IN"/>
-        </w:rPr>
-        <w:t xml:space="preserve">: </w:t>
-      </w:r>
-      <w:r>
-        <w:rPr>
-          <w:lang w:eastAsia="en-IN"/>
-        </w:rPr>
-        <w:t>Higher review helpfulness scores are associated with more extreme ratings (1 or 5) rather than moderate ones</w:t>
+        <w:t>H9</w:t>
+      </w:r>
+      <w:r>
+        <w:rPr>
+          <w:lang w:eastAsia="en-IN"/>
+        </w:rPr>
+        <w:t>:</w:t>
+      </w:r>
+      <w:r>
+        <w:rPr>
+          <w:lang w:eastAsia="en-IN"/>
+        </w:rPr>
+        <w:t xml:space="preserve"> </w:t>
+      </w:r>
+      <w:r>
+        <w:rPr>
+          <w:lang w:eastAsia="en-IN"/>
+        </w:rPr>
+        <w:t>CSS varies significantly by self-reported skin type</w:t>
+      </w:r>
+    </w:p>
+    <w:p>
+      <w:pPr>
+        <w:pStyle w:val="ListParagraph"/>
+        <w:numPr>
+          <w:ilvl w:val="0"/>
+          <w:numId w:val="6"/>
+        </w:numPr>
+        <w:rPr>
+          <w:lang w:eastAsia="en-IN"/>
+        </w:rPr>
+      </w:pPr>
+      <w:r>
+        <w:rPr>
+          <w:b/>
+          <w:bCs/>
+          <w:lang w:eastAsia="en-IN"/>
+        </w:rPr>
+        <w:t>H10</w:t>
+      </w:r>
+      <w:r>
+        <w:rPr>
+          <w:lang w:eastAsia="en-IN"/>
+        </w:rPr>
+        <w:t>:</w:t>
+      </w:r>
+      <w:r>
+        <w:t xml:space="preserve"> </w:t>
+      </w:r>
+      <w:r>
+        <w:rPr>
+          <w:lang w:eastAsia="en-IN"/>
+        </w:rPr>
+        <w:t>Average rating varies significantly across brands, with a small subset of brands driving disproportionately high or low CSS</w:t>
       </w:r>
       <w:r>
         <w:rPr>
@@ -1193,6 +1396,270 @@
     </w:p>
     <w:p>
       <w:pPr>
+        <w:pStyle w:val="Heading1"/>
+        <w:rPr>
+          <w:lang w:eastAsia="en-IN"/>
+        </w:rPr>
+      </w:pPr>
+      <w:r>
+        <w:rPr>
+          <w:lang w:eastAsia="en-IN"/>
+        </w:rPr>
+        <w:t>DATA CLEANING AND PREPARATION</w:t>
+      </w:r>
+    </w:p>
+    <w:p>
+      <w:pPr>
+        <w:rPr>
+          <w:lang w:eastAsia="en-IN"/>
+        </w:rPr>
+      </w:pPr>
+      <w:r>
+        <w:rPr>
+          <w:lang w:eastAsia="en-IN"/>
+        </w:rPr>
+        <w:t xml:space="preserve">Data cleaning and preparation are </w:t>
+      </w:r>
+      <w:r>
+        <w:rPr>
+          <w:lang w:eastAsia="en-IN"/>
+        </w:rPr>
+        <w:t xml:space="preserve">crucial in </w:t>
+      </w:r>
+      <w:r>
+        <w:rPr>
+          <w:lang w:eastAsia="en-IN"/>
+        </w:rPr>
+        <w:t>ensuring the dataset is accurate, consistent, and suitable for meaningful analysis.</w:t>
+      </w:r>
+      <w:r>
+        <w:rPr>
+          <w:lang w:eastAsia="en-IN"/>
+        </w:rPr>
+        <w:t xml:space="preserve"> </w:t>
+      </w:r>
+      <w:r>
+        <w:rPr>
+          <w:lang w:eastAsia="en-IN"/>
+        </w:rPr>
+        <w:t>Before performing exploratory data analysis and testing the hypotheses, the dataset must be carefully examined for missing values, duplicate records, inconsistent formats, incorrect data types, and other data quality issues</w:t>
+      </w:r>
+      <w:r>
+        <w:rPr>
+          <w:lang w:eastAsia="en-IN"/>
+        </w:rPr>
+        <w:t>.</w:t>
+      </w:r>
+    </w:p>
+    <w:p>
+      <w:pPr>
+        <w:rPr>
+          <w:lang w:eastAsia="en-IN"/>
+        </w:rPr>
+      </w:pPr>
+      <w:r>
+        <w:rPr>
+          <w:lang w:eastAsia="en-IN"/>
+        </w:rPr>
+        <w:t>S</w:t>
+      </w:r>
+      <w:r>
+        <w:rPr>
+          <w:lang w:eastAsia="en-IN"/>
+        </w:rPr>
+        <w:t>everal variables require transformation and feature engineering to support the analysis objectives.</w:t>
+      </w:r>
+    </w:p>
+    <w:p>
+      <w:pPr>
+        <w:rPr>
+          <w:lang w:eastAsia="en-IN"/>
+        </w:rPr>
+      </w:pPr>
+      <w:r>
+        <w:rPr>
+          <w:lang w:eastAsia="en-IN"/>
+        </w:rPr>
+        <w:t>The following section outlines the step-by-step data cleaning and preparation process performed to create an analysis-ready dataset.</w:t>
+      </w:r>
+    </w:p>
+    <w:p>
+      <w:pPr>
+        <w:pStyle w:val="Heading2"/>
+        <w:rPr>
+          <w:lang w:eastAsia="en-IN"/>
+        </w:rPr>
+      </w:pPr>
+      <w:r>
+        <w:rPr>
+          <w:lang w:eastAsia="en-IN"/>
+        </w:rPr>
+        <w:t xml:space="preserve">Step 1: </w:t>
+      </w:r>
+      <w:r>
+        <w:rPr>
+          <w:lang w:eastAsia="en-IN"/>
+        </w:rPr>
+        <w:t xml:space="preserve">Dataset Exploration </w:t>
+      </w:r>
+      <w:r>
+        <w:rPr>
+          <w:lang w:eastAsia="en-IN"/>
+        </w:rPr>
+        <w:t>a</w:t>
+      </w:r>
+      <w:r>
+        <w:rPr>
+          <w:lang w:eastAsia="en-IN"/>
+        </w:rPr>
+        <w:t>nd Overview</w:t>
+      </w:r>
+    </w:p>
+    <w:p>
+      <w:pPr>
+        <w:rPr>
+          <w:lang w:eastAsia="en-IN"/>
+        </w:rPr>
+      </w:pPr>
+      <w:r>
+        <w:rPr>
+          <w:lang w:eastAsia="en-IN"/>
+        </w:rPr>
+        <w:t>The first step in the data cleaning process involves understanding the structure, quality, and characteristics of the dataset. This is achieved by examining the dataset dimensions, column information, data types, missing values, and summary statistics.</w:t>
+      </w:r>
+    </w:p>
+    <w:p>
+      <w:pPr>
+        <w:rPr>
+          <w:lang w:eastAsia="en-IN"/>
+        </w:rPr>
+      </w:pPr>
+      <w:r>
+        <w:rPr>
+          <w:lang w:eastAsia="en-IN"/>
+        </w:rPr>
+        <w:t>The dataset exploration focuses on the following aspects:</w:t>
+      </w:r>
+    </w:p>
+    <w:p>
+      <w:pPr>
+        <w:pStyle w:val="ListParagraph"/>
+        <w:numPr>
+          <w:ilvl w:val="0"/>
+          <w:numId w:val="6"/>
+        </w:numPr>
+        <w:rPr>
+          <w:lang w:eastAsia="en-IN"/>
+        </w:rPr>
+      </w:pPr>
+      <w:r>
+        <w:rPr>
+          <w:b/>
+          <w:bCs/>
+          <w:lang w:eastAsia="en-IN"/>
+        </w:rPr>
+        <w:t>Dataset dimensions</w:t>
+      </w:r>
+      <w:r>
+        <w:rPr>
+          <w:lang w:eastAsia="en-IN"/>
+        </w:rPr>
+        <w:t>: Determine the total number of rows and columns present in the dataset.</w:t>
+      </w:r>
+    </w:p>
+    <w:p>
+      <w:pPr>
+        <w:pStyle w:val="ListParagraph"/>
+        <w:numPr>
+          <w:ilvl w:val="0"/>
+          <w:numId w:val="6"/>
+        </w:numPr>
+        <w:rPr>
+          <w:lang w:eastAsia="en-IN"/>
+        </w:rPr>
+      </w:pPr>
+      <w:r>
+        <w:rPr>
+          <w:b/>
+          <w:bCs/>
+          <w:lang w:eastAsia="en-IN"/>
+        </w:rPr>
+        <w:t>Data types</w:t>
+      </w:r>
+      <w:r>
+        <w:rPr>
+          <w:lang w:eastAsia="en-IN"/>
+        </w:rPr>
+        <w:t>: Identify whether variables are stored as numerical, categorical, or date-related fields.</w:t>
+      </w:r>
+    </w:p>
+    <w:p>
+      <w:pPr>
+        <w:pStyle w:val="ListParagraph"/>
+        <w:numPr>
+          <w:ilvl w:val="0"/>
+          <w:numId w:val="6"/>
+        </w:numPr>
+        <w:rPr>
+          <w:lang w:eastAsia="en-IN"/>
+        </w:rPr>
+      </w:pPr>
+      <w:r>
+        <w:rPr>
+          <w:b/>
+          <w:bCs/>
+          <w:lang w:eastAsia="en-IN"/>
+        </w:rPr>
+        <w:t>Non-null and null values</w:t>
+      </w:r>
+      <w:r>
+        <w:rPr>
+          <w:lang w:eastAsia="en-IN"/>
+        </w:rPr>
+        <w:t>: Evaluate the completeness of each column by examining missing value counts and percentages.</w:t>
+      </w:r>
+    </w:p>
+    <w:p>
+      <w:pPr>
+        <w:pStyle w:val="ListParagraph"/>
+        <w:numPr>
+          <w:ilvl w:val="0"/>
+          <w:numId w:val="6"/>
+        </w:numPr>
+        <w:rPr>
+          <w:lang w:eastAsia="en-IN"/>
+        </w:rPr>
+      </w:pPr>
+      <w:r>
+        <w:rPr>
+          <w:b/>
+          <w:bCs/>
+          <w:lang w:eastAsia="en-IN"/>
+        </w:rPr>
+        <w:t>Statistical summaries</w:t>
+      </w:r>
+      <w:r>
+        <w:rPr>
+          <w:lang w:eastAsia="en-IN"/>
+        </w:rPr>
+        <w:t>: Generate descriptive statistics for numerical variables to understand their distribution, central tendency, and range.</w:t>
+      </w:r>
+    </w:p>
+    <w:p>
+      <w:pPr>
+        <w:rPr>
+          <w:lang w:eastAsia="en-IN"/>
+        </w:rPr>
+      </w:pPr>
+      <w:r>
+        <w:rPr>
+          <w:lang w:eastAsia="en-IN"/>
+        </w:rPr>
+        <w:t>This step helps identify potential issues such as:</w:t>
+      </w:r>
+    </w:p>
+    <w:p>
+      <w:pPr>
         <w:pStyle w:val="ListParagraph"/>
         <w:numPr>
           <w:ilvl w:val="0"/>
@@ -1204,59 +1671,103 @@
       </w:pPr>
       <w:r>
         <w:rPr>
-          <w:b/>
-          <w:bCs/>
-          <w:lang w:eastAsia="en-IN"/>
-        </w:rPr>
-        <w:t>H7</w:t>
-      </w:r>
-      <w:r>
-        <w:rPr>
-          <w:lang w:eastAsia="en-IN"/>
-        </w:rPr>
-        <w:t xml:space="preserve">: </w:t>
-      </w:r>
-      <w:r>
-        <w:rPr>
-          <w:lang w:eastAsia="en-IN"/>
-        </w:rPr>
-        <w:t>“</w:t>
-      </w:r>
-      <w:r>
-        <w:rPr>
-          <w:lang w:eastAsia="en-IN"/>
-        </w:rPr>
-        <w:t>is_recommended</w:t>
-      </w:r>
-      <w:r>
-        <w:rPr>
-          <w:lang w:eastAsia="en-IN"/>
-        </w:rPr>
-        <w:t>”</w:t>
-      </w:r>
-      <w:r>
-        <w:rPr>
-          <w:lang w:eastAsia="en-IN"/>
-        </w:rPr>
-        <w:t xml:space="preserve"> rate is a stronger predictor of high CSS than </w:t>
-      </w:r>
-      <w:r>
-        <w:rPr>
-          <w:lang w:eastAsia="en-IN"/>
-        </w:rPr>
-        <w:t>“</w:t>
-      </w:r>
-      <w:r>
-        <w:rPr>
-          <w:lang w:eastAsia="en-IN"/>
-        </w:rPr>
-        <w:t>loves_count</w:t>
-      </w:r>
-      <w:r>
-        <w:rPr>
-          <w:lang w:eastAsia="en-IN"/>
-        </w:rPr>
-        <w:t>”</w:t>
+          <w:lang w:eastAsia="en-IN"/>
+        </w:rPr>
+        <w:t>Columns</w:t>
+      </w:r>
+      <w:r>
+        <w:rPr>
+          <w:lang w:eastAsia="en-IN"/>
+        </w:rPr>
+        <w:t xml:space="preserve"> such as “</w:t>
+      </w:r>
+      <w:proofErr w:type="spellStart"/>
+      <w:r>
+        <w:rPr>
+          <w:lang w:eastAsia="en-IN"/>
+        </w:rPr>
+        <w:t>sale_price_usd</w:t>
+      </w:r>
+      <w:proofErr w:type="spellEnd"/>
+      <w:r>
+        <w:rPr>
+          <w:lang w:eastAsia="en-IN"/>
+        </w:rPr>
+        <w:t>”, “</w:t>
+      </w:r>
+      <w:proofErr w:type="spellStart"/>
+      <w:r>
+        <w:rPr>
+          <w:lang w:eastAsia="en-IN"/>
+        </w:rPr>
+        <w:t>value_price_usd</w:t>
+      </w:r>
+      <w:proofErr w:type="spellEnd"/>
+      <w:r>
+        <w:rPr>
+          <w:lang w:eastAsia="en-IN"/>
+        </w:rPr>
+        <w:t>”, “</w:t>
+      </w:r>
+      <w:proofErr w:type="spellStart"/>
+      <w:r>
+        <w:rPr>
+          <w:lang w:eastAsia="en-IN"/>
+        </w:rPr>
+        <w:t>variation_desc</w:t>
+      </w:r>
+      <w:proofErr w:type="spellEnd"/>
+      <w:r>
+        <w:rPr>
+          <w:lang w:eastAsia="en-IN"/>
+        </w:rPr>
+        <w:t xml:space="preserve">”, </w:t>
+      </w:r>
+      <w:r>
+        <w:rPr>
+          <w:lang w:eastAsia="en-IN"/>
+        </w:rPr>
+        <w:t xml:space="preserve">from </w:t>
+      </w:r>
+      <w:proofErr w:type="spellStart"/>
+      <w:r>
+        <w:rPr>
+          <w:b/>
+          <w:bCs/>
+          <w:lang w:eastAsia="en-IN"/>
+        </w:rPr>
+        <w:t>product_info</w:t>
+      </w:r>
+      <w:proofErr w:type="spellEnd"/>
+      <w:r>
+        <w:rPr>
+          <w:lang w:eastAsia="en-IN"/>
+        </w:rPr>
+        <w:t xml:space="preserve"> </w:t>
+      </w:r>
+      <w:r>
+        <w:rPr>
+          <w:lang w:eastAsia="en-IN"/>
+        </w:rPr>
+        <w:t>have</w:t>
+      </w:r>
+      <w:r>
+        <w:rPr>
+          <w:lang w:eastAsia="en-IN"/>
+        </w:rPr>
+        <w:t xml:space="preserve"> </w:t>
+      </w:r>
+      <w:r>
+        <w:rPr>
+          <w:lang w:eastAsia="en-IN"/>
+        </w:rPr>
+        <w:t xml:space="preserve">more than 80% </w:t>
+      </w:r>
+      <w:r>
+        <w:rPr>
+          <w:lang w:eastAsia="en-IN"/>
+        </w:rPr>
+        <w:t>of missing values</w:t>
       </w:r>
       <w:r>
         <w:rPr>
@@ -1278,29 +1789,183 @@
       </w:pPr>
       <w:r>
         <w:rPr>
-          <w:b/>
-          <w:bCs/>
-          <w:lang w:eastAsia="en-IN"/>
-        </w:rPr>
-        <w:t>H8</w:t>
-      </w:r>
-      <w:r>
-        <w:rPr>
-          <w:lang w:eastAsia="en-IN"/>
-        </w:rPr>
-        <w:t xml:space="preserve">: </w:t>
-      </w:r>
-      <w:r>
-        <w:rPr>
-          <w:lang w:eastAsia="en-IN"/>
-        </w:rPr>
-        <w:t>Higher volume of negative feedback on reviews correlates with lower overall product rating</w:t>
-      </w:r>
-      <w:r>
-        <w:rPr>
-          <w:lang w:eastAsia="en-IN"/>
-        </w:rPr>
-        <w:t>.</w:t>
+          <w:lang w:eastAsia="en-IN"/>
+        </w:rPr>
+        <w:t>Variables stored in incorrect formats, such as dates stored as text or percentage fields stored as strings.</w:t>
+      </w:r>
+    </w:p>
+    <w:p>
+      <w:pPr>
+        <w:pStyle w:val="ListParagraph"/>
+        <w:numPr>
+          <w:ilvl w:val="0"/>
+          <w:numId w:val="7"/>
+        </w:numPr>
+        <w:rPr>
+          <w:lang w:eastAsia="en-IN"/>
+        </w:rPr>
+      </w:pPr>
+      <w:r>
+        <w:rPr>
+          <w:lang w:eastAsia="en-IN"/>
+        </w:rPr>
+        <w:t>High-cardinality categorical variables that may not be suitable for direct analysis.</w:t>
+      </w:r>
+    </w:p>
+    <w:p>
+      <w:pPr>
+        <w:pStyle w:val="ListParagraph"/>
+        <w:numPr>
+          <w:ilvl w:val="0"/>
+          <w:numId w:val="7"/>
+        </w:numPr>
+        <w:rPr>
+          <w:lang w:eastAsia="en-IN"/>
+        </w:rPr>
+      </w:pPr>
+      <w:r>
+        <w:rPr>
+          <w:lang w:eastAsia="en-IN"/>
+        </w:rPr>
+        <w:t>Numerical variables with unusually large ranges that may require further investigation during outlier analysis.</w:t>
+      </w:r>
+    </w:p>
+    <w:p>
+      <w:pPr>
+        <w:rPr>
+          <w:lang w:eastAsia="en-IN"/>
+        </w:rPr>
+      </w:pPr>
+      <w:r>
+        <w:rPr>
+          <w:lang w:eastAsia="en-IN"/>
+        </w:rPr>
+        <w:t xml:space="preserve">Additionally, descriptive statistics are generated for key variables such as </w:t>
+      </w:r>
+      <w:r>
+        <w:rPr>
+          <w:lang w:eastAsia="en-IN"/>
+        </w:rPr>
+        <w:t>rating</w:t>
+      </w:r>
+      <w:r>
+        <w:rPr>
+          <w:lang w:eastAsia="en-IN"/>
+        </w:rPr>
+        <w:t xml:space="preserve">, </w:t>
+      </w:r>
+      <w:r>
+        <w:rPr>
+          <w:lang w:eastAsia="en-IN"/>
+        </w:rPr>
+        <w:t>reviews</w:t>
+      </w:r>
+      <w:r>
+        <w:rPr>
+          <w:lang w:eastAsia="en-IN"/>
+        </w:rPr>
+        <w:t xml:space="preserve">, </w:t>
+      </w:r>
+      <w:proofErr w:type="spellStart"/>
+      <w:r>
+        <w:rPr>
+          <w:lang w:eastAsia="en-IN"/>
+        </w:rPr>
+        <w:t>price_usd</w:t>
+      </w:r>
+      <w:proofErr w:type="spellEnd"/>
+      <w:r>
+        <w:rPr>
+          <w:lang w:eastAsia="en-IN"/>
+        </w:rPr>
+        <w:t xml:space="preserve">, </w:t>
+      </w:r>
+      <w:r>
+        <w:rPr>
+          <w:lang w:eastAsia="en-IN"/>
+        </w:rPr>
+        <w:t>etc</w:t>
+      </w:r>
+      <w:r>
+        <w:rPr>
+          <w:lang w:eastAsia="en-IN"/>
+        </w:rPr>
+        <w:t xml:space="preserve">. This provides an initial understanding of </w:t>
+      </w:r>
+      <w:r>
+        <w:rPr>
+          <w:lang w:eastAsia="en-IN"/>
+        </w:rPr>
+        <w:t>customer interaction and their satisfaction</w:t>
+      </w:r>
+      <w:r>
+        <w:rPr>
+          <w:lang w:eastAsia="en-IN"/>
+        </w:rPr>
+        <w:t xml:space="preserve"> before proceeding with data cleaning and preprocessing.</w:t>
+      </w:r>
+    </w:p>
+    <w:p>
+      <w:pPr>
+        <w:pStyle w:val="Heading2"/>
+        <w:rPr>
+          <w:lang w:eastAsia="en-IN"/>
+        </w:rPr>
+      </w:pPr>
+      <w:r>
+        <w:rPr>
+          <w:lang w:eastAsia="en-IN"/>
+        </w:rPr>
+        <w:t xml:space="preserve">Step 2: </w:t>
+      </w:r>
+      <w:r>
+        <w:rPr>
+          <w:lang w:eastAsia="en-IN"/>
+        </w:rPr>
+        <w:t>Data Type Correction</w:t>
+      </w:r>
+      <w:r>
+        <w:rPr>
+          <w:lang w:eastAsia="en-IN"/>
+        </w:rPr>
+        <w:t xml:space="preserve"> &amp; Text Standardization</w:t>
+      </w:r>
+    </w:p>
+    <w:p>
+      <w:pPr>
+        <w:rPr>
+          <w:lang w:eastAsia="en-IN"/>
+        </w:rPr>
+      </w:pPr>
+      <w:r>
+        <w:rPr>
+          <w:lang w:eastAsia="en-IN"/>
+        </w:rPr>
+        <w:t>Data types</w:t>
+      </w:r>
+      <w:r>
+        <w:rPr>
+          <w:lang w:eastAsia="en-IN"/>
+        </w:rPr>
+        <w:t xml:space="preserve"> were examined</w:t>
+      </w:r>
+      <w:r>
+        <w:rPr>
+          <w:lang w:eastAsia="en-IN"/>
+        </w:rPr>
+        <w:t xml:space="preserve"> </w:t>
+      </w:r>
+      <w:r>
+        <w:rPr>
+          <w:lang w:eastAsia="en-IN"/>
+        </w:rPr>
+        <w:t xml:space="preserve">to determine whether they </w:t>
+      </w:r>
+      <w:r>
+        <w:rPr>
+          <w:lang w:eastAsia="en-IN"/>
+        </w:rPr>
+        <w:t>are stored in correct format.</w:t>
       </w:r>
     </w:p>
     <w:p>
@@ -1316,29 +1981,33 @@
       </w:pPr>
       <w:r>
         <w:rPr>
-          <w:b/>
-          <w:bCs/>
-          <w:lang w:eastAsia="en-IN"/>
-        </w:rPr>
-        <w:t>H9</w:t>
-      </w:r>
-      <w:r>
-        <w:rPr>
-          <w:lang w:eastAsia="en-IN"/>
-        </w:rPr>
-        <w:t>:</w:t>
-      </w:r>
-      <w:r>
-        <w:rPr>
-          <w:lang w:eastAsia="en-IN"/>
-        </w:rPr>
-        <w:t xml:space="preserve"> </w:t>
-      </w:r>
-      <w:r>
-        <w:rPr>
-          <w:lang w:eastAsia="en-IN"/>
-        </w:rPr>
-        <w:t>CSS varies significantly by self-reported skin type</w:t>
+          <w:lang w:eastAsia="en-IN"/>
+        </w:rPr>
+        <w:t xml:space="preserve">Boolean flags and dates </w:t>
+      </w:r>
+      <w:r>
+        <w:rPr>
+          <w:lang w:eastAsia="en-IN"/>
+        </w:rPr>
+        <w:t>were</w:t>
+      </w:r>
+      <w:r>
+        <w:rPr>
+          <w:lang w:eastAsia="en-IN"/>
+        </w:rPr>
+        <w:t xml:space="preserve"> stored as generic types</w:t>
+      </w:r>
+      <w:r>
+        <w:rPr>
+          <w:lang w:eastAsia="en-IN"/>
+        </w:rPr>
+        <w:t xml:space="preserve"> (</w:t>
+      </w:r>
+      <w:r>
+        <w:rPr>
+          <w:lang w:eastAsia="en-IN"/>
+        </w:rPr>
+        <w:t>object). Correcting them prevents silent errors later (e.g., treating a flag as continuous, or being unable to sort/filter dates).</w:t>
       </w:r>
     </w:p>
     <w:p>
@@ -1347,653 +2016,6 @@
         <w:numPr>
           <w:ilvl w:val="0"/>
           <w:numId w:val="8"/>
-        </w:numPr>
-        <w:rPr>
-          <w:lang w:eastAsia="en-IN"/>
-        </w:rPr>
-      </w:pPr>
-      <w:r>
-        <w:rPr>
-          <w:b/>
-          <w:bCs/>
-          <w:lang w:eastAsia="en-IN"/>
-        </w:rPr>
-        <w:t>H10</w:t>
-      </w:r>
-      <w:r>
-        <w:rPr>
-          <w:lang w:eastAsia="en-IN"/>
-        </w:rPr>
-        <w:t>:</w:t>
-      </w:r>
-      <w:r>
-        <w:t xml:space="preserve"> </w:t>
-      </w:r>
-      <w:r>
-        <w:rPr>
-          <w:lang w:eastAsia="en-IN"/>
-        </w:rPr>
-        <w:t>Average rating varies significantly across brands, with a small subset of brands driving disproportionately high or low CSS</w:t>
-      </w:r>
-      <w:r>
-        <w:rPr>
-          <w:lang w:eastAsia="en-IN"/>
-        </w:rPr>
-        <w:t>.</w:t>
-      </w:r>
-    </w:p>
-    <w:p>
-      <w:pPr>
-        <w:pStyle w:val="Heading1"/>
-        <w:rPr>
-          <w:lang w:eastAsia="en-IN"/>
-        </w:rPr>
-      </w:pPr>
-      <w:r>
-        <w:rPr>
-          <w:lang w:eastAsia="en-IN"/>
-        </w:rPr>
-        <w:t>DATA CLEANING AND PREPARATION</w:t>
-      </w:r>
-    </w:p>
-    <w:p>
-      <w:pPr>
-        <w:rPr>
-          <w:lang w:eastAsia="en-IN"/>
-        </w:rPr>
-      </w:pPr>
-      <w:r>
-        <w:rPr>
-          <w:lang w:eastAsia="en-IN"/>
-        </w:rPr>
-        <w:t xml:space="preserve">Data cleaning and preparation are </w:t>
-      </w:r>
-      <w:r>
-        <w:rPr>
-          <w:lang w:eastAsia="en-IN"/>
-        </w:rPr>
-        <w:t xml:space="preserve">crucial in </w:t>
-      </w:r>
-      <w:r>
-        <w:rPr>
-          <w:lang w:eastAsia="en-IN"/>
-        </w:rPr>
-        <w:t>ensuring the dataset is accurate, consistent, and suitable for meaningful analysis.</w:t>
-      </w:r>
-      <w:r>
-        <w:rPr>
-          <w:lang w:eastAsia="en-IN"/>
-        </w:rPr>
-        <w:t xml:space="preserve"> </w:t>
-      </w:r>
-      <w:r>
-        <w:rPr>
-          <w:lang w:eastAsia="en-IN"/>
-        </w:rPr>
-        <w:t>Before performing exploratory data analysis and testing the hypotheses, the dataset must be carefully examined for missing values, duplicate records, inconsistent formats, incorrect data types, and other data quality issues</w:t>
-      </w:r>
-      <w:r>
-        <w:rPr>
-          <w:lang w:eastAsia="en-IN"/>
-        </w:rPr>
-        <w:t>.</w:t>
-      </w:r>
-    </w:p>
-    <w:p>
-      <w:pPr>
-        <w:rPr>
-          <w:lang w:eastAsia="en-IN"/>
-        </w:rPr>
-      </w:pPr>
-      <w:r>
-        <w:rPr>
-          <w:lang w:eastAsia="en-IN"/>
-        </w:rPr>
-        <w:t>S</w:t>
-      </w:r>
-      <w:r>
-        <w:rPr>
-          <w:lang w:eastAsia="en-IN"/>
-        </w:rPr>
-        <w:t>everal variables require transformation and feature engineering to support the analysis objectives.</w:t>
-      </w:r>
-    </w:p>
-    <w:p>
-      <w:pPr>
-        <w:rPr>
-          <w:lang w:eastAsia="en-IN"/>
-        </w:rPr>
-      </w:pPr>
-      <w:r>
-        <w:rPr>
-          <w:lang w:eastAsia="en-IN"/>
-        </w:rPr>
-        <w:t>The following section outlines the step-by-step data cleaning and preparation process performed to create an analysis-ready dataset.</w:t>
-      </w:r>
-    </w:p>
-    <w:p>
-      <w:pPr>
-        <w:pStyle w:val="Heading2"/>
-        <w:rPr>
-          <w:lang w:eastAsia="en-IN"/>
-        </w:rPr>
-      </w:pPr>
-      <w:r>
-        <w:rPr>
-          <w:lang w:eastAsia="en-IN"/>
-        </w:rPr>
-        <w:t xml:space="preserve">Step 1: </w:t>
-      </w:r>
-      <w:r>
-        <w:rPr>
-          <w:lang w:eastAsia="en-IN"/>
-        </w:rPr>
-        <w:t xml:space="preserve">Dataset Exploration </w:t>
-      </w:r>
-      <w:r>
-        <w:rPr>
-          <w:lang w:eastAsia="en-IN"/>
-        </w:rPr>
-        <w:t>a</w:t>
-      </w:r>
-      <w:r>
-        <w:rPr>
-          <w:lang w:eastAsia="en-IN"/>
-        </w:rPr>
-        <w:t>nd Overview</w:t>
-      </w:r>
-    </w:p>
-    <w:p>
-      <w:pPr>
-        <w:rPr>
-          <w:lang w:eastAsia="en-IN"/>
-        </w:rPr>
-      </w:pPr>
-      <w:r>
-        <w:rPr>
-          <w:lang w:eastAsia="en-IN"/>
-        </w:rPr>
-        <w:t>The first step in the data cleaning process involves understanding the structure, quality, and characteristics of the dataset. This is achieved by examining the dataset dimensions, column information, data types, missing values, and summary statistics.</w:t>
-      </w:r>
-    </w:p>
-    <w:p>
-      <w:pPr>
-        <w:rPr>
-          <w:lang w:eastAsia="en-IN"/>
-        </w:rPr>
-      </w:pPr>
-      <w:r>
-        <w:rPr>
-          <w:lang w:eastAsia="en-IN"/>
-        </w:rPr>
-        <w:t>The dataset exploration focuses on the following aspects:</w:t>
-      </w:r>
-    </w:p>
-    <w:p>
-      <w:pPr>
-        <w:pStyle w:val="ListParagraph"/>
-        <w:numPr>
-          <w:ilvl w:val="0"/>
-          <w:numId w:val="8"/>
-        </w:numPr>
-        <w:rPr>
-          <w:lang w:eastAsia="en-IN"/>
-        </w:rPr>
-      </w:pPr>
-      <w:r>
-        <w:rPr>
-          <w:b/>
-          <w:bCs/>
-          <w:lang w:eastAsia="en-IN"/>
-        </w:rPr>
-        <w:t>Dataset dimensions</w:t>
-      </w:r>
-      <w:r>
-        <w:rPr>
-          <w:lang w:eastAsia="en-IN"/>
-        </w:rPr>
-        <w:t>: Determine the total number of rows and columns present in the dataset.</w:t>
-      </w:r>
-    </w:p>
-    <w:p>
-      <w:pPr>
-        <w:pStyle w:val="ListParagraph"/>
-        <w:numPr>
-          <w:ilvl w:val="0"/>
-          <w:numId w:val="8"/>
-        </w:numPr>
-        <w:rPr>
-          <w:lang w:eastAsia="en-IN"/>
-        </w:rPr>
-      </w:pPr>
-      <w:r>
-        <w:rPr>
-          <w:b/>
-          <w:bCs/>
-          <w:lang w:eastAsia="en-IN"/>
-        </w:rPr>
-        <w:t>Data types</w:t>
-      </w:r>
-      <w:r>
-        <w:rPr>
-          <w:lang w:eastAsia="en-IN"/>
-        </w:rPr>
-        <w:t>: Identify whether variables are stored as numerical, categorical, or date-related fields.</w:t>
-      </w:r>
-    </w:p>
-    <w:p>
-      <w:pPr>
-        <w:pStyle w:val="ListParagraph"/>
-        <w:numPr>
-          <w:ilvl w:val="0"/>
-          <w:numId w:val="8"/>
-        </w:numPr>
-        <w:rPr>
-          <w:lang w:eastAsia="en-IN"/>
-        </w:rPr>
-      </w:pPr>
-      <w:r>
-        <w:rPr>
-          <w:b/>
-          <w:bCs/>
-          <w:lang w:eastAsia="en-IN"/>
-        </w:rPr>
-        <w:t>Non-null and null values</w:t>
-      </w:r>
-      <w:r>
-        <w:rPr>
-          <w:lang w:eastAsia="en-IN"/>
-        </w:rPr>
-        <w:t>: Evaluate the completeness of each column by examining missing value counts and percentages.</w:t>
-      </w:r>
-    </w:p>
-    <w:p>
-      <w:pPr>
-        <w:pStyle w:val="ListParagraph"/>
-        <w:numPr>
-          <w:ilvl w:val="0"/>
-          <w:numId w:val="8"/>
-        </w:numPr>
-        <w:rPr>
-          <w:lang w:eastAsia="en-IN"/>
-        </w:rPr>
-      </w:pPr>
-      <w:r>
-        <w:rPr>
-          <w:b/>
-          <w:bCs/>
-          <w:lang w:eastAsia="en-IN"/>
-        </w:rPr>
-        <w:t>Statistical summaries</w:t>
-      </w:r>
-      <w:r>
-        <w:rPr>
-          <w:lang w:eastAsia="en-IN"/>
-        </w:rPr>
-        <w:t>: Generate descriptive statistics for numerical variables to understand their distribution, central tendency, and range.</w:t>
-      </w:r>
-    </w:p>
-    <w:p>
-      <w:pPr>
-        <w:rPr>
-          <w:lang w:eastAsia="en-IN"/>
-        </w:rPr>
-      </w:pPr>
-      <w:r>
-        <w:rPr>
-          <w:lang w:eastAsia="en-IN"/>
-        </w:rPr>
-        <w:t>This step helps identify potential issues such as:</w:t>
-      </w:r>
-    </w:p>
-    <w:p>
-      <w:pPr>
-        <w:pStyle w:val="ListParagraph"/>
-        <w:numPr>
-          <w:ilvl w:val="0"/>
-          <w:numId w:val="9"/>
-        </w:numPr>
-        <w:rPr>
-          <w:lang w:eastAsia="en-IN"/>
-        </w:rPr>
-      </w:pPr>
-      <w:r>
-        <w:rPr>
-          <w:lang w:eastAsia="en-IN"/>
-        </w:rPr>
-        <w:t>Columns</w:t>
-      </w:r>
-      <w:r>
-        <w:rPr>
-          <w:lang w:eastAsia="en-IN"/>
-        </w:rPr>
-        <w:t xml:space="preserve"> such as “</w:t>
-      </w:r>
-      <w:r>
-        <w:rPr>
-          <w:lang w:eastAsia="en-IN"/>
-        </w:rPr>
-        <w:t>sale_price_usd</w:t>
-      </w:r>
-      <w:r>
-        <w:rPr>
-          <w:lang w:eastAsia="en-IN"/>
-        </w:rPr>
-        <w:t>”, “</w:t>
-      </w:r>
-      <w:r>
-        <w:rPr>
-          <w:lang w:eastAsia="en-IN"/>
-        </w:rPr>
-        <w:t>value_price_usd</w:t>
-      </w:r>
-      <w:r>
-        <w:rPr>
-          <w:lang w:eastAsia="en-IN"/>
-        </w:rPr>
-        <w:t>”, “</w:t>
-      </w:r>
-      <w:r>
-        <w:rPr>
-          <w:lang w:eastAsia="en-IN"/>
-        </w:rPr>
-        <w:t>variation_desc</w:t>
-      </w:r>
-      <w:r>
-        <w:rPr>
-          <w:lang w:eastAsia="en-IN"/>
-        </w:rPr>
-        <w:t xml:space="preserve">”, </w:t>
-      </w:r>
-      <w:r>
-        <w:rPr>
-          <w:lang w:eastAsia="en-IN"/>
-        </w:rPr>
-        <w:t xml:space="preserve">from </w:t>
-      </w:r>
-      <w:r>
-        <w:rPr>
-          <w:b/>
-          <w:bCs/>
-          <w:lang w:eastAsia="en-IN"/>
-        </w:rPr>
-        <w:t>product_info</w:t>
-      </w:r>
-      <w:r>
-        <w:rPr>
-          <w:lang w:eastAsia="en-IN"/>
-        </w:rPr>
-        <w:t xml:space="preserve"> </w:t>
-      </w:r>
-      <w:r>
-        <w:rPr>
-          <w:lang w:eastAsia="en-IN"/>
-        </w:rPr>
-        <w:t>have</w:t>
-      </w:r>
-      <w:r>
-        <w:rPr>
-          <w:lang w:eastAsia="en-IN"/>
-        </w:rPr>
-        <w:t xml:space="preserve"> </w:t>
-      </w:r>
-      <w:r>
-        <w:rPr>
-          <w:lang w:eastAsia="en-IN"/>
-        </w:rPr>
-        <w:t xml:space="preserve">more than 80% </w:t>
-      </w:r>
-      <w:r>
-        <w:rPr>
-          <w:lang w:eastAsia="en-IN"/>
-        </w:rPr>
-        <w:t>of missing values</w:t>
-      </w:r>
-      <w:r>
-        <w:rPr>
-          <w:lang w:eastAsia="en-IN"/>
-        </w:rPr>
-        <w:t>.</w:t>
-      </w:r>
-    </w:p>
-    <w:p>
-      <w:pPr>
-        <w:pStyle w:val="ListParagraph"/>
-        <w:numPr>
-          <w:ilvl w:val="0"/>
-          <w:numId w:val="9"/>
-        </w:numPr>
-        <w:rPr>
-          <w:lang w:eastAsia="en-IN"/>
-        </w:rPr>
-      </w:pPr>
-      <w:r>
-        <w:rPr>
-          <w:lang w:eastAsia="en-IN"/>
-        </w:rPr>
-        <w:t>Variables stored in incorrect formats, such as dates stored as text or percentage fields stored as strings.</w:t>
-      </w:r>
-    </w:p>
-    <w:p>
-      <w:pPr>
-        <w:pStyle w:val="ListParagraph"/>
-        <w:numPr>
-          <w:ilvl w:val="0"/>
-          <w:numId w:val="9"/>
-        </w:numPr>
-        <w:rPr>
-          <w:lang w:eastAsia="en-IN"/>
-        </w:rPr>
-      </w:pPr>
-      <w:r>
-        <w:rPr>
-          <w:lang w:eastAsia="en-IN"/>
-        </w:rPr>
-        <w:t>High-cardinality categorical variables that may not be suitable for direct analysis.</w:t>
-      </w:r>
-    </w:p>
-    <w:p>
-      <w:pPr>
-        <w:pStyle w:val="ListParagraph"/>
-        <w:numPr>
-          <w:ilvl w:val="0"/>
-          <w:numId w:val="9"/>
-        </w:numPr>
-        <w:rPr>
-          <w:lang w:eastAsia="en-IN"/>
-        </w:rPr>
-      </w:pPr>
-      <w:r>
-        <w:rPr>
-          <w:lang w:eastAsia="en-IN"/>
-        </w:rPr>
-        <w:t>Numerical variables with unusually large ranges that may require further investigation during outlier analysis.</w:t>
-      </w:r>
-    </w:p>
-    <w:p>
-      <w:pPr>
-        <w:rPr>
-          <w:lang w:eastAsia="en-IN"/>
-        </w:rPr>
-      </w:pPr>
-      <w:r>
-        <w:rPr>
-          <w:lang w:eastAsia="en-IN"/>
-        </w:rPr>
-        <w:t xml:space="preserve">Additionally, descriptive statistics are generated for key variables such as </w:t>
-      </w:r>
-      <w:r>
-        <w:rPr>
-          <w:lang w:eastAsia="en-IN"/>
-        </w:rPr>
-        <w:t>rating</w:t>
-      </w:r>
-      <w:r>
-        <w:rPr>
-          <w:lang w:eastAsia="en-IN"/>
-        </w:rPr>
-        <w:t xml:space="preserve">, </w:t>
-      </w:r>
-      <w:r>
-        <w:rPr>
-          <w:lang w:eastAsia="en-IN"/>
-        </w:rPr>
-        <w:t>reviews</w:t>
-      </w:r>
-      <w:r>
-        <w:rPr>
-          <w:lang w:eastAsia="en-IN"/>
-        </w:rPr>
-        <w:t xml:space="preserve">, </w:t>
-      </w:r>
-      <w:r>
-        <w:rPr>
-          <w:lang w:eastAsia="en-IN"/>
-        </w:rPr>
-        <w:t>price_usd</w:t>
-      </w:r>
-      <w:r>
-        <w:rPr>
-          <w:lang w:eastAsia="en-IN"/>
-        </w:rPr>
-        <w:t xml:space="preserve">, </w:t>
-      </w:r>
-      <w:r>
-        <w:rPr>
-          <w:lang w:eastAsia="en-IN"/>
-        </w:rPr>
-        <w:t>etc</w:t>
-      </w:r>
-      <w:r>
-        <w:rPr>
-          <w:lang w:eastAsia="en-IN"/>
-        </w:rPr>
-        <w:t xml:space="preserve">. This provides an initial understanding of </w:t>
-      </w:r>
-      <w:r>
-        <w:rPr>
-          <w:lang w:eastAsia="en-IN"/>
-        </w:rPr>
-        <w:t>customer interaction and their satisfaction</w:t>
-      </w:r>
-      <w:r>
-        <w:rPr>
-          <w:lang w:eastAsia="en-IN"/>
-        </w:rPr>
-        <w:t xml:space="preserve"> before proceeding with data cleaning and preprocessing.</w:t>
-      </w:r>
-    </w:p>
-    <w:p>
-      <w:pPr>
-        <w:pStyle w:val="Heading2"/>
-        <w:rPr>
-          <w:lang w:eastAsia="en-IN"/>
-        </w:rPr>
-      </w:pPr>
-      <w:r>
-        <w:rPr>
-          <w:lang w:eastAsia="en-IN"/>
-        </w:rPr>
-        <w:t xml:space="preserve">Step 2: </w:t>
-      </w:r>
-      <w:r>
-        <w:rPr>
-          <w:lang w:eastAsia="en-IN"/>
-        </w:rPr>
-        <w:t>Data Type Correction</w:t>
-      </w:r>
-      <w:r>
-        <w:rPr>
-          <w:lang w:eastAsia="en-IN"/>
-        </w:rPr>
-        <w:t xml:space="preserve"> &amp; Text Standardization</w:t>
-      </w:r>
-    </w:p>
-    <w:p>
-      <w:pPr>
-        <w:rPr>
-          <w:lang w:eastAsia="en-IN"/>
-        </w:rPr>
-      </w:pPr>
-      <w:r>
-        <w:rPr>
-          <w:lang w:eastAsia="en-IN"/>
-        </w:rPr>
-        <w:t>Data types</w:t>
-      </w:r>
-      <w:r>
-        <w:rPr>
-          <w:lang w:eastAsia="en-IN"/>
-        </w:rPr>
-        <w:t xml:space="preserve"> were examined</w:t>
-      </w:r>
-      <w:r>
-        <w:rPr>
-          <w:lang w:eastAsia="en-IN"/>
-        </w:rPr>
-        <w:t xml:space="preserve"> </w:t>
-      </w:r>
-      <w:r>
-        <w:rPr>
-          <w:lang w:eastAsia="en-IN"/>
-        </w:rPr>
-        <w:t xml:space="preserve">to determine whether they </w:t>
-      </w:r>
-      <w:r>
-        <w:rPr>
-          <w:lang w:eastAsia="en-IN"/>
-        </w:rPr>
-        <w:t>are stored in correct format.</w:t>
-      </w:r>
-    </w:p>
-    <w:p>
-      <w:pPr>
-        <w:pStyle w:val="ListParagraph"/>
-        <w:numPr>
-          <w:ilvl w:val="0"/>
-          <w:numId w:val="10"/>
-        </w:numPr>
-        <w:rPr>
-          <w:lang w:eastAsia="en-IN"/>
-        </w:rPr>
-      </w:pPr>
-      <w:r>
-        <w:rPr>
-          <w:lang w:eastAsia="en-IN"/>
-        </w:rPr>
-        <w:t xml:space="preserve">Boolean flags and dates </w:t>
-      </w:r>
-      <w:r>
-        <w:rPr>
-          <w:lang w:eastAsia="en-IN"/>
-        </w:rPr>
-        <w:t>were</w:t>
-      </w:r>
-      <w:r>
-        <w:rPr>
-          <w:lang w:eastAsia="en-IN"/>
-        </w:rPr>
-        <w:t xml:space="preserve"> stored as generic types</w:t>
-      </w:r>
-      <w:r>
-        <w:rPr>
-          <w:lang w:eastAsia="en-IN"/>
-        </w:rPr>
-        <w:t xml:space="preserve"> (</w:t>
-      </w:r>
-      <w:r>
-        <w:rPr>
-          <w:lang w:eastAsia="en-IN"/>
-        </w:rPr>
-        <w:t>object). Correcting them prevents silent errors later (e.g., treating a flag as continuous, or being unable to sort/filter dates).</w:t>
-      </w:r>
-    </w:p>
-    <w:p>
-      <w:pPr>
-        <w:pStyle w:val="ListParagraph"/>
-        <w:numPr>
-          <w:ilvl w:val="0"/>
-          <w:numId w:val="10"/>
         </w:numPr>
         <w:rPr>
           <w:lang w:eastAsia="en-IN"/>
@@ -2006,13 +2028,23 @@
         <w:lastRenderedPageBreak/>
         <w:t xml:space="preserve">Columns that contain Boolean values from </w:t>
       </w:r>
-      <w:r>
-        <w:rPr>
-          <w:b/>
-          <w:bCs/>
-          <w:lang w:eastAsia="en-IN"/>
-        </w:rPr>
-        <w:t xml:space="preserve">product_info </w:t>
+      <w:proofErr w:type="spellStart"/>
+      <w:r>
+        <w:rPr>
+          <w:b/>
+          <w:bCs/>
+          <w:lang w:eastAsia="en-IN"/>
+        </w:rPr>
+        <w:t>product_info</w:t>
+      </w:r>
+      <w:proofErr w:type="spellEnd"/>
+      <w:r>
+        <w:rPr>
+          <w:b/>
+          <w:bCs/>
+          <w:lang w:eastAsia="en-IN"/>
+        </w:rPr>
+        <w:t xml:space="preserve"> </w:t>
       </w:r>
       <w:r>
         <w:rPr>
@@ -2024,7 +2056,63 @@
         <w:rPr>
           <w:lang w:eastAsia="en-IN"/>
         </w:rPr>
-        <w:t>'limited_edition', 'new', 'online_only', 'out_of_stock', 'sephora_exclusive'</w:t>
+        <w:t>'</w:t>
+      </w:r>
+      <w:proofErr w:type="spellStart"/>
+      <w:r>
+        <w:rPr>
+          <w:lang w:eastAsia="en-IN"/>
+        </w:rPr>
+        <w:t>limited_edition</w:t>
+      </w:r>
+      <w:proofErr w:type="spellEnd"/>
+      <w:r>
+        <w:rPr>
+          <w:lang w:eastAsia="en-IN"/>
+        </w:rPr>
+        <w:t>', 'new', '</w:t>
+      </w:r>
+      <w:proofErr w:type="spellStart"/>
+      <w:r>
+        <w:rPr>
+          <w:lang w:eastAsia="en-IN"/>
+        </w:rPr>
+        <w:t>online_only</w:t>
+      </w:r>
+      <w:proofErr w:type="spellEnd"/>
+      <w:r>
+        <w:rPr>
+          <w:lang w:eastAsia="en-IN"/>
+        </w:rPr>
+        <w:t>', '</w:t>
+      </w:r>
+      <w:proofErr w:type="spellStart"/>
+      <w:r>
+        <w:rPr>
+          <w:lang w:eastAsia="en-IN"/>
+        </w:rPr>
+        <w:t>out_of_stock</w:t>
+      </w:r>
+      <w:proofErr w:type="spellEnd"/>
+      <w:r>
+        <w:rPr>
+          <w:lang w:eastAsia="en-IN"/>
+        </w:rPr>
+        <w:t>', '</w:t>
+      </w:r>
+      <w:proofErr w:type="spellStart"/>
+      <w:r>
+        <w:rPr>
+          <w:lang w:eastAsia="en-IN"/>
+        </w:rPr>
+        <w:t>sephora_exclusive</w:t>
+      </w:r>
+      <w:proofErr w:type="spellEnd"/>
+      <w:r>
+        <w:rPr>
+          <w:lang w:eastAsia="en-IN"/>
+        </w:rPr>
+        <w:t>'</w:t>
       </w:r>
       <w:r>
         <w:rPr>
@@ -2038,1852 +2126,2127 @@
         <w:pStyle w:val="ListParagraph"/>
         <w:numPr>
           <w:ilvl w:val="0"/>
+          <w:numId w:val="8"/>
+        </w:numPr>
+        <w:rPr>
+          <w:lang w:eastAsia="en-IN"/>
+        </w:rPr>
+      </w:pPr>
+      <w:r>
+        <w:rPr>
+          <w:lang w:eastAsia="en-IN"/>
+        </w:rPr>
+        <w:t xml:space="preserve">From </w:t>
+      </w:r>
+      <w:r>
+        <w:rPr>
+          <w:b/>
+          <w:bCs/>
+          <w:lang w:eastAsia="en-IN"/>
+        </w:rPr>
+        <w:t xml:space="preserve">reviews </w:t>
+      </w:r>
+      <w:r>
+        <w:rPr>
+          <w:lang w:eastAsia="en-IN"/>
+        </w:rPr>
+        <w:t xml:space="preserve">dataset </w:t>
+      </w:r>
+      <w:r>
+        <w:rPr>
+          <w:lang w:eastAsia="en-IN"/>
+        </w:rPr>
+        <w:t>'</w:t>
+      </w:r>
+      <w:proofErr w:type="spellStart"/>
+      <w:r>
+        <w:rPr>
+          <w:lang w:eastAsia="en-IN"/>
+        </w:rPr>
+        <w:t>is_recommended</w:t>
+      </w:r>
+      <w:proofErr w:type="spellEnd"/>
+      <w:r>
+        <w:rPr>
+          <w:lang w:eastAsia="en-IN"/>
+        </w:rPr>
+        <w:t>'</w:t>
+      </w:r>
+      <w:r>
+        <w:rPr>
+          <w:lang w:eastAsia="en-IN"/>
+        </w:rPr>
+        <w:t xml:space="preserve"> column has been converted and </w:t>
+      </w:r>
+      <w:proofErr w:type="spellStart"/>
+      <w:r>
+        <w:rPr>
+          <w:lang w:eastAsia="en-IN"/>
+        </w:rPr>
+        <w:t>submission_time</w:t>
+      </w:r>
+      <w:proofErr w:type="spellEnd"/>
+      <w:r>
+        <w:rPr>
+          <w:lang w:eastAsia="en-IN"/>
+        </w:rPr>
+        <w:t xml:space="preserve"> has been converted from object to datetime data type.</w:t>
+      </w:r>
+    </w:p>
+    <w:p>
+      <w:pPr>
+        <w:rPr>
+          <w:lang w:eastAsia="en-IN"/>
+        </w:rPr>
+      </w:pPr>
+      <w:r>
+        <w:rPr>
+          <w:lang w:eastAsia="en-IN"/>
+        </w:rPr>
+        <w:t>Inconsistent casing or stray whitespace (e.g., `"Dior "` vs `"Dior"`) can silently create duplicate categories during grouping. This would distort the analysis results.</w:t>
+      </w:r>
+    </w:p>
+    <w:p>
+      <w:pPr>
+        <w:pStyle w:val="ListParagraph"/>
+        <w:numPr>
+          <w:ilvl w:val="0"/>
+          <w:numId w:val="34"/>
+        </w:numPr>
+        <w:rPr>
+          <w:lang w:eastAsia="en-IN"/>
+        </w:rPr>
+      </w:pPr>
+      <w:r>
+        <w:rPr>
+          <w:lang w:eastAsia="en-IN"/>
+        </w:rPr>
+        <w:t>S</w:t>
+      </w:r>
+      <w:r>
+        <w:rPr>
+          <w:lang w:eastAsia="en-IN"/>
+        </w:rPr>
+        <w:t>tandardized casing on key</w:t>
+      </w:r>
+      <w:r>
+        <w:rPr>
+          <w:lang w:eastAsia="en-IN"/>
+        </w:rPr>
+        <w:t xml:space="preserve"> categorical columns in </w:t>
+      </w:r>
+      <w:proofErr w:type="spellStart"/>
+      <w:r>
+        <w:rPr>
+          <w:b/>
+          <w:bCs/>
+          <w:lang w:eastAsia="en-IN"/>
+        </w:rPr>
+        <w:t>product_info</w:t>
+      </w:r>
+      <w:proofErr w:type="spellEnd"/>
+      <w:r>
+        <w:rPr>
+          <w:b/>
+          <w:bCs/>
+          <w:lang w:eastAsia="en-IN"/>
+        </w:rPr>
+        <w:t xml:space="preserve"> </w:t>
+      </w:r>
+      <w:r>
+        <w:rPr>
+          <w:lang w:eastAsia="en-IN"/>
+        </w:rPr>
+        <w:t xml:space="preserve">like </w:t>
+      </w:r>
+      <w:r>
+        <w:rPr>
+          <w:lang w:eastAsia="en-IN"/>
+        </w:rPr>
+        <w:t>'</w:t>
+      </w:r>
+      <w:proofErr w:type="spellStart"/>
+      <w:r>
+        <w:rPr>
+          <w:lang w:eastAsia="en-IN"/>
+        </w:rPr>
+        <w:t>brand_name</w:t>
+      </w:r>
+      <w:proofErr w:type="spellEnd"/>
+      <w:r>
+        <w:rPr>
+          <w:lang w:eastAsia="en-IN"/>
+        </w:rPr>
+        <w:t>', '</w:t>
+      </w:r>
+      <w:proofErr w:type="spellStart"/>
+      <w:r>
+        <w:rPr>
+          <w:lang w:eastAsia="en-IN"/>
+        </w:rPr>
+        <w:t>primary_category</w:t>
+      </w:r>
+      <w:proofErr w:type="spellEnd"/>
+      <w:r>
+        <w:rPr>
+          <w:lang w:eastAsia="en-IN"/>
+        </w:rPr>
+        <w:t>', '</w:t>
+      </w:r>
+      <w:proofErr w:type="spellStart"/>
+      <w:r>
+        <w:rPr>
+          <w:lang w:eastAsia="en-IN"/>
+        </w:rPr>
+        <w:t>secondary_category</w:t>
+      </w:r>
+      <w:proofErr w:type="spellEnd"/>
+      <w:r>
+        <w:rPr>
+          <w:lang w:eastAsia="en-IN"/>
+        </w:rPr>
+        <w:t>', '</w:t>
+      </w:r>
+      <w:proofErr w:type="spellStart"/>
+      <w:r>
+        <w:rPr>
+          <w:lang w:eastAsia="en-IN"/>
+        </w:rPr>
+        <w:t>tertiary_category</w:t>
+      </w:r>
+      <w:proofErr w:type="spellEnd"/>
+      <w:r>
+        <w:rPr>
+          <w:lang w:eastAsia="en-IN"/>
+        </w:rPr>
+        <w:t>'</w:t>
+      </w:r>
+      <w:r>
+        <w:rPr>
+          <w:lang w:eastAsia="en-IN"/>
+        </w:rPr>
+        <w:t>.</w:t>
+      </w:r>
+    </w:p>
+    <w:p>
+      <w:pPr>
+        <w:pStyle w:val="ListParagraph"/>
+        <w:numPr>
+          <w:ilvl w:val="0"/>
+          <w:numId w:val="34"/>
+        </w:numPr>
+        <w:rPr>
+          <w:lang w:eastAsia="en-IN"/>
+        </w:rPr>
+      </w:pPr>
+      <w:r>
+        <w:rPr>
+          <w:lang w:eastAsia="en-IN"/>
+        </w:rPr>
+        <w:t xml:space="preserve">Applied the same for </w:t>
+      </w:r>
+      <w:r>
+        <w:rPr>
+          <w:b/>
+          <w:bCs/>
+          <w:lang w:eastAsia="en-IN"/>
+        </w:rPr>
+        <w:t>reviews</w:t>
+      </w:r>
+      <w:r>
+        <w:rPr>
+          <w:lang w:eastAsia="en-IN"/>
+        </w:rPr>
+        <w:t xml:space="preserve"> dataset</w:t>
+      </w:r>
+      <w:r>
+        <w:rPr>
+          <w:lang w:eastAsia="en-IN"/>
+        </w:rPr>
+        <w:t xml:space="preserve"> for ‘</w:t>
+      </w:r>
+      <w:proofErr w:type="spellStart"/>
+      <w:r>
+        <w:rPr>
+          <w:lang w:eastAsia="en-IN"/>
+        </w:rPr>
+        <w:t>brand_name</w:t>
+      </w:r>
+      <w:proofErr w:type="spellEnd"/>
+      <w:r>
+        <w:rPr>
+          <w:lang w:eastAsia="en-IN"/>
+        </w:rPr>
+        <w:t>’ column.</w:t>
+      </w:r>
+    </w:p>
+    <w:p>
+      <w:pPr>
+        <w:pStyle w:val="Heading2"/>
+        <w:rPr>
+          <w:lang w:eastAsia="en-IN"/>
+        </w:rPr>
+      </w:pPr>
+      <w:r>
+        <w:rPr>
+          <w:lang w:eastAsia="en-IN"/>
+        </w:rPr>
+        <w:t xml:space="preserve">Step 3: </w:t>
+      </w:r>
+      <w:r>
+        <w:rPr>
+          <w:lang w:eastAsia="en-IN"/>
+        </w:rPr>
+        <w:t>Missing Value Treatment</w:t>
+      </w:r>
+    </w:p>
+    <w:p>
+      <w:pPr>
+        <w:rPr>
+          <w:lang w:eastAsia="en-IN"/>
+        </w:rPr>
+      </w:pPr>
+      <w:r>
+        <w:rPr>
+          <w:lang w:eastAsia="en-IN"/>
+        </w:rPr>
+        <w:t>Missing values were examined to determine whether they represented true data quality issues or meaningful business information</w:t>
+      </w:r>
+      <w:r>
+        <w:rPr>
+          <w:lang w:eastAsia="en-IN"/>
+        </w:rPr>
+        <w:t>.</w:t>
+      </w:r>
+    </w:p>
+    <w:p>
+      <w:pPr>
+        <w:rPr>
+          <w:b/>
+          <w:bCs/>
+          <w:lang w:eastAsia="en-IN"/>
+        </w:rPr>
+      </w:pPr>
+      <w:r>
+        <w:rPr>
+          <w:b/>
+          <w:bCs/>
+          <w:lang w:eastAsia="en-IN"/>
+        </w:rPr>
+        <w:t xml:space="preserve">A. </w:t>
+      </w:r>
+      <w:proofErr w:type="spellStart"/>
+      <w:r>
+        <w:rPr>
+          <w:b/>
+          <w:bCs/>
+          <w:lang w:eastAsia="en-IN"/>
+        </w:rPr>
+        <w:t>product_info</w:t>
+      </w:r>
+      <w:proofErr w:type="spellEnd"/>
+    </w:p>
+    <w:p>
+      <w:pPr>
+        <w:pStyle w:val="ListParagraph"/>
+        <w:numPr>
+          <w:ilvl w:val="0"/>
+          <w:numId w:val="35"/>
+        </w:numPr>
+        <w:rPr>
+          <w:lang w:eastAsia="en-IN"/>
+        </w:rPr>
+      </w:pPr>
+      <w:r>
+        <w:rPr>
+          <w:lang w:eastAsia="en-IN"/>
+        </w:rPr>
+        <w:t>Columns with extremely high missing percentages (</w:t>
+      </w:r>
+      <w:r>
+        <w:rPr>
+          <w:lang w:eastAsia="en-IN"/>
+        </w:rPr>
+        <w:t>&gt;</w:t>
+      </w:r>
+      <w:r>
+        <w:rPr>
+          <w:lang w:eastAsia="en-IN"/>
+        </w:rPr>
+        <w:t xml:space="preserve"> 80%) and limited analytical value, such as</w:t>
+      </w:r>
+      <w:r>
+        <w:rPr>
+          <w:lang w:eastAsia="en-IN"/>
+        </w:rPr>
+        <w:t xml:space="preserve"> ‘</w:t>
+      </w:r>
+      <w:r>
+        <w:rPr>
+          <w:lang w:eastAsia="en-IN"/>
+        </w:rPr>
+        <w:t>variation_type</w:t>
+      </w:r>
+      <w:r>
+        <w:rPr>
+          <w:lang w:eastAsia="en-IN"/>
+        </w:rPr>
+        <w:t>’</w:t>
+      </w:r>
+      <w:r>
+        <w:rPr>
+          <w:lang w:eastAsia="en-IN"/>
+        </w:rPr>
+        <w:t>, </w:t>
+      </w:r>
+      <w:r>
+        <w:rPr>
+          <w:lang w:eastAsia="en-IN"/>
+        </w:rPr>
+        <w:t>‘</w:t>
+      </w:r>
+      <w:r>
+        <w:rPr>
+          <w:lang w:eastAsia="en-IN"/>
+        </w:rPr>
+        <w:t>variation_value</w:t>
+      </w:r>
+      <w:r>
+        <w:rPr>
+          <w:lang w:eastAsia="en-IN"/>
+        </w:rPr>
+        <w:t>’</w:t>
+      </w:r>
+      <w:r>
+        <w:rPr>
+          <w:lang w:eastAsia="en-IN"/>
+        </w:rPr>
+        <w:t>, </w:t>
+      </w:r>
+      <w:r>
+        <w:rPr>
+          <w:lang w:eastAsia="en-IN"/>
+        </w:rPr>
+        <w:t>‘</w:t>
+      </w:r>
+      <w:r>
+        <w:rPr>
+          <w:lang w:eastAsia="en-IN"/>
+        </w:rPr>
+        <w:t>variation_desc</w:t>
+      </w:r>
+      <w:r>
+        <w:rPr>
+          <w:lang w:eastAsia="en-IN"/>
+        </w:rPr>
+        <w:t>’</w:t>
+      </w:r>
+      <w:r>
+        <w:rPr>
+          <w:lang w:eastAsia="en-IN"/>
+        </w:rPr>
+        <w:t>, </w:t>
+      </w:r>
+      <w:r>
+        <w:rPr>
+          <w:lang w:eastAsia="en-IN"/>
+        </w:rPr>
+        <w:t>‘</w:t>
+      </w:r>
+      <w:r>
+        <w:rPr>
+          <w:lang w:eastAsia="en-IN"/>
+        </w:rPr>
+        <w:t>ingredients</w:t>
+      </w:r>
+      <w:r>
+        <w:rPr>
+          <w:lang w:eastAsia="en-IN"/>
+        </w:rPr>
+        <w:t>’</w:t>
+      </w:r>
+      <w:r>
+        <w:rPr>
+          <w:lang w:eastAsia="en-IN"/>
+        </w:rPr>
+        <w:t>, </w:t>
+      </w:r>
+      <w:r>
+        <w:rPr>
+          <w:lang w:eastAsia="en-IN"/>
+        </w:rPr>
+        <w:t>‘</w:t>
+      </w:r>
+      <w:r>
+        <w:rPr>
+          <w:lang w:eastAsia="en-IN"/>
+        </w:rPr>
+        <w:t>highlights</w:t>
+      </w:r>
+      <w:r>
+        <w:rPr>
+          <w:lang w:eastAsia="en-IN"/>
+        </w:rPr>
+        <w:t>’</w:t>
+      </w:r>
+      <w:r>
+        <w:rPr>
+          <w:lang w:eastAsia="en-IN"/>
+        </w:rPr>
+        <w:t>, </w:t>
+      </w:r>
+      <w:r>
+        <w:rPr>
+          <w:lang w:eastAsia="en-IN"/>
+        </w:rPr>
+        <w:t>‘</w:t>
+      </w:r>
+      <w:r>
+        <w:rPr>
+          <w:lang w:eastAsia="en-IN"/>
+        </w:rPr>
+        <w:t>size</w:t>
+      </w:r>
+      <w:r>
+        <w:rPr>
+          <w:lang w:eastAsia="en-IN"/>
+        </w:rPr>
+        <w:t>’ were removed.</w:t>
+      </w:r>
+    </w:p>
+    <w:p>
+      <w:pPr>
+        <w:pStyle w:val="ListParagraph"/>
+        <w:numPr>
+          <w:ilvl w:val="0"/>
+          <w:numId w:val="35"/>
+        </w:numPr>
+        <w:rPr>
+          <w:lang w:eastAsia="en-IN"/>
+        </w:rPr>
+      </w:pPr>
+      <w:r>
+        <w:rPr>
+          <w:lang w:eastAsia="en-IN"/>
+        </w:rPr>
+        <w:t>‘</w:t>
+      </w:r>
+      <w:r>
+        <w:rPr>
+          <w:lang w:eastAsia="en-IN"/>
+        </w:rPr>
+        <w:t>rating</w:t>
+      </w:r>
+      <w:r>
+        <w:rPr>
+          <w:lang w:eastAsia="en-IN"/>
+        </w:rPr>
+        <w:t>’ &amp; ‘</w:t>
+      </w:r>
+      <w:r>
+        <w:rPr>
+          <w:lang w:eastAsia="en-IN"/>
+        </w:rPr>
+        <w:t>reviews</w:t>
+      </w:r>
+      <w:r>
+        <w:rPr>
+          <w:lang w:eastAsia="en-IN"/>
+        </w:rPr>
+        <w:t xml:space="preserve">’ are the core KPI and can not be imputed. </w:t>
+      </w:r>
+      <w:r>
+        <w:rPr>
+          <w:lang w:eastAsia="en-IN"/>
+        </w:rPr>
+        <w:t>Check</w:t>
+      </w:r>
+      <w:r>
+        <w:rPr>
+          <w:lang w:eastAsia="en-IN"/>
+        </w:rPr>
+        <w:t>ed</w:t>
+      </w:r>
+      <w:r>
+        <w:rPr>
+          <w:lang w:eastAsia="en-IN"/>
+        </w:rPr>
+        <w:t xml:space="preserve"> whether missing rating and missing reviews occur in the same rows</w:t>
+      </w:r>
+      <w:r>
+        <w:rPr>
+          <w:lang w:eastAsia="en-IN"/>
+        </w:rPr>
+        <w:t xml:space="preserve"> and found out that it overlaps. Hence removed the rows</w:t>
+      </w:r>
+    </w:p>
+    <w:p>
+      <w:pPr>
+        <w:pStyle w:val="ListParagraph"/>
+        <w:numPr>
+          <w:ilvl w:val="0"/>
+          <w:numId w:val="35"/>
+        </w:numPr>
+        <w:rPr>
+          <w:lang w:eastAsia="en-IN"/>
+        </w:rPr>
+      </w:pPr>
+      <w:r>
+        <w:rPr>
+          <w:lang w:eastAsia="en-IN"/>
+        </w:rPr>
+        <w:t>‘</w:t>
+      </w:r>
+      <w:proofErr w:type="spellStart"/>
+      <w:r>
+        <w:rPr>
+          <w:lang w:eastAsia="en-IN"/>
+        </w:rPr>
+        <w:t>secondary_category</w:t>
+      </w:r>
+      <w:proofErr w:type="spellEnd"/>
+      <w:r>
+        <w:rPr>
+          <w:lang w:eastAsia="en-IN"/>
+        </w:rPr>
+        <w:t>’</w:t>
+      </w:r>
+      <w:r>
+        <w:rPr>
+          <w:lang w:eastAsia="en-IN"/>
+        </w:rPr>
+        <w:t> and </w:t>
+      </w:r>
+      <w:r>
+        <w:rPr>
+          <w:lang w:eastAsia="en-IN"/>
+        </w:rPr>
+        <w:t>‘</w:t>
+      </w:r>
+      <w:proofErr w:type="spellStart"/>
+      <w:r>
+        <w:rPr>
+          <w:lang w:eastAsia="en-IN"/>
+        </w:rPr>
+        <w:t>tertiary_category</w:t>
+      </w:r>
+      <w:proofErr w:type="spellEnd"/>
+      <w:r>
+        <w:rPr>
+          <w:lang w:eastAsia="en-IN"/>
+        </w:rPr>
+        <w:t>’ columns</w:t>
+      </w:r>
+      <w:r>
+        <w:rPr>
+          <w:lang w:eastAsia="en-IN"/>
+        </w:rPr>
+        <w:t> gets a business-rule fill</w:t>
+      </w:r>
+      <w:r>
+        <w:rPr>
+          <w:lang w:eastAsia="en-IN"/>
+        </w:rPr>
+        <w:t xml:space="preserve">. But these missing values were also overlapping with </w:t>
+      </w:r>
+      <w:r>
+        <w:rPr>
+          <w:lang w:eastAsia="en-IN"/>
+        </w:rPr>
+        <w:t>missing rating and missing reviews</w:t>
+      </w:r>
+      <w:r>
+        <w:rPr>
+          <w:lang w:eastAsia="en-IN"/>
+        </w:rPr>
+        <w:t>. Hence separate treatment wasn’t needed for category columns.</w:t>
+      </w:r>
+    </w:p>
+    <w:p>
+      <w:pPr>
+        <w:rPr>
+          <w:b/>
+          <w:bCs/>
+          <w:lang w:eastAsia="en-IN"/>
+        </w:rPr>
+      </w:pPr>
+      <w:r>
+        <w:rPr>
+          <w:b/>
+          <w:bCs/>
+          <w:lang w:eastAsia="en-IN"/>
+        </w:rPr>
+        <w:t>B. reviews</w:t>
+      </w:r>
+    </w:p>
+    <w:p>
+      <w:pPr>
+        <w:pStyle w:val="ListParagraph"/>
+        <w:numPr>
+          <w:ilvl w:val="0"/>
+          <w:numId w:val="36"/>
+        </w:numPr>
+        <w:rPr>
+          <w:lang w:eastAsia="en-IN"/>
+        </w:rPr>
+      </w:pPr>
+      <w:r>
+        <w:rPr>
+          <w:lang w:eastAsia="en-IN"/>
+        </w:rPr>
+        <w:t>‘</w:t>
+      </w:r>
+      <w:proofErr w:type="spellStart"/>
+      <w:r>
+        <w:rPr>
+          <w:lang w:eastAsia="en-IN"/>
+        </w:rPr>
+        <w:t>is_recommended</w:t>
+      </w:r>
+      <w:proofErr w:type="spellEnd"/>
+      <w:r>
+        <w:rPr>
+          <w:lang w:eastAsia="en-IN"/>
+        </w:rPr>
+        <w:t>’</w:t>
+      </w:r>
+      <w:r>
+        <w:rPr>
+          <w:lang w:eastAsia="en-IN"/>
+        </w:rPr>
+        <w:t xml:space="preserve"> </w:t>
+      </w:r>
+      <w:r>
+        <w:rPr>
+          <w:lang w:eastAsia="en-IN"/>
+        </w:rPr>
+        <w:t xml:space="preserve">column </w:t>
+      </w:r>
+      <w:r>
+        <w:rPr>
+          <w:lang w:eastAsia="en-IN"/>
+        </w:rPr>
+        <w:t>is deliberately left as a true missing value rather than coded as 0, since a blank response is a non-answer, not a "No"</w:t>
+      </w:r>
+      <w:r>
+        <w:rPr>
+          <w:lang w:eastAsia="en-IN"/>
+        </w:rPr>
+        <w:t>.</w:t>
+      </w:r>
+      <w:r>
+        <w:rPr>
+          <w:lang w:eastAsia="en-IN"/>
+        </w:rPr>
+        <w:t xml:space="preserve"> </w:t>
+      </w:r>
+      <w:r>
+        <w:rPr>
+          <w:lang w:eastAsia="en-IN"/>
+        </w:rPr>
+        <w:t>F</w:t>
+      </w:r>
+      <w:r>
+        <w:rPr>
+          <w:lang w:eastAsia="en-IN"/>
+        </w:rPr>
+        <w:t xml:space="preserve">illing it with 0 would artificially lower every product's recommendation rate. </w:t>
+      </w:r>
+    </w:p>
+    <w:p>
+      <w:pPr>
+        <w:pStyle w:val="ListParagraph"/>
+        <w:numPr>
+          <w:ilvl w:val="0"/>
+          <w:numId w:val="36"/>
+        </w:numPr>
+        <w:rPr>
+          <w:lang w:eastAsia="en-IN"/>
+        </w:rPr>
+      </w:pPr>
+      <w:r>
+        <w:rPr>
+          <w:lang w:eastAsia="en-IN"/>
+        </w:rPr>
+        <w:t>H</w:t>
+      </w:r>
+      <w:r>
+        <w:rPr>
+          <w:lang w:eastAsia="en-IN"/>
+        </w:rPr>
+        <w:t xml:space="preserve">elpfulness is left as </w:t>
+      </w:r>
+      <w:proofErr w:type="spellStart"/>
+      <w:r>
+        <w:rPr>
+          <w:lang w:eastAsia="en-IN"/>
+        </w:rPr>
+        <w:t>NaN</w:t>
+      </w:r>
+      <w:proofErr w:type="spellEnd"/>
+      <w:r>
+        <w:rPr>
+          <w:lang w:eastAsia="en-IN"/>
+        </w:rPr>
+        <w:t xml:space="preserve"> since it's structurally undefined when no one voted.</w:t>
+      </w:r>
+    </w:p>
+    <w:p>
+      <w:pPr>
+        <w:pStyle w:val="ListParagraph"/>
+        <w:numPr>
+          <w:ilvl w:val="0"/>
+          <w:numId w:val="36"/>
+        </w:numPr>
+        <w:rPr>
+          <w:lang w:eastAsia="en-IN"/>
+        </w:rPr>
+      </w:pPr>
+      <w:r>
+        <w:rPr>
+          <w:lang w:eastAsia="en-IN"/>
+        </w:rPr>
+        <w:t xml:space="preserve">For self-reported customer demography such as </w:t>
+      </w:r>
+      <w:r>
+        <w:rPr>
+          <w:lang w:eastAsia="en-IN"/>
+        </w:rPr>
+        <w:t>'</w:t>
+      </w:r>
+      <w:proofErr w:type="spellStart"/>
+      <w:r>
+        <w:rPr>
+          <w:lang w:eastAsia="en-IN"/>
+        </w:rPr>
+        <w:t>skin_type</w:t>
+      </w:r>
+      <w:proofErr w:type="spellEnd"/>
+      <w:r>
+        <w:rPr>
+          <w:lang w:eastAsia="en-IN"/>
+        </w:rPr>
+        <w:t>', '</w:t>
+      </w:r>
+      <w:proofErr w:type="spellStart"/>
+      <w:r>
+        <w:rPr>
+          <w:lang w:eastAsia="en-IN"/>
+        </w:rPr>
+        <w:t>skin_tone</w:t>
+      </w:r>
+      <w:proofErr w:type="spellEnd"/>
+      <w:r>
+        <w:rPr>
+          <w:lang w:eastAsia="en-IN"/>
+        </w:rPr>
+        <w:t>', '</w:t>
+      </w:r>
+      <w:proofErr w:type="spellStart"/>
+      <w:r>
+        <w:rPr>
+          <w:lang w:eastAsia="en-IN"/>
+        </w:rPr>
+        <w:t>eye_color</w:t>
+      </w:r>
+      <w:proofErr w:type="spellEnd"/>
+      <w:r>
+        <w:rPr>
+          <w:lang w:eastAsia="en-IN"/>
+        </w:rPr>
+        <w:t>', '</w:t>
+      </w:r>
+      <w:proofErr w:type="spellStart"/>
+      <w:r>
+        <w:rPr>
+          <w:lang w:eastAsia="en-IN"/>
+        </w:rPr>
+        <w:t>hair_color</w:t>
+      </w:r>
+      <w:proofErr w:type="spellEnd"/>
+      <w:r>
+        <w:rPr>
+          <w:lang w:eastAsia="en-IN"/>
+        </w:rPr>
+        <w:t>'</w:t>
+      </w:r>
+      <w:r>
+        <w:rPr>
+          <w:lang w:eastAsia="en-IN"/>
+        </w:rPr>
+        <w:t xml:space="preserve"> the missing values have been treated by filling </w:t>
+      </w:r>
+      <w:r>
+        <w:rPr>
+          <w:lang w:eastAsia="en-IN"/>
+        </w:rPr>
+        <w:t>"Not Specified"</w:t>
+      </w:r>
+      <w:r>
+        <w:rPr>
+          <w:lang w:eastAsia="en-IN"/>
+        </w:rPr>
+        <w:t xml:space="preserve"> rather than removing the rows.</w:t>
+      </w:r>
+    </w:p>
+    <w:p>
+      <w:pPr>
+        <w:pStyle w:val="Heading2"/>
+        <w:rPr>
+          <w:lang w:eastAsia="en-IN"/>
+        </w:rPr>
+      </w:pPr>
+      <w:r>
+        <w:rPr>
+          <w:lang w:eastAsia="en-IN"/>
+        </w:rPr>
+        <w:t xml:space="preserve">Step </w:t>
+      </w:r>
+      <w:r>
+        <w:rPr>
+          <w:lang w:eastAsia="en-IN"/>
+        </w:rPr>
+        <w:t>4</w:t>
+      </w:r>
+      <w:r>
+        <w:rPr>
+          <w:lang w:eastAsia="en-IN"/>
+        </w:rPr>
+        <w:t xml:space="preserve">: </w:t>
+      </w:r>
+      <w:r>
+        <w:rPr>
+          <w:lang w:eastAsia="en-IN"/>
+        </w:rPr>
+        <w:t>Cross Data Consistency Check</w:t>
+      </w:r>
+    </w:p>
+    <w:p>
+      <w:pPr>
+        <w:rPr>
+          <w:lang w:eastAsia="en-IN"/>
+        </w:rPr>
+      </w:pPr>
+      <w:r>
+        <w:rPr>
+          <w:lang w:eastAsia="en-IN"/>
+        </w:rPr>
+        <w:t>Before merging or running review-level hypotheses, confirm</w:t>
+      </w:r>
+      <w:r>
+        <w:rPr>
+          <w:lang w:eastAsia="en-IN"/>
+        </w:rPr>
+        <w:t>ed</w:t>
+      </w:r>
+      <w:r>
+        <w:rPr>
+          <w:lang w:eastAsia="en-IN"/>
+        </w:rPr>
+        <w:t xml:space="preserve"> every</w:t>
+      </w:r>
+      <w:r>
+        <w:rPr>
+          <w:lang w:eastAsia="en-IN"/>
+        </w:rPr>
+        <w:t xml:space="preserve"> </w:t>
+      </w:r>
+      <w:r>
+        <w:rPr>
+          <w:lang w:eastAsia="en-IN"/>
+        </w:rPr>
+        <w:t>review points to a valid product, and that shared fields (</w:t>
+      </w:r>
+      <w:proofErr w:type="spellStart"/>
+      <w:r>
+        <w:rPr>
+          <w:lang w:eastAsia="en-IN"/>
+        </w:rPr>
+        <w:t>brand_name</w:t>
+      </w:r>
+      <w:proofErr w:type="spellEnd"/>
+      <w:r>
+        <w:rPr>
+          <w:lang w:eastAsia="en-IN"/>
+        </w:rPr>
+        <w:t xml:space="preserve">, </w:t>
+      </w:r>
+      <w:proofErr w:type="spellStart"/>
+      <w:r>
+        <w:rPr>
+          <w:lang w:eastAsia="en-IN"/>
+        </w:rPr>
+        <w:t>price_usd</w:t>
+      </w:r>
+      <w:proofErr w:type="spellEnd"/>
+      <w:r>
+        <w:rPr>
+          <w:lang w:eastAsia="en-IN"/>
+        </w:rPr>
+        <w:t>) agree between the two files</w:t>
+      </w:r>
+      <w:r>
+        <w:rPr>
+          <w:lang w:eastAsia="en-IN"/>
+        </w:rPr>
+        <w:t>.</w:t>
+      </w:r>
+    </w:p>
+    <w:p>
+      <w:pPr>
+        <w:pStyle w:val="ListParagraph"/>
+        <w:numPr>
+          <w:ilvl w:val="0"/>
+          <w:numId w:val="37"/>
+        </w:numPr>
+        <w:rPr>
+          <w:lang w:eastAsia="en-IN"/>
+        </w:rPr>
+      </w:pPr>
+      <w:r>
+        <w:rPr>
+          <w:lang w:eastAsia="en-IN"/>
+        </w:rPr>
+        <w:t xml:space="preserve">Checked for </w:t>
+      </w:r>
+      <w:r>
+        <w:rPr>
+          <w:lang w:eastAsia="en-IN"/>
+        </w:rPr>
+        <w:t xml:space="preserve">reviews referencing a </w:t>
+      </w:r>
+      <w:proofErr w:type="spellStart"/>
+      <w:r>
+        <w:rPr>
+          <w:lang w:eastAsia="en-IN"/>
+        </w:rPr>
+        <w:t>product_id</w:t>
+      </w:r>
+      <w:proofErr w:type="spellEnd"/>
+      <w:r>
+        <w:rPr>
+          <w:lang w:eastAsia="en-IN"/>
+        </w:rPr>
+        <w:t xml:space="preserve"> that doesn't exist in </w:t>
+      </w:r>
+      <w:proofErr w:type="spellStart"/>
+      <w:r>
+        <w:rPr>
+          <w:lang w:eastAsia="en-IN"/>
+        </w:rPr>
+        <w:t>product_info</w:t>
+      </w:r>
+      <w:proofErr w:type="spellEnd"/>
+      <w:r>
+        <w:rPr>
+          <w:lang w:eastAsia="en-IN"/>
+        </w:rPr>
+        <w:t xml:space="preserve"> (orphaned reviews)</w:t>
+      </w:r>
+      <w:r>
+        <w:rPr>
+          <w:lang w:eastAsia="en-IN"/>
+        </w:rPr>
+        <w:t>.</w:t>
+      </w:r>
+    </w:p>
+    <w:p>
+      <w:pPr>
+        <w:pStyle w:val="ListParagraph"/>
+        <w:numPr>
+          <w:ilvl w:val="0"/>
+          <w:numId w:val="37"/>
+        </w:numPr>
+        <w:rPr>
+          <w:lang w:eastAsia="en-IN"/>
+        </w:rPr>
+      </w:pPr>
+      <w:r>
+        <w:rPr>
+          <w:lang w:eastAsia="en-IN"/>
+        </w:rPr>
+        <w:t xml:space="preserve">Spot-check </w:t>
+      </w:r>
+      <w:proofErr w:type="spellStart"/>
+      <w:r>
+        <w:rPr>
+          <w:lang w:eastAsia="en-IN"/>
+        </w:rPr>
+        <w:t>brand_name</w:t>
+      </w:r>
+      <w:proofErr w:type="spellEnd"/>
+      <w:r>
+        <w:rPr>
+          <w:lang w:eastAsia="en-IN"/>
+        </w:rPr>
+        <w:t xml:space="preserve"> consistency between the two files for shared </w:t>
+      </w:r>
+      <w:proofErr w:type="spellStart"/>
+      <w:r>
+        <w:rPr>
+          <w:lang w:eastAsia="en-IN"/>
+        </w:rPr>
+        <w:t>product_ids</w:t>
+      </w:r>
+      <w:proofErr w:type="spellEnd"/>
+    </w:p>
+    <w:p>
+      <w:pPr>
+        <w:rPr>
+          <w:lang w:eastAsia="en-IN"/>
+        </w:rPr>
+      </w:pPr>
+      <w:r>
+        <w:rPr>
+          <w:lang w:eastAsia="en-IN"/>
+        </w:rPr>
+        <w:t>Since both values returned zero it is safe to continue with the dataset for further analysis.</w:t>
+      </w:r>
+    </w:p>
+    <w:p>
+      <w:pPr>
+        <w:pStyle w:val="Heading2"/>
+        <w:rPr>
+          <w:lang w:eastAsia="en-IN"/>
+        </w:rPr>
+      </w:pPr>
+      <w:r>
+        <w:rPr>
+          <w:lang w:eastAsia="en-IN"/>
+        </w:rPr>
+        <w:t xml:space="preserve">Step </w:t>
+      </w:r>
+      <w:r>
+        <w:rPr>
+          <w:lang w:eastAsia="en-IN"/>
+        </w:rPr>
+        <w:t>5</w:t>
+      </w:r>
+      <w:r>
+        <w:rPr>
+          <w:lang w:eastAsia="en-IN"/>
+        </w:rPr>
+        <w:t xml:space="preserve">: </w:t>
+      </w:r>
+      <w:r>
+        <w:rPr>
+          <w:lang w:eastAsia="en-IN"/>
+        </w:rPr>
+        <w:t>Feature Engineering</w:t>
+      </w:r>
+    </w:p>
+    <w:p>
+      <w:pPr>
+        <w:rPr>
+          <w:lang w:eastAsia="en-IN"/>
+        </w:rPr>
+      </w:pPr>
+      <w:r>
+        <w:rPr>
+          <w:lang w:eastAsia="en-IN"/>
+        </w:rPr>
+        <w:t>Several hypotheses cannot be tested on raw columns alone. This step creates the computed fields needed for: price tiers (H1), brand-level aggregates with a sample-size safeguard (H10), feedback polarity (H8), recommendation rate (H7), and an on-sale flag (pricing, exploratory only).</w:t>
+      </w:r>
+    </w:p>
+    <w:p>
+      <w:pPr>
+        <w:rPr>
+          <w:b/>
+          <w:bCs/>
+          <w:lang w:eastAsia="en-IN"/>
+        </w:rPr>
+      </w:pPr>
+      <w:r>
+        <w:rPr>
+          <w:b/>
+          <w:bCs/>
+          <w:lang w:eastAsia="en-IN"/>
+        </w:rPr>
+        <w:t xml:space="preserve">5.1 </w:t>
+      </w:r>
+      <w:r>
+        <w:rPr>
+          <w:b/>
+          <w:bCs/>
+          <w:lang w:eastAsia="en-IN"/>
+        </w:rPr>
+        <w:t>Brand-level product count and average rating</w:t>
+      </w:r>
+    </w:p>
+    <w:p>
+      <w:pPr>
+        <w:pStyle w:val="ListParagraph"/>
+        <w:numPr>
+          <w:ilvl w:val="0"/>
+          <w:numId w:val="38"/>
+        </w:numPr>
+        <w:rPr>
+          <w:lang w:eastAsia="en-IN"/>
+        </w:rPr>
+      </w:pPr>
+      <w:r>
+        <w:rPr>
+          <w:lang w:eastAsia="en-IN"/>
+        </w:rPr>
+        <w:t>H10 asks whether CSS varies meaningfully across brands — but as established earlier, a simple average by itself is misleading.</w:t>
+      </w:r>
+    </w:p>
+    <w:p>
+      <w:pPr>
+        <w:pStyle w:val="ListParagraph"/>
+        <w:numPr>
+          <w:ilvl w:val="0"/>
+          <w:numId w:val="38"/>
+        </w:numPr>
+        <w:rPr>
+          <w:lang w:eastAsia="en-IN"/>
+        </w:rPr>
+      </w:pPr>
+      <w:r>
+        <w:rPr>
+          <w:lang w:eastAsia="en-IN"/>
+        </w:rPr>
+        <w:lastRenderedPageBreak/>
+        <w:t>Fourteen brands have only a single product, meaning one lucky or unlucky rating could make that brand look like a top or bottom performer purely by chance, not by genuine brand-level performance.</w:t>
+      </w:r>
+    </w:p>
+    <w:p>
+      <w:pPr>
+        <w:pStyle w:val="ListParagraph"/>
+        <w:numPr>
+          <w:ilvl w:val="0"/>
+          <w:numId w:val="38"/>
+        </w:numPr>
+        <w:rPr>
+          <w:lang w:eastAsia="en-IN"/>
+        </w:rPr>
+      </w:pPr>
+      <w:r>
+        <w:rPr>
+          <w:lang w:eastAsia="en-IN"/>
+        </w:rPr>
+        <w:t>So it a</w:t>
+      </w:r>
+      <w:r>
+        <w:rPr>
+          <w:lang w:eastAsia="en-IN"/>
+        </w:rPr>
+        <w:t xml:space="preserve">ggregates </w:t>
+      </w:r>
+      <w:r>
+        <w:rPr>
+          <w:lang w:eastAsia="en-IN"/>
+        </w:rPr>
+        <w:t>‘</w:t>
+      </w:r>
+      <w:proofErr w:type="spellStart"/>
+      <w:r>
+        <w:rPr>
+          <w:lang w:eastAsia="en-IN"/>
+        </w:rPr>
+        <w:t>product_id</w:t>
+      </w:r>
+      <w:proofErr w:type="spellEnd"/>
+      <w:r>
+        <w:rPr>
+          <w:lang w:eastAsia="en-IN"/>
+        </w:rPr>
+        <w:t>’</w:t>
+      </w:r>
+      <w:r>
+        <w:rPr>
+          <w:lang w:eastAsia="en-IN"/>
+        </w:rPr>
+        <w:t xml:space="preserve"> by </w:t>
+      </w:r>
+      <w:r>
+        <w:rPr>
+          <w:lang w:eastAsia="en-IN"/>
+        </w:rPr>
+        <w:t>‘</w:t>
+      </w:r>
+      <w:proofErr w:type="spellStart"/>
+      <w:r>
+        <w:rPr>
+          <w:lang w:eastAsia="en-IN"/>
+        </w:rPr>
+        <w:t>brand_name</w:t>
+      </w:r>
+      <w:proofErr w:type="spellEnd"/>
+      <w:r>
+        <w:rPr>
+          <w:lang w:eastAsia="en-IN"/>
+        </w:rPr>
+        <w:t>’</w:t>
+      </w:r>
+      <w:r>
+        <w:rPr>
+          <w:lang w:eastAsia="en-IN"/>
+        </w:rPr>
+        <w:t xml:space="preserve"> to compute how many products each brand has and what their average rating is, then merges these two derived values back onto the main </w:t>
+      </w:r>
+      <w:r>
+        <w:rPr>
+          <w:lang w:eastAsia="en-IN"/>
+        </w:rPr>
+        <w:t>data frame</w:t>
+      </w:r>
+      <w:r>
+        <w:rPr>
+          <w:lang w:eastAsia="en-IN"/>
+        </w:rPr>
+        <w:t>.</w:t>
+      </w:r>
+    </w:p>
+    <w:p>
+      <w:pPr>
+        <w:rPr>
+          <w:b/>
+          <w:bCs/>
+          <w:lang w:eastAsia="en-IN"/>
+        </w:rPr>
+      </w:pPr>
+      <w:r>
+        <w:rPr>
+          <w:b/>
+          <w:bCs/>
+          <w:lang w:eastAsia="en-IN"/>
+        </w:rPr>
+        <w:t xml:space="preserve">5.2 </w:t>
+      </w:r>
+      <w:proofErr w:type="spellStart"/>
+      <w:r>
+        <w:rPr>
+          <w:b/>
+          <w:bCs/>
+          <w:lang w:eastAsia="en-IN"/>
+        </w:rPr>
+        <w:t>feedback_polarity_ratio</w:t>
+      </w:r>
+      <w:proofErr w:type="spellEnd"/>
+      <w:r>
+        <w:rPr>
+          <w:b/>
+          <w:bCs/>
+          <w:lang w:eastAsia="en-IN"/>
+        </w:rPr>
+        <w:t xml:space="preserve"> (positive share of total feedback)</w:t>
+      </w:r>
+    </w:p>
+    <w:p>
+      <w:pPr>
+        <w:pStyle w:val="ListParagraph"/>
+        <w:numPr>
+          <w:ilvl w:val="0"/>
+          <w:numId w:val="39"/>
+        </w:numPr>
+        <w:rPr>
+          <w:lang w:eastAsia="en-IN"/>
+        </w:rPr>
+      </w:pPr>
+      <w:r>
+        <w:rPr>
+          <w:lang w:eastAsia="en-IN"/>
+        </w:rPr>
+        <w:t>R</w:t>
+      </w:r>
+      <w:r>
+        <w:rPr>
+          <w:lang w:eastAsia="en-IN"/>
+        </w:rPr>
+        <w:t>aw counts alone (`</w:t>
+      </w:r>
+      <w:proofErr w:type="spellStart"/>
+      <w:r>
+        <w:rPr>
+          <w:lang w:eastAsia="en-IN"/>
+        </w:rPr>
+        <w:t>total_pos_feedback_count</w:t>
+      </w:r>
+      <w:proofErr w:type="spellEnd"/>
+      <w:r>
+        <w:rPr>
+          <w:lang w:eastAsia="en-IN"/>
+        </w:rPr>
+        <w:t>`, `</w:t>
+      </w:r>
+      <w:proofErr w:type="spellStart"/>
+      <w:r>
+        <w:rPr>
+          <w:lang w:eastAsia="en-IN"/>
+        </w:rPr>
+        <w:t>total_neg_feedback_count</w:t>
+      </w:r>
+      <w:proofErr w:type="spellEnd"/>
+      <w:r>
+        <w:rPr>
+          <w:lang w:eastAsia="en-IN"/>
+        </w:rPr>
+        <w:t>`) aren't directly comparable across reviews</w:t>
+      </w:r>
+      <w:r>
+        <w:rPr>
+          <w:lang w:eastAsia="en-IN"/>
+        </w:rPr>
+        <w:t xml:space="preserve"> for H8 hypothesis </w:t>
+      </w:r>
+      <w:r>
+        <w:rPr>
+          <w:lang w:eastAsia="en-IN"/>
+        </w:rPr>
+        <w:t>that higher negative feedback volume correlates with lower product ratings</w:t>
+      </w:r>
+      <w:r>
+        <w:rPr>
+          <w:lang w:eastAsia="en-IN"/>
+        </w:rPr>
+        <w:t>.</w:t>
+      </w:r>
+    </w:p>
+    <w:p>
+      <w:pPr>
+        <w:pStyle w:val="ListParagraph"/>
+        <w:numPr>
+          <w:ilvl w:val="0"/>
+          <w:numId w:val="39"/>
+        </w:numPr>
+        <w:rPr>
+          <w:lang w:eastAsia="en-IN"/>
+        </w:rPr>
+      </w:pPr>
+      <w:r>
+        <w:rPr>
+          <w:lang w:eastAsia="en-IN"/>
+        </w:rPr>
+        <w:t>A ratio normalizes this, turning "how many people voted this helpful" into "what proportion of voters found this helpful"</w:t>
+      </w:r>
+      <w:r>
+        <w:rPr>
+          <w:lang w:eastAsia="en-IN"/>
+        </w:rPr>
+        <w:t xml:space="preserve"> </w:t>
+      </w:r>
+      <w:r>
+        <w:rPr>
+          <w:lang w:eastAsia="en-IN"/>
+        </w:rPr>
+        <w:t>— a fair, comparable signal regardless of a review's total visibility or age</w:t>
+      </w:r>
+      <w:r>
+        <w:rPr>
+          <w:lang w:eastAsia="en-IN"/>
+        </w:rPr>
+        <w:t>.</w:t>
+      </w:r>
+    </w:p>
+    <w:p>
+      <w:pPr>
+        <w:pStyle w:val="ListParagraph"/>
+        <w:numPr>
+          <w:ilvl w:val="0"/>
+          <w:numId w:val="39"/>
+        </w:numPr>
+        <w:rPr>
+          <w:lang w:eastAsia="en-IN"/>
+        </w:rPr>
+      </w:pPr>
+      <w:r>
+        <w:rPr>
+          <w:lang w:eastAsia="en-IN"/>
+        </w:rPr>
+        <w:t>It d</w:t>
+      </w:r>
+      <w:r>
+        <w:rPr>
+          <w:lang w:eastAsia="en-IN"/>
+        </w:rPr>
+        <w:t xml:space="preserve">ivides </w:t>
+      </w:r>
+      <w:r>
+        <w:rPr>
+          <w:lang w:eastAsia="en-IN"/>
+        </w:rPr>
+        <w:t>‘</w:t>
+      </w:r>
+      <w:proofErr w:type="spellStart"/>
+      <w:r>
+        <w:rPr>
+          <w:lang w:eastAsia="en-IN"/>
+        </w:rPr>
+        <w:t>total_pos_feedback_count</w:t>
+      </w:r>
+      <w:proofErr w:type="spellEnd"/>
+      <w:r>
+        <w:rPr>
+          <w:lang w:eastAsia="en-IN"/>
+        </w:rPr>
+        <w:t>’</w:t>
+      </w:r>
+      <w:r>
+        <w:rPr>
+          <w:lang w:eastAsia="en-IN"/>
+        </w:rPr>
+        <w:t xml:space="preserve"> by </w:t>
+      </w:r>
+      <w:r>
+        <w:rPr>
+          <w:lang w:eastAsia="en-IN"/>
+        </w:rPr>
+        <w:t>‘</w:t>
+      </w:r>
+      <w:proofErr w:type="spellStart"/>
+      <w:r>
+        <w:rPr>
+          <w:lang w:eastAsia="en-IN"/>
+        </w:rPr>
+        <w:t>total_feedback_count</w:t>
+      </w:r>
+      <w:proofErr w:type="spellEnd"/>
+      <w:r>
+        <w:rPr>
+          <w:lang w:eastAsia="en-IN"/>
+        </w:rPr>
+        <w:t>’</w:t>
+      </w:r>
+      <w:r>
+        <w:rPr>
+          <w:lang w:eastAsia="en-IN"/>
+        </w:rPr>
+        <w:t xml:space="preserve"> for each review, returning </w:t>
+      </w:r>
+      <w:r>
+        <w:rPr>
+          <w:lang w:eastAsia="en-IN"/>
+        </w:rPr>
+        <w:t>‘</w:t>
+      </w:r>
+      <w:proofErr w:type="spellStart"/>
+      <w:r>
+        <w:rPr>
+          <w:lang w:eastAsia="en-IN"/>
+        </w:rPr>
+        <w:t>NaN</w:t>
+      </w:r>
+      <w:proofErr w:type="spellEnd"/>
+      <w:r>
+        <w:rPr>
+          <w:lang w:eastAsia="en-IN"/>
+        </w:rPr>
+        <w:t>’</w:t>
+      </w:r>
+      <w:r>
+        <w:rPr>
+          <w:lang w:eastAsia="en-IN"/>
+        </w:rPr>
+        <w:t xml:space="preserve"> (instead of an error or a fabricated 0) when </w:t>
+      </w:r>
+      <w:r>
+        <w:rPr>
+          <w:lang w:eastAsia="en-IN"/>
+        </w:rPr>
+        <w:t>‘</w:t>
+      </w:r>
+      <w:proofErr w:type="spellStart"/>
+      <w:r>
+        <w:rPr>
+          <w:lang w:eastAsia="en-IN"/>
+        </w:rPr>
+        <w:t>total_feedback_count</w:t>
+      </w:r>
+      <w:proofErr w:type="spellEnd"/>
+      <w:r>
+        <w:rPr>
+          <w:lang w:eastAsia="en-IN"/>
+        </w:rPr>
+        <w:t>’</w:t>
+      </w:r>
+      <w:r>
+        <w:rPr>
+          <w:lang w:eastAsia="en-IN"/>
+        </w:rPr>
+        <w:t xml:space="preserve"> is zero.</w:t>
+      </w:r>
+    </w:p>
+    <w:p>
+      <w:pPr>
+        <w:rPr>
+          <w:b/>
+          <w:bCs/>
+          <w:lang w:eastAsia="en-IN"/>
+        </w:rPr>
+      </w:pPr>
+      <w:r>
+        <w:rPr>
+          <w:b/>
+          <w:bCs/>
+          <w:lang w:eastAsia="en-IN"/>
+        </w:rPr>
+        <w:t xml:space="preserve">5.3 </w:t>
+      </w:r>
+      <w:r>
+        <w:rPr>
+          <w:b/>
+          <w:bCs/>
+          <w:lang w:eastAsia="en-IN"/>
+        </w:rPr>
+        <w:t>Product-level "</w:t>
+      </w:r>
+      <w:proofErr w:type="spellStart"/>
+      <w:r>
+        <w:rPr>
+          <w:b/>
+          <w:bCs/>
+          <w:lang w:eastAsia="en-IN"/>
+        </w:rPr>
+        <w:t>recommendation_rate</w:t>
+      </w:r>
+      <w:proofErr w:type="spellEnd"/>
+      <w:r>
+        <w:rPr>
+          <w:b/>
+          <w:bCs/>
+          <w:lang w:eastAsia="en-IN"/>
+        </w:rPr>
+        <w:t>" (excluding non-responses)</w:t>
+      </w:r>
+    </w:p>
+    <w:p>
+      <w:pPr>
+        <w:pStyle w:val="ListParagraph"/>
+        <w:numPr>
+          <w:ilvl w:val="0"/>
+          <w:numId w:val="40"/>
+        </w:numPr>
+        <w:rPr>
+          <w:lang w:eastAsia="en-IN"/>
+        </w:rPr>
+      </w:pPr>
+      <w:r>
+        <w:rPr>
+          <w:lang w:eastAsia="en-IN"/>
+        </w:rPr>
+        <w:t>H7 tests whether recommendation rate is a stronger predictor of CSS than `</w:t>
+      </w:r>
+      <w:proofErr w:type="spellStart"/>
+      <w:r>
+        <w:rPr>
+          <w:lang w:eastAsia="en-IN"/>
+        </w:rPr>
+        <w:t>loves_count</w:t>
+      </w:r>
+      <w:proofErr w:type="spellEnd"/>
+      <w:r>
+        <w:rPr>
+          <w:lang w:eastAsia="en-IN"/>
+        </w:rPr>
+        <w:t>`.</w:t>
+      </w:r>
+    </w:p>
+    <w:p>
+      <w:pPr>
+        <w:pStyle w:val="ListParagraph"/>
+        <w:numPr>
+          <w:ilvl w:val="0"/>
+          <w:numId w:val="40"/>
+        </w:numPr>
+        <w:rPr>
+          <w:lang w:eastAsia="en-IN"/>
+        </w:rPr>
+      </w:pPr>
+      <w:r>
+        <w:rPr>
+          <w:lang w:eastAsia="en-IN"/>
+        </w:rPr>
+        <w:t>This requires a single comparable per-product number, not raw individual review flags — `</w:t>
+      </w:r>
+      <w:proofErr w:type="spellStart"/>
+      <w:r>
+        <w:rPr>
+          <w:lang w:eastAsia="en-IN"/>
+        </w:rPr>
+        <w:t>recommendation_rate</w:t>
+      </w:r>
+      <w:proofErr w:type="spellEnd"/>
+      <w:r>
+        <w:rPr>
+          <w:lang w:eastAsia="en-IN"/>
+        </w:rPr>
+        <w:t>` is that number.</w:t>
+      </w:r>
+    </w:p>
+    <w:p>
+      <w:pPr>
+        <w:pStyle w:val="ListParagraph"/>
+        <w:numPr>
+          <w:ilvl w:val="0"/>
+          <w:numId w:val="40"/>
+        </w:numPr>
+        <w:rPr>
+          <w:lang w:eastAsia="en-IN"/>
+        </w:rPr>
+      </w:pPr>
+      <w:r>
+        <w:rPr>
+          <w:lang w:eastAsia="en-IN"/>
+        </w:rPr>
+        <w:t>It c</w:t>
+      </w:r>
+      <w:r>
+        <w:rPr>
+          <w:lang w:eastAsia="en-IN"/>
+        </w:rPr>
+        <w:t>alculates the share of reviews where `</w:t>
+      </w:r>
+      <w:proofErr w:type="spellStart"/>
+      <w:r>
+        <w:rPr>
+          <w:lang w:eastAsia="en-IN"/>
+        </w:rPr>
+        <w:t>is_recommended</w:t>
+      </w:r>
+      <w:proofErr w:type="spellEnd"/>
+      <w:r>
+        <w:rPr>
+          <w:lang w:eastAsia="en-IN"/>
+        </w:rPr>
+        <w:t xml:space="preserve"> = 1`, computed only over reviews where the customer actually answered (i.e., excluding rows where `</w:t>
+      </w:r>
+      <w:proofErr w:type="spellStart"/>
+      <w:r>
+        <w:rPr>
+          <w:lang w:eastAsia="en-IN"/>
+        </w:rPr>
+        <w:t>is_recommended</w:t>
+      </w:r>
+      <w:proofErr w:type="spellEnd"/>
+      <w:r>
+        <w:rPr>
+          <w:lang w:eastAsia="en-IN"/>
+        </w:rPr>
+        <w:t>` is missing), then merges this rate back onto `</w:t>
+      </w:r>
+      <w:proofErr w:type="spellStart"/>
+      <w:r>
+        <w:rPr>
+          <w:lang w:eastAsia="en-IN"/>
+        </w:rPr>
+        <w:t>product_info</w:t>
+      </w:r>
+      <w:proofErr w:type="spellEnd"/>
+      <w:r>
+        <w:rPr>
+          <w:lang w:eastAsia="en-IN"/>
+        </w:rPr>
+        <w:t>` at the product level.</w:t>
+      </w:r>
+    </w:p>
+    <w:p>
+      <w:pPr>
+        <w:pStyle w:val="ListParagraph"/>
+        <w:numPr>
+          <w:ilvl w:val="0"/>
+          <w:numId w:val="40"/>
+        </w:numPr>
+        <w:rPr>
+          <w:lang w:eastAsia="en-IN"/>
+        </w:rPr>
+      </w:pPr>
+      <w:r>
+        <w:rPr>
+          <w:lang w:eastAsia="en-IN"/>
+        </w:rPr>
+        <w:t>Why non-responses are excluded from the denominator, not treated as "No": This directly follows the earlier decision that a blank `</w:t>
+      </w:r>
+      <w:proofErr w:type="spellStart"/>
+      <w:r>
+        <w:rPr>
+          <w:lang w:eastAsia="en-IN"/>
+        </w:rPr>
+        <w:t>is_recommended</w:t>
+      </w:r>
+      <w:proofErr w:type="spellEnd"/>
+      <w:r>
+        <w:rPr>
+          <w:lang w:eastAsia="en-IN"/>
+        </w:rPr>
+        <w:t>` reflects a customer who didn't answer, not one who declined to recommend the product.</w:t>
+      </w:r>
+    </w:p>
+    <w:p>
+      <w:pPr>
+        <w:rPr>
+          <w:b/>
+          <w:bCs/>
+          <w:lang w:eastAsia="en-IN"/>
+        </w:rPr>
+      </w:pPr>
+      <w:r>
+        <w:rPr>
+          <w:b/>
+          <w:bCs/>
+          <w:lang w:eastAsia="en-IN"/>
+        </w:rPr>
+        <w:t xml:space="preserve">5.4 </w:t>
+      </w:r>
+      <w:proofErr w:type="spellStart"/>
+      <w:r>
+        <w:rPr>
+          <w:b/>
+          <w:bCs/>
+          <w:lang w:eastAsia="en-IN"/>
+        </w:rPr>
+        <w:t>on_sale_flag</w:t>
+      </w:r>
+      <w:proofErr w:type="spellEnd"/>
+    </w:p>
+    <w:p>
+      <w:pPr>
+        <w:pStyle w:val="ListParagraph"/>
+        <w:numPr>
+          <w:ilvl w:val="0"/>
+          <w:numId w:val="41"/>
+        </w:numPr>
+        <w:rPr>
+          <w:lang w:eastAsia="en-IN"/>
+        </w:rPr>
+      </w:pPr>
+      <w:r>
+        <w:rPr>
+          <w:lang w:eastAsia="en-IN"/>
+        </w:rPr>
+        <w:t>‘</w:t>
+      </w:r>
+      <w:proofErr w:type="spellStart"/>
+      <w:r>
+        <w:rPr>
+          <w:lang w:eastAsia="en-IN"/>
+        </w:rPr>
+        <w:t>sale_price_usd</w:t>
+      </w:r>
+      <w:proofErr w:type="spellEnd"/>
+      <w:r>
+        <w:rPr>
+          <w:lang w:eastAsia="en-IN"/>
+        </w:rPr>
+        <w:t>’</w:t>
+      </w:r>
+      <w:r>
+        <w:rPr>
+          <w:lang w:eastAsia="en-IN"/>
+        </w:rPr>
+        <w:t xml:space="preserve"> itself was dropped from the KPI tree because 96.8% of values were missing</w:t>
+      </w:r>
+      <w:r>
+        <w:rPr>
+          <w:lang w:eastAsia="en-IN"/>
+        </w:rPr>
+        <w:t xml:space="preserve">. </w:t>
+      </w:r>
+      <w:r>
+        <w:rPr>
+          <w:lang w:eastAsia="en-IN"/>
+        </w:rPr>
+        <w:t>But the presence or absence of a sale is a separate and much more robust signal</w:t>
+      </w:r>
+      <w:r>
+        <w:rPr>
+          <w:lang w:eastAsia="en-IN"/>
+        </w:rPr>
+        <w:t>.</w:t>
+      </w:r>
+    </w:p>
+    <w:p>
+      <w:pPr>
+        <w:pStyle w:val="ListParagraph"/>
+        <w:numPr>
+          <w:ilvl w:val="0"/>
+          <w:numId w:val="41"/>
+        </w:numPr>
+        <w:rPr>
+          <w:lang w:eastAsia="en-IN"/>
+        </w:rPr>
+      </w:pPr>
+      <w:r>
+        <w:rPr>
+          <w:lang w:eastAsia="en-IN"/>
+        </w:rPr>
+        <w:t>`</w:t>
+      </w:r>
+      <w:proofErr w:type="spellStart"/>
+      <w:r>
+        <w:rPr>
+          <w:lang w:eastAsia="en-IN"/>
+        </w:rPr>
+        <w:t>on_sale_flag</w:t>
+      </w:r>
+      <w:proofErr w:type="spellEnd"/>
+      <w:r>
+        <w:rPr>
+          <w:lang w:eastAsia="en-IN"/>
+        </w:rPr>
+        <w:t xml:space="preserve">` asks the simpler, fully-answerable question "is this product currently discounted at </w:t>
+      </w:r>
+      <w:proofErr w:type="spellStart"/>
+      <w:r>
+        <w:rPr>
+          <w:lang w:eastAsia="en-IN"/>
+        </w:rPr>
+        <w:t>all</w:t>
+      </w:r>
+      <w:r>
+        <w:rPr>
+          <w:lang w:eastAsia="en-IN"/>
+        </w:rPr>
+        <w:t>or</w:t>
+      </w:r>
+      <w:proofErr w:type="spellEnd"/>
+      <w:r>
+        <w:rPr>
+          <w:lang w:eastAsia="en-IN"/>
+        </w:rPr>
+        <w:t xml:space="preserve"> not.</w:t>
+      </w:r>
+    </w:p>
+    <w:p>
+      <w:pPr>
+        <w:pStyle w:val="ListParagraph"/>
+        <w:numPr>
+          <w:ilvl w:val="0"/>
+          <w:numId w:val="41"/>
+        </w:numPr>
+        <w:rPr>
+          <w:lang w:eastAsia="en-IN"/>
+        </w:rPr>
+      </w:pPr>
+      <w:r>
+        <w:rPr>
+          <w:lang w:eastAsia="en-IN"/>
+        </w:rPr>
+        <w:t>This preserves a usable pricing signal from an otherwise-unusable column, and keeps the door open for a lightweight exploratory check</w:t>
+      </w:r>
+      <w:r>
+        <w:rPr>
+          <w:lang w:eastAsia="en-IN"/>
+        </w:rPr>
+        <w:t>.</w:t>
+      </w:r>
+    </w:p>
+    <w:p>
+      <w:pPr>
+        <w:pStyle w:val="ListParagraph"/>
+        <w:numPr>
+          <w:ilvl w:val="0"/>
+          <w:numId w:val="41"/>
+        </w:numPr>
+        <w:rPr>
+          <w:lang w:eastAsia="en-IN"/>
+        </w:rPr>
+      </w:pPr>
+      <w:r>
+        <w:rPr>
+          <w:lang w:eastAsia="en-IN"/>
+        </w:rPr>
+        <w:t>It c</w:t>
+      </w:r>
+      <w:r>
+        <w:rPr>
+          <w:lang w:eastAsia="en-IN"/>
+        </w:rPr>
+        <w:t xml:space="preserve">reates a binary indicator (1/0) marking whether a product has a non-null </w:t>
+      </w:r>
+      <w:r>
+        <w:rPr>
+          <w:lang w:eastAsia="en-IN"/>
+        </w:rPr>
+        <w:t>‘</w:t>
+      </w:r>
+      <w:proofErr w:type="spellStart"/>
+      <w:r>
+        <w:rPr>
+          <w:lang w:eastAsia="en-IN"/>
+        </w:rPr>
+        <w:t>sale_price_usd</w:t>
+      </w:r>
+      <w:proofErr w:type="spellEnd"/>
+      <w:r>
+        <w:rPr>
+          <w:lang w:eastAsia="en-IN"/>
+        </w:rPr>
+        <w:t>’</w:t>
+      </w:r>
+      <w:r>
+        <w:rPr>
+          <w:lang w:eastAsia="en-IN"/>
+        </w:rPr>
+        <w:t>, regardless of what that sale price value actually is.</w:t>
+      </w:r>
+    </w:p>
+    <w:p>
+      <w:pPr>
+        <w:pStyle w:val="Heading2"/>
+      </w:pPr>
+      <w:r>
+        <w:t xml:space="preserve">Step 8: </w:t>
+      </w:r>
+      <w:r>
+        <w:t>STRUCTURAL ZERO ANALYSIS</w:t>
+      </w:r>
+    </w:p>
+    <w:p>
+      <w:r>
+        <w:t xml:space="preserve">Structural zero analysis was conducted to distinguish legitimate zero values from missing or erroneous observations. </w:t>
+      </w:r>
+    </w:p>
+    <w:p>
+      <w:pPr>
+        <w:pStyle w:val="ListParagraph"/>
+        <w:numPr>
+          <w:ilvl w:val="0"/>
+          <w:numId w:val="9"/>
+        </w:numPr>
+      </w:pPr>
+      <w:r>
+        <w:t xml:space="preserve">Variables including </w:t>
+      </w:r>
+      <w:r>
+        <w:t>“</w:t>
+      </w:r>
+      <w:r>
+        <w:t>out</w:t>
+      </w:r>
+      <w:r>
+        <w:t xml:space="preserve"> </w:t>
+      </w:r>
+      <w:proofErr w:type="spellStart"/>
+      <w:r>
+        <w:t>prncp</w:t>
+      </w:r>
+      <w:proofErr w:type="spellEnd"/>
+      <w:r>
+        <w:t>”</w:t>
+      </w:r>
+      <w:r>
+        <w:t xml:space="preserve">, </w:t>
+      </w:r>
+      <w:r>
+        <w:t>“</w:t>
+      </w:r>
+      <w:r>
+        <w:t>recoveries</w:t>
+      </w:r>
+      <w:r>
+        <w:t>”</w:t>
+      </w:r>
+      <w:r>
+        <w:t xml:space="preserve">, </w:t>
+      </w:r>
+      <w:r>
+        <w:t>“</w:t>
+      </w:r>
+      <w:r>
+        <w:t>collection</w:t>
+      </w:r>
+      <w:r>
+        <w:t xml:space="preserve"> </w:t>
+      </w:r>
+      <w:r>
+        <w:t>recovery</w:t>
+      </w:r>
+      <w:r>
+        <w:t xml:space="preserve"> </w:t>
+      </w:r>
+      <w:r>
+        <w:t>fee</w:t>
+      </w:r>
+      <w:r>
+        <w:t>”</w:t>
+      </w:r>
+      <w:r>
+        <w:t xml:space="preserve">, and </w:t>
+      </w:r>
+      <w:r>
+        <w:t>“</w:t>
+      </w:r>
+      <w:r>
+        <w:t>total</w:t>
+      </w:r>
+      <w:r>
+        <w:t xml:space="preserve"> </w:t>
+      </w:r>
+      <w:r>
+        <w:t>rec</w:t>
+      </w:r>
+      <w:r>
+        <w:t xml:space="preserve"> </w:t>
+      </w:r>
+      <w:r>
+        <w:t>late</w:t>
+      </w:r>
+      <w:r>
+        <w:t xml:space="preserve"> </w:t>
+      </w:r>
+      <w:r>
+        <w:t>fee</w:t>
+      </w:r>
+      <w:r>
+        <w:t>”</w:t>
+      </w:r>
+      <w:r>
+        <w:t xml:space="preserve"> contain a high proportion of zero values due to the natural loan repayment lifecycle</w:t>
+      </w:r>
+      <w:r>
+        <w:t>.</w:t>
+      </w:r>
+    </w:p>
+    <w:p>
+      <w:pPr>
+        <w:pStyle w:val="ListParagraph"/>
+        <w:numPr>
+          <w:ilvl w:val="0"/>
+          <w:numId w:val="9"/>
+        </w:numPr>
+      </w:pPr>
+      <w:r>
+        <w:t>For example, zero outstanding principal indicates that a loan has been fully repaid or charged off, while zero recoveries and recovery fees are expected for loans that never entered the recovery process. Similarly, zero late fees indicate borrowers who did not incur payment delays.</w:t>
+      </w:r>
+    </w:p>
+    <w:p>
+      <w:pPr>
+        <w:pStyle w:val="ListParagraph"/>
+        <w:numPr>
+          <w:ilvl w:val="0"/>
+          <w:numId w:val="9"/>
+        </w:numPr>
+      </w:pPr>
+      <w:r>
+        <w:t>Since these zero values represent valid business outcomes, no transformation or removal was performed</w:t>
+      </w:r>
+      <w:r>
+        <w:t>.</w:t>
+      </w:r>
+    </w:p>
+    <w:p>
+      <w:pPr>
+        <w:pStyle w:val="Heading2"/>
+      </w:pPr>
+      <w:r>
+        <w:t xml:space="preserve">Step 9: </w:t>
+      </w:r>
+      <w:r>
+        <w:t>FINAL REVIEW AND EXPORT</w:t>
+      </w:r>
+    </w:p>
+    <w:p>
+      <w:r>
+        <w:t>After completing all data cleaning and preprocessing steps, the dataset is subjected to a final quality review to ensure its consistency, completeness, and readiness for analysis.</w:t>
+      </w:r>
+    </w:p>
+    <w:p>
+      <w:pPr>
+        <w:pStyle w:val="ListParagraph"/>
+        <w:numPr>
+          <w:ilvl w:val="0"/>
           <w:numId w:val="10"/>
-        </w:numPr>
-        <w:rPr>
-          <w:lang w:eastAsia="en-IN"/>
-        </w:rPr>
-      </w:pPr>
-      <w:r>
-        <w:rPr>
-          <w:lang w:eastAsia="en-IN"/>
-        </w:rPr>
-        <w:t xml:space="preserve">From </w:t>
-      </w:r>
-      <w:r>
-        <w:rPr>
-          <w:b/>
-          <w:bCs/>
-          <w:lang w:eastAsia="en-IN"/>
-        </w:rPr>
-        <w:t xml:space="preserve">reviews </w:t>
-      </w:r>
-      <w:r>
-        <w:rPr>
-          <w:lang w:eastAsia="en-IN"/>
-        </w:rPr>
-        <w:t xml:space="preserve">dataset </w:t>
-      </w:r>
-      <w:r>
-        <w:rPr>
-          <w:lang w:eastAsia="en-IN"/>
-        </w:rPr>
-        <w:t>'</w:t>
-      </w:r>
-      <w:r>
-        <w:rPr>
-          <w:lang w:eastAsia="en-IN"/>
-        </w:rPr>
-        <w:t>is_recommended</w:t>
-      </w:r>
-      <w:r>
-        <w:rPr>
-          <w:lang w:eastAsia="en-IN"/>
-        </w:rPr>
-        <w:t>'</w:t>
-      </w:r>
-      <w:r>
-        <w:rPr>
-          <w:lang w:eastAsia="en-IN"/>
-        </w:rPr>
-        <w:t xml:space="preserve"> column has been converted and submission_time has been converted from object to datetime data type.</w:t>
-      </w:r>
-    </w:p>
-    <w:p>
-      <w:pPr>
-        <w:rPr>
-          <w:lang w:eastAsia="en-IN"/>
-        </w:rPr>
-      </w:pPr>
-      <w:r>
-        <w:rPr>
-          <w:lang w:eastAsia="en-IN"/>
-        </w:rPr>
-        <w:t>Inconsistent casing or stray whitespace (e.g., `"Dior "` vs `"Dior"`) can silently create duplicate categories during grouping. This would distort the analysis results.</w:t>
-      </w:r>
-    </w:p>
-    <w:p>
-      <w:pPr>
-        <w:pStyle w:val="ListParagraph"/>
-        <w:numPr>
-          <w:ilvl w:val="0"/>
-          <w:numId w:val="41"/>
-        </w:numPr>
-        <w:rPr>
-          <w:lang w:eastAsia="en-IN"/>
-        </w:rPr>
-      </w:pPr>
-      <w:r>
-        <w:rPr>
-          <w:lang w:eastAsia="en-IN"/>
-        </w:rPr>
-        <w:t>S</w:t>
-      </w:r>
-      <w:r>
-        <w:rPr>
-          <w:lang w:eastAsia="en-IN"/>
-        </w:rPr>
-        <w:t>tandardized casing on key</w:t>
-      </w:r>
-      <w:r>
-        <w:rPr>
-          <w:lang w:eastAsia="en-IN"/>
-        </w:rPr>
-        <w:t xml:space="preserve"> categorical columns in </w:t>
-      </w:r>
-      <w:r>
-        <w:rPr>
-          <w:b/>
-          <w:bCs/>
-          <w:lang w:eastAsia="en-IN"/>
-        </w:rPr>
-        <w:t>product_info</w:t>
-      </w:r>
-      <w:r>
-        <w:rPr>
-          <w:b/>
-          <w:bCs/>
-          <w:lang w:eastAsia="en-IN"/>
-        </w:rPr>
-        <w:t xml:space="preserve"> </w:t>
-      </w:r>
-      <w:r>
-        <w:rPr>
-          <w:lang w:eastAsia="en-IN"/>
-        </w:rPr>
-        <w:t xml:space="preserve">like </w:t>
-      </w:r>
-      <w:r>
-        <w:rPr>
-          <w:lang w:eastAsia="en-IN"/>
-        </w:rPr>
-        <w:t>'brand_name', 'primary_category', 'secondary_category', 'tertiary_category'</w:t>
-      </w:r>
-      <w:r>
-        <w:rPr>
-          <w:lang w:eastAsia="en-IN"/>
-        </w:rPr>
-        <w:t>.</w:t>
-      </w:r>
-    </w:p>
-    <w:p>
-      <w:pPr>
-        <w:pStyle w:val="ListParagraph"/>
-        <w:numPr>
-          <w:ilvl w:val="0"/>
-          <w:numId w:val="41"/>
-        </w:numPr>
-        <w:rPr>
-          <w:lang w:eastAsia="en-IN"/>
-        </w:rPr>
-      </w:pPr>
-      <w:r>
-        <w:rPr>
-          <w:lang w:eastAsia="en-IN"/>
-        </w:rPr>
-        <w:t xml:space="preserve">Applied the same for </w:t>
-      </w:r>
-      <w:r>
-        <w:rPr>
-          <w:b/>
-          <w:bCs/>
-          <w:lang w:eastAsia="en-IN"/>
-        </w:rPr>
-        <w:t>reviews</w:t>
-      </w:r>
-      <w:r>
-        <w:rPr>
-          <w:lang w:eastAsia="en-IN"/>
-        </w:rPr>
-        <w:t xml:space="preserve"> dataset</w:t>
-      </w:r>
-      <w:r>
-        <w:rPr>
-          <w:lang w:eastAsia="en-IN"/>
-        </w:rPr>
-        <w:t xml:space="preserve"> for ‘brand_name’ column.</w:t>
-      </w:r>
-    </w:p>
-    <w:p>
-      <w:pPr>
-        <w:pStyle w:val="Heading2"/>
-        <w:rPr>
-          <w:lang w:eastAsia="en-IN"/>
-        </w:rPr>
-      </w:pPr>
-      <w:r>
-        <w:rPr>
-          <w:lang w:eastAsia="en-IN"/>
-        </w:rPr>
-        <w:t xml:space="preserve">Step 3: </w:t>
-      </w:r>
-      <w:r>
-        <w:rPr>
-          <w:lang w:eastAsia="en-IN"/>
-        </w:rPr>
-        <w:t>Missing Value Treatment</w:t>
-      </w:r>
-    </w:p>
-    <w:p>
-      <w:pPr>
-        <w:rPr>
-          <w:lang w:eastAsia="en-IN"/>
-        </w:rPr>
-      </w:pPr>
-      <w:r>
-        <w:rPr>
-          <w:lang w:eastAsia="en-IN"/>
-        </w:rPr>
-        <w:t>Missing values were examined to determine whether they represented true data quality issues or meaningful business information</w:t>
-      </w:r>
-      <w:r>
-        <w:rPr>
-          <w:lang w:eastAsia="en-IN"/>
-        </w:rPr>
-        <w:t>.</w:t>
-      </w:r>
-    </w:p>
-    <w:p>
-      <w:pPr>
-        <w:rPr>
-          <w:b/>
-          <w:bCs/>
-          <w:lang w:eastAsia="en-IN"/>
-        </w:rPr>
-      </w:pPr>
-      <w:r>
-        <w:rPr>
-          <w:b/>
-          <w:bCs/>
-          <w:lang w:eastAsia="en-IN"/>
-        </w:rPr>
-        <w:t xml:space="preserve">A. </w:t>
-      </w:r>
-      <w:r>
-        <w:rPr>
-          <w:b/>
-          <w:bCs/>
-          <w:lang w:eastAsia="en-IN"/>
-        </w:rPr>
-        <w:t>product_info</w:t>
-      </w:r>
-    </w:p>
-    <w:p>
-      <w:pPr>
-        <w:pStyle w:val="ListParagraph"/>
-        <w:numPr>
-          <w:ilvl w:val="0"/>
-          <w:numId w:val="46"/>
-        </w:numPr>
-        <w:rPr>
-          <w:lang w:eastAsia="en-IN"/>
-        </w:rPr>
-      </w:pPr>
-      <w:r>
-        <w:rPr>
-          <w:lang w:eastAsia="en-IN"/>
-        </w:rPr>
-        <w:t>Columns with extremely high missing percentages (</w:t>
-      </w:r>
-      <w:r>
-        <w:rPr>
-          <w:lang w:eastAsia="en-IN"/>
-        </w:rPr>
-        <w:t>&gt;</w:t>
-      </w:r>
-      <w:r>
-        <w:rPr>
-          <w:lang w:eastAsia="en-IN"/>
-        </w:rPr>
-        <w:t xml:space="preserve"> 80%) and limited analytical value, such as</w:t>
-      </w:r>
-      <w:r>
-        <w:rPr>
-          <w:lang w:eastAsia="en-IN"/>
-        </w:rPr>
-        <w:t xml:space="preserve"> ‘</w:t>
-      </w:r>
-      <w:r>
-        <w:rPr>
-          <w:lang w:eastAsia="en-IN"/>
-        </w:rPr>
-        <w:t>variation_type</w:t>
-      </w:r>
-      <w:r>
-        <w:rPr>
-          <w:lang w:eastAsia="en-IN"/>
-        </w:rPr>
-        <w:t>’</w:t>
-      </w:r>
-      <w:r>
-        <w:rPr>
-          <w:lang w:eastAsia="en-IN"/>
-        </w:rPr>
-        <w:t>, </w:t>
-      </w:r>
-      <w:r>
-        <w:rPr>
-          <w:lang w:eastAsia="en-IN"/>
-        </w:rPr>
-        <w:t>‘</w:t>
-      </w:r>
-      <w:r>
-        <w:rPr>
-          <w:lang w:eastAsia="en-IN"/>
-        </w:rPr>
-        <w:t>variation_value</w:t>
-      </w:r>
-      <w:r>
-        <w:rPr>
-          <w:lang w:eastAsia="en-IN"/>
-        </w:rPr>
-        <w:t>’</w:t>
-      </w:r>
-      <w:r>
-        <w:rPr>
-          <w:lang w:eastAsia="en-IN"/>
-        </w:rPr>
-        <w:t>, </w:t>
-      </w:r>
-      <w:r>
-        <w:rPr>
-          <w:lang w:eastAsia="en-IN"/>
-        </w:rPr>
-        <w:t>‘</w:t>
-      </w:r>
-      <w:r>
-        <w:rPr>
-          <w:lang w:eastAsia="en-IN"/>
-        </w:rPr>
-        <w:t>variation_desc</w:t>
-      </w:r>
-      <w:r>
-        <w:rPr>
-          <w:lang w:eastAsia="en-IN"/>
-        </w:rPr>
-        <w:t>’</w:t>
-      </w:r>
-      <w:r>
-        <w:rPr>
-          <w:lang w:eastAsia="en-IN"/>
-        </w:rPr>
-        <w:t>, </w:t>
-      </w:r>
-      <w:r>
-        <w:rPr>
-          <w:lang w:eastAsia="en-IN"/>
-        </w:rPr>
-        <w:t>‘</w:t>
-      </w:r>
-      <w:r>
-        <w:rPr>
-          <w:lang w:eastAsia="en-IN"/>
-        </w:rPr>
-        <w:t>ingredients</w:t>
-      </w:r>
-      <w:r>
-        <w:rPr>
-          <w:lang w:eastAsia="en-IN"/>
-        </w:rPr>
-        <w:t>’</w:t>
-      </w:r>
-      <w:r>
-        <w:rPr>
-          <w:lang w:eastAsia="en-IN"/>
-        </w:rPr>
-        <w:t>, </w:t>
-      </w:r>
-      <w:r>
-        <w:rPr>
-          <w:lang w:eastAsia="en-IN"/>
-        </w:rPr>
-        <w:t>‘</w:t>
-      </w:r>
-      <w:r>
-        <w:rPr>
-          <w:lang w:eastAsia="en-IN"/>
-        </w:rPr>
-        <w:t>highlights</w:t>
-      </w:r>
-      <w:r>
-        <w:rPr>
-          <w:lang w:eastAsia="en-IN"/>
-        </w:rPr>
-        <w:t>’</w:t>
-      </w:r>
-      <w:r>
-        <w:rPr>
-          <w:lang w:eastAsia="en-IN"/>
-        </w:rPr>
-        <w:t>, </w:t>
-      </w:r>
-      <w:r>
-        <w:rPr>
-          <w:lang w:eastAsia="en-IN"/>
-        </w:rPr>
-        <w:t>‘</w:t>
-      </w:r>
-      <w:r>
-        <w:rPr>
-          <w:lang w:eastAsia="en-IN"/>
-        </w:rPr>
-        <w:t>size</w:t>
-      </w:r>
-      <w:r>
-        <w:rPr>
-          <w:lang w:eastAsia="en-IN"/>
-        </w:rPr>
-        <w:t>’ were removed.</w:t>
-      </w:r>
-    </w:p>
-    <w:p>
-      <w:pPr>
-        <w:pStyle w:val="ListParagraph"/>
-        <w:numPr>
-          <w:ilvl w:val="0"/>
-          <w:numId w:val="46"/>
-        </w:numPr>
-        <w:rPr>
-          <w:lang w:eastAsia="en-IN"/>
-        </w:rPr>
-      </w:pPr>
-      <w:r>
-        <w:rPr>
-          <w:lang w:eastAsia="en-IN"/>
-        </w:rPr>
-        <w:t>‘</w:t>
-      </w:r>
-      <w:r>
-        <w:rPr>
-          <w:lang w:eastAsia="en-IN"/>
-        </w:rPr>
-        <w:t>rating</w:t>
-      </w:r>
-      <w:r>
-        <w:rPr>
-          <w:lang w:eastAsia="en-IN"/>
-        </w:rPr>
-        <w:t>’ &amp; ‘</w:t>
-      </w:r>
-      <w:r>
-        <w:rPr>
-          <w:lang w:eastAsia="en-IN"/>
-        </w:rPr>
-        <w:t>reviews</w:t>
-      </w:r>
-      <w:r>
-        <w:rPr>
-          <w:lang w:eastAsia="en-IN"/>
-        </w:rPr>
-        <w:t xml:space="preserve">’ are the core KPI and can not be imputed. </w:t>
-      </w:r>
-      <w:r>
-        <w:rPr>
-          <w:lang w:eastAsia="en-IN"/>
-        </w:rPr>
-        <w:t>Check</w:t>
-      </w:r>
-      <w:r>
-        <w:rPr>
-          <w:lang w:eastAsia="en-IN"/>
-        </w:rPr>
-        <w:t>ed</w:t>
-      </w:r>
-      <w:r>
-        <w:rPr>
-          <w:lang w:eastAsia="en-IN"/>
-        </w:rPr>
-        <w:t xml:space="preserve"> whether missing rating and missing reviews occur in the same rows</w:t>
-      </w:r>
-      <w:r>
-        <w:rPr>
-          <w:lang w:eastAsia="en-IN"/>
-        </w:rPr>
-        <w:t xml:space="preserve"> and found out that it overlaps. Hence removed the rows</w:t>
-      </w:r>
-    </w:p>
-    <w:p>
-      <w:pPr>
-        <w:pStyle w:val="ListParagraph"/>
-        <w:numPr>
-          <w:ilvl w:val="0"/>
-          <w:numId w:val="46"/>
-        </w:numPr>
-        <w:rPr>
-          <w:lang w:eastAsia="en-IN"/>
-        </w:rPr>
-      </w:pPr>
-      <w:r>
-        <w:rPr>
-          <w:lang w:eastAsia="en-IN"/>
-        </w:rPr>
-        <w:t>‘</w:t>
-      </w:r>
-      <w:r>
-        <w:rPr>
-          <w:lang w:eastAsia="en-IN"/>
-        </w:rPr>
-        <w:t>secondary_category</w:t>
-      </w:r>
-      <w:r>
-        <w:rPr>
-          <w:lang w:eastAsia="en-IN"/>
-        </w:rPr>
-        <w:t>’</w:t>
-      </w:r>
-      <w:r>
-        <w:rPr>
-          <w:lang w:eastAsia="en-IN"/>
-        </w:rPr>
-        <w:t> and </w:t>
-      </w:r>
-      <w:r>
-        <w:rPr>
-          <w:lang w:eastAsia="en-IN"/>
-        </w:rPr>
-        <w:t>‘</w:t>
-      </w:r>
-      <w:r>
-        <w:rPr>
-          <w:lang w:eastAsia="en-IN"/>
-        </w:rPr>
-        <w:t>tertiary_category</w:t>
-      </w:r>
-      <w:r>
-        <w:rPr>
-          <w:lang w:eastAsia="en-IN"/>
-        </w:rPr>
-        <w:t>’ columns</w:t>
-      </w:r>
-      <w:r>
-        <w:rPr>
-          <w:lang w:eastAsia="en-IN"/>
-        </w:rPr>
-        <w:t> gets a business-rule fill</w:t>
-      </w:r>
-      <w:r>
-        <w:rPr>
-          <w:lang w:eastAsia="en-IN"/>
-        </w:rPr>
-        <w:t xml:space="preserve">. But these missing values were also overlapping with </w:t>
-      </w:r>
-      <w:r>
-        <w:rPr>
-          <w:lang w:eastAsia="en-IN"/>
-        </w:rPr>
-        <w:t>missing rating and missing reviews</w:t>
-      </w:r>
-      <w:r>
-        <w:rPr>
-          <w:lang w:eastAsia="en-IN"/>
-        </w:rPr>
-        <w:t>. Hence separate treatment wasn’t needed for category columns.</w:t>
-      </w:r>
-    </w:p>
-    <w:p>
-      <w:pPr>
-        <w:rPr>
-          <w:b/>
-          <w:bCs/>
-          <w:lang w:eastAsia="en-IN"/>
-        </w:rPr>
-      </w:pPr>
-      <w:r>
-        <w:rPr>
-          <w:b/>
-          <w:bCs/>
-          <w:lang w:eastAsia="en-IN"/>
-        </w:rPr>
-        <w:t>B. reviews</w:t>
-      </w:r>
-    </w:p>
-    <w:p>
-      <w:pPr>
-        <w:pStyle w:val="ListParagraph"/>
-        <w:numPr>
-          <w:ilvl w:val="0"/>
-          <w:numId w:val="47"/>
-        </w:numPr>
-        <w:rPr>
-          <w:lang w:eastAsia="en-IN"/>
-        </w:rPr>
-      </w:pPr>
-      <w:r>
-        <w:rPr>
-          <w:lang w:eastAsia="en-IN"/>
-        </w:rPr>
-        <w:t>‘</w:t>
-      </w:r>
-      <w:r>
-        <w:rPr>
-          <w:lang w:eastAsia="en-IN"/>
-        </w:rPr>
-        <w:t>is_recommended</w:t>
-      </w:r>
-      <w:r>
-        <w:rPr>
-          <w:lang w:eastAsia="en-IN"/>
-        </w:rPr>
-        <w:t>’</w:t>
-      </w:r>
-      <w:r>
-        <w:rPr>
-          <w:lang w:eastAsia="en-IN"/>
-        </w:rPr>
-        <w:t xml:space="preserve"> </w:t>
-      </w:r>
-      <w:r>
-        <w:rPr>
-          <w:lang w:eastAsia="en-IN"/>
-        </w:rPr>
-        <w:t xml:space="preserve">column </w:t>
-      </w:r>
-      <w:r>
-        <w:rPr>
-          <w:lang w:eastAsia="en-IN"/>
-        </w:rPr>
-        <w:t>is deliberately left as a true missing value rather than coded as 0, since a blank response is a non-answer, not a "No"</w:t>
-      </w:r>
-      <w:r>
-        <w:rPr>
-          <w:lang w:eastAsia="en-IN"/>
-        </w:rPr>
-        <w:t>.</w:t>
-      </w:r>
-      <w:r>
-        <w:rPr>
-          <w:lang w:eastAsia="en-IN"/>
-        </w:rPr>
-        <w:t xml:space="preserve"> </w:t>
-      </w:r>
-      <w:r>
-        <w:rPr>
-          <w:lang w:eastAsia="en-IN"/>
-        </w:rPr>
-        <w:t>F</w:t>
-      </w:r>
-      <w:r>
-        <w:rPr>
-          <w:lang w:eastAsia="en-IN"/>
-        </w:rPr>
-        <w:t xml:space="preserve">illing it with 0 would artificially lower every product's recommendation rate. </w:t>
-      </w:r>
-    </w:p>
-    <w:p>
-      <w:pPr>
-        <w:pStyle w:val="ListParagraph"/>
-        <w:numPr>
-          <w:ilvl w:val="0"/>
-          <w:numId w:val="47"/>
-        </w:numPr>
-        <w:rPr>
-          <w:lang w:eastAsia="en-IN"/>
-        </w:rPr>
-      </w:pPr>
-      <w:r>
-        <w:rPr>
-          <w:lang w:eastAsia="en-IN"/>
-        </w:rPr>
-        <w:t>H</w:t>
-      </w:r>
-      <w:r>
-        <w:rPr>
-          <w:lang w:eastAsia="en-IN"/>
-        </w:rPr>
-        <w:t>elpfulness is left as NaN since it's structurally undefined when no one voted.</w:t>
-      </w:r>
-    </w:p>
-    <w:p>
-      <w:pPr>
-        <w:pStyle w:val="ListParagraph"/>
-        <w:numPr>
-          <w:ilvl w:val="0"/>
-          <w:numId w:val="47"/>
-        </w:numPr>
-        <w:rPr>
-          <w:lang w:eastAsia="en-IN"/>
-        </w:rPr>
-      </w:pPr>
-      <w:r>
-        <w:rPr>
-          <w:lang w:eastAsia="en-IN"/>
-        </w:rPr>
-        <w:t xml:space="preserve">For self-reported customer demography such as </w:t>
-      </w:r>
-      <w:r>
-        <w:rPr>
-          <w:lang w:eastAsia="en-IN"/>
-        </w:rPr>
-        <w:t>'skin_type', 'skin_tone', 'eye_color', 'hair_color'</w:t>
-      </w:r>
-      <w:r>
-        <w:rPr>
-          <w:lang w:eastAsia="en-IN"/>
-        </w:rPr>
-        <w:t xml:space="preserve"> the missing values have been treated by filling </w:t>
-      </w:r>
-      <w:r>
-        <w:rPr>
-          <w:lang w:eastAsia="en-IN"/>
-        </w:rPr>
-        <w:t>"Not Specified"</w:t>
-      </w:r>
-      <w:r>
-        <w:rPr>
-          <w:lang w:eastAsia="en-IN"/>
-        </w:rPr>
-        <w:t xml:space="preserve"> rather than removing the rows.</w:t>
-      </w:r>
-    </w:p>
-    <w:p>
-      <w:pPr>
-        <w:pStyle w:val="Heading2"/>
-        <w:rPr>
-          <w:lang w:eastAsia="en-IN"/>
-        </w:rPr>
-      </w:pPr>
-      <w:r>
-        <w:rPr>
-          <w:lang w:eastAsia="en-IN"/>
-        </w:rPr>
-        <w:t xml:space="preserve">Step </w:t>
-      </w:r>
-      <w:r>
-        <w:rPr>
-          <w:lang w:eastAsia="en-IN"/>
-        </w:rPr>
-        <w:t>4</w:t>
-      </w:r>
-      <w:r>
-        <w:rPr>
-          <w:lang w:eastAsia="en-IN"/>
-        </w:rPr>
-        <w:t xml:space="preserve">: </w:t>
-      </w:r>
-      <w:r>
-        <w:rPr>
-          <w:lang w:eastAsia="en-IN"/>
-        </w:rPr>
-        <w:t>Cross Data Consistency Check</w:t>
-      </w:r>
-    </w:p>
-    <w:p>
-      <w:pPr>
-        <w:rPr>
-          <w:lang w:eastAsia="en-IN"/>
-        </w:rPr>
-      </w:pPr>
-      <w:r>
-        <w:rPr>
-          <w:lang w:eastAsia="en-IN"/>
-        </w:rPr>
-        <w:t>Before merging or running review-level hypotheses, confirm</w:t>
-      </w:r>
-      <w:r>
-        <w:rPr>
-          <w:lang w:eastAsia="en-IN"/>
-        </w:rPr>
-        <w:t>ed</w:t>
-      </w:r>
-      <w:r>
-        <w:rPr>
-          <w:lang w:eastAsia="en-IN"/>
-        </w:rPr>
-        <w:t xml:space="preserve"> every</w:t>
-      </w:r>
-      <w:r>
-        <w:rPr>
-          <w:lang w:eastAsia="en-IN"/>
-        </w:rPr>
-        <w:t xml:space="preserve"> </w:t>
-      </w:r>
-      <w:r>
-        <w:rPr>
-          <w:lang w:eastAsia="en-IN"/>
-        </w:rPr>
-        <w:t>review points to a valid product, and that shared fields (brand_name, price_usd) agree between the two files</w:t>
-      </w:r>
-      <w:r>
-        <w:rPr>
-          <w:lang w:eastAsia="en-IN"/>
-        </w:rPr>
-        <w:t>.</w:t>
-      </w:r>
-    </w:p>
-    <w:p>
-      <w:pPr>
-        <w:pStyle w:val="ListParagraph"/>
-        <w:numPr>
-          <w:ilvl w:val="0"/>
-          <w:numId w:val="48"/>
-        </w:numPr>
-        <w:rPr>
-          <w:lang w:eastAsia="en-IN"/>
-        </w:rPr>
-      </w:pPr>
-      <w:r>
-        <w:rPr>
-          <w:lang w:eastAsia="en-IN"/>
-        </w:rPr>
-        <w:t xml:space="preserve">Checked for </w:t>
-      </w:r>
-      <w:r>
-        <w:rPr>
-          <w:lang w:eastAsia="en-IN"/>
-        </w:rPr>
-        <w:t>reviews referencing a product_id that doesn't exist in product_info (orphaned reviews)</w:t>
-      </w:r>
-      <w:r>
-        <w:rPr>
-          <w:lang w:eastAsia="en-IN"/>
-        </w:rPr>
-        <w:t>.</w:t>
-      </w:r>
-    </w:p>
-    <w:p>
-      <w:pPr>
-        <w:pStyle w:val="ListParagraph"/>
-        <w:numPr>
-          <w:ilvl w:val="0"/>
-          <w:numId w:val="48"/>
-        </w:numPr>
-        <w:rPr>
-          <w:lang w:eastAsia="en-IN"/>
-        </w:rPr>
-      </w:pPr>
-      <w:r>
-        <w:rPr>
-          <w:lang w:eastAsia="en-IN"/>
-        </w:rPr>
-        <w:t>Spot-check brand_name consistency between the two files for shared product_ids</w:t>
-      </w:r>
-    </w:p>
-    <w:p>
-      <w:pPr>
-        <w:rPr>
-          <w:lang w:eastAsia="en-IN"/>
-        </w:rPr>
-      </w:pPr>
-      <w:r>
-        <w:rPr>
-          <w:lang w:eastAsia="en-IN"/>
-        </w:rPr>
-        <w:t>Since both values returned zero it is safe to continue with the dataset for further analysis.</w:t>
-      </w:r>
-    </w:p>
-    <w:p>
-      <w:pPr>
-        <w:pStyle w:val="Heading2"/>
-        <w:rPr>
-          <w:lang w:eastAsia="en-IN"/>
-        </w:rPr>
-      </w:pPr>
-      <w:r>
-        <w:rPr>
-          <w:lang w:eastAsia="en-IN"/>
-        </w:rPr>
-        <w:t xml:space="preserve">Step </w:t>
-      </w:r>
-      <w:r>
-        <w:rPr>
-          <w:lang w:eastAsia="en-IN"/>
-        </w:rPr>
-        <w:t>5</w:t>
-      </w:r>
-      <w:r>
-        <w:rPr>
-          <w:lang w:eastAsia="en-IN"/>
-        </w:rPr>
-        <w:t xml:space="preserve">: </w:t>
-      </w:r>
-      <w:r>
-        <w:rPr>
-          <w:lang w:eastAsia="en-IN"/>
-        </w:rPr>
-        <w:t>FEATURE ENGINEERING</w:t>
-      </w:r>
-      <w:r>
-        <w:rPr>
-          <w:lang w:eastAsia="en-IN"/>
-        </w:rPr>
-        <w:t xml:space="preserve"> LOAN STATUS COLUMN</w:t>
-      </w:r>
-    </w:p>
-    <w:p>
-      <w:pPr>
-        <w:rPr>
-          <w:lang w:eastAsia="en-IN"/>
-        </w:rPr>
-      </w:pPr>
-      <w:r>
-        <w:rPr>
-          <w:lang w:eastAsia="en-IN"/>
-        </w:rPr>
-        <w:t xml:space="preserve">To simplify repayment analysis while preserving the original loan information, two additional business-oriented variables were created from the </w:t>
-      </w:r>
-      <w:r>
-        <w:rPr>
-          <w:lang w:eastAsia="en-IN"/>
-        </w:rPr>
-        <w:t>“</w:t>
-      </w:r>
-      <w:r>
-        <w:rPr>
-          <w:lang w:eastAsia="en-IN"/>
-        </w:rPr>
-        <w:t>loan</w:t>
-      </w:r>
-      <w:r>
-        <w:rPr>
-          <w:lang w:eastAsia="en-IN"/>
-        </w:rPr>
-        <w:t xml:space="preserve"> </w:t>
-      </w:r>
-      <w:r>
-        <w:rPr>
-          <w:lang w:eastAsia="en-IN"/>
-        </w:rPr>
-        <w:t>status</w:t>
-      </w:r>
-      <w:r>
-        <w:rPr>
-          <w:lang w:eastAsia="en-IN"/>
-        </w:rPr>
-        <w:t>”</w:t>
-      </w:r>
-      <w:r>
-        <w:rPr>
-          <w:lang w:eastAsia="en-IN"/>
-        </w:rPr>
-        <w:t xml:space="preserve"> column.</w:t>
-      </w:r>
-    </w:p>
-    <w:p>
-      <w:pPr>
-        <w:pStyle w:val="ListParagraph"/>
-        <w:numPr>
-          <w:ilvl w:val="0"/>
-          <w:numId w:val="13"/>
-        </w:numPr>
-        <w:rPr>
-          <w:lang w:eastAsia="en-IN"/>
-        </w:rPr>
-      </w:pPr>
-      <w:r>
-        <w:rPr>
-          <w:lang w:eastAsia="en-IN"/>
-        </w:rPr>
-        <w:t xml:space="preserve">The first variable, </w:t>
-      </w:r>
-      <w:r>
-        <w:rPr>
-          <w:lang w:eastAsia="en-IN"/>
-        </w:rPr>
-        <w:t>“</w:t>
-      </w:r>
-      <w:r>
-        <w:rPr>
-          <w:b/>
-          <w:bCs/>
-          <w:lang w:eastAsia="en-IN"/>
-        </w:rPr>
-        <w:t>loan status clean</w:t>
-      </w:r>
-      <w:r>
-        <w:rPr>
-          <w:lang w:eastAsia="en-IN"/>
-        </w:rPr>
-        <w:t>”</w:t>
-      </w:r>
-      <w:r>
-        <w:rPr>
-          <w:lang w:eastAsia="en-IN"/>
-        </w:rPr>
-        <w:t xml:space="preserve">, </w:t>
-      </w:r>
-      <w:r>
-        <w:rPr>
-          <w:lang w:eastAsia="en-IN"/>
-        </w:rPr>
-        <w:t xml:space="preserve"> </w:t>
-      </w:r>
-      <w:r>
-        <w:rPr>
-          <w:lang w:eastAsia="en-IN"/>
-        </w:rPr>
-        <w:t>groups detailed loan statuses into broader repayment stages such as Fully Paid, Current, Late – Early, Late – Severe, Default, and Charged Off. This grouping provides a clearer representation of the loan lifecycle and enables more meaningful comparisons</w:t>
-      </w:r>
-      <w:r>
-        <w:rPr>
-          <w:lang w:eastAsia="en-IN"/>
-        </w:rPr>
-        <w:t>.</w:t>
-      </w:r>
-    </w:p>
-    <w:p>
-      <w:pPr>
-        <w:pStyle w:val="ListParagraph"/>
-        <w:numPr>
-          <w:ilvl w:val="0"/>
-          <w:numId w:val="13"/>
-        </w:numPr>
-        <w:rPr>
-          <w:lang w:eastAsia="en-IN"/>
-        </w:rPr>
-      </w:pPr>
-      <w:r>
-        <w:rPr>
-          <w:lang w:eastAsia="en-IN"/>
-        </w:rPr>
-        <w:t xml:space="preserve">The second variable, </w:t>
-      </w:r>
-      <w:r>
-        <w:rPr>
-          <w:lang w:eastAsia="en-IN"/>
-        </w:rPr>
-        <w:t>“</w:t>
-      </w:r>
-      <w:r>
-        <w:rPr>
-          <w:lang w:eastAsia="en-IN"/>
-        </w:rPr>
-        <w:t>meets</w:t>
-      </w:r>
-      <w:r>
-        <w:rPr>
-          <w:lang w:eastAsia="en-IN"/>
-        </w:rPr>
-        <w:t xml:space="preserve"> </w:t>
-      </w:r>
-      <w:r>
-        <w:rPr>
-          <w:lang w:eastAsia="en-IN"/>
-        </w:rPr>
-        <w:t>credit</w:t>
-      </w:r>
-      <w:r>
-        <w:rPr>
-          <w:lang w:eastAsia="en-IN"/>
-        </w:rPr>
-        <w:t xml:space="preserve"> </w:t>
-      </w:r>
-      <w:r>
-        <w:rPr>
-          <w:lang w:eastAsia="en-IN"/>
-        </w:rPr>
-        <w:t>policy</w:t>
-      </w:r>
-      <w:r>
-        <w:rPr>
-          <w:lang w:eastAsia="en-IN"/>
-        </w:rPr>
-        <w:t>”</w:t>
-      </w:r>
-      <w:r>
-        <w:rPr>
-          <w:lang w:eastAsia="en-IN"/>
-        </w:rPr>
-        <w:t xml:space="preserve">, identifies whether a loan satisfied the bank's credit policy at the time of issuance. Loans with statuses prefixed by </w:t>
-      </w:r>
-      <w:r>
-        <w:rPr>
-          <w:i/>
-          <w:iCs/>
-          <w:lang w:eastAsia="en-IN"/>
-        </w:rPr>
-        <w:t>"Does not meet the credit policy"</w:t>
-      </w:r>
-      <w:r>
-        <w:rPr>
-          <w:lang w:eastAsia="en-IN"/>
-        </w:rPr>
-        <w:t xml:space="preserve"> were assigned a </w:t>
-      </w:r>
-      <w:r>
-        <w:rPr>
-          <w:lang w:eastAsia="en-IN"/>
-        </w:rPr>
-        <w:lastRenderedPageBreak/>
-        <w:t>value of No, while all remaining loans were assigned Yes. This feature enables additional analysis to evaluate whether loans issued outside the standard credit policy exhibit different repayment patterns.</w:t>
-      </w:r>
-    </w:p>
-    <w:p>
-      <w:pPr>
-        <w:pStyle w:val="ListParagraph"/>
-        <w:numPr>
-          <w:ilvl w:val="0"/>
-          <w:numId w:val="13"/>
-        </w:numPr>
-        <w:rPr>
-          <w:lang w:eastAsia="en-IN"/>
-        </w:rPr>
-      </w:pPr>
-      <w:r>
-        <w:rPr>
-          <w:lang w:eastAsia="en-IN"/>
-        </w:rPr>
-        <w:t>The major categorical variables (grade, sub</w:t>
-      </w:r>
-      <w:r>
-        <w:rPr>
-          <w:lang w:eastAsia="en-IN"/>
-        </w:rPr>
-        <w:t xml:space="preserve"> </w:t>
-      </w:r>
-      <w:r>
-        <w:rPr>
-          <w:lang w:eastAsia="en-IN"/>
-        </w:rPr>
-        <w:t>grade, verification</w:t>
-      </w:r>
-      <w:r>
-        <w:rPr>
-          <w:lang w:eastAsia="en-IN"/>
-        </w:rPr>
-        <w:t xml:space="preserve"> </w:t>
-      </w:r>
-      <w:r>
-        <w:rPr>
-          <w:lang w:eastAsia="en-IN"/>
-        </w:rPr>
-        <w:t>status, and purpose) were found to be consistent and required no standardization.</w:t>
-      </w:r>
-    </w:p>
-    <w:p>
-      <w:pPr>
-        <w:pStyle w:val="Heading2"/>
-        <w:rPr>
-          <w:lang w:eastAsia="en-IN"/>
-        </w:rPr>
-      </w:pPr>
-      <w:r>
-        <w:rPr>
-          <w:lang w:eastAsia="en-IN"/>
-        </w:rPr>
-        <w:t xml:space="preserve">Step 7: </w:t>
-      </w:r>
-      <w:r>
-        <w:rPr>
-          <w:lang w:eastAsia="en-IN"/>
-        </w:rPr>
-        <w:t>OUTLIER ANALYSIS</w:t>
-      </w:r>
-    </w:p>
-    <w:p>
-      <w:pPr>
-        <w:rPr>
-          <w:lang w:eastAsia="en-IN"/>
-        </w:rPr>
-      </w:pPr>
-      <w:r>
-        <w:rPr>
-          <w:lang w:eastAsia="en-IN"/>
-        </w:rPr>
-        <w:t>Outlier analysis was performed on key numerical variables using the Interquartile Range (IQR) method and further validated through boxplot visualizations.</w:t>
-      </w:r>
-    </w:p>
-    <w:p>
-      <w:pPr>
-        <w:pStyle w:val="ListParagraph"/>
-        <w:numPr>
-          <w:ilvl w:val="0"/>
-          <w:numId w:val="14"/>
-        </w:numPr>
-        <w:rPr>
-          <w:lang w:val="en-US" w:eastAsia="en-IN"/>
-        </w:rPr>
-      </w:pPr>
-      <w:r>
-        <w:rPr>
-          <w:lang w:val="en-US" w:eastAsia="en-IN"/>
-        </w:rPr>
-        <w:t xml:space="preserve">variables such as </w:t>
-      </w:r>
-      <w:r>
-        <w:rPr>
-          <w:lang w:val="en-US" w:eastAsia="en-IN"/>
-        </w:rPr>
-        <w:t>“</w:t>
-      </w:r>
-      <w:r>
-        <w:rPr>
-          <w:lang w:val="en-US" w:eastAsia="en-IN"/>
-        </w:rPr>
-        <w:t>annual</w:t>
-      </w:r>
-      <w:r>
-        <w:rPr>
-          <w:lang w:val="en-US" w:eastAsia="en-IN"/>
-        </w:rPr>
-        <w:t xml:space="preserve"> </w:t>
-      </w:r>
-      <w:r>
-        <w:rPr>
-          <w:lang w:val="en-US" w:eastAsia="en-IN"/>
-        </w:rPr>
-        <w:t>inc</w:t>
-      </w:r>
-      <w:r>
-        <w:rPr>
-          <w:lang w:val="en-US" w:eastAsia="en-IN"/>
-        </w:rPr>
-        <w:t>”</w:t>
-      </w:r>
-      <w:r>
-        <w:rPr>
-          <w:lang w:val="en-US" w:eastAsia="en-IN"/>
-        </w:rPr>
-        <w:t xml:space="preserve">, </w:t>
-      </w:r>
-      <w:r>
-        <w:rPr>
-          <w:lang w:val="en-US" w:eastAsia="en-IN"/>
-        </w:rPr>
-        <w:t>“</w:t>
-      </w:r>
-      <w:r>
-        <w:rPr>
-          <w:lang w:val="en-US" w:eastAsia="en-IN"/>
-        </w:rPr>
-        <w:t>revol</w:t>
-      </w:r>
-      <w:r>
-        <w:rPr>
-          <w:lang w:val="en-US" w:eastAsia="en-IN"/>
-        </w:rPr>
-        <w:t xml:space="preserve"> </w:t>
-      </w:r>
-      <w:r>
-        <w:rPr>
-          <w:lang w:val="en-US" w:eastAsia="en-IN"/>
-        </w:rPr>
-        <w:t xml:space="preserve">bal, received </w:t>
-      </w:r>
-      <w:r>
-        <w:rPr>
-          <w:lang w:val="en-US" w:eastAsia="en-IN"/>
-        </w:rPr>
-        <w:t>“</w:t>
-      </w:r>
-      <w:r>
-        <w:rPr>
-          <w:lang w:val="en-US" w:eastAsia="en-IN"/>
-        </w:rPr>
-        <w:t>total</w:t>
-      </w:r>
-      <w:r>
-        <w:rPr>
-          <w:lang w:val="en-US" w:eastAsia="en-IN"/>
-        </w:rPr>
-        <w:t xml:space="preserve"> </w:t>
-      </w:r>
-      <w:r>
-        <w:rPr>
-          <w:lang w:val="en-US" w:eastAsia="en-IN"/>
-        </w:rPr>
-        <w:t>rec</w:t>
-      </w:r>
-      <w:r>
-        <w:rPr>
-          <w:lang w:val="en-US" w:eastAsia="en-IN"/>
-        </w:rPr>
-        <w:t xml:space="preserve"> </w:t>
-      </w:r>
-      <w:r>
-        <w:rPr>
-          <w:lang w:val="en-US" w:eastAsia="en-IN"/>
-        </w:rPr>
-        <w:t>prncp</w:t>
-      </w:r>
-      <w:r>
-        <w:rPr>
-          <w:lang w:val="en-US" w:eastAsia="en-IN"/>
-        </w:rPr>
-        <w:t>”</w:t>
-      </w:r>
-      <w:r>
-        <w:rPr>
-          <w:lang w:val="en-US" w:eastAsia="en-IN"/>
-        </w:rPr>
-        <w:t xml:space="preserve">, </w:t>
-      </w:r>
-      <w:r>
-        <w:rPr>
-          <w:lang w:val="en-US" w:eastAsia="en-IN"/>
-        </w:rPr>
-        <w:t>“</w:t>
-      </w:r>
-      <w:r>
-        <w:rPr>
-          <w:lang w:val="en-US" w:eastAsia="en-IN"/>
-        </w:rPr>
-        <w:t>total</w:t>
-      </w:r>
-      <w:r>
-        <w:rPr>
-          <w:lang w:val="en-US" w:eastAsia="en-IN"/>
-        </w:rPr>
-        <w:t xml:space="preserve"> </w:t>
-      </w:r>
-      <w:r>
-        <w:rPr>
-          <w:lang w:val="en-US" w:eastAsia="en-IN"/>
-        </w:rPr>
-        <w:t>rec</w:t>
-      </w:r>
-      <w:r>
-        <w:rPr>
-          <w:lang w:val="en-US" w:eastAsia="en-IN"/>
-        </w:rPr>
-        <w:t xml:space="preserve"> </w:t>
-      </w:r>
-      <w:r>
-        <w:rPr>
-          <w:lang w:val="en-US" w:eastAsia="en-IN"/>
-        </w:rPr>
-        <w:t>int</w:t>
-      </w:r>
-      <w:r>
-        <w:rPr>
-          <w:lang w:val="en-US" w:eastAsia="en-IN"/>
-        </w:rPr>
-        <w:t>”</w:t>
-      </w:r>
-      <w:r>
-        <w:rPr>
-          <w:lang w:val="en-US" w:eastAsia="en-IN"/>
-        </w:rPr>
-        <w:t xml:space="preserve">, and </w:t>
-      </w:r>
-      <w:r>
-        <w:rPr>
-          <w:lang w:val="en-US" w:eastAsia="en-IN"/>
-        </w:rPr>
-        <w:t>“</w:t>
-      </w:r>
-      <w:r>
-        <w:rPr>
-          <w:lang w:val="en-US" w:eastAsia="en-IN"/>
-        </w:rPr>
-        <w:t>last</w:t>
-      </w:r>
-      <w:r>
-        <w:rPr>
-          <w:lang w:val="en-US" w:eastAsia="en-IN"/>
-        </w:rPr>
-        <w:t xml:space="preserve"> </w:t>
-      </w:r>
-      <w:r>
-        <w:rPr>
-          <w:lang w:val="en-US" w:eastAsia="en-IN"/>
-        </w:rPr>
-        <w:t>pymnt</w:t>
-      </w:r>
-      <w:r>
-        <w:rPr>
-          <w:lang w:val="en-US" w:eastAsia="en-IN"/>
-        </w:rPr>
-        <w:t xml:space="preserve"> </w:t>
-      </w:r>
-      <w:r>
-        <w:rPr>
-          <w:lang w:val="en-US" w:eastAsia="en-IN"/>
-        </w:rPr>
-        <w:t>amnt</w:t>
-      </w:r>
-      <w:r>
-        <w:rPr>
-          <w:lang w:val="en-US" w:eastAsia="en-IN"/>
-        </w:rPr>
-        <w:t>”</w:t>
-      </w:r>
-      <w:r>
-        <w:rPr>
-          <w:lang w:val="en-US" w:eastAsia="en-IN"/>
-        </w:rPr>
-        <w:t xml:space="preserve"> contain a relatively higher proportion of potential outliers. </w:t>
-      </w:r>
-      <w:r>
-        <w:rPr>
-          <w:lang w:eastAsia="en-IN"/>
-        </w:rPr>
-        <w:t>The boxplots also indicate that these variables exhibit strong right-skewed distributions, with a small number of borrowers having exceptionally high values.</w:t>
-      </w:r>
-    </w:p>
-    <w:p>
-      <w:pPr>
-        <w:pStyle w:val="ListParagraph"/>
-        <w:numPr>
-          <w:ilvl w:val="0"/>
-          <w:numId w:val="14"/>
-        </w:numPr>
-        <w:rPr>
-          <w:lang w:val="en-US" w:eastAsia="en-IN"/>
-        </w:rPr>
-      </w:pPr>
-      <w:r>
-        <w:rPr>
-          <w:lang w:eastAsia="en-IN"/>
-        </w:rPr>
-        <w:t xml:space="preserve">On the other hand, variables such as </w:t>
-      </w:r>
-      <w:r>
-        <w:rPr>
-          <w:lang w:eastAsia="en-IN"/>
-        </w:rPr>
-        <w:t>“</w:t>
-      </w:r>
-      <w:r>
-        <w:rPr>
-          <w:lang w:eastAsia="en-IN"/>
-        </w:rPr>
-        <w:t>loan</w:t>
-      </w:r>
-      <w:r>
-        <w:rPr>
-          <w:lang w:eastAsia="en-IN"/>
-        </w:rPr>
-        <w:t xml:space="preserve"> </w:t>
-      </w:r>
-      <w:r>
-        <w:rPr>
-          <w:lang w:eastAsia="en-IN"/>
-        </w:rPr>
-        <w:t>amnt</w:t>
-      </w:r>
-      <w:r>
-        <w:rPr>
-          <w:lang w:eastAsia="en-IN"/>
-        </w:rPr>
-        <w:t>”</w:t>
-      </w:r>
-      <w:r>
-        <w:rPr>
-          <w:lang w:eastAsia="en-IN"/>
-        </w:rPr>
-        <w:t xml:space="preserve">, </w:t>
-      </w:r>
-      <w:r>
-        <w:rPr>
-          <w:lang w:eastAsia="en-IN"/>
-        </w:rPr>
-        <w:t>“</w:t>
-      </w:r>
-      <w:r>
-        <w:rPr>
-          <w:lang w:eastAsia="en-IN"/>
-        </w:rPr>
-        <w:t>dti</w:t>
-      </w:r>
-      <w:r>
-        <w:rPr>
-          <w:lang w:eastAsia="en-IN"/>
-        </w:rPr>
-        <w:t>”,</w:t>
-      </w:r>
-      <w:r>
-        <w:rPr>
-          <w:lang w:eastAsia="en-IN"/>
-        </w:rPr>
-        <w:t xml:space="preserve"> </w:t>
-      </w:r>
-      <w:r>
-        <w:rPr>
-          <w:lang w:eastAsia="en-IN"/>
-        </w:rPr>
-        <w:t>“</w:t>
-      </w:r>
-      <w:r>
-        <w:rPr>
-          <w:lang w:eastAsia="en-IN"/>
-        </w:rPr>
-        <w:t>revol</w:t>
-      </w:r>
-      <w:r>
-        <w:rPr>
-          <w:lang w:eastAsia="en-IN"/>
-        </w:rPr>
-        <w:t xml:space="preserve"> </w:t>
-      </w:r>
-      <w:r>
-        <w:rPr>
-          <w:lang w:eastAsia="en-IN"/>
-        </w:rPr>
-        <w:t>util</w:t>
-      </w:r>
-      <w:r>
-        <w:rPr>
-          <w:lang w:eastAsia="en-IN"/>
-        </w:rPr>
-        <w:t>”</w:t>
-      </w:r>
-      <w:r>
-        <w:rPr>
-          <w:lang w:eastAsia="en-IN"/>
-        </w:rPr>
-        <w:t xml:space="preserve">, and </w:t>
-      </w:r>
-      <w:r>
-        <w:rPr>
-          <w:lang w:eastAsia="en-IN"/>
-        </w:rPr>
-        <w:t>“</w:t>
-      </w:r>
-      <w:r>
-        <w:rPr>
-          <w:lang w:eastAsia="en-IN"/>
-        </w:rPr>
-        <w:t>int</w:t>
-      </w:r>
-      <w:r>
-        <w:rPr>
-          <w:lang w:eastAsia="en-IN"/>
-        </w:rPr>
-        <w:t xml:space="preserve"> </w:t>
-      </w:r>
-      <w:r>
-        <w:rPr>
-          <w:lang w:eastAsia="en-IN"/>
-        </w:rPr>
-        <w:t>rate</w:t>
-      </w:r>
-      <w:r>
-        <w:rPr>
-          <w:lang w:eastAsia="en-IN"/>
-        </w:rPr>
-        <w:t>”</w:t>
-      </w:r>
-      <w:r>
-        <w:rPr>
-          <w:lang w:eastAsia="en-IN"/>
-        </w:rPr>
-        <w:t xml:space="preserve"> show comparatively fewer outliers and remain within expected business ranges.</w:t>
-      </w:r>
-    </w:p>
-    <w:p>
-      <w:pPr>
-        <w:rPr>
-          <w:lang w:eastAsia="en-IN"/>
-        </w:rPr>
-      </w:pPr>
-      <w:r>
-        <w:rPr>
-          <w:lang w:eastAsia="en-IN"/>
-        </w:rPr>
-        <w:t xml:space="preserve">Since the identified outliers correspond to legitimate borrower characteristics and loan repayment </w:t>
-      </w:r>
-      <w:r>
-        <w:rPr>
-          <w:lang w:eastAsia="en-IN"/>
-        </w:rPr>
-        <w:t>behaviours</w:t>
-      </w:r>
-      <w:r>
-        <w:rPr>
-          <w:lang w:eastAsia="en-IN"/>
-        </w:rPr>
-        <w:t xml:space="preserve"> rather than data entry errors, no observations were removed or transformed.</w:t>
-      </w:r>
-    </w:p>
-    <w:p>
-      <w:pPr>
-        <w:keepNext/>
-      </w:pPr>
-      <w:r>
-        <w:rPr>
-          <w:noProof/>
-        </w:rPr>
-        <w:drawing>
-          <wp:inline distT="0" distB="0" distL="0" distR="0" wp14:anchorId="69DA7AB4" wp14:editId="1BF1F52F">
-            <wp:extent cx="5808785" cy="2886633"/>
-            <wp:effectExtent l="19050" t="19050" r="20955" b="28575"/>
-            <wp:docPr id="427972079" name="Picture 7"/>
-            <wp:cNvGraphicFramePr>
-              <a:graphicFrameLocks xmlns:a="http://schemas.openxmlformats.org/drawingml/2006/main" noChangeAspect="1"/>
-            </wp:cNvGraphicFramePr>
-            <a:graphic xmlns:a="http://schemas.openxmlformats.org/drawingml/2006/main">
-              <a:graphicData uri="http://schemas.openxmlformats.org/drawingml/2006/picture">
-                <pic:pic xmlns:pic="http://schemas.openxmlformats.org/drawingml/2006/picture">
-                  <pic:nvPicPr>
-                    <pic:cNvPr id="0" name="Picture 25"/>
-                    <pic:cNvPicPr>
-                      <a:picLocks noChangeAspect="1" noChangeArrowheads="1"/>
-                    </pic:cNvPicPr>
-                  </pic:nvPicPr>
-                  <pic:blipFill>
-                    <a:blip r:embed="rId9" cstate="print">
-                      <a:extLst>
-                        <a:ext uri="{28A0092B-C50C-407E-A947-70E740481C1C}">
-                          <a14:useLocalDpi xmlns:a14="http://schemas.microsoft.com/office/drawing/2010/main" val="0"/>
-                        </a:ext>
-                      </a:extLst>
-                    </a:blip>
-                    <a:srcRect/>
-                    <a:stretch>
-                      <a:fillRect/>
-                    </a:stretch>
-                  </pic:blipFill>
-                  <pic:spPr bwMode="auto">
-                    <a:xfrm>
-                      <a:off x="0" y="0"/>
-                      <a:ext cx="5808785" cy="2886633"/>
-                    </a:xfrm>
-                    <a:prstGeom prst="rect">
-                      <a:avLst/>
-                    </a:prstGeom>
-                    <a:noFill/>
-                    <a:ln w="12700">
-                      <a:solidFill>
-                        <a:schemeClr val="tx1"/>
-                      </a:solidFill>
-                    </a:ln>
-                  </pic:spPr>
-                </pic:pic>
-              </a:graphicData>
-            </a:graphic>
-          </wp:inline>
-        </w:drawing>
-      </w:r>
-    </w:p>
-    <w:p>
-      <w:pPr>
-        <w:pStyle w:val="Caption"/>
-        <w:rPr>
-          <w:i w:val="0"/>
-          <w:iCs w:val="0"/>
-          <w:sz w:val="22"/>
-          <w:szCs w:val="22"/>
-        </w:rPr>
-      </w:pPr>
-      <w:r>
-        <w:rPr>
-          <w:i w:val="0"/>
-          <w:iCs w:val="0"/>
-          <w:sz w:val="22"/>
-          <w:szCs w:val="22"/>
-        </w:rPr>
-        <w:t xml:space="preserve">Figure </w:t>
-      </w:r>
-      <w:r>
-        <w:rPr>
-          <w:i w:val="0"/>
-          <w:iCs w:val="0"/>
-          <w:sz w:val="22"/>
-          <w:szCs w:val="22"/>
-        </w:rPr>
-        <w:fldChar w:fldCharType="begin"/>
-      </w:r>
-      <w:r>
-        <w:rPr>
-          <w:i w:val="0"/>
-          <w:iCs w:val="0"/>
-          <w:sz w:val="22"/>
-          <w:szCs w:val="22"/>
-        </w:rPr>
-        <w:instrText xml:space="preserve"> SEQ Figure \* ARABIC </w:instrText>
-      </w:r>
-      <w:r>
-        <w:rPr>
-          <w:i w:val="0"/>
-          <w:iCs w:val="0"/>
-          <w:sz w:val="22"/>
-          <w:szCs w:val="22"/>
-        </w:rPr>
-        <w:fldChar w:fldCharType="separate"/>
-      </w:r>
-      <w:r>
-        <w:rPr>
-          <w:i w:val="0"/>
-          <w:iCs w:val="0"/>
-          <w:noProof/>
-          <w:sz w:val="22"/>
-          <w:szCs w:val="22"/>
-        </w:rPr>
-        <w:t>1</w:t>
-      </w:r>
-      <w:r>
-        <w:rPr>
-          <w:i w:val="0"/>
-          <w:iCs w:val="0"/>
-          <w:sz w:val="22"/>
-          <w:szCs w:val="22"/>
-        </w:rPr>
-        <w:fldChar w:fldCharType="end"/>
-      </w:r>
-      <w:r>
-        <w:rPr>
-          <w:i w:val="0"/>
-          <w:iCs w:val="0"/>
-          <w:sz w:val="22"/>
-          <w:szCs w:val="22"/>
-        </w:rPr>
-        <w:t xml:space="preserve"> Boxplot of potential variables</w:t>
-      </w:r>
-    </w:p>
-    <w:p>
-      <w:pPr>
-        <w:pStyle w:val="Heading2"/>
-      </w:pPr>
-      <w:r>
-        <w:t xml:space="preserve">Step 8: </w:t>
-      </w:r>
-      <w:r>
-        <w:t>STRUCTURAL ZERO ANALYSIS</w:t>
-      </w:r>
-    </w:p>
-    <w:p>
-      <w:r>
-        <w:t xml:space="preserve">Structural zero analysis was conducted to distinguish legitimate zero values from missing or erroneous observations. </w:t>
-      </w:r>
-    </w:p>
-    <w:p>
-      <w:pPr>
-        <w:pStyle w:val="ListParagraph"/>
-        <w:numPr>
-          <w:ilvl w:val="0"/>
-          <w:numId w:val="15"/>
-        </w:numPr>
-      </w:pPr>
-      <w:r>
-        <w:t xml:space="preserve">Variables including </w:t>
-      </w:r>
-      <w:r>
-        <w:t>“</w:t>
-      </w:r>
-      <w:r>
-        <w:t>out</w:t>
-      </w:r>
-      <w:r>
-        <w:t xml:space="preserve"> </w:t>
-      </w:r>
-      <w:r>
-        <w:t>prncp</w:t>
-      </w:r>
-      <w:r>
-        <w:t>”</w:t>
-      </w:r>
-      <w:r>
-        <w:t xml:space="preserve">, </w:t>
-      </w:r>
-      <w:r>
-        <w:t>“</w:t>
-      </w:r>
-      <w:r>
-        <w:t>recoveries</w:t>
-      </w:r>
-      <w:r>
-        <w:t>”</w:t>
-      </w:r>
-      <w:r>
-        <w:t xml:space="preserve">, </w:t>
-      </w:r>
-      <w:r>
-        <w:t>“</w:t>
-      </w:r>
-      <w:r>
-        <w:t>collection</w:t>
-      </w:r>
-      <w:r>
-        <w:t xml:space="preserve"> </w:t>
-      </w:r>
-      <w:r>
-        <w:t>recovery</w:t>
-      </w:r>
-      <w:r>
-        <w:t xml:space="preserve"> </w:t>
-      </w:r>
-      <w:r>
-        <w:t>fee</w:t>
-      </w:r>
-      <w:r>
-        <w:t>”</w:t>
-      </w:r>
-      <w:r>
-        <w:t xml:space="preserve">, and </w:t>
-      </w:r>
-      <w:r>
-        <w:t>“</w:t>
-      </w:r>
-      <w:r>
-        <w:t>total</w:t>
-      </w:r>
-      <w:r>
-        <w:t xml:space="preserve"> </w:t>
-      </w:r>
-      <w:r>
-        <w:t>rec</w:t>
-      </w:r>
-      <w:r>
-        <w:t xml:space="preserve"> </w:t>
-      </w:r>
-      <w:r>
-        <w:t>late</w:t>
-      </w:r>
-      <w:r>
-        <w:t xml:space="preserve"> </w:t>
-      </w:r>
-      <w:r>
-        <w:t>fee</w:t>
-      </w:r>
-      <w:r>
-        <w:t>”</w:t>
-      </w:r>
-      <w:r>
-        <w:t xml:space="preserve"> contain a high proportion of zero values due to the natural loan repayment lifecycle</w:t>
-      </w:r>
-      <w:r>
-        <w:t>.</w:t>
-      </w:r>
-    </w:p>
-    <w:p>
-      <w:pPr>
-        <w:pStyle w:val="ListParagraph"/>
-        <w:numPr>
-          <w:ilvl w:val="0"/>
-          <w:numId w:val="15"/>
-        </w:numPr>
-      </w:pPr>
-      <w:r>
-        <w:t>For example, zero outstanding principal indicates that a loan has been fully repaid or charged off, while zero recoveries and recovery fees are expected for loans that never entered the recovery process. Similarly, zero late fees indicate borrowers who did not incur payment delays.</w:t>
-      </w:r>
-    </w:p>
-    <w:p>
-      <w:pPr>
-        <w:pStyle w:val="ListParagraph"/>
-        <w:numPr>
-          <w:ilvl w:val="0"/>
-          <w:numId w:val="15"/>
-        </w:numPr>
-      </w:pPr>
-      <w:r>
-        <w:t>Since these zero values represent valid business outcomes, no transformation or removal was performed</w:t>
-      </w:r>
-      <w:r>
-        <w:t>.</w:t>
-      </w:r>
-    </w:p>
-    <w:p>
-      <w:pPr>
-        <w:pStyle w:val="Heading2"/>
-      </w:pPr>
-      <w:r>
-        <w:t xml:space="preserve">Step 9: </w:t>
-      </w:r>
-      <w:r>
-        <w:t>FINAL REVIEW AND EXPORT</w:t>
-      </w:r>
-    </w:p>
-    <w:p>
-      <w:r>
-        <w:t>After completing all data cleaning and preprocessing steps, the dataset is subjected to a final quality review to ensure its consistency, completeness, and readiness for analysis.</w:t>
-      </w:r>
-    </w:p>
-    <w:p>
-      <w:pPr>
-        <w:pStyle w:val="ListParagraph"/>
-        <w:numPr>
-          <w:ilvl w:val="0"/>
-          <w:numId w:val="16"/>
         </w:numPr>
       </w:pPr>
       <w:r>
@@ -3896,7 +4259,7 @@
         <w:pStyle w:val="ListParagraph"/>
         <w:numPr>
           <w:ilvl w:val="0"/>
-          <w:numId w:val="16"/>
+          <w:numId w:val="10"/>
         </w:numPr>
       </w:pPr>
       <w:r>
@@ -3908,7 +4271,7 @@
         <w:pStyle w:val="ListParagraph"/>
         <w:numPr>
           <w:ilvl w:val="0"/>
-          <w:numId w:val="16"/>
+          <w:numId w:val="10"/>
         </w:numPr>
       </w:pPr>
       <w:r>
@@ -3957,7 +4320,7 @@
         <w:pStyle w:val="ListParagraph"/>
         <w:numPr>
           <w:ilvl w:val="0"/>
-          <w:numId w:val="17"/>
+          <w:numId w:val="11"/>
         </w:numPr>
       </w:pPr>
       <w:r>
@@ -3990,7 +4353,7 @@
         <w:pStyle w:val="ListParagraph"/>
         <w:numPr>
           <w:ilvl w:val="0"/>
-          <w:numId w:val="17"/>
+          <w:numId w:val="11"/>
         </w:numPr>
       </w:pPr>
       <w:r>
@@ -4009,7 +4372,7 @@
         <w:pStyle w:val="ListParagraph"/>
         <w:numPr>
           <w:ilvl w:val="0"/>
-          <w:numId w:val="17"/>
+          <w:numId w:val="11"/>
         </w:numPr>
       </w:pPr>
       <w:r>
@@ -4047,7 +4410,7 @@
         <w:pStyle w:val="ListParagraph"/>
         <w:numPr>
           <w:ilvl w:val="0"/>
-          <w:numId w:val="18"/>
+          <w:numId w:val="12"/>
         </w:numPr>
       </w:pPr>
       <w:r>
@@ -4072,7 +4435,7 @@
         <w:pStyle w:val="ListParagraph"/>
         <w:numPr>
           <w:ilvl w:val="0"/>
-          <w:numId w:val="18"/>
+          <w:numId w:val="12"/>
         </w:numPr>
       </w:pPr>
       <w:r>
@@ -4121,7 +4484,7 @@
         <w:pStyle w:val="ListParagraph"/>
         <w:numPr>
           <w:ilvl w:val="0"/>
-          <w:numId w:val="18"/>
+          <w:numId w:val="12"/>
         </w:numPr>
       </w:pPr>
       <w:r>
@@ -4143,7 +4506,7 @@
         <w:pStyle w:val="ListParagraph"/>
         <w:numPr>
           <w:ilvl w:val="0"/>
-          <w:numId w:val="18"/>
+          <w:numId w:val="12"/>
         </w:numPr>
       </w:pPr>
       <w:r>
@@ -4185,7 +4548,7 @@
         <w:pStyle w:val="ListParagraph"/>
         <w:numPr>
           <w:ilvl w:val="0"/>
-          <w:numId w:val="19"/>
+          <w:numId w:val="13"/>
         </w:numPr>
       </w:pPr>
       <w:r>
@@ -4197,7 +4560,7 @@
         <w:pStyle w:val="ListParagraph"/>
         <w:numPr>
           <w:ilvl w:val="0"/>
-          <w:numId w:val="19"/>
+          <w:numId w:val="13"/>
         </w:numPr>
       </w:pPr>
       <w:r>
@@ -4209,7 +4572,7 @@
         <w:pStyle w:val="ListParagraph"/>
         <w:numPr>
           <w:ilvl w:val="0"/>
-          <w:numId w:val="19"/>
+          <w:numId w:val="13"/>
         </w:numPr>
       </w:pPr>
       <w:r>
@@ -4227,7 +4590,7 @@
         <w:pStyle w:val="ListParagraph"/>
         <w:numPr>
           <w:ilvl w:val="0"/>
-          <w:numId w:val="19"/>
+          <w:numId w:val="13"/>
         </w:numPr>
       </w:pPr>
       <w:r>
@@ -4269,7 +4632,7 @@
                     </pic:cNvPicPr>
                   </pic:nvPicPr>
                   <pic:blipFill>
-                    <a:blip r:embed="rId10" cstate="print">
+                    <a:blip r:embed="rId9" cstate="print">
                       <a:extLst>
                         <a:ext uri="{28A0092B-C50C-407E-A947-70E740481C1C}">
                           <a14:useLocalDpi xmlns:a14="http://schemas.microsoft.com/office/drawing/2010/main" val="0"/>
@@ -4383,7 +4746,7 @@
         <w:pStyle w:val="ListParagraph"/>
         <w:numPr>
           <w:ilvl w:val="0"/>
-          <w:numId w:val="21"/>
+          <w:numId w:val="15"/>
         </w:numPr>
       </w:pPr>
       <w:r>
@@ -4395,7 +4758,7 @@
         <w:pStyle w:val="ListParagraph"/>
         <w:numPr>
           <w:ilvl w:val="0"/>
-          <w:numId w:val="21"/>
+          <w:numId w:val="15"/>
         </w:numPr>
       </w:pPr>
       <w:r>
@@ -4494,7 +4857,7 @@
                     </pic:cNvPicPr>
                   </pic:nvPicPr>
                   <pic:blipFill>
-                    <a:blip r:embed="rId11" cstate="print">
+                    <a:blip r:embed="rId10" cstate="print">
                       <a:extLst>
                         <a:ext uri="{28A0092B-C50C-407E-A947-70E740481C1C}">
                           <a14:useLocalDpi xmlns:a14="http://schemas.microsoft.com/office/drawing/2010/main" val="0"/>
@@ -4564,7 +4927,7 @@
                     </pic:cNvPicPr>
                   </pic:nvPicPr>
                   <pic:blipFill>
-                    <a:blip r:embed="rId12" cstate="print">
+                    <a:blip r:embed="rId11" cstate="print">
                       <a:extLst>
                         <a:ext uri="{28A0092B-C50C-407E-A947-70E740481C1C}">
                           <a14:useLocalDpi xmlns:a14="http://schemas.microsoft.com/office/drawing/2010/main" val="0"/>
@@ -4634,7 +4997,7 @@
         <w:pStyle w:val="ListParagraph"/>
         <w:numPr>
           <w:ilvl w:val="0"/>
-          <w:numId w:val="20"/>
+          <w:numId w:val="14"/>
         </w:numPr>
         <w:rPr>
           <w:lang w:eastAsia="en-IN"/>
@@ -4652,7 +5015,7 @@
         <w:pStyle w:val="ListParagraph"/>
         <w:numPr>
           <w:ilvl w:val="0"/>
-          <w:numId w:val="20"/>
+          <w:numId w:val="14"/>
         </w:numPr>
         <w:rPr>
           <w:lang w:eastAsia="en-IN"/>
@@ -4676,7 +5039,7 @@
         <w:pStyle w:val="ListParagraph"/>
         <w:numPr>
           <w:ilvl w:val="0"/>
-          <w:numId w:val="20"/>
+          <w:numId w:val="14"/>
         </w:numPr>
         <w:rPr>
           <w:lang w:eastAsia="en-IN"/>
@@ -4700,7 +5063,7 @@
         <w:pStyle w:val="ListParagraph"/>
         <w:numPr>
           <w:ilvl w:val="0"/>
-          <w:numId w:val="20"/>
+          <w:numId w:val="14"/>
         </w:numPr>
         <w:rPr>
           <w:lang w:eastAsia="en-IN"/>
@@ -4735,7 +5098,7 @@
         <w:pStyle w:val="ListParagraph"/>
         <w:numPr>
           <w:ilvl w:val="0"/>
-          <w:numId w:val="22"/>
+          <w:numId w:val="16"/>
         </w:numPr>
         <w:rPr>
           <w:lang w:eastAsia="en-IN"/>
@@ -4753,7 +5116,7 @@
         <w:pStyle w:val="ListParagraph"/>
         <w:numPr>
           <w:ilvl w:val="0"/>
-          <w:numId w:val="22"/>
+          <w:numId w:val="16"/>
         </w:numPr>
         <w:rPr>
           <w:lang w:eastAsia="en-IN"/>
@@ -4771,7 +5134,7 @@
         <w:pStyle w:val="ListParagraph"/>
         <w:numPr>
           <w:ilvl w:val="0"/>
-          <w:numId w:val="22"/>
+          <w:numId w:val="16"/>
         </w:numPr>
         <w:rPr>
           <w:lang w:eastAsia="en-IN"/>
@@ -4851,7 +5214,7 @@
                     </pic:cNvPicPr>
                   </pic:nvPicPr>
                   <pic:blipFill>
-                    <a:blip r:embed="rId13" cstate="print">
+                    <a:blip r:embed="rId12" cstate="print">
                       <a:extLst>
                         <a:ext uri="{28A0092B-C50C-407E-A947-70E740481C1C}">
                           <a14:useLocalDpi xmlns:a14="http://schemas.microsoft.com/office/drawing/2010/main" val="0"/>
@@ -4946,7 +5309,7 @@
                     </pic:cNvPicPr>
                   </pic:nvPicPr>
                   <pic:blipFill>
-                    <a:blip r:embed="rId14">
+                    <a:blip r:embed="rId13">
                       <a:extLst>
                         <a:ext uri="{28A0092B-C50C-407E-A947-70E740481C1C}">
                           <a14:useLocalDpi xmlns:a14="http://schemas.microsoft.com/office/drawing/2010/main" val="0"/>
@@ -4993,7 +5356,7 @@
         <w:pStyle w:val="ListParagraph"/>
         <w:numPr>
           <w:ilvl w:val="0"/>
-          <w:numId w:val="23"/>
+          <w:numId w:val="17"/>
         </w:numPr>
         <w:rPr>
           <w:lang w:eastAsia="en-IN"/>
@@ -5059,7 +5422,7 @@
         <w:pStyle w:val="ListParagraph"/>
         <w:numPr>
           <w:ilvl w:val="0"/>
-          <w:numId w:val="23"/>
+          <w:numId w:val="17"/>
         </w:numPr>
         <w:rPr>
           <w:lang w:eastAsia="en-IN"/>
@@ -5083,7 +5446,7 @@
         <w:pStyle w:val="ListParagraph"/>
         <w:numPr>
           <w:ilvl w:val="0"/>
-          <w:numId w:val="23"/>
+          <w:numId w:val="17"/>
         </w:numPr>
         <w:rPr>
           <w:lang w:eastAsia="en-IN"/>
@@ -5130,7 +5493,7 @@
         <w:pStyle w:val="ListParagraph"/>
         <w:numPr>
           <w:ilvl w:val="0"/>
-          <w:numId w:val="25"/>
+          <w:numId w:val="18"/>
         </w:numPr>
         <w:rPr>
           <w:lang w:eastAsia="en-IN"/>
@@ -5148,7 +5511,7 @@
         <w:pStyle w:val="ListParagraph"/>
         <w:numPr>
           <w:ilvl w:val="0"/>
-          <w:numId w:val="25"/>
+          <w:numId w:val="18"/>
         </w:numPr>
         <w:rPr>
           <w:lang w:eastAsia="en-IN"/>
@@ -5166,7 +5529,7 @@
         <w:pStyle w:val="ListParagraph"/>
         <w:numPr>
           <w:ilvl w:val="0"/>
-          <w:numId w:val="25"/>
+          <w:numId w:val="18"/>
         </w:numPr>
         <w:rPr>
           <w:lang w:eastAsia="en-IN"/>
@@ -5184,7 +5547,7 @@
         <w:pStyle w:val="ListParagraph"/>
         <w:numPr>
           <w:ilvl w:val="0"/>
-          <w:numId w:val="25"/>
+          <w:numId w:val="18"/>
         </w:numPr>
         <w:rPr>
           <w:lang w:eastAsia="en-IN"/>
@@ -5270,7 +5633,7 @@
                     </pic:cNvPicPr>
                   </pic:nvPicPr>
                   <pic:blipFill>
-                    <a:blip r:embed="rId15" cstate="print">
+                    <a:blip r:embed="rId14" cstate="print">
                       <a:extLst>
                         <a:ext uri="{28A0092B-C50C-407E-A947-70E740481C1C}">
                           <a14:useLocalDpi xmlns:a14="http://schemas.microsoft.com/office/drawing/2010/main" val="0"/>
@@ -5326,7 +5689,7 @@
         <w:pStyle w:val="ListParagraph"/>
         <w:numPr>
           <w:ilvl w:val="0"/>
-          <w:numId w:val="26"/>
+          <w:numId w:val="19"/>
         </w:numPr>
         <w:rPr>
           <w:lang w:eastAsia="en-IN"/>
@@ -5344,7 +5707,7 @@
         <w:pStyle w:val="ListParagraph"/>
         <w:numPr>
           <w:ilvl w:val="0"/>
-          <w:numId w:val="26"/>
+          <w:numId w:val="19"/>
         </w:numPr>
         <w:rPr>
           <w:lang w:eastAsia="en-IN"/>
@@ -5362,7 +5725,7 @@
         <w:pStyle w:val="ListParagraph"/>
         <w:numPr>
           <w:ilvl w:val="0"/>
-          <w:numId w:val="26"/>
+          <w:numId w:val="19"/>
         </w:numPr>
         <w:rPr>
           <w:lang w:eastAsia="en-IN"/>
@@ -5380,7 +5743,7 @@
         <w:pStyle w:val="ListParagraph"/>
         <w:numPr>
           <w:ilvl w:val="0"/>
-          <w:numId w:val="26"/>
+          <w:numId w:val="19"/>
         </w:numPr>
         <w:rPr>
           <w:lang w:eastAsia="en-IN"/>
@@ -5415,7 +5778,7 @@
         <w:pStyle w:val="ListParagraph"/>
         <w:numPr>
           <w:ilvl w:val="0"/>
-          <w:numId w:val="27"/>
+          <w:numId w:val="20"/>
         </w:numPr>
         <w:rPr>
           <w:lang w:eastAsia="en-IN"/>
@@ -5433,7 +5796,7 @@
         <w:pStyle w:val="ListParagraph"/>
         <w:numPr>
           <w:ilvl w:val="0"/>
-          <w:numId w:val="27"/>
+          <w:numId w:val="20"/>
         </w:numPr>
         <w:rPr>
           <w:lang w:eastAsia="en-IN"/>
@@ -5451,7 +5814,7 @@
         <w:pStyle w:val="ListParagraph"/>
         <w:numPr>
           <w:ilvl w:val="0"/>
-          <w:numId w:val="27"/>
+          <w:numId w:val="20"/>
         </w:numPr>
         <w:rPr>
           <w:lang w:eastAsia="en-IN"/>
@@ -5528,7 +5891,7 @@
                     </pic:cNvPicPr>
                   </pic:nvPicPr>
                   <pic:blipFill>
-                    <a:blip r:embed="rId16" cstate="print">
+                    <a:blip r:embed="rId15" cstate="print">
                       <a:extLst>
                         <a:ext uri="{28A0092B-C50C-407E-A947-70E740481C1C}">
                           <a14:useLocalDpi xmlns:a14="http://schemas.microsoft.com/office/drawing/2010/main" val="0"/>
@@ -5582,7 +5945,7 @@
         <w:pStyle w:val="ListParagraph"/>
         <w:numPr>
           <w:ilvl w:val="0"/>
-          <w:numId w:val="28"/>
+          <w:numId w:val="21"/>
         </w:numPr>
       </w:pPr>
       <w:r>
@@ -5594,7 +5957,7 @@
         <w:pStyle w:val="ListParagraph"/>
         <w:numPr>
           <w:ilvl w:val="0"/>
-          <w:numId w:val="28"/>
+          <w:numId w:val="21"/>
         </w:numPr>
       </w:pPr>
       <w:r>
@@ -5606,7 +5969,7 @@
         <w:pStyle w:val="ListParagraph"/>
         <w:numPr>
           <w:ilvl w:val="0"/>
-          <w:numId w:val="28"/>
+          <w:numId w:val="21"/>
         </w:numPr>
       </w:pPr>
       <w:r>
@@ -5651,7 +6014,7 @@
         <w:pStyle w:val="ListParagraph"/>
         <w:numPr>
           <w:ilvl w:val="0"/>
-          <w:numId w:val="29"/>
+          <w:numId w:val="22"/>
         </w:numPr>
       </w:pPr>
       <w:r>
@@ -5663,7 +6026,7 @@
         <w:pStyle w:val="ListParagraph"/>
         <w:numPr>
           <w:ilvl w:val="0"/>
-          <w:numId w:val="29"/>
+          <w:numId w:val="22"/>
         </w:numPr>
       </w:pPr>
       <w:r>
@@ -5675,7 +6038,7 @@
         <w:pStyle w:val="ListParagraph"/>
         <w:numPr>
           <w:ilvl w:val="0"/>
-          <w:numId w:val="29"/>
+          <w:numId w:val="22"/>
         </w:numPr>
       </w:pPr>
       <w:r>
@@ -5739,7 +6102,7 @@
                     </pic:cNvPicPr>
                   </pic:nvPicPr>
                   <pic:blipFill>
-                    <a:blip r:embed="rId17" cstate="print">
+                    <a:blip r:embed="rId16" cstate="print">
                       <a:extLst>
                         <a:ext uri="{28A0092B-C50C-407E-A947-70E740481C1C}">
                           <a14:useLocalDpi xmlns:a14="http://schemas.microsoft.com/office/drawing/2010/main" val="0"/>
@@ -5793,7 +6156,7 @@
         <w:pStyle w:val="ListParagraph"/>
         <w:numPr>
           <w:ilvl w:val="0"/>
-          <w:numId w:val="30"/>
+          <w:numId w:val="23"/>
         </w:numPr>
       </w:pPr>
       <w:r>
@@ -5805,7 +6168,7 @@
         <w:pStyle w:val="ListParagraph"/>
         <w:numPr>
           <w:ilvl w:val="0"/>
-          <w:numId w:val="30"/>
+          <w:numId w:val="23"/>
         </w:numPr>
       </w:pPr>
       <w:r>
@@ -5820,7 +6183,7 @@
         <w:pStyle w:val="ListParagraph"/>
         <w:numPr>
           <w:ilvl w:val="0"/>
-          <w:numId w:val="30"/>
+          <w:numId w:val="23"/>
         </w:numPr>
       </w:pPr>
       <w:r>
@@ -5847,7 +6210,7 @@
         <w:pStyle w:val="ListParagraph"/>
         <w:numPr>
           <w:ilvl w:val="0"/>
-          <w:numId w:val="31"/>
+          <w:numId w:val="24"/>
         </w:numPr>
       </w:pPr>
       <w:r>
@@ -5859,7 +6222,7 @@
         <w:pStyle w:val="ListParagraph"/>
         <w:numPr>
           <w:ilvl w:val="0"/>
-          <w:numId w:val="31"/>
+          <w:numId w:val="24"/>
         </w:numPr>
       </w:pPr>
       <w:r>
@@ -5871,7 +6234,7 @@
         <w:pStyle w:val="ListParagraph"/>
         <w:numPr>
           <w:ilvl w:val="0"/>
-          <w:numId w:val="31"/>
+          <w:numId w:val="24"/>
         </w:numPr>
       </w:pPr>
       <w:r>
@@ -5949,7 +6312,7 @@
                     </pic:cNvPicPr>
                   </pic:nvPicPr>
                   <pic:blipFill>
-                    <a:blip r:embed="rId18" cstate="print">
+                    <a:blip r:embed="rId17" cstate="print">
                       <a:extLst>
                         <a:ext uri="{28A0092B-C50C-407E-A947-70E740481C1C}">
                           <a14:useLocalDpi xmlns:a14="http://schemas.microsoft.com/office/drawing/2010/main" val="0"/>
@@ -6003,7 +6366,7 @@
         <w:pStyle w:val="ListParagraph"/>
         <w:numPr>
           <w:ilvl w:val="0"/>
-          <w:numId w:val="32"/>
+          <w:numId w:val="25"/>
         </w:numPr>
       </w:pPr>
       <w:r>
@@ -6025,7 +6388,7 @@
         <w:pStyle w:val="ListParagraph"/>
         <w:numPr>
           <w:ilvl w:val="0"/>
-          <w:numId w:val="32"/>
+          <w:numId w:val="25"/>
         </w:numPr>
       </w:pPr>
       <w:r>
@@ -6047,7 +6410,7 @@
         <w:pStyle w:val="ListParagraph"/>
         <w:numPr>
           <w:ilvl w:val="0"/>
-          <w:numId w:val="32"/>
+          <w:numId w:val="25"/>
         </w:numPr>
       </w:pPr>
       <w:r>
@@ -6069,7 +6432,7 @@
         <w:pStyle w:val="ListParagraph"/>
         <w:numPr>
           <w:ilvl w:val="0"/>
-          <w:numId w:val="32"/>
+          <w:numId w:val="25"/>
         </w:numPr>
       </w:pPr>
       <w:r>
@@ -6106,7 +6469,7 @@
         <w:pStyle w:val="ListParagraph"/>
         <w:numPr>
           <w:ilvl w:val="0"/>
-          <w:numId w:val="33"/>
+          <w:numId w:val="26"/>
         </w:numPr>
       </w:pPr>
       <w:r>
@@ -6118,7 +6481,7 @@
         <w:pStyle w:val="ListParagraph"/>
         <w:numPr>
           <w:ilvl w:val="0"/>
-          <w:numId w:val="33"/>
+          <w:numId w:val="26"/>
         </w:numPr>
       </w:pPr>
       <w:r>
@@ -6130,7 +6493,7 @@
         <w:pStyle w:val="ListParagraph"/>
         <w:numPr>
           <w:ilvl w:val="0"/>
-          <w:numId w:val="33"/>
+          <w:numId w:val="26"/>
         </w:numPr>
       </w:pPr>
       <w:r>
@@ -6197,7 +6560,7 @@
                     </pic:cNvPicPr>
                   </pic:nvPicPr>
                   <pic:blipFill>
-                    <a:blip r:embed="rId19" cstate="print">
+                    <a:blip r:embed="rId18" cstate="print">
                       <a:extLst>
                         <a:ext uri="{28A0092B-C50C-407E-A947-70E740481C1C}">
                           <a14:useLocalDpi xmlns:a14="http://schemas.microsoft.com/office/drawing/2010/main" val="0"/>
@@ -6251,7 +6614,7 @@
         <w:pStyle w:val="ListParagraph"/>
         <w:numPr>
           <w:ilvl w:val="0"/>
-          <w:numId w:val="34"/>
+          <w:numId w:val="27"/>
         </w:numPr>
       </w:pPr>
       <w:r>
@@ -6263,7 +6626,7 @@
         <w:pStyle w:val="ListParagraph"/>
         <w:numPr>
           <w:ilvl w:val="0"/>
-          <w:numId w:val="34"/>
+          <w:numId w:val="27"/>
         </w:numPr>
       </w:pPr>
       <w:r>
@@ -6275,7 +6638,7 @@
         <w:pStyle w:val="ListParagraph"/>
         <w:numPr>
           <w:ilvl w:val="0"/>
-          <w:numId w:val="34"/>
+          <w:numId w:val="27"/>
         </w:numPr>
       </w:pPr>
       <w:r>
@@ -6292,7 +6655,7 @@
         <w:pStyle w:val="ListParagraph"/>
         <w:numPr>
           <w:ilvl w:val="0"/>
-          <w:numId w:val="35"/>
+          <w:numId w:val="28"/>
         </w:numPr>
       </w:pPr>
       <w:r>
@@ -6304,7 +6667,7 @@
         <w:pStyle w:val="ListParagraph"/>
         <w:numPr>
           <w:ilvl w:val="0"/>
-          <w:numId w:val="35"/>
+          <w:numId w:val="28"/>
         </w:numPr>
       </w:pPr>
       <w:r>
@@ -6316,7 +6679,7 @@
         <w:pStyle w:val="ListParagraph"/>
         <w:numPr>
           <w:ilvl w:val="0"/>
-          <w:numId w:val="35"/>
+          <w:numId w:val="28"/>
         </w:numPr>
       </w:pPr>
       <w:r>
@@ -6380,7 +6743,7 @@
                     </pic:cNvPicPr>
                   </pic:nvPicPr>
                   <pic:blipFill>
-                    <a:blip r:embed="rId20">
+                    <a:blip r:embed="rId19">
                       <a:extLst>
                         <a:ext uri="{28A0092B-C50C-407E-A947-70E740481C1C}">
                           <a14:useLocalDpi xmlns:a14="http://schemas.microsoft.com/office/drawing/2010/main" val="0"/>
@@ -6436,7 +6799,7 @@
         <w:pStyle w:val="ListParagraph"/>
         <w:numPr>
           <w:ilvl w:val="0"/>
-          <w:numId w:val="38"/>
+          <w:numId w:val="31"/>
         </w:numPr>
       </w:pPr>
       <w:r>
@@ -6448,7 +6811,7 @@
         <w:pStyle w:val="ListParagraph"/>
         <w:numPr>
           <w:ilvl w:val="0"/>
-          <w:numId w:val="38"/>
+          <w:numId w:val="31"/>
         </w:numPr>
       </w:pPr>
       <w:r>
@@ -6465,7 +6828,7 @@
         <w:pStyle w:val="ListParagraph"/>
         <w:numPr>
           <w:ilvl w:val="0"/>
-          <w:numId w:val="39"/>
+          <w:numId w:val="32"/>
         </w:numPr>
       </w:pPr>
       <w:r>
@@ -6477,7 +6840,7 @@
         <w:pStyle w:val="ListParagraph"/>
         <w:numPr>
           <w:ilvl w:val="0"/>
-          <w:numId w:val="39"/>
+          <w:numId w:val="32"/>
         </w:numPr>
       </w:pPr>
       <w:r>
@@ -6540,7 +6903,7 @@
                     </pic:cNvPicPr>
                   </pic:nvPicPr>
                   <pic:blipFill>
-                    <a:blip r:embed="rId21" cstate="print">
+                    <a:blip r:embed="rId20" cstate="print">
                       <a:extLst>
                         <a:ext uri="{28A0092B-C50C-407E-A947-70E740481C1C}">
                           <a14:useLocalDpi xmlns:a14="http://schemas.microsoft.com/office/drawing/2010/main" val="0"/>
@@ -6601,7 +6964,7 @@
         <w:pStyle w:val="ListParagraph"/>
         <w:numPr>
           <w:ilvl w:val="0"/>
-          <w:numId w:val="36"/>
+          <w:numId w:val="29"/>
         </w:numPr>
       </w:pPr>
       <w:r>
@@ -6613,7 +6976,7 @@
         <w:pStyle w:val="ListParagraph"/>
         <w:numPr>
           <w:ilvl w:val="0"/>
-          <w:numId w:val="36"/>
+          <w:numId w:val="29"/>
         </w:numPr>
       </w:pPr>
       <w:r>
@@ -6625,19 +6988,27 @@
         <w:pStyle w:val="ListParagraph"/>
         <w:numPr>
           <w:ilvl w:val="0"/>
-          <w:numId w:val="36"/>
-        </w:numPr>
-      </w:pPr>
-      <w:r>
-        <w:t>Loan Amount and Installment are highly correlated (r = 0.94), while Open Accounts and Total Accounts also show strong correlation (r = 0.70), indicating these pairs capture similar information.</w:t>
-      </w:r>
-    </w:p>
-    <w:p>
-      <w:pPr>
-        <w:pStyle w:val="ListParagraph"/>
-        <w:numPr>
-          <w:ilvl w:val="0"/>
-          <w:numId w:val="36"/>
+          <w:numId w:val="29"/>
+        </w:numPr>
+      </w:pPr>
+      <w:r>
+        <w:t xml:space="preserve">Loan Amount and </w:t>
+      </w:r>
+      <w:proofErr w:type="spellStart"/>
+      <w:r>
+        <w:t>Installment</w:t>
+      </w:r>
+      <w:proofErr w:type="spellEnd"/>
+      <w:r>
+        <w:t xml:space="preserve"> are highly correlated (r = 0.94), while Open Accounts and Total Accounts also show strong correlation (r = 0.70), indicating these pairs capture similar information.</w:t>
+      </w:r>
+    </w:p>
+    <w:p>
+      <w:pPr>
+        <w:pStyle w:val="ListParagraph"/>
+        <w:numPr>
+          <w:ilvl w:val="0"/>
+          <w:numId w:val="29"/>
         </w:numPr>
       </w:pPr>
       <w:r>
@@ -6664,7 +7035,7 @@
         <w:pStyle w:val="ListParagraph"/>
         <w:numPr>
           <w:ilvl w:val="0"/>
-          <w:numId w:val="37"/>
+          <w:numId w:val="30"/>
         </w:numPr>
       </w:pPr>
       <w:r>
@@ -6676,11 +7047,19 @@
         <w:pStyle w:val="ListParagraph"/>
         <w:numPr>
           <w:ilvl w:val="0"/>
-          <w:numId w:val="37"/>
-        </w:numPr>
-      </w:pPr>
-      <w:r>
-        <w:t>Avoid using both Loan Amount and Installment together in dashboards or predictive models, since their strong correlation introduces redundant information without improving decision-making.</w:t>
+          <w:numId w:val="30"/>
+        </w:numPr>
+      </w:pPr>
+      <w:r>
+        <w:t xml:space="preserve">Avoid using both Loan Amount and </w:t>
+      </w:r>
+      <w:proofErr w:type="spellStart"/>
+      <w:r>
+        <w:t>Installment</w:t>
+      </w:r>
+      <w:proofErr w:type="spellEnd"/>
+      <w:r>
+        <w:t xml:space="preserve"> together in dashboards or predictive models, since their strong correlation introduces redundant information without improving decision-making.</w:t>
       </w:r>
     </w:p>
     <w:p>
@@ -6759,7 +7138,15 @@
         <w:t>interest rate as the strongest numeric variable associated with default risk</w:t>
       </w:r>
       <w:r>
-        <w:t>, while loan amount and installment were found to be highly correlated.</w:t>
+        <w:t xml:space="preserve">, while loan amount and </w:t>
+      </w:r>
+      <w:proofErr w:type="spellStart"/>
+      <w:r>
+        <w:t>installment</w:t>
+      </w:r>
+      <w:proofErr w:type="spellEnd"/>
+      <w:r>
+        <w:t xml:space="preserve"> were found to be highly correlated.</w:t>
       </w:r>
     </w:p>
     <w:p>
@@ -6820,7 +7207,7 @@
         <w:pStyle w:val="ListParagraph"/>
         <w:numPr>
           <w:ilvl w:val="0"/>
-          <w:numId w:val="40"/>
+          <w:numId w:val="33"/>
         </w:numPr>
       </w:pPr>
       <w:r>
@@ -6832,7 +7219,7 @@
         <w:pStyle w:val="ListParagraph"/>
         <w:numPr>
           <w:ilvl w:val="0"/>
-          <w:numId w:val="40"/>
+          <w:numId w:val="33"/>
         </w:numPr>
       </w:pPr>
       <w:r>
@@ -6844,7 +7231,7 @@
         <w:pStyle w:val="ListParagraph"/>
         <w:numPr>
           <w:ilvl w:val="0"/>
-          <w:numId w:val="40"/>
+          <w:numId w:val="33"/>
         </w:numPr>
       </w:pPr>
       <w:r>
@@ -6856,7 +7243,7 @@
         <w:pStyle w:val="ListParagraph"/>
         <w:numPr>
           <w:ilvl w:val="0"/>
-          <w:numId w:val="40"/>
+          <w:numId w:val="33"/>
         </w:numPr>
       </w:pPr>
       <w:r>
@@ -6868,7 +7255,7 @@
         <w:pStyle w:val="ListParagraph"/>
         <w:numPr>
           <w:ilvl w:val="0"/>
-          <w:numId w:val="40"/>
+          <w:numId w:val="33"/>
         </w:numPr>
       </w:pPr>
       <w:r>
@@ -6880,7 +7267,7 @@
         <w:pStyle w:val="ListParagraph"/>
         <w:numPr>
           <w:ilvl w:val="0"/>
-          <w:numId w:val="40"/>
+          <w:numId w:val="33"/>
         </w:numPr>
       </w:pPr>
       <w:r>
@@ -7493,6 +7880,119 @@
     </w:lvl>
   </w:abstractNum>
   <w:abstractNum w:abstractNumId="5" w15:restartNumberingAfterBreak="0">
+    <w:nsid w:val="0A6C0E9B"/>
+    <w:multiLevelType w:val="hybridMultilevel"/>
+    <w:tmpl w:val="0FF0B570"/>
+    <w:lvl w:ilvl="0" w:tplc="40090001">
+      <w:start w:val="1"/>
+      <w:numFmt w:val="bullet"/>
+      <w:lvlText w:val=""/>
+      <w:lvlJc w:val="left"/>
+      <w:pPr>
+        <w:ind w:left="720" w:hanging="360"/>
+      </w:pPr>
+      <w:rPr>
+        <w:rFonts w:ascii="Symbol" w:hAnsi="Symbol" w:hint="default"/>
+      </w:rPr>
+    </w:lvl>
+    <w:lvl w:ilvl="1" w:tplc="40090003" w:tentative="1">
+      <w:start w:val="1"/>
+      <w:numFmt w:val="bullet"/>
+      <w:lvlText w:val="o"/>
+      <w:lvlJc w:val="left"/>
+      <w:pPr>
+        <w:ind w:left="1440" w:hanging="360"/>
+      </w:pPr>
+      <w:rPr>
+        <w:rFonts w:ascii="Courier New" w:hAnsi="Courier New" w:cs="Courier New" w:hint="default"/>
+      </w:rPr>
+    </w:lvl>
+    <w:lvl w:ilvl="2" w:tplc="40090005" w:tentative="1">
+      <w:start w:val="1"/>
+      <w:numFmt w:val="bullet"/>
+      <w:lvlText w:val=""/>
+      <w:lvlJc w:val="left"/>
+      <w:pPr>
+        <w:ind w:left="2160" w:hanging="360"/>
+      </w:pPr>
+      <w:rPr>
+        <w:rFonts w:ascii="Wingdings" w:hAnsi="Wingdings" w:hint="default"/>
+      </w:rPr>
+    </w:lvl>
+    <w:lvl w:ilvl="3" w:tplc="40090001" w:tentative="1">
+      <w:start w:val="1"/>
+      <w:numFmt w:val="bullet"/>
+      <w:lvlText w:val=""/>
+      <w:lvlJc w:val="left"/>
+      <w:pPr>
+        <w:ind w:left="2880" w:hanging="360"/>
+      </w:pPr>
+      <w:rPr>
+        <w:rFonts w:ascii="Symbol" w:hAnsi="Symbol" w:hint="default"/>
+      </w:rPr>
+    </w:lvl>
+    <w:lvl w:ilvl="4" w:tplc="40090003" w:tentative="1">
+      <w:start w:val="1"/>
+      <w:numFmt w:val="bullet"/>
+      <w:lvlText w:val="o"/>
+      <w:lvlJc w:val="left"/>
+      <w:pPr>
+        <w:ind w:left="3600" w:hanging="360"/>
+      </w:pPr>
+      <w:rPr>
+        <w:rFonts w:ascii="Courier New" w:hAnsi="Courier New" w:cs="Courier New" w:hint="default"/>
+      </w:rPr>
+    </w:lvl>
+    <w:lvl w:ilvl="5" w:tplc="40090005" w:tentative="1">
+      <w:start w:val="1"/>
+      <w:numFmt w:val="bullet"/>
+      <w:lvlText w:val=""/>
+      <w:lvlJc w:val="left"/>
+      <w:pPr>
+        <w:ind w:left="4320" w:hanging="360"/>
+      </w:pPr>
+      <w:rPr>
+        <w:rFonts w:ascii="Wingdings" w:hAnsi="Wingdings" w:hint="default"/>
+      </w:rPr>
+    </w:lvl>
+    <w:lvl w:ilvl="6" w:tplc="40090001" w:tentative="1">
+      <w:start w:val="1"/>
+      <w:numFmt w:val="bullet"/>
+      <w:lvlText w:val=""/>
+      <w:lvlJc w:val="left"/>
+      <w:pPr>
+        <w:ind w:left="5040" w:hanging="360"/>
+      </w:pPr>
+      <w:rPr>
+        <w:rFonts w:ascii="Symbol" w:hAnsi="Symbol" w:hint="default"/>
+      </w:rPr>
+    </w:lvl>
+    <w:lvl w:ilvl="7" w:tplc="40090003" w:tentative="1">
+      <w:start w:val="1"/>
+      <w:numFmt w:val="bullet"/>
+      <w:lvlText w:val="o"/>
+      <w:lvlJc w:val="left"/>
+      <w:pPr>
+        <w:ind w:left="5760" w:hanging="360"/>
+      </w:pPr>
+      <w:rPr>
+        <w:rFonts w:ascii="Courier New" w:hAnsi="Courier New" w:cs="Courier New" w:hint="default"/>
+      </w:rPr>
+    </w:lvl>
+    <w:lvl w:ilvl="8" w:tplc="40090005" w:tentative="1">
+      <w:start w:val="1"/>
+      <w:numFmt w:val="bullet"/>
+      <w:lvlText w:val=""/>
+      <w:lvlJc w:val="left"/>
+      <w:pPr>
+        <w:ind w:left="6480" w:hanging="360"/>
+      </w:pPr>
+      <w:rPr>
+        <w:rFonts w:ascii="Wingdings" w:hAnsi="Wingdings" w:hint="default"/>
+      </w:rPr>
+    </w:lvl>
+  </w:abstractNum>
+  <w:abstractNum w:abstractNumId="6" w15:restartNumberingAfterBreak="0">
     <w:nsid w:val="0AEB0F68"/>
     <w:multiLevelType w:val="hybridMultilevel"/>
     <w:tmpl w:val="892CF02C"/>
@@ -7605,7 +8105,7 @@
       </w:rPr>
     </w:lvl>
   </w:abstractNum>
-  <w:abstractNum w:abstractNumId="6" w15:restartNumberingAfterBreak="0">
+  <w:abstractNum w:abstractNumId="7" w15:restartNumberingAfterBreak="0">
     <w:nsid w:val="0E546458"/>
     <w:multiLevelType w:val="hybridMultilevel"/>
     <w:tmpl w:val="AC966D4E"/>
@@ -7718,7 +8218,7 @@
       </w:rPr>
     </w:lvl>
   </w:abstractNum>
-  <w:abstractNum w:abstractNumId="7" w15:restartNumberingAfterBreak="0">
+  <w:abstractNum w:abstractNumId="8" w15:restartNumberingAfterBreak="0">
     <w:nsid w:val="0E9F0B54"/>
     <w:multiLevelType w:val="hybridMultilevel"/>
     <w:tmpl w:val="90E060A2"/>
@@ -7831,123 +8331,10 @@
       </w:rPr>
     </w:lvl>
   </w:abstractNum>
-  <w:abstractNum w:abstractNumId="8" w15:restartNumberingAfterBreak="0">
+  <w:abstractNum w:abstractNumId="9" w15:restartNumberingAfterBreak="0">
     <w:nsid w:val="0F310BE8"/>
     <w:multiLevelType w:val="hybridMultilevel"/>
     <w:tmpl w:val="FC1EB710"/>
-    <w:lvl w:ilvl="0" w:tplc="40090001">
-      <w:start w:val="1"/>
-      <w:numFmt w:val="bullet"/>
-      <w:lvlText w:val=""/>
-      <w:lvlJc w:val="left"/>
-      <w:pPr>
-        <w:ind w:left="720" w:hanging="360"/>
-      </w:pPr>
-      <w:rPr>
-        <w:rFonts w:ascii="Symbol" w:hAnsi="Symbol" w:hint="default"/>
-      </w:rPr>
-    </w:lvl>
-    <w:lvl w:ilvl="1" w:tplc="40090003" w:tentative="1">
-      <w:start w:val="1"/>
-      <w:numFmt w:val="bullet"/>
-      <w:lvlText w:val="o"/>
-      <w:lvlJc w:val="left"/>
-      <w:pPr>
-        <w:ind w:left="1440" w:hanging="360"/>
-      </w:pPr>
-      <w:rPr>
-        <w:rFonts w:ascii="Courier New" w:hAnsi="Courier New" w:cs="Courier New" w:hint="default"/>
-      </w:rPr>
-    </w:lvl>
-    <w:lvl w:ilvl="2" w:tplc="40090005" w:tentative="1">
-      <w:start w:val="1"/>
-      <w:numFmt w:val="bullet"/>
-      <w:lvlText w:val=""/>
-      <w:lvlJc w:val="left"/>
-      <w:pPr>
-        <w:ind w:left="2160" w:hanging="360"/>
-      </w:pPr>
-      <w:rPr>
-        <w:rFonts w:ascii="Wingdings" w:hAnsi="Wingdings" w:hint="default"/>
-      </w:rPr>
-    </w:lvl>
-    <w:lvl w:ilvl="3" w:tplc="40090001" w:tentative="1">
-      <w:start w:val="1"/>
-      <w:numFmt w:val="bullet"/>
-      <w:lvlText w:val=""/>
-      <w:lvlJc w:val="left"/>
-      <w:pPr>
-        <w:ind w:left="2880" w:hanging="360"/>
-      </w:pPr>
-      <w:rPr>
-        <w:rFonts w:ascii="Symbol" w:hAnsi="Symbol" w:hint="default"/>
-      </w:rPr>
-    </w:lvl>
-    <w:lvl w:ilvl="4" w:tplc="40090003" w:tentative="1">
-      <w:start w:val="1"/>
-      <w:numFmt w:val="bullet"/>
-      <w:lvlText w:val="o"/>
-      <w:lvlJc w:val="left"/>
-      <w:pPr>
-        <w:ind w:left="3600" w:hanging="360"/>
-      </w:pPr>
-      <w:rPr>
-        <w:rFonts w:ascii="Courier New" w:hAnsi="Courier New" w:cs="Courier New" w:hint="default"/>
-      </w:rPr>
-    </w:lvl>
-    <w:lvl w:ilvl="5" w:tplc="40090005" w:tentative="1">
-      <w:start w:val="1"/>
-      <w:numFmt w:val="bullet"/>
-      <w:lvlText w:val=""/>
-      <w:lvlJc w:val="left"/>
-      <w:pPr>
-        <w:ind w:left="4320" w:hanging="360"/>
-      </w:pPr>
-      <w:rPr>
-        <w:rFonts w:ascii="Wingdings" w:hAnsi="Wingdings" w:hint="default"/>
-      </w:rPr>
-    </w:lvl>
-    <w:lvl w:ilvl="6" w:tplc="40090001" w:tentative="1">
-      <w:start w:val="1"/>
-      <w:numFmt w:val="bullet"/>
-      <w:lvlText w:val=""/>
-      <w:lvlJc w:val="left"/>
-      <w:pPr>
-        <w:ind w:left="5040" w:hanging="360"/>
-      </w:pPr>
-      <w:rPr>
-        <w:rFonts w:ascii="Symbol" w:hAnsi="Symbol" w:hint="default"/>
-      </w:rPr>
-    </w:lvl>
-    <w:lvl w:ilvl="7" w:tplc="40090003" w:tentative="1">
-      <w:start w:val="1"/>
-      <w:numFmt w:val="bullet"/>
-      <w:lvlText w:val="o"/>
-      <w:lvlJc w:val="left"/>
-      <w:pPr>
-        <w:ind w:left="5760" w:hanging="360"/>
-      </w:pPr>
-      <w:rPr>
-        <w:rFonts w:ascii="Courier New" w:hAnsi="Courier New" w:cs="Courier New" w:hint="default"/>
-      </w:rPr>
-    </w:lvl>
-    <w:lvl w:ilvl="8" w:tplc="40090005" w:tentative="1">
-      <w:start w:val="1"/>
-      <w:numFmt w:val="bullet"/>
-      <w:lvlText w:val=""/>
-      <w:lvlJc w:val="left"/>
-      <w:pPr>
-        <w:ind w:left="6480" w:hanging="360"/>
-      </w:pPr>
-      <w:rPr>
-        <w:rFonts w:ascii="Wingdings" w:hAnsi="Wingdings" w:hint="default"/>
-      </w:rPr>
-    </w:lvl>
-  </w:abstractNum>
-  <w:abstractNum w:abstractNumId="9" w15:restartNumberingAfterBreak="0">
-    <w:nsid w:val="0F7E7D5F"/>
-    <w:multiLevelType w:val="hybridMultilevel"/>
-    <w:tmpl w:val="149C0E0C"/>
     <w:lvl w:ilvl="0" w:tplc="40090001">
       <w:start w:val="1"/>
       <w:numFmt w:val="bullet"/>
@@ -8736,119 +9123,6 @@
     </w:lvl>
   </w:abstractNum>
   <w:abstractNum w:abstractNumId="16" w15:restartNumberingAfterBreak="0">
-    <w:nsid w:val="340200EB"/>
-    <w:multiLevelType w:val="multilevel"/>
-    <w:tmpl w:val="EDF6BE6E"/>
-    <w:lvl w:ilvl="0">
-      <w:start w:val="1"/>
-      <w:numFmt w:val="decimal"/>
-      <w:lvlText w:val="%1."/>
-      <w:lvlJc w:val="left"/>
-      <w:pPr>
-        <w:tabs>
-          <w:tab w:val="num" w:pos="720"/>
-        </w:tabs>
-        <w:ind w:left="720" w:hanging="360"/>
-      </w:pPr>
-    </w:lvl>
-    <w:lvl w:ilvl="1" w:tentative="1">
-      <w:start w:val="1"/>
-      <w:numFmt w:val="decimal"/>
-      <w:lvlText w:val="%2."/>
-      <w:lvlJc w:val="left"/>
-      <w:pPr>
-        <w:tabs>
-          <w:tab w:val="num" w:pos="1440"/>
-        </w:tabs>
-        <w:ind w:left="1440" w:hanging="360"/>
-      </w:pPr>
-    </w:lvl>
-    <w:lvl w:ilvl="2" w:tentative="1">
-      <w:start w:val="1"/>
-      <w:numFmt w:val="decimal"/>
-      <w:lvlText w:val="%3."/>
-      <w:lvlJc w:val="left"/>
-      <w:pPr>
-        <w:tabs>
-          <w:tab w:val="num" w:pos="2160"/>
-        </w:tabs>
-        <w:ind w:left="2160" w:hanging="360"/>
-      </w:pPr>
-    </w:lvl>
-    <w:lvl w:ilvl="3" w:tentative="1">
-      <w:start w:val="1"/>
-      <w:numFmt w:val="decimal"/>
-      <w:lvlText w:val="%4."/>
-      <w:lvlJc w:val="left"/>
-      <w:pPr>
-        <w:tabs>
-          <w:tab w:val="num" w:pos="2880"/>
-        </w:tabs>
-        <w:ind w:left="2880" w:hanging="360"/>
-      </w:pPr>
-    </w:lvl>
-    <w:lvl w:ilvl="4" w:tentative="1">
-      <w:start w:val="1"/>
-      <w:numFmt w:val="decimal"/>
-      <w:lvlText w:val="%5."/>
-      <w:lvlJc w:val="left"/>
-      <w:pPr>
-        <w:tabs>
-          <w:tab w:val="num" w:pos="3600"/>
-        </w:tabs>
-        <w:ind w:left="3600" w:hanging="360"/>
-      </w:pPr>
-    </w:lvl>
-    <w:lvl w:ilvl="5" w:tentative="1">
-      <w:start w:val="1"/>
-      <w:numFmt w:val="decimal"/>
-      <w:lvlText w:val="%6."/>
-      <w:lvlJc w:val="left"/>
-      <w:pPr>
-        <w:tabs>
-          <w:tab w:val="num" w:pos="4320"/>
-        </w:tabs>
-        <w:ind w:left="4320" w:hanging="360"/>
-      </w:pPr>
-    </w:lvl>
-    <w:lvl w:ilvl="6" w:tentative="1">
-      <w:start w:val="1"/>
-      <w:numFmt w:val="decimal"/>
-      <w:lvlText w:val="%7."/>
-      <w:lvlJc w:val="left"/>
-      <w:pPr>
-        <w:tabs>
-          <w:tab w:val="num" w:pos="5040"/>
-        </w:tabs>
-        <w:ind w:left="5040" w:hanging="360"/>
-      </w:pPr>
-    </w:lvl>
-    <w:lvl w:ilvl="7" w:tentative="1">
-      <w:start w:val="1"/>
-      <w:numFmt w:val="decimal"/>
-      <w:lvlText w:val="%8."/>
-      <w:lvlJc w:val="left"/>
-      <w:pPr>
-        <w:tabs>
-          <w:tab w:val="num" w:pos="5760"/>
-        </w:tabs>
-        <w:ind w:left="5760" w:hanging="360"/>
-      </w:pPr>
-    </w:lvl>
-    <w:lvl w:ilvl="8" w:tentative="1">
-      <w:start w:val="1"/>
-      <w:numFmt w:val="decimal"/>
-      <w:lvlText w:val="%9."/>
-      <w:lvlJc w:val="left"/>
-      <w:pPr>
-        <w:tabs>
-          <w:tab w:val="num" w:pos="6480"/>
-        </w:tabs>
-        <w:ind w:left="6480" w:hanging="360"/>
-      </w:pPr>
-    </w:lvl>
-  </w:abstractNum>
-  <w:abstractNum w:abstractNumId="17" w15:restartNumberingAfterBreak="0">
     <w:nsid w:val="35EB3890"/>
     <w:multiLevelType w:val="hybridMultilevel"/>
     <w:tmpl w:val="63EA68EA"/>
@@ -8961,7 +9235,7 @@
       </w:rPr>
     </w:lvl>
   </w:abstractNum>
-  <w:abstractNum w:abstractNumId="18" w15:restartNumberingAfterBreak="0">
+  <w:abstractNum w:abstractNumId="17" w15:restartNumberingAfterBreak="0">
     <w:nsid w:val="3627299F"/>
     <w:multiLevelType w:val="hybridMultilevel"/>
     <w:tmpl w:val="C5DAB694"/>
@@ -9074,7 +9348,7 @@
       </w:rPr>
     </w:lvl>
   </w:abstractNum>
-  <w:abstractNum w:abstractNumId="19" w15:restartNumberingAfterBreak="0">
+  <w:abstractNum w:abstractNumId="18" w15:restartNumberingAfterBreak="0">
     <w:nsid w:val="3C3B5A57"/>
     <w:multiLevelType w:val="hybridMultilevel"/>
     <w:tmpl w:val="08D0650A"/>
@@ -9187,7 +9461,7 @@
       </w:rPr>
     </w:lvl>
   </w:abstractNum>
-  <w:abstractNum w:abstractNumId="20" w15:restartNumberingAfterBreak="0">
+  <w:abstractNum w:abstractNumId="19" w15:restartNumberingAfterBreak="0">
     <w:nsid w:val="3D7A32BB"/>
     <w:multiLevelType w:val="hybridMultilevel"/>
     <w:tmpl w:val="F7BECB1E"/>
@@ -9300,10 +9574,123 @@
       </w:rPr>
     </w:lvl>
   </w:abstractNum>
-  <w:abstractNum w:abstractNumId="21" w15:restartNumberingAfterBreak="0">
+  <w:abstractNum w:abstractNumId="20" w15:restartNumberingAfterBreak="0">
     <w:nsid w:val="3F450092"/>
     <w:multiLevelType w:val="hybridMultilevel"/>
     <w:tmpl w:val="1864FE14"/>
+    <w:lvl w:ilvl="0" w:tplc="40090001">
+      <w:start w:val="1"/>
+      <w:numFmt w:val="bullet"/>
+      <w:lvlText w:val=""/>
+      <w:lvlJc w:val="left"/>
+      <w:pPr>
+        <w:ind w:left="720" w:hanging="360"/>
+      </w:pPr>
+      <w:rPr>
+        <w:rFonts w:ascii="Symbol" w:hAnsi="Symbol" w:hint="default"/>
+      </w:rPr>
+    </w:lvl>
+    <w:lvl w:ilvl="1" w:tplc="40090003" w:tentative="1">
+      <w:start w:val="1"/>
+      <w:numFmt w:val="bullet"/>
+      <w:lvlText w:val="o"/>
+      <w:lvlJc w:val="left"/>
+      <w:pPr>
+        <w:ind w:left="1440" w:hanging="360"/>
+      </w:pPr>
+      <w:rPr>
+        <w:rFonts w:ascii="Courier New" w:hAnsi="Courier New" w:cs="Courier New" w:hint="default"/>
+      </w:rPr>
+    </w:lvl>
+    <w:lvl w:ilvl="2" w:tplc="40090005" w:tentative="1">
+      <w:start w:val="1"/>
+      <w:numFmt w:val="bullet"/>
+      <w:lvlText w:val=""/>
+      <w:lvlJc w:val="left"/>
+      <w:pPr>
+        <w:ind w:left="2160" w:hanging="360"/>
+      </w:pPr>
+      <w:rPr>
+        <w:rFonts w:ascii="Wingdings" w:hAnsi="Wingdings" w:hint="default"/>
+      </w:rPr>
+    </w:lvl>
+    <w:lvl w:ilvl="3" w:tplc="40090001" w:tentative="1">
+      <w:start w:val="1"/>
+      <w:numFmt w:val="bullet"/>
+      <w:lvlText w:val=""/>
+      <w:lvlJc w:val="left"/>
+      <w:pPr>
+        <w:ind w:left="2880" w:hanging="360"/>
+      </w:pPr>
+      <w:rPr>
+        <w:rFonts w:ascii="Symbol" w:hAnsi="Symbol" w:hint="default"/>
+      </w:rPr>
+    </w:lvl>
+    <w:lvl w:ilvl="4" w:tplc="40090003" w:tentative="1">
+      <w:start w:val="1"/>
+      <w:numFmt w:val="bullet"/>
+      <w:lvlText w:val="o"/>
+      <w:lvlJc w:val="left"/>
+      <w:pPr>
+        <w:ind w:left="3600" w:hanging="360"/>
+      </w:pPr>
+      <w:rPr>
+        <w:rFonts w:ascii="Courier New" w:hAnsi="Courier New" w:cs="Courier New" w:hint="default"/>
+      </w:rPr>
+    </w:lvl>
+    <w:lvl w:ilvl="5" w:tplc="40090005" w:tentative="1">
+      <w:start w:val="1"/>
+      <w:numFmt w:val="bullet"/>
+      <w:lvlText w:val=""/>
+      <w:lvlJc w:val="left"/>
+      <w:pPr>
+        <w:ind w:left="4320" w:hanging="360"/>
+      </w:pPr>
+      <w:rPr>
+        <w:rFonts w:ascii="Wingdings" w:hAnsi="Wingdings" w:hint="default"/>
+      </w:rPr>
+    </w:lvl>
+    <w:lvl w:ilvl="6" w:tplc="40090001" w:tentative="1">
+      <w:start w:val="1"/>
+      <w:numFmt w:val="bullet"/>
+      <w:lvlText w:val=""/>
+      <w:lvlJc w:val="left"/>
+      <w:pPr>
+        <w:ind w:left="5040" w:hanging="360"/>
+      </w:pPr>
+      <w:rPr>
+        <w:rFonts w:ascii="Symbol" w:hAnsi="Symbol" w:hint="default"/>
+      </w:rPr>
+    </w:lvl>
+    <w:lvl w:ilvl="7" w:tplc="40090003" w:tentative="1">
+      <w:start w:val="1"/>
+      <w:numFmt w:val="bullet"/>
+      <w:lvlText w:val="o"/>
+      <w:lvlJc w:val="left"/>
+      <w:pPr>
+        <w:ind w:left="5760" w:hanging="360"/>
+      </w:pPr>
+      <w:rPr>
+        <w:rFonts w:ascii="Courier New" w:hAnsi="Courier New" w:cs="Courier New" w:hint="default"/>
+      </w:rPr>
+    </w:lvl>
+    <w:lvl w:ilvl="8" w:tplc="40090005" w:tentative="1">
+      <w:start w:val="1"/>
+      <w:numFmt w:val="bullet"/>
+      <w:lvlText w:val=""/>
+      <w:lvlJc w:val="left"/>
+      <w:pPr>
+        <w:ind w:left="6480" w:hanging="360"/>
+      </w:pPr>
+      <w:rPr>
+        <w:rFonts w:ascii="Wingdings" w:hAnsi="Wingdings" w:hint="default"/>
+      </w:rPr>
+    </w:lvl>
+  </w:abstractNum>
+  <w:abstractNum w:abstractNumId="21" w15:restartNumberingAfterBreak="0">
+    <w:nsid w:val="45976ADC"/>
+    <w:multiLevelType w:val="hybridMultilevel"/>
+    <w:tmpl w:val="A9B2BF34"/>
     <w:lvl w:ilvl="0" w:tplc="40090001">
       <w:start w:val="1"/>
       <w:numFmt w:val="bullet"/>
@@ -9753,119 +10140,6 @@
     </w:lvl>
   </w:abstractNum>
   <w:abstractNum w:abstractNumId="25" w15:restartNumberingAfterBreak="0">
-    <w:nsid w:val="4E387310"/>
-    <w:multiLevelType w:val="hybridMultilevel"/>
-    <w:tmpl w:val="E6FCEE7A"/>
-    <w:lvl w:ilvl="0" w:tplc="40090001">
-      <w:start w:val="1"/>
-      <w:numFmt w:val="bullet"/>
-      <w:lvlText w:val=""/>
-      <w:lvlJc w:val="left"/>
-      <w:pPr>
-        <w:ind w:left="720" w:hanging="360"/>
-      </w:pPr>
-      <w:rPr>
-        <w:rFonts w:ascii="Symbol" w:hAnsi="Symbol" w:hint="default"/>
-      </w:rPr>
-    </w:lvl>
-    <w:lvl w:ilvl="1" w:tplc="40090003" w:tentative="1">
-      <w:start w:val="1"/>
-      <w:numFmt w:val="bullet"/>
-      <w:lvlText w:val="o"/>
-      <w:lvlJc w:val="left"/>
-      <w:pPr>
-        <w:ind w:left="1440" w:hanging="360"/>
-      </w:pPr>
-      <w:rPr>
-        <w:rFonts w:ascii="Courier New" w:hAnsi="Courier New" w:cs="Courier New" w:hint="default"/>
-      </w:rPr>
-    </w:lvl>
-    <w:lvl w:ilvl="2" w:tplc="40090005" w:tentative="1">
-      <w:start w:val="1"/>
-      <w:numFmt w:val="bullet"/>
-      <w:lvlText w:val=""/>
-      <w:lvlJc w:val="left"/>
-      <w:pPr>
-        <w:ind w:left="2160" w:hanging="360"/>
-      </w:pPr>
-      <w:rPr>
-        <w:rFonts w:ascii="Wingdings" w:hAnsi="Wingdings" w:hint="default"/>
-      </w:rPr>
-    </w:lvl>
-    <w:lvl w:ilvl="3" w:tplc="40090001" w:tentative="1">
-      <w:start w:val="1"/>
-      <w:numFmt w:val="bullet"/>
-      <w:lvlText w:val=""/>
-      <w:lvlJc w:val="left"/>
-      <w:pPr>
-        <w:ind w:left="2880" w:hanging="360"/>
-      </w:pPr>
-      <w:rPr>
-        <w:rFonts w:ascii="Symbol" w:hAnsi="Symbol" w:hint="default"/>
-      </w:rPr>
-    </w:lvl>
-    <w:lvl w:ilvl="4" w:tplc="40090003" w:tentative="1">
-      <w:start w:val="1"/>
-      <w:numFmt w:val="bullet"/>
-      <w:lvlText w:val="o"/>
-      <w:lvlJc w:val="left"/>
-      <w:pPr>
-        <w:ind w:left="3600" w:hanging="360"/>
-      </w:pPr>
-      <w:rPr>
-        <w:rFonts w:ascii="Courier New" w:hAnsi="Courier New" w:cs="Courier New" w:hint="default"/>
-      </w:rPr>
-    </w:lvl>
-    <w:lvl w:ilvl="5" w:tplc="40090005" w:tentative="1">
-      <w:start w:val="1"/>
-      <w:numFmt w:val="bullet"/>
-      <w:lvlText w:val=""/>
-      <w:lvlJc w:val="left"/>
-      <w:pPr>
-        <w:ind w:left="4320" w:hanging="360"/>
-      </w:pPr>
-      <w:rPr>
-        <w:rFonts w:ascii="Wingdings" w:hAnsi="Wingdings" w:hint="default"/>
-      </w:rPr>
-    </w:lvl>
-    <w:lvl w:ilvl="6" w:tplc="40090001" w:tentative="1">
-      <w:start w:val="1"/>
-      <w:numFmt w:val="bullet"/>
-      <w:lvlText w:val=""/>
-      <w:lvlJc w:val="left"/>
-      <w:pPr>
-        <w:ind w:left="5040" w:hanging="360"/>
-      </w:pPr>
-      <w:rPr>
-        <w:rFonts w:ascii="Symbol" w:hAnsi="Symbol" w:hint="default"/>
-      </w:rPr>
-    </w:lvl>
-    <w:lvl w:ilvl="7" w:tplc="40090003" w:tentative="1">
-      <w:start w:val="1"/>
-      <w:numFmt w:val="bullet"/>
-      <w:lvlText w:val="o"/>
-      <w:lvlJc w:val="left"/>
-      <w:pPr>
-        <w:ind w:left="5760" w:hanging="360"/>
-      </w:pPr>
-      <w:rPr>
-        <w:rFonts w:ascii="Courier New" w:hAnsi="Courier New" w:cs="Courier New" w:hint="default"/>
-      </w:rPr>
-    </w:lvl>
-    <w:lvl w:ilvl="8" w:tplc="40090005" w:tentative="1">
-      <w:start w:val="1"/>
-      <w:numFmt w:val="bullet"/>
-      <w:lvlText w:val=""/>
-      <w:lvlJc w:val="left"/>
-      <w:pPr>
-        <w:ind w:left="6480" w:hanging="360"/>
-      </w:pPr>
-      <w:rPr>
-        <w:rFonts w:ascii="Wingdings" w:hAnsi="Wingdings" w:hint="default"/>
-      </w:rPr>
-    </w:lvl>
-  </w:abstractNum>
-  <w:abstractNum w:abstractNumId="26" w15:restartNumberingAfterBreak="0">
     <w:nsid w:val="4E8161E5"/>
     <w:multiLevelType w:val="hybridMultilevel"/>
     <w:tmpl w:val="A22A961E"/>
@@ -9978,209 +10252,7 @@
       </w:rPr>
     </w:lvl>
   </w:abstractNum>
-  <w:abstractNum w:abstractNumId="27" w15:restartNumberingAfterBreak="0">
-    <w:nsid w:val="50F919D5"/>
-    <w:multiLevelType w:val="hybridMultilevel"/>
-    <w:tmpl w:val="79EA7204"/>
-    <w:lvl w:ilvl="0" w:tplc="40090001">
-      <w:start w:val="1"/>
-      <w:numFmt w:val="bullet"/>
-      <w:lvlText w:val=""/>
-      <w:lvlJc w:val="left"/>
-      <w:pPr>
-        <w:ind w:left="720" w:hanging="360"/>
-      </w:pPr>
-      <w:rPr>
-        <w:rFonts w:ascii="Symbol" w:hAnsi="Symbol" w:hint="default"/>
-      </w:rPr>
-    </w:lvl>
-    <w:lvl w:ilvl="1" w:tplc="40090003" w:tentative="1">
-      <w:start w:val="1"/>
-      <w:numFmt w:val="bullet"/>
-      <w:lvlText w:val="o"/>
-      <w:lvlJc w:val="left"/>
-      <w:pPr>
-        <w:ind w:left="1440" w:hanging="360"/>
-      </w:pPr>
-      <w:rPr>
-        <w:rFonts w:ascii="Courier New" w:hAnsi="Courier New" w:cs="Courier New" w:hint="default"/>
-      </w:rPr>
-    </w:lvl>
-    <w:lvl w:ilvl="2" w:tplc="40090005" w:tentative="1">
-      <w:start w:val="1"/>
-      <w:numFmt w:val="bullet"/>
-      <w:lvlText w:val=""/>
-      <w:lvlJc w:val="left"/>
-      <w:pPr>
-        <w:ind w:left="2160" w:hanging="360"/>
-      </w:pPr>
-      <w:rPr>
-        <w:rFonts w:ascii="Wingdings" w:hAnsi="Wingdings" w:hint="default"/>
-      </w:rPr>
-    </w:lvl>
-    <w:lvl w:ilvl="3" w:tplc="40090001" w:tentative="1">
-      <w:start w:val="1"/>
-      <w:numFmt w:val="bullet"/>
-      <w:lvlText w:val=""/>
-      <w:lvlJc w:val="left"/>
-      <w:pPr>
-        <w:ind w:left="2880" w:hanging="360"/>
-      </w:pPr>
-      <w:rPr>
-        <w:rFonts w:ascii="Symbol" w:hAnsi="Symbol" w:hint="default"/>
-      </w:rPr>
-    </w:lvl>
-    <w:lvl w:ilvl="4" w:tplc="40090003" w:tentative="1">
-      <w:start w:val="1"/>
-      <w:numFmt w:val="bullet"/>
-      <w:lvlText w:val="o"/>
-      <w:lvlJc w:val="left"/>
-      <w:pPr>
-        <w:ind w:left="3600" w:hanging="360"/>
-      </w:pPr>
-      <w:rPr>
-        <w:rFonts w:ascii="Courier New" w:hAnsi="Courier New" w:cs="Courier New" w:hint="default"/>
-      </w:rPr>
-    </w:lvl>
-    <w:lvl w:ilvl="5" w:tplc="40090005" w:tentative="1">
-      <w:start w:val="1"/>
-      <w:numFmt w:val="bullet"/>
-      <w:lvlText w:val=""/>
-      <w:lvlJc w:val="left"/>
-      <w:pPr>
-        <w:ind w:left="4320" w:hanging="360"/>
-      </w:pPr>
-      <w:rPr>
-        <w:rFonts w:ascii="Wingdings" w:hAnsi="Wingdings" w:hint="default"/>
-      </w:rPr>
-    </w:lvl>
-    <w:lvl w:ilvl="6" w:tplc="40090001" w:tentative="1">
-      <w:start w:val="1"/>
-      <w:numFmt w:val="bullet"/>
-      <w:lvlText w:val=""/>
-      <w:lvlJc w:val="left"/>
-      <w:pPr>
-        <w:ind w:left="5040" w:hanging="360"/>
-      </w:pPr>
-      <w:rPr>
-        <w:rFonts w:ascii="Symbol" w:hAnsi="Symbol" w:hint="default"/>
-      </w:rPr>
-    </w:lvl>
-    <w:lvl w:ilvl="7" w:tplc="40090003" w:tentative="1">
-      <w:start w:val="1"/>
-      <w:numFmt w:val="bullet"/>
-      <w:lvlText w:val="o"/>
-      <w:lvlJc w:val="left"/>
-      <w:pPr>
-        <w:ind w:left="5760" w:hanging="360"/>
-      </w:pPr>
-      <w:rPr>
-        <w:rFonts w:ascii="Courier New" w:hAnsi="Courier New" w:cs="Courier New" w:hint="default"/>
-      </w:rPr>
-    </w:lvl>
-    <w:lvl w:ilvl="8" w:tplc="40090005" w:tentative="1">
-      <w:start w:val="1"/>
-      <w:numFmt w:val="bullet"/>
-      <w:lvlText w:val=""/>
-      <w:lvlJc w:val="left"/>
-      <w:pPr>
-        <w:ind w:left="6480" w:hanging="360"/>
-      </w:pPr>
-      <w:rPr>
-        <w:rFonts w:ascii="Wingdings" w:hAnsi="Wingdings" w:hint="default"/>
-      </w:rPr>
-    </w:lvl>
-  </w:abstractNum>
-  <w:abstractNum w:abstractNumId="28" w15:restartNumberingAfterBreak="0">
-    <w:nsid w:val="5B6506AF"/>
-    <w:multiLevelType w:val="hybridMultilevel"/>
-    <w:tmpl w:val="88F6E708"/>
-    <w:lvl w:ilvl="0" w:tplc="40090015">
-      <w:start w:val="1"/>
-      <w:numFmt w:val="upperLetter"/>
-      <w:lvlText w:val="%1."/>
-      <w:lvlJc w:val="left"/>
-      <w:pPr>
-        <w:ind w:left="720" w:hanging="360"/>
-      </w:pPr>
-      <w:rPr>
-        <w:rFonts w:hint="default"/>
-      </w:rPr>
-    </w:lvl>
-    <w:lvl w:ilvl="1" w:tplc="40090019" w:tentative="1">
-      <w:start w:val="1"/>
-      <w:numFmt w:val="lowerLetter"/>
-      <w:lvlText w:val="%2."/>
-      <w:lvlJc w:val="left"/>
-      <w:pPr>
-        <w:ind w:left="1440" w:hanging="360"/>
-      </w:pPr>
-    </w:lvl>
-    <w:lvl w:ilvl="2" w:tplc="4009001B" w:tentative="1">
-      <w:start w:val="1"/>
-      <w:numFmt w:val="lowerRoman"/>
-      <w:lvlText w:val="%3."/>
-      <w:lvlJc w:val="right"/>
-      <w:pPr>
-        <w:ind w:left="2160" w:hanging="180"/>
-      </w:pPr>
-    </w:lvl>
-    <w:lvl w:ilvl="3" w:tplc="4009000F" w:tentative="1">
-      <w:start w:val="1"/>
-      <w:numFmt w:val="decimal"/>
-      <w:lvlText w:val="%4."/>
-      <w:lvlJc w:val="left"/>
-      <w:pPr>
-        <w:ind w:left="2880" w:hanging="360"/>
-      </w:pPr>
-    </w:lvl>
-    <w:lvl w:ilvl="4" w:tplc="40090019" w:tentative="1">
-      <w:start w:val="1"/>
-      <w:numFmt w:val="lowerLetter"/>
-      <w:lvlText w:val="%5."/>
-      <w:lvlJc w:val="left"/>
-      <w:pPr>
-        <w:ind w:left="3600" w:hanging="360"/>
-      </w:pPr>
-    </w:lvl>
-    <w:lvl w:ilvl="5" w:tplc="4009001B" w:tentative="1">
-      <w:start w:val="1"/>
-      <w:numFmt w:val="lowerRoman"/>
-      <w:lvlText w:val="%6."/>
-      <w:lvlJc w:val="right"/>
-      <w:pPr>
-        <w:ind w:left="4320" w:hanging="180"/>
-      </w:pPr>
-    </w:lvl>
-    <w:lvl w:ilvl="6" w:tplc="4009000F" w:tentative="1">
-      <w:start w:val="1"/>
-      <w:numFmt w:val="decimal"/>
-      <w:lvlText w:val="%7."/>
-      <w:lvlJc w:val="left"/>
-      <w:pPr>
-        <w:ind w:left="5040" w:hanging="360"/>
-      </w:pPr>
-    </w:lvl>
-    <w:lvl w:ilvl="7" w:tplc="40090019" w:tentative="1">
-      <w:start w:val="1"/>
-      <w:numFmt w:val="lowerLetter"/>
-      <w:lvlText w:val="%8."/>
-      <w:lvlJc w:val="left"/>
-      <w:pPr>
-        <w:ind w:left="5760" w:hanging="360"/>
-      </w:pPr>
-    </w:lvl>
-    <w:lvl w:ilvl="8" w:tplc="4009001B" w:tentative="1">
-      <w:start w:val="1"/>
-      <w:numFmt w:val="lowerRoman"/>
-      <w:lvlText w:val="%9."/>
-      <w:lvlJc w:val="right"/>
-      <w:pPr>
-        <w:ind w:left="6480" w:hanging="180"/>
-      </w:pPr>
-    </w:lvl>
-  </w:abstractNum>
-  <w:abstractNum w:abstractNumId="29" w15:restartNumberingAfterBreak="0">
+  <w:abstractNum w:abstractNumId="26" w15:restartNumberingAfterBreak="0">
     <w:nsid w:val="5C7955C0"/>
     <w:multiLevelType w:val="hybridMultilevel"/>
     <w:tmpl w:val="FE9E8CDA"/>
@@ -10293,7 +10365,120 @@
       </w:rPr>
     </w:lvl>
   </w:abstractNum>
-  <w:abstractNum w:abstractNumId="30" w15:restartNumberingAfterBreak="0">
+  <w:abstractNum w:abstractNumId="27" w15:restartNumberingAfterBreak="0">
+    <w:nsid w:val="5CBB3896"/>
+    <w:multiLevelType w:val="hybridMultilevel"/>
+    <w:tmpl w:val="1D5EED30"/>
+    <w:lvl w:ilvl="0" w:tplc="40090001">
+      <w:start w:val="1"/>
+      <w:numFmt w:val="bullet"/>
+      <w:lvlText w:val=""/>
+      <w:lvlJc w:val="left"/>
+      <w:pPr>
+        <w:ind w:left="720" w:hanging="360"/>
+      </w:pPr>
+      <w:rPr>
+        <w:rFonts w:ascii="Symbol" w:hAnsi="Symbol" w:hint="default"/>
+      </w:rPr>
+    </w:lvl>
+    <w:lvl w:ilvl="1" w:tplc="40090003" w:tentative="1">
+      <w:start w:val="1"/>
+      <w:numFmt w:val="bullet"/>
+      <w:lvlText w:val="o"/>
+      <w:lvlJc w:val="left"/>
+      <w:pPr>
+        <w:ind w:left="1440" w:hanging="360"/>
+      </w:pPr>
+      <w:rPr>
+        <w:rFonts w:ascii="Courier New" w:hAnsi="Courier New" w:cs="Courier New" w:hint="default"/>
+      </w:rPr>
+    </w:lvl>
+    <w:lvl w:ilvl="2" w:tplc="40090005" w:tentative="1">
+      <w:start w:val="1"/>
+      <w:numFmt w:val="bullet"/>
+      <w:lvlText w:val=""/>
+      <w:lvlJc w:val="left"/>
+      <w:pPr>
+        <w:ind w:left="2160" w:hanging="360"/>
+      </w:pPr>
+      <w:rPr>
+        <w:rFonts w:ascii="Wingdings" w:hAnsi="Wingdings" w:hint="default"/>
+      </w:rPr>
+    </w:lvl>
+    <w:lvl w:ilvl="3" w:tplc="40090001" w:tentative="1">
+      <w:start w:val="1"/>
+      <w:numFmt w:val="bullet"/>
+      <w:lvlText w:val=""/>
+      <w:lvlJc w:val="left"/>
+      <w:pPr>
+        <w:ind w:left="2880" w:hanging="360"/>
+      </w:pPr>
+      <w:rPr>
+        <w:rFonts w:ascii="Symbol" w:hAnsi="Symbol" w:hint="default"/>
+      </w:rPr>
+    </w:lvl>
+    <w:lvl w:ilvl="4" w:tplc="40090003" w:tentative="1">
+      <w:start w:val="1"/>
+      <w:numFmt w:val="bullet"/>
+      <w:lvlText w:val="o"/>
+      <w:lvlJc w:val="left"/>
+      <w:pPr>
+        <w:ind w:left="3600" w:hanging="360"/>
+      </w:pPr>
+      <w:rPr>
+        <w:rFonts w:ascii="Courier New" w:hAnsi="Courier New" w:cs="Courier New" w:hint="default"/>
+      </w:rPr>
+    </w:lvl>
+    <w:lvl w:ilvl="5" w:tplc="40090005" w:tentative="1">
+      <w:start w:val="1"/>
+      <w:numFmt w:val="bullet"/>
+      <w:lvlText w:val=""/>
+      <w:lvlJc w:val="left"/>
+      <w:pPr>
+        <w:ind w:left="4320" w:hanging="360"/>
+      </w:pPr>
+      <w:rPr>
+        <w:rFonts w:ascii="Wingdings" w:hAnsi="Wingdings" w:hint="default"/>
+      </w:rPr>
+    </w:lvl>
+    <w:lvl w:ilvl="6" w:tplc="40090001" w:tentative="1">
+      <w:start w:val="1"/>
+      <w:numFmt w:val="bullet"/>
+      <w:lvlText w:val=""/>
+      <w:lvlJc w:val="left"/>
+      <w:pPr>
+        <w:ind w:left="5040" w:hanging="360"/>
+      </w:pPr>
+      <w:rPr>
+        <w:rFonts w:ascii="Symbol" w:hAnsi="Symbol" w:hint="default"/>
+      </w:rPr>
+    </w:lvl>
+    <w:lvl w:ilvl="7" w:tplc="40090003" w:tentative="1">
+      <w:start w:val="1"/>
+      <w:numFmt w:val="bullet"/>
+      <w:lvlText w:val="o"/>
+      <w:lvlJc w:val="left"/>
+      <w:pPr>
+        <w:ind w:left="5760" w:hanging="360"/>
+      </w:pPr>
+      <w:rPr>
+        <w:rFonts w:ascii="Courier New" w:hAnsi="Courier New" w:cs="Courier New" w:hint="default"/>
+      </w:rPr>
+    </w:lvl>
+    <w:lvl w:ilvl="8" w:tplc="40090005" w:tentative="1">
+      <w:start w:val="1"/>
+      <w:numFmt w:val="bullet"/>
+      <w:lvlText w:val=""/>
+      <w:lvlJc w:val="left"/>
+      <w:pPr>
+        <w:ind w:left="6480" w:hanging="360"/>
+      </w:pPr>
+      <w:rPr>
+        <w:rFonts w:ascii="Wingdings" w:hAnsi="Wingdings" w:hint="default"/>
+      </w:rPr>
+    </w:lvl>
+  </w:abstractNum>
+  <w:abstractNum w:abstractNumId="28" w15:restartNumberingAfterBreak="0">
     <w:nsid w:val="5F8A7087"/>
     <w:multiLevelType w:val="hybridMultilevel"/>
     <w:tmpl w:val="7DF24450"/>
@@ -10406,7 +10591,7 @@
       </w:rPr>
     </w:lvl>
   </w:abstractNum>
-  <w:abstractNum w:abstractNumId="31" w15:restartNumberingAfterBreak="0">
+  <w:abstractNum w:abstractNumId="29" w15:restartNumberingAfterBreak="0">
     <w:nsid w:val="5FE100AA"/>
     <w:multiLevelType w:val="hybridMultilevel"/>
     <w:tmpl w:val="450AEAE4"/>
@@ -10519,7 +10704,7 @@
       </w:rPr>
     </w:lvl>
   </w:abstractNum>
-  <w:abstractNum w:abstractNumId="32" w15:restartNumberingAfterBreak="0">
+  <w:abstractNum w:abstractNumId="30" w15:restartNumberingAfterBreak="0">
     <w:nsid w:val="60265E7B"/>
     <w:multiLevelType w:val="hybridMultilevel"/>
     <w:tmpl w:val="D292BF6C"/>
@@ -10632,210 +10817,7 @@
       </w:rPr>
     </w:lvl>
   </w:abstractNum>
-  <w:abstractNum w:abstractNumId="33" w15:restartNumberingAfterBreak="0">
-    <w:nsid w:val="61107601"/>
-    <w:multiLevelType w:val="hybridMultilevel"/>
-    <w:tmpl w:val="50646536"/>
-    <w:lvl w:ilvl="0" w:tplc="40090015">
-      <w:start w:val="1"/>
-      <w:numFmt w:val="upperLetter"/>
-      <w:lvlText w:val="%1."/>
-      <w:lvlJc w:val="left"/>
-      <w:pPr>
-        <w:ind w:left="720" w:hanging="360"/>
-      </w:pPr>
-      <w:rPr>
-        <w:rFonts w:hint="default"/>
-        <w:b w:val="0"/>
-      </w:rPr>
-    </w:lvl>
-    <w:lvl w:ilvl="1" w:tplc="40090019" w:tentative="1">
-      <w:start w:val="1"/>
-      <w:numFmt w:val="lowerLetter"/>
-      <w:lvlText w:val="%2."/>
-      <w:lvlJc w:val="left"/>
-      <w:pPr>
-        <w:ind w:left="1440" w:hanging="360"/>
-      </w:pPr>
-    </w:lvl>
-    <w:lvl w:ilvl="2" w:tplc="4009001B" w:tentative="1">
-      <w:start w:val="1"/>
-      <w:numFmt w:val="lowerRoman"/>
-      <w:lvlText w:val="%3."/>
-      <w:lvlJc w:val="right"/>
-      <w:pPr>
-        <w:ind w:left="2160" w:hanging="180"/>
-      </w:pPr>
-    </w:lvl>
-    <w:lvl w:ilvl="3" w:tplc="4009000F" w:tentative="1">
-      <w:start w:val="1"/>
-      <w:numFmt w:val="decimal"/>
-      <w:lvlText w:val="%4."/>
-      <w:lvlJc w:val="left"/>
-      <w:pPr>
-        <w:ind w:left="2880" w:hanging="360"/>
-      </w:pPr>
-    </w:lvl>
-    <w:lvl w:ilvl="4" w:tplc="40090019" w:tentative="1">
-      <w:start w:val="1"/>
-      <w:numFmt w:val="lowerLetter"/>
-      <w:lvlText w:val="%5."/>
-      <w:lvlJc w:val="left"/>
-      <w:pPr>
-        <w:ind w:left="3600" w:hanging="360"/>
-      </w:pPr>
-    </w:lvl>
-    <w:lvl w:ilvl="5" w:tplc="4009001B" w:tentative="1">
-      <w:start w:val="1"/>
-      <w:numFmt w:val="lowerRoman"/>
-      <w:lvlText w:val="%6."/>
-      <w:lvlJc w:val="right"/>
-      <w:pPr>
-        <w:ind w:left="4320" w:hanging="180"/>
-      </w:pPr>
-    </w:lvl>
-    <w:lvl w:ilvl="6" w:tplc="4009000F" w:tentative="1">
-      <w:start w:val="1"/>
-      <w:numFmt w:val="decimal"/>
-      <w:lvlText w:val="%7."/>
-      <w:lvlJc w:val="left"/>
-      <w:pPr>
-        <w:ind w:left="5040" w:hanging="360"/>
-      </w:pPr>
-    </w:lvl>
-    <w:lvl w:ilvl="7" w:tplc="40090019" w:tentative="1">
-      <w:start w:val="1"/>
-      <w:numFmt w:val="lowerLetter"/>
-      <w:lvlText w:val="%8."/>
-      <w:lvlJc w:val="left"/>
-      <w:pPr>
-        <w:ind w:left="5760" w:hanging="360"/>
-      </w:pPr>
-    </w:lvl>
-    <w:lvl w:ilvl="8" w:tplc="4009001B" w:tentative="1">
-      <w:start w:val="1"/>
-      <w:numFmt w:val="lowerRoman"/>
-      <w:lvlText w:val="%9."/>
-      <w:lvlJc w:val="right"/>
-      <w:pPr>
-        <w:ind w:left="6480" w:hanging="180"/>
-      </w:pPr>
-    </w:lvl>
-  </w:abstractNum>
-  <w:abstractNum w:abstractNumId="34" w15:restartNumberingAfterBreak="0">
-    <w:nsid w:val="623A1100"/>
-    <w:multiLevelType w:val="hybridMultilevel"/>
-    <w:tmpl w:val="BD4A5D38"/>
-    <w:lvl w:ilvl="0" w:tplc="40090001">
-      <w:start w:val="1"/>
-      <w:numFmt w:val="bullet"/>
-      <w:lvlText w:val=""/>
-      <w:lvlJc w:val="left"/>
-      <w:pPr>
-        <w:ind w:left="720" w:hanging="360"/>
-      </w:pPr>
-      <w:rPr>
-        <w:rFonts w:ascii="Symbol" w:hAnsi="Symbol" w:hint="default"/>
-      </w:rPr>
-    </w:lvl>
-    <w:lvl w:ilvl="1" w:tplc="40090003" w:tentative="1">
-      <w:start w:val="1"/>
-      <w:numFmt w:val="bullet"/>
-      <w:lvlText w:val="o"/>
-      <w:lvlJc w:val="left"/>
-      <w:pPr>
-        <w:ind w:left="1440" w:hanging="360"/>
-      </w:pPr>
-      <w:rPr>
-        <w:rFonts w:ascii="Courier New" w:hAnsi="Courier New" w:cs="Courier New" w:hint="default"/>
-      </w:rPr>
-    </w:lvl>
-    <w:lvl w:ilvl="2" w:tplc="40090005" w:tentative="1">
-      <w:start w:val="1"/>
-      <w:numFmt w:val="bullet"/>
-      <w:lvlText w:val=""/>
-      <w:lvlJc w:val="left"/>
-      <w:pPr>
-        <w:ind w:left="2160" w:hanging="360"/>
-      </w:pPr>
-      <w:rPr>
-        <w:rFonts w:ascii="Wingdings" w:hAnsi="Wingdings" w:hint="default"/>
-      </w:rPr>
-    </w:lvl>
-    <w:lvl w:ilvl="3" w:tplc="40090001" w:tentative="1">
-      <w:start w:val="1"/>
-      <w:numFmt w:val="bullet"/>
-      <w:lvlText w:val=""/>
-      <w:lvlJc w:val="left"/>
-      <w:pPr>
-        <w:ind w:left="2880" w:hanging="360"/>
-      </w:pPr>
-      <w:rPr>
-        <w:rFonts w:ascii="Symbol" w:hAnsi="Symbol" w:hint="default"/>
-      </w:rPr>
-    </w:lvl>
-    <w:lvl w:ilvl="4" w:tplc="40090003" w:tentative="1">
-      <w:start w:val="1"/>
-      <w:numFmt w:val="bullet"/>
-      <w:lvlText w:val="o"/>
-      <w:lvlJc w:val="left"/>
-      <w:pPr>
-        <w:ind w:left="3600" w:hanging="360"/>
-      </w:pPr>
-      <w:rPr>
-        <w:rFonts w:ascii="Courier New" w:hAnsi="Courier New" w:cs="Courier New" w:hint="default"/>
-      </w:rPr>
-    </w:lvl>
-    <w:lvl w:ilvl="5" w:tplc="40090005" w:tentative="1">
-      <w:start w:val="1"/>
-      <w:numFmt w:val="bullet"/>
-      <w:lvlText w:val=""/>
-      <w:lvlJc w:val="left"/>
-      <w:pPr>
-        <w:ind w:left="4320" w:hanging="360"/>
-      </w:pPr>
-      <w:rPr>
-        <w:rFonts w:ascii="Wingdings" w:hAnsi="Wingdings" w:hint="default"/>
-      </w:rPr>
-    </w:lvl>
-    <w:lvl w:ilvl="6" w:tplc="40090001" w:tentative="1">
-      <w:start w:val="1"/>
-      <w:numFmt w:val="bullet"/>
-      <w:lvlText w:val=""/>
-      <w:lvlJc w:val="left"/>
-      <w:pPr>
-        <w:ind w:left="5040" w:hanging="360"/>
-      </w:pPr>
-      <w:rPr>
-        <w:rFonts w:ascii="Symbol" w:hAnsi="Symbol" w:hint="default"/>
-      </w:rPr>
-    </w:lvl>
-    <w:lvl w:ilvl="7" w:tplc="40090003" w:tentative="1">
-      <w:start w:val="1"/>
-      <w:numFmt w:val="bullet"/>
-      <w:lvlText w:val="o"/>
-      <w:lvlJc w:val="left"/>
-      <w:pPr>
-        <w:ind w:left="5760" w:hanging="360"/>
-      </w:pPr>
-      <w:rPr>
-        <w:rFonts w:ascii="Courier New" w:hAnsi="Courier New" w:cs="Courier New" w:hint="default"/>
-      </w:rPr>
-    </w:lvl>
-    <w:lvl w:ilvl="8" w:tplc="40090005" w:tentative="1">
-      <w:start w:val="1"/>
-      <w:numFmt w:val="bullet"/>
-      <w:lvlText w:val=""/>
-      <w:lvlJc w:val="left"/>
-      <w:pPr>
-        <w:ind w:left="6480" w:hanging="360"/>
-      </w:pPr>
-      <w:rPr>
-        <w:rFonts w:ascii="Wingdings" w:hAnsi="Wingdings" w:hint="default"/>
-      </w:rPr>
-    </w:lvl>
-  </w:abstractNum>
-  <w:abstractNum w:abstractNumId="35" w15:restartNumberingAfterBreak="0">
+  <w:abstractNum w:abstractNumId="31" w15:restartNumberingAfterBreak="0">
     <w:nsid w:val="650F3121"/>
     <w:multiLevelType w:val="hybridMultilevel"/>
     <w:tmpl w:val="5FD269B0"/>
@@ -10948,7 +10930,7 @@
       </w:rPr>
     </w:lvl>
   </w:abstractNum>
-  <w:abstractNum w:abstractNumId="36" w15:restartNumberingAfterBreak="0">
+  <w:abstractNum w:abstractNumId="32" w15:restartNumberingAfterBreak="0">
     <w:nsid w:val="66DE1FF9"/>
     <w:multiLevelType w:val="hybridMultilevel"/>
     <w:tmpl w:val="68CE1156"/>
@@ -11061,233 +11043,7 @@
       </w:rPr>
     </w:lvl>
   </w:abstractNum>
-  <w:abstractNum w:abstractNumId="37" w15:restartNumberingAfterBreak="0">
-    <w:nsid w:val="66E07EF8"/>
-    <w:multiLevelType w:val="hybridMultilevel"/>
-    <w:tmpl w:val="888C0C3E"/>
-    <w:lvl w:ilvl="0" w:tplc="40090001">
-      <w:start w:val="1"/>
-      <w:numFmt w:val="bullet"/>
-      <w:lvlText w:val=""/>
-      <w:lvlJc w:val="left"/>
-      <w:pPr>
-        <w:ind w:left="720" w:hanging="360"/>
-      </w:pPr>
-      <w:rPr>
-        <w:rFonts w:ascii="Symbol" w:hAnsi="Symbol" w:hint="default"/>
-      </w:rPr>
-    </w:lvl>
-    <w:lvl w:ilvl="1" w:tplc="40090003" w:tentative="1">
-      <w:start w:val="1"/>
-      <w:numFmt w:val="bullet"/>
-      <w:lvlText w:val="o"/>
-      <w:lvlJc w:val="left"/>
-      <w:pPr>
-        <w:ind w:left="1440" w:hanging="360"/>
-      </w:pPr>
-      <w:rPr>
-        <w:rFonts w:ascii="Courier New" w:hAnsi="Courier New" w:cs="Courier New" w:hint="default"/>
-      </w:rPr>
-    </w:lvl>
-    <w:lvl w:ilvl="2" w:tplc="40090005" w:tentative="1">
-      <w:start w:val="1"/>
-      <w:numFmt w:val="bullet"/>
-      <w:lvlText w:val=""/>
-      <w:lvlJc w:val="left"/>
-      <w:pPr>
-        <w:ind w:left="2160" w:hanging="360"/>
-      </w:pPr>
-      <w:rPr>
-        <w:rFonts w:ascii="Wingdings" w:hAnsi="Wingdings" w:hint="default"/>
-      </w:rPr>
-    </w:lvl>
-    <w:lvl w:ilvl="3" w:tplc="40090001" w:tentative="1">
-      <w:start w:val="1"/>
-      <w:numFmt w:val="bullet"/>
-      <w:lvlText w:val=""/>
-      <w:lvlJc w:val="left"/>
-      <w:pPr>
-        <w:ind w:left="2880" w:hanging="360"/>
-      </w:pPr>
-      <w:rPr>
-        <w:rFonts w:ascii="Symbol" w:hAnsi="Symbol" w:hint="default"/>
-      </w:rPr>
-    </w:lvl>
-    <w:lvl w:ilvl="4" w:tplc="40090003" w:tentative="1">
-      <w:start w:val="1"/>
-      <w:numFmt w:val="bullet"/>
-      <w:lvlText w:val="o"/>
-      <w:lvlJc w:val="left"/>
-      <w:pPr>
-        <w:ind w:left="3600" w:hanging="360"/>
-      </w:pPr>
-      <w:rPr>
-        <w:rFonts w:ascii="Courier New" w:hAnsi="Courier New" w:cs="Courier New" w:hint="default"/>
-      </w:rPr>
-    </w:lvl>
-    <w:lvl w:ilvl="5" w:tplc="40090005" w:tentative="1">
-      <w:start w:val="1"/>
-      <w:numFmt w:val="bullet"/>
-      <w:lvlText w:val=""/>
-      <w:lvlJc w:val="left"/>
-      <w:pPr>
-        <w:ind w:left="4320" w:hanging="360"/>
-      </w:pPr>
-      <w:rPr>
-        <w:rFonts w:ascii="Wingdings" w:hAnsi="Wingdings" w:hint="default"/>
-      </w:rPr>
-    </w:lvl>
-    <w:lvl w:ilvl="6" w:tplc="40090001" w:tentative="1">
-      <w:start w:val="1"/>
-      <w:numFmt w:val="bullet"/>
-      <w:lvlText w:val=""/>
-      <w:lvlJc w:val="left"/>
-      <w:pPr>
-        <w:ind w:left="5040" w:hanging="360"/>
-      </w:pPr>
-      <w:rPr>
-        <w:rFonts w:ascii="Symbol" w:hAnsi="Symbol" w:hint="default"/>
-      </w:rPr>
-    </w:lvl>
-    <w:lvl w:ilvl="7" w:tplc="40090003" w:tentative="1">
-      <w:start w:val="1"/>
-      <w:numFmt w:val="bullet"/>
-      <w:lvlText w:val="o"/>
-      <w:lvlJc w:val="left"/>
-      <w:pPr>
-        <w:ind w:left="5760" w:hanging="360"/>
-      </w:pPr>
-      <w:rPr>
-        <w:rFonts w:ascii="Courier New" w:hAnsi="Courier New" w:cs="Courier New" w:hint="default"/>
-      </w:rPr>
-    </w:lvl>
-    <w:lvl w:ilvl="8" w:tplc="40090005" w:tentative="1">
-      <w:start w:val="1"/>
-      <w:numFmt w:val="bullet"/>
-      <w:lvlText w:val=""/>
-      <w:lvlJc w:val="left"/>
-      <w:pPr>
-        <w:ind w:left="6480" w:hanging="360"/>
-      </w:pPr>
-      <w:rPr>
-        <w:rFonts w:ascii="Wingdings" w:hAnsi="Wingdings" w:hint="default"/>
-      </w:rPr>
-    </w:lvl>
-  </w:abstractNum>
-  <w:abstractNum w:abstractNumId="38" w15:restartNumberingAfterBreak="0">
-    <w:nsid w:val="6A9226B9"/>
-    <w:multiLevelType w:val="hybridMultilevel"/>
-    <w:tmpl w:val="64823C2A"/>
-    <w:lvl w:ilvl="0" w:tplc="40090001">
-      <w:start w:val="1"/>
-      <w:numFmt w:val="bullet"/>
-      <w:lvlText w:val=""/>
-      <w:lvlJc w:val="left"/>
-      <w:pPr>
-        <w:ind w:left="720" w:hanging="360"/>
-      </w:pPr>
-      <w:rPr>
-        <w:rFonts w:ascii="Symbol" w:hAnsi="Symbol" w:hint="default"/>
-      </w:rPr>
-    </w:lvl>
-    <w:lvl w:ilvl="1" w:tplc="40090003" w:tentative="1">
-      <w:start w:val="1"/>
-      <w:numFmt w:val="bullet"/>
-      <w:lvlText w:val="o"/>
-      <w:lvlJc w:val="left"/>
-      <w:pPr>
-        <w:ind w:left="1440" w:hanging="360"/>
-      </w:pPr>
-      <w:rPr>
-        <w:rFonts w:ascii="Courier New" w:hAnsi="Courier New" w:cs="Courier New" w:hint="default"/>
-      </w:rPr>
-    </w:lvl>
-    <w:lvl w:ilvl="2" w:tplc="40090005" w:tentative="1">
-      <w:start w:val="1"/>
-      <w:numFmt w:val="bullet"/>
-      <w:lvlText w:val=""/>
-      <w:lvlJc w:val="left"/>
-      <w:pPr>
-        <w:ind w:left="2160" w:hanging="360"/>
-      </w:pPr>
-      <w:rPr>
-        <w:rFonts w:ascii="Wingdings" w:hAnsi="Wingdings" w:hint="default"/>
-      </w:rPr>
-    </w:lvl>
-    <w:lvl w:ilvl="3" w:tplc="40090001" w:tentative="1">
-      <w:start w:val="1"/>
-      <w:numFmt w:val="bullet"/>
-      <w:lvlText w:val=""/>
-      <w:lvlJc w:val="left"/>
-      <w:pPr>
-        <w:ind w:left="2880" w:hanging="360"/>
-      </w:pPr>
-      <w:rPr>
-        <w:rFonts w:ascii="Symbol" w:hAnsi="Symbol" w:hint="default"/>
-      </w:rPr>
-    </w:lvl>
-    <w:lvl w:ilvl="4" w:tplc="40090003" w:tentative="1">
-      <w:start w:val="1"/>
-      <w:numFmt w:val="bullet"/>
-      <w:lvlText w:val="o"/>
-      <w:lvlJc w:val="left"/>
-      <w:pPr>
-        <w:ind w:left="3600" w:hanging="360"/>
-      </w:pPr>
-      <w:rPr>
-        <w:rFonts w:ascii="Courier New" w:hAnsi="Courier New" w:cs="Courier New" w:hint="default"/>
-      </w:rPr>
-    </w:lvl>
-    <w:lvl w:ilvl="5" w:tplc="40090005" w:tentative="1">
-      <w:start w:val="1"/>
-      <w:numFmt w:val="bullet"/>
-      <w:lvlText w:val=""/>
-      <w:lvlJc w:val="left"/>
-      <w:pPr>
-        <w:ind w:left="4320" w:hanging="360"/>
-      </w:pPr>
-      <w:rPr>
-        <w:rFonts w:ascii="Wingdings" w:hAnsi="Wingdings" w:hint="default"/>
-      </w:rPr>
-    </w:lvl>
-    <w:lvl w:ilvl="6" w:tplc="40090001" w:tentative="1">
-      <w:start w:val="1"/>
-      <w:numFmt w:val="bullet"/>
-      <w:lvlText w:val=""/>
-      <w:lvlJc w:val="left"/>
-      <w:pPr>
-        <w:ind w:left="5040" w:hanging="360"/>
-      </w:pPr>
-      <w:rPr>
-        <w:rFonts w:ascii="Symbol" w:hAnsi="Symbol" w:hint="default"/>
-      </w:rPr>
-    </w:lvl>
-    <w:lvl w:ilvl="7" w:tplc="40090003" w:tentative="1">
-      <w:start w:val="1"/>
-      <w:numFmt w:val="bullet"/>
-      <w:lvlText w:val="o"/>
-      <w:lvlJc w:val="left"/>
-      <w:pPr>
-        <w:ind w:left="5760" w:hanging="360"/>
-      </w:pPr>
-      <w:rPr>
-        <w:rFonts w:ascii="Courier New" w:hAnsi="Courier New" w:cs="Courier New" w:hint="default"/>
-      </w:rPr>
-    </w:lvl>
-    <w:lvl w:ilvl="8" w:tplc="40090005" w:tentative="1">
-      <w:start w:val="1"/>
-      <w:numFmt w:val="bullet"/>
-      <w:lvlText w:val=""/>
-      <w:lvlJc w:val="left"/>
-      <w:pPr>
-        <w:ind w:left="6480" w:hanging="360"/>
-      </w:pPr>
-      <w:rPr>
-        <w:rFonts w:ascii="Wingdings" w:hAnsi="Wingdings" w:hint="default"/>
-      </w:rPr>
-    </w:lvl>
-  </w:abstractNum>
-  <w:abstractNum w:abstractNumId="39" w15:restartNumberingAfterBreak="0">
+  <w:abstractNum w:abstractNumId="33" w15:restartNumberingAfterBreak="0">
     <w:nsid w:val="6D5A58C4"/>
     <w:multiLevelType w:val="hybridMultilevel"/>
     <w:tmpl w:val="212A9578"/>
@@ -11400,7 +11156,120 @@
       </w:rPr>
     </w:lvl>
   </w:abstractNum>
-  <w:abstractNum w:abstractNumId="40" w15:restartNumberingAfterBreak="0">
+  <w:abstractNum w:abstractNumId="34" w15:restartNumberingAfterBreak="0">
+    <w:nsid w:val="6D6F7C06"/>
+    <w:multiLevelType w:val="hybridMultilevel"/>
+    <w:tmpl w:val="96DAC2D0"/>
+    <w:lvl w:ilvl="0" w:tplc="40090001">
+      <w:start w:val="1"/>
+      <w:numFmt w:val="bullet"/>
+      <w:lvlText w:val=""/>
+      <w:lvlJc w:val="left"/>
+      <w:pPr>
+        <w:ind w:left="720" w:hanging="360"/>
+      </w:pPr>
+      <w:rPr>
+        <w:rFonts w:ascii="Symbol" w:hAnsi="Symbol" w:hint="default"/>
+      </w:rPr>
+    </w:lvl>
+    <w:lvl w:ilvl="1" w:tplc="40090003" w:tentative="1">
+      <w:start w:val="1"/>
+      <w:numFmt w:val="bullet"/>
+      <w:lvlText w:val="o"/>
+      <w:lvlJc w:val="left"/>
+      <w:pPr>
+        <w:ind w:left="1440" w:hanging="360"/>
+      </w:pPr>
+      <w:rPr>
+        <w:rFonts w:ascii="Courier New" w:hAnsi="Courier New" w:cs="Courier New" w:hint="default"/>
+      </w:rPr>
+    </w:lvl>
+    <w:lvl w:ilvl="2" w:tplc="40090005" w:tentative="1">
+      <w:start w:val="1"/>
+      <w:numFmt w:val="bullet"/>
+      <w:lvlText w:val=""/>
+      <w:lvlJc w:val="left"/>
+      <w:pPr>
+        <w:ind w:left="2160" w:hanging="360"/>
+      </w:pPr>
+      <w:rPr>
+        <w:rFonts w:ascii="Wingdings" w:hAnsi="Wingdings" w:hint="default"/>
+      </w:rPr>
+    </w:lvl>
+    <w:lvl w:ilvl="3" w:tplc="40090001" w:tentative="1">
+      <w:start w:val="1"/>
+      <w:numFmt w:val="bullet"/>
+      <w:lvlText w:val=""/>
+      <w:lvlJc w:val="left"/>
+      <w:pPr>
+        <w:ind w:left="2880" w:hanging="360"/>
+      </w:pPr>
+      <w:rPr>
+        <w:rFonts w:ascii="Symbol" w:hAnsi="Symbol" w:hint="default"/>
+      </w:rPr>
+    </w:lvl>
+    <w:lvl w:ilvl="4" w:tplc="40090003" w:tentative="1">
+      <w:start w:val="1"/>
+      <w:numFmt w:val="bullet"/>
+      <w:lvlText w:val="o"/>
+      <w:lvlJc w:val="left"/>
+      <w:pPr>
+        <w:ind w:left="3600" w:hanging="360"/>
+      </w:pPr>
+      <w:rPr>
+        <w:rFonts w:ascii="Courier New" w:hAnsi="Courier New" w:cs="Courier New" w:hint="default"/>
+      </w:rPr>
+    </w:lvl>
+    <w:lvl w:ilvl="5" w:tplc="40090005" w:tentative="1">
+      <w:start w:val="1"/>
+      <w:numFmt w:val="bullet"/>
+      <w:lvlText w:val=""/>
+      <w:lvlJc w:val="left"/>
+      <w:pPr>
+        <w:ind w:left="4320" w:hanging="360"/>
+      </w:pPr>
+      <w:rPr>
+        <w:rFonts w:ascii="Wingdings" w:hAnsi="Wingdings" w:hint="default"/>
+      </w:rPr>
+    </w:lvl>
+    <w:lvl w:ilvl="6" w:tplc="40090001" w:tentative="1">
+      <w:start w:val="1"/>
+      <w:numFmt w:val="bullet"/>
+      <w:lvlText w:val=""/>
+      <w:lvlJc w:val="left"/>
+      <w:pPr>
+        <w:ind w:left="5040" w:hanging="360"/>
+      </w:pPr>
+      <w:rPr>
+        <w:rFonts w:ascii="Symbol" w:hAnsi="Symbol" w:hint="default"/>
+      </w:rPr>
+    </w:lvl>
+    <w:lvl w:ilvl="7" w:tplc="40090003" w:tentative="1">
+      <w:start w:val="1"/>
+      <w:numFmt w:val="bullet"/>
+      <w:lvlText w:val="o"/>
+      <w:lvlJc w:val="left"/>
+      <w:pPr>
+        <w:ind w:left="5760" w:hanging="360"/>
+      </w:pPr>
+      <w:rPr>
+        <w:rFonts w:ascii="Courier New" w:hAnsi="Courier New" w:cs="Courier New" w:hint="default"/>
+      </w:rPr>
+    </w:lvl>
+    <w:lvl w:ilvl="8" w:tplc="40090005" w:tentative="1">
+      <w:start w:val="1"/>
+      <w:numFmt w:val="bullet"/>
+      <w:lvlText w:val=""/>
+      <w:lvlJc w:val="left"/>
+      <w:pPr>
+        <w:ind w:left="6480" w:hanging="360"/>
+      </w:pPr>
+      <w:rPr>
+        <w:rFonts w:ascii="Wingdings" w:hAnsi="Wingdings" w:hint="default"/>
+      </w:rPr>
+    </w:lvl>
+  </w:abstractNum>
+  <w:abstractNum w:abstractNumId="35" w15:restartNumberingAfterBreak="0">
     <w:nsid w:val="70152459"/>
     <w:multiLevelType w:val="hybridMultilevel"/>
     <w:tmpl w:val="388CC008"/>
@@ -11486,7 +11355,7 @@
       </w:pPr>
     </w:lvl>
   </w:abstractNum>
-  <w:abstractNum w:abstractNumId="41" w15:restartNumberingAfterBreak="0">
+  <w:abstractNum w:abstractNumId="36" w15:restartNumberingAfterBreak="0">
     <w:nsid w:val="71535886"/>
     <w:multiLevelType w:val="hybridMultilevel"/>
     <w:tmpl w:val="485413D8"/>
@@ -11599,7 +11468,7 @@
       </w:rPr>
     </w:lvl>
   </w:abstractNum>
-  <w:abstractNum w:abstractNumId="42" w15:restartNumberingAfterBreak="0">
+  <w:abstractNum w:abstractNumId="37" w15:restartNumberingAfterBreak="0">
     <w:nsid w:val="71616BA8"/>
     <w:multiLevelType w:val="hybridMultilevel"/>
     <w:tmpl w:val="B6F8CF6A"/>
@@ -11712,7 +11581,7 @@
       </w:rPr>
     </w:lvl>
   </w:abstractNum>
-  <w:abstractNum w:abstractNumId="43" w15:restartNumberingAfterBreak="0">
+  <w:abstractNum w:abstractNumId="38" w15:restartNumberingAfterBreak="0">
     <w:nsid w:val="7498390D"/>
     <w:multiLevelType w:val="hybridMultilevel"/>
     <w:tmpl w:val="AFA6FDE8"/>
@@ -11825,7 +11694,7 @@
       </w:rPr>
     </w:lvl>
   </w:abstractNum>
-  <w:abstractNum w:abstractNumId="44" w15:restartNumberingAfterBreak="0">
+  <w:abstractNum w:abstractNumId="39" w15:restartNumberingAfterBreak="0">
     <w:nsid w:val="75B91502"/>
     <w:multiLevelType w:val="hybridMultilevel"/>
     <w:tmpl w:val="228CD6B2"/>
@@ -11938,7 +11807,7 @@
       </w:rPr>
     </w:lvl>
   </w:abstractNum>
-  <w:abstractNum w:abstractNumId="45" w15:restartNumberingAfterBreak="0">
+  <w:abstractNum w:abstractNumId="40" w15:restartNumberingAfterBreak="0">
     <w:nsid w:val="771E0E0A"/>
     <w:multiLevelType w:val="hybridMultilevel"/>
     <w:tmpl w:val="744295A2"/>
@@ -12051,376 +11920,130 @@
       </w:rPr>
     </w:lvl>
   </w:abstractNum>
-  <w:abstractNum w:abstractNumId="46" w15:restartNumberingAfterBreak="0">
-    <w:nsid w:val="7B0005D9"/>
-    <w:multiLevelType w:val="hybridMultilevel"/>
-    <w:tmpl w:val="0C72B078"/>
-    <w:lvl w:ilvl="0" w:tplc="40090001">
-      <w:start w:val="1"/>
-      <w:numFmt w:val="bullet"/>
-      <w:lvlText w:val=""/>
-      <w:lvlJc w:val="left"/>
-      <w:pPr>
-        <w:ind w:left="720" w:hanging="360"/>
-      </w:pPr>
-      <w:rPr>
-        <w:rFonts w:ascii="Symbol" w:hAnsi="Symbol" w:hint="default"/>
-      </w:rPr>
-    </w:lvl>
-    <w:lvl w:ilvl="1" w:tplc="40090003" w:tentative="1">
-      <w:start w:val="1"/>
-      <w:numFmt w:val="bullet"/>
-      <w:lvlText w:val="o"/>
-      <w:lvlJc w:val="left"/>
-      <w:pPr>
-        <w:ind w:left="1440" w:hanging="360"/>
-      </w:pPr>
-      <w:rPr>
-        <w:rFonts w:ascii="Courier New" w:hAnsi="Courier New" w:cs="Courier New" w:hint="default"/>
-      </w:rPr>
-    </w:lvl>
-    <w:lvl w:ilvl="2" w:tplc="40090005" w:tentative="1">
-      <w:start w:val="1"/>
-      <w:numFmt w:val="bullet"/>
-      <w:lvlText w:val=""/>
-      <w:lvlJc w:val="left"/>
-      <w:pPr>
-        <w:ind w:left="2160" w:hanging="360"/>
-      </w:pPr>
-      <w:rPr>
-        <w:rFonts w:ascii="Wingdings" w:hAnsi="Wingdings" w:hint="default"/>
-      </w:rPr>
-    </w:lvl>
-    <w:lvl w:ilvl="3" w:tplc="40090001" w:tentative="1">
-      <w:start w:val="1"/>
-      <w:numFmt w:val="bullet"/>
-      <w:lvlText w:val=""/>
-      <w:lvlJc w:val="left"/>
-      <w:pPr>
-        <w:ind w:left="2880" w:hanging="360"/>
-      </w:pPr>
-      <w:rPr>
-        <w:rFonts w:ascii="Symbol" w:hAnsi="Symbol" w:hint="default"/>
-      </w:rPr>
-    </w:lvl>
-    <w:lvl w:ilvl="4" w:tplc="40090003" w:tentative="1">
-      <w:start w:val="1"/>
-      <w:numFmt w:val="bullet"/>
-      <w:lvlText w:val="o"/>
-      <w:lvlJc w:val="left"/>
-      <w:pPr>
-        <w:ind w:left="3600" w:hanging="360"/>
-      </w:pPr>
-      <w:rPr>
-        <w:rFonts w:ascii="Courier New" w:hAnsi="Courier New" w:cs="Courier New" w:hint="default"/>
-      </w:rPr>
-    </w:lvl>
-    <w:lvl w:ilvl="5" w:tplc="40090005" w:tentative="1">
-      <w:start w:val="1"/>
-      <w:numFmt w:val="bullet"/>
-      <w:lvlText w:val=""/>
-      <w:lvlJc w:val="left"/>
-      <w:pPr>
-        <w:ind w:left="4320" w:hanging="360"/>
-      </w:pPr>
-      <w:rPr>
-        <w:rFonts w:ascii="Wingdings" w:hAnsi="Wingdings" w:hint="default"/>
-      </w:rPr>
-    </w:lvl>
-    <w:lvl w:ilvl="6" w:tplc="40090001" w:tentative="1">
-      <w:start w:val="1"/>
-      <w:numFmt w:val="bullet"/>
-      <w:lvlText w:val=""/>
-      <w:lvlJc w:val="left"/>
-      <w:pPr>
-        <w:ind w:left="5040" w:hanging="360"/>
-      </w:pPr>
-      <w:rPr>
-        <w:rFonts w:ascii="Symbol" w:hAnsi="Symbol" w:hint="default"/>
-      </w:rPr>
-    </w:lvl>
-    <w:lvl w:ilvl="7" w:tplc="40090003" w:tentative="1">
-      <w:start w:val="1"/>
-      <w:numFmt w:val="bullet"/>
-      <w:lvlText w:val="o"/>
-      <w:lvlJc w:val="left"/>
-      <w:pPr>
-        <w:ind w:left="5760" w:hanging="360"/>
-      </w:pPr>
-      <w:rPr>
-        <w:rFonts w:ascii="Courier New" w:hAnsi="Courier New" w:cs="Courier New" w:hint="default"/>
-      </w:rPr>
-    </w:lvl>
-    <w:lvl w:ilvl="8" w:tplc="40090005" w:tentative="1">
-      <w:start w:val="1"/>
-      <w:numFmt w:val="bullet"/>
-      <w:lvlText w:val=""/>
-      <w:lvlJc w:val="left"/>
-      <w:pPr>
-        <w:ind w:left="6480" w:hanging="360"/>
-      </w:pPr>
-      <w:rPr>
-        <w:rFonts w:ascii="Wingdings" w:hAnsi="Wingdings" w:hint="default"/>
-      </w:rPr>
-    </w:lvl>
-  </w:abstractNum>
-  <w:abstractNum w:abstractNumId="47" w15:restartNumberingAfterBreak="0">
-    <w:nsid w:val="7E3C0A0E"/>
-    <w:multiLevelType w:val="hybridMultilevel"/>
-    <w:tmpl w:val="BDDAF27C"/>
-    <w:lvl w:ilvl="0" w:tplc="40090001">
-      <w:start w:val="1"/>
-      <w:numFmt w:val="bullet"/>
-      <w:lvlText w:val=""/>
-      <w:lvlJc w:val="left"/>
-      <w:pPr>
-        <w:ind w:left="720" w:hanging="360"/>
-      </w:pPr>
-      <w:rPr>
-        <w:rFonts w:ascii="Symbol" w:hAnsi="Symbol" w:hint="default"/>
-      </w:rPr>
-    </w:lvl>
-    <w:lvl w:ilvl="1" w:tplc="40090003" w:tentative="1">
-      <w:start w:val="1"/>
-      <w:numFmt w:val="bullet"/>
-      <w:lvlText w:val="o"/>
-      <w:lvlJc w:val="left"/>
-      <w:pPr>
-        <w:ind w:left="1440" w:hanging="360"/>
-      </w:pPr>
-      <w:rPr>
-        <w:rFonts w:ascii="Courier New" w:hAnsi="Courier New" w:cs="Courier New" w:hint="default"/>
-      </w:rPr>
-    </w:lvl>
-    <w:lvl w:ilvl="2" w:tplc="40090005" w:tentative="1">
-      <w:start w:val="1"/>
-      <w:numFmt w:val="bullet"/>
-      <w:lvlText w:val=""/>
-      <w:lvlJc w:val="left"/>
-      <w:pPr>
-        <w:ind w:left="2160" w:hanging="360"/>
-      </w:pPr>
-      <w:rPr>
-        <w:rFonts w:ascii="Wingdings" w:hAnsi="Wingdings" w:hint="default"/>
-      </w:rPr>
-    </w:lvl>
-    <w:lvl w:ilvl="3" w:tplc="40090001" w:tentative="1">
-      <w:start w:val="1"/>
-      <w:numFmt w:val="bullet"/>
-      <w:lvlText w:val=""/>
-      <w:lvlJc w:val="left"/>
-      <w:pPr>
-        <w:ind w:left="2880" w:hanging="360"/>
-      </w:pPr>
-      <w:rPr>
-        <w:rFonts w:ascii="Symbol" w:hAnsi="Symbol" w:hint="default"/>
-      </w:rPr>
-    </w:lvl>
-    <w:lvl w:ilvl="4" w:tplc="40090003" w:tentative="1">
-      <w:start w:val="1"/>
-      <w:numFmt w:val="bullet"/>
-      <w:lvlText w:val="o"/>
-      <w:lvlJc w:val="left"/>
-      <w:pPr>
-        <w:ind w:left="3600" w:hanging="360"/>
-      </w:pPr>
-      <w:rPr>
-        <w:rFonts w:ascii="Courier New" w:hAnsi="Courier New" w:cs="Courier New" w:hint="default"/>
-      </w:rPr>
-    </w:lvl>
-    <w:lvl w:ilvl="5" w:tplc="40090005" w:tentative="1">
-      <w:start w:val="1"/>
-      <w:numFmt w:val="bullet"/>
-      <w:lvlText w:val=""/>
-      <w:lvlJc w:val="left"/>
-      <w:pPr>
-        <w:ind w:left="4320" w:hanging="360"/>
-      </w:pPr>
-      <w:rPr>
-        <w:rFonts w:ascii="Wingdings" w:hAnsi="Wingdings" w:hint="default"/>
-      </w:rPr>
-    </w:lvl>
-    <w:lvl w:ilvl="6" w:tplc="40090001" w:tentative="1">
-      <w:start w:val="1"/>
-      <w:numFmt w:val="bullet"/>
-      <w:lvlText w:val=""/>
-      <w:lvlJc w:val="left"/>
-      <w:pPr>
-        <w:ind w:left="5040" w:hanging="360"/>
-      </w:pPr>
-      <w:rPr>
-        <w:rFonts w:ascii="Symbol" w:hAnsi="Symbol" w:hint="default"/>
-      </w:rPr>
-    </w:lvl>
-    <w:lvl w:ilvl="7" w:tplc="40090003" w:tentative="1">
-      <w:start w:val="1"/>
-      <w:numFmt w:val="bullet"/>
-      <w:lvlText w:val="o"/>
-      <w:lvlJc w:val="left"/>
-      <w:pPr>
-        <w:ind w:left="5760" w:hanging="360"/>
-      </w:pPr>
-      <w:rPr>
-        <w:rFonts w:ascii="Courier New" w:hAnsi="Courier New" w:cs="Courier New" w:hint="default"/>
-      </w:rPr>
-    </w:lvl>
-    <w:lvl w:ilvl="8" w:tplc="40090005" w:tentative="1">
-      <w:start w:val="1"/>
-      <w:numFmt w:val="bullet"/>
-      <w:lvlText w:val=""/>
-      <w:lvlJc w:val="left"/>
-      <w:pPr>
-        <w:ind w:left="6480" w:hanging="360"/>
-      </w:pPr>
-      <w:rPr>
-        <w:rFonts w:ascii="Wingdings" w:hAnsi="Wingdings" w:hint="default"/>
-      </w:rPr>
-    </w:lvl>
-  </w:abstractNum>
   <w:num w:numId="1" w16cid:durableId="819998389">
     <w:abstractNumId w:val="3"/>
   </w:num>
-  <w:num w:numId="2" w16cid:durableId="194007010">
+  <w:num w:numId="2" w16cid:durableId="611591233">
+    <w:abstractNumId w:val="12"/>
+  </w:num>
+  <w:num w:numId="3" w16cid:durableId="1561214085">
+    <w:abstractNumId w:val="6"/>
+  </w:num>
+  <w:num w:numId="4" w16cid:durableId="787118944">
+    <w:abstractNumId w:val="39"/>
+  </w:num>
+  <w:num w:numId="5" w16cid:durableId="662273419">
+    <w:abstractNumId w:val="9"/>
+  </w:num>
+  <w:num w:numId="6" w16cid:durableId="1337028227">
+    <w:abstractNumId w:val="36"/>
+  </w:num>
+  <w:num w:numId="7" w16cid:durableId="1479149790">
+    <w:abstractNumId w:val="30"/>
+  </w:num>
+  <w:num w:numId="8" w16cid:durableId="1395666342">
+    <w:abstractNumId w:val="32"/>
+  </w:num>
+  <w:num w:numId="9" w16cid:durableId="1598170196">
+    <w:abstractNumId w:val="31"/>
+  </w:num>
+  <w:num w:numId="10" w16cid:durableId="273176706">
+    <w:abstractNumId w:val="14"/>
+  </w:num>
+  <w:num w:numId="11" w16cid:durableId="701856908">
+    <w:abstractNumId w:val="26"/>
+  </w:num>
+  <w:num w:numId="12" w16cid:durableId="810246038">
+    <w:abstractNumId w:val="22"/>
+  </w:num>
+  <w:num w:numId="13" w16cid:durableId="1567454434">
+    <w:abstractNumId w:val="29"/>
+  </w:num>
+  <w:num w:numId="14" w16cid:durableId="2069642767">
+    <w:abstractNumId w:val="7"/>
+  </w:num>
+  <w:num w:numId="15" w16cid:durableId="889851639">
+    <w:abstractNumId w:val="28"/>
+  </w:num>
+  <w:num w:numId="16" w16cid:durableId="1117918506">
+    <w:abstractNumId w:val="10"/>
+  </w:num>
+  <w:num w:numId="17" w16cid:durableId="981230692">
+    <w:abstractNumId w:val="4"/>
+  </w:num>
+  <w:num w:numId="18" w16cid:durableId="1529678564">
+    <w:abstractNumId w:val="37"/>
+  </w:num>
+  <w:num w:numId="19" w16cid:durableId="1865828128">
+    <w:abstractNumId w:val="23"/>
+  </w:num>
+  <w:num w:numId="20" w16cid:durableId="1723938365">
+    <w:abstractNumId w:val="0"/>
+  </w:num>
+  <w:num w:numId="21" w16cid:durableId="219293330">
+    <w:abstractNumId w:val="40"/>
+  </w:num>
+  <w:num w:numId="22" w16cid:durableId="1669751919">
+    <w:abstractNumId w:val="17"/>
+  </w:num>
+  <w:num w:numId="23" w16cid:durableId="1181628346">
+    <w:abstractNumId w:val="11"/>
+  </w:num>
+  <w:num w:numId="24" w16cid:durableId="1920367612">
+    <w:abstractNumId w:val="24"/>
+  </w:num>
+  <w:num w:numId="25" w16cid:durableId="1430739624">
+    <w:abstractNumId w:val="13"/>
+  </w:num>
+  <w:num w:numId="26" w16cid:durableId="366150123">
+    <w:abstractNumId w:val="20"/>
+  </w:num>
+  <w:num w:numId="27" w16cid:durableId="537401937">
+    <w:abstractNumId w:val="19"/>
+  </w:num>
+  <w:num w:numId="28" w16cid:durableId="1058015444">
+    <w:abstractNumId w:val="25"/>
+  </w:num>
+  <w:num w:numId="29" w16cid:durableId="476532285">
+    <w:abstractNumId w:val="15"/>
+  </w:num>
+  <w:num w:numId="30" w16cid:durableId="1638336745">
+    <w:abstractNumId w:val="2"/>
+  </w:num>
+  <w:num w:numId="31" w16cid:durableId="1554347269">
+    <w:abstractNumId w:val="1"/>
+  </w:num>
+  <w:num w:numId="32" w16cid:durableId="1322926734">
+    <w:abstractNumId w:val="38"/>
+  </w:num>
+  <w:num w:numId="33" w16cid:durableId="696084576">
+    <w:abstractNumId w:val="35"/>
+  </w:num>
+  <w:num w:numId="34" w16cid:durableId="760031443">
+    <w:abstractNumId w:val="33"/>
+  </w:num>
+  <w:num w:numId="35" w16cid:durableId="1412386055">
+    <w:abstractNumId w:val="18"/>
+  </w:num>
+  <w:num w:numId="36" w16cid:durableId="2017614191">
     <w:abstractNumId w:val="16"/>
   </w:num>
-  <w:num w:numId="3" w16cid:durableId="611591233">
-    <w:abstractNumId w:val="12"/>
+  <w:num w:numId="37" w16cid:durableId="820658787">
+    <w:abstractNumId w:val="8"/>
   </w:num>
-  <w:num w:numId="4" w16cid:durableId="1042099681">
+  <w:num w:numId="38" w16cid:durableId="1544093939">
+    <w:abstractNumId w:val="5"/>
+  </w:num>
+  <w:num w:numId="39" w16cid:durableId="819617006">
     <w:abstractNumId w:val="27"/>
   </w:num>
-  <w:num w:numId="5" w16cid:durableId="1561214085">
-    <w:abstractNumId w:val="5"/>
+  <w:num w:numId="40" w16cid:durableId="1066876000">
+    <w:abstractNumId w:val="34"/>
   </w:num>
-  <w:num w:numId="6" w16cid:durableId="787118944">
-    <w:abstractNumId w:val="44"/>
-  </w:num>
-  <w:num w:numId="7" w16cid:durableId="662273419">
-    <w:abstractNumId w:val="8"/>
-  </w:num>
-  <w:num w:numId="8" w16cid:durableId="1337028227">
-    <w:abstractNumId w:val="41"/>
-  </w:num>
-  <w:num w:numId="9" w16cid:durableId="1479149790">
-    <w:abstractNumId w:val="32"/>
-  </w:num>
-  <w:num w:numId="10" w16cid:durableId="1395666342">
-    <w:abstractNumId w:val="36"/>
-  </w:num>
-  <w:num w:numId="11" w16cid:durableId="1999726438">
-    <w:abstractNumId w:val="9"/>
-  </w:num>
-  <w:num w:numId="12" w16cid:durableId="1177842531">
-    <w:abstractNumId w:val="37"/>
-  </w:num>
-  <w:num w:numId="13" w16cid:durableId="151337336">
-    <w:abstractNumId w:val="46"/>
-  </w:num>
-  <w:num w:numId="14" w16cid:durableId="990980438">
-    <w:abstractNumId w:val="47"/>
-  </w:num>
-  <w:num w:numId="15" w16cid:durableId="1598170196">
-    <w:abstractNumId w:val="35"/>
-  </w:num>
-  <w:num w:numId="16" w16cid:durableId="273176706">
-    <w:abstractNumId w:val="14"/>
-  </w:num>
-  <w:num w:numId="17" w16cid:durableId="701856908">
-    <w:abstractNumId w:val="29"/>
-  </w:num>
-  <w:num w:numId="18" w16cid:durableId="810246038">
-    <w:abstractNumId w:val="22"/>
-  </w:num>
-  <w:num w:numId="19" w16cid:durableId="1567454434">
-    <w:abstractNumId w:val="31"/>
-  </w:num>
-  <w:num w:numId="20" w16cid:durableId="2069642767">
-    <w:abstractNumId w:val="6"/>
-  </w:num>
-  <w:num w:numId="21" w16cid:durableId="889851639">
-    <w:abstractNumId w:val="30"/>
-  </w:num>
-  <w:num w:numId="22" w16cid:durableId="1117918506">
-    <w:abstractNumId w:val="10"/>
-  </w:num>
-  <w:num w:numId="23" w16cid:durableId="981230692">
-    <w:abstractNumId w:val="4"/>
-  </w:num>
-  <w:num w:numId="24" w16cid:durableId="1603872898">
-    <w:abstractNumId w:val="25"/>
-  </w:num>
-  <w:num w:numId="25" w16cid:durableId="1529678564">
-    <w:abstractNumId w:val="42"/>
-  </w:num>
-  <w:num w:numId="26" w16cid:durableId="1865828128">
-    <w:abstractNumId w:val="23"/>
-  </w:num>
-  <w:num w:numId="27" w16cid:durableId="1723938365">
-    <w:abstractNumId w:val="0"/>
-  </w:num>
-  <w:num w:numId="28" w16cid:durableId="219293330">
-    <w:abstractNumId w:val="45"/>
-  </w:num>
-  <w:num w:numId="29" w16cid:durableId="1669751919">
-    <w:abstractNumId w:val="18"/>
-  </w:num>
-  <w:num w:numId="30" w16cid:durableId="1181628346">
-    <w:abstractNumId w:val="11"/>
-  </w:num>
-  <w:num w:numId="31" w16cid:durableId="1920367612">
-    <w:abstractNumId w:val="24"/>
-  </w:num>
-  <w:num w:numId="32" w16cid:durableId="1430739624">
-    <w:abstractNumId w:val="13"/>
-  </w:num>
-  <w:num w:numId="33" w16cid:durableId="366150123">
+  <w:num w:numId="41" w16cid:durableId="4290819">
     <w:abstractNumId w:val="21"/>
   </w:num>
-  <w:num w:numId="34" w16cid:durableId="537401937">
-    <w:abstractNumId w:val="20"/>
-  </w:num>
-  <w:num w:numId="35" w16cid:durableId="1058015444">
-    <w:abstractNumId w:val="26"/>
-  </w:num>
-  <w:num w:numId="36" w16cid:durableId="476532285">
-    <w:abstractNumId w:val="15"/>
-  </w:num>
-  <w:num w:numId="37" w16cid:durableId="1638336745">
-    <w:abstractNumId w:val="2"/>
-  </w:num>
-  <w:num w:numId="38" w16cid:durableId="1554347269">
-    <w:abstractNumId w:val="1"/>
-  </w:num>
-  <w:num w:numId="39" w16cid:durableId="1322926734">
-    <w:abstractNumId w:val="43"/>
-  </w:num>
-  <w:num w:numId="40" w16cid:durableId="696084576">
-    <w:abstractNumId w:val="40"/>
-  </w:num>
-  <w:num w:numId="41" w16cid:durableId="760031443">
-    <w:abstractNumId w:val="39"/>
-  </w:num>
-  <w:num w:numId="42" w16cid:durableId="1353456937">
-    <w:abstractNumId w:val="38"/>
-  </w:num>
-  <w:num w:numId="43" w16cid:durableId="1860705363">
-    <w:abstractNumId w:val="28"/>
-  </w:num>
-  <w:num w:numId="44" w16cid:durableId="730007963">
-    <w:abstractNumId w:val="33"/>
-  </w:num>
-  <w:num w:numId="45" w16cid:durableId="447434956">
-    <w:abstractNumId w:val="34"/>
-  </w:num>
-  <w:num w:numId="46" w16cid:durableId="1412386055">
-    <w:abstractNumId w:val="19"/>
-  </w:num>
-  <w:num w:numId="47" w16cid:durableId="2017614191">
-    <w:abstractNumId w:val="17"/>
-  </w:num>
-  <w:num w:numId="48" w16cid:durableId="820658787">
-    <w:abstractNumId w:val="7"/>
-  </w:num>
+  <w:numIdMacAtCleanup w:val="41"/>
 </w:numbering>
 </file>
 

--- a/notebook/NL_Sephora.docx
+++ b/notebook/NL_Sephora.docx
@@ -2211,6 +2211,579 @@
         <w:pStyle w:val="ListParagraph"/>
         <w:numPr>
           <w:ilvl w:val="0"/>
+          <w:numId w:val="32"/>
+        </w:numPr>
+        <w:rPr>
+          <w:lang w:eastAsia="en-IN"/>
+        </w:rPr>
+      </w:pPr>
+      <w:r>
+        <w:rPr>
+          <w:lang w:eastAsia="en-IN"/>
+        </w:rPr>
+        <w:t>S</w:t>
+      </w:r>
+      <w:r>
+        <w:rPr>
+          <w:lang w:eastAsia="en-IN"/>
+        </w:rPr>
+        <w:t>tandardized casing on key</w:t>
+      </w:r>
+      <w:r>
+        <w:rPr>
+          <w:lang w:eastAsia="en-IN"/>
+        </w:rPr>
+        <w:t xml:space="preserve"> categorical columns in </w:t>
+      </w:r>
+      <w:proofErr w:type="spellStart"/>
+      <w:r>
+        <w:rPr>
+          <w:b/>
+          <w:bCs/>
+          <w:lang w:eastAsia="en-IN"/>
+        </w:rPr>
+        <w:t>product_info</w:t>
+      </w:r>
+      <w:proofErr w:type="spellEnd"/>
+      <w:r>
+        <w:rPr>
+          <w:b/>
+          <w:bCs/>
+          <w:lang w:eastAsia="en-IN"/>
+        </w:rPr>
+        <w:t xml:space="preserve"> </w:t>
+      </w:r>
+      <w:r>
+        <w:rPr>
+          <w:lang w:eastAsia="en-IN"/>
+        </w:rPr>
+        <w:t xml:space="preserve">like </w:t>
+      </w:r>
+      <w:r>
+        <w:rPr>
+          <w:lang w:eastAsia="en-IN"/>
+        </w:rPr>
+        <w:t>'</w:t>
+      </w:r>
+      <w:proofErr w:type="spellStart"/>
+      <w:r>
+        <w:rPr>
+          <w:lang w:eastAsia="en-IN"/>
+        </w:rPr>
+        <w:t>brand_name</w:t>
+      </w:r>
+      <w:proofErr w:type="spellEnd"/>
+      <w:r>
+        <w:rPr>
+          <w:lang w:eastAsia="en-IN"/>
+        </w:rPr>
+        <w:t>', '</w:t>
+      </w:r>
+      <w:proofErr w:type="spellStart"/>
+      <w:r>
+        <w:rPr>
+          <w:lang w:eastAsia="en-IN"/>
+        </w:rPr>
+        <w:t>primary_category</w:t>
+      </w:r>
+      <w:proofErr w:type="spellEnd"/>
+      <w:r>
+        <w:rPr>
+          <w:lang w:eastAsia="en-IN"/>
+        </w:rPr>
+        <w:t>', '</w:t>
+      </w:r>
+      <w:proofErr w:type="spellStart"/>
+      <w:r>
+        <w:rPr>
+          <w:lang w:eastAsia="en-IN"/>
+        </w:rPr>
+        <w:t>secondary_category</w:t>
+      </w:r>
+      <w:proofErr w:type="spellEnd"/>
+      <w:r>
+        <w:rPr>
+          <w:lang w:eastAsia="en-IN"/>
+        </w:rPr>
+        <w:t>', '</w:t>
+      </w:r>
+      <w:proofErr w:type="spellStart"/>
+      <w:r>
+        <w:rPr>
+          <w:lang w:eastAsia="en-IN"/>
+        </w:rPr>
+        <w:t>tertiary_category</w:t>
+      </w:r>
+      <w:proofErr w:type="spellEnd"/>
+      <w:r>
+        <w:rPr>
+          <w:lang w:eastAsia="en-IN"/>
+        </w:rPr>
+        <w:t>'</w:t>
+      </w:r>
+      <w:r>
+        <w:rPr>
+          <w:lang w:eastAsia="en-IN"/>
+        </w:rPr>
+        <w:t>.</w:t>
+      </w:r>
+    </w:p>
+    <w:p>
+      <w:pPr>
+        <w:pStyle w:val="ListParagraph"/>
+        <w:numPr>
+          <w:ilvl w:val="0"/>
+          <w:numId w:val="32"/>
+        </w:numPr>
+        <w:rPr>
+          <w:lang w:eastAsia="en-IN"/>
+        </w:rPr>
+      </w:pPr>
+      <w:r>
+        <w:rPr>
+          <w:lang w:eastAsia="en-IN"/>
+        </w:rPr>
+        <w:t xml:space="preserve">Applied the same for </w:t>
+      </w:r>
+      <w:r>
+        <w:rPr>
+          <w:b/>
+          <w:bCs/>
+          <w:lang w:eastAsia="en-IN"/>
+        </w:rPr>
+        <w:t>reviews</w:t>
+      </w:r>
+      <w:r>
+        <w:rPr>
+          <w:lang w:eastAsia="en-IN"/>
+        </w:rPr>
+        <w:t xml:space="preserve"> dataset</w:t>
+      </w:r>
+      <w:r>
+        <w:rPr>
+          <w:lang w:eastAsia="en-IN"/>
+        </w:rPr>
+        <w:t xml:space="preserve"> for ‘</w:t>
+      </w:r>
+      <w:proofErr w:type="spellStart"/>
+      <w:r>
+        <w:rPr>
+          <w:lang w:eastAsia="en-IN"/>
+        </w:rPr>
+        <w:t>brand_name</w:t>
+      </w:r>
+      <w:proofErr w:type="spellEnd"/>
+      <w:r>
+        <w:rPr>
+          <w:lang w:eastAsia="en-IN"/>
+        </w:rPr>
+        <w:t>’ column.</w:t>
+      </w:r>
+    </w:p>
+    <w:p>
+      <w:pPr>
+        <w:pStyle w:val="Heading2"/>
+        <w:rPr>
+          <w:lang w:eastAsia="en-IN"/>
+        </w:rPr>
+      </w:pPr>
+      <w:r>
+        <w:rPr>
+          <w:lang w:eastAsia="en-IN"/>
+        </w:rPr>
+        <w:t xml:space="preserve">Step 3: </w:t>
+      </w:r>
+      <w:r>
+        <w:rPr>
+          <w:lang w:eastAsia="en-IN"/>
+        </w:rPr>
+        <w:t>Missing Value Treatment</w:t>
+      </w:r>
+    </w:p>
+    <w:p>
+      <w:pPr>
+        <w:rPr>
+          <w:lang w:eastAsia="en-IN"/>
+        </w:rPr>
+      </w:pPr>
+      <w:r>
+        <w:rPr>
+          <w:lang w:eastAsia="en-IN"/>
+        </w:rPr>
+        <w:t>Missing values were examined to determine whether they represented true data quality issues or meaningful business information</w:t>
+      </w:r>
+      <w:r>
+        <w:rPr>
+          <w:lang w:eastAsia="en-IN"/>
+        </w:rPr>
+        <w:t>.</w:t>
+      </w:r>
+    </w:p>
+    <w:p>
+      <w:pPr>
+        <w:rPr>
+          <w:b/>
+          <w:bCs/>
+          <w:lang w:eastAsia="en-IN"/>
+        </w:rPr>
+      </w:pPr>
+      <w:r>
+        <w:rPr>
+          <w:b/>
+          <w:bCs/>
+          <w:lang w:eastAsia="en-IN"/>
+        </w:rPr>
+        <w:t xml:space="preserve">A. </w:t>
+      </w:r>
+      <w:proofErr w:type="spellStart"/>
+      <w:r>
+        <w:rPr>
+          <w:b/>
+          <w:bCs/>
+          <w:lang w:eastAsia="en-IN"/>
+        </w:rPr>
+        <w:t>product_info</w:t>
+      </w:r>
+      <w:proofErr w:type="spellEnd"/>
+    </w:p>
+    <w:p>
+      <w:pPr>
+        <w:pStyle w:val="ListParagraph"/>
+        <w:numPr>
+          <w:ilvl w:val="0"/>
+          <w:numId w:val="33"/>
+        </w:numPr>
+        <w:rPr>
+          <w:lang w:eastAsia="en-IN"/>
+        </w:rPr>
+      </w:pPr>
+      <w:r>
+        <w:rPr>
+          <w:lang w:eastAsia="en-IN"/>
+        </w:rPr>
+        <w:t>Columns with extremely high missing percentages (</w:t>
+      </w:r>
+      <w:r>
+        <w:rPr>
+          <w:lang w:eastAsia="en-IN"/>
+        </w:rPr>
+        <w:t>&gt;</w:t>
+      </w:r>
+      <w:r>
+        <w:rPr>
+          <w:lang w:eastAsia="en-IN"/>
+        </w:rPr>
+        <w:t xml:space="preserve"> 80%) and limited analytical value, such as</w:t>
+      </w:r>
+      <w:r>
+        <w:rPr>
+          <w:lang w:eastAsia="en-IN"/>
+        </w:rPr>
+        <w:t xml:space="preserve"> ‘</w:t>
+      </w:r>
+      <w:r>
+        <w:rPr>
+          <w:lang w:eastAsia="en-IN"/>
+        </w:rPr>
+        <w:t>variation_type</w:t>
+      </w:r>
+      <w:r>
+        <w:rPr>
+          <w:lang w:eastAsia="en-IN"/>
+        </w:rPr>
+        <w:t>’</w:t>
+      </w:r>
+      <w:r>
+        <w:rPr>
+          <w:lang w:eastAsia="en-IN"/>
+        </w:rPr>
+        <w:t>, </w:t>
+      </w:r>
+      <w:r>
+        <w:rPr>
+          <w:lang w:eastAsia="en-IN"/>
+        </w:rPr>
+        <w:t>‘</w:t>
+      </w:r>
+      <w:r>
+        <w:rPr>
+          <w:lang w:eastAsia="en-IN"/>
+        </w:rPr>
+        <w:t>variation_value</w:t>
+      </w:r>
+      <w:r>
+        <w:rPr>
+          <w:lang w:eastAsia="en-IN"/>
+        </w:rPr>
+        <w:t>’</w:t>
+      </w:r>
+      <w:r>
+        <w:rPr>
+          <w:lang w:eastAsia="en-IN"/>
+        </w:rPr>
+        <w:t>, </w:t>
+      </w:r>
+      <w:r>
+        <w:rPr>
+          <w:lang w:eastAsia="en-IN"/>
+        </w:rPr>
+        <w:t>‘</w:t>
+      </w:r>
+      <w:r>
+        <w:rPr>
+          <w:lang w:eastAsia="en-IN"/>
+        </w:rPr>
+        <w:t>variation_desc</w:t>
+      </w:r>
+      <w:r>
+        <w:rPr>
+          <w:lang w:eastAsia="en-IN"/>
+        </w:rPr>
+        <w:t>’</w:t>
+      </w:r>
+      <w:r>
+        <w:rPr>
+          <w:lang w:eastAsia="en-IN"/>
+        </w:rPr>
+        <w:t>, </w:t>
+      </w:r>
+      <w:r>
+        <w:rPr>
+          <w:lang w:eastAsia="en-IN"/>
+        </w:rPr>
+        <w:t>‘</w:t>
+      </w:r>
+      <w:r>
+        <w:rPr>
+          <w:lang w:eastAsia="en-IN"/>
+        </w:rPr>
+        <w:t>ingredients</w:t>
+      </w:r>
+      <w:r>
+        <w:rPr>
+          <w:lang w:eastAsia="en-IN"/>
+        </w:rPr>
+        <w:t>’</w:t>
+      </w:r>
+      <w:r>
+        <w:rPr>
+          <w:lang w:eastAsia="en-IN"/>
+        </w:rPr>
+        <w:t>, </w:t>
+      </w:r>
+      <w:r>
+        <w:rPr>
+          <w:lang w:eastAsia="en-IN"/>
+        </w:rPr>
+        <w:t>‘</w:t>
+      </w:r>
+      <w:r>
+        <w:rPr>
+          <w:lang w:eastAsia="en-IN"/>
+        </w:rPr>
+        <w:t>highlights</w:t>
+      </w:r>
+      <w:r>
+        <w:rPr>
+          <w:lang w:eastAsia="en-IN"/>
+        </w:rPr>
+        <w:t>’</w:t>
+      </w:r>
+      <w:r>
+        <w:rPr>
+          <w:lang w:eastAsia="en-IN"/>
+        </w:rPr>
+        <w:t>, </w:t>
+      </w:r>
+      <w:r>
+        <w:rPr>
+          <w:lang w:eastAsia="en-IN"/>
+        </w:rPr>
+        <w:t>‘</w:t>
+      </w:r>
+      <w:r>
+        <w:rPr>
+          <w:lang w:eastAsia="en-IN"/>
+        </w:rPr>
+        <w:t>size</w:t>
+      </w:r>
+      <w:r>
+        <w:rPr>
+          <w:lang w:eastAsia="en-IN"/>
+        </w:rPr>
+        <w:t>’ were removed.</w:t>
+      </w:r>
+    </w:p>
+    <w:p>
+      <w:pPr>
+        <w:pStyle w:val="ListParagraph"/>
+        <w:numPr>
+          <w:ilvl w:val="0"/>
+          <w:numId w:val="33"/>
+        </w:numPr>
+        <w:rPr>
+          <w:lang w:eastAsia="en-IN"/>
+        </w:rPr>
+      </w:pPr>
+      <w:r>
+        <w:rPr>
+          <w:lang w:eastAsia="en-IN"/>
+        </w:rPr>
+        <w:t>‘</w:t>
+      </w:r>
+      <w:r>
+        <w:rPr>
+          <w:lang w:eastAsia="en-IN"/>
+        </w:rPr>
+        <w:t>rating</w:t>
+      </w:r>
+      <w:r>
+        <w:rPr>
+          <w:lang w:eastAsia="en-IN"/>
+        </w:rPr>
+        <w:t>’ &amp; ‘</w:t>
+      </w:r>
+      <w:r>
+        <w:rPr>
+          <w:lang w:eastAsia="en-IN"/>
+        </w:rPr>
+        <w:t>reviews</w:t>
+      </w:r>
+      <w:r>
+        <w:rPr>
+          <w:lang w:eastAsia="en-IN"/>
+        </w:rPr>
+        <w:t xml:space="preserve">’ are the core KPI and can not be imputed. </w:t>
+      </w:r>
+      <w:r>
+        <w:rPr>
+          <w:lang w:eastAsia="en-IN"/>
+        </w:rPr>
+        <w:t>Check</w:t>
+      </w:r>
+      <w:r>
+        <w:rPr>
+          <w:lang w:eastAsia="en-IN"/>
+        </w:rPr>
+        <w:t>ed</w:t>
+      </w:r>
+      <w:r>
+        <w:rPr>
+          <w:lang w:eastAsia="en-IN"/>
+        </w:rPr>
+        <w:t xml:space="preserve"> whether missing rating and missing reviews occur in the same rows</w:t>
+      </w:r>
+      <w:r>
+        <w:rPr>
+          <w:lang w:eastAsia="en-IN"/>
+        </w:rPr>
+        <w:t xml:space="preserve"> and found out that it overlaps. Hence removed the rows</w:t>
+      </w:r>
+    </w:p>
+    <w:p>
+      <w:pPr>
+        <w:pStyle w:val="ListParagraph"/>
+        <w:numPr>
+          <w:ilvl w:val="0"/>
+          <w:numId w:val="33"/>
+        </w:numPr>
+        <w:rPr>
+          <w:lang w:eastAsia="en-IN"/>
+        </w:rPr>
+      </w:pPr>
+      <w:r>
+        <w:rPr>
+          <w:lang w:eastAsia="en-IN"/>
+        </w:rPr>
+        <w:t>‘</w:t>
+      </w:r>
+      <w:proofErr w:type="spellStart"/>
+      <w:r>
+        <w:rPr>
+          <w:lang w:eastAsia="en-IN"/>
+        </w:rPr>
+        <w:t>secondary_category</w:t>
+      </w:r>
+      <w:proofErr w:type="spellEnd"/>
+      <w:r>
+        <w:rPr>
+          <w:lang w:eastAsia="en-IN"/>
+        </w:rPr>
+        <w:t>’</w:t>
+      </w:r>
+      <w:r>
+        <w:rPr>
+          <w:lang w:eastAsia="en-IN"/>
+        </w:rPr>
+        <w:t> and </w:t>
+      </w:r>
+      <w:r>
+        <w:rPr>
+          <w:lang w:eastAsia="en-IN"/>
+        </w:rPr>
+        <w:t>‘</w:t>
+      </w:r>
+      <w:proofErr w:type="spellStart"/>
+      <w:r>
+        <w:rPr>
+          <w:lang w:eastAsia="en-IN"/>
+        </w:rPr>
+        <w:t>tertiary_category</w:t>
+      </w:r>
+      <w:proofErr w:type="spellEnd"/>
+      <w:r>
+        <w:rPr>
+          <w:lang w:eastAsia="en-IN"/>
+        </w:rPr>
+        <w:t>’ columns</w:t>
+      </w:r>
+      <w:r>
+        <w:rPr>
+          <w:lang w:eastAsia="en-IN"/>
+        </w:rPr>
+        <w:t> gets a business-rule fill</w:t>
+      </w:r>
+      <w:r>
+        <w:rPr>
+          <w:lang w:eastAsia="en-IN"/>
+        </w:rPr>
+        <w:t xml:space="preserve">. But these missing values were also overlapping with </w:t>
+      </w:r>
+      <w:r>
+        <w:rPr>
+          <w:lang w:eastAsia="en-IN"/>
+        </w:rPr>
+        <w:t>missing rating and missing reviews</w:t>
+      </w:r>
+      <w:r>
+        <w:rPr>
+          <w:lang w:eastAsia="en-IN"/>
+        </w:rPr>
+        <w:t>. Hence separate treatment wasn’t needed for category columns.</w:t>
+      </w:r>
+    </w:p>
+    <w:p>
+      <w:pPr>
+        <w:rPr>
+          <w:b/>
+          <w:bCs/>
+          <w:lang w:eastAsia="en-IN"/>
+        </w:rPr>
+      </w:pPr>
+      <w:r>
+        <w:rPr>
+          <w:b/>
+          <w:bCs/>
+          <w:lang w:eastAsia="en-IN"/>
+        </w:rPr>
+        <w:t>B. reviews</w:t>
+      </w:r>
+    </w:p>
+    <w:p>
+      <w:pPr>
+        <w:pStyle w:val="ListParagraph"/>
+        <w:numPr>
+          <w:ilvl w:val="0"/>
           <w:numId w:val="34"/>
         </w:numPr>
         <w:rPr>
@@ -2221,25 +2794,344 @@
         <w:rPr>
           <w:lang w:eastAsia="en-IN"/>
         </w:rPr>
-        <w:t>S</w:t>
-      </w:r>
-      <w:r>
-        <w:rPr>
-          <w:lang w:eastAsia="en-IN"/>
-        </w:rPr>
-        <w:t>tandardized casing on key</w:t>
-      </w:r>
-      <w:r>
-        <w:rPr>
-          <w:lang w:eastAsia="en-IN"/>
-        </w:rPr>
-        <w:t xml:space="preserve"> categorical columns in </w:t>
+        <w:t>‘</w:t>
       </w:r>
       <w:proofErr w:type="spellStart"/>
       <w:r>
         <w:rPr>
-          <w:b/>
-          <w:bCs/>
+          <w:lang w:eastAsia="en-IN"/>
+        </w:rPr>
+        <w:t>is_recommended</w:t>
+      </w:r>
+      <w:proofErr w:type="spellEnd"/>
+      <w:r>
+        <w:rPr>
+          <w:lang w:eastAsia="en-IN"/>
+        </w:rPr>
+        <w:t>’</w:t>
+      </w:r>
+      <w:r>
+        <w:rPr>
+          <w:lang w:eastAsia="en-IN"/>
+        </w:rPr>
+        <w:t xml:space="preserve"> </w:t>
+      </w:r>
+      <w:r>
+        <w:rPr>
+          <w:lang w:eastAsia="en-IN"/>
+        </w:rPr>
+        <w:t xml:space="preserve">column </w:t>
+      </w:r>
+      <w:r>
+        <w:rPr>
+          <w:lang w:eastAsia="en-IN"/>
+        </w:rPr>
+        <w:t>is deliberately left as a true missing value rather than coded as 0, since a blank response is a non-answer, not a "No"</w:t>
+      </w:r>
+      <w:r>
+        <w:rPr>
+          <w:lang w:eastAsia="en-IN"/>
+        </w:rPr>
+        <w:t>.</w:t>
+      </w:r>
+      <w:r>
+        <w:rPr>
+          <w:lang w:eastAsia="en-IN"/>
+        </w:rPr>
+        <w:t xml:space="preserve"> </w:t>
+      </w:r>
+      <w:r>
+        <w:rPr>
+          <w:lang w:eastAsia="en-IN"/>
+        </w:rPr>
+        <w:t>F</w:t>
+      </w:r>
+      <w:r>
+        <w:rPr>
+          <w:lang w:eastAsia="en-IN"/>
+        </w:rPr>
+        <w:t xml:space="preserve">illing it with 0 would artificially lower every product's recommendation rate. </w:t>
+      </w:r>
+    </w:p>
+    <w:p>
+      <w:pPr>
+        <w:pStyle w:val="ListParagraph"/>
+        <w:numPr>
+          <w:ilvl w:val="0"/>
+          <w:numId w:val="34"/>
+        </w:numPr>
+        <w:rPr>
+          <w:lang w:eastAsia="en-IN"/>
+        </w:rPr>
+      </w:pPr>
+      <w:r>
+        <w:rPr>
+          <w:lang w:eastAsia="en-IN"/>
+        </w:rPr>
+        <w:t>H</w:t>
+      </w:r>
+      <w:r>
+        <w:rPr>
+          <w:lang w:eastAsia="en-IN"/>
+        </w:rPr>
+        <w:t xml:space="preserve">elpfulness is left as </w:t>
+      </w:r>
+      <w:proofErr w:type="spellStart"/>
+      <w:r>
+        <w:rPr>
+          <w:lang w:eastAsia="en-IN"/>
+        </w:rPr>
+        <w:t>NaN</w:t>
+      </w:r>
+      <w:proofErr w:type="spellEnd"/>
+      <w:r>
+        <w:rPr>
+          <w:lang w:eastAsia="en-IN"/>
+        </w:rPr>
+        <w:t xml:space="preserve"> since it's structurally undefined when no one voted.</w:t>
+      </w:r>
+    </w:p>
+    <w:p>
+      <w:pPr>
+        <w:pStyle w:val="ListParagraph"/>
+        <w:numPr>
+          <w:ilvl w:val="0"/>
+          <w:numId w:val="34"/>
+        </w:numPr>
+        <w:rPr>
+          <w:lang w:eastAsia="en-IN"/>
+        </w:rPr>
+      </w:pPr>
+      <w:r>
+        <w:rPr>
+          <w:lang w:eastAsia="en-IN"/>
+        </w:rPr>
+        <w:t xml:space="preserve">For self-reported customer demography such as </w:t>
+      </w:r>
+      <w:r>
+        <w:rPr>
+          <w:lang w:eastAsia="en-IN"/>
+        </w:rPr>
+        <w:t>'</w:t>
+      </w:r>
+      <w:proofErr w:type="spellStart"/>
+      <w:r>
+        <w:rPr>
+          <w:lang w:eastAsia="en-IN"/>
+        </w:rPr>
+        <w:t>skin_type</w:t>
+      </w:r>
+      <w:proofErr w:type="spellEnd"/>
+      <w:r>
+        <w:rPr>
+          <w:lang w:eastAsia="en-IN"/>
+        </w:rPr>
+        <w:t>', '</w:t>
+      </w:r>
+      <w:proofErr w:type="spellStart"/>
+      <w:r>
+        <w:rPr>
+          <w:lang w:eastAsia="en-IN"/>
+        </w:rPr>
+        <w:t>skin_tone</w:t>
+      </w:r>
+      <w:proofErr w:type="spellEnd"/>
+      <w:r>
+        <w:rPr>
+          <w:lang w:eastAsia="en-IN"/>
+        </w:rPr>
+        <w:t>', '</w:t>
+      </w:r>
+      <w:proofErr w:type="spellStart"/>
+      <w:r>
+        <w:rPr>
+          <w:lang w:eastAsia="en-IN"/>
+        </w:rPr>
+        <w:t>eye_color</w:t>
+      </w:r>
+      <w:proofErr w:type="spellEnd"/>
+      <w:r>
+        <w:rPr>
+          <w:lang w:eastAsia="en-IN"/>
+        </w:rPr>
+        <w:t>', '</w:t>
+      </w:r>
+      <w:proofErr w:type="spellStart"/>
+      <w:r>
+        <w:rPr>
+          <w:lang w:eastAsia="en-IN"/>
+        </w:rPr>
+        <w:t>hair_color</w:t>
+      </w:r>
+      <w:proofErr w:type="spellEnd"/>
+      <w:r>
+        <w:rPr>
+          <w:lang w:eastAsia="en-IN"/>
+        </w:rPr>
+        <w:t>'</w:t>
+      </w:r>
+      <w:r>
+        <w:rPr>
+          <w:lang w:eastAsia="en-IN"/>
+        </w:rPr>
+        <w:t xml:space="preserve"> the missing values have been treated by filling </w:t>
+      </w:r>
+      <w:r>
+        <w:rPr>
+          <w:lang w:eastAsia="en-IN"/>
+        </w:rPr>
+        <w:t>"Not Specified"</w:t>
+      </w:r>
+      <w:r>
+        <w:rPr>
+          <w:lang w:eastAsia="en-IN"/>
+        </w:rPr>
+        <w:t xml:space="preserve"> rather than removing the rows.</w:t>
+      </w:r>
+    </w:p>
+    <w:p>
+      <w:pPr>
+        <w:pStyle w:val="Heading2"/>
+        <w:rPr>
+          <w:lang w:eastAsia="en-IN"/>
+        </w:rPr>
+      </w:pPr>
+      <w:r>
+        <w:rPr>
+          <w:lang w:eastAsia="en-IN"/>
+        </w:rPr>
+        <w:t xml:space="preserve">Step </w:t>
+      </w:r>
+      <w:r>
+        <w:rPr>
+          <w:lang w:eastAsia="en-IN"/>
+        </w:rPr>
+        <w:t>4</w:t>
+      </w:r>
+      <w:r>
+        <w:rPr>
+          <w:lang w:eastAsia="en-IN"/>
+        </w:rPr>
+        <w:t xml:space="preserve">: </w:t>
+      </w:r>
+      <w:r>
+        <w:rPr>
+          <w:lang w:eastAsia="en-IN"/>
+        </w:rPr>
+        <w:t>Cross Data Consistency Check</w:t>
+      </w:r>
+    </w:p>
+    <w:p>
+      <w:pPr>
+        <w:rPr>
+          <w:lang w:eastAsia="en-IN"/>
+        </w:rPr>
+      </w:pPr>
+      <w:r>
+        <w:rPr>
+          <w:lang w:eastAsia="en-IN"/>
+        </w:rPr>
+        <w:t>Before merging or running review-level hypotheses, confirm</w:t>
+      </w:r>
+      <w:r>
+        <w:rPr>
+          <w:lang w:eastAsia="en-IN"/>
+        </w:rPr>
+        <w:t>ed</w:t>
+      </w:r>
+      <w:r>
+        <w:rPr>
+          <w:lang w:eastAsia="en-IN"/>
+        </w:rPr>
+        <w:t xml:space="preserve"> every</w:t>
+      </w:r>
+      <w:r>
+        <w:rPr>
+          <w:lang w:eastAsia="en-IN"/>
+        </w:rPr>
+        <w:t xml:space="preserve"> </w:t>
+      </w:r>
+      <w:r>
+        <w:rPr>
+          <w:lang w:eastAsia="en-IN"/>
+        </w:rPr>
+        <w:t>review points to a valid product, and that shared fields (</w:t>
+      </w:r>
+      <w:proofErr w:type="spellStart"/>
+      <w:r>
+        <w:rPr>
+          <w:lang w:eastAsia="en-IN"/>
+        </w:rPr>
+        <w:t>brand_name</w:t>
+      </w:r>
+      <w:proofErr w:type="spellEnd"/>
+      <w:r>
+        <w:rPr>
+          <w:lang w:eastAsia="en-IN"/>
+        </w:rPr>
+        <w:t xml:space="preserve">, </w:t>
+      </w:r>
+      <w:proofErr w:type="spellStart"/>
+      <w:r>
+        <w:rPr>
+          <w:lang w:eastAsia="en-IN"/>
+        </w:rPr>
+        <w:t>price_usd</w:t>
+      </w:r>
+      <w:proofErr w:type="spellEnd"/>
+      <w:r>
+        <w:rPr>
+          <w:lang w:eastAsia="en-IN"/>
+        </w:rPr>
+        <w:t>) agree between the two files</w:t>
+      </w:r>
+      <w:r>
+        <w:rPr>
+          <w:lang w:eastAsia="en-IN"/>
+        </w:rPr>
+        <w:t>.</w:t>
+      </w:r>
+    </w:p>
+    <w:p>
+      <w:pPr>
+        <w:pStyle w:val="ListParagraph"/>
+        <w:numPr>
+          <w:ilvl w:val="0"/>
+          <w:numId w:val="35"/>
+        </w:numPr>
+        <w:rPr>
+          <w:lang w:eastAsia="en-IN"/>
+        </w:rPr>
+      </w:pPr>
+      <w:r>
+        <w:rPr>
+          <w:lang w:eastAsia="en-IN"/>
+        </w:rPr>
+        <w:t xml:space="preserve">Checked for </w:t>
+      </w:r>
+      <w:r>
+        <w:rPr>
+          <w:lang w:eastAsia="en-IN"/>
+        </w:rPr>
+        <w:t xml:space="preserve">reviews referencing a </w:t>
+      </w:r>
+      <w:proofErr w:type="spellStart"/>
+      <w:r>
+        <w:rPr>
+          <w:lang w:eastAsia="en-IN"/>
+        </w:rPr>
+        <w:t>product_id</w:t>
+      </w:r>
+      <w:proofErr w:type="spellEnd"/>
+      <w:r>
+        <w:rPr>
+          <w:lang w:eastAsia="en-IN"/>
+        </w:rPr>
+        <w:t xml:space="preserve"> that doesn't exist in </w:t>
+      </w:r>
+      <w:proofErr w:type="spellStart"/>
+      <w:r>
+        <w:rPr>
           <w:lang w:eastAsia="en-IN"/>
         </w:rPr>
         <w:t>product_info</w:t>
@@ -2247,23 +3139,33 @@
       <w:proofErr w:type="spellEnd"/>
       <w:r>
         <w:rPr>
-          <w:b/>
-          <w:bCs/>
-          <w:lang w:eastAsia="en-IN"/>
-        </w:rPr>
-        <w:t xml:space="preserve"> </w:t>
-      </w:r>
-      <w:r>
-        <w:rPr>
-          <w:lang w:eastAsia="en-IN"/>
-        </w:rPr>
-        <w:t xml:space="preserve">like </w:t>
-      </w:r>
-      <w:r>
-        <w:rPr>
-          <w:lang w:eastAsia="en-IN"/>
-        </w:rPr>
-        <w:t>'</w:t>
+          <w:lang w:eastAsia="en-IN"/>
+        </w:rPr>
+        <w:t xml:space="preserve"> (orphaned reviews)</w:t>
+      </w:r>
+      <w:r>
+        <w:rPr>
+          <w:lang w:eastAsia="en-IN"/>
+        </w:rPr>
+        <w:t>.</w:t>
+      </w:r>
+    </w:p>
+    <w:p>
+      <w:pPr>
+        <w:pStyle w:val="ListParagraph"/>
+        <w:numPr>
+          <w:ilvl w:val="0"/>
+          <w:numId w:val="35"/>
+        </w:numPr>
+        <w:rPr>
+          <w:lang w:eastAsia="en-IN"/>
+        </w:rPr>
+      </w:pPr>
+      <w:r>
+        <w:rPr>
+          <w:lang w:eastAsia="en-IN"/>
+        </w:rPr>
+        <w:t xml:space="preserve">Spot-check </w:t>
       </w:r>
       <w:proofErr w:type="spellStart"/>
       <w:r>
@@ -2277,107 +3179,28 @@
         <w:rPr>
           <w:lang w:eastAsia="en-IN"/>
         </w:rPr>
-        <w:t>', '</w:t>
+        <w:t xml:space="preserve"> consistency between the two files for shared </w:t>
       </w:r>
       <w:proofErr w:type="spellStart"/>
       <w:r>
         <w:rPr>
           <w:lang w:eastAsia="en-IN"/>
         </w:rPr>
-        <w:t>primary_category</w:t>
+        <w:t>product_ids</w:t>
       </w:r>
       <w:proofErr w:type="spellEnd"/>
-      <w:r>
-        <w:rPr>
-          <w:lang w:eastAsia="en-IN"/>
-        </w:rPr>
-        <w:t>', '</w:t>
-      </w:r>
-      <w:proofErr w:type="spellStart"/>
-      <w:r>
-        <w:rPr>
-          <w:lang w:eastAsia="en-IN"/>
-        </w:rPr>
-        <w:t>secondary_category</w:t>
-      </w:r>
-      <w:proofErr w:type="spellEnd"/>
-      <w:r>
-        <w:rPr>
-          <w:lang w:eastAsia="en-IN"/>
-        </w:rPr>
-        <w:t>', '</w:t>
-      </w:r>
-      <w:proofErr w:type="spellStart"/>
-      <w:r>
-        <w:rPr>
-          <w:lang w:eastAsia="en-IN"/>
-        </w:rPr>
-        <w:t>tertiary_category</w:t>
-      </w:r>
-      <w:proofErr w:type="spellEnd"/>
-      <w:r>
-        <w:rPr>
-          <w:lang w:eastAsia="en-IN"/>
-        </w:rPr>
-        <w:t>'</w:t>
-      </w:r>
-      <w:r>
-        <w:rPr>
-          <w:lang w:eastAsia="en-IN"/>
-        </w:rPr>
-        <w:t>.</w:t>
-      </w:r>
-    </w:p>
-    <w:p>
-      <w:pPr>
-        <w:pStyle w:val="ListParagraph"/>
-        <w:numPr>
-          <w:ilvl w:val="0"/>
-          <w:numId w:val="34"/>
-        </w:numPr>
-        <w:rPr>
-          <w:lang w:eastAsia="en-IN"/>
-        </w:rPr>
-      </w:pPr>
-      <w:r>
-        <w:rPr>
-          <w:lang w:eastAsia="en-IN"/>
-        </w:rPr>
-        <w:t xml:space="preserve">Applied the same for </w:t>
-      </w:r>
-      <w:r>
-        <w:rPr>
-          <w:b/>
-          <w:bCs/>
-          <w:lang w:eastAsia="en-IN"/>
-        </w:rPr>
-        <w:t>reviews</w:t>
-      </w:r>
-      <w:r>
-        <w:rPr>
-          <w:lang w:eastAsia="en-IN"/>
-        </w:rPr>
-        <w:t xml:space="preserve"> dataset</w:t>
-      </w:r>
-      <w:r>
-        <w:rPr>
-          <w:lang w:eastAsia="en-IN"/>
-        </w:rPr>
-        <w:t xml:space="preserve"> for ‘</w:t>
-      </w:r>
-      <w:proofErr w:type="spellStart"/>
-      <w:r>
-        <w:rPr>
-          <w:lang w:eastAsia="en-IN"/>
-        </w:rPr>
-        <w:t>brand_name</w:t>
-      </w:r>
-      <w:proofErr w:type="spellEnd"/>
-      <w:r>
-        <w:rPr>
-          <w:lang w:eastAsia="en-IN"/>
-        </w:rPr>
-        <w:t>’ column.</w:t>
+    </w:p>
+    <w:p>
+      <w:pPr>
+        <w:rPr>
+          <w:lang w:eastAsia="en-IN"/>
+        </w:rPr>
+      </w:pPr>
+      <w:r>
+        <w:rPr>
+          <w:lang w:eastAsia="en-IN"/>
+        </w:rPr>
+        <w:t>Since both values returned zero it is safe to continue with the dataset for further analysis.</w:t>
       </w:r>
     </w:p>
     <w:p>
@@ -2391,392 +3214,63 @@
         <w:rPr>
           <w:lang w:eastAsia="en-IN"/>
         </w:rPr>
-        <w:t xml:space="preserve">Step 3: </w:t>
-      </w:r>
-      <w:r>
-        <w:rPr>
-          <w:lang w:eastAsia="en-IN"/>
-        </w:rPr>
-        <w:t>Missing Value Treatment</w:t>
-      </w:r>
-    </w:p>
-    <w:p>
-      <w:pPr>
-        <w:rPr>
-          <w:lang w:eastAsia="en-IN"/>
-        </w:rPr>
-      </w:pPr>
-      <w:r>
-        <w:rPr>
-          <w:lang w:eastAsia="en-IN"/>
-        </w:rPr>
-        <w:t>Missing values were examined to determine whether they represented true data quality issues or meaningful business information</w:t>
-      </w:r>
-      <w:r>
-        <w:rPr>
-          <w:lang w:eastAsia="en-IN"/>
-        </w:rPr>
-        <w:t>.</w:t>
-      </w:r>
-    </w:p>
-    <w:p>
-      <w:pPr>
-        <w:rPr>
-          <w:b/>
-          <w:bCs/>
-          <w:lang w:eastAsia="en-IN"/>
-        </w:rPr>
-      </w:pPr>
-      <w:r>
-        <w:rPr>
-          <w:b/>
-          <w:bCs/>
-          <w:lang w:eastAsia="en-IN"/>
-        </w:rPr>
-        <w:t xml:space="preserve">A. </w:t>
-      </w:r>
-      <w:proofErr w:type="spellStart"/>
-      <w:r>
-        <w:rPr>
-          <w:b/>
-          <w:bCs/>
-          <w:lang w:eastAsia="en-IN"/>
-        </w:rPr>
-        <w:t>product_info</w:t>
-      </w:r>
-      <w:proofErr w:type="spellEnd"/>
-    </w:p>
-    <w:p>
-      <w:pPr>
-        <w:pStyle w:val="ListParagraph"/>
-        <w:numPr>
-          <w:ilvl w:val="0"/>
-          <w:numId w:val="35"/>
-        </w:numPr>
-        <w:rPr>
-          <w:lang w:eastAsia="en-IN"/>
-        </w:rPr>
-      </w:pPr>
-      <w:r>
-        <w:rPr>
-          <w:lang w:eastAsia="en-IN"/>
-        </w:rPr>
-        <w:t>Columns with extremely high missing percentages (</w:t>
-      </w:r>
-      <w:r>
-        <w:rPr>
-          <w:lang w:eastAsia="en-IN"/>
-        </w:rPr>
-        <w:t>&gt;</w:t>
-      </w:r>
-      <w:r>
-        <w:rPr>
-          <w:lang w:eastAsia="en-IN"/>
-        </w:rPr>
-        <w:t xml:space="preserve"> 80%) and limited analytical value, such as</w:t>
-      </w:r>
-      <w:r>
-        <w:rPr>
-          <w:lang w:eastAsia="en-IN"/>
-        </w:rPr>
-        <w:t xml:space="preserve"> ‘</w:t>
-      </w:r>
-      <w:r>
-        <w:rPr>
-          <w:lang w:eastAsia="en-IN"/>
-        </w:rPr>
-        <w:t>variation_type</w:t>
-      </w:r>
-      <w:r>
-        <w:rPr>
-          <w:lang w:eastAsia="en-IN"/>
-        </w:rPr>
-        <w:t>’</w:t>
-      </w:r>
-      <w:r>
-        <w:rPr>
-          <w:lang w:eastAsia="en-IN"/>
-        </w:rPr>
-        <w:t>, </w:t>
-      </w:r>
-      <w:r>
-        <w:rPr>
-          <w:lang w:eastAsia="en-IN"/>
-        </w:rPr>
-        <w:t>‘</w:t>
-      </w:r>
-      <w:r>
-        <w:rPr>
-          <w:lang w:eastAsia="en-IN"/>
-        </w:rPr>
-        <w:t>variation_value</w:t>
-      </w:r>
-      <w:r>
-        <w:rPr>
-          <w:lang w:eastAsia="en-IN"/>
-        </w:rPr>
-        <w:t>’</w:t>
-      </w:r>
-      <w:r>
-        <w:rPr>
-          <w:lang w:eastAsia="en-IN"/>
-        </w:rPr>
-        <w:t>, </w:t>
-      </w:r>
-      <w:r>
-        <w:rPr>
-          <w:lang w:eastAsia="en-IN"/>
-        </w:rPr>
-        <w:t>‘</w:t>
-      </w:r>
-      <w:r>
-        <w:rPr>
-          <w:lang w:eastAsia="en-IN"/>
-        </w:rPr>
-        <w:t>variation_desc</w:t>
-      </w:r>
-      <w:r>
-        <w:rPr>
-          <w:lang w:eastAsia="en-IN"/>
-        </w:rPr>
-        <w:t>’</w:t>
-      </w:r>
-      <w:r>
-        <w:rPr>
-          <w:lang w:eastAsia="en-IN"/>
-        </w:rPr>
-        <w:t>, </w:t>
-      </w:r>
-      <w:r>
-        <w:rPr>
-          <w:lang w:eastAsia="en-IN"/>
-        </w:rPr>
-        <w:t>‘</w:t>
-      </w:r>
-      <w:r>
-        <w:rPr>
-          <w:lang w:eastAsia="en-IN"/>
-        </w:rPr>
-        <w:t>ingredients</w:t>
-      </w:r>
-      <w:r>
-        <w:rPr>
-          <w:lang w:eastAsia="en-IN"/>
-        </w:rPr>
-        <w:t>’</w:t>
-      </w:r>
-      <w:r>
-        <w:rPr>
-          <w:lang w:eastAsia="en-IN"/>
-        </w:rPr>
-        <w:t>, </w:t>
-      </w:r>
-      <w:r>
-        <w:rPr>
-          <w:lang w:eastAsia="en-IN"/>
-        </w:rPr>
-        <w:t>‘</w:t>
-      </w:r>
-      <w:r>
-        <w:rPr>
-          <w:lang w:eastAsia="en-IN"/>
-        </w:rPr>
-        <w:t>highlights</w:t>
-      </w:r>
-      <w:r>
-        <w:rPr>
-          <w:lang w:eastAsia="en-IN"/>
-        </w:rPr>
-        <w:t>’</w:t>
-      </w:r>
-      <w:r>
-        <w:rPr>
-          <w:lang w:eastAsia="en-IN"/>
-        </w:rPr>
-        <w:t>, </w:t>
-      </w:r>
-      <w:r>
-        <w:rPr>
-          <w:lang w:eastAsia="en-IN"/>
-        </w:rPr>
-        <w:t>‘</w:t>
-      </w:r>
-      <w:r>
-        <w:rPr>
-          <w:lang w:eastAsia="en-IN"/>
-        </w:rPr>
-        <w:t>size</w:t>
-      </w:r>
-      <w:r>
-        <w:rPr>
-          <w:lang w:eastAsia="en-IN"/>
-        </w:rPr>
-        <w:t>’ were removed.</w:t>
-      </w:r>
-    </w:p>
-    <w:p>
-      <w:pPr>
-        <w:pStyle w:val="ListParagraph"/>
-        <w:numPr>
-          <w:ilvl w:val="0"/>
-          <w:numId w:val="35"/>
-        </w:numPr>
-        <w:rPr>
-          <w:lang w:eastAsia="en-IN"/>
-        </w:rPr>
-      </w:pPr>
-      <w:r>
-        <w:rPr>
-          <w:lang w:eastAsia="en-IN"/>
-        </w:rPr>
-        <w:t>‘</w:t>
-      </w:r>
-      <w:r>
-        <w:rPr>
-          <w:lang w:eastAsia="en-IN"/>
-        </w:rPr>
-        <w:t>rating</w:t>
-      </w:r>
-      <w:r>
-        <w:rPr>
-          <w:lang w:eastAsia="en-IN"/>
-        </w:rPr>
-        <w:t>’ &amp; ‘</w:t>
-      </w:r>
-      <w:r>
-        <w:rPr>
-          <w:lang w:eastAsia="en-IN"/>
-        </w:rPr>
-        <w:t>reviews</w:t>
-      </w:r>
-      <w:r>
-        <w:rPr>
-          <w:lang w:eastAsia="en-IN"/>
-        </w:rPr>
-        <w:t xml:space="preserve">’ are the core KPI and can not be imputed. </w:t>
-      </w:r>
-      <w:r>
-        <w:rPr>
-          <w:lang w:eastAsia="en-IN"/>
-        </w:rPr>
-        <w:t>Check</w:t>
-      </w:r>
-      <w:r>
-        <w:rPr>
-          <w:lang w:eastAsia="en-IN"/>
-        </w:rPr>
-        <w:t>ed</w:t>
-      </w:r>
-      <w:r>
-        <w:rPr>
-          <w:lang w:eastAsia="en-IN"/>
-        </w:rPr>
-        <w:t xml:space="preserve"> whether missing rating and missing reviews occur in the same rows</w:t>
-      </w:r>
-      <w:r>
-        <w:rPr>
-          <w:lang w:eastAsia="en-IN"/>
-        </w:rPr>
-        <w:t xml:space="preserve"> and found out that it overlaps. Hence removed the rows</w:t>
-      </w:r>
-    </w:p>
-    <w:p>
-      <w:pPr>
-        <w:pStyle w:val="ListParagraph"/>
-        <w:numPr>
-          <w:ilvl w:val="0"/>
-          <w:numId w:val="35"/>
-        </w:numPr>
-        <w:rPr>
-          <w:lang w:eastAsia="en-IN"/>
-        </w:rPr>
-      </w:pPr>
-      <w:r>
-        <w:rPr>
-          <w:lang w:eastAsia="en-IN"/>
-        </w:rPr>
-        <w:t>‘</w:t>
-      </w:r>
-      <w:proofErr w:type="spellStart"/>
-      <w:r>
-        <w:rPr>
-          <w:lang w:eastAsia="en-IN"/>
-        </w:rPr>
-        <w:t>secondary_category</w:t>
-      </w:r>
-      <w:proofErr w:type="spellEnd"/>
-      <w:r>
-        <w:rPr>
-          <w:lang w:eastAsia="en-IN"/>
-        </w:rPr>
-        <w:t>’</w:t>
-      </w:r>
-      <w:r>
-        <w:rPr>
-          <w:lang w:eastAsia="en-IN"/>
-        </w:rPr>
-        <w:t> and </w:t>
-      </w:r>
-      <w:r>
-        <w:rPr>
-          <w:lang w:eastAsia="en-IN"/>
-        </w:rPr>
-        <w:t>‘</w:t>
-      </w:r>
-      <w:proofErr w:type="spellStart"/>
-      <w:r>
-        <w:rPr>
-          <w:lang w:eastAsia="en-IN"/>
-        </w:rPr>
-        <w:t>tertiary_category</w:t>
-      </w:r>
-      <w:proofErr w:type="spellEnd"/>
-      <w:r>
-        <w:rPr>
-          <w:lang w:eastAsia="en-IN"/>
-        </w:rPr>
-        <w:t>’ columns</w:t>
-      </w:r>
-      <w:r>
-        <w:rPr>
-          <w:lang w:eastAsia="en-IN"/>
-        </w:rPr>
-        <w:t> gets a business-rule fill</w:t>
-      </w:r>
-      <w:r>
-        <w:rPr>
-          <w:lang w:eastAsia="en-IN"/>
-        </w:rPr>
-        <w:t xml:space="preserve">. But these missing values were also overlapping with </w:t>
-      </w:r>
-      <w:r>
-        <w:rPr>
-          <w:lang w:eastAsia="en-IN"/>
-        </w:rPr>
-        <w:t>missing rating and missing reviews</w:t>
-      </w:r>
-      <w:r>
-        <w:rPr>
-          <w:lang w:eastAsia="en-IN"/>
-        </w:rPr>
-        <w:t>. Hence separate treatment wasn’t needed for category columns.</w:t>
-      </w:r>
-    </w:p>
-    <w:p>
-      <w:pPr>
-        <w:rPr>
-          <w:b/>
-          <w:bCs/>
-          <w:lang w:eastAsia="en-IN"/>
-        </w:rPr>
-      </w:pPr>
-      <w:r>
-        <w:rPr>
-          <w:b/>
-          <w:bCs/>
-          <w:lang w:eastAsia="en-IN"/>
-        </w:rPr>
-        <w:t>B. reviews</w:t>
+        <w:t xml:space="preserve">Step </w:t>
+      </w:r>
+      <w:r>
+        <w:rPr>
+          <w:lang w:eastAsia="en-IN"/>
+        </w:rPr>
+        <w:t>5</w:t>
+      </w:r>
+      <w:r>
+        <w:rPr>
+          <w:lang w:eastAsia="en-IN"/>
+        </w:rPr>
+        <w:t xml:space="preserve">: </w:t>
+      </w:r>
+      <w:r>
+        <w:rPr>
+          <w:lang w:eastAsia="en-IN"/>
+        </w:rPr>
+        <w:t>Feature Engineering</w:t>
+      </w:r>
+    </w:p>
+    <w:p>
+      <w:pPr>
+        <w:rPr>
+          <w:lang w:eastAsia="en-IN"/>
+        </w:rPr>
+      </w:pPr>
+      <w:r>
+        <w:rPr>
+          <w:lang w:eastAsia="en-IN"/>
+        </w:rPr>
+        <w:t>Several hypotheses cannot be tested on raw columns alone. This step creates the computed fields needed for: price tiers (H1), brand-level aggregates with a sample-size safeguard (H10), feedback polarity (H8), recommendation rate (H7), and an on-sale flag (pricing, exploratory only).</w:t>
+      </w:r>
+    </w:p>
+    <w:p>
+      <w:pPr>
+        <w:rPr>
+          <w:b/>
+          <w:bCs/>
+          <w:lang w:eastAsia="en-IN"/>
+        </w:rPr>
+      </w:pPr>
+      <w:r>
+        <w:rPr>
+          <w:b/>
+          <w:bCs/>
+          <w:lang w:eastAsia="en-IN"/>
+        </w:rPr>
+        <w:t xml:space="preserve">5.1 </w:t>
+      </w:r>
+      <w:r>
+        <w:rPr>
+          <w:b/>
+          <w:bCs/>
+          <w:lang w:eastAsia="en-IN"/>
+        </w:rPr>
+        <w:t>Brand-level product count and average rating</w:t>
       </w:r>
     </w:p>
     <w:p>
@@ -2794,63 +3288,7 @@
         <w:rPr>
           <w:lang w:eastAsia="en-IN"/>
         </w:rPr>
-        <w:t>‘</w:t>
-      </w:r>
-      <w:proofErr w:type="spellStart"/>
-      <w:r>
-        <w:rPr>
-          <w:lang w:eastAsia="en-IN"/>
-        </w:rPr>
-        <w:t>is_recommended</w:t>
-      </w:r>
-      <w:proofErr w:type="spellEnd"/>
-      <w:r>
-        <w:rPr>
-          <w:lang w:eastAsia="en-IN"/>
-        </w:rPr>
-        <w:t>’</w:t>
-      </w:r>
-      <w:r>
-        <w:rPr>
-          <w:lang w:eastAsia="en-IN"/>
-        </w:rPr>
-        <w:t xml:space="preserve"> </w:t>
-      </w:r>
-      <w:r>
-        <w:rPr>
-          <w:lang w:eastAsia="en-IN"/>
-        </w:rPr>
-        <w:t xml:space="preserve">column </w:t>
-      </w:r>
-      <w:r>
-        <w:rPr>
-          <w:lang w:eastAsia="en-IN"/>
-        </w:rPr>
-        <w:t>is deliberately left as a true missing value rather than coded as 0, since a blank response is a non-answer, not a "No"</w:t>
-      </w:r>
-      <w:r>
-        <w:rPr>
-          <w:lang w:eastAsia="en-IN"/>
-        </w:rPr>
-        <w:t>.</w:t>
-      </w:r>
-      <w:r>
-        <w:rPr>
-          <w:lang w:eastAsia="en-IN"/>
-        </w:rPr>
-        <w:t xml:space="preserve"> </w:t>
-      </w:r>
-      <w:r>
-        <w:rPr>
-          <w:lang w:eastAsia="en-IN"/>
-        </w:rPr>
-        <w:t>F</w:t>
-      </w:r>
-      <w:r>
-        <w:rPr>
-          <w:lang w:eastAsia="en-IN"/>
-        </w:rPr>
-        <w:t xml:space="preserve">illing it with 0 would artificially lower every product's recommendation rate. </w:t>
+        <w:t>H10 asks whether CSS varies meaningfully across brands — but as established earlier, a simple average by itself is misleading.</w:t>
       </w:r>
     </w:p>
     <w:p>
@@ -2859,444 +3297,6 @@
         <w:numPr>
           <w:ilvl w:val="0"/>
           <w:numId w:val="36"/>
-        </w:numPr>
-        <w:rPr>
-          <w:lang w:eastAsia="en-IN"/>
-        </w:rPr>
-      </w:pPr>
-      <w:r>
-        <w:rPr>
-          <w:lang w:eastAsia="en-IN"/>
-        </w:rPr>
-        <w:t>H</w:t>
-      </w:r>
-      <w:r>
-        <w:rPr>
-          <w:lang w:eastAsia="en-IN"/>
-        </w:rPr>
-        <w:t xml:space="preserve">elpfulness is left as </w:t>
-      </w:r>
-      <w:proofErr w:type="spellStart"/>
-      <w:r>
-        <w:rPr>
-          <w:lang w:eastAsia="en-IN"/>
-        </w:rPr>
-        <w:t>NaN</w:t>
-      </w:r>
-      <w:proofErr w:type="spellEnd"/>
-      <w:r>
-        <w:rPr>
-          <w:lang w:eastAsia="en-IN"/>
-        </w:rPr>
-        <w:t xml:space="preserve"> since it's structurally undefined when no one voted.</w:t>
-      </w:r>
-    </w:p>
-    <w:p>
-      <w:pPr>
-        <w:pStyle w:val="ListParagraph"/>
-        <w:numPr>
-          <w:ilvl w:val="0"/>
-          <w:numId w:val="36"/>
-        </w:numPr>
-        <w:rPr>
-          <w:lang w:eastAsia="en-IN"/>
-        </w:rPr>
-      </w:pPr>
-      <w:r>
-        <w:rPr>
-          <w:lang w:eastAsia="en-IN"/>
-        </w:rPr>
-        <w:t xml:space="preserve">For self-reported customer demography such as </w:t>
-      </w:r>
-      <w:r>
-        <w:rPr>
-          <w:lang w:eastAsia="en-IN"/>
-        </w:rPr>
-        <w:t>'</w:t>
-      </w:r>
-      <w:proofErr w:type="spellStart"/>
-      <w:r>
-        <w:rPr>
-          <w:lang w:eastAsia="en-IN"/>
-        </w:rPr>
-        <w:t>skin_type</w:t>
-      </w:r>
-      <w:proofErr w:type="spellEnd"/>
-      <w:r>
-        <w:rPr>
-          <w:lang w:eastAsia="en-IN"/>
-        </w:rPr>
-        <w:t>', '</w:t>
-      </w:r>
-      <w:proofErr w:type="spellStart"/>
-      <w:r>
-        <w:rPr>
-          <w:lang w:eastAsia="en-IN"/>
-        </w:rPr>
-        <w:t>skin_tone</w:t>
-      </w:r>
-      <w:proofErr w:type="spellEnd"/>
-      <w:r>
-        <w:rPr>
-          <w:lang w:eastAsia="en-IN"/>
-        </w:rPr>
-        <w:t>', '</w:t>
-      </w:r>
-      <w:proofErr w:type="spellStart"/>
-      <w:r>
-        <w:rPr>
-          <w:lang w:eastAsia="en-IN"/>
-        </w:rPr>
-        <w:t>eye_color</w:t>
-      </w:r>
-      <w:proofErr w:type="spellEnd"/>
-      <w:r>
-        <w:rPr>
-          <w:lang w:eastAsia="en-IN"/>
-        </w:rPr>
-        <w:t>', '</w:t>
-      </w:r>
-      <w:proofErr w:type="spellStart"/>
-      <w:r>
-        <w:rPr>
-          <w:lang w:eastAsia="en-IN"/>
-        </w:rPr>
-        <w:t>hair_color</w:t>
-      </w:r>
-      <w:proofErr w:type="spellEnd"/>
-      <w:r>
-        <w:rPr>
-          <w:lang w:eastAsia="en-IN"/>
-        </w:rPr>
-        <w:t>'</w:t>
-      </w:r>
-      <w:r>
-        <w:rPr>
-          <w:lang w:eastAsia="en-IN"/>
-        </w:rPr>
-        <w:t xml:space="preserve"> the missing values have been treated by filling </w:t>
-      </w:r>
-      <w:r>
-        <w:rPr>
-          <w:lang w:eastAsia="en-IN"/>
-        </w:rPr>
-        <w:t>"Not Specified"</w:t>
-      </w:r>
-      <w:r>
-        <w:rPr>
-          <w:lang w:eastAsia="en-IN"/>
-        </w:rPr>
-        <w:t xml:space="preserve"> rather than removing the rows.</w:t>
-      </w:r>
-    </w:p>
-    <w:p>
-      <w:pPr>
-        <w:pStyle w:val="Heading2"/>
-        <w:rPr>
-          <w:lang w:eastAsia="en-IN"/>
-        </w:rPr>
-      </w:pPr>
-      <w:r>
-        <w:rPr>
-          <w:lang w:eastAsia="en-IN"/>
-        </w:rPr>
-        <w:t xml:space="preserve">Step </w:t>
-      </w:r>
-      <w:r>
-        <w:rPr>
-          <w:lang w:eastAsia="en-IN"/>
-        </w:rPr>
-        <w:t>4</w:t>
-      </w:r>
-      <w:r>
-        <w:rPr>
-          <w:lang w:eastAsia="en-IN"/>
-        </w:rPr>
-        <w:t xml:space="preserve">: </w:t>
-      </w:r>
-      <w:r>
-        <w:rPr>
-          <w:lang w:eastAsia="en-IN"/>
-        </w:rPr>
-        <w:t>Cross Data Consistency Check</w:t>
-      </w:r>
-    </w:p>
-    <w:p>
-      <w:pPr>
-        <w:rPr>
-          <w:lang w:eastAsia="en-IN"/>
-        </w:rPr>
-      </w:pPr>
-      <w:r>
-        <w:rPr>
-          <w:lang w:eastAsia="en-IN"/>
-        </w:rPr>
-        <w:t>Before merging or running review-level hypotheses, confirm</w:t>
-      </w:r>
-      <w:r>
-        <w:rPr>
-          <w:lang w:eastAsia="en-IN"/>
-        </w:rPr>
-        <w:t>ed</w:t>
-      </w:r>
-      <w:r>
-        <w:rPr>
-          <w:lang w:eastAsia="en-IN"/>
-        </w:rPr>
-        <w:t xml:space="preserve"> every</w:t>
-      </w:r>
-      <w:r>
-        <w:rPr>
-          <w:lang w:eastAsia="en-IN"/>
-        </w:rPr>
-        <w:t xml:space="preserve"> </w:t>
-      </w:r>
-      <w:r>
-        <w:rPr>
-          <w:lang w:eastAsia="en-IN"/>
-        </w:rPr>
-        <w:t>review points to a valid product, and that shared fields (</w:t>
-      </w:r>
-      <w:proofErr w:type="spellStart"/>
-      <w:r>
-        <w:rPr>
-          <w:lang w:eastAsia="en-IN"/>
-        </w:rPr>
-        <w:t>brand_name</w:t>
-      </w:r>
-      <w:proofErr w:type="spellEnd"/>
-      <w:r>
-        <w:rPr>
-          <w:lang w:eastAsia="en-IN"/>
-        </w:rPr>
-        <w:t xml:space="preserve">, </w:t>
-      </w:r>
-      <w:proofErr w:type="spellStart"/>
-      <w:r>
-        <w:rPr>
-          <w:lang w:eastAsia="en-IN"/>
-        </w:rPr>
-        <w:t>price_usd</w:t>
-      </w:r>
-      <w:proofErr w:type="spellEnd"/>
-      <w:r>
-        <w:rPr>
-          <w:lang w:eastAsia="en-IN"/>
-        </w:rPr>
-        <w:t>) agree between the two files</w:t>
-      </w:r>
-      <w:r>
-        <w:rPr>
-          <w:lang w:eastAsia="en-IN"/>
-        </w:rPr>
-        <w:t>.</w:t>
-      </w:r>
-    </w:p>
-    <w:p>
-      <w:pPr>
-        <w:pStyle w:val="ListParagraph"/>
-        <w:numPr>
-          <w:ilvl w:val="0"/>
-          <w:numId w:val="37"/>
-        </w:numPr>
-        <w:rPr>
-          <w:lang w:eastAsia="en-IN"/>
-        </w:rPr>
-      </w:pPr>
-      <w:r>
-        <w:rPr>
-          <w:lang w:eastAsia="en-IN"/>
-        </w:rPr>
-        <w:t xml:space="preserve">Checked for </w:t>
-      </w:r>
-      <w:r>
-        <w:rPr>
-          <w:lang w:eastAsia="en-IN"/>
-        </w:rPr>
-        <w:t xml:space="preserve">reviews referencing a </w:t>
-      </w:r>
-      <w:proofErr w:type="spellStart"/>
-      <w:r>
-        <w:rPr>
-          <w:lang w:eastAsia="en-IN"/>
-        </w:rPr>
-        <w:t>product_id</w:t>
-      </w:r>
-      <w:proofErr w:type="spellEnd"/>
-      <w:r>
-        <w:rPr>
-          <w:lang w:eastAsia="en-IN"/>
-        </w:rPr>
-        <w:t xml:space="preserve"> that doesn't exist in </w:t>
-      </w:r>
-      <w:proofErr w:type="spellStart"/>
-      <w:r>
-        <w:rPr>
-          <w:lang w:eastAsia="en-IN"/>
-        </w:rPr>
-        <w:t>product_info</w:t>
-      </w:r>
-      <w:proofErr w:type="spellEnd"/>
-      <w:r>
-        <w:rPr>
-          <w:lang w:eastAsia="en-IN"/>
-        </w:rPr>
-        <w:t xml:space="preserve"> (orphaned reviews)</w:t>
-      </w:r>
-      <w:r>
-        <w:rPr>
-          <w:lang w:eastAsia="en-IN"/>
-        </w:rPr>
-        <w:t>.</w:t>
-      </w:r>
-    </w:p>
-    <w:p>
-      <w:pPr>
-        <w:pStyle w:val="ListParagraph"/>
-        <w:numPr>
-          <w:ilvl w:val="0"/>
-          <w:numId w:val="37"/>
-        </w:numPr>
-        <w:rPr>
-          <w:lang w:eastAsia="en-IN"/>
-        </w:rPr>
-      </w:pPr>
-      <w:r>
-        <w:rPr>
-          <w:lang w:eastAsia="en-IN"/>
-        </w:rPr>
-        <w:t xml:space="preserve">Spot-check </w:t>
-      </w:r>
-      <w:proofErr w:type="spellStart"/>
-      <w:r>
-        <w:rPr>
-          <w:lang w:eastAsia="en-IN"/>
-        </w:rPr>
-        <w:t>brand_name</w:t>
-      </w:r>
-      <w:proofErr w:type="spellEnd"/>
-      <w:r>
-        <w:rPr>
-          <w:lang w:eastAsia="en-IN"/>
-        </w:rPr>
-        <w:t xml:space="preserve"> consistency between the two files for shared </w:t>
-      </w:r>
-      <w:proofErr w:type="spellStart"/>
-      <w:r>
-        <w:rPr>
-          <w:lang w:eastAsia="en-IN"/>
-        </w:rPr>
-        <w:t>product_ids</w:t>
-      </w:r>
-      <w:proofErr w:type="spellEnd"/>
-    </w:p>
-    <w:p>
-      <w:pPr>
-        <w:rPr>
-          <w:lang w:eastAsia="en-IN"/>
-        </w:rPr>
-      </w:pPr>
-      <w:r>
-        <w:rPr>
-          <w:lang w:eastAsia="en-IN"/>
-        </w:rPr>
-        <w:t>Since both values returned zero it is safe to continue with the dataset for further analysis.</w:t>
-      </w:r>
-    </w:p>
-    <w:p>
-      <w:pPr>
-        <w:pStyle w:val="Heading2"/>
-        <w:rPr>
-          <w:lang w:eastAsia="en-IN"/>
-        </w:rPr>
-      </w:pPr>
-      <w:r>
-        <w:rPr>
-          <w:lang w:eastAsia="en-IN"/>
-        </w:rPr>
-        <w:t xml:space="preserve">Step </w:t>
-      </w:r>
-      <w:r>
-        <w:rPr>
-          <w:lang w:eastAsia="en-IN"/>
-        </w:rPr>
-        <w:t>5</w:t>
-      </w:r>
-      <w:r>
-        <w:rPr>
-          <w:lang w:eastAsia="en-IN"/>
-        </w:rPr>
-        <w:t xml:space="preserve">: </w:t>
-      </w:r>
-      <w:r>
-        <w:rPr>
-          <w:lang w:eastAsia="en-IN"/>
-        </w:rPr>
-        <w:t>Feature Engineering</w:t>
-      </w:r>
-    </w:p>
-    <w:p>
-      <w:pPr>
-        <w:rPr>
-          <w:lang w:eastAsia="en-IN"/>
-        </w:rPr>
-      </w:pPr>
-      <w:r>
-        <w:rPr>
-          <w:lang w:eastAsia="en-IN"/>
-        </w:rPr>
-        <w:t>Several hypotheses cannot be tested on raw columns alone. This step creates the computed fields needed for: price tiers (H1), brand-level aggregates with a sample-size safeguard (H10), feedback polarity (H8), recommendation rate (H7), and an on-sale flag (pricing, exploratory only).</w:t>
-      </w:r>
-    </w:p>
-    <w:p>
-      <w:pPr>
-        <w:rPr>
-          <w:b/>
-          <w:bCs/>
-          <w:lang w:eastAsia="en-IN"/>
-        </w:rPr>
-      </w:pPr>
-      <w:r>
-        <w:rPr>
-          <w:b/>
-          <w:bCs/>
-          <w:lang w:eastAsia="en-IN"/>
-        </w:rPr>
-        <w:t xml:space="preserve">5.1 </w:t>
-      </w:r>
-      <w:r>
-        <w:rPr>
-          <w:b/>
-          <w:bCs/>
-          <w:lang w:eastAsia="en-IN"/>
-        </w:rPr>
-        <w:t>Brand-level product count and average rating</w:t>
-      </w:r>
-    </w:p>
-    <w:p>
-      <w:pPr>
-        <w:pStyle w:val="ListParagraph"/>
-        <w:numPr>
-          <w:ilvl w:val="0"/>
-          <w:numId w:val="38"/>
-        </w:numPr>
-        <w:rPr>
-          <w:lang w:eastAsia="en-IN"/>
-        </w:rPr>
-      </w:pPr>
-      <w:r>
-        <w:rPr>
-          <w:lang w:eastAsia="en-IN"/>
-        </w:rPr>
-        <w:t>H10 asks whether CSS varies meaningfully across brands — but as established earlier, a simple average by itself is misleading.</w:t>
-      </w:r>
-    </w:p>
-    <w:p>
-      <w:pPr>
-        <w:pStyle w:val="ListParagraph"/>
-        <w:numPr>
-          <w:ilvl w:val="0"/>
-          <w:numId w:val="38"/>
         </w:numPr>
         <w:rPr>
           <w:lang w:eastAsia="en-IN"/>
@@ -3315,6 +3315,406 @@
         <w:pStyle w:val="ListParagraph"/>
         <w:numPr>
           <w:ilvl w:val="0"/>
+          <w:numId w:val="36"/>
+        </w:numPr>
+        <w:rPr>
+          <w:lang w:eastAsia="en-IN"/>
+        </w:rPr>
+      </w:pPr>
+      <w:r>
+        <w:rPr>
+          <w:lang w:eastAsia="en-IN"/>
+        </w:rPr>
+        <w:t>So it a</w:t>
+      </w:r>
+      <w:r>
+        <w:rPr>
+          <w:lang w:eastAsia="en-IN"/>
+        </w:rPr>
+        <w:t xml:space="preserve">ggregates </w:t>
+      </w:r>
+      <w:r>
+        <w:rPr>
+          <w:lang w:eastAsia="en-IN"/>
+        </w:rPr>
+        <w:t>‘</w:t>
+      </w:r>
+      <w:proofErr w:type="spellStart"/>
+      <w:r>
+        <w:rPr>
+          <w:lang w:eastAsia="en-IN"/>
+        </w:rPr>
+        <w:t>product_id</w:t>
+      </w:r>
+      <w:proofErr w:type="spellEnd"/>
+      <w:r>
+        <w:rPr>
+          <w:lang w:eastAsia="en-IN"/>
+        </w:rPr>
+        <w:t>’</w:t>
+      </w:r>
+      <w:r>
+        <w:rPr>
+          <w:lang w:eastAsia="en-IN"/>
+        </w:rPr>
+        <w:t xml:space="preserve"> by </w:t>
+      </w:r>
+      <w:r>
+        <w:rPr>
+          <w:lang w:eastAsia="en-IN"/>
+        </w:rPr>
+        <w:t>‘</w:t>
+      </w:r>
+      <w:proofErr w:type="spellStart"/>
+      <w:r>
+        <w:rPr>
+          <w:lang w:eastAsia="en-IN"/>
+        </w:rPr>
+        <w:t>brand_name</w:t>
+      </w:r>
+      <w:proofErr w:type="spellEnd"/>
+      <w:r>
+        <w:rPr>
+          <w:lang w:eastAsia="en-IN"/>
+        </w:rPr>
+        <w:t>’</w:t>
+      </w:r>
+      <w:r>
+        <w:rPr>
+          <w:lang w:eastAsia="en-IN"/>
+        </w:rPr>
+        <w:t xml:space="preserve"> to compute how many products each brand has and what their average rating is, then merges these two derived values back onto the main </w:t>
+      </w:r>
+      <w:r>
+        <w:rPr>
+          <w:lang w:eastAsia="en-IN"/>
+        </w:rPr>
+        <w:t>data frame</w:t>
+      </w:r>
+      <w:r>
+        <w:rPr>
+          <w:lang w:eastAsia="en-IN"/>
+        </w:rPr>
+        <w:t>.</w:t>
+      </w:r>
+    </w:p>
+    <w:p>
+      <w:pPr>
+        <w:rPr>
+          <w:b/>
+          <w:bCs/>
+          <w:lang w:eastAsia="en-IN"/>
+        </w:rPr>
+      </w:pPr>
+      <w:r>
+        <w:rPr>
+          <w:b/>
+          <w:bCs/>
+          <w:lang w:eastAsia="en-IN"/>
+        </w:rPr>
+        <w:t xml:space="preserve">5.2 </w:t>
+      </w:r>
+      <w:proofErr w:type="spellStart"/>
+      <w:r>
+        <w:rPr>
+          <w:b/>
+          <w:bCs/>
+          <w:lang w:eastAsia="en-IN"/>
+        </w:rPr>
+        <w:t>feedback_polarity_ratio</w:t>
+      </w:r>
+      <w:proofErr w:type="spellEnd"/>
+      <w:r>
+        <w:rPr>
+          <w:b/>
+          <w:bCs/>
+          <w:lang w:eastAsia="en-IN"/>
+        </w:rPr>
+        <w:t xml:space="preserve"> (positive share of total feedback)</w:t>
+      </w:r>
+    </w:p>
+    <w:p>
+      <w:pPr>
+        <w:pStyle w:val="ListParagraph"/>
+        <w:numPr>
+          <w:ilvl w:val="0"/>
+          <w:numId w:val="37"/>
+        </w:numPr>
+        <w:rPr>
+          <w:lang w:eastAsia="en-IN"/>
+        </w:rPr>
+      </w:pPr>
+      <w:r>
+        <w:rPr>
+          <w:lang w:eastAsia="en-IN"/>
+        </w:rPr>
+        <w:t>R</w:t>
+      </w:r>
+      <w:r>
+        <w:rPr>
+          <w:lang w:eastAsia="en-IN"/>
+        </w:rPr>
+        <w:t>aw counts alone (`</w:t>
+      </w:r>
+      <w:proofErr w:type="spellStart"/>
+      <w:r>
+        <w:rPr>
+          <w:lang w:eastAsia="en-IN"/>
+        </w:rPr>
+        <w:t>total_pos_feedback_count</w:t>
+      </w:r>
+      <w:proofErr w:type="spellEnd"/>
+      <w:r>
+        <w:rPr>
+          <w:lang w:eastAsia="en-IN"/>
+        </w:rPr>
+        <w:t>`, `</w:t>
+      </w:r>
+      <w:proofErr w:type="spellStart"/>
+      <w:r>
+        <w:rPr>
+          <w:lang w:eastAsia="en-IN"/>
+        </w:rPr>
+        <w:t>total_neg_feedback_count</w:t>
+      </w:r>
+      <w:proofErr w:type="spellEnd"/>
+      <w:r>
+        <w:rPr>
+          <w:lang w:eastAsia="en-IN"/>
+        </w:rPr>
+        <w:t>`) aren't directly comparable across reviews</w:t>
+      </w:r>
+      <w:r>
+        <w:rPr>
+          <w:lang w:eastAsia="en-IN"/>
+        </w:rPr>
+        <w:t xml:space="preserve"> for H8 hypothesis </w:t>
+      </w:r>
+      <w:r>
+        <w:rPr>
+          <w:lang w:eastAsia="en-IN"/>
+        </w:rPr>
+        <w:t>that higher negative feedback volume correlates with lower product ratings</w:t>
+      </w:r>
+      <w:r>
+        <w:rPr>
+          <w:lang w:eastAsia="en-IN"/>
+        </w:rPr>
+        <w:t>.</w:t>
+      </w:r>
+    </w:p>
+    <w:p>
+      <w:pPr>
+        <w:pStyle w:val="ListParagraph"/>
+        <w:numPr>
+          <w:ilvl w:val="0"/>
+          <w:numId w:val="37"/>
+        </w:numPr>
+        <w:rPr>
+          <w:lang w:eastAsia="en-IN"/>
+        </w:rPr>
+      </w:pPr>
+      <w:r>
+        <w:rPr>
+          <w:lang w:eastAsia="en-IN"/>
+        </w:rPr>
+        <w:t>A ratio normalizes this, turning "how many people voted this helpful" into "what proportion of voters found this helpful"</w:t>
+      </w:r>
+      <w:r>
+        <w:rPr>
+          <w:lang w:eastAsia="en-IN"/>
+        </w:rPr>
+        <w:t xml:space="preserve"> </w:t>
+      </w:r>
+      <w:r>
+        <w:rPr>
+          <w:lang w:eastAsia="en-IN"/>
+        </w:rPr>
+        <w:t>— a fair, comparable signal regardless of a review's total visibility or age</w:t>
+      </w:r>
+      <w:r>
+        <w:rPr>
+          <w:lang w:eastAsia="en-IN"/>
+        </w:rPr>
+        <w:t>.</w:t>
+      </w:r>
+    </w:p>
+    <w:p>
+      <w:pPr>
+        <w:pStyle w:val="ListParagraph"/>
+        <w:numPr>
+          <w:ilvl w:val="0"/>
+          <w:numId w:val="37"/>
+        </w:numPr>
+        <w:rPr>
+          <w:lang w:eastAsia="en-IN"/>
+        </w:rPr>
+      </w:pPr>
+      <w:r>
+        <w:rPr>
+          <w:lang w:eastAsia="en-IN"/>
+        </w:rPr>
+        <w:t>It d</w:t>
+      </w:r>
+      <w:r>
+        <w:rPr>
+          <w:lang w:eastAsia="en-IN"/>
+        </w:rPr>
+        <w:t xml:space="preserve">ivides </w:t>
+      </w:r>
+      <w:r>
+        <w:rPr>
+          <w:lang w:eastAsia="en-IN"/>
+        </w:rPr>
+        <w:t>‘</w:t>
+      </w:r>
+      <w:proofErr w:type="spellStart"/>
+      <w:r>
+        <w:rPr>
+          <w:lang w:eastAsia="en-IN"/>
+        </w:rPr>
+        <w:t>total_pos_feedback_count</w:t>
+      </w:r>
+      <w:proofErr w:type="spellEnd"/>
+      <w:r>
+        <w:rPr>
+          <w:lang w:eastAsia="en-IN"/>
+        </w:rPr>
+        <w:t>’</w:t>
+      </w:r>
+      <w:r>
+        <w:rPr>
+          <w:lang w:eastAsia="en-IN"/>
+        </w:rPr>
+        <w:t xml:space="preserve"> by </w:t>
+      </w:r>
+      <w:r>
+        <w:rPr>
+          <w:lang w:eastAsia="en-IN"/>
+        </w:rPr>
+        <w:t>‘</w:t>
+      </w:r>
+      <w:proofErr w:type="spellStart"/>
+      <w:r>
+        <w:rPr>
+          <w:lang w:eastAsia="en-IN"/>
+        </w:rPr>
+        <w:t>total_feedback_count</w:t>
+      </w:r>
+      <w:proofErr w:type="spellEnd"/>
+      <w:r>
+        <w:rPr>
+          <w:lang w:eastAsia="en-IN"/>
+        </w:rPr>
+        <w:t>’</w:t>
+      </w:r>
+      <w:r>
+        <w:rPr>
+          <w:lang w:eastAsia="en-IN"/>
+        </w:rPr>
+        <w:t xml:space="preserve"> for each review, returning </w:t>
+      </w:r>
+      <w:r>
+        <w:rPr>
+          <w:lang w:eastAsia="en-IN"/>
+        </w:rPr>
+        <w:t>‘</w:t>
+      </w:r>
+      <w:proofErr w:type="spellStart"/>
+      <w:r>
+        <w:rPr>
+          <w:lang w:eastAsia="en-IN"/>
+        </w:rPr>
+        <w:t>NaN</w:t>
+      </w:r>
+      <w:proofErr w:type="spellEnd"/>
+      <w:r>
+        <w:rPr>
+          <w:lang w:eastAsia="en-IN"/>
+        </w:rPr>
+        <w:t>’</w:t>
+      </w:r>
+      <w:r>
+        <w:rPr>
+          <w:lang w:eastAsia="en-IN"/>
+        </w:rPr>
+        <w:t xml:space="preserve"> (instead of an error or a fabricated 0) when </w:t>
+      </w:r>
+      <w:r>
+        <w:rPr>
+          <w:lang w:eastAsia="en-IN"/>
+        </w:rPr>
+        <w:t>‘</w:t>
+      </w:r>
+      <w:proofErr w:type="spellStart"/>
+      <w:r>
+        <w:rPr>
+          <w:lang w:eastAsia="en-IN"/>
+        </w:rPr>
+        <w:t>total_feedback_count</w:t>
+      </w:r>
+      <w:proofErr w:type="spellEnd"/>
+      <w:r>
+        <w:rPr>
+          <w:lang w:eastAsia="en-IN"/>
+        </w:rPr>
+        <w:t>’</w:t>
+      </w:r>
+      <w:r>
+        <w:rPr>
+          <w:lang w:eastAsia="en-IN"/>
+        </w:rPr>
+        <w:t xml:space="preserve"> is zero.</w:t>
+      </w:r>
+    </w:p>
+    <w:p>
+      <w:pPr>
+        <w:rPr>
+          <w:b/>
+          <w:bCs/>
+          <w:lang w:eastAsia="en-IN"/>
+        </w:rPr>
+      </w:pPr>
+      <w:r>
+        <w:rPr>
+          <w:b/>
+          <w:bCs/>
+          <w:lang w:eastAsia="en-IN"/>
+        </w:rPr>
+        <w:t xml:space="preserve">5.3 </w:t>
+      </w:r>
+      <w:r>
+        <w:rPr>
+          <w:b/>
+          <w:bCs/>
+          <w:lang w:eastAsia="en-IN"/>
+        </w:rPr>
+        <w:t>Product-level "</w:t>
+      </w:r>
+      <w:proofErr w:type="spellStart"/>
+      <w:r>
+        <w:rPr>
+          <w:b/>
+          <w:bCs/>
+          <w:lang w:eastAsia="en-IN"/>
+        </w:rPr>
+        <w:t>recommendation_rate</w:t>
+      </w:r>
+      <w:proofErr w:type="spellEnd"/>
+      <w:r>
+        <w:rPr>
+          <w:b/>
+          <w:bCs/>
+          <w:lang w:eastAsia="en-IN"/>
+        </w:rPr>
+        <w:t>" (excluding non-responses)</w:t>
+      </w:r>
+    </w:p>
+    <w:p>
+      <w:pPr>
+        <w:pStyle w:val="ListParagraph"/>
+        <w:numPr>
+          <w:ilvl w:val="0"/>
           <w:numId w:val="38"/>
         </w:numPr>
         <w:rPr>
@@ -3325,14 +3725,191 @@
         <w:rPr>
           <w:lang w:eastAsia="en-IN"/>
         </w:rPr>
-        <w:t>So it a</w:t>
-      </w:r>
-      <w:r>
-        <w:rPr>
-          <w:lang w:eastAsia="en-IN"/>
-        </w:rPr>
-        <w:t xml:space="preserve">ggregates </w:t>
-      </w:r>
+        <w:t>H7 tests whether recommendation rate is a stronger predictor of CSS than `</w:t>
+      </w:r>
+      <w:proofErr w:type="spellStart"/>
+      <w:r>
+        <w:rPr>
+          <w:lang w:eastAsia="en-IN"/>
+        </w:rPr>
+        <w:t>loves_count</w:t>
+      </w:r>
+      <w:proofErr w:type="spellEnd"/>
+      <w:r>
+        <w:rPr>
+          <w:lang w:eastAsia="en-IN"/>
+        </w:rPr>
+        <w:t>`.</w:t>
+      </w:r>
+    </w:p>
+    <w:p>
+      <w:pPr>
+        <w:pStyle w:val="ListParagraph"/>
+        <w:numPr>
+          <w:ilvl w:val="0"/>
+          <w:numId w:val="38"/>
+        </w:numPr>
+        <w:rPr>
+          <w:lang w:eastAsia="en-IN"/>
+        </w:rPr>
+      </w:pPr>
+      <w:r>
+        <w:rPr>
+          <w:lang w:eastAsia="en-IN"/>
+        </w:rPr>
+        <w:t>This requires a single comparable per-product number, not raw individual review flags — `</w:t>
+      </w:r>
+      <w:proofErr w:type="spellStart"/>
+      <w:r>
+        <w:rPr>
+          <w:lang w:eastAsia="en-IN"/>
+        </w:rPr>
+        <w:t>recommendation_rate</w:t>
+      </w:r>
+      <w:proofErr w:type="spellEnd"/>
+      <w:r>
+        <w:rPr>
+          <w:lang w:eastAsia="en-IN"/>
+        </w:rPr>
+        <w:t>` is that number.</w:t>
+      </w:r>
+    </w:p>
+    <w:p>
+      <w:pPr>
+        <w:pStyle w:val="ListParagraph"/>
+        <w:numPr>
+          <w:ilvl w:val="0"/>
+          <w:numId w:val="38"/>
+        </w:numPr>
+        <w:rPr>
+          <w:lang w:eastAsia="en-IN"/>
+        </w:rPr>
+      </w:pPr>
+      <w:r>
+        <w:rPr>
+          <w:lang w:eastAsia="en-IN"/>
+        </w:rPr>
+        <w:t>It c</w:t>
+      </w:r>
+      <w:r>
+        <w:rPr>
+          <w:lang w:eastAsia="en-IN"/>
+        </w:rPr>
+        <w:t>alculates the share of reviews where `</w:t>
+      </w:r>
+      <w:proofErr w:type="spellStart"/>
+      <w:r>
+        <w:rPr>
+          <w:lang w:eastAsia="en-IN"/>
+        </w:rPr>
+        <w:t>is_recommended</w:t>
+      </w:r>
+      <w:proofErr w:type="spellEnd"/>
+      <w:r>
+        <w:rPr>
+          <w:lang w:eastAsia="en-IN"/>
+        </w:rPr>
+        <w:t xml:space="preserve"> = 1`, computed only over reviews where the customer actually answered (i.e., excluding rows where `</w:t>
+      </w:r>
+      <w:proofErr w:type="spellStart"/>
+      <w:r>
+        <w:rPr>
+          <w:lang w:eastAsia="en-IN"/>
+        </w:rPr>
+        <w:t>is_recommended</w:t>
+      </w:r>
+      <w:proofErr w:type="spellEnd"/>
+      <w:r>
+        <w:rPr>
+          <w:lang w:eastAsia="en-IN"/>
+        </w:rPr>
+        <w:t>` is missing), then merges this rate back onto `</w:t>
+      </w:r>
+      <w:proofErr w:type="spellStart"/>
+      <w:r>
+        <w:rPr>
+          <w:lang w:eastAsia="en-IN"/>
+        </w:rPr>
+        <w:t>product_info</w:t>
+      </w:r>
+      <w:proofErr w:type="spellEnd"/>
+      <w:r>
+        <w:rPr>
+          <w:lang w:eastAsia="en-IN"/>
+        </w:rPr>
+        <w:t>` at the product level.</w:t>
+      </w:r>
+    </w:p>
+    <w:p>
+      <w:pPr>
+        <w:pStyle w:val="ListParagraph"/>
+        <w:numPr>
+          <w:ilvl w:val="0"/>
+          <w:numId w:val="38"/>
+        </w:numPr>
+        <w:rPr>
+          <w:lang w:eastAsia="en-IN"/>
+        </w:rPr>
+      </w:pPr>
+      <w:r>
+        <w:rPr>
+          <w:lang w:eastAsia="en-IN"/>
+        </w:rPr>
+        <w:t>Why non-responses are excluded from the denominator, not treated as "No": This directly follows the earlier decision that a blank `</w:t>
+      </w:r>
+      <w:proofErr w:type="spellStart"/>
+      <w:r>
+        <w:rPr>
+          <w:lang w:eastAsia="en-IN"/>
+        </w:rPr>
+        <w:t>is_recommended</w:t>
+      </w:r>
+      <w:proofErr w:type="spellEnd"/>
+      <w:r>
+        <w:rPr>
+          <w:lang w:eastAsia="en-IN"/>
+        </w:rPr>
+        <w:t>` reflects a customer who didn't answer, not one who declined to recommend the product.</w:t>
+      </w:r>
+    </w:p>
+    <w:p>
+      <w:pPr>
+        <w:rPr>
+          <w:b/>
+          <w:bCs/>
+          <w:lang w:eastAsia="en-IN"/>
+        </w:rPr>
+      </w:pPr>
+      <w:r>
+        <w:rPr>
+          <w:b/>
+          <w:bCs/>
+          <w:lang w:eastAsia="en-IN"/>
+        </w:rPr>
+        <w:t xml:space="preserve">5.4 </w:t>
+      </w:r>
+      <w:proofErr w:type="spellStart"/>
+      <w:r>
+        <w:rPr>
+          <w:b/>
+          <w:bCs/>
+          <w:lang w:eastAsia="en-IN"/>
+        </w:rPr>
+        <w:t>on_sale_flag</w:t>
+      </w:r>
+      <w:proofErr w:type="spellEnd"/>
+    </w:p>
+    <w:p>
+      <w:pPr>
+        <w:pStyle w:val="ListParagraph"/>
+        <w:numPr>
+          <w:ilvl w:val="0"/>
+          <w:numId w:val="39"/>
+        </w:numPr>
+        <w:rPr>
+          <w:lang w:eastAsia="en-IN"/>
+        </w:rPr>
+      </w:pPr>
       <w:r>
         <w:rPr>
           <w:lang w:eastAsia="en-IN"/>
@@ -3344,7 +3921,7 @@
         <w:rPr>
           <w:lang w:eastAsia="en-IN"/>
         </w:rPr>
-        <w:t>product_id</w:t>
+        <w:t>sale_price_usd</w:t>
       </w:r>
       <w:proofErr w:type="spellEnd"/>
       <w:r>
@@ -3357,7 +3934,125 @@
         <w:rPr>
           <w:lang w:eastAsia="en-IN"/>
         </w:rPr>
-        <w:t xml:space="preserve"> by </w:t>
+        <w:t xml:space="preserve"> itself was dropped from the KPI tree because 96.8% of values were missing</w:t>
+      </w:r>
+      <w:r>
+        <w:rPr>
+          <w:lang w:eastAsia="en-IN"/>
+        </w:rPr>
+        <w:t xml:space="preserve">. </w:t>
+      </w:r>
+      <w:r>
+        <w:rPr>
+          <w:lang w:eastAsia="en-IN"/>
+        </w:rPr>
+        <w:t>But the presence or absence of a sale is a separate and much more robust signal</w:t>
+      </w:r>
+      <w:r>
+        <w:rPr>
+          <w:lang w:eastAsia="en-IN"/>
+        </w:rPr>
+        <w:t>.</w:t>
+      </w:r>
+    </w:p>
+    <w:p>
+      <w:pPr>
+        <w:pStyle w:val="ListParagraph"/>
+        <w:numPr>
+          <w:ilvl w:val="0"/>
+          <w:numId w:val="39"/>
+        </w:numPr>
+        <w:rPr>
+          <w:lang w:eastAsia="en-IN"/>
+        </w:rPr>
+      </w:pPr>
+      <w:r>
+        <w:rPr>
+          <w:lang w:eastAsia="en-IN"/>
+        </w:rPr>
+        <w:t>`</w:t>
+      </w:r>
+      <w:proofErr w:type="spellStart"/>
+      <w:r>
+        <w:rPr>
+          <w:lang w:eastAsia="en-IN"/>
+        </w:rPr>
+        <w:t>on_sale_flag</w:t>
+      </w:r>
+      <w:proofErr w:type="spellEnd"/>
+      <w:r>
+        <w:rPr>
+          <w:lang w:eastAsia="en-IN"/>
+        </w:rPr>
+        <w:t xml:space="preserve">` asks the simpler, fully-answerable question "is this product currently discounted at </w:t>
+      </w:r>
+      <w:proofErr w:type="spellStart"/>
+      <w:r>
+        <w:rPr>
+          <w:lang w:eastAsia="en-IN"/>
+        </w:rPr>
+        <w:t>all</w:t>
+      </w:r>
+      <w:r>
+        <w:rPr>
+          <w:lang w:eastAsia="en-IN"/>
+        </w:rPr>
+        <w:t>or</w:t>
+      </w:r>
+      <w:proofErr w:type="spellEnd"/>
+      <w:r>
+        <w:rPr>
+          <w:lang w:eastAsia="en-IN"/>
+        </w:rPr>
+        <w:t xml:space="preserve"> not.</w:t>
+      </w:r>
+    </w:p>
+    <w:p>
+      <w:pPr>
+        <w:pStyle w:val="ListParagraph"/>
+        <w:numPr>
+          <w:ilvl w:val="0"/>
+          <w:numId w:val="39"/>
+        </w:numPr>
+        <w:rPr>
+          <w:lang w:eastAsia="en-IN"/>
+        </w:rPr>
+      </w:pPr>
+      <w:r>
+        <w:rPr>
+          <w:lang w:eastAsia="en-IN"/>
+        </w:rPr>
+        <w:t>This preserves a usable pricing signal from an otherwise-unusable column, and keeps the door open for a lightweight exploratory check</w:t>
+      </w:r>
+      <w:r>
+        <w:rPr>
+          <w:lang w:eastAsia="en-IN"/>
+        </w:rPr>
+        <w:t>.</w:t>
+      </w:r>
+    </w:p>
+    <w:p>
+      <w:pPr>
+        <w:pStyle w:val="ListParagraph"/>
+        <w:numPr>
+          <w:ilvl w:val="0"/>
+          <w:numId w:val="39"/>
+        </w:numPr>
+        <w:rPr>
+          <w:lang w:eastAsia="en-IN"/>
+        </w:rPr>
+      </w:pPr>
+      <w:r>
+        <w:rPr>
+          <w:lang w:eastAsia="en-IN"/>
+        </w:rPr>
+        <w:t>It c</w:t>
+      </w:r>
+      <w:r>
+        <w:rPr>
+          <w:lang w:eastAsia="en-IN"/>
+        </w:rPr>
+        <w:t xml:space="preserve">reates a binary indicator (1/0) marking whether a product has a non-null </w:t>
       </w:r>
       <w:r>
         <w:rPr>
@@ -3370,7 +4065,7 @@
         <w:rPr>
           <w:lang w:eastAsia="en-IN"/>
         </w:rPr>
-        <w:t>brand_name</w:t>
+        <w:t>sale_price_usd</w:t>
       </w:r>
       <w:proofErr w:type="spellEnd"/>
       <w:r>
@@ -3383,940 +4078,336 @@
         <w:rPr>
           <w:lang w:eastAsia="en-IN"/>
         </w:rPr>
-        <w:t xml:space="preserve"> to compute how many products each brand has and what their average rating is, then merges these two derived values back onto the main </w:t>
-      </w:r>
-      <w:r>
-        <w:rPr>
-          <w:lang w:eastAsia="en-IN"/>
-        </w:rPr>
-        <w:t>data frame</w:t>
-      </w:r>
-      <w:r>
-        <w:rPr>
-          <w:lang w:eastAsia="en-IN"/>
-        </w:rPr>
+        <w:t>, regardless of what that sale price value actually is.</w:t>
+      </w:r>
+    </w:p>
+    <w:p>
+      <w:pPr>
+        <w:pStyle w:val="Heading2"/>
+      </w:pPr>
+      <w:r>
+        <w:t xml:space="preserve">Step </w:t>
+      </w:r>
+      <w:r>
+        <w:t>6</w:t>
+      </w:r>
+      <w:r>
+        <w:t xml:space="preserve">: </w:t>
+      </w:r>
+      <w:r>
+        <w:t>Final Review and Export</w:t>
+      </w:r>
+    </w:p>
+    <w:p>
+      <w:r>
+        <w:t>After completing all data cleaning and preprocessing steps, the dataset is subjected to a final quality review to ensure its consistency, completeness, and readiness for analysis.</w:t>
+      </w:r>
+    </w:p>
+    <w:p>
+      <w:pPr>
+        <w:pStyle w:val="ListParagraph"/>
+        <w:numPr>
+          <w:ilvl w:val="0"/>
+          <w:numId w:val="40"/>
+        </w:numPr>
+      </w:pPr>
+      <w:r>
+        <w:t>Verification of remaining missing values to ensure that only business-meaningful null values are retained and no critical information is missing.</w:t>
+      </w:r>
+    </w:p>
+    <w:p>
+      <w:pPr>
+        <w:pStyle w:val="ListParagraph"/>
+        <w:numPr>
+          <w:ilvl w:val="0"/>
+          <w:numId w:val="40"/>
+        </w:numPr>
+      </w:pPr>
+      <w:r>
+        <w:t>Duplicate record validation to confirm that each observation represents a unique loan.</w:t>
+      </w:r>
+    </w:p>
+    <w:p>
+      <w:pPr>
+        <w:pStyle w:val="ListParagraph"/>
+        <w:numPr>
+          <w:ilvl w:val="0"/>
+          <w:numId w:val="40"/>
+        </w:numPr>
+      </w:pPr>
+      <w:r>
+        <w:t>Inspection of the final dataset structure and data types to verify that all variables are stored in appropriate formats for analysis and visualization.</w:t>
+      </w:r>
+    </w:p>
+    <w:p>
+      <w:r>
+        <w:t>Finally, the cleaned dataset is exported as a CSV file, creating a single source for exploratory data analysis, KPI calculation, hypothesis testing, and Tableau dashboard development.</w:t>
+      </w:r>
+    </w:p>
+    <w:p/>
+    <w:p>
+      <w:pPr>
+        <w:pStyle w:val="Heading1"/>
+      </w:pPr>
+      <w:r>
+        <w:lastRenderedPageBreak/>
+        <w:t>EXPLORATORY DATA ANALYSIS (EDA)</w:t>
+      </w:r>
+    </w:p>
+    <w:p>
+      <w:r>
+        <w:t>Exploratory Data Analysis (EDA) is performed to understand the overall characteristics of the loan portfolio, identify repayment patterns, and evaluate the key factors influencing Loan Repayment Rate (LRR</w:t>
+      </w:r>
+      <w:r>
+        <w:t xml:space="preserve">). </w:t>
+      </w:r>
+      <w:r>
+        <w:t>EDA helps validate business hypotheses, uncover hidden trends, and generate actionable insights that support risk management and lending decisions.</w:t>
+      </w:r>
+    </w:p>
+    <w:p>
+      <w:pPr>
+        <w:pStyle w:val="Heading2"/>
+      </w:pPr>
+      <w:r>
+        <w:t>Phase 1: Business Feature Engineering &amp; KPI Derivation</w:t>
+      </w:r>
+    </w:p>
+    <w:p>
+      <w:r>
+        <w:t>To facilitate business-oriented analysis, several derived variables were created from the cleaned dataset.</w:t>
+      </w:r>
+    </w:p>
+    <w:p>
+      <w:pPr>
+        <w:pStyle w:val="ListParagraph"/>
+        <w:numPr>
+          <w:ilvl w:val="0"/>
+          <w:numId w:val="9"/>
+        </w:numPr>
+      </w:pPr>
+      <w:r>
+        <w:t>“</w:t>
+      </w:r>
+      <w:r>
+        <w:t>credit</w:t>
+      </w:r>
+      <w:r>
+        <w:t xml:space="preserve"> </w:t>
+      </w:r>
+      <w:r>
+        <w:t>history</w:t>
+      </w:r>
+      <w:r>
+        <w:t xml:space="preserve"> </w:t>
+      </w:r>
+      <w:r>
+        <w:t>yrs</w:t>
+      </w:r>
+      <w:r>
+        <w:t>”</w:t>
+      </w:r>
+      <w:r>
+        <w:t>, was generated from the borrower's earliest credit line to quantify credit history length in years.</w:t>
+      </w:r>
+    </w:p>
+    <w:p>
+      <w:pPr>
+        <w:pStyle w:val="ListParagraph"/>
+        <w:numPr>
+          <w:ilvl w:val="0"/>
+          <w:numId w:val="9"/>
+        </w:numPr>
+      </w:pPr>
+      <w:r>
+        <w:rPr>
+          <w:b/>
+          <w:bCs/>
+        </w:rPr>
+        <w:t>Loan Repayment Rate (LRR)</w:t>
+      </w:r>
+      <w:r>
+        <w:t xml:space="preserve"> was calculated for each loan as the ratio of total amount repaid to the funded amount</w:t>
+      </w:r>
+    </w:p>
+    <w:p>
+      <w:pPr>
+        <w:pStyle w:val="ListParagraph"/>
+        <w:numPr>
+          <w:ilvl w:val="0"/>
+          <w:numId w:val="9"/>
+        </w:numPr>
+      </w:pPr>
+      <w:r>
+        <w:t>A</w:t>
+      </w:r>
+      <w:r>
+        <w:t xml:space="preserve"> binary </w:t>
+      </w:r>
+      <w:r>
+        <w:t>“</w:t>
+      </w:r>
+      <w:r>
+        <w:t>is</w:t>
+      </w:r>
+      <w:r>
+        <w:t xml:space="preserve"> </w:t>
+      </w:r>
+      <w:r>
+        <w:t>default</w:t>
+      </w:r>
+      <w:r>
+        <w:t>”</w:t>
+      </w:r>
+      <w:r>
+        <w:t xml:space="preserve"> indicator was created to simplify default analysis and subsequent hypothesis testing.</w:t>
+      </w:r>
+    </w:p>
+    <w:p>
+      <w:r>
+        <w:t>The analysis shows:</w:t>
+      </w:r>
+    </w:p>
+    <w:p>
+      <w:pPr>
+        <w:pStyle w:val="ListParagraph"/>
+        <w:numPr>
+          <w:ilvl w:val="0"/>
+          <w:numId w:val="10"/>
+        </w:numPr>
+      </w:pPr>
+      <w:r>
+        <w:t>A</w:t>
+      </w:r>
+      <w:r>
+        <w:t xml:space="preserve">n </w:t>
+      </w:r>
+      <w:r>
+        <w:rPr>
+          <w:b/>
+          <w:bCs/>
+        </w:rPr>
+        <w:t>average Loan Repayment Rate of 53.91%</w:t>
+      </w:r>
+      <w:r>
+        <w:t>, indicating that, on average, just over half of the funded amount has been recovered across all loans in the portfolio.</w:t>
+      </w:r>
+    </w:p>
+    <w:p>
+      <w:pPr>
+        <w:pStyle w:val="ListParagraph"/>
+        <w:numPr>
+          <w:ilvl w:val="0"/>
+          <w:numId w:val="10"/>
+        </w:numPr>
+      </w:pPr>
+      <w:r>
+        <w:t xml:space="preserve">The </w:t>
+      </w:r>
+      <w:r>
+        <w:rPr>
+          <w:b/>
+          <w:bCs/>
+        </w:rPr>
+        <w:t>overall Default Rate</w:t>
+      </w:r>
+      <w:r>
+        <w:rPr>
+          <w:b/>
+          <w:bCs/>
+        </w:rPr>
+        <w:t xml:space="preserve"> </w:t>
+      </w:r>
+      <w:r>
+        <w:rPr>
+          <w:b/>
+          <w:bCs/>
+        </w:rPr>
+        <w:t>5.18%,</w:t>
+      </w:r>
+      <w:r>
+        <w:rPr>
+          <w:b/>
+          <w:bCs/>
+        </w:rPr>
+        <w:t xml:space="preserve"> </w:t>
+      </w:r>
+      <w:r>
+        <w:t>suggest</w:t>
+      </w:r>
+      <w:r>
+        <w:t xml:space="preserve"> </w:t>
+      </w:r>
+      <w:r>
+        <w:t>that a relatively small proportion of loans have reached a charged-off status.</w:t>
+      </w:r>
+    </w:p>
+    <w:p>
+      <w:pPr>
+        <w:pStyle w:val="ListParagraph"/>
+        <w:numPr>
+          <w:ilvl w:val="0"/>
+          <w:numId w:val="10"/>
+        </w:numPr>
+      </w:pPr>
+      <w:r>
+        <w:t xml:space="preserve">Borrowers have an </w:t>
+      </w:r>
+      <w:r>
+        <w:rPr>
+          <w:b/>
+          <w:bCs/>
+        </w:rPr>
+        <w:t>average credit history of 25.84 years</w:t>
+      </w:r>
+      <w:r>
+        <w:t>, reflecting a mature lending portfolio with established credit profiles.</w:t>
+      </w:r>
+    </w:p>
+    <w:p>
+      <w:pPr>
+        <w:pStyle w:val="ListParagraph"/>
+        <w:numPr>
+          <w:ilvl w:val="0"/>
+          <w:numId w:val="10"/>
+        </w:numPr>
+      </w:pPr>
+      <w:r>
+        <w:rPr>
+          <w:b/>
+          <w:bCs/>
+        </w:rPr>
+        <w:t>N</w:t>
+      </w:r>
+      <w:r>
+        <w:rPr>
+          <w:b/>
+          <w:bCs/>
+        </w:rPr>
+        <w:t>o loans satisfied the conditions required to compute Recovery Rate</w:t>
+      </w:r>
+      <w:r>
+        <w:t xml:space="preserve"> (charged-off loans with positive outstanding principal), indicating that recovery analysis is not applicable for the current dataset and will be excluded from subsequent analysis.</w:t>
+      </w:r>
+    </w:p>
+    <w:p>
+      <w:pPr>
+        <w:pStyle w:val="Heading2"/>
+      </w:pPr>
+      <w:r>
+        <w:t>Phase 2: Executive KPI Dashboard</w:t>
+      </w:r>
+    </w:p>
+    <w:p>
+      <w:r>
+        <w:t>The Executive KPI Dashboard provides a high-level overview of the loan portfolio by summarizing the bank's key performance indicators</w:t>
+      </w:r>
+      <w:r>
         <w:t>.</w:t>
       </w:r>
     </w:p>
     <w:p>
       <w:pPr>
-        <w:rPr>
-          <w:b/>
-          <w:bCs/>
-          <w:lang w:eastAsia="en-IN"/>
-        </w:rPr>
-      </w:pPr>
-      <w:r>
-        <w:rPr>
-          <w:b/>
-          <w:bCs/>
-          <w:lang w:eastAsia="en-IN"/>
-        </w:rPr>
-        <w:t xml:space="preserve">5.2 </w:t>
-      </w:r>
-      <w:proofErr w:type="spellStart"/>
-      <w:r>
-        <w:rPr>
-          <w:b/>
-          <w:bCs/>
-          <w:lang w:eastAsia="en-IN"/>
-        </w:rPr>
-        <w:t>feedback_polarity_ratio</w:t>
-      </w:r>
-      <w:proofErr w:type="spellEnd"/>
-      <w:r>
-        <w:rPr>
-          <w:b/>
-          <w:bCs/>
-          <w:lang w:eastAsia="en-IN"/>
-        </w:rPr>
-        <w:t xml:space="preserve"> (positive share of total feedback)</w:t>
-      </w:r>
-    </w:p>
-    <w:p>
-      <w:pPr>
-        <w:pStyle w:val="ListParagraph"/>
-        <w:numPr>
-          <w:ilvl w:val="0"/>
-          <w:numId w:val="39"/>
-        </w:numPr>
-        <w:rPr>
-          <w:lang w:eastAsia="en-IN"/>
-        </w:rPr>
-      </w:pPr>
-      <w:r>
-        <w:rPr>
-          <w:lang w:eastAsia="en-IN"/>
-        </w:rPr>
-        <w:t>R</w:t>
-      </w:r>
-      <w:r>
-        <w:rPr>
-          <w:lang w:eastAsia="en-IN"/>
-        </w:rPr>
-        <w:t>aw counts alone (`</w:t>
-      </w:r>
-      <w:proofErr w:type="spellStart"/>
-      <w:r>
-        <w:rPr>
-          <w:lang w:eastAsia="en-IN"/>
-        </w:rPr>
-        <w:t>total_pos_feedback_count</w:t>
-      </w:r>
-      <w:proofErr w:type="spellEnd"/>
-      <w:r>
-        <w:rPr>
-          <w:lang w:eastAsia="en-IN"/>
-        </w:rPr>
-        <w:t>`, `</w:t>
-      </w:r>
-      <w:proofErr w:type="spellStart"/>
-      <w:r>
-        <w:rPr>
-          <w:lang w:eastAsia="en-IN"/>
-        </w:rPr>
-        <w:t>total_neg_feedback_count</w:t>
-      </w:r>
-      <w:proofErr w:type="spellEnd"/>
-      <w:r>
-        <w:rPr>
-          <w:lang w:eastAsia="en-IN"/>
-        </w:rPr>
-        <w:t>`) aren't directly comparable across reviews</w:t>
-      </w:r>
-      <w:r>
-        <w:rPr>
-          <w:lang w:eastAsia="en-IN"/>
-        </w:rPr>
-        <w:t xml:space="preserve"> for H8 hypothesis </w:t>
-      </w:r>
-      <w:r>
-        <w:rPr>
-          <w:lang w:eastAsia="en-IN"/>
-        </w:rPr>
-        <w:t>that higher negative feedback volume correlates with lower product ratings</w:t>
-      </w:r>
-      <w:r>
-        <w:rPr>
-          <w:lang w:eastAsia="en-IN"/>
-        </w:rPr>
-        <w:t>.</w:t>
-      </w:r>
-    </w:p>
-    <w:p>
-      <w:pPr>
-        <w:pStyle w:val="ListParagraph"/>
-        <w:numPr>
-          <w:ilvl w:val="0"/>
-          <w:numId w:val="39"/>
-        </w:numPr>
-        <w:rPr>
-          <w:lang w:eastAsia="en-IN"/>
-        </w:rPr>
-      </w:pPr>
-      <w:r>
-        <w:rPr>
-          <w:lang w:eastAsia="en-IN"/>
-        </w:rPr>
-        <w:t>A ratio normalizes this, turning "how many people voted this helpful" into "what proportion of voters found this helpful"</w:t>
-      </w:r>
-      <w:r>
-        <w:rPr>
-          <w:lang w:eastAsia="en-IN"/>
-        </w:rPr>
-        <w:t xml:space="preserve"> </w:t>
-      </w:r>
-      <w:r>
-        <w:rPr>
-          <w:lang w:eastAsia="en-IN"/>
-        </w:rPr>
-        <w:t>— a fair, comparable signal regardless of a review's total visibility or age</w:t>
-      </w:r>
-      <w:r>
-        <w:rPr>
-          <w:lang w:eastAsia="en-IN"/>
-        </w:rPr>
-        <w:t>.</w:t>
-      </w:r>
-    </w:p>
-    <w:p>
-      <w:pPr>
-        <w:pStyle w:val="ListParagraph"/>
-        <w:numPr>
-          <w:ilvl w:val="0"/>
-          <w:numId w:val="39"/>
-        </w:numPr>
-        <w:rPr>
-          <w:lang w:eastAsia="en-IN"/>
-        </w:rPr>
-      </w:pPr>
-      <w:r>
-        <w:rPr>
-          <w:lang w:eastAsia="en-IN"/>
-        </w:rPr>
-        <w:t>It d</w:t>
-      </w:r>
-      <w:r>
-        <w:rPr>
-          <w:lang w:eastAsia="en-IN"/>
-        </w:rPr>
-        <w:t xml:space="preserve">ivides </w:t>
-      </w:r>
-      <w:r>
-        <w:rPr>
-          <w:lang w:eastAsia="en-IN"/>
-        </w:rPr>
-        <w:t>‘</w:t>
-      </w:r>
-      <w:proofErr w:type="spellStart"/>
-      <w:r>
-        <w:rPr>
-          <w:lang w:eastAsia="en-IN"/>
-        </w:rPr>
-        <w:t>total_pos_feedback_count</w:t>
-      </w:r>
-      <w:proofErr w:type="spellEnd"/>
-      <w:r>
-        <w:rPr>
-          <w:lang w:eastAsia="en-IN"/>
-        </w:rPr>
-        <w:t>’</w:t>
-      </w:r>
-      <w:r>
-        <w:rPr>
-          <w:lang w:eastAsia="en-IN"/>
-        </w:rPr>
-        <w:t xml:space="preserve"> by </w:t>
-      </w:r>
-      <w:r>
-        <w:rPr>
-          <w:lang w:eastAsia="en-IN"/>
-        </w:rPr>
-        <w:t>‘</w:t>
-      </w:r>
-      <w:proofErr w:type="spellStart"/>
-      <w:r>
-        <w:rPr>
-          <w:lang w:eastAsia="en-IN"/>
-        </w:rPr>
-        <w:t>total_feedback_count</w:t>
-      </w:r>
-      <w:proofErr w:type="spellEnd"/>
-      <w:r>
-        <w:rPr>
-          <w:lang w:eastAsia="en-IN"/>
-        </w:rPr>
-        <w:t>’</w:t>
-      </w:r>
-      <w:r>
-        <w:rPr>
-          <w:lang w:eastAsia="en-IN"/>
-        </w:rPr>
-        <w:t xml:space="preserve"> for each review, returning </w:t>
-      </w:r>
-      <w:r>
-        <w:rPr>
-          <w:lang w:eastAsia="en-IN"/>
-        </w:rPr>
-        <w:t>‘</w:t>
-      </w:r>
-      <w:proofErr w:type="spellStart"/>
-      <w:r>
-        <w:rPr>
-          <w:lang w:eastAsia="en-IN"/>
-        </w:rPr>
-        <w:t>NaN</w:t>
-      </w:r>
-      <w:proofErr w:type="spellEnd"/>
-      <w:r>
-        <w:rPr>
-          <w:lang w:eastAsia="en-IN"/>
-        </w:rPr>
-        <w:t>’</w:t>
-      </w:r>
-      <w:r>
-        <w:rPr>
-          <w:lang w:eastAsia="en-IN"/>
-        </w:rPr>
-        <w:t xml:space="preserve"> (instead of an error or a fabricated 0) when </w:t>
-      </w:r>
-      <w:r>
-        <w:rPr>
-          <w:lang w:eastAsia="en-IN"/>
-        </w:rPr>
-        <w:t>‘</w:t>
-      </w:r>
-      <w:proofErr w:type="spellStart"/>
-      <w:r>
-        <w:rPr>
-          <w:lang w:eastAsia="en-IN"/>
-        </w:rPr>
-        <w:t>total_feedback_count</w:t>
-      </w:r>
-      <w:proofErr w:type="spellEnd"/>
-      <w:r>
-        <w:rPr>
-          <w:lang w:eastAsia="en-IN"/>
-        </w:rPr>
-        <w:t>’</w:t>
-      </w:r>
-      <w:r>
-        <w:rPr>
-          <w:lang w:eastAsia="en-IN"/>
-        </w:rPr>
-        <w:t xml:space="preserve"> is zero.</w:t>
-      </w:r>
-    </w:p>
-    <w:p>
-      <w:pPr>
-        <w:rPr>
-          <w:b/>
-          <w:bCs/>
-          <w:lang w:eastAsia="en-IN"/>
-        </w:rPr>
-      </w:pPr>
-      <w:r>
-        <w:rPr>
-          <w:b/>
-          <w:bCs/>
-          <w:lang w:eastAsia="en-IN"/>
-        </w:rPr>
-        <w:t xml:space="preserve">5.3 </w:t>
-      </w:r>
-      <w:r>
-        <w:rPr>
-          <w:b/>
-          <w:bCs/>
-          <w:lang w:eastAsia="en-IN"/>
-        </w:rPr>
-        <w:t>Product-level "</w:t>
-      </w:r>
-      <w:proofErr w:type="spellStart"/>
-      <w:r>
-        <w:rPr>
-          <w:b/>
-          <w:bCs/>
-          <w:lang w:eastAsia="en-IN"/>
-        </w:rPr>
-        <w:t>recommendation_rate</w:t>
-      </w:r>
-      <w:proofErr w:type="spellEnd"/>
-      <w:r>
-        <w:rPr>
-          <w:b/>
-          <w:bCs/>
-          <w:lang w:eastAsia="en-IN"/>
-        </w:rPr>
-        <w:t>" (excluding non-responses)</w:t>
-      </w:r>
-    </w:p>
-    <w:p>
-      <w:pPr>
-        <w:pStyle w:val="ListParagraph"/>
-        <w:numPr>
-          <w:ilvl w:val="0"/>
-          <w:numId w:val="40"/>
-        </w:numPr>
-        <w:rPr>
-          <w:lang w:eastAsia="en-IN"/>
-        </w:rPr>
-      </w:pPr>
-      <w:r>
-        <w:rPr>
-          <w:lang w:eastAsia="en-IN"/>
-        </w:rPr>
-        <w:t>H7 tests whether recommendation rate is a stronger predictor of CSS than `</w:t>
-      </w:r>
-      <w:proofErr w:type="spellStart"/>
-      <w:r>
-        <w:rPr>
-          <w:lang w:eastAsia="en-IN"/>
-        </w:rPr>
-        <w:t>loves_count</w:t>
-      </w:r>
-      <w:proofErr w:type="spellEnd"/>
-      <w:r>
-        <w:rPr>
-          <w:lang w:eastAsia="en-IN"/>
-        </w:rPr>
-        <w:t>`.</w:t>
-      </w:r>
-    </w:p>
-    <w:p>
-      <w:pPr>
-        <w:pStyle w:val="ListParagraph"/>
-        <w:numPr>
-          <w:ilvl w:val="0"/>
-          <w:numId w:val="40"/>
-        </w:numPr>
-        <w:rPr>
-          <w:lang w:eastAsia="en-IN"/>
-        </w:rPr>
-      </w:pPr>
-      <w:r>
-        <w:rPr>
-          <w:lang w:eastAsia="en-IN"/>
-        </w:rPr>
-        <w:t>This requires a single comparable per-product number, not raw individual review flags — `</w:t>
-      </w:r>
-      <w:proofErr w:type="spellStart"/>
-      <w:r>
-        <w:rPr>
-          <w:lang w:eastAsia="en-IN"/>
-        </w:rPr>
-        <w:t>recommendation_rate</w:t>
-      </w:r>
-      <w:proofErr w:type="spellEnd"/>
-      <w:r>
-        <w:rPr>
-          <w:lang w:eastAsia="en-IN"/>
-        </w:rPr>
-        <w:t>` is that number.</w:t>
-      </w:r>
-    </w:p>
-    <w:p>
-      <w:pPr>
-        <w:pStyle w:val="ListParagraph"/>
-        <w:numPr>
-          <w:ilvl w:val="0"/>
-          <w:numId w:val="40"/>
-        </w:numPr>
-        <w:rPr>
-          <w:lang w:eastAsia="en-IN"/>
-        </w:rPr>
-      </w:pPr>
-      <w:r>
-        <w:rPr>
-          <w:lang w:eastAsia="en-IN"/>
-        </w:rPr>
-        <w:t>It c</w:t>
-      </w:r>
-      <w:r>
-        <w:rPr>
-          <w:lang w:eastAsia="en-IN"/>
-        </w:rPr>
-        <w:t>alculates the share of reviews where `</w:t>
-      </w:r>
-      <w:proofErr w:type="spellStart"/>
-      <w:r>
-        <w:rPr>
-          <w:lang w:eastAsia="en-IN"/>
-        </w:rPr>
-        <w:t>is_recommended</w:t>
-      </w:r>
-      <w:proofErr w:type="spellEnd"/>
-      <w:r>
-        <w:rPr>
-          <w:lang w:eastAsia="en-IN"/>
-        </w:rPr>
-        <w:t xml:space="preserve"> = 1`, computed only over reviews where the customer actually answered (i.e., excluding rows where `</w:t>
-      </w:r>
-      <w:proofErr w:type="spellStart"/>
-      <w:r>
-        <w:rPr>
-          <w:lang w:eastAsia="en-IN"/>
-        </w:rPr>
-        <w:t>is_recommended</w:t>
-      </w:r>
-      <w:proofErr w:type="spellEnd"/>
-      <w:r>
-        <w:rPr>
-          <w:lang w:eastAsia="en-IN"/>
-        </w:rPr>
-        <w:t>` is missing), then merges this rate back onto `</w:t>
-      </w:r>
-      <w:proofErr w:type="spellStart"/>
-      <w:r>
-        <w:rPr>
-          <w:lang w:eastAsia="en-IN"/>
-        </w:rPr>
-        <w:t>product_info</w:t>
-      </w:r>
-      <w:proofErr w:type="spellEnd"/>
-      <w:r>
-        <w:rPr>
-          <w:lang w:eastAsia="en-IN"/>
-        </w:rPr>
-        <w:t>` at the product level.</w:t>
-      </w:r>
-    </w:p>
-    <w:p>
-      <w:pPr>
-        <w:pStyle w:val="ListParagraph"/>
-        <w:numPr>
-          <w:ilvl w:val="0"/>
-          <w:numId w:val="40"/>
-        </w:numPr>
-        <w:rPr>
-          <w:lang w:eastAsia="en-IN"/>
-        </w:rPr>
-      </w:pPr>
-      <w:r>
-        <w:rPr>
-          <w:lang w:eastAsia="en-IN"/>
-        </w:rPr>
-        <w:t>Why non-responses are excluded from the denominator, not treated as "No": This directly follows the earlier decision that a blank `</w:t>
-      </w:r>
-      <w:proofErr w:type="spellStart"/>
-      <w:r>
-        <w:rPr>
-          <w:lang w:eastAsia="en-IN"/>
-        </w:rPr>
-        <w:t>is_recommended</w:t>
-      </w:r>
-      <w:proofErr w:type="spellEnd"/>
-      <w:r>
-        <w:rPr>
-          <w:lang w:eastAsia="en-IN"/>
-        </w:rPr>
-        <w:t>` reflects a customer who didn't answer, not one who declined to recommend the product.</w:t>
-      </w:r>
-    </w:p>
-    <w:p>
-      <w:pPr>
-        <w:rPr>
-          <w:b/>
-          <w:bCs/>
-          <w:lang w:eastAsia="en-IN"/>
-        </w:rPr>
-      </w:pPr>
-      <w:r>
-        <w:rPr>
-          <w:b/>
-          <w:bCs/>
-          <w:lang w:eastAsia="en-IN"/>
-        </w:rPr>
-        <w:t xml:space="preserve">5.4 </w:t>
-      </w:r>
-      <w:proofErr w:type="spellStart"/>
-      <w:r>
-        <w:rPr>
-          <w:b/>
-          <w:bCs/>
-          <w:lang w:eastAsia="en-IN"/>
-        </w:rPr>
-        <w:t>on_sale_flag</w:t>
-      </w:r>
-      <w:proofErr w:type="spellEnd"/>
-    </w:p>
-    <w:p>
-      <w:pPr>
-        <w:pStyle w:val="ListParagraph"/>
-        <w:numPr>
-          <w:ilvl w:val="0"/>
-          <w:numId w:val="41"/>
-        </w:numPr>
-        <w:rPr>
-          <w:lang w:eastAsia="en-IN"/>
-        </w:rPr>
-      </w:pPr>
-      <w:r>
-        <w:rPr>
-          <w:lang w:eastAsia="en-IN"/>
-        </w:rPr>
-        <w:t>‘</w:t>
-      </w:r>
-      <w:proofErr w:type="spellStart"/>
-      <w:r>
-        <w:rPr>
-          <w:lang w:eastAsia="en-IN"/>
-        </w:rPr>
-        <w:t>sale_price_usd</w:t>
-      </w:r>
-      <w:proofErr w:type="spellEnd"/>
-      <w:r>
-        <w:rPr>
-          <w:lang w:eastAsia="en-IN"/>
-        </w:rPr>
-        <w:t>’</w:t>
-      </w:r>
-      <w:r>
-        <w:rPr>
-          <w:lang w:eastAsia="en-IN"/>
-        </w:rPr>
-        <w:t xml:space="preserve"> itself was dropped from the KPI tree because 96.8% of values were missing</w:t>
-      </w:r>
-      <w:r>
-        <w:rPr>
-          <w:lang w:eastAsia="en-IN"/>
-        </w:rPr>
-        <w:t xml:space="preserve">. </w:t>
-      </w:r>
-      <w:r>
-        <w:rPr>
-          <w:lang w:eastAsia="en-IN"/>
-        </w:rPr>
-        <w:t>But the presence or absence of a sale is a separate and much more robust signal</w:t>
-      </w:r>
-      <w:r>
-        <w:rPr>
-          <w:lang w:eastAsia="en-IN"/>
-        </w:rPr>
-        <w:t>.</w:t>
-      </w:r>
-    </w:p>
-    <w:p>
-      <w:pPr>
-        <w:pStyle w:val="ListParagraph"/>
-        <w:numPr>
-          <w:ilvl w:val="0"/>
-          <w:numId w:val="41"/>
-        </w:numPr>
-        <w:rPr>
-          <w:lang w:eastAsia="en-IN"/>
-        </w:rPr>
-      </w:pPr>
-      <w:r>
-        <w:rPr>
-          <w:lang w:eastAsia="en-IN"/>
-        </w:rPr>
-        <w:t>`</w:t>
-      </w:r>
-      <w:proofErr w:type="spellStart"/>
-      <w:r>
-        <w:rPr>
-          <w:lang w:eastAsia="en-IN"/>
-        </w:rPr>
-        <w:t>on_sale_flag</w:t>
-      </w:r>
-      <w:proofErr w:type="spellEnd"/>
-      <w:r>
-        <w:rPr>
-          <w:lang w:eastAsia="en-IN"/>
-        </w:rPr>
-        <w:t xml:space="preserve">` asks the simpler, fully-answerable question "is this product currently discounted at </w:t>
-      </w:r>
-      <w:proofErr w:type="spellStart"/>
-      <w:r>
-        <w:rPr>
-          <w:lang w:eastAsia="en-IN"/>
-        </w:rPr>
-        <w:t>all</w:t>
-      </w:r>
-      <w:r>
-        <w:rPr>
-          <w:lang w:eastAsia="en-IN"/>
-        </w:rPr>
-        <w:t>or</w:t>
-      </w:r>
-      <w:proofErr w:type="spellEnd"/>
-      <w:r>
-        <w:rPr>
-          <w:lang w:eastAsia="en-IN"/>
-        </w:rPr>
-        <w:t xml:space="preserve"> not.</w:t>
-      </w:r>
-    </w:p>
-    <w:p>
-      <w:pPr>
-        <w:pStyle w:val="ListParagraph"/>
-        <w:numPr>
-          <w:ilvl w:val="0"/>
-          <w:numId w:val="41"/>
-        </w:numPr>
-        <w:rPr>
-          <w:lang w:eastAsia="en-IN"/>
-        </w:rPr>
-      </w:pPr>
-      <w:r>
-        <w:rPr>
-          <w:lang w:eastAsia="en-IN"/>
-        </w:rPr>
-        <w:t>This preserves a usable pricing signal from an otherwise-unusable column, and keeps the door open for a lightweight exploratory check</w:t>
-      </w:r>
-      <w:r>
-        <w:rPr>
-          <w:lang w:eastAsia="en-IN"/>
-        </w:rPr>
-        <w:t>.</w:t>
-      </w:r>
-    </w:p>
-    <w:p>
-      <w:pPr>
-        <w:pStyle w:val="ListParagraph"/>
-        <w:numPr>
-          <w:ilvl w:val="0"/>
-          <w:numId w:val="41"/>
-        </w:numPr>
-        <w:rPr>
-          <w:lang w:eastAsia="en-IN"/>
-        </w:rPr>
-      </w:pPr>
-      <w:r>
-        <w:rPr>
-          <w:lang w:eastAsia="en-IN"/>
-        </w:rPr>
-        <w:t>It c</w:t>
-      </w:r>
-      <w:r>
-        <w:rPr>
-          <w:lang w:eastAsia="en-IN"/>
-        </w:rPr>
-        <w:t xml:space="preserve">reates a binary indicator (1/0) marking whether a product has a non-null </w:t>
-      </w:r>
-      <w:r>
-        <w:rPr>
-          <w:lang w:eastAsia="en-IN"/>
-        </w:rPr>
-        <w:t>‘</w:t>
-      </w:r>
-      <w:proofErr w:type="spellStart"/>
-      <w:r>
-        <w:rPr>
-          <w:lang w:eastAsia="en-IN"/>
-        </w:rPr>
-        <w:t>sale_price_usd</w:t>
-      </w:r>
-      <w:proofErr w:type="spellEnd"/>
-      <w:r>
-        <w:rPr>
-          <w:lang w:eastAsia="en-IN"/>
-        </w:rPr>
-        <w:t>’</w:t>
-      </w:r>
-      <w:r>
-        <w:rPr>
-          <w:lang w:eastAsia="en-IN"/>
-        </w:rPr>
-        <w:t>, regardless of what that sale price value actually is.</w:t>
-      </w:r>
-    </w:p>
-    <w:p>
-      <w:pPr>
-        <w:pStyle w:val="Heading2"/>
-      </w:pPr>
-      <w:r>
-        <w:t xml:space="preserve">Step 8: </w:t>
-      </w:r>
-      <w:r>
-        <w:t>STRUCTURAL ZERO ANALYSIS</w:t>
-      </w:r>
-    </w:p>
-    <w:p>
-      <w:r>
-        <w:t xml:space="preserve">Structural zero analysis was conducted to distinguish legitimate zero values from missing or erroneous observations. </w:t>
-      </w:r>
-    </w:p>
-    <w:p>
-      <w:pPr>
-        <w:pStyle w:val="ListParagraph"/>
-        <w:numPr>
-          <w:ilvl w:val="0"/>
-          <w:numId w:val="9"/>
-        </w:numPr>
-      </w:pPr>
-      <w:r>
-        <w:t xml:space="preserve">Variables including </w:t>
-      </w:r>
-      <w:r>
-        <w:t>“</w:t>
-      </w:r>
-      <w:r>
-        <w:t>out</w:t>
-      </w:r>
-      <w:r>
-        <w:t xml:space="preserve"> </w:t>
-      </w:r>
-      <w:proofErr w:type="spellStart"/>
-      <w:r>
-        <w:t>prncp</w:t>
-      </w:r>
-      <w:proofErr w:type="spellEnd"/>
-      <w:r>
-        <w:t>”</w:t>
-      </w:r>
-      <w:r>
-        <w:t xml:space="preserve">, </w:t>
-      </w:r>
-      <w:r>
-        <w:t>“</w:t>
-      </w:r>
-      <w:r>
-        <w:t>recoveries</w:t>
-      </w:r>
-      <w:r>
-        <w:t>”</w:t>
-      </w:r>
-      <w:r>
-        <w:t xml:space="preserve">, </w:t>
-      </w:r>
-      <w:r>
-        <w:t>“</w:t>
-      </w:r>
-      <w:r>
-        <w:t>collection</w:t>
-      </w:r>
-      <w:r>
-        <w:t xml:space="preserve"> </w:t>
-      </w:r>
-      <w:r>
-        <w:t>recovery</w:t>
-      </w:r>
-      <w:r>
-        <w:t xml:space="preserve"> </w:t>
-      </w:r>
-      <w:r>
-        <w:t>fee</w:t>
-      </w:r>
-      <w:r>
-        <w:t>”</w:t>
-      </w:r>
-      <w:r>
-        <w:t xml:space="preserve">, and </w:t>
-      </w:r>
-      <w:r>
-        <w:t>“</w:t>
-      </w:r>
-      <w:r>
-        <w:t>total</w:t>
-      </w:r>
-      <w:r>
-        <w:t xml:space="preserve"> </w:t>
-      </w:r>
-      <w:r>
-        <w:t>rec</w:t>
-      </w:r>
-      <w:r>
-        <w:t xml:space="preserve"> </w:t>
-      </w:r>
-      <w:r>
-        <w:t>late</w:t>
-      </w:r>
-      <w:r>
-        <w:t xml:space="preserve"> </w:t>
-      </w:r>
-      <w:r>
-        <w:t>fee</w:t>
-      </w:r>
-      <w:r>
-        <w:t>”</w:t>
-      </w:r>
-      <w:r>
-        <w:t xml:space="preserve"> contain a high proportion of zero values due to the natural loan repayment lifecycle</w:t>
-      </w:r>
-      <w:r>
-        <w:t>.</w:t>
-      </w:r>
-    </w:p>
-    <w:p>
-      <w:pPr>
-        <w:pStyle w:val="ListParagraph"/>
-        <w:numPr>
-          <w:ilvl w:val="0"/>
-          <w:numId w:val="9"/>
-        </w:numPr>
-      </w:pPr>
-      <w:r>
-        <w:t>For example, zero outstanding principal indicates that a loan has been fully repaid or charged off, while zero recoveries and recovery fees are expected for loans that never entered the recovery process. Similarly, zero late fees indicate borrowers who did not incur payment delays.</w:t>
-      </w:r>
-    </w:p>
-    <w:p>
-      <w:pPr>
-        <w:pStyle w:val="ListParagraph"/>
-        <w:numPr>
-          <w:ilvl w:val="0"/>
-          <w:numId w:val="9"/>
-        </w:numPr>
-      </w:pPr>
-      <w:r>
-        <w:t>Since these zero values represent valid business outcomes, no transformation or removal was performed</w:t>
-      </w:r>
-      <w:r>
-        <w:t>.</w:t>
-      </w:r>
-    </w:p>
-    <w:p>
-      <w:pPr>
-        <w:pStyle w:val="Heading2"/>
-      </w:pPr>
-      <w:r>
-        <w:t xml:space="preserve">Step 9: </w:t>
-      </w:r>
-      <w:r>
-        <w:t>FINAL REVIEW AND EXPORT</w:t>
-      </w:r>
-    </w:p>
-    <w:p>
-      <w:r>
-        <w:t>After completing all data cleaning and preprocessing steps, the dataset is subjected to a final quality review to ensure its consistency, completeness, and readiness for analysis.</w:t>
-      </w:r>
-    </w:p>
-    <w:p>
-      <w:pPr>
-        <w:pStyle w:val="ListParagraph"/>
-        <w:numPr>
-          <w:ilvl w:val="0"/>
-          <w:numId w:val="10"/>
-        </w:numPr>
-      </w:pPr>
-      <w:r>
-        <w:lastRenderedPageBreak/>
-        <w:t>Verification of remaining missing values to ensure that only business-meaningful null values are retained and no critical information is missing.</w:t>
-      </w:r>
-    </w:p>
-    <w:p>
-      <w:pPr>
-        <w:pStyle w:val="ListParagraph"/>
-        <w:numPr>
-          <w:ilvl w:val="0"/>
-          <w:numId w:val="10"/>
-        </w:numPr>
-      </w:pPr>
-      <w:r>
-        <w:t>Duplicate record validation to confirm that each observation represents a unique loan.</w:t>
-      </w:r>
-    </w:p>
-    <w:p>
-      <w:pPr>
-        <w:pStyle w:val="ListParagraph"/>
-        <w:numPr>
-          <w:ilvl w:val="0"/>
-          <w:numId w:val="10"/>
-        </w:numPr>
-      </w:pPr>
-      <w:r>
-        <w:t>Inspection of the final dataset structure and data types to verify that all variables are stored in appropriate formats for analysis and visualization.</w:t>
-      </w:r>
-    </w:p>
-    <w:p>
-      <w:r>
-        <w:t>Finally, the cleaned dataset is exported as a CSV file, creating a single source for exploratory data analysis, KPI calculation, hypothesis testing, and Tableau dashboard development.</w:t>
-      </w:r>
-    </w:p>
-    <w:p>
-      <w:pPr>
-        <w:pStyle w:val="Heading1"/>
-      </w:pPr>
-      <w:r>
-        <w:t>EXPLORATORY DATA ANALYSIS (EDA)</w:t>
-      </w:r>
-    </w:p>
-    <w:p>
-      <w:r>
-        <w:t>Exploratory Data Analysis (EDA) is performed to understand the overall characteristics of the loan portfolio, identify repayment patterns, and evaluate the key factors influencing Loan Repayment Rate (LRR</w:t>
-      </w:r>
-      <w:r>
-        <w:t xml:space="preserve">). </w:t>
-      </w:r>
-      <w:r>
-        <w:t>EDA helps validate business hypotheses, uncover hidden trends, and generate actionable insights that support risk management and lending decisions.</w:t>
-      </w:r>
-    </w:p>
-    <w:p>
-      <w:pPr>
-        <w:pStyle w:val="Heading2"/>
-      </w:pPr>
-      <w:r>
-        <w:t>Phase 1: Business Feature Engineering &amp; KPI Derivation</w:t>
-      </w:r>
-    </w:p>
-    <w:p>
-      <w:r>
-        <w:t>To facilitate business-oriented analysis, several derived variables were created from the cleaned dataset.</w:t>
-      </w:r>
-    </w:p>
-    <w:p>
-      <w:pPr>
         <w:pStyle w:val="ListParagraph"/>
         <w:numPr>
           <w:ilvl w:val="0"/>
@@ -4324,28 +4415,7 @@
         </w:numPr>
       </w:pPr>
       <w:r>
-        <w:t>“</w:t>
-      </w:r>
-      <w:r>
-        <w:t>credit</w:t>
-      </w:r>
-      <w:r>
-        <w:t xml:space="preserve"> </w:t>
-      </w:r>
-      <w:r>
-        <w:t>history</w:t>
-      </w:r>
-      <w:r>
-        <w:t xml:space="preserve"> </w:t>
-      </w:r>
-      <w:r>
-        <w:t>yrs</w:t>
-      </w:r>
-      <w:r>
-        <w:t>”</w:t>
-      </w:r>
-      <w:r>
-        <w:t>, was generated from the borrower's earliest credit line to quantify credit history length in years.</w:t>
+        <w:t xml:space="preserve">The loan portfolio is predominantly composed of Current loans (71.1%), indicating that most borrowers are still actively repaying their loans. </w:t>
       </w:r>
     </w:p>
     <w:p>
@@ -4357,14 +4427,7 @@
         </w:numPr>
       </w:pPr>
       <w:r>
-        <w:rPr>
-          <w:b/>
-          <w:bCs/>
-        </w:rPr>
-        <w:t>Loan Repayment Rate (LRR)</w:t>
-      </w:r>
-      <w:r>
-        <w:t xml:space="preserve"> was calculated for each loan as the ratio of total amount repaid to the funded amount</w:t>
+        <w:t xml:space="preserve">The overall Default Rate remains relatively low (5.2%), suggesting satisfactory portfolio quality. </w:t>
       </w:r>
     </w:p>
     <w:p>
@@ -4376,209 +4439,9 @@
         </w:numPr>
       </w:pPr>
       <w:r>
-        <w:t>A</w:t>
-      </w:r>
-      <w:r>
-        <w:t xml:space="preserve"> binary </w:t>
-      </w:r>
-      <w:r>
-        <w:t>“</w:t>
-      </w:r>
-      <w:r>
-        <w:t>is</w:t>
-      </w:r>
-      <w:r>
-        <w:t xml:space="preserve"> </w:t>
-      </w:r>
-      <w:r>
-        <w:t>default</w:t>
-      </w:r>
-      <w:r>
-        <w:t>”</w:t>
-      </w:r>
-      <w:r>
-        <w:t xml:space="preserve"> indicator was created to simplify default analysis and subsequent hypothesis testing.</w:t>
-      </w:r>
-    </w:p>
-    <w:p>
-      <w:r>
-        <w:t>The analysis shows:</w:t>
-      </w:r>
-    </w:p>
-    <w:p>
-      <w:pPr>
-        <w:pStyle w:val="ListParagraph"/>
-        <w:numPr>
-          <w:ilvl w:val="0"/>
-          <w:numId w:val="12"/>
-        </w:numPr>
-      </w:pPr>
-      <w:r>
-        <w:t>A</w:t>
-      </w:r>
-      <w:r>
-        <w:t xml:space="preserve">n </w:t>
-      </w:r>
-      <w:r>
-        <w:rPr>
-          <w:b/>
-          <w:bCs/>
-        </w:rPr>
-        <w:t>average Loan Repayment Rate of 53.91%</w:t>
-      </w:r>
-      <w:r>
-        <w:t>, indicating that, on average, just over half of the funded amount has been recovered across all loans in the portfolio.</w:t>
-      </w:r>
-    </w:p>
-    <w:p>
-      <w:pPr>
-        <w:pStyle w:val="ListParagraph"/>
-        <w:numPr>
-          <w:ilvl w:val="0"/>
-          <w:numId w:val="12"/>
-        </w:numPr>
-      </w:pPr>
-      <w:r>
         <w:t xml:space="preserve">The </w:t>
       </w:r>
       <w:r>
-        <w:rPr>
-          <w:b/>
-          <w:bCs/>
-        </w:rPr>
-        <w:t>overall Default Rate</w:t>
-      </w:r>
-      <w:r>
-        <w:rPr>
-          <w:b/>
-          <w:bCs/>
-        </w:rPr>
-        <w:t xml:space="preserve"> </w:t>
-      </w:r>
-      <w:r>
-        <w:rPr>
-          <w:b/>
-          <w:bCs/>
-        </w:rPr>
-        <w:t>5.18%,</w:t>
-      </w:r>
-      <w:r>
-        <w:rPr>
-          <w:b/>
-          <w:bCs/>
-        </w:rPr>
-        <w:t xml:space="preserve"> </w:t>
-      </w:r>
-      <w:r>
-        <w:t>suggest</w:t>
-      </w:r>
-      <w:r>
-        <w:t xml:space="preserve"> </w:t>
-      </w:r>
-      <w:r>
-        <w:t>that a relatively small proportion of loans have reached a charged-off status.</w:t>
-      </w:r>
-    </w:p>
-    <w:p>
-      <w:pPr>
-        <w:pStyle w:val="ListParagraph"/>
-        <w:numPr>
-          <w:ilvl w:val="0"/>
-          <w:numId w:val="12"/>
-        </w:numPr>
-      </w:pPr>
-      <w:r>
-        <w:t xml:space="preserve">Borrowers have an </w:t>
-      </w:r>
-      <w:r>
-        <w:rPr>
-          <w:b/>
-          <w:bCs/>
-        </w:rPr>
-        <w:t>average credit history of 25.84 years</w:t>
-      </w:r>
-      <w:r>
-        <w:t>, reflecting a mature lending portfolio with established credit profiles.</w:t>
-      </w:r>
-    </w:p>
-    <w:p>
-      <w:pPr>
-        <w:pStyle w:val="ListParagraph"/>
-        <w:numPr>
-          <w:ilvl w:val="0"/>
-          <w:numId w:val="12"/>
-        </w:numPr>
-      </w:pPr>
-      <w:r>
-        <w:rPr>
-          <w:b/>
-          <w:bCs/>
-        </w:rPr>
-        <w:t>N</w:t>
-      </w:r>
-      <w:r>
-        <w:rPr>
-          <w:b/>
-          <w:bCs/>
-        </w:rPr>
-        <w:t>o loans satisfied the conditions required to compute Recovery Rate</w:t>
-      </w:r>
-      <w:r>
-        <w:t xml:space="preserve"> (charged-off loans with positive outstanding principal), indicating that recovery analysis is not applicable for the current dataset and will be excluded from subsequent analysis.</w:t>
-      </w:r>
-    </w:p>
-    <w:p>
-      <w:pPr>
-        <w:pStyle w:val="Heading2"/>
-      </w:pPr>
-      <w:r>
-        <w:t>Phase 2: Executive KPI Dashboard</w:t>
-      </w:r>
-    </w:p>
-    <w:p>
-      <w:r>
-        <w:t>The Executive KPI Dashboard provides a high-level overview of the loan portfolio by summarizing the bank's key performance indicators</w:t>
-      </w:r>
-      <w:r>
-        <w:t>.</w:t>
-      </w:r>
-    </w:p>
-    <w:p>
-      <w:pPr>
-        <w:pStyle w:val="ListParagraph"/>
-        <w:numPr>
-          <w:ilvl w:val="0"/>
-          <w:numId w:val="13"/>
-        </w:numPr>
-      </w:pPr>
-      <w:r>
-        <w:t xml:space="preserve">The loan portfolio is predominantly composed of Current loans (71.1%), indicating that most borrowers are still actively repaying their loans. </w:t>
-      </w:r>
-    </w:p>
-    <w:p>
-      <w:pPr>
-        <w:pStyle w:val="ListParagraph"/>
-        <w:numPr>
-          <w:ilvl w:val="0"/>
-          <w:numId w:val="13"/>
-        </w:numPr>
-      </w:pPr>
-      <w:r>
-        <w:t xml:space="preserve">The overall Default Rate remains relatively low (5.2%), suggesting satisfactory portfolio quality. </w:t>
-      </w:r>
-    </w:p>
-    <w:p>
-      <w:pPr>
-        <w:pStyle w:val="ListParagraph"/>
-        <w:numPr>
-          <w:ilvl w:val="0"/>
-          <w:numId w:val="13"/>
-        </w:numPr>
-      </w:pPr>
-      <w:r>
-        <w:t xml:space="preserve">The </w:t>
-      </w:r>
-      <w:r>
         <w:t xml:space="preserve">overall </w:t>
       </w:r>
       <w:r>
@@ -4590,7 +4453,7 @@
         <w:pStyle w:val="ListParagraph"/>
         <w:numPr>
           <w:ilvl w:val="0"/>
-          <w:numId w:val="13"/>
+          <w:numId w:val="11"/>
         </w:numPr>
       </w:pPr>
       <w:r>
@@ -4605,7 +4468,6 @@
         <w:rPr>
           <w:noProof/>
         </w:rPr>
-        <w:lastRenderedPageBreak/>
         <w:drawing>
           <wp:anchor distT="0" distB="0" distL="114300" distR="114300" simplePos="0" relativeHeight="251669504" behindDoc="0" locked="0" layoutInCell="1" allowOverlap="1" wp14:anchorId="09B61726" wp14:editId="76F2C06A">
             <wp:simplePos x="0" y="0"/>
@@ -4746,10 +4608,11 @@
         <w:pStyle w:val="ListParagraph"/>
         <w:numPr>
           <w:ilvl w:val="0"/>
-          <w:numId w:val="15"/>
-        </w:numPr>
-      </w:pPr>
-      <w:r>
+          <w:numId w:val="13"/>
+        </w:numPr>
+      </w:pPr>
+      <w:r>
+        <w:lastRenderedPageBreak/>
         <w:t>Although the Charged Off portfolio is relatively small (5.1%), targeted interventions for Late – Early and Late – Severe borrowers could prevent additional loans from progressing into charge-off status.</w:t>
       </w:r>
     </w:p>
@@ -4758,7 +4621,7 @@
         <w:pStyle w:val="ListParagraph"/>
         <w:numPr>
           <w:ilvl w:val="0"/>
-          <w:numId w:val="15"/>
+          <w:numId w:val="13"/>
         </w:numPr>
       </w:pPr>
       <w:r>
@@ -4997,6 +4860,107 @@
         <w:pStyle w:val="ListParagraph"/>
         <w:numPr>
           <w:ilvl w:val="0"/>
+          <w:numId w:val="12"/>
+        </w:numPr>
+        <w:rPr>
+          <w:lang w:eastAsia="en-IN"/>
+        </w:rPr>
+      </w:pPr>
+      <w:r>
+        <w:rPr>
+          <w:lang w:eastAsia="en-IN"/>
+        </w:rPr>
+        <w:t>The LRR decomposition is mathematically valid, with individual loan status contributions summing exactly to the overall portfolio LRR (51.27%).</w:t>
+      </w:r>
+    </w:p>
+    <w:p>
+      <w:pPr>
+        <w:pStyle w:val="ListParagraph"/>
+        <w:numPr>
+          <w:ilvl w:val="0"/>
+          <w:numId w:val="12"/>
+        </w:numPr>
+        <w:rPr>
+          <w:lang w:eastAsia="en-IN"/>
+        </w:rPr>
+      </w:pPr>
+      <w:r>
+        <w:rPr>
+          <w:lang w:eastAsia="en-IN"/>
+        </w:rPr>
+        <w:t>Fully Paid loans (21.26%) contribute the most to LRR (24.28 pts) due to complete principal and interest recovery</w:t>
+      </w:r>
+      <w:r>
+        <w:rPr>
+          <w:lang w:eastAsia="en-IN"/>
+        </w:rPr>
+        <w:t>.</w:t>
+      </w:r>
+    </w:p>
+    <w:p>
+      <w:pPr>
+        <w:pStyle w:val="ListParagraph"/>
+        <w:numPr>
+          <w:ilvl w:val="0"/>
+          <w:numId w:val="12"/>
+        </w:numPr>
+        <w:rPr>
+          <w:lang w:eastAsia="en-IN"/>
+        </w:rPr>
+      </w:pPr>
+      <w:r>
+        <w:rPr>
+          <w:lang w:eastAsia="en-IN"/>
+        </w:rPr>
+        <w:t>Current loans (71.10%) contribute 23.70 pts, indicating significant repayment potential as they mature</w:t>
+      </w:r>
+      <w:r>
+        <w:rPr>
+          <w:lang w:eastAsia="en-IN"/>
+        </w:rPr>
+        <w:t>.</w:t>
+      </w:r>
+    </w:p>
+    <w:p>
+      <w:pPr>
+        <w:pStyle w:val="ListParagraph"/>
+        <w:numPr>
+          <w:ilvl w:val="0"/>
+          <w:numId w:val="12"/>
+        </w:numPr>
+        <w:rPr>
+          <w:lang w:eastAsia="en-IN"/>
+        </w:rPr>
+      </w:pPr>
+      <w:r>
+        <w:rPr>
+          <w:lang w:eastAsia="en-IN"/>
+        </w:rPr>
+        <w:t>Late, Default, and Charged Off loans contribute minimally but represent the primary sources of repayment risk.</w:t>
+      </w:r>
+    </w:p>
+    <w:p>
+      <w:pPr>
+        <w:rPr>
+          <w:b/>
+          <w:bCs/>
+          <w:lang w:eastAsia="en-IN"/>
+        </w:rPr>
+      </w:pPr>
+      <w:r>
+        <w:rPr>
+          <w:b/>
+          <w:bCs/>
+          <w:lang w:eastAsia="en-IN"/>
+        </w:rPr>
+        <w:t>Actionable Insights</w:t>
+      </w:r>
+    </w:p>
+    <w:p>
+      <w:pPr>
+        <w:pStyle w:val="ListParagraph"/>
+        <w:numPr>
+          <w:ilvl w:val="0"/>
           <w:numId w:val="14"/>
         </w:numPr>
         <w:rPr>
@@ -5007,7 +4971,7 @@
         <w:rPr>
           <w:lang w:eastAsia="en-IN"/>
         </w:rPr>
-        <w:t>The LRR decomposition is mathematically valid, with individual loan status contributions summing exactly to the overall portfolio LRR (51.27%).</w:t>
+        <w:t>Prioritize Current loans, as improving their transition to Fully Paid status will have the greatest impact on overall LRR.</w:t>
       </w:r>
     </w:p>
     <w:p>
@@ -5025,13 +4989,7 @@
         <w:rPr>
           <w:lang w:eastAsia="en-IN"/>
         </w:rPr>
-        <w:t>Fully Paid loans (21.26%) contribute the most to LRR (24.28 pts) due to complete principal and interest recovery</w:t>
-      </w:r>
-      <w:r>
-        <w:rPr>
-          <w:lang w:eastAsia="en-IN"/>
-        </w:rPr>
-        <w:t>.</w:t>
+        <w:t>Implement early collection strategies for Late and Default borrowers to prevent progression into Charged Off status.</w:t>
       </w:r>
     </w:p>
     <w:p>
@@ -5049,101 +5007,6 @@
         <w:rPr>
           <w:lang w:eastAsia="en-IN"/>
         </w:rPr>
-        <w:t>Current loans (71.10%) contribute 23.70 pts, indicating significant repayment potential as they mature</w:t>
-      </w:r>
-      <w:r>
-        <w:rPr>
-          <w:lang w:eastAsia="en-IN"/>
-        </w:rPr>
-        <w:t>.</w:t>
-      </w:r>
-    </w:p>
-    <w:p>
-      <w:pPr>
-        <w:pStyle w:val="ListParagraph"/>
-        <w:numPr>
-          <w:ilvl w:val="0"/>
-          <w:numId w:val="14"/>
-        </w:numPr>
-        <w:rPr>
-          <w:lang w:eastAsia="en-IN"/>
-        </w:rPr>
-      </w:pPr>
-      <w:r>
-        <w:rPr>
-          <w:lang w:eastAsia="en-IN"/>
-        </w:rPr>
-        <w:t>Late, Default, and Charged Off loans contribute minimally but represent the primary sources of repayment risk.</w:t>
-      </w:r>
-    </w:p>
-    <w:p>
-      <w:pPr>
-        <w:rPr>
-          <w:b/>
-          <w:bCs/>
-          <w:lang w:eastAsia="en-IN"/>
-        </w:rPr>
-      </w:pPr>
-      <w:r>
-        <w:rPr>
-          <w:b/>
-          <w:bCs/>
-          <w:lang w:eastAsia="en-IN"/>
-        </w:rPr>
-        <w:t>Actionable Insights</w:t>
-      </w:r>
-    </w:p>
-    <w:p>
-      <w:pPr>
-        <w:pStyle w:val="ListParagraph"/>
-        <w:numPr>
-          <w:ilvl w:val="0"/>
-          <w:numId w:val="16"/>
-        </w:numPr>
-        <w:rPr>
-          <w:lang w:eastAsia="en-IN"/>
-        </w:rPr>
-      </w:pPr>
-      <w:r>
-        <w:rPr>
-          <w:lang w:eastAsia="en-IN"/>
-        </w:rPr>
-        <w:t>Prioritize Current loans, as improving their transition to Fully Paid status will have the greatest impact on overall LRR.</w:t>
-      </w:r>
-    </w:p>
-    <w:p>
-      <w:pPr>
-        <w:pStyle w:val="ListParagraph"/>
-        <w:numPr>
-          <w:ilvl w:val="0"/>
-          <w:numId w:val="16"/>
-        </w:numPr>
-        <w:rPr>
-          <w:lang w:eastAsia="en-IN"/>
-        </w:rPr>
-      </w:pPr>
-      <w:r>
-        <w:rPr>
-          <w:lang w:eastAsia="en-IN"/>
-        </w:rPr>
-        <w:t>Implement early collection strategies for Late and Default borrowers to prevent progression into Charged Off status.</w:t>
-      </w:r>
-    </w:p>
-    <w:p>
-      <w:pPr>
-        <w:pStyle w:val="ListParagraph"/>
-        <w:numPr>
-          <w:ilvl w:val="0"/>
-          <w:numId w:val="16"/>
-        </w:numPr>
-        <w:rPr>
-          <w:lang w:eastAsia="en-IN"/>
-        </w:rPr>
-      </w:pPr>
-      <w:r>
-        <w:rPr>
-          <w:lang w:eastAsia="en-IN"/>
-        </w:rPr>
         <w:t>Strengthen underwriting and risk monitoring to reduce Charged Off loans and improve long-term portfolio profitability.</w:t>
       </w:r>
     </w:p>
@@ -5158,36 +5021,36 @@
         <w:rPr>
           <w:lang w:eastAsia="en-IN"/>
         </w:rPr>
+        <w:t>Phase 4: Univariate Analysis – Continuous Variables</w:t>
+      </w:r>
+    </w:p>
+    <w:p>
+      <w:pPr>
+        <w:rPr>
+          <w:lang w:eastAsia="en-IN"/>
+        </w:rPr>
+      </w:pPr>
+      <w:r>
+        <w:rPr>
+          <w:lang w:eastAsia="en-IN"/>
+        </w:rPr>
+        <w:t>Univariate analysis is the simplest form of statistical analysis where data contains only one variable. This phase examines the distribution of the key continuous variables that influence loan repayment performance and default risk.</w:t>
+      </w:r>
+    </w:p>
+    <w:p>
+      <w:pPr>
+        <w:rPr>
+          <w:b/>
+          <w:bCs/>
+          <w:lang w:eastAsia="en-IN"/>
+        </w:rPr>
+      </w:pPr>
+      <w:r>
+        <w:rPr>
+          <w:noProof/>
+          <w:lang w:eastAsia="en-IN"/>
+        </w:rPr>
         <w:lastRenderedPageBreak/>
-        <w:t>Phase 4: Univariate Analysis – Continuous Variables</w:t>
-      </w:r>
-    </w:p>
-    <w:p>
-      <w:pPr>
-        <w:rPr>
-          <w:lang w:eastAsia="en-IN"/>
-        </w:rPr>
-      </w:pPr>
-      <w:r>
-        <w:rPr>
-          <w:lang w:eastAsia="en-IN"/>
-        </w:rPr>
-        <w:t>Univariate analysis is the simplest form of statistical analysis where data contains only one variable. This phase examines the distribution of the key continuous variables that influence loan repayment performance and default risk.</w:t>
-      </w:r>
-    </w:p>
-    <w:p>
-      <w:pPr>
-        <w:rPr>
-          <w:b/>
-          <w:bCs/>
-          <w:lang w:eastAsia="en-IN"/>
-        </w:rPr>
-      </w:pPr>
-      <w:r>
-        <w:rPr>
-          <w:noProof/>
-          <w:lang w:eastAsia="en-IN"/>
-        </w:rPr>
         <w:drawing>
           <wp:anchor distT="0" distB="0" distL="114300" distR="114300" simplePos="0" relativeHeight="251671552" behindDoc="0" locked="0" layoutInCell="1" allowOverlap="1" wp14:anchorId="14928C15" wp14:editId="34A3728F">
             <wp:simplePos x="0" y="0"/>
@@ -5356,7 +5219,7 @@
         <w:pStyle w:val="ListParagraph"/>
         <w:numPr>
           <w:ilvl w:val="0"/>
-          <w:numId w:val="17"/>
+          <w:numId w:val="15"/>
         </w:numPr>
         <w:rPr>
           <w:lang w:eastAsia="en-IN"/>
@@ -5422,7 +5285,7 @@
         <w:pStyle w:val="ListParagraph"/>
         <w:numPr>
           <w:ilvl w:val="0"/>
-          <w:numId w:val="17"/>
+          <w:numId w:val="15"/>
         </w:numPr>
         <w:rPr>
           <w:lang w:eastAsia="en-IN"/>
@@ -5446,7 +5309,7 @@
         <w:pStyle w:val="ListParagraph"/>
         <w:numPr>
           <w:ilvl w:val="0"/>
-          <w:numId w:val="17"/>
+          <w:numId w:val="15"/>
         </w:numPr>
         <w:rPr>
           <w:lang w:eastAsia="en-IN"/>
@@ -5493,7 +5356,7 @@
         <w:pStyle w:val="ListParagraph"/>
         <w:numPr>
           <w:ilvl w:val="0"/>
-          <w:numId w:val="18"/>
+          <w:numId w:val="16"/>
         </w:numPr>
         <w:rPr>
           <w:lang w:eastAsia="en-IN"/>
@@ -5511,7 +5374,7 @@
         <w:pStyle w:val="ListParagraph"/>
         <w:numPr>
           <w:ilvl w:val="0"/>
-          <w:numId w:val="18"/>
+          <w:numId w:val="16"/>
         </w:numPr>
         <w:rPr>
           <w:lang w:eastAsia="en-IN"/>
@@ -5529,7 +5392,7 @@
         <w:pStyle w:val="ListParagraph"/>
         <w:numPr>
           <w:ilvl w:val="0"/>
-          <w:numId w:val="18"/>
+          <w:numId w:val="16"/>
         </w:numPr>
         <w:rPr>
           <w:lang w:eastAsia="en-IN"/>
@@ -5547,7 +5410,7 @@
         <w:pStyle w:val="ListParagraph"/>
         <w:numPr>
           <w:ilvl w:val="0"/>
-          <w:numId w:val="18"/>
+          <w:numId w:val="16"/>
         </w:numPr>
         <w:rPr>
           <w:lang w:eastAsia="en-IN"/>
@@ -5689,7 +5552,7 @@
         <w:pStyle w:val="ListParagraph"/>
         <w:numPr>
           <w:ilvl w:val="0"/>
-          <w:numId w:val="19"/>
+          <w:numId w:val="17"/>
         </w:numPr>
         <w:rPr>
           <w:lang w:eastAsia="en-IN"/>
@@ -5707,7 +5570,7 @@
         <w:pStyle w:val="ListParagraph"/>
         <w:numPr>
           <w:ilvl w:val="0"/>
-          <w:numId w:val="19"/>
+          <w:numId w:val="17"/>
         </w:numPr>
         <w:rPr>
           <w:lang w:eastAsia="en-IN"/>
@@ -5725,7 +5588,7 @@
         <w:pStyle w:val="ListParagraph"/>
         <w:numPr>
           <w:ilvl w:val="0"/>
-          <w:numId w:val="19"/>
+          <w:numId w:val="17"/>
         </w:numPr>
         <w:rPr>
           <w:lang w:eastAsia="en-IN"/>
@@ -5743,7 +5606,7 @@
         <w:pStyle w:val="ListParagraph"/>
         <w:numPr>
           <w:ilvl w:val="0"/>
-          <w:numId w:val="19"/>
+          <w:numId w:val="17"/>
         </w:numPr>
         <w:rPr>
           <w:lang w:eastAsia="en-IN"/>
@@ -5778,7 +5641,7 @@
         <w:pStyle w:val="ListParagraph"/>
         <w:numPr>
           <w:ilvl w:val="0"/>
-          <w:numId w:val="20"/>
+          <w:numId w:val="18"/>
         </w:numPr>
         <w:rPr>
           <w:lang w:eastAsia="en-IN"/>
@@ -5796,7 +5659,7 @@
         <w:pStyle w:val="ListParagraph"/>
         <w:numPr>
           <w:ilvl w:val="0"/>
-          <w:numId w:val="20"/>
+          <w:numId w:val="18"/>
         </w:numPr>
         <w:rPr>
           <w:lang w:eastAsia="en-IN"/>
@@ -5814,7 +5677,7 @@
         <w:pStyle w:val="ListParagraph"/>
         <w:numPr>
           <w:ilvl w:val="0"/>
-          <w:numId w:val="20"/>
+          <w:numId w:val="18"/>
         </w:numPr>
         <w:rPr>
           <w:lang w:eastAsia="en-IN"/>
@@ -5945,7 +5808,7 @@
         <w:pStyle w:val="ListParagraph"/>
         <w:numPr>
           <w:ilvl w:val="0"/>
-          <w:numId w:val="21"/>
+          <w:numId w:val="19"/>
         </w:numPr>
       </w:pPr>
       <w:r>
@@ -5957,7 +5820,7 @@
         <w:pStyle w:val="ListParagraph"/>
         <w:numPr>
           <w:ilvl w:val="0"/>
-          <w:numId w:val="21"/>
+          <w:numId w:val="19"/>
         </w:numPr>
       </w:pPr>
       <w:r>
@@ -5969,7 +5832,7 @@
         <w:pStyle w:val="ListParagraph"/>
         <w:numPr>
           <w:ilvl w:val="0"/>
-          <w:numId w:val="21"/>
+          <w:numId w:val="19"/>
         </w:numPr>
       </w:pPr>
       <w:r>
@@ -6014,7 +5877,7 @@
         <w:pStyle w:val="ListParagraph"/>
         <w:numPr>
           <w:ilvl w:val="0"/>
-          <w:numId w:val="22"/>
+          <w:numId w:val="20"/>
         </w:numPr>
       </w:pPr>
       <w:r>
@@ -6026,7 +5889,7 @@
         <w:pStyle w:val="ListParagraph"/>
         <w:numPr>
           <w:ilvl w:val="0"/>
-          <w:numId w:val="22"/>
+          <w:numId w:val="20"/>
         </w:numPr>
       </w:pPr>
       <w:r>
@@ -6038,7 +5901,7 @@
         <w:pStyle w:val="ListParagraph"/>
         <w:numPr>
           <w:ilvl w:val="0"/>
-          <w:numId w:val="22"/>
+          <w:numId w:val="20"/>
         </w:numPr>
       </w:pPr>
       <w:r>
@@ -6156,7 +6019,7 @@
         <w:pStyle w:val="ListParagraph"/>
         <w:numPr>
           <w:ilvl w:val="0"/>
-          <w:numId w:val="23"/>
+          <w:numId w:val="21"/>
         </w:numPr>
       </w:pPr>
       <w:r>
@@ -6168,7 +6031,7 @@
         <w:pStyle w:val="ListParagraph"/>
         <w:numPr>
           <w:ilvl w:val="0"/>
-          <w:numId w:val="23"/>
+          <w:numId w:val="21"/>
         </w:numPr>
       </w:pPr>
       <w:r>
@@ -6183,7 +6046,7 @@
         <w:pStyle w:val="ListParagraph"/>
         <w:numPr>
           <w:ilvl w:val="0"/>
-          <w:numId w:val="23"/>
+          <w:numId w:val="21"/>
         </w:numPr>
       </w:pPr>
       <w:r>
@@ -6210,7 +6073,7 @@
         <w:pStyle w:val="ListParagraph"/>
         <w:numPr>
           <w:ilvl w:val="0"/>
-          <w:numId w:val="24"/>
+          <w:numId w:val="22"/>
         </w:numPr>
       </w:pPr>
       <w:r>
@@ -6222,7 +6085,7 @@
         <w:pStyle w:val="ListParagraph"/>
         <w:numPr>
           <w:ilvl w:val="0"/>
-          <w:numId w:val="24"/>
+          <w:numId w:val="22"/>
         </w:numPr>
       </w:pPr>
       <w:r>
@@ -6234,7 +6097,7 @@
         <w:pStyle w:val="ListParagraph"/>
         <w:numPr>
           <w:ilvl w:val="0"/>
-          <w:numId w:val="24"/>
+          <w:numId w:val="22"/>
         </w:numPr>
       </w:pPr>
       <w:r>
@@ -6366,7 +6229,7 @@
         <w:pStyle w:val="ListParagraph"/>
         <w:numPr>
           <w:ilvl w:val="0"/>
-          <w:numId w:val="25"/>
+          <w:numId w:val="23"/>
         </w:numPr>
       </w:pPr>
       <w:r>
@@ -6388,7 +6251,7 @@
         <w:pStyle w:val="ListParagraph"/>
         <w:numPr>
           <w:ilvl w:val="0"/>
-          <w:numId w:val="25"/>
+          <w:numId w:val="23"/>
         </w:numPr>
       </w:pPr>
       <w:r>
@@ -6410,7 +6273,7 @@
         <w:pStyle w:val="ListParagraph"/>
         <w:numPr>
           <w:ilvl w:val="0"/>
-          <w:numId w:val="25"/>
+          <w:numId w:val="23"/>
         </w:numPr>
       </w:pPr>
       <w:r>
@@ -6432,7 +6295,7 @@
         <w:pStyle w:val="ListParagraph"/>
         <w:numPr>
           <w:ilvl w:val="0"/>
-          <w:numId w:val="25"/>
+          <w:numId w:val="23"/>
         </w:numPr>
       </w:pPr>
       <w:r>
@@ -6469,7 +6332,7 @@
         <w:pStyle w:val="ListParagraph"/>
         <w:numPr>
           <w:ilvl w:val="0"/>
-          <w:numId w:val="26"/>
+          <w:numId w:val="24"/>
         </w:numPr>
       </w:pPr>
       <w:r>
@@ -6481,7 +6344,7 @@
         <w:pStyle w:val="ListParagraph"/>
         <w:numPr>
           <w:ilvl w:val="0"/>
-          <w:numId w:val="26"/>
+          <w:numId w:val="24"/>
         </w:numPr>
       </w:pPr>
       <w:r>
@@ -6493,7 +6356,7 @@
         <w:pStyle w:val="ListParagraph"/>
         <w:numPr>
           <w:ilvl w:val="0"/>
-          <w:numId w:val="26"/>
+          <w:numId w:val="24"/>
         </w:numPr>
       </w:pPr>
       <w:r>
@@ -6614,7 +6477,7 @@
         <w:pStyle w:val="ListParagraph"/>
         <w:numPr>
           <w:ilvl w:val="0"/>
-          <w:numId w:val="27"/>
+          <w:numId w:val="25"/>
         </w:numPr>
       </w:pPr>
       <w:r>
@@ -6626,7 +6489,7 @@
         <w:pStyle w:val="ListParagraph"/>
         <w:numPr>
           <w:ilvl w:val="0"/>
-          <w:numId w:val="27"/>
+          <w:numId w:val="25"/>
         </w:numPr>
       </w:pPr>
       <w:r>
@@ -6638,7 +6501,7 @@
         <w:pStyle w:val="ListParagraph"/>
         <w:numPr>
           <w:ilvl w:val="0"/>
-          <w:numId w:val="27"/>
+          <w:numId w:val="25"/>
         </w:numPr>
       </w:pPr>
       <w:r>
@@ -6655,7 +6518,7 @@
         <w:pStyle w:val="ListParagraph"/>
         <w:numPr>
           <w:ilvl w:val="0"/>
-          <w:numId w:val="28"/>
+          <w:numId w:val="26"/>
         </w:numPr>
       </w:pPr>
       <w:r>
@@ -6667,7 +6530,7 @@
         <w:pStyle w:val="ListParagraph"/>
         <w:numPr>
           <w:ilvl w:val="0"/>
-          <w:numId w:val="28"/>
+          <w:numId w:val="26"/>
         </w:numPr>
       </w:pPr>
       <w:r>
@@ -6679,7 +6542,7 @@
         <w:pStyle w:val="ListParagraph"/>
         <w:numPr>
           <w:ilvl w:val="0"/>
-          <w:numId w:val="28"/>
+          <w:numId w:val="26"/>
         </w:numPr>
       </w:pPr>
       <w:r>
@@ -6799,7 +6662,7 @@
         <w:pStyle w:val="ListParagraph"/>
         <w:numPr>
           <w:ilvl w:val="0"/>
-          <w:numId w:val="31"/>
+          <w:numId w:val="29"/>
         </w:numPr>
       </w:pPr>
       <w:r>
@@ -6811,7 +6674,7 @@
         <w:pStyle w:val="ListParagraph"/>
         <w:numPr>
           <w:ilvl w:val="0"/>
-          <w:numId w:val="31"/>
+          <w:numId w:val="29"/>
         </w:numPr>
       </w:pPr>
       <w:r>
@@ -6828,7 +6691,7 @@
         <w:pStyle w:val="ListParagraph"/>
         <w:numPr>
           <w:ilvl w:val="0"/>
-          <w:numId w:val="32"/>
+          <w:numId w:val="30"/>
         </w:numPr>
       </w:pPr>
       <w:r>
@@ -6840,7 +6703,7 @@
         <w:pStyle w:val="ListParagraph"/>
         <w:numPr>
           <w:ilvl w:val="0"/>
-          <w:numId w:val="32"/>
+          <w:numId w:val="30"/>
         </w:numPr>
       </w:pPr>
       <w:r>
@@ -6964,7 +6827,7 @@
         <w:pStyle w:val="ListParagraph"/>
         <w:numPr>
           <w:ilvl w:val="0"/>
-          <w:numId w:val="29"/>
+          <w:numId w:val="27"/>
         </w:numPr>
       </w:pPr>
       <w:r>
@@ -6976,7 +6839,7 @@
         <w:pStyle w:val="ListParagraph"/>
         <w:numPr>
           <w:ilvl w:val="0"/>
-          <w:numId w:val="29"/>
+          <w:numId w:val="27"/>
         </w:numPr>
       </w:pPr>
       <w:r>
@@ -6988,7 +6851,7 @@
         <w:pStyle w:val="ListParagraph"/>
         <w:numPr>
           <w:ilvl w:val="0"/>
-          <w:numId w:val="29"/>
+          <w:numId w:val="27"/>
         </w:numPr>
       </w:pPr>
       <w:r>
@@ -7008,7 +6871,7 @@
         <w:pStyle w:val="ListParagraph"/>
         <w:numPr>
           <w:ilvl w:val="0"/>
-          <w:numId w:val="29"/>
+          <w:numId w:val="27"/>
         </w:numPr>
       </w:pPr>
       <w:r>
@@ -7035,7 +6898,7 @@
         <w:pStyle w:val="ListParagraph"/>
         <w:numPr>
           <w:ilvl w:val="0"/>
-          <w:numId w:val="30"/>
+          <w:numId w:val="28"/>
         </w:numPr>
       </w:pPr>
       <w:r>
@@ -7047,7 +6910,7 @@
         <w:pStyle w:val="ListParagraph"/>
         <w:numPr>
           <w:ilvl w:val="0"/>
-          <w:numId w:val="30"/>
+          <w:numId w:val="28"/>
         </w:numPr>
       </w:pPr>
       <w:r>
@@ -7207,7 +7070,7 @@
         <w:pStyle w:val="ListParagraph"/>
         <w:numPr>
           <w:ilvl w:val="0"/>
-          <w:numId w:val="33"/>
+          <w:numId w:val="31"/>
         </w:numPr>
       </w:pPr>
       <w:r>
@@ -7219,7 +7082,7 @@
         <w:pStyle w:val="ListParagraph"/>
         <w:numPr>
           <w:ilvl w:val="0"/>
-          <w:numId w:val="33"/>
+          <w:numId w:val="31"/>
         </w:numPr>
       </w:pPr>
       <w:r>
@@ -7231,7 +7094,7 @@
         <w:pStyle w:val="ListParagraph"/>
         <w:numPr>
           <w:ilvl w:val="0"/>
-          <w:numId w:val="33"/>
+          <w:numId w:val="31"/>
         </w:numPr>
       </w:pPr>
       <w:r>
@@ -7243,7 +7106,7 @@
         <w:pStyle w:val="ListParagraph"/>
         <w:numPr>
           <w:ilvl w:val="0"/>
-          <w:numId w:val="33"/>
+          <w:numId w:val="31"/>
         </w:numPr>
       </w:pPr>
       <w:r>
@@ -7255,7 +7118,7 @@
         <w:pStyle w:val="ListParagraph"/>
         <w:numPr>
           <w:ilvl w:val="0"/>
-          <w:numId w:val="33"/>
+          <w:numId w:val="31"/>
         </w:numPr>
       </w:pPr>
       <w:r>
@@ -7267,7 +7130,7 @@
         <w:pStyle w:val="ListParagraph"/>
         <w:numPr>
           <w:ilvl w:val="0"/>
-          <w:numId w:val="33"/>
+          <w:numId w:val="31"/>
         </w:numPr>
       </w:pPr>
       <w:r>
@@ -8897,119 +8760,6 @@
     </w:lvl>
   </w:abstractNum>
   <w:abstractNum w:abstractNumId="14" w15:restartNumberingAfterBreak="0">
-    <w:nsid w:val="2ACF08F9"/>
-    <w:multiLevelType w:val="hybridMultilevel"/>
-    <w:tmpl w:val="C002B696"/>
-    <w:lvl w:ilvl="0" w:tplc="40090001">
-      <w:start w:val="1"/>
-      <w:numFmt w:val="bullet"/>
-      <w:lvlText w:val=""/>
-      <w:lvlJc w:val="left"/>
-      <w:pPr>
-        <w:ind w:left="720" w:hanging="360"/>
-      </w:pPr>
-      <w:rPr>
-        <w:rFonts w:ascii="Symbol" w:hAnsi="Symbol" w:hint="default"/>
-      </w:rPr>
-    </w:lvl>
-    <w:lvl w:ilvl="1" w:tplc="40090003" w:tentative="1">
-      <w:start w:val="1"/>
-      <w:numFmt w:val="bullet"/>
-      <w:lvlText w:val="o"/>
-      <w:lvlJc w:val="left"/>
-      <w:pPr>
-        <w:ind w:left="1440" w:hanging="360"/>
-      </w:pPr>
-      <w:rPr>
-        <w:rFonts w:ascii="Courier New" w:hAnsi="Courier New" w:cs="Courier New" w:hint="default"/>
-      </w:rPr>
-    </w:lvl>
-    <w:lvl w:ilvl="2" w:tplc="40090005" w:tentative="1">
-      <w:start w:val="1"/>
-      <w:numFmt w:val="bullet"/>
-      <w:lvlText w:val=""/>
-      <w:lvlJc w:val="left"/>
-      <w:pPr>
-        <w:ind w:left="2160" w:hanging="360"/>
-      </w:pPr>
-      <w:rPr>
-        <w:rFonts w:ascii="Wingdings" w:hAnsi="Wingdings" w:hint="default"/>
-      </w:rPr>
-    </w:lvl>
-    <w:lvl w:ilvl="3" w:tplc="40090001" w:tentative="1">
-      <w:start w:val="1"/>
-      <w:numFmt w:val="bullet"/>
-      <w:lvlText w:val=""/>
-      <w:lvlJc w:val="left"/>
-      <w:pPr>
-        <w:ind w:left="2880" w:hanging="360"/>
-      </w:pPr>
-      <w:rPr>
-        <w:rFonts w:ascii="Symbol" w:hAnsi="Symbol" w:hint="default"/>
-      </w:rPr>
-    </w:lvl>
-    <w:lvl w:ilvl="4" w:tplc="40090003" w:tentative="1">
-      <w:start w:val="1"/>
-      <w:numFmt w:val="bullet"/>
-      <w:lvlText w:val="o"/>
-      <w:lvlJc w:val="left"/>
-      <w:pPr>
-        <w:ind w:left="3600" w:hanging="360"/>
-      </w:pPr>
-      <w:rPr>
-        <w:rFonts w:ascii="Courier New" w:hAnsi="Courier New" w:cs="Courier New" w:hint="default"/>
-      </w:rPr>
-    </w:lvl>
-    <w:lvl w:ilvl="5" w:tplc="40090005" w:tentative="1">
-      <w:start w:val="1"/>
-      <w:numFmt w:val="bullet"/>
-      <w:lvlText w:val=""/>
-      <w:lvlJc w:val="left"/>
-      <w:pPr>
-        <w:ind w:left="4320" w:hanging="360"/>
-      </w:pPr>
-      <w:rPr>
-        <w:rFonts w:ascii="Wingdings" w:hAnsi="Wingdings" w:hint="default"/>
-      </w:rPr>
-    </w:lvl>
-    <w:lvl w:ilvl="6" w:tplc="40090001" w:tentative="1">
-      <w:start w:val="1"/>
-      <w:numFmt w:val="bullet"/>
-      <w:lvlText w:val=""/>
-      <w:lvlJc w:val="left"/>
-      <w:pPr>
-        <w:ind w:left="5040" w:hanging="360"/>
-      </w:pPr>
-      <w:rPr>
-        <w:rFonts w:ascii="Symbol" w:hAnsi="Symbol" w:hint="default"/>
-      </w:rPr>
-    </w:lvl>
-    <w:lvl w:ilvl="7" w:tplc="40090003" w:tentative="1">
-      <w:start w:val="1"/>
-      <w:numFmt w:val="bullet"/>
-      <w:lvlText w:val="o"/>
-      <w:lvlJc w:val="left"/>
-      <w:pPr>
-        <w:ind w:left="5760" w:hanging="360"/>
-      </w:pPr>
-      <w:rPr>
-        <w:rFonts w:ascii="Courier New" w:hAnsi="Courier New" w:cs="Courier New" w:hint="default"/>
-      </w:rPr>
-    </w:lvl>
-    <w:lvl w:ilvl="8" w:tplc="40090005" w:tentative="1">
-      <w:start w:val="1"/>
-      <w:numFmt w:val="bullet"/>
-      <w:lvlText w:val=""/>
-      <w:lvlJc w:val="left"/>
-      <w:pPr>
-        <w:ind w:left="6480" w:hanging="360"/>
-      </w:pPr>
-      <w:rPr>
-        <w:rFonts w:ascii="Wingdings" w:hAnsi="Wingdings" w:hint="default"/>
-      </w:rPr>
-    </w:lvl>
-  </w:abstractNum>
-  <w:abstractNum w:abstractNumId="15" w15:restartNumberingAfterBreak="0">
     <w:nsid w:val="2F383463"/>
     <w:multiLevelType w:val="hybridMultilevel"/>
     <w:tmpl w:val="DC66F0E8"/>
@@ -9122,7 +8872,7 @@
       </w:rPr>
     </w:lvl>
   </w:abstractNum>
-  <w:abstractNum w:abstractNumId="16" w15:restartNumberingAfterBreak="0">
+  <w:abstractNum w:abstractNumId="15" w15:restartNumberingAfterBreak="0">
     <w:nsid w:val="35EB3890"/>
     <w:multiLevelType w:val="hybridMultilevel"/>
     <w:tmpl w:val="63EA68EA"/>
@@ -9235,7 +8985,7 @@
       </w:rPr>
     </w:lvl>
   </w:abstractNum>
-  <w:abstractNum w:abstractNumId="17" w15:restartNumberingAfterBreak="0">
+  <w:abstractNum w:abstractNumId="16" w15:restartNumberingAfterBreak="0">
     <w:nsid w:val="3627299F"/>
     <w:multiLevelType w:val="hybridMultilevel"/>
     <w:tmpl w:val="C5DAB694"/>
@@ -9348,7 +9098,7 @@
       </w:rPr>
     </w:lvl>
   </w:abstractNum>
-  <w:abstractNum w:abstractNumId="18" w15:restartNumberingAfterBreak="0">
+  <w:abstractNum w:abstractNumId="17" w15:restartNumberingAfterBreak="0">
     <w:nsid w:val="3C3B5A57"/>
     <w:multiLevelType w:val="hybridMultilevel"/>
     <w:tmpl w:val="08D0650A"/>
@@ -9461,7 +9211,7 @@
       </w:rPr>
     </w:lvl>
   </w:abstractNum>
-  <w:abstractNum w:abstractNumId="19" w15:restartNumberingAfterBreak="0">
+  <w:abstractNum w:abstractNumId="18" w15:restartNumberingAfterBreak="0">
     <w:nsid w:val="3D7A32BB"/>
     <w:multiLevelType w:val="hybridMultilevel"/>
     <w:tmpl w:val="F7BECB1E"/>
@@ -9574,7 +9324,7 @@
       </w:rPr>
     </w:lvl>
   </w:abstractNum>
-  <w:abstractNum w:abstractNumId="20" w15:restartNumberingAfterBreak="0">
+  <w:abstractNum w:abstractNumId="19" w15:restartNumberingAfterBreak="0">
     <w:nsid w:val="3F450092"/>
     <w:multiLevelType w:val="hybridMultilevel"/>
     <w:tmpl w:val="1864FE14"/>
@@ -9687,7 +9437,7 @@
       </w:rPr>
     </w:lvl>
   </w:abstractNum>
-  <w:abstractNum w:abstractNumId="21" w15:restartNumberingAfterBreak="0">
+  <w:abstractNum w:abstractNumId="20" w15:restartNumberingAfterBreak="0">
     <w:nsid w:val="45976ADC"/>
     <w:multiLevelType w:val="hybridMultilevel"/>
     <w:tmpl w:val="A9B2BF34"/>
@@ -9800,7 +9550,7 @@
       </w:rPr>
     </w:lvl>
   </w:abstractNum>
-  <w:abstractNum w:abstractNumId="22" w15:restartNumberingAfterBreak="0">
+  <w:abstractNum w:abstractNumId="21" w15:restartNumberingAfterBreak="0">
     <w:nsid w:val="474726A7"/>
     <w:multiLevelType w:val="hybridMultilevel"/>
     <w:tmpl w:val="4000A424"/>
@@ -9913,7 +9663,7 @@
       </w:rPr>
     </w:lvl>
   </w:abstractNum>
-  <w:abstractNum w:abstractNumId="23" w15:restartNumberingAfterBreak="0">
+  <w:abstractNum w:abstractNumId="22" w15:restartNumberingAfterBreak="0">
     <w:nsid w:val="47F82C38"/>
     <w:multiLevelType w:val="hybridMultilevel"/>
     <w:tmpl w:val="246491E2"/>
@@ -10026,7 +9776,7 @@
       </w:rPr>
     </w:lvl>
   </w:abstractNum>
-  <w:abstractNum w:abstractNumId="24" w15:restartNumberingAfterBreak="0">
+  <w:abstractNum w:abstractNumId="23" w15:restartNumberingAfterBreak="0">
     <w:nsid w:val="4D4D56F9"/>
     <w:multiLevelType w:val="hybridMultilevel"/>
     <w:tmpl w:val="A134F64A"/>
@@ -10139,7 +9889,7 @@
       </w:rPr>
     </w:lvl>
   </w:abstractNum>
-  <w:abstractNum w:abstractNumId="25" w15:restartNumberingAfterBreak="0">
+  <w:abstractNum w:abstractNumId="24" w15:restartNumberingAfterBreak="0">
     <w:nsid w:val="4E8161E5"/>
     <w:multiLevelType w:val="hybridMultilevel"/>
     <w:tmpl w:val="A22A961E"/>
@@ -10252,7 +10002,7 @@
       </w:rPr>
     </w:lvl>
   </w:abstractNum>
-  <w:abstractNum w:abstractNumId="26" w15:restartNumberingAfterBreak="0">
+  <w:abstractNum w:abstractNumId="25" w15:restartNumberingAfterBreak="0">
     <w:nsid w:val="5C7955C0"/>
     <w:multiLevelType w:val="hybridMultilevel"/>
     <w:tmpl w:val="FE9E8CDA"/>
@@ -10365,7 +10115,7 @@
       </w:rPr>
     </w:lvl>
   </w:abstractNum>
-  <w:abstractNum w:abstractNumId="27" w15:restartNumberingAfterBreak="0">
+  <w:abstractNum w:abstractNumId="26" w15:restartNumberingAfterBreak="0">
     <w:nsid w:val="5CBB3896"/>
     <w:multiLevelType w:val="hybridMultilevel"/>
     <w:tmpl w:val="1D5EED30"/>
@@ -10478,7 +10228,7 @@
       </w:rPr>
     </w:lvl>
   </w:abstractNum>
-  <w:abstractNum w:abstractNumId="28" w15:restartNumberingAfterBreak="0">
+  <w:abstractNum w:abstractNumId="27" w15:restartNumberingAfterBreak="0">
     <w:nsid w:val="5F8A7087"/>
     <w:multiLevelType w:val="hybridMultilevel"/>
     <w:tmpl w:val="7DF24450"/>
@@ -10591,7 +10341,7 @@
       </w:rPr>
     </w:lvl>
   </w:abstractNum>
-  <w:abstractNum w:abstractNumId="29" w15:restartNumberingAfterBreak="0">
+  <w:abstractNum w:abstractNumId="28" w15:restartNumberingAfterBreak="0">
     <w:nsid w:val="5FE100AA"/>
     <w:multiLevelType w:val="hybridMultilevel"/>
     <w:tmpl w:val="450AEAE4"/>
@@ -10704,7 +10454,7 @@
       </w:rPr>
     </w:lvl>
   </w:abstractNum>
-  <w:abstractNum w:abstractNumId="30" w15:restartNumberingAfterBreak="0">
+  <w:abstractNum w:abstractNumId="29" w15:restartNumberingAfterBreak="0">
     <w:nsid w:val="60265E7B"/>
     <w:multiLevelType w:val="hybridMultilevel"/>
     <w:tmpl w:val="D292BF6C"/>
@@ -10817,120 +10567,7 @@
       </w:rPr>
     </w:lvl>
   </w:abstractNum>
-  <w:abstractNum w:abstractNumId="31" w15:restartNumberingAfterBreak="0">
-    <w:nsid w:val="650F3121"/>
-    <w:multiLevelType w:val="hybridMultilevel"/>
-    <w:tmpl w:val="5FD269B0"/>
-    <w:lvl w:ilvl="0" w:tplc="40090001">
-      <w:start w:val="1"/>
-      <w:numFmt w:val="bullet"/>
-      <w:lvlText w:val=""/>
-      <w:lvlJc w:val="left"/>
-      <w:pPr>
-        <w:ind w:left="720" w:hanging="360"/>
-      </w:pPr>
-      <w:rPr>
-        <w:rFonts w:ascii="Symbol" w:hAnsi="Symbol" w:hint="default"/>
-      </w:rPr>
-    </w:lvl>
-    <w:lvl w:ilvl="1" w:tplc="40090003" w:tentative="1">
-      <w:start w:val="1"/>
-      <w:numFmt w:val="bullet"/>
-      <w:lvlText w:val="o"/>
-      <w:lvlJc w:val="left"/>
-      <w:pPr>
-        <w:ind w:left="1440" w:hanging="360"/>
-      </w:pPr>
-      <w:rPr>
-        <w:rFonts w:ascii="Courier New" w:hAnsi="Courier New" w:cs="Courier New" w:hint="default"/>
-      </w:rPr>
-    </w:lvl>
-    <w:lvl w:ilvl="2" w:tplc="40090005" w:tentative="1">
-      <w:start w:val="1"/>
-      <w:numFmt w:val="bullet"/>
-      <w:lvlText w:val=""/>
-      <w:lvlJc w:val="left"/>
-      <w:pPr>
-        <w:ind w:left="2160" w:hanging="360"/>
-      </w:pPr>
-      <w:rPr>
-        <w:rFonts w:ascii="Wingdings" w:hAnsi="Wingdings" w:hint="default"/>
-      </w:rPr>
-    </w:lvl>
-    <w:lvl w:ilvl="3" w:tplc="40090001" w:tentative="1">
-      <w:start w:val="1"/>
-      <w:numFmt w:val="bullet"/>
-      <w:lvlText w:val=""/>
-      <w:lvlJc w:val="left"/>
-      <w:pPr>
-        <w:ind w:left="2880" w:hanging="360"/>
-      </w:pPr>
-      <w:rPr>
-        <w:rFonts w:ascii="Symbol" w:hAnsi="Symbol" w:hint="default"/>
-      </w:rPr>
-    </w:lvl>
-    <w:lvl w:ilvl="4" w:tplc="40090003" w:tentative="1">
-      <w:start w:val="1"/>
-      <w:numFmt w:val="bullet"/>
-      <w:lvlText w:val="o"/>
-      <w:lvlJc w:val="left"/>
-      <w:pPr>
-        <w:ind w:left="3600" w:hanging="360"/>
-      </w:pPr>
-      <w:rPr>
-        <w:rFonts w:ascii="Courier New" w:hAnsi="Courier New" w:cs="Courier New" w:hint="default"/>
-      </w:rPr>
-    </w:lvl>
-    <w:lvl w:ilvl="5" w:tplc="40090005" w:tentative="1">
-      <w:start w:val="1"/>
-      <w:numFmt w:val="bullet"/>
-      <w:lvlText w:val=""/>
-      <w:lvlJc w:val="left"/>
-      <w:pPr>
-        <w:ind w:left="4320" w:hanging="360"/>
-      </w:pPr>
-      <w:rPr>
-        <w:rFonts w:ascii="Wingdings" w:hAnsi="Wingdings" w:hint="default"/>
-      </w:rPr>
-    </w:lvl>
-    <w:lvl w:ilvl="6" w:tplc="40090001" w:tentative="1">
-      <w:start w:val="1"/>
-      <w:numFmt w:val="bullet"/>
-      <w:lvlText w:val=""/>
-      <w:lvlJc w:val="left"/>
-      <w:pPr>
-        <w:ind w:left="5040" w:hanging="360"/>
-      </w:pPr>
-      <w:rPr>
-        <w:rFonts w:ascii="Symbol" w:hAnsi="Symbol" w:hint="default"/>
-      </w:rPr>
-    </w:lvl>
-    <w:lvl w:ilvl="7" w:tplc="40090003" w:tentative="1">
-      <w:start w:val="1"/>
-      <w:numFmt w:val="bullet"/>
-      <w:lvlText w:val="o"/>
-      <w:lvlJc w:val="left"/>
-      <w:pPr>
-        <w:ind w:left="5760" w:hanging="360"/>
-      </w:pPr>
-      <w:rPr>
-        <w:rFonts w:ascii="Courier New" w:hAnsi="Courier New" w:cs="Courier New" w:hint="default"/>
-      </w:rPr>
-    </w:lvl>
-    <w:lvl w:ilvl="8" w:tplc="40090005" w:tentative="1">
-      <w:start w:val="1"/>
-      <w:numFmt w:val="bullet"/>
-      <w:lvlText w:val=""/>
-      <w:lvlJc w:val="left"/>
-      <w:pPr>
-        <w:ind w:left="6480" w:hanging="360"/>
-      </w:pPr>
-      <w:rPr>
-        <w:rFonts w:ascii="Wingdings" w:hAnsi="Wingdings" w:hint="default"/>
-      </w:rPr>
-    </w:lvl>
-  </w:abstractNum>
-  <w:abstractNum w:abstractNumId="32" w15:restartNumberingAfterBreak="0">
+  <w:abstractNum w:abstractNumId="30" w15:restartNumberingAfterBreak="0">
     <w:nsid w:val="66DE1FF9"/>
     <w:multiLevelType w:val="hybridMultilevel"/>
     <w:tmpl w:val="68CE1156"/>
@@ -11043,7 +10680,120 @@
       </w:rPr>
     </w:lvl>
   </w:abstractNum>
-  <w:abstractNum w:abstractNumId="33" w15:restartNumberingAfterBreak="0">
+  <w:abstractNum w:abstractNumId="31" w15:restartNumberingAfterBreak="0">
+    <w:nsid w:val="6964718C"/>
+    <w:multiLevelType w:val="hybridMultilevel"/>
+    <w:tmpl w:val="D444AEC8"/>
+    <w:lvl w:ilvl="0" w:tplc="40090001">
+      <w:start w:val="1"/>
+      <w:numFmt w:val="bullet"/>
+      <w:lvlText w:val=""/>
+      <w:lvlJc w:val="left"/>
+      <w:pPr>
+        <w:ind w:left="720" w:hanging="360"/>
+      </w:pPr>
+      <w:rPr>
+        <w:rFonts w:ascii="Symbol" w:hAnsi="Symbol" w:hint="default"/>
+      </w:rPr>
+    </w:lvl>
+    <w:lvl w:ilvl="1" w:tplc="40090003" w:tentative="1">
+      <w:start w:val="1"/>
+      <w:numFmt w:val="bullet"/>
+      <w:lvlText w:val="o"/>
+      <w:lvlJc w:val="left"/>
+      <w:pPr>
+        <w:ind w:left="1440" w:hanging="360"/>
+      </w:pPr>
+      <w:rPr>
+        <w:rFonts w:ascii="Courier New" w:hAnsi="Courier New" w:cs="Courier New" w:hint="default"/>
+      </w:rPr>
+    </w:lvl>
+    <w:lvl w:ilvl="2" w:tplc="40090005" w:tentative="1">
+      <w:start w:val="1"/>
+      <w:numFmt w:val="bullet"/>
+      <w:lvlText w:val=""/>
+      <w:lvlJc w:val="left"/>
+      <w:pPr>
+        <w:ind w:left="2160" w:hanging="360"/>
+      </w:pPr>
+      <w:rPr>
+        <w:rFonts w:ascii="Wingdings" w:hAnsi="Wingdings" w:hint="default"/>
+      </w:rPr>
+    </w:lvl>
+    <w:lvl w:ilvl="3" w:tplc="40090001" w:tentative="1">
+      <w:start w:val="1"/>
+      <w:numFmt w:val="bullet"/>
+      <w:lvlText w:val=""/>
+      <w:lvlJc w:val="left"/>
+      <w:pPr>
+        <w:ind w:left="2880" w:hanging="360"/>
+      </w:pPr>
+      <w:rPr>
+        <w:rFonts w:ascii="Symbol" w:hAnsi="Symbol" w:hint="default"/>
+      </w:rPr>
+    </w:lvl>
+    <w:lvl w:ilvl="4" w:tplc="40090003" w:tentative="1">
+      <w:start w:val="1"/>
+      <w:numFmt w:val="bullet"/>
+      <w:lvlText w:val="o"/>
+      <w:lvlJc w:val="left"/>
+      <w:pPr>
+        <w:ind w:left="3600" w:hanging="360"/>
+      </w:pPr>
+      <w:rPr>
+        <w:rFonts w:ascii="Courier New" w:hAnsi="Courier New" w:cs="Courier New" w:hint="default"/>
+      </w:rPr>
+    </w:lvl>
+    <w:lvl w:ilvl="5" w:tplc="40090005" w:tentative="1">
+      <w:start w:val="1"/>
+      <w:numFmt w:val="bullet"/>
+      <w:lvlText w:val=""/>
+      <w:lvlJc w:val="left"/>
+      <w:pPr>
+        <w:ind w:left="4320" w:hanging="360"/>
+      </w:pPr>
+      <w:rPr>
+        <w:rFonts w:ascii="Wingdings" w:hAnsi="Wingdings" w:hint="default"/>
+      </w:rPr>
+    </w:lvl>
+    <w:lvl w:ilvl="6" w:tplc="40090001" w:tentative="1">
+      <w:start w:val="1"/>
+      <w:numFmt w:val="bullet"/>
+      <w:lvlText w:val=""/>
+      <w:lvlJc w:val="left"/>
+      <w:pPr>
+        <w:ind w:left="5040" w:hanging="360"/>
+      </w:pPr>
+      <w:rPr>
+        <w:rFonts w:ascii="Symbol" w:hAnsi="Symbol" w:hint="default"/>
+      </w:rPr>
+    </w:lvl>
+    <w:lvl w:ilvl="7" w:tplc="40090003" w:tentative="1">
+      <w:start w:val="1"/>
+      <w:numFmt w:val="bullet"/>
+      <w:lvlText w:val="o"/>
+      <w:lvlJc w:val="left"/>
+      <w:pPr>
+        <w:ind w:left="5760" w:hanging="360"/>
+      </w:pPr>
+      <w:rPr>
+        <w:rFonts w:ascii="Courier New" w:hAnsi="Courier New" w:cs="Courier New" w:hint="default"/>
+      </w:rPr>
+    </w:lvl>
+    <w:lvl w:ilvl="8" w:tplc="40090005" w:tentative="1">
+      <w:start w:val="1"/>
+      <w:numFmt w:val="bullet"/>
+      <w:lvlText w:val=""/>
+      <w:lvlJc w:val="left"/>
+      <w:pPr>
+        <w:ind w:left="6480" w:hanging="360"/>
+      </w:pPr>
+      <w:rPr>
+        <w:rFonts w:ascii="Wingdings" w:hAnsi="Wingdings" w:hint="default"/>
+      </w:rPr>
+    </w:lvl>
+  </w:abstractNum>
+  <w:abstractNum w:abstractNumId="32" w15:restartNumberingAfterBreak="0">
     <w:nsid w:val="6D5A58C4"/>
     <w:multiLevelType w:val="hybridMultilevel"/>
     <w:tmpl w:val="212A9578"/>
@@ -11156,7 +10906,7 @@
       </w:rPr>
     </w:lvl>
   </w:abstractNum>
-  <w:abstractNum w:abstractNumId="34" w15:restartNumberingAfterBreak="0">
+  <w:abstractNum w:abstractNumId="33" w15:restartNumberingAfterBreak="0">
     <w:nsid w:val="6D6F7C06"/>
     <w:multiLevelType w:val="hybridMultilevel"/>
     <w:tmpl w:val="96DAC2D0"/>
@@ -11269,7 +11019,7 @@
       </w:rPr>
     </w:lvl>
   </w:abstractNum>
-  <w:abstractNum w:abstractNumId="35" w15:restartNumberingAfterBreak="0">
+  <w:abstractNum w:abstractNumId="34" w15:restartNumberingAfterBreak="0">
     <w:nsid w:val="70152459"/>
     <w:multiLevelType w:val="hybridMultilevel"/>
     <w:tmpl w:val="388CC008"/>
@@ -11355,7 +11105,7 @@
       </w:pPr>
     </w:lvl>
   </w:abstractNum>
-  <w:abstractNum w:abstractNumId="36" w15:restartNumberingAfterBreak="0">
+  <w:abstractNum w:abstractNumId="35" w15:restartNumberingAfterBreak="0">
     <w:nsid w:val="71535886"/>
     <w:multiLevelType w:val="hybridMultilevel"/>
     <w:tmpl w:val="485413D8"/>
@@ -11468,7 +11218,7 @@
       </w:rPr>
     </w:lvl>
   </w:abstractNum>
-  <w:abstractNum w:abstractNumId="37" w15:restartNumberingAfterBreak="0">
+  <w:abstractNum w:abstractNumId="36" w15:restartNumberingAfterBreak="0">
     <w:nsid w:val="71616BA8"/>
     <w:multiLevelType w:val="hybridMultilevel"/>
     <w:tmpl w:val="B6F8CF6A"/>
@@ -11581,7 +11331,7 @@
       </w:rPr>
     </w:lvl>
   </w:abstractNum>
-  <w:abstractNum w:abstractNumId="38" w15:restartNumberingAfterBreak="0">
+  <w:abstractNum w:abstractNumId="37" w15:restartNumberingAfterBreak="0">
     <w:nsid w:val="7498390D"/>
     <w:multiLevelType w:val="hybridMultilevel"/>
     <w:tmpl w:val="AFA6FDE8"/>
@@ -11694,7 +11444,7 @@
       </w:rPr>
     </w:lvl>
   </w:abstractNum>
-  <w:abstractNum w:abstractNumId="39" w15:restartNumberingAfterBreak="0">
+  <w:abstractNum w:abstractNumId="38" w15:restartNumberingAfterBreak="0">
     <w:nsid w:val="75B91502"/>
     <w:multiLevelType w:val="hybridMultilevel"/>
     <w:tmpl w:val="228CD6B2"/>
@@ -11807,7 +11557,7 @@
       </w:rPr>
     </w:lvl>
   </w:abstractNum>
-  <w:abstractNum w:abstractNumId="40" w15:restartNumberingAfterBreak="0">
+  <w:abstractNum w:abstractNumId="39" w15:restartNumberingAfterBreak="0">
     <w:nsid w:val="771E0E0A"/>
     <w:multiLevelType w:val="hybridMultilevel"/>
     <w:tmpl w:val="744295A2"/>
@@ -11930,120 +11680,117 @@
     <w:abstractNumId w:val="6"/>
   </w:num>
   <w:num w:numId="4" w16cid:durableId="787118944">
-    <w:abstractNumId w:val="39"/>
+    <w:abstractNumId w:val="38"/>
   </w:num>
   <w:num w:numId="5" w16cid:durableId="662273419">
     <w:abstractNumId w:val="9"/>
   </w:num>
   <w:num w:numId="6" w16cid:durableId="1337028227">
+    <w:abstractNumId w:val="35"/>
+  </w:num>
+  <w:num w:numId="7" w16cid:durableId="1479149790">
+    <w:abstractNumId w:val="29"/>
+  </w:num>
+  <w:num w:numId="8" w16cid:durableId="1395666342">
+    <w:abstractNumId w:val="30"/>
+  </w:num>
+  <w:num w:numId="9" w16cid:durableId="701856908">
+    <w:abstractNumId w:val="25"/>
+  </w:num>
+  <w:num w:numId="10" w16cid:durableId="810246038">
+    <w:abstractNumId w:val="21"/>
+  </w:num>
+  <w:num w:numId="11" w16cid:durableId="1567454434">
+    <w:abstractNumId w:val="28"/>
+  </w:num>
+  <w:num w:numId="12" w16cid:durableId="2069642767">
+    <w:abstractNumId w:val="7"/>
+  </w:num>
+  <w:num w:numId="13" w16cid:durableId="889851639">
+    <w:abstractNumId w:val="27"/>
+  </w:num>
+  <w:num w:numId="14" w16cid:durableId="1117918506">
+    <w:abstractNumId w:val="10"/>
+  </w:num>
+  <w:num w:numId="15" w16cid:durableId="981230692">
+    <w:abstractNumId w:val="4"/>
+  </w:num>
+  <w:num w:numId="16" w16cid:durableId="1529678564">
     <w:abstractNumId w:val="36"/>
   </w:num>
-  <w:num w:numId="7" w16cid:durableId="1479149790">
-    <w:abstractNumId w:val="30"/>
+  <w:num w:numId="17" w16cid:durableId="1865828128">
+    <w:abstractNumId w:val="22"/>
   </w:num>
-  <w:num w:numId="8" w16cid:durableId="1395666342">
+  <w:num w:numId="18" w16cid:durableId="1723938365">
+    <w:abstractNumId w:val="0"/>
+  </w:num>
+  <w:num w:numId="19" w16cid:durableId="219293330">
+    <w:abstractNumId w:val="39"/>
+  </w:num>
+  <w:num w:numId="20" w16cid:durableId="1669751919">
+    <w:abstractNumId w:val="16"/>
+  </w:num>
+  <w:num w:numId="21" w16cid:durableId="1181628346">
+    <w:abstractNumId w:val="11"/>
+  </w:num>
+  <w:num w:numId="22" w16cid:durableId="1920367612">
+    <w:abstractNumId w:val="23"/>
+  </w:num>
+  <w:num w:numId="23" w16cid:durableId="1430739624">
+    <w:abstractNumId w:val="13"/>
+  </w:num>
+  <w:num w:numId="24" w16cid:durableId="366150123">
+    <w:abstractNumId w:val="19"/>
+  </w:num>
+  <w:num w:numId="25" w16cid:durableId="537401937">
+    <w:abstractNumId w:val="18"/>
+  </w:num>
+  <w:num w:numId="26" w16cid:durableId="1058015444">
+    <w:abstractNumId w:val="24"/>
+  </w:num>
+  <w:num w:numId="27" w16cid:durableId="476532285">
+    <w:abstractNumId w:val="14"/>
+  </w:num>
+  <w:num w:numId="28" w16cid:durableId="1638336745">
+    <w:abstractNumId w:val="2"/>
+  </w:num>
+  <w:num w:numId="29" w16cid:durableId="1554347269">
+    <w:abstractNumId w:val="1"/>
+  </w:num>
+  <w:num w:numId="30" w16cid:durableId="1322926734">
+    <w:abstractNumId w:val="37"/>
+  </w:num>
+  <w:num w:numId="31" w16cid:durableId="696084576">
+    <w:abstractNumId w:val="34"/>
+  </w:num>
+  <w:num w:numId="32" w16cid:durableId="760031443">
     <w:abstractNumId w:val="32"/>
   </w:num>
-  <w:num w:numId="9" w16cid:durableId="1598170196">
+  <w:num w:numId="33" w16cid:durableId="1412386055">
+    <w:abstractNumId w:val="17"/>
+  </w:num>
+  <w:num w:numId="34" w16cid:durableId="2017614191">
+    <w:abstractNumId w:val="15"/>
+  </w:num>
+  <w:num w:numId="35" w16cid:durableId="820658787">
+    <w:abstractNumId w:val="8"/>
+  </w:num>
+  <w:num w:numId="36" w16cid:durableId="1544093939">
+    <w:abstractNumId w:val="5"/>
+  </w:num>
+  <w:num w:numId="37" w16cid:durableId="819617006">
+    <w:abstractNumId w:val="26"/>
+  </w:num>
+  <w:num w:numId="38" w16cid:durableId="1066876000">
+    <w:abstractNumId w:val="33"/>
+  </w:num>
+  <w:num w:numId="39" w16cid:durableId="4290819">
+    <w:abstractNumId w:val="20"/>
+  </w:num>
+  <w:num w:numId="40" w16cid:durableId="1651668795">
     <w:abstractNumId w:val="31"/>
   </w:num>
-  <w:num w:numId="10" w16cid:durableId="273176706">
-    <w:abstractNumId w:val="14"/>
-  </w:num>
-  <w:num w:numId="11" w16cid:durableId="701856908">
-    <w:abstractNumId w:val="26"/>
-  </w:num>
-  <w:num w:numId="12" w16cid:durableId="810246038">
-    <w:abstractNumId w:val="22"/>
-  </w:num>
-  <w:num w:numId="13" w16cid:durableId="1567454434">
-    <w:abstractNumId w:val="29"/>
-  </w:num>
-  <w:num w:numId="14" w16cid:durableId="2069642767">
-    <w:abstractNumId w:val="7"/>
-  </w:num>
-  <w:num w:numId="15" w16cid:durableId="889851639">
-    <w:abstractNumId w:val="28"/>
-  </w:num>
-  <w:num w:numId="16" w16cid:durableId="1117918506">
-    <w:abstractNumId w:val="10"/>
-  </w:num>
-  <w:num w:numId="17" w16cid:durableId="981230692">
-    <w:abstractNumId w:val="4"/>
-  </w:num>
-  <w:num w:numId="18" w16cid:durableId="1529678564">
-    <w:abstractNumId w:val="37"/>
-  </w:num>
-  <w:num w:numId="19" w16cid:durableId="1865828128">
-    <w:abstractNumId w:val="23"/>
-  </w:num>
-  <w:num w:numId="20" w16cid:durableId="1723938365">
-    <w:abstractNumId w:val="0"/>
-  </w:num>
-  <w:num w:numId="21" w16cid:durableId="219293330">
-    <w:abstractNumId w:val="40"/>
-  </w:num>
-  <w:num w:numId="22" w16cid:durableId="1669751919">
-    <w:abstractNumId w:val="17"/>
-  </w:num>
-  <w:num w:numId="23" w16cid:durableId="1181628346">
-    <w:abstractNumId w:val="11"/>
-  </w:num>
-  <w:num w:numId="24" w16cid:durableId="1920367612">
-    <w:abstractNumId w:val="24"/>
-  </w:num>
-  <w:num w:numId="25" w16cid:durableId="1430739624">
-    <w:abstractNumId w:val="13"/>
-  </w:num>
-  <w:num w:numId="26" w16cid:durableId="366150123">
-    <w:abstractNumId w:val="20"/>
-  </w:num>
-  <w:num w:numId="27" w16cid:durableId="537401937">
-    <w:abstractNumId w:val="19"/>
-  </w:num>
-  <w:num w:numId="28" w16cid:durableId="1058015444">
-    <w:abstractNumId w:val="25"/>
-  </w:num>
-  <w:num w:numId="29" w16cid:durableId="476532285">
-    <w:abstractNumId w:val="15"/>
-  </w:num>
-  <w:num w:numId="30" w16cid:durableId="1638336745">
-    <w:abstractNumId w:val="2"/>
-  </w:num>
-  <w:num w:numId="31" w16cid:durableId="1554347269">
-    <w:abstractNumId w:val="1"/>
-  </w:num>
-  <w:num w:numId="32" w16cid:durableId="1322926734">
-    <w:abstractNumId w:val="38"/>
-  </w:num>
-  <w:num w:numId="33" w16cid:durableId="696084576">
-    <w:abstractNumId w:val="35"/>
-  </w:num>
-  <w:num w:numId="34" w16cid:durableId="760031443">
-    <w:abstractNumId w:val="33"/>
-  </w:num>
-  <w:num w:numId="35" w16cid:durableId="1412386055">
-    <w:abstractNumId w:val="18"/>
-  </w:num>
-  <w:num w:numId="36" w16cid:durableId="2017614191">
-    <w:abstractNumId w:val="16"/>
-  </w:num>
-  <w:num w:numId="37" w16cid:durableId="820658787">
-    <w:abstractNumId w:val="8"/>
-  </w:num>
-  <w:num w:numId="38" w16cid:durableId="1544093939">
-    <w:abstractNumId w:val="5"/>
-  </w:num>
-  <w:num w:numId="39" w16cid:durableId="819617006">
-    <w:abstractNumId w:val="27"/>
-  </w:num>
-  <w:num w:numId="40" w16cid:durableId="1066876000">
-    <w:abstractNumId w:val="34"/>
-  </w:num>
-  <w:num w:numId="41" w16cid:durableId="4290819">
-    <w:abstractNumId w:val="21"/>
-  </w:num>
-  <w:numIdMacAtCleanup w:val="41"/>
+  <w:numIdMacAtCleanup w:val="40"/>
 </w:numbering>
 </file>
 

--- a/notebook/NL_Sephora.docx
+++ b/notebook/NL_Sephora.docx
@@ -454,7 +454,15 @@
         <w:t>, and feedback polarity (positive vs negative votes) — relate to CSS</w:t>
       </w:r>
       <w:r>
-        <w:t>, to identify which engagement metrics are strongest proxies satisfaction.</w:t>
+        <w:t xml:space="preserve">, to identify which engagement metrics are strongest </w:t>
+      </w:r>
+      <w:proofErr w:type="gramStart"/>
+      <w:r>
+        <w:t>proxies</w:t>
+      </w:r>
+      <w:proofErr w:type="gramEnd"/>
+      <w:r>
+        <w:t xml:space="preserve"> satisfaction.</w:t>
       </w:r>
     </w:p>
     <w:p>
@@ -1442,7 +1450,21 @@
         <w:rPr>
           <w:lang w:eastAsia="en-IN"/>
         </w:rPr>
-        <w:t>Before performing exploratory data analysis and testing the hypotheses, the dataset must be carefully examined for missing values, duplicate records, inconsistent formats, incorrect data types, and other data quality issues</w:t>
+        <w:t xml:space="preserve">Before performing exploratory </w:t>
+      </w:r>
+      <w:proofErr w:type="gramStart"/>
+      <w:r>
+        <w:rPr>
+          <w:lang w:eastAsia="en-IN"/>
+        </w:rPr>
+        <w:t>data</w:t>
+      </w:r>
+      <w:proofErr w:type="gramEnd"/>
+      <w:r>
+        <w:rPr>
+          <w:lang w:eastAsia="en-IN"/>
+        </w:rPr>
+        <w:t xml:space="preserve"> analysis and testing the hypotheses, the dataset must be carefully examined for missing values, duplicate records, inconsistent formats, incorrect data types, and other data quality issues</w:t>
       </w:r>
       <w:r>
         <w:rPr>
@@ -2211,7 +2233,7 @@
         <w:pStyle w:val="ListParagraph"/>
         <w:numPr>
           <w:ilvl w:val="0"/>
-          <w:numId w:val="32"/>
+          <w:numId w:val="28"/>
         </w:numPr>
         <w:rPr>
           <w:lang w:eastAsia="en-IN"/>
@@ -2326,6 +2348,967 @@
           <w:lang w:eastAsia="en-IN"/>
         </w:rPr>
         <w:t>.</w:t>
+      </w:r>
+    </w:p>
+    <w:p>
+      <w:pPr>
+        <w:pStyle w:val="ListParagraph"/>
+        <w:numPr>
+          <w:ilvl w:val="0"/>
+          <w:numId w:val="28"/>
+        </w:numPr>
+        <w:rPr>
+          <w:lang w:eastAsia="en-IN"/>
+        </w:rPr>
+      </w:pPr>
+      <w:r>
+        <w:rPr>
+          <w:lang w:eastAsia="en-IN"/>
+        </w:rPr>
+        <w:t xml:space="preserve">Applied the same for </w:t>
+      </w:r>
+      <w:r>
+        <w:rPr>
+          <w:b/>
+          <w:bCs/>
+          <w:lang w:eastAsia="en-IN"/>
+        </w:rPr>
+        <w:t>reviews</w:t>
+      </w:r>
+      <w:r>
+        <w:rPr>
+          <w:lang w:eastAsia="en-IN"/>
+        </w:rPr>
+        <w:t xml:space="preserve"> dataset</w:t>
+      </w:r>
+      <w:r>
+        <w:rPr>
+          <w:lang w:eastAsia="en-IN"/>
+        </w:rPr>
+        <w:t xml:space="preserve"> for ‘</w:t>
+      </w:r>
+      <w:proofErr w:type="spellStart"/>
+      <w:r>
+        <w:rPr>
+          <w:lang w:eastAsia="en-IN"/>
+        </w:rPr>
+        <w:t>brand_name</w:t>
+      </w:r>
+      <w:proofErr w:type="spellEnd"/>
+      <w:r>
+        <w:rPr>
+          <w:lang w:eastAsia="en-IN"/>
+        </w:rPr>
+        <w:t>’ column.</w:t>
+      </w:r>
+    </w:p>
+    <w:p>
+      <w:pPr>
+        <w:pStyle w:val="Heading2"/>
+        <w:rPr>
+          <w:lang w:eastAsia="en-IN"/>
+        </w:rPr>
+      </w:pPr>
+      <w:r>
+        <w:rPr>
+          <w:lang w:eastAsia="en-IN"/>
+        </w:rPr>
+        <w:t xml:space="preserve">Step 3: </w:t>
+      </w:r>
+      <w:r>
+        <w:rPr>
+          <w:lang w:eastAsia="en-IN"/>
+        </w:rPr>
+        <w:t>Missing Value Treatment</w:t>
+      </w:r>
+    </w:p>
+    <w:p>
+      <w:pPr>
+        <w:rPr>
+          <w:lang w:eastAsia="en-IN"/>
+        </w:rPr>
+      </w:pPr>
+      <w:r>
+        <w:rPr>
+          <w:lang w:eastAsia="en-IN"/>
+        </w:rPr>
+        <w:t>Missing values were examined to determine whether they represented true data quality issues or meaningful business information</w:t>
+      </w:r>
+      <w:r>
+        <w:rPr>
+          <w:lang w:eastAsia="en-IN"/>
+        </w:rPr>
+        <w:t>.</w:t>
+      </w:r>
+    </w:p>
+    <w:p>
+      <w:pPr>
+        <w:rPr>
+          <w:b/>
+          <w:bCs/>
+          <w:lang w:eastAsia="en-IN"/>
+        </w:rPr>
+      </w:pPr>
+      <w:r>
+        <w:rPr>
+          <w:b/>
+          <w:bCs/>
+          <w:lang w:eastAsia="en-IN"/>
+        </w:rPr>
+        <w:t xml:space="preserve">A. </w:t>
+      </w:r>
+      <w:proofErr w:type="spellStart"/>
+      <w:r>
+        <w:rPr>
+          <w:b/>
+          <w:bCs/>
+          <w:lang w:eastAsia="en-IN"/>
+        </w:rPr>
+        <w:t>product_info</w:t>
+      </w:r>
+      <w:proofErr w:type="spellEnd"/>
+    </w:p>
+    <w:p>
+      <w:pPr>
+        <w:pStyle w:val="ListParagraph"/>
+        <w:numPr>
+          <w:ilvl w:val="0"/>
+          <w:numId w:val="29"/>
+        </w:numPr>
+        <w:rPr>
+          <w:lang w:eastAsia="en-IN"/>
+        </w:rPr>
+      </w:pPr>
+      <w:r>
+        <w:rPr>
+          <w:lang w:eastAsia="en-IN"/>
+        </w:rPr>
+        <w:t>Columns with extremely high missing percentages (</w:t>
+      </w:r>
+      <w:r>
+        <w:rPr>
+          <w:lang w:eastAsia="en-IN"/>
+        </w:rPr>
+        <w:t>&gt;</w:t>
+      </w:r>
+      <w:r>
+        <w:rPr>
+          <w:lang w:eastAsia="en-IN"/>
+        </w:rPr>
+        <w:t xml:space="preserve"> 80%) and limited analytical value, such as</w:t>
+      </w:r>
+      <w:r>
+        <w:rPr>
+          <w:lang w:eastAsia="en-IN"/>
+        </w:rPr>
+        <w:t xml:space="preserve"> ‘</w:t>
+      </w:r>
+      <w:r>
+        <w:rPr>
+          <w:lang w:eastAsia="en-IN"/>
+        </w:rPr>
+        <w:t>variation_type</w:t>
+      </w:r>
+      <w:r>
+        <w:rPr>
+          <w:lang w:eastAsia="en-IN"/>
+        </w:rPr>
+        <w:t>’</w:t>
+      </w:r>
+      <w:r>
+        <w:rPr>
+          <w:lang w:eastAsia="en-IN"/>
+        </w:rPr>
+        <w:t>, </w:t>
+      </w:r>
+      <w:r>
+        <w:rPr>
+          <w:lang w:eastAsia="en-IN"/>
+        </w:rPr>
+        <w:t>‘</w:t>
+      </w:r>
+      <w:r>
+        <w:rPr>
+          <w:lang w:eastAsia="en-IN"/>
+        </w:rPr>
+        <w:t>variation_value</w:t>
+      </w:r>
+      <w:r>
+        <w:rPr>
+          <w:lang w:eastAsia="en-IN"/>
+        </w:rPr>
+        <w:t>’</w:t>
+      </w:r>
+      <w:r>
+        <w:rPr>
+          <w:lang w:eastAsia="en-IN"/>
+        </w:rPr>
+        <w:t>, </w:t>
+      </w:r>
+      <w:r>
+        <w:rPr>
+          <w:lang w:eastAsia="en-IN"/>
+        </w:rPr>
+        <w:t>‘</w:t>
+      </w:r>
+      <w:r>
+        <w:rPr>
+          <w:lang w:eastAsia="en-IN"/>
+        </w:rPr>
+        <w:t>variation_desc</w:t>
+      </w:r>
+      <w:r>
+        <w:rPr>
+          <w:lang w:eastAsia="en-IN"/>
+        </w:rPr>
+        <w:t>’</w:t>
+      </w:r>
+      <w:r>
+        <w:rPr>
+          <w:lang w:eastAsia="en-IN"/>
+        </w:rPr>
+        <w:t>, </w:t>
+      </w:r>
+      <w:r>
+        <w:rPr>
+          <w:lang w:eastAsia="en-IN"/>
+        </w:rPr>
+        <w:t>‘</w:t>
+      </w:r>
+      <w:r>
+        <w:rPr>
+          <w:lang w:eastAsia="en-IN"/>
+        </w:rPr>
+        <w:t>ingredients</w:t>
+      </w:r>
+      <w:r>
+        <w:rPr>
+          <w:lang w:eastAsia="en-IN"/>
+        </w:rPr>
+        <w:t>’</w:t>
+      </w:r>
+      <w:r>
+        <w:rPr>
+          <w:lang w:eastAsia="en-IN"/>
+        </w:rPr>
+        <w:t>, </w:t>
+      </w:r>
+      <w:r>
+        <w:rPr>
+          <w:lang w:eastAsia="en-IN"/>
+        </w:rPr>
+        <w:t>‘</w:t>
+      </w:r>
+      <w:r>
+        <w:rPr>
+          <w:lang w:eastAsia="en-IN"/>
+        </w:rPr>
+        <w:t>highlights</w:t>
+      </w:r>
+      <w:r>
+        <w:rPr>
+          <w:lang w:eastAsia="en-IN"/>
+        </w:rPr>
+        <w:t>’</w:t>
+      </w:r>
+      <w:r>
+        <w:rPr>
+          <w:lang w:eastAsia="en-IN"/>
+        </w:rPr>
+        <w:t>, </w:t>
+      </w:r>
+      <w:r>
+        <w:rPr>
+          <w:lang w:eastAsia="en-IN"/>
+        </w:rPr>
+        <w:t>‘</w:t>
+      </w:r>
+      <w:r>
+        <w:rPr>
+          <w:lang w:eastAsia="en-IN"/>
+        </w:rPr>
+        <w:t>size</w:t>
+      </w:r>
+      <w:r>
+        <w:rPr>
+          <w:lang w:eastAsia="en-IN"/>
+        </w:rPr>
+        <w:t>’ were removed.</w:t>
+      </w:r>
+    </w:p>
+    <w:p>
+      <w:pPr>
+        <w:pStyle w:val="ListParagraph"/>
+        <w:numPr>
+          <w:ilvl w:val="0"/>
+          <w:numId w:val="29"/>
+        </w:numPr>
+        <w:rPr>
+          <w:lang w:eastAsia="en-IN"/>
+        </w:rPr>
+      </w:pPr>
+      <w:r>
+        <w:rPr>
+          <w:lang w:eastAsia="en-IN"/>
+        </w:rPr>
+        <w:t>‘</w:t>
+      </w:r>
+      <w:r>
+        <w:rPr>
+          <w:lang w:eastAsia="en-IN"/>
+        </w:rPr>
+        <w:t>rating</w:t>
+      </w:r>
+      <w:r>
+        <w:rPr>
+          <w:lang w:eastAsia="en-IN"/>
+        </w:rPr>
+        <w:t>’ &amp; ‘</w:t>
+      </w:r>
+      <w:r>
+        <w:rPr>
+          <w:lang w:eastAsia="en-IN"/>
+        </w:rPr>
+        <w:t>reviews</w:t>
+      </w:r>
+      <w:r>
+        <w:rPr>
+          <w:lang w:eastAsia="en-IN"/>
+        </w:rPr>
+        <w:t xml:space="preserve">’ are the core KPI and can not be imputed. </w:t>
+      </w:r>
+      <w:r>
+        <w:rPr>
+          <w:lang w:eastAsia="en-IN"/>
+        </w:rPr>
+        <w:t>Check</w:t>
+      </w:r>
+      <w:r>
+        <w:rPr>
+          <w:lang w:eastAsia="en-IN"/>
+        </w:rPr>
+        <w:t>ed</w:t>
+      </w:r>
+      <w:r>
+        <w:rPr>
+          <w:lang w:eastAsia="en-IN"/>
+        </w:rPr>
+        <w:t xml:space="preserve"> whether missing rating and missing reviews occur in the same rows</w:t>
+      </w:r>
+      <w:r>
+        <w:rPr>
+          <w:lang w:eastAsia="en-IN"/>
+        </w:rPr>
+        <w:t xml:space="preserve"> and found out that it overlaps. Hence removed the rows</w:t>
+      </w:r>
+    </w:p>
+    <w:p>
+      <w:pPr>
+        <w:pStyle w:val="ListParagraph"/>
+        <w:numPr>
+          <w:ilvl w:val="0"/>
+          <w:numId w:val="29"/>
+        </w:numPr>
+        <w:rPr>
+          <w:lang w:eastAsia="en-IN"/>
+        </w:rPr>
+      </w:pPr>
+      <w:r>
+        <w:rPr>
+          <w:lang w:eastAsia="en-IN"/>
+        </w:rPr>
+        <w:t>‘</w:t>
+      </w:r>
+      <w:proofErr w:type="spellStart"/>
+      <w:proofErr w:type="gramStart"/>
+      <w:r>
+        <w:rPr>
+          <w:lang w:eastAsia="en-IN"/>
+        </w:rPr>
+        <w:t>secondary</w:t>
+      </w:r>
+      <w:proofErr w:type="gramEnd"/>
+      <w:r>
+        <w:rPr>
+          <w:lang w:eastAsia="en-IN"/>
+        </w:rPr>
+        <w:t>_category</w:t>
+      </w:r>
+      <w:proofErr w:type="spellEnd"/>
+      <w:r>
+        <w:rPr>
+          <w:lang w:eastAsia="en-IN"/>
+        </w:rPr>
+        <w:t>’</w:t>
+      </w:r>
+      <w:r>
+        <w:rPr>
+          <w:lang w:eastAsia="en-IN"/>
+        </w:rPr>
+        <w:t> and </w:t>
+      </w:r>
+      <w:r>
+        <w:rPr>
+          <w:lang w:eastAsia="en-IN"/>
+        </w:rPr>
+        <w:t>‘</w:t>
+      </w:r>
+      <w:proofErr w:type="spellStart"/>
+      <w:r>
+        <w:rPr>
+          <w:lang w:eastAsia="en-IN"/>
+        </w:rPr>
+        <w:t>tertiary_category</w:t>
+      </w:r>
+      <w:proofErr w:type="spellEnd"/>
+      <w:r>
+        <w:rPr>
+          <w:lang w:eastAsia="en-IN"/>
+        </w:rPr>
+        <w:t>’ columns</w:t>
+      </w:r>
+      <w:r>
+        <w:rPr>
+          <w:lang w:eastAsia="en-IN"/>
+        </w:rPr>
+        <w:t> gets a business-rule fill</w:t>
+      </w:r>
+      <w:r>
+        <w:rPr>
+          <w:lang w:eastAsia="en-IN"/>
+        </w:rPr>
+        <w:t xml:space="preserve">. But these missing values were also overlapping with </w:t>
+      </w:r>
+      <w:r>
+        <w:rPr>
+          <w:lang w:eastAsia="en-IN"/>
+        </w:rPr>
+        <w:t>missing rating and missing reviews</w:t>
+      </w:r>
+      <w:r>
+        <w:rPr>
+          <w:lang w:eastAsia="en-IN"/>
+        </w:rPr>
+        <w:t>. Hence separate treatment wasn’t needed for category columns.</w:t>
+      </w:r>
+    </w:p>
+    <w:p>
+      <w:pPr>
+        <w:rPr>
+          <w:b/>
+          <w:bCs/>
+          <w:lang w:eastAsia="en-IN"/>
+        </w:rPr>
+      </w:pPr>
+      <w:r>
+        <w:rPr>
+          <w:b/>
+          <w:bCs/>
+          <w:lang w:eastAsia="en-IN"/>
+        </w:rPr>
+        <w:t>B. reviews</w:t>
+      </w:r>
+    </w:p>
+    <w:p>
+      <w:pPr>
+        <w:pStyle w:val="ListParagraph"/>
+        <w:numPr>
+          <w:ilvl w:val="0"/>
+          <w:numId w:val="30"/>
+        </w:numPr>
+        <w:rPr>
+          <w:lang w:eastAsia="en-IN"/>
+        </w:rPr>
+      </w:pPr>
+      <w:r>
+        <w:rPr>
+          <w:lang w:eastAsia="en-IN"/>
+        </w:rPr>
+        <w:t>‘</w:t>
+      </w:r>
+      <w:proofErr w:type="spellStart"/>
+      <w:proofErr w:type="gramStart"/>
+      <w:r>
+        <w:rPr>
+          <w:lang w:eastAsia="en-IN"/>
+        </w:rPr>
+        <w:t>is</w:t>
+      </w:r>
+      <w:proofErr w:type="gramEnd"/>
+      <w:r>
+        <w:rPr>
+          <w:lang w:eastAsia="en-IN"/>
+        </w:rPr>
+        <w:t>_recommended</w:t>
+      </w:r>
+      <w:proofErr w:type="spellEnd"/>
+      <w:r>
+        <w:rPr>
+          <w:lang w:eastAsia="en-IN"/>
+        </w:rPr>
+        <w:t>’</w:t>
+      </w:r>
+      <w:r>
+        <w:rPr>
+          <w:lang w:eastAsia="en-IN"/>
+        </w:rPr>
+        <w:t xml:space="preserve"> </w:t>
+      </w:r>
+      <w:r>
+        <w:rPr>
+          <w:lang w:eastAsia="en-IN"/>
+        </w:rPr>
+        <w:t xml:space="preserve">column </w:t>
+      </w:r>
+      <w:r>
+        <w:rPr>
+          <w:lang w:eastAsia="en-IN"/>
+        </w:rPr>
+        <w:t>is deliberately left as a true missing value rather than coded as 0, since a blank response is a non-answer, not a "No"</w:t>
+      </w:r>
+      <w:r>
+        <w:rPr>
+          <w:lang w:eastAsia="en-IN"/>
+        </w:rPr>
+        <w:t>.</w:t>
+      </w:r>
+      <w:r>
+        <w:rPr>
+          <w:lang w:eastAsia="en-IN"/>
+        </w:rPr>
+        <w:t xml:space="preserve"> </w:t>
+      </w:r>
+      <w:r>
+        <w:rPr>
+          <w:lang w:eastAsia="en-IN"/>
+        </w:rPr>
+        <w:t>F</w:t>
+      </w:r>
+      <w:r>
+        <w:rPr>
+          <w:lang w:eastAsia="en-IN"/>
+        </w:rPr>
+        <w:t xml:space="preserve">illing it with 0 would artificially lower every product's recommendation rate. </w:t>
+      </w:r>
+    </w:p>
+    <w:p>
+      <w:pPr>
+        <w:pStyle w:val="ListParagraph"/>
+        <w:numPr>
+          <w:ilvl w:val="0"/>
+          <w:numId w:val="30"/>
+        </w:numPr>
+        <w:rPr>
+          <w:lang w:eastAsia="en-IN"/>
+        </w:rPr>
+      </w:pPr>
+      <w:r>
+        <w:rPr>
+          <w:lang w:eastAsia="en-IN"/>
+        </w:rPr>
+        <w:t>H</w:t>
+      </w:r>
+      <w:r>
+        <w:rPr>
+          <w:lang w:eastAsia="en-IN"/>
+        </w:rPr>
+        <w:t xml:space="preserve">elpfulness is left as </w:t>
+      </w:r>
+      <w:proofErr w:type="spellStart"/>
+      <w:r>
+        <w:rPr>
+          <w:lang w:eastAsia="en-IN"/>
+        </w:rPr>
+        <w:t>NaN</w:t>
+      </w:r>
+      <w:proofErr w:type="spellEnd"/>
+      <w:r>
+        <w:rPr>
+          <w:lang w:eastAsia="en-IN"/>
+        </w:rPr>
+        <w:t xml:space="preserve"> since it's structurally undefined when no one voted.</w:t>
+      </w:r>
+    </w:p>
+    <w:p>
+      <w:pPr>
+        <w:pStyle w:val="ListParagraph"/>
+        <w:numPr>
+          <w:ilvl w:val="0"/>
+          <w:numId w:val="30"/>
+        </w:numPr>
+        <w:rPr>
+          <w:lang w:eastAsia="en-IN"/>
+        </w:rPr>
+      </w:pPr>
+      <w:r>
+        <w:rPr>
+          <w:lang w:eastAsia="en-IN"/>
+        </w:rPr>
+        <w:t xml:space="preserve">For self-reported customer demography such as </w:t>
+      </w:r>
+      <w:r>
+        <w:rPr>
+          <w:lang w:eastAsia="en-IN"/>
+        </w:rPr>
+        <w:t>'</w:t>
+      </w:r>
+      <w:proofErr w:type="spellStart"/>
+      <w:r>
+        <w:rPr>
+          <w:lang w:eastAsia="en-IN"/>
+        </w:rPr>
+        <w:t>skin_type</w:t>
+      </w:r>
+      <w:proofErr w:type="spellEnd"/>
+      <w:r>
+        <w:rPr>
+          <w:lang w:eastAsia="en-IN"/>
+        </w:rPr>
+        <w:t>', '</w:t>
+      </w:r>
+      <w:proofErr w:type="spellStart"/>
+      <w:r>
+        <w:rPr>
+          <w:lang w:eastAsia="en-IN"/>
+        </w:rPr>
+        <w:t>skin_tone</w:t>
+      </w:r>
+      <w:proofErr w:type="spellEnd"/>
+      <w:r>
+        <w:rPr>
+          <w:lang w:eastAsia="en-IN"/>
+        </w:rPr>
+        <w:t>', '</w:t>
+      </w:r>
+      <w:proofErr w:type="spellStart"/>
+      <w:r>
+        <w:rPr>
+          <w:lang w:eastAsia="en-IN"/>
+        </w:rPr>
+        <w:t>eye_color</w:t>
+      </w:r>
+      <w:proofErr w:type="spellEnd"/>
+      <w:r>
+        <w:rPr>
+          <w:lang w:eastAsia="en-IN"/>
+        </w:rPr>
+        <w:t>', '</w:t>
+      </w:r>
+      <w:proofErr w:type="spellStart"/>
+      <w:r>
+        <w:rPr>
+          <w:lang w:eastAsia="en-IN"/>
+        </w:rPr>
+        <w:t>hair_color</w:t>
+      </w:r>
+      <w:proofErr w:type="spellEnd"/>
+      <w:r>
+        <w:rPr>
+          <w:lang w:eastAsia="en-IN"/>
+        </w:rPr>
+        <w:t>'</w:t>
+      </w:r>
+      <w:r>
+        <w:rPr>
+          <w:lang w:eastAsia="en-IN"/>
+        </w:rPr>
+        <w:t xml:space="preserve"> the missing values have been treated by filling </w:t>
+      </w:r>
+      <w:r>
+        <w:rPr>
+          <w:lang w:eastAsia="en-IN"/>
+        </w:rPr>
+        <w:t>"Not Specified"</w:t>
+      </w:r>
+      <w:r>
+        <w:rPr>
+          <w:lang w:eastAsia="en-IN"/>
+        </w:rPr>
+        <w:t xml:space="preserve"> rather than removing the rows.</w:t>
+      </w:r>
+    </w:p>
+    <w:p>
+      <w:pPr>
+        <w:pStyle w:val="Heading2"/>
+        <w:rPr>
+          <w:lang w:eastAsia="en-IN"/>
+        </w:rPr>
+      </w:pPr>
+      <w:r>
+        <w:rPr>
+          <w:lang w:eastAsia="en-IN"/>
+        </w:rPr>
+        <w:t xml:space="preserve">Step </w:t>
+      </w:r>
+      <w:r>
+        <w:rPr>
+          <w:lang w:eastAsia="en-IN"/>
+        </w:rPr>
+        <w:t>4</w:t>
+      </w:r>
+      <w:r>
+        <w:rPr>
+          <w:lang w:eastAsia="en-IN"/>
+        </w:rPr>
+        <w:t xml:space="preserve">: </w:t>
+      </w:r>
+      <w:r>
+        <w:rPr>
+          <w:lang w:eastAsia="en-IN"/>
+        </w:rPr>
+        <w:t>Cross Data Consistency Check</w:t>
+      </w:r>
+    </w:p>
+    <w:p>
+      <w:pPr>
+        <w:rPr>
+          <w:lang w:eastAsia="en-IN"/>
+        </w:rPr>
+      </w:pPr>
+      <w:r>
+        <w:rPr>
+          <w:lang w:eastAsia="en-IN"/>
+        </w:rPr>
+        <w:t>Before merging or running review-level hypotheses, confirm</w:t>
+      </w:r>
+      <w:r>
+        <w:rPr>
+          <w:lang w:eastAsia="en-IN"/>
+        </w:rPr>
+        <w:t>ed</w:t>
+      </w:r>
+      <w:r>
+        <w:rPr>
+          <w:lang w:eastAsia="en-IN"/>
+        </w:rPr>
+        <w:t xml:space="preserve"> every</w:t>
+      </w:r>
+      <w:r>
+        <w:rPr>
+          <w:lang w:eastAsia="en-IN"/>
+        </w:rPr>
+        <w:t xml:space="preserve"> </w:t>
+      </w:r>
+      <w:r>
+        <w:rPr>
+          <w:lang w:eastAsia="en-IN"/>
+        </w:rPr>
+        <w:t>review points to a valid product, and that shared fields (</w:t>
+      </w:r>
+      <w:proofErr w:type="spellStart"/>
+      <w:r>
+        <w:rPr>
+          <w:lang w:eastAsia="en-IN"/>
+        </w:rPr>
+        <w:t>brand_name</w:t>
+      </w:r>
+      <w:proofErr w:type="spellEnd"/>
+      <w:r>
+        <w:rPr>
+          <w:lang w:eastAsia="en-IN"/>
+        </w:rPr>
+        <w:t xml:space="preserve">, </w:t>
+      </w:r>
+      <w:proofErr w:type="spellStart"/>
+      <w:r>
+        <w:rPr>
+          <w:lang w:eastAsia="en-IN"/>
+        </w:rPr>
+        <w:t>price_usd</w:t>
+      </w:r>
+      <w:proofErr w:type="spellEnd"/>
+      <w:r>
+        <w:rPr>
+          <w:lang w:eastAsia="en-IN"/>
+        </w:rPr>
+        <w:t>) agree between the two files</w:t>
+      </w:r>
+      <w:r>
+        <w:rPr>
+          <w:lang w:eastAsia="en-IN"/>
+        </w:rPr>
+        <w:t>.</w:t>
+      </w:r>
+    </w:p>
+    <w:p>
+      <w:pPr>
+        <w:pStyle w:val="ListParagraph"/>
+        <w:numPr>
+          <w:ilvl w:val="0"/>
+          <w:numId w:val="31"/>
+        </w:numPr>
+        <w:rPr>
+          <w:lang w:eastAsia="en-IN"/>
+        </w:rPr>
+      </w:pPr>
+      <w:r>
+        <w:rPr>
+          <w:lang w:eastAsia="en-IN"/>
+        </w:rPr>
+        <w:t xml:space="preserve">Checked for </w:t>
+      </w:r>
+      <w:r>
+        <w:rPr>
+          <w:lang w:eastAsia="en-IN"/>
+        </w:rPr>
+        <w:t xml:space="preserve">reviews referencing a </w:t>
+      </w:r>
+      <w:proofErr w:type="spellStart"/>
+      <w:r>
+        <w:rPr>
+          <w:lang w:eastAsia="en-IN"/>
+        </w:rPr>
+        <w:t>product_id</w:t>
+      </w:r>
+      <w:proofErr w:type="spellEnd"/>
+      <w:r>
+        <w:rPr>
+          <w:lang w:eastAsia="en-IN"/>
+        </w:rPr>
+        <w:t xml:space="preserve"> that doesn't exist in </w:t>
+      </w:r>
+      <w:proofErr w:type="spellStart"/>
+      <w:r>
+        <w:rPr>
+          <w:lang w:eastAsia="en-IN"/>
+        </w:rPr>
+        <w:t>product_info</w:t>
+      </w:r>
+      <w:proofErr w:type="spellEnd"/>
+      <w:r>
+        <w:rPr>
+          <w:lang w:eastAsia="en-IN"/>
+        </w:rPr>
+        <w:t xml:space="preserve"> (orphaned reviews)</w:t>
+      </w:r>
+      <w:r>
+        <w:rPr>
+          <w:lang w:eastAsia="en-IN"/>
+        </w:rPr>
+        <w:t>.</w:t>
+      </w:r>
+    </w:p>
+    <w:p>
+      <w:pPr>
+        <w:pStyle w:val="ListParagraph"/>
+        <w:numPr>
+          <w:ilvl w:val="0"/>
+          <w:numId w:val="31"/>
+        </w:numPr>
+        <w:rPr>
+          <w:lang w:eastAsia="en-IN"/>
+        </w:rPr>
+      </w:pPr>
+      <w:r>
+        <w:rPr>
+          <w:lang w:eastAsia="en-IN"/>
+        </w:rPr>
+        <w:t xml:space="preserve">Spot-check </w:t>
+      </w:r>
+      <w:proofErr w:type="spellStart"/>
+      <w:r>
+        <w:rPr>
+          <w:lang w:eastAsia="en-IN"/>
+        </w:rPr>
+        <w:t>brand_name</w:t>
+      </w:r>
+      <w:proofErr w:type="spellEnd"/>
+      <w:r>
+        <w:rPr>
+          <w:lang w:eastAsia="en-IN"/>
+        </w:rPr>
+        <w:t xml:space="preserve"> consistency between the two files for shared </w:t>
+      </w:r>
+      <w:proofErr w:type="spellStart"/>
+      <w:r>
+        <w:rPr>
+          <w:lang w:eastAsia="en-IN"/>
+        </w:rPr>
+        <w:t>product_ids</w:t>
+      </w:r>
+      <w:proofErr w:type="spellEnd"/>
+    </w:p>
+    <w:p>
+      <w:pPr>
+        <w:rPr>
+          <w:lang w:eastAsia="en-IN"/>
+        </w:rPr>
+      </w:pPr>
+      <w:r>
+        <w:rPr>
+          <w:lang w:eastAsia="en-IN"/>
+        </w:rPr>
+        <w:t>Since both values returned zero it is safe to continue with the dataset for further analysis.</w:t>
+      </w:r>
+    </w:p>
+    <w:p>
+      <w:pPr>
+        <w:pStyle w:val="Heading2"/>
+        <w:rPr>
+          <w:lang w:eastAsia="en-IN"/>
+        </w:rPr>
+      </w:pPr>
+      <w:r>
+        <w:rPr>
+          <w:lang w:eastAsia="en-IN"/>
+        </w:rPr>
+        <w:t xml:space="preserve">Step </w:t>
+      </w:r>
+      <w:r>
+        <w:rPr>
+          <w:lang w:eastAsia="en-IN"/>
+        </w:rPr>
+        <w:t>5</w:t>
+      </w:r>
+      <w:r>
+        <w:rPr>
+          <w:lang w:eastAsia="en-IN"/>
+        </w:rPr>
+        <w:t xml:space="preserve">: </w:t>
+      </w:r>
+      <w:r>
+        <w:rPr>
+          <w:lang w:eastAsia="en-IN"/>
+        </w:rPr>
+        <w:t>Feature Engineering</w:t>
+      </w:r>
+    </w:p>
+    <w:p>
+      <w:pPr>
+        <w:rPr>
+          <w:lang w:eastAsia="en-IN"/>
+        </w:rPr>
+      </w:pPr>
+      <w:r>
+        <w:rPr>
+          <w:lang w:eastAsia="en-IN"/>
+        </w:rPr>
+        <w:t>Several hypotheses cannot be tested on raw columns alone. This step creates the computed fields needed for: price tiers (H1), brand-level aggregates with a sample-size safeguard (H10), feedback polarity (H8), recommendation rate (H7), and an on-sale flag (pricing, exploratory only).</w:t>
+      </w:r>
+    </w:p>
+    <w:p>
+      <w:pPr>
+        <w:rPr>
+          <w:b/>
+          <w:bCs/>
+          <w:lang w:eastAsia="en-IN"/>
+        </w:rPr>
+      </w:pPr>
+      <w:r>
+        <w:rPr>
+          <w:b/>
+          <w:bCs/>
+          <w:lang w:eastAsia="en-IN"/>
+        </w:rPr>
+        <w:t xml:space="preserve">5.1 </w:t>
+      </w:r>
+      <w:r>
+        <w:rPr>
+          <w:b/>
+          <w:bCs/>
+          <w:lang w:eastAsia="en-IN"/>
+        </w:rPr>
+        <w:t>Brand-level product count and average rating</w:t>
       </w:r>
     </w:p>
     <w:p>
@@ -2343,33 +3326,96 @@
         <w:rPr>
           <w:lang w:eastAsia="en-IN"/>
         </w:rPr>
-        <w:t xml:space="preserve">Applied the same for </w:t>
-      </w:r>
-      <w:r>
-        <w:rPr>
-          <w:b/>
-          <w:bCs/>
-          <w:lang w:eastAsia="en-IN"/>
-        </w:rPr>
-        <w:t>reviews</w:t>
-      </w:r>
-      <w:r>
-        <w:rPr>
-          <w:lang w:eastAsia="en-IN"/>
-        </w:rPr>
-        <w:t xml:space="preserve"> dataset</w:t>
-      </w:r>
-      <w:r>
-        <w:rPr>
-          <w:lang w:eastAsia="en-IN"/>
-        </w:rPr>
-        <w:t xml:space="preserve"> for ‘</w:t>
+        <w:t>H10 asks whether CSS varies meaningfully across brands — but as established earlier, a simple average by itself is misleading.</w:t>
+      </w:r>
+    </w:p>
+    <w:p>
+      <w:pPr>
+        <w:pStyle w:val="ListParagraph"/>
+        <w:numPr>
+          <w:ilvl w:val="0"/>
+          <w:numId w:val="32"/>
+        </w:numPr>
+        <w:rPr>
+          <w:lang w:eastAsia="en-IN"/>
+        </w:rPr>
+      </w:pPr>
+      <w:r>
+        <w:rPr>
+          <w:lang w:eastAsia="en-IN"/>
+        </w:rPr>
+        <w:lastRenderedPageBreak/>
+        <w:t>Fourteen brands have only a single product, meaning one lucky or unlucky rating could make that brand look like a top or bottom performer purely by chance, not by genuine brand-level performance.</w:t>
+      </w:r>
+    </w:p>
+    <w:p>
+      <w:pPr>
+        <w:pStyle w:val="ListParagraph"/>
+        <w:numPr>
+          <w:ilvl w:val="0"/>
+          <w:numId w:val="32"/>
+        </w:numPr>
+        <w:rPr>
+          <w:lang w:eastAsia="en-IN"/>
+        </w:rPr>
+      </w:pPr>
+      <w:proofErr w:type="gramStart"/>
+      <w:r>
+        <w:rPr>
+          <w:lang w:eastAsia="en-IN"/>
+        </w:rPr>
+        <w:t>So</w:t>
+      </w:r>
+      <w:proofErr w:type="gramEnd"/>
+      <w:r>
+        <w:rPr>
+          <w:lang w:eastAsia="en-IN"/>
+        </w:rPr>
+        <w:t xml:space="preserve"> it a</w:t>
+      </w:r>
+      <w:r>
+        <w:rPr>
+          <w:lang w:eastAsia="en-IN"/>
+        </w:rPr>
+        <w:t xml:space="preserve">ggregates </w:t>
+      </w:r>
+      <w:r>
+        <w:rPr>
+          <w:lang w:eastAsia="en-IN"/>
+        </w:rPr>
+        <w:t>‘</w:t>
       </w:r>
       <w:proofErr w:type="spellStart"/>
       <w:r>
         <w:rPr>
           <w:lang w:eastAsia="en-IN"/>
         </w:rPr>
+        <w:t>product_id</w:t>
+      </w:r>
+      <w:proofErr w:type="spellEnd"/>
+      <w:r>
+        <w:rPr>
+          <w:lang w:eastAsia="en-IN"/>
+        </w:rPr>
+        <w:t>’</w:t>
+      </w:r>
+      <w:r>
+        <w:rPr>
+          <w:lang w:eastAsia="en-IN"/>
+        </w:rPr>
+        <w:t xml:space="preserve"> by </w:t>
+      </w:r>
+      <w:r>
+        <w:rPr>
+          <w:lang w:eastAsia="en-IN"/>
+        </w:rPr>
+        <w:t>‘</w:t>
+      </w:r>
+      <w:proofErr w:type="spellStart"/>
+      <w:r>
+        <w:rPr>
+          <w:lang w:eastAsia="en-IN"/>
+        </w:rPr>
         <w:t>brand_name</w:t>
       </w:r>
       <w:proofErr w:type="spellEnd"/>
@@ -2377,40 +3423,19 @@
         <w:rPr>
           <w:lang w:eastAsia="en-IN"/>
         </w:rPr>
-        <w:t>’ column.</w:t>
-      </w:r>
-    </w:p>
-    <w:p>
-      <w:pPr>
-        <w:pStyle w:val="Heading2"/>
-        <w:rPr>
-          <w:lang w:eastAsia="en-IN"/>
-        </w:rPr>
-      </w:pPr>
-      <w:r>
-        <w:rPr>
-          <w:lang w:eastAsia="en-IN"/>
-        </w:rPr>
-        <w:t xml:space="preserve">Step 3: </w:t>
-      </w:r>
-      <w:r>
-        <w:rPr>
-          <w:lang w:eastAsia="en-IN"/>
-        </w:rPr>
-        <w:t>Missing Value Treatment</w:t>
-      </w:r>
-    </w:p>
-    <w:p>
-      <w:pPr>
-        <w:rPr>
-          <w:lang w:eastAsia="en-IN"/>
-        </w:rPr>
-      </w:pPr>
-      <w:r>
-        <w:rPr>
-          <w:lang w:eastAsia="en-IN"/>
-        </w:rPr>
-        <w:t>Missing values were examined to determine whether they represented true data quality issues or meaningful business information</w:t>
+        <w:t>’</w:t>
+      </w:r>
+      <w:r>
+        <w:rPr>
+          <w:lang w:eastAsia="en-IN"/>
+        </w:rPr>
+        <w:t xml:space="preserve"> to compute how many products each brand has and what their average rating is, then merges these two derived values back onto the main </w:t>
+      </w:r>
+      <w:r>
+        <w:rPr>
+          <w:lang w:eastAsia="en-IN"/>
+        </w:rPr>
+        <w:t>data frame</w:t>
       </w:r>
       <w:r>
         <w:rPr>
@@ -2433,7 +3458,7 @@
           <w:bCs/>
           <w:lang w:eastAsia="en-IN"/>
         </w:rPr>
-        <w:t xml:space="preserve">A. </w:t>
+        <w:t xml:space="preserve">5.2 </w:t>
       </w:r>
       <w:proofErr w:type="spellStart"/>
       <w:r>
@@ -2442,9 +3467,17 @@
           <w:bCs/>
           <w:lang w:eastAsia="en-IN"/>
         </w:rPr>
-        <w:t>product_info</w:t>
+        <w:t>feedback_polarity_ratio</w:t>
       </w:r>
       <w:proofErr w:type="spellEnd"/>
+      <w:r>
+        <w:rPr>
+          <w:b/>
+          <w:bCs/>
+          <w:lang w:eastAsia="en-IN"/>
+        </w:rPr>
+        <w:t xml:space="preserve"> (positive share of total feedback)</w:t>
+      </w:r>
     </w:p>
     <w:p>
       <w:pPr>
@@ -2461,157 +3494,59 @@
         <w:rPr>
           <w:lang w:eastAsia="en-IN"/>
         </w:rPr>
-        <w:t>Columns with extremely high missing percentages (</w:t>
-      </w:r>
-      <w:r>
-        <w:rPr>
-          <w:lang w:eastAsia="en-IN"/>
-        </w:rPr>
-        <w:t>&gt;</w:t>
-      </w:r>
-      <w:r>
-        <w:rPr>
-          <w:lang w:eastAsia="en-IN"/>
-        </w:rPr>
-        <w:t xml:space="preserve"> 80%) and limited analytical value, such as</w:t>
-      </w:r>
-      <w:r>
-        <w:rPr>
-          <w:lang w:eastAsia="en-IN"/>
-        </w:rPr>
-        <w:t xml:space="preserve"> ‘</w:t>
-      </w:r>
-      <w:r>
-        <w:rPr>
-          <w:lang w:eastAsia="en-IN"/>
-        </w:rPr>
-        <w:t>variation_type</w:t>
-      </w:r>
-      <w:r>
-        <w:rPr>
-          <w:lang w:eastAsia="en-IN"/>
-        </w:rPr>
-        <w:t>’</w:t>
-      </w:r>
-      <w:r>
-        <w:rPr>
-          <w:lang w:eastAsia="en-IN"/>
-        </w:rPr>
-        <w:t>, </w:t>
-      </w:r>
-      <w:r>
-        <w:rPr>
-          <w:lang w:eastAsia="en-IN"/>
-        </w:rPr>
-        <w:t>‘</w:t>
-      </w:r>
-      <w:r>
-        <w:rPr>
-          <w:lang w:eastAsia="en-IN"/>
-        </w:rPr>
-        <w:t>variation_value</w:t>
-      </w:r>
-      <w:r>
-        <w:rPr>
-          <w:lang w:eastAsia="en-IN"/>
-        </w:rPr>
-        <w:t>’</w:t>
-      </w:r>
-      <w:r>
-        <w:rPr>
-          <w:lang w:eastAsia="en-IN"/>
-        </w:rPr>
-        <w:t>, </w:t>
-      </w:r>
-      <w:r>
-        <w:rPr>
-          <w:lang w:eastAsia="en-IN"/>
-        </w:rPr>
-        <w:t>‘</w:t>
-      </w:r>
-      <w:r>
-        <w:rPr>
-          <w:lang w:eastAsia="en-IN"/>
-        </w:rPr>
-        <w:t>variation_desc</w:t>
-      </w:r>
-      <w:r>
-        <w:rPr>
-          <w:lang w:eastAsia="en-IN"/>
-        </w:rPr>
-        <w:t>’</w:t>
-      </w:r>
-      <w:r>
-        <w:rPr>
-          <w:lang w:eastAsia="en-IN"/>
-        </w:rPr>
-        <w:t>, </w:t>
-      </w:r>
-      <w:r>
-        <w:rPr>
-          <w:lang w:eastAsia="en-IN"/>
-        </w:rPr>
-        <w:t>‘</w:t>
-      </w:r>
-      <w:r>
-        <w:rPr>
-          <w:lang w:eastAsia="en-IN"/>
-        </w:rPr>
-        <w:t>ingredients</w:t>
-      </w:r>
-      <w:r>
-        <w:rPr>
-          <w:lang w:eastAsia="en-IN"/>
-        </w:rPr>
-        <w:t>’</w:t>
-      </w:r>
-      <w:r>
-        <w:rPr>
-          <w:lang w:eastAsia="en-IN"/>
-        </w:rPr>
-        <w:t>, </w:t>
-      </w:r>
-      <w:r>
-        <w:rPr>
-          <w:lang w:eastAsia="en-IN"/>
-        </w:rPr>
-        <w:t>‘</w:t>
-      </w:r>
-      <w:r>
-        <w:rPr>
-          <w:lang w:eastAsia="en-IN"/>
-        </w:rPr>
-        <w:t>highlights</w:t>
-      </w:r>
-      <w:r>
-        <w:rPr>
-          <w:lang w:eastAsia="en-IN"/>
-        </w:rPr>
-        <w:t>’</w:t>
-      </w:r>
-      <w:r>
-        <w:rPr>
-          <w:lang w:eastAsia="en-IN"/>
-        </w:rPr>
-        <w:t>, </w:t>
-      </w:r>
-      <w:r>
-        <w:rPr>
-          <w:lang w:eastAsia="en-IN"/>
-        </w:rPr>
-        <w:t>‘</w:t>
-      </w:r>
-      <w:r>
-        <w:rPr>
-          <w:lang w:eastAsia="en-IN"/>
-        </w:rPr>
-        <w:t>size</w:t>
-      </w:r>
-      <w:r>
-        <w:rPr>
-          <w:lang w:eastAsia="en-IN"/>
-        </w:rPr>
-        <w:t>’ were removed.</w:t>
+        <w:t>R</w:t>
+      </w:r>
+      <w:r>
+        <w:rPr>
+          <w:lang w:eastAsia="en-IN"/>
+        </w:rPr>
+        <w:t>aw counts alone (`</w:t>
+      </w:r>
+      <w:proofErr w:type="spellStart"/>
+      <w:r>
+        <w:rPr>
+          <w:lang w:eastAsia="en-IN"/>
+        </w:rPr>
+        <w:t>total_pos_feedback_count</w:t>
+      </w:r>
+      <w:proofErr w:type="spellEnd"/>
+      <w:r>
+        <w:rPr>
+          <w:lang w:eastAsia="en-IN"/>
+        </w:rPr>
+        <w:t>`, `</w:t>
+      </w:r>
+      <w:proofErr w:type="spellStart"/>
+      <w:r>
+        <w:rPr>
+          <w:lang w:eastAsia="en-IN"/>
+        </w:rPr>
+        <w:t>total_neg_feedback_count</w:t>
+      </w:r>
+      <w:proofErr w:type="spellEnd"/>
+      <w:r>
+        <w:rPr>
+          <w:lang w:eastAsia="en-IN"/>
+        </w:rPr>
+        <w:t>`) aren't directly comparable across reviews</w:t>
+      </w:r>
+      <w:r>
+        <w:rPr>
+          <w:lang w:eastAsia="en-IN"/>
+        </w:rPr>
+        <w:t xml:space="preserve"> for H8 hypothesis </w:t>
+      </w:r>
+      <w:r>
+        <w:rPr>
+          <w:lang w:eastAsia="en-IN"/>
+        </w:rPr>
+        <w:t>that higher negative feedback volume correlates with lower product ratings</w:t>
+      </w:r>
+      <w:r>
+        <w:rPr>
+          <w:lang w:eastAsia="en-IN"/>
+        </w:rPr>
+        <w:t>.</w:t>
       </w:r>
     </w:p>
     <w:p>
@@ -2629,55 +3564,25 @@
         <w:rPr>
           <w:lang w:eastAsia="en-IN"/>
         </w:rPr>
-        <w:t>‘</w:t>
-      </w:r>
-      <w:r>
-        <w:rPr>
-          <w:lang w:eastAsia="en-IN"/>
-        </w:rPr>
-        <w:t>rating</w:t>
-      </w:r>
-      <w:r>
-        <w:rPr>
-          <w:lang w:eastAsia="en-IN"/>
-        </w:rPr>
-        <w:t>’ &amp; ‘</w:t>
-      </w:r>
-      <w:r>
-        <w:rPr>
-          <w:lang w:eastAsia="en-IN"/>
-        </w:rPr>
-        <w:t>reviews</w:t>
-      </w:r>
-      <w:r>
-        <w:rPr>
-          <w:lang w:eastAsia="en-IN"/>
-        </w:rPr>
-        <w:t xml:space="preserve">’ are the core KPI and can not be imputed. </w:t>
-      </w:r>
-      <w:r>
-        <w:rPr>
-          <w:lang w:eastAsia="en-IN"/>
-        </w:rPr>
-        <w:t>Check</w:t>
-      </w:r>
-      <w:r>
-        <w:rPr>
-          <w:lang w:eastAsia="en-IN"/>
-        </w:rPr>
-        <w:t>ed</w:t>
-      </w:r>
-      <w:r>
-        <w:rPr>
-          <w:lang w:eastAsia="en-IN"/>
-        </w:rPr>
-        <w:t xml:space="preserve"> whether missing rating and missing reviews occur in the same rows</w:t>
-      </w:r>
-      <w:r>
-        <w:rPr>
-          <w:lang w:eastAsia="en-IN"/>
-        </w:rPr>
-        <w:t xml:space="preserve"> and found out that it overlaps. Hence removed the rows</w:t>
+        <w:t>A ratio normalizes this, turning "how many people voted this helpful" into "what proportion of voters found this helpful"</w:t>
+      </w:r>
+      <w:r>
+        <w:rPr>
+          <w:lang w:eastAsia="en-IN"/>
+        </w:rPr>
+        <w:t xml:space="preserve"> </w:t>
+      </w:r>
+      <w:r>
+        <w:rPr>
+          <w:lang w:eastAsia="en-IN"/>
+        </w:rPr>
+        <w:t>— a fair, comparable signal regardless of a review's total visibility or age</w:t>
+      </w:r>
+      <w:r>
+        <w:rPr>
+          <w:lang w:eastAsia="en-IN"/>
+        </w:rPr>
+        <w:t>.</w:t>
       </w:r>
     </w:p>
     <w:p>
@@ -2695,6 +3600,18 @@
         <w:rPr>
           <w:lang w:eastAsia="en-IN"/>
         </w:rPr>
+        <w:t>It d</w:t>
+      </w:r>
+      <w:r>
+        <w:rPr>
+          <w:lang w:eastAsia="en-IN"/>
+        </w:rPr>
+        <w:t xml:space="preserve">ivides </w:t>
+      </w:r>
+      <w:r>
+        <w:rPr>
+          <w:lang w:eastAsia="en-IN"/>
+        </w:rPr>
         <w:t>‘</w:t>
       </w:r>
       <w:proofErr w:type="spellStart"/>
@@ -2702,7 +3619,7 @@
         <w:rPr>
           <w:lang w:eastAsia="en-IN"/>
         </w:rPr>
-        <w:t>secondary_category</w:t>
+        <w:t>total_pos_feedback_count</w:t>
       </w:r>
       <w:proofErr w:type="spellEnd"/>
       <w:r>
@@ -2715,7 +3632,7 @@
         <w:rPr>
           <w:lang w:eastAsia="en-IN"/>
         </w:rPr>
-        <w:t> and </w:t>
+        <w:t xml:space="preserve"> by </w:t>
       </w:r>
       <w:r>
         <w:rPr>
@@ -2728,55 +3645,115 @@
         <w:rPr>
           <w:lang w:eastAsia="en-IN"/>
         </w:rPr>
-        <w:t>tertiary_category</w:t>
+        <w:t>total_feedback_count</w:t>
       </w:r>
       <w:proofErr w:type="spellEnd"/>
       <w:r>
         <w:rPr>
           <w:lang w:eastAsia="en-IN"/>
         </w:rPr>
-        <w:t>’ columns</w:t>
-      </w:r>
-      <w:r>
-        <w:rPr>
-          <w:lang w:eastAsia="en-IN"/>
-        </w:rPr>
-        <w:t> gets a business-rule fill</w:t>
-      </w:r>
-      <w:r>
-        <w:rPr>
-          <w:lang w:eastAsia="en-IN"/>
-        </w:rPr>
-        <w:t xml:space="preserve">. But these missing values were also overlapping with </w:t>
-      </w:r>
-      <w:r>
-        <w:rPr>
-          <w:lang w:eastAsia="en-IN"/>
-        </w:rPr>
-        <w:t>missing rating and missing reviews</w:t>
-      </w:r>
-      <w:r>
-        <w:rPr>
-          <w:lang w:eastAsia="en-IN"/>
-        </w:rPr>
-        <w:t>. Hence separate treatment wasn’t needed for category columns.</w:t>
-      </w:r>
-    </w:p>
-    <w:p>
-      <w:pPr>
-        <w:rPr>
-          <w:b/>
-          <w:bCs/>
-          <w:lang w:eastAsia="en-IN"/>
-        </w:rPr>
-      </w:pPr>
-      <w:r>
-        <w:rPr>
-          <w:b/>
-          <w:bCs/>
-          <w:lang w:eastAsia="en-IN"/>
-        </w:rPr>
-        <w:t>B. reviews</w:t>
+        <w:t>’</w:t>
+      </w:r>
+      <w:r>
+        <w:rPr>
+          <w:lang w:eastAsia="en-IN"/>
+        </w:rPr>
+        <w:t xml:space="preserve"> for each review, returning </w:t>
+      </w:r>
+      <w:r>
+        <w:rPr>
+          <w:lang w:eastAsia="en-IN"/>
+        </w:rPr>
+        <w:t>‘</w:t>
+      </w:r>
+      <w:proofErr w:type="spellStart"/>
+      <w:r>
+        <w:rPr>
+          <w:lang w:eastAsia="en-IN"/>
+        </w:rPr>
+        <w:t>NaN</w:t>
+      </w:r>
+      <w:proofErr w:type="spellEnd"/>
+      <w:r>
+        <w:rPr>
+          <w:lang w:eastAsia="en-IN"/>
+        </w:rPr>
+        <w:t>’</w:t>
+      </w:r>
+      <w:r>
+        <w:rPr>
+          <w:lang w:eastAsia="en-IN"/>
+        </w:rPr>
+        <w:t xml:space="preserve"> (instead of an error or a fabricated 0) when </w:t>
+      </w:r>
+      <w:r>
+        <w:rPr>
+          <w:lang w:eastAsia="en-IN"/>
+        </w:rPr>
+        <w:t>‘</w:t>
+      </w:r>
+      <w:proofErr w:type="spellStart"/>
+      <w:r>
+        <w:rPr>
+          <w:lang w:eastAsia="en-IN"/>
+        </w:rPr>
+        <w:t>total_feedback_count</w:t>
+      </w:r>
+      <w:proofErr w:type="spellEnd"/>
+      <w:r>
+        <w:rPr>
+          <w:lang w:eastAsia="en-IN"/>
+        </w:rPr>
+        <w:t>’</w:t>
+      </w:r>
+      <w:r>
+        <w:rPr>
+          <w:lang w:eastAsia="en-IN"/>
+        </w:rPr>
+        <w:t xml:space="preserve"> is zero.</w:t>
+      </w:r>
+    </w:p>
+    <w:p>
+      <w:pPr>
+        <w:rPr>
+          <w:b/>
+          <w:bCs/>
+          <w:lang w:eastAsia="en-IN"/>
+        </w:rPr>
+      </w:pPr>
+      <w:r>
+        <w:rPr>
+          <w:b/>
+          <w:bCs/>
+          <w:lang w:eastAsia="en-IN"/>
+        </w:rPr>
+        <w:t xml:space="preserve">5.3 </w:t>
+      </w:r>
+      <w:r>
+        <w:rPr>
+          <w:b/>
+          <w:bCs/>
+          <w:lang w:eastAsia="en-IN"/>
+        </w:rPr>
+        <w:t>Product-level "</w:t>
+      </w:r>
+      <w:proofErr w:type="spellStart"/>
+      <w:r>
+        <w:rPr>
+          <w:b/>
+          <w:bCs/>
+          <w:lang w:eastAsia="en-IN"/>
+        </w:rPr>
+        <w:t>recommendation_rate</w:t>
+      </w:r>
+      <w:proofErr w:type="spellEnd"/>
+      <w:r>
+        <w:rPr>
+          <w:b/>
+          <w:bCs/>
+          <w:lang w:eastAsia="en-IN"/>
+        </w:rPr>
+        <w:t>" (excluding non-responses)</w:t>
       </w:r>
     </w:p>
     <w:p>
@@ -2794,63 +3771,21 @@
         <w:rPr>
           <w:lang w:eastAsia="en-IN"/>
         </w:rPr>
-        <w:t>‘</w:t>
+        <w:t>H7 tests whether recommendation rate is a stronger predictor of CSS than `</w:t>
       </w:r>
       <w:proofErr w:type="spellStart"/>
       <w:r>
         <w:rPr>
           <w:lang w:eastAsia="en-IN"/>
         </w:rPr>
-        <w:t>is_recommended</w:t>
+        <w:t>loves_count</w:t>
       </w:r>
       <w:proofErr w:type="spellEnd"/>
       <w:r>
         <w:rPr>
           <w:lang w:eastAsia="en-IN"/>
         </w:rPr>
-        <w:t>’</w:t>
-      </w:r>
-      <w:r>
-        <w:rPr>
-          <w:lang w:eastAsia="en-IN"/>
-        </w:rPr>
-        <w:t xml:space="preserve"> </w:t>
-      </w:r>
-      <w:r>
-        <w:rPr>
-          <w:lang w:eastAsia="en-IN"/>
-        </w:rPr>
-        <w:t xml:space="preserve">column </w:t>
-      </w:r>
-      <w:r>
-        <w:rPr>
-          <w:lang w:eastAsia="en-IN"/>
-        </w:rPr>
-        <w:t>is deliberately left as a true missing value rather than coded as 0, since a blank response is a non-answer, not a "No"</w:t>
-      </w:r>
-      <w:r>
-        <w:rPr>
-          <w:lang w:eastAsia="en-IN"/>
-        </w:rPr>
-        <w:t>.</w:t>
-      </w:r>
-      <w:r>
-        <w:rPr>
-          <w:lang w:eastAsia="en-IN"/>
-        </w:rPr>
-        <w:t xml:space="preserve"> </w:t>
-      </w:r>
-      <w:r>
-        <w:rPr>
-          <w:lang w:eastAsia="en-IN"/>
-        </w:rPr>
-        <w:t>F</w:t>
-      </w:r>
-      <w:r>
-        <w:rPr>
-          <w:lang w:eastAsia="en-IN"/>
-        </w:rPr>
-        <w:t xml:space="preserve">illing it with 0 would artificially lower every product's recommendation rate. </w:t>
+        <w:t>`.</w:t>
       </w:r>
     </w:p>
     <w:p>
@@ -2868,27 +3803,21 @@
         <w:rPr>
           <w:lang w:eastAsia="en-IN"/>
         </w:rPr>
-        <w:t>H</w:t>
-      </w:r>
-      <w:r>
-        <w:rPr>
-          <w:lang w:eastAsia="en-IN"/>
-        </w:rPr>
-        <w:t xml:space="preserve">elpfulness is left as </w:t>
+        <w:t>This requires a single comparable per-product number, not raw individual review flags — `</w:t>
       </w:r>
       <w:proofErr w:type="spellStart"/>
       <w:r>
         <w:rPr>
           <w:lang w:eastAsia="en-IN"/>
         </w:rPr>
-        <w:t>NaN</w:t>
+        <w:t>recommendation_rate</w:t>
       </w:r>
       <w:proofErr w:type="spellEnd"/>
       <w:r>
         <w:rPr>
           <w:lang w:eastAsia="en-IN"/>
         </w:rPr>
-        <w:t xml:space="preserve"> since it's structurally undefined when no one voted.</w:t>
+        <w:t>` is that number.</w:t>
       </w:r>
     </w:p>
     <w:p>
@@ -2906,191 +3835,115 @@
         <w:rPr>
           <w:lang w:eastAsia="en-IN"/>
         </w:rPr>
-        <w:t xml:space="preserve">For self-reported customer demography such as </w:t>
-      </w:r>
-      <w:r>
-        <w:rPr>
-          <w:lang w:eastAsia="en-IN"/>
-        </w:rPr>
-        <w:t>'</w:t>
+        <w:t>It c</w:t>
+      </w:r>
+      <w:r>
+        <w:rPr>
+          <w:lang w:eastAsia="en-IN"/>
+        </w:rPr>
+        <w:t>alculates the share of reviews where `</w:t>
       </w:r>
       <w:proofErr w:type="spellStart"/>
       <w:r>
         <w:rPr>
           <w:lang w:eastAsia="en-IN"/>
         </w:rPr>
-        <w:t>skin_type</w:t>
+        <w:t>is_recommended</w:t>
       </w:r>
       <w:proofErr w:type="spellEnd"/>
       <w:r>
         <w:rPr>
           <w:lang w:eastAsia="en-IN"/>
         </w:rPr>
-        <w:t>', '</w:t>
+        <w:t xml:space="preserve"> = 1`, computed only over reviews where the customer actually answered (i.e., excluding rows where `</w:t>
       </w:r>
       <w:proofErr w:type="spellStart"/>
       <w:r>
         <w:rPr>
           <w:lang w:eastAsia="en-IN"/>
         </w:rPr>
-        <w:t>skin_tone</w:t>
+        <w:t>is_recommended</w:t>
       </w:r>
       <w:proofErr w:type="spellEnd"/>
       <w:r>
         <w:rPr>
           <w:lang w:eastAsia="en-IN"/>
         </w:rPr>
-        <w:t>', '</w:t>
+        <w:t>` is missing), then merges this rate back onto `</w:t>
       </w:r>
       <w:proofErr w:type="spellStart"/>
       <w:r>
         <w:rPr>
           <w:lang w:eastAsia="en-IN"/>
         </w:rPr>
-        <w:t>eye_color</w:t>
+        <w:t>product_info</w:t>
       </w:r>
       <w:proofErr w:type="spellEnd"/>
       <w:r>
         <w:rPr>
           <w:lang w:eastAsia="en-IN"/>
         </w:rPr>
-        <w:t>', '</w:t>
+        <w:t>` at the product level.</w:t>
+      </w:r>
+    </w:p>
+    <w:p>
+      <w:pPr>
+        <w:pStyle w:val="ListParagraph"/>
+        <w:numPr>
+          <w:ilvl w:val="0"/>
+          <w:numId w:val="34"/>
+        </w:numPr>
+        <w:rPr>
+          <w:lang w:eastAsia="en-IN"/>
+        </w:rPr>
+      </w:pPr>
+      <w:r>
+        <w:rPr>
+          <w:lang w:eastAsia="en-IN"/>
+        </w:rPr>
+        <w:t>Why non-responses are excluded from the denominator, not treated as "No": This directly follows the earlier decision that a blank `</w:t>
       </w:r>
       <w:proofErr w:type="spellStart"/>
       <w:r>
         <w:rPr>
           <w:lang w:eastAsia="en-IN"/>
         </w:rPr>
-        <w:t>hair_color</w:t>
+        <w:t>is_recommended</w:t>
       </w:r>
       <w:proofErr w:type="spellEnd"/>
       <w:r>
         <w:rPr>
           <w:lang w:eastAsia="en-IN"/>
         </w:rPr>
-        <w:t>'</w:t>
-      </w:r>
-      <w:r>
-        <w:rPr>
-          <w:lang w:eastAsia="en-IN"/>
-        </w:rPr>
-        <w:t xml:space="preserve"> the missing values have been treated by filling </w:t>
-      </w:r>
-      <w:r>
-        <w:rPr>
-          <w:lang w:eastAsia="en-IN"/>
-        </w:rPr>
-        <w:t>"Not Specified"</w:t>
-      </w:r>
-      <w:r>
-        <w:rPr>
-          <w:lang w:eastAsia="en-IN"/>
-        </w:rPr>
-        <w:t xml:space="preserve"> rather than removing the rows.</w:t>
-      </w:r>
-    </w:p>
-    <w:p>
-      <w:pPr>
-        <w:pStyle w:val="Heading2"/>
-        <w:rPr>
-          <w:lang w:eastAsia="en-IN"/>
-        </w:rPr>
-      </w:pPr>
-      <w:r>
-        <w:rPr>
-          <w:lang w:eastAsia="en-IN"/>
-        </w:rPr>
-        <w:t xml:space="preserve">Step </w:t>
-      </w:r>
-      <w:r>
-        <w:rPr>
-          <w:lang w:eastAsia="en-IN"/>
-        </w:rPr>
-        <w:t>4</w:t>
-      </w:r>
-      <w:r>
-        <w:rPr>
-          <w:lang w:eastAsia="en-IN"/>
-        </w:rPr>
-        <w:t xml:space="preserve">: </w:t>
-      </w:r>
-      <w:r>
-        <w:rPr>
-          <w:lang w:eastAsia="en-IN"/>
-        </w:rPr>
-        <w:t>Cross Data Consistency Check</w:t>
-      </w:r>
-    </w:p>
-    <w:p>
-      <w:pPr>
-        <w:rPr>
-          <w:lang w:eastAsia="en-IN"/>
-        </w:rPr>
-      </w:pPr>
-      <w:r>
-        <w:rPr>
-          <w:lang w:eastAsia="en-IN"/>
-        </w:rPr>
-        <w:t>Before merging or running review-level hypotheses, confirm</w:t>
-      </w:r>
-      <w:r>
-        <w:rPr>
-          <w:lang w:eastAsia="en-IN"/>
-        </w:rPr>
-        <w:t>ed</w:t>
-      </w:r>
-      <w:r>
-        <w:rPr>
-          <w:lang w:eastAsia="en-IN"/>
-        </w:rPr>
-        <w:t xml:space="preserve"> every</w:t>
-      </w:r>
-      <w:r>
-        <w:rPr>
-          <w:lang w:eastAsia="en-IN"/>
-        </w:rPr>
-        <w:t xml:space="preserve"> </w:t>
-      </w:r>
-      <w:r>
-        <w:rPr>
-          <w:lang w:eastAsia="en-IN"/>
-        </w:rPr>
-        <w:t>review points to a valid product, and that shared fields (</w:t>
+        <w:t>` reflects a customer who didn't answer, not one who declined to recommend the product.</w:t>
+      </w:r>
+    </w:p>
+    <w:p>
+      <w:pPr>
+        <w:rPr>
+          <w:b/>
+          <w:bCs/>
+          <w:lang w:eastAsia="en-IN"/>
+        </w:rPr>
+      </w:pPr>
+      <w:r>
+        <w:rPr>
+          <w:b/>
+          <w:bCs/>
+          <w:lang w:eastAsia="en-IN"/>
+        </w:rPr>
+        <w:t xml:space="preserve">5.4 </w:t>
       </w:r>
       <w:proofErr w:type="spellStart"/>
       <w:r>
         <w:rPr>
-          <w:lang w:eastAsia="en-IN"/>
-        </w:rPr>
-        <w:t>brand_name</w:t>
+          <w:b/>
+          <w:bCs/>
+          <w:lang w:eastAsia="en-IN"/>
+        </w:rPr>
+        <w:t>on_sale_flag</w:t>
       </w:r>
       <w:proofErr w:type="spellEnd"/>
-      <w:r>
-        <w:rPr>
-          <w:lang w:eastAsia="en-IN"/>
-        </w:rPr>
-        <w:t xml:space="preserve">, </w:t>
-      </w:r>
-      <w:proofErr w:type="spellStart"/>
-      <w:r>
-        <w:rPr>
-          <w:lang w:eastAsia="en-IN"/>
-        </w:rPr>
-        <w:t>price_usd</w:t>
-      </w:r>
-      <w:proofErr w:type="spellEnd"/>
-      <w:r>
-        <w:rPr>
-          <w:lang w:eastAsia="en-IN"/>
-        </w:rPr>
-        <w:t>) agree between the two files</w:t>
-      </w:r>
-      <w:r>
-        <w:rPr>
-          <w:lang w:eastAsia="en-IN"/>
-        </w:rPr>
-        <w:t>.</w:t>
-      </w:r>
     </w:p>
     <w:p>
       <w:pPr>
@@ -3107,41 +3960,47 @@
         <w:rPr>
           <w:lang w:eastAsia="en-IN"/>
         </w:rPr>
-        <w:t xml:space="preserve">Checked for </w:t>
-      </w:r>
-      <w:r>
-        <w:rPr>
-          <w:lang w:eastAsia="en-IN"/>
-        </w:rPr>
-        <w:t xml:space="preserve">reviews referencing a </w:t>
+        <w:t>‘</w:t>
       </w:r>
       <w:proofErr w:type="spellStart"/>
-      <w:r>
-        <w:rPr>
-          <w:lang w:eastAsia="en-IN"/>
-        </w:rPr>
-        <w:t>product_id</w:t>
+      <w:proofErr w:type="gramStart"/>
+      <w:r>
+        <w:rPr>
+          <w:lang w:eastAsia="en-IN"/>
+        </w:rPr>
+        <w:t>sale</w:t>
+      </w:r>
+      <w:proofErr w:type="gramEnd"/>
+      <w:r>
+        <w:rPr>
+          <w:lang w:eastAsia="en-IN"/>
+        </w:rPr>
+        <w:t>_price_usd</w:t>
       </w:r>
       <w:proofErr w:type="spellEnd"/>
       <w:r>
         <w:rPr>
           <w:lang w:eastAsia="en-IN"/>
         </w:rPr>
-        <w:t xml:space="preserve"> that doesn't exist in </w:t>
-      </w:r>
-      <w:proofErr w:type="spellStart"/>
-      <w:r>
-        <w:rPr>
-          <w:lang w:eastAsia="en-IN"/>
-        </w:rPr>
-        <w:t>product_info</w:t>
-      </w:r>
-      <w:proofErr w:type="spellEnd"/>
-      <w:r>
-        <w:rPr>
-          <w:lang w:eastAsia="en-IN"/>
-        </w:rPr>
-        <w:t xml:space="preserve"> (orphaned reviews)</w:t>
+        <w:t>’</w:t>
+      </w:r>
+      <w:r>
+        <w:rPr>
+          <w:lang w:eastAsia="en-IN"/>
+        </w:rPr>
+        <w:t xml:space="preserve"> itself was dropped from the KPI tree because 96.8% of values were missing</w:t>
+      </w:r>
+      <w:r>
+        <w:rPr>
+          <w:lang w:eastAsia="en-IN"/>
+        </w:rPr>
+        <w:t xml:space="preserve">. </w:t>
+      </w:r>
+      <w:r>
+        <w:rPr>
+          <w:lang w:eastAsia="en-IN"/>
+        </w:rPr>
+        <w:t>But the presence or absence of a sale is a separate and much more robust signal</w:t>
       </w:r>
       <w:r>
         <w:rPr>
@@ -3165,112 +4024,137 @@
         <w:rPr>
           <w:lang w:eastAsia="en-IN"/>
         </w:rPr>
-        <w:t xml:space="preserve">Spot-check </w:t>
+        <w:t>`</w:t>
       </w:r>
       <w:proofErr w:type="spellStart"/>
       <w:r>
         <w:rPr>
           <w:lang w:eastAsia="en-IN"/>
         </w:rPr>
-        <w:t>brand_name</w:t>
+        <w:t>on_sale_flag</w:t>
       </w:r>
       <w:proofErr w:type="spellEnd"/>
       <w:r>
         <w:rPr>
           <w:lang w:eastAsia="en-IN"/>
         </w:rPr>
-        <w:t xml:space="preserve"> consistency between the two files for shared </w:t>
+        <w:t xml:space="preserve">` asks the simpler, fully-answerable question "is this product currently discounted at </w:t>
       </w:r>
       <w:proofErr w:type="spellStart"/>
       <w:r>
         <w:rPr>
           <w:lang w:eastAsia="en-IN"/>
         </w:rPr>
-        <w:t>product_ids</w:t>
+        <w:t>all</w:t>
+      </w:r>
+      <w:r>
+        <w:rPr>
+          <w:lang w:eastAsia="en-IN"/>
+        </w:rPr>
+        <w:t>or</w:t>
       </w:r>
       <w:proofErr w:type="spellEnd"/>
-    </w:p>
-    <w:p>
-      <w:pPr>
-        <w:rPr>
-          <w:lang w:eastAsia="en-IN"/>
-        </w:rPr>
-      </w:pPr>
-      <w:r>
-        <w:rPr>
-          <w:lang w:eastAsia="en-IN"/>
-        </w:rPr>
-        <w:t>Since both values returned zero it is safe to continue with the dataset for further analysis.</w:t>
+      <w:r>
+        <w:rPr>
+          <w:lang w:eastAsia="en-IN"/>
+        </w:rPr>
+        <w:t xml:space="preserve"> not.</w:t>
+      </w:r>
+    </w:p>
+    <w:p>
+      <w:pPr>
+        <w:pStyle w:val="ListParagraph"/>
+        <w:numPr>
+          <w:ilvl w:val="0"/>
+          <w:numId w:val="35"/>
+        </w:numPr>
+        <w:rPr>
+          <w:lang w:eastAsia="en-IN"/>
+        </w:rPr>
+      </w:pPr>
+      <w:r>
+        <w:rPr>
+          <w:lang w:eastAsia="en-IN"/>
+        </w:rPr>
+        <w:t>This preserves a usable pricing signal from an otherwise-unusable column, and keeps the door open for a lightweight exploratory check</w:t>
+      </w:r>
+      <w:r>
+        <w:rPr>
+          <w:lang w:eastAsia="en-IN"/>
+        </w:rPr>
+        <w:t>.</w:t>
+      </w:r>
+    </w:p>
+    <w:p>
+      <w:pPr>
+        <w:pStyle w:val="ListParagraph"/>
+        <w:numPr>
+          <w:ilvl w:val="0"/>
+          <w:numId w:val="35"/>
+        </w:numPr>
+        <w:rPr>
+          <w:lang w:eastAsia="en-IN"/>
+        </w:rPr>
+      </w:pPr>
+      <w:r>
+        <w:rPr>
+          <w:lang w:eastAsia="en-IN"/>
+        </w:rPr>
+        <w:t>It c</w:t>
+      </w:r>
+      <w:r>
+        <w:rPr>
+          <w:lang w:eastAsia="en-IN"/>
+        </w:rPr>
+        <w:t xml:space="preserve">reates a binary indicator (1/0) marking whether a product has a non-null </w:t>
+      </w:r>
+      <w:r>
+        <w:rPr>
+          <w:lang w:eastAsia="en-IN"/>
+        </w:rPr>
+        <w:t>‘</w:t>
+      </w:r>
+      <w:proofErr w:type="spellStart"/>
+      <w:r>
+        <w:rPr>
+          <w:lang w:eastAsia="en-IN"/>
+        </w:rPr>
+        <w:t>sale_price_usd</w:t>
+      </w:r>
+      <w:proofErr w:type="spellEnd"/>
+      <w:r>
+        <w:rPr>
+          <w:lang w:eastAsia="en-IN"/>
+        </w:rPr>
+        <w:t>’</w:t>
+      </w:r>
+      <w:r>
+        <w:rPr>
+          <w:lang w:eastAsia="en-IN"/>
+        </w:rPr>
+        <w:t>, regardless of what that sale price value actually is.</w:t>
       </w:r>
     </w:p>
     <w:p>
       <w:pPr>
         <w:pStyle w:val="Heading2"/>
-        <w:rPr>
-          <w:lang w:eastAsia="en-IN"/>
-        </w:rPr>
-      </w:pPr>
-      <w:r>
-        <w:rPr>
-          <w:lang w:eastAsia="en-IN"/>
-        </w:rPr>
+      </w:pPr>
+      <w:r>
         <w:t xml:space="preserve">Step </w:t>
       </w:r>
       <w:r>
-        <w:rPr>
-          <w:lang w:eastAsia="en-IN"/>
-        </w:rPr>
-        <w:t>5</w:t>
-      </w:r>
-      <w:r>
-        <w:rPr>
-          <w:lang w:eastAsia="en-IN"/>
-        </w:rPr>
+        <w:t>6</w:t>
+      </w:r>
+      <w:r>
         <w:t xml:space="preserve">: </w:t>
       </w:r>
       <w:r>
-        <w:rPr>
-          <w:lang w:eastAsia="en-IN"/>
-        </w:rPr>
-        <w:t>Feature Engineering</w:t>
-      </w:r>
-    </w:p>
-    <w:p>
-      <w:pPr>
-        <w:rPr>
-          <w:lang w:eastAsia="en-IN"/>
-        </w:rPr>
-      </w:pPr>
-      <w:r>
-        <w:rPr>
-          <w:lang w:eastAsia="en-IN"/>
-        </w:rPr>
-        <w:t>Several hypotheses cannot be tested on raw columns alone. This step creates the computed fields needed for: price tiers (H1), brand-level aggregates with a sample-size safeguard (H10), feedback polarity (H8), recommendation rate (H7), and an on-sale flag (pricing, exploratory only).</w:t>
-      </w:r>
-    </w:p>
-    <w:p>
-      <w:pPr>
-        <w:rPr>
-          <w:b/>
-          <w:bCs/>
-          <w:lang w:eastAsia="en-IN"/>
-        </w:rPr>
-      </w:pPr>
-      <w:r>
-        <w:rPr>
-          <w:b/>
-          <w:bCs/>
-          <w:lang w:eastAsia="en-IN"/>
-        </w:rPr>
-        <w:t xml:space="preserve">5.1 </w:t>
-      </w:r>
-      <w:r>
-        <w:rPr>
-          <w:b/>
-          <w:bCs/>
-          <w:lang w:eastAsia="en-IN"/>
-        </w:rPr>
-        <w:t>Brand-level product count and average rating</w:t>
+        <w:t>Final Review and Export</w:t>
+      </w:r>
+    </w:p>
+    <w:p>
+      <w:r>
+        <w:t>After completing all data cleaning and preprocessing steps, the dataset is subjected to a final quality review to ensure its consistency, completeness, and readiness for analysis.</w:t>
       </w:r>
     </w:p>
     <w:p>
@@ -3280,15 +4164,9 @@
           <w:ilvl w:val="0"/>
           <w:numId w:val="36"/>
         </w:numPr>
-        <w:rPr>
-          <w:lang w:eastAsia="en-IN"/>
-        </w:rPr>
-      </w:pPr>
-      <w:r>
-        <w:rPr>
-          <w:lang w:eastAsia="en-IN"/>
-        </w:rPr>
-        <w:t>H10 asks whether CSS varies meaningfully across brands — but as established earlier, a simple average by itself is misleading.</w:t>
+      </w:pPr>
+      <w:r>
+        <w:t>Verification of remaining missing values to ensure that only business-meaningful null values are retained and no critical information is missing.</w:t>
       </w:r>
     </w:p>
     <w:p>
@@ -3298,16 +4176,9 @@
           <w:ilvl w:val="0"/>
           <w:numId w:val="36"/>
         </w:numPr>
-        <w:rPr>
-          <w:lang w:eastAsia="en-IN"/>
-        </w:rPr>
-      </w:pPr>
-      <w:r>
-        <w:rPr>
-          <w:lang w:eastAsia="en-IN"/>
-        </w:rPr>
-        <w:lastRenderedPageBreak/>
-        <w:t>Fourteen brands have only a single product, meaning one lucky or unlucky rating could make that brand look like a top or bottom performer purely by chance, not by genuine brand-level performance.</w:t>
+      </w:pPr>
+      <w:r>
+        <w:t>Duplicate record validation to confirm that each observation represents a unique loan.</w:t>
       </w:r>
     </w:p>
     <w:p>
@@ -3317,823 +4188,6 @@
           <w:ilvl w:val="0"/>
           <w:numId w:val="36"/>
         </w:numPr>
-        <w:rPr>
-          <w:lang w:eastAsia="en-IN"/>
-        </w:rPr>
-      </w:pPr>
-      <w:r>
-        <w:rPr>
-          <w:lang w:eastAsia="en-IN"/>
-        </w:rPr>
-        <w:t>So it a</w:t>
-      </w:r>
-      <w:r>
-        <w:rPr>
-          <w:lang w:eastAsia="en-IN"/>
-        </w:rPr>
-        <w:t xml:space="preserve">ggregates </w:t>
-      </w:r>
-      <w:r>
-        <w:rPr>
-          <w:lang w:eastAsia="en-IN"/>
-        </w:rPr>
-        <w:t>‘</w:t>
-      </w:r>
-      <w:proofErr w:type="spellStart"/>
-      <w:r>
-        <w:rPr>
-          <w:lang w:eastAsia="en-IN"/>
-        </w:rPr>
-        <w:t>product_id</w:t>
-      </w:r>
-      <w:proofErr w:type="spellEnd"/>
-      <w:r>
-        <w:rPr>
-          <w:lang w:eastAsia="en-IN"/>
-        </w:rPr>
-        <w:t>’</w:t>
-      </w:r>
-      <w:r>
-        <w:rPr>
-          <w:lang w:eastAsia="en-IN"/>
-        </w:rPr>
-        <w:t xml:space="preserve"> by </w:t>
-      </w:r>
-      <w:r>
-        <w:rPr>
-          <w:lang w:eastAsia="en-IN"/>
-        </w:rPr>
-        <w:t>‘</w:t>
-      </w:r>
-      <w:proofErr w:type="spellStart"/>
-      <w:r>
-        <w:rPr>
-          <w:lang w:eastAsia="en-IN"/>
-        </w:rPr>
-        <w:t>brand_name</w:t>
-      </w:r>
-      <w:proofErr w:type="spellEnd"/>
-      <w:r>
-        <w:rPr>
-          <w:lang w:eastAsia="en-IN"/>
-        </w:rPr>
-        <w:t>’</w:t>
-      </w:r>
-      <w:r>
-        <w:rPr>
-          <w:lang w:eastAsia="en-IN"/>
-        </w:rPr>
-        <w:t xml:space="preserve"> to compute how many products each brand has and what their average rating is, then merges these two derived values back onto the main </w:t>
-      </w:r>
-      <w:r>
-        <w:rPr>
-          <w:lang w:eastAsia="en-IN"/>
-        </w:rPr>
-        <w:t>data frame</w:t>
-      </w:r>
-      <w:r>
-        <w:rPr>
-          <w:lang w:eastAsia="en-IN"/>
-        </w:rPr>
-        <w:t>.</w:t>
-      </w:r>
-    </w:p>
-    <w:p>
-      <w:pPr>
-        <w:rPr>
-          <w:b/>
-          <w:bCs/>
-          <w:lang w:eastAsia="en-IN"/>
-        </w:rPr>
-      </w:pPr>
-      <w:r>
-        <w:rPr>
-          <w:b/>
-          <w:bCs/>
-          <w:lang w:eastAsia="en-IN"/>
-        </w:rPr>
-        <w:t xml:space="preserve">5.2 </w:t>
-      </w:r>
-      <w:proofErr w:type="spellStart"/>
-      <w:r>
-        <w:rPr>
-          <w:b/>
-          <w:bCs/>
-          <w:lang w:eastAsia="en-IN"/>
-        </w:rPr>
-        <w:t>feedback_polarity_ratio</w:t>
-      </w:r>
-      <w:proofErr w:type="spellEnd"/>
-      <w:r>
-        <w:rPr>
-          <w:b/>
-          <w:bCs/>
-          <w:lang w:eastAsia="en-IN"/>
-        </w:rPr>
-        <w:t xml:space="preserve"> (positive share of total feedback)</w:t>
-      </w:r>
-    </w:p>
-    <w:p>
-      <w:pPr>
-        <w:pStyle w:val="ListParagraph"/>
-        <w:numPr>
-          <w:ilvl w:val="0"/>
-          <w:numId w:val="37"/>
-        </w:numPr>
-        <w:rPr>
-          <w:lang w:eastAsia="en-IN"/>
-        </w:rPr>
-      </w:pPr>
-      <w:r>
-        <w:rPr>
-          <w:lang w:eastAsia="en-IN"/>
-        </w:rPr>
-        <w:t>R</w:t>
-      </w:r>
-      <w:r>
-        <w:rPr>
-          <w:lang w:eastAsia="en-IN"/>
-        </w:rPr>
-        <w:t>aw counts alone (`</w:t>
-      </w:r>
-      <w:proofErr w:type="spellStart"/>
-      <w:r>
-        <w:rPr>
-          <w:lang w:eastAsia="en-IN"/>
-        </w:rPr>
-        <w:t>total_pos_feedback_count</w:t>
-      </w:r>
-      <w:proofErr w:type="spellEnd"/>
-      <w:r>
-        <w:rPr>
-          <w:lang w:eastAsia="en-IN"/>
-        </w:rPr>
-        <w:t>`, `</w:t>
-      </w:r>
-      <w:proofErr w:type="spellStart"/>
-      <w:r>
-        <w:rPr>
-          <w:lang w:eastAsia="en-IN"/>
-        </w:rPr>
-        <w:t>total_neg_feedback_count</w:t>
-      </w:r>
-      <w:proofErr w:type="spellEnd"/>
-      <w:r>
-        <w:rPr>
-          <w:lang w:eastAsia="en-IN"/>
-        </w:rPr>
-        <w:t>`) aren't directly comparable across reviews</w:t>
-      </w:r>
-      <w:r>
-        <w:rPr>
-          <w:lang w:eastAsia="en-IN"/>
-        </w:rPr>
-        <w:t xml:space="preserve"> for H8 hypothesis </w:t>
-      </w:r>
-      <w:r>
-        <w:rPr>
-          <w:lang w:eastAsia="en-IN"/>
-        </w:rPr>
-        <w:t>that higher negative feedback volume correlates with lower product ratings</w:t>
-      </w:r>
-      <w:r>
-        <w:rPr>
-          <w:lang w:eastAsia="en-IN"/>
-        </w:rPr>
-        <w:t>.</w:t>
-      </w:r>
-    </w:p>
-    <w:p>
-      <w:pPr>
-        <w:pStyle w:val="ListParagraph"/>
-        <w:numPr>
-          <w:ilvl w:val="0"/>
-          <w:numId w:val="37"/>
-        </w:numPr>
-        <w:rPr>
-          <w:lang w:eastAsia="en-IN"/>
-        </w:rPr>
-      </w:pPr>
-      <w:r>
-        <w:rPr>
-          <w:lang w:eastAsia="en-IN"/>
-        </w:rPr>
-        <w:t>A ratio normalizes this, turning "how many people voted this helpful" into "what proportion of voters found this helpful"</w:t>
-      </w:r>
-      <w:r>
-        <w:rPr>
-          <w:lang w:eastAsia="en-IN"/>
-        </w:rPr>
-        <w:t xml:space="preserve"> </w:t>
-      </w:r>
-      <w:r>
-        <w:rPr>
-          <w:lang w:eastAsia="en-IN"/>
-        </w:rPr>
-        <w:t>— a fair, comparable signal regardless of a review's total visibility or age</w:t>
-      </w:r>
-      <w:r>
-        <w:rPr>
-          <w:lang w:eastAsia="en-IN"/>
-        </w:rPr>
-        <w:t>.</w:t>
-      </w:r>
-    </w:p>
-    <w:p>
-      <w:pPr>
-        <w:pStyle w:val="ListParagraph"/>
-        <w:numPr>
-          <w:ilvl w:val="0"/>
-          <w:numId w:val="37"/>
-        </w:numPr>
-        <w:rPr>
-          <w:lang w:eastAsia="en-IN"/>
-        </w:rPr>
-      </w:pPr>
-      <w:r>
-        <w:rPr>
-          <w:lang w:eastAsia="en-IN"/>
-        </w:rPr>
-        <w:t>It d</w:t>
-      </w:r>
-      <w:r>
-        <w:rPr>
-          <w:lang w:eastAsia="en-IN"/>
-        </w:rPr>
-        <w:t xml:space="preserve">ivides </w:t>
-      </w:r>
-      <w:r>
-        <w:rPr>
-          <w:lang w:eastAsia="en-IN"/>
-        </w:rPr>
-        <w:t>‘</w:t>
-      </w:r>
-      <w:proofErr w:type="spellStart"/>
-      <w:r>
-        <w:rPr>
-          <w:lang w:eastAsia="en-IN"/>
-        </w:rPr>
-        <w:t>total_pos_feedback_count</w:t>
-      </w:r>
-      <w:proofErr w:type="spellEnd"/>
-      <w:r>
-        <w:rPr>
-          <w:lang w:eastAsia="en-IN"/>
-        </w:rPr>
-        <w:t>’</w:t>
-      </w:r>
-      <w:r>
-        <w:rPr>
-          <w:lang w:eastAsia="en-IN"/>
-        </w:rPr>
-        <w:t xml:space="preserve"> by </w:t>
-      </w:r>
-      <w:r>
-        <w:rPr>
-          <w:lang w:eastAsia="en-IN"/>
-        </w:rPr>
-        <w:t>‘</w:t>
-      </w:r>
-      <w:proofErr w:type="spellStart"/>
-      <w:r>
-        <w:rPr>
-          <w:lang w:eastAsia="en-IN"/>
-        </w:rPr>
-        <w:t>total_feedback_count</w:t>
-      </w:r>
-      <w:proofErr w:type="spellEnd"/>
-      <w:r>
-        <w:rPr>
-          <w:lang w:eastAsia="en-IN"/>
-        </w:rPr>
-        <w:t>’</w:t>
-      </w:r>
-      <w:r>
-        <w:rPr>
-          <w:lang w:eastAsia="en-IN"/>
-        </w:rPr>
-        <w:t xml:space="preserve"> for each review, returning </w:t>
-      </w:r>
-      <w:r>
-        <w:rPr>
-          <w:lang w:eastAsia="en-IN"/>
-        </w:rPr>
-        <w:t>‘</w:t>
-      </w:r>
-      <w:proofErr w:type="spellStart"/>
-      <w:r>
-        <w:rPr>
-          <w:lang w:eastAsia="en-IN"/>
-        </w:rPr>
-        <w:t>NaN</w:t>
-      </w:r>
-      <w:proofErr w:type="spellEnd"/>
-      <w:r>
-        <w:rPr>
-          <w:lang w:eastAsia="en-IN"/>
-        </w:rPr>
-        <w:t>’</w:t>
-      </w:r>
-      <w:r>
-        <w:rPr>
-          <w:lang w:eastAsia="en-IN"/>
-        </w:rPr>
-        <w:t xml:space="preserve"> (instead of an error or a fabricated 0) when </w:t>
-      </w:r>
-      <w:r>
-        <w:rPr>
-          <w:lang w:eastAsia="en-IN"/>
-        </w:rPr>
-        <w:t>‘</w:t>
-      </w:r>
-      <w:proofErr w:type="spellStart"/>
-      <w:r>
-        <w:rPr>
-          <w:lang w:eastAsia="en-IN"/>
-        </w:rPr>
-        <w:t>total_feedback_count</w:t>
-      </w:r>
-      <w:proofErr w:type="spellEnd"/>
-      <w:r>
-        <w:rPr>
-          <w:lang w:eastAsia="en-IN"/>
-        </w:rPr>
-        <w:t>’</w:t>
-      </w:r>
-      <w:r>
-        <w:rPr>
-          <w:lang w:eastAsia="en-IN"/>
-        </w:rPr>
-        <w:t xml:space="preserve"> is zero.</w:t>
-      </w:r>
-    </w:p>
-    <w:p>
-      <w:pPr>
-        <w:rPr>
-          <w:b/>
-          <w:bCs/>
-          <w:lang w:eastAsia="en-IN"/>
-        </w:rPr>
-      </w:pPr>
-      <w:r>
-        <w:rPr>
-          <w:b/>
-          <w:bCs/>
-          <w:lang w:eastAsia="en-IN"/>
-        </w:rPr>
-        <w:t xml:space="preserve">5.3 </w:t>
-      </w:r>
-      <w:r>
-        <w:rPr>
-          <w:b/>
-          <w:bCs/>
-          <w:lang w:eastAsia="en-IN"/>
-        </w:rPr>
-        <w:t>Product-level "</w:t>
-      </w:r>
-      <w:proofErr w:type="spellStart"/>
-      <w:r>
-        <w:rPr>
-          <w:b/>
-          <w:bCs/>
-          <w:lang w:eastAsia="en-IN"/>
-        </w:rPr>
-        <w:t>recommendation_rate</w:t>
-      </w:r>
-      <w:proofErr w:type="spellEnd"/>
-      <w:r>
-        <w:rPr>
-          <w:b/>
-          <w:bCs/>
-          <w:lang w:eastAsia="en-IN"/>
-        </w:rPr>
-        <w:t>" (excluding non-responses)</w:t>
-      </w:r>
-    </w:p>
-    <w:p>
-      <w:pPr>
-        <w:pStyle w:val="ListParagraph"/>
-        <w:numPr>
-          <w:ilvl w:val="0"/>
-          <w:numId w:val="38"/>
-        </w:numPr>
-        <w:rPr>
-          <w:lang w:eastAsia="en-IN"/>
-        </w:rPr>
-      </w:pPr>
-      <w:r>
-        <w:rPr>
-          <w:lang w:eastAsia="en-IN"/>
-        </w:rPr>
-        <w:t>H7 tests whether recommendation rate is a stronger predictor of CSS than `</w:t>
-      </w:r>
-      <w:proofErr w:type="spellStart"/>
-      <w:r>
-        <w:rPr>
-          <w:lang w:eastAsia="en-IN"/>
-        </w:rPr>
-        <w:t>loves_count</w:t>
-      </w:r>
-      <w:proofErr w:type="spellEnd"/>
-      <w:r>
-        <w:rPr>
-          <w:lang w:eastAsia="en-IN"/>
-        </w:rPr>
-        <w:t>`.</w:t>
-      </w:r>
-    </w:p>
-    <w:p>
-      <w:pPr>
-        <w:pStyle w:val="ListParagraph"/>
-        <w:numPr>
-          <w:ilvl w:val="0"/>
-          <w:numId w:val="38"/>
-        </w:numPr>
-        <w:rPr>
-          <w:lang w:eastAsia="en-IN"/>
-        </w:rPr>
-      </w:pPr>
-      <w:r>
-        <w:rPr>
-          <w:lang w:eastAsia="en-IN"/>
-        </w:rPr>
-        <w:t>This requires a single comparable per-product number, not raw individual review flags — `</w:t>
-      </w:r>
-      <w:proofErr w:type="spellStart"/>
-      <w:r>
-        <w:rPr>
-          <w:lang w:eastAsia="en-IN"/>
-        </w:rPr>
-        <w:t>recommendation_rate</w:t>
-      </w:r>
-      <w:proofErr w:type="spellEnd"/>
-      <w:r>
-        <w:rPr>
-          <w:lang w:eastAsia="en-IN"/>
-        </w:rPr>
-        <w:t>` is that number.</w:t>
-      </w:r>
-    </w:p>
-    <w:p>
-      <w:pPr>
-        <w:pStyle w:val="ListParagraph"/>
-        <w:numPr>
-          <w:ilvl w:val="0"/>
-          <w:numId w:val="38"/>
-        </w:numPr>
-        <w:rPr>
-          <w:lang w:eastAsia="en-IN"/>
-        </w:rPr>
-      </w:pPr>
-      <w:r>
-        <w:rPr>
-          <w:lang w:eastAsia="en-IN"/>
-        </w:rPr>
-        <w:t>It c</w:t>
-      </w:r>
-      <w:r>
-        <w:rPr>
-          <w:lang w:eastAsia="en-IN"/>
-        </w:rPr>
-        <w:t>alculates the share of reviews where `</w:t>
-      </w:r>
-      <w:proofErr w:type="spellStart"/>
-      <w:r>
-        <w:rPr>
-          <w:lang w:eastAsia="en-IN"/>
-        </w:rPr>
-        <w:t>is_recommended</w:t>
-      </w:r>
-      <w:proofErr w:type="spellEnd"/>
-      <w:r>
-        <w:rPr>
-          <w:lang w:eastAsia="en-IN"/>
-        </w:rPr>
-        <w:t xml:space="preserve"> = 1`, computed only over reviews where the customer actually answered (i.e., excluding rows where `</w:t>
-      </w:r>
-      <w:proofErr w:type="spellStart"/>
-      <w:r>
-        <w:rPr>
-          <w:lang w:eastAsia="en-IN"/>
-        </w:rPr>
-        <w:t>is_recommended</w:t>
-      </w:r>
-      <w:proofErr w:type="spellEnd"/>
-      <w:r>
-        <w:rPr>
-          <w:lang w:eastAsia="en-IN"/>
-        </w:rPr>
-        <w:t>` is missing), then merges this rate back onto `</w:t>
-      </w:r>
-      <w:proofErr w:type="spellStart"/>
-      <w:r>
-        <w:rPr>
-          <w:lang w:eastAsia="en-IN"/>
-        </w:rPr>
-        <w:t>product_info</w:t>
-      </w:r>
-      <w:proofErr w:type="spellEnd"/>
-      <w:r>
-        <w:rPr>
-          <w:lang w:eastAsia="en-IN"/>
-        </w:rPr>
-        <w:t>` at the product level.</w:t>
-      </w:r>
-    </w:p>
-    <w:p>
-      <w:pPr>
-        <w:pStyle w:val="ListParagraph"/>
-        <w:numPr>
-          <w:ilvl w:val="0"/>
-          <w:numId w:val="38"/>
-        </w:numPr>
-        <w:rPr>
-          <w:lang w:eastAsia="en-IN"/>
-        </w:rPr>
-      </w:pPr>
-      <w:r>
-        <w:rPr>
-          <w:lang w:eastAsia="en-IN"/>
-        </w:rPr>
-        <w:t>Why non-responses are excluded from the denominator, not treated as "No": This directly follows the earlier decision that a blank `</w:t>
-      </w:r>
-      <w:proofErr w:type="spellStart"/>
-      <w:r>
-        <w:rPr>
-          <w:lang w:eastAsia="en-IN"/>
-        </w:rPr>
-        <w:t>is_recommended</w:t>
-      </w:r>
-      <w:proofErr w:type="spellEnd"/>
-      <w:r>
-        <w:rPr>
-          <w:lang w:eastAsia="en-IN"/>
-        </w:rPr>
-        <w:t>` reflects a customer who didn't answer, not one who declined to recommend the product.</w:t>
-      </w:r>
-    </w:p>
-    <w:p>
-      <w:pPr>
-        <w:rPr>
-          <w:b/>
-          <w:bCs/>
-          <w:lang w:eastAsia="en-IN"/>
-        </w:rPr>
-      </w:pPr>
-      <w:r>
-        <w:rPr>
-          <w:b/>
-          <w:bCs/>
-          <w:lang w:eastAsia="en-IN"/>
-        </w:rPr>
-        <w:t xml:space="preserve">5.4 </w:t>
-      </w:r>
-      <w:proofErr w:type="spellStart"/>
-      <w:r>
-        <w:rPr>
-          <w:b/>
-          <w:bCs/>
-          <w:lang w:eastAsia="en-IN"/>
-        </w:rPr>
-        <w:t>on_sale_flag</w:t>
-      </w:r>
-      <w:proofErr w:type="spellEnd"/>
-    </w:p>
-    <w:p>
-      <w:pPr>
-        <w:pStyle w:val="ListParagraph"/>
-        <w:numPr>
-          <w:ilvl w:val="0"/>
-          <w:numId w:val="39"/>
-        </w:numPr>
-        <w:rPr>
-          <w:lang w:eastAsia="en-IN"/>
-        </w:rPr>
-      </w:pPr>
-      <w:r>
-        <w:rPr>
-          <w:lang w:eastAsia="en-IN"/>
-        </w:rPr>
-        <w:t>‘</w:t>
-      </w:r>
-      <w:proofErr w:type="spellStart"/>
-      <w:r>
-        <w:rPr>
-          <w:lang w:eastAsia="en-IN"/>
-        </w:rPr>
-        <w:t>sale_price_usd</w:t>
-      </w:r>
-      <w:proofErr w:type="spellEnd"/>
-      <w:r>
-        <w:rPr>
-          <w:lang w:eastAsia="en-IN"/>
-        </w:rPr>
-        <w:t>’</w:t>
-      </w:r>
-      <w:r>
-        <w:rPr>
-          <w:lang w:eastAsia="en-IN"/>
-        </w:rPr>
-        <w:t xml:space="preserve"> itself was dropped from the KPI tree because 96.8% of values were missing</w:t>
-      </w:r>
-      <w:r>
-        <w:rPr>
-          <w:lang w:eastAsia="en-IN"/>
-        </w:rPr>
-        <w:t xml:space="preserve">. </w:t>
-      </w:r>
-      <w:r>
-        <w:rPr>
-          <w:lang w:eastAsia="en-IN"/>
-        </w:rPr>
-        <w:t>But the presence or absence of a sale is a separate and much more robust signal</w:t>
-      </w:r>
-      <w:r>
-        <w:rPr>
-          <w:lang w:eastAsia="en-IN"/>
-        </w:rPr>
-        <w:t>.</w:t>
-      </w:r>
-    </w:p>
-    <w:p>
-      <w:pPr>
-        <w:pStyle w:val="ListParagraph"/>
-        <w:numPr>
-          <w:ilvl w:val="0"/>
-          <w:numId w:val="39"/>
-        </w:numPr>
-        <w:rPr>
-          <w:lang w:eastAsia="en-IN"/>
-        </w:rPr>
-      </w:pPr>
-      <w:r>
-        <w:rPr>
-          <w:lang w:eastAsia="en-IN"/>
-        </w:rPr>
-        <w:t>`</w:t>
-      </w:r>
-      <w:proofErr w:type="spellStart"/>
-      <w:r>
-        <w:rPr>
-          <w:lang w:eastAsia="en-IN"/>
-        </w:rPr>
-        <w:t>on_sale_flag</w:t>
-      </w:r>
-      <w:proofErr w:type="spellEnd"/>
-      <w:r>
-        <w:rPr>
-          <w:lang w:eastAsia="en-IN"/>
-        </w:rPr>
-        <w:t xml:space="preserve">` asks the simpler, fully-answerable question "is this product currently discounted at </w:t>
-      </w:r>
-      <w:proofErr w:type="spellStart"/>
-      <w:r>
-        <w:rPr>
-          <w:lang w:eastAsia="en-IN"/>
-        </w:rPr>
-        <w:t>all</w:t>
-      </w:r>
-      <w:r>
-        <w:rPr>
-          <w:lang w:eastAsia="en-IN"/>
-        </w:rPr>
-        <w:t>or</w:t>
-      </w:r>
-      <w:proofErr w:type="spellEnd"/>
-      <w:r>
-        <w:rPr>
-          <w:lang w:eastAsia="en-IN"/>
-        </w:rPr>
-        <w:t xml:space="preserve"> not.</w:t>
-      </w:r>
-    </w:p>
-    <w:p>
-      <w:pPr>
-        <w:pStyle w:val="ListParagraph"/>
-        <w:numPr>
-          <w:ilvl w:val="0"/>
-          <w:numId w:val="39"/>
-        </w:numPr>
-        <w:rPr>
-          <w:lang w:eastAsia="en-IN"/>
-        </w:rPr>
-      </w:pPr>
-      <w:r>
-        <w:rPr>
-          <w:lang w:eastAsia="en-IN"/>
-        </w:rPr>
-        <w:t>This preserves a usable pricing signal from an otherwise-unusable column, and keeps the door open for a lightweight exploratory check</w:t>
-      </w:r>
-      <w:r>
-        <w:rPr>
-          <w:lang w:eastAsia="en-IN"/>
-        </w:rPr>
-        <w:t>.</w:t>
-      </w:r>
-    </w:p>
-    <w:p>
-      <w:pPr>
-        <w:pStyle w:val="ListParagraph"/>
-        <w:numPr>
-          <w:ilvl w:val="0"/>
-          <w:numId w:val="39"/>
-        </w:numPr>
-        <w:rPr>
-          <w:lang w:eastAsia="en-IN"/>
-        </w:rPr>
-      </w:pPr>
-      <w:r>
-        <w:rPr>
-          <w:lang w:eastAsia="en-IN"/>
-        </w:rPr>
-        <w:t>It c</w:t>
-      </w:r>
-      <w:r>
-        <w:rPr>
-          <w:lang w:eastAsia="en-IN"/>
-        </w:rPr>
-        <w:t xml:space="preserve">reates a binary indicator (1/0) marking whether a product has a non-null </w:t>
-      </w:r>
-      <w:r>
-        <w:rPr>
-          <w:lang w:eastAsia="en-IN"/>
-        </w:rPr>
-        <w:t>‘</w:t>
-      </w:r>
-      <w:proofErr w:type="spellStart"/>
-      <w:r>
-        <w:rPr>
-          <w:lang w:eastAsia="en-IN"/>
-        </w:rPr>
-        <w:t>sale_price_usd</w:t>
-      </w:r>
-      <w:proofErr w:type="spellEnd"/>
-      <w:r>
-        <w:rPr>
-          <w:lang w:eastAsia="en-IN"/>
-        </w:rPr>
-        <w:t>’</w:t>
-      </w:r>
-      <w:r>
-        <w:rPr>
-          <w:lang w:eastAsia="en-IN"/>
-        </w:rPr>
-        <w:t>, regardless of what that sale price value actually is.</w:t>
-      </w:r>
-    </w:p>
-    <w:p>
-      <w:pPr>
-        <w:pStyle w:val="Heading2"/>
-      </w:pPr>
-      <w:r>
-        <w:t xml:space="preserve">Step </w:t>
-      </w:r>
-      <w:r>
-        <w:t>6</w:t>
-      </w:r>
-      <w:r>
-        <w:t xml:space="preserve">: </w:t>
-      </w:r>
-      <w:r>
-        <w:t>Final Review and Export</w:t>
-      </w:r>
-    </w:p>
-    <w:p>
-      <w:r>
-        <w:t>After completing all data cleaning and preprocessing steps, the dataset is subjected to a final quality review to ensure its consistency, completeness, and readiness for analysis.</w:t>
-      </w:r>
-    </w:p>
-    <w:p>
-      <w:pPr>
-        <w:pStyle w:val="ListParagraph"/>
-        <w:numPr>
-          <w:ilvl w:val="0"/>
-          <w:numId w:val="40"/>
-        </w:numPr>
-      </w:pPr>
-      <w:r>
-        <w:t>Verification of remaining missing values to ensure that only business-meaningful null values are retained and no critical information is missing.</w:t>
-      </w:r>
-    </w:p>
-    <w:p>
-      <w:pPr>
-        <w:pStyle w:val="ListParagraph"/>
-        <w:numPr>
-          <w:ilvl w:val="0"/>
-          <w:numId w:val="40"/>
-        </w:numPr>
-      </w:pPr>
-      <w:r>
-        <w:t>Duplicate record validation to confirm that each observation represents a unique loan.</w:t>
-      </w:r>
-    </w:p>
-    <w:p>
-      <w:pPr>
-        <w:pStyle w:val="ListParagraph"/>
-        <w:numPr>
-          <w:ilvl w:val="0"/>
-          <w:numId w:val="40"/>
-        </w:numPr>
       </w:pPr>
       <w:r>
         <w:t>Inspection of the final dataset structure and data types to verify that all variables are stored in appropriate formats for analysis and visualization.</w:t>
@@ -4156,13 +4210,28 @@
     </w:p>
     <w:p>
       <w:r>
-        <w:t>Exploratory Data Analysis (EDA) is performed to understand the overall characteristics of the loan portfolio, identify repayment patterns, and evaluate the key factors influencing Loan Repayment Rate (LRR</w:t>
-      </w:r>
-      <w:r>
-        <w:t xml:space="preserve">). </w:t>
-      </w:r>
-      <w:r>
-        <w:t>EDA helps validate business hypotheses, uncover hidden trends, and generate actionable insights that support risk management and lending decisions.</w:t>
+        <w:t xml:space="preserve">Exploratory Data Analysis (EDA) is performed to understand the overall characteristics of Sephora's product </w:t>
+      </w:r>
+      <w:r>
+        <w:t>catalogue</w:t>
+      </w:r>
+      <w:r>
+        <w:t>, identify satisfaction patterns, and evaluate the key factors</w:t>
+      </w:r>
+      <w:r>
+        <w:t xml:space="preserve"> </w:t>
+      </w:r>
+      <w:r>
+        <w:t>influencing Customer Satisfaction Score (CSS). EDA helps validate business hypotheses,</w:t>
+      </w:r>
+      <w:r>
+        <w:t xml:space="preserve"> </w:t>
+      </w:r>
+      <w:r>
+        <w:t>uncover hidden trends, and generate actionable insights that support product assortment, pricing strategy, and customer experience decisions</w:t>
+      </w:r>
+      <w:r>
+        <w:t>.</w:t>
       </w:r>
     </w:p>
     <w:p>
@@ -4170,317 +4239,219 @@
         <w:pStyle w:val="Heading2"/>
       </w:pPr>
       <w:r>
-        <w:t>Phase 1: Business Feature Engineering &amp; KPI Derivation</w:t>
-      </w:r>
-    </w:p>
-    <w:p>
-      <w:r>
-        <w:t>To facilitate business-oriented analysis, several derived variables were created from the cleaned dataset.</w:t>
-      </w:r>
-    </w:p>
-    <w:p>
-      <w:pPr>
-        <w:pStyle w:val="ListParagraph"/>
-        <w:numPr>
-          <w:ilvl w:val="0"/>
-          <w:numId w:val="9"/>
-        </w:numPr>
-      </w:pPr>
-      <w:r>
-        <w:t>“</w:t>
-      </w:r>
-      <w:r>
-        <w:t>credit</w:t>
-      </w:r>
-      <w:r>
-        <w:t xml:space="preserve"> </w:t>
-      </w:r>
-      <w:r>
-        <w:t>history</w:t>
-      </w:r>
-      <w:r>
-        <w:t xml:space="preserve"> </w:t>
-      </w:r>
-      <w:r>
-        <w:t>yrs</w:t>
-      </w:r>
-      <w:r>
-        <w:t>”</w:t>
-      </w:r>
-      <w:r>
-        <w:t>, was generated from the borrower's earliest credit line to quantify credit history length in years.</w:t>
-      </w:r>
-    </w:p>
-    <w:p>
-      <w:pPr>
-        <w:pStyle w:val="ListParagraph"/>
-        <w:numPr>
-          <w:ilvl w:val="0"/>
-          <w:numId w:val="9"/>
-        </w:numPr>
-      </w:pPr>
-      <w:r>
-        <w:rPr>
-          <w:b/>
-          <w:bCs/>
-        </w:rPr>
-        <w:t>Loan Repayment Rate (LRR)</w:t>
-      </w:r>
-      <w:r>
-        <w:t xml:space="preserve"> was calculated for each loan as the ratio of total amount repaid to the funded amount</w:t>
-      </w:r>
-    </w:p>
-    <w:p>
-      <w:pPr>
-        <w:pStyle w:val="ListParagraph"/>
-        <w:numPr>
-          <w:ilvl w:val="0"/>
-          <w:numId w:val="9"/>
-        </w:numPr>
-      </w:pPr>
-      <w:r>
-        <w:t>A</w:t>
-      </w:r>
-      <w:r>
-        <w:t xml:space="preserve"> binary </w:t>
-      </w:r>
-      <w:r>
-        <w:t>“</w:t>
-      </w:r>
-      <w:r>
-        <w:t>is</w:t>
-      </w:r>
-      <w:r>
-        <w:t xml:space="preserve"> </w:t>
-      </w:r>
-      <w:r>
-        <w:t>default</w:t>
-      </w:r>
-      <w:r>
-        <w:t>”</w:t>
-      </w:r>
-      <w:r>
-        <w:t xml:space="preserve"> indicator was created to simplify default analysis and subsequent hypothesis testing.</w:t>
-      </w:r>
-    </w:p>
-    <w:p>
-      <w:r>
-        <w:t>The analysis shows:</w:t>
-      </w:r>
-    </w:p>
-    <w:p>
-      <w:pPr>
-        <w:pStyle w:val="ListParagraph"/>
-        <w:numPr>
-          <w:ilvl w:val="0"/>
-          <w:numId w:val="10"/>
-        </w:numPr>
-      </w:pPr>
-      <w:r>
-        <w:t>A</w:t>
-      </w:r>
-      <w:r>
-        <w:t xml:space="preserve">n </w:t>
-      </w:r>
-      <w:r>
-        <w:rPr>
-          <w:b/>
-          <w:bCs/>
-        </w:rPr>
-        <w:t>average Loan Repayment Rate of 53.91%</w:t>
-      </w:r>
-      <w:r>
-        <w:t>, indicating that, on average, just over half of the funded amount has been recovered across all loans in the portfolio.</w:t>
-      </w:r>
-    </w:p>
-    <w:p>
-      <w:pPr>
-        <w:pStyle w:val="ListParagraph"/>
-        <w:numPr>
-          <w:ilvl w:val="0"/>
-          <w:numId w:val="10"/>
-        </w:numPr>
-      </w:pPr>
-      <w:r>
-        <w:t xml:space="preserve">The </w:t>
-      </w:r>
-      <w:r>
-        <w:rPr>
-          <w:b/>
-          <w:bCs/>
-        </w:rPr>
-        <w:t>overall Default Rate</w:t>
-      </w:r>
-      <w:r>
-        <w:rPr>
-          <w:b/>
-          <w:bCs/>
-        </w:rPr>
-        <w:t xml:space="preserve"> </w:t>
-      </w:r>
-      <w:r>
-        <w:rPr>
-          <w:b/>
-          <w:bCs/>
-        </w:rPr>
-        <w:t>5.18%,</w:t>
-      </w:r>
-      <w:r>
-        <w:rPr>
-          <w:b/>
-          <w:bCs/>
-        </w:rPr>
-        <w:t xml:space="preserve"> </w:t>
-      </w:r>
-      <w:r>
-        <w:t>suggest</w:t>
-      </w:r>
-      <w:r>
-        <w:t xml:space="preserve"> </w:t>
-      </w:r>
-      <w:r>
-        <w:t>that a relatively small proportion of loans have reached a charged-off status.</w:t>
-      </w:r>
-    </w:p>
-    <w:p>
-      <w:pPr>
-        <w:pStyle w:val="ListParagraph"/>
-        <w:numPr>
-          <w:ilvl w:val="0"/>
-          <w:numId w:val="10"/>
-        </w:numPr>
-      </w:pPr>
-      <w:r>
-        <w:t xml:space="preserve">Borrowers have an </w:t>
-      </w:r>
-      <w:r>
-        <w:rPr>
-          <w:b/>
-          <w:bCs/>
-        </w:rPr>
-        <w:t>average credit history of 25.84 years</w:t>
-      </w:r>
-      <w:r>
-        <w:t>, reflecting a mature lending portfolio with established credit profiles.</w:t>
-      </w:r>
-    </w:p>
-    <w:p>
-      <w:pPr>
-        <w:pStyle w:val="ListParagraph"/>
-        <w:numPr>
-          <w:ilvl w:val="0"/>
-          <w:numId w:val="10"/>
-        </w:numPr>
-      </w:pPr>
-      <w:r>
-        <w:rPr>
-          <w:b/>
-          <w:bCs/>
-        </w:rPr>
-        <w:t>N</w:t>
-      </w:r>
-      <w:r>
-        <w:rPr>
-          <w:b/>
-          <w:bCs/>
-        </w:rPr>
-        <w:t>o loans satisfied the conditions required to compute Recovery Rate</w:t>
-      </w:r>
-      <w:r>
-        <w:t xml:space="preserve"> (charged-off loans with positive outstanding principal), indicating that recovery analysis is not applicable for the current dataset and will be excluded from subsequent analysis.</w:t>
-      </w:r>
-    </w:p>
-    <w:p>
-      <w:pPr>
-        <w:pStyle w:val="Heading2"/>
-      </w:pPr>
-      <w:r>
-        <w:t>Phase 2: Executive KPI Dashboard</w:t>
-      </w:r>
-    </w:p>
-    <w:p>
-      <w:r>
-        <w:t>The Executive KPI Dashboard provides a high-level overview of the loan portfolio by summarizing the bank's key performance indicators</w:t>
-      </w:r>
-      <w:r>
-        <w:t>.</w:t>
-      </w:r>
-    </w:p>
-    <w:p>
-      <w:pPr>
-        <w:pStyle w:val="ListParagraph"/>
-        <w:numPr>
-          <w:ilvl w:val="0"/>
-          <w:numId w:val="11"/>
-        </w:numPr>
-      </w:pPr>
-      <w:r>
-        <w:t xml:space="preserve">The loan portfolio is predominantly composed of Current loans (71.1%), indicating that most borrowers are still actively repaying their loans. </w:t>
-      </w:r>
-    </w:p>
-    <w:p>
-      <w:pPr>
-        <w:pStyle w:val="ListParagraph"/>
-        <w:numPr>
-          <w:ilvl w:val="0"/>
-          <w:numId w:val="11"/>
-        </w:numPr>
-      </w:pPr>
-      <w:r>
-        <w:t xml:space="preserve">The overall Default Rate remains relatively low (5.2%), suggesting satisfactory portfolio quality. </w:t>
-      </w:r>
-    </w:p>
-    <w:p>
-      <w:pPr>
-        <w:pStyle w:val="ListParagraph"/>
-        <w:numPr>
-          <w:ilvl w:val="0"/>
-          <w:numId w:val="11"/>
-        </w:numPr>
-      </w:pPr>
-      <w:r>
-        <w:t xml:space="preserve">The </w:t>
-      </w:r>
-      <w:r>
-        <w:t xml:space="preserve">overall </w:t>
-      </w:r>
-      <w:r>
-        <w:t xml:space="preserve">Loan Repayment Rate of 51.3% reflects the fact that a significant proportion of loans are still outstanding rather than indicating poor repayment performance. </w:t>
-      </w:r>
-    </w:p>
-    <w:p>
-      <w:pPr>
-        <w:pStyle w:val="ListParagraph"/>
-        <w:numPr>
-          <w:ilvl w:val="0"/>
-          <w:numId w:val="11"/>
-        </w:numPr>
-      </w:pPr>
-      <w:r>
-        <w:t xml:space="preserve">Loans in Late and Default stages account for a relatively small share of the portfolio, but these segments represent potential future credit risk and should be monitored closely. </w:t>
-      </w:r>
-    </w:p>
-    <w:p>
-      <w:pPr>
-        <w:ind w:left="360"/>
-      </w:pPr>
-      <w:r>
-        <w:rPr>
+        <w:t>Univariate Analysis</w:t>
+      </w:r>
+    </w:p>
+    <w:p>
+      <w:r>
+        <w:t xml:space="preserve">Univariate analysis is the simplest form of data analysis that examines </w:t>
+      </w:r>
+      <w:r>
+        <w:rPr>
+          <w:bCs/>
+        </w:rPr>
+        <w:t>one single variable</w:t>
+      </w:r>
+      <w:r>
+        <w:t xml:space="preserve"> at a time to describe its distribution, central tendency, and spread without looking for causes or relationships.</w:t>
+      </w:r>
+    </w:p>
+    <w:p>
+      <w:pPr>
+        <w:pStyle w:val="Heading3"/>
+      </w:pPr>
+      <w:r>
+        <w:t>Phase 0.1 Rating Distribution</w:t>
+      </w:r>
+    </w:p>
+    <w:p>
+      <w:r>
+        <w:t>This phase computes skewness and kurtosis of ‘rating’ from ‘</w:t>
+      </w:r>
+      <w:proofErr w:type="spellStart"/>
+      <w:r>
+        <w:t>product_info</w:t>
+      </w:r>
+      <w:proofErr w:type="spellEnd"/>
+      <w:r>
+        <w:t>’ and plots a histogram of it. Since ‘rating’ is the key metric (CSS) itself understanding its base line shape before any segmentation is the necessary first step.</w:t>
+      </w:r>
+    </w:p>
+    <w:p>
+      <w:pPr>
+        <w:rPr>
+          <w:b/>
+          <w:bCs/>
+        </w:rPr>
+      </w:pPr>
+      <w:r>
+        <w:rPr>
+          <w:b/>
+          <w:bCs/>
+        </w:rPr>
+        <w:t>Analysis result</w:t>
+      </w:r>
+    </w:p>
+    <w:p>
+      <w:pPr>
+        <w:rPr>
+          <w:b/>
+          <w:bCs/>
+        </w:rPr>
+      </w:pPr>
+      <w:r>
+        <w:rPr>
+          <w:b/>
+          <w:bCs/>
           <w:noProof/>
         </w:rPr>
+        <mc:AlternateContent>
+          <mc:Choice Requires="wps">
+            <w:drawing>
+              <wp:anchor distT="45720" distB="45720" distL="114300" distR="114300" simplePos="0" relativeHeight="251678720" behindDoc="0" locked="0" layoutInCell="1" allowOverlap="1" wp14:anchorId="52691930" wp14:editId="0C3F4506">
+                <wp:simplePos x="0" y="0"/>
+                <wp:positionH relativeFrom="margin">
+                  <wp:posOffset>4832350</wp:posOffset>
+                </wp:positionH>
+                <wp:positionV relativeFrom="paragraph">
+                  <wp:posOffset>863600</wp:posOffset>
+                </wp:positionV>
+                <wp:extent cx="1414871" cy="853621"/>
+                <wp:effectExtent l="0" t="0" r="0" b="3810"/>
+                <wp:wrapNone/>
+                <wp:docPr id="217" name="Text Box 2"/>
+                <wp:cNvGraphicFramePr>
+                  <a:graphicFrameLocks xmlns:a="http://schemas.openxmlformats.org/drawingml/2006/main"/>
+                </wp:cNvGraphicFramePr>
+                <a:graphic xmlns:a="http://schemas.openxmlformats.org/drawingml/2006/main">
+                  <a:graphicData uri="http://schemas.microsoft.com/office/word/2010/wordprocessingShape">
+                    <wps:wsp>
+                      <wps:cNvSpPr txBox="1">
+                        <a:spLocks noChangeArrowheads="1"/>
+                      </wps:cNvSpPr>
+                      <wps:spPr bwMode="auto">
+                        <a:xfrm>
+                          <a:off x="0" y="0"/>
+                          <a:ext cx="1414871" cy="853621"/>
+                        </a:xfrm>
+                        <a:prstGeom prst="rect">
+                          <a:avLst/>
+                        </a:prstGeom>
+                        <a:solidFill>
+                          <a:srgbClr val="FFFFFF"/>
+                        </a:solidFill>
+                        <a:ln w="9525">
+                          <a:noFill/>
+                          <a:miter lim="800000"/>
+                          <a:headEnd/>
+                          <a:tailEnd/>
+                        </a:ln>
+                      </wps:spPr>
+                      <wps:txbx>
+                        <w:txbxContent>
+                          <w:p>
+                            <w:pPr>
+                              <w:jc w:val="left"/>
+                            </w:pPr>
+                            <w:r>
+                              <w:t>Skewness: -1.518</w:t>
+                            </w:r>
+                            <w:r>
+                              <w:br/>
+                            </w:r>
+                            <w:r>
+                              <w:t>Kurtosis: 4.325</w:t>
+                            </w:r>
+                            <w:r>
+                              <w:br/>
+                            </w:r>
+                            <w:r>
+                              <w:t xml:space="preserve">Mean: 4.195 </w:t>
+                            </w:r>
+                            <w:r>
+                              <w:br/>
+                            </w:r>
+                            <w:r>
+                              <w:t>Median: 4.289</w:t>
+                            </w:r>
+                          </w:p>
+                        </w:txbxContent>
+                      </wps:txbx>
+                      <wps:bodyPr rot="0" vert="horz" wrap="square" lIns="91440" tIns="45720" rIns="91440" bIns="45720" anchor="t" anchorCtr="0">
+                        <a:noAutofit/>
+                      </wps:bodyPr>
+                    </wps:wsp>
+                  </a:graphicData>
+                </a:graphic>
+                <wp14:sizeRelH relativeFrom="margin">
+                  <wp14:pctWidth>0</wp14:pctWidth>
+                </wp14:sizeRelH>
+                <wp14:sizeRelV relativeFrom="margin">
+                  <wp14:pctHeight>0</wp14:pctHeight>
+                </wp14:sizeRelV>
+              </wp:anchor>
+            </w:drawing>
+          </mc:Choice>
+          <mc:Fallback>
+            <w:pict>
+              <v:shapetype w14:anchorId="52691930" id="_x0000_t202" coordsize="21600,21600" o:spt="202" path="m,l,21600r21600,l21600,xe">
+                <v:stroke joinstyle="miter"/>
+                <v:path gradientshapeok="t" o:connecttype="rect"/>
+              </v:shapetype>
+              <v:shape id="Text Box 2" o:spid="_x0000_s1026" type="#_x0000_t202" style="position:absolute;left:0;text-align:left;margin-left:380.5pt;margin-top:68pt;width:111.4pt;height:67.2pt;z-index:251678720;visibility:visible;mso-wrap-style:square;mso-width-percent:0;mso-height-percent:0;mso-wrap-distance-left:9pt;mso-wrap-distance-top:3.6pt;mso-wrap-distance-right:9pt;mso-wrap-distance-bottom:3.6pt;mso-position-horizontal:absolute;mso-position-horizontal-relative:margin;mso-position-vertical:absolute;mso-position-vertical-relative:text;mso-width-percent:0;mso-height-percent:0;mso-width-relative:margin;mso-height-relative:margin;v-text-anchor:top" o:gfxdata="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" stroked="f">
+                <v:textbox>
+                  <w:txbxContent>
+                    <w:p>
+                      <w:pPr>
+                        <w:jc w:val="left"/>
+                      </w:pPr>
+                      <w:r>
+                        <w:t>Skewness: -1.518</w:t>
+                      </w:r>
+                      <w:r>
+                        <w:br/>
+                      </w:r>
+                      <w:r>
+                        <w:t>Kurtosis: 4.325</w:t>
+                      </w:r>
+                      <w:r>
+                        <w:br/>
+                      </w:r>
+                      <w:r>
+                        <w:t xml:space="preserve">Mean: 4.195 </w:t>
+                      </w:r>
+                      <w:r>
+                        <w:br/>
+                      </w:r>
+                      <w:r>
+                        <w:t>Median: 4.289</w:t>
+                      </w:r>
+                    </w:p>
+                  </w:txbxContent>
+                </v:textbox>
+                <w10:wrap anchorx="margin"/>
+              </v:shape>
+            </w:pict>
+          </mc:Fallback>
+        </mc:AlternateContent>
+      </w:r>
+      <w:r>
+        <w:rPr>
+          <w:b/>
+          <w:bCs/>
+        </w:rPr>
+        <w:t>`</w:t>
+      </w:r>
+      <w:r>
+        <w:rPr>
+          <w:b/>
+          <w:bCs/>
+        </w:rPr>
         <w:drawing>
-          <wp:anchor distT="0" distB="0" distL="114300" distR="114300" simplePos="0" relativeHeight="251669504" behindDoc="0" locked="0" layoutInCell="1" allowOverlap="1" wp14:anchorId="09B61726" wp14:editId="76F2C06A">
-            <wp:simplePos x="0" y="0"/>
-            <wp:positionH relativeFrom="margin">
-              <wp:align>center</wp:align>
-            </wp:positionH>
-            <wp:positionV relativeFrom="paragraph">
-              <wp:posOffset>-4907</wp:posOffset>
-            </wp:positionV>
-            <wp:extent cx="5434330" cy="1691640"/>
-            <wp:effectExtent l="19050" t="19050" r="13970" b="22860"/>
-            <wp:wrapSquare wrapText="bothSides"/>
-            <wp:docPr id="294243773" name="Picture 8"/>
+          <wp:inline distT="0" distB="0" distL="0" distR="0" wp14:anchorId="557EFFBF" wp14:editId="4AD9F12F">
+            <wp:extent cx="4655185" cy="2887088"/>
+            <wp:effectExtent l="19050" t="19050" r="12065" b="27940"/>
+            <wp:docPr id="1802413621" name="Picture 1"/>
             <wp:cNvGraphicFramePr>
               <a:graphicFrameLocks xmlns:a="http://schemas.openxmlformats.org/drawingml/2006/main" noChangeAspect="1"/>
             </wp:cNvGraphicFramePr>
@@ -4488,20 +4459,12 @@
               <a:graphicData uri="http://schemas.openxmlformats.org/drawingml/2006/picture">
                 <pic:pic xmlns:pic="http://schemas.openxmlformats.org/drawingml/2006/picture">
                   <pic:nvPicPr>
-                    <pic:cNvPr id="0" name="Picture 39"/>
-                    <pic:cNvPicPr>
-                      <a:picLocks noChangeAspect="1" noChangeArrowheads="1"/>
-                    </pic:cNvPicPr>
+                    <pic:cNvPr id="1802413621" name=""/>
+                    <pic:cNvPicPr/>
                   </pic:nvPicPr>
-                  <pic:blipFill>
-                    <a:blip r:embed="rId9" cstate="print">
-                      <a:extLst>
-                        <a:ext uri="{28A0092B-C50C-407E-A947-70E740481C1C}">
-                          <a14:useLocalDpi xmlns:a14="http://schemas.microsoft.com/office/drawing/2010/main" val="0"/>
-                        </a:ext>
-                      </a:extLst>
-                    </a:blip>
-                    <a:srcRect/>
+                  <pic:blipFill rotWithShape="1">
+                    <a:blip r:embed="rId9"/>
+                    <a:srcRect l="984" t="656"/>
                     <a:stretch>
                       <a:fillRect/>
                     </a:stretch>
@@ -4509,28 +4472,45 @@
                   <pic:spPr bwMode="auto">
                     <a:xfrm>
                       <a:off x="0" y="0"/>
-                      <a:ext cx="5434330" cy="1691640"/>
+                      <a:ext cx="4669139" cy="2895742"/>
                     </a:xfrm>
                     <a:prstGeom prst="rect">
                       <a:avLst/>
                     </a:prstGeom>
-                    <a:noFill/>
-                    <a:ln>
+                    <a:ln w="6350" cap="flat" cmpd="sng" algn="ctr">
                       <a:solidFill>
-                        <a:schemeClr val="tx1"/>
+                        <a:sysClr val="windowText" lastClr="000000"/>
                       </a:solidFill>
+                      <a:prstDash val="solid"/>
+                      <a:round/>
+                      <a:headEnd type="none" w="med" len="med"/>
+                      <a:tailEnd type="none" w="med" len="med"/>
+                      <a:extLst>
+                        <a:ext uri="{C807C97D-BFC1-408E-A445-0C87EB9F89A2}">
+                          <ask:lineSketchStyleProps xmlns:ask="http://schemas.microsoft.com/office/drawing/2018/sketchyshapes" sd="0">
+                            <a:custGeom>
+                              <a:avLst/>
+                              <a:gdLst/>
+                              <a:ahLst/>
+                              <a:cxnLst/>
+                              <a:rect l="0" t="0" r="0" b="0"/>
+                              <a:pathLst/>
+                            </a:custGeom>
+                            <ask:type/>
+                          </ask:lineSketchStyleProps>
+                        </a:ext>
+                      </a:extLst>
                     </a:ln>
+                    <a:extLst>
+                      <a:ext uri="{53640926-AAD7-44D8-BBD7-CCE9431645EC}">
+                        <a14:shadowObscured xmlns:a14="http://schemas.microsoft.com/office/drawing/2010/main"/>
+                      </a:ext>
+                    </a:extLst>
                   </pic:spPr>
                 </pic:pic>
               </a:graphicData>
             </a:graphic>
-            <wp14:sizeRelH relativeFrom="margin">
-              <wp14:pctWidth>0</wp14:pctWidth>
-            </wp14:sizeRelH>
-            <wp14:sizeRelV relativeFrom="margin">
-              <wp14:pctHeight>0</wp14:pctHeight>
-            </wp14:sizeRelV>
-          </wp:anchor>
+          </wp:inline>
         </w:drawing>
       </w:r>
     </w:p>
@@ -4541,105 +4521,15 @@
           <w:bCs/>
         </w:rPr>
       </w:pPr>
-    </w:p>
-    <w:p>
-      <w:pPr>
-        <w:rPr>
-          <w:b/>
-          <w:bCs/>
-        </w:rPr>
-      </w:pPr>
-    </w:p>
-    <w:p>
-      <w:pPr>
-        <w:rPr>
-          <w:b/>
-          <w:bCs/>
-        </w:rPr>
-      </w:pPr>
-    </w:p>
-    <w:p>
-      <w:pPr>
-        <w:rPr>
-          <w:b/>
-          <w:bCs/>
-        </w:rPr>
-      </w:pPr>
-    </w:p>
-    <w:p>
-      <w:pPr>
-        <w:rPr>
-          <w:b/>
-          <w:bCs/>
-        </w:rPr>
-      </w:pPr>
-    </w:p>
-    <w:p>
-      <w:pPr>
-        <w:rPr>
-          <w:b/>
-          <w:bCs/>
-        </w:rPr>
-      </w:pPr>
-      <w:r>
-        <w:rPr>
-          <w:b/>
-          <w:bCs/>
-        </w:rPr>
-        <w:t xml:space="preserve">Actionable </w:t>
-      </w:r>
-      <w:r>
-        <w:rPr>
-          <w:b/>
-          <w:bCs/>
-        </w:rPr>
-        <w:t>I</w:t>
-      </w:r>
-      <w:r>
-        <w:rPr>
-          <w:b/>
-          <w:bCs/>
-        </w:rPr>
-        <w:t>nsights</w:t>
-      </w:r>
-    </w:p>
-    <w:p>
-      <w:pPr>
-        <w:pStyle w:val="ListParagraph"/>
-        <w:numPr>
-          <w:ilvl w:val="0"/>
-          <w:numId w:val="13"/>
-        </w:numPr>
-      </w:pPr>
-      <w:r>
-        <w:lastRenderedPageBreak/>
-        <w:t>Although the Charged Off portfolio is relatively small (5.1%), targeted interventions for Late – Early and Late – Severe borrowers could prevent additional loans from progressing into charge-off status.</w:t>
-      </w:r>
-    </w:p>
-    <w:p>
-      <w:pPr>
-        <w:pStyle w:val="ListParagraph"/>
-        <w:numPr>
-          <w:ilvl w:val="0"/>
-          <w:numId w:val="13"/>
-        </w:numPr>
-      </w:pPr>
-      <w:r>
-        <w:t xml:space="preserve">The dashboard establishes a performance baseline for the subsequent phases, where borrower characteristics, loan attributes, and credit </w:t>
-      </w:r>
-      <w:r>
-        <w:t>behaviour</w:t>
-      </w:r>
-      <w:r>
-        <w:t xml:space="preserve"> will be </w:t>
-      </w:r>
-      <w:r>
-        <w:t>analysed</w:t>
-      </w:r>
-      <w:r>
-        <w:t xml:space="preserve"> to identify the primary drivers influencing repayment performance and default risk. </w:t>
-      </w:r>
-    </w:p>
+      <w:r>
+        <w:rPr>
+          <w:b/>
+          <w:bCs/>
+        </w:rPr>
+        <w:t>Key findings</w:t>
+      </w:r>
+    </w:p>
+    <w:p/>
     <w:p>
       <w:pPr>
         <w:pStyle w:val="Heading2"/>
@@ -4860,7 +4750,7 @@
         <w:pStyle w:val="ListParagraph"/>
         <w:numPr>
           <w:ilvl w:val="0"/>
-          <w:numId w:val="12"/>
+          <w:numId w:val="9"/>
         </w:numPr>
         <w:rPr>
           <w:lang w:eastAsia="en-IN"/>
@@ -4870,6 +4760,7 @@
         <w:rPr>
           <w:lang w:eastAsia="en-IN"/>
         </w:rPr>
+        <w:lastRenderedPageBreak/>
         <w:t>The LRR decomposition is mathematically valid, with individual loan status contributions summing exactly to the overall portfolio LRR (51.27%).</w:t>
       </w:r>
     </w:p>
@@ -4878,7 +4769,7 @@
         <w:pStyle w:val="ListParagraph"/>
         <w:numPr>
           <w:ilvl w:val="0"/>
-          <w:numId w:val="12"/>
+          <w:numId w:val="9"/>
         </w:numPr>
         <w:rPr>
           <w:lang w:eastAsia="en-IN"/>
@@ -4902,7 +4793,7 @@
         <w:pStyle w:val="ListParagraph"/>
         <w:numPr>
           <w:ilvl w:val="0"/>
-          <w:numId w:val="12"/>
+          <w:numId w:val="9"/>
         </w:numPr>
         <w:rPr>
           <w:lang w:eastAsia="en-IN"/>
@@ -4926,7 +4817,7 @@
         <w:pStyle w:val="ListParagraph"/>
         <w:numPr>
           <w:ilvl w:val="0"/>
-          <w:numId w:val="12"/>
+          <w:numId w:val="9"/>
         </w:numPr>
         <w:rPr>
           <w:lang w:eastAsia="en-IN"/>
@@ -4961,7 +4852,7 @@
         <w:pStyle w:val="ListParagraph"/>
         <w:numPr>
           <w:ilvl w:val="0"/>
-          <w:numId w:val="14"/>
+          <w:numId w:val="10"/>
         </w:numPr>
         <w:rPr>
           <w:lang w:eastAsia="en-IN"/>
@@ -4979,7 +4870,7 @@
         <w:pStyle w:val="ListParagraph"/>
         <w:numPr>
           <w:ilvl w:val="0"/>
-          <w:numId w:val="14"/>
+          <w:numId w:val="10"/>
         </w:numPr>
         <w:rPr>
           <w:lang w:eastAsia="en-IN"/>
@@ -4997,7 +4888,7 @@
         <w:pStyle w:val="ListParagraph"/>
         <w:numPr>
           <w:ilvl w:val="0"/>
-          <w:numId w:val="14"/>
+          <w:numId w:val="10"/>
         </w:numPr>
         <w:rPr>
           <w:lang w:eastAsia="en-IN"/>
@@ -5050,7 +4941,6 @@
           <w:noProof/>
           <w:lang w:eastAsia="en-IN"/>
         </w:rPr>
-        <w:lastRenderedPageBreak/>
         <w:drawing>
           <wp:anchor distT="0" distB="0" distL="114300" distR="114300" simplePos="0" relativeHeight="251671552" behindDoc="0" locked="0" layoutInCell="1" allowOverlap="1" wp14:anchorId="14928C15" wp14:editId="34A3728F">
             <wp:simplePos x="0" y="0"/>
@@ -5219,7 +5109,7 @@
         <w:pStyle w:val="ListParagraph"/>
         <w:numPr>
           <w:ilvl w:val="0"/>
-          <w:numId w:val="15"/>
+          <w:numId w:val="11"/>
         </w:numPr>
         <w:rPr>
           <w:lang w:eastAsia="en-IN"/>
@@ -5271,7 +5161,21 @@
         <w:rPr>
           <w:lang w:eastAsia="en-IN"/>
         </w:rPr>
-        <w:t xml:space="preserve"> In the case of DTI t</w:t>
+        <w:t xml:space="preserve"> In the case of </w:t>
+      </w:r>
+      <w:proofErr w:type="gramStart"/>
+      <w:r>
+        <w:rPr>
+          <w:lang w:eastAsia="en-IN"/>
+        </w:rPr>
+        <w:t>DTI</w:t>
+      </w:r>
+      <w:proofErr w:type="gramEnd"/>
+      <w:r>
+        <w:rPr>
+          <w:lang w:eastAsia="en-IN"/>
+        </w:rPr>
+        <w:t xml:space="preserve"> t</w:t>
       </w:r>
       <w:r>
         <w:rPr>
@@ -5285,7 +5189,7 @@
         <w:pStyle w:val="ListParagraph"/>
         <w:numPr>
           <w:ilvl w:val="0"/>
-          <w:numId w:val="15"/>
+          <w:numId w:val="11"/>
         </w:numPr>
         <w:rPr>
           <w:lang w:eastAsia="en-IN"/>
@@ -5309,7 +5213,7 @@
         <w:pStyle w:val="ListParagraph"/>
         <w:numPr>
           <w:ilvl w:val="0"/>
-          <w:numId w:val="15"/>
+          <w:numId w:val="11"/>
         </w:numPr>
         <w:rPr>
           <w:lang w:eastAsia="en-IN"/>
@@ -5356,7 +5260,7 @@
         <w:pStyle w:val="ListParagraph"/>
         <w:numPr>
           <w:ilvl w:val="0"/>
-          <w:numId w:val="16"/>
+          <w:numId w:val="12"/>
         </w:numPr>
         <w:rPr>
           <w:lang w:eastAsia="en-IN"/>
@@ -5366,6 +5270,7 @@
         <w:rPr>
           <w:lang w:eastAsia="en-IN"/>
         </w:rPr>
+        <w:lastRenderedPageBreak/>
         <w:t>Repayment improvement initiatives should focus on the large middle-income borrower segment rather than a small number of high-income customers, as they represent the majority of the portfolio.</w:t>
       </w:r>
     </w:p>
@@ -5374,7 +5279,7 @@
         <w:pStyle w:val="ListParagraph"/>
         <w:numPr>
           <w:ilvl w:val="0"/>
-          <w:numId w:val="16"/>
+          <w:numId w:val="12"/>
         </w:numPr>
         <w:rPr>
           <w:lang w:eastAsia="en-IN"/>
@@ -5392,7 +5297,7 @@
         <w:pStyle w:val="ListParagraph"/>
         <w:numPr>
           <w:ilvl w:val="0"/>
-          <w:numId w:val="16"/>
+          <w:numId w:val="12"/>
         </w:numPr>
         <w:rPr>
           <w:lang w:eastAsia="en-IN"/>
@@ -5410,7 +5315,7 @@
         <w:pStyle w:val="ListParagraph"/>
         <w:numPr>
           <w:ilvl w:val="0"/>
-          <w:numId w:val="16"/>
+          <w:numId w:val="12"/>
         </w:numPr>
         <w:rPr>
           <w:lang w:eastAsia="en-IN"/>
@@ -5477,7 +5382,6 @@
         <w:rPr>
           <w:noProof/>
         </w:rPr>
-        <w:lastRenderedPageBreak/>
         <w:drawing>
           <wp:inline distT="0" distB="0" distL="0" distR="0" wp14:anchorId="6571FF1E" wp14:editId="3AD07223">
             <wp:extent cx="5734050" cy="3156303"/>
@@ -5552,7 +5456,7 @@
         <w:pStyle w:val="ListParagraph"/>
         <w:numPr>
           <w:ilvl w:val="0"/>
-          <w:numId w:val="17"/>
+          <w:numId w:val="13"/>
         </w:numPr>
         <w:rPr>
           <w:lang w:eastAsia="en-IN"/>
@@ -5570,7 +5474,7 @@
         <w:pStyle w:val="ListParagraph"/>
         <w:numPr>
           <w:ilvl w:val="0"/>
-          <w:numId w:val="17"/>
+          <w:numId w:val="13"/>
         </w:numPr>
         <w:rPr>
           <w:lang w:eastAsia="en-IN"/>
@@ -5588,7 +5492,7 @@
         <w:pStyle w:val="ListParagraph"/>
         <w:numPr>
           <w:ilvl w:val="0"/>
-          <w:numId w:val="17"/>
+          <w:numId w:val="13"/>
         </w:numPr>
         <w:rPr>
           <w:lang w:eastAsia="en-IN"/>
@@ -5606,7 +5510,7 @@
         <w:pStyle w:val="ListParagraph"/>
         <w:numPr>
           <w:ilvl w:val="0"/>
-          <w:numId w:val="17"/>
+          <w:numId w:val="13"/>
         </w:numPr>
         <w:rPr>
           <w:lang w:eastAsia="en-IN"/>
@@ -5616,7 +5520,35 @@
         <w:rPr>
           <w:lang w:eastAsia="en-IN"/>
         </w:rPr>
-        <w:t>“debt consolidation” purpose and borrowers with 10+ years employment length  has significantly higher number of loans compared to others.</w:t>
+        <w:t>“</w:t>
+      </w:r>
+      <w:proofErr w:type="gramStart"/>
+      <w:r>
+        <w:rPr>
+          <w:lang w:eastAsia="en-IN"/>
+        </w:rPr>
+        <w:t>debt</w:t>
+      </w:r>
+      <w:proofErr w:type="gramEnd"/>
+      <w:r>
+        <w:rPr>
+          <w:lang w:eastAsia="en-IN"/>
+        </w:rPr>
+        <w:t xml:space="preserve"> consolidation” purpose and borrowers with 10+ years employment </w:t>
+      </w:r>
+      <w:proofErr w:type="gramStart"/>
+      <w:r>
+        <w:rPr>
+          <w:lang w:eastAsia="en-IN"/>
+        </w:rPr>
+        <w:t>length  has</w:t>
+      </w:r>
+      <w:proofErr w:type="gramEnd"/>
+      <w:r>
+        <w:rPr>
+          <w:lang w:eastAsia="en-IN"/>
+        </w:rPr>
+        <w:t xml:space="preserve"> significantly higher number of loans compared to others.</w:t>
       </w:r>
     </w:p>
     <w:p>
@@ -5641,7 +5573,7 @@
         <w:pStyle w:val="ListParagraph"/>
         <w:numPr>
           <w:ilvl w:val="0"/>
-          <w:numId w:val="18"/>
+          <w:numId w:val="14"/>
         </w:numPr>
         <w:rPr>
           <w:lang w:eastAsia="en-IN"/>
@@ -5659,7 +5591,7 @@
         <w:pStyle w:val="ListParagraph"/>
         <w:numPr>
           <w:ilvl w:val="0"/>
-          <w:numId w:val="18"/>
+          <w:numId w:val="14"/>
         </w:numPr>
         <w:rPr>
           <w:lang w:eastAsia="en-IN"/>
@@ -5677,7 +5609,7 @@
         <w:pStyle w:val="ListParagraph"/>
         <w:numPr>
           <w:ilvl w:val="0"/>
-          <w:numId w:val="18"/>
+          <w:numId w:val="14"/>
         </w:numPr>
         <w:rPr>
           <w:lang w:eastAsia="en-IN"/>
@@ -5695,6 +5627,7 @@
         <w:pStyle w:val="Heading2"/>
       </w:pPr>
       <w:r>
+        <w:lastRenderedPageBreak/>
         <w:t>Phase 6: Default Rate by Loan Characteristics</w:t>
       </w:r>
     </w:p>
@@ -5735,7 +5668,6 @@
         <w:rPr>
           <w:noProof/>
         </w:rPr>
-        <w:lastRenderedPageBreak/>
         <w:drawing>
           <wp:inline distT="0" distB="0" distL="0" distR="0" wp14:anchorId="476A5F07" wp14:editId="42E2A039">
             <wp:extent cx="5176405" cy="3528917"/>
@@ -5808,7 +5740,7 @@
         <w:pStyle w:val="ListParagraph"/>
         <w:numPr>
           <w:ilvl w:val="0"/>
-          <w:numId w:val="19"/>
+          <w:numId w:val="15"/>
         </w:numPr>
       </w:pPr>
       <w:r>
@@ -5820,7 +5752,7 @@
         <w:pStyle w:val="ListParagraph"/>
         <w:numPr>
           <w:ilvl w:val="0"/>
-          <w:numId w:val="19"/>
+          <w:numId w:val="15"/>
         </w:numPr>
       </w:pPr>
       <w:r>
@@ -5832,7 +5764,7 @@
         <w:pStyle w:val="ListParagraph"/>
         <w:numPr>
           <w:ilvl w:val="0"/>
-          <w:numId w:val="19"/>
+          <w:numId w:val="15"/>
         </w:numPr>
       </w:pPr>
       <w:r>
@@ -5877,7 +5809,7 @@
         <w:pStyle w:val="ListParagraph"/>
         <w:numPr>
           <w:ilvl w:val="0"/>
-          <w:numId w:val="20"/>
+          <w:numId w:val="16"/>
         </w:numPr>
       </w:pPr>
       <w:r>
@@ -5889,7 +5821,7 @@
         <w:pStyle w:val="ListParagraph"/>
         <w:numPr>
           <w:ilvl w:val="0"/>
-          <w:numId w:val="20"/>
+          <w:numId w:val="16"/>
         </w:numPr>
       </w:pPr>
       <w:r>
@@ -5901,7 +5833,7 @@
         <w:pStyle w:val="ListParagraph"/>
         <w:numPr>
           <w:ilvl w:val="0"/>
-          <w:numId w:val="20"/>
+          <w:numId w:val="16"/>
         </w:numPr>
       </w:pPr>
       <w:r>
@@ -5938,6 +5870,7 @@
           <w:b/>
           <w:bCs/>
         </w:rPr>
+        <w:lastRenderedPageBreak/>
         <w:t>Analysis result</w:t>
       </w:r>
     </w:p>
@@ -5946,7 +5879,6 @@
         <w:rPr>
           <w:noProof/>
         </w:rPr>
-        <w:lastRenderedPageBreak/>
         <w:drawing>
           <wp:inline distT="0" distB="0" distL="0" distR="0" wp14:anchorId="4D9712BD" wp14:editId="246CAE57">
             <wp:extent cx="4527550" cy="3084408"/>
@@ -6019,7 +5951,7 @@
         <w:pStyle w:val="ListParagraph"/>
         <w:numPr>
           <w:ilvl w:val="0"/>
-          <w:numId w:val="21"/>
+          <w:numId w:val="17"/>
         </w:numPr>
       </w:pPr>
       <w:r>
@@ -6031,7 +5963,7 @@
         <w:pStyle w:val="ListParagraph"/>
         <w:numPr>
           <w:ilvl w:val="0"/>
-          <w:numId w:val="21"/>
+          <w:numId w:val="17"/>
         </w:numPr>
       </w:pPr>
       <w:r>
@@ -6046,7 +5978,7 @@
         <w:pStyle w:val="ListParagraph"/>
         <w:numPr>
           <w:ilvl w:val="0"/>
-          <w:numId w:val="21"/>
+          <w:numId w:val="17"/>
         </w:numPr>
       </w:pPr>
       <w:r>
@@ -6073,7 +6005,7 @@
         <w:pStyle w:val="ListParagraph"/>
         <w:numPr>
           <w:ilvl w:val="0"/>
-          <w:numId w:val="22"/>
+          <w:numId w:val="18"/>
         </w:numPr>
       </w:pPr>
       <w:r>
@@ -6085,7 +6017,7 @@
         <w:pStyle w:val="ListParagraph"/>
         <w:numPr>
           <w:ilvl w:val="0"/>
-          <w:numId w:val="22"/>
+          <w:numId w:val="18"/>
         </w:numPr>
       </w:pPr>
       <w:r>
@@ -6097,7 +6029,7 @@
         <w:pStyle w:val="ListParagraph"/>
         <w:numPr>
           <w:ilvl w:val="0"/>
-          <w:numId w:val="22"/>
+          <w:numId w:val="18"/>
         </w:numPr>
       </w:pPr>
       <w:r>
@@ -6229,7 +6161,7 @@
         <w:pStyle w:val="ListParagraph"/>
         <w:numPr>
           <w:ilvl w:val="0"/>
-          <w:numId w:val="23"/>
+          <w:numId w:val="19"/>
         </w:numPr>
       </w:pPr>
       <w:r>
@@ -6251,7 +6183,7 @@
         <w:pStyle w:val="ListParagraph"/>
         <w:numPr>
           <w:ilvl w:val="0"/>
-          <w:numId w:val="23"/>
+          <w:numId w:val="19"/>
         </w:numPr>
       </w:pPr>
       <w:r>
@@ -6273,7 +6205,7 @@
         <w:pStyle w:val="ListParagraph"/>
         <w:numPr>
           <w:ilvl w:val="0"/>
-          <w:numId w:val="23"/>
+          <w:numId w:val="19"/>
         </w:numPr>
       </w:pPr>
       <w:r>
@@ -6295,7 +6227,7 @@
         <w:pStyle w:val="ListParagraph"/>
         <w:numPr>
           <w:ilvl w:val="0"/>
-          <w:numId w:val="23"/>
+          <w:numId w:val="19"/>
         </w:numPr>
       </w:pPr>
       <w:r>
@@ -6332,7 +6264,7 @@
         <w:pStyle w:val="ListParagraph"/>
         <w:numPr>
           <w:ilvl w:val="0"/>
-          <w:numId w:val="24"/>
+          <w:numId w:val="20"/>
         </w:numPr>
       </w:pPr>
       <w:r>
@@ -6344,7 +6276,7 @@
         <w:pStyle w:val="ListParagraph"/>
         <w:numPr>
           <w:ilvl w:val="0"/>
-          <w:numId w:val="24"/>
+          <w:numId w:val="20"/>
         </w:numPr>
       </w:pPr>
       <w:r>
@@ -6356,7 +6288,7 @@
         <w:pStyle w:val="ListParagraph"/>
         <w:numPr>
           <w:ilvl w:val="0"/>
-          <w:numId w:val="24"/>
+          <w:numId w:val="20"/>
         </w:numPr>
       </w:pPr>
       <w:r>
@@ -6477,7 +6409,7 @@
         <w:pStyle w:val="ListParagraph"/>
         <w:numPr>
           <w:ilvl w:val="0"/>
-          <w:numId w:val="25"/>
+          <w:numId w:val="21"/>
         </w:numPr>
       </w:pPr>
       <w:r>
@@ -6489,7 +6421,7 @@
         <w:pStyle w:val="ListParagraph"/>
         <w:numPr>
           <w:ilvl w:val="0"/>
-          <w:numId w:val="25"/>
+          <w:numId w:val="21"/>
         </w:numPr>
       </w:pPr>
       <w:r>
@@ -6501,7 +6433,7 @@
         <w:pStyle w:val="ListParagraph"/>
         <w:numPr>
           <w:ilvl w:val="0"/>
-          <w:numId w:val="25"/>
+          <w:numId w:val="21"/>
         </w:numPr>
       </w:pPr>
       <w:r>
@@ -6518,7 +6450,7 @@
         <w:pStyle w:val="ListParagraph"/>
         <w:numPr>
           <w:ilvl w:val="0"/>
-          <w:numId w:val="26"/>
+          <w:numId w:val="22"/>
         </w:numPr>
       </w:pPr>
       <w:r>
@@ -6530,7 +6462,7 @@
         <w:pStyle w:val="ListParagraph"/>
         <w:numPr>
           <w:ilvl w:val="0"/>
-          <w:numId w:val="26"/>
+          <w:numId w:val="22"/>
         </w:numPr>
       </w:pPr>
       <w:r>
@@ -6542,7 +6474,7 @@
         <w:pStyle w:val="ListParagraph"/>
         <w:numPr>
           <w:ilvl w:val="0"/>
-          <w:numId w:val="26"/>
+          <w:numId w:val="22"/>
         </w:numPr>
       </w:pPr>
       <w:r>
@@ -6662,7 +6594,7 @@
         <w:pStyle w:val="ListParagraph"/>
         <w:numPr>
           <w:ilvl w:val="0"/>
-          <w:numId w:val="29"/>
+          <w:numId w:val="25"/>
         </w:numPr>
       </w:pPr>
       <w:r>
@@ -6674,7 +6606,7 @@
         <w:pStyle w:val="ListParagraph"/>
         <w:numPr>
           <w:ilvl w:val="0"/>
-          <w:numId w:val="29"/>
+          <w:numId w:val="25"/>
         </w:numPr>
       </w:pPr>
       <w:r>
@@ -6691,7 +6623,7 @@
         <w:pStyle w:val="ListParagraph"/>
         <w:numPr>
           <w:ilvl w:val="0"/>
-          <w:numId w:val="30"/>
+          <w:numId w:val="26"/>
         </w:numPr>
       </w:pPr>
       <w:r>
@@ -6703,7 +6635,7 @@
         <w:pStyle w:val="ListParagraph"/>
         <w:numPr>
           <w:ilvl w:val="0"/>
-          <w:numId w:val="30"/>
+          <w:numId w:val="26"/>
         </w:numPr>
       </w:pPr>
       <w:r>
@@ -6827,11 +6759,242 @@
         <w:pStyle w:val="ListParagraph"/>
         <w:numPr>
           <w:ilvl w:val="0"/>
-          <w:numId w:val="27"/>
+          <w:numId w:val="23"/>
         </w:numPr>
       </w:pPr>
       <w:r>
         <w:t>Most variables exhibit weak correlations with both Loan Repayment Rate (LRR) and Default Rate, indicating that no single numerical feature independently explains loan performance.</w:t>
+      </w:r>
+    </w:p>
+    <w:p>
+      <w:pPr>
+        <w:pStyle w:val="ListParagraph"/>
+        <w:numPr>
+          <w:ilvl w:val="0"/>
+          <w:numId w:val="23"/>
+        </w:numPr>
+      </w:pPr>
+      <w:r>
+        <w:t>Interest Rate shows the strongest positive correlation with Default Rate (r = 0.15), suggesting higher-risk borrowers are generally assigned higher interest rates.</w:t>
+      </w:r>
+    </w:p>
+    <w:p>
+      <w:pPr>
+        <w:pStyle w:val="ListParagraph"/>
+        <w:numPr>
+          <w:ilvl w:val="0"/>
+          <w:numId w:val="23"/>
+        </w:numPr>
+      </w:pPr>
+      <w:r>
+        <w:t xml:space="preserve">Loan Amount and </w:t>
+      </w:r>
+      <w:proofErr w:type="spellStart"/>
+      <w:r>
+        <w:t>Installment</w:t>
+      </w:r>
+      <w:proofErr w:type="spellEnd"/>
+      <w:r>
+        <w:t xml:space="preserve"> are highly correlated (r = 0.94), while Open Accounts and Total Accounts also show strong correlation (r = 0.70), indicating these pairs capture similar information.</w:t>
+      </w:r>
+    </w:p>
+    <w:p>
+      <w:pPr>
+        <w:pStyle w:val="ListParagraph"/>
+        <w:numPr>
+          <w:ilvl w:val="0"/>
+          <w:numId w:val="23"/>
+        </w:numPr>
+      </w:pPr>
+      <w:r>
+        <w:t>LRR has only weak correlations with all variables (|r| ≤ 0.12), implying that repayment performance is influenced by a combination of borrower and loan characteristics rather than any single factor.</w:t>
+      </w:r>
+    </w:p>
+    <w:p>
+      <w:pPr>
+        <w:rPr>
+          <w:b/>
+          <w:bCs/>
+        </w:rPr>
+      </w:pPr>
+      <w:r>
+        <w:rPr>
+          <w:b/>
+          <w:bCs/>
+        </w:rPr>
+        <w:t>Actionable Insights</w:t>
+      </w:r>
+    </w:p>
+    <w:p>
+      <w:pPr>
+        <w:pStyle w:val="ListParagraph"/>
+        <w:numPr>
+          <w:ilvl w:val="0"/>
+          <w:numId w:val="24"/>
+        </w:numPr>
+      </w:pPr>
+      <w:r>
+        <w:t>Prioritize multi-factor risk assessment instead of relying on individual numerical variables, as default and repayment are driven by multiple interacting factors.</w:t>
+      </w:r>
+    </w:p>
+    <w:p>
+      <w:pPr>
+        <w:pStyle w:val="ListParagraph"/>
+        <w:numPr>
+          <w:ilvl w:val="0"/>
+          <w:numId w:val="24"/>
+        </w:numPr>
+      </w:pPr>
+      <w:r>
+        <w:t xml:space="preserve">Avoid using both Loan Amount and </w:t>
+      </w:r>
+      <w:proofErr w:type="spellStart"/>
+      <w:r>
+        <w:t>Installment</w:t>
+      </w:r>
+      <w:proofErr w:type="spellEnd"/>
+      <w:r>
+        <w:t xml:space="preserve"> together in dashboards or predictive models, since their strong correlation introduces redundant information without improving decision-making.</w:t>
+      </w:r>
+    </w:p>
+    <w:p>
+      <w:pPr>
+        <w:pStyle w:val="Heading1"/>
+      </w:pPr>
+      <w:r>
+        <w:lastRenderedPageBreak/>
+        <w:t>SUMMARY</w:t>
+      </w:r>
+    </w:p>
+    <w:p>
+      <w:r>
+        <w:t xml:space="preserve">The analysis revealed an overall </w:t>
+      </w:r>
+      <w:r>
+        <w:rPr>
+          <w:b/>
+          <w:bCs/>
+        </w:rPr>
+        <w:t>Loan Repayment Rate of approximately 51.3%</w:t>
+      </w:r>
+      <w:r>
+        <w:t xml:space="preserve"> and a </w:t>
+      </w:r>
+      <w:r>
+        <w:rPr>
+          <w:b/>
+          <w:bCs/>
+        </w:rPr>
+        <w:t>Default Rate of 5.2%</w:t>
+      </w:r>
+      <w:r>
+        <w:t xml:space="preserve">, with Current and Fully Paid loans contributing the most to portfolio repayments. Loan Grades A–G showed a clear increase in default risk as credit quality declined, while </w:t>
+      </w:r>
+      <w:r>
+        <w:rPr>
+          <w:b/>
+          <w:bCs/>
+        </w:rPr>
+        <w:t>60-month loans consistently exhibited higher default rates than 36-month loans</w:t>
+      </w:r>
+      <w:r>
+        <w:t>.</w:t>
+      </w:r>
+    </w:p>
+    <w:p>
+      <w:r>
+        <w:t xml:space="preserve">Borrower profile analysis indicated that </w:t>
+      </w:r>
+      <w:r>
+        <w:rPr>
+          <w:b/>
+          <w:bCs/>
+        </w:rPr>
+        <w:t>lower-income borrowers, renters, and verified applicants</w:t>
+      </w:r>
+      <w:r>
+        <w:t xml:space="preserve"> experience relatively higher default rates. Similarly, borrowers with </w:t>
+      </w:r>
+      <w:r>
+        <w:rPr>
+          <w:b/>
+          <w:bCs/>
+        </w:rPr>
+        <w:t>high revolving credit utilization and multiple recent credit inquiries</w:t>
+      </w:r>
+      <w:r>
+        <w:t xml:space="preserve"> demonstrated increased credit risk, making these variables valuable predictors for lending decisions. Correlation analysis further identified </w:t>
+      </w:r>
+      <w:r>
+        <w:rPr>
+          <w:b/>
+          <w:bCs/>
+        </w:rPr>
+        <w:t>interest rate as the strongest numeric variable associated with default risk</w:t>
+      </w:r>
+      <w:r>
+        <w:t xml:space="preserve">, while loan amount and </w:t>
+      </w:r>
+      <w:proofErr w:type="spellStart"/>
+      <w:r>
+        <w:t>installment</w:t>
+      </w:r>
+      <w:proofErr w:type="spellEnd"/>
+      <w:r>
+        <w:t xml:space="preserve"> were found to be highly correlated.</w:t>
+      </w:r>
+    </w:p>
+    <w:p>
+      <w:r>
+        <w:t xml:space="preserve">Portfolio profitability analysis showed that </w:t>
+      </w:r>
+      <w:r>
+        <w:rPr>
+          <w:b/>
+          <w:bCs/>
+        </w:rPr>
+        <w:t>15–25% interest rate bands achieved the highest Loan Repayment Rates</w:t>
+      </w:r>
+      <w:r>
+        <w:t xml:space="preserve">, whereas loans priced above </w:t>
+      </w:r>
+      <w:r>
+        <w:rPr>
+          <w:b/>
+          <w:bCs/>
+        </w:rPr>
+        <w:t>25%</w:t>
+      </w:r>
+      <w:r>
+        <w:t xml:space="preserve"> experienced declining repayment performance, suggesting that higher pricing alone cannot compensate for elevated borrower risk.</w:t>
+      </w:r>
+    </w:p>
+    <w:p>
+      <w:r>
+        <w:t xml:space="preserve">Overall, the study identifies </w:t>
+      </w:r>
+      <w:r>
+        <w:rPr>
+          <w:b/>
+          <w:bCs/>
+        </w:rPr>
+        <w:t>loan grade, loan term, borrower income, home ownership, revolving credit utilization, credit inquiries, and interest rate</w:t>
+      </w:r>
+      <w:r>
+        <w:t xml:space="preserve"> as the primary drivers of repayment performance and default risk. These insights provide a strong foundation for improving credit evaluation, pricing strategies, portfolio monitoring, and long-term profitability.</w:t>
+      </w:r>
+    </w:p>
+    <w:p>
+      <w:pPr>
+        <w:pStyle w:val="Heading1"/>
+      </w:pPr>
+      <w:r>
+        <w:t>BUSINESS RECOMMENDATIONS</w:t>
+      </w:r>
+    </w:p>
+    <w:p>
+      <w:r>
+        <w:t>Based on the findings of this study, the following recommendations are proposed to improve loan portfolio performance and reduce credit risk:</w:t>
       </w:r>
     </w:p>
     <w:p>
@@ -6843,7 +7006,7 @@
         </w:numPr>
       </w:pPr>
       <w:r>
-        <w:t>Interest Rate shows the strongest positive correlation with Default Rate (r = 0.15), suggesting higher-risk borrowers are generally assigned higher interest rates.</w:t>
+        <w:t>Strengthen underwriting for high-risk loan grades and long-term loans. Loan Grades E, F, and G, along with 60-month loans, consistently exhibit higher default rates and should undergo stricter credit evaluation before approval.</w:t>
       </w:r>
     </w:p>
     <w:p>
@@ -6855,15 +7018,7 @@
         </w:numPr>
       </w:pPr>
       <w:r>
-        <w:t xml:space="preserve">Loan Amount and </w:t>
-      </w:r>
-      <w:proofErr w:type="spellStart"/>
-      <w:r>
-        <w:t>Installment</w:t>
-      </w:r>
-      <w:proofErr w:type="spellEnd"/>
-      <w:r>
-        <w:t xml:space="preserve"> are highly correlated (r = 0.94), while Open Accounts and Total Accounts also show strong correlation (r = 0.70), indicating these pairs capture similar information.</w:t>
+        <w:t>Prioritize borrowers with stronger financial profiles. Higher-income applicants and borrowers with stable home ownership (OWN or MORTGAGE) demonstrate lower default rates and should receive favourable consideration during loan approval</w:t>
       </w:r>
     </w:p>
     <w:p>
@@ -6875,22 +7030,7 @@
         </w:numPr>
       </w:pPr>
       <w:r>
-        <w:t>LRR has only weak correlations with all variables (|r| ≤ 0.12), implying that repayment performance is influenced by a combination of borrower and loan characteristics rather than any single factor.</w:t>
-      </w:r>
-    </w:p>
-    <w:p>
-      <w:pPr>
-        <w:rPr>
-          <w:b/>
-          <w:bCs/>
-        </w:rPr>
-      </w:pPr>
-      <w:r>
-        <w:rPr>
-          <w:b/>
-          <w:bCs/>
-        </w:rPr>
-        <w:t>Actionable Insights</w:t>
+        <w:t>Incorporate credit behaviour into risk assessment models. High revolving credit utilization and multiple recent credit inquiries are associated with increased default risk and should be assigned greater importance in underwriting decisions.</w:t>
       </w:r>
     </w:p>
     <w:p>
@@ -6898,11 +7038,11 @@
         <w:pStyle w:val="ListParagraph"/>
         <w:numPr>
           <w:ilvl w:val="0"/>
-          <w:numId w:val="28"/>
+          <w:numId w:val="27"/>
         </w:numPr>
       </w:pPr>
       <w:r>
-        <w:t>Prioritize multi-factor risk assessment instead of relying on individual numerical variables, as default and repayment are driven by multiple interacting factors.</w:t>
+        <w:t>Optimize risk-based pricing strategies. Loans priced between 15% and 25% interest rates generate the highest average Loan Repayment Rates, while loans above 25% show declining repayment performance. Pricing decisions should therefore be combined with stronger borrower screening rather than relying solely on higher interest rates to offset risk.</w:t>
       </w:r>
     </w:p>
     <w:p>
@@ -6910,159 +7050,11 @@
         <w:pStyle w:val="ListParagraph"/>
         <w:numPr>
           <w:ilvl w:val="0"/>
-          <w:numId w:val="28"/>
+          <w:numId w:val="27"/>
         </w:numPr>
       </w:pPr>
       <w:r>
-        <w:t xml:space="preserve">Avoid using both Loan Amount and </w:t>
-      </w:r>
-      <w:proofErr w:type="spellStart"/>
-      <w:r>
-        <w:t>Installment</w:t>
-      </w:r>
-      <w:proofErr w:type="spellEnd"/>
-      <w:r>
-        <w:t xml:space="preserve"> together in dashboards or predictive models, since their strong correlation introduces redundant information without improving decision-making.</w:t>
-      </w:r>
-    </w:p>
-    <w:p>
-      <w:pPr>
-        <w:pStyle w:val="Heading1"/>
-      </w:pPr>
-      <w:r>
-        <w:lastRenderedPageBreak/>
-        <w:t>SUMMARY</w:t>
-      </w:r>
-    </w:p>
-    <w:p>
-      <w:r>
-        <w:t xml:space="preserve">The analysis revealed an overall </w:t>
-      </w:r>
-      <w:r>
-        <w:rPr>
-          <w:b/>
-          <w:bCs/>
-        </w:rPr>
-        <w:t>Loan Repayment Rate of approximately 51.3%</w:t>
-      </w:r>
-      <w:r>
-        <w:t xml:space="preserve"> and a </w:t>
-      </w:r>
-      <w:r>
-        <w:rPr>
-          <w:b/>
-          <w:bCs/>
-        </w:rPr>
-        <w:t>Default Rate of 5.2%</w:t>
-      </w:r>
-      <w:r>
-        <w:t xml:space="preserve">, with Current and Fully Paid loans contributing the most to portfolio repayments. Loan Grades A–G showed a clear increase in default risk as credit quality declined, while </w:t>
-      </w:r>
-      <w:r>
-        <w:rPr>
-          <w:b/>
-          <w:bCs/>
-        </w:rPr>
-        <w:t>60-month loans consistently exhibited higher default rates than 36-month loans</w:t>
-      </w:r>
-      <w:r>
-        <w:t>.</w:t>
-      </w:r>
-    </w:p>
-    <w:p>
-      <w:r>
-        <w:t xml:space="preserve">Borrower profile analysis indicated that </w:t>
-      </w:r>
-      <w:r>
-        <w:rPr>
-          <w:b/>
-          <w:bCs/>
-        </w:rPr>
-        <w:t>lower-income borrowers, renters, and verified applicants</w:t>
-      </w:r>
-      <w:r>
-        <w:t xml:space="preserve"> experience relatively higher default rates. Similarly, borrowers with </w:t>
-      </w:r>
-      <w:r>
-        <w:rPr>
-          <w:b/>
-          <w:bCs/>
-        </w:rPr>
-        <w:t>high revolving credit utilization and multiple recent credit inquiries</w:t>
-      </w:r>
-      <w:r>
-        <w:t xml:space="preserve"> demonstrated increased credit risk, making these variables valuable predictors for lending decisions. Correlation analysis further identified </w:t>
-      </w:r>
-      <w:r>
-        <w:rPr>
-          <w:b/>
-          <w:bCs/>
-        </w:rPr>
-        <w:t>interest rate as the strongest numeric variable associated with default risk</w:t>
-      </w:r>
-      <w:r>
-        <w:t xml:space="preserve">, while loan amount and </w:t>
-      </w:r>
-      <w:proofErr w:type="spellStart"/>
-      <w:r>
-        <w:t>installment</w:t>
-      </w:r>
-      <w:proofErr w:type="spellEnd"/>
-      <w:r>
-        <w:t xml:space="preserve"> were found to be highly correlated.</w:t>
-      </w:r>
-    </w:p>
-    <w:p>
-      <w:r>
-        <w:t xml:space="preserve">Portfolio profitability analysis showed that </w:t>
-      </w:r>
-      <w:r>
-        <w:rPr>
-          <w:b/>
-          <w:bCs/>
-        </w:rPr>
-        <w:t>15–25% interest rate bands achieved the highest Loan Repayment Rates</w:t>
-      </w:r>
-      <w:r>
-        <w:t xml:space="preserve">, whereas loans priced above </w:t>
-      </w:r>
-      <w:r>
-        <w:rPr>
-          <w:b/>
-          <w:bCs/>
-        </w:rPr>
-        <w:t>25%</w:t>
-      </w:r>
-      <w:r>
-        <w:t xml:space="preserve"> experienced declining repayment performance, suggesting that higher pricing alone cannot compensate for elevated borrower risk.</w:t>
-      </w:r>
-    </w:p>
-    <w:p>
-      <w:r>
-        <w:t xml:space="preserve">Overall, the study identifies </w:t>
-      </w:r>
-      <w:r>
-        <w:rPr>
-          <w:b/>
-          <w:bCs/>
-        </w:rPr>
-        <w:t>loan grade, loan term, borrower income, home ownership, revolving credit utilization, credit inquiries, and interest rate</w:t>
-      </w:r>
-      <w:r>
-        <w:t xml:space="preserve"> as the primary drivers of repayment performance and default risk. These insights provide a strong foundation for improving credit evaluation, pricing strategies, portfolio monitoring, and long-term profitability.</w:t>
-      </w:r>
-    </w:p>
-    <w:p>
-      <w:pPr>
-        <w:pStyle w:val="Heading1"/>
-      </w:pPr>
-      <w:r>
-        <w:t>BUSINESS RECOMMENDATIONS</w:t>
-      </w:r>
-    </w:p>
-    <w:p>
-      <w:r>
-        <w:t>Based on the findings of this study, the following recommendations are proposed to improve loan portfolio performance and reduce credit risk:</w:t>
+        <w:t>Focus portfolio monitoring on dominant business segments. Since the majority of the portfolio consists of Grades B/C, 36-month loans, and Debt Consolidation purposes, even small improvements in these segments can produce significant gains in overall portfolio performance.</w:t>
       </w:r>
     </w:p>
     <w:p>
@@ -7070,67 +7062,7 @@
         <w:pStyle w:val="ListParagraph"/>
         <w:numPr>
           <w:ilvl w:val="0"/>
-          <w:numId w:val="31"/>
-        </w:numPr>
-      </w:pPr>
-      <w:r>
-        <w:t>Strengthen underwriting for high-risk loan grades and long-term loans. Loan Grades E, F, and G, along with 60-month loans, consistently exhibit higher default rates and should undergo stricter credit evaluation before approval.</w:t>
-      </w:r>
-    </w:p>
-    <w:p>
-      <w:pPr>
-        <w:pStyle w:val="ListParagraph"/>
-        <w:numPr>
-          <w:ilvl w:val="0"/>
-          <w:numId w:val="31"/>
-        </w:numPr>
-      </w:pPr>
-      <w:r>
-        <w:t>Prioritize borrowers with stronger financial profiles. Higher-income applicants and borrowers with stable home ownership (OWN or MORTGAGE) demonstrate lower default rates and should receive favourable consideration during loan approval</w:t>
-      </w:r>
-    </w:p>
-    <w:p>
-      <w:pPr>
-        <w:pStyle w:val="ListParagraph"/>
-        <w:numPr>
-          <w:ilvl w:val="0"/>
-          <w:numId w:val="31"/>
-        </w:numPr>
-      </w:pPr>
-      <w:r>
-        <w:t>Incorporate credit behaviour into risk assessment models. High revolving credit utilization and multiple recent credit inquiries are associated with increased default risk and should be assigned greater importance in underwriting decisions.</w:t>
-      </w:r>
-    </w:p>
-    <w:p>
-      <w:pPr>
-        <w:pStyle w:val="ListParagraph"/>
-        <w:numPr>
-          <w:ilvl w:val="0"/>
-          <w:numId w:val="31"/>
-        </w:numPr>
-      </w:pPr>
-      <w:r>
-        <w:t>Optimize risk-based pricing strategies. Loans priced between 15% and 25% interest rates generate the highest average Loan Repayment Rates, while loans above 25% show declining repayment performance. Pricing decisions should therefore be combined with stronger borrower screening rather than relying solely on higher interest rates to offset risk.</w:t>
-      </w:r>
-    </w:p>
-    <w:p>
-      <w:pPr>
-        <w:pStyle w:val="ListParagraph"/>
-        <w:numPr>
-          <w:ilvl w:val="0"/>
-          <w:numId w:val="31"/>
-        </w:numPr>
-      </w:pPr>
-      <w:r>
-        <w:t>Focus portfolio monitoring on dominant business segments. Since the majority of the portfolio consists of Grades B/C, 36-month loans, and Debt Consolidation purposes, even small improvements in these segments can produce significant gains in overall portfolio performance.</w:t>
-      </w:r>
-    </w:p>
-    <w:p>
-      <w:pPr>
-        <w:pStyle w:val="ListParagraph"/>
-        <w:numPr>
-          <w:ilvl w:val="0"/>
-          <w:numId w:val="31"/>
+          <w:numId w:val="27"/>
         </w:numPr>
       </w:pPr>
       <w:r>
@@ -9551,119 +9483,6 @@
     </w:lvl>
   </w:abstractNum>
   <w:abstractNum w:abstractNumId="21" w15:restartNumberingAfterBreak="0">
-    <w:nsid w:val="474726A7"/>
-    <w:multiLevelType w:val="hybridMultilevel"/>
-    <w:tmpl w:val="4000A424"/>
-    <w:lvl w:ilvl="0" w:tplc="40090001">
-      <w:start w:val="1"/>
-      <w:numFmt w:val="bullet"/>
-      <w:lvlText w:val=""/>
-      <w:lvlJc w:val="left"/>
-      <w:pPr>
-        <w:ind w:left="720" w:hanging="360"/>
-      </w:pPr>
-      <w:rPr>
-        <w:rFonts w:ascii="Symbol" w:hAnsi="Symbol" w:hint="default"/>
-      </w:rPr>
-    </w:lvl>
-    <w:lvl w:ilvl="1" w:tplc="40090003" w:tentative="1">
-      <w:start w:val="1"/>
-      <w:numFmt w:val="bullet"/>
-      <w:lvlText w:val="o"/>
-      <w:lvlJc w:val="left"/>
-      <w:pPr>
-        <w:ind w:left="1440" w:hanging="360"/>
-      </w:pPr>
-      <w:rPr>
-        <w:rFonts w:ascii="Courier New" w:hAnsi="Courier New" w:cs="Courier New" w:hint="default"/>
-      </w:rPr>
-    </w:lvl>
-    <w:lvl w:ilvl="2" w:tplc="40090005" w:tentative="1">
-      <w:start w:val="1"/>
-      <w:numFmt w:val="bullet"/>
-      <w:lvlText w:val=""/>
-      <w:lvlJc w:val="left"/>
-      <w:pPr>
-        <w:ind w:left="2160" w:hanging="360"/>
-      </w:pPr>
-      <w:rPr>
-        <w:rFonts w:ascii="Wingdings" w:hAnsi="Wingdings" w:hint="default"/>
-      </w:rPr>
-    </w:lvl>
-    <w:lvl w:ilvl="3" w:tplc="40090001" w:tentative="1">
-      <w:start w:val="1"/>
-      <w:numFmt w:val="bullet"/>
-      <w:lvlText w:val=""/>
-      <w:lvlJc w:val="left"/>
-      <w:pPr>
-        <w:ind w:left="2880" w:hanging="360"/>
-      </w:pPr>
-      <w:rPr>
-        <w:rFonts w:ascii="Symbol" w:hAnsi="Symbol" w:hint="default"/>
-      </w:rPr>
-    </w:lvl>
-    <w:lvl w:ilvl="4" w:tplc="40090003" w:tentative="1">
-      <w:start w:val="1"/>
-      <w:numFmt w:val="bullet"/>
-      <w:lvlText w:val="o"/>
-      <w:lvlJc w:val="left"/>
-      <w:pPr>
-        <w:ind w:left="3600" w:hanging="360"/>
-      </w:pPr>
-      <w:rPr>
-        <w:rFonts w:ascii="Courier New" w:hAnsi="Courier New" w:cs="Courier New" w:hint="default"/>
-      </w:rPr>
-    </w:lvl>
-    <w:lvl w:ilvl="5" w:tplc="40090005" w:tentative="1">
-      <w:start w:val="1"/>
-      <w:numFmt w:val="bullet"/>
-      <w:lvlText w:val=""/>
-      <w:lvlJc w:val="left"/>
-      <w:pPr>
-        <w:ind w:left="4320" w:hanging="360"/>
-      </w:pPr>
-      <w:rPr>
-        <w:rFonts w:ascii="Wingdings" w:hAnsi="Wingdings" w:hint="default"/>
-      </w:rPr>
-    </w:lvl>
-    <w:lvl w:ilvl="6" w:tplc="40090001" w:tentative="1">
-      <w:start w:val="1"/>
-      <w:numFmt w:val="bullet"/>
-      <w:lvlText w:val=""/>
-      <w:lvlJc w:val="left"/>
-      <w:pPr>
-        <w:ind w:left="5040" w:hanging="360"/>
-      </w:pPr>
-      <w:rPr>
-        <w:rFonts w:ascii="Symbol" w:hAnsi="Symbol" w:hint="default"/>
-      </w:rPr>
-    </w:lvl>
-    <w:lvl w:ilvl="7" w:tplc="40090003" w:tentative="1">
-      <w:start w:val="1"/>
-      <w:numFmt w:val="bullet"/>
-      <w:lvlText w:val="o"/>
-      <w:lvlJc w:val="left"/>
-      <w:pPr>
-        <w:ind w:left="5760" w:hanging="360"/>
-      </w:pPr>
-      <w:rPr>
-        <w:rFonts w:ascii="Courier New" w:hAnsi="Courier New" w:cs="Courier New" w:hint="default"/>
-      </w:rPr>
-    </w:lvl>
-    <w:lvl w:ilvl="8" w:tplc="40090005" w:tentative="1">
-      <w:start w:val="1"/>
-      <w:numFmt w:val="bullet"/>
-      <w:lvlText w:val=""/>
-      <w:lvlJc w:val="left"/>
-      <w:pPr>
-        <w:ind w:left="6480" w:hanging="360"/>
-      </w:pPr>
-      <w:rPr>
-        <w:rFonts w:ascii="Wingdings" w:hAnsi="Wingdings" w:hint="default"/>
-      </w:rPr>
-    </w:lvl>
-  </w:abstractNum>
-  <w:abstractNum w:abstractNumId="22" w15:restartNumberingAfterBreak="0">
     <w:nsid w:val="47F82C38"/>
     <w:multiLevelType w:val="hybridMultilevel"/>
     <w:tmpl w:val="246491E2"/>
@@ -9776,7 +9595,7 @@
       </w:rPr>
     </w:lvl>
   </w:abstractNum>
-  <w:abstractNum w:abstractNumId="23" w15:restartNumberingAfterBreak="0">
+  <w:abstractNum w:abstractNumId="22" w15:restartNumberingAfterBreak="0">
     <w:nsid w:val="4D4D56F9"/>
     <w:multiLevelType w:val="hybridMultilevel"/>
     <w:tmpl w:val="A134F64A"/>
@@ -9889,7 +9708,7 @@
       </w:rPr>
     </w:lvl>
   </w:abstractNum>
-  <w:abstractNum w:abstractNumId="24" w15:restartNumberingAfterBreak="0">
+  <w:abstractNum w:abstractNumId="23" w15:restartNumberingAfterBreak="0">
     <w:nsid w:val="4E8161E5"/>
     <w:multiLevelType w:val="hybridMultilevel"/>
     <w:tmpl w:val="A22A961E"/>
@@ -10002,120 +9821,7 @@
       </w:rPr>
     </w:lvl>
   </w:abstractNum>
-  <w:abstractNum w:abstractNumId="25" w15:restartNumberingAfterBreak="0">
-    <w:nsid w:val="5C7955C0"/>
-    <w:multiLevelType w:val="hybridMultilevel"/>
-    <w:tmpl w:val="FE9E8CDA"/>
-    <w:lvl w:ilvl="0" w:tplc="40090001">
-      <w:start w:val="1"/>
-      <w:numFmt w:val="bullet"/>
-      <w:lvlText w:val=""/>
-      <w:lvlJc w:val="left"/>
-      <w:pPr>
-        <w:ind w:left="720" w:hanging="360"/>
-      </w:pPr>
-      <w:rPr>
-        <w:rFonts w:ascii="Symbol" w:hAnsi="Symbol" w:hint="default"/>
-      </w:rPr>
-    </w:lvl>
-    <w:lvl w:ilvl="1" w:tplc="40090003" w:tentative="1">
-      <w:start w:val="1"/>
-      <w:numFmt w:val="bullet"/>
-      <w:lvlText w:val="o"/>
-      <w:lvlJc w:val="left"/>
-      <w:pPr>
-        <w:ind w:left="1440" w:hanging="360"/>
-      </w:pPr>
-      <w:rPr>
-        <w:rFonts w:ascii="Courier New" w:hAnsi="Courier New" w:cs="Courier New" w:hint="default"/>
-      </w:rPr>
-    </w:lvl>
-    <w:lvl w:ilvl="2" w:tplc="40090005" w:tentative="1">
-      <w:start w:val="1"/>
-      <w:numFmt w:val="bullet"/>
-      <w:lvlText w:val=""/>
-      <w:lvlJc w:val="left"/>
-      <w:pPr>
-        <w:ind w:left="2160" w:hanging="360"/>
-      </w:pPr>
-      <w:rPr>
-        <w:rFonts w:ascii="Wingdings" w:hAnsi="Wingdings" w:hint="default"/>
-      </w:rPr>
-    </w:lvl>
-    <w:lvl w:ilvl="3" w:tplc="40090001" w:tentative="1">
-      <w:start w:val="1"/>
-      <w:numFmt w:val="bullet"/>
-      <w:lvlText w:val=""/>
-      <w:lvlJc w:val="left"/>
-      <w:pPr>
-        <w:ind w:left="2880" w:hanging="360"/>
-      </w:pPr>
-      <w:rPr>
-        <w:rFonts w:ascii="Symbol" w:hAnsi="Symbol" w:hint="default"/>
-      </w:rPr>
-    </w:lvl>
-    <w:lvl w:ilvl="4" w:tplc="40090003" w:tentative="1">
-      <w:start w:val="1"/>
-      <w:numFmt w:val="bullet"/>
-      <w:lvlText w:val="o"/>
-      <w:lvlJc w:val="left"/>
-      <w:pPr>
-        <w:ind w:left="3600" w:hanging="360"/>
-      </w:pPr>
-      <w:rPr>
-        <w:rFonts w:ascii="Courier New" w:hAnsi="Courier New" w:cs="Courier New" w:hint="default"/>
-      </w:rPr>
-    </w:lvl>
-    <w:lvl w:ilvl="5" w:tplc="40090005" w:tentative="1">
-      <w:start w:val="1"/>
-      <w:numFmt w:val="bullet"/>
-      <w:lvlText w:val=""/>
-      <w:lvlJc w:val="left"/>
-      <w:pPr>
-        <w:ind w:left="4320" w:hanging="360"/>
-      </w:pPr>
-      <w:rPr>
-        <w:rFonts w:ascii="Wingdings" w:hAnsi="Wingdings" w:hint="default"/>
-      </w:rPr>
-    </w:lvl>
-    <w:lvl w:ilvl="6" w:tplc="40090001" w:tentative="1">
-      <w:start w:val="1"/>
-      <w:numFmt w:val="bullet"/>
-      <w:lvlText w:val=""/>
-      <w:lvlJc w:val="left"/>
-      <w:pPr>
-        <w:ind w:left="5040" w:hanging="360"/>
-      </w:pPr>
-      <w:rPr>
-        <w:rFonts w:ascii="Symbol" w:hAnsi="Symbol" w:hint="default"/>
-      </w:rPr>
-    </w:lvl>
-    <w:lvl w:ilvl="7" w:tplc="40090003" w:tentative="1">
-      <w:start w:val="1"/>
-      <w:numFmt w:val="bullet"/>
-      <w:lvlText w:val="o"/>
-      <w:lvlJc w:val="left"/>
-      <w:pPr>
-        <w:ind w:left="5760" w:hanging="360"/>
-      </w:pPr>
-      <w:rPr>
-        <w:rFonts w:ascii="Courier New" w:hAnsi="Courier New" w:cs="Courier New" w:hint="default"/>
-      </w:rPr>
-    </w:lvl>
-    <w:lvl w:ilvl="8" w:tplc="40090005" w:tentative="1">
-      <w:start w:val="1"/>
-      <w:numFmt w:val="bullet"/>
-      <w:lvlText w:val=""/>
-      <w:lvlJc w:val="left"/>
-      <w:pPr>
-        <w:ind w:left="6480" w:hanging="360"/>
-      </w:pPr>
-      <w:rPr>
-        <w:rFonts w:ascii="Wingdings" w:hAnsi="Wingdings" w:hint="default"/>
-      </w:rPr>
-    </w:lvl>
-  </w:abstractNum>
-  <w:abstractNum w:abstractNumId="26" w15:restartNumberingAfterBreak="0">
+  <w:abstractNum w:abstractNumId="24" w15:restartNumberingAfterBreak="0">
     <w:nsid w:val="5CBB3896"/>
     <w:multiLevelType w:val="hybridMultilevel"/>
     <w:tmpl w:val="1D5EED30"/>
@@ -10228,233 +9934,7 @@
       </w:rPr>
     </w:lvl>
   </w:abstractNum>
-  <w:abstractNum w:abstractNumId="27" w15:restartNumberingAfterBreak="0">
-    <w:nsid w:val="5F8A7087"/>
-    <w:multiLevelType w:val="hybridMultilevel"/>
-    <w:tmpl w:val="7DF24450"/>
-    <w:lvl w:ilvl="0" w:tplc="40090001">
-      <w:start w:val="1"/>
-      <w:numFmt w:val="bullet"/>
-      <w:lvlText w:val=""/>
-      <w:lvlJc w:val="left"/>
-      <w:pPr>
-        <w:ind w:left="720" w:hanging="360"/>
-      </w:pPr>
-      <w:rPr>
-        <w:rFonts w:ascii="Symbol" w:hAnsi="Symbol" w:hint="default"/>
-      </w:rPr>
-    </w:lvl>
-    <w:lvl w:ilvl="1" w:tplc="40090003" w:tentative="1">
-      <w:start w:val="1"/>
-      <w:numFmt w:val="bullet"/>
-      <w:lvlText w:val="o"/>
-      <w:lvlJc w:val="left"/>
-      <w:pPr>
-        <w:ind w:left="1440" w:hanging="360"/>
-      </w:pPr>
-      <w:rPr>
-        <w:rFonts w:ascii="Courier New" w:hAnsi="Courier New" w:cs="Courier New" w:hint="default"/>
-      </w:rPr>
-    </w:lvl>
-    <w:lvl w:ilvl="2" w:tplc="40090005" w:tentative="1">
-      <w:start w:val="1"/>
-      <w:numFmt w:val="bullet"/>
-      <w:lvlText w:val=""/>
-      <w:lvlJc w:val="left"/>
-      <w:pPr>
-        <w:ind w:left="2160" w:hanging="360"/>
-      </w:pPr>
-      <w:rPr>
-        <w:rFonts w:ascii="Wingdings" w:hAnsi="Wingdings" w:hint="default"/>
-      </w:rPr>
-    </w:lvl>
-    <w:lvl w:ilvl="3" w:tplc="40090001" w:tentative="1">
-      <w:start w:val="1"/>
-      <w:numFmt w:val="bullet"/>
-      <w:lvlText w:val=""/>
-      <w:lvlJc w:val="left"/>
-      <w:pPr>
-        <w:ind w:left="2880" w:hanging="360"/>
-      </w:pPr>
-      <w:rPr>
-        <w:rFonts w:ascii="Symbol" w:hAnsi="Symbol" w:hint="default"/>
-      </w:rPr>
-    </w:lvl>
-    <w:lvl w:ilvl="4" w:tplc="40090003" w:tentative="1">
-      <w:start w:val="1"/>
-      <w:numFmt w:val="bullet"/>
-      <w:lvlText w:val="o"/>
-      <w:lvlJc w:val="left"/>
-      <w:pPr>
-        <w:ind w:left="3600" w:hanging="360"/>
-      </w:pPr>
-      <w:rPr>
-        <w:rFonts w:ascii="Courier New" w:hAnsi="Courier New" w:cs="Courier New" w:hint="default"/>
-      </w:rPr>
-    </w:lvl>
-    <w:lvl w:ilvl="5" w:tplc="40090005" w:tentative="1">
-      <w:start w:val="1"/>
-      <w:numFmt w:val="bullet"/>
-      <w:lvlText w:val=""/>
-      <w:lvlJc w:val="left"/>
-      <w:pPr>
-        <w:ind w:left="4320" w:hanging="360"/>
-      </w:pPr>
-      <w:rPr>
-        <w:rFonts w:ascii="Wingdings" w:hAnsi="Wingdings" w:hint="default"/>
-      </w:rPr>
-    </w:lvl>
-    <w:lvl w:ilvl="6" w:tplc="40090001" w:tentative="1">
-      <w:start w:val="1"/>
-      <w:numFmt w:val="bullet"/>
-      <w:lvlText w:val=""/>
-      <w:lvlJc w:val="left"/>
-      <w:pPr>
-        <w:ind w:left="5040" w:hanging="360"/>
-      </w:pPr>
-      <w:rPr>
-        <w:rFonts w:ascii="Symbol" w:hAnsi="Symbol" w:hint="default"/>
-      </w:rPr>
-    </w:lvl>
-    <w:lvl w:ilvl="7" w:tplc="40090003" w:tentative="1">
-      <w:start w:val="1"/>
-      <w:numFmt w:val="bullet"/>
-      <w:lvlText w:val="o"/>
-      <w:lvlJc w:val="left"/>
-      <w:pPr>
-        <w:ind w:left="5760" w:hanging="360"/>
-      </w:pPr>
-      <w:rPr>
-        <w:rFonts w:ascii="Courier New" w:hAnsi="Courier New" w:cs="Courier New" w:hint="default"/>
-      </w:rPr>
-    </w:lvl>
-    <w:lvl w:ilvl="8" w:tplc="40090005" w:tentative="1">
-      <w:start w:val="1"/>
-      <w:numFmt w:val="bullet"/>
-      <w:lvlText w:val=""/>
-      <w:lvlJc w:val="left"/>
-      <w:pPr>
-        <w:ind w:left="6480" w:hanging="360"/>
-      </w:pPr>
-      <w:rPr>
-        <w:rFonts w:ascii="Wingdings" w:hAnsi="Wingdings" w:hint="default"/>
-      </w:rPr>
-    </w:lvl>
-  </w:abstractNum>
-  <w:abstractNum w:abstractNumId="28" w15:restartNumberingAfterBreak="0">
-    <w:nsid w:val="5FE100AA"/>
-    <w:multiLevelType w:val="hybridMultilevel"/>
-    <w:tmpl w:val="450AEAE4"/>
-    <w:lvl w:ilvl="0" w:tplc="40090001">
-      <w:start w:val="1"/>
-      <w:numFmt w:val="bullet"/>
-      <w:lvlText w:val=""/>
-      <w:lvlJc w:val="left"/>
-      <w:pPr>
-        <w:ind w:left="720" w:hanging="360"/>
-      </w:pPr>
-      <w:rPr>
-        <w:rFonts w:ascii="Symbol" w:hAnsi="Symbol" w:hint="default"/>
-      </w:rPr>
-    </w:lvl>
-    <w:lvl w:ilvl="1" w:tplc="40090003" w:tentative="1">
-      <w:start w:val="1"/>
-      <w:numFmt w:val="bullet"/>
-      <w:lvlText w:val="o"/>
-      <w:lvlJc w:val="left"/>
-      <w:pPr>
-        <w:ind w:left="1440" w:hanging="360"/>
-      </w:pPr>
-      <w:rPr>
-        <w:rFonts w:ascii="Courier New" w:hAnsi="Courier New" w:cs="Courier New" w:hint="default"/>
-      </w:rPr>
-    </w:lvl>
-    <w:lvl w:ilvl="2" w:tplc="40090005" w:tentative="1">
-      <w:start w:val="1"/>
-      <w:numFmt w:val="bullet"/>
-      <w:lvlText w:val=""/>
-      <w:lvlJc w:val="left"/>
-      <w:pPr>
-        <w:ind w:left="2160" w:hanging="360"/>
-      </w:pPr>
-      <w:rPr>
-        <w:rFonts w:ascii="Wingdings" w:hAnsi="Wingdings" w:hint="default"/>
-      </w:rPr>
-    </w:lvl>
-    <w:lvl w:ilvl="3" w:tplc="40090001" w:tentative="1">
-      <w:start w:val="1"/>
-      <w:numFmt w:val="bullet"/>
-      <w:lvlText w:val=""/>
-      <w:lvlJc w:val="left"/>
-      <w:pPr>
-        <w:ind w:left="2880" w:hanging="360"/>
-      </w:pPr>
-      <w:rPr>
-        <w:rFonts w:ascii="Symbol" w:hAnsi="Symbol" w:hint="default"/>
-      </w:rPr>
-    </w:lvl>
-    <w:lvl w:ilvl="4" w:tplc="40090003" w:tentative="1">
-      <w:start w:val="1"/>
-      <w:numFmt w:val="bullet"/>
-      <w:lvlText w:val="o"/>
-      <w:lvlJc w:val="left"/>
-      <w:pPr>
-        <w:ind w:left="3600" w:hanging="360"/>
-      </w:pPr>
-      <w:rPr>
-        <w:rFonts w:ascii="Courier New" w:hAnsi="Courier New" w:cs="Courier New" w:hint="default"/>
-      </w:rPr>
-    </w:lvl>
-    <w:lvl w:ilvl="5" w:tplc="40090005" w:tentative="1">
-      <w:start w:val="1"/>
-      <w:numFmt w:val="bullet"/>
-      <w:lvlText w:val=""/>
-      <w:lvlJc w:val="left"/>
-      <w:pPr>
-        <w:ind w:left="4320" w:hanging="360"/>
-      </w:pPr>
-      <w:rPr>
-        <w:rFonts w:ascii="Wingdings" w:hAnsi="Wingdings" w:hint="default"/>
-      </w:rPr>
-    </w:lvl>
-    <w:lvl w:ilvl="6" w:tplc="40090001" w:tentative="1">
-      <w:start w:val="1"/>
-      <w:numFmt w:val="bullet"/>
-      <w:lvlText w:val=""/>
-      <w:lvlJc w:val="left"/>
-      <w:pPr>
-        <w:ind w:left="5040" w:hanging="360"/>
-      </w:pPr>
-      <w:rPr>
-        <w:rFonts w:ascii="Symbol" w:hAnsi="Symbol" w:hint="default"/>
-      </w:rPr>
-    </w:lvl>
-    <w:lvl w:ilvl="7" w:tplc="40090003" w:tentative="1">
-      <w:start w:val="1"/>
-      <w:numFmt w:val="bullet"/>
-      <w:lvlText w:val="o"/>
-      <w:lvlJc w:val="left"/>
-      <w:pPr>
-        <w:ind w:left="5760" w:hanging="360"/>
-      </w:pPr>
-      <w:rPr>
-        <w:rFonts w:ascii="Courier New" w:hAnsi="Courier New" w:cs="Courier New" w:hint="default"/>
-      </w:rPr>
-    </w:lvl>
-    <w:lvl w:ilvl="8" w:tplc="40090005" w:tentative="1">
-      <w:start w:val="1"/>
-      <w:numFmt w:val="bullet"/>
-      <w:lvlText w:val=""/>
-      <w:lvlJc w:val="left"/>
-      <w:pPr>
-        <w:ind w:left="6480" w:hanging="360"/>
-      </w:pPr>
-      <w:rPr>
-        <w:rFonts w:ascii="Wingdings" w:hAnsi="Wingdings" w:hint="default"/>
-      </w:rPr>
-    </w:lvl>
-  </w:abstractNum>
-  <w:abstractNum w:abstractNumId="29" w15:restartNumberingAfterBreak="0">
+  <w:abstractNum w:abstractNumId="25" w15:restartNumberingAfterBreak="0">
     <w:nsid w:val="60265E7B"/>
     <w:multiLevelType w:val="hybridMultilevel"/>
     <w:tmpl w:val="D292BF6C"/>
@@ -10567,7 +10047,7 @@
       </w:rPr>
     </w:lvl>
   </w:abstractNum>
-  <w:abstractNum w:abstractNumId="30" w15:restartNumberingAfterBreak="0">
+  <w:abstractNum w:abstractNumId="26" w15:restartNumberingAfterBreak="0">
     <w:nsid w:val="66DE1FF9"/>
     <w:multiLevelType w:val="hybridMultilevel"/>
     <w:tmpl w:val="68CE1156"/>
@@ -10680,7 +10160,7 @@
       </w:rPr>
     </w:lvl>
   </w:abstractNum>
-  <w:abstractNum w:abstractNumId="31" w15:restartNumberingAfterBreak="0">
+  <w:abstractNum w:abstractNumId="27" w15:restartNumberingAfterBreak="0">
     <w:nsid w:val="6964718C"/>
     <w:multiLevelType w:val="hybridMultilevel"/>
     <w:tmpl w:val="D444AEC8"/>
@@ -10793,7 +10273,7 @@
       </w:rPr>
     </w:lvl>
   </w:abstractNum>
-  <w:abstractNum w:abstractNumId="32" w15:restartNumberingAfterBreak="0">
+  <w:abstractNum w:abstractNumId="28" w15:restartNumberingAfterBreak="0">
     <w:nsid w:val="6D5A58C4"/>
     <w:multiLevelType w:val="hybridMultilevel"/>
     <w:tmpl w:val="212A9578"/>
@@ -10906,7 +10386,7 @@
       </w:rPr>
     </w:lvl>
   </w:abstractNum>
-  <w:abstractNum w:abstractNumId="33" w15:restartNumberingAfterBreak="0">
+  <w:abstractNum w:abstractNumId="29" w15:restartNumberingAfterBreak="0">
     <w:nsid w:val="6D6F7C06"/>
     <w:multiLevelType w:val="hybridMultilevel"/>
     <w:tmpl w:val="96DAC2D0"/>
@@ -11019,7 +10499,7 @@
       </w:rPr>
     </w:lvl>
   </w:abstractNum>
-  <w:abstractNum w:abstractNumId="34" w15:restartNumberingAfterBreak="0">
+  <w:abstractNum w:abstractNumId="30" w15:restartNumberingAfterBreak="0">
     <w:nsid w:val="70152459"/>
     <w:multiLevelType w:val="hybridMultilevel"/>
     <w:tmpl w:val="388CC008"/>
@@ -11105,7 +10585,7 @@
       </w:pPr>
     </w:lvl>
   </w:abstractNum>
-  <w:abstractNum w:abstractNumId="35" w15:restartNumberingAfterBreak="0">
+  <w:abstractNum w:abstractNumId="31" w15:restartNumberingAfterBreak="0">
     <w:nsid w:val="71535886"/>
     <w:multiLevelType w:val="hybridMultilevel"/>
     <w:tmpl w:val="485413D8"/>
@@ -11218,7 +10698,7 @@
       </w:rPr>
     </w:lvl>
   </w:abstractNum>
-  <w:abstractNum w:abstractNumId="36" w15:restartNumberingAfterBreak="0">
+  <w:abstractNum w:abstractNumId="32" w15:restartNumberingAfterBreak="0">
     <w:nsid w:val="71616BA8"/>
     <w:multiLevelType w:val="hybridMultilevel"/>
     <w:tmpl w:val="B6F8CF6A"/>
@@ -11331,7 +10811,7 @@
       </w:rPr>
     </w:lvl>
   </w:abstractNum>
-  <w:abstractNum w:abstractNumId="37" w15:restartNumberingAfterBreak="0">
+  <w:abstractNum w:abstractNumId="33" w15:restartNumberingAfterBreak="0">
     <w:nsid w:val="7498390D"/>
     <w:multiLevelType w:val="hybridMultilevel"/>
     <w:tmpl w:val="AFA6FDE8"/>
@@ -11444,7 +10924,7 @@
       </w:rPr>
     </w:lvl>
   </w:abstractNum>
-  <w:abstractNum w:abstractNumId="38" w15:restartNumberingAfterBreak="0">
+  <w:abstractNum w:abstractNumId="34" w15:restartNumberingAfterBreak="0">
     <w:nsid w:val="75B91502"/>
     <w:multiLevelType w:val="hybridMultilevel"/>
     <w:tmpl w:val="228CD6B2"/>
@@ -11557,7 +11037,7 @@
       </w:rPr>
     </w:lvl>
   </w:abstractNum>
-  <w:abstractNum w:abstractNumId="39" w15:restartNumberingAfterBreak="0">
+  <w:abstractNum w:abstractNumId="35" w15:restartNumberingAfterBreak="0">
     <w:nsid w:val="771E0E0A"/>
     <w:multiLevelType w:val="hybridMultilevel"/>
     <w:tmpl w:val="744295A2"/>
@@ -11680,117 +11160,105 @@
     <w:abstractNumId w:val="6"/>
   </w:num>
   <w:num w:numId="4" w16cid:durableId="787118944">
-    <w:abstractNumId w:val="38"/>
+    <w:abstractNumId w:val="34"/>
   </w:num>
   <w:num w:numId="5" w16cid:durableId="662273419">
     <w:abstractNumId w:val="9"/>
   </w:num>
   <w:num w:numId="6" w16cid:durableId="1337028227">
+    <w:abstractNumId w:val="31"/>
+  </w:num>
+  <w:num w:numId="7" w16cid:durableId="1479149790">
+    <w:abstractNumId w:val="25"/>
+  </w:num>
+  <w:num w:numId="8" w16cid:durableId="1395666342">
+    <w:abstractNumId w:val="26"/>
+  </w:num>
+  <w:num w:numId="9" w16cid:durableId="2069642767">
+    <w:abstractNumId w:val="7"/>
+  </w:num>
+  <w:num w:numId="10" w16cid:durableId="1117918506">
+    <w:abstractNumId w:val="10"/>
+  </w:num>
+  <w:num w:numId="11" w16cid:durableId="981230692">
+    <w:abstractNumId w:val="4"/>
+  </w:num>
+  <w:num w:numId="12" w16cid:durableId="1529678564">
+    <w:abstractNumId w:val="32"/>
+  </w:num>
+  <w:num w:numId="13" w16cid:durableId="1865828128">
+    <w:abstractNumId w:val="21"/>
+  </w:num>
+  <w:num w:numId="14" w16cid:durableId="1723938365">
+    <w:abstractNumId w:val="0"/>
+  </w:num>
+  <w:num w:numId="15" w16cid:durableId="219293330">
     <w:abstractNumId w:val="35"/>
   </w:num>
-  <w:num w:numId="7" w16cid:durableId="1479149790">
+  <w:num w:numId="16" w16cid:durableId="1669751919">
+    <w:abstractNumId w:val="16"/>
+  </w:num>
+  <w:num w:numId="17" w16cid:durableId="1181628346">
+    <w:abstractNumId w:val="11"/>
+  </w:num>
+  <w:num w:numId="18" w16cid:durableId="1920367612">
+    <w:abstractNumId w:val="22"/>
+  </w:num>
+  <w:num w:numId="19" w16cid:durableId="1430739624">
+    <w:abstractNumId w:val="13"/>
+  </w:num>
+  <w:num w:numId="20" w16cid:durableId="366150123">
+    <w:abstractNumId w:val="19"/>
+  </w:num>
+  <w:num w:numId="21" w16cid:durableId="537401937">
+    <w:abstractNumId w:val="18"/>
+  </w:num>
+  <w:num w:numId="22" w16cid:durableId="1058015444">
+    <w:abstractNumId w:val="23"/>
+  </w:num>
+  <w:num w:numId="23" w16cid:durableId="476532285">
+    <w:abstractNumId w:val="14"/>
+  </w:num>
+  <w:num w:numId="24" w16cid:durableId="1638336745">
+    <w:abstractNumId w:val="2"/>
+  </w:num>
+  <w:num w:numId="25" w16cid:durableId="1554347269">
+    <w:abstractNumId w:val="1"/>
+  </w:num>
+  <w:num w:numId="26" w16cid:durableId="1322926734">
+    <w:abstractNumId w:val="33"/>
+  </w:num>
+  <w:num w:numId="27" w16cid:durableId="696084576">
+    <w:abstractNumId w:val="30"/>
+  </w:num>
+  <w:num w:numId="28" w16cid:durableId="760031443">
+    <w:abstractNumId w:val="28"/>
+  </w:num>
+  <w:num w:numId="29" w16cid:durableId="1412386055">
+    <w:abstractNumId w:val="17"/>
+  </w:num>
+  <w:num w:numId="30" w16cid:durableId="2017614191">
+    <w:abstractNumId w:val="15"/>
+  </w:num>
+  <w:num w:numId="31" w16cid:durableId="820658787">
+    <w:abstractNumId w:val="8"/>
+  </w:num>
+  <w:num w:numId="32" w16cid:durableId="1544093939">
+    <w:abstractNumId w:val="5"/>
+  </w:num>
+  <w:num w:numId="33" w16cid:durableId="819617006">
+    <w:abstractNumId w:val="24"/>
+  </w:num>
+  <w:num w:numId="34" w16cid:durableId="1066876000">
     <w:abstractNumId w:val="29"/>
   </w:num>
-  <w:num w:numId="8" w16cid:durableId="1395666342">
-    <w:abstractNumId w:val="30"/>
+  <w:num w:numId="35" w16cid:durableId="4290819">
+    <w:abstractNumId w:val="20"/>
   </w:num>
-  <w:num w:numId="9" w16cid:durableId="701856908">
-    <w:abstractNumId w:val="25"/>
-  </w:num>
-  <w:num w:numId="10" w16cid:durableId="810246038">
-    <w:abstractNumId w:val="21"/>
-  </w:num>
-  <w:num w:numId="11" w16cid:durableId="1567454434">
-    <w:abstractNumId w:val="28"/>
-  </w:num>
-  <w:num w:numId="12" w16cid:durableId="2069642767">
-    <w:abstractNumId w:val="7"/>
-  </w:num>
-  <w:num w:numId="13" w16cid:durableId="889851639">
+  <w:num w:numId="36" w16cid:durableId="1651668795">
     <w:abstractNumId w:val="27"/>
   </w:num>
-  <w:num w:numId="14" w16cid:durableId="1117918506">
-    <w:abstractNumId w:val="10"/>
-  </w:num>
-  <w:num w:numId="15" w16cid:durableId="981230692">
-    <w:abstractNumId w:val="4"/>
-  </w:num>
-  <w:num w:numId="16" w16cid:durableId="1529678564">
-    <w:abstractNumId w:val="36"/>
-  </w:num>
-  <w:num w:numId="17" w16cid:durableId="1865828128">
-    <w:abstractNumId w:val="22"/>
-  </w:num>
-  <w:num w:numId="18" w16cid:durableId="1723938365">
-    <w:abstractNumId w:val="0"/>
-  </w:num>
-  <w:num w:numId="19" w16cid:durableId="219293330">
-    <w:abstractNumId w:val="39"/>
-  </w:num>
-  <w:num w:numId="20" w16cid:durableId="1669751919">
-    <w:abstractNumId w:val="16"/>
-  </w:num>
-  <w:num w:numId="21" w16cid:durableId="1181628346">
-    <w:abstractNumId w:val="11"/>
-  </w:num>
-  <w:num w:numId="22" w16cid:durableId="1920367612">
-    <w:abstractNumId w:val="23"/>
-  </w:num>
-  <w:num w:numId="23" w16cid:durableId="1430739624">
-    <w:abstractNumId w:val="13"/>
-  </w:num>
-  <w:num w:numId="24" w16cid:durableId="366150123">
-    <w:abstractNumId w:val="19"/>
-  </w:num>
-  <w:num w:numId="25" w16cid:durableId="537401937">
-    <w:abstractNumId w:val="18"/>
-  </w:num>
-  <w:num w:numId="26" w16cid:durableId="1058015444">
-    <w:abstractNumId w:val="24"/>
-  </w:num>
-  <w:num w:numId="27" w16cid:durableId="476532285">
-    <w:abstractNumId w:val="14"/>
-  </w:num>
-  <w:num w:numId="28" w16cid:durableId="1638336745">
-    <w:abstractNumId w:val="2"/>
-  </w:num>
-  <w:num w:numId="29" w16cid:durableId="1554347269">
-    <w:abstractNumId w:val="1"/>
-  </w:num>
-  <w:num w:numId="30" w16cid:durableId="1322926734">
-    <w:abstractNumId w:val="37"/>
-  </w:num>
-  <w:num w:numId="31" w16cid:durableId="696084576">
-    <w:abstractNumId w:val="34"/>
-  </w:num>
-  <w:num w:numId="32" w16cid:durableId="760031443">
-    <w:abstractNumId w:val="32"/>
-  </w:num>
-  <w:num w:numId="33" w16cid:durableId="1412386055">
-    <w:abstractNumId w:val="17"/>
-  </w:num>
-  <w:num w:numId="34" w16cid:durableId="2017614191">
-    <w:abstractNumId w:val="15"/>
-  </w:num>
-  <w:num w:numId="35" w16cid:durableId="820658787">
-    <w:abstractNumId w:val="8"/>
-  </w:num>
-  <w:num w:numId="36" w16cid:durableId="1544093939">
-    <w:abstractNumId w:val="5"/>
-  </w:num>
-  <w:num w:numId="37" w16cid:durableId="819617006">
-    <w:abstractNumId w:val="26"/>
-  </w:num>
-  <w:num w:numId="38" w16cid:durableId="1066876000">
-    <w:abstractNumId w:val="33"/>
-  </w:num>
-  <w:num w:numId="39" w16cid:durableId="4290819">
-    <w:abstractNumId w:val="20"/>
-  </w:num>
-  <w:num w:numId="40" w16cid:durableId="1651668795">
-    <w:abstractNumId w:val="31"/>
-  </w:num>
-  <w:numIdMacAtCleanup w:val="40"/>
+  <w:numIdMacAtCleanup w:val="36"/>
 </w:numbering>
 </file>
 

--- a/notebook/NL_Sephora.docx
+++ b/notebook/NL_Sephora.docx
@@ -4529,74 +4529,614 @@
         <w:t>Key findings</w:t>
       </w:r>
     </w:p>
-    <w:p/>
-    <w:p>
-      <w:pPr>
-        <w:pStyle w:val="Heading2"/>
-        <w:rPr>
-          <w:lang w:eastAsia="en-IN"/>
-        </w:rPr>
-      </w:pPr>
-      <w:r>
-        <w:rPr>
-          <w:lang w:eastAsia="en-IN"/>
-        </w:rPr>
-        <w:t>Phase 3: LRR MECE Decomposition</w:t>
-      </w:r>
-    </w:p>
-    <w:p>
-      <w:pPr>
-        <w:rPr>
-          <w:lang w:eastAsia="en-IN"/>
-        </w:rPr>
-      </w:pPr>
-      <w:r>
-        <w:rPr>
-          <w:lang w:eastAsia="en-IN"/>
-        </w:rPr>
-        <w:t xml:space="preserve">This phase validates the KPI tree by decomposing the overall </w:t>
-      </w:r>
-      <w:r>
-        <w:rPr>
-          <w:b/>
-          <w:bCs/>
-          <w:lang w:eastAsia="en-IN"/>
-        </w:rPr>
-        <w:t>Loan Repayment Rate (LRR)</w:t>
-      </w:r>
-      <w:r>
-        <w:rPr>
-          <w:lang w:eastAsia="en-IN"/>
-        </w:rPr>
-        <w:t xml:space="preserve"> into the contributions of each loan status category. Each contribution is calculated as the product of the portfolio weight and the repayment ratio of that category, ensuring that every loan is counted exactly once (Mutually Exclusive) and that all loan statuses collectively explain the overall portfolio performance (Collectively Exhaustive).</w:t>
-      </w:r>
-    </w:p>
-    <w:p>
-      <w:pPr>
-        <w:rPr>
-          <w:b/>
-          <w:bCs/>
-          <w:lang w:eastAsia="en-IN"/>
-        </w:rPr>
-      </w:pPr>
-      <w:r>
-        <w:rPr>
+    <w:p>
+      <w:pPr>
+        <w:pStyle w:val="ListParagraph"/>
+        <w:numPr>
+          <w:ilvl w:val="0"/>
+          <w:numId w:val="37"/>
+        </w:numPr>
+      </w:pPr>
+      <w:r>
+        <w:t>Ratings are heavily left-skewed with a concentration of 4.0 to 4.7 and median rating of 4.3.</w:t>
+      </w:r>
+    </w:p>
+    <w:p>
+      <w:pPr>
+        <w:pStyle w:val="ListParagraph"/>
+        <w:numPr>
+          <w:ilvl w:val="0"/>
+          <w:numId w:val="37"/>
+        </w:numPr>
+      </w:pPr>
+      <w:r>
+        <w:t xml:space="preserve">This means most products perform well. Hence </w:t>
+      </w:r>
+      <w:r>
+        <w:t>the business should identify and address the underperforming products that are disproportionately pulling down overall customer satisfaction.</w:t>
+      </w:r>
+    </w:p>
+    <w:p>
+      <w:pPr>
+        <w:pStyle w:val="Heading3"/>
+        <w:rPr>
+          <w:lang w:eastAsia="en-IN"/>
+        </w:rPr>
+      </w:pPr>
+      <w:r>
+        <w:rPr>
+          <w:lang w:eastAsia="en-IN"/>
+        </w:rPr>
+        <w:t xml:space="preserve">Phase </w:t>
+      </w:r>
+      <w:r>
+        <w:rPr>
+          <w:lang w:eastAsia="en-IN"/>
+        </w:rPr>
+        <w:t>0.2</w:t>
+      </w:r>
+      <w:r>
+        <w:rPr>
+          <w:lang w:eastAsia="en-IN"/>
+        </w:rPr>
+        <w:t xml:space="preserve">: </w:t>
+      </w:r>
+      <w:r>
+        <w:rPr>
+          <w:lang w:eastAsia="en-IN"/>
+        </w:rPr>
+        <w:t xml:space="preserve">Price Distribution </w:t>
+      </w:r>
+    </w:p>
+    <w:p>
+      <w:pPr>
+        <w:rPr>
+          <w:lang w:eastAsia="en-IN"/>
+        </w:rPr>
+      </w:pPr>
+      <w:r>
+        <w:rPr>
+          <w:lang w:eastAsia="en-IN"/>
+        </w:rPr>
+        <w:t xml:space="preserve">This phase </w:t>
+      </w:r>
+      <w:r>
+        <w:rPr>
+          <w:lang w:eastAsia="en-IN"/>
+        </w:rPr>
+        <w:t>provides histogram and box plots of ‘</w:t>
+      </w:r>
+      <w:proofErr w:type="spellStart"/>
+      <w:r>
+        <w:rPr>
+          <w:lang w:eastAsia="en-IN"/>
+        </w:rPr>
+        <w:t>price_usd</w:t>
+      </w:r>
+      <w:proofErr w:type="spellEnd"/>
+      <w:r>
+        <w:rPr>
+          <w:lang w:eastAsia="en-IN"/>
+        </w:rPr>
+        <w:t xml:space="preserve">’ </w:t>
+      </w:r>
+      <w:r>
+        <w:rPr>
+          <w:lang w:eastAsia="en-IN"/>
+        </w:rPr>
+        <w:t xml:space="preserve">to understand how the </w:t>
+      </w:r>
+      <w:proofErr w:type="spellStart"/>
+      <w:r>
+        <w:rPr>
+          <w:lang w:eastAsia="en-IN"/>
+        </w:rPr>
+        <w:t>catalog</w:t>
+      </w:r>
+      <w:proofErr w:type="spellEnd"/>
+      <w:r>
+        <w:rPr>
+          <w:lang w:eastAsia="en-IN"/>
+        </w:rPr>
+        <w:t xml:space="preserve"> is distributed across price points.</w:t>
+      </w:r>
+      <w:r>
+        <w:rPr>
+          <w:lang w:eastAsia="en-IN"/>
+        </w:rPr>
+        <w:t xml:space="preserve"> From this it can be informed how ‘</w:t>
+      </w:r>
+      <w:proofErr w:type="spellStart"/>
+      <w:r>
+        <w:rPr>
+          <w:lang w:eastAsia="en-IN"/>
+        </w:rPr>
+        <w:t>price_tier</w:t>
+      </w:r>
+      <w:proofErr w:type="spellEnd"/>
+      <w:r>
+        <w:rPr>
+          <w:lang w:eastAsia="en-IN"/>
+        </w:rPr>
+        <w:t>’ quantile buckets will actually look in dollar terms before H1 test begin.</w:t>
+      </w:r>
+    </w:p>
+    <w:p>
+      <w:pPr>
+        <w:rPr>
+          <w:b/>
+          <w:bCs/>
+          <w:lang w:eastAsia="en-IN"/>
+        </w:rPr>
+      </w:pPr>
+      <w:r>
+        <w:rPr>
+          <w:b/>
+          <w:bCs/>
+          <w:lang w:eastAsia="en-IN"/>
+        </w:rPr>
+        <w:t>Analysis result</w:t>
+      </w:r>
+    </w:p>
+    <w:p>
+      <w:pPr>
+        <w:rPr>
+          <w:b/>
+          <w:bCs/>
+          <w:lang w:eastAsia="en-IN"/>
+        </w:rPr>
+      </w:pPr>
+      <w:r>
+        <w:rPr>
+          <w:b/>
+          <w:bCs/>
           <w:noProof/>
-          <w:lang w:eastAsia="en-IN"/>
-        </w:rPr>
+        </w:rPr>
+        <mc:AlternateContent>
+          <mc:Choice Requires="wps">
+            <w:drawing>
+              <wp:anchor distT="45720" distB="45720" distL="114300" distR="114300" simplePos="0" relativeHeight="251680768" behindDoc="0" locked="0" layoutInCell="1" allowOverlap="1" wp14:anchorId="2FBD855E" wp14:editId="1B368DE0">
+                <wp:simplePos x="0" y="0"/>
+                <wp:positionH relativeFrom="margin">
+                  <wp:posOffset>32657</wp:posOffset>
+                </wp:positionH>
+                <wp:positionV relativeFrom="paragraph">
+                  <wp:posOffset>6894</wp:posOffset>
+                </wp:positionV>
+                <wp:extent cx="1654175" cy="876300"/>
+                <wp:effectExtent l="0" t="0" r="22225" b="19050"/>
+                <wp:wrapNone/>
+                <wp:docPr id="578265249" name="Text Box 2"/>
+                <wp:cNvGraphicFramePr>
+                  <a:graphicFrameLocks xmlns:a="http://schemas.openxmlformats.org/drawingml/2006/main"/>
+                </wp:cNvGraphicFramePr>
+                <a:graphic xmlns:a="http://schemas.openxmlformats.org/drawingml/2006/main">
+                  <a:graphicData uri="http://schemas.microsoft.com/office/word/2010/wordprocessingShape">
+                    <wps:wsp>
+                      <wps:cNvSpPr txBox="1">
+                        <a:spLocks noChangeArrowheads="1"/>
+                      </wps:cNvSpPr>
+                      <wps:spPr bwMode="auto">
+                        <a:xfrm>
+                          <a:off x="0" y="0"/>
+                          <a:ext cx="1654175" cy="876300"/>
+                        </a:xfrm>
+                        <a:prstGeom prst="rect">
+                          <a:avLst/>
+                        </a:prstGeom>
+                        <a:solidFill>
+                          <a:srgbClr val="FFFFFF"/>
+                        </a:solidFill>
+                        <a:ln w="9525">
+                          <a:solidFill>
+                            <a:schemeClr val="tx1"/>
+                          </a:solidFill>
+                          <a:miter lim="800000"/>
+                          <a:headEnd/>
+                          <a:tailEnd/>
+                        </a:ln>
+                      </wps:spPr>
+                      <wps:txbx>
+                        <w:txbxContent>
+                          <w:p>
+                            <w:pPr>
+                              <w:jc w:val="left"/>
+                            </w:pPr>
+                            <w:proofErr w:type="gramStart"/>
+                            <w:r>
+                              <w:t xml:space="preserve">count </w:t>
+                            </w:r>
+                            <w:r>
+                              <w:t>:</w:t>
+                            </w:r>
+                            <w:proofErr w:type="gramEnd"/>
+                            <w:r>
+                              <w:t xml:space="preserve">   8216.000000</w:t>
+                            </w:r>
+                            <w:r>
+                              <w:br/>
+                            </w:r>
+                            <w:proofErr w:type="gramStart"/>
+                            <w:r>
+                              <w:t xml:space="preserve">mean </w:t>
+                            </w:r>
+                            <w:r>
+                              <w:t>:</w:t>
+                            </w:r>
+                            <w:proofErr w:type="gramEnd"/>
+                            <w:r>
+                              <w:t xml:space="preserve">     51.228229</w:t>
+                            </w:r>
+                            <w:r>
+                              <w:br/>
+                            </w:r>
+                            <w:r>
+                              <w:t xml:space="preserve">std   </w:t>
+                            </w:r>
+                            <w:proofErr w:type="gramStart"/>
+                            <w:r>
+                              <w:t xml:space="preserve">  </w:t>
+                            </w:r>
+                            <w:r>
+                              <w:t>:</w:t>
+                            </w:r>
+                            <w:proofErr w:type="gramEnd"/>
+                            <w:r>
+                              <w:t xml:space="preserve">   53.406409</w:t>
+                            </w:r>
+                            <w:r>
+                              <w:br/>
+                            </w:r>
+                            <w:r>
+                              <w:t xml:space="preserve">min </w:t>
+                            </w:r>
+                            <w:proofErr w:type="gramStart"/>
+                            <w:r>
+                              <w:t xml:space="preserve">  </w:t>
+                            </w:r>
+                            <w:r>
+                              <w:t>:</w:t>
+                            </w:r>
+                            <w:proofErr w:type="gramEnd"/>
+                            <w:r>
+                              <w:t xml:space="preserve">    3.000000</w:t>
+                            </w:r>
+                          </w:p>
+                        </w:txbxContent>
+                      </wps:txbx>
+                      <wps:bodyPr rot="0" vert="horz" wrap="square" lIns="91440" tIns="45720" rIns="91440" bIns="45720" anchor="t" anchorCtr="0">
+                        <a:noAutofit/>
+                      </wps:bodyPr>
+                    </wps:wsp>
+                  </a:graphicData>
+                </a:graphic>
+                <wp14:sizeRelH relativeFrom="margin">
+                  <wp14:pctWidth>0</wp14:pctWidth>
+                </wp14:sizeRelH>
+                <wp14:sizeRelV relativeFrom="margin">
+                  <wp14:pctHeight>0</wp14:pctHeight>
+                </wp14:sizeRelV>
+              </wp:anchor>
+            </w:drawing>
+          </mc:Choice>
+          <mc:Fallback>
+            <w:pict>
+              <v:shape w14:anchorId="2FBD855E" id="_x0000_s1027" type="#_x0000_t202" style="position:absolute;left:0;text-align:left;margin-left:2.55pt;margin-top:.55pt;width:130.25pt;height:69pt;z-index:251680768;visibility:visible;mso-wrap-style:square;mso-width-percent:0;mso-height-percent:0;mso-wrap-distance-left:9pt;mso-wrap-distance-top:3.6pt;mso-wrap-distance-right:9pt;mso-wrap-distance-bottom:3.6pt;mso-position-horizontal:absolute;mso-position-horizontal-relative:margin;mso-position-vertical:absolute;mso-position-vertical-relative:text;mso-width-percent:0;mso-height-percent:0;mso-width-relative:margin;mso-height-relative:margin;v-text-anchor:top" o:gfxdata="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" strokecolor="black [3213]">
+                <v:textbox>
+                  <w:txbxContent>
+                    <w:p>
+                      <w:pPr>
+                        <w:jc w:val="left"/>
+                      </w:pPr>
+                      <w:proofErr w:type="gramStart"/>
+                      <w:r>
+                        <w:t xml:space="preserve">count </w:t>
+                      </w:r>
+                      <w:r>
+                        <w:t>:</w:t>
+                      </w:r>
+                      <w:proofErr w:type="gramEnd"/>
+                      <w:r>
+                        <w:t xml:space="preserve">   8216.000000</w:t>
+                      </w:r>
+                      <w:r>
+                        <w:br/>
+                      </w:r>
+                      <w:proofErr w:type="gramStart"/>
+                      <w:r>
+                        <w:t xml:space="preserve">mean </w:t>
+                      </w:r>
+                      <w:r>
+                        <w:t>:</w:t>
+                      </w:r>
+                      <w:proofErr w:type="gramEnd"/>
+                      <w:r>
+                        <w:t xml:space="preserve">     51.228229</w:t>
+                      </w:r>
+                      <w:r>
+                        <w:br/>
+                      </w:r>
+                      <w:r>
+                        <w:t xml:space="preserve">std   </w:t>
+                      </w:r>
+                      <w:proofErr w:type="gramStart"/>
+                      <w:r>
+                        <w:t xml:space="preserve">  </w:t>
+                      </w:r>
+                      <w:r>
+                        <w:t>:</w:t>
+                      </w:r>
+                      <w:proofErr w:type="gramEnd"/>
+                      <w:r>
+                        <w:t xml:space="preserve">   53.406409</w:t>
+                      </w:r>
+                      <w:r>
+                        <w:br/>
+                      </w:r>
+                      <w:r>
+                        <w:t xml:space="preserve">min </w:t>
+                      </w:r>
+                      <w:proofErr w:type="gramStart"/>
+                      <w:r>
+                        <w:t xml:space="preserve">  </w:t>
+                      </w:r>
+                      <w:r>
+                        <w:t>:</w:t>
+                      </w:r>
+                      <w:proofErr w:type="gramEnd"/>
+                      <w:r>
+                        <w:t xml:space="preserve">    3.000000</w:t>
+                      </w:r>
+                    </w:p>
+                  </w:txbxContent>
+                </v:textbox>
+                <w10:wrap anchorx="margin"/>
+              </v:shape>
+            </w:pict>
+          </mc:Fallback>
+        </mc:AlternateContent>
+      </w:r>
+      <w:r>
+        <w:rPr>
+          <w:b/>
+          <w:bCs/>
+          <w:noProof/>
+        </w:rPr>
+        <mc:AlternateContent>
+          <mc:Choice Requires="wps">
+            <w:drawing>
+              <wp:anchor distT="45720" distB="45720" distL="114300" distR="114300" simplePos="0" relativeHeight="251682816" behindDoc="0" locked="0" layoutInCell="1" allowOverlap="1" wp14:anchorId="51929E85" wp14:editId="05394742">
+                <wp:simplePos x="0" y="0"/>
+                <wp:positionH relativeFrom="page">
+                  <wp:posOffset>2400299</wp:posOffset>
+                </wp:positionH>
+                <wp:positionV relativeFrom="paragraph">
+                  <wp:posOffset>23676</wp:posOffset>
+                </wp:positionV>
+                <wp:extent cx="1594757" cy="853440"/>
+                <wp:effectExtent l="0" t="0" r="24765" b="22860"/>
+                <wp:wrapNone/>
+                <wp:docPr id="258308421" name="Text Box 2"/>
+                <wp:cNvGraphicFramePr>
+                  <a:graphicFrameLocks xmlns:a="http://schemas.openxmlformats.org/drawingml/2006/main"/>
+                </wp:cNvGraphicFramePr>
+                <a:graphic xmlns:a="http://schemas.openxmlformats.org/drawingml/2006/main">
+                  <a:graphicData uri="http://schemas.microsoft.com/office/word/2010/wordprocessingShape">
+                    <wps:wsp>
+                      <wps:cNvSpPr txBox="1">
+                        <a:spLocks noChangeArrowheads="1"/>
+                      </wps:cNvSpPr>
+                      <wps:spPr bwMode="auto">
+                        <a:xfrm>
+                          <a:off x="0" y="0"/>
+                          <a:ext cx="1594757" cy="853440"/>
+                        </a:xfrm>
+                        <a:prstGeom prst="rect">
+                          <a:avLst/>
+                        </a:prstGeom>
+                        <a:solidFill>
+                          <a:srgbClr val="FFFFFF"/>
+                        </a:solidFill>
+                        <a:ln w="9525">
+                          <a:solidFill>
+                            <a:schemeClr val="tx1"/>
+                          </a:solidFill>
+                          <a:miter lim="800000"/>
+                          <a:headEnd/>
+                          <a:tailEnd/>
+                        </a:ln>
+                      </wps:spPr>
+                      <wps:txbx>
+                        <w:txbxContent>
+                          <w:p>
+                            <w:pPr>
+                              <w:jc w:val="left"/>
+                            </w:pPr>
+                            <w:r>
+                              <w:t xml:space="preserve">25% </w:t>
+                            </w:r>
+                            <w:proofErr w:type="gramStart"/>
+                            <w:r>
+                              <w:t xml:space="preserve">  </w:t>
+                            </w:r>
+                            <w:r>
+                              <w:t>:</w:t>
+                            </w:r>
+                            <w:proofErr w:type="gramEnd"/>
+                            <w:r>
+                              <w:t xml:space="preserve">     25.000000</w:t>
+                            </w:r>
+                            <w:r>
+                              <w:br/>
+                            </w:r>
+                            <w:r>
+                              <w:t xml:space="preserve">50% </w:t>
+                            </w:r>
+                            <w:proofErr w:type="gramStart"/>
+                            <w:r>
+                              <w:t xml:space="preserve">  </w:t>
+                            </w:r>
+                            <w:r>
+                              <w:t>:</w:t>
+                            </w:r>
+                            <w:proofErr w:type="gramEnd"/>
+                            <w:r>
+                              <w:t xml:space="preserve">     35.000000</w:t>
+                            </w:r>
+                            <w:r>
+                              <w:br/>
+                            </w:r>
+                            <w:r>
+                              <w:t xml:space="preserve">75% </w:t>
+                            </w:r>
+                            <w:proofErr w:type="gramStart"/>
+                            <w:r>
+                              <w:t xml:space="preserve">  </w:t>
+                            </w:r>
+                            <w:r>
+                              <w:t>:</w:t>
+                            </w:r>
+                            <w:proofErr w:type="gramEnd"/>
+                            <w:r>
+                              <w:t xml:space="preserve">     58.000000</w:t>
+                            </w:r>
+                            <w:r>
+                              <w:br/>
+                            </w:r>
+                            <w:r>
+                              <w:t xml:space="preserve">max </w:t>
+                            </w:r>
+                            <w:proofErr w:type="gramStart"/>
+                            <w:r>
+                              <w:t xml:space="preserve">  </w:t>
+                            </w:r>
+                            <w:r>
+                              <w:t>:</w:t>
+                            </w:r>
+                            <w:proofErr w:type="gramEnd"/>
+                            <w:r>
+                              <w:t xml:space="preserve">  1900.000000</w:t>
+                            </w:r>
+                          </w:p>
+                        </w:txbxContent>
+                      </wps:txbx>
+                      <wps:bodyPr rot="0" vert="horz" wrap="square" lIns="91440" tIns="45720" rIns="91440" bIns="45720" anchor="t" anchorCtr="0">
+                        <a:noAutofit/>
+                      </wps:bodyPr>
+                    </wps:wsp>
+                  </a:graphicData>
+                </a:graphic>
+                <wp14:sizeRelH relativeFrom="margin">
+                  <wp14:pctWidth>0</wp14:pctWidth>
+                </wp14:sizeRelH>
+                <wp14:sizeRelV relativeFrom="margin">
+                  <wp14:pctHeight>0</wp14:pctHeight>
+                </wp14:sizeRelV>
+              </wp:anchor>
+            </w:drawing>
+          </mc:Choice>
+          <mc:Fallback>
+            <w:pict>
+              <v:shape w14:anchorId="51929E85" id="_x0000_s1028" type="#_x0000_t202" style="position:absolute;left:0;text-align:left;margin-left:189pt;margin-top:1.85pt;width:125.55pt;height:67.2pt;z-index:251682816;visibility:visible;mso-wrap-style:square;mso-width-percent:0;mso-height-percent:0;mso-wrap-distance-left:9pt;mso-wrap-distance-top:3.6pt;mso-wrap-distance-right:9pt;mso-wrap-distance-bottom:3.6pt;mso-position-horizontal:absolute;mso-position-horizontal-relative:page;mso-position-vertical:absolute;mso-position-vertical-relative:text;mso-width-percent:0;mso-height-percent:0;mso-width-relative:margin;mso-height-relative:margin;v-text-anchor:top" o:gfxdata="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" strokecolor="black [3213]">
+                <v:textbox>
+                  <w:txbxContent>
+                    <w:p>
+                      <w:pPr>
+                        <w:jc w:val="left"/>
+                      </w:pPr>
+                      <w:r>
+                        <w:t xml:space="preserve">25% </w:t>
+                      </w:r>
+                      <w:proofErr w:type="gramStart"/>
+                      <w:r>
+                        <w:t xml:space="preserve">  </w:t>
+                      </w:r>
+                      <w:r>
+                        <w:t>:</w:t>
+                      </w:r>
+                      <w:proofErr w:type="gramEnd"/>
+                      <w:r>
+                        <w:t xml:space="preserve">     25.000000</w:t>
+                      </w:r>
+                      <w:r>
+                        <w:br/>
+                      </w:r>
+                      <w:r>
+                        <w:t xml:space="preserve">50% </w:t>
+                      </w:r>
+                      <w:proofErr w:type="gramStart"/>
+                      <w:r>
+                        <w:t xml:space="preserve">  </w:t>
+                      </w:r>
+                      <w:r>
+                        <w:t>:</w:t>
+                      </w:r>
+                      <w:proofErr w:type="gramEnd"/>
+                      <w:r>
+                        <w:t xml:space="preserve">     35.000000</w:t>
+                      </w:r>
+                      <w:r>
+                        <w:br/>
+                      </w:r>
+                      <w:r>
+                        <w:t xml:space="preserve">75% </w:t>
+                      </w:r>
+                      <w:proofErr w:type="gramStart"/>
+                      <w:r>
+                        <w:t xml:space="preserve">  </w:t>
+                      </w:r>
+                      <w:r>
+                        <w:t>:</w:t>
+                      </w:r>
+                      <w:proofErr w:type="gramEnd"/>
+                      <w:r>
+                        <w:t xml:space="preserve">     58.000000</w:t>
+                      </w:r>
+                      <w:r>
+                        <w:br/>
+                      </w:r>
+                      <w:r>
+                        <w:t xml:space="preserve">max </w:t>
+                      </w:r>
+                      <w:proofErr w:type="gramStart"/>
+                      <w:r>
+                        <w:t xml:space="preserve">  </w:t>
+                      </w:r>
+                      <w:r>
+                        <w:t>:</w:t>
+                      </w:r>
+                      <w:proofErr w:type="gramEnd"/>
+                      <w:r>
+                        <w:t xml:space="preserve">  1900.000000</w:t>
+                      </w:r>
+                    </w:p>
+                  </w:txbxContent>
+                </v:textbox>
+                <w10:wrap anchorx="page"/>
+              </v:shape>
+            </w:pict>
+          </mc:Fallback>
+        </mc:AlternateContent>
+      </w:r>
+    </w:p>
+    <w:p>
+      <w:pPr>
+        <w:rPr>
+          <w:b/>
+          <w:bCs/>
+          <w:lang w:eastAsia="en-IN"/>
+        </w:rPr>
+      </w:pPr>
+      <w:r>
+        <w:rPr>
+          <w:noProof/>
+        </w:rPr>
+        <w:lastRenderedPageBreak/>
         <w:drawing>
-          <wp:anchor distT="0" distB="0" distL="114300" distR="114300" simplePos="0" relativeHeight="251666432" behindDoc="0" locked="0" layoutInCell="1" allowOverlap="1" wp14:anchorId="167E88B0" wp14:editId="7D6EBA67">
-            <wp:simplePos x="0" y="0"/>
-            <wp:positionH relativeFrom="margin">
-              <wp:posOffset>2899525</wp:posOffset>
-            </wp:positionH>
-            <wp:positionV relativeFrom="paragraph">
-              <wp:posOffset>26612</wp:posOffset>
-            </wp:positionV>
-            <wp:extent cx="3542665" cy="1581150"/>
-            <wp:effectExtent l="19050" t="19050" r="19685" b="19050"/>
-            <wp:wrapSquare wrapText="bothSides"/>
-            <wp:docPr id="5949038" name="Picture 13"/>
+          <wp:inline distT="0" distB="0" distL="0" distR="0" wp14:anchorId="48F0E422" wp14:editId="7E740D60">
+            <wp:extent cx="6447064" cy="2449750"/>
+            <wp:effectExtent l="19050" t="19050" r="11430" b="27305"/>
+            <wp:docPr id="1966031542" name="Picture 1"/>
             <wp:cNvGraphicFramePr>
               <a:graphicFrameLocks xmlns:a="http://schemas.openxmlformats.org/drawingml/2006/main" noChangeAspect="1"/>
             </wp:cNvGraphicFramePr>
@@ -4604,13 +5144,13 @@
               <a:graphicData uri="http://schemas.openxmlformats.org/drawingml/2006/picture">
                 <pic:pic xmlns:pic="http://schemas.openxmlformats.org/drawingml/2006/picture">
                   <pic:nvPicPr>
-                    <pic:cNvPr id="0" name="Picture 4"/>
+                    <pic:cNvPr id="0" name="Picture 1"/>
                     <pic:cNvPicPr>
                       <a:picLocks noChangeAspect="1" noChangeArrowheads="1"/>
                     </pic:cNvPicPr>
                   </pic:nvPicPr>
                   <pic:blipFill>
-                    <a:blip r:embed="rId10" cstate="print">
+                    <a:blip r:embed="rId10">
                       <a:extLst>
                         <a:ext uri="{28A0092B-C50C-407E-A947-70E740481C1C}">
                           <a14:useLocalDpi xmlns:a14="http://schemas.microsoft.com/office/drawing/2010/main" val="0"/>
@@ -4625,13 +5165,13 @@
                   <pic:spPr bwMode="auto">
                     <a:xfrm>
                       <a:off x="0" y="0"/>
-                      <a:ext cx="3542665" cy="1581150"/>
+                      <a:ext cx="6493009" cy="2467208"/>
                     </a:xfrm>
                     <a:prstGeom prst="rect">
                       <a:avLst/>
                     </a:prstGeom>
                     <a:noFill/>
-                    <a:ln>
+                    <a:ln w="6350">
                       <a:solidFill>
                         <a:schemeClr val="tx1"/>
                       </a:solidFill>
@@ -4640,92 +5180,8 @@
                 </pic:pic>
               </a:graphicData>
             </a:graphic>
-            <wp14:sizeRelH relativeFrom="margin">
-              <wp14:pctWidth>0</wp14:pctWidth>
-            </wp14:sizeRelH>
-            <wp14:sizeRelV relativeFrom="margin">
-              <wp14:pctHeight>0</wp14:pctHeight>
-            </wp14:sizeRelV>
-          </wp:anchor>
+          </wp:inline>
         </w:drawing>
-      </w:r>
-      <w:r>
-        <w:rPr>
-          <w:noProof/>
-          <w:lang w:eastAsia="en-IN"/>
-        </w:rPr>
-        <w:drawing>
-          <wp:anchor distT="0" distB="0" distL="114300" distR="114300" simplePos="0" relativeHeight="251665408" behindDoc="0" locked="0" layoutInCell="1" allowOverlap="1" wp14:anchorId="09B77954" wp14:editId="1D6C9C1B">
-            <wp:simplePos x="0" y="0"/>
-            <wp:positionH relativeFrom="margin">
-              <wp:align>left</wp:align>
-            </wp:positionH>
-            <wp:positionV relativeFrom="paragraph">
-              <wp:posOffset>240665</wp:posOffset>
-            </wp:positionV>
-            <wp:extent cx="2721610" cy="1345565"/>
-            <wp:effectExtent l="19050" t="19050" r="21590" b="26035"/>
-            <wp:wrapSquare wrapText="bothSides"/>
-            <wp:docPr id="1225487005" name="Picture 10"/>
-            <wp:cNvGraphicFramePr>
-              <a:graphicFrameLocks xmlns:a="http://schemas.openxmlformats.org/drawingml/2006/main" noChangeAspect="1"/>
-            </wp:cNvGraphicFramePr>
-            <a:graphic xmlns:a="http://schemas.openxmlformats.org/drawingml/2006/main">
-              <a:graphicData uri="http://schemas.openxmlformats.org/drawingml/2006/picture">
-                <pic:pic xmlns:pic="http://schemas.openxmlformats.org/drawingml/2006/picture">
-                  <pic:nvPicPr>
-                    <pic:cNvPr id="0" name="Picture 3"/>
-                    <pic:cNvPicPr>
-                      <a:picLocks noChangeAspect="1" noChangeArrowheads="1"/>
-                    </pic:cNvPicPr>
-                  </pic:nvPicPr>
-                  <pic:blipFill>
-                    <a:blip r:embed="rId11" cstate="print">
-                      <a:extLst>
-                        <a:ext uri="{28A0092B-C50C-407E-A947-70E740481C1C}">
-                          <a14:useLocalDpi xmlns:a14="http://schemas.microsoft.com/office/drawing/2010/main" val="0"/>
-                        </a:ext>
-                      </a:extLst>
-                    </a:blip>
-                    <a:srcRect/>
-                    <a:stretch>
-                      <a:fillRect/>
-                    </a:stretch>
-                  </pic:blipFill>
-                  <pic:spPr bwMode="auto">
-                    <a:xfrm>
-                      <a:off x="0" y="0"/>
-                      <a:ext cx="2740635" cy="1354985"/>
-                    </a:xfrm>
-                    <a:prstGeom prst="rect">
-                      <a:avLst/>
-                    </a:prstGeom>
-                    <a:noFill/>
-                    <a:ln>
-                      <a:solidFill>
-                        <a:schemeClr val="tx1"/>
-                      </a:solidFill>
-                    </a:ln>
-                  </pic:spPr>
-                </pic:pic>
-              </a:graphicData>
-            </a:graphic>
-            <wp14:sizeRelH relativeFrom="margin">
-              <wp14:pctWidth>0</wp14:pctWidth>
-            </wp14:sizeRelH>
-            <wp14:sizeRelV relativeFrom="margin">
-              <wp14:pctHeight>0</wp14:pctHeight>
-            </wp14:sizeRelV>
-          </wp:anchor>
-        </w:drawing>
-      </w:r>
-      <w:r>
-        <w:rPr>
-          <w:b/>
-          <w:bCs/>
-          <w:lang w:eastAsia="en-IN"/>
-        </w:rPr>
-        <w:t>Analysis result</w:t>
       </w:r>
     </w:p>
     <w:p>
@@ -4760,8 +5216,37 @@
         <w:rPr>
           <w:lang w:eastAsia="en-IN"/>
         </w:rPr>
-        <w:lastRenderedPageBreak/>
-        <w:t>The LRR decomposition is mathematically valid, with individual loan status contributions summing exactly to the overall portfolio LRR (51.27%).</w:t>
+        <w:t>Price is heavily right skewed, with most product concentrated at lower price points (75</w:t>
+      </w:r>
+      <w:r>
+        <w:rPr>
+          <w:lang w:eastAsia="en-IN"/>
+        </w:rPr>
+        <w:t>%</w:t>
+      </w:r>
+      <w:r>
+        <w:rPr>
+          <w:lang w:eastAsia="en-IN"/>
+        </w:rPr>
+        <w:t xml:space="preserve"> product priced around $58 or below</w:t>
+      </w:r>
+      <w:r>
+        <w:rPr>
+          <w:lang w:eastAsia="en-IN"/>
+        </w:rPr>
+        <w:t>)</w:t>
+      </w:r>
+      <w:r>
+        <w:rPr>
+          <w:lang w:eastAsia="en-IN"/>
+        </w:rPr>
+        <w:t xml:space="preserve"> and</w:t>
+      </w:r>
+      <w:r>
+        <w:rPr>
+          <w:lang w:eastAsia="en-IN"/>
+        </w:rPr>
+        <w:t xml:space="preserve"> the interquartile range ($25–$58) is narrow relative to the full range.</w:t>
       </w:r>
     </w:p>
     <w:p>
@@ -4779,7 +5264,79 @@
         <w:rPr>
           <w:lang w:eastAsia="en-IN"/>
         </w:rPr>
-        <w:t>Fully Paid loans (21.26%) contribute the most to LRR (24.28 pts) due to complete principal and interest recovery</w:t>
+        <w:t xml:space="preserve">A long tail of expensive products extending up to </w:t>
+      </w:r>
+      <w:r>
+        <w:rPr>
+          <w:lang w:eastAsia="en-IN"/>
+        </w:rPr>
+        <w:t>$</w:t>
+      </w:r>
+      <w:r>
+        <w:rPr>
+          <w:lang w:eastAsia="en-IN"/>
+        </w:rPr>
+        <w:t>1,90</w:t>
+      </w:r>
+      <w:r>
+        <w:rPr>
+          <w:lang w:eastAsia="en-IN"/>
+        </w:rPr>
+        <w:t>0</w:t>
+      </w:r>
+      <w:r>
+        <w:rPr>
+          <w:lang w:eastAsia="en-IN"/>
+        </w:rPr>
+        <w:t>. This indicates that a small number of premium-priced products inflate the average price (</w:t>
+      </w:r>
+      <w:r>
+        <w:rPr>
+          <w:lang w:eastAsia="en-IN"/>
+        </w:rPr>
+        <w:t>$</w:t>
+      </w:r>
+      <w:r>
+        <w:rPr>
+          <w:lang w:eastAsia="en-IN"/>
+        </w:rPr>
+        <w:t>51.2</w:t>
+      </w:r>
+      <w:r>
+        <w:rPr>
+          <w:lang w:eastAsia="en-IN"/>
+        </w:rPr>
+        <w:t>3</w:t>
+      </w:r>
+      <w:r>
+        <w:rPr>
+          <w:lang w:eastAsia="en-IN"/>
+        </w:rPr>
+        <w:t>) above the median (</w:t>
+      </w:r>
+      <w:r>
+        <w:rPr>
+          <w:lang w:eastAsia="en-IN"/>
+        </w:rPr>
+        <w:t>$</w:t>
+      </w:r>
+      <w:r>
+        <w:rPr>
+          <w:lang w:eastAsia="en-IN"/>
+        </w:rPr>
+        <w:t>3</w:t>
+      </w:r>
+      <w:r>
+        <w:rPr>
+          <w:lang w:eastAsia="en-IN"/>
+        </w:rPr>
+        <w:t>5</w:t>
+      </w:r>
+      <w:r>
+        <w:rPr>
+          <w:lang w:eastAsia="en-IN"/>
+        </w:rPr>
+        <w:t>)</w:t>
       </w:r>
       <w:r>
         <w:rPr>
@@ -4799,36 +5356,6 @@
           <w:lang w:eastAsia="en-IN"/>
         </w:rPr>
       </w:pPr>
-      <w:r>
-        <w:rPr>
-          <w:lang w:eastAsia="en-IN"/>
-        </w:rPr>
-        <w:t>Current loans (71.10%) contribute 23.70 pts, indicating significant repayment potential as they mature</w:t>
-      </w:r>
-      <w:r>
-        <w:rPr>
-          <w:lang w:eastAsia="en-IN"/>
-        </w:rPr>
-        <w:t>.</w:t>
-      </w:r>
-    </w:p>
-    <w:p>
-      <w:pPr>
-        <w:pStyle w:val="ListParagraph"/>
-        <w:numPr>
-          <w:ilvl w:val="0"/>
-          <w:numId w:val="9"/>
-        </w:numPr>
-        <w:rPr>
-          <w:lang w:eastAsia="en-IN"/>
-        </w:rPr>
-      </w:pPr>
-      <w:r>
-        <w:rPr>
-          <w:lang w:eastAsia="en-IN"/>
-        </w:rPr>
-        <w:t>Late, Default, and Charged Off loans contribute minimally but represent the primary sources of repayment risk.</w:t>
-      </w:r>
     </w:p>
     <w:p>
       <w:pPr>
@@ -4862,43 +5389,13 @@
         <w:rPr>
           <w:lang w:eastAsia="en-IN"/>
         </w:rPr>
-        <w:t>Prioritize Current loans, as improving their transition to Fully Paid status will have the greatest impact on overall LRR.</w:t>
-      </w:r>
-    </w:p>
-    <w:p>
-      <w:pPr>
-        <w:pStyle w:val="ListParagraph"/>
-        <w:numPr>
-          <w:ilvl w:val="0"/>
-          <w:numId w:val="10"/>
-        </w:numPr>
-        <w:rPr>
-          <w:lang w:eastAsia="en-IN"/>
-        </w:rPr>
-      </w:pPr>
-      <w:r>
-        <w:rPr>
-          <w:lang w:eastAsia="en-IN"/>
-        </w:rPr>
-        <w:t>Implement early collection strategies for Late and Default borrowers to prevent progression into Charged Off status.</w:t>
-      </w:r>
-    </w:p>
-    <w:p>
-      <w:pPr>
-        <w:pStyle w:val="ListParagraph"/>
-        <w:numPr>
-          <w:ilvl w:val="0"/>
-          <w:numId w:val="10"/>
-        </w:numPr>
-        <w:rPr>
-          <w:lang w:eastAsia="en-IN"/>
-        </w:rPr>
-      </w:pPr>
-      <w:r>
-        <w:rPr>
-          <w:lang w:eastAsia="en-IN"/>
-        </w:rPr>
-        <w:t>Strengthen underwriting and risk monitoring to reduce Charged Off loans and improve long-term portfolio profitability.</w:t>
+        <w:t>M</w:t>
+      </w:r>
+      <w:r>
+        <w:rPr>
+          <w:lang w:eastAsia="en-IN"/>
+        </w:rPr>
+        <w:t>edian and price-tier comparisons should be preferred over the overall mean when evaluating typical product pricing, while high-price outliers should be analysed separately to understand their impact on customer satisfaction.</w:t>
       </w:r>
     </w:p>
     <w:p>
@@ -4967,7 +5464,7 @@
                     </pic:cNvPicPr>
                   </pic:nvPicPr>
                   <pic:blipFill>
-                    <a:blip r:embed="rId12" cstate="print">
+                    <a:blip r:embed="rId11" cstate="print">
                       <a:extLst>
                         <a:ext uri="{28A0092B-C50C-407E-A947-70E740481C1C}">
                           <a14:useLocalDpi xmlns:a14="http://schemas.microsoft.com/office/drawing/2010/main" val="0"/>
@@ -5062,7 +5559,7 @@
                     </pic:cNvPicPr>
                   </pic:nvPicPr>
                   <pic:blipFill>
-                    <a:blip r:embed="rId13">
+                    <a:blip r:embed="rId12">
                       <a:extLst>
                         <a:ext uri="{28A0092B-C50C-407E-A947-70E740481C1C}">
                           <a14:useLocalDpi xmlns:a14="http://schemas.microsoft.com/office/drawing/2010/main" val="0"/>
@@ -5119,6 +5616,7 @@
         <w:rPr>
           <w:lang w:eastAsia="en-IN"/>
         </w:rPr>
+        <w:lastRenderedPageBreak/>
         <w:t>Annual Income</w:t>
       </w:r>
       <w:r>
@@ -5270,7 +5768,6 @@
         <w:rPr>
           <w:lang w:eastAsia="en-IN"/>
         </w:rPr>
-        <w:lastRenderedPageBreak/>
         <w:t>Repayment improvement initiatives should focus on the large middle-income borrower segment rather than a small number of high-income customers, as they represent the majority of the portfolio.</w:t>
       </w:r>
     </w:p>
@@ -5400,7 +5897,7 @@
                     </pic:cNvPicPr>
                   </pic:nvPicPr>
                   <pic:blipFill>
-                    <a:blip r:embed="rId14" cstate="print">
+                    <a:blip r:embed="rId13" cstate="print">
                       <a:extLst>
                         <a:ext uri="{28A0092B-C50C-407E-A947-70E740481C1C}">
                           <a14:useLocalDpi xmlns:a14="http://schemas.microsoft.com/office/drawing/2010/main" val="0"/>
@@ -5520,6 +6017,7 @@
         <w:rPr>
           <w:lang w:eastAsia="en-IN"/>
         </w:rPr>
+        <w:lastRenderedPageBreak/>
         <w:t>“</w:t>
       </w:r>
       <w:proofErr w:type="gramStart"/>
@@ -5627,7 +6125,6 @@
         <w:pStyle w:val="Heading2"/>
       </w:pPr>
       <w:r>
-        <w:lastRenderedPageBreak/>
         <w:t>Phase 6: Default Rate by Loan Characteristics</w:t>
       </w:r>
     </w:p>
@@ -5686,7 +6183,7 @@
                     </pic:cNvPicPr>
                   </pic:nvPicPr>
                   <pic:blipFill>
-                    <a:blip r:embed="rId15" cstate="print">
+                    <a:blip r:embed="rId14" cstate="print">
                       <a:extLst>
                         <a:ext uri="{28A0092B-C50C-407E-A947-70E740481C1C}">
                           <a14:useLocalDpi xmlns:a14="http://schemas.microsoft.com/office/drawing/2010/main" val="0"/>
@@ -5825,6 +6322,7 @@
         </w:numPr>
       </w:pPr>
       <w:r>
+        <w:lastRenderedPageBreak/>
         <w:t>Apply enhanced credit assessment for 60-month loans or introduce pricing strategies that better compensate for their higher default probability.</w:t>
       </w:r>
     </w:p>
@@ -5870,7 +6368,6 @@
           <w:b/>
           <w:bCs/>
         </w:rPr>
-        <w:lastRenderedPageBreak/>
         <w:t>Analysis result</w:t>
       </w:r>
     </w:p>
@@ -5897,7 +6394,7 @@
                     </pic:cNvPicPr>
                   </pic:nvPicPr>
                   <pic:blipFill>
-                    <a:blip r:embed="rId16" cstate="print">
+                    <a:blip r:embed="rId15" cstate="print">
                       <a:extLst>
                         <a:ext uri="{28A0092B-C50C-407E-A947-70E740481C1C}">
                           <a14:useLocalDpi xmlns:a14="http://schemas.microsoft.com/office/drawing/2010/main" val="0"/>
@@ -6046,6 +6543,7 @@
         <w:pStyle w:val="Heading2"/>
       </w:pPr>
       <w:r>
+        <w:lastRenderedPageBreak/>
         <w:t xml:space="preserve">Phase </w:t>
       </w:r>
       <w:r>
@@ -6088,7 +6586,6 @@
         <w:rPr>
           <w:noProof/>
         </w:rPr>
-        <w:lastRenderedPageBreak/>
         <w:drawing>
           <wp:inline distT="0" distB="0" distL="0" distR="0" wp14:anchorId="34CC5AEC" wp14:editId="55C03F33">
             <wp:extent cx="4405993" cy="3003700"/>
@@ -6107,7 +6604,7 @@
                     </pic:cNvPicPr>
                   </pic:nvPicPr>
                   <pic:blipFill>
-                    <a:blip r:embed="rId17" cstate="print">
+                    <a:blip r:embed="rId16" cstate="print">
                       <a:extLst>
                         <a:ext uri="{28A0092B-C50C-407E-A947-70E740481C1C}">
                           <a14:useLocalDpi xmlns:a14="http://schemas.microsoft.com/office/drawing/2010/main" val="0"/>
@@ -6355,7 +6852,7 @@
                     </pic:cNvPicPr>
                   </pic:nvPicPr>
                   <pic:blipFill>
-                    <a:blip r:embed="rId18" cstate="print">
+                    <a:blip r:embed="rId17" cstate="print">
                       <a:extLst>
                         <a:ext uri="{28A0092B-C50C-407E-A947-70E740481C1C}">
                           <a14:useLocalDpi xmlns:a14="http://schemas.microsoft.com/office/drawing/2010/main" val="0"/>
@@ -6538,7 +7035,7 @@
                     </pic:cNvPicPr>
                   </pic:nvPicPr>
                   <pic:blipFill>
-                    <a:blip r:embed="rId19">
+                    <a:blip r:embed="rId18">
                       <a:extLst>
                         <a:ext uri="{28A0092B-C50C-407E-A947-70E740481C1C}">
                           <a14:useLocalDpi xmlns:a14="http://schemas.microsoft.com/office/drawing/2010/main" val="0"/>
@@ -6698,7 +7195,7 @@
                     </pic:cNvPicPr>
                   </pic:nvPicPr>
                   <pic:blipFill>
-                    <a:blip r:embed="rId20" cstate="print">
+                    <a:blip r:embed="rId19" cstate="print">
                       <a:extLst>
                         <a:ext uri="{28A0092B-C50C-407E-A947-70E740481C1C}">
                           <a14:useLocalDpi xmlns:a14="http://schemas.microsoft.com/office/drawing/2010/main" val="0"/>
@@ -7562,6 +8059,119 @@
     </w:lvl>
   </w:abstractNum>
   <w:abstractNum w:abstractNumId="4" w15:restartNumberingAfterBreak="0">
+    <w:nsid w:val="04B825B0"/>
+    <w:multiLevelType w:val="hybridMultilevel"/>
+    <w:tmpl w:val="1B503E20"/>
+    <w:lvl w:ilvl="0" w:tplc="40090001">
+      <w:start w:val="1"/>
+      <w:numFmt w:val="bullet"/>
+      <w:lvlText w:val=""/>
+      <w:lvlJc w:val="left"/>
+      <w:pPr>
+        <w:ind w:left="720" w:hanging="360"/>
+      </w:pPr>
+      <w:rPr>
+        <w:rFonts w:ascii="Symbol" w:hAnsi="Symbol" w:hint="default"/>
+      </w:rPr>
+    </w:lvl>
+    <w:lvl w:ilvl="1" w:tplc="40090003" w:tentative="1">
+      <w:start w:val="1"/>
+      <w:numFmt w:val="bullet"/>
+      <w:lvlText w:val="o"/>
+      <w:lvlJc w:val="left"/>
+      <w:pPr>
+        <w:ind w:left="1440" w:hanging="360"/>
+      </w:pPr>
+      <w:rPr>
+        <w:rFonts w:ascii="Courier New" w:hAnsi="Courier New" w:cs="Courier New" w:hint="default"/>
+      </w:rPr>
+    </w:lvl>
+    <w:lvl w:ilvl="2" w:tplc="40090005" w:tentative="1">
+      <w:start w:val="1"/>
+      <w:numFmt w:val="bullet"/>
+      <w:lvlText w:val=""/>
+      <w:lvlJc w:val="left"/>
+      <w:pPr>
+        <w:ind w:left="2160" w:hanging="360"/>
+      </w:pPr>
+      <w:rPr>
+        <w:rFonts w:ascii="Wingdings" w:hAnsi="Wingdings" w:hint="default"/>
+      </w:rPr>
+    </w:lvl>
+    <w:lvl w:ilvl="3" w:tplc="40090001" w:tentative="1">
+      <w:start w:val="1"/>
+      <w:numFmt w:val="bullet"/>
+      <w:lvlText w:val=""/>
+      <w:lvlJc w:val="left"/>
+      <w:pPr>
+        <w:ind w:left="2880" w:hanging="360"/>
+      </w:pPr>
+      <w:rPr>
+        <w:rFonts w:ascii="Symbol" w:hAnsi="Symbol" w:hint="default"/>
+      </w:rPr>
+    </w:lvl>
+    <w:lvl w:ilvl="4" w:tplc="40090003" w:tentative="1">
+      <w:start w:val="1"/>
+      <w:numFmt w:val="bullet"/>
+      <w:lvlText w:val="o"/>
+      <w:lvlJc w:val="left"/>
+      <w:pPr>
+        <w:ind w:left="3600" w:hanging="360"/>
+      </w:pPr>
+      <w:rPr>
+        <w:rFonts w:ascii="Courier New" w:hAnsi="Courier New" w:cs="Courier New" w:hint="default"/>
+      </w:rPr>
+    </w:lvl>
+    <w:lvl w:ilvl="5" w:tplc="40090005" w:tentative="1">
+      <w:start w:val="1"/>
+      <w:numFmt w:val="bullet"/>
+      <w:lvlText w:val=""/>
+      <w:lvlJc w:val="left"/>
+      <w:pPr>
+        <w:ind w:left="4320" w:hanging="360"/>
+      </w:pPr>
+      <w:rPr>
+        <w:rFonts w:ascii="Wingdings" w:hAnsi="Wingdings" w:hint="default"/>
+      </w:rPr>
+    </w:lvl>
+    <w:lvl w:ilvl="6" w:tplc="40090001" w:tentative="1">
+      <w:start w:val="1"/>
+      <w:numFmt w:val="bullet"/>
+      <w:lvlText w:val=""/>
+      <w:lvlJc w:val="left"/>
+      <w:pPr>
+        <w:ind w:left="5040" w:hanging="360"/>
+      </w:pPr>
+      <w:rPr>
+        <w:rFonts w:ascii="Symbol" w:hAnsi="Symbol" w:hint="default"/>
+      </w:rPr>
+    </w:lvl>
+    <w:lvl w:ilvl="7" w:tplc="40090003" w:tentative="1">
+      <w:start w:val="1"/>
+      <w:numFmt w:val="bullet"/>
+      <w:lvlText w:val="o"/>
+      <w:lvlJc w:val="left"/>
+      <w:pPr>
+        <w:ind w:left="5760" w:hanging="360"/>
+      </w:pPr>
+      <w:rPr>
+        <w:rFonts w:ascii="Courier New" w:hAnsi="Courier New" w:cs="Courier New" w:hint="default"/>
+      </w:rPr>
+    </w:lvl>
+    <w:lvl w:ilvl="8" w:tplc="40090005" w:tentative="1">
+      <w:start w:val="1"/>
+      <w:numFmt w:val="bullet"/>
+      <w:lvlText w:val=""/>
+      <w:lvlJc w:val="left"/>
+      <w:pPr>
+        <w:ind w:left="6480" w:hanging="360"/>
+      </w:pPr>
+      <w:rPr>
+        <w:rFonts w:ascii="Wingdings" w:hAnsi="Wingdings" w:hint="default"/>
+      </w:rPr>
+    </w:lvl>
+  </w:abstractNum>
+  <w:abstractNum w:abstractNumId="5" w15:restartNumberingAfterBreak="0">
     <w:nsid w:val="09F77F8B"/>
     <w:multiLevelType w:val="hybridMultilevel"/>
     <w:tmpl w:val="93FA717E"/>
@@ -7674,7 +8284,7 @@
       </w:rPr>
     </w:lvl>
   </w:abstractNum>
-  <w:abstractNum w:abstractNumId="5" w15:restartNumberingAfterBreak="0">
+  <w:abstractNum w:abstractNumId="6" w15:restartNumberingAfterBreak="0">
     <w:nsid w:val="0A6C0E9B"/>
     <w:multiLevelType w:val="hybridMultilevel"/>
     <w:tmpl w:val="0FF0B570"/>
@@ -7787,7 +8397,7 @@
       </w:rPr>
     </w:lvl>
   </w:abstractNum>
-  <w:abstractNum w:abstractNumId="6" w15:restartNumberingAfterBreak="0">
+  <w:abstractNum w:abstractNumId="7" w15:restartNumberingAfterBreak="0">
     <w:nsid w:val="0AEB0F68"/>
     <w:multiLevelType w:val="hybridMultilevel"/>
     <w:tmpl w:val="892CF02C"/>
@@ -7900,7 +8510,7 @@
       </w:rPr>
     </w:lvl>
   </w:abstractNum>
-  <w:abstractNum w:abstractNumId="7" w15:restartNumberingAfterBreak="0">
+  <w:abstractNum w:abstractNumId="8" w15:restartNumberingAfterBreak="0">
     <w:nsid w:val="0E546458"/>
     <w:multiLevelType w:val="hybridMultilevel"/>
     <w:tmpl w:val="AC966D4E"/>
@@ -8013,7 +8623,7 @@
       </w:rPr>
     </w:lvl>
   </w:abstractNum>
-  <w:abstractNum w:abstractNumId="8" w15:restartNumberingAfterBreak="0">
+  <w:abstractNum w:abstractNumId="9" w15:restartNumberingAfterBreak="0">
     <w:nsid w:val="0E9F0B54"/>
     <w:multiLevelType w:val="hybridMultilevel"/>
     <w:tmpl w:val="90E060A2"/>
@@ -8126,7 +8736,7 @@
       </w:rPr>
     </w:lvl>
   </w:abstractNum>
-  <w:abstractNum w:abstractNumId="9" w15:restartNumberingAfterBreak="0">
+  <w:abstractNum w:abstractNumId="10" w15:restartNumberingAfterBreak="0">
     <w:nsid w:val="0F310BE8"/>
     <w:multiLevelType w:val="hybridMultilevel"/>
     <w:tmpl w:val="FC1EB710"/>
@@ -8239,7 +8849,7 @@
       </w:rPr>
     </w:lvl>
   </w:abstractNum>
-  <w:abstractNum w:abstractNumId="10" w15:restartNumberingAfterBreak="0">
+  <w:abstractNum w:abstractNumId="11" w15:restartNumberingAfterBreak="0">
     <w:nsid w:val="13500BDD"/>
     <w:multiLevelType w:val="hybridMultilevel"/>
     <w:tmpl w:val="AE78B07E"/>
@@ -8352,7 +8962,7 @@
       </w:rPr>
     </w:lvl>
   </w:abstractNum>
-  <w:abstractNum w:abstractNumId="11" w15:restartNumberingAfterBreak="0">
+  <w:abstractNum w:abstractNumId="12" w15:restartNumberingAfterBreak="0">
     <w:nsid w:val="13B12B5C"/>
     <w:multiLevelType w:val="hybridMultilevel"/>
     <w:tmpl w:val="6310ECB6"/>
@@ -8465,7 +9075,7 @@
       </w:rPr>
     </w:lvl>
   </w:abstractNum>
-  <w:abstractNum w:abstractNumId="12" w15:restartNumberingAfterBreak="0">
+  <w:abstractNum w:abstractNumId="13" w15:restartNumberingAfterBreak="0">
     <w:nsid w:val="1BAA779A"/>
     <w:multiLevelType w:val="hybridMultilevel"/>
     <w:tmpl w:val="4AA4F498"/>
@@ -8578,7 +9188,7 @@
       </w:rPr>
     </w:lvl>
   </w:abstractNum>
-  <w:abstractNum w:abstractNumId="13" w15:restartNumberingAfterBreak="0">
+  <w:abstractNum w:abstractNumId="14" w15:restartNumberingAfterBreak="0">
     <w:nsid w:val="1C9B1857"/>
     <w:multiLevelType w:val="hybridMultilevel"/>
     <w:tmpl w:val="DE4E091E"/>
@@ -8691,7 +9301,7 @@
       </w:rPr>
     </w:lvl>
   </w:abstractNum>
-  <w:abstractNum w:abstractNumId="14" w15:restartNumberingAfterBreak="0">
+  <w:abstractNum w:abstractNumId="15" w15:restartNumberingAfterBreak="0">
     <w:nsid w:val="2F383463"/>
     <w:multiLevelType w:val="hybridMultilevel"/>
     <w:tmpl w:val="DC66F0E8"/>
@@ -8804,7 +9414,7 @@
       </w:rPr>
     </w:lvl>
   </w:abstractNum>
-  <w:abstractNum w:abstractNumId="15" w15:restartNumberingAfterBreak="0">
+  <w:abstractNum w:abstractNumId="16" w15:restartNumberingAfterBreak="0">
     <w:nsid w:val="35EB3890"/>
     <w:multiLevelType w:val="hybridMultilevel"/>
     <w:tmpl w:val="63EA68EA"/>
@@ -8917,7 +9527,7 @@
       </w:rPr>
     </w:lvl>
   </w:abstractNum>
-  <w:abstractNum w:abstractNumId="16" w15:restartNumberingAfterBreak="0">
+  <w:abstractNum w:abstractNumId="17" w15:restartNumberingAfterBreak="0">
     <w:nsid w:val="3627299F"/>
     <w:multiLevelType w:val="hybridMultilevel"/>
     <w:tmpl w:val="C5DAB694"/>
@@ -9030,7 +9640,7 @@
       </w:rPr>
     </w:lvl>
   </w:abstractNum>
-  <w:abstractNum w:abstractNumId="17" w15:restartNumberingAfterBreak="0">
+  <w:abstractNum w:abstractNumId="18" w15:restartNumberingAfterBreak="0">
     <w:nsid w:val="3C3B5A57"/>
     <w:multiLevelType w:val="hybridMultilevel"/>
     <w:tmpl w:val="08D0650A"/>
@@ -9143,7 +9753,7 @@
       </w:rPr>
     </w:lvl>
   </w:abstractNum>
-  <w:abstractNum w:abstractNumId="18" w15:restartNumberingAfterBreak="0">
+  <w:abstractNum w:abstractNumId="19" w15:restartNumberingAfterBreak="0">
     <w:nsid w:val="3D7A32BB"/>
     <w:multiLevelType w:val="hybridMultilevel"/>
     <w:tmpl w:val="F7BECB1E"/>
@@ -9256,7 +9866,7 @@
       </w:rPr>
     </w:lvl>
   </w:abstractNum>
-  <w:abstractNum w:abstractNumId="19" w15:restartNumberingAfterBreak="0">
+  <w:abstractNum w:abstractNumId="20" w15:restartNumberingAfterBreak="0">
     <w:nsid w:val="3F450092"/>
     <w:multiLevelType w:val="hybridMultilevel"/>
     <w:tmpl w:val="1864FE14"/>
@@ -9369,7 +9979,7 @@
       </w:rPr>
     </w:lvl>
   </w:abstractNum>
-  <w:abstractNum w:abstractNumId="20" w15:restartNumberingAfterBreak="0">
+  <w:abstractNum w:abstractNumId="21" w15:restartNumberingAfterBreak="0">
     <w:nsid w:val="45976ADC"/>
     <w:multiLevelType w:val="hybridMultilevel"/>
     <w:tmpl w:val="A9B2BF34"/>
@@ -9482,7 +10092,7 @@
       </w:rPr>
     </w:lvl>
   </w:abstractNum>
-  <w:abstractNum w:abstractNumId="21" w15:restartNumberingAfterBreak="0">
+  <w:abstractNum w:abstractNumId="22" w15:restartNumberingAfterBreak="0">
     <w:nsid w:val="47F82C38"/>
     <w:multiLevelType w:val="hybridMultilevel"/>
     <w:tmpl w:val="246491E2"/>
@@ -9595,7 +10205,7 @@
       </w:rPr>
     </w:lvl>
   </w:abstractNum>
-  <w:abstractNum w:abstractNumId="22" w15:restartNumberingAfterBreak="0">
+  <w:abstractNum w:abstractNumId="23" w15:restartNumberingAfterBreak="0">
     <w:nsid w:val="4D4D56F9"/>
     <w:multiLevelType w:val="hybridMultilevel"/>
     <w:tmpl w:val="A134F64A"/>
@@ -9708,7 +10318,7 @@
       </w:rPr>
     </w:lvl>
   </w:abstractNum>
-  <w:abstractNum w:abstractNumId="23" w15:restartNumberingAfterBreak="0">
+  <w:abstractNum w:abstractNumId="24" w15:restartNumberingAfterBreak="0">
     <w:nsid w:val="4E8161E5"/>
     <w:multiLevelType w:val="hybridMultilevel"/>
     <w:tmpl w:val="A22A961E"/>
@@ -9821,7 +10431,7 @@
       </w:rPr>
     </w:lvl>
   </w:abstractNum>
-  <w:abstractNum w:abstractNumId="24" w15:restartNumberingAfterBreak="0">
+  <w:abstractNum w:abstractNumId="25" w15:restartNumberingAfterBreak="0">
     <w:nsid w:val="5CBB3896"/>
     <w:multiLevelType w:val="hybridMultilevel"/>
     <w:tmpl w:val="1D5EED30"/>
@@ -9934,7 +10544,7 @@
       </w:rPr>
     </w:lvl>
   </w:abstractNum>
-  <w:abstractNum w:abstractNumId="25" w15:restartNumberingAfterBreak="0">
+  <w:abstractNum w:abstractNumId="26" w15:restartNumberingAfterBreak="0">
     <w:nsid w:val="60265E7B"/>
     <w:multiLevelType w:val="hybridMultilevel"/>
     <w:tmpl w:val="D292BF6C"/>
@@ -10047,7 +10657,7 @@
       </w:rPr>
     </w:lvl>
   </w:abstractNum>
-  <w:abstractNum w:abstractNumId="26" w15:restartNumberingAfterBreak="0">
+  <w:abstractNum w:abstractNumId="27" w15:restartNumberingAfterBreak="0">
     <w:nsid w:val="66DE1FF9"/>
     <w:multiLevelType w:val="hybridMultilevel"/>
     <w:tmpl w:val="68CE1156"/>
@@ -10160,7 +10770,7 @@
       </w:rPr>
     </w:lvl>
   </w:abstractNum>
-  <w:abstractNum w:abstractNumId="27" w15:restartNumberingAfterBreak="0">
+  <w:abstractNum w:abstractNumId="28" w15:restartNumberingAfterBreak="0">
     <w:nsid w:val="6964718C"/>
     <w:multiLevelType w:val="hybridMultilevel"/>
     <w:tmpl w:val="D444AEC8"/>
@@ -10273,7 +10883,7 @@
       </w:rPr>
     </w:lvl>
   </w:abstractNum>
-  <w:abstractNum w:abstractNumId="28" w15:restartNumberingAfterBreak="0">
+  <w:abstractNum w:abstractNumId="29" w15:restartNumberingAfterBreak="0">
     <w:nsid w:val="6D5A58C4"/>
     <w:multiLevelType w:val="hybridMultilevel"/>
     <w:tmpl w:val="212A9578"/>
@@ -10386,7 +10996,7 @@
       </w:rPr>
     </w:lvl>
   </w:abstractNum>
-  <w:abstractNum w:abstractNumId="29" w15:restartNumberingAfterBreak="0">
+  <w:abstractNum w:abstractNumId="30" w15:restartNumberingAfterBreak="0">
     <w:nsid w:val="6D6F7C06"/>
     <w:multiLevelType w:val="hybridMultilevel"/>
     <w:tmpl w:val="96DAC2D0"/>
@@ -10499,7 +11109,7 @@
       </w:rPr>
     </w:lvl>
   </w:abstractNum>
-  <w:abstractNum w:abstractNumId="30" w15:restartNumberingAfterBreak="0">
+  <w:abstractNum w:abstractNumId="31" w15:restartNumberingAfterBreak="0">
     <w:nsid w:val="70152459"/>
     <w:multiLevelType w:val="hybridMultilevel"/>
     <w:tmpl w:val="388CC008"/>
@@ -10585,7 +11195,7 @@
       </w:pPr>
     </w:lvl>
   </w:abstractNum>
-  <w:abstractNum w:abstractNumId="31" w15:restartNumberingAfterBreak="0">
+  <w:abstractNum w:abstractNumId="32" w15:restartNumberingAfterBreak="0">
     <w:nsid w:val="71535886"/>
     <w:multiLevelType w:val="hybridMultilevel"/>
     <w:tmpl w:val="485413D8"/>
@@ -10698,7 +11308,7 @@
       </w:rPr>
     </w:lvl>
   </w:abstractNum>
-  <w:abstractNum w:abstractNumId="32" w15:restartNumberingAfterBreak="0">
+  <w:abstractNum w:abstractNumId="33" w15:restartNumberingAfterBreak="0">
     <w:nsid w:val="71616BA8"/>
     <w:multiLevelType w:val="hybridMultilevel"/>
     <w:tmpl w:val="B6F8CF6A"/>
@@ -10811,7 +11421,7 @@
       </w:rPr>
     </w:lvl>
   </w:abstractNum>
-  <w:abstractNum w:abstractNumId="33" w15:restartNumberingAfterBreak="0">
+  <w:abstractNum w:abstractNumId="34" w15:restartNumberingAfterBreak="0">
     <w:nsid w:val="7498390D"/>
     <w:multiLevelType w:val="hybridMultilevel"/>
     <w:tmpl w:val="AFA6FDE8"/>
@@ -10924,7 +11534,7 @@
       </w:rPr>
     </w:lvl>
   </w:abstractNum>
-  <w:abstractNum w:abstractNumId="34" w15:restartNumberingAfterBreak="0">
+  <w:abstractNum w:abstractNumId="35" w15:restartNumberingAfterBreak="0">
     <w:nsid w:val="75B91502"/>
     <w:multiLevelType w:val="hybridMultilevel"/>
     <w:tmpl w:val="228CD6B2"/>
@@ -11037,7 +11647,7 @@
       </w:rPr>
     </w:lvl>
   </w:abstractNum>
-  <w:abstractNum w:abstractNumId="35" w15:restartNumberingAfterBreak="0">
+  <w:abstractNum w:abstractNumId="36" w15:restartNumberingAfterBreak="0">
     <w:nsid w:val="771E0E0A"/>
     <w:multiLevelType w:val="hybridMultilevel"/>
     <w:tmpl w:val="744295A2"/>
@@ -11154,70 +11764,70 @@
     <w:abstractNumId w:val="3"/>
   </w:num>
   <w:num w:numId="2" w16cid:durableId="611591233">
-    <w:abstractNumId w:val="12"/>
+    <w:abstractNumId w:val="13"/>
   </w:num>
   <w:num w:numId="3" w16cid:durableId="1561214085">
-    <w:abstractNumId w:val="6"/>
+    <w:abstractNumId w:val="7"/>
   </w:num>
   <w:num w:numId="4" w16cid:durableId="787118944">
-    <w:abstractNumId w:val="34"/>
+    <w:abstractNumId w:val="35"/>
   </w:num>
   <w:num w:numId="5" w16cid:durableId="662273419">
-    <w:abstractNumId w:val="9"/>
+    <w:abstractNumId w:val="10"/>
   </w:num>
   <w:num w:numId="6" w16cid:durableId="1337028227">
-    <w:abstractNumId w:val="31"/>
+    <w:abstractNumId w:val="32"/>
   </w:num>
   <w:num w:numId="7" w16cid:durableId="1479149790">
-    <w:abstractNumId w:val="25"/>
+    <w:abstractNumId w:val="26"/>
   </w:num>
   <w:num w:numId="8" w16cid:durableId="1395666342">
-    <w:abstractNumId w:val="26"/>
+    <w:abstractNumId w:val="27"/>
   </w:num>
   <w:num w:numId="9" w16cid:durableId="2069642767">
-    <w:abstractNumId w:val="7"/>
+    <w:abstractNumId w:val="8"/>
   </w:num>
   <w:num w:numId="10" w16cid:durableId="1117918506">
-    <w:abstractNumId w:val="10"/>
+    <w:abstractNumId w:val="11"/>
   </w:num>
   <w:num w:numId="11" w16cid:durableId="981230692">
-    <w:abstractNumId w:val="4"/>
+    <w:abstractNumId w:val="5"/>
   </w:num>
   <w:num w:numId="12" w16cid:durableId="1529678564">
-    <w:abstractNumId w:val="32"/>
+    <w:abstractNumId w:val="33"/>
   </w:num>
   <w:num w:numId="13" w16cid:durableId="1865828128">
-    <w:abstractNumId w:val="21"/>
+    <w:abstractNumId w:val="22"/>
   </w:num>
   <w:num w:numId="14" w16cid:durableId="1723938365">
     <w:abstractNumId w:val="0"/>
   </w:num>
   <w:num w:numId="15" w16cid:durableId="219293330">
-    <w:abstractNumId w:val="35"/>
+    <w:abstractNumId w:val="36"/>
   </w:num>
   <w:num w:numId="16" w16cid:durableId="1669751919">
-    <w:abstractNumId w:val="16"/>
+    <w:abstractNumId w:val="17"/>
   </w:num>
   <w:num w:numId="17" w16cid:durableId="1181628346">
-    <w:abstractNumId w:val="11"/>
+    <w:abstractNumId w:val="12"/>
   </w:num>
   <w:num w:numId="18" w16cid:durableId="1920367612">
-    <w:abstractNumId w:val="22"/>
+    <w:abstractNumId w:val="23"/>
   </w:num>
   <w:num w:numId="19" w16cid:durableId="1430739624">
-    <w:abstractNumId w:val="13"/>
+    <w:abstractNumId w:val="14"/>
   </w:num>
   <w:num w:numId="20" w16cid:durableId="366150123">
+    <w:abstractNumId w:val="20"/>
+  </w:num>
+  <w:num w:numId="21" w16cid:durableId="537401937">
     <w:abstractNumId w:val="19"/>
   </w:num>
-  <w:num w:numId="21" w16cid:durableId="537401937">
-    <w:abstractNumId w:val="18"/>
-  </w:num>
   <w:num w:numId="22" w16cid:durableId="1058015444">
-    <w:abstractNumId w:val="23"/>
+    <w:abstractNumId w:val="24"/>
   </w:num>
   <w:num w:numId="23" w16cid:durableId="476532285">
-    <w:abstractNumId w:val="14"/>
+    <w:abstractNumId w:val="15"/>
   </w:num>
   <w:num w:numId="24" w16cid:durableId="1638336745">
     <w:abstractNumId w:val="2"/>
@@ -11226,39 +11836,42 @@
     <w:abstractNumId w:val="1"/>
   </w:num>
   <w:num w:numId="26" w16cid:durableId="1322926734">
-    <w:abstractNumId w:val="33"/>
+    <w:abstractNumId w:val="34"/>
   </w:num>
   <w:num w:numId="27" w16cid:durableId="696084576">
+    <w:abstractNumId w:val="31"/>
+  </w:num>
+  <w:num w:numId="28" w16cid:durableId="760031443">
+    <w:abstractNumId w:val="29"/>
+  </w:num>
+  <w:num w:numId="29" w16cid:durableId="1412386055">
+    <w:abstractNumId w:val="18"/>
+  </w:num>
+  <w:num w:numId="30" w16cid:durableId="2017614191">
+    <w:abstractNumId w:val="16"/>
+  </w:num>
+  <w:num w:numId="31" w16cid:durableId="820658787">
+    <w:abstractNumId w:val="9"/>
+  </w:num>
+  <w:num w:numId="32" w16cid:durableId="1544093939">
+    <w:abstractNumId w:val="6"/>
+  </w:num>
+  <w:num w:numId="33" w16cid:durableId="819617006">
+    <w:abstractNumId w:val="25"/>
+  </w:num>
+  <w:num w:numId="34" w16cid:durableId="1066876000">
     <w:abstractNumId w:val="30"/>
   </w:num>
-  <w:num w:numId="28" w16cid:durableId="760031443">
+  <w:num w:numId="35" w16cid:durableId="4290819">
+    <w:abstractNumId w:val="21"/>
+  </w:num>
+  <w:num w:numId="36" w16cid:durableId="1651668795">
     <w:abstractNumId w:val="28"/>
   </w:num>
-  <w:num w:numId="29" w16cid:durableId="1412386055">
-    <w:abstractNumId w:val="17"/>
+  <w:num w:numId="37" w16cid:durableId="1990865953">
+    <w:abstractNumId w:val="4"/>
   </w:num>
-  <w:num w:numId="30" w16cid:durableId="2017614191">
-    <w:abstractNumId w:val="15"/>
-  </w:num>
-  <w:num w:numId="31" w16cid:durableId="820658787">
-    <w:abstractNumId w:val="8"/>
-  </w:num>
-  <w:num w:numId="32" w16cid:durableId="1544093939">
-    <w:abstractNumId w:val="5"/>
-  </w:num>
-  <w:num w:numId="33" w16cid:durableId="819617006">
-    <w:abstractNumId w:val="24"/>
-  </w:num>
-  <w:num w:numId="34" w16cid:durableId="1066876000">
-    <w:abstractNumId w:val="29"/>
-  </w:num>
-  <w:num w:numId="35" w16cid:durableId="4290819">
-    <w:abstractNumId w:val="20"/>
-  </w:num>
-  <w:num w:numId="36" w16cid:durableId="1651668795">
-    <w:abstractNumId w:val="27"/>
-  </w:num>
-  <w:numIdMacAtCleanup w:val="36"/>
+  <w:numIdMacAtCleanup w:val="37"/>
 </w:numbering>
 </file>
 

--- a/notebook/NL_Sephora.docx
+++ b/notebook/NL_Sephora.docx
@@ -443,26 +443,10 @@
         <w:t xml:space="preserve"> Investigate </w:t>
       </w:r>
       <w:r>
-        <w:t xml:space="preserve">how engagement signals — review helpfulness, recommendation rate, </w:t>
-      </w:r>
-      <w:proofErr w:type="spellStart"/>
-      <w:r>
-        <w:t>loves_count</w:t>
-      </w:r>
-      <w:proofErr w:type="spellEnd"/>
-      <w:r>
-        <w:t>, and feedback polarity (positive vs negative votes) — relate to CSS</w:t>
-      </w:r>
-      <w:r>
-        <w:t xml:space="preserve">, to identify which engagement metrics are strongest </w:t>
-      </w:r>
-      <w:proofErr w:type="gramStart"/>
-      <w:r>
-        <w:t>proxies</w:t>
-      </w:r>
-      <w:proofErr w:type="gramEnd"/>
-      <w:r>
-        <w:t xml:space="preserve"> satisfaction.</w:t>
+        <w:t>how engagement signals — review helpfulness, recommendation rate, loves_count, and feedback polarity (positive vs negative votes) — relate to CSS</w:t>
+      </w:r>
+      <w:r>
+        <w:t>, to identify which engagement metrics are strongest proxies satisfaction.</w:t>
       </w:r>
     </w:p>
     <w:p>
@@ -1238,14 +1222,12 @@
         </w:rPr>
         <w:t>“</w:t>
       </w:r>
-      <w:proofErr w:type="spellStart"/>
       <w:r>
         <w:rPr>
           <w:lang w:eastAsia="en-IN"/>
         </w:rPr>
         <w:t>is_recommended</w:t>
       </w:r>
-      <w:proofErr w:type="spellEnd"/>
       <w:r>
         <w:rPr>
           <w:lang w:eastAsia="en-IN"/>
@@ -1264,14 +1246,12 @@
         </w:rPr>
         <w:t>“</w:t>
       </w:r>
-      <w:proofErr w:type="spellStart"/>
       <w:r>
         <w:rPr>
           <w:lang w:eastAsia="en-IN"/>
         </w:rPr>
         <w:t>loves_count</w:t>
       </w:r>
-      <w:proofErr w:type="spellEnd"/>
       <w:r>
         <w:rPr>
           <w:lang w:eastAsia="en-IN"/>
@@ -1450,21 +1430,7 @@
         <w:rPr>
           <w:lang w:eastAsia="en-IN"/>
         </w:rPr>
-        <w:t xml:space="preserve">Before performing exploratory </w:t>
-      </w:r>
-      <w:proofErr w:type="gramStart"/>
-      <w:r>
-        <w:rPr>
-          <w:lang w:eastAsia="en-IN"/>
-        </w:rPr>
-        <w:t>data</w:t>
-      </w:r>
-      <w:proofErr w:type="gramEnd"/>
-      <w:r>
-        <w:rPr>
-          <w:lang w:eastAsia="en-IN"/>
-        </w:rPr>
-        <w:t xml:space="preserve"> analysis and testing the hypotheses, the dataset must be carefully examined for missing values, duplicate records, inconsistent formats, incorrect data types, and other data quality issues</w:t>
+        <w:t>Before performing exploratory data analysis and testing the hypotheses, the dataset must be carefully examined for missing values, duplicate records, inconsistent formats, incorrect data types, and other data quality issues</w:t>
       </w:r>
       <w:r>
         <w:rPr>
@@ -1703,42 +1669,36 @@
         </w:rPr>
         <w:t xml:space="preserve"> such as “</w:t>
       </w:r>
-      <w:proofErr w:type="spellStart"/>
       <w:r>
         <w:rPr>
           <w:lang w:eastAsia="en-IN"/>
         </w:rPr>
         <w:t>sale_price_usd</w:t>
       </w:r>
-      <w:proofErr w:type="spellEnd"/>
       <w:r>
         <w:rPr>
           <w:lang w:eastAsia="en-IN"/>
         </w:rPr>
         <w:t>”, “</w:t>
       </w:r>
-      <w:proofErr w:type="spellStart"/>
       <w:r>
         <w:rPr>
           <w:lang w:eastAsia="en-IN"/>
         </w:rPr>
         <w:t>value_price_usd</w:t>
       </w:r>
-      <w:proofErr w:type="spellEnd"/>
       <w:r>
         <w:rPr>
           <w:lang w:eastAsia="en-IN"/>
         </w:rPr>
         <w:t>”, “</w:t>
       </w:r>
-      <w:proofErr w:type="spellStart"/>
       <w:r>
         <w:rPr>
           <w:lang w:eastAsia="en-IN"/>
         </w:rPr>
         <w:t>variation_desc</w:t>
       </w:r>
-      <w:proofErr w:type="spellEnd"/>
       <w:r>
         <w:rPr>
           <w:lang w:eastAsia="en-IN"/>
@@ -1751,7 +1711,6 @@
         </w:rPr>
         <w:t xml:space="preserve">from </w:t>
       </w:r>
-      <w:proofErr w:type="spellStart"/>
       <w:r>
         <w:rPr>
           <w:b/>
@@ -1760,7 +1719,6 @@
         </w:rPr>
         <w:t>product_info</w:t>
       </w:r>
-      <w:proofErr w:type="spellEnd"/>
       <w:r>
         <w:rPr>
           <w:lang w:eastAsia="en-IN"/>
@@ -1888,14 +1846,12 @@
         </w:rPr>
         <w:t xml:space="preserve">, </w:t>
       </w:r>
-      <w:proofErr w:type="spellStart"/>
       <w:r>
         <w:rPr>
           <w:lang w:eastAsia="en-IN"/>
         </w:rPr>
         <w:t>price_usd</w:t>
       </w:r>
-      <w:proofErr w:type="spellEnd"/>
       <w:r>
         <w:rPr>
           <w:lang w:eastAsia="en-IN"/>
@@ -2050,7 +2006,131 @@
         <w:lastRenderedPageBreak/>
         <w:t xml:space="preserve">Columns that contain Boolean values from </w:t>
       </w:r>
-      <w:proofErr w:type="spellStart"/>
+      <w:r>
+        <w:rPr>
+          <w:b/>
+          <w:bCs/>
+          <w:lang w:eastAsia="en-IN"/>
+        </w:rPr>
+        <w:t xml:space="preserve">product_info </w:t>
+      </w:r>
+      <w:r>
+        <w:rPr>
+          <w:lang w:eastAsia="en-IN"/>
+        </w:rPr>
+        <w:t xml:space="preserve">like </w:t>
+      </w:r>
+      <w:r>
+        <w:rPr>
+          <w:lang w:eastAsia="en-IN"/>
+        </w:rPr>
+        <w:t>'limited_edition', 'new', 'online_only', 'out_of_stock', 'sephora_exclusive'</w:t>
+      </w:r>
+      <w:r>
+        <w:rPr>
+          <w:lang w:eastAsia="en-IN"/>
+        </w:rPr>
+        <w:t xml:space="preserve"> has been converted to Boolean data type.</w:t>
+      </w:r>
+    </w:p>
+    <w:p>
+      <w:pPr>
+        <w:pStyle w:val="ListParagraph"/>
+        <w:numPr>
+          <w:ilvl w:val="0"/>
+          <w:numId w:val="8"/>
+        </w:numPr>
+        <w:rPr>
+          <w:lang w:eastAsia="en-IN"/>
+        </w:rPr>
+      </w:pPr>
+      <w:r>
+        <w:rPr>
+          <w:lang w:eastAsia="en-IN"/>
+        </w:rPr>
+        <w:t xml:space="preserve">From </w:t>
+      </w:r>
+      <w:r>
+        <w:rPr>
+          <w:b/>
+          <w:bCs/>
+          <w:lang w:eastAsia="en-IN"/>
+        </w:rPr>
+        <w:t xml:space="preserve">reviews </w:t>
+      </w:r>
+      <w:r>
+        <w:rPr>
+          <w:lang w:eastAsia="en-IN"/>
+        </w:rPr>
+        <w:t xml:space="preserve">dataset </w:t>
+      </w:r>
+      <w:r>
+        <w:rPr>
+          <w:lang w:eastAsia="en-IN"/>
+        </w:rPr>
+        <w:t>'</w:t>
+      </w:r>
+      <w:r>
+        <w:rPr>
+          <w:lang w:eastAsia="en-IN"/>
+        </w:rPr>
+        <w:t>is_recommended</w:t>
+      </w:r>
+      <w:r>
+        <w:rPr>
+          <w:lang w:eastAsia="en-IN"/>
+        </w:rPr>
+        <w:t>'</w:t>
+      </w:r>
+      <w:r>
+        <w:rPr>
+          <w:lang w:eastAsia="en-IN"/>
+        </w:rPr>
+        <w:t xml:space="preserve"> column has been converted and submission_time has been converted from object to datetime data type.</w:t>
+      </w:r>
+    </w:p>
+    <w:p>
+      <w:pPr>
+        <w:rPr>
+          <w:lang w:eastAsia="en-IN"/>
+        </w:rPr>
+      </w:pPr>
+      <w:r>
+        <w:rPr>
+          <w:lang w:eastAsia="en-IN"/>
+        </w:rPr>
+        <w:t>Inconsistent casing or stray whitespace (e.g., `"Dior "` vs `"Dior"`) can silently create duplicate categories during grouping. This would distort the analysis results.</w:t>
+      </w:r>
+    </w:p>
+    <w:p>
+      <w:pPr>
+        <w:pStyle w:val="ListParagraph"/>
+        <w:numPr>
+          <w:ilvl w:val="0"/>
+          <w:numId w:val="28"/>
+        </w:numPr>
+        <w:rPr>
+          <w:lang w:eastAsia="en-IN"/>
+        </w:rPr>
+      </w:pPr>
+      <w:r>
+        <w:rPr>
+          <w:lang w:eastAsia="en-IN"/>
+        </w:rPr>
+        <w:t>S</w:t>
+      </w:r>
+      <w:r>
+        <w:rPr>
+          <w:lang w:eastAsia="en-IN"/>
+        </w:rPr>
+        <w:t>tandardized casing on key</w:t>
+      </w:r>
+      <w:r>
+        <w:rPr>
+          <w:lang w:eastAsia="en-IN"/>
+        </w:rPr>
+        <w:t xml:space="preserve"> categorical columns in </w:t>
+      </w:r>
       <w:r>
         <w:rPr>
           <w:b/>
@@ -2059,7 +2139,6 @@
         </w:rPr>
         <w:t>product_info</w:t>
       </w:r>
-      <w:proofErr w:type="spellEnd"/>
       <w:r>
         <w:rPr>
           <w:b/>
@@ -2078,199 +2157,477 @@
         <w:rPr>
           <w:lang w:eastAsia="en-IN"/>
         </w:rPr>
-        <w:t>'</w:t>
-      </w:r>
-      <w:proofErr w:type="spellStart"/>
-      <w:r>
-        <w:rPr>
-          <w:lang w:eastAsia="en-IN"/>
-        </w:rPr>
-        <w:t>limited_edition</w:t>
-      </w:r>
-      <w:proofErr w:type="spellEnd"/>
-      <w:r>
-        <w:rPr>
-          <w:lang w:eastAsia="en-IN"/>
-        </w:rPr>
-        <w:t>', 'new', '</w:t>
-      </w:r>
-      <w:proofErr w:type="spellStart"/>
-      <w:r>
-        <w:rPr>
-          <w:lang w:eastAsia="en-IN"/>
-        </w:rPr>
-        <w:t>online_only</w:t>
-      </w:r>
-      <w:proofErr w:type="spellEnd"/>
-      <w:r>
-        <w:rPr>
-          <w:lang w:eastAsia="en-IN"/>
-        </w:rPr>
-        <w:t>', '</w:t>
-      </w:r>
-      <w:proofErr w:type="spellStart"/>
-      <w:r>
-        <w:rPr>
-          <w:lang w:eastAsia="en-IN"/>
-        </w:rPr>
-        <w:t>out_of_stock</w:t>
-      </w:r>
-      <w:proofErr w:type="spellEnd"/>
-      <w:r>
-        <w:rPr>
-          <w:lang w:eastAsia="en-IN"/>
-        </w:rPr>
-        <w:t>', '</w:t>
-      </w:r>
-      <w:proofErr w:type="spellStart"/>
-      <w:r>
-        <w:rPr>
-          <w:lang w:eastAsia="en-IN"/>
-        </w:rPr>
-        <w:t>sephora_exclusive</w:t>
-      </w:r>
-      <w:proofErr w:type="spellEnd"/>
-      <w:r>
-        <w:rPr>
-          <w:lang w:eastAsia="en-IN"/>
-        </w:rPr>
-        <w:t>'</w:t>
-      </w:r>
-      <w:r>
-        <w:rPr>
-          <w:lang w:eastAsia="en-IN"/>
-        </w:rPr>
-        <w:t xml:space="preserve"> has been converted to Boolean data type.</w:t>
-      </w:r>
-    </w:p>
-    <w:p>
-      <w:pPr>
-        <w:pStyle w:val="ListParagraph"/>
-        <w:numPr>
-          <w:ilvl w:val="0"/>
-          <w:numId w:val="8"/>
-        </w:numPr>
-        <w:rPr>
-          <w:lang w:eastAsia="en-IN"/>
-        </w:rPr>
-      </w:pPr>
-      <w:r>
-        <w:rPr>
-          <w:lang w:eastAsia="en-IN"/>
-        </w:rPr>
-        <w:t xml:space="preserve">From </w:t>
-      </w:r>
-      <w:r>
-        <w:rPr>
-          <w:b/>
-          <w:bCs/>
-          <w:lang w:eastAsia="en-IN"/>
-        </w:rPr>
-        <w:t xml:space="preserve">reviews </w:t>
-      </w:r>
-      <w:r>
-        <w:rPr>
-          <w:lang w:eastAsia="en-IN"/>
-        </w:rPr>
-        <w:t xml:space="preserve">dataset </w:t>
-      </w:r>
-      <w:r>
-        <w:rPr>
-          <w:lang w:eastAsia="en-IN"/>
-        </w:rPr>
-        <w:t>'</w:t>
-      </w:r>
-      <w:proofErr w:type="spellStart"/>
+        <w:t>'brand_name', 'primary_category', 'secondary_category', 'tertiary_category'</w:t>
+      </w:r>
+      <w:r>
+        <w:rPr>
+          <w:lang w:eastAsia="en-IN"/>
+        </w:rPr>
+        <w:t>.</w:t>
+      </w:r>
+    </w:p>
+    <w:p>
+      <w:pPr>
+        <w:pStyle w:val="ListParagraph"/>
+        <w:numPr>
+          <w:ilvl w:val="0"/>
+          <w:numId w:val="28"/>
+        </w:numPr>
+        <w:rPr>
+          <w:lang w:eastAsia="en-IN"/>
+        </w:rPr>
+      </w:pPr>
+      <w:r>
+        <w:rPr>
+          <w:lang w:eastAsia="en-IN"/>
+        </w:rPr>
+        <w:t xml:space="preserve">Applied the same for </w:t>
+      </w:r>
+      <w:r>
+        <w:rPr>
+          <w:b/>
+          <w:bCs/>
+          <w:lang w:eastAsia="en-IN"/>
+        </w:rPr>
+        <w:t>reviews</w:t>
+      </w:r>
+      <w:r>
+        <w:rPr>
+          <w:lang w:eastAsia="en-IN"/>
+        </w:rPr>
+        <w:t xml:space="preserve"> dataset</w:t>
+      </w:r>
+      <w:r>
+        <w:rPr>
+          <w:lang w:eastAsia="en-IN"/>
+        </w:rPr>
+        <w:t xml:space="preserve"> for ‘brand_name’ column.</w:t>
+      </w:r>
+    </w:p>
+    <w:p>
+      <w:pPr>
+        <w:pStyle w:val="Heading2"/>
+        <w:rPr>
+          <w:lang w:eastAsia="en-IN"/>
+        </w:rPr>
+      </w:pPr>
+      <w:r>
+        <w:rPr>
+          <w:lang w:eastAsia="en-IN"/>
+        </w:rPr>
+        <w:t xml:space="preserve">Step 3: </w:t>
+      </w:r>
+      <w:r>
+        <w:rPr>
+          <w:lang w:eastAsia="en-IN"/>
+        </w:rPr>
+        <w:t>Missing Value Treatment</w:t>
+      </w:r>
+    </w:p>
+    <w:p>
+      <w:pPr>
+        <w:rPr>
+          <w:lang w:eastAsia="en-IN"/>
+        </w:rPr>
+      </w:pPr>
+      <w:r>
+        <w:rPr>
+          <w:lang w:eastAsia="en-IN"/>
+        </w:rPr>
+        <w:t>Missing values were examined to determine whether they represented true data quality issues or meaningful business information</w:t>
+      </w:r>
+      <w:r>
+        <w:rPr>
+          <w:lang w:eastAsia="en-IN"/>
+        </w:rPr>
+        <w:t>.</w:t>
+      </w:r>
+    </w:p>
+    <w:p>
+      <w:pPr>
+        <w:rPr>
+          <w:b/>
+          <w:bCs/>
+          <w:lang w:eastAsia="en-IN"/>
+        </w:rPr>
+      </w:pPr>
+      <w:r>
+        <w:rPr>
+          <w:b/>
+          <w:bCs/>
+          <w:lang w:eastAsia="en-IN"/>
+        </w:rPr>
+        <w:t xml:space="preserve">A. </w:t>
+      </w:r>
+      <w:r>
+        <w:rPr>
+          <w:b/>
+          <w:bCs/>
+          <w:lang w:eastAsia="en-IN"/>
+        </w:rPr>
+        <w:t>product_info</w:t>
+      </w:r>
+    </w:p>
+    <w:p>
+      <w:pPr>
+        <w:pStyle w:val="ListParagraph"/>
+        <w:numPr>
+          <w:ilvl w:val="0"/>
+          <w:numId w:val="29"/>
+        </w:numPr>
+        <w:rPr>
+          <w:lang w:eastAsia="en-IN"/>
+        </w:rPr>
+      </w:pPr>
+      <w:r>
+        <w:rPr>
+          <w:lang w:eastAsia="en-IN"/>
+        </w:rPr>
+        <w:t>Columns with extremely high missing percentages (</w:t>
+      </w:r>
+      <w:r>
+        <w:rPr>
+          <w:lang w:eastAsia="en-IN"/>
+        </w:rPr>
+        <w:t>&gt;</w:t>
+      </w:r>
+      <w:r>
+        <w:rPr>
+          <w:lang w:eastAsia="en-IN"/>
+        </w:rPr>
+        <w:t xml:space="preserve"> 80%) and limited analytical value, such as</w:t>
+      </w:r>
+      <w:r>
+        <w:rPr>
+          <w:lang w:eastAsia="en-IN"/>
+        </w:rPr>
+        <w:t xml:space="preserve"> ‘</w:t>
+      </w:r>
+      <w:r>
+        <w:rPr>
+          <w:lang w:eastAsia="en-IN"/>
+        </w:rPr>
+        <w:t>variation_type</w:t>
+      </w:r>
+      <w:r>
+        <w:rPr>
+          <w:lang w:eastAsia="en-IN"/>
+        </w:rPr>
+        <w:t>’</w:t>
+      </w:r>
+      <w:r>
+        <w:rPr>
+          <w:lang w:eastAsia="en-IN"/>
+        </w:rPr>
+        <w:t>, </w:t>
+      </w:r>
+      <w:r>
+        <w:rPr>
+          <w:lang w:eastAsia="en-IN"/>
+        </w:rPr>
+        <w:t>‘</w:t>
+      </w:r>
+      <w:r>
+        <w:rPr>
+          <w:lang w:eastAsia="en-IN"/>
+        </w:rPr>
+        <w:t>variation_value</w:t>
+      </w:r>
+      <w:r>
+        <w:rPr>
+          <w:lang w:eastAsia="en-IN"/>
+        </w:rPr>
+        <w:t>’</w:t>
+      </w:r>
+      <w:r>
+        <w:rPr>
+          <w:lang w:eastAsia="en-IN"/>
+        </w:rPr>
+        <w:t>, </w:t>
+      </w:r>
+      <w:r>
+        <w:rPr>
+          <w:lang w:eastAsia="en-IN"/>
+        </w:rPr>
+        <w:t>‘</w:t>
+      </w:r>
+      <w:r>
+        <w:rPr>
+          <w:lang w:eastAsia="en-IN"/>
+        </w:rPr>
+        <w:t>variation_desc</w:t>
+      </w:r>
+      <w:r>
+        <w:rPr>
+          <w:lang w:eastAsia="en-IN"/>
+        </w:rPr>
+        <w:t>’</w:t>
+      </w:r>
+      <w:r>
+        <w:rPr>
+          <w:lang w:eastAsia="en-IN"/>
+        </w:rPr>
+        <w:t>, </w:t>
+      </w:r>
+      <w:r>
+        <w:rPr>
+          <w:lang w:eastAsia="en-IN"/>
+        </w:rPr>
+        <w:t>‘</w:t>
+      </w:r>
+      <w:r>
+        <w:rPr>
+          <w:lang w:eastAsia="en-IN"/>
+        </w:rPr>
+        <w:t>ingredients</w:t>
+      </w:r>
+      <w:r>
+        <w:rPr>
+          <w:lang w:eastAsia="en-IN"/>
+        </w:rPr>
+        <w:t>’</w:t>
+      </w:r>
+      <w:r>
+        <w:rPr>
+          <w:lang w:eastAsia="en-IN"/>
+        </w:rPr>
+        <w:t>, </w:t>
+      </w:r>
+      <w:r>
+        <w:rPr>
+          <w:lang w:eastAsia="en-IN"/>
+        </w:rPr>
+        <w:t>‘</w:t>
+      </w:r>
+      <w:r>
+        <w:rPr>
+          <w:lang w:eastAsia="en-IN"/>
+        </w:rPr>
+        <w:t>highlights</w:t>
+      </w:r>
+      <w:r>
+        <w:rPr>
+          <w:lang w:eastAsia="en-IN"/>
+        </w:rPr>
+        <w:t>’</w:t>
+      </w:r>
+      <w:r>
+        <w:rPr>
+          <w:lang w:eastAsia="en-IN"/>
+        </w:rPr>
+        <w:t>, </w:t>
+      </w:r>
+      <w:r>
+        <w:rPr>
+          <w:lang w:eastAsia="en-IN"/>
+        </w:rPr>
+        <w:t>‘</w:t>
+      </w:r>
+      <w:r>
+        <w:rPr>
+          <w:lang w:eastAsia="en-IN"/>
+        </w:rPr>
+        <w:t>size</w:t>
+      </w:r>
+      <w:r>
+        <w:rPr>
+          <w:lang w:eastAsia="en-IN"/>
+        </w:rPr>
+        <w:t>’ were removed.</w:t>
+      </w:r>
+    </w:p>
+    <w:p>
+      <w:pPr>
+        <w:pStyle w:val="ListParagraph"/>
+        <w:numPr>
+          <w:ilvl w:val="0"/>
+          <w:numId w:val="29"/>
+        </w:numPr>
+        <w:rPr>
+          <w:lang w:eastAsia="en-IN"/>
+        </w:rPr>
+      </w:pPr>
+      <w:r>
+        <w:rPr>
+          <w:lang w:eastAsia="en-IN"/>
+        </w:rPr>
+        <w:t>‘</w:t>
+      </w:r>
+      <w:r>
+        <w:rPr>
+          <w:lang w:eastAsia="en-IN"/>
+        </w:rPr>
+        <w:t>rating</w:t>
+      </w:r>
+      <w:r>
+        <w:rPr>
+          <w:lang w:eastAsia="en-IN"/>
+        </w:rPr>
+        <w:t>’ &amp; ‘</w:t>
+      </w:r>
+      <w:r>
+        <w:rPr>
+          <w:lang w:eastAsia="en-IN"/>
+        </w:rPr>
+        <w:t>reviews</w:t>
+      </w:r>
+      <w:r>
+        <w:rPr>
+          <w:lang w:eastAsia="en-IN"/>
+        </w:rPr>
+        <w:t xml:space="preserve">’ are the core KPI and can not be imputed. </w:t>
+      </w:r>
+      <w:r>
+        <w:rPr>
+          <w:lang w:eastAsia="en-IN"/>
+        </w:rPr>
+        <w:t>Check</w:t>
+      </w:r>
+      <w:r>
+        <w:rPr>
+          <w:lang w:eastAsia="en-IN"/>
+        </w:rPr>
+        <w:t>ed</w:t>
+      </w:r>
+      <w:r>
+        <w:rPr>
+          <w:lang w:eastAsia="en-IN"/>
+        </w:rPr>
+        <w:t xml:space="preserve"> whether missing rating and missing reviews occur in the same rows</w:t>
+      </w:r>
+      <w:r>
+        <w:rPr>
+          <w:lang w:eastAsia="en-IN"/>
+        </w:rPr>
+        <w:t xml:space="preserve"> and found out that it overlaps. Hence removed the rows</w:t>
+      </w:r>
+    </w:p>
+    <w:p>
+      <w:pPr>
+        <w:pStyle w:val="ListParagraph"/>
+        <w:numPr>
+          <w:ilvl w:val="0"/>
+          <w:numId w:val="29"/>
+        </w:numPr>
+        <w:rPr>
+          <w:lang w:eastAsia="en-IN"/>
+        </w:rPr>
+      </w:pPr>
+      <w:r>
+        <w:rPr>
+          <w:lang w:eastAsia="en-IN"/>
+        </w:rPr>
+        <w:t>‘</w:t>
+      </w:r>
+      <w:r>
+        <w:rPr>
+          <w:lang w:eastAsia="en-IN"/>
+        </w:rPr>
+        <w:t>secondary_category</w:t>
+      </w:r>
+      <w:r>
+        <w:rPr>
+          <w:lang w:eastAsia="en-IN"/>
+        </w:rPr>
+        <w:t>’</w:t>
+      </w:r>
+      <w:r>
+        <w:rPr>
+          <w:lang w:eastAsia="en-IN"/>
+        </w:rPr>
+        <w:t> and </w:t>
+      </w:r>
+      <w:r>
+        <w:rPr>
+          <w:lang w:eastAsia="en-IN"/>
+        </w:rPr>
+        <w:t>‘</w:t>
+      </w:r>
+      <w:r>
+        <w:rPr>
+          <w:lang w:eastAsia="en-IN"/>
+        </w:rPr>
+        <w:t>tertiary_category</w:t>
+      </w:r>
+      <w:r>
+        <w:rPr>
+          <w:lang w:eastAsia="en-IN"/>
+        </w:rPr>
+        <w:t>’ columns</w:t>
+      </w:r>
+      <w:r>
+        <w:rPr>
+          <w:lang w:eastAsia="en-IN"/>
+        </w:rPr>
+        <w:t> gets a business-rule fill</w:t>
+      </w:r>
+      <w:r>
+        <w:rPr>
+          <w:lang w:eastAsia="en-IN"/>
+        </w:rPr>
+        <w:t xml:space="preserve">. But these missing values were also overlapping with </w:t>
+      </w:r>
+      <w:r>
+        <w:rPr>
+          <w:lang w:eastAsia="en-IN"/>
+        </w:rPr>
+        <w:t>missing rating and missing reviews</w:t>
+      </w:r>
+      <w:r>
+        <w:rPr>
+          <w:lang w:eastAsia="en-IN"/>
+        </w:rPr>
+        <w:t>. Hence separate treatment wasn’t needed for category columns.</w:t>
+      </w:r>
+    </w:p>
+    <w:p>
+      <w:pPr>
+        <w:rPr>
+          <w:b/>
+          <w:bCs/>
+          <w:lang w:eastAsia="en-IN"/>
+        </w:rPr>
+      </w:pPr>
+      <w:r>
+        <w:rPr>
+          <w:b/>
+          <w:bCs/>
+          <w:lang w:eastAsia="en-IN"/>
+        </w:rPr>
+        <w:t>B. reviews</w:t>
+      </w:r>
+    </w:p>
+    <w:p>
+      <w:pPr>
+        <w:pStyle w:val="ListParagraph"/>
+        <w:numPr>
+          <w:ilvl w:val="0"/>
+          <w:numId w:val="30"/>
+        </w:numPr>
+        <w:rPr>
+          <w:lang w:eastAsia="en-IN"/>
+        </w:rPr>
+      </w:pPr>
+      <w:r>
+        <w:rPr>
+          <w:lang w:eastAsia="en-IN"/>
+        </w:rPr>
+        <w:t>‘</w:t>
+      </w:r>
       <w:r>
         <w:rPr>
           <w:lang w:eastAsia="en-IN"/>
         </w:rPr>
         <w:t>is_recommended</w:t>
       </w:r>
-      <w:proofErr w:type="spellEnd"/>
-      <w:r>
-        <w:rPr>
-          <w:lang w:eastAsia="en-IN"/>
-        </w:rPr>
-        <w:t>'</w:t>
-      </w:r>
-      <w:r>
-        <w:rPr>
-          <w:lang w:eastAsia="en-IN"/>
-        </w:rPr>
-        <w:t xml:space="preserve"> column has been converted and </w:t>
-      </w:r>
-      <w:proofErr w:type="spellStart"/>
-      <w:r>
-        <w:rPr>
-          <w:lang w:eastAsia="en-IN"/>
-        </w:rPr>
-        <w:t>submission_time</w:t>
-      </w:r>
-      <w:proofErr w:type="spellEnd"/>
-      <w:r>
-        <w:rPr>
-          <w:lang w:eastAsia="en-IN"/>
-        </w:rPr>
-        <w:t xml:space="preserve"> has been converted from object to datetime data type.</w:t>
-      </w:r>
-    </w:p>
-    <w:p>
-      <w:pPr>
-        <w:rPr>
-          <w:lang w:eastAsia="en-IN"/>
-        </w:rPr>
-      </w:pPr>
-      <w:r>
-        <w:rPr>
-          <w:lang w:eastAsia="en-IN"/>
-        </w:rPr>
-        <w:t>Inconsistent casing or stray whitespace (e.g., `"Dior "` vs `"Dior"`) can silently create duplicate categories during grouping. This would distort the analysis results.</w:t>
-      </w:r>
-    </w:p>
-    <w:p>
-      <w:pPr>
-        <w:pStyle w:val="ListParagraph"/>
-        <w:numPr>
-          <w:ilvl w:val="0"/>
-          <w:numId w:val="28"/>
-        </w:numPr>
-        <w:rPr>
-          <w:lang w:eastAsia="en-IN"/>
-        </w:rPr>
-      </w:pPr>
-      <w:r>
-        <w:rPr>
-          <w:lang w:eastAsia="en-IN"/>
-        </w:rPr>
-        <w:t>S</w:t>
-      </w:r>
-      <w:r>
-        <w:rPr>
-          <w:lang w:eastAsia="en-IN"/>
-        </w:rPr>
-        <w:t>tandardized casing on key</w:t>
-      </w:r>
-      <w:r>
-        <w:rPr>
-          <w:lang w:eastAsia="en-IN"/>
-        </w:rPr>
-        <w:t xml:space="preserve"> categorical columns in </w:t>
-      </w:r>
-      <w:proofErr w:type="spellStart"/>
-      <w:r>
-        <w:rPr>
-          <w:b/>
-          <w:bCs/>
-          <w:lang w:eastAsia="en-IN"/>
-        </w:rPr>
-        <w:t>product_info</w:t>
-      </w:r>
-      <w:proofErr w:type="spellEnd"/>
-      <w:r>
-        <w:rPr>
-          <w:b/>
-          <w:bCs/>
+      <w:r>
+        <w:rPr>
+          <w:lang w:eastAsia="en-IN"/>
+        </w:rPr>
+        <w:t>’</w:t>
+      </w:r>
+      <w:r>
+        <w:rPr>
           <w:lang w:eastAsia="en-IN"/>
         </w:rPr>
         <w:t xml:space="preserve"> </w:t>
@@ -2279,69 +2636,13 @@
         <w:rPr>
           <w:lang w:eastAsia="en-IN"/>
         </w:rPr>
-        <w:t xml:space="preserve">like </w:t>
-      </w:r>
-      <w:r>
-        <w:rPr>
-          <w:lang w:eastAsia="en-IN"/>
-        </w:rPr>
-        <w:t>'</w:t>
-      </w:r>
-      <w:proofErr w:type="spellStart"/>
-      <w:r>
-        <w:rPr>
-          <w:lang w:eastAsia="en-IN"/>
-        </w:rPr>
-        <w:t>brand_name</w:t>
-      </w:r>
-      <w:proofErr w:type="spellEnd"/>
-      <w:r>
-        <w:rPr>
-          <w:lang w:eastAsia="en-IN"/>
-        </w:rPr>
-        <w:t>', '</w:t>
-      </w:r>
-      <w:proofErr w:type="spellStart"/>
-      <w:r>
-        <w:rPr>
-          <w:lang w:eastAsia="en-IN"/>
-        </w:rPr>
-        <w:t>primary_category</w:t>
-      </w:r>
-      <w:proofErr w:type="spellEnd"/>
-      <w:r>
-        <w:rPr>
-          <w:lang w:eastAsia="en-IN"/>
-        </w:rPr>
-        <w:t>', '</w:t>
-      </w:r>
-      <w:proofErr w:type="spellStart"/>
-      <w:r>
-        <w:rPr>
-          <w:lang w:eastAsia="en-IN"/>
-        </w:rPr>
-        <w:t>secondary_category</w:t>
-      </w:r>
-      <w:proofErr w:type="spellEnd"/>
-      <w:r>
-        <w:rPr>
-          <w:lang w:eastAsia="en-IN"/>
-        </w:rPr>
-        <w:t>', '</w:t>
-      </w:r>
-      <w:proofErr w:type="spellStart"/>
-      <w:r>
-        <w:rPr>
-          <w:lang w:eastAsia="en-IN"/>
-        </w:rPr>
-        <w:t>tertiary_category</w:t>
-      </w:r>
-      <w:proofErr w:type="spellEnd"/>
-      <w:r>
-        <w:rPr>
-          <w:lang w:eastAsia="en-IN"/>
-        </w:rPr>
-        <w:t>'</w:t>
+        <w:t xml:space="preserve">column </w:t>
+      </w:r>
+      <w:r>
+        <w:rPr>
+          <w:lang w:eastAsia="en-IN"/>
+        </w:rPr>
+        <w:t>is deliberately left as a true missing value rather than coded as 0, since a blank response is a non-answer, not a "No"</w:t>
       </w:r>
       <w:r>
         <w:rPr>
@@ -2349,57 +2650,89 @@
         </w:rPr>
         <w:t>.</w:t>
       </w:r>
-    </w:p>
-    <w:p>
-      <w:pPr>
-        <w:pStyle w:val="ListParagraph"/>
-        <w:numPr>
-          <w:ilvl w:val="0"/>
-          <w:numId w:val="28"/>
-        </w:numPr>
-        <w:rPr>
-          <w:lang w:eastAsia="en-IN"/>
-        </w:rPr>
-      </w:pPr>
-      <w:r>
-        <w:rPr>
-          <w:lang w:eastAsia="en-IN"/>
-        </w:rPr>
-        <w:t xml:space="preserve">Applied the same for </w:t>
-      </w:r>
-      <w:r>
-        <w:rPr>
-          <w:b/>
-          <w:bCs/>
-          <w:lang w:eastAsia="en-IN"/>
-        </w:rPr>
-        <w:t>reviews</w:t>
-      </w:r>
-      <w:r>
-        <w:rPr>
-          <w:lang w:eastAsia="en-IN"/>
-        </w:rPr>
-        <w:t xml:space="preserve"> dataset</w:t>
-      </w:r>
-      <w:r>
-        <w:rPr>
-          <w:lang w:eastAsia="en-IN"/>
-        </w:rPr>
-        <w:t xml:space="preserve"> for ‘</w:t>
-      </w:r>
-      <w:proofErr w:type="spellStart"/>
-      <w:r>
-        <w:rPr>
-          <w:lang w:eastAsia="en-IN"/>
-        </w:rPr>
-        <w:t>brand_name</w:t>
-      </w:r>
-      <w:proofErr w:type="spellEnd"/>
-      <w:r>
-        <w:rPr>
-          <w:lang w:eastAsia="en-IN"/>
-        </w:rPr>
-        <w:t>’ column.</w:t>
+      <w:r>
+        <w:rPr>
+          <w:lang w:eastAsia="en-IN"/>
+        </w:rPr>
+        <w:t xml:space="preserve"> </w:t>
+      </w:r>
+      <w:r>
+        <w:rPr>
+          <w:lang w:eastAsia="en-IN"/>
+        </w:rPr>
+        <w:t>F</w:t>
+      </w:r>
+      <w:r>
+        <w:rPr>
+          <w:lang w:eastAsia="en-IN"/>
+        </w:rPr>
+        <w:t xml:space="preserve">illing it with 0 would artificially lower every product's recommendation rate. </w:t>
+      </w:r>
+    </w:p>
+    <w:p>
+      <w:pPr>
+        <w:pStyle w:val="ListParagraph"/>
+        <w:numPr>
+          <w:ilvl w:val="0"/>
+          <w:numId w:val="30"/>
+        </w:numPr>
+        <w:rPr>
+          <w:lang w:eastAsia="en-IN"/>
+        </w:rPr>
+      </w:pPr>
+      <w:r>
+        <w:rPr>
+          <w:lang w:eastAsia="en-IN"/>
+        </w:rPr>
+        <w:t>H</w:t>
+      </w:r>
+      <w:r>
+        <w:rPr>
+          <w:lang w:eastAsia="en-IN"/>
+        </w:rPr>
+        <w:t>elpfulness is left as NaN since it's structurally undefined when no one voted.</w:t>
+      </w:r>
+    </w:p>
+    <w:p>
+      <w:pPr>
+        <w:pStyle w:val="ListParagraph"/>
+        <w:numPr>
+          <w:ilvl w:val="0"/>
+          <w:numId w:val="30"/>
+        </w:numPr>
+        <w:rPr>
+          <w:lang w:eastAsia="en-IN"/>
+        </w:rPr>
+      </w:pPr>
+      <w:r>
+        <w:rPr>
+          <w:lang w:eastAsia="en-IN"/>
+        </w:rPr>
+        <w:t xml:space="preserve">For self-reported customer demography such as </w:t>
+      </w:r>
+      <w:r>
+        <w:rPr>
+          <w:lang w:eastAsia="en-IN"/>
+        </w:rPr>
+        <w:t>'skin_type', 'skin_tone', 'eye_color', 'hair_color'</w:t>
+      </w:r>
+      <w:r>
+        <w:rPr>
+          <w:lang w:eastAsia="en-IN"/>
+        </w:rPr>
+        <w:t xml:space="preserve"> the missing values have been treated by filling </w:t>
+      </w:r>
+      <w:r>
+        <w:rPr>
+          <w:lang w:eastAsia="en-IN"/>
+        </w:rPr>
+        <w:t>"Not Specified"</w:t>
+      </w:r>
+      <w:r>
+        <w:rPr>
+          <w:lang w:eastAsia="en-IN"/>
+        </w:rPr>
+        <w:t xml:space="preserve"> rather than removing the rows.</w:t>
       </w:r>
     </w:p>
     <w:p>
@@ -2413,26 +2746,62 @@
         <w:rPr>
           <w:lang w:eastAsia="en-IN"/>
         </w:rPr>
-        <w:t xml:space="preserve">Step 3: </w:t>
-      </w:r>
-      <w:r>
-        <w:rPr>
-          <w:lang w:eastAsia="en-IN"/>
-        </w:rPr>
-        <w:t>Missing Value Treatment</w:t>
-      </w:r>
-    </w:p>
-    <w:p>
-      <w:pPr>
-        <w:rPr>
-          <w:lang w:eastAsia="en-IN"/>
-        </w:rPr>
-      </w:pPr>
-      <w:r>
-        <w:rPr>
-          <w:lang w:eastAsia="en-IN"/>
-        </w:rPr>
-        <w:t>Missing values were examined to determine whether they represented true data quality issues or meaningful business information</w:t>
+        <w:t xml:space="preserve">Step </w:t>
+      </w:r>
+      <w:r>
+        <w:rPr>
+          <w:lang w:eastAsia="en-IN"/>
+        </w:rPr>
+        <w:t>4</w:t>
+      </w:r>
+      <w:r>
+        <w:rPr>
+          <w:lang w:eastAsia="en-IN"/>
+        </w:rPr>
+        <w:t xml:space="preserve">: </w:t>
+      </w:r>
+      <w:r>
+        <w:rPr>
+          <w:lang w:eastAsia="en-IN"/>
+        </w:rPr>
+        <w:t>Cross Data Consistency Check</w:t>
+      </w:r>
+    </w:p>
+    <w:p>
+      <w:pPr>
+        <w:rPr>
+          <w:lang w:eastAsia="en-IN"/>
+        </w:rPr>
+      </w:pPr>
+      <w:r>
+        <w:rPr>
+          <w:lang w:eastAsia="en-IN"/>
+        </w:rPr>
+        <w:t>Before merging or running review-level hypotheses, confirm</w:t>
+      </w:r>
+      <w:r>
+        <w:rPr>
+          <w:lang w:eastAsia="en-IN"/>
+        </w:rPr>
+        <w:t>ed</w:t>
+      </w:r>
+      <w:r>
+        <w:rPr>
+          <w:lang w:eastAsia="en-IN"/>
+        </w:rPr>
+        <w:t xml:space="preserve"> every</w:t>
+      </w:r>
+      <w:r>
+        <w:rPr>
+          <w:lang w:eastAsia="en-IN"/>
+        </w:rPr>
+        <w:t xml:space="preserve"> </w:t>
+      </w:r>
+      <w:r>
+        <w:rPr>
+          <w:lang w:eastAsia="en-IN"/>
+        </w:rPr>
+        <w:t>review points to a valid product, and that shared fields (brand_name, price_usd) agree between the two files</w:t>
       </w:r>
       <w:r>
         <w:rPr>
@@ -2443,428 +2812,26 @@
     </w:p>
     <w:p>
       <w:pPr>
-        <w:rPr>
-          <w:b/>
-          <w:bCs/>
-          <w:lang w:eastAsia="en-IN"/>
-        </w:rPr>
-      </w:pPr>
-      <w:r>
-        <w:rPr>
-          <w:b/>
-          <w:bCs/>
-          <w:lang w:eastAsia="en-IN"/>
-        </w:rPr>
-        <w:t xml:space="preserve">A. </w:t>
-      </w:r>
-      <w:proofErr w:type="spellStart"/>
-      <w:r>
-        <w:rPr>
-          <w:b/>
-          <w:bCs/>
-          <w:lang w:eastAsia="en-IN"/>
-        </w:rPr>
-        <w:t>product_info</w:t>
-      </w:r>
-      <w:proofErr w:type="spellEnd"/>
-    </w:p>
-    <w:p>
-      <w:pPr>
-        <w:pStyle w:val="ListParagraph"/>
-        <w:numPr>
-          <w:ilvl w:val="0"/>
-          <w:numId w:val="29"/>
-        </w:numPr>
-        <w:rPr>
-          <w:lang w:eastAsia="en-IN"/>
-        </w:rPr>
-      </w:pPr>
-      <w:r>
-        <w:rPr>
-          <w:lang w:eastAsia="en-IN"/>
-        </w:rPr>
-        <w:t>Columns with extremely high missing percentages (</w:t>
-      </w:r>
-      <w:r>
-        <w:rPr>
-          <w:lang w:eastAsia="en-IN"/>
-        </w:rPr>
-        <w:t>&gt;</w:t>
-      </w:r>
-      <w:r>
-        <w:rPr>
-          <w:lang w:eastAsia="en-IN"/>
-        </w:rPr>
-        <w:t xml:space="preserve"> 80%) and limited analytical value, such as</w:t>
-      </w:r>
-      <w:r>
-        <w:rPr>
-          <w:lang w:eastAsia="en-IN"/>
-        </w:rPr>
-        <w:t xml:space="preserve"> ‘</w:t>
-      </w:r>
-      <w:r>
-        <w:rPr>
-          <w:lang w:eastAsia="en-IN"/>
-        </w:rPr>
-        <w:t>variation_type</w:t>
-      </w:r>
-      <w:r>
-        <w:rPr>
-          <w:lang w:eastAsia="en-IN"/>
-        </w:rPr>
-        <w:t>’</w:t>
-      </w:r>
-      <w:r>
-        <w:rPr>
-          <w:lang w:eastAsia="en-IN"/>
-        </w:rPr>
-        <w:t>, </w:t>
-      </w:r>
-      <w:r>
-        <w:rPr>
-          <w:lang w:eastAsia="en-IN"/>
-        </w:rPr>
-        <w:t>‘</w:t>
-      </w:r>
-      <w:r>
-        <w:rPr>
-          <w:lang w:eastAsia="en-IN"/>
-        </w:rPr>
-        <w:t>variation_value</w:t>
-      </w:r>
-      <w:r>
-        <w:rPr>
-          <w:lang w:eastAsia="en-IN"/>
-        </w:rPr>
-        <w:t>’</w:t>
-      </w:r>
-      <w:r>
-        <w:rPr>
-          <w:lang w:eastAsia="en-IN"/>
-        </w:rPr>
-        <w:t>, </w:t>
-      </w:r>
-      <w:r>
-        <w:rPr>
-          <w:lang w:eastAsia="en-IN"/>
-        </w:rPr>
-        <w:t>‘</w:t>
-      </w:r>
-      <w:r>
-        <w:rPr>
-          <w:lang w:eastAsia="en-IN"/>
-        </w:rPr>
-        <w:t>variation_desc</w:t>
-      </w:r>
-      <w:r>
-        <w:rPr>
-          <w:lang w:eastAsia="en-IN"/>
-        </w:rPr>
-        <w:t>’</w:t>
-      </w:r>
-      <w:r>
-        <w:rPr>
-          <w:lang w:eastAsia="en-IN"/>
-        </w:rPr>
-        <w:t>, </w:t>
-      </w:r>
-      <w:r>
-        <w:rPr>
-          <w:lang w:eastAsia="en-IN"/>
-        </w:rPr>
-        <w:t>‘</w:t>
-      </w:r>
-      <w:r>
-        <w:rPr>
-          <w:lang w:eastAsia="en-IN"/>
-        </w:rPr>
-        <w:t>ingredients</w:t>
-      </w:r>
-      <w:r>
-        <w:rPr>
-          <w:lang w:eastAsia="en-IN"/>
-        </w:rPr>
-        <w:t>’</w:t>
-      </w:r>
-      <w:r>
-        <w:rPr>
-          <w:lang w:eastAsia="en-IN"/>
-        </w:rPr>
-        <w:t>, </w:t>
-      </w:r>
-      <w:r>
-        <w:rPr>
-          <w:lang w:eastAsia="en-IN"/>
-        </w:rPr>
-        <w:t>‘</w:t>
-      </w:r>
-      <w:r>
-        <w:rPr>
-          <w:lang w:eastAsia="en-IN"/>
-        </w:rPr>
-        <w:t>highlights</w:t>
-      </w:r>
-      <w:r>
-        <w:rPr>
-          <w:lang w:eastAsia="en-IN"/>
-        </w:rPr>
-        <w:t>’</w:t>
-      </w:r>
-      <w:r>
-        <w:rPr>
-          <w:lang w:eastAsia="en-IN"/>
-        </w:rPr>
-        <w:t>, </w:t>
-      </w:r>
-      <w:r>
-        <w:rPr>
-          <w:lang w:eastAsia="en-IN"/>
-        </w:rPr>
-        <w:t>‘</w:t>
-      </w:r>
-      <w:r>
-        <w:rPr>
-          <w:lang w:eastAsia="en-IN"/>
-        </w:rPr>
-        <w:t>size</w:t>
-      </w:r>
-      <w:r>
-        <w:rPr>
-          <w:lang w:eastAsia="en-IN"/>
-        </w:rPr>
-        <w:t>’ were removed.</w:t>
-      </w:r>
-    </w:p>
-    <w:p>
-      <w:pPr>
-        <w:pStyle w:val="ListParagraph"/>
-        <w:numPr>
-          <w:ilvl w:val="0"/>
-          <w:numId w:val="29"/>
-        </w:numPr>
-        <w:rPr>
-          <w:lang w:eastAsia="en-IN"/>
-        </w:rPr>
-      </w:pPr>
-      <w:r>
-        <w:rPr>
-          <w:lang w:eastAsia="en-IN"/>
-        </w:rPr>
-        <w:t>‘</w:t>
-      </w:r>
-      <w:r>
-        <w:rPr>
-          <w:lang w:eastAsia="en-IN"/>
-        </w:rPr>
-        <w:t>rating</w:t>
-      </w:r>
-      <w:r>
-        <w:rPr>
-          <w:lang w:eastAsia="en-IN"/>
-        </w:rPr>
-        <w:t>’ &amp; ‘</w:t>
-      </w:r>
-      <w:r>
-        <w:rPr>
-          <w:lang w:eastAsia="en-IN"/>
-        </w:rPr>
-        <w:t>reviews</w:t>
-      </w:r>
-      <w:r>
-        <w:rPr>
-          <w:lang w:eastAsia="en-IN"/>
-        </w:rPr>
-        <w:t xml:space="preserve">’ are the core KPI and can not be imputed. </w:t>
-      </w:r>
-      <w:r>
-        <w:rPr>
-          <w:lang w:eastAsia="en-IN"/>
-        </w:rPr>
-        <w:t>Check</w:t>
-      </w:r>
-      <w:r>
-        <w:rPr>
-          <w:lang w:eastAsia="en-IN"/>
-        </w:rPr>
-        <w:t>ed</w:t>
-      </w:r>
-      <w:r>
-        <w:rPr>
-          <w:lang w:eastAsia="en-IN"/>
-        </w:rPr>
-        <w:t xml:space="preserve"> whether missing rating and missing reviews occur in the same rows</w:t>
-      </w:r>
-      <w:r>
-        <w:rPr>
-          <w:lang w:eastAsia="en-IN"/>
-        </w:rPr>
-        <w:t xml:space="preserve"> and found out that it overlaps. Hence removed the rows</w:t>
-      </w:r>
-    </w:p>
-    <w:p>
-      <w:pPr>
-        <w:pStyle w:val="ListParagraph"/>
-        <w:numPr>
-          <w:ilvl w:val="0"/>
-          <w:numId w:val="29"/>
-        </w:numPr>
-        <w:rPr>
-          <w:lang w:eastAsia="en-IN"/>
-        </w:rPr>
-      </w:pPr>
-      <w:r>
-        <w:rPr>
-          <w:lang w:eastAsia="en-IN"/>
-        </w:rPr>
-        <w:t>‘</w:t>
-      </w:r>
-      <w:proofErr w:type="spellStart"/>
-      <w:proofErr w:type="gramStart"/>
-      <w:r>
-        <w:rPr>
-          <w:lang w:eastAsia="en-IN"/>
-        </w:rPr>
-        <w:t>secondary</w:t>
-      </w:r>
-      <w:proofErr w:type="gramEnd"/>
-      <w:r>
-        <w:rPr>
-          <w:lang w:eastAsia="en-IN"/>
-        </w:rPr>
-        <w:t>_category</w:t>
-      </w:r>
-      <w:proofErr w:type="spellEnd"/>
-      <w:r>
-        <w:rPr>
-          <w:lang w:eastAsia="en-IN"/>
-        </w:rPr>
-        <w:t>’</w:t>
-      </w:r>
-      <w:r>
-        <w:rPr>
-          <w:lang w:eastAsia="en-IN"/>
-        </w:rPr>
-        <w:t> and </w:t>
-      </w:r>
-      <w:r>
-        <w:rPr>
-          <w:lang w:eastAsia="en-IN"/>
-        </w:rPr>
-        <w:t>‘</w:t>
-      </w:r>
-      <w:proofErr w:type="spellStart"/>
-      <w:r>
-        <w:rPr>
-          <w:lang w:eastAsia="en-IN"/>
-        </w:rPr>
-        <w:t>tertiary_category</w:t>
-      </w:r>
-      <w:proofErr w:type="spellEnd"/>
-      <w:r>
-        <w:rPr>
-          <w:lang w:eastAsia="en-IN"/>
-        </w:rPr>
-        <w:t>’ columns</w:t>
-      </w:r>
-      <w:r>
-        <w:rPr>
-          <w:lang w:eastAsia="en-IN"/>
-        </w:rPr>
-        <w:t> gets a business-rule fill</w:t>
-      </w:r>
-      <w:r>
-        <w:rPr>
-          <w:lang w:eastAsia="en-IN"/>
-        </w:rPr>
-        <w:t xml:space="preserve">. But these missing values were also overlapping with </w:t>
-      </w:r>
-      <w:r>
-        <w:rPr>
-          <w:lang w:eastAsia="en-IN"/>
-        </w:rPr>
-        <w:t>missing rating and missing reviews</w:t>
-      </w:r>
-      <w:r>
-        <w:rPr>
-          <w:lang w:eastAsia="en-IN"/>
-        </w:rPr>
-        <w:t>. Hence separate treatment wasn’t needed for category columns.</w:t>
-      </w:r>
-    </w:p>
-    <w:p>
-      <w:pPr>
-        <w:rPr>
-          <w:b/>
-          <w:bCs/>
-          <w:lang w:eastAsia="en-IN"/>
-        </w:rPr>
-      </w:pPr>
-      <w:r>
-        <w:rPr>
-          <w:b/>
-          <w:bCs/>
-          <w:lang w:eastAsia="en-IN"/>
-        </w:rPr>
-        <w:t>B. reviews</w:t>
-      </w:r>
-    </w:p>
-    <w:p>
-      <w:pPr>
-        <w:pStyle w:val="ListParagraph"/>
-        <w:numPr>
-          <w:ilvl w:val="0"/>
-          <w:numId w:val="30"/>
-        </w:numPr>
-        <w:rPr>
-          <w:lang w:eastAsia="en-IN"/>
-        </w:rPr>
-      </w:pPr>
-      <w:r>
-        <w:rPr>
-          <w:lang w:eastAsia="en-IN"/>
-        </w:rPr>
-        <w:t>‘</w:t>
-      </w:r>
-      <w:proofErr w:type="spellStart"/>
-      <w:proofErr w:type="gramStart"/>
-      <w:r>
-        <w:rPr>
-          <w:lang w:eastAsia="en-IN"/>
-        </w:rPr>
-        <w:t>is</w:t>
-      </w:r>
-      <w:proofErr w:type="gramEnd"/>
-      <w:r>
-        <w:rPr>
-          <w:lang w:eastAsia="en-IN"/>
-        </w:rPr>
-        <w:t>_recommended</w:t>
-      </w:r>
-      <w:proofErr w:type="spellEnd"/>
-      <w:r>
-        <w:rPr>
-          <w:lang w:eastAsia="en-IN"/>
-        </w:rPr>
-        <w:t>’</w:t>
-      </w:r>
-      <w:r>
-        <w:rPr>
-          <w:lang w:eastAsia="en-IN"/>
-        </w:rPr>
-        <w:t xml:space="preserve"> </w:t>
-      </w:r>
-      <w:r>
-        <w:rPr>
-          <w:lang w:eastAsia="en-IN"/>
-        </w:rPr>
-        <w:t xml:space="preserve">column </w:t>
-      </w:r>
-      <w:r>
-        <w:rPr>
-          <w:lang w:eastAsia="en-IN"/>
-        </w:rPr>
-        <w:t>is deliberately left as a true missing value rather than coded as 0, since a blank response is a non-answer, not a "No"</w:t>
+        <w:pStyle w:val="ListParagraph"/>
+        <w:numPr>
+          <w:ilvl w:val="0"/>
+          <w:numId w:val="31"/>
+        </w:numPr>
+        <w:rPr>
+          <w:lang w:eastAsia="en-IN"/>
+        </w:rPr>
+      </w:pPr>
+      <w:r>
+        <w:rPr>
+          <w:lang w:eastAsia="en-IN"/>
+        </w:rPr>
+        <w:t xml:space="preserve">Checked for </w:t>
+      </w:r>
+      <w:r>
+        <w:rPr>
+          <w:lang w:eastAsia="en-IN"/>
+        </w:rPr>
+        <w:t>reviews referencing a product_id that doesn't exist in product_info (orphaned reviews)</w:t>
       </w:r>
       <w:r>
         <w:rPr>
@@ -2872,263 +2839,6 @@
         </w:rPr>
         <w:t>.</w:t>
       </w:r>
-      <w:r>
-        <w:rPr>
-          <w:lang w:eastAsia="en-IN"/>
-        </w:rPr>
-        <w:t xml:space="preserve"> </w:t>
-      </w:r>
-      <w:r>
-        <w:rPr>
-          <w:lang w:eastAsia="en-IN"/>
-        </w:rPr>
-        <w:t>F</w:t>
-      </w:r>
-      <w:r>
-        <w:rPr>
-          <w:lang w:eastAsia="en-IN"/>
-        </w:rPr>
-        <w:t xml:space="preserve">illing it with 0 would artificially lower every product's recommendation rate. </w:t>
-      </w:r>
-    </w:p>
-    <w:p>
-      <w:pPr>
-        <w:pStyle w:val="ListParagraph"/>
-        <w:numPr>
-          <w:ilvl w:val="0"/>
-          <w:numId w:val="30"/>
-        </w:numPr>
-        <w:rPr>
-          <w:lang w:eastAsia="en-IN"/>
-        </w:rPr>
-      </w:pPr>
-      <w:r>
-        <w:rPr>
-          <w:lang w:eastAsia="en-IN"/>
-        </w:rPr>
-        <w:t>H</w:t>
-      </w:r>
-      <w:r>
-        <w:rPr>
-          <w:lang w:eastAsia="en-IN"/>
-        </w:rPr>
-        <w:t xml:space="preserve">elpfulness is left as </w:t>
-      </w:r>
-      <w:proofErr w:type="spellStart"/>
-      <w:r>
-        <w:rPr>
-          <w:lang w:eastAsia="en-IN"/>
-        </w:rPr>
-        <w:t>NaN</w:t>
-      </w:r>
-      <w:proofErr w:type="spellEnd"/>
-      <w:r>
-        <w:rPr>
-          <w:lang w:eastAsia="en-IN"/>
-        </w:rPr>
-        <w:t xml:space="preserve"> since it's structurally undefined when no one voted.</w:t>
-      </w:r>
-    </w:p>
-    <w:p>
-      <w:pPr>
-        <w:pStyle w:val="ListParagraph"/>
-        <w:numPr>
-          <w:ilvl w:val="0"/>
-          <w:numId w:val="30"/>
-        </w:numPr>
-        <w:rPr>
-          <w:lang w:eastAsia="en-IN"/>
-        </w:rPr>
-      </w:pPr>
-      <w:r>
-        <w:rPr>
-          <w:lang w:eastAsia="en-IN"/>
-        </w:rPr>
-        <w:t xml:space="preserve">For self-reported customer demography such as </w:t>
-      </w:r>
-      <w:r>
-        <w:rPr>
-          <w:lang w:eastAsia="en-IN"/>
-        </w:rPr>
-        <w:t>'</w:t>
-      </w:r>
-      <w:proofErr w:type="spellStart"/>
-      <w:r>
-        <w:rPr>
-          <w:lang w:eastAsia="en-IN"/>
-        </w:rPr>
-        <w:t>skin_type</w:t>
-      </w:r>
-      <w:proofErr w:type="spellEnd"/>
-      <w:r>
-        <w:rPr>
-          <w:lang w:eastAsia="en-IN"/>
-        </w:rPr>
-        <w:t>', '</w:t>
-      </w:r>
-      <w:proofErr w:type="spellStart"/>
-      <w:r>
-        <w:rPr>
-          <w:lang w:eastAsia="en-IN"/>
-        </w:rPr>
-        <w:t>skin_tone</w:t>
-      </w:r>
-      <w:proofErr w:type="spellEnd"/>
-      <w:r>
-        <w:rPr>
-          <w:lang w:eastAsia="en-IN"/>
-        </w:rPr>
-        <w:t>', '</w:t>
-      </w:r>
-      <w:proofErr w:type="spellStart"/>
-      <w:r>
-        <w:rPr>
-          <w:lang w:eastAsia="en-IN"/>
-        </w:rPr>
-        <w:t>eye_color</w:t>
-      </w:r>
-      <w:proofErr w:type="spellEnd"/>
-      <w:r>
-        <w:rPr>
-          <w:lang w:eastAsia="en-IN"/>
-        </w:rPr>
-        <w:t>', '</w:t>
-      </w:r>
-      <w:proofErr w:type="spellStart"/>
-      <w:r>
-        <w:rPr>
-          <w:lang w:eastAsia="en-IN"/>
-        </w:rPr>
-        <w:t>hair_color</w:t>
-      </w:r>
-      <w:proofErr w:type="spellEnd"/>
-      <w:r>
-        <w:rPr>
-          <w:lang w:eastAsia="en-IN"/>
-        </w:rPr>
-        <w:t>'</w:t>
-      </w:r>
-      <w:r>
-        <w:rPr>
-          <w:lang w:eastAsia="en-IN"/>
-        </w:rPr>
-        <w:t xml:space="preserve"> the missing values have been treated by filling </w:t>
-      </w:r>
-      <w:r>
-        <w:rPr>
-          <w:lang w:eastAsia="en-IN"/>
-        </w:rPr>
-        <w:t>"Not Specified"</w:t>
-      </w:r>
-      <w:r>
-        <w:rPr>
-          <w:lang w:eastAsia="en-IN"/>
-        </w:rPr>
-        <w:t xml:space="preserve"> rather than removing the rows.</w:t>
-      </w:r>
-    </w:p>
-    <w:p>
-      <w:pPr>
-        <w:pStyle w:val="Heading2"/>
-        <w:rPr>
-          <w:lang w:eastAsia="en-IN"/>
-        </w:rPr>
-      </w:pPr>
-      <w:r>
-        <w:rPr>
-          <w:lang w:eastAsia="en-IN"/>
-        </w:rPr>
-        <w:t xml:space="preserve">Step </w:t>
-      </w:r>
-      <w:r>
-        <w:rPr>
-          <w:lang w:eastAsia="en-IN"/>
-        </w:rPr>
-        <w:t>4</w:t>
-      </w:r>
-      <w:r>
-        <w:rPr>
-          <w:lang w:eastAsia="en-IN"/>
-        </w:rPr>
-        <w:t xml:space="preserve">: </w:t>
-      </w:r>
-      <w:r>
-        <w:rPr>
-          <w:lang w:eastAsia="en-IN"/>
-        </w:rPr>
-        <w:t>Cross Data Consistency Check</w:t>
-      </w:r>
-    </w:p>
-    <w:p>
-      <w:pPr>
-        <w:rPr>
-          <w:lang w:eastAsia="en-IN"/>
-        </w:rPr>
-      </w:pPr>
-      <w:r>
-        <w:rPr>
-          <w:lang w:eastAsia="en-IN"/>
-        </w:rPr>
-        <w:t>Before merging or running review-level hypotheses, confirm</w:t>
-      </w:r>
-      <w:r>
-        <w:rPr>
-          <w:lang w:eastAsia="en-IN"/>
-        </w:rPr>
-        <w:t>ed</w:t>
-      </w:r>
-      <w:r>
-        <w:rPr>
-          <w:lang w:eastAsia="en-IN"/>
-        </w:rPr>
-        <w:t xml:space="preserve"> every</w:t>
-      </w:r>
-      <w:r>
-        <w:rPr>
-          <w:lang w:eastAsia="en-IN"/>
-        </w:rPr>
-        <w:t xml:space="preserve"> </w:t>
-      </w:r>
-      <w:r>
-        <w:rPr>
-          <w:lang w:eastAsia="en-IN"/>
-        </w:rPr>
-        <w:t>review points to a valid product, and that shared fields (</w:t>
-      </w:r>
-      <w:proofErr w:type="spellStart"/>
-      <w:r>
-        <w:rPr>
-          <w:lang w:eastAsia="en-IN"/>
-        </w:rPr>
-        <w:t>brand_name</w:t>
-      </w:r>
-      <w:proofErr w:type="spellEnd"/>
-      <w:r>
-        <w:rPr>
-          <w:lang w:eastAsia="en-IN"/>
-        </w:rPr>
-        <w:t xml:space="preserve">, </w:t>
-      </w:r>
-      <w:proofErr w:type="spellStart"/>
-      <w:r>
-        <w:rPr>
-          <w:lang w:eastAsia="en-IN"/>
-        </w:rPr>
-        <w:t>price_usd</w:t>
-      </w:r>
-      <w:proofErr w:type="spellEnd"/>
-      <w:r>
-        <w:rPr>
-          <w:lang w:eastAsia="en-IN"/>
-        </w:rPr>
-        <w:t>) agree between the two files</w:t>
-      </w:r>
-      <w:r>
-        <w:rPr>
-          <w:lang w:eastAsia="en-IN"/>
-        </w:rPr>
-        <w:t>.</w:t>
-      </w:r>
     </w:p>
     <w:p>
       <w:pPr>
@@ -3145,88 +2855,8 @@
         <w:rPr>
           <w:lang w:eastAsia="en-IN"/>
         </w:rPr>
-        <w:t xml:space="preserve">Checked for </w:t>
-      </w:r>
-      <w:r>
-        <w:rPr>
-          <w:lang w:eastAsia="en-IN"/>
-        </w:rPr>
-        <w:t xml:space="preserve">reviews referencing a </w:t>
-      </w:r>
-      <w:proofErr w:type="spellStart"/>
-      <w:r>
-        <w:rPr>
-          <w:lang w:eastAsia="en-IN"/>
-        </w:rPr>
-        <w:t>product_id</w:t>
-      </w:r>
-      <w:proofErr w:type="spellEnd"/>
-      <w:r>
-        <w:rPr>
-          <w:lang w:eastAsia="en-IN"/>
-        </w:rPr>
-        <w:t xml:space="preserve"> that doesn't exist in </w:t>
-      </w:r>
-      <w:proofErr w:type="spellStart"/>
-      <w:r>
-        <w:rPr>
-          <w:lang w:eastAsia="en-IN"/>
-        </w:rPr>
-        <w:t>product_info</w:t>
-      </w:r>
-      <w:proofErr w:type="spellEnd"/>
-      <w:r>
-        <w:rPr>
-          <w:lang w:eastAsia="en-IN"/>
-        </w:rPr>
-        <w:t xml:space="preserve"> (orphaned reviews)</w:t>
-      </w:r>
-      <w:r>
-        <w:rPr>
-          <w:lang w:eastAsia="en-IN"/>
-        </w:rPr>
-        <w:t>.</w:t>
-      </w:r>
-    </w:p>
-    <w:p>
-      <w:pPr>
-        <w:pStyle w:val="ListParagraph"/>
-        <w:numPr>
-          <w:ilvl w:val="0"/>
-          <w:numId w:val="31"/>
-        </w:numPr>
-        <w:rPr>
-          <w:lang w:eastAsia="en-IN"/>
-        </w:rPr>
-      </w:pPr>
-      <w:r>
-        <w:rPr>
-          <w:lang w:eastAsia="en-IN"/>
-        </w:rPr>
-        <w:t xml:space="preserve">Spot-check </w:t>
-      </w:r>
-      <w:proofErr w:type="spellStart"/>
-      <w:r>
-        <w:rPr>
-          <w:lang w:eastAsia="en-IN"/>
-        </w:rPr>
-        <w:t>brand_name</w:t>
-      </w:r>
-      <w:proofErr w:type="spellEnd"/>
-      <w:r>
-        <w:rPr>
-          <w:lang w:eastAsia="en-IN"/>
-        </w:rPr>
-        <w:t xml:space="preserve"> consistency between the two files for shared </w:t>
-      </w:r>
-      <w:proofErr w:type="spellStart"/>
-      <w:r>
-        <w:rPr>
-          <w:lang w:eastAsia="en-IN"/>
-        </w:rPr>
-        <w:t>product_ids</w:t>
-      </w:r>
-      <w:proofErr w:type="spellEnd"/>
+        <w:t>Spot-check brand_name consistency between the two files for shared product_ids</w:t>
+      </w:r>
     </w:p>
     <w:p>
       <w:pPr>
@@ -3359,19 +2989,11 @@
           <w:lang w:eastAsia="en-IN"/>
         </w:rPr>
       </w:pPr>
-      <w:proofErr w:type="gramStart"/>
-      <w:r>
-        <w:rPr>
-          <w:lang w:eastAsia="en-IN"/>
-        </w:rPr>
-        <w:t>So</w:t>
-      </w:r>
-      <w:proofErr w:type="gramEnd"/>
-      <w:r>
-        <w:rPr>
-          <w:lang w:eastAsia="en-IN"/>
-        </w:rPr>
-        <w:t xml:space="preserve"> it a</w:t>
+      <w:r>
+        <w:rPr>
+          <w:lang w:eastAsia="en-IN"/>
+        </w:rPr>
+        <w:t>So it a</w:t>
       </w:r>
       <w:r>
         <w:rPr>
@@ -3385,14 +3007,12 @@
         </w:rPr>
         <w:t>‘</w:t>
       </w:r>
-      <w:proofErr w:type="spellStart"/>
       <w:r>
         <w:rPr>
           <w:lang w:eastAsia="en-IN"/>
         </w:rPr>
         <w:t>product_id</w:t>
       </w:r>
-      <w:proofErr w:type="spellEnd"/>
       <w:r>
         <w:rPr>
           <w:lang w:eastAsia="en-IN"/>
@@ -3411,14 +3031,12 @@
         </w:rPr>
         <w:t>‘</w:t>
       </w:r>
-      <w:proofErr w:type="spellStart"/>
       <w:r>
         <w:rPr>
           <w:lang w:eastAsia="en-IN"/>
         </w:rPr>
         <w:t>brand_name</w:t>
       </w:r>
-      <w:proofErr w:type="spellEnd"/>
       <w:r>
         <w:rPr>
           <w:lang w:eastAsia="en-IN"/>
@@ -3429,13 +3047,68 @@
         <w:rPr>
           <w:lang w:eastAsia="en-IN"/>
         </w:rPr>
-        <w:t xml:space="preserve"> to compute how many products each brand has and what their average rating is, then merges these two derived values back onto the main </w:t>
-      </w:r>
-      <w:r>
-        <w:rPr>
-          <w:lang w:eastAsia="en-IN"/>
-        </w:rPr>
-        <w:t>data frame</w:t>
+        <w:t xml:space="preserve"> to compute how many products each brand has and what their average rating is, then merges these two derived values back onto the main data frame.</w:t>
+      </w:r>
+    </w:p>
+    <w:p>
+      <w:pPr>
+        <w:rPr>
+          <w:b/>
+          <w:bCs/>
+          <w:lang w:eastAsia="en-IN"/>
+        </w:rPr>
+      </w:pPr>
+      <w:r>
+        <w:rPr>
+          <w:b/>
+          <w:bCs/>
+          <w:lang w:eastAsia="en-IN"/>
+        </w:rPr>
+        <w:t xml:space="preserve">5.2 </w:t>
+      </w:r>
+      <w:r>
+        <w:rPr>
+          <w:b/>
+          <w:bCs/>
+          <w:lang w:eastAsia="en-IN"/>
+        </w:rPr>
+        <w:t>feedback_polarity_ratio (positive share of total feedback)</w:t>
+      </w:r>
+    </w:p>
+    <w:p>
+      <w:pPr>
+        <w:pStyle w:val="ListParagraph"/>
+        <w:numPr>
+          <w:ilvl w:val="0"/>
+          <w:numId w:val="33"/>
+        </w:numPr>
+        <w:rPr>
+          <w:lang w:eastAsia="en-IN"/>
+        </w:rPr>
+      </w:pPr>
+      <w:r>
+        <w:rPr>
+          <w:lang w:eastAsia="en-IN"/>
+        </w:rPr>
+        <w:t>R</w:t>
+      </w:r>
+      <w:r>
+        <w:rPr>
+          <w:lang w:eastAsia="en-IN"/>
+        </w:rPr>
+        <w:t>aw counts alone (`total_pos_feedback_count`, `total_neg_feedback_count`) aren't directly comparable across reviews</w:t>
+      </w:r>
+      <w:r>
+        <w:rPr>
+          <w:lang w:eastAsia="en-IN"/>
+        </w:rPr>
+        <w:t xml:space="preserve"> for H8 hypothesis </w:t>
+      </w:r>
+      <w:r>
+        <w:rPr>
+          <w:lang w:eastAsia="en-IN"/>
+        </w:rPr>
+        <w:t>that higher negative feedback volume correlates with lower product ratings</w:t>
       </w:r>
       <w:r>
         <w:rPr>
@@ -3446,41 +3119,6 @@
     </w:p>
     <w:p>
       <w:pPr>
-        <w:rPr>
-          <w:b/>
-          <w:bCs/>
-          <w:lang w:eastAsia="en-IN"/>
-        </w:rPr>
-      </w:pPr>
-      <w:r>
-        <w:rPr>
-          <w:b/>
-          <w:bCs/>
-          <w:lang w:eastAsia="en-IN"/>
-        </w:rPr>
-        <w:t xml:space="preserve">5.2 </w:t>
-      </w:r>
-      <w:proofErr w:type="spellStart"/>
-      <w:r>
-        <w:rPr>
-          <w:b/>
-          <w:bCs/>
-          <w:lang w:eastAsia="en-IN"/>
-        </w:rPr>
-        <w:t>feedback_polarity_ratio</w:t>
-      </w:r>
-      <w:proofErr w:type="spellEnd"/>
-      <w:r>
-        <w:rPr>
-          <w:b/>
-          <w:bCs/>
-          <w:lang w:eastAsia="en-IN"/>
-        </w:rPr>
-        <w:t xml:space="preserve"> (positive share of total feedback)</w:t>
-      </w:r>
-    </w:p>
-    <w:p>
-      <w:pPr>
         <w:pStyle w:val="ListParagraph"/>
         <w:numPr>
           <w:ilvl w:val="0"/>
@@ -3494,53 +3132,307 @@
         <w:rPr>
           <w:lang w:eastAsia="en-IN"/>
         </w:rPr>
-        <w:t>R</w:t>
-      </w:r>
-      <w:r>
-        <w:rPr>
-          <w:lang w:eastAsia="en-IN"/>
-        </w:rPr>
-        <w:t>aw counts alone (`</w:t>
-      </w:r>
-      <w:proofErr w:type="spellStart"/>
+        <w:t>A ratio normalizes this, turning "how many people voted this helpful" into "what proportion of voters found this helpful"</w:t>
+      </w:r>
+      <w:r>
+        <w:rPr>
+          <w:lang w:eastAsia="en-IN"/>
+        </w:rPr>
+        <w:t xml:space="preserve"> — a fair, comparable signal regardless of a review's total visibility or age</w:t>
+      </w:r>
+      <w:r>
+        <w:rPr>
+          <w:lang w:eastAsia="en-IN"/>
+        </w:rPr>
+        <w:t>.</w:t>
+      </w:r>
+    </w:p>
+    <w:p>
+      <w:pPr>
+        <w:pStyle w:val="ListParagraph"/>
+        <w:numPr>
+          <w:ilvl w:val="0"/>
+          <w:numId w:val="33"/>
+        </w:numPr>
+        <w:rPr>
+          <w:lang w:eastAsia="en-IN"/>
+        </w:rPr>
+      </w:pPr>
+      <w:r>
+        <w:rPr>
+          <w:lang w:eastAsia="en-IN"/>
+        </w:rPr>
+        <w:t>It d</w:t>
+      </w:r>
+      <w:r>
+        <w:rPr>
+          <w:lang w:eastAsia="en-IN"/>
+        </w:rPr>
+        <w:t xml:space="preserve">ivides </w:t>
+      </w:r>
+      <w:r>
+        <w:rPr>
+          <w:lang w:eastAsia="en-IN"/>
+        </w:rPr>
+        <w:t>‘</w:t>
+      </w:r>
       <w:r>
         <w:rPr>
           <w:lang w:eastAsia="en-IN"/>
         </w:rPr>
         <w:t>total_pos_feedback_count</w:t>
       </w:r>
-      <w:proofErr w:type="spellEnd"/>
-      <w:r>
-        <w:rPr>
-          <w:lang w:eastAsia="en-IN"/>
-        </w:rPr>
-        <w:t>`, `</w:t>
-      </w:r>
-      <w:proofErr w:type="spellStart"/>
-      <w:r>
-        <w:rPr>
-          <w:lang w:eastAsia="en-IN"/>
-        </w:rPr>
-        <w:t>total_neg_feedback_count</w:t>
-      </w:r>
-      <w:proofErr w:type="spellEnd"/>
-      <w:r>
-        <w:rPr>
-          <w:lang w:eastAsia="en-IN"/>
-        </w:rPr>
-        <w:t>`) aren't directly comparable across reviews</w:t>
-      </w:r>
-      <w:r>
-        <w:rPr>
-          <w:lang w:eastAsia="en-IN"/>
-        </w:rPr>
-        <w:t xml:space="preserve"> for H8 hypothesis </w:t>
-      </w:r>
-      <w:r>
-        <w:rPr>
-          <w:lang w:eastAsia="en-IN"/>
-        </w:rPr>
-        <w:t>that higher negative feedback volume correlates with lower product ratings</w:t>
+      <w:r>
+        <w:rPr>
+          <w:lang w:eastAsia="en-IN"/>
+        </w:rPr>
+        <w:t>’</w:t>
+      </w:r>
+      <w:r>
+        <w:rPr>
+          <w:lang w:eastAsia="en-IN"/>
+        </w:rPr>
+        <w:t xml:space="preserve"> by </w:t>
+      </w:r>
+      <w:r>
+        <w:rPr>
+          <w:lang w:eastAsia="en-IN"/>
+        </w:rPr>
+        <w:t>‘</w:t>
+      </w:r>
+      <w:r>
+        <w:rPr>
+          <w:lang w:eastAsia="en-IN"/>
+        </w:rPr>
+        <w:t>total_feedback_count</w:t>
+      </w:r>
+      <w:r>
+        <w:rPr>
+          <w:lang w:eastAsia="en-IN"/>
+        </w:rPr>
+        <w:t>’</w:t>
+      </w:r>
+      <w:r>
+        <w:rPr>
+          <w:lang w:eastAsia="en-IN"/>
+        </w:rPr>
+        <w:t xml:space="preserve"> for each review, returning </w:t>
+      </w:r>
+      <w:r>
+        <w:rPr>
+          <w:lang w:eastAsia="en-IN"/>
+        </w:rPr>
+        <w:t>‘</w:t>
+      </w:r>
+      <w:r>
+        <w:rPr>
+          <w:lang w:eastAsia="en-IN"/>
+        </w:rPr>
+        <w:t>NaN</w:t>
+      </w:r>
+      <w:r>
+        <w:rPr>
+          <w:lang w:eastAsia="en-IN"/>
+        </w:rPr>
+        <w:t>’</w:t>
+      </w:r>
+      <w:r>
+        <w:rPr>
+          <w:lang w:eastAsia="en-IN"/>
+        </w:rPr>
+        <w:t xml:space="preserve"> (instead of an error or a fabricated 0) when </w:t>
+      </w:r>
+      <w:r>
+        <w:rPr>
+          <w:lang w:eastAsia="en-IN"/>
+        </w:rPr>
+        <w:t>‘</w:t>
+      </w:r>
+      <w:r>
+        <w:rPr>
+          <w:lang w:eastAsia="en-IN"/>
+        </w:rPr>
+        <w:t>total_feedback_count</w:t>
+      </w:r>
+      <w:r>
+        <w:rPr>
+          <w:lang w:eastAsia="en-IN"/>
+        </w:rPr>
+        <w:t>’</w:t>
+      </w:r>
+      <w:r>
+        <w:rPr>
+          <w:lang w:eastAsia="en-IN"/>
+        </w:rPr>
+        <w:t xml:space="preserve"> is zero.</w:t>
+      </w:r>
+    </w:p>
+    <w:p>
+      <w:pPr>
+        <w:rPr>
+          <w:b/>
+          <w:bCs/>
+          <w:lang w:eastAsia="en-IN"/>
+        </w:rPr>
+      </w:pPr>
+      <w:r>
+        <w:rPr>
+          <w:b/>
+          <w:bCs/>
+          <w:lang w:eastAsia="en-IN"/>
+        </w:rPr>
+        <w:t xml:space="preserve">5.3 </w:t>
+      </w:r>
+      <w:r>
+        <w:rPr>
+          <w:b/>
+          <w:bCs/>
+          <w:lang w:eastAsia="en-IN"/>
+        </w:rPr>
+        <w:t>Product-level "recommendation_rate" (excluding non-responses)</w:t>
+      </w:r>
+    </w:p>
+    <w:p>
+      <w:pPr>
+        <w:pStyle w:val="ListParagraph"/>
+        <w:numPr>
+          <w:ilvl w:val="0"/>
+          <w:numId w:val="34"/>
+        </w:numPr>
+        <w:rPr>
+          <w:lang w:eastAsia="en-IN"/>
+        </w:rPr>
+      </w:pPr>
+      <w:r>
+        <w:rPr>
+          <w:lang w:eastAsia="en-IN"/>
+        </w:rPr>
+        <w:t>H7 tests whether recommendation rate is a stronger predictor of CSS than `loves_count`.</w:t>
+      </w:r>
+    </w:p>
+    <w:p>
+      <w:pPr>
+        <w:pStyle w:val="ListParagraph"/>
+        <w:numPr>
+          <w:ilvl w:val="0"/>
+          <w:numId w:val="34"/>
+        </w:numPr>
+        <w:rPr>
+          <w:lang w:eastAsia="en-IN"/>
+        </w:rPr>
+      </w:pPr>
+      <w:r>
+        <w:rPr>
+          <w:lang w:eastAsia="en-IN"/>
+        </w:rPr>
+        <w:t>This requires a single comparable per-product number, not raw individual review flags — `recommendation_rate` is that number.</w:t>
+      </w:r>
+    </w:p>
+    <w:p>
+      <w:pPr>
+        <w:pStyle w:val="ListParagraph"/>
+        <w:numPr>
+          <w:ilvl w:val="0"/>
+          <w:numId w:val="34"/>
+        </w:numPr>
+        <w:rPr>
+          <w:lang w:eastAsia="en-IN"/>
+        </w:rPr>
+      </w:pPr>
+      <w:r>
+        <w:rPr>
+          <w:lang w:eastAsia="en-IN"/>
+        </w:rPr>
+        <w:t>It c</w:t>
+      </w:r>
+      <w:r>
+        <w:rPr>
+          <w:lang w:eastAsia="en-IN"/>
+        </w:rPr>
+        <w:t>alculates the share of reviews where `is_recommended = 1`, computed only over reviews where the customer actually answered (i.e., excluding rows where `is_recommended` is missing), then merges this rate back onto `product_info` at the product level.</w:t>
+      </w:r>
+    </w:p>
+    <w:p>
+      <w:pPr>
+        <w:pStyle w:val="ListParagraph"/>
+        <w:numPr>
+          <w:ilvl w:val="0"/>
+          <w:numId w:val="34"/>
+        </w:numPr>
+        <w:rPr>
+          <w:lang w:eastAsia="en-IN"/>
+        </w:rPr>
+      </w:pPr>
+      <w:r>
+        <w:rPr>
+          <w:lang w:eastAsia="en-IN"/>
+        </w:rPr>
+        <w:t>Why non-responses are excluded from the denominator, not treated as "No": This directly follows the earlier decision that a blank `is_recommended` reflects a customer who didn't answer, not one who declined to recommend the product.</w:t>
+      </w:r>
+    </w:p>
+    <w:p>
+      <w:pPr>
+        <w:rPr>
+          <w:b/>
+          <w:bCs/>
+          <w:lang w:eastAsia="en-IN"/>
+        </w:rPr>
+      </w:pPr>
+      <w:r>
+        <w:rPr>
+          <w:b/>
+          <w:bCs/>
+          <w:lang w:eastAsia="en-IN"/>
+        </w:rPr>
+        <w:t>5.4 on_sale_flag</w:t>
+      </w:r>
+    </w:p>
+    <w:p>
+      <w:pPr>
+        <w:pStyle w:val="ListParagraph"/>
+        <w:numPr>
+          <w:ilvl w:val="0"/>
+          <w:numId w:val="35"/>
+        </w:numPr>
+        <w:rPr>
+          <w:lang w:eastAsia="en-IN"/>
+        </w:rPr>
+      </w:pPr>
+      <w:r>
+        <w:rPr>
+          <w:lang w:eastAsia="en-IN"/>
+        </w:rPr>
+        <w:t>‘</w:t>
+      </w:r>
+      <w:r>
+        <w:rPr>
+          <w:lang w:eastAsia="en-IN"/>
+        </w:rPr>
+        <w:t>sale_price_usd</w:t>
+      </w:r>
+      <w:r>
+        <w:rPr>
+          <w:lang w:eastAsia="en-IN"/>
+        </w:rPr>
+        <w:t>’</w:t>
+      </w:r>
+      <w:r>
+        <w:rPr>
+          <w:lang w:eastAsia="en-IN"/>
+        </w:rPr>
+        <w:t xml:space="preserve"> itself was dropped from the KPI tree because 96.8% of values were missing</w:t>
+      </w:r>
+      <w:r>
+        <w:rPr>
+          <w:lang w:eastAsia="en-IN"/>
+        </w:rPr>
+        <w:t xml:space="preserve">. </w:t>
+      </w:r>
+      <w:r>
+        <w:rPr>
+          <w:lang w:eastAsia="en-IN"/>
+        </w:rPr>
+        <w:t>But the presence or absence of a sale is a separate and much more robust signal</w:t>
       </w:r>
       <w:r>
         <w:rPr>
@@ -3554,29 +3446,41 @@
         <w:pStyle w:val="ListParagraph"/>
         <w:numPr>
           <w:ilvl w:val="0"/>
-          <w:numId w:val="33"/>
-        </w:numPr>
-        <w:rPr>
-          <w:lang w:eastAsia="en-IN"/>
-        </w:rPr>
-      </w:pPr>
-      <w:r>
-        <w:rPr>
-          <w:lang w:eastAsia="en-IN"/>
-        </w:rPr>
-        <w:t>A ratio normalizes this, turning "how many people voted this helpful" into "what proportion of voters found this helpful"</w:t>
-      </w:r>
-      <w:r>
-        <w:rPr>
-          <w:lang w:eastAsia="en-IN"/>
-        </w:rPr>
-        <w:t xml:space="preserve"> </w:t>
-      </w:r>
-      <w:r>
-        <w:rPr>
-          <w:lang w:eastAsia="en-IN"/>
-        </w:rPr>
-        <w:t>— a fair, comparable signal regardless of a review's total visibility or age</w:t>
+          <w:numId w:val="35"/>
+        </w:numPr>
+        <w:rPr>
+          <w:lang w:eastAsia="en-IN"/>
+        </w:rPr>
+      </w:pPr>
+      <w:r>
+        <w:rPr>
+          <w:lang w:eastAsia="en-IN"/>
+        </w:rPr>
+        <w:t>`on_sale_flag` asks the simpler, fully-answerable question "is this product currently discounted at all</w:t>
+      </w:r>
+      <w:r>
+        <w:rPr>
+          <w:lang w:eastAsia="en-IN"/>
+        </w:rPr>
+        <w:t>or not.</w:t>
+      </w:r>
+    </w:p>
+    <w:p>
+      <w:pPr>
+        <w:pStyle w:val="ListParagraph"/>
+        <w:numPr>
+          <w:ilvl w:val="0"/>
+          <w:numId w:val="35"/>
+        </w:numPr>
+        <w:rPr>
+          <w:lang w:eastAsia="en-IN"/>
+        </w:rPr>
+      </w:pPr>
+      <w:r>
+        <w:rPr>
+          <w:lang w:eastAsia="en-IN"/>
+        </w:rPr>
+        <w:t>This preserves a usable pricing signal from an otherwise-unusable column, and keeps the door open for a lightweight exploratory check</w:t>
       </w:r>
       <w:r>
         <w:rPr>
@@ -3590,23 +3494,23 @@
         <w:pStyle w:val="ListParagraph"/>
         <w:numPr>
           <w:ilvl w:val="0"/>
-          <w:numId w:val="33"/>
-        </w:numPr>
-        <w:rPr>
-          <w:lang w:eastAsia="en-IN"/>
-        </w:rPr>
-      </w:pPr>
-      <w:r>
-        <w:rPr>
-          <w:lang w:eastAsia="en-IN"/>
-        </w:rPr>
-        <w:t>It d</w:t>
-      </w:r>
-      <w:r>
-        <w:rPr>
-          <w:lang w:eastAsia="en-IN"/>
-        </w:rPr>
-        <w:t xml:space="preserve">ivides </w:t>
+          <w:numId w:val="35"/>
+        </w:numPr>
+        <w:rPr>
+          <w:lang w:eastAsia="en-IN"/>
+        </w:rPr>
+      </w:pPr>
+      <w:r>
+        <w:rPr>
+          <w:lang w:eastAsia="en-IN"/>
+        </w:rPr>
+        <w:t>It c</w:t>
+      </w:r>
+      <w:r>
+        <w:rPr>
+          <w:lang w:eastAsia="en-IN"/>
+        </w:rPr>
+        <w:t xml:space="preserve">reates a binary indicator (1/0) marking whether a product has a non-null </w:t>
       </w:r>
       <w:r>
         <w:rPr>
@@ -3614,514 +3518,12 @@
         </w:rPr>
         <w:t>‘</w:t>
       </w:r>
-      <w:proofErr w:type="spellStart"/>
-      <w:r>
-        <w:rPr>
-          <w:lang w:eastAsia="en-IN"/>
-        </w:rPr>
-        <w:t>total_pos_feedback_count</w:t>
-      </w:r>
-      <w:proofErr w:type="spellEnd"/>
-      <w:r>
-        <w:rPr>
-          <w:lang w:eastAsia="en-IN"/>
-        </w:rPr>
-        <w:t>’</w:t>
-      </w:r>
-      <w:r>
-        <w:rPr>
-          <w:lang w:eastAsia="en-IN"/>
-        </w:rPr>
-        <w:t xml:space="preserve"> by </w:t>
-      </w:r>
-      <w:r>
-        <w:rPr>
-          <w:lang w:eastAsia="en-IN"/>
-        </w:rPr>
-        <w:t>‘</w:t>
-      </w:r>
-      <w:proofErr w:type="spellStart"/>
-      <w:r>
-        <w:rPr>
-          <w:lang w:eastAsia="en-IN"/>
-        </w:rPr>
-        <w:t>total_feedback_count</w:t>
-      </w:r>
-      <w:proofErr w:type="spellEnd"/>
-      <w:r>
-        <w:rPr>
-          <w:lang w:eastAsia="en-IN"/>
-        </w:rPr>
-        <w:t>’</w:t>
-      </w:r>
-      <w:r>
-        <w:rPr>
-          <w:lang w:eastAsia="en-IN"/>
-        </w:rPr>
-        <w:t xml:space="preserve"> for each review, returning </w:t>
-      </w:r>
-      <w:r>
-        <w:rPr>
-          <w:lang w:eastAsia="en-IN"/>
-        </w:rPr>
-        <w:t>‘</w:t>
-      </w:r>
-      <w:proofErr w:type="spellStart"/>
-      <w:r>
-        <w:rPr>
-          <w:lang w:eastAsia="en-IN"/>
-        </w:rPr>
-        <w:t>NaN</w:t>
-      </w:r>
-      <w:proofErr w:type="spellEnd"/>
-      <w:r>
-        <w:rPr>
-          <w:lang w:eastAsia="en-IN"/>
-        </w:rPr>
-        <w:t>’</w:t>
-      </w:r>
-      <w:r>
-        <w:rPr>
-          <w:lang w:eastAsia="en-IN"/>
-        </w:rPr>
-        <w:t xml:space="preserve"> (instead of an error or a fabricated 0) when </w:t>
-      </w:r>
-      <w:r>
-        <w:rPr>
-          <w:lang w:eastAsia="en-IN"/>
-        </w:rPr>
-        <w:t>‘</w:t>
-      </w:r>
-      <w:proofErr w:type="spellStart"/>
-      <w:r>
-        <w:rPr>
-          <w:lang w:eastAsia="en-IN"/>
-        </w:rPr>
-        <w:t>total_feedback_count</w:t>
-      </w:r>
-      <w:proofErr w:type="spellEnd"/>
-      <w:r>
-        <w:rPr>
-          <w:lang w:eastAsia="en-IN"/>
-        </w:rPr>
-        <w:t>’</w:t>
-      </w:r>
-      <w:r>
-        <w:rPr>
-          <w:lang w:eastAsia="en-IN"/>
-        </w:rPr>
-        <w:t xml:space="preserve"> is zero.</w:t>
-      </w:r>
-    </w:p>
-    <w:p>
-      <w:pPr>
-        <w:rPr>
-          <w:b/>
-          <w:bCs/>
-          <w:lang w:eastAsia="en-IN"/>
-        </w:rPr>
-      </w:pPr>
-      <w:r>
-        <w:rPr>
-          <w:b/>
-          <w:bCs/>
-          <w:lang w:eastAsia="en-IN"/>
-        </w:rPr>
-        <w:t xml:space="preserve">5.3 </w:t>
-      </w:r>
-      <w:r>
-        <w:rPr>
-          <w:b/>
-          <w:bCs/>
-          <w:lang w:eastAsia="en-IN"/>
-        </w:rPr>
-        <w:t>Product-level "</w:t>
-      </w:r>
-      <w:proofErr w:type="spellStart"/>
-      <w:r>
-        <w:rPr>
-          <w:b/>
-          <w:bCs/>
-          <w:lang w:eastAsia="en-IN"/>
-        </w:rPr>
-        <w:t>recommendation_rate</w:t>
-      </w:r>
-      <w:proofErr w:type="spellEnd"/>
-      <w:r>
-        <w:rPr>
-          <w:b/>
-          <w:bCs/>
-          <w:lang w:eastAsia="en-IN"/>
-        </w:rPr>
-        <w:t>" (excluding non-responses)</w:t>
-      </w:r>
-    </w:p>
-    <w:p>
-      <w:pPr>
-        <w:pStyle w:val="ListParagraph"/>
-        <w:numPr>
-          <w:ilvl w:val="0"/>
-          <w:numId w:val="34"/>
-        </w:numPr>
-        <w:rPr>
-          <w:lang w:eastAsia="en-IN"/>
-        </w:rPr>
-      </w:pPr>
-      <w:r>
-        <w:rPr>
-          <w:lang w:eastAsia="en-IN"/>
-        </w:rPr>
-        <w:t>H7 tests whether recommendation rate is a stronger predictor of CSS than `</w:t>
-      </w:r>
-      <w:proofErr w:type="spellStart"/>
-      <w:r>
-        <w:rPr>
-          <w:lang w:eastAsia="en-IN"/>
-        </w:rPr>
-        <w:t>loves_count</w:t>
-      </w:r>
-      <w:proofErr w:type="spellEnd"/>
-      <w:r>
-        <w:rPr>
-          <w:lang w:eastAsia="en-IN"/>
-        </w:rPr>
-        <w:t>`.</w:t>
-      </w:r>
-    </w:p>
-    <w:p>
-      <w:pPr>
-        <w:pStyle w:val="ListParagraph"/>
-        <w:numPr>
-          <w:ilvl w:val="0"/>
-          <w:numId w:val="34"/>
-        </w:numPr>
-        <w:rPr>
-          <w:lang w:eastAsia="en-IN"/>
-        </w:rPr>
-      </w:pPr>
-      <w:r>
-        <w:rPr>
-          <w:lang w:eastAsia="en-IN"/>
-        </w:rPr>
-        <w:t>This requires a single comparable per-product number, not raw individual review flags — `</w:t>
-      </w:r>
-      <w:proofErr w:type="spellStart"/>
-      <w:r>
-        <w:rPr>
-          <w:lang w:eastAsia="en-IN"/>
-        </w:rPr>
-        <w:t>recommendation_rate</w:t>
-      </w:r>
-      <w:proofErr w:type="spellEnd"/>
-      <w:r>
-        <w:rPr>
-          <w:lang w:eastAsia="en-IN"/>
-        </w:rPr>
-        <w:t>` is that number.</w:t>
-      </w:r>
-    </w:p>
-    <w:p>
-      <w:pPr>
-        <w:pStyle w:val="ListParagraph"/>
-        <w:numPr>
-          <w:ilvl w:val="0"/>
-          <w:numId w:val="34"/>
-        </w:numPr>
-        <w:rPr>
-          <w:lang w:eastAsia="en-IN"/>
-        </w:rPr>
-      </w:pPr>
-      <w:r>
-        <w:rPr>
-          <w:lang w:eastAsia="en-IN"/>
-        </w:rPr>
-        <w:t>It c</w:t>
-      </w:r>
-      <w:r>
-        <w:rPr>
-          <w:lang w:eastAsia="en-IN"/>
-        </w:rPr>
-        <w:t>alculates the share of reviews where `</w:t>
-      </w:r>
-      <w:proofErr w:type="spellStart"/>
-      <w:r>
-        <w:rPr>
-          <w:lang w:eastAsia="en-IN"/>
-        </w:rPr>
-        <w:t>is_recommended</w:t>
-      </w:r>
-      <w:proofErr w:type="spellEnd"/>
-      <w:r>
-        <w:rPr>
-          <w:lang w:eastAsia="en-IN"/>
-        </w:rPr>
-        <w:t xml:space="preserve"> = 1`, computed only over reviews where the customer actually answered (i.e., excluding rows where `</w:t>
-      </w:r>
-      <w:proofErr w:type="spellStart"/>
-      <w:r>
-        <w:rPr>
-          <w:lang w:eastAsia="en-IN"/>
-        </w:rPr>
-        <w:t>is_recommended</w:t>
-      </w:r>
-      <w:proofErr w:type="spellEnd"/>
-      <w:r>
-        <w:rPr>
-          <w:lang w:eastAsia="en-IN"/>
-        </w:rPr>
-        <w:t>` is missing), then merges this rate back onto `</w:t>
-      </w:r>
-      <w:proofErr w:type="spellStart"/>
-      <w:r>
-        <w:rPr>
-          <w:lang w:eastAsia="en-IN"/>
-        </w:rPr>
-        <w:t>product_info</w:t>
-      </w:r>
-      <w:proofErr w:type="spellEnd"/>
-      <w:r>
-        <w:rPr>
-          <w:lang w:eastAsia="en-IN"/>
-        </w:rPr>
-        <w:t>` at the product level.</w:t>
-      </w:r>
-    </w:p>
-    <w:p>
-      <w:pPr>
-        <w:pStyle w:val="ListParagraph"/>
-        <w:numPr>
-          <w:ilvl w:val="0"/>
-          <w:numId w:val="34"/>
-        </w:numPr>
-        <w:rPr>
-          <w:lang w:eastAsia="en-IN"/>
-        </w:rPr>
-      </w:pPr>
-      <w:r>
-        <w:rPr>
-          <w:lang w:eastAsia="en-IN"/>
-        </w:rPr>
-        <w:t>Why non-responses are excluded from the denominator, not treated as "No": This directly follows the earlier decision that a blank `</w:t>
-      </w:r>
-      <w:proofErr w:type="spellStart"/>
-      <w:r>
-        <w:rPr>
-          <w:lang w:eastAsia="en-IN"/>
-        </w:rPr>
-        <w:t>is_recommended</w:t>
-      </w:r>
-      <w:proofErr w:type="spellEnd"/>
-      <w:r>
-        <w:rPr>
-          <w:lang w:eastAsia="en-IN"/>
-        </w:rPr>
-        <w:t>` reflects a customer who didn't answer, not one who declined to recommend the product.</w:t>
-      </w:r>
-    </w:p>
-    <w:p>
-      <w:pPr>
-        <w:rPr>
-          <w:b/>
-          <w:bCs/>
-          <w:lang w:eastAsia="en-IN"/>
-        </w:rPr>
-      </w:pPr>
-      <w:r>
-        <w:rPr>
-          <w:b/>
-          <w:bCs/>
-          <w:lang w:eastAsia="en-IN"/>
-        </w:rPr>
-        <w:t xml:space="preserve">5.4 </w:t>
-      </w:r>
-      <w:proofErr w:type="spellStart"/>
-      <w:r>
-        <w:rPr>
-          <w:b/>
-          <w:bCs/>
-          <w:lang w:eastAsia="en-IN"/>
-        </w:rPr>
-        <w:t>on_sale_flag</w:t>
-      </w:r>
-      <w:proofErr w:type="spellEnd"/>
-    </w:p>
-    <w:p>
-      <w:pPr>
-        <w:pStyle w:val="ListParagraph"/>
-        <w:numPr>
-          <w:ilvl w:val="0"/>
-          <w:numId w:val="35"/>
-        </w:numPr>
-        <w:rPr>
-          <w:lang w:eastAsia="en-IN"/>
-        </w:rPr>
-      </w:pPr>
-      <w:r>
-        <w:rPr>
-          <w:lang w:eastAsia="en-IN"/>
-        </w:rPr>
-        <w:t>‘</w:t>
-      </w:r>
-      <w:proofErr w:type="spellStart"/>
-      <w:proofErr w:type="gramStart"/>
-      <w:r>
-        <w:rPr>
-          <w:lang w:eastAsia="en-IN"/>
-        </w:rPr>
-        <w:t>sale</w:t>
-      </w:r>
-      <w:proofErr w:type="gramEnd"/>
-      <w:r>
-        <w:rPr>
-          <w:lang w:eastAsia="en-IN"/>
-        </w:rPr>
-        <w:t>_price_usd</w:t>
-      </w:r>
-      <w:proofErr w:type="spellEnd"/>
-      <w:r>
-        <w:rPr>
-          <w:lang w:eastAsia="en-IN"/>
-        </w:rPr>
-        <w:t>’</w:t>
-      </w:r>
-      <w:r>
-        <w:rPr>
-          <w:lang w:eastAsia="en-IN"/>
-        </w:rPr>
-        <w:t xml:space="preserve"> itself was dropped from the KPI tree because 96.8% of values were missing</w:t>
-      </w:r>
-      <w:r>
-        <w:rPr>
-          <w:lang w:eastAsia="en-IN"/>
-        </w:rPr>
-        <w:t xml:space="preserve">. </w:t>
-      </w:r>
-      <w:r>
-        <w:rPr>
-          <w:lang w:eastAsia="en-IN"/>
-        </w:rPr>
-        <w:t>But the presence or absence of a sale is a separate and much more robust signal</w:t>
-      </w:r>
-      <w:r>
-        <w:rPr>
-          <w:lang w:eastAsia="en-IN"/>
-        </w:rPr>
-        <w:t>.</w:t>
-      </w:r>
-    </w:p>
-    <w:p>
-      <w:pPr>
-        <w:pStyle w:val="ListParagraph"/>
-        <w:numPr>
-          <w:ilvl w:val="0"/>
-          <w:numId w:val="35"/>
-        </w:numPr>
-        <w:rPr>
-          <w:lang w:eastAsia="en-IN"/>
-        </w:rPr>
-      </w:pPr>
-      <w:r>
-        <w:rPr>
-          <w:lang w:eastAsia="en-IN"/>
-        </w:rPr>
-        <w:t>`</w:t>
-      </w:r>
-      <w:proofErr w:type="spellStart"/>
-      <w:r>
-        <w:rPr>
-          <w:lang w:eastAsia="en-IN"/>
-        </w:rPr>
-        <w:t>on_sale_flag</w:t>
-      </w:r>
-      <w:proofErr w:type="spellEnd"/>
-      <w:r>
-        <w:rPr>
-          <w:lang w:eastAsia="en-IN"/>
-        </w:rPr>
-        <w:t xml:space="preserve">` asks the simpler, fully-answerable question "is this product currently discounted at </w:t>
-      </w:r>
-      <w:proofErr w:type="spellStart"/>
-      <w:r>
-        <w:rPr>
-          <w:lang w:eastAsia="en-IN"/>
-        </w:rPr>
-        <w:t>all</w:t>
-      </w:r>
-      <w:r>
-        <w:rPr>
-          <w:lang w:eastAsia="en-IN"/>
-        </w:rPr>
-        <w:t>or</w:t>
-      </w:r>
-      <w:proofErr w:type="spellEnd"/>
-      <w:r>
-        <w:rPr>
-          <w:lang w:eastAsia="en-IN"/>
-        </w:rPr>
-        <w:t xml:space="preserve"> not.</w:t>
-      </w:r>
-    </w:p>
-    <w:p>
-      <w:pPr>
-        <w:pStyle w:val="ListParagraph"/>
-        <w:numPr>
-          <w:ilvl w:val="0"/>
-          <w:numId w:val="35"/>
-        </w:numPr>
-        <w:rPr>
-          <w:lang w:eastAsia="en-IN"/>
-        </w:rPr>
-      </w:pPr>
-      <w:r>
-        <w:rPr>
-          <w:lang w:eastAsia="en-IN"/>
-        </w:rPr>
-        <w:t>This preserves a usable pricing signal from an otherwise-unusable column, and keeps the door open for a lightweight exploratory check</w:t>
-      </w:r>
-      <w:r>
-        <w:rPr>
-          <w:lang w:eastAsia="en-IN"/>
-        </w:rPr>
-        <w:t>.</w:t>
-      </w:r>
-    </w:p>
-    <w:p>
-      <w:pPr>
-        <w:pStyle w:val="ListParagraph"/>
-        <w:numPr>
-          <w:ilvl w:val="0"/>
-          <w:numId w:val="35"/>
-        </w:numPr>
-        <w:rPr>
-          <w:lang w:eastAsia="en-IN"/>
-        </w:rPr>
-      </w:pPr>
-      <w:r>
-        <w:rPr>
-          <w:lang w:eastAsia="en-IN"/>
-        </w:rPr>
-        <w:t>It c</w:t>
-      </w:r>
-      <w:r>
-        <w:rPr>
-          <w:lang w:eastAsia="en-IN"/>
-        </w:rPr>
-        <w:t xml:space="preserve">reates a binary indicator (1/0) marking whether a product has a non-null </w:t>
-      </w:r>
-      <w:r>
-        <w:rPr>
-          <w:lang w:eastAsia="en-IN"/>
-        </w:rPr>
-        <w:t>‘</w:t>
-      </w:r>
-      <w:proofErr w:type="spellStart"/>
       <w:r>
         <w:rPr>
           <w:lang w:eastAsia="en-IN"/>
         </w:rPr>
         <w:t>sale_price_usd</w:t>
       </w:r>
-      <w:proofErr w:type="spellEnd"/>
       <w:r>
         <w:rPr>
           <w:lang w:eastAsia="en-IN"/>
@@ -4210,25 +3612,7 @@
     </w:p>
     <w:p>
       <w:r>
-        <w:t xml:space="preserve">Exploratory Data Analysis (EDA) is performed to understand the overall characteristics of Sephora's product </w:t>
-      </w:r>
-      <w:r>
-        <w:t>catalogue</w:t>
-      </w:r>
-      <w:r>
-        <w:t>, identify satisfaction patterns, and evaluate the key factors</w:t>
-      </w:r>
-      <w:r>
-        <w:t xml:space="preserve"> </w:t>
-      </w:r>
-      <w:r>
-        <w:t>influencing Customer Satisfaction Score (CSS). EDA helps validate business hypotheses,</w:t>
-      </w:r>
-      <w:r>
-        <w:t xml:space="preserve"> </w:t>
-      </w:r>
-      <w:r>
-        <w:t>uncover hidden trends, and generate actionable insights that support product assortment, pricing strategy, and customer experience decisions</w:t>
+        <w:t>Exploratory Data Analysis (EDA) is performed to understand the overall characteristics of Sephora's product catalogue, identify satisfaction patterns, and evaluate the key factors influencing Customer Satisfaction Score (CSS). EDA helps validate business hypotheses, uncover hidden trends, and generate actionable insights that support product assortment, pricing strategy, and customer experience decisions</w:t>
       </w:r>
       <w:r>
         <w:t>.</w:t>
@@ -4266,15 +3650,7 @@
     </w:p>
     <w:p>
       <w:r>
-        <w:t>This phase computes skewness and kurtosis of ‘rating’ from ‘</w:t>
-      </w:r>
-      <w:proofErr w:type="spellStart"/>
-      <w:r>
-        <w:t>product_info</w:t>
-      </w:r>
-      <w:proofErr w:type="spellEnd"/>
-      <w:r>
-        <w:t>’ and plots a histogram of it. Since ‘rating’ is the key metric (CSS) itself understanding its base line shape before any segmentation is the necessary first step.</w:t>
+        <w:t>This phase computes skewness and kurtosis of ‘rating’ from ‘product_info’ and plots a histogram of it. Since ‘rating’ is the key metric (CSS) itself understanding its base line shape before any segmentation is the necessary first step.</w:t>
       </w:r>
     </w:p>
     <w:p>
@@ -4358,14 +3734,10 @@
                             </w:r>
                             <w:r>
                               <w:br/>
-                            </w:r>
-                            <w:r>
                               <w:t>Kurtosis: 4.325</w:t>
                             </w:r>
                             <w:r>
                               <w:br/>
-                            </w:r>
-                            <w:r>
                               <w:t xml:space="preserve">Mean: 4.195 </w:t>
                             </w:r>
                             <w:r>
@@ -4410,14 +3782,10 @@
                       </w:r>
                       <w:r>
                         <w:br/>
-                      </w:r>
-                      <w:r>
                         <w:t>Kurtosis: 4.325</w:t>
                       </w:r>
                       <w:r>
                         <w:br/>
-                      </w:r>
-                      <w:r>
                         <w:t xml:space="preserve">Mean: 4.195 </w:t>
                       </w:r>
                       <w:r>
@@ -4446,6 +3814,7 @@
         <w:rPr>
           <w:b/>
           <w:bCs/>
+          <w:noProof/>
         </w:rPr>
         <w:drawing>
           <wp:inline distT="0" distB="0" distL="0" distR="0" wp14:anchorId="557EFFBF" wp14:editId="4AD9F12F">
@@ -4604,61 +3973,19 @@
         <w:rPr>
           <w:lang w:eastAsia="en-IN"/>
         </w:rPr>
-        <w:t>provides histogram and box plots of ‘</w:t>
-      </w:r>
-      <w:proofErr w:type="spellStart"/>
-      <w:r>
-        <w:rPr>
-          <w:lang w:eastAsia="en-IN"/>
-        </w:rPr>
-        <w:t>price_usd</w:t>
-      </w:r>
-      <w:proofErr w:type="spellEnd"/>
-      <w:r>
-        <w:rPr>
-          <w:lang w:eastAsia="en-IN"/>
-        </w:rPr>
-        <w:t xml:space="preserve">’ </w:t>
-      </w:r>
-      <w:r>
-        <w:rPr>
-          <w:lang w:eastAsia="en-IN"/>
-        </w:rPr>
-        <w:t xml:space="preserve">to understand how the </w:t>
-      </w:r>
-      <w:proofErr w:type="spellStart"/>
-      <w:r>
-        <w:rPr>
-          <w:lang w:eastAsia="en-IN"/>
-        </w:rPr>
-        <w:t>catalog</w:t>
-      </w:r>
-      <w:proofErr w:type="spellEnd"/>
-      <w:r>
-        <w:rPr>
-          <w:lang w:eastAsia="en-IN"/>
-        </w:rPr>
-        <w:t xml:space="preserve"> is distributed across price points.</w:t>
-      </w:r>
-      <w:r>
-        <w:rPr>
-          <w:lang w:eastAsia="en-IN"/>
-        </w:rPr>
-        <w:t xml:space="preserve"> From this it can be informed how ‘</w:t>
-      </w:r>
-      <w:proofErr w:type="spellStart"/>
-      <w:r>
-        <w:rPr>
-          <w:lang w:eastAsia="en-IN"/>
-        </w:rPr>
-        <w:t>price_tier</w:t>
-      </w:r>
-      <w:proofErr w:type="spellEnd"/>
-      <w:r>
-        <w:rPr>
-          <w:lang w:eastAsia="en-IN"/>
-        </w:rPr>
-        <w:t>’ quantile buckets will actually look in dollar terms before H1 test begin.</w:t>
+        <w:t xml:space="preserve">provides histogram and box plots of ‘price_usd’ </w:t>
+      </w:r>
+      <w:r>
+        <w:rPr>
+          <w:lang w:eastAsia="en-IN"/>
+        </w:rPr>
+        <w:t>to understand how the catalog is distributed across price points.</w:t>
+      </w:r>
+      <w:r>
+        <w:rPr>
+          <w:lang w:eastAsia="en-IN"/>
+        </w:rPr>
+        <w:t xml:space="preserve"> From this it can be informed how ‘price_tier’ quantile buckets will actually look in dollar terms before H1 test begin.</w:t>
       </w:r>
     </w:p>
     <w:p>
@@ -4742,64 +4069,20 @@
                             <w:pPr>
                               <w:jc w:val="left"/>
                             </w:pPr>
-                            <w:proofErr w:type="gramStart"/>
                             <w:r>
-                              <w:t xml:space="preserve">count </w:t>
-                            </w:r>
-                            <w:r>
-                              <w:t>:</w:t>
-                            </w:r>
-                            <w:proofErr w:type="gramEnd"/>
-                            <w:r>
-                              <w:t xml:space="preserve">   8216.000000</w:t>
+                              <w:t>count :   8216.000000</w:t>
                             </w:r>
                             <w:r>
                               <w:br/>
-                            </w:r>
-                            <w:proofErr w:type="gramStart"/>
-                            <w:r>
-                              <w:t xml:space="preserve">mean </w:t>
-                            </w:r>
-                            <w:r>
-                              <w:t>:</w:t>
-                            </w:r>
-                            <w:proofErr w:type="gramEnd"/>
-                            <w:r>
-                              <w:t xml:space="preserve">     51.228229</w:t>
+                              <w:t>mean :     51.228229</w:t>
                             </w:r>
                             <w:r>
                               <w:br/>
-                            </w:r>
-                            <w:r>
-                              <w:t xml:space="preserve">std   </w:t>
-                            </w:r>
-                            <w:proofErr w:type="gramStart"/>
-                            <w:r>
-                              <w:t xml:space="preserve">  </w:t>
-                            </w:r>
-                            <w:r>
-                              <w:t>:</w:t>
-                            </w:r>
-                            <w:proofErr w:type="gramEnd"/>
-                            <w:r>
-                              <w:t xml:space="preserve">   53.406409</w:t>
+                              <w:t>std     :   53.406409</w:t>
                             </w:r>
                             <w:r>
                               <w:br/>
-                            </w:r>
-                            <w:r>
-                              <w:t xml:space="preserve">min </w:t>
-                            </w:r>
-                            <w:proofErr w:type="gramStart"/>
-                            <w:r>
-                              <w:t xml:space="preserve">  </w:t>
-                            </w:r>
-                            <w:r>
-                              <w:t>:</w:t>
-                            </w:r>
-                            <w:proofErr w:type="gramEnd"/>
-                            <w:r>
-                              <w:t xml:space="preserve">    3.000000</w:t>
+                              <w:t>min   :    3.000000</w:t>
                             </w:r>
                           </w:p>
                         </w:txbxContent>
@@ -4828,64 +4111,20 @@
                       <w:pPr>
                         <w:jc w:val="left"/>
                       </w:pPr>
-                      <w:proofErr w:type="gramStart"/>
                       <w:r>
-                        <w:t xml:space="preserve">count </w:t>
-                      </w:r>
-                      <w:r>
-                        <w:t>:</w:t>
-                      </w:r>
-                      <w:proofErr w:type="gramEnd"/>
-                      <w:r>
-                        <w:t xml:space="preserve">   8216.000000</w:t>
+                        <w:t>count :   8216.000000</w:t>
                       </w:r>
                       <w:r>
                         <w:br/>
-                      </w:r>
-                      <w:proofErr w:type="gramStart"/>
-                      <w:r>
-                        <w:t xml:space="preserve">mean </w:t>
-                      </w:r>
-                      <w:r>
-                        <w:t>:</w:t>
-                      </w:r>
-                      <w:proofErr w:type="gramEnd"/>
-                      <w:r>
-                        <w:t xml:space="preserve">     51.228229</w:t>
+                        <w:t>mean :     51.228229</w:t>
                       </w:r>
                       <w:r>
                         <w:br/>
-                      </w:r>
-                      <w:r>
-                        <w:t xml:space="preserve">std   </w:t>
-                      </w:r>
-                      <w:proofErr w:type="gramStart"/>
-                      <w:r>
-                        <w:t xml:space="preserve">  </w:t>
-                      </w:r>
-                      <w:r>
-                        <w:t>:</w:t>
-                      </w:r>
-                      <w:proofErr w:type="gramEnd"/>
-                      <w:r>
-                        <w:t xml:space="preserve">   53.406409</w:t>
+                        <w:t>std     :   53.406409</w:t>
                       </w:r>
                       <w:r>
                         <w:br/>
-                      </w:r>
-                      <w:r>
-                        <w:t xml:space="preserve">min </w:t>
-                      </w:r>
-                      <w:proofErr w:type="gramStart"/>
-                      <w:r>
-                        <w:t xml:space="preserve">  </w:t>
-                      </w:r>
-                      <w:r>
-                        <w:t>:</w:t>
-                      </w:r>
-                      <w:proofErr w:type="gramEnd"/>
-                      <w:r>
-                        <w:t xml:space="preserve">    3.000000</w:t>
+                        <w:t>min   :    3.000000</w:t>
                       </w:r>
                     </w:p>
                   </w:txbxContent>
@@ -4953,69 +4192,19 @@
                               <w:jc w:val="left"/>
                             </w:pPr>
                             <w:r>
-                              <w:t xml:space="preserve">25% </w:t>
-                            </w:r>
-                            <w:proofErr w:type="gramStart"/>
-                            <w:r>
-                              <w:t xml:space="preserve">  </w:t>
-                            </w:r>
-                            <w:r>
-                              <w:t>:</w:t>
-                            </w:r>
-                            <w:proofErr w:type="gramEnd"/>
-                            <w:r>
-                              <w:t xml:space="preserve">     25.000000</w:t>
+                              <w:t>25%   :     25.000000</w:t>
                             </w:r>
                             <w:r>
                               <w:br/>
-                            </w:r>
-                            <w:r>
-                              <w:t xml:space="preserve">50% </w:t>
-                            </w:r>
-                            <w:proofErr w:type="gramStart"/>
-                            <w:r>
-                              <w:t xml:space="preserve">  </w:t>
-                            </w:r>
-                            <w:r>
-                              <w:t>:</w:t>
-                            </w:r>
-                            <w:proofErr w:type="gramEnd"/>
-                            <w:r>
-                              <w:t xml:space="preserve">     35.000000</w:t>
+                              <w:t>50%   :     35.000000</w:t>
                             </w:r>
                             <w:r>
                               <w:br/>
-                            </w:r>
-                            <w:r>
-                              <w:t xml:space="preserve">75% </w:t>
-                            </w:r>
-                            <w:proofErr w:type="gramStart"/>
-                            <w:r>
-                              <w:t xml:space="preserve">  </w:t>
-                            </w:r>
-                            <w:r>
-                              <w:t>:</w:t>
-                            </w:r>
-                            <w:proofErr w:type="gramEnd"/>
-                            <w:r>
-                              <w:t xml:space="preserve">     58.000000</w:t>
+                              <w:t>75%   :     58.000000</w:t>
                             </w:r>
                             <w:r>
                               <w:br/>
-                            </w:r>
-                            <w:r>
-                              <w:t xml:space="preserve">max </w:t>
-                            </w:r>
-                            <w:proofErr w:type="gramStart"/>
-                            <w:r>
-                              <w:t xml:space="preserve">  </w:t>
-                            </w:r>
-                            <w:r>
-                              <w:t>:</w:t>
-                            </w:r>
-                            <w:proofErr w:type="gramEnd"/>
-                            <w:r>
-                              <w:t xml:space="preserve">  1900.000000</w:t>
+                              <w:t>max   :  1900.000000</w:t>
                             </w:r>
                           </w:p>
                         </w:txbxContent>
@@ -5045,69 +4234,19 @@
                         <w:jc w:val="left"/>
                       </w:pPr>
                       <w:r>
-                        <w:t xml:space="preserve">25% </w:t>
-                      </w:r>
-                      <w:proofErr w:type="gramStart"/>
-                      <w:r>
-                        <w:t xml:space="preserve">  </w:t>
-                      </w:r>
-                      <w:r>
-                        <w:t>:</w:t>
-                      </w:r>
-                      <w:proofErr w:type="gramEnd"/>
-                      <w:r>
-                        <w:t xml:space="preserve">     25.000000</w:t>
+                        <w:t>25%   :     25.000000</w:t>
                       </w:r>
                       <w:r>
                         <w:br/>
-                      </w:r>
-                      <w:r>
-                        <w:t xml:space="preserve">50% </w:t>
-                      </w:r>
-                      <w:proofErr w:type="gramStart"/>
-                      <w:r>
-                        <w:t xml:space="preserve">  </w:t>
-                      </w:r>
-                      <w:r>
-                        <w:t>:</w:t>
-                      </w:r>
-                      <w:proofErr w:type="gramEnd"/>
-                      <w:r>
-                        <w:t xml:space="preserve">     35.000000</w:t>
+                        <w:t>50%   :     35.000000</w:t>
                       </w:r>
                       <w:r>
                         <w:br/>
-                      </w:r>
-                      <w:r>
-                        <w:t xml:space="preserve">75% </w:t>
-                      </w:r>
-                      <w:proofErr w:type="gramStart"/>
-                      <w:r>
-                        <w:t xml:space="preserve">  </w:t>
-                      </w:r>
-                      <w:r>
-                        <w:t>:</w:t>
-                      </w:r>
-                      <w:proofErr w:type="gramEnd"/>
-                      <w:r>
-                        <w:t xml:space="preserve">     58.000000</w:t>
+                        <w:t>75%   :     58.000000</w:t>
                       </w:r>
                       <w:r>
                         <w:br/>
-                      </w:r>
-                      <w:r>
-                        <w:t xml:space="preserve">max </w:t>
-                      </w:r>
-                      <w:proofErr w:type="gramStart"/>
-                      <w:r>
-                        <w:t xml:space="preserve">  </w:t>
-                      </w:r>
-                      <w:r>
-                        <w:t>:</w:t>
-                      </w:r>
-                      <w:proofErr w:type="gramEnd"/>
-                      <w:r>
-                        <w:t xml:space="preserve">  1900.000000</w:t>
+                        <w:t>max   :  1900.000000</w:t>
                       </w:r>
                     </w:p>
                   </w:txbxContent>
@@ -5133,7 +4272,7 @@
         </w:rPr>
         <w:lastRenderedPageBreak/>
         <w:drawing>
-          <wp:inline distT="0" distB="0" distL="0" distR="0" wp14:anchorId="48F0E422" wp14:editId="7E740D60">
+          <wp:inline distT="0" distB="0" distL="0" distR="0" wp14:anchorId="48F0E422" wp14:editId="689604FE">
             <wp:extent cx="6447064" cy="2449750"/>
             <wp:effectExtent l="19050" t="19050" r="11430" b="27305"/>
             <wp:docPr id="1966031542" name="Picture 1"/>
@@ -5356,6 +4495,54 @@
           <w:lang w:eastAsia="en-IN"/>
         </w:rPr>
       </w:pPr>
+      <w:r>
+        <w:rPr>
+          <w:lang w:eastAsia="en-IN"/>
+        </w:rPr>
+        <w:t xml:space="preserve">The standard deviation ($53.41) is nearly as large as the mean itself, indicating substantial price variability across the </w:t>
+      </w:r>
+      <w:r>
+        <w:rPr>
+          <w:lang w:eastAsia="en-IN"/>
+        </w:rPr>
+        <w:t>catalogue</w:t>
+      </w:r>
+      <w:r>
+        <w:rPr>
+          <w:lang w:eastAsia="en-IN"/>
+        </w:rPr>
+        <w:t xml:space="preserve"> rather than a tight, homogeneous price band.</w:t>
+      </w:r>
+    </w:p>
+    <w:p>
+      <w:pPr>
+        <w:pStyle w:val="ListParagraph"/>
+        <w:numPr>
+          <w:ilvl w:val="0"/>
+          <w:numId w:val="9"/>
+        </w:numPr>
+        <w:rPr>
+          <w:lang w:eastAsia="en-IN"/>
+        </w:rPr>
+      </w:pPr>
+      <w:r>
+        <w:rPr>
+          <w:lang w:eastAsia="en-IN"/>
+        </w:rPr>
+        <w:t xml:space="preserve">The boxplot reveals a long tail of outliers beyond roughly $108, extending up to a single extreme value near $1,900 — a product priced far outside the rest of the </w:t>
+      </w:r>
+      <w:r>
+        <w:rPr>
+          <w:lang w:eastAsia="en-IN"/>
+        </w:rPr>
+        <w:t>catalogue</w:t>
+      </w:r>
+      <w:r>
+        <w:rPr>
+          <w:lang w:eastAsia="en-IN"/>
+        </w:rPr>
+        <w:t>.</w:t>
+      </w:r>
     </w:p>
     <w:p>
       <w:pPr>
@@ -5400,29 +4587,178 @@
     </w:p>
     <w:p>
       <w:pPr>
-        <w:pStyle w:val="Heading2"/>
-        <w:rPr>
-          <w:lang w:eastAsia="en-IN"/>
-        </w:rPr>
-      </w:pPr>
-      <w:r>
-        <w:rPr>
-          <w:lang w:eastAsia="en-IN"/>
-        </w:rPr>
-        <w:t>Phase 4: Univariate Analysis – Continuous Variables</w:t>
-      </w:r>
-    </w:p>
-    <w:p>
-      <w:pPr>
-        <w:rPr>
-          <w:lang w:eastAsia="en-IN"/>
-        </w:rPr>
-      </w:pPr>
-      <w:r>
-        <w:rPr>
-          <w:lang w:eastAsia="en-IN"/>
-        </w:rPr>
-        <w:t>Univariate analysis is the simplest form of statistical analysis where data contains only one variable. This phase examines the distribution of the key continuous variables that influence loan repayment performance and default risk.</w:t>
+        <w:pStyle w:val="ListParagraph"/>
+        <w:numPr>
+          <w:ilvl w:val="0"/>
+          <w:numId w:val="10"/>
+        </w:numPr>
+        <w:rPr>
+          <w:lang w:eastAsia="en-IN"/>
+        </w:rPr>
+      </w:pPr>
+      <w:r>
+        <w:rPr>
+          <w:lang w:eastAsia="en-IN"/>
+        </w:rPr>
+        <w:t xml:space="preserve">Because pricing is this skewed, the </w:t>
+      </w:r>
+      <w:r>
+        <w:rPr>
+          <w:lang w:eastAsia="en-IN"/>
+        </w:rPr>
+        <w:t>‘</w:t>
+      </w:r>
+      <w:r>
+        <w:rPr>
+          <w:lang w:eastAsia="en-IN"/>
+        </w:rPr>
+        <w:t>price_tier</w:t>
+      </w:r>
+      <w:r>
+        <w:rPr>
+          <w:lang w:eastAsia="en-IN"/>
+        </w:rPr>
+        <w:t>’</w:t>
+      </w:r>
+      <w:r>
+        <w:rPr>
+          <w:lang w:eastAsia="en-IN"/>
+        </w:rPr>
+        <w:t xml:space="preserve"> quantile buckets built for H1 will not align with intuitive dollar ranges</w:t>
+      </w:r>
+      <w:r>
+        <w:rPr>
+          <w:lang w:eastAsia="en-IN"/>
+        </w:rPr>
+        <w:t xml:space="preserve">. </w:t>
+      </w:r>
+      <w:r>
+        <w:rPr>
+          <w:lang w:eastAsia="en-IN"/>
+        </w:rPr>
+        <w:t>"Luxury" (top 25%) begins at just $58, not at a price point a customer would typically associate with luxury. This should be stated explicitly wherever price_tier results are presented</w:t>
+      </w:r>
+      <w:r>
+        <w:rPr>
+          <w:lang w:eastAsia="en-IN"/>
+        </w:rPr>
+        <w:t>.</w:t>
+      </w:r>
+    </w:p>
+    <w:p>
+      <w:pPr>
+        <w:pStyle w:val="ListParagraph"/>
+        <w:numPr>
+          <w:ilvl w:val="0"/>
+          <w:numId w:val="10"/>
+        </w:numPr>
+        <w:rPr>
+          <w:lang w:eastAsia="en-IN"/>
+        </w:rPr>
+      </w:pPr>
+      <w:r>
+        <w:rPr>
+          <w:lang w:eastAsia="en-IN"/>
+        </w:rPr>
+        <w:t>The single ~$1,900 outlier warrants individual investigation before H1 testing — if it represents a legitimate but rare item</w:t>
+      </w:r>
+      <w:r>
+        <w:rPr>
+          <w:lang w:eastAsia="en-IN"/>
+        </w:rPr>
+        <w:t>. I</w:t>
+      </w:r>
+      <w:r>
+        <w:rPr>
+          <w:lang w:eastAsia="en-IN"/>
+        </w:rPr>
+        <w:t>t should be flagged separately rather than left to distort the "Luxury" tier's average rating on its own.</w:t>
+      </w:r>
+    </w:p>
+    <w:p>
+      <w:pPr>
+        <w:pStyle w:val="Heading3"/>
+        <w:rPr>
+          <w:lang w:eastAsia="en-IN"/>
+        </w:rPr>
+      </w:pPr>
+      <w:r>
+        <w:rPr>
+          <w:lang w:eastAsia="en-IN"/>
+        </w:rPr>
+        <w:t xml:space="preserve">Phase </w:t>
+      </w:r>
+      <w:r>
+        <w:rPr>
+          <w:lang w:eastAsia="en-IN"/>
+        </w:rPr>
+        <w:t>0.3</w:t>
+      </w:r>
+      <w:r>
+        <w:rPr>
+          <w:lang w:eastAsia="en-IN"/>
+        </w:rPr>
+        <w:t xml:space="preserve">: </w:t>
+      </w:r>
+      <w:r>
+        <w:rPr>
+          <w:lang w:eastAsia="en-IN"/>
+        </w:rPr>
+        <w:t>Category / Brand Volume</w:t>
+      </w:r>
+    </w:p>
+    <w:p>
+      <w:pPr>
+        <w:rPr>
+          <w:lang w:eastAsia="en-IN"/>
+        </w:rPr>
+      </w:pPr>
+      <w:r>
+        <w:rPr>
+          <w:lang w:eastAsia="en-IN"/>
+        </w:rPr>
+        <w:t xml:space="preserve">This phase plots bar charts of product counts by </w:t>
+      </w:r>
+      <w:r>
+        <w:rPr>
+          <w:lang w:eastAsia="en-IN"/>
+        </w:rPr>
+        <w:t>‘</w:t>
+      </w:r>
+      <w:r>
+        <w:rPr>
+          <w:lang w:eastAsia="en-IN"/>
+        </w:rPr>
+        <w:t>primary_category</w:t>
+      </w:r>
+      <w:r>
+        <w:rPr>
+          <w:lang w:eastAsia="en-IN"/>
+        </w:rPr>
+        <w:t>’</w:t>
+      </w:r>
+      <w:r>
+        <w:rPr>
+          <w:lang w:eastAsia="en-IN"/>
+        </w:rPr>
+        <w:t xml:space="preserve"> and the top brands by product count. This establishes which segments have enough data to be tested reliably (H5, H10) and which are thin before any hypothesis test is run on them.</w:t>
+      </w:r>
+    </w:p>
+    <w:p>
+      <w:pPr>
+        <w:rPr>
+          <w:b/>
+          <w:bCs/>
+          <w:lang w:eastAsia="en-IN"/>
+        </w:rPr>
+      </w:pPr>
+      <w:r>
+        <w:rPr>
+          <w:b/>
+          <w:bCs/>
+          <w:lang w:eastAsia="en-IN"/>
+        </w:rPr>
+        <w:t>Analysis result</w:t>
       </w:r>
     </w:p>
     <w:p>
@@ -5436,21 +4772,20 @@
       <w:r>
         <w:rPr>
           <w:noProof/>
-          <w:lang w:eastAsia="en-IN"/>
         </w:rPr>
         <w:drawing>
-          <wp:anchor distT="0" distB="0" distL="114300" distR="114300" simplePos="0" relativeHeight="251671552" behindDoc="0" locked="0" layoutInCell="1" allowOverlap="1" wp14:anchorId="14928C15" wp14:editId="34A3728F">
+          <wp:anchor distT="0" distB="0" distL="114300" distR="114300" simplePos="0" relativeHeight="251683840" behindDoc="0" locked="0" layoutInCell="1" allowOverlap="1" wp14:anchorId="681F0F2B" wp14:editId="24F9F015">
             <wp:simplePos x="0" y="0"/>
-            <wp:positionH relativeFrom="column">
-              <wp:posOffset>-1905</wp:posOffset>
+            <wp:positionH relativeFrom="margin">
+              <wp:align>right</wp:align>
             </wp:positionH>
             <wp:positionV relativeFrom="paragraph">
-              <wp:posOffset>267970</wp:posOffset>
+              <wp:posOffset>8436</wp:posOffset>
             </wp:positionV>
-            <wp:extent cx="5521960" cy="3098165"/>
-            <wp:effectExtent l="19050" t="19050" r="21590" b="26035"/>
-            <wp:wrapTopAndBottom/>
-            <wp:docPr id="1777898382" name="Picture 15"/>
+            <wp:extent cx="3236677" cy="1782778"/>
+            <wp:effectExtent l="19050" t="19050" r="20955" b="27305"/>
+            <wp:wrapNone/>
+            <wp:docPr id="1981339556" name="Picture 6"/>
             <wp:cNvGraphicFramePr>
               <a:graphicFrameLocks xmlns:a="http://schemas.openxmlformats.org/drawingml/2006/main" noChangeAspect="1"/>
             </wp:cNvGraphicFramePr>
@@ -5458,7 +4793,7 @@
               <a:graphicData uri="http://schemas.openxmlformats.org/drawingml/2006/picture">
                 <pic:pic xmlns:pic="http://schemas.openxmlformats.org/drawingml/2006/picture">
                   <pic:nvPicPr>
-                    <pic:cNvPr id="0" name="Picture 5"/>
+                    <pic:cNvPr id="0" name="Picture 4"/>
                     <pic:cNvPicPr>
                       <a:picLocks noChangeAspect="1" noChangeArrowheads="1"/>
                     </pic:cNvPicPr>
@@ -5479,13 +4814,13 @@
                   <pic:spPr bwMode="auto">
                     <a:xfrm>
                       <a:off x="0" y="0"/>
-                      <a:ext cx="5521960" cy="3098165"/>
+                      <a:ext cx="3236677" cy="1782778"/>
                     </a:xfrm>
                     <a:prstGeom prst="rect">
                       <a:avLst/>
                     </a:prstGeom>
                     <a:noFill/>
-                    <a:ln>
+                    <a:ln w="6350">
                       <a:solidFill>
                         <a:schemeClr val="tx1"/>
                       </a:solidFill>
@@ -5505,47 +4840,13 @@
       </w:r>
       <w:r>
         <w:rPr>
-          <w:b/>
-          <w:bCs/>
-          <w:lang w:eastAsia="en-IN"/>
-        </w:rPr>
-        <w:t>Analysis result</w:t>
-      </w:r>
-    </w:p>
-    <w:p>
-      <w:pPr>
-        <w:rPr>
-          <w:lang w:eastAsia="en-IN"/>
-        </w:rPr>
-      </w:pPr>
-      <w:r>
-        <w:rPr>
-          <w:b/>
-          <w:bCs/>
           <w:noProof/>
-          <w:lang w:eastAsia="en-IN"/>
         </w:rPr>
         <w:drawing>
-          <wp:anchor distT="0" distB="0" distL="114300" distR="114300" simplePos="0" relativeHeight="251672576" behindDoc="1" locked="0" layoutInCell="1" allowOverlap="1" wp14:anchorId="2544A025" wp14:editId="795733B8">
-            <wp:simplePos x="0" y="0"/>
-            <wp:positionH relativeFrom="margin">
-              <wp:align>left</wp:align>
-            </wp:positionH>
-            <wp:positionV relativeFrom="paragraph">
-              <wp:posOffset>27940</wp:posOffset>
-            </wp:positionV>
-            <wp:extent cx="1948180" cy="1341120"/>
-            <wp:effectExtent l="19050" t="19050" r="13970" b="11430"/>
-            <wp:wrapTight wrapText="bothSides">
-              <wp:wrapPolygon edited="0">
-                <wp:start x="-211" y="-307"/>
-                <wp:lineTo x="-211" y="21477"/>
-                <wp:lineTo x="21544" y="21477"/>
-                <wp:lineTo x="21544" y="-307"/>
-                <wp:lineTo x="-211" y="-307"/>
-              </wp:wrapPolygon>
-            </wp:wrapTight>
-            <wp:docPr id="2042194210" name="Picture 18"/>
+          <wp:inline distT="0" distB="0" distL="0" distR="0" wp14:anchorId="194A9B15" wp14:editId="2E4194E5">
+            <wp:extent cx="3214007" cy="1770291"/>
+            <wp:effectExtent l="19050" t="19050" r="24765" b="20955"/>
+            <wp:docPr id="2077492845" name="Picture 4"/>
             <wp:cNvGraphicFramePr>
               <a:graphicFrameLocks xmlns:a="http://schemas.openxmlformats.org/drawingml/2006/main" noChangeAspect="1"/>
             </wp:cNvGraphicFramePr>
@@ -5553,13 +4854,13 @@
               <a:graphicData uri="http://schemas.openxmlformats.org/drawingml/2006/picture">
                 <pic:pic xmlns:pic="http://schemas.openxmlformats.org/drawingml/2006/picture">
                   <pic:nvPicPr>
-                    <pic:cNvPr id="0" name="Picture 6"/>
+                    <pic:cNvPr id="0" name="Picture 1"/>
                     <pic:cNvPicPr>
                       <a:picLocks noChangeAspect="1" noChangeArrowheads="1"/>
                     </pic:cNvPicPr>
                   </pic:nvPicPr>
                   <pic:blipFill>
-                    <a:blip r:embed="rId12">
+                    <a:blip r:embed="rId12" cstate="print">
                       <a:extLst>
                         <a:ext uri="{28A0092B-C50C-407E-A947-70E740481C1C}">
                           <a14:useLocalDpi xmlns:a14="http://schemas.microsoft.com/office/drawing/2010/main" val="0"/>
@@ -5574,13 +4875,13 @@
                   <pic:spPr bwMode="auto">
                     <a:xfrm>
                       <a:off x="0" y="0"/>
-                      <a:ext cx="1948180" cy="1341120"/>
+                      <a:ext cx="3258180" cy="1794622"/>
                     </a:xfrm>
                     <a:prstGeom prst="rect">
                       <a:avLst/>
                     </a:prstGeom>
                     <a:noFill/>
-                    <a:ln>
+                    <a:ln w="6350">
                       <a:solidFill>
                         <a:schemeClr val="tx1"/>
                       </a:solidFill>
@@ -5589,15 +4890,23 @@
                 </pic:pic>
               </a:graphicData>
             </a:graphic>
-          </wp:anchor>
+          </wp:inline>
         </w:drawing>
       </w:r>
-      <w:r>
-        <w:rPr>
-          <w:b/>
-          <w:bCs/>
-          <w:lang w:eastAsia="en-IN"/>
-        </w:rPr>
+    </w:p>
+    <w:p>
+      <w:pPr>
+        <w:rPr>
+          <w:lang w:eastAsia="en-IN"/>
+        </w:rPr>
+      </w:pPr>
+      <w:r>
+        <w:rPr>
+          <w:b/>
+          <w:bCs/>
+          <w:lang w:eastAsia="en-IN"/>
+        </w:rPr>
+        <w:lastRenderedPageBreak/>
         <w:t>Key Findings</w:t>
       </w:r>
     </w:p>
@@ -5616,70 +4925,13 @@
         <w:rPr>
           <w:lang w:eastAsia="en-IN"/>
         </w:rPr>
-        <w:lastRenderedPageBreak/>
-        <w:t>Annual Income</w:t>
-      </w:r>
-      <w:r>
-        <w:rPr>
-          <w:lang w:eastAsia="en-IN"/>
-        </w:rPr>
-        <w:t xml:space="preserve"> (44.48)</w:t>
-      </w:r>
-      <w:r>
-        <w:rPr>
-          <w:lang w:eastAsia="en-IN"/>
-        </w:rPr>
-        <w:t xml:space="preserve"> and DTI </w:t>
-      </w:r>
-      <w:r>
-        <w:rPr>
-          <w:lang w:eastAsia="en-IN"/>
-        </w:rPr>
-        <w:t xml:space="preserve">(441.49) </w:t>
-      </w:r>
-      <w:r>
-        <w:rPr>
-          <w:lang w:eastAsia="en-IN"/>
-        </w:rPr>
-        <w:t>exhibit highly right-skewed distributions</w:t>
-      </w:r>
-      <w:r>
-        <w:rPr>
-          <w:lang w:eastAsia="en-IN"/>
-        </w:rPr>
-        <w:t xml:space="preserve">, </w:t>
-      </w:r>
-      <w:r>
-        <w:rPr>
-          <w:lang w:eastAsia="en-IN"/>
-        </w:rPr>
-        <w:t>indicating the presence of a small number of extreme borrowers.</w:t>
-      </w:r>
-      <w:r>
-        <w:rPr>
-          <w:lang w:eastAsia="en-IN"/>
-        </w:rPr>
-        <w:t xml:space="preserve"> In the case of </w:t>
-      </w:r>
-      <w:proofErr w:type="gramStart"/>
-      <w:r>
-        <w:rPr>
-          <w:lang w:eastAsia="en-IN"/>
-        </w:rPr>
-        <w:t>DTI</w:t>
-      </w:r>
-      <w:proofErr w:type="gramEnd"/>
-      <w:r>
-        <w:rPr>
-          <w:lang w:eastAsia="en-IN"/>
-        </w:rPr>
-        <w:t xml:space="preserve"> t</w:t>
-      </w:r>
-      <w:r>
-        <w:rPr>
-          <w:lang w:eastAsia="en-IN"/>
-        </w:rPr>
-        <w:t>he majority of borrowers are concentrated within a relatively narrow range, while a few extreme observations create a long right tail. This suggests that DTI should be analysed using bands rather than raw averages.</w:t>
+        <w:t>Skincare (~2,350) and Makeup (~2,300) dominate the catalog, together accounting for well over half of all products</w:t>
+      </w:r>
+      <w:r>
+        <w:rPr>
+          <w:lang w:eastAsia="en-IN"/>
+        </w:rPr>
+        <w:t>.</w:t>
       </w:r>
     </w:p>
     <w:p>
@@ -5697,7 +4949,7 @@
         <w:rPr>
           <w:lang w:eastAsia="en-IN"/>
         </w:rPr>
-        <w:t>Interest Rate and Revolving Credit Utilization are approximately symmetric and represent the portfolio well</w:t>
+        <w:t>Hair (~1,400) and Fragrance (~1,340) form a distinct second tier</w:t>
       </w:r>
       <w:r>
         <w:rPr>
@@ -5721,19 +4973,61 @@
         <w:rPr>
           <w:lang w:eastAsia="en-IN"/>
         </w:rPr>
-        <w:t xml:space="preserve">Credit History Length and Monthly </w:t>
-      </w:r>
-      <w:r>
-        <w:rPr>
-          <w:lang w:eastAsia="en-IN"/>
-        </w:rPr>
-        <w:t>Instalment</w:t>
-      </w:r>
-      <w:r>
-        <w:rPr>
-          <w:lang w:eastAsia="en-IN"/>
-        </w:rPr>
-        <w:t xml:space="preserve"> show moderate positive skewness, reflecting borrower diversity.</w:t>
+        <w:t>Bath &amp; Body, Mini Size, Men, Tools &amp; Brushes, and Gifts are all thin categories (under 400 products, several near-zero)</w:t>
+      </w:r>
+      <w:r>
+        <w:rPr>
+          <w:lang w:eastAsia="en-IN"/>
+        </w:rPr>
+        <w:t>.</w:t>
+      </w:r>
+    </w:p>
+    <w:p>
+      <w:pPr>
+        <w:pStyle w:val="ListParagraph"/>
+        <w:numPr>
+          <w:ilvl w:val="0"/>
+          <w:numId w:val="11"/>
+        </w:numPr>
+        <w:rPr>
+          <w:lang w:eastAsia="en-IN"/>
+        </w:rPr>
+      </w:pPr>
+      <w:r>
+        <w:rPr>
+          <w:lang w:eastAsia="en-IN"/>
+        </w:rPr>
+        <w:t>SEPHORA COLLECTION leads by a wide margin (~350 products) — roughly double the next highest brand (CLINIQUE, ~180)</w:t>
+      </w:r>
+      <w:r>
+        <w:rPr>
+          <w:lang w:eastAsia="en-IN"/>
+        </w:rPr>
+        <w:t>.</w:t>
+      </w:r>
+    </w:p>
+    <w:p>
+      <w:pPr>
+        <w:pStyle w:val="ListParagraph"/>
+        <w:numPr>
+          <w:ilvl w:val="0"/>
+          <w:numId w:val="11"/>
+        </w:numPr>
+        <w:rPr>
+          <w:lang w:eastAsia="en-IN"/>
+        </w:rPr>
+      </w:pPr>
+      <w:r>
+        <w:rPr>
+          <w:lang w:eastAsia="en-IN"/>
+        </w:rPr>
+        <w:t>Beyond the top two, brand product counts drop off gradually and stay fairly close together (~80–135 products) through the rest of the top 15</w:t>
+      </w:r>
+      <w:r>
+        <w:rPr>
+          <w:lang w:eastAsia="en-IN"/>
+        </w:rPr>
+        <w:t>.</w:t>
       </w:r>
     </w:p>
     <w:p>
@@ -5768,7 +5062,13 @@
         <w:rPr>
           <w:lang w:eastAsia="en-IN"/>
         </w:rPr>
-        <w:t>Repayment improvement initiatives should focus on the large middle-income borrower segment rather than a small number of high-income customers, as they represent the majority of the portfolio.</w:t>
+        <w:t>H5 (category vs. rating) will have strong statistical power for Skincare, Makeup, Hair, and Fragrance, but results for Men, Tools &amp; Brushes, and Gifts should be treated as directional only</w:t>
+      </w:r>
+      <w:r>
+        <w:rPr>
+          <w:lang w:eastAsia="en-IN"/>
+        </w:rPr>
+        <w:t>.</w:t>
       </w:r>
     </w:p>
     <w:p>
@@ -5999,6 +5299,7 @@
         <w:rPr>
           <w:lang w:eastAsia="en-IN"/>
         </w:rPr>
+        <w:lastRenderedPageBreak/>
         <w:t>Mortgage and Rent borrowers constitute most of the portfolio, while Source Verified loans slightly outnumber other verification categories.</w:t>
       </w:r>
     </w:p>
@@ -6017,36 +5318,7 @@
         <w:rPr>
           <w:lang w:eastAsia="en-IN"/>
         </w:rPr>
-        <w:lastRenderedPageBreak/>
-        <w:t>“</w:t>
-      </w:r>
-      <w:proofErr w:type="gramStart"/>
-      <w:r>
-        <w:rPr>
-          <w:lang w:eastAsia="en-IN"/>
-        </w:rPr>
-        <w:t>debt</w:t>
-      </w:r>
-      <w:proofErr w:type="gramEnd"/>
-      <w:r>
-        <w:rPr>
-          <w:lang w:eastAsia="en-IN"/>
-        </w:rPr>
-        <w:t xml:space="preserve"> consolidation” purpose and borrowers with 10+ years employment </w:t>
-      </w:r>
-      <w:proofErr w:type="gramStart"/>
-      <w:r>
-        <w:rPr>
-          <w:lang w:eastAsia="en-IN"/>
-        </w:rPr>
-        <w:t>length  has</w:t>
-      </w:r>
-      <w:proofErr w:type="gramEnd"/>
-      <w:r>
-        <w:rPr>
-          <w:lang w:eastAsia="en-IN"/>
-        </w:rPr>
-        <w:t xml:space="preserve"> significantly higher number of loans compared to others.</w:t>
+        <w:t>“debt consolidation” purpose and borrowers with 10+ years employment length  has significantly higher number of loans compared to others.</w:t>
       </w:r>
     </w:p>
     <w:p>
@@ -6310,6 +5582,7 @@
         </w:numPr>
       </w:pPr>
       <w:r>
+        <w:lastRenderedPageBreak/>
         <w:t>Strengthen underwriting and monitoring for lower-grade (E–G) borrowers, as they contribute disproportionately to portfolio default risk.</w:t>
       </w:r>
     </w:p>
@@ -6322,7 +5595,6 @@
         </w:numPr>
       </w:pPr>
       <w:r>
-        <w:lastRenderedPageBreak/>
         <w:t>Apply enhanced credit assessment for 60-month loans or introduce pricing strategies that better compensate for their higher default probability.</w:t>
       </w:r>
     </w:p>
@@ -6835,7 +6107,7 @@
         </w:rPr>
         <w:lastRenderedPageBreak/>
         <w:drawing>
-          <wp:inline distT="0" distB="0" distL="0" distR="0" wp14:anchorId="50AD1C02" wp14:editId="2561D134">
+          <wp:inline distT="0" distB="0" distL="0" distR="0" wp14:anchorId="50AD1C02" wp14:editId="087E3628">
             <wp:extent cx="6658558" cy="2218459"/>
             <wp:effectExtent l="19050" t="19050" r="9525" b="10795"/>
             <wp:docPr id="449418693" name="Picture 5"/>
@@ -7284,15 +6556,7 @@
         </w:numPr>
       </w:pPr>
       <w:r>
-        <w:t xml:space="preserve">Loan Amount and </w:t>
-      </w:r>
-      <w:proofErr w:type="spellStart"/>
-      <w:r>
-        <w:t>Installment</w:t>
-      </w:r>
-      <w:proofErr w:type="spellEnd"/>
-      <w:r>
-        <w:t xml:space="preserve"> are highly correlated (r = 0.94), while Open Accounts and Total Accounts also show strong correlation (r = 0.70), indicating these pairs capture similar information.</w:t>
+        <w:t>Loan Amount and Installment are highly correlated (r = 0.94), while Open Accounts and Total Accounts also show strong correlation (r = 0.70), indicating these pairs capture similar information.</w:t>
       </w:r>
     </w:p>
     <w:p>
@@ -7343,15 +6607,7 @@
         </w:numPr>
       </w:pPr>
       <w:r>
-        <w:t xml:space="preserve">Avoid using both Loan Amount and </w:t>
-      </w:r>
-      <w:proofErr w:type="spellStart"/>
-      <w:r>
-        <w:t>Installment</w:t>
-      </w:r>
-      <w:proofErr w:type="spellEnd"/>
-      <w:r>
-        <w:t xml:space="preserve"> together in dashboards or predictive models, since their strong correlation introduces redundant information without improving decision-making.</w:t>
+        <w:t>Avoid using both Loan Amount and Installment together in dashboards or predictive models, since their strong correlation introduces redundant information without improving decision-making.</w:t>
       </w:r>
     </w:p>
     <w:p>
@@ -7430,15 +6686,7 @@
         <w:t>interest rate as the strongest numeric variable associated with default risk</w:t>
       </w:r>
       <w:r>
-        <w:t xml:space="preserve">, while loan amount and </w:t>
-      </w:r>
-      <w:proofErr w:type="spellStart"/>
-      <w:r>
-        <w:t>installment</w:t>
-      </w:r>
-      <w:proofErr w:type="spellEnd"/>
-      <w:r>
-        <w:t xml:space="preserve"> were found to be highly correlated.</w:t>
+        <w:t>, while loan amount and installment were found to be highly correlated.</w:t>
       </w:r>
     </w:p>
     <w:p>
@@ -12482,6 +11730,7 @@
   <w:style w:type="character" w:default="1" w:styleId="DefaultParagraphFont">
     <w:name w:val="Default Paragraph Font"/>
     <w:uiPriority w:val="1"/>
+    <w:semiHidden/>
     <w:unhideWhenUsed/>
   </w:style>
   <w:style w:type="table" w:default="1" w:styleId="TableNormal">

--- a/notebook/NL_Sephora.docx
+++ b/notebook/NL_Sephora.docx
@@ -443,10 +443,26 @@
         <w:t xml:space="preserve"> Investigate </w:t>
       </w:r>
       <w:r>
-        <w:t>how engagement signals — review helpfulness, recommendation rate, loves_count, and feedback polarity (positive vs negative votes) — relate to CSS</w:t>
-      </w:r>
-      <w:r>
-        <w:t>, to identify which engagement metrics are strongest proxies satisfaction.</w:t>
+        <w:t xml:space="preserve">how engagement signals — review helpfulness, recommendation rate, </w:t>
+      </w:r>
+      <w:proofErr w:type="spellStart"/>
+      <w:r>
+        <w:t>loves_count</w:t>
+      </w:r>
+      <w:proofErr w:type="spellEnd"/>
+      <w:r>
+        <w:t>, and feedback polarity (positive vs negative votes) — relate to CSS</w:t>
+      </w:r>
+      <w:r>
+        <w:t xml:space="preserve">, to identify which engagement metrics are strongest </w:t>
+      </w:r>
+      <w:proofErr w:type="gramStart"/>
+      <w:r>
+        <w:t>proxies</w:t>
+      </w:r>
+      <w:proofErr w:type="gramEnd"/>
+      <w:r>
+        <w:t xml:space="preserve"> satisfaction.</w:t>
       </w:r>
     </w:p>
     <w:p>
@@ -1222,12 +1238,14 @@
         </w:rPr>
         <w:t>“</w:t>
       </w:r>
+      <w:proofErr w:type="spellStart"/>
       <w:r>
         <w:rPr>
           <w:lang w:eastAsia="en-IN"/>
         </w:rPr>
         <w:t>is_recommended</w:t>
       </w:r>
+      <w:proofErr w:type="spellEnd"/>
       <w:r>
         <w:rPr>
           <w:lang w:eastAsia="en-IN"/>
@@ -1246,12 +1264,14 @@
         </w:rPr>
         <w:t>“</w:t>
       </w:r>
+      <w:proofErr w:type="spellStart"/>
       <w:r>
         <w:rPr>
           <w:lang w:eastAsia="en-IN"/>
         </w:rPr>
         <w:t>loves_count</w:t>
       </w:r>
+      <w:proofErr w:type="spellEnd"/>
       <w:r>
         <w:rPr>
           <w:lang w:eastAsia="en-IN"/>
@@ -1430,7 +1450,21 @@
         <w:rPr>
           <w:lang w:eastAsia="en-IN"/>
         </w:rPr>
-        <w:t>Before performing exploratory data analysis and testing the hypotheses, the dataset must be carefully examined for missing values, duplicate records, inconsistent formats, incorrect data types, and other data quality issues</w:t>
+        <w:t xml:space="preserve">Before performing exploratory </w:t>
+      </w:r>
+      <w:proofErr w:type="gramStart"/>
+      <w:r>
+        <w:rPr>
+          <w:lang w:eastAsia="en-IN"/>
+        </w:rPr>
+        <w:t>data</w:t>
+      </w:r>
+      <w:proofErr w:type="gramEnd"/>
+      <w:r>
+        <w:rPr>
+          <w:lang w:eastAsia="en-IN"/>
+        </w:rPr>
+        <w:t xml:space="preserve"> analysis and testing the hypotheses, the dataset must be carefully examined for missing values, duplicate records, inconsistent formats, incorrect data types, and other data quality issues</w:t>
       </w:r>
       <w:r>
         <w:rPr>
@@ -1669,36 +1703,42 @@
         </w:rPr>
         <w:t xml:space="preserve"> such as “</w:t>
       </w:r>
+      <w:proofErr w:type="spellStart"/>
       <w:r>
         <w:rPr>
           <w:lang w:eastAsia="en-IN"/>
         </w:rPr>
         <w:t>sale_price_usd</w:t>
       </w:r>
+      <w:proofErr w:type="spellEnd"/>
       <w:r>
         <w:rPr>
           <w:lang w:eastAsia="en-IN"/>
         </w:rPr>
         <w:t>”, “</w:t>
       </w:r>
+      <w:proofErr w:type="spellStart"/>
       <w:r>
         <w:rPr>
           <w:lang w:eastAsia="en-IN"/>
         </w:rPr>
         <w:t>value_price_usd</w:t>
       </w:r>
+      <w:proofErr w:type="spellEnd"/>
       <w:r>
         <w:rPr>
           <w:lang w:eastAsia="en-IN"/>
         </w:rPr>
         <w:t>”, “</w:t>
       </w:r>
+      <w:proofErr w:type="spellStart"/>
       <w:r>
         <w:rPr>
           <w:lang w:eastAsia="en-IN"/>
         </w:rPr>
         <w:t>variation_desc</w:t>
       </w:r>
+      <w:proofErr w:type="spellEnd"/>
       <w:r>
         <w:rPr>
           <w:lang w:eastAsia="en-IN"/>
@@ -1711,6 +1751,7 @@
         </w:rPr>
         <w:t xml:space="preserve">from </w:t>
       </w:r>
+      <w:proofErr w:type="spellStart"/>
       <w:r>
         <w:rPr>
           <w:b/>
@@ -1719,6 +1760,7 @@
         </w:rPr>
         <w:t>product_info</w:t>
       </w:r>
+      <w:proofErr w:type="spellEnd"/>
       <w:r>
         <w:rPr>
           <w:lang w:eastAsia="en-IN"/>
@@ -1846,12 +1888,14 @@
         </w:rPr>
         <w:t xml:space="preserve">, </w:t>
       </w:r>
+      <w:proofErr w:type="spellStart"/>
       <w:r>
         <w:rPr>
           <w:lang w:eastAsia="en-IN"/>
         </w:rPr>
         <w:t>price_usd</w:t>
       </w:r>
+      <w:proofErr w:type="spellEnd"/>
       <w:r>
         <w:rPr>
           <w:lang w:eastAsia="en-IN"/>
@@ -2006,13 +2050,23 @@
         <w:lastRenderedPageBreak/>
         <w:t xml:space="preserve">Columns that contain Boolean values from </w:t>
       </w:r>
-      <w:r>
-        <w:rPr>
-          <w:b/>
-          <w:bCs/>
-          <w:lang w:eastAsia="en-IN"/>
-        </w:rPr>
-        <w:t xml:space="preserve">product_info </w:t>
+      <w:proofErr w:type="spellStart"/>
+      <w:r>
+        <w:rPr>
+          <w:b/>
+          <w:bCs/>
+          <w:lang w:eastAsia="en-IN"/>
+        </w:rPr>
+        <w:t>product_info</w:t>
+      </w:r>
+      <w:proofErr w:type="spellEnd"/>
+      <w:r>
+        <w:rPr>
+          <w:b/>
+          <w:bCs/>
+          <w:lang w:eastAsia="en-IN"/>
+        </w:rPr>
+        <w:t xml:space="preserve"> </w:t>
       </w:r>
       <w:r>
         <w:rPr>
@@ -2024,7 +2078,63 @@
         <w:rPr>
           <w:lang w:eastAsia="en-IN"/>
         </w:rPr>
-        <w:t>'limited_edition', 'new', 'online_only', 'out_of_stock', 'sephora_exclusive'</w:t>
+        <w:t>'</w:t>
+      </w:r>
+      <w:proofErr w:type="spellStart"/>
+      <w:r>
+        <w:rPr>
+          <w:lang w:eastAsia="en-IN"/>
+        </w:rPr>
+        <w:t>limited_edition</w:t>
+      </w:r>
+      <w:proofErr w:type="spellEnd"/>
+      <w:r>
+        <w:rPr>
+          <w:lang w:eastAsia="en-IN"/>
+        </w:rPr>
+        <w:t>', 'new', '</w:t>
+      </w:r>
+      <w:proofErr w:type="spellStart"/>
+      <w:r>
+        <w:rPr>
+          <w:lang w:eastAsia="en-IN"/>
+        </w:rPr>
+        <w:t>online_only</w:t>
+      </w:r>
+      <w:proofErr w:type="spellEnd"/>
+      <w:r>
+        <w:rPr>
+          <w:lang w:eastAsia="en-IN"/>
+        </w:rPr>
+        <w:t>', '</w:t>
+      </w:r>
+      <w:proofErr w:type="spellStart"/>
+      <w:r>
+        <w:rPr>
+          <w:lang w:eastAsia="en-IN"/>
+        </w:rPr>
+        <w:t>out_of_stock</w:t>
+      </w:r>
+      <w:proofErr w:type="spellEnd"/>
+      <w:r>
+        <w:rPr>
+          <w:lang w:eastAsia="en-IN"/>
+        </w:rPr>
+        <w:t>', '</w:t>
+      </w:r>
+      <w:proofErr w:type="spellStart"/>
+      <w:r>
+        <w:rPr>
+          <w:lang w:eastAsia="en-IN"/>
+        </w:rPr>
+        <w:t>sephora_exclusive</w:t>
+      </w:r>
+      <w:proofErr w:type="spellEnd"/>
+      <w:r>
+        <w:rPr>
+          <w:lang w:eastAsia="en-IN"/>
+        </w:rPr>
+        <w:t>'</w:t>
       </w:r>
       <w:r>
         <w:rPr>
@@ -2070,12 +2180,14 @@
         </w:rPr>
         <w:t>'</w:t>
       </w:r>
+      <w:proofErr w:type="spellStart"/>
       <w:r>
         <w:rPr>
           <w:lang w:eastAsia="en-IN"/>
         </w:rPr>
         <w:t>is_recommended</w:t>
       </w:r>
+      <w:proofErr w:type="spellEnd"/>
       <w:r>
         <w:rPr>
           <w:lang w:eastAsia="en-IN"/>
@@ -2086,7 +2198,21 @@
         <w:rPr>
           <w:lang w:eastAsia="en-IN"/>
         </w:rPr>
-        <w:t xml:space="preserve"> column has been converted and submission_time has been converted from object to datetime data type.</w:t>
+        <w:t xml:space="preserve"> column has been converted and </w:t>
+      </w:r>
+      <w:proofErr w:type="spellStart"/>
+      <w:r>
+        <w:rPr>
+          <w:lang w:eastAsia="en-IN"/>
+        </w:rPr>
+        <w:t>submission_time</w:t>
+      </w:r>
+      <w:proofErr w:type="spellEnd"/>
+      <w:r>
+        <w:rPr>
+          <w:lang w:eastAsia="en-IN"/>
+        </w:rPr>
+        <w:t xml:space="preserve"> has been converted from object to datetime data type.</w:t>
       </w:r>
     </w:p>
     <w:p>
@@ -2131,6 +2257,7 @@
         </w:rPr>
         <w:t xml:space="preserve"> categorical columns in </w:t>
       </w:r>
+      <w:proofErr w:type="spellStart"/>
       <w:r>
         <w:rPr>
           <w:b/>
@@ -2139,6 +2266,7 @@
         </w:rPr>
         <w:t>product_info</w:t>
       </w:r>
+      <w:proofErr w:type="spellEnd"/>
       <w:r>
         <w:rPr>
           <w:b/>
@@ -2157,7 +2285,63 @@
         <w:rPr>
           <w:lang w:eastAsia="en-IN"/>
         </w:rPr>
-        <w:t>'brand_name', 'primary_category', 'secondary_category', 'tertiary_category'</w:t>
+        <w:t>'</w:t>
+      </w:r>
+      <w:proofErr w:type="spellStart"/>
+      <w:r>
+        <w:rPr>
+          <w:lang w:eastAsia="en-IN"/>
+        </w:rPr>
+        <w:t>brand_name</w:t>
+      </w:r>
+      <w:proofErr w:type="spellEnd"/>
+      <w:r>
+        <w:rPr>
+          <w:lang w:eastAsia="en-IN"/>
+        </w:rPr>
+        <w:t>', '</w:t>
+      </w:r>
+      <w:proofErr w:type="spellStart"/>
+      <w:r>
+        <w:rPr>
+          <w:lang w:eastAsia="en-IN"/>
+        </w:rPr>
+        <w:t>primary_category</w:t>
+      </w:r>
+      <w:proofErr w:type="spellEnd"/>
+      <w:r>
+        <w:rPr>
+          <w:lang w:eastAsia="en-IN"/>
+        </w:rPr>
+        <w:t>', '</w:t>
+      </w:r>
+      <w:proofErr w:type="spellStart"/>
+      <w:r>
+        <w:rPr>
+          <w:lang w:eastAsia="en-IN"/>
+        </w:rPr>
+        <w:t>secondary_category</w:t>
+      </w:r>
+      <w:proofErr w:type="spellEnd"/>
+      <w:r>
+        <w:rPr>
+          <w:lang w:eastAsia="en-IN"/>
+        </w:rPr>
+        <w:t>', '</w:t>
+      </w:r>
+      <w:proofErr w:type="spellStart"/>
+      <w:r>
+        <w:rPr>
+          <w:lang w:eastAsia="en-IN"/>
+        </w:rPr>
+        <w:t>tertiary_category</w:t>
+      </w:r>
+      <w:proofErr w:type="spellEnd"/>
+      <w:r>
+        <w:rPr>
+          <w:lang w:eastAsia="en-IN"/>
+        </w:rPr>
+        <w:t>'</w:t>
       </w:r>
       <w:r>
         <w:rPr>
@@ -2201,7 +2385,21 @@
         <w:rPr>
           <w:lang w:eastAsia="en-IN"/>
         </w:rPr>
-        <w:t xml:space="preserve"> for ‘brand_name’ column.</w:t>
+        <w:t xml:space="preserve"> for ‘</w:t>
+      </w:r>
+      <w:proofErr w:type="spellStart"/>
+      <w:r>
+        <w:rPr>
+          <w:lang w:eastAsia="en-IN"/>
+        </w:rPr>
+        <w:t>brand_name</w:t>
+      </w:r>
+      <w:proofErr w:type="spellEnd"/>
+      <w:r>
+        <w:rPr>
+          <w:lang w:eastAsia="en-IN"/>
+        </w:rPr>
+        <w:t>’ column.</w:t>
       </w:r>
     </w:p>
     <w:p>
@@ -2259,6 +2457,7 @@
         </w:rPr>
         <w:t xml:space="preserve">A. </w:t>
       </w:r>
+      <w:proofErr w:type="spellStart"/>
       <w:r>
         <w:rPr>
           <w:b/>
@@ -2267,6 +2466,7 @@
         </w:rPr>
         <w:t>product_info</w:t>
       </w:r>
+      <w:proofErr w:type="spellEnd"/>
     </w:p>
     <w:p>
       <w:pPr>
@@ -2519,12 +2719,22 @@
         </w:rPr>
         <w:t>‘</w:t>
       </w:r>
-      <w:r>
-        <w:rPr>
-          <w:lang w:eastAsia="en-IN"/>
-        </w:rPr>
-        <w:t>secondary_category</w:t>
-      </w:r>
+      <w:proofErr w:type="spellStart"/>
+      <w:proofErr w:type="gramStart"/>
+      <w:r>
+        <w:rPr>
+          <w:lang w:eastAsia="en-IN"/>
+        </w:rPr>
+        <w:t>secondary</w:t>
+      </w:r>
+      <w:proofErr w:type="gramEnd"/>
+      <w:r>
+        <w:rPr>
+          <w:lang w:eastAsia="en-IN"/>
+        </w:rPr>
+        <w:t>_category</w:t>
+      </w:r>
+      <w:proofErr w:type="spellEnd"/>
       <w:r>
         <w:rPr>
           <w:lang w:eastAsia="en-IN"/>
@@ -2543,12 +2753,14 @@
         </w:rPr>
         <w:t>‘</w:t>
       </w:r>
+      <w:proofErr w:type="spellStart"/>
       <w:r>
         <w:rPr>
           <w:lang w:eastAsia="en-IN"/>
         </w:rPr>
         <w:t>tertiary_category</w:t>
       </w:r>
+      <w:proofErr w:type="spellEnd"/>
       <w:r>
         <w:rPr>
           <w:lang w:eastAsia="en-IN"/>
@@ -2614,12 +2826,22 @@
         </w:rPr>
         <w:t>‘</w:t>
       </w:r>
-      <w:r>
-        <w:rPr>
-          <w:lang w:eastAsia="en-IN"/>
-        </w:rPr>
-        <w:t>is_recommended</w:t>
-      </w:r>
+      <w:proofErr w:type="spellStart"/>
+      <w:proofErr w:type="gramStart"/>
+      <w:r>
+        <w:rPr>
+          <w:lang w:eastAsia="en-IN"/>
+        </w:rPr>
+        <w:t>is</w:t>
+      </w:r>
+      <w:proofErr w:type="gramEnd"/>
+      <w:r>
+        <w:rPr>
+          <w:lang w:eastAsia="en-IN"/>
+        </w:rPr>
+        <w:t>_recommended</w:t>
+      </w:r>
+      <w:proofErr w:type="spellEnd"/>
       <w:r>
         <w:rPr>
           <w:lang w:eastAsia="en-IN"/>
@@ -2690,7 +2912,21 @@
         <w:rPr>
           <w:lang w:eastAsia="en-IN"/>
         </w:rPr>
-        <w:t>elpfulness is left as NaN since it's structurally undefined when no one voted.</w:t>
+        <w:t xml:space="preserve">elpfulness is left as </w:t>
+      </w:r>
+      <w:proofErr w:type="spellStart"/>
+      <w:r>
+        <w:rPr>
+          <w:lang w:eastAsia="en-IN"/>
+        </w:rPr>
+        <w:t>NaN</w:t>
+      </w:r>
+      <w:proofErr w:type="spellEnd"/>
+      <w:r>
+        <w:rPr>
+          <w:lang w:eastAsia="en-IN"/>
+        </w:rPr>
+        <w:t xml:space="preserve"> since it's structurally undefined when no one voted.</w:t>
       </w:r>
     </w:p>
     <w:p>
@@ -2714,7 +2950,63 @@
         <w:rPr>
           <w:lang w:eastAsia="en-IN"/>
         </w:rPr>
-        <w:t>'skin_type', 'skin_tone', 'eye_color', 'hair_color'</w:t>
+        <w:t>'</w:t>
+      </w:r>
+      <w:proofErr w:type="spellStart"/>
+      <w:r>
+        <w:rPr>
+          <w:lang w:eastAsia="en-IN"/>
+        </w:rPr>
+        <w:t>skin_type</w:t>
+      </w:r>
+      <w:proofErr w:type="spellEnd"/>
+      <w:r>
+        <w:rPr>
+          <w:lang w:eastAsia="en-IN"/>
+        </w:rPr>
+        <w:t>', '</w:t>
+      </w:r>
+      <w:proofErr w:type="spellStart"/>
+      <w:r>
+        <w:rPr>
+          <w:lang w:eastAsia="en-IN"/>
+        </w:rPr>
+        <w:t>skin_tone</w:t>
+      </w:r>
+      <w:proofErr w:type="spellEnd"/>
+      <w:r>
+        <w:rPr>
+          <w:lang w:eastAsia="en-IN"/>
+        </w:rPr>
+        <w:t>', '</w:t>
+      </w:r>
+      <w:proofErr w:type="spellStart"/>
+      <w:r>
+        <w:rPr>
+          <w:lang w:eastAsia="en-IN"/>
+        </w:rPr>
+        <w:t>eye_color</w:t>
+      </w:r>
+      <w:proofErr w:type="spellEnd"/>
+      <w:r>
+        <w:rPr>
+          <w:lang w:eastAsia="en-IN"/>
+        </w:rPr>
+        <w:t>', '</w:t>
+      </w:r>
+      <w:proofErr w:type="spellStart"/>
+      <w:r>
+        <w:rPr>
+          <w:lang w:eastAsia="en-IN"/>
+        </w:rPr>
+        <w:t>hair_color</w:t>
+      </w:r>
+      <w:proofErr w:type="spellEnd"/>
+      <w:r>
+        <w:rPr>
+          <w:lang w:eastAsia="en-IN"/>
+        </w:rPr>
+        <w:t>'</w:t>
       </w:r>
       <w:r>
         <w:rPr>
@@ -2801,7 +3093,35 @@
         <w:rPr>
           <w:lang w:eastAsia="en-IN"/>
         </w:rPr>
-        <w:t>review points to a valid product, and that shared fields (brand_name, price_usd) agree between the two files</w:t>
+        <w:t>review points to a valid product, and that shared fields (</w:t>
+      </w:r>
+      <w:proofErr w:type="spellStart"/>
+      <w:r>
+        <w:rPr>
+          <w:lang w:eastAsia="en-IN"/>
+        </w:rPr>
+        <w:t>brand_name</w:t>
+      </w:r>
+      <w:proofErr w:type="spellEnd"/>
+      <w:r>
+        <w:rPr>
+          <w:lang w:eastAsia="en-IN"/>
+        </w:rPr>
+        <w:t xml:space="preserve">, </w:t>
+      </w:r>
+      <w:proofErr w:type="spellStart"/>
+      <w:r>
+        <w:rPr>
+          <w:lang w:eastAsia="en-IN"/>
+        </w:rPr>
+        <w:t>price_usd</w:t>
+      </w:r>
+      <w:proofErr w:type="spellEnd"/>
+      <w:r>
+        <w:rPr>
+          <w:lang w:eastAsia="en-IN"/>
+        </w:rPr>
+        <w:t>) agree between the two files</w:t>
       </w:r>
       <w:r>
         <w:rPr>
@@ -2831,7 +3151,35 @@
         <w:rPr>
           <w:lang w:eastAsia="en-IN"/>
         </w:rPr>
-        <w:t>reviews referencing a product_id that doesn't exist in product_info (orphaned reviews)</w:t>
+        <w:t xml:space="preserve">reviews referencing a </w:t>
+      </w:r>
+      <w:proofErr w:type="spellStart"/>
+      <w:r>
+        <w:rPr>
+          <w:lang w:eastAsia="en-IN"/>
+        </w:rPr>
+        <w:t>product_id</w:t>
+      </w:r>
+      <w:proofErr w:type="spellEnd"/>
+      <w:r>
+        <w:rPr>
+          <w:lang w:eastAsia="en-IN"/>
+        </w:rPr>
+        <w:t xml:space="preserve"> that doesn't exist in </w:t>
+      </w:r>
+      <w:proofErr w:type="spellStart"/>
+      <w:r>
+        <w:rPr>
+          <w:lang w:eastAsia="en-IN"/>
+        </w:rPr>
+        <w:t>product_info</w:t>
+      </w:r>
+      <w:proofErr w:type="spellEnd"/>
+      <w:r>
+        <w:rPr>
+          <w:lang w:eastAsia="en-IN"/>
+        </w:rPr>
+        <w:t xml:space="preserve"> (orphaned reviews)</w:t>
       </w:r>
       <w:r>
         <w:rPr>
@@ -2855,8 +3203,30 @@
         <w:rPr>
           <w:lang w:eastAsia="en-IN"/>
         </w:rPr>
-        <w:t>Spot-check brand_name consistency between the two files for shared product_ids</w:t>
-      </w:r>
+        <w:t xml:space="preserve">Spot-check </w:t>
+      </w:r>
+      <w:proofErr w:type="spellStart"/>
+      <w:r>
+        <w:rPr>
+          <w:lang w:eastAsia="en-IN"/>
+        </w:rPr>
+        <w:t>brand_name</w:t>
+      </w:r>
+      <w:proofErr w:type="spellEnd"/>
+      <w:r>
+        <w:rPr>
+          <w:lang w:eastAsia="en-IN"/>
+        </w:rPr>
+        <w:t xml:space="preserve"> consistency between the two files for shared </w:t>
+      </w:r>
+      <w:proofErr w:type="spellStart"/>
+      <w:r>
+        <w:rPr>
+          <w:lang w:eastAsia="en-IN"/>
+        </w:rPr>
+        <w:t>product_ids</w:t>
+      </w:r>
+      <w:proofErr w:type="spellEnd"/>
     </w:p>
     <w:p>
       <w:pPr>
@@ -2989,11 +3359,19 @@
           <w:lang w:eastAsia="en-IN"/>
         </w:rPr>
       </w:pPr>
-      <w:r>
-        <w:rPr>
-          <w:lang w:eastAsia="en-IN"/>
-        </w:rPr>
-        <w:t>So it a</w:t>
+      <w:proofErr w:type="gramStart"/>
+      <w:r>
+        <w:rPr>
+          <w:lang w:eastAsia="en-IN"/>
+        </w:rPr>
+        <w:t>So</w:t>
+      </w:r>
+      <w:proofErr w:type="gramEnd"/>
+      <w:r>
+        <w:rPr>
+          <w:lang w:eastAsia="en-IN"/>
+        </w:rPr>
+        <w:t xml:space="preserve"> it a</w:t>
       </w:r>
       <w:r>
         <w:rPr>
@@ -3007,12 +3385,14 @@
         </w:rPr>
         <w:t>‘</w:t>
       </w:r>
+      <w:proofErr w:type="spellStart"/>
       <w:r>
         <w:rPr>
           <w:lang w:eastAsia="en-IN"/>
         </w:rPr>
         <w:t>product_id</w:t>
       </w:r>
+      <w:proofErr w:type="spellEnd"/>
       <w:r>
         <w:rPr>
           <w:lang w:eastAsia="en-IN"/>
@@ -3031,12 +3411,14 @@
         </w:rPr>
         <w:t>‘</w:t>
       </w:r>
+      <w:proofErr w:type="spellStart"/>
       <w:r>
         <w:rPr>
           <w:lang w:eastAsia="en-IN"/>
         </w:rPr>
         <w:t>brand_name</w:t>
       </w:r>
+      <w:proofErr w:type="spellEnd"/>
       <w:r>
         <w:rPr>
           <w:lang w:eastAsia="en-IN"/>
@@ -3066,13 +3448,23 @@
         </w:rPr>
         <w:t xml:space="preserve">5.2 </w:t>
       </w:r>
-      <w:r>
-        <w:rPr>
-          <w:b/>
-          <w:bCs/>
-          <w:lang w:eastAsia="en-IN"/>
-        </w:rPr>
-        <w:t>feedback_polarity_ratio (positive share of total feedback)</w:t>
+      <w:proofErr w:type="spellStart"/>
+      <w:r>
+        <w:rPr>
+          <w:b/>
+          <w:bCs/>
+          <w:lang w:eastAsia="en-IN"/>
+        </w:rPr>
+        <w:t>feedback_polarity_ratio</w:t>
+      </w:r>
+      <w:proofErr w:type="spellEnd"/>
+      <w:r>
+        <w:rPr>
+          <w:b/>
+          <w:bCs/>
+          <w:lang w:eastAsia="en-IN"/>
+        </w:rPr>
+        <w:t xml:space="preserve"> (positive share of total feedback)</w:t>
       </w:r>
     </w:p>
     <w:p>
@@ -3096,7 +3488,35 @@
         <w:rPr>
           <w:lang w:eastAsia="en-IN"/>
         </w:rPr>
-        <w:t>aw counts alone (`total_pos_feedback_count`, `total_neg_feedback_count`) aren't directly comparable across reviews</w:t>
+        <w:t>aw counts alone (`</w:t>
+      </w:r>
+      <w:proofErr w:type="spellStart"/>
+      <w:r>
+        <w:rPr>
+          <w:lang w:eastAsia="en-IN"/>
+        </w:rPr>
+        <w:t>total_pos_feedback_count</w:t>
+      </w:r>
+      <w:proofErr w:type="spellEnd"/>
+      <w:r>
+        <w:rPr>
+          <w:lang w:eastAsia="en-IN"/>
+        </w:rPr>
+        <w:t>`, `</w:t>
+      </w:r>
+      <w:proofErr w:type="spellStart"/>
+      <w:r>
+        <w:rPr>
+          <w:lang w:eastAsia="en-IN"/>
+        </w:rPr>
+        <w:t>total_neg_feedback_count</w:t>
+      </w:r>
+      <w:proofErr w:type="spellEnd"/>
+      <w:r>
+        <w:rPr>
+          <w:lang w:eastAsia="en-IN"/>
+        </w:rPr>
+        <w:t>`) aren't directly comparable across reviews</w:t>
       </w:r>
       <w:r>
         <w:rPr>
@@ -3176,12 +3596,14 @@
         </w:rPr>
         <w:t>‘</w:t>
       </w:r>
+      <w:proofErr w:type="spellStart"/>
       <w:r>
         <w:rPr>
           <w:lang w:eastAsia="en-IN"/>
         </w:rPr>
         <w:t>total_pos_feedback_count</w:t>
       </w:r>
+      <w:proofErr w:type="spellEnd"/>
       <w:r>
         <w:rPr>
           <w:lang w:eastAsia="en-IN"/>
@@ -3200,12 +3622,14 @@
         </w:rPr>
         <w:t>‘</w:t>
       </w:r>
+      <w:proofErr w:type="spellStart"/>
       <w:r>
         <w:rPr>
           <w:lang w:eastAsia="en-IN"/>
         </w:rPr>
         <w:t>total_feedback_count</w:t>
       </w:r>
+      <w:proofErr w:type="spellEnd"/>
       <w:r>
         <w:rPr>
           <w:lang w:eastAsia="en-IN"/>
@@ -3224,12 +3648,14 @@
         </w:rPr>
         <w:t>‘</w:t>
       </w:r>
+      <w:proofErr w:type="spellStart"/>
       <w:r>
         <w:rPr>
           <w:lang w:eastAsia="en-IN"/>
         </w:rPr>
         <w:t>NaN</w:t>
       </w:r>
+      <w:proofErr w:type="spellEnd"/>
       <w:r>
         <w:rPr>
           <w:lang w:eastAsia="en-IN"/>
@@ -3248,12 +3674,14 @@
         </w:rPr>
         <w:t>‘</w:t>
       </w:r>
+      <w:proofErr w:type="spellStart"/>
       <w:r>
         <w:rPr>
           <w:lang w:eastAsia="en-IN"/>
         </w:rPr>
         <w:t>total_feedback_count</w:t>
       </w:r>
+      <w:proofErr w:type="spellEnd"/>
       <w:r>
         <w:rPr>
           <w:lang w:eastAsia="en-IN"/>
@@ -3289,7 +3717,25 @@
           <w:bCs/>
           <w:lang w:eastAsia="en-IN"/>
         </w:rPr>
-        <w:t>Product-level "recommendation_rate" (excluding non-responses)</w:t>
+        <w:t>Product-level "</w:t>
+      </w:r>
+      <w:proofErr w:type="spellStart"/>
+      <w:r>
+        <w:rPr>
+          <w:b/>
+          <w:bCs/>
+          <w:lang w:eastAsia="en-IN"/>
+        </w:rPr>
+        <w:t>recommendation_rate</w:t>
+      </w:r>
+      <w:proofErr w:type="spellEnd"/>
+      <w:r>
+        <w:rPr>
+          <w:b/>
+          <w:bCs/>
+          <w:lang w:eastAsia="en-IN"/>
+        </w:rPr>
+        <w:t>" (excluding non-responses)</w:t>
       </w:r>
     </w:p>
     <w:p>
@@ -3307,7 +3753,21 @@
         <w:rPr>
           <w:lang w:eastAsia="en-IN"/>
         </w:rPr>
-        <w:t>H7 tests whether recommendation rate is a stronger predictor of CSS than `loves_count`.</w:t>
+        <w:t>H7 tests whether recommendation rate is a stronger predictor of CSS than `</w:t>
+      </w:r>
+      <w:proofErr w:type="spellStart"/>
+      <w:r>
+        <w:rPr>
+          <w:lang w:eastAsia="en-IN"/>
+        </w:rPr>
+        <w:t>loves_count</w:t>
+      </w:r>
+      <w:proofErr w:type="spellEnd"/>
+      <w:r>
+        <w:rPr>
+          <w:lang w:eastAsia="en-IN"/>
+        </w:rPr>
+        <w:t>`.</w:t>
       </w:r>
     </w:p>
     <w:p>
@@ -3325,7 +3785,21 @@
         <w:rPr>
           <w:lang w:eastAsia="en-IN"/>
         </w:rPr>
-        <w:t>This requires a single comparable per-product number, not raw individual review flags — `recommendation_rate` is that number.</w:t>
+        <w:t>This requires a single comparable per-product number, not raw individual review flags — `</w:t>
+      </w:r>
+      <w:proofErr w:type="spellStart"/>
+      <w:r>
+        <w:rPr>
+          <w:lang w:eastAsia="en-IN"/>
+        </w:rPr>
+        <w:t>recommendation_rate</w:t>
+      </w:r>
+      <w:proofErr w:type="spellEnd"/>
+      <w:r>
+        <w:rPr>
+          <w:lang w:eastAsia="en-IN"/>
+        </w:rPr>
+        <w:t>` is that number.</w:t>
       </w:r>
     </w:p>
     <w:p>
@@ -3349,7 +3823,49 @@
         <w:rPr>
           <w:lang w:eastAsia="en-IN"/>
         </w:rPr>
-        <w:t>alculates the share of reviews where `is_recommended = 1`, computed only over reviews where the customer actually answered (i.e., excluding rows where `is_recommended` is missing), then merges this rate back onto `product_info` at the product level.</w:t>
+        <w:t>alculates the share of reviews where `</w:t>
+      </w:r>
+      <w:proofErr w:type="spellStart"/>
+      <w:r>
+        <w:rPr>
+          <w:lang w:eastAsia="en-IN"/>
+        </w:rPr>
+        <w:t>is_recommended</w:t>
+      </w:r>
+      <w:proofErr w:type="spellEnd"/>
+      <w:r>
+        <w:rPr>
+          <w:lang w:eastAsia="en-IN"/>
+        </w:rPr>
+        <w:t xml:space="preserve"> = 1`, computed only over reviews where the customer actually answered (i.e., excluding rows where `</w:t>
+      </w:r>
+      <w:proofErr w:type="spellStart"/>
+      <w:r>
+        <w:rPr>
+          <w:lang w:eastAsia="en-IN"/>
+        </w:rPr>
+        <w:t>is_recommended</w:t>
+      </w:r>
+      <w:proofErr w:type="spellEnd"/>
+      <w:r>
+        <w:rPr>
+          <w:lang w:eastAsia="en-IN"/>
+        </w:rPr>
+        <w:t>` is missing), then merges this rate back onto `</w:t>
+      </w:r>
+      <w:proofErr w:type="spellStart"/>
+      <w:r>
+        <w:rPr>
+          <w:lang w:eastAsia="en-IN"/>
+        </w:rPr>
+        <w:t>product_info</w:t>
+      </w:r>
+      <w:proofErr w:type="spellEnd"/>
+      <w:r>
+        <w:rPr>
+          <w:lang w:eastAsia="en-IN"/>
+        </w:rPr>
+        <w:t>` at the product level.</w:t>
       </w:r>
     </w:p>
     <w:p>
@@ -3367,25 +3883,49 @@
         <w:rPr>
           <w:lang w:eastAsia="en-IN"/>
         </w:rPr>
-        <w:t>Why non-responses are excluded from the denominator, not treated as "No": This directly follows the earlier decision that a blank `is_recommended` reflects a customer who didn't answer, not one who declined to recommend the product.</w:t>
-      </w:r>
-    </w:p>
-    <w:p>
-      <w:pPr>
-        <w:rPr>
-          <w:b/>
-          <w:bCs/>
-          <w:lang w:eastAsia="en-IN"/>
-        </w:rPr>
-      </w:pPr>
-      <w:r>
-        <w:rPr>
-          <w:b/>
-          <w:bCs/>
-          <w:lang w:eastAsia="en-IN"/>
-        </w:rPr>
-        <w:t>5.4 on_sale_flag</w:t>
-      </w:r>
+        <w:t>Why non-responses are excluded from the denominator, not treated as "No": This directly follows the earlier decision that a blank `</w:t>
+      </w:r>
+      <w:proofErr w:type="spellStart"/>
+      <w:r>
+        <w:rPr>
+          <w:lang w:eastAsia="en-IN"/>
+        </w:rPr>
+        <w:t>is_recommended</w:t>
+      </w:r>
+      <w:proofErr w:type="spellEnd"/>
+      <w:r>
+        <w:rPr>
+          <w:lang w:eastAsia="en-IN"/>
+        </w:rPr>
+        <w:t>` reflects a customer who didn't answer, not one who declined to recommend the product.</w:t>
+      </w:r>
+    </w:p>
+    <w:p>
+      <w:pPr>
+        <w:rPr>
+          <w:b/>
+          <w:bCs/>
+          <w:lang w:eastAsia="en-IN"/>
+        </w:rPr>
+      </w:pPr>
+      <w:r>
+        <w:rPr>
+          <w:b/>
+          <w:bCs/>
+          <w:lang w:eastAsia="en-IN"/>
+        </w:rPr>
+        <w:t xml:space="preserve">5.4 </w:t>
+      </w:r>
+      <w:proofErr w:type="spellStart"/>
+      <w:r>
+        <w:rPr>
+          <w:b/>
+          <w:bCs/>
+          <w:lang w:eastAsia="en-IN"/>
+        </w:rPr>
+        <w:t>on_sale_flag</w:t>
+      </w:r>
+      <w:proofErr w:type="spellEnd"/>
     </w:p>
     <w:p>
       <w:pPr>
@@ -3404,12 +3944,22 @@
         </w:rPr>
         <w:t>‘</w:t>
       </w:r>
-      <w:r>
-        <w:rPr>
-          <w:lang w:eastAsia="en-IN"/>
-        </w:rPr>
-        <w:t>sale_price_usd</w:t>
-      </w:r>
+      <w:proofErr w:type="spellStart"/>
+      <w:proofErr w:type="gramStart"/>
+      <w:r>
+        <w:rPr>
+          <w:lang w:eastAsia="en-IN"/>
+        </w:rPr>
+        <w:t>sale</w:t>
+      </w:r>
+      <w:proofErr w:type="gramEnd"/>
+      <w:r>
+        <w:rPr>
+          <w:lang w:eastAsia="en-IN"/>
+        </w:rPr>
+        <w:t>_price_usd</w:t>
+      </w:r>
+      <w:proofErr w:type="spellEnd"/>
       <w:r>
         <w:rPr>
           <w:lang w:eastAsia="en-IN"/>
@@ -3456,13 +4006,41 @@
         <w:rPr>
           <w:lang w:eastAsia="en-IN"/>
         </w:rPr>
-        <w:t>`on_sale_flag` asks the simpler, fully-answerable question "is this product currently discounted at all</w:t>
-      </w:r>
-      <w:r>
-        <w:rPr>
-          <w:lang w:eastAsia="en-IN"/>
-        </w:rPr>
-        <w:t>or not.</w:t>
+        <w:t>`</w:t>
+      </w:r>
+      <w:proofErr w:type="spellStart"/>
+      <w:r>
+        <w:rPr>
+          <w:lang w:eastAsia="en-IN"/>
+        </w:rPr>
+        <w:t>on_sale_flag</w:t>
+      </w:r>
+      <w:proofErr w:type="spellEnd"/>
+      <w:r>
+        <w:rPr>
+          <w:lang w:eastAsia="en-IN"/>
+        </w:rPr>
+        <w:t xml:space="preserve">` asks the simpler, fully-answerable question "is this product currently discounted at </w:t>
+      </w:r>
+      <w:proofErr w:type="spellStart"/>
+      <w:r>
+        <w:rPr>
+          <w:lang w:eastAsia="en-IN"/>
+        </w:rPr>
+        <w:t>all</w:t>
+      </w:r>
+      <w:r>
+        <w:rPr>
+          <w:lang w:eastAsia="en-IN"/>
+        </w:rPr>
+        <w:t>or</w:t>
+      </w:r>
+      <w:proofErr w:type="spellEnd"/>
+      <w:r>
+        <w:rPr>
+          <w:lang w:eastAsia="en-IN"/>
+        </w:rPr>
+        <w:t xml:space="preserve"> not.</w:t>
       </w:r>
     </w:p>
     <w:p>
@@ -3518,12 +4096,14 @@
         </w:rPr>
         <w:t>‘</w:t>
       </w:r>
+      <w:proofErr w:type="spellStart"/>
       <w:r>
         <w:rPr>
           <w:lang w:eastAsia="en-IN"/>
         </w:rPr>
         <w:t>sale_price_usd</w:t>
       </w:r>
+      <w:proofErr w:type="spellEnd"/>
       <w:r>
         <w:rPr>
           <w:lang w:eastAsia="en-IN"/>
@@ -3650,7 +4230,15 @@
     </w:p>
     <w:p>
       <w:r>
-        <w:t>This phase computes skewness and kurtosis of ‘rating’ from ‘product_info’ and plots a histogram of it. Since ‘rating’ is the key metric (CSS) itself understanding its base line shape before any segmentation is the necessary first step.</w:t>
+        <w:t>This phase computes skewness and kurtosis of ‘rating’ from ‘</w:t>
+      </w:r>
+      <w:proofErr w:type="spellStart"/>
+      <w:r>
+        <w:t>product_info</w:t>
+      </w:r>
+      <w:proofErr w:type="spellEnd"/>
+      <w:r>
+        <w:t>’ and plots a histogram of it. Since ‘rating’ is the key metric (CSS) itself understanding its base line shape before any segmentation is the necessary first step.</w:t>
       </w:r>
     </w:p>
     <w:p>
@@ -3973,19 +4561,61 @@
         <w:rPr>
           <w:lang w:eastAsia="en-IN"/>
         </w:rPr>
-        <w:t xml:space="preserve">provides histogram and box plots of ‘price_usd’ </w:t>
-      </w:r>
-      <w:r>
-        <w:rPr>
-          <w:lang w:eastAsia="en-IN"/>
-        </w:rPr>
-        <w:t>to understand how the catalog is distributed across price points.</w:t>
-      </w:r>
-      <w:r>
-        <w:rPr>
-          <w:lang w:eastAsia="en-IN"/>
-        </w:rPr>
-        <w:t xml:space="preserve"> From this it can be informed how ‘price_tier’ quantile buckets will actually look in dollar terms before H1 test begin.</w:t>
+        <w:t>provides histogram and box plots of ‘</w:t>
+      </w:r>
+      <w:proofErr w:type="spellStart"/>
+      <w:r>
+        <w:rPr>
+          <w:lang w:eastAsia="en-IN"/>
+        </w:rPr>
+        <w:t>price_usd</w:t>
+      </w:r>
+      <w:proofErr w:type="spellEnd"/>
+      <w:r>
+        <w:rPr>
+          <w:lang w:eastAsia="en-IN"/>
+        </w:rPr>
+        <w:t xml:space="preserve">’ </w:t>
+      </w:r>
+      <w:r>
+        <w:rPr>
+          <w:lang w:eastAsia="en-IN"/>
+        </w:rPr>
+        <w:t xml:space="preserve">to understand how the </w:t>
+      </w:r>
+      <w:proofErr w:type="spellStart"/>
+      <w:r>
+        <w:rPr>
+          <w:lang w:eastAsia="en-IN"/>
+        </w:rPr>
+        <w:t>catalog</w:t>
+      </w:r>
+      <w:proofErr w:type="spellEnd"/>
+      <w:r>
+        <w:rPr>
+          <w:lang w:eastAsia="en-IN"/>
+        </w:rPr>
+        <w:t xml:space="preserve"> is distributed across price points.</w:t>
+      </w:r>
+      <w:r>
+        <w:rPr>
+          <w:lang w:eastAsia="en-IN"/>
+        </w:rPr>
+        <w:t xml:space="preserve"> From this it can be informed how ‘</w:t>
+      </w:r>
+      <w:proofErr w:type="spellStart"/>
+      <w:r>
+        <w:rPr>
+          <w:lang w:eastAsia="en-IN"/>
+        </w:rPr>
+        <w:t>price_tier</w:t>
+      </w:r>
+      <w:proofErr w:type="spellEnd"/>
+      <w:r>
+        <w:rPr>
+          <w:lang w:eastAsia="en-IN"/>
+        </w:rPr>
+        <w:t>’ quantile buckets will actually look in dollar terms before H1 test begin.</w:t>
       </w:r>
     </w:p>
     <w:p>
@@ -4069,20 +4699,48 @@
                             <w:pPr>
                               <w:jc w:val="left"/>
                             </w:pPr>
+                            <w:proofErr w:type="gramStart"/>
                             <w:r>
-                              <w:t>count :   8216.000000</w:t>
+                              <w:t>count :</w:t>
+                            </w:r>
+                            <w:proofErr w:type="gramEnd"/>
+                            <w:r>
+                              <w:t xml:space="preserve">   8216.000000</w:t>
                             </w:r>
                             <w:r>
                               <w:br/>
-                              <w:t>mean :     51.228229</w:t>
+                            </w:r>
+                            <w:proofErr w:type="gramStart"/>
+                            <w:r>
+                              <w:t>mean :</w:t>
+                            </w:r>
+                            <w:proofErr w:type="gramEnd"/>
+                            <w:r>
+                              <w:t xml:space="preserve">     51.228229</w:t>
                             </w:r>
                             <w:r>
                               <w:br/>
-                              <w:t>std     :   53.406409</w:t>
+                              <w:t xml:space="preserve">std   </w:t>
+                            </w:r>
+                            <w:proofErr w:type="gramStart"/>
+                            <w:r>
+                              <w:t xml:space="preserve">  :</w:t>
+                            </w:r>
+                            <w:proofErr w:type="gramEnd"/>
+                            <w:r>
+                              <w:t xml:space="preserve">   53.406409</w:t>
                             </w:r>
                             <w:r>
                               <w:br/>
-                              <w:t>min   :    3.000000</w:t>
+                              <w:t xml:space="preserve">min </w:t>
+                            </w:r>
+                            <w:proofErr w:type="gramStart"/>
+                            <w:r>
+                              <w:t xml:space="preserve">  :</w:t>
+                            </w:r>
+                            <w:proofErr w:type="gramEnd"/>
+                            <w:r>
+                              <w:t xml:space="preserve">    3.000000</w:t>
                             </w:r>
                           </w:p>
                         </w:txbxContent>
@@ -4111,20 +4769,48 @@
                       <w:pPr>
                         <w:jc w:val="left"/>
                       </w:pPr>
+                      <w:proofErr w:type="gramStart"/>
                       <w:r>
-                        <w:t>count :   8216.000000</w:t>
+                        <w:t>count :</w:t>
+                      </w:r>
+                      <w:proofErr w:type="gramEnd"/>
+                      <w:r>
+                        <w:t xml:space="preserve">   8216.000000</w:t>
                       </w:r>
                       <w:r>
                         <w:br/>
-                        <w:t>mean :     51.228229</w:t>
+                      </w:r>
+                      <w:proofErr w:type="gramStart"/>
+                      <w:r>
+                        <w:t>mean :</w:t>
+                      </w:r>
+                      <w:proofErr w:type="gramEnd"/>
+                      <w:r>
+                        <w:t xml:space="preserve">     51.228229</w:t>
                       </w:r>
                       <w:r>
                         <w:br/>
-                        <w:t>std     :   53.406409</w:t>
+                        <w:t xml:space="preserve">std   </w:t>
+                      </w:r>
+                      <w:proofErr w:type="gramStart"/>
+                      <w:r>
+                        <w:t xml:space="preserve">  :</w:t>
+                      </w:r>
+                      <w:proofErr w:type="gramEnd"/>
+                      <w:r>
+                        <w:t xml:space="preserve">   53.406409</w:t>
                       </w:r>
                       <w:r>
                         <w:br/>
-                        <w:t>min   :    3.000000</w:t>
+                        <w:t xml:space="preserve">min </w:t>
+                      </w:r>
+                      <w:proofErr w:type="gramStart"/>
+                      <w:r>
+                        <w:t xml:space="preserve">  :</w:t>
+                      </w:r>
+                      <w:proofErr w:type="gramEnd"/>
+                      <w:r>
+                        <w:t xml:space="preserve">    3.000000</w:t>
                       </w:r>
                     </w:p>
                   </w:txbxContent>
@@ -4192,19 +4878,51 @@
                               <w:jc w:val="left"/>
                             </w:pPr>
                             <w:r>
-                              <w:t>25%   :     25.000000</w:t>
+                              <w:t xml:space="preserve">25% </w:t>
+                            </w:r>
+                            <w:proofErr w:type="gramStart"/>
+                            <w:r>
+                              <w:t xml:space="preserve">  :</w:t>
+                            </w:r>
+                            <w:proofErr w:type="gramEnd"/>
+                            <w:r>
+                              <w:t xml:space="preserve">     25.000000</w:t>
                             </w:r>
                             <w:r>
                               <w:br/>
-                              <w:t>50%   :     35.000000</w:t>
+                              <w:t xml:space="preserve">50% </w:t>
+                            </w:r>
+                            <w:proofErr w:type="gramStart"/>
+                            <w:r>
+                              <w:t xml:space="preserve">  :</w:t>
+                            </w:r>
+                            <w:proofErr w:type="gramEnd"/>
+                            <w:r>
+                              <w:t xml:space="preserve">     35.000000</w:t>
                             </w:r>
                             <w:r>
                               <w:br/>
-                              <w:t>75%   :     58.000000</w:t>
+                              <w:t xml:space="preserve">75% </w:t>
+                            </w:r>
+                            <w:proofErr w:type="gramStart"/>
+                            <w:r>
+                              <w:t xml:space="preserve">  :</w:t>
+                            </w:r>
+                            <w:proofErr w:type="gramEnd"/>
+                            <w:r>
+                              <w:t xml:space="preserve">     58.000000</w:t>
                             </w:r>
                             <w:r>
                               <w:br/>
-                              <w:t>max   :  1900.000000</w:t>
+                              <w:t xml:space="preserve">max </w:t>
+                            </w:r>
+                            <w:proofErr w:type="gramStart"/>
+                            <w:r>
+                              <w:t xml:space="preserve">  :</w:t>
+                            </w:r>
+                            <w:proofErr w:type="gramEnd"/>
+                            <w:r>
+                              <w:t xml:space="preserve">  1900.000000</w:t>
                             </w:r>
                           </w:p>
                         </w:txbxContent>
@@ -4234,19 +4952,51 @@
                         <w:jc w:val="left"/>
                       </w:pPr>
                       <w:r>
-                        <w:t>25%   :     25.000000</w:t>
+                        <w:t xml:space="preserve">25% </w:t>
+                      </w:r>
+                      <w:proofErr w:type="gramStart"/>
+                      <w:r>
+                        <w:t xml:space="preserve">  :</w:t>
+                      </w:r>
+                      <w:proofErr w:type="gramEnd"/>
+                      <w:r>
+                        <w:t xml:space="preserve">     25.000000</w:t>
                       </w:r>
                       <w:r>
                         <w:br/>
-                        <w:t>50%   :     35.000000</w:t>
+                        <w:t xml:space="preserve">50% </w:t>
+                      </w:r>
+                      <w:proofErr w:type="gramStart"/>
+                      <w:r>
+                        <w:t xml:space="preserve">  :</w:t>
+                      </w:r>
+                      <w:proofErr w:type="gramEnd"/>
+                      <w:r>
+                        <w:t xml:space="preserve">     35.000000</w:t>
                       </w:r>
                       <w:r>
                         <w:br/>
-                        <w:t>75%   :     58.000000</w:t>
+                        <w:t xml:space="preserve">75% </w:t>
+                      </w:r>
+                      <w:proofErr w:type="gramStart"/>
+                      <w:r>
+                        <w:t xml:space="preserve">  :</w:t>
+                      </w:r>
+                      <w:proofErr w:type="gramEnd"/>
+                      <w:r>
+                        <w:t xml:space="preserve">     58.000000</w:t>
                       </w:r>
                       <w:r>
                         <w:br/>
-                        <w:t>max   :  1900.000000</w:t>
+                        <w:t xml:space="preserve">max </w:t>
+                      </w:r>
+                      <w:proofErr w:type="gramStart"/>
+                      <w:r>
+                        <w:t xml:space="preserve">  :</w:t>
+                      </w:r>
+                      <w:proofErr w:type="gramEnd"/>
+                      <w:r>
+                        <w:t xml:space="preserve">  1900.000000</w:t>
                       </w:r>
                     </w:p>
                   </w:txbxContent>
@@ -4608,12 +5358,14 @@
         </w:rPr>
         <w:t>‘</w:t>
       </w:r>
+      <w:proofErr w:type="spellStart"/>
       <w:r>
         <w:rPr>
           <w:lang w:eastAsia="en-IN"/>
         </w:rPr>
         <w:t>price_tier</w:t>
       </w:r>
+      <w:proofErr w:type="spellEnd"/>
       <w:r>
         <w:rPr>
           <w:lang w:eastAsia="en-IN"/>
@@ -4636,7 +5388,21 @@
         <w:rPr>
           <w:lang w:eastAsia="en-IN"/>
         </w:rPr>
-        <w:t>"Luxury" (top 25%) begins at just $58, not at a price point a customer would typically associate with luxury. This should be stated explicitly wherever price_tier results are presented</w:t>
+        <w:t xml:space="preserve">"Luxury" (top 25%) begins at just $58, not at a price point a customer would typically associate with luxury. This should be stated explicitly wherever </w:t>
+      </w:r>
+      <w:proofErr w:type="spellStart"/>
+      <w:r>
+        <w:rPr>
+          <w:lang w:eastAsia="en-IN"/>
+        </w:rPr>
+        <w:t>price_tier</w:t>
+      </w:r>
+      <w:proofErr w:type="spellEnd"/>
+      <w:r>
+        <w:rPr>
+          <w:lang w:eastAsia="en-IN"/>
+        </w:rPr>
+        <w:t xml:space="preserve"> results are presented</w:t>
       </w:r>
       <w:r>
         <w:rPr>
@@ -4725,12 +5491,14 @@
         </w:rPr>
         <w:t>‘</w:t>
       </w:r>
+      <w:proofErr w:type="spellStart"/>
       <w:r>
         <w:rPr>
           <w:lang w:eastAsia="en-IN"/>
         </w:rPr>
         <w:t>primary_category</w:t>
       </w:r>
+      <w:proofErr w:type="spellEnd"/>
       <w:r>
         <w:rPr>
           <w:lang w:eastAsia="en-IN"/>
@@ -4925,7 +5693,21 @@
         <w:rPr>
           <w:lang w:eastAsia="en-IN"/>
         </w:rPr>
-        <w:t>Skincare (~2,350) and Makeup (~2,300) dominate the catalog, together accounting for well over half of all products</w:t>
+        <w:t xml:space="preserve">Skincare (~2,350) and Makeup (~2,300) dominate the </w:t>
+      </w:r>
+      <w:proofErr w:type="spellStart"/>
+      <w:r>
+        <w:rPr>
+          <w:lang w:eastAsia="en-IN"/>
+        </w:rPr>
+        <w:t>catalog</w:t>
+      </w:r>
+      <w:proofErr w:type="spellEnd"/>
+      <w:r>
+        <w:rPr>
+          <w:lang w:eastAsia="en-IN"/>
+        </w:rPr>
+        <w:t>, together accounting for well over half of all products</w:t>
       </w:r>
       <w:r>
         <w:rPr>
@@ -5086,7 +5868,19 @@
         <w:rPr>
           <w:lang w:eastAsia="en-IN"/>
         </w:rPr>
-        <w:t>Borrowers with extremely high DTI values should be treated as high-risk candidates and prioritized for stricter underwriting or enhanced repayment monitoring.</w:t>
+        <w:t xml:space="preserve">H10 (brand vs. rating) needs the sample-size threshold applied consistently </w:t>
+      </w:r>
+      <w:r>
+        <w:rPr>
+          <w:lang w:eastAsia="en-IN"/>
+        </w:rPr>
+        <w:t xml:space="preserve">- </w:t>
+      </w:r>
+      <w:r>
+        <w:rPr>
+          <w:lang w:eastAsia="en-IN"/>
+        </w:rPr>
+        <w:t>SEPHORA COLLECTION and CLINIQUE will anchor stable averages, while most other top-15 brands sit in a similar volume range and shouldn't be over-differentiated on count alone.</w:t>
       </w:r>
     </w:p>
     <w:p>
@@ -5104,7 +5898,13 @@
         <w:rPr>
           <w:lang w:eastAsia="en-IN"/>
         </w:rPr>
-        <w:t>Interest Rate and Revolving Credit Utilization can be reliably used as portfolio-level monitoring KPIs and segmentation variables in management dashboards.</w:t>
+        <w:t>The Skincare/Makeup concentration suggests these two categories should be the primary focus for any CSS-improvement recommendation, since they represent the largest share of customer touchpoints</w:t>
+      </w:r>
+      <w:r>
+        <w:rPr>
+          <w:lang w:eastAsia="en-IN"/>
+        </w:rPr>
+        <w:t>.</w:t>
       </w:r>
     </w:p>
     <w:p>
@@ -5122,34 +5922,126 @@
         <w:rPr>
           <w:lang w:eastAsia="en-IN"/>
         </w:rPr>
-        <w:t>The observed borrower heterogeneity supports a segmented lending strategy based on income, credit history, and repayment obligations rather than a one-size-fits-all approach.</w:t>
-      </w:r>
-    </w:p>
-    <w:p>
-      <w:pPr>
-        <w:pStyle w:val="Heading2"/>
-        <w:rPr>
-          <w:lang w:eastAsia="en-IN"/>
-        </w:rPr>
-      </w:pPr>
-      <w:r>
-        <w:rPr>
-          <w:lang w:eastAsia="en-IN"/>
-        </w:rPr>
-        <w:t>Phase 5: Univariate Analysis – Categorical Variables</w:t>
-      </w:r>
-    </w:p>
-    <w:p>
-      <w:pPr>
-        <w:rPr>
-          <w:lang w:eastAsia="en-IN"/>
-        </w:rPr>
-      </w:pPr>
-      <w:r>
-        <w:rPr>
-          <w:lang w:eastAsia="en-IN"/>
-        </w:rPr>
-        <w:t>Understanding the distribution of these categories provides context for subsequent default and repayment analyses while highlighting segments with limited observations that require cautious interpretation.</w:t>
+        <w:t>Low-volume categories (Gifts, Men, Tools &amp; Brushes) may warrant a separate note in the report as "insufficient data for reliable conclusions"</w:t>
+      </w:r>
+      <w:r>
+        <w:rPr>
+          <w:lang w:eastAsia="en-IN"/>
+        </w:rPr>
+        <w:t xml:space="preserve"> </w:t>
+      </w:r>
+      <w:r>
+        <w:rPr>
+          <w:lang w:eastAsia="en-IN"/>
+        </w:rPr>
+        <w:t>rather than being folded into headline findings</w:t>
+      </w:r>
+      <w:r>
+        <w:rPr>
+          <w:lang w:eastAsia="en-IN"/>
+        </w:rPr>
+        <w:t>.</w:t>
+      </w:r>
+    </w:p>
+    <w:p>
+      <w:pPr>
+        <w:pStyle w:val="Heading3"/>
+        <w:rPr>
+          <w:lang w:eastAsia="en-IN"/>
+        </w:rPr>
+      </w:pPr>
+      <w:r>
+        <w:rPr>
+          <w:lang w:eastAsia="en-IN"/>
+        </w:rPr>
+        <w:t xml:space="preserve">Phase </w:t>
+      </w:r>
+      <w:r>
+        <w:rPr>
+          <w:lang w:eastAsia="en-IN"/>
+        </w:rPr>
+        <w:t>0.4</w:t>
+      </w:r>
+      <w:r>
+        <w:rPr>
+          <w:lang w:eastAsia="en-IN"/>
+        </w:rPr>
+        <w:t xml:space="preserve">: </w:t>
+      </w:r>
+      <w:r>
+        <w:rPr>
+          <w:lang w:eastAsia="en-IN"/>
+        </w:rPr>
+        <w:t>Engagement Distribution</w:t>
+      </w:r>
+    </w:p>
+    <w:p>
+      <w:pPr>
+        <w:rPr>
+          <w:lang w:eastAsia="en-IN"/>
+        </w:rPr>
+      </w:pPr>
+      <w:r>
+        <w:rPr>
+          <w:lang w:eastAsia="en-IN"/>
+        </w:rPr>
+        <w:t xml:space="preserve">This phase plots histograms of </w:t>
+      </w:r>
+      <w:proofErr w:type="spellStart"/>
+      <w:r>
+        <w:rPr>
+          <w:lang w:eastAsia="en-IN"/>
+        </w:rPr>
+        <w:t>loves_count</w:t>
+      </w:r>
+      <w:proofErr w:type="spellEnd"/>
+      <w:r>
+        <w:rPr>
+          <w:lang w:eastAsia="en-IN"/>
+        </w:rPr>
+        <w:t>, reviews, and helpfulness to check whether engagement metrics are heavily skewed</w:t>
+      </w:r>
+      <w:r>
+        <w:rPr>
+          <w:lang w:eastAsia="en-IN"/>
+        </w:rPr>
+        <w:t>.</w:t>
+      </w:r>
+      <w:r>
+        <w:rPr>
+          <w:lang w:eastAsia="en-IN"/>
+        </w:rPr>
+        <w:t xml:space="preserve"> </w:t>
+      </w:r>
+      <w:r>
+        <w:rPr>
+          <w:lang w:eastAsia="en-IN"/>
+        </w:rPr>
+        <w:t>W</w:t>
+      </w:r>
+      <w:r>
+        <w:rPr>
+          <w:lang w:eastAsia="en-IN"/>
+        </w:rPr>
+        <w:t xml:space="preserve">hich would </w:t>
+      </w:r>
+      <w:r>
+        <w:rPr>
+          <w:lang w:eastAsia="en-IN"/>
+        </w:rPr>
+        <w:t xml:space="preserve">decide </w:t>
+      </w:r>
+      <w:r>
+        <w:rPr>
+          <w:lang w:eastAsia="en-IN"/>
+        </w:rPr>
+        <w:t xml:space="preserve">whether correlation tests in later phases (H6, H7, H8) need a transformation or outlier </w:t>
+      </w:r>
+      <w:r>
+        <w:rPr>
+          <w:lang w:eastAsia="en-IN"/>
+        </w:rPr>
+        <w:t>treatment.</w:t>
       </w:r>
     </w:p>
     <w:p>
@@ -5180,10 +6072,10 @@
           <w:noProof/>
         </w:rPr>
         <w:drawing>
-          <wp:inline distT="0" distB="0" distL="0" distR="0" wp14:anchorId="6571FF1E" wp14:editId="3AD07223">
-            <wp:extent cx="5734050" cy="3156303"/>
-            <wp:effectExtent l="19050" t="19050" r="19050" b="25400"/>
-            <wp:docPr id="983684238" name="Picture 19"/>
+          <wp:inline distT="0" distB="0" distL="0" distR="0" wp14:anchorId="27AE1888" wp14:editId="41A15CEC">
+            <wp:extent cx="6743065" cy="2077720"/>
+            <wp:effectExtent l="19050" t="19050" r="19685" b="17780"/>
+            <wp:docPr id="909609894" name="Picture 7"/>
             <wp:cNvGraphicFramePr>
               <a:graphicFrameLocks xmlns:a="http://schemas.openxmlformats.org/drawingml/2006/main" noChangeAspect="1"/>
             </wp:cNvGraphicFramePr>
@@ -5191,13 +6083,13 @@
               <a:graphicData uri="http://schemas.openxmlformats.org/drawingml/2006/picture">
                 <pic:pic xmlns:pic="http://schemas.openxmlformats.org/drawingml/2006/picture">
                   <pic:nvPicPr>
-                    <pic:cNvPr id="0" name="Picture 93"/>
+                    <pic:cNvPr id="0" name="Picture 6"/>
                     <pic:cNvPicPr>
                       <a:picLocks noChangeAspect="1" noChangeArrowheads="1"/>
                     </pic:cNvPicPr>
                   </pic:nvPicPr>
                   <pic:blipFill>
-                    <a:blip r:embed="rId13" cstate="print">
+                    <a:blip r:embed="rId13">
                       <a:extLst>
                         <a:ext uri="{28A0092B-C50C-407E-A947-70E740481C1C}">
                           <a14:useLocalDpi xmlns:a14="http://schemas.microsoft.com/office/drawing/2010/main" val="0"/>
@@ -5212,13 +6104,13 @@
                   <pic:spPr bwMode="auto">
                     <a:xfrm>
                       <a:off x="0" y="0"/>
-                      <a:ext cx="5738200" cy="3158587"/>
+                      <a:ext cx="6743065" cy="2077720"/>
                     </a:xfrm>
                     <a:prstGeom prst="rect">
                       <a:avLst/>
                     </a:prstGeom>
                     <a:noFill/>
-                    <a:ln>
+                    <a:ln w="6350">
                       <a:solidFill>
                         <a:schemeClr val="tx1"/>
                       </a:solidFill>
@@ -5245,7 +6137,23 @@
           <w:bCs/>
           <w:lang w:eastAsia="en-IN"/>
         </w:rPr>
-        <w:t>Key findings</w:t>
+        <w:t xml:space="preserve">Key </w:t>
+      </w:r>
+      <w:r>
+        <w:rPr>
+          <w:b/>
+          <w:bCs/>
+          <w:lang w:eastAsia="en-IN"/>
+        </w:rPr>
+        <w:t>F</w:t>
+      </w:r>
+      <w:r>
+        <w:rPr>
+          <w:b/>
+          <w:bCs/>
+          <w:lang w:eastAsia="en-IN"/>
+        </w:rPr>
+        <w:t>indings</w:t>
       </w:r>
     </w:p>
     <w:p>
@@ -5263,7 +6171,47 @@
         <w:rPr>
           <w:lang w:eastAsia="en-IN"/>
         </w:rPr>
-        <w:t>Grades B and C dominate the portfolio, while Grades F and G represent a very small share, requiring cautious interpretation in subsequent analyses.</w:t>
+        <w:t>‘</w:t>
+      </w:r>
+      <w:proofErr w:type="spellStart"/>
+      <w:proofErr w:type="gramStart"/>
+      <w:r>
+        <w:rPr>
+          <w:lang w:eastAsia="en-IN"/>
+        </w:rPr>
+        <w:t>loves</w:t>
+      </w:r>
+      <w:proofErr w:type="gramEnd"/>
+      <w:r>
+        <w:rPr>
+          <w:lang w:eastAsia="en-IN"/>
+        </w:rPr>
+        <w:t>_count</w:t>
+      </w:r>
+      <w:proofErr w:type="spellEnd"/>
+      <w:r>
+        <w:rPr>
+          <w:lang w:eastAsia="en-IN"/>
+        </w:rPr>
+        <w:t>’</w:t>
+      </w:r>
+      <w:r>
+        <w:rPr>
+          <w:lang w:eastAsia="en-IN"/>
+        </w:rPr>
+        <w:t xml:space="preserve"> is extremely right-skewed (skew = 7.16) </w:t>
+      </w:r>
+      <w:r>
+        <w:rPr>
+          <w:lang w:eastAsia="en-IN"/>
+        </w:rPr>
+        <w:t xml:space="preserve">- </w:t>
+      </w:r>
+      <w:r>
+        <w:rPr>
+          <w:lang w:eastAsia="en-IN"/>
+        </w:rPr>
+        <w:t>nearly all products cluster near zero, with a small number reaching into the hundreds of thousands.</w:t>
       </w:r>
     </w:p>
     <w:p>
@@ -5281,7 +6229,37 @@
         <w:rPr>
           <w:lang w:eastAsia="en-IN"/>
         </w:rPr>
-        <w:t>36-month loans and debt consolidation purpose account for the majority of the loan book, making them the most influential portfolio segments.</w:t>
+        <w:t>‘</w:t>
+      </w:r>
+      <w:r>
+        <w:rPr>
+          <w:lang w:eastAsia="en-IN"/>
+        </w:rPr>
+        <w:t>reviews</w:t>
+      </w:r>
+      <w:r>
+        <w:rPr>
+          <w:lang w:eastAsia="en-IN"/>
+        </w:rPr>
+        <w:t>’</w:t>
+      </w:r>
+      <w:r>
+        <w:rPr>
+          <w:lang w:eastAsia="en-IN"/>
+        </w:rPr>
+        <w:t xml:space="preserve"> shows the same pattern (skew = 7.88) </w:t>
+      </w:r>
+      <w:r>
+        <w:rPr>
+          <w:lang w:eastAsia="en-IN"/>
+        </w:rPr>
+        <w:t>-</w:t>
+      </w:r>
+      <w:r>
+        <w:rPr>
+          <w:lang w:eastAsia="en-IN"/>
+        </w:rPr>
+        <w:t xml:space="preserve"> most products have very few reviews, while a handful exceed 5,000–20,000.</w:t>
       </w:r>
     </w:p>
     <w:p>
@@ -5299,7 +6277,6 @@
         <w:rPr>
           <w:lang w:eastAsia="en-IN"/>
         </w:rPr>
-        <w:lastRenderedPageBreak/>
         <w:t>Mortgage and Rent borrowers constitute most of the portfolio, while Source Verified loans slightly outnumber other verification categories.</w:t>
       </w:r>
     </w:p>
@@ -5318,23 +6295,72 @@
         <w:rPr>
           <w:lang w:eastAsia="en-IN"/>
         </w:rPr>
-        <w:t>“debt consolidation” purpose and borrowers with 10+ years employment length  has significantly higher number of loans compared to others.</w:t>
-      </w:r>
-    </w:p>
-    <w:p>
-      <w:pPr>
-        <w:rPr>
-          <w:b/>
-          <w:bCs/>
-          <w:lang w:eastAsia="en-IN"/>
-        </w:rPr>
-      </w:pPr>
-      <w:r>
-        <w:rPr>
-          <w:b/>
-          <w:bCs/>
-          <w:lang w:eastAsia="en-IN"/>
-        </w:rPr>
+        <w:t>‘</w:t>
+      </w:r>
+      <w:r>
+        <w:rPr>
+          <w:lang w:eastAsia="en-IN"/>
+        </w:rPr>
+        <w:t>helpfulness</w:t>
+      </w:r>
+      <w:r>
+        <w:rPr>
+          <w:lang w:eastAsia="en-IN"/>
+        </w:rPr>
+        <w:t>’</w:t>
+      </w:r>
+      <w:r>
+        <w:rPr>
+          <w:lang w:eastAsia="en-IN"/>
+        </w:rPr>
+        <w:t xml:space="preserve"> is left-skewed (skew = </w:t>
+      </w:r>
+      <w:r>
+        <w:rPr>
+          <w:lang w:eastAsia="en-IN"/>
+        </w:rPr>
+        <w:t>-</w:t>
+      </w:r>
+      <w:r>
+        <w:rPr>
+          <w:lang w:eastAsia="en-IN"/>
+        </w:rPr>
+        <w:t xml:space="preserve">1.35) and bimodal </w:t>
+      </w:r>
+      <w:r>
+        <w:rPr>
+          <w:lang w:eastAsia="en-IN"/>
+        </w:rPr>
+        <w:t>-</w:t>
+      </w:r>
+      <w:r>
+        <w:rPr>
+          <w:lang w:eastAsia="en-IN"/>
+        </w:rPr>
+        <w:t xml:space="preserve"> a large spike at 1.0 (fully helpful), a smaller but notable spike near 0.0, and a moderate cluster in the 0.5–0.9 rang</w:t>
+      </w:r>
+      <w:r>
+        <w:rPr>
+          <w:lang w:eastAsia="en-IN"/>
+        </w:rPr>
+        <w:t>.</w:t>
+      </w:r>
+    </w:p>
+    <w:p>
+      <w:pPr>
+        <w:rPr>
+          <w:b/>
+          <w:bCs/>
+          <w:lang w:eastAsia="en-IN"/>
+        </w:rPr>
+      </w:pPr>
+      <w:r>
+        <w:rPr>
+          <w:b/>
+          <w:bCs/>
+          <w:lang w:eastAsia="en-IN"/>
+        </w:rPr>
+        <w:lastRenderedPageBreak/>
         <w:t>Actionable Insights</w:t>
       </w:r>
     </w:p>
@@ -5353,7 +6379,77 @@
         <w:rPr>
           <w:lang w:eastAsia="en-IN"/>
         </w:rPr>
-        <w:t>Prioritize monitoring and repayment strategies for 36-month and debt consolidation loans, as improvements in these high-volume segments will have the greatest impact on overall LRR.</w:t>
+        <w:t>‘</w:t>
+      </w:r>
+      <w:proofErr w:type="spellStart"/>
+      <w:proofErr w:type="gramStart"/>
+      <w:r>
+        <w:rPr>
+          <w:lang w:eastAsia="en-IN"/>
+        </w:rPr>
+        <w:t>loves</w:t>
+      </w:r>
+      <w:proofErr w:type="gramEnd"/>
+      <w:r>
+        <w:rPr>
+          <w:lang w:eastAsia="en-IN"/>
+        </w:rPr>
+        <w:t>_count</w:t>
+      </w:r>
+      <w:proofErr w:type="spellEnd"/>
+      <w:r>
+        <w:rPr>
+          <w:lang w:eastAsia="en-IN"/>
+        </w:rPr>
+        <w:t>’</w:t>
+      </w:r>
+      <w:r>
+        <w:rPr>
+          <w:lang w:eastAsia="en-IN"/>
+        </w:rPr>
+        <w:t xml:space="preserve"> and </w:t>
+      </w:r>
+      <w:r>
+        <w:rPr>
+          <w:lang w:eastAsia="en-IN"/>
+        </w:rPr>
+        <w:t>‘</w:t>
+      </w:r>
+      <w:r>
+        <w:rPr>
+          <w:lang w:eastAsia="en-IN"/>
+        </w:rPr>
+        <w:t>reviews</w:t>
+      </w:r>
+      <w:r>
+        <w:rPr>
+          <w:lang w:eastAsia="en-IN"/>
+        </w:rPr>
+        <w:t>’</w:t>
+      </w:r>
+      <w:r>
+        <w:rPr>
+          <w:lang w:eastAsia="en-IN"/>
+        </w:rPr>
+        <w:t xml:space="preserve"> both need a transform (or Spearman instead of Pearson correlation) before any correlation testing in H7/H8 </w:t>
+      </w:r>
+      <w:r>
+        <w:rPr>
+          <w:lang w:eastAsia="en-IN"/>
+        </w:rPr>
+        <w:t>-</w:t>
+      </w:r>
+      <w:r>
+        <w:rPr>
+          <w:lang w:eastAsia="en-IN"/>
+        </w:rPr>
+        <w:t xml:space="preserve"> raw values would let a handful of viral products dominate the result</w:t>
+      </w:r>
+      <w:r>
+        <w:rPr>
+          <w:lang w:eastAsia="en-IN"/>
+        </w:rPr>
+        <w:t>.</w:t>
       </w:r>
     </w:p>
     <w:p>
@@ -5371,7 +6467,37 @@
         <w:rPr>
           <w:lang w:eastAsia="en-IN"/>
         </w:rPr>
-        <w:t>Focus risk and default analysis on Grades A–D, where sufficient loan volume supports reliable business decisions, and validate findings for low-volume grades separately.</w:t>
+        <w:t xml:space="preserve">The extreme skew confirms engagement is concentrated in a small set of high-visibility products </w:t>
+      </w:r>
+      <w:r>
+        <w:rPr>
+          <w:lang w:eastAsia="en-IN"/>
+        </w:rPr>
+        <w:t>-</w:t>
+      </w:r>
+      <w:r>
+        <w:rPr>
+          <w:lang w:eastAsia="en-IN"/>
+        </w:rPr>
+        <w:t xml:space="preserve"> worth noting as a standalone finding: most of the </w:t>
+      </w:r>
+      <w:r>
+        <w:rPr>
+          <w:lang w:eastAsia="en-IN"/>
+        </w:rPr>
+        <w:t>catalogue</w:t>
+      </w:r>
+      <w:r>
+        <w:rPr>
+          <w:lang w:eastAsia="en-IN"/>
+        </w:rPr>
+        <w:t xml:space="preserve"> gets minimal customer engagement, which is itself relevant to any assortment or visibility recommendation</w:t>
+      </w:r>
+      <w:r>
+        <w:rPr>
+          <w:lang w:eastAsia="en-IN"/>
+        </w:rPr>
+        <w:t>.</w:t>
       </w:r>
     </w:p>
     <w:p>
@@ -5389,7 +6515,81 @@
         <w:rPr>
           <w:lang w:eastAsia="en-IN"/>
         </w:rPr>
-        <w:t>Design borrower-specific strategies for Mortgage and Rent customers, as they represent the largest customer groups and offer the highest potential for improving portfolio performance.</w:t>
+        <w:t xml:space="preserve">The bimodal helpfulness pattern (many reviews rated "fully helpful," many rated "not helpful at all," fewer in between) suggests helpfulness voting </w:t>
+      </w:r>
+      <w:r>
+        <w:rPr>
+          <w:lang w:eastAsia="en-IN"/>
+        </w:rPr>
+        <w:t>behaviour</w:t>
+      </w:r>
+      <w:r>
+        <w:rPr>
+          <w:lang w:eastAsia="en-IN"/>
+        </w:rPr>
+        <w:t xml:space="preserve"> is polarized rather than gradual</w:t>
+      </w:r>
+      <w:r>
+        <w:rPr>
+          <w:lang w:eastAsia="en-IN"/>
+        </w:rPr>
+        <w:t>.</w:t>
+      </w:r>
+      <w:r>
+        <w:rPr>
+          <w:lang w:eastAsia="en-IN"/>
+        </w:rPr>
+        <w:t xml:space="preserve"> Worth flagging before H6 testing.</w:t>
+      </w:r>
+    </w:p>
+    <w:p>
+      <w:pPr>
+        <w:pStyle w:val="ListParagraph"/>
+        <w:numPr>
+          <w:ilvl w:val="0"/>
+          <w:numId w:val="14"/>
+        </w:numPr>
+        <w:rPr>
+          <w:lang w:eastAsia="en-IN"/>
+        </w:rPr>
+      </w:pPr>
+      <w:r>
+        <w:rPr>
+          <w:lang w:eastAsia="en-IN"/>
+        </w:rPr>
+        <w:t xml:space="preserve">The zero-spike in helpfulness should be checked against </w:t>
+      </w:r>
+      <w:proofErr w:type="spellStart"/>
+      <w:r>
+        <w:rPr>
+          <w:lang w:eastAsia="en-IN"/>
+        </w:rPr>
+        <w:t>total_feedback_count</w:t>
+      </w:r>
+      <w:proofErr w:type="spellEnd"/>
+      <w:r>
+        <w:rPr>
+          <w:lang w:eastAsia="en-IN"/>
+        </w:rPr>
+        <w:t xml:space="preserve"> </w:t>
+      </w:r>
+      <w:r>
+        <w:rPr>
+          <w:lang w:eastAsia="en-IN"/>
+        </w:rPr>
+        <w:t>-</w:t>
+      </w:r>
+      <w:r>
+        <w:rPr>
+          <w:lang w:eastAsia="en-IN"/>
+        </w:rPr>
+        <w:t xml:space="preserve"> if these are reviews with zero votes, they may need separate handling from genuinely "unhelpful" reviews (0 votes ≠ 0% helpful)</w:t>
+      </w:r>
+      <w:r>
+        <w:rPr>
+          <w:lang w:eastAsia="en-IN"/>
+        </w:rPr>
+        <w:t>.</w:t>
       </w:r>
     </w:p>
     <w:p>
@@ -5397,18 +6597,41 @@
         <w:pStyle w:val="Heading2"/>
       </w:pPr>
       <w:r>
-        <w:t>Phase 6: Default Rate by Loan Characteristics</w:t>
-      </w:r>
-    </w:p>
-    <w:p>
-      <w:r>
-        <w:t xml:space="preserve">This phase evaluates the impact of loan characteristics on default risk. Default rates are </w:t>
-      </w:r>
-      <w:r>
-        <w:t>analysed</w:t>
-      </w:r>
-      <w:r>
-        <w:t xml:space="preserve"> across loan grades, loan terms, and loan purposes to identify segments that contribute most to repayment risk and assess whether current pricing adequately reflects borrower risk.</w:t>
+        <w:t>B</w:t>
+      </w:r>
+      <w:r>
+        <w:t>ivariate Analysis</w:t>
+      </w:r>
+    </w:p>
+    <w:p>
+      <w:pPr>
+        <w:pStyle w:val="Heading3"/>
+      </w:pPr>
+      <w:r>
+        <w:t xml:space="preserve">Phase </w:t>
+      </w:r>
+      <w:r>
+        <w:t>1.1</w:t>
+      </w:r>
+      <w:r>
+        <w:t xml:space="preserve">: </w:t>
+      </w:r>
+      <w:r>
+        <w:t>Limited Edition vs. Rating (H2)</w:t>
+      </w:r>
+    </w:p>
+    <w:p>
+      <w:r>
+        <w:t>This phase compares average product rating between limited-edition and standard-</w:t>
+      </w:r>
+      <w:r>
+        <w:t>catalogue</w:t>
+      </w:r>
+      <w:r>
+        <w:t xml:space="preserve"> products using a boxplot, then runs a two-sample t-test to check whether any observed difference is statistically significant rather than due to chance</w:t>
+      </w:r>
+      <w:r>
+        <w:t>.</w:t>
       </w:r>
     </w:p>
     <w:p>
@@ -5435,13 +6658,163 @@
       </w:pPr>
       <w:r>
         <w:rPr>
+          <w:b/>
+          <w:bCs/>
           <w:noProof/>
         </w:rPr>
+        <mc:AlternateContent>
+          <mc:Choice Requires="wps">
+            <w:drawing>
+              <wp:anchor distT="45720" distB="45720" distL="114300" distR="114300" simplePos="0" relativeHeight="251685888" behindDoc="0" locked="0" layoutInCell="1" allowOverlap="1" wp14:anchorId="744A9C66" wp14:editId="63A5B21E">
+                <wp:simplePos x="0" y="0"/>
+                <wp:positionH relativeFrom="page">
+                  <wp:posOffset>4844052</wp:posOffset>
+                </wp:positionH>
+                <wp:positionV relativeFrom="paragraph">
+                  <wp:posOffset>564787</wp:posOffset>
+                </wp:positionV>
+                <wp:extent cx="1964871" cy="898071"/>
+                <wp:effectExtent l="0" t="0" r="16510" b="16510"/>
+                <wp:wrapNone/>
+                <wp:docPr id="1767798328" name="Text Box 2"/>
+                <wp:cNvGraphicFramePr>
+                  <a:graphicFrameLocks xmlns:a="http://schemas.openxmlformats.org/drawingml/2006/main"/>
+                </wp:cNvGraphicFramePr>
+                <a:graphic xmlns:a="http://schemas.openxmlformats.org/drawingml/2006/main">
+                  <a:graphicData uri="http://schemas.microsoft.com/office/word/2010/wordprocessingShape">
+                    <wps:wsp>
+                      <wps:cNvSpPr txBox="1">
+                        <a:spLocks noChangeArrowheads="1"/>
+                      </wps:cNvSpPr>
+                      <wps:spPr bwMode="auto">
+                        <a:xfrm>
+                          <a:off x="0" y="0"/>
+                          <a:ext cx="1964871" cy="898071"/>
+                        </a:xfrm>
+                        <a:prstGeom prst="rect">
+                          <a:avLst/>
+                        </a:prstGeom>
+                        <a:solidFill>
+                          <a:srgbClr val="FFFFFF"/>
+                        </a:solidFill>
+                        <a:ln w="6350">
+                          <a:solidFill>
+                            <a:schemeClr val="tx1"/>
+                          </a:solidFill>
+                          <a:miter lim="800000"/>
+                          <a:headEnd/>
+                          <a:tailEnd/>
+                        </a:ln>
+                      </wps:spPr>
+                      <wps:txbx>
+                        <w:txbxContent>
+                          <w:p>
+                            <w:pPr>
+                              <w:jc w:val="left"/>
+                            </w:pPr>
+                            <w:r>
+                              <w:t xml:space="preserve">t-statistic: -3.189 </w:t>
+                            </w:r>
+                            <w:r>
+                              <w:br/>
+                            </w:r>
+                            <w:r>
+                              <w:t>p-value: 0.0015</w:t>
+                            </w:r>
+                            <w:r>
+                              <w:br/>
+                            </w:r>
+                            <w:r>
+                              <w:t xml:space="preserve">Limited edition </w:t>
+                            </w:r>
+                            <w:proofErr w:type="gramStart"/>
+                            <w:r>
+                              <w:t>mean</w:t>
+                            </w:r>
+                            <w:proofErr w:type="gramEnd"/>
+                            <w:r>
+                              <w:t>: 4.092</w:t>
+                            </w:r>
+                            <w:r>
+                              <w:br/>
+                            </w:r>
+                            <w:r>
+                              <w:t>Standard mean: 4.201</w:t>
+                            </w:r>
+                          </w:p>
+                        </w:txbxContent>
+                      </wps:txbx>
+                      <wps:bodyPr rot="0" vert="horz" wrap="square" lIns="91440" tIns="45720" rIns="91440" bIns="45720" anchor="t" anchorCtr="0">
+                        <a:noAutofit/>
+                      </wps:bodyPr>
+                    </wps:wsp>
+                  </a:graphicData>
+                </a:graphic>
+                <wp14:sizeRelH relativeFrom="margin">
+                  <wp14:pctWidth>0</wp14:pctWidth>
+                </wp14:sizeRelH>
+                <wp14:sizeRelV relativeFrom="margin">
+                  <wp14:pctHeight>0</wp14:pctHeight>
+                </wp14:sizeRelV>
+              </wp:anchor>
+            </w:drawing>
+          </mc:Choice>
+          <mc:Fallback>
+            <w:pict>
+              <v:shape w14:anchorId="744A9C66" id="_x0000_s1029" type="#_x0000_t202" style="position:absolute;left:0;text-align:left;margin-left:381.4pt;margin-top:44.45pt;width:154.7pt;height:70.7pt;z-index:251685888;visibility:visible;mso-wrap-style:square;mso-width-percent:0;mso-height-percent:0;mso-wrap-distance-left:9pt;mso-wrap-distance-top:3.6pt;mso-wrap-distance-right:9pt;mso-wrap-distance-bottom:3.6pt;mso-position-horizontal:absolute;mso-position-horizontal-relative:page;mso-position-vertical:absolute;mso-position-vertical-relative:text;mso-width-percent:0;mso-height-percent:0;mso-width-relative:margin;mso-height-relative:margin;v-text-anchor:top" o:gfxdata="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" strokecolor="black [3213]" strokeweight=".5pt">
+                <v:textbox>
+                  <w:txbxContent>
+                    <w:p>
+                      <w:pPr>
+                        <w:jc w:val="left"/>
+                      </w:pPr>
+                      <w:r>
+                        <w:t xml:space="preserve">t-statistic: -3.189 </w:t>
+                      </w:r>
+                      <w:r>
+                        <w:br/>
+                      </w:r>
+                      <w:r>
+                        <w:t>p-value: 0.0015</w:t>
+                      </w:r>
+                      <w:r>
+                        <w:br/>
+                      </w:r>
+                      <w:r>
+                        <w:t xml:space="preserve">Limited edition </w:t>
+                      </w:r>
+                      <w:proofErr w:type="gramStart"/>
+                      <w:r>
+                        <w:t>mean</w:t>
+                      </w:r>
+                      <w:proofErr w:type="gramEnd"/>
+                      <w:r>
+                        <w:t>: 4.092</w:t>
+                      </w:r>
+                      <w:r>
+                        <w:br/>
+                      </w:r>
+                      <w:r>
+                        <w:t>Standard mean: 4.201</w:t>
+                      </w:r>
+                    </w:p>
+                  </w:txbxContent>
+                </v:textbox>
+                <w10:wrap anchorx="page"/>
+              </v:shape>
+            </w:pict>
+          </mc:Fallback>
+        </mc:AlternateContent>
+      </w:r>
+      <w:r>
+        <w:rPr>
+          <w:noProof/>
+        </w:rPr>
         <w:drawing>
-          <wp:inline distT="0" distB="0" distL="0" distR="0" wp14:anchorId="476A5F07" wp14:editId="42E2A039">
-            <wp:extent cx="5176405" cy="3528917"/>
-            <wp:effectExtent l="19050" t="19050" r="24765" b="14605"/>
-            <wp:docPr id="884191315" name="Picture 20"/>
+          <wp:inline distT="0" distB="0" distL="0" distR="0" wp14:anchorId="47A1C9F7" wp14:editId="6947BC16">
+            <wp:extent cx="4054929" cy="2233476"/>
+            <wp:effectExtent l="19050" t="19050" r="22225" b="14605"/>
+            <wp:docPr id="1012394270" name="Picture 8"/>
             <wp:cNvGraphicFramePr>
               <a:graphicFrameLocks xmlns:a="http://schemas.openxmlformats.org/drawingml/2006/main" noChangeAspect="1"/>
             </wp:cNvGraphicFramePr>
@@ -5449,13 +6822,13 @@
               <a:graphicData uri="http://schemas.openxmlformats.org/drawingml/2006/picture">
                 <pic:pic xmlns:pic="http://schemas.openxmlformats.org/drawingml/2006/picture">
                   <pic:nvPicPr>
-                    <pic:cNvPr id="0" name="Picture 95"/>
+                    <pic:cNvPr id="0" name="Picture 8"/>
                     <pic:cNvPicPr>
                       <a:picLocks noChangeAspect="1" noChangeArrowheads="1"/>
                     </pic:cNvPicPr>
                   </pic:nvPicPr>
                   <pic:blipFill>
-                    <a:blip r:embed="rId14" cstate="print">
+                    <a:blip r:embed="rId14">
                       <a:extLst>
                         <a:ext uri="{28A0092B-C50C-407E-A947-70E740481C1C}">
                           <a14:useLocalDpi xmlns:a14="http://schemas.microsoft.com/office/drawing/2010/main" val="0"/>
@@ -5470,13 +6843,13 @@
                   <pic:spPr bwMode="auto">
                     <a:xfrm>
                       <a:off x="0" y="0"/>
-                      <a:ext cx="5176405" cy="3528917"/>
+                      <a:ext cx="4089216" cy="2252361"/>
                     </a:xfrm>
                     <a:prstGeom prst="rect">
                       <a:avLst/>
                     </a:prstGeom>
                     <a:noFill/>
-                    <a:ln>
+                    <a:ln w="6350">
                       <a:solidFill>
                         <a:schemeClr val="tx1"/>
                       </a:solidFill>
@@ -5513,7 +6886,7 @@
         </w:numPr>
       </w:pPr>
       <w:r>
-        <w:t>Default rate increases consistently from Grade A (1.8%) to Grade G (15.7%), indicating that lower loan grades are associated with substantially higher credit risk.</w:t>
+        <w:t>Limited edition products have slightly lower average rating than standard products (4.02 vs 4.20). P value of 0.0015 confirms the statistical significance.</w:t>
       </w:r>
     </w:p>
     <w:p>
@@ -5525,7 +6898,10 @@
         </w:numPr>
       </w:pPr>
       <w:r>
-        <w:t>60-month loans have a higher default rate (6.1%) than 36-month loans (4.8%), confirming the additional risk of longer repayment periods.</w:t>
+        <w:t xml:space="preserve">The absolute difference between the average rating is small (~0.11 rating points), </w:t>
+      </w:r>
+      <w:r>
+        <w:t>suggesting that limited-edition status alone does not translate into meaningfully higher customer satisfaction.</w:t>
       </w:r>
     </w:p>
     <w:p>
@@ -5536,26 +6912,6 @@
           <w:numId w:val="15"/>
         </w:numPr>
       </w:pPr>
-      <w:r>
-        <w:rPr>
-          <w:b/>
-          <w:bCs/>
-        </w:rPr>
-        <w:t>Small Business</w:t>
-      </w:r>
-      <w:r>
-        <w:t xml:space="preserve"> and </w:t>
-      </w:r>
-      <w:r>
-        <w:rPr>
-          <w:b/>
-          <w:bCs/>
-        </w:rPr>
-        <w:t>Moving</w:t>
-      </w:r>
-      <w:r>
-        <w:t xml:space="preserve"> loans exhibit the highest default rates, while Credit Card and Home Improvement loans show comparatively lower default risk.</w:t>
-      </w:r>
     </w:p>
     <w:p/>
     <w:p>
@@ -5582,7 +6938,6 @@
         </w:numPr>
       </w:pPr>
       <w:r>
-        <w:lastRenderedPageBreak/>
         <w:t>Strengthen underwriting and monitoring for lower-grade (E–G) borrowers, as they contribute disproportionately to portfolio default risk.</w:t>
       </w:r>
     </w:p>
@@ -5615,6 +6970,7 @@
         <w:pStyle w:val="Heading2"/>
       </w:pPr>
       <w:r>
+        <w:lastRenderedPageBreak/>
         <w:t>Phase 7: Default Rate by Borrower Profile (H4, H5, H6)</w:t>
       </w:r>
     </w:p>
@@ -5815,49 +7171,49 @@
         <w:pStyle w:val="Heading2"/>
       </w:pPr>
       <w:r>
+        <w:t xml:space="preserve">Phase </w:t>
+      </w:r>
+      <w:r>
+        <w:t>8</w:t>
+      </w:r>
+      <w:r>
+        <w:t xml:space="preserve">: </w:t>
+      </w:r>
+      <w:r>
+        <w:t>Default Rate by Credit Behaviour (H7, H8, H9)</w:t>
+      </w:r>
+    </w:p>
+    <w:p>
+      <w:r>
+        <w:t>This evaluates whether borrower credit behaviour prior to loan approval influences the probability of default. By analysing debt burden, credit utilization, recent credit inquiries, and credit history length, we identify behavioural patterns that can improve underwriting decisions and portfolio risk management.</w:t>
+      </w:r>
+    </w:p>
+    <w:p>
+      <w:pPr>
+        <w:rPr>
+          <w:b/>
+          <w:bCs/>
+        </w:rPr>
+      </w:pPr>
+      <w:r>
+        <w:rPr>
+          <w:b/>
+          <w:bCs/>
+        </w:rPr>
+        <w:t>Analysis result</w:t>
+      </w:r>
+    </w:p>
+    <w:p>
+      <w:pPr>
+        <w:rPr>
+          <w:noProof/>
+        </w:rPr>
+      </w:pPr>
+      <w:r>
+        <w:rPr>
+          <w:noProof/>
+        </w:rPr>
         <w:lastRenderedPageBreak/>
-        <w:t xml:space="preserve">Phase </w:t>
-      </w:r>
-      <w:r>
-        <w:t>8</w:t>
-      </w:r>
-      <w:r>
-        <w:t xml:space="preserve">: </w:t>
-      </w:r>
-      <w:r>
-        <w:t>Default Rate by Credit Behaviour (H7, H8, H9)</w:t>
-      </w:r>
-    </w:p>
-    <w:p>
-      <w:r>
-        <w:t>This evaluates whether borrower credit behaviour prior to loan approval influences the probability of default. By analysing debt burden, credit utilization, recent credit inquiries, and credit history length, we identify behavioural patterns that can improve underwriting decisions and portfolio risk management.</w:t>
-      </w:r>
-    </w:p>
-    <w:p>
-      <w:pPr>
-        <w:rPr>
-          <w:b/>
-          <w:bCs/>
-        </w:rPr>
-      </w:pPr>
-      <w:r>
-        <w:rPr>
-          <w:b/>
-          <w:bCs/>
-        </w:rPr>
-        <w:t>Analysis result</w:t>
-      </w:r>
-    </w:p>
-    <w:p>
-      <w:pPr>
-        <w:rPr>
-          <w:noProof/>
-        </w:rPr>
-      </w:pPr>
-      <w:r>
-        <w:rPr>
-          <w:noProof/>
-        </w:rPr>
         <w:drawing>
           <wp:inline distT="0" distB="0" distL="0" distR="0" wp14:anchorId="34CC5AEC" wp14:editId="55C03F33">
             <wp:extent cx="4405993" cy="3003700"/>
@@ -6556,7 +7912,15 @@
         </w:numPr>
       </w:pPr>
       <w:r>
-        <w:t>Loan Amount and Installment are highly correlated (r = 0.94), while Open Accounts and Total Accounts also show strong correlation (r = 0.70), indicating these pairs capture similar information.</w:t>
+        <w:t xml:space="preserve">Loan Amount and </w:t>
+      </w:r>
+      <w:proofErr w:type="spellStart"/>
+      <w:r>
+        <w:t>Installment</w:t>
+      </w:r>
+      <w:proofErr w:type="spellEnd"/>
+      <w:r>
+        <w:t xml:space="preserve"> are highly correlated (r = 0.94), while Open Accounts and Total Accounts also show strong correlation (r = 0.70), indicating these pairs capture similar information.</w:t>
       </w:r>
     </w:p>
     <w:p>
@@ -6607,7 +7971,15 @@
         </w:numPr>
       </w:pPr>
       <w:r>
-        <w:t>Avoid using both Loan Amount and Installment together in dashboards or predictive models, since their strong correlation introduces redundant information without improving decision-making.</w:t>
+        <w:t xml:space="preserve">Avoid using both Loan Amount and </w:t>
+      </w:r>
+      <w:proofErr w:type="spellStart"/>
+      <w:r>
+        <w:t>Installment</w:t>
+      </w:r>
+      <w:proofErr w:type="spellEnd"/>
+      <w:r>
+        <w:t xml:space="preserve"> together in dashboards or predictive models, since their strong correlation introduces redundant information without improving decision-making.</w:t>
       </w:r>
     </w:p>
     <w:p>
@@ -6686,7 +8058,15 @@
         <w:t>interest rate as the strongest numeric variable associated with default risk</w:t>
       </w:r>
       <w:r>
-        <w:t>, while loan amount and installment were found to be highly correlated.</w:t>
+        <w:t xml:space="preserve">, while loan amount and </w:t>
+      </w:r>
+      <w:proofErr w:type="spellStart"/>
+      <w:r>
+        <w:t>installment</w:t>
+      </w:r>
+      <w:proofErr w:type="spellEnd"/>
+      <w:r>
+        <w:t xml:space="preserve"> were found to be highly correlated.</w:t>
       </w:r>
     </w:p>
     <w:p>
@@ -11730,7 +13110,6 @@
   <w:style w:type="character" w:default="1" w:styleId="DefaultParagraphFont">
     <w:name w:val="Default Paragraph Font"/>
     <w:uiPriority w:val="1"/>
-    <w:semiHidden/>
     <w:unhideWhenUsed/>
   </w:style>
   <w:style w:type="table" w:default="1" w:styleId="TableNormal">

--- a/notebook/NL_Sephora.docx
+++ b/notebook/NL_Sephora.docx
@@ -454,15 +454,7 @@
         <w:t>, and feedback polarity (positive vs negative votes) — relate to CSS</w:t>
       </w:r>
       <w:r>
-        <w:t xml:space="preserve">, to identify which engagement metrics are strongest </w:t>
-      </w:r>
-      <w:proofErr w:type="gramStart"/>
-      <w:r>
-        <w:t>proxies</w:t>
-      </w:r>
-      <w:proofErr w:type="gramEnd"/>
-      <w:r>
-        <w:t xml:space="preserve"> satisfaction.</w:t>
+        <w:t>, to identify which engagement metrics are strongest proxies satisfaction.</w:t>
       </w:r>
     </w:p>
     <w:p>
@@ -1450,21 +1442,7 @@
         <w:rPr>
           <w:lang w:eastAsia="en-IN"/>
         </w:rPr>
-        <w:t xml:space="preserve">Before performing exploratory </w:t>
-      </w:r>
-      <w:proofErr w:type="gramStart"/>
-      <w:r>
-        <w:rPr>
-          <w:lang w:eastAsia="en-IN"/>
-        </w:rPr>
-        <w:t>data</w:t>
-      </w:r>
-      <w:proofErr w:type="gramEnd"/>
-      <w:r>
-        <w:rPr>
-          <w:lang w:eastAsia="en-IN"/>
-        </w:rPr>
-        <w:t xml:space="preserve"> analysis and testing the hypotheses, the dataset must be carefully examined for missing values, duplicate records, inconsistent formats, incorrect data types, and other data quality issues</w:t>
+        <w:t>Before performing exploratory data analysis and testing the hypotheses, the dataset must be carefully examined for missing values, duplicate records, inconsistent formats, incorrect data types, and other data quality issues</w:t>
       </w:r>
       <w:r>
         <w:rPr>
@@ -2720,19 +2698,11 @@
         <w:t>‘</w:t>
       </w:r>
       <w:proofErr w:type="spellStart"/>
-      <w:proofErr w:type="gramStart"/>
-      <w:r>
-        <w:rPr>
-          <w:lang w:eastAsia="en-IN"/>
-        </w:rPr>
-        <w:t>secondary</w:t>
-      </w:r>
-      <w:proofErr w:type="gramEnd"/>
-      <w:r>
-        <w:rPr>
-          <w:lang w:eastAsia="en-IN"/>
-        </w:rPr>
-        <w:t>_category</w:t>
+      <w:r>
+        <w:rPr>
+          <w:lang w:eastAsia="en-IN"/>
+        </w:rPr>
+        <w:t>secondary_category</w:t>
       </w:r>
       <w:proofErr w:type="spellEnd"/>
       <w:r>
@@ -2827,19 +2797,11 @@
         <w:t>‘</w:t>
       </w:r>
       <w:proofErr w:type="spellStart"/>
-      <w:proofErr w:type="gramStart"/>
-      <w:r>
-        <w:rPr>
-          <w:lang w:eastAsia="en-IN"/>
-        </w:rPr>
-        <w:t>is</w:t>
-      </w:r>
-      <w:proofErr w:type="gramEnd"/>
-      <w:r>
-        <w:rPr>
-          <w:lang w:eastAsia="en-IN"/>
-        </w:rPr>
-        <w:t>_recommended</w:t>
+      <w:r>
+        <w:rPr>
+          <w:lang w:eastAsia="en-IN"/>
+        </w:rPr>
+        <w:t>is_recommended</w:t>
       </w:r>
       <w:proofErr w:type="spellEnd"/>
       <w:r>
@@ -3359,19 +3321,11 @@
           <w:lang w:eastAsia="en-IN"/>
         </w:rPr>
       </w:pPr>
-      <w:proofErr w:type="gramStart"/>
-      <w:r>
-        <w:rPr>
-          <w:lang w:eastAsia="en-IN"/>
-        </w:rPr>
-        <w:t>So</w:t>
-      </w:r>
-      <w:proofErr w:type="gramEnd"/>
-      <w:r>
-        <w:rPr>
-          <w:lang w:eastAsia="en-IN"/>
-        </w:rPr>
-        <w:t xml:space="preserve"> it a</w:t>
+      <w:r>
+        <w:rPr>
+          <w:lang w:eastAsia="en-IN"/>
+        </w:rPr>
+        <w:t>So it a</w:t>
       </w:r>
       <w:r>
         <w:rPr>
@@ -3945,19 +3899,11 @@
         <w:t>‘</w:t>
       </w:r>
       <w:proofErr w:type="spellStart"/>
-      <w:proofErr w:type="gramStart"/>
-      <w:r>
-        <w:rPr>
-          <w:lang w:eastAsia="en-IN"/>
-        </w:rPr>
-        <w:t>sale</w:t>
-      </w:r>
-      <w:proofErr w:type="gramEnd"/>
-      <w:r>
-        <w:rPr>
-          <w:lang w:eastAsia="en-IN"/>
-        </w:rPr>
-        <w:t>_price_usd</w:t>
+      <w:r>
+        <w:rPr>
+          <w:lang w:eastAsia="en-IN"/>
+        </w:rPr>
+        <w:t>sale_price_usd</w:t>
       </w:r>
       <w:proofErr w:type="spellEnd"/>
       <w:r>
@@ -4699,48 +4645,20 @@
                             <w:pPr>
                               <w:jc w:val="left"/>
                             </w:pPr>
-                            <w:proofErr w:type="gramStart"/>
                             <w:r>
-                              <w:t>count :</w:t>
-                            </w:r>
-                            <w:proofErr w:type="gramEnd"/>
-                            <w:r>
-                              <w:t xml:space="preserve">   8216.000000</w:t>
+                              <w:t>count :   8216.000000</w:t>
                             </w:r>
                             <w:r>
                               <w:br/>
-                            </w:r>
-                            <w:proofErr w:type="gramStart"/>
-                            <w:r>
-                              <w:t>mean :</w:t>
-                            </w:r>
-                            <w:proofErr w:type="gramEnd"/>
-                            <w:r>
-                              <w:t xml:space="preserve">     51.228229</w:t>
+                              <w:t>mean :     51.228229</w:t>
                             </w:r>
                             <w:r>
                               <w:br/>
-                              <w:t xml:space="preserve">std   </w:t>
-                            </w:r>
-                            <w:proofErr w:type="gramStart"/>
-                            <w:r>
-                              <w:t xml:space="preserve">  :</w:t>
-                            </w:r>
-                            <w:proofErr w:type="gramEnd"/>
-                            <w:r>
-                              <w:t xml:space="preserve">   53.406409</w:t>
+                              <w:t>std     :   53.406409</w:t>
                             </w:r>
                             <w:r>
                               <w:br/>
-                              <w:t xml:space="preserve">min </w:t>
-                            </w:r>
-                            <w:proofErr w:type="gramStart"/>
-                            <w:r>
-                              <w:t xml:space="preserve">  :</w:t>
-                            </w:r>
-                            <w:proofErr w:type="gramEnd"/>
-                            <w:r>
-                              <w:t xml:space="preserve">    3.000000</w:t>
+                              <w:t>min   :    3.000000</w:t>
                             </w:r>
                           </w:p>
                         </w:txbxContent>
@@ -4769,48 +4687,20 @@
                       <w:pPr>
                         <w:jc w:val="left"/>
                       </w:pPr>
-                      <w:proofErr w:type="gramStart"/>
                       <w:r>
-                        <w:t>count :</w:t>
-                      </w:r>
-                      <w:proofErr w:type="gramEnd"/>
-                      <w:r>
-                        <w:t xml:space="preserve">   8216.000000</w:t>
+                        <w:t>count :   8216.000000</w:t>
                       </w:r>
                       <w:r>
                         <w:br/>
-                      </w:r>
-                      <w:proofErr w:type="gramStart"/>
-                      <w:r>
-                        <w:t>mean :</w:t>
-                      </w:r>
-                      <w:proofErr w:type="gramEnd"/>
-                      <w:r>
-                        <w:t xml:space="preserve">     51.228229</w:t>
+                        <w:t>mean :     51.228229</w:t>
                       </w:r>
                       <w:r>
                         <w:br/>
-                        <w:t xml:space="preserve">std   </w:t>
-                      </w:r>
-                      <w:proofErr w:type="gramStart"/>
-                      <w:r>
-                        <w:t xml:space="preserve">  :</w:t>
-                      </w:r>
-                      <w:proofErr w:type="gramEnd"/>
-                      <w:r>
-                        <w:t xml:space="preserve">   53.406409</w:t>
+                        <w:t>std     :   53.406409</w:t>
                       </w:r>
                       <w:r>
                         <w:br/>
-                        <w:t xml:space="preserve">min </w:t>
-                      </w:r>
-                      <w:proofErr w:type="gramStart"/>
-                      <w:r>
-                        <w:t xml:space="preserve">  :</w:t>
-                      </w:r>
-                      <w:proofErr w:type="gramEnd"/>
-                      <w:r>
-                        <w:t xml:space="preserve">    3.000000</w:t>
+                        <w:t>min   :    3.000000</w:t>
                       </w:r>
                     </w:p>
                   </w:txbxContent>
@@ -4878,51 +4768,19 @@
                               <w:jc w:val="left"/>
                             </w:pPr>
                             <w:r>
-                              <w:t xml:space="preserve">25% </w:t>
-                            </w:r>
-                            <w:proofErr w:type="gramStart"/>
-                            <w:r>
-                              <w:t xml:space="preserve">  :</w:t>
-                            </w:r>
-                            <w:proofErr w:type="gramEnd"/>
-                            <w:r>
-                              <w:t xml:space="preserve">     25.000000</w:t>
+                              <w:t>25%   :     25.000000</w:t>
                             </w:r>
                             <w:r>
                               <w:br/>
-                              <w:t xml:space="preserve">50% </w:t>
-                            </w:r>
-                            <w:proofErr w:type="gramStart"/>
-                            <w:r>
-                              <w:t xml:space="preserve">  :</w:t>
-                            </w:r>
-                            <w:proofErr w:type="gramEnd"/>
-                            <w:r>
-                              <w:t xml:space="preserve">     35.000000</w:t>
+                              <w:t>50%   :     35.000000</w:t>
                             </w:r>
                             <w:r>
                               <w:br/>
-                              <w:t xml:space="preserve">75% </w:t>
-                            </w:r>
-                            <w:proofErr w:type="gramStart"/>
-                            <w:r>
-                              <w:t xml:space="preserve">  :</w:t>
-                            </w:r>
-                            <w:proofErr w:type="gramEnd"/>
-                            <w:r>
-                              <w:t xml:space="preserve">     58.000000</w:t>
+                              <w:t>75%   :     58.000000</w:t>
                             </w:r>
                             <w:r>
                               <w:br/>
-                              <w:t xml:space="preserve">max </w:t>
-                            </w:r>
-                            <w:proofErr w:type="gramStart"/>
-                            <w:r>
-                              <w:t xml:space="preserve">  :</w:t>
-                            </w:r>
-                            <w:proofErr w:type="gramEnd"/>
-                            <w:r>
-                              <w:t xml:space="preserve">  1900.000000</w:t>
+                              <w:t>max   :  1900.000000</w:t>
                             </w:r>
                           </w:p>
                         </w:txbxContent>
@@ -4952,51 +4810,19 @@
                         <w:jc w:val="left"/>
                       </w:pPr>
                       <w:r>
-                        <w:t xml:space="preserve">25% </w:t>
-                      </w:r>
-                      <w:proofErr w:type="gramStart"/>
-                      <w:r>
-                        <w:t xml:space="preserve">  :</w:t>
-                      </w:r>
-                      <w:proofErr w:type="gramEnd"/>
-                      <w:r>
-                        <w:t xml:space="preserve">     25.000000</w:t>
+                        <w:t>25%   :     25.000000</w:t>
                       </w:r>
                       <w:r>
                         <w:br/>
-                        <w:t xml:space="preserve">50% </w:t>
-                      </w:r>
-                      <w:proofErr w:type="gramStart"/>
-                      <w:r>
-                        <w:t xml:space="preserve">  :</w:t>
-                      </w:r>
-                      <w:proofErr w:type="gramEnd"/>
-                      <w:r>
-                        <w:t xml:space="preserve">     35.000000</w:t>
+                        <w:t>50%   :     35.000000</w:t>
                       </w:r>
                       <w:r>
                         <w:br/>
-                        <w:t xml:space="preserve">75% </w:t>
-                      </w:r>
-                      <w:proofErr w:type="gramStart"/>
-                      <w:r>
-                        <w:t xml:space="preserve">  :</w:t>
-                      </w:r>
-                      <w:proofErr w:type="gramEnd"/>
-                      <w:r>
-                        <w:t xml:space="preserve">     58.000000</w:t>
+                        <w:t>75%   :     58.000000</w:t>
                       </w:r>
                       <w:r>
                         <w:br/>
-                        <w:t xml:space="preserve">max </w:t>
-                      </w:r>
-                      <w:proofErr w:type="gramStart"/>
-                      <w:r>
-                        <w:t xml:space="preserve">  :</w:t>
-                      </w:r>
-                      <w:proofErr w:type="gramEnd"/>
-                      <w:r>
-                        <w:t xml:space="preserve">  1900.000000</w:t>
+                        <w:t>max   :  1900.000000</w:t>
                       </w:r>
                     </w:p>
                   </w:txbxContent>
@@ -5249,19 +5075,7 @@
         <w:rPr>
           <w:lang w:eastAsia="en-IN"/>
         </w:rPr>
-        <w:t xml:space="preserve">The standard deviation ($53.41) is nearly as large as the mean itself, indicating substantial price variability across the </w:t>
-      </w:r>
-      <w:r>
-        <w:rPr>
-          <w:lang w:eastAsia="en-IN"/>
-        </w:rPr>
-        <w:t>catalogue</w:t>
-      </w:r>
-      <w:r>
-        <w:rPr>
-          <w:lang w:eastAsia="en-IN"/>
-        </w:rPr>
-        <w:t xml:space="preserve"> rather than a tight, homogeneous price band.</w:t>
+        <w:t>The standard deviation ($53.41) is nearly as large as the mean itself, indicating substantial price variability across the catalogue rather than a tight, homogeneous price band.</w:t>
       </w:r>
     </w:p>
     <w:p>
@@ -5279,19 +5093,7 @@
         <w:rPr>
           <w:lang w:eastAsia="en-IN"/>
         </w:rPr>
-        <w:t xml:space="preserve">The boxplot reveals a long tail of outliers beyond roughly $108, extending up to a single extreme value near $1,900 — a product priced far outside the rest of the </w:t>
-      </w:r>
-      <w:r>
-        <w:rPr>
-          <w:lang w:eastAsia="en-IN"/>
-        </w:rPr>
-        <w:t>catalogue</w:t>
-      </w:r>
-      <w:r>
-        <w:rPr>
-          <w:lang w:eastAsia="en-IN"/>
-        </w:rPr>
-        <w:t>.</w:t>
+        <w:t>The boxplot reveals a long tail of outliers beyond roughly $108, extending up to a single extreme value near $1,900 — a product priced far outside the rest of the catalogue.</w:t>
       </w:r>
     </w:p>
     <w:p>
@@ -6035,13 +5837,7 @@
         <w:rPr>
           <w:lang w:eastAsia="en-IN"/>
         </w:rPr>
-        <w:t xml:space="preserve">whether correlation tests in later phases (H6, H7, H8) need a transformation or outlier </w:t>
-      </w:r>
-      <w:r>
-        <w:rPr>
-          <w:lang w:eastAsia="en-IN"/>
-        </w:rPr>
-        <w:t>treatment.</w:t>
+        <w:t>whether correlation tests in later phases (H6, H7, H8) need a transformation or outlier treatment.</w:t>
       </w:r>
     </w:p>
     <w:p>
@@ -6072,7 +5868,7 @@
           <w:noProof/>
         </w:rPr>
         <w:drawing>
-          <wp:inline distT="0" distB="0" distL="0" distR="0" wp14:anchorId="27AE1888" wp14:editId="41A15CEC">
+          <wp:inline distT="0" distB="0" distL="0" distR="0" wp14:anchorId="27AE1888" wp14:editId="297E0BED">
             <wp:extent cx="6743065" cy="2077720"/>
             <wp:effectExtent l="19050" t="19050" r="19685" b="17780"/>
             <wp:docPr id="909609894" name="Picture 7"/>
@@ -6174,19 +5970,11 @@
         <w:t>‘</w:t>
       </w:r>
       <w:proofErr w:type="spellStart"/>
-      <w:proofErr w:type="gramStart"/>
-      <w:r>
-        <w:rPr>
-          <w:lang w:eastAsia="en-IN"/>
-        </w:rPr>
-        <w:t>loves</w:t>
-      </w:r>
-      <w:proofErr w:type="gramEnd"/>
-      <w:r>
-        <w:rPr>
-          <w:lang w:eastAsia="en-IN"/>
-        </w:rPr>
-        <w:t>_count</w:t>
+      <w:r>
+        <w:rPr>
+          <w:lang w:eastAsia="en-IN"/>
+        </w:rPr>
+        <w:t>loves_count</w:t>
       </w:r>
       <w:proofErr w:type="spellEnd"/>
       <w:r>
@@ -6382,19 +6170,11 @@
         <w:t>‘</w:t>
       </w:r>
       <w:proofErr w:type="spellStart"/>
-      <w:proofErr w:type="gramStart"/>
-      <w:r>
-        <w:rPr>
-          <w:lang w:eastAsia="en-IN"/>
-        </w:rPr>
-        <w:t>loves</w:t>
-      </w:r>
-      <w:proofErr w:type="gramEnd"/>
-      <w:r>
-        <w:rPr>
-          <w:lang w:eastAsia="en-IN"/>
-        </w:rPr>
-        <w:t>_count</w:t>
+      <w:r>
+        <w:rPr>
+          <w:lang w:eastAsia="en-IN"/>
+        </w:rPr>
+        <w:t>loves_count</w:t>
       </w:r>
       <w:proofErr w:type="spellEnd"/>
       <w:r>
@@ -6479,19 +6259,7 @@
         <w:rPr>
           <w:lang w:eastAsia="en-IN"/>
         </w:rPr>
-        <w:t xml:space="preserve"> worth noting as a standalone finding: most of the </w:t>
-      </w:r>
-      <w:r>
-        <w:rPr>
-          <w:lang w:eastAsia="en-IN"/>
-        </w:rPr>
-        <w:t>catalogue</w:t>
-      </w:r>
-      <w:r>
-        <w:rPr>
-          <w:lang w:eastAsia="en-IN"/>
-        </w:rPr>
-        <w:t xml:space="preserve"> gets minimal customer engagement, which is itself relevant to any assortment or visibility recommendation</w:t>
+        <w:t xml:space="preserve"> worth noting as a standalone finding: most of the catalogue gets minimal customer engagement, which is itself relevant to any assortment or visibility recommendation</w:t>
       </w:r>
       <w:r>
         <w:rPr>
@@ -6515,19 +6283,7 @@
         <w:rPr>
           <w:lang w:eastAsia="en-IN"/>
         </w:rPr>
-        <w:t xml:space="preserve">The bimodal helpfulness pattern (many reviews rated "fully helpful," many rated "not helpful at all," fewer in between) suggests helpfulness voting </w:t>
-      </w:r>
-      <w:r>
-        <w:rPr>
-          <w:lang w:eastAsia="en-IN"/>
-        </w:rPr>
-        <w:t>behaviour</w:t>
-      </w:r>
-      <w:r>
-        <w:rPr>
-          <w:lang w:eastAsia="en-IN"/>
-        </w:rPr>
-        <w:t xml:space="preserve"> is polarized rather than gradual</w:t>
+        <w:t>The bimodal helpfulness pattern (many reviews rated "fully helpful," many rated "not helpful at all," fewer in between) suggests helpfulness voting behaviour is polarized rather than gradual</w:t>
       </w:r>
       <w:r>
         <w:rPr>
@@ -6597,10 +6353,7 @@
         <w:pStyle w:val="Heading2"/>
       </w:pPr>
       <w:r>
-        <w:t>B</w:t>
-      </w:r>
-      <w:r>
-        <w:t>ivariate Analysis</w:t>
+        <w:t>Bivariate Analysis</w:t>
       </w:r>
     </w:p>
     <w:p>
@@ -6622,13 +6375,7 @@
     </w:p>
     <w:p>
       <w:r>
-        <w:t>This phase compares average product rating between limited-edition and standard-</w:t>
-      </w:r>
-      <w:r>
-        <w:t>catalogue</w:t>
-      </w:r>
-      <w:r>
-        <w:t xml:space="preserve"> products using a boxplot, then runs a two-sample t-test to check whether any observed difference is statistically significant rather than due to chance</w:t>
+        <w:t>This phase compares average product rating between limited-edition and standard-catalogue products using a boxplot, then runs a two-sample t-test to check whether any observed difference is statistically significant rather than due to chance</w:t>
       </w:r>
       <w:r>
         <w:t>.</w:t>
@@ -6717,28 +6464,14 @@
                             </w:r>
                             <w:r>
                               <w:br/>
-                            </w:r>
-                            <w:r>
                               <w:t>p-value: 0.0015</w:t>
                             </w:r>
                             <w:r>
                               <w:br/>
-                            </w:r>
-                            <w:r>
-                              <w:t xml:space="preserve">Limited edition </w:t>
-                            </w:r>
-                            <w:proofErr w:type="gramStart"/>
-                            <w:r>
-                              <w:t>mean</w:t>
-                            </w:r>
-                            <w:proofErr w:type="gramEnd"/>
-                            <w:r>
-                              <w:t>: 4.092</w:t>
+                              <w:t>Limited edition mean: 4.092</w:t>
                             </w:r>
                             <w:r>
                               <w:br/>
-                            </w:r>
-                            <w:r>
                               <w:t>Standard mean: 4.201</w:t>
                             </w:r>
                           </w:p>
@@ -6773,28 +6506,14 @@
                       </w:r>
                       <w:r>
                         <w:br/>
-                      </w:r>
-                      <w:r>
                         <w:t>p-value: 0.0015</w:t>
                       </w:r>
                       <w:r>
                         <w:br/>
-                      </w:r>
-                      <w:r>
-                        <w:t xml:space="preserve">Limited edition </w:t>
-                      </w:r>
-                      <w:proofErr w:type="gramStart"/>
-                      <w:r>
-                        <w:t>mean</w:t>
-                      </w:r>
-                      <w:proofErr w:type="gramEnd"/>
-                      <w:r>
-                        <w:t>: 4.092</w:t>
+                        <w:t>Limited edition mean: 4.092</w:t>
                       </w:r>
                       <w:r>
                         <w:br/>
-                      </w:r>
-                      <w:r>
                         <w:t>Standard mean: 4.201</w:t>
                       </w:r>
                     </w:p>
@@ -6898,10 +6617,10 @@
         </w:numPr>
       </w:pPr>
       <w:r>
-        <w:t xml:space="preserve">The absolute difference between the average rating is small (~0.11 rating points), </w:t>
-      </w:r>
-      <w:r>
-        <w:t>suggesting that limited-edition status alone does not translate into meaningfully higher customer satisfaction.</w:t>
+        <w:t>Both groups share the same median (~4.2–4.3) and similar upper-quartile range, but limited-edition products show a noticeably wider lower quartile (down to ~3.7) and a shorter lower whisker with fewer visible low outliers below it</w:t>
+      </w:r>
+      <w:r>
+        <w:t>.</w:t>
       </w:r>
     </w:p>
     <w:p>
@@ -6912,8 +6631,13 @@
           <w:numId w:val="15"/>
         </w:numPr>
       </w:pPr>
-    </w:p>
-    <w:p/>
+      <w:r>
+        <w:t>Standard products show a long tail of individual low-rating outliers stretching down to 1.0, more numerous than in the limited-edition group</w:t>
+      </w:r>
+      <w:r>
+        <w:t>.</w:t>
+      </w:r>
+    </w:p>
     <w:p>
       <w:pPr>
         <w:rPr>
@@ -6938,7 +6662,22 @@
         </w:numPr>
       </w:pPr>
       <w:r>
-        <w:t>Strengthen underwriting and monitoring for lower-grade (E–G) borrowers, as they contribute disproportionately to portfolio default risk.</w:t>
+        <w:t>Th</w:t>
+      </w:r>
+      <w:r>
+        <w:t xml:space="preserve">is is opposite of original hypothesis. </w:t>
+      </w:r>
+      <w:r>
+        <w:t xml:space="preserve">(H2 expected limited-edition to underperform, and it does </w:t>
+      </w:r>
+      <w:r>
+        <w:t>-</w:t>
+      </w:r>
+      <w:r>
+        <w:t xml:space="preserve"> but the standard group's wider spread of outliers below 2.5 suggests standard products carry more inconsistent quality risk, even though their average is higher)</w:t>
+      </w:r>
+      <w:r>
+        <w:t>.</w:t>
       </w:r>
     </w:p>
     <w:p>
@@ -6950,7 +6689,16 @@
         </w:numPr>
       </w:pPr>
       <w:r>
-        <w:t>Apply enhanced credit assessment for 60-month loans or introduce pricing strategies that better compensate for their higher default probability.</w:t>
+        <w:t xml:space="preserve">Because the difference is small in absolute terms (~0.11 rating points), it should be reported as a modest but real effect rather than a major driver </w:t>
+      </w:r>
+      <w:r>
+        <w:t>-</w:t>
+      </w:r>
+      <w:r>
+        <w:t xml:space="preserve"> worth flagging </w:t>
+      </w:r>
+      <w:r>
+        <w:t>because statistical significance holds.</w:t>
       </w:r>
     </w:p>
     <w:p>
@@ -6962,26 +6710,59 @@
         </w:numPr>
       </w:pPr>
       <w:r>
-        <w:t>Implement purpose-specific lending policies, with stricter approval criteria for Small Business and Moving loans while expanding lower-risk segments such as Credit Card refinancing.</w:t>
-      </w:r>
-    </w:p>
-    <w:p>
-      <w:pPr>
-        <w:pStyle w:val="Heading2"/>
-      </w:pPr>
-      <w:r>
         <w:lastRenderedPageBreak/>
-        <w:t>Phase 7: Default Rate by Borrower Profile (H4, H5, H6)</w:t>
-      </w:r>
-    </w:p>
-    <w:p>
-      <w:r>
-        <w:t>This phase evaluates how borrower-specific characteristics influence default risk by analysing default rates across annual income bands, verification status, home ownership, and employment length.</w:t>
-      </w:r>
-    </w:p>
-    <w:p>
-      <w:r>
-        <w:t>The objective is to identify borrower segments that require targeted lending, monitoring, and risk management strategies to improve the overall Loan Repayment Rate (LRR).</w:t>
+        <w:t xml:space="preserve">This result should be revisited in Phase 4 (multivariate), since exclusivity and limited-edition status overlap </w:t>
+      </w:r>
+      <w:r>
+        <w:t>-</w:t>
+      </w:r>
+      <w:r>
+        <w:t xml:space="preserve"> the true independent effect of "limited edition" on its own is still unconfirmed until tested alongside </w:t>
+      </w:r>
+      <w:r>
+        <w:t>‘</w:t>
+      </w:r>
+      <w:proofErr w:type="spellStart"/>
+      <w:r>
+        <w:t>sephora_exclusive</w:t>
+      </w:r>
+      <w:proofErr w:type="spellEnd"/>
+      <w:r>
+        <w:t>’</w:t>
+      </w:r>
+      <w:r>
+        <w:t>.</w:t>
+      </w:r>
+    </w:p>
+    <w:p>
+      <w:pPr>
+        <w:pStyle w:val="Heading3"/>
+      </w:pPr>
+      <w:r>
+        <w:t xml:space="preserve">Phase </w:t>
+      </w:r>
+      <w:r>
+        <w:t>1.2</w:t>
+      </w:r>
+      <w:r>
+        <w:t>: Default Rate by Borrower Profile (H4, H5, H6)</w:t>
+      </w:r>
+    </w:p>
+    <w:p>
+      <w:r>
+        <w:t xml:space="preserve">This phase compares </w:t>
+      </w:r>
+      <w:r>
+        <w:t>‘</w:t>
+      </w:r>
+      <w:r>
+        <w:t>rating</w:t>
+      </w:r>
+      <w:r>
+        <w:t>’</w:t>
+      </w:r>
+      <w:r>
+        <w:t xml:space="preserve"> between Sephora-exclusive and non-exclusive products using a boxplot, then runs a two-sample t-test.</w:t>
       </w:r>
     </w:p>
     <w:p>
@@ -7002,13 +6783,159 @@
     <w:p>
       <w:r>
         <w:rPr>
+          <w:b/>
+          <w:bCs/>
           <w:noProof/>
         </w:rPr>
+        <mc:AlternateContent>
+          <mc:Choice Requires="wps">
+            <w:drawing>
+              <wp:anchor distT="45720" distB="45720" distL="114300" distR="114300" simplePos="0" relativeHeight="251687936" behindDoc="0" locked="0" layoutInCell="1" allowOverlap="1" wp14:anchorId="226FFEDA" wp14:editId="0E51F396">
+                <wp:simplePos x="0" y="0"/>
+                <wp:positionH relativeFrom="page">
+                  <wp:posOffset>3907971</wp:posOffset>
+                </wp:positionH>
+                <wp:positionV relativeFrom="paragraph">
+                  <wp:posOffset>534942</wp:posOffset>
+                </wp:positionV>
+                <wp:extent cx="1964871" cy="898071"/>
+                <wp:effectExtent l="0" t="0" r="16510" b="16510"/>
+                <wp:wrapNone/>
+                <wp:docPr id="695782612" name="Text Box 2"/>
+                <wp:cNvGraphicFramePr>
+                  <a:graphicFrameLocks xmlns:a="http://schemas.openxmlformats.org/drawingml/2006/main"/>
+                </wp:cNvGraphicFramePr>
+                <a:graphic xmlns:a="http://schemas.openxmlformats.org/drawingml/2006/main">
+                  <a:graphicData uri="http://schemas.microsoft.com/office/word/2010/wordprocessingShape">
+                    <wps:wsp>
+                      <wps:cNvSpPr txBox="1">
+                        <a:spLocks noChangeArrowheads="1"/>
+                      </wps:cNvSpPr>
+                      <wps:spPr bwMode="auto">
+                        <a:xfrm>
+                          <a:off x="0" y="0"/>
+                          <a:ext cx="1964871" cy="898071"/>
+                        </a:xfrm>
+                        <a:prstGeom prst="rect">
+                          <a:avLst/>
+                        </a:prstGeom>
+                        <a:solidFill>
+                          <a:srgbClr val="FFFFFF"/>
+                        </a:solidFill>
+                        <a:ln w="6350">
+                          <a:solidFill>
+                            <a:schemeClr val="tx1"/>
+                          </a:solidFill>
+                          <a:miter lim="800000"/>
+                          <a:headEnd/>
+                          <a:tailEnd/>
+                        </a:ln>
+                      </wps:spPr>
+                      <wps:txbx>
+                        <w:txbxContent>
+                          <w:p>
+                            <w:pPr>
+                              <w:jc w:val="left"/>
+                            </w:pPr>
+                            <w:r>
+                              <w:t xml:space="preserve">t-statistic: </w:t>
+                            </w:r>
+                            <w:r>
+                              <w:t>1.730</w:t>
+                            </w:r>
+                            <w:r>
+                              <w:br/>
+                              <w:t>p-value: 0.</w:t>
+                            </w:r>
+                            <w:r>
+                              <w:t>0838</w:t>
+                            </w:r>
+                            <w:r>
+                              <w:br/>
+                              <w:t>Limited edition mean: 4.</w:t>
+                            </w:r>
+                            <w:r>
+                              <w:t>210</w:t>
+                            </w:r>
+                            <w:r>
+                              <w:br/>
+                              <w:t>Standard mean: 4.</w:t>
+                            </w:r>
+                            <w:r>
+                              <w:t>188</w:t>
+                            </w:r>
+                          </w:p>
+                        </w:txbxContent>
+                      </wps:txbx>
+                      <wps:bodyPr rot="0" vert="horz" wrap="square" lIns="91440" tIns="45720" rIns="91440" bIns="45720" anchor="t" anchorCtr="0">
+                        <a:noAutofit/>
+                      </wps:bodyPr>
+                    </wps:wsp>
+                  </a:graphicData>
+                </a:graphic>
+                <wp14:sizeRelH relativeFrom="margin">
+                  <wp14:pctWidth>0</wp14:pctWidth>
+                </wp14:sizeRelH>
+                <wp14:sizeRelV relativeFrom="margin">
+                  <wp14:pctHeight>0</wp14:pctHeight>
+                </wp14:sizeRelV>
+              </wp:anchor>
+            </w:drawing>
+          </mc:Choice>
+          <mc:Fallback>
+            <w:pict>
+              <v:shape w14:anchorId="226FFEDA" id="_x0000_s1030" type="#_x0000_t202" style="position:absolute;left:0;text-align:left;margin-left:307.7pt;margin-top:42.1pt;width:154.7pt;height:70.7pt;z-index:251687936;visibility:visible;mso-wrap-style:square;mso-width-percent:0;mso-height-percent:0;mso-wrap-distance-left:9pt;mso-wrap-distance-top:3.6pt;mso-wrap-distance-right:9pt;mso-wrap-distance-bottom:3.6pt;mso-position-horizontal:absolute;mso-position-horizontal-relative:page;mso-position-vertical:absolute;mso-position-vertical-relative:text;mso-width-percent:0;mso-height-percent:0;mso-width-relative:margin;mso-height-relative:margin;v-text-anchor:top" o:gfxdata="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" strokecolor="black [3213]" strokeweight=".5pt">
+                <v:textbox>
+                  <w:txbxContent>
+                    <w:p>
+                      <w:pPr>
+                        <w:jc w:val="left"/>
+                      </w:pPr>
+                      <w:r>
+                        <w:t xml:space="preserve">t-statistic: </w:t>
+                      </w:r>
+                      <w:r>
+                        <w:t>1.730</w:t>
+                      </w:r>
+                      <w:r>
+                        <w:br/>
+                        <w:t>p-value: 0.</w:t>
+                      </w:r>
+                      <w:r>
+                        <w:t>0838</w:t>
+                      </w:r>
+                      <w:r>
+                        <w:br/>
+                        <w:t>Limited edition mean: 4.</w:t>
+                      </w:r>
+                      <w:r>
+                        <w:t>210</w:t>
+                      </w:r>
+                      <w:r>
+                        <w:br/>
+                        <w:t>Standard mean: 4.</w:t>
+                      </w:r>
+                      <w:r>
+                        <w:t>188</w:t>
+                      </w:r>
+                    </w:p>
+                  </w:txbxContent>
+                </v:textbox>
+                <w10:wrap anchorx="page"/>
+              </v:shape>
+            </w:pict>
+          </mc:Fallback>
+        </mc:AlternateContent>
+      </w:r>
+      <w:r>
+        <w:rPr>
+          <w:noProof/>
+        </w:rPr>
         <w:drawing>
-          <wp:inline distT="0" distB="0" distL="0" distR="0" wp14:anchorId="4D9712BD" wp14:editId="246CAE57">
-            <wp:extent cx="4527550" cy="3084408"/>
-            <wp:effectExtent l="19050" t="19050" r="25400" b="20955"/>
-            <wp:docPr id="1244050323" name="Picture 21"/>
+          <wp:inline distT="0" distB="0" distL="0" distR="0" wp14:anchorId="10CFF805" wp14:editId="7BF8D7FC">
+            <wp:extent cx="3083379" cy="2189465"/>
+            <wp:effectExtent l="19050" t="19050" r="22225" b="20955"/>
+            <wp:docPr id="951705160" name="Picture 5"/>
             <wp:cNvGraphicFramePr>
               <a:graphicFrameLocks xmlns:a="http://schemas.openxmlformats.org/drawingml/2006/main" noChangeAspect="1"/>
             </wp:cNvGraphicFramePr>
@@ -7016,13 +6943,13 @@
               <a:graphicData uri="http://schemas.openxmlformats.org/drawingml/2006/picture">
                 <pic:pic xmlns:pic="http://schemas.openxmlformats.org/drawingml/2006/picture">
                   <pic:nvPicPr>
-                    <pic:cNvPr id="0" name="Picture 97"/>
+                    <pic:cNvPr id="0" name="Picture 1"/>
                     <pic:cNvPicPr>
                       <a:picLocks noChangeAspect="1" noChangeArrowheads="1"/>
                     </pic:cNvPicPr>
                   </pic:nvPicPr>
                   <pic:blipFill>
-                    <a:blip r:embed="rId15" cstate="print">
+                    <a:blip r:embed="rId15">
                       <a:extLst>
                         <a:ext uri="{28A0092B-C50C-407E-A947-70E740481C1C}">
                           <a14:useLocalDpi xmlns:a14="http://schemas.microsoft.com/office/drawing/2010/main" val="0"/>
@@ -7037,13 +6964,13 @@
                   <pic:spPr bwMode="auto">
                     <a:xfrm>
                       <a:off x="0" y="0"/>
-                      <a:ext cx="4620338" cy="3147620"/>
+                      <a:ext cx="3096874" cy="2199048"/>
                     </a:xfrm>
                     <a:prstGeom prst="rect">
                       <a:avLst/>
                     </a:prstGeom>
                     <a:noFill/>
-                    <a:ln>
+                    <a:ln w="6350">
                       <a:solidFill>
                         <a:schemeClr val="tx1"/>
                       </a:solidFill>
@@ -7055,6 +6982,9 @@
           </wp:inline>
         </w:drawing>
       </w:r>
+      <w:r>
+        <w:tab/>
+      </w:r>
     </w:p>
     <w:p>
       <w:pPr>
@@ -7080,7 +7010,10 @@
         </w:numPr>
       </w:pPr>
       <w:r>
-        <w:t>Default rate decreases consistently as annual income increases, falling from 7.5% (&lt;30k) to 3.1% (&gt;150k), indicating lower-income borrowers carry higher repayment risk.</w:t>
+        <w:t>Exclusive products have a slightly higher average rating (4.210) than non-exclusive products (4.188), but the difference is not statistically significant (t = 1.730, p = 0.0838, above the 0.05 threshold)</w:t>
+      </w:r>
+      <w:r>
+        <w:t>.</w:t>
       </w:r>
     </w:p>
     <w:p>
@@ -7092,7 +7025,13 @@
         </w:numPr>
       </w:pPr>
       <w:r>
-        <w:t>Verified borrowers exhibit the highest default rate (6.7%), suggesting verification is applied selectively to riskier applicants rather than serving as a protective factor</w:t>
+        <w:t xml:space="preserve">Both groups have nearly identical medians, quartile ranges, and whisker positions </w:t>
+      </w:r>
+      <w:r>
+        <w:t>-</w:t>
+      </w:r>
+      <w:r>
+        <w:t xml:space="preserve"> the boxplots are visually almost indistinguishable</w:t>
       </w:r>
       <w:r>
         <w:t>.</w:t>
@@ -7107,7 +7046,10 @@
         </w:numPr>
       </w:pPr>
       <w:r>
-        <w:t>Renters default more frequently than homeowners or mortgage holders (6.1% vs ~4.6%), while employment length shows only minor variation in default rates.</w:t>
+        <w:t>Both groups show a comparable spread of low-rating outliers down to 1.0</w:t>
+      </w:r>
+      <w:r>
+        <w:t>.</w:t>
       </w:r>
     </w:p>
     <w:p>
@@ -7130,11 +7072,17 @@
         <w:pStyle w:val="ListParagraph"/>
         <w:numPr>
           <w:ilvl w:val="0"/>
-          <w:numId w:val="18"/>
+          <w:numId w:val="38"/>
         </w:numPr>
       </w:pPr>
       <w:r>
-        <w:t>Strengthen affordability checks and repayment support for lower-income borrowers, as they contribute disproportionately to default risk.</w:t>
+        <w:t xml:space="preserve">H3 is not supported </w:t>
+      </w:r>
+      <w:r>
+        <w:t>-</w:t>
+      </w:r>
+      <w:r>
+        <w:t xml:space="preserve"> Sephora-exclusivity does not show a meaningful relationship with product rating in this dataset. This should be reported as a null result, not omitted, since it's a legitimate finding (exclusivity isn't a satisfaction driver on its own).</w:t>
       </w:r>
     </w:p>
     <w:p>
@@ -7142,11 +7090,17 @@
         <w:pStyle w:val="ListParagraph"/>
         <w:numPr>
           <w:ilvl w:val="0"/>
-          <w:numId w:val="18"/>
+          <w:numId w:val="38"/>
         </w:numPr>
       </w:pPr>
       <w:r>
-        <w:t>Review the loan verification process, as higher defaults among verified borrowers indicate it functions as a risk-screening tool rather than a risk-reduction mechanism.</w:t>
+        <w:t xml:space="preserve">Given H2 (limited edition) was significant while H3 (exclusivity) was not, this is useful evidence that the two attributes behave differently despite often being assumed to correlate </w:t>
+      </w:r>
+      <w:r>
+        <w:t>-</w:t>
+      </w:r>
+      <w:r>
+        <w:t xml:space="preserve"> worth carrying into Phase 4 to confirm they aren't masking each other's effects.</w:t>
       </w:r>
     </w:p>
     <w:p>
@@ -7154,52 +7108,62 @@
         <w:pStyle w:val="ListParagraph"/>
         <w:numPr>
           <w:ilvl w:val="0"/>
-          <w:numId w:val="18"/>
+          <w:numId w:val="38"/>
         </w:numPr>
       </w:pPr>
       <w:r>
-        <w:t>Incorporate home ownership into credit assessment models, with additional monitoring for renter segments while treating employment length as a secondary risk indicator.</w:t>
-      </w:r>
-    </w:p>
-    <w:p>
-      <w:r>
-        <w:t>Although employment length is not part of the predefined hypotheses, it is included as an additional borrower stability indicator to identify whether longer employment tenure is associated with lower default risk.</w:t>
-      </w:r>
-    </w:p>
-    <w:p>
-      <w:pPr>
-        <w:pStyle w:val="Heading2"/>
+        <w:t>No merchandising action is warranted based on exclusivity status alone; effort is better directed toward attributes that did show significance (e.g., limited-edition status, pending further multivariate confirmation).</w:t>
+      </w:r>
+    </w:p>
+    <w:p>
+      <w:pPr>
+        <w:pStyle w:val="Heading3"/>
       </w:pPr>
       <w:r>
         <w:t xml:space="preserve">Phase </w:t>
       </w:r>
       <w:r>
-        <w:t>8</w:t>
+        <w:t>1.3</w:t>
       </w:r>
       <w:r>
         <w:t xml:space="preserve">: </w:t>
       </w:r>
       <w:r>
-        <w:t>Default Rate by Credit Behaviour (H7, H8, H9)</w:t>
-      </w:r>
-    </w:p>
-    <w:p>
-      <w:r>
-        <w:t>This evaluates whether borrower credit behaviour prior to loan approval influences the probability of default. By analysing debt burden, credit utilization, recent credit inquiries, and credit history length, we identify behavioural patterns that can improve underwriting decisions and portfolio risk management.</w:t>
-      </w:r>
-    </w:p>
-    <w:p>
-      <w:pPr>
-        <w:rPr>
-          <w:b/>
-          <w:bCs/>
-        </w:rPr>
-      </w:pPr>
-      <w:r>
-        <w:rPr>
-          <w:b/>
-          <w:bCs/>
-        </w:rPr>
+        <w:t>Out-of-Stock vs. Rating (H4)</w:t>
+      </w:r>
+    </w:p>
+    <w:p>
+      <w:r>
+        <w:t xml:space="preserve">This phase compares </w:t>
+      </w:r>
+      <w:r>
+        <w:t>‘</w:t>
+      </w:r>
+      <w:r>
+        <w:t>rating</w:t>
+      </w:r>
+      <w:r>
+        <w:t>’</w:t>
+      </w:r>
+      <w:r>
+        <w:t xml:space="preserve"> between out-of-stock and in-stock products using a boxplot, then runs a two-sample t-test</w:t>
+      </w:r>
+      <w:r>
+        <w:t>.</w:t>
+      </w:r>
+    </w:p>
+    <w:p/>
+    <w:p/>
+    <w:p/>
+    <w:p/>
+    <w:p/>
+    <w:p>
+      <w:r>
+        <w:rPr>
+          <w:b/>
+          <w:bCs/>
+        </w:rPr>
+        <w:lastRenderedPageBreak/>
         <w:t>Analysis result</w:t>
       </w:r>
     </w:p>
@@ -7211,14 +7175,147 @@
       </w:pPr>
       <w:r>
         <w:rPr>
+          <w:b/>
+          <w:bCs/>
           <w:noProof/>
         </w:rPr>
-        <w:lastRenderedPageBreak/>
+        <mc:AlternateContent>
+          <mc:Choice Requires="wps">
+            <w:drawing>
+              <wp:anchor distT="45720" distB="45720" distL="114300" distR="114300" simplePos="0" relativeHeight="251689984" behindDoc="0" locked="0" layoutInCell="1" allowOverlap="1" wp14:anchorId="0B26571F" wp14:editId="30DFE14C">
+                <wp:simplePos x="0" y="0"/>
+                <wp:positionH relativeFrom="page">
+                  <wp:posOffset>3744686</wp:posOffset>
+                </wp:positionH>
+                <wp:positionV relativeFrom="paragraph">
+                  <wp:posOffset>573042</wp:posOffset>
+                </wp:positionV>
+                <wp:extent cx="1964871" cy="898071"/>
+                <wp:effectExtent l="0" t="0" r="16510" b="16510"/>
+                <wp:wrapNone/>
+                <wp:docPr id="760528143" name="Text Box 2"/>
+                <wp:cNvGraphicFramePr>
+                  <a:graphicFrameLocks xmlns:a="http://schemas.openxmlformats.org/drawingml/2006/main"/>
+                </wp:cNvGraphicFramePr>
+                <a:graphic xmlns:a="http://schemas.openxmlformats.org/drawingml/2006/main">
+                  <a:graphicData uri="http://schemas.microsoft.com/office/word/2010/wordprocessingShape">
+                    <wps:wsp>
+                      <wps:cNvSpPr txBox="1">
+                        <a:spLocks noChangeArrowheads="1"/>
+                      </wps:cNvSpPr>
+                      <wps:spPr bwMode="auto">
+                        <a:xfrm>
+                          <a:off x="0" y="0"/>
+                          <a:ext cx="1964871" cy="898071"/>
+                        </a:xfrm>
+                        <a:prstGeom prst="rect">
+                          <a:avLst/>
+                        </a:prstGeom>
+                        <a:solidFill>
+                          <a:srgbClr val="FFFFFF"/>
+                        </a:solidFill>
+                        <a:ln w="6350">
+                          <a:solidFill>
+                            <a:schemeClr val="tx1"/>
+                          </a:solidFill>
+                          <a:miter lim="800000"/>
+                          <a:headEnd/>
+                          <a:tailEnd/>
+                        </a:ln>
+                      </wps:spPr>
+                      <wps:txbx>
+                        <w:txbxContent>
+                          <w:p>
+                            <w:pPr>
+                              <w:jc w:val="left"/>
+                            </w:pPr>
+                            <w:r>
+                              <w:t xml:space="preserve">t-statistic: </w:t>
+                            </w:r>
+                            <w:r>
+                              <w:t>1.730</w:t>
+                            </w:r>
+                            <w:r>
+                              <w:br/>
+                              <w:t>p-value: 0.</w:t>
+                            </w:r>
+                            <w:r>
+                              <w:t>0838</w:t>
+                            </w:r>
+                            <w:r>
+                              <w:br/>
+                              <w:t>Limited edition mean: 4.210</w:t>
+                            </w:r>
+                            <w:r>
+                              <w:br/>
+                              <w:t>Standard mean: 4.188</w:t>
+                            </w:r>
+                          </w:p>
+                        </w:txbxContent>
+                      </wps:txbx>
+                      <wps:bodyPr rot="0" vert="horz" wrap="square" lIns="91440" tIns="45720" rIns="91440" bIns="45720" anchor="t" anchorCtr="0">
+                        <a:noAutofit/>
+                      </wps:bodyPr>
+                    </wps:wsp>
+                  </a:graphicData>
+                </a:graphic>
+                <wp14:sizeRelH relativeFrom="margin">
+                  <wp14:pctWidth>0</wp14:pctWidth>
+                </wp14:sizeRelH>
+                <wp14:sizeRelV relativeFrom="margin">
+                  <wp14:pctHeight>0</wp14:pctHeight>
+                </wp14:sizeRelV>
+              </wp:anchor>
+            </w:drawing>
+          </mc:Choice>
+          <mc:Fallback>
+            <w:pict>
+              <v:shape w14:anchorId="0B26571F" id="_x0000_s1031" type="#_x0000_t202" style="position:absolute;left:0;text-align:left;margin-left:294.85pt;margin-top:45.1pt;width:154.7pt;height:70.7pt;z-index:251689984;visibility:visible;mso-wrap-style:square;mso-width-percent:0;mso-height-percent:0;mso-wrap-distance-left:9pt;mso-wrap-distance-top:3.6pt;mso-wrap-distance-right:9pt;mso-wrap-distance-bottom:3.6pt;mso-position-horizontal:absolute;mso-position-horizontal-relative:page;mso-position-vertical:absolute;mso-position-vertical-relative:text;mso-width-percent:0;mso-height-percent:0;mso-width-relative:margin;mso-height-relative:margin;v-text-anchor:top" o:gfxdata="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" strokecolor="black [3213]" strokeweight=".5pt">
+                <v:textbox>
+                  <w:txbxContent>
+                    <w:p>
+                      <w:pPr>
+                        <w:jc w:val="left"/>
+                      </w:pPr>
+                      <w:r>
+                        <w:t xml:space="preserve">t-statistic: </w:t>
+                      </w:r>
+                      <w:r>
+                        <w:t>1.730</w:t>
+                      </w:r>
+                      <w:r>
+                        <w:br/>
+                        <w:t>p-value: 0.</w:t>
+                      </w:r>
+                      <w:r>
+                        <w:t>0838</w:t>
+                      </w:r>
+                      <w:r>
+                        <w:br/>
+                        <w:t>Limited edition mean: 4.210</w:t>
+                      </w:r>
+                      <w:r>
+                        <w:br/>
+                        <w:t>Standard mean: 4.188</w:t>
+                      </w:r>
+                    </w:p>
+                  </w:txbxContent>
+                </v:textbox>
+                <w10:wrap anchorx="page"/>
+              </v:shape>
+            </w:pict>
+          </mc:Fallback>
+        </mc:AlternateContent>
+      </w:r>
+      <w:r>
+        <w:rPr>
+          <w:noProof/>
+        </w:rPr>
         <w:drawing>
-          <wp:inline distT="0" distB="0" distL="0" distR="0" wp14:anchorId="34CC5AEC" wp14:editId="55C03F33">
-            <wp:extent cx="4405993" cy="3003700"/>
-            <wp:effectExtent l="19050" t="19050" r="13970" b="25400"/>
-            <wp:docPr id="44460317" name="Picture 22"/>
+          <wp:inline distT="0" distB="0" distL="0" distR="0" wp14:anchorId="64630578" wp14:editId="0E896F05">
+            <wp:extent cx="2920093" cy="2073692"/>
+            <wp:effectExtent l="19050" t="19050" r="13970" b="22225"/>
+            <wp:docPr id="2080943794" name="Picture 7"/>
             <wp:cNvGraphicFramePr>
               <a:graphicFrameLocks xmlns:a="http://schemas.openxmlformats.org/drawingml/2006/main" noChangeAspect="1"/>
             </wp:cNvGraphicFramePr>
@@ -7226,7 +7323,7 @@
               <a:graphicData uri="http://schemas.openxmlformats.org/drawingml/2006/picture">
                 <pic:pic xmlns:pic="http://schemas.openxmlformats.org/drawingml/2006/picture">
                   <pic:nvPicPr>
-                    <pic:cNvPr id="0" name="Picture 99"/>
+                    <pic:cNvPr id="0" name="Picture 2"/>
                     <pic:cNvPicPr>
                       <a:picLocks noChangeAspect="1" noChangeArrowheads="1"/>
                     </pic:cNvPicPr>
@@ -7247,13 +7344,13 @@
                   <pic:spPr bwMode="auto">
                     <a:xfrm>
                       <a:off x="0" y="0"/>
-                      <a:ext cx="4472280" cy="3048890"/>
+                      <a:ext cx="2920093" cy="2073692"/>
                     </a:xfrm>
                     <a:prstGeom prst="rect">
                       <a:avLst/>
                     </a:prstGeom>
                     <a:noFill/>
-                    <a:ln>
+                    <a:ln w="6350">
                       <a:solidFill>
                         <a:schemeClr val="tx1"/>
                       </a:solidFill>
@@ -7290,17 +7387,7 @@
         </w:numPr>
       </w:pPr>
       <w:r>
-        <w:t xml:space="preserve">Default rate increases steadily from </w:t>
-      </w:r>
-      <w:r>
-        <w:rPr>
-          <w:b/>
-          <w:bCs/>
-        </w:rPr>
-        <w:t>3.9% (0–25%) to 6.6% (75–100%)</w:t>
-      </w:r>
-      <w:r>
-        <w:t>, indicating that borrowers with higher revolving credit utilization are more likely to default.</w:t>
+        <w:t>Out-of-stock products have a statistically significantly lower average rating (4.107) than in-stock products (4.201), t = -3.713, p = 0.0002.</w:t>
       </w:r>
     </w:p>
     <w:p>
@@ -7312,17 +7399,7 @@
         </w:numPr>
       </w:pPr>
       <w:r>
-        <w:t xml:space="preserve">Default rate rises sharply with the number of recent credit inquiries, reaching </w:t>
-      </w:r>
-      <w:r>
-        <w:rPr>
-          <w:b/>
-          <w:bCs/>
-        </w:rPr>
-        <w:t>10.2% for borrowers with 3+ inquiries</w:t>
-      </w:r>
-      <w:r>
-        <w:t>, making recent borrowing activity a strong indicator of credit risk.</w:t>
+        <w:t>This is the opposite direction of what H4 hypothesized (that out-of-stock products would rate higher, on the assumption that demand-driven depletion reflects popularity).</w:t>
       </w:r>
     </w:p>
     <w:p>
@@ -7334,39 +7411,10 @@
         </w:numPr>
       </w:pPr>
       <w:r>
-        <w:t xml:space="preserve">Borrowers with </w:t>
-      </w:r>
-      <w:r>
-        <w:rPr>
-          <w:b/>
-          <w:bCs/>
-        </w:rPr>
-        <w:t>less than 15 years of credit history have the lowest default rate (3.4%)</w:t>
-      </w:r>
-      <w:r>
-        <w:t>, while the remaining groups show similar default rates (4.6–5.5%), suggesting credit history length alone is a relatively weak predictor.</w:t>
-      </w:r>
-    </w:p>
-    <w:p>
-      <w:pPr>
-        <w:pStyle w:val="ListParagraph"/>
-        <w:numPr>
-          <w:ilvl w:val="0"/>
-          <w:numId w:val="19"/>
-        </w:numPr>
-      </w:pPr>
-      <w:r>
-        <w:t xml:space="preserve">Default rate increases from </w:t>
-      </w:r>
-      <w:r>
-        <w:rPr>
-          <w:b/>
-          <w:bCs/>
-        </w:rPr>
-        <w:t>4.7% to 5.8%</w:t>
-      </w:r>
-      <w:r>
-        <w:t xml:space="preserve"> up to the 20–30 DTI band but declines for the 30+ group, indicating a non-linear relationship between debt burden and default risk.</w:t>
+        <w:t>The out-of-stock group shows a noticeably narrower interquartile range but a wider lower whisker with more spread among lower outliers (down to 1.0), compared to a tighter cluster of low outliers in the in-stock group</w:t>
+      </w:r>
+      <w:r>
+        <w:t>.</w:t>
       </w:r>
     </w:p>
     <w:p>
@@ -7393,7 +7441,13 @@
         </w:numPr>
       </w:pPr>
       <w:r>
-        <w:t>Incorporate revolving credit utilization and recent credit inquiries as high-priority underwriting variables, as both show a clear positive relationship with default risk.</w:t>
+        <w:t>B</w:t>
+      </w:r>
+      <w:r>
+        <w:t>eing out-of-stock is associated with lower, not higher, satisfaction. This suggests stockouts are more likely driven by supply/inventory issues than by runaway demand for a well-loved product</w:t>
+      </w:r>
+      <w:r>
+        <w:t>.</w:t>
       </w:r>
     </w:p>
     <w:p>
@@ -7405,7 +7459,28 @@
         </w:numPr>
       </w:pPr>
       <w:r>
-        <w:t>Apply additional review or risk-based pricing for borrowers with utilization above 50% or two or more recent credit inquiries to reduce future portfolio defaults.</w:t>
+        <w:t>O</w:t>
+      </w:r>
+      <w:r>
+        <w:t>ut-of-stock products with already-lower ratings may not be urgent restocking priorities from a satisfaction standpoint</w:t>
+      </w:r>
+      <w:r>
+        <w:t>.</w:t>
+      </w:r>
+      <w:r>
+        <w:t xml:space="preserve"> </w:t>
+      </w:r>
+      <w:r>
+        <w:t>I</w:t>
+      </w:r>
+      <w:r>
+        <w:t xml:space="preserve">nventory planning could deprioritize these in </w:t>
+      </w:r>
+      <w:r>
+        <w:t>favour</w:t>
+      </w:r>
+      <w:r>
+        <w:t xml:space="preserve"> of highly-rated in-stock products at risk of stocking out.</w:t>
       </w:r>
     </w:p>
     <w:p>
@@ -7417,26 +7492,58 @@
         </w:numPr>
       </w:pPr>
       <w:r>
-        <w:t>Use credit history length and DTI as supporting risk indicators rather than primary decision variables, since they exhibit comparatively weaker or non-monotonic relationships with default.</w:t>
-      </w:r>
-    </w:p>
-    <w:p>
-      <w:pPr>
-        <w:pStyle w:val="Heading2"/>
+        <w:t>I</w:t>
+      </w:r>
+      <w:r>
+        <w:t>t's equally plausible that products go out of stock because they're lower quality/rated (poor sell-through</w:t>
+      </w:r>
+      <w:r>
+        <w:t>)</w:t>
+      </w:r>
+      <w:r>
+        <w:t xml:space="preserve"> rather than stock status causing the rating. This distinction should be flagged as a limitation</w:t>
+      </w:r>
+      <w:r>
+        <w:t>.</w:t>
+      </w:r>
+    </w:p>
+    <w:p>
+      <w:pPr>
+        <w:pStyle w:val="Heading3"/>
       </w:pPr>
       <w:r>
         <w:t xml:space="preserve">Phase </w:t>
       </w:r>
       <w:r>
-        <w:t>9</w:t>
-      </w:r>
-      <w:r>
-        <w:t>: Loan Repayment Rate (LRR) by Portfolio Segments</w:t>
-      </w:r>
-    </w:p>
-    <w:p>
-      <w:r>
-        <w:t>This phase evaluates whether different borrower segments generate sufficient repayment relative to the amount funded. While previous phases focused on default risk, this analysis focuses on portfolio profitability, helping identify whether higher-risk loans are adequately compensated through repayments and interest income.</w:t>
+        <w:t>1.4</w:t>
+      </w:r>
+      <w:r>
+        <w:t xml:space="preserve">: </w:t>
+      </w:r>
+      <w:r>
+        <w:t>Category vs. Rating (H5)</w:t>
+      </w:r>
+    </w:p>
+    <w:p>
+      <w:r>
+        <w:t xml:space="preserve">This phase compares rating across </w:t>
+      </w:r>
+      <w:r>
+        <w:t>‘</w:t>
+      </w:r>
+      <w:proofErr w:type="spellStart"/>
+      <w:r>
+        <w:t>primary_category</w:t>
+      </w:r>
+      <w:proofErr w:type="spellEnd"/>
+      <w:r>
+        <w:t>’</w:t>
+      </w:r>
+      <w:r>
+        <w:t xml:space="preserve"> using a boxplot sorted by median rating, then runs a one-way ANOVA. If significant, a Tukey HSD post-hoc test identifies which specific category pairs differ. Per the Phase 0.3 finding, Men, Tools &amp; Brushes, and Gifts have small sample sizes - their results are noted as directional only</w:t>
+      </w:r>
+      <w:r>
+        <w:t>.</w:t>
       </w:r>
     </w:p>
     <w:p>
@@ -7459,14 +7566,123 @@
     <w:p>
       <w:r>
         <w:rPr>
+          <w:b/>
+          <w:bCs/>
           <w:noProof/>
         </w:rPr>
-        <w:lastRenderedPageBreak/>
+        <mc:AlternateContent>
+          <mc:Choice Requires="wps">
+            <w:drawing>
+              <wp:anchor distT="45720" distB="45720" distL="114300" distR="114300" simplePos="0" relativeHeight="251692032" behindDoc="0" locked="0" layoutInCell="1" allowOverlap="1" wp14:anchorId="661B0EA1" wp14:editId="3B294671">
+                <wp:simplePos x="0" y="0"/>
+                <wp:positionH relativeFrom="page">
+                  <wp:posOffset>4713514</wp:posOffset>
+                </wp:positionH>
+                <wp:positionV relativeFrom="paragraph">
+                  <wp:posOffset>777058</wp:posOffset>
+                </wp:positionV>
+                <wp:extent cx="1317171" cy="457200"/>
+                <wp:effectExtent l="0" t="0" r="16510" b="19050"/>
+                <wp:wrapNone/>
+                <wp:docPr id="854078503" name="Text Box 2"/>
+                <wp:cNvGraphicFramePr>
+                  <a:graphicFrameLocks xmlns:a="http://schemas.openxmlformats.org/drawingml/2006/main"/>
+                </wp:cNvGraphicFramePr>
+                <a:graphic xmlns:a="http://schemas.openxmlformats.org/drawingml/2006/main">
+                  <a:graphicData uri="http://schemas.microsoft.com/office/word/2010/wordprocessingShape">
+                    <wps:wsp>
+                      <wps:cNvSpPr txBox="1">
+                        <a:spLocks noChangeArrowheads="1"/>
+                      </wps:cNvSpPr>
+                      <wps:spPr bwMode="auto">
+                        <a:xfrm>
+                          <a:off x="0" y="0"/>
+                          <a:ext cx="1317171" cy="457200"/>
+                        </a:xfrm>
+                        <a:prstGeom prst="rect">
+                          <a:avLst/>
+                        </a:prstGeom>
+                        <a:solidFill>
+                          <a:srgbClr val="FFFFFF"/>
+                        </a:solidFill>
+                        <a:ln w="6350">
+                          <a:solidFill>
+                            <a:schemeClr val="tx1"/>
+                          </a:solidFill>
+                          <a:miter lim="800000"/>
+                          <a:headEnd/>
+                          <a:tailEnd/>
+                        </a:ln>
+                      </wps:spPr>
+                      <wps:txbx>
+                        <w:txbxContent>
+                          <w:p>
+                            <w:pPr>
+                              <w:jc w:val="left"/>
+                            </w:pPr>
+                            <w:r>
+                              <w:t xml:space="preserve">F-statistic: 12.404 </w:t>
+                            </w:r>
+                            <w:r>
+                              <w:br/>
+                            </w:r>
+                            <w:r>
+                              <w:t>p-value: 0.0000</w:t>
+                            </w:r>
+                          </w:p>
+                        </w:txbxContent>
+                      </wps:txbx>
+                      <wps:bodyPr rot="0" vert="horz" wrap="square" lIns="91440" tIns="45720" rIns="91440" bIns="45720" anchor="t" anchorCtr="0">
+                        <a:noAutofit/>
+                      </wps:bodyPr>
+                    </wps:wsp>
+                  </a:graphicData>
+                </a:graphic>
+                <wp14:sizeRelH relativeFrom="margin">
+                  <wp14:pctWidth>0</wp14:pctWidth>
+                </wp14:sizeRelH>
+                <wp14:sizeRelV relativeFrom="margin">
+                  <wp14:pctHeight>0</wp14:pctHeight>
+                </wp14:sizeRelV>
+              </wp:anchor>
+            </w:drawing>
+          </mc:Choice>
+          <mc:Fallback>
+            <w:pict>
+              <v:shape w14:anchorId="661B0EA1" id="_x0000_s1032" type="#_x0000_t202" style="position:absolute;left:0;text-align:left;margin-left:371.15pt;margin-top:61.2pt;width:103.7pt;height:36pt;z-index:251692032;visibility:visible;mso-wrap-style:square;mso-width-percent:0;mso-height-percent:0;mso-wrap-distance-left:9pt;mso-wrap-distance-top:3.6pt;mso-wrap-distance-right:9pt;mso-wrap-distance-bottom:3.6pt;mso-position-horizontal:absolute;mso-position-horizontal-relative:page;mso-position-vertical:absolute;mso-position-vertical-relative:text;mso-width-percent:0;mso-height-percent:0;mso-width-relative:margin;mso-height-relative:margin;v-text-anchor:top" o:gfxdata="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" strokecolor="black [3213]" strokeweight=".5pt">
+                <v:textbox>
+                  <w:txbxContent>
+                    <w:p>
+                      <w:pPr>
+                        <w:jc w:val="left"/>
+                      </w:pPr>
+                      <w:r>
+                        <w:t xml:space="preserve">F-statistic: 12.404 </w:t>
+                      </w:r>
+                      <w:r>
+                        <w:br/>
+                      </w:r>
+                      <w:r>
+                        <w:t>p-value: 0.0000</w:t>
+                      </w:r>
+                    </w:p>
+                  </w:txbxContent>
+                </v:textbox>
+                <w10:wrap anchorx="page"/>
+              </v:shape>
+            </w:pict>
+          </mc:Fallback>
+        </mc:AlternateContent>
+      </w:r>
+      <w:r>
+        <w:rPr>
+          <w:noProof/>
+        </w:rPr>
         <w:drawing>
-          <wp:inline distT="0" distB="0" distL="0" distR="0" wp14:anchorId="50AD1C02" wp14:editId="087E3628">
-            <wp:extent cx="6658558" cy="2218459"/>
-            <wp:effectExtent l="19050" t="19050" r="9525" b="10795"/>
-            <wp:docPr id="449418693" name="Picture 5"/>
+          <wp:inline distT="0" distB="0" distL="0" distR="0" wp14:anchorId="7CAC9B9B" wp14:editId="3980268E">
+            <wp:extent cx="3752850" cy="2236371"/>
+            <wp:effectExtent l="19050" t="19050" r="19050" b="12065"/>
+            <wp:docPr id="814990238" name="Picture 8"/>
             <wp:cNvGraphicFramePr>
               <a:graphicFrameLocks xmlns:a="http://schemas.openxmlformats.org/drawingml/2006/main" noChangeAspect="1"/>
             </wp:cNvGraphicFramePr>
@@ -7474,7 +7690,7 @@
               <a:graphicData uri="http://schemas.openxmlformats.org/drawingml/2006/picture">
                 <pic:pic xmlns:pic="http://schemas.openxmlformats.org/drawingml/2006/picture">
                   <pic:nvPicPr>
-                    <pic:cNvPr id="0" name="Picture 1"/>
+                    <pic:cNvPr id="0" name="Picture 9"/>
                     <pic:cNvPicPr>
                       <a:picLocks noChangeAspect="1" noChangeArrowheads="1"/>
                     </pic:cNvPicPr>
@@ -7495,13 +7711,13 @@
                   <pic:spPr bwMode="auto">
                     <a:xfrm>
                       <a:off x="0" y="0"/>
-                      <a:ext cx="6675024" cy="2223945"/>
+                      <a:ext cx="3808387" cy="2269466"/>
                     </a:xfrm>
                     <a:prstGeom prst="rect">
                       <a:avLst/>
                     </a:prstGeom>
                     <a:noFill/>
-                    <a:ln w="12700">
+                    <a:ln w="6350">
                       <a:solidFill>
                         <a:schemeClr val="tx1"/>
                       </a:solidFill>
@@ -7526,7 +7742,22 @@
           <w:b/>
           <w:bCs/>
         </w:rPr>
-        <w:t>Key findings</w:t>
+        <w:lastRenderedPageBreak/>
+        <w:t xml:space="preserve">Key </w:t>
+      </w:r>
+      <w:r>
+        <w:rPr>
+          <w:b/>
+          <w:bCs/>
+        </w:rPr>
+        <w:t>F</w:t>
+      </w:r>
+      <w:r>
+        <w:rPr>
+          <w:b/>
+          <w:bCs/>
+        </w:rPr>
+        <w:t>indings</w:t>
       </w:r>
     </w:p>
     <w:p>
@@ -7538,7 +7769,7 @@
         </w:numPr>
       </w:pPr>
       <w:r>
-        <w:t>LRR varies across loan grades, with Grade G (68.0%) and Grade F (67.7%) achieving the highest repayment rates, while Grade E records the lowest (51.0%). This suggests higher-risk grades still generate relatively stronger repayments despite increased default risk.</w:t>
+        <w:t>Rating varies significantly across primary categories (F = 12.404, p &lt; 0.0001), confirmed by ANOVA.</w:t>
       </w:r>
     </w:p>
     <w:p>
@@ -7550,7 +7781,7 @@
         </w:numPr>
       </w:pPr>
       <w:r>
-        <w:t>36-month loans outperform 60-month loans, with an average LRR of 58.5% compared to 43.2%, indicating shorter loan terms recover a larger proportion of funded amounts.</w:t>
+        <w:t>Post-hoc Tukey HSD testing shows this overall significance is concentrated in two categories: Men rates significantly higher than Bath &amp; Body, Fragrance, Hair, Makeup, and Skincare; Mini Size rates significantly lower than Bath &amp; Body, Fragrance, Hair, Makeup, Skincare, and Tools &amp; Brushes.</w:t>
       </w:r>
     </w:p>
     <w:p>
@@ -7562,11 +7793,54 @@
         </w:numPr>
       </w:pPr>
       <w:r>
-        <w:t>The Grade × Term heatmap shows that every grade achieves a higher LRR under the 36-month term, highlighting loan term as a key driver of repayment performance regardless of borrower grade.</w:t>
-      </w:r>
-    </w:p>
-    <w:p>
-      <w:r>
+        <w:t xml:space="preserve">Most other category pairs show no statistically significant difference </w:t>
+      </w:r>
+      <w:r>
+        <w:t>-</w:t>
+      </w:r>
+      <w:r>
+        <w:t xml:space="preserve"> including Gifts against every other category, likely due to its small sample size limiting statistical power.</w:t>
+      </w:r>
+    </w:p>
+    <w:p>
+      <w:pPr>
+        <w:pStyle w:val="ListParagraph"/>
+        <w:numPr>
+          <w:ilvl w:val="0"/>
+          <w:numId w:val="21"/>
+        </w:numPr>
+      </w:pPr>
+      <w:r>
+        <w:t xml:space="preserve">Makeup and Skincare </w:t>
+      </w:r>
+      <w:r>
+        <w:t>-</w:t>
+      </w:r>
+      <w:r>
+        <w:t xml:space="preserve"> the two largest categories </w:t>
+      </w:r>
+      <w:r>
+        <w:t xml:space="preserve">- </w:t>
+      </w:r>
+      <w:r>
+        <w:t>differ significantly from each other (p &lt; 0.0001), though the actual gap is small (0.082 rating points), indicating statistical rather than strong practical significance</w:t>
+      </w:r>
+      <w:r>
+        <w:t>.</w:t>
+      </w:r>
+    </w:p>
+    <w:p>
+      <w:pPr>
+        <w:rPr>
+          <w:b/>
+          <w:bCs/>
+        </w:rPr>
+      </w:pPr>
+      <w:r>
+        <w:rPr>
+          <w:b/>
+          <w:bCs/>
+        </w:rPr>
         <w:t>Actionable insights</w:t>
       </w:r>
     </w:p>
@@ -7579,7 +7853,7 @@
         </w:numPr>
       </w:pPr>
       <w:r>
-        <w:t>Prioritize 36-month loans in future lending strategies, as they consistently deliver better repayment performance across all borrower grades.</w:t>
+        <w:t>Men as a genuine bright spot worth potential assortment investment (though still capped by its small volume, per Phase 0.3), and Mini Size as the clearest priority for quality investigation given it underperforms nearly every other category.</w:t>
       </w:r>
     </w:p>
     <w:p>
@@ -7591,7 +7865,19 @@
         </w:numPr>
       </w:pPr>
       <w:r>
-        <w:t>Review pricing and underwriting policies for 60-month loans, particularly in lower grades, to improve portfolio returns and reduce repayment shortfalls.</w:t>
+        <w:t xml:space="preserve">The lack of significant differences among most other category pairs suggests CSS is fairly consistent across the bulk of the </w:t>
+      </w:r>
+      <w:r>
+        <w:t>catalogue</w:t>
+      </w:r>
+      <w:r>
+        <w:t xml:space="preserve"> </w:t>
+      </w:r>
+      <w:r>
+        <w:t>-</w:t>
+      </w:r>
+      <w:r>
+        <w:t xml:space="preserve"> the "category" lever is less about broad restructuring and more about targeted attention to these two outlier segments.</w:t>
       </w:r>
     </w:p>
     <w:p>
@@ -7603,26 +7889,40 @@
         </w:numPr>
       </w:pPr>
       <w:r>
-        <w:t>Use the Grade × Term combination as a portfolio segmentation tool to identify high-performing segments and optimize future loan allocation decisions.</w:t>
-      </w:r>
-    </w:p>
-    <w:p>
-      <w:pPr>
-        <w:pStyle w:val="Heading2"/>
+        <w:t>Given Gifts' small sample size prevented any significant pairwise result despite a high raw median, this category should be flagged as inconclusive rather than either a strength or a weakness</w:t>
+      </w:r>
+      <w:r>
+        <w:t>.</w:t>
+      </w:r>
+    </w:p>
+    <w:p>
+      <w:pPr>
+        <w:pStyle w:val="Heading3"/>
       </w:pPr>
       <w:r>
         <w:t>Phase 1</w:t>
       </w:r>
       <w:r>
-        <w:t>0</w:t>
-      </w:r>
-      <w:r>
-        <w:t>: Interest Rate vs Loan Repayment Rate (LRR)</w:t>
-      </w:r>
-    </w:p>
-    <w:p>
-      <w:r>
-        <w:t>This phase evaluates whether loans with higher interest rates generate higher repayment performance by comparing the average Loan Repayment Rate (LRR) across different interest rate bands. Grouping loans into bands simplifies interpretation and helps assess the effectiveness of the bank's risk-based pricing strategy.</w:t>
+        <w:t>.5</w:t>
+      </w:r>
+      <w:r>
+        <w:t xml:space="preserve">: </w:t>
+      </w:r>
+      <w:r>
+        <w:t>Brand vs. Rating (H10)</w:t>
+      </w:r>
+    </w:p>
+    <w:p>
+      <w:r>
+        <w:t xml:space="preserve">This phase filters out low-sample brands using a minimum product count threshold, then plots a sorted bar chart of </w:t>
+      </w:r>
+      <w:proofErr w:type="spellStart"/>
+      <w:r>
+        <w:t>brand_avg_rating</w:t>
+      </w:r>
+      <w:proofErr w:type="spellEnd"/>
+      <w:r>
+        <w:t xml:space="preserve"> for qualifying brands and runs a one-way ANOVA.</w:t>
       </w:r>
     </w:p>
     <w:p>
@@ -7640,63 +7940,6 @@
         <w:t>Analysis result</w:t>
       </w:r>
     </w:p>
-    <w:p>
-      <w:r>
-        <w:rPr>
-          <w:noProof/>
-        </w:rPr>
-        <w:drawing>
-          <wp:inline distT="0" distB="0" distL="0" distR="0" wp14:anchorId="2EC5A805" wp14:editId="1D1EA8B7">
-            <wp:extent cx="4447442" cy="2434595"/>
-            <wp:effectExtent l="19050" t="19050" r="10795" b="22860"/>
-            <wp:docPr id="47597428" name="Picture 8"/>
-            <wp:cNvGraphicFramePr>
-              <a:graphicFrameLocks xmlns:a="http://schemas.openxmlformats.org/drawingml/2006/main" noChangeAspect="1"/>
-            </wp:cNvGraphicFramePr>
-            <a:graphic xmlns:a="http://schemas.openxmlformats.org/drawingml/2006/main">
-              <a:graphicData uri="http://schemas.openxmlformats.org/drawingml/2006/picture">
-                <pic:pic xmlns:pic="http://schemas.openxmlformats.org/drawingml/2006/picture">
-                  <pic:nvPicPr>
-                    <pic:cNvPr id="0" name="Picture 13"/>
-                    <pic:cNvPicPr>
-                      <a:picLocks noChangeAspect="1" noChangeArrowheads="1"/>
-                    </pic:cNvPicPr>
-                  </pic:nvPicPr>
-                  <pic:blipFill>
-                    <a:blip r:embed="rId18">
-                      <a:extLst>
-                        <a:ext uri="{28A0092B-C50C-407E-A947-70E740481C1C}">
-                          <a14:useLocalDpi xmlns:a14="http://schemas.microsoft.com/office/drawing/2010/main" val="0"/>
-                        </a:ext>
-                      </a:extLst>
-                    </a:blip>
-                    <a:srcRect/>
-                    <a:stretch>
-                      <a:fillRect/>
-                    </a:stretch>
-                  </pic:blipFill>
-                  <pic:spPr bwMode="auto">
-                    <a:xfrm>
-                      <a:off x="0" y="0"/>
-                      <a:ext cx="4533482" cy="2481695"/>
-                    </a:xfrm>
-                    <a:prstGeom prst="rect">
-                      <a:avLst/>
-                    </a:prstGeom>
-                    <a:noFill/>
-                    <a:ln>
-                      <a:solidFill>
-                        <a:schemeClr val="tx1"/>
-                      </a:solidFill>
-                    </a:ln>
-                  </pic:spPr>
-                </pic:pic>
-              </a:graphicData>
-            </a:graphic>
-          </wp:inline>
-        </w:drawing>
-      </w:r>
-    </w:p>
     <w:p/>
     <w:p>
       <w:pPr>
@@ -7710,7 +7953,6 @@
           <w:b/>
           <w:bCs/>
         </w:rPr>
-        <w:lastRenderedPageBreak/>
         <w:t>Key Findings</w:t>
       </w:r>
     </w:p>
@@ -7797,6 +8039,7 @@
         <w:rPr>
           <w:noProof/>
         </w:rPr>
+        <w:lastRenderedPageBreak/>
         <w:drawing>
           <wp:anchor distT="0" distB="0" distL="114300" distR="114300" simplePos="0" relativeHeight="251676672" behindDoc="0" locked="0" layoutInCell="1" allowOverlap="1" wp14:anchorId="4A1B8B65" wp14:editId="6DF092CA">
             <wp:simplePos x="0" y="0"/>
@@ -7823,7 +8066,7 @@
                     </pic:cNvPicPr>
                   </pic:nvPicPr>
                   <pic:blipFill>
-                    <a:blip r:embed="rId19" cstate="print">
+                    <a:blip r:embed="rId18" cstate="print">
                       <a:extLst>
                         <a:ext uri="{28A0092B-C50C-407E-A947-70E740481C1C}">
                           <a14:useLocalDpi xmlns:a14="http://schemas.microsoft.com/office/drawing/2010/main" val="0"/>
@@ -7987,126 +8230,129 @@
         <w:pStyle w:val="Heading1"/>
       </w:pPr>
       <w:r>
+        <w:t>SUMMARY</w:t>
+      </w:r>
+    </w:p>
+    <w:p>
+      <w:r>
+        <w:t xml:space="preserve">The analysis revealed an overall </w:t>
+      </w:r>
+      <w:r>
+        <w:rPr>
+          <w:b/>
+          <w:bCs/>
+        </w:rPr>
+        <w:t>Loan Repayment Rate of approximately 51.3%</w:t>
+      </w:r>
+      <w:r>
+        <w:t xml:space="preserve"> and a </w:t>
+      </w:r>
+      <w:r>
+        <w:rPr>
+          <w:b/>
+          <w:bCs/>
+        </w:rPr>
+        <w:t>Default Rate of 5.2%</w:t>
+      </w:r>
+      <w:r>
+        <w:t xml:space="preserve">, with Current and Fully Paid loans contributing the most to portfolio repayments. Loan Grades A–G showed a clear increase in default risk as credit quality declined, while </w:t>
+      </w:r>
+      <w:r>
+        <w:rPr>
+          <w:b/>
+          <w:bCs/>
+        </w:rPr>
+        <w:t>60-month loans consistently exhibited higher default rates than 36-month loans</w:t>
+      </w:r>
+      <w:r>
+        <w:t>.</w:t>
+      </w:r>
+    </w:p>
+    <w:p>
+      <w:r>
+        <w:t xml:space="preserve">Borrower profile analysis indicated that </w:t>
+      </w:r>
+      <w:r>
+        <w:rPr>
+          <w:b/>
+          <w:bCs/>
+        </w:rPr>
+        <w:t>lower-income borrowers, renters, and verified applicants</w:t>
+      </w:r>
+      <w:r>
+        <w:t xml:space="preserve"> experience relatively higher default rates. Similarly, borrowers with </w:t>
+      </w:r>
+      <w:r>
+        <w:rPr>
+          <w:b/>
+          <w:bCs/>
+        </w:rPr>
+        <w:t>high revolving credit utilization and multiple recent credit inquiries</w:t>
+      </w:r>
+      <w:r>
+        <w:t xml:space="preserve"> demonstrated increased credit risk, making these variables valuable predictors for lending decisions. Correlation analysis further identified </w:t>
+      </w:r>
+      <w:r>
+        <w:rPr>
+          <w:b/>
+          <w:bCs/>
+        </w:rPr>
+        <w:t>interest rate as the strongest numeric variable associated with default risk</w:t>
+      </w:r>
+      <w:r>
+        <w:t xml:space="preserve">, while loan amount and </w:t>
+      </w:r>
+      <w:proofErr w:type="spellStart"/>
+      <w:r>
+        <w:t>installment</w:t>
+      </w:r>
+      <w:proofErr w:type="spellEnd"/>
+      <w:r>
+        <w:t xml:space="preserve"> were found to be highly correlated.</w:t>
+      </w:r>
+    </w:p>
+    <w:p>
+      <w:r>
+        <w:t xml:space="preserve">Portfolio profitability analysis showed that </w:t>
+      </w:r>
+      <w:r>
+        <w:rPr>
+          <w:b/>
+          <w:bCs/>
+        </w:rPr>
+        <w:t>15–25% interest rate bands achieved the highest Loan Repayment Rates</w:t>
+      </w:r>
+      <w:r>
+        <w:t xml:space="preserve">, whereas loans priced above </w:t>
+      </w:r>
+      <w:r>
+        <w:rPr>
+          <w:b/>
+          <w:bCs/>
+        </w:rPr>
+        <w:t>25%</w:t>
+      </w:r>
+      <w:r>
+        <w:t xml:space="preserve"> experienced declining repayment performance, suggesting that higher pricing alone cannot compensate for elevated borrower risk.</w:t>
+      </w:r>
+    </w:p>
+    <w:p>
+      <w:r>
+        <w:t xml:space="preserve">Overall, the study identifies </w:t>
+      </w:r>
+      <w:r>
+        <w:rPr>
+          <w:b/>
+          <w:bCs/>
+        </w:rPr>
+        <w:t>loan grade, loan term, borrower income, home ownership, revolving credit utilization, credit inquiries, and interest rate</w:t>
+      </w:r>
+      <w:r>
+        <w:t xml:space="preserve"> as the primary drivers of repayment performance and default </w:t>
+      </w:r>
+      <w:r>
         <w:lastRenderedPageBreak/>
-        <w:t>SUMMARY</w:t>
-      </w:r>
-    </w:p>
-    <w:p>
-      <w:r>
-        <w:t xml:space="preserve">The analysis revealed an overall </w:t>
-      </w:r>
-      <w:r>
-        <w:rPr>
-          <w:b/>
-          <w:bCs/>
-        </w:rPr>
-        <w:t>Loan Repayment Rate of approximately 51.3%</w:t>
-      </w:r>
-      <w:r>
-        <w:t xml:space="preserve"> and a </w:t>
-      </w:r>
-      <w:r>
-        <w:rPr>
-          <w:b/>
-          <w:bCs/>
-        </w:rPr>
-        <w:t>Default Rate of 5.2%</w:t>
-      </w:r>
-      <w:r>
-        <w:t xml:space="preserve">, with Current and Fully Paid loans contributing the most to portfolio repayments. Loan Grades A–G showed a clear increase in default risk as credit quality declined, while </w:t>
-      </w:r>
-      <w:r>
-        <w:rPr>
-          <w:b/>
-          <w:bCs/>
-        </w:rPr>
-        <w:t>60-month loans consistently exhibited higher default rates than 36-month loans</w:t>
-      </w:r>
-      <w:r>
-        <w:t>.</w:t>
-      </w:r>
-    </w:p>
-    <w:p>
-      <w:r>
-        <w:t xml:space="preserve">Borrower profile analysis indicated that </w:t>
-      </w:r>
-      <w:r>
-        <w:rPr>
-          <w:b/>
-          <w:bCs/>
-        </w:rPr>
-        <w:t>lower-income borrowers, renters, and verified applicants</w:t>
-      </w:r>
-      <w:r>
-        <w:t xml:space="preserve"> experience relatively higher default rates. Similarly, borrowers with </w:t>
-      </w:r>
-      <w:r>
-        <w:rPr>
-          <w:b/>
-          <w:bCs/>
-        </w:rPr>
-        <w:t>high revolving credit utilization and multiple recent credit inquiries</w:t>
-      </w:r>
-      <w:r>
-        <w:t xml:space="preserve"> demonstrated increased credit risk, making these variables valuable predictors for lending decisions. Correlation analysis further identified </w:t>
-      </w:r>
-      <w:r>
-        <w:rPr>
-          <w:b/>
-          <w:bCs/>
-        </w:rPr>
-        <w:t>interest rate as the strongest numeric variable associated with default risk</w:t>
-      </w:r>
-      <w:r>
-        <w:t xml:space="preserve">, while loan amount and </w:t>
-      </w:r>
-      <w:proofErr w:type="spellStart"/>
-      <w:r>
-        <w:t>installment</w:t>
-      </w:r>
-      <w:proofErr w:type="spellEnd"/>
-      <w:r>
-        <w:t xml:space="preserve"> were found to be highly correlated.</w:t>
-      </w:r>
-    </w:p>
-    <w:p>
-      <w:r>
-        <w:t xml:space="preserve">Portfolio profitability analysis showed that </w:t>
-      </w:r>
-      <w:r>
-        <w:rPr>
-          <w:b/>
-          <w:bCs/>
-        </w:rPr>
-        <w:t>15–25% interest rate bands achieved the highest Loan Repayment Rates</w:t>
-      </w:r>
-      <w:r>
-        <w:t xml:space="preserve">, whereas loans priced above </w:t>
-      </w:r>
-      <w:r>
-        <w:rPr>
-          <w:b/>
-          <w:bCs/>
-        </w:rPr>
-        <w:t>25%</w:t>
-      </w:r>
-      <w:r>
-        <w:t xml:space="preserve"> experienced declining repayment performance, suggesting that higher pricing alone cannot compensate for elevated borrower risk.</w:t>
-      </w:r>
-    </w:p>
-    <w:p>
-      <w:r>
-        <w:t xml:space="preserve">Overall, the study identifies </w:t>
-      </w:r>
-      <w:r>
-        <w:rPr>
-          <w:b/>
-          <w:bCs/>
-        </w:rPr>
-        <w:t>loan grade, loan term, borrower income, home ownership, revolving credit utilization, credit inquiries, and interest rate</w:t>
-      </w:r>
-      <w:r>
-        <w:t xml:space="preserve"> as the primary drivers of repayment performance and default risk. These insights provide a strong foundation for improving credit evaluation, pricing strategies, portfolio monitoring, and long-term profitability.</w:t>
+        <w:t>risk. These insights provide a strong foundation for improving credit evaluation, pricing strategies, portfolio monitoring, and long-term profitability.</w:t>
       </w:r>
     </w:p>
     <w:p>
@@ -10043,6 +10289,119 @@
     </w:lvl>
   </w:abstractNum>
   <w:abstractNum w:abstractNumId="16" w15:restartNumberingAfterBreak="0">
+    <w:nsid w:val="35B81F36"/>
+    <w:multiLevelType w:val="hybridMultilevel"/>
+    <w:tmpl w:val="2D0465DE"/>
+    <w:lvl w:ilvl="0" w:tplc="40090001">
+      <w:start w:val="1"/>
+      <w:numFmt w:val="bullet"/>
+      <w:lvlText w:val=""/>
+      <w:lvlJc w:val="left"/>
+      <w:pPr>
+        <w:ind w:left="720" w:hanging="360"/>
+      </w:pPr>
+      <w:rPr>
+        <w:rFonts w:ascii="Symbol" w:hAnsi="Symbol" w:hint="default"/>
+      </w:rPr>
+    </w:lvl>
+    <w:lvl w:ilvl="1" w:tplc="40090003" w:tentative="1">
+      <w:start w:val="1"/>
+      <w:numFmt w:val="bullet"/>
+      <w:lvlText w:val="o"/>
+      <w:lvlJc w:val="left"/>
+      <w:pPr>
+        <w:ind w:left="1440" w:hanging="360"/>
+      </w:pPr>
+      <w:rPr>
+        <w:rFonts w:ascii="Courier New" w:hAnsi="Courier New" w:cs="Courier New" w:hint="default"/>
+      </w:rPr>
+    </w:lvl>
+    <w:lvl w:ilvl="2" w:tplc="40090005" w:tentative="1">
+      <w:start w:val="1"/>
+      <w:numFmt w:val="bullet"/>
+      <w:lvlText w:val=""/>
+      <w:lvlJc w:val="left"/>
+      <w:pPr>
+        <w:ind w:left="2160" w:hanging="360"/>
+      </w:pPr>
+      <w:rPr>
+        <w:rFonts w:ascii="Wingdings" w:hAnsi="Wingdings" w:hint="default"/>
+      </w:rPr>
+    </w:lvl>
+    <w:lvl w:ilvl="3" w:tplc="40090001" w:tentative="1">
+      <w:start w:val="1"/>
+      <w:numFmt w:val="bullet"/>
+      <w:lvlText w:val=""/>
+      <w:lvlJc w:val="left"/>
+      <w:pPr>
+        <w:ind w:left="2880" w:hanging="360"/>
+      </w:pPr>
+      <w:rPr>
+        <w:rFonts w:ascii="Symbol" w:hAnsi="Symbol" w:hint="default"/>
+      </w:rPr>
+    </w:lvl>
+    <w:lvl w:ilvl="4" w:tplc="40090003" w:tentative="1">
+      <w:start w:val="1"/>
+      <w:numFmt w:val="bullet"/>
+      <w:lvlText w:val="o"/>
+      <w:lvlJc w:val="left"/>
+      <w:pPr>
+        <w:ind w:left="3600" w:hanging="360"/>
+      </w:pPr>
+      <w:rPr>
+        <w:rFonts w:ascii="Courier New" w:hAnsi="Courier New" w:cs="Courier New" w:hint="default"/>
+      </w:rPr>
+    </w:lvl>
+    <w:lvl w:ilvl="5" w:tplc="40090005" w:tentative="1">
+      <w:start w:val="1"/>
+      <w:numFmt w:val="bullet"/>
+      <w:lvlText w:val=""/>
+      <w:lvlJc w:val="left"/>
+      <w:pPr>
+        <w:ind w:left="4320" w:hanging="360"/>
+      </w:pPr>
+      <w:rPr>
+        <w:rFonts w:ascii="Wingdings" w:hAnsi="Wingdings" w:hint="default"/>
+      </w:rPr>
+    </w:lvl>
+    <w:lvl w:ilvl="6" w:tplc="40090001" w:tentative="1">
+      <w:start w:val="1"/>
+      <w:numFmt w:val="bullet"/>
+      <w:lvlText w:val=""/>
+      <w:lvlJc w:val="left"/>
+      <w:pPr>
+        <w:ind w:left="5040" w:hanging="360"/>
+      </w:pPr>
+      <w:rPr>
+        <w:rFonts w:ascii="Symbol" w:hAnsi="Symbol" w:hint="default"/>
+      </w:rPr>
+    </w:lvl>
+    <w:lvl w:ilvl="7" w:tplc="40090003" w:tentative="1">
+      <w:start w:val="1"/>
+      <w:numFmt w:val="bullet"/>
+      <w:lvlText w:val="o"/>
+      <w:lvlJc w:val="left"/>
+      <w:pPr>
+        <w:ind w:left="5760" w:hanging="360"/>
+      </w:pPr>
+      <w:rPr>
+        <w:rFonts w:ascii="Courier New" w:hAnsi="Courier New" w:cs="Courier New" w:hint="default"/>
+      </w:rPr>
+    </w:lvl>
+    <w:lvl w:ilvl="8" w:tplc="40090005" w:tentative="1">
+      <w:start w:val="1"/>
+      <w:numFmt w:val="bullet"/>
+      <w:lvlText w:val=""/>
+      <w:lvlJc w:val="left"/>
+      <w:pPr>
+        <w:ind w:left="6480" w:hanging="360"/>
+      </w:pPr>
+      <w:rPr>
+        <w:rFonts w:ascii="Wingdings" w:hAnsi="Wingdings" w:hint="default"/>
+      </w:rPr>
+    </w:lvl>
+  </w:abstractNum>
+  <w:abstractNum w:abstractNumId="17" w15:restartNumberingAfterBreak="0">
     <w:nsid w:val="35EB3890"/>
     <w:multiLevelType w:val="hybridMultilevel"/>
     <w:tmpl w:val="63EA68EA"/>
@@ -10155,7 +10514,7 @@
       </w:rPr>
     </w:lvl>
   </w:abstractNum>
-  <w:abstractNum w:abstractNumId="17" w15:restartNumberingAfterBreak="0">
+  <w:abstractNum w:abstractNumId="18" w15:restartNumberingAfterBreak="0">
     <w:nsid w:val="3627299F"/>
     <w:multiLevelType w:val="hybridMultilevel"/>
     <w:tmpl w:val="C5DAB694"/>
@@ -10268,7 +10627,7 @@
       </w:rPr>
     </w:lvl>
   </w:abstractNum>
-  <w:abstractNum w:abstractNumId="18" w15:restartNumberingAfterBreak="0">
+  <w:abstractNum w:abstractNumId="19" w15:restartNumberingAfterBreak="0">
     <w:nsid w:val="3C3B5A57"/>
     <w:multiLevelType w:val="hybridMultilevel"/>
     <w:tmpl w:val="08D0650A"/>
@@ -10381,7 +10740,7 @@
       </w:rPr>
     </w:lvl>
   </w:abstractNum>
-  <w:abstractNum w:abstractNumId="19" w15:restartNumberingAfterBreak="0">
+  <w:abstractNum w:abstractNumId="20" w15:restartNumberingAfterBreak="0">
     <w:nsid w:val="3D7A32BB"/>
     <w:multiLevelType w:val="hybridMultilevel"/>
     <w:tmpl w:val="F7BECB1E"/>
@@ -10494,7 +10853,7 @@
       </w:rPr>
     </w:lvl>
   </w:abstractNum>
-  <w:abstractNum w:abstractNumId="20" w15:restartNumberingAfterBreak="0">
+  <w:abstractNum w:abstractNumId="21" w15:restartNumberingAfterBreak="0">
     <w:nsid w:val="3F450092"/>
     <w:multiLevelType w:val="hybridMultilevel"/>
     <w:tmpl w:val="1864FE14"/>
@@ -10607,7 +10966,7 @@
       </w:rPr>
     </w:lvl>
   </w:abstractNum>
-  <w:abstractNum w:abstractNumId="21" w15:restartNumberingAfterBreak="0">
+  <w:abstractNum w:abstractNumId="22" w15:restartNumberingAfterBreak="0">
     <w:nsid w:val="45976ADC"/>
     <w:multiLevelType w:val="hybridMultilevel"/>
     <w:tmpl w:val="A9B2BF34"/>
@@ -10720,7 +11079,7 @@
       </w:rPr>
     </w:lvl>
   </w:abstractNum>
-  <w:abstractNum w:abstractNumId="22" w15:restartNumberingAfterBreak="0">
+  <w:abstractNum w:abstractNumId="23" w15:restartNumberingAfterBreak="0">
     <w:nsid w:val="47F82C38"/>
     <w:multiLevelType w:val="hybridMultilevel"/>
     <w:tmpl w:val="246491E2"/>
@@ -10833,7 +11192,7 @@
       </w:rPr>
     </w:lvl>
   </w:abstractNum>
-  <w:abstractNum w:abstractNumId="23" w15:restartNumberingAfterBreak="0">
+  <w:abstractNum w:abstractNumId="24" w15:restartNumberingAfterBreak="0">
     <w:nsid w:val="4D4D56F9"/>
     <w:multiLevelType w:val="hybridMultilevel"/>
     <w:tmpl w:val="A134F64A"/>
@@ -10946,7 +11305,7 @@
       </w:rPr>
     </w:lvl>
   </w:abstractNum>
-  <w:abstractNum w:abstractNumId="24" w15:restartNumberingAfterBreak="0">
+  <w:abstractNum w:abstractNumId="25" w15:restartNumberingAfterBreak="0">
     <w:nsid w:val="4E8161E5"/>
     <w:multiLevelType w:val="hybridMultilevel"/>
     <w:tmpl w:val="A22A961E"/>
@@ -11059,7 +11418,7 @@
       </w:rPr>
     </w:lvl>
   </w:abstractNum>
-  <w:abstractNum w:abstractNumId="25" w15:restartNumberingAfterBreak="0">
+  <w:abstractNum w:abstractNumId="26" w15:restartNumberingAfterBreak="0">
     <w:nsid w:val="5CBB3896"/>
     <w:multiLevelType w:val="hybridMultilevel"/>
     <w:tmpl w:val="1D5EED30"/>
@@ -11172,7 +11531,7 @@
       </w:rPr>
     </w:lvl>
   </w:abstractNum>
-  <w:abstractNum w:abstractNumId="26" w15:restartNumberingAfterBreak="0">
+  <w:abstractNum w:abstractNumId="27" w15:restartNumberingAfterBreak="0">
     <w:nsid w:val="60265E7B"/>
     <w:multiLevelType w:val="hybridMultilevel"/>
     <w:tmpl w:val="D292BF6C"/>
@@ -11285,7 +11644,7 @@
       </w:rPr>
     </w:lvl>
   </w:abstractNum>
-  <w:abstractNum w:abstractNumId="27" w15:restartNumberingAfterBreak="0">
+  <w:abstractNum w:abstractNumId="28" w15:restartNumberingAfterBreak="0">
     <w:nsid w:val="66DE1FF9"/>
     <w:multiLevelType w:val="hybridMultilevel"/>
     <w:tmpl w:val="68CE1156"/>
@@ -11398,7 +11757,7 @@
       </w:rPr>
     </w:lvl>
   </w:abstractNum>
-  <w:abstractNum w:abstractNumId="28" w15:restartNumberingAfterBreak="0">
+  <w:abstractNum w:abstractNumId="29" w15:restartNumberingAfterBreak="0">
     <w:nsid w:val="6964718C"/>
     <w:multiLevelType w:val="hybridMultilevel"/>
     <w:tmpl w:val="D444AEC8"/>
@@ -11511,7 +11870,7 @@
       </w:rPr>
     </w:lvl>
   </w:abstractNum>
-  <w:abstractNum w:abstractNumId="29" w15:restartNumberingAfterBreak="0">
+  <w:abstractNum w:abstractNumId="30" w15:restartNumberingAfterBreak="0">
     <w:nsid w:val="6D5A58C4"/>
     <w:multiLevelType w:val="hybridMultilevel"/>
     <w:tmpl w:val="212A9578"/>
@@ -11624,7 +11983,7 @@
       </w:rPr>
     </w:lvl>
   </w:abstractNum>
-  <w:abstractNum w:abstractNumId="30" w15:restartNumberingAfterBreak="0">
+  <w:abstractNum w:abstractNumId="31" w15:restartNumberingAfterBreak="0">
     <w:nsid w:val="6D6F7C06"/>
     <w:multiLevelType w:val="hybridMultilevel"/>
     <w:tmpl w:val="96DAC2D0"/>
@@ -11737,7 +12096,7 @@
       </w:rPr>
     </w:lvl>
   </w:abstractNum>
-  <w:abstractNum w:abstractNumId="31" w15:restartNumberingAfterBreak="0">
+  <w:abstractNum w:abstractNumId="32" w15:restartNumberingAfterBreak="0">
     <w:nsid w:val="70152459"/>
     <w:multiLevelType w:val="hybridMultilevel"/>
     <w:tmpl w:val="388CC008"/>
@@ -11823,7 +12182,7 @@
       </w:pPr>
     </w:lvl>
   </w:abstractNum>
-  <w:abstractNum w:abstractNumId="32" w15:restartNumberingAfterBreak="0">
+  <w:abstractNum w:abstractNumId="33" w15:restartNumberingAfterBreak="0">
     <w:nsid w:val="71535886"/>
     <w:multiLevelType w:val="hybridMultilevel"/>
     <w:tmpl w:val="485413D8"/>
@@ -11936,7 +12295,7 @@
       </w:rPr>
     </w:lvl>
   </w:abstractNum>
-  <w:abstractNum w:abstractNumId="33" w15:restartNumberingAfterBreak="0">
+  <w:abstractNum w:abstractNumId="34" w15:restartNumberingAfterBreak="0">
     <w:nsid w:val="71616BA8"/>
     <w:multiLevelType w:val="hybridMultilevel"/>
     <w:tmpl w:val="B6F8CF6A"/>
@@ -12049,7 +12408,7 @@
       </w:rPr>
     </w:lvl>
   </w:abstractNum>
-  <w:abstractNum w:abstractNumId="34" w15:restartNumberingAfterBreak="0">
+  <w:abstractNum w:abstractNumId="35" w15:restartNumberingAfterBreak="0">
     <w:nsid w:val="7498390D"/>
     <w:multiLevelType w:val="hybridMultilevel"/>
     <w:tmpl w:val="AFA6FDE8"/>
@@ -12162,7 +12521,7 @@
       </w:rPr>
     </w:lvl>
   </w:abstractNum>
-  <w:abstractNum w:abstractNumId="35" w15:restartNumberingAfterBreak="0">
+  <w:abstractNum w:abstractNumId="36" w15:restartNumberingAfterBreak="0">
     <w:nsid w:val="75B91502"/>
     <w:multiLevelType w:val="hybridMultilevel"/>
     <w:tmpl w:val="228CD6B2"/>
@@ -12275,7 +12634,7 @@
       </w:rPr>
     </w:lvl>
   </w:abstractNum>
-  <w:abstractNum w:abstractNumId="36" w15:restartNumberingAfterBreak="0">
+  <w:abstractNum w:abstractNumId="37" w15:restartNumberingAfterBreak="0">
     <w:nsid w:val="771E0E0A"/>
     <w:multiLevelType w:val="hybridMultilevel"/>
     <w:tmpl w:val="744295A2"/>
@@ -12398,19 +12757,19 @@
     <w:abstractNumId w:val="7"/>
   </w:num>
   <w:num w:numId="4" w16cid:durableId="787118944">
-    <w:abstractNumId w:val="35"/>
+    <w:abstractNumId w:val="36"/>
   </w:num>
   <w:num w:numId="5" w16cid:durableId="662273419">
     <w:abstractNumId w:val="10"/>
   </w:num>
   <w:num w:numId="6" w16cid:durableId="1337028227">
-    <w:abstractNumId w:val="32"/>
+    <w:abstractNumId w:val="33"/>
   </w:num>
   <w:num w:numId="7" w16cid:durableId="1479149790">
-    <w:abstractNumId w:val="26"/>
+    <w:abstractNumId w:val="27"/>
   </w:num>
   <w:num w:numId="8" w16cid:durableId="1395666342">
-    <w:abstractNumId w:val="27"/>
+    <w:abstractNumId w:val="28"/>
   </w:num>
   <w:num w:numId="9" w16cid:durableId="2069642767">
     <w:abstractNumId w:val="8"/>
@@ -12422,37 +12781,37 @@
     <w:abstractNumId w:val="5"/>
   </w:num>
   <w:num w:numId="12" w16cid:durableId="1529678564">
-    <w:abstractNumId w:val="33"/>
+    <w:abstractNumId w:val="34"/>
   </w:num>
   <w:num w:numId="13" w16cid:durableId="1865828128">
-    <w:abstractNumId w:val="22"/>
+    <w:abstractNumId w:val="23"/>
   </w:num>
   <w:num w:numId="14" w16cid:durableId="1723938365">
     <w:abstractNumId w:val="0"/>
   </w:num>
   <w:num w:numId="15" w16cid:durableId="219293330">
-    <w:abstractNumId w:val="36"/>
+    <w:abstractNumId w:val="37"/>
   </w:num>
   <w:num w:numId="16" w16cid:durableId="1669751919">
-    <w:abstractNumId w:val="17"/>
+    <w:abstractNumId w:val="18"/>
   </w:num>
   <w:num w:numId="17" w16cid:durableId="1181628346">
     <w:abstractNumId w:val="12"/>
   </w:num>
   <w:num w:numId="18" w16cid:durableId="1920367612">
-    <w:abstractNumId w:val="23"/>
+    <w:abstractNumId w:val="24"/>
   </w:num>
   <w:num w:numId="19" w16cid:durableId="1430739624">
     <w:abstractNumId w:val="14"/>
   </w:num>
   <w:num w:numId="20" w16cid:durableId="366150123">
+    <w:abstractNumId w:val="21"/>
+  </w:num>
+  <w:num w:numId="21" w16cid:durableId="537401937">
     <w:abstractNumId w:val="20"/>
   </w:num>
-  <w:num w:numId="21" w16cid:durableId="537401937">
-    <w:abstractNumId w:val="19"/>
-  </w:num>
   <w:num w:numId="22" w16cid:durableId="1058015444">
-    <w:abstractNumId w:val="24"/>
+    <w:abstractNumId w:val="25"/>
   </w:num>
   <w:num w:numId="23" w16cid:durableId="476532285">
     <w:abstractNumId w:val="15"/>
@@ -12464,19 +12823,19 @@
     <w:abstractNumId w:val="1"/>
   </w:num>
   <w:num w:numId="26" w16cid:durableId="1322926734">
-    <w:abstractNumId w:val="34"/>
+    <w:abstractNumId w:val="35"/>
   </w:num>
   <w:num w:numId="27" w16cid:durableId="696084576">
-    <w:abstractNumId w:val="31"/>
+    <w:abstractNumId w:val="32"/>
   </w:num>
   <w:num w:numId="28" w16cid:durableId="760031443">
-    <w:abstractNumId w:val="29"/>
+    <w:abstractNumId w:val="30"/>
   </w:num>
   <w:num w:numId="29" w16cid:durableId="1412386055">
-    <w:abstractNumId w:val="18"/>
+    <w:abstractNumId w:val="19"/>
   </w:num>
   <w:num w:numId="30" w16cid:durableId="2017614191">
-    <w:abstractNumId w:val="16"/>
+    <w:abstractNumId w:val="17"/>
   </w:num>
   <w:num w:numId="31" w16cid:durableId="820658787">
     <w:abstractNumId w:val="9"/>
@@ -12485,19 +12844,22 @@
     <w:abstractNumId w:val="6"/>
   </w:num>
   <w:num w:numId="33" w16cid:durableId="819617006">
-    <w:abstractNumId w:val="25"/>
+    <w:abstractNumId w:val="26"/>
   </w:num>
   <w:num w:numId="34" w16cid:durableId="1066876000">
-    <w:abstractNumId w:val="30"/>
+    <w:abstractNumId w:val="31"/>
   </w:num>
   <w:num w:numId="35" w16cid:durableId="4290819">
-    <w:abstractNumId w:val="21"/>
+    <w:abstractNumId w:val="22"/>
   </w:num>
   <w:num w:numId="36" w16cid:durableId="1651668795">
-    <w:abstractNumId w:val="28"/>
+    <w:abstractNumId w:val="29"/>
   </w:num>
   <w:num w:numId="37" w16cid:durableId="1990865953">
     <w:abstractNumId w:val="4"/>
+  </w:num>
+  <w:num w:numId="38" w16cid:durableId="1135832642">
+    <w:abstractNumId w:val="16"/>
   </w:num>
   <w:numIdMacAtCleanup w:val="37"/>
 </w:numbering>

--- a/notebook/NL_Sephora.docx
+++ b/notebook/NL_Sephora.docx
@@ -443,15 +443,7 @@
         <w:t xml:space="preserve"> Investigate </w:t>
       </w:r>
       <w:r>
-        <w:t xml:space="preserve">how engagement signals — review helpfulness, recommendation rate, </w:t>
-      </w:r>
-      <w:proofErr w:type="spellStart"/>
-      <w:r>
-        <w:t>loves_count</w:t>
-      </w:r>
-      <w:proofErr w:type="spellEnd"/>
-      <w:r>
-        <w:t>, and feedback polarity (positive vs negative votes) — relate to CSS</w:t>
+        <w:t>how engagement signals — review helpfulness, recommendation rate, loves_count, and feedback polarity (positive vs negative votes) — relate to CSS</w:t>
       </w:r>
       <w:r>
         <w:t>, to identify which engagement metrics are strongest proxies satisfaction.</w:t>
@@ -1230,14 +1222,12 @@
         </w:rPr>
         <w:t>“</w:t>
       </w:r>
-      <w:proofErr w:type="spellStart"/>
       <w:r>
         <w:rPr>
           <w:lang w:eastAsia="en-IN"/>
         </w:rPr>
         <w:t>is_recommended</w:t>
       </w:r>
-      <w:proofErr w:type="spellEnd"/>
       <w:r>
         <w:rPr>
           <w:lang w:eastAsia="en-IN"/>
@@ -1256,14 +1246,12 @@
         </w:rPr>
         <w:t>“</w:t>
       </w:r>
-      <w:proofErr w:type="spellStart"/>
       <w:r>
         <w:rPr>
           <w:lang w:eastAsia="en-IN"/>
         </w:rPr>
         <w:t>loves_count</w:t>
       </w:r>
-      <w:proofErr w:type="spellEnd"/>
       <w:r>
         <w:rPr>
           <w:lang w:eastAsia="en-IN"/>
@@ -1681,42 +1669,36 @@
         </w:rPr>
         <w:t xml:space="preserve"> such as “</w:t>
       </w:r>
-      <w:proofErr w:type="spellStart"/>
       <w:r>
         <w:rPr>
           <w:lang w:eastAsia="en-IN"/>
         </w:rPr>
         <w:t>sale_price_usd</w:t>
       </w:r>
-      <w:proofErr w:type="spellEnd"/>
       <w:r>
         <w:rPr>
           <w:lang w:eastAsia="en-IN"/>
         </w:rPr>
         <w:t>”, “</w:t>
       </w:r>
-      <w:proofErr w:type="spellStart"/>
       <w:r>
         <w:rPr>
           <w:lang w:eastAsia="en-IN"/>
         </w:rPr>
         <w:t>value_price_usd</w:t>
       </w:r>
-      <w:proofErr w:type="spellEnd"/>
       <w:r>
         <w:rPr>
           <w:lang w:eastAsia="en-IN"/>
         </w:rPr>
         <w:t>”, “</w:t>
       </w:r>
-      <w:proofErr w:type="spellStart"/>
       <w:r>
         <w:rPr>
           <w:lang w:eastAsia="en-IN"/>
         </w:rPr>
         <w:t>variation_desc</w:t>
       </w:r>
-      <w:proofErr w:type="spellEnd"/>
       <w:r>
         <w:rPr>
           <w:lang w:eastAsia="en-IN"/>
@@ -1729,7 +1711,6 @@
         </w:rPr>
         <w:t xml:space="preserve">from </w:t>
       </w:r>
-      <w:proofErr w:type="spellStart"/>
       <w:r>
         <w:rPr>
           <w:b/>
@@ -1738,7 +1719,6 @@
         </w:rPr>
         <w:t>product_info</w:t>
       </w:r>
-      <w:proofErr w:type="spellEnd"/>
       <w:r>
         <w:rPr>
           <w:lang w:eastAsia="en-IN"/>
@@ -1866,14 +1846,12 @@
         </w:rPr>
         <w:t xml:space="preserve">, </w:t>
       </w:r>
-      <w:proofErr w:type="spellStart"/>
       <w:r>
         <w:rPr>
           <w:lang w:eastAsia="en-IN"/>
         </w:rPr>
         <w:t>price_usd</w:t>
       </w:r>
-      <w:proofErr w:type="spellEnd"/>
       <w:r>
         <w:rPr>
           <w:lang w:eastAsia="en-IN"/>
@@ -2028,23 +2006,13 @@
         <w:lastRenderedPageBreak/>
         <w:t xml:space="preserve">Columns that contain Boolean values from </w:t>
       </w:r>
-      <w:proofErr w:type="spellStart"/>
-      <w:r>
-        <w:rPr>
-          <w:b/>
-          <w:bCs/>
-          <w:lang w:eastAsia="en-IN"/>
-        </w:rPr>
-        <w:t>product_info</w:t>
-      </w:r>
-      <w:proofErr w:type="spellEnd"/>
-      <w:r>
-        <w:rPr>
-          <w:b/>
-          <w:bCs/>
-          <w:lang w:eastAsia="en-IN"/>
-        </w:rPr>
-        <w:t xml:space="preserve"> </w:t>
+      <w:r>
+        <w:rPr>
+          <w:b/>
+          <w:bCs/>
+          <w:lang w:eastAsia="en-IN"/>
+        </w:rPr>
+        <w:t xml:space="preserve">product_info </w:t>
       </w:r>
       <w:r>
         <w:rPr>
@@ -2056,63 +2024,7 @@
         <w:rPr>
           <w:lang w:eastAsia="en-IN"/>
         </w:rPr>
-        <w:t>'</w:t>
-      </w:r>
-      <w:proofErr w:type="spellStart"/>
-      <w:r>
-        <w:rPr>
-          <w:lang w:eastAsia="en-IN"/>
-        </w:rPr>
-        <w:t>limited_edition</w:t>
-      </w:r>
-      <w:proofErr w:type="spellEnd"/>
-      <w:r>
-        <w:rPr>
-          <w:lang w:eastAsia="en-IN"/>
-        </w:rPr>
-        <w:t>', 'new', '</w:t>
-      </w:r>
-      <w:proofErr w:type="spellStart"/>
-      <w:r>
-        <w:rPr>
-          <w:lang w:eastAsia="en-IN"/>
-        </w:rPr>
-        <w:t>online_only</w:t>
-      </w:r>
-      <w:proofErr w:type="spellEnd"/>
-      <w:r>
-        <w:rPr>
-          <w:lang w:eastAsia="en-IN"/>
-        </w:rPr>
-        <w:t>', '</w:t>
-      </w:r>
-      <w:proofErr w:type="spellStart"/>
-      <w:r>
-        <w:rPr>
-          <w:lang w:eastAsia="en-IN"/>
-        </w:rPr>
-        <w:t>out_of_stock</w:t>
-      </w:r>
-      <w:proofErr w:type="spellEnd"/>
-      <w:r>
-        <w:rPr>
-          <w:lang w:eastAsia="en-IN"/>
-        </w:rPr>
-        <w:t>', '</w:t>
-      </w:r>
-      <w:proofErr w:type="spellStart"/>
-      <w:r>
-        <w:rPr>
-          <w:lang w:eastAsia="en-IN"/>
-        </w:rPr>
-        <w:t>sephora_exclusive</w:t>
-      </w:r>
-      <w:proofErr w:type="spellEnd"/>
-      <w:r>
-        <w:rPr>
-          <w:lang w:eastAsia="en-IN"/>
-        </w:rPr>
-        <w:t>'</w:t>
+        <w:t>'limited_edition', 'new', 'online_only', 'out_of_stock', 'sephora_exclusive'</w:t>
       </w:r>
       <w:r>
         <w:rPr>
@@ -2158,14 +2070,12 @@
         </w:rPr>
         <w:t>'</w:t>
       </w:r>
-      <w:proofErr w:type="spellStart"/>
       <w:r>
         <w:rPr>
           <w:lang w:eastAsia="en-IN"/>
         </w:rPr>
         <w:t>is_recommended</w:t>
       </w:r>
-      <w:proofErr w:type="spellEnd"/>
       <w:r>
         <w:rPr>
           <w:lang w:eastAsia="en-IN"/>
@@ -2176,21 +2086,7 @@
         <w:rPr>
           <w:lang w:eastAsia="en-IN"/>
         </w:rPr>
-        <w:t xml:space="preserve"> column has been converted and </w:t>
-      </w:r>
-      <w:proofErr w:type="spellStart"/>
-      <w:r>
-        <w:rPr>
-          <w:lang w:eastAsia="en-IN"/>
-        </w:rPr>
-        <w:t>submission_time</w:t>
-      </w:r>
-      <w:proofErr w:type="spellEnd"/>
-      <w:r>
-        <w:rPr>
-          <w:lang w:eastAsia="en-IN"/>
-        </w:rPr>
-        <w:t xml:space="preserve"> has been converted from object to datetime data type.</w:t>
+        <w:t xml:space="preserve"> column has been converted and submission_time has been converted from object to datetime data type.</w:t>
       </w:r>
     </w:p>
     <w:p>
@@ -2235,7 +2131,6 @@
         </w:rPr>
         <w:t xml:space="preserve"> categorical columns in </w:t>
       </w:r>
-      <w:proofErr w:type="spellStart"/>
       <w:r>
         <w:rPr>
           <w:b/>
@@ -2244,7 +2139,6 @@
         </w:rPr>
         <w:t>product_info</w:t>
       </w:r>
-      <w:proofErr w:type="spellEnd"/>
       <w:r>
         <w:rPr>
           <w:b/>
@@ -2263,63 +2157,7 @@
         <w:rPr>
           <w:lang w:eastAsia="en-IN"/>
         </w:rPr>
-        <w:t>'</w:t>
-      </w:r>
-      <w:proofErr w:type="spellStart"/>
-      <w:r>
-        <w:rPr>
-          <w:lang w:eastAsia="en-IN"/>
-        </w:rPr>
-        <w:t>brand_name</w:t>
-      </w:r>
-      <w:proofErr w:type="spellEnd"/>
-      <w:r>
-        <w:rPr>
-          <w:lang w:eastAsia="en-IN"/>
-        </w:rPr>
-        <w:t>', '</w:t>
-      </w:r>
-      <w:proofErr w:type="spellStart"/>
-      <w:r>
-        <w:rPr>
-          <w:lang w:eastAsia="en-IN"/>
-        </w:rPr>
-        <w:t>primary_category</w:t>
-      </w:r>
-      <w:proofErr w:type="spellEnd"/>
-      <w:r>
-        <w:rPr>
-          <w:lang w:eastAsia="en-IN"/>
-        </w:rPr>
-        <w:t>', '</w:t>
-      </w:r>
-      <w:proofErr w:type="spellStart"/>
-      <w:r>
-        <w:rPr>
-          <w:lang w:eastAsia="en-IN"/>
-        </w:rPr>
-        <w:t>secondary_category</w:t>
-      </w:r>
-      <w:proofErr w:type="spellEnd"/>
-      <w:r>
-        <w:rPr>
-          <w:lang w:eastAsia="en-IN"/>
-        </w:rPr>
-        <w:t>', '</w:t>
-      </w:r>
-      <w:proofErr w:type="spellStart"/>
-      <w:r>
-        <w:rPr>
-          <w:lang w:eastAsia="en-IN"/>
-        </w:rPr>
-        <w:t>tertiary_category</w:t>
-      </w:r>
-      <w:proofErr w:type="spellEnd"/>
-      <w:r>
-        <w:rPr>
-          <w:lang w:eastAsia="en-IN"/>
-        </w:rPr>
-        <w:t>'</w:t>
+        <w:t>'brand_name', 'primary_category', 'secondary_category', 'tertiary_category'</w:t>
       </w:r>
       <w:r>
         <w:rPr>
@@ -2363,21 +2201,7 @@
         <w:rPr>
           <w:lang w:eastAsia="en-IN"/>
         </w:rPr>
-        <w:t xml:space="preserve"> for ‘</w:t>
-      </w:r>
-      <w:proofErr w:type="spellStart"/>
-      <w:r>
-        <w:rPr>
-          <w:lang w:eastAsia="en-IN"/>
-        </w:rPr>
-        <w:t>brand_name</w:t>
-      </w:r>
-      <w:proofErr w:type="spellEnd"/>
-      <w:r>
-        <w:rPr>
-          <w:lang w:eastAsia="en-IN"/>
-        </w:rPr>
-        <w:t>’ column.</w:t>
+        <w:t xml:space="preserve"> for ‘brand_name’ column.</w:t>
       </w:r>
     </w:p>
     <w:p>
@@ -2435,7 +2259,6 @@
         </w:rPr>
         <w:t xml:space="preserve">A. </w:t>
       </w:r>
-      <w:proofErr w:type="spellStart"/>
       <w:r>
         <w:rPr>
           <w:b/>
@@ -2444,7 +2267,6 @@
         </w:rPr>
         <w:t>product_info</w:t>
       </w:r>
-      <w:proofErr w:type="spellEnd"/>
     </w:p>
     <w:p>
       <w:pPr>
@@ -2697,14 +2519,12 @@
         </w:rPr>
         <w:t>‘</w:t>
       </w:r>
-      <w:proofErr w:type="spellStart"/>
       <w:r>
         <w:rPr>
           <w:lang w:eastAsia="en-IN"/>
         </w:rPr>
         <w:t>secondary_category</w:t>
       </w:r>
-      <w:proofErr w:type="spellEnd"/>
       <w:r>
         <w:rPr>
           <w:lang w:eastAsia="en-IN"/>
@@ -2723,14 +2543,12 @@
         </w:rPr>
         <w:t>‘</w:t>
       </w:r>
-      <w:proofErr w:type="spellStart"/>
       <w:r>
         <w:rPr>
           <w:lang w:eastAsia="en-IN"/>
         </w:rPr>
         <w:t>tertiary_category</w:t>
       </w:r>
-      <w:proofErr w:type="spellEnd"/>
       <w:r>
         <w:rPr>
           <w:lang w:eastAsia="en-IN"/>
@@ -2796,14 +2614,12 @@
         </w:rPr>
         <w:t>‘</w:t>
       </w:r>
-      <w:proofErr w:type="spellStart"/>
       <w:r>
         <w:rPr>
           <w:lang w:eastAsia="en-IN"/>
         </w:rPr>
         <w:t>is_recommended</w:t>
       </w:r>
-      <w:proofErr w:type="spellEnd"/>
       <w:r>
         <w:rPr>
           <w:lang w:eastAsia="en-IN"/>
@@ -2874,21 +2690,7 @@
         <w:rPr>
           <w:lang w:eastAsia="en-IN"/>
         </w:rPr>
-        <w:t xml:space="preserve">elpfulness is left as </w:t>
-      </w:r>
-      <w:proofErr w:type="spellStart"/>
-      <w:r>
-        <w:rPr>
-          <w:lang w:eastAsia="en-IN"/>
-        </w:rPr>
-        <w:t>NaN</w:t>
-      </w:r>
-      <w:proofErr w:type="spellEnd"/>
-      <w:r>
-        <w:rPr>
-          <w:lang w:eastAsia="en-IN"/>
-        </w:rPr>
-        <w:t xml:space="preserve"> since it's structurally undefined when no one voted.</w:t>
+        <w:t>elpfulness is left as NaN since it's structurally undefined when no one voted.</w:t>
       </w:r>
     </w:p>
     <w:p>
@@ -2912,63 +2714,7 @@
         <w:rPr>
           <w:lang w:eastAsia="en-IN"/>
         </w:rPr>
-        <w:t>'</w:t>
-      </w:r>
-      <w:proofErr w:type="spellStart"/>
-      <w:r>
-        <w:rPr>
-          <w:lang w:eastAsia="en-IN"/>
-        </w:rPr>
-        <w:t>skin_type</w:t>
-      </w:r>
-      <w:proofErr w:type="spellEnd"/>
-      <w:r>
-        <w:rPr>
-          <w:lang w:eastAsia="en-IN"/>
-        </w:rPr>
-        <w:t>', '</w:t>
-      </w:r>
-      <w:proofErr w:type="spellStart"/>
-      <w:r>
-        <w:rPr>
-          <w:lang w:eastAsia="en-IN"/>
-        </w:rPr>
-        <w:t>skin_tone</w:t>
-      </w:r>
-      <w:proofErr w:type="spellEnd"/>
-      <w:r>
-        <w:rPr>
-          <w:lang w:eastAsia="en-IN"/>
-        </w:rPr>
-        <w:t>', '</w:t>
-      </w:r>
-      <w:proofErr w:type="spellStart"/>
-      <w:r>
-        <w:rPr>
-          <w:lang w:eastAsia="en-IN"/>
-        </w:rPr>
-        <w:t>eye_color</w:t>
-      </w:r>
-      <w:proofErr w:type="spellEnd"/>
-      <w:r>
-        <w:rPr>
-          <w:lang w:eastAsia="en-IN"/>
-        </w:rPr>
-        <w:t>', '</w:t>
-      </w:r>
-      <w:proofErr w:type="spellStart"/>
-      <w:r>
-        <w:rPr>
-          <w:lang w:eastAsia="en-IN"/>
-        </w:rPr>
-        <w:t>hair_color</w:t>
-      </w:r>
-      <w:proofErr w:type="spellEnd"/>
-      <w:r>
-        <w:rPr>
-          <w:lang w:eastAsia="en-IN"/>
-        </w:rPr>
-        <w:t>'</w:t>
+        <w:t>'skin_type', 'skin_tone', 'eye_color', 'hair_color'</w:t>
       </w:r>
       <w:r>
         <w:rPr>
@@ -3055,35 +2801,7 @@
         <w:rPr>
           <w:lang w:eastAsia="en-IN"/>
         </w:rPr>
-        <w:t>review points to a valid product, and that shared fields (</w:t>
-      </w:r>
-      <w:proofErr w:type="spellStart"/>
-      <w:r>
-        <w:rPr>
-          <w:lang w:eastAsia="en-IN"/>
-        </w:rPr>
-        <w:t>brand_name</w:t>
-      </w:r>
-      <w:proofErr w:type="spellEnd"/>
-      <w:r>
-        <w:rPr>
-          <w:lang w:eastAsia="en-IN"/>
-        </w:rPr>
-        <w:t xml:space="preserve">, </w:t>
-      </w:r>
-      <w:proofErr w:type="spellStart"/>
-      <w:r>
-        <w:rPr>
-          <w:lang w:eastAsia="en-IN"/>
-        </w:rPr>
-        <w:t>price_usd</w:t>
-      </w:r>
-      <w:proofErr w:type="spellEnd"/>
-      <w:r>
-        <w:rPr>
-          <w:lang w:eastAsia="en-IN"/>
-        </w:rPr>
-        <w:t>) agree between the two files</w:t>
+        <w:t>review points to a valid product, and that shared fields (brand_name, price_usd) agree between the two files</w:t>
       </w:r>
       <w:r>
         <w:rPr>
@@ -3113,35 +2831,7 @@
         <w:rPr>
           <w:lang w:eastAsia="en-IN"/>
         </w:rPr>
-        <w:t xml:space="preserve">reviews referencing a </w:t>
-      </w:r>
-      <w:proofErr w:type="spellStart"/>
-      <w:r>
-        <w:rPr>
-          <w:lang w:eastAsia="en-IN"/>
-        </w:rPr>
-        <w:t>product_id</w:t>
-      </w:r>
-      <w:proofErr w:type="spellEnd"/>
-      <w:r>
-        <w:rPr>
-          <w:lang w:eastAsia="en-IN"/>
-        </w:rPr>
-        <w:t xml:space="preserve"> that doesn't exist in </w:t>
-      </w:r>
-      <w:proofErr w:type="spellStart"/>
-      <w:r>
-        <w:rPr>
-          <w:lang w:eastAsia="en-IN"/>
-        </w:rPr>
-        <w:t>product_info</w:t>
-      </w:r>
-      <w:proofErr w:type="spellEnd"/>
-      <w:r>
-        <w:rPr>
-          <w:lang w:eastAsia="en-IN"/>
-        </w:rPr>
-        <w:t xml:space="preserve"> (orphaned reviews)</w:t>
+        <w:t>reviews referencing a product_id that doesn't exist in product_info (orphaned reviews)</w:t>
       </w:r>
       <w:r>
         <w:rPr>
@@ -3165,30 +2855,8 @@
         <w:rPr>
           <w:lang w:eastAsia="en-IN"/>
         </w:rPr>
-        <w:t xml:space="preserve">Spot-check </w:t>
-      </w:r>
-      <w:proofErr w:type="spellStart"/>
-      <w:r>
-        <w:rPr>
-          <w:lang w:eastAsia="en-IN"/>
-        </w:rPr>
-        <w:t>brand_name</w:t>
-      </w:r>
-      <w:proofErr w:type="spellEnd"/>
-      <w:r>
-        <w:rPr>
-          <w:lang w:eastAsia="en-IN"/>
-        </w:rPr>
-        <w:t xml:space="preserve"> consistency between the two files for shared </w:t>
-      </w:r>
-      <w:proofErr w:type="spellStart"/>
-      <w:r>
-        <w:rPr>
-          <w:lang w:eastAsia="en-IN"/>
-        </w:rPr>
-        <w:t>product_ids</w:t>
-      </w:r>
-      <w:proofErr w:type="spellEnd"/>
+        <w:t>Spot-check brand_name consistency between the two files for shared product_ids</w:t>
+      </w:r>
     </w:p>
     <w:p>
       <w:pPr>
@@ -3339,14 +3007,12 @@
         </w:rPr>
         <w:t>‘</w:t>
       </w:r>
-      <w:proofErr w:type="spellStart"/>
       <w:r>
         <w:rPr>
           <w:lang w:eastAsia="en-IN"/>
         </w:rPr>
         <w:t>product_id</w:t>
       </w:r>
-      <w:proofErr w:type="spellEnd"/>
       <w:r>
         <w:rPr>
           <w:lang w:eastAsia="en-IN"/>
@@ -3365,14 +3031,12 @@
         </w:rPr>
         <w:t>‘</w:t>
       </w:r>
-      <w:proofErr w:type="spellStart"/>
       <w:r>
         <w:rPr>
           <w:lang w:eastAsia="en-IN"/>
         </w:rPr>
         <w:t>brand_name</w:t>
       </w:r>
-      <w:proofErr w:type="spellEnd"/>
       <w:r>
         <w:rPr>
           <w:lang w:eastAsia="en-IN"/>
@@ -3402,23 +3066,13 @@
         </w:rPr>
         <w:t xml:space="preserve">5.2 </w:t>
       </w:r>
-      <w:proofErr w:type="spellStart"/>
-      <w:r>
-        <w:rPr>
-          <w:b/>
-          <w:bCs/>
-          <w:lang w:eastAsia="en-IN"/>
-        </w:rPr>
-        <w:t>feedback_polarity_ratio</w:t>
-      </w:r>
-      <w:proofErr w:type="spellEnd"/>
-      <w:r>
-        <w:rPr>
-          <w:b/>
-          <w:bCs/>
-          <w:lang w:eastAsia="en-IN"/>
-        </w:rPr>
-        <w:t xml:space="preserve"> (positive share of total feedback)</w:t>
+      <w:r>
+        <w:rPr>
+          <w:b/>
+          <w:bCs/>
+          <w:lang w:eastAsia="en-IN"/>
+        </w:rPr>
+        <w:t>feedback_polarity_ratio (positive share of total feedback)</w:t>
       </w:r>
     </w:p>
     <w:p>
@@ -3442,35 +3096,7 @@
         <w:rPr>
           <w:lang w:eastAsia="en-IN"/>
         </w:rPr>
-        <w:t>aw counts alone (`</w:t>
-      </w:r>
-      <w:proofErr w:type="spellStart"/>
-      <w:r>
-        <w:rPr>
-          <w:lang w:eastAsia="en-IN"/>
-        </w:rPr>
-        <w:t>total_pos_feedback_count</w:t>
-      </w:r>
-      <w:proofErr w:type="spellEnd"/>
-      <w:r>
-        <w:rPr>
-          <w:lang w:eastAsia="en-IN"/>
-        </w:rPr>
-        <w:t>`, `</w:t>
-      </w:r>
-      <w:proofErr w:type="spellStart"/>
-      <w:r>
-        <w:rPr>
-          <w:lang w:eastAsia="en-IN"/>
-        </w:rPr>
-        <w:t>total_neg_feedback_count</w:t>
-      </w:r>
-      <w:proofErr w:type="spellEnd"/>
-      <w:r>
-        <w:rPr>
-          <w:lang w:eastAsia="en-IN"/>
-        </w:rPr>
-        <w:t>`) aren't directly comparable across reviews</w:t>
+        <w:t>aw counts alone (`total_pos_feedback_count`, `total_neg_feedback_count`) aren't directly comparable across reviews</w:t>
       </w:r>
       <w:r>
         <w:rPr>
@@ -3550,14 +3176,12 @@
         </w:rPr>
         <w:t>‘</w:t>
       </w:r>
-      <w:proofErr w:type="spellStart"/>
       <w:r>
         <w:rPr>
           <w:lang w:eastAsia="en-IN"/>
         </w:rPr>
         <w:t>total_pos_feedback_count</w:t>
       </w:r>
-      <w:proofErr w:type="spellEnd"/>
       <w:r>
         <w:rPr>
           <w:lang w:eastAsia="en-IN"/>
@@ -3576,14 +3200,12 @@
         </w:rPr>
         <w:t>‘</w:t>
       </w:r>
-      <w:proofErr w:type="spellStart"/>
       <w:r>
         <w:rPr>
           <w:lang w:eastAsia="en-IN"/>
         </w:rPr>
         <w:t>total_feedback_count</w:t>
       </w:r>
-      <w:proofErr w:type="spellEnd"/>
       <w:r>
         <w:rPr>
           <w:lang w:eastAsia="en-IN"/>
@@ -3602,14 +3224,12 @@
         </w:rPr>
         <w:t>‘</w:t>
       </w:r>
-      <w:proofErr w:type="spellStart"/>
       <w:r>
         <w:rPr>
           <w:lang w:eastAsia="en-IN"/>
         </w:rPr>
         <w:t>NaN</w:t>
       </w:r>
-      <w:proofErr w:type="spellEnd"/>
       <w:r>
         <w:rPr>
           <w:lang w:eastAsia="en-IN"/>
@@ -3628,14 +3248,12 @@
         </w:rPr>
         <w:t>‘</w:t>
       </w:r>
-      <w:proofErr w:type="spellStart"/>
       <w:r>
         <w:rPr>
           <w:lang w:eastAsia="en-IN"/>
         </w:rPr>
         <w:t>total_feedback_count</w:t>
       </w:r>
-      <w:proofErr w:type="spellEnd"/>
       <w:r>
         <w:rPr>
           <w:lang w:eastAsia="en-IN"/>
@@ -3671,25 +3289,7 @@
           <w:bCs/>
           <w:lang w:eastAsia="en-IN"/>
         </w:rPr>
-        <w:t>Product-level "</w:t>
-      </w:r>
-      <w:proofErr w:type="spellStart"/>
-      <w:r>
-        <w:rPr>
-          <w:b/>
-          <w:bCs/>
-          <w:lang w:eastAsia="en-IN"/>
-        </w:rPr>
-        <w:t>recommendation_rate</w:t>
-      </w:r>
-      <w:proofErr w:type="spellEnd"/>
-      <w:r>
-        <w:rPr>
-          <w:b/>
-          <w:bCs/>
-          <w:lang w:eastAsia="en-IN"/>
-        </w:rPr>
-        <w:t>" (excluding non-responses)</w:t>
+        <w:t>Product-level "recommendation_rate" (excluding non-responses)</w:t>
       </w:r>
     </w:p>
     <w:p>
@@ -3707,21 +3307,7 @@
         <w:rPr>
           <w:lang w:eastAsia="en-IN"/>
         </w:rPr>
-        <w:t>H7 tests whether recommendation rate is a stronger predictor of CSS than `</w:t>
-      </w:r>
-      <w:proofErr w:type="spellStart"/>
-      <w:r>
-        <w:rPr>
-          <w:lang w:eastAsia="en-IN"/>
-        </w:rPr>
-        <w:t>loves_count</w:t>
-      </w:r>
-      <w:proofErr w:type="spellEnd"/>
-      <w:r>
-        <w:rPr>
-          <w:lang w:eastAsia="en-IN"/>
-        </w:rPr>
-        <w:t>`.</w:t>
+        <w:t>H7 tests whether recommendation rate is a stronger predictor of CSS than `loves_count`.</w:t>
       </w:r>
     </w:p>
     <w:p>
@@ -3739,21 +3325,7 @@
         <w:rPr>
           <w:lang w:eastAsia="en-IN"/>
         </w:rPr>
-        <w:t>This requires a single comparable per-product number, not raw individual review flags — `</w:t>
-      </w:r>
-      <w:proofErr w:type="spellStart"/>
-      <w:r>
-        <w:rPr>
-          <w:lang w:eastAsia="en-IN"/>
-        </w:rPr>
-        <w:t>recommendation_rate</w:t>
-      </w:r>
-      <w:proofErr w:type="spellEnd"/>
-      <w:r>
-        <w:rPr>
-          <w:lang w:eastAsia="en-IN"/>
-        </w:rPr>
-        <w:t>` is that number.</w:t>
+        <w:t>This requires a single comparable per-product number, not raw individual review flags — `recommendation_rate` is that number.</w:t>
       </w:r>
     </w:p>
     <w:p>
@@ -3777,49 +3349,7 @@
         <w:rPr>
           <w:lang w:eastAsia="en-IN"/>
         </w:rPr>
-        <w:t>alculates the share of reviews where `</w:t>
-      </w:r>
-      <w:proofErr w:type="spellStart"/>
-      <w:r>
-        <w:rPr>
-          <w:lang w:eastAsia="en-IN"/>
-        </w:rPr>
-        <w:t>is_recommended</w:t>
-      </w:r>
-      <w:proofErr w:type="spellEnd"/>
-      <w:r>
-        <w:rPr>
-          <w:lang w:eastAsia="en-IN"/>
-        </w:rPr>
-        <w:t xml:space="preserve"> = 1`, computed only over reviews where the customer actually answered (i.e., excluding rows where `</w:t>
-      </w:r>
-      <w:proofErr w:type="spellStart"/>
-      <w:r>
-        <w:rPr>
-          <w:lang w:eastAsia="en-IN"/>
-        </w:rPr>
-        <w:t>is_recommended</w:t>
-      </w:r>
-      <w:proofErr w:type="spellEnd"/>
-      <w:r>
-        <w:rPr>
-          <w:lang w:eastAsia="en-IN"/>
-        </w:rPr>
-        <w:t>` is missing), then merges this rate back onto `</w:t>
-      </w:r>
-      <w:proofErr w:type="spellStart"/>
-      <w:r>
-        <w:rPr>
-          <w:lang w:eastAsia="en-IN"/>
-        </w:rPr>
-        <w:t>product_info</w:t>
-      </w:r>
-      <w:proofErr w:type="spellEnd"/>
-      <w:r>
-        <w:rPr>
-          <w:lang w:eastAsia="en-IN"/>
-        </w:rPr>
-        <w:t>` at the product level.</w:t>
+        <w:t>alculates the share of reviews where `is_recommended = 1`, computed only over reviews where the customer actually answered (i.e., excluding rows where `is_recommended` is missing), then merges this rate back onto `product_info` at the product level.</w:t>
       </w:r>
     </w:p>
     <w:p>
@@ -3837,49 +3367,25 @@
         <w:rPr>
           <w:lang w:eastAsia="en-IN"/>
         </w:rPr>
-        <w:t>Why non-responses are excluded from the denominator, not treated as "No": This directly follows the earlier decision that a blank `</w:t>
-      </w:r>
-      <w:proofErr w:type="spellStart"/>
-      <w:r>
-        <w:rPr>
-          <w:lang w:eastAsia="en-IN"/>
-        </w:rPr>
-        <w:t>is_recommended</w:t>
-      </w:r>
-      <w:proofErr w:type="spellEnd"/>
-      <w:r>
-        <w:rPr>
-          <w:lang w:eastAsia="en-IN"/>
-        </w:rPr>
-        <w:t>` reflects a customer who didn't answer, not one who declined to recommend the product.</w:t>
-      </w:r>
-    </w:p>
-    <w:p>
-      <w:pPr>
-        <w:rPr>
-          <w:b/>
-          <w:bCs/>
-          <w:lang w:eastAsia="en-IN"/>
-        </w:rPr>
-      </w:pPr>
-      <w:r>
-        <w:rPr>
-          <w:b/>
-          <w:bCs/>
-          <w:lang w:eastAsia="en-IN"/>
-        </w:rPr>
-        <w:t xml:space="preserve">5.4 </w:t>
-      </w:r>
-      <w:proofErr w:type="spellStart"/>
-      <w:r>
-        <w:rPr>
-          <w:b/>
-          <w:bCs/>
-          <w:lang w:eastAsia="en-IN"/>
-        </w:rPr>
-        <w:t>on_sale_flag</w:t>
-      </w:r>
-      <w:proofErr w:type="spellEnd"/>
+        <w:t>Why non-responses are excluded from the denominator, not treated as "No": This directly follows the earlier decision that a blank `is_recommended` reflects a customer who didn't answer, not one who declined to recommend the product.</w:t>
+      </w:r>
+    </w:p>
+    <w:p>
+      <w:pPr>
+        <w:rPr>
+          <w:b/>
+          <w:bCs/>
+          <w:lang w:eastAsia="en-IN"/>
+        </w:rPr>
+      </w:pPr>
+      <w:r>
+        <w:rPr>
+          <w:b/>
+          <w:bCs/>
+          <w:lang w:eastAsia="en-IN"/>
+        </w:rPr>
+        <w:t>5.4 on_sale_flag</w:t>
+      </w:r>
     </w:p>
     <w:p>
       <w:pPr>
@@ -3898,14 +3404,12 @@
         </w:rPr>
         <w:t>‘</w:t>
       </w:r>
-      <w:proofErr w:type="spellStart"/>
       <w:r>
         <w:rPr>
           <w:lang w:eastAsia="en-IN"/>
         </w:rPr>
         <w:t>sale_price_usd</w:t>
       </w:r>
-      <w:proofErr w:type="spellEnd"/>
       <w:r>
         <w:rPr>
           <w:lang w:eastAsia="en-IN"/>
@@ -3952,41 +3456,13 @@
         <w:rPr>
           <w:lang w:eastAsia="en-IN"/>
         </w:rPr>
-        <w:t>`</w:t>
-      </w:r>
-      <w:proofErr w:type="spellStart"/>
-      <w:r>
-        <w:rPr>
-          <w:lang w:eastAsia="en-IN"/>
-        </w:rPr>
-        <w:t>on_sale_flag</w:t>
-      </w:r>
-      <w:proofErr w:type="spellEnd"/>
-      <w:r>
-        <w:rPr>
-          <w:lang w:eastAsia="en-IN"/>
-        </w:rPr>
-        <w:t xml:space="preserve">` asks the simpler, fully-answerable question "is this product currently discounted at </w:t>
-      </w:r>
-      <w:proofErr w:type="spellStart"/>
-      <w:r>
-        <w:rPr>
-          <w:lang w:eastAsia="en-IN"/>
-        </w:rPr>
-        <w:t>all</w:t>
-      </w:r>
-      <w:r>
-        <w:rPr>
-          <w:lang w:eastAsia="en-IN"/>
-        </w:rPr>
-        <w:t>or</w:t>
-      </w:r>
-      <w:proofErr w:type="spellEnd"/>
-      <w:r>
-        <w:rPr>
-          <w:lang w:eastAsia="en-IN"/>
-        </w:rPr>
-        <w:t xml:space="preserve"> not.</w:t>
+        <w:t>`on_sale_flag` asks the simpler, fully-answerable question "is this product currently discounted at all</w:t>
+      </w:r>
+      <w:r>
+        <w:rPr>
+          <w:lang w:eastAsia="en-IN"/>
+        </w:rPr>
+        <w:t>or not.</w:t>
       </w:r>
     </w:p>
     <w:p>
@@ -4042,14 +3518,12 @@
         </w:rPr>
         <w:t>‘</w:t>
       </w:r>
-      <w:proofErr w:type="spellStart"/>
       <w:r>
         <w:rPr>
           <w:lang w:eastAsia="en-IN"/>
         </w:rPr>
         <w:t>sale_price_usd</w:t>
       </w:r>
-      <w:proofErr w:type="spellEnd"/>
       <w:r>
         <w:rPr>
           <w:lang w:eastAsia="en-IN"/>
@@ -4176,15 +3650,7 @@
     </w:p>
     <w:p>
       <w:r>
-        <w:t>This phase computes skewness and kurtosis of ‘rating’ from ‘</w:t>
-      </w:r>
-      <w:proofErr w:type="spellStart"/>
-      <w:r>
-        <w:t>product_info</w:t>
-      </w:r>
-      <w:proofErr w:type="spellEnd"/>
-      <w:r>
-        <w:t>’ and plots a histogram of it. Since ‘rating’ is the key metric (CSS) itself understanding its base line shape before any segmentation is the necessary first step.</w:t>
+        <w:t>This phase computes skewness and kurtosis of ‘rating’ from ‘product_info’ and plots a histogram of it. Since ‘rating’ is the key metric (CSS) itself understanding its base line shape before any segmentation is the necessary first step.</w:t>
       </w:r>
     </w:p>
     <w:p>
@@ -4507,61 +3973,19 @@
         <w:rPr>
           <w:lang w:eastAsia="en-IN"/>
         </w:rPr>
-        <w:t>provides histogram and box plots of ‘</w:t>
-      </w:r>
-      <w:proofErr w:type="spellStart"/>
-      <w:r>
-        <w:rPr>
-          <w:lang w:eastAsia="en-IN"/>
-        </w:rPr>
-        <w:t>price_usd</w:t>
-      </w:r>
-      <w:proofErr w:type="spellEnd"/>
-      <w:r>
-        <w:rPr>
-          <w:lang w:eastAsia="en-IN"/>
-        </w:rPr>
-        <w:t xml:space="preserve">’ </w:t>
-      </w:r>
-      <w:r>
-        <w:rPr>
-          <w:lang w:eastAsia="en-IN"/>
-        </w:rPr>
-        <w:t xml:space="preserve">to understand how the </w:t>
-      </w:r>
-      <w:proofErr w:type="spellStart"/>
-      <w:r>
-        <w:rPr>
-          <w:lang w:eastAsia="en-IN"/>
-        </w:rPr>
-        <w:t>catalog</w:t>
-      </w:r>
-      <w:proofErr w:type="spellEnd"/>
-      <w:r>
-        <w:rPr>
-          <w:lang w:eastAsia="en-IN"/>
-        </w:rPr>
-        <w:t xml:space="preserve"> is distributed across price points.</w:t>
-      </w:r>
-      <w:r>
-        <w:rPr>
-          <w:lang w:eastAsia="en-IN"/>
-        </w:rPr>
-        <w:t xml:space="preserve"> From this it can be informed how ‘</w:t>
-      </w:r>
-      <w:proofErr w:type="spellStart"/>
-      <w:r>
-        <w:rPr>
-          <w:lang w:eastAsia="en-IN"/>
-        </w:rPr>
-        <w:t>price_tier</w:t>
-      </w:r>
-      <w:proofErr w:type="spellEnd"/>
-      <w:r>
-        <w:rPr>
-          <w:lang w:eastAsia="en-IN"/>
-        </w:rPr>
-        <w:t>’ quantile buckets will actually look in dollar terms before H1 test begin.</w:t>
+        <w:t xml:space="preserve">provides histogram and box plots of ‘price_usd’ </w:t>
+      </w:r>
+      <w:r>
+        <w:rPr>
+          <w:lang w:eastAsia="en-IN"/>
+        </w:rPr>
+        <w:t>to understand how the catalog is distributed across price points.</w:t>
+      </w:r>
+      <w:r>
+        <w:rPr>
+          <w:lang w:eastAsia="en-IN"/>
+        </w:rPr>
+        <w:t xml:space="preserve"> From this it can be informed how ‘price_tier’ quantile buckets will actually look in dollar terms before H1 test begin.</w:t>
       </w:r>
     </w:p>
     <w:p>
@@ -5160,14 +4584,12 @@
         </w:rPr>
         <w:t>‘</w:t>
       </w:r>
-      <w:proofErr w:type="spellStart"/>
       <w:r>
         <w:rPr>
           <w:lang w:eastAsia="en-IN"/>
         </w:rPr>
         <w:t>price_tier</w:t>
       </w:r>
-      <w:proofErr w:type="spellEnd"/>
       <w:r>
         <w:rPr>
           <w:lang w:eastAsia="en-IN"/>
@@ -5190,21 +4612,7 @@
         <w:rPr>
           <w:lang w:eastAsia="en-IN"/>
         </w:rPr>
-        <w:t xml:space="preserve">"Luxury" (top 25%) begins at just $58, not at a price point a customer would typically associate with luxury. This should be stated explicitly wherever </w:t>
-      </w:r>
-      <w:proofErr w:type="spellStart"/>
-      <w:r>
-        <w:rPr>
-          <w:lang w:eastAsia="en-IN"/>
-        </w:rPr>
-        <w:t>price_tier</w:t>
-      </w:r>
-      <w:proofErr w:type="spellEnd"/>
-      <w:r>
-        <w:rPr>
-          <w:lang w:eastAsia="en-IN"/>
-        </w:rPr>
-        <w:t xml:space="preserve"> results are presented</w:t>
+        <w:t>"Luxury" (top 25%) begins at just $58, not at a price point a customer would typically associate with luxury. This should be stated explicitly wherever price_tier results are presented</w:t>
       </w:r>
       <w:r>
         <w:rPr>
@@ -5293,14 +4701,12 @@
         </w:rPr>
         <w:t>‘</w:t>
       </w:r>
-      <w:proofErr w:type="spellStart"/>
       <w:r>
         <w:rPr>
           <w:lang w:eastAsia="en-IN"/>
         </w:rPr>
         <w:t>primary_category</w:t>
       </w:r>
-      <w:proofErr w:type="spellEnd"/>
       <w:r>
         <w:rPr>
           <w:lang w:eastAsia="en-IN"/>
@@ -5495,21 +4901,7 @@
         <w:rPr>
           <w:lang w:eastAsia="en-IN"/>
         </w:rPr>
-        <w:t xml:space="preserve">Skincare (~2,350) and Makeup (~2,300) dominate the </w:t>
-      </w:r>
-      <w:proofErr w:type="spellStart"/>
-      <w:r>
-        <w:rPr>
-          <w:lang w:eastAsia="en-IN"/>
-        </w:rPr>
-        <w:t>catalog</w:t>
-      </w:r>
-      <w:proofErr w:type="spellEnd"/>
-      <w:r>
-        <w:rPr>
-          <w:lang w:eastAsia="en-IN"/>
-        </w:rPr>
-        <w:t>, together accounting for well over half of all products</w:t>
+        <w:t>Skincare (~2,350) and Makeup (~2,300) dominate the catalog, together accounting for well over half of all products</w:t>
       </w:r>
       <w:r>
         <w:rPr>
@@ -5787,21 +5179,7 @@
         <w:rPr>
           <w:lang w:eastAsia="en-IN"/>
         </w:rPr>
-        <w:t xml:space="preserve">This phase plots histograms of </w:t>
-      </w:r>
-      <w:proofErr w:type="spellStart"/>
-      <w:r>
-        <w:rPr>
-          <w:lang w:eastAsia="en-IN"/>
-        </w:rPr>
-        <w:t>loves_count</w:t>
-      </w:r>
-      <w:proofErr w:type="spellEnd"/>
-      <w:r>
-        <w:rPr>
-          <w:lang w:eastAsia="en-IN"/>
-        </w:rPr>
-        <w:t>, reviews, and helpfulness to check whether engagement metrics are heavily skewed</w:t>
+        <w:t>This phase plots histograms of loves_count, reviews, and helpfulness to check whether engagement metrics are heavily skewed</w:t>
       </w:r>
       <w:r>
         <w:rPr>
@@ -5969,14 +5347,12 @@
         </w:rPr>
         <w:t>‘</w:t>
       </w:r>
-      <w:proofErr w:type="spellStart"/>
       <w:r>
         <w:rPr>
           <w:lang w:eastAsia="en-IN"/>
         </w:rPr>
         <w:t>loves_count</w:t>
       </w:r>
-      <w:proofErr w:type="spellEnd"/>
       <w:r>
         <w:rPr>
           <w:lang w:eastAsia="en-IN"/>
@@ -6169,14 +5545,12 @@
         </w:rPr>
         <w:t>‘</w:t>
       </w:r>
-      <w:proofErr w:type="spellStart"/>
       <w:r>
         <w:rPr>
           <w:lang w:eastAsia="en-IN"/>
         </w:rPr>
         <w:t>loves_count</w:t>
       </w:r>
-      <w:proofErr w:type="spellEnd"/>
       <w:r>
         <w:rPr>
           <w:lang w:eastAsia="en-IN"/>
@@ -6313,21 +5687,7 @@
         <w:rPr>
           <w:lang w:eastAsia="en-IN"/>
         </w:rPr>
-        <w:t xml:space="preserve">The zero-spike in helpfulness should be checked against </w:t>
-      </w:r>
-      <w:proofErr w:type="spellStart"/>
-      <w:r>
-        <w:rPr>
-          <w:lang w:eastAsia="en-IN"/>
-        </w:rPr>
-        <w:t>total_feedback_count</w:t>
-      </w:r>
-      <w:proofErr w:type="spellEnd"/>
-      <w:r>
-        <w:rPr>
-          <w:lang w:eastAsia="en-IN"/>
-        </w:rPr>
-        <w:t xml:space="preserve"> </w:t>
+        <w:t xml:space="preserve">The zero-spike in helpfulness should be checked against total_feedback_count </w:t>
       </w:r>
       <w:r>
         <w:rPr>
@@ -6722,11 +6082,9 @@
       <w:r>
         <w:t>‘</w:t>
       </w:r>
-      <w:proofErr w:type="spellStart"/>
       <w:r>
         <w:t>sephora_exclusive</w:t>
       </w:r>
-      <w:proofErr w:type="spellEnd"/>
       <w:r>
         <w:t>’</w:t>
       </w:r>
@@ -7531,11 +6889,9 @@
       <w:r>
         <w:t>‘</w:t>
       </w:r>
-      <w:proofErr w:type="spellStart"/>
       <w:r>
         <w:t>primary_category</w:t>
       </w:r>
-      <w:proofErr w:type="spellEnd"/>
       <w:r>
         <w:t>’</w:t>
       </w:r>
@@ -7914,15 +7270,7 @@
     </w:p>
     <w:p>
       <w:r>
-        <w:t xml:space="preserve">This phase filters out low-sample brands using a minimum product count threshold, then plots a sorted bar chart of </w:t>
-      </w:r>
-      <w:proofErr w:type="spellStart"/>
-      <w:r>
-        <w:t>brand_avg_rating</w:t>
-      </w:r>
-      <w:proofErr w:type="spellEnd"/>
-      <w:r>
-        <w:t xml:space="preserve"> for qualifying brands and runs a one-way ANOVA.</w:t>
+        <w:t>This phase filters out low-sample brands using a minimum product count threshold, then plots a sorted bar chart of brand_avg_rating for qualifying brands and runs a one-way ANOVA.</w:t>
       </w:r>
     </w:p>
     <w:p>
@@ -7940,7 +7288,185 @@
         <w:t>Analysis result</w:t>
       </w:r>
     </w:p>
-    <w:p/>
+    <w:p>
+      <w:r>
+        <w:rPr>
+          <w:b/>
+          <w:bCs/>
+          <w:noProof/>
+        </w:rPr>
+        <mc:AlternateContent>
+          <mc:Choice Requires="wps">
+            <w:drawing>
+              <wp:anchor distT="45720" distB="45720" distL="114300" distR="114300" simplePos="0" relativeHeight="251694080" behindDoc="0" locked="0" layoutInCell="1" allowOverlap="1" wp14:anchorId="030308E4" wp14:editId="47EC3DC1">
+                <wp:simplePos x="0" y="0"/>
+                <wp:positionH relativeFrom="margin">
+                  <wp:align>right</wp:align>
+                </wp:positionH>
+                <wp:positionV relativeFrom="paragraph">
+                  <wp:posOffset>747849</wp:posOffset>
+                </wp:positionV>
+                <wp:extent cx="1317171" cy="457200"/>
+                <wp:effectExtent l="0" t="0" r="16510" b="19050"/>
+                <wp:wrapNone/>
+                <wp:docPr id="1300702222" name="Text Box 2"/>
+                <wp:cNvGraphicFramePr>
+                  <a:graphicFrameLocks xmlns:a="http://schemas.openxmlformats.org/drawingml/2006/main"/>
+                </wp:cNvGraphicFramePr>
+                <a:graphic xmlns:a="http://schemas.openxmlformats.org/drawingml/2006/main">
+                  <a:graphicData uri="http://schemas.microsoft.com/office/word/2010/wordprocessingShape">
+                    <wps:wsp>
+                      <wps:cNvSpPr txBox="1">
+                        <a:spLocks noChangeArrowheads="1"/>
+                      </wps:cNvSpPr>
+                      <wps:spPr bwMode="auto">
+                        <a:xfrm>
+                          <a:off x="0" y="0"/>
+                          <a:ext cx="1317171" cy="457200"/>
+                        </a:xfrm>
+                        <a:prstGeom prst="rect">
+                          <a:avLst/>
+                        </a:prstGeom>
+                        <a:solidFill>
+                          <a:srgbClr val="FFFFFF"/>
+                        </a:solidFill>
+                        <a:ln w="6350">
+                          <a:solidFill>
+                            <a:schemeClr val="tx1"/>
+                          </a:solidFill>
+                          <a:miter lim="800000"/>
+                          <a:headEnd/>
+                          <a:tailEnd/>
+                        </a:ln>
+                      </wps:spPr>
+                      <wps:txbx>
+                        <w:txbxContent>
+                          <w:p>
+                            <w:pPr>
+                              <w:jc w:val="left"/>
+                            </w:pPr>
+                            <w:r>
+                              <w:t xml:space="preserve">F-statistic: </w:t>
+                            </w:r>
+                            <w:r>
+                              <w:t>4.898</w:t>
+                            </w:r>
+                            <w:r>
+                              <w:t xml:space="preserve"> </w:t>
+                            </w:r>
+                            <w:r>
+                              <w:br/>
+                            </w:r>
+                            <w:r>
+                              <w:t>p-value: 0.0000</w:t>
+                            </w:r>
+                          </w:p>
+                        </w:txbxContent>
+                      </wps:txbx>
+                      <wps:bodyPr rot="0" vert="horz" wrap="square" lIns="91440" tIns="45720" rIns="91440" bIns="45720" anchor="t" anchorCtr="0">
+                        <a:noAutofit/>
+                      </wps:bodyPr>
+                    </wps:wsp>
+                  </a:graphicData>
+                </a:graphic>
+                <wp14:sizeRelH relativeFrom="margin">
+                  <wp14:pctWidth>0</wp14:pctWidth>
+                </wp14:sizeRelH>
+                <wp14:sizeRelV relativeFrom="margin">
+                  <wp14:pctHeight>0</wp14:pctHeight>
+                </wp14:sizeRelV>
+              </wp:anchor>
+            </w:drawing>
+          </mc:Choice>
+          <mc:Fallback>
+            <w:pict>
+              <v:shape w14:anchorId="030308E4" id="_x0000_s1033" type="#_x0000_t202" style="position:absolute;left:0;text-align:left;margin-left:52.5pt;margin-top:58.9pt;width:103.7pt;height:36pt;z-index:251694080;visibility:visible;mso-wrap-style:square;mso-width-percent:0;mso-height-percent:0;mso-wrap-distance-left:9pt;mso-wrap-distance-top:3.6pt;mso-wrap-distance-right:9pt;mso-wrap-distance-bottom:3.6pt;mso-position-horizontal:right;mso-position-horizontal-relative:margin;mso-position-vertical:absolute;mso-position-vertical-relative:text;mso-width-percent:0;mso-height-percent:0;mso-width-relative:margin;mso-height-relative:margin;v-text-anchor:top" o:gfxdata="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" strokecolor="black [3213]" strokeweight=".5pt">
+                <v:textbox>
+                  <w:txbxContent>
+                    <w:p>
+                      <w:pPr>
+                        <w:jc w:val="left"/>
+                      </w:pPr>
+                      <w:r>
+                        <w:t xml:space="preserve">F-statistic: </w:t>
+                      </w:r>
+                      <w:r>
+                        <w:t>4.898</w:t>
+                      </w:r>
+                      <w:r>
+                        <w:t xml:space="preserve"> </w:t>
+                      </w:r>
+                      <w:r>
+                        <w:br/>
+                      </w:r>
+                      <w:r>
+                        <w:t>p-value: 0.0000</w:t>
+                      </w:r>
+                    </w:p>
+                  </w:txbxContent>
+                </v:textbox>
+                <w10:wrap anchorx="margin"/>
+              </v:shape>
+            </w:pict>
+          </mc:Fallback>
+        </mc:AlternateContent>
+      </w:r>
+      <w:r>
+        <w:rPr>
+          <w:noProof/>
+        </w:rPr>
+        <w:drawing>
+          <wp:inline distT="0" distB="0" distL="0" distR="0" wp14:anchorId="30D88ADD" wp14:editId="62A9F8AE">
+            <wp:extent cx="5165271" cy="2045873"/>
+            <wp:effectExtent l="19050" t="19050" r="16510" b="12065"/>
+            <wp:docPr id="2129613269" name="Picture 9"/>
+            <wp:cNvGraphicFramePr>
+              <a:graphicFrameLocks xmlns:a="http://schemas.openxmlformats.org/drawingml/2006/main" noChangeAspect="1"/>
+            </wp:cNvGraphicFramePr>
+            <a:graphic xmlns:a="http://schemas.openxmlformats.org/drawingml/2006/main">
+              <a:graphicData uri="http://schemas.openxmlformats.org/drawingml/2006/picture">
+                <pic:pic xmlns:pic="http://schemas.openxmlformats.org/drawingml/2006/picture">
+                  <pic:nvPicPr>
+                    <pic:cNvPr id="0" name="Picture 11"/>
+                    <pic:cNvPicPr>
+                      <a:picLocks noChangeAspect="1" noChangeArrowheads="1"/>
+                    </pic:cNvPicPr>
+                  </pic:nvPicPr>
+                  <pic:blipFill>
+                    <a:blip r:embed="rId18" cstate="print">
+                      <a:extLst>
+                        <a:ext uri="{28A0092B-C50C-407E-A947-70E740481C1C}">
+                          <a14:useLocalDpi xmlns:a14="http://schemas.microsoft.com/office/drawing/2010/main" val="0"/>
+                        </a:ext>
+                      </a:extLst>
+                    </a:blip>
+                    <a:srcRect/>
+                    <a:stretch>
+                      <a:fillRect/>
+                    </a:stretch>
+                  </pic:blipFill>
+                  <pic:spPr bwMode="auto">
+                    <a:xfrm>
+                      <a:off x="0" y="0"/>
+                      <a:ext cx="5193381" cy="2057007"/>
+                    </a:xfrm>
+                    <a:prstGeom prst="rect">
+                      <a:avLst/>
+                    </a:prstGeom>
+                    <a:noFill/>
+                    <a:ln w="3175">
+                      <a:solidFill>
+                        <a:schemeClr val="tx1"/>
+                      </a:solidFill>
+                    </a:ln>
+                  </pic:spPr>
+                </pic:pic>
+              </a:graphicData>
+            </a:graphic>
+          </wp:inline>
+        </w:drawing>
+      </w:r>
+    </w:p>
     <w:p>
       <w:pPr>
         <w:rPr>
@@ -7965,7 +7491,7 @@
         </w:numPr>
       </w:pPr>
       <w:r>
-        <w:t>Average Loan Repayment Rate (LRR) increases steadily from 45.7% to 65.8% as interest rates rise from 0–10% to 20–25%, indicating that moderate risk-based pricing improves portfolio repayment performance.</w:t>
+        <w:t>Brand is a statistically significant driver of CSS, even after applying the minimum-sample threshold to exclude unreliable small-count brands (F = 4.898, p &lt; 0.0001).</w:t>
       </w:r>
     </w:p>
     <w:p>
@@ -7977,11 +7503,55 @@
         </w:numPr>
       </w:pPr>
       <w:r>
-        <w:t>The LRR drops sharply to 48.1% in the 25%+ interest rate band despite higher pricing, suggesting that the additional interest charged is insufficient to offset the elevated default risk in this segment.</w:t>
-      </w:r>
-    </w:p>
-    <w:p>
-      <w:r>
+        <w:t>Top-performing brands (MACRENE actives, MARA, BondiBoost) cluster around 4.7–4.9 average rating, all niche/specialist brands rather than the large-volume names identified in Phase 0.3 (SEPHORA COLLECTION, CLINIQUE).</w:t>
+      </w:r>
+    </w:p>
+    <w:p>
+      <w:pPr>
+        <w:pStyle w:val="ListParagraph"/>
+        <w:numPr>
+          <w:ilvl w:val="0"/>
+          <w:numId w:val="25"/>
+        </w:numPr>
+      </w:pPr>
+      <w:r>
+        <w:t>Bottom-performing brands (NAILS INC., Isle of Paradise, Dr. Lara Devgan Scientific Beauty) cluster around 3.5–3.8, with SIMIHAZE BEAUTY appearing to be the lowest overall based on chart truncation, worth confirming with the raw value.</w:t>
+      </w:r>
+    </w:p>
+    <w:p>
+      <w:pPr>
+        <w:pStyle w:val="ListParagraph"/>
+        <w:numPr>
+          <w:ilvl w:val="0"/>
+          <w:numId w:val="25"/>
+        </w:numPr>
+      </w:pPr>
+      <w:r>
+        <w:t xml:space="preserve">Neither the top nor bottom 15 brands overlap with the highest-volume brands from Phase 0.3 </w:t>
+      </w:r>
+      <w:r>
+        <w:t>-</w:t>
+      </w:r>
+      <w:r>
+        <w:t xml:space="preserve"> the largest brands by product count sit in the middle of the distribution rather than at either extreme</w:t>
+      </w:r>
+      <w:r>
+        <w:t>.</w:t>
+      </w:r>
+    </w:p>
+    <w:p>
+      <w:pPr>
+        <w:rPr>
+          <w:b/>
+          <w:bCs/>
+        </w:rPr>
+      </w:pPr>
+      <w:r>
+        <w:rPr>
+          <w:b/>
+          <w:bCs/>
+        </w:rPr>
+        <w:lastRenderedPageBreak/>
         <w:t>Actionable Insights</w:t>
       </w:r>
     </w:p>
@@ -7994,7 +7564,19 @@
         </w:numPr>
       </w:pPr>
       <w:r>
-        <w:t>Maintain or optimize lending within the 15–25% interest rate range, where the portfolio achieves the strongest repayment performance and better risk-adjusted returns.</w:t>
+        <w:t xml:space="preserve">The top and bottom performers are all lower-volume, specialist brands rather than the </w:t>
+      </w:r>
+      <w:r>
+        <w:t>catalogue’s</w:t>
+      </w:r>
+      <w:r>
+        <w:t xml:space="preserve"> high-volume anchors </w:t>
+      </w:r>
+      <w:r>
+        <w:t>-</w:t>
+      </w:r>
+      <w:r>
+        <w:t xml:space="preserve"> meaning brand-level CSS extremes are driven by focused product lines, not scale. This is useful context for merchandising: expanding shelf space for a top-rated niche brand carries different risk/reward than for an already-large brand.</w:t>
       </w:r>
     </w:p>
     <w:p>
@@ -8006,7 +7588,28 @@
         </w:numPr>
       </w:pPr>
       <w:r>
-        <w:t>Strengthen underwriting and borrower screening for loans priced above 25%, as increasing interest rates alone does not compensate for the higher credit risk and may reduce overall portfolio profitability.</w:t>
+        <w:t>Bottom-performing brands warrant a quality or assortment review, particularly SIMIHAZE BEAUTY and NuFACE, which sit meaningfully below the 3.5 rating threshold most other brands clear.</w:t>
+      </w:r>
+    </w:p>
+    <w:p>
+      <w:pPr>
+        <w:pStyle w:val="ListParagraph"/>
+        <w:numPr>
+          <w:ilvl w:val="0"/>
+          <w:numId w:val="26"/>
+        </w:numPr>
+      </w:pPr>
+      <w:r>
+        <w:t xml:space="preserve">Since large-volume brands (SEPHORA COLLECTION, CLINIQUE) sit in the middle, their overall contribution to total CSS is more about consistency at scale than being a stand-out driver in either direction </w:t>
+      </w:r>
+      <w:r>
+        <w:t xml:space="preserve">- </w:t>
+      </w:r>
+      <w:r>
+        <w:t>worth noting this distinction between "highest-rated" and "most business-critical" brands</w:t>
+      </w:r>
+      <w:r>
+        <w:t>.</w:t>
       </w:r>
     </w:p>
     <w:p>
@@ -8039,7 +7642,6 @@
         <w:rPr>
           <w:noProof/>
         </w:rPr>
-        <w:lastRenderedPageBreak/>
         <w:drawing>
           <wp:anchor distT="0" distB="0" distL="114300" distR="114300" simplePos="0" relativeHeight="251676672" behindDoc="0" locked="0" layoutInCell="1" allowOverlap="1" wp14:anchorId="4A1B8B65" wp14:editId="6DF092CA">
             <wp:simplePos x="0" y="0"/>
@@ -8066,7 +7668,7 @@
                     </pic:cNvPicPr>
                   </pic:nvPicPr>
                   <pic:blipFill>
-                    <a:blip r:embed="rId18" cstate="print">
+                    <a:blip r:embed="rId19" cstate="print">
                       <a:extLst>
                         <a:ext uri="{28A0092B-C50C-407E-A947-70E740481C1C}">
                           <a14:useLocalDpi xmlns:a14="http://schemas.microsoft.com/office/drawing/2010/main" val="0"/>
@@ -8155,15 +7757,7 @@
         </w:numPr>
       </w:pPr>
       <w:r>
-        <w:t xml:space="preserve">Loan Amount and </w:t>
-      </w:r>
-      <w:proofErr w:type="spellStart"/>
-      <w:r>
-        <w:t>Installment</w:t>
-      </w:r>
-      <w:proofErr w:type="spellEnd"/>
-      <w:r>
-        <w:t xml:space="preserve"> are highly correlated (r = 0.94), while Open Accounts and Total Accounts also show strong correlation (r = 0.70), indicating these pairs capture similar information.</w:t>
+        <w:t>Loan Amount and Installment are highly correlated (r = 0.94), while Open Accounts and Total Accounts also show strong correlation (r = 0.70), indicating these pairs capture similar information.</w:t>
       </w:r>
     </w:p>
     <w:p>
@@ -8214,15 +7808,7 @@
         </w:numPr>
       </w:pPr>
       <w:r>
-        <w:t xml:space="preserve">Avoid using both Loan Amount and </w:t>
-      </w:r>
-      <w:proofErr w:type="spellStart"/>
-      <w:r>
-        <w:t>Installment</w:t>
-      </w:r>
-      <w:proofErr w:type="spellEnd"/>
-      <w:r>
-        <w:t xml:space="preserve"> together in dashboards or predictive models, since their strong correlation introduces redundant information without improving decision-making.</w:t>
+        <w:t>Avoid using both Loan Amount and Installment together in dashboards or predictive models, since their strong correlation introduces redundant information without improving decision-making.</w:t>
       </w:r>
     </w:p>
     <w:p>
@@ -8230,6 +7816,7 @@
         <w:pStyle w:val="Heading1"/>
       </w:pPr>
       <w:r>
+        <w:lastRenderedPageBreak/>
         <w:t>SUMMARY</w:t>
       </w:r>
     </w:p>
@@ -8300,15 +7887,7 @@
         <w:t>interest rate as the strongest numeric variable associated with default risk</w:t>
       </w:r>
       <w:r>
-        <w:t xml:space="preserve">, while loan amount and </w:t>
-      </w:r>
-      <w:proofErr w:type="spellStart"/>
-      <w:r>
-        <w:t>installment</w:t>
-      </w:r>
-      <w:proofErr w:type="spellEnd"/>
-      <w:r>
-        <w:t xml:space="preserve"> were found to be highly correlated.</w:t>
+        <w:t>, while loan amount and installment were found to be highly correlated.</w:t>
       </w:r>
     </w:p>
     <w:p>
@@ -8348,11 +7927,7 @@
         <w:t>loan grade, loan term, borrower income, home ownership, revolving credit utilization, credit inquiries, and interest rate</w:t>
       </w:r>
       <w:r>
-        <w:t xml:space="preserve"> as the primary drivers of repayment performance and default </w:t>
-      </w:r>
-      <w:r>
-        <w:lastRenderedPageBreak/>
-        <w:t>risk. These insights provide a strong foundation for improving credit evaluation, pricing strategies, portfolio monitoring, and long-term profitability.</w:t>
+        <w:t xml:space="preserve"> as the primary drivers of repayment performance and default risk. These insights provide a strong foundation for improving credit evaluation, pricing strategies, portfolio monitoring, and long-term profitability.</w:t>
       </w:r>
     </w:p>
     <w:p>

--- a/notebook/NL_Sephora.docx
+++ b/notebook/NL_Sephora.docx
@@ -443,10 +443,26 @@
         <w:t xml:space="preserve"> Investigate </w:t>
       </w:r>
       <w:r>
-        <w:t>how engagement signals — review helpfulness, recommendation rate, loves_count, and feedback polarity (positive vs negative votes) — relate to CSS</w:t>
-      </w:r>
-      <w:r>
-        <w:t>, to identify which engagement metrics are strongest proxies satisfaction.</w:t>
+        <w:t xml:space="preserve">how engagement signals — review helpfulness, recommendation rate, </w:t>
+      </w:r>
+      <w:proofErr w:type="spellStart"/>
+      <w:r>
+        <w:t>loves_count</w:t>
+      </w:r>
+      <w:proofErr w:type="spellEnd"/>
+      <w:r>
+        <w:t>, and feedback polarity (positive vs negative votes) — relate to CSS</w:t>
+      </w:r>
+      <w:r>
+        <w:t xml:space="preserve">, to identify which engagement metrics are strongest </w:t>
+      </w:r>
+      <w:proofErr w:type="gramStart"/>
+      <w:r>
+        <w:t>proxies</w:t>
+      </w:r>
+      <w:proofErr w:type="gramEnd"/>
+      <w:r>
+        <w:t xml:space="preserve"> satisfaction.</w:t>
       </w:r>
     </w:p>
     <w:p>
@@ -1222,12 +1238,14 @@
         </w:rPr>
         <w:t>“</w:t>
       </w:r>
+      <w:proofErr w:type="spellStart"/>
       <w:r>
         <w:rPr>
           <w:lang w:eastAsia="en-IN"/>
         </w:rPr>
         <w:t>is_recommended</w:t>
       </w:r>
+      <w:proofErr w:type="spellEnd"/>
       <w:r>
         <w:rPr>
           <w:lang w:eastAsia="en-IN"/>
@@ -1246,12 +1264,14 @@
         </w:rPr>
         <w:t>“</w:t>
       </w:r>
+      <w:proofErr w:type="spellStart"/>
       <w:r>
         <w:rPr>
           <w:lang w:eastAsia="en-IN"/>
         </w:rPr>
         <w:t>loves_count</w:t>
       </w:r>
+      <w:proofErr w:type="spellEnd"/>
       <w:r>
         <w:rPr>
           <w:lang w:eastAsia="en-IN"/>
@@ -1430,7 +1450,21 @@
         <w:rPr>
           <w:lang w:eastAsia="en-IN"/>
         </w:rPr>
-        <w:t>Before performing exploratory data analysis and testing the hypotheses, the dataset must be carefully examined for missing values, duplicate records, inconsistent formats, incorrect data types, and other data quality issues</w:t>
+        <w:t xml:space="preserve">Before performing exploratory </w:t>
+      </w:r>
+      <w:proofErr w:type="gramStart"/>
+      <w:r>
+        <w:rPr>
+          <w:lang w:eastAsia="en-IN"/>
+        </w:rPr>
+        <w:t>data</w:t>
+      </w:r>
+      <w:proofErr w:type="gramEnd"/>
+      <w:r>
+        <w:rPr>
+          <w:lang w:eastAsia="en-IN"/>
+        </w:rPr>
+        <w:t xml:space="preserve"> analysis and testing the hypotheses, the dataset must be carefully examined for missing values, duplicate records, inconsistent formats, incorrect data types, and other data quality issues</w:t>
       </w:r>
       <w:r>
         <w:rPr>
@@ -1669,36 +1703,42 @@
         </w:rPr>
         <w:t xml:space="preserve"> such as “</w:t>
       </w:r>
+      <w:proofErr w:type="spellStart"/>
       <w:r>
         <w:rPr>
           <w:lang w:eastAsia="en-IN"/>
         </w:rPr>
         <w:t>sale_price_usd</w:t>
       </w:r>
+      <w:proofErr w:type="spellEnd"/>
       <w:r>
         <w:rPr>
           <w:lang w:eastAsia="en-IN"/>
         </w:rPr>
         <w:t>”, “</w:t>
       </w:r>
+      <w:proofErr w:type="spellStart"/>
       <w:r>
         <w:rPr>
           <w:lang w:eastAsia="en-IN"/>
         </w:rPr>
         <w:t>value_price_usd</w:t>
       </w:r>
+      <w:proofErr w:type="spellEnd"/>
       <w:r>
         <w:rPr>
           <w:lang w:eastAsia="en-IN"/>
         </w:rPr>
         <w:t>”, “</w:t>
       </w:r>
+      <w:proofErr w:type="spellStart"/>
       <w:r>
         <w:rPr>
           <w:lang w:eastAsia="en-IN"/>
         </w:rPr>
         <w:t>variation_desc</w:t>
       </w:r>
+      <w:proofErr w:type="spellEnd"/>
       <w:r>
         <w:rPr>
           <w:lang w:eastAsia="en-IN"/>
@@ -1711,6 +1751,7 @@
         </w:rPr>
         <w:t xml:space="preserve">from </w:t>
       </w:r>
+      <w:proofErr w:type="spellStart"/>
       <w:r>
         <w:rPr>
           <w:b/>
@@ -1719,6 +1760,7 @@
         </w:rPr>
         <w:t>product_info</w:t>
       </w:r>
+      <w:proofErr w:type="spellEnd"/>
       <w:r>
         <w:rPr>
           <w:lang w:eastAsia="en-IN"/>
@@ -1846,12 +1888,14 @@
         </w:rPr>
         <w:t xml:space="preserve">, </w:t>
       </w:r>
+      <w:proofErr w:type="spellStart"/>
       <w:r>
         <w:rPr>
           <w:lang w:eastAsia="en-IN"/>
         </w:rPr>
         <w:t>price_usd</w:t>
       </w:r>
+      <w:proofErr w:type="spellEnd"/>
       <w:r>
         <w:rPr>
           <w:lang w:eastAsia="en-IN"/>
@@ -2006,13 +2050,23 @@
         <w:lastRenderedPageBreak/>
         <w:t xml:space="preserve">Columns that contain Boolean values from </w:t>
       </w:r>
-      <w:r>
-        <w:rPr>
-          <w:b/>
-          <w:bCs/>
-          <w:lang w:eastAsia="en-IN"/>
-        </w:rPr>
-        <w:t xml:space="preserve">product_info </w:t>
+      <w:proofErr w:type="spellStart"/>
+      <w:r>
+        <w:rPr>
+          <w:b/>
+          <w:bCs/>
+          <w:lang w:eastAsia="en-IN"/>
+        </w:rPr>
+        <w:t>product_info</w:t>
+      </w:r>
+      <w:proofErr w:type="spellEnd"/>
+      <w:r>
+        <w:rPr>
+          <w:b/>
+          <w:bCs/>
+          <w:lang w:eastAsia="en-IN"/>
+        </w:rPr>
+        <w:t xml:space="preserve"> </w:t>
       </w:r>
       <w:r>
         <w:rPr>
@@ -2024,7 +2078,63 @@
         <w:rPr>
           <w:lang w:eastAsia="en-IN"/>
         </w:rPr>
-        <w:t>'limited_edition', 'new', 'online_only', 'out_of_stock', 'sephora_exclusive'</w:t>
+        <w:t>'</w:t>
+      </w:r>
+      <w:proofErr w:type="spellStart"/>
+      <w:r>
+        <w:rPr>
+          <w:lang w:eastAsia="en-IN"/>
+        </w:rPr>
+        <w:t>limited_edition</w:t>
+      </w:r>
+      <w:proofErr w:type="spellEnd"/>
+      <w:r>
+        <w:rPr>
+          <w:lang w:eastAsia="en-IN"/>
+        </w:rPr>
+        <w:t>', 'new', '</w:t>
+      </w:r>
+      <w:proofErr w:type="spellStart"/>
+      <w:r>
+        <w:rPr>
+          <w:lang w:eastAsia="en-IN"/>
+        </w:rPr>
+        <w:t>online_only</w:t>
+      </w:r>
+      <w:proofErr w:type="spellEnd"/>
+      <w:r>
+        <w:rPr>
+          <w:lang w:eastAsia="en-IN"/>
+        </w:rPr>
+        <w:t>', '</w:t>
+      </w:r>
+      <w:proofErr w:type="spellStart"/>
+      <w:r>
+        <w:rPr>
+          <w:lang w:eastAsia="en-IN"/>
+        </w:rPr>
+        <w:t>out_of_stock</w:t>
+      </w:r>
+      <w:proofErr w:type="spellEnd"/>
+      <w:r>
+        <w:rPr>
+          <w:lang w:eastAsia="en-IN"/>
+        </w:rPr>
+        <w:t>', '</w:t>
+      </w:r>
+      <w:proofErr w:type="spellStart"/>
+      <w:r>
+        <w:rPr>
+          <w:lang w:eastAsia="en-IN"/>
+        </w:rPr>
+        <w:t>sephora_exclusive</w:t>
+      </w:r>
+      <w:proofErr w:type="spellEnd"/>
+      <w:r>
+        <w:rPr>
+          <w:lang w:eastAsia="en-IN"/>
+        </w:rPr>
+        <w:t>'</w:t>
       </w:r>
       <w:r>
         <w:rPr>
@@ -2070,12 +2180,14 @@
         </w:rPr>
         <w:t>'</w:t>
       </w:r>
+      <w:proofErr w:type="spellStart"/>
       <w:r>
         <w:rPr>
           <w:lang w:eastAsia="en-IN"/>
         </w:rPr>
         <w:t>is_recommended</w:t>
       </w:r>
+      <w:proofErr w:type="spellEnd"/>
       <w:r>
         <w:rPr>
           <w:lang w:eastAsia="en-IN"/>
@@ -2086,7 +2198,21 @@
         <w:rPr>
           <w:lang w:eastAsia="en-IN"/>
         </w:rPr>
-        <w:t xml:space="preserve"> column has been converted and submission_time has been converted from object to datetime data type.</w:t>
+        <w:t xml:space="preserve"> column has been converted and </w:t>
+      </w:r>
+      <w:proofErr w:type="spellStart"/>
+      <w:r>
+        <w:rPr>
+          <w:lang w:eastAsia="en-IN"/>
+        </w:rPr>
+        <w:t>submission_time</w:t>
+      </w:r>
+      <w:proofErr w:type="spellEnd"/>
+      <w:r>
+        <w:rPr>
+          <w:lang w:eastAsia="en-IN"/>
+        </w:rPr>
+        <w:t xml:space="preserve"> has been converted from object to datetime data type.</w:t>
       </w:r>
     </w:p>
     <w:p>
@@ -2131,6 +2257,7 @@
         </w:rPr>
         <w:t xml:space="preserve"> categorical columns in </w:t>
       </w:r>
+      <w:proofErr w:type="spellStart"/>
       <w:r>
         <w:rPr>
           <w:b/>
@@ -2139,6 +2266,7 @@
         </w:rPr>
         <w:t>product_info</w:t>
       </w:r>
+      <w:proofErr w:type="spellEnd"/>
       <w:r>
         <w:rPr>
           <w:b/>
@@ -2157,7 +2285,63 @@
         <w:rPr>
           <w:lang w:eastAsia="en-IN"/>
         </w:rPr>
-        <w:t>'brand_name', 'primary_category', 'secondary_category', 'tertiary_category'</w:t>
+        <w:t>'</w:t>
+      </w:r>
+      <w:proofErr w:type="spellStart"/>
+      <w:r>
+        <w:rPr>
+          <w:lang w:eastAsia="en-IN"/>
+        </w:rPr>
+        <w:t>brand_name</w:t>
+      </w:r>
+      <w:proofErr w:type="spellEnd"/>
+      <w:r>
+        <w:rPr>
+          <w:lang w:eastAsia="en-IN"/>
+        </w:rPr>
+        <w:t>', '</w:t>
+      </w:r>
+      <w:proofErr w:type="spellStart"/>
+      <w:r>
+        <w:rPr>
+          <w:lang w:eastAsia="en-IN"/>
+        </w:rPr>
+        <w:t>primary_category</w:t>
+      </w:r>
+      <w:proofErr w:type="spellEnd"/>
+      <w:r>
+        <w:rPr>
+          <w:lang w:eastAsia="en-IN"/>
+        </w:rPr>
+        <w:t>', '</w:t>
+      </w:r>
+      <w:proofErr w:type="spellStart"/>
+      <w:r>
+        <w:rPr>
+          <w:lang w:eastAsia="en-IN"/>
+        </w:rPr>
+        <w:t>secondary_category</w:t>
+      </w:r>
+      <w:proofErr w:type="spellEnd"/>
+      <w:r>
+        <w:rPr>
+          <w:lang w:eastAsia="en-IN"/>
+        </w:rPr>
+        <w:t>', '</w:t>
+      </w:r>
+      <w:proofErr w:type="spellStart"/>
+      <w:r>
+        <w:rPr>
+          <w:lang w:eastAsia="en-IN"/>
+        </w:rPr>
+        <w:t>tertiary_category</w:t>
+      </w:r>
+      <w:proofErr w:type="spellEnd"/>
+      <w:r>
+        <w:rPr>
+          <w:lang w:eastAsia="en-IN"/>
+        </w:rPr>
+        <w:t>'</w:t>
       </w:r>
       <w:r>
         <w:rPr>
@@ -2201,7 +2385,21 @@
         <w:rPr>
           <w:lang w:eastAsia="en-IN"/>
         </w:rPr>
-        <w:t xml:space="preserve"> for ‘brand_name’ column.</w:t>
+        <w:t xml:space="preserve"> for ‘</w:t>
+      </w:r>
+      <w:proofErr w:type="spellStart"/>
+      <w:r>
+        <w:rPr>
+          <w:lang w:eastAsia="en-IN"/>
+        </w:rPr>
+        <w:t>brand_name</w:t>
+      </w:r>
+      <w:proofErr w:type="spellEnd"/>
+      <w:r>
+        <w:rPr>
+          <w:lang w:eastAsia="en-IN"/>
+        </w:rPr>
+        <w:t>’ column.</w:t>
       </w:r>
     </w:p>
     <w:p>
@@ -2259,6 +2457,7 @@
         </w:rPr>
         <w:t xml:space="preserve">A. </w:t>
       </w:r>
+      <w:proofErr w:type="spellStart"/>
       <w:r>
         <w:rPr>
           <w:b/>
@@ -2267,6 +2466,7 @@
         </w:rPr>
         <w:t>product_info</w:t>
       </w:r>
+      <w:proofErr w:type="spellEnd"/>
     </w:p>
     <w:p>
       <w:pPr>
@@ -2475,7 +2675,21 @@
         <w:rPr>
           <w:lang w:eastAsia="en-IN"/>
         </w:rPr>
-        <w:t xml:space="preserve">’ are the core KPI and can not be imputed. </w:t>
+        <w:t xml:space="preserve">’ are the core KPI and </w:t>
+      </w:r>
+      <w:proofErr w:type="spellStart"/>
+      <w:r>
+        <w:rPr>
+          <w:lang w:eastAsia="en-IN"/>
+        </w:rPr>
+        <w:t>can not</w:t>
+      </w:r>
+      <w:proofErr w:type="spellEnd"/>
+      <w:r>
+        <w:rPr>
+          <w:lang w:eastAsia="en-IN"/>
+        </w:rPr>
+        <w:t xml:space="preserve"> be imputed. </w:t>
       </w:r>
       <w:r>
         <w:rPr>
@@ -2519,12 +2733,22 @@
         </w:rPr>
         <w:t>‘</w:t>
       </w:r>
-      <w:r>
-        <w:rPr>
-          <w:lang w:eastAsia="en-IN"/>
-        </w:rPr>
-        <w:t>secondary_category</w:t>
-      </w:r>
+      <w:proofErr w:type="spellStart"/>
+      <w:proofErr w:type="gramStart"/>
+      <w:r>
+        <w:rPr>
+          <w:lang w:eastAsia="en-IN"/>
+        </w:rPr>
+        <w:t>secondary</w:t>
+      </w:r>
+      <w:proofErr w:type="gramEnd"/>
+      <w:r>
+        <w:rPr>
+          <w:lang w:eastAsia="en-IN"/>
+        </w:rPr>
+        <w:t>_category</w:t>
+      </w:r>
+      <w:proofErr w:type="spellEnd"/>
       <w:r>
         <w:rPr>
           <w:lang w:eastAsia="en-IN"/>
@@ -2543,12 +2767,14 @@
         </w:rPr>
         <w:t>‘</w:t>
       </w:r>
+      <w:proofErr w:type="spellStart"/>
       <w:r>
         <w:rPr>
           <w:lang w:eastAsia="en-IN"/>
         </w:rPr>
         <w:t>tertiary_category</w:t>
       </w:r>
+      <w:proofErr w:type="spellEnd"/>
       <w:r>
         <w:rPr>
           <w:lang w:eastAsia="en-IN"/>
@@ -2614,12 +2840,22 @@
         </w:rPr>
         <w:t>‘</w:t>
       </w:r>
-      <w:r>
-        <w:rPr>
-          <w:lang w:eastAsia="en-IN"/>
-        </w:rPr>
-        <w:t>is_recommended</w:t>
-      </w:r>
+      <w:proofErr w:type="spellStart"/>
+      <w:proofErr w:type="gramStart"/>
+      <w:r>
+        <w:rPr>
+          <w:lang w:eastAsia="en-IN"/>
+        </w:rPr>
+        <w:t>is</w:t>
+      </w:r>
+      <w:proofErr w:type="gramEnd"/>
+      <w:r>
+        <w:rPr>
+          <w:lang w:eastAsia="en-IN"/>
+        </w:rPr>
+        <w:t>_recommended</w:t>
+      </w:r>
+      <w:proofErr w:type="spellEnd"/>
       <w:r>
         <w:rPr>
           <w:lang w:eastAsia="en-IN"/>
@@ -2690,7 +2926,21 @@
         <w:rPr>
           <w:lang w:eastAsia="en-IN"/>
         </w:rPr>
-        <w:t>elpfulness is left as NaN since it's structurally undefined when no one voted.</w:t>
+        <w:t xml:space="preserve">elpfulness is left as </w:t>
+      </w:r>
+      <w:proofErr w:type="spellStart"/>
+      <w:r>
+        <w:rPr>
+          <w:lang w:eastAsia="en-IN"/>
+        </w:rPr>
+        <w:t>NaN</w:t>
+      </w:r>
+      <w:proofErr w:type="spellEnd"/>
+      <w:r>
+        <w:rPr>
+          <w:lang w:eastAsia="en-IN"/>
+        </w:rPr>
+        <w:t xml:space="preserve"> since it's structurally undefined when no one voted.</w:t>
       </w:r>
     </w:p>
     <w:p>
@@ -2714,7 +2964,63 @@
         <w:rPr>
           <w:lang w:eastAsia="en-IN"/>
         </w:rPr>
-        <w:t>'skin_type', 'skin_tone', 'eye_color', 'hair_color'</w:t>
+        <w:t>'</w:t>
+      </w:r>
+      <w:proofErr w:type="spellStart"/>
+      <w:r>
+        <w:rPr>
+          <w:lang w:eastAsia="en-IN"/>
+        </w:rPr>
+        <w:t>skin_type</w:t>
+      </w:r>
+      <w:proofErr w:type="spellEnd"/>
+      <w:r>
+        <w:rPr>
+          <w:lang w:eastAsia="en-IN"/>
+        </w:rPr>
+        <w:t>', '</w:t>
+      </w:r>
+      <w:proofErr w:type="spellStart"/>
+      <w:r>
+        <w:rPr>
+          <w:lang w:eastAsia="en-IN"/>
+        </w:rPr>
+        <w:t>skin_tone</w:t>
+      </w:r>
+      <w:proofErr w:type="spellEnd"/>
+      <w:r>
+        <w:rPr>
+          <w:lang w:eastAsia="en-IN"/>
+        </w:rPr>
+        <w:t>', '</w:t>
+      </w:r>
+      <w:proofErr w:type="spellStart"/>
+      <w:r>
+        <w:rPr>
+          <w:lang w:eastAsia="en-IN"/>
+        </w:rPr>
+        <w:t>eye_color</w:t>
+      </w:r>
+      <w:proofErr w:type="spellEnd"/>
+      <w:r>
+        <w:rPr>
+          <w:lang w:eastAsia="en-IN"/>
+        </w:rPr>
+        <w:t>', '</w:t>
+      </w:r>
+      <w:proofErr w:type="spellStart"/>
+      <w:r>
+        <w:rPr>
+          <w:lang w:eastAsia="en-IN"/>
+        </w:rPr>
+        <w:t>hair_color</w:t>
+      </w:r>
+      <w:proofErr w:type="spellEnd"/>
+      <w:r>
+        <w:rPr>
+          <w:lang w:eastAsia="en-IN"/>
+        </w:rPr>
+        <w:t>'</w:t>
       </w:r>
       <w:r>
         <w:rPr>
@@ -2801,7 +3107,35 @@
         <w:rPr>
           <w:lang w:eastAsia="en-IN"/>
         </w:rPr>
-        <w:t>review points to a valid product, and that shared fields (brand_name, price_usd) agree between the two files</w:t>
+        <w:t>review points to a valid product, and that shared fields (</w:t>
+      </w:r>
+      <w:proofErr w:type="spellStart"/>
+      <w:r>
+        <w:rPr>
+          <w:lang w:eastAsia="en-IN"/>
+        </w:rPr>
+        <w:t>brand_name</w:t>
+      </w:r>
+      <w:proofErr w:type="spellEnd"/>
+      <w:r>
+        <w:rPr>
+          <w:lang w:eastAsia="en-IN"/>
+        </w:rPr>
+        <w:t xml:space="preserve">, </w:t>
+      </w:r>
+      <w:proofErr w:type="spellStart"/>
+      <w:r>
+        <w:rPr>
+          <w:lang w:eastAsia="en-IN"/>
+        </w:rPr>
+        <w:t>price_usd</w:t>
+      </w:r>
+      <w:proofErr w:type="spellEnd"/>
+      <w:r>
+        <w:rPr>
+          <w:lang w:eastAsia="en-IN"/>
+        </w:rPr>
+        <w:t>) agree between the two files</w:t>
       </w:r>
       <w:r>
         <w:rPr>
@@ -2831,7 +3165,35 @@
         <w:rPr>
           <w:lang w:eastAsia="en-IN"/>
         </w:rPr>
-        <w:t>reviews referencing a product_id that doesn't exist in product_info (orphaned reviews)</w:t>
+        <w:t xml:space="preserve">reviews referencing a </w:t>
+      </w:r>
+      <w:proofErr w:type="spellStart"/>
+      <w:r>
+        <w:rPr>
+          <w:lang w:eastAsia="en-IN"/>
+        </w:rPr>
+        <w:t>product_id</w:t>
+      </w:r>
+      <w:proofErr w:type="spellEnd"/>
+      <w:r>
+        <w:rPr>
+          <w:lang w:eastAsia="en-IN"/>
+        </w:rPr>
+        <w:t xml:space="preserve"> that doesn't exist in </w:t>
+      </w:r>
+      <w:proofErr w:type="spellStart"/>
+      <w:r>
+        <w:rPr>
+          <w:lang w:eastAsia="en-IN"/>
+        </w:rPr>
+        <w:t>product_info</w:t>
+      </w:r>
+      <w:proofErr w:type="spellEnd"/>
+      <w:r>
+        <w:rPr>
+          <w:lang w:eastAsia="en-IN"/>
+        </w:rPr>
+        <w:t xml:space="preserve"> (orphaned reviews)</w:t>
       </w:r>
       <w:r>
         <w:rPr>
@@ -2855,8 +3217,30 @@
         <w:rPr>
           <w:lang w:eastAsia="en-IN"/>
         </w:rPr>
-        <w:t>Spot-check brand_name consistency between the two files for shared product_ids</w:t>
-      </w:r>
+        <w:t xml:space="preserve">Spot-check </w:t>
+      </w:r>
+      <w:proofErr w:type="spellStart"/>
+      <w:r>
+        <w:rPr>
+          <w:lang w:eastAsia="en-IN"/>
+        </w:rPr>
+        <w:t>brand_name</w:t>
+      </w:r>
+      <w:proofErr w:type="spellEnd"/>
+      <w:r>
+        <w:rPr>
+          <w:lang w:eastAsia="en-IN"/>
+        </w:rPr>
+        <w:t xml:space="preserve"> consistency between the two files for shared </w:t>
+      </w:r>
+      <w:proofErr w:type="spellStart"/>
+      <w:r>
+        <w:rPr>
+          <w:lang w:eastAsia="en-IN"/>
+        </w:rPr>
+        <w:t>product_ids</w:t>
+      </w:r>
+      <w:proofErr w:type="spellEnd"/>
     </w:p>
     <w:p>
       <w:pPr>
@@ -2989,11 +3373,19 @@
           <w:lang w:eastAsia="en-IN"/>
         </w:rPr>
       </w:pPr>
-      <w:r>
-        <w:rPr>
-          <w:lang w:eastAsia="en-IN"/>
-        </w:rPr>
-        <w:t>So it a</w:t>
+      <w:proofErr w:type="gramStart"/>
+      <w:r>
+        <w:rPr>
+          <w:lang w:eastAsia="en-IN"/>
+        </w:rPr>
+        <w:t>So</w:t>
+      </w:r>
+      <w:proofErr w:type="gramEnd"/>
+      <w:r>
+        <w:rPr>
+          <w:lang w:eastAsia="en-IN"/>
+        </w:rPr>
+        <w:t xml:space="preserve"> it a</w:t>
       </w:r>
       <w:r>
         <w:rPr>
@@ -3007,12 +3399,14 @@
         </w:rPr>
         <w:t>‘</w:t>
       </w:r>
+      <w:proofErr w:type="spellStart"/>
       <w:r>
         <w:rPr>
           <w:lang w:eastAsia="en-IN"/>
         </w:rPr>
         <w:t>product_id</w:t>
       </w:r>
+      <w:proofErr w:type="spellEnd"/>
       <w:r>
         <w:rPr>
           <w:lang w:eastAsia="en-IN"/>
@@ -3031,12 +3425,14 @@
         </w:rPr>
         <w:t>‘</w:t>
       </w:r>
+      <w:proofErr w:type="spellStart"/>
       <w:r>
         <w:rPr>
           <w:lang w:eastAsia="en-IN"/>
         </w:rPr>
         <w:t>brand_name</w:t>
       </w:r>
+      <w:proofErr w:type="spellEnd"/>
       <w:r>
         <w:rPr>
           <w:lang w:eastAsia="en-IN"/>
@@ -3066,13 +3462,23 @@
         </w:rPr>
         <w:t xml:space="preserve">5.2 </w:t>
       </w:r>
-      <w:r>
-        <w:rPr>
-          <w:b/>
-          <w:bCs/>
-          <w:lang w:eastAsia="en-IN"/>
-        </w:rPr>
-        <w:t>feedback_polarity_ratio (positive share of total feedback)</w:t>
+      <w:proofErr w:type="spellStart"/>
+      <w:r>
+        <w:rPr>
+          <w:b/>
+          <w:bCs/>
+          <w:lang w:eastAsia="en-IN"/>
+        </w:rPr>
+        <w:t>feedback_polarity_ratio</w:t>
+      </w:r>
+      <w:proofErr w:type="spellEnd"/>
+      <w:r>
+        <w:rPr>
+          <w:b/>
+          <w:bCs/>
+          <w:lang w:eastAsia="en-IN"/>
+        </w:rPr>
+        <w:t xml:space="preserve"> (positive share of total feedback)</w:t>
       </w:r>
     </w:p>
     <w:p>
@@ -3096,7 +3502,35 @@
         <w:rPr>
           <w:lang w:eastAsia="en-IN"/>
         </w:rPr>
-        <w:t>aw counts alone (`total_pos_feedback_count`, `total_neg_feedback_count`) aren't directly comparable across reviews</w:t>
+        <w:t>aw counts alone (`</w:t>
+      </w:r>
+      <w:proofErr w:type="spellStart"/>
+      <w:r>
+        <w:rPr>
+          <w:lang w:eastAsia="en-IN"/>
+        </w:rPr>
+        <w:t>total_pos_feedback_count</w:t>
+      </w:r>
+      <w:proofErr w:type="spellEnd"/>
+      <w:r>
+        <w:rPr>
+          <w:lang w:eastAsia="en-IN"/>
+        </w:rPr>
+        <w:t>`, `</w:t>
+      </w:r>
+      <w:proofErr w:type="spellStart"/>
+      <w:r>
+        <w:rPr>
+          <w:lang w:eastAsia="en-IN"/>
+        </w:rPr>
+        <w:t>total_neg_feedback_count</w:t>
+      </w:r>
+      <w:proofErr w:type="spellEnd"/>
+      <w:r>
+        <w:rPr>
+          <w:lang w:eastAsia="en-IN"/>
+        </w:rPr>
+        <w:t>`) aren't directly comparable across reviews</w:t>
       </w:r>
       <w:r>
         <w:rPr>
@@ -3176,12 +3610,14 @@
         </w:rPr>
         <w:t>‘</w:t>
       </w:r>
+      <w:proofErr w:type="spellStart"/>
       <w:r>
         <w:rPr>
           <w:lang w:eastAsia="en-IN"/>
         </w:rPr>
         <w:t>total_pos_feedback_count</w:t>
       </w:r>
+      <w:proofErr w:type="spellEnd"/>
       <w:r>
         <w:rPr>
           <w:lang w:eastAsia="en-IN"/>
@@ -3200,12 +3636,14 @@
         </w:rPr>
         <w:t>‘</w:t>
       </w:r>
+      <w:proofErr w:type="spellStart"/>
       <w:r>
         <w:rPr>
           <w:lang w:eastAsia="en-IN"/>
         </w:rPr>
         <w:t>total_feedback_count</w:t>
       </w:r>
+      <w:proofErr w:type="spellEnd"/>
       <w:r>
         <w:rPr>
           <w:lang w:eastAsia="en-IN"/>
@@ -3224,12 +3662,14 @@
         </w:rPr>
         <w:t>‘</w:t>
       </w:r>
+      <w:proofErr w:type="spellStart"/>
       <w:r>
         <w:rPr>
           <w:lang w:eastAsia="en-IN"/>
         </w:rPr>
         <w:t>NaN</w:t>
       </w:r>
+      <w:proofErr w:type="spellEnd"/>
       <w:r>
         <w:rPr>
           <w:lang w:eastAsia="en-IN"/>
@@ -3248,12 +3688,14 @@
         </w:rPr>
         <w:t>‘</w:t>
       </w:r>
+      <w:proofErr w:type="spellStart"/>
       <w:r>
         <w:rPr>
           <w:lang w:eastAsia="en-IN"/>
         </w:rPr>
         <w:t>total_feedback_count</w:t>
       </w:r>
+      <w:proofErr w:type="spellEnd"/>
       <w:r>
         <w:rPr>
           <w:lang w:eastAsia="en-IN"/>
@@ -3289,7 +3731,25 @@
           <w:bCs/>
           <w:lang w:eastAsia="en-IN"/>
         </w:rPr>
-        <w:t>Product-level "recommendation_rate" (excluding non-responses)</w:t>
+        <w:t>Product-level "</w:t>
+      </w:r>
+      <w:proofErr w:type="spellStart"/>
+      <w:r>
+        <w:rPr>
+          <w:b/>
+          <w:bCs/>
+          <w:lang w:eastAsia="en-IN"/>
+        </w:rPr>
+        <w:t>recommendation_rate</w:t>
+      </w:r>
+      <w:proofErr w:type="spellEnd"/>
+      <w:r>
+        <w:rPr>
+          <w:b/>
+          <w:bCs/>
+          <w:lang w:eastAsia="en-IN"/>
+        </w:rPr>
+        <w:t>" (excluding non-responses)</w:t>
       </w:r>
     </w:p>
     <w:p>
@@ -3307,7 +3767,21 @@
         <w:rPr>
           <w:lang w:eastAsia="en-IN"/>
         </w:rPr>
-        <w:t>H7 tests whether recommendation rate is a stronger predictor of CSS than `loves_count`.</w:t>
+        <w:t>H7 tests whether recommendation rate is a stronger predictor of CSS than `</w:t>
+      </w:r>
+      <w:proofErr w:type="spellStart"/>
+      <w:r>
+        <w:rPr>
+          <w:lang w:eastAsia="en-IN"/>
+        </w:rPr>
+        <w:t>loves_count</w:t>
+      </w:r>
+      <w:proofErr w:type="spellEnd"/>
+      <w:r>
+        <w:rPr>
+          <w:lang w:eastAsia="en-IN"/>
+        </w:rPr>
+        <w:t>`.</w:t>
       </w:r>
     </w:p>
     <w:p>
@@ -3325,7 +3799,21 @@
         <w:rPr>
           <w:lang w:eastAsia="en-IN"/>
         </w:rPr>
-        <w:t>This requires a single comparable per-product number, not raw individual review flags — `recommendation_rate` is that number.</w:t>
+        <w:t>This requires a single comparable per-product number, not raw individual review flags — `</w:t>
+      </w:r>
+      <w:proofErr w:type="spellStart"/>
+      <w:r>
+        <w:rPr>
+          <w:lang w:eastAsia="en-IN"/>
+        </w:rPr>
+        <w:t>recommendation_rate</w:t>
+      </w:r>
+      <w:proofErr w:type="spellEnd"/>
+      <w:r>
+        <w:rPr>
+          <w:lang w:eastAsia="en-IN"/>
+        </w:rPr>
+        <w:t>` is that number.</w:t>
       </w:r>
     </w:p>
     <w:p>
@@ -3349,7 +3837,49 @@
         <w:rPr>
           <w:lang w:eastAsia="en-IN"/>
         </w:rPr>
-        <w:t>alculates the share of reviews where `is_recommended = 1`, computed only over reviews where the customer actually answered (i.e., excluding rows where `is_recommended` is missing), then merges this rate back onto `product_info` at the product level.</w:t>
+        <w:t>alculates the share of reviews where `</w:t>
+      </w:r>
+      <w:proofErr w:type="spellStart"/>
+      <w:r>
+        <w:rPr>
+          <w:lang w:eastAsia="en-IN"/>
+        </w:rPr>
+        <w:t>is_recommended</w:t>
+      </w:r>
+      <w:proofErr w:type="spellEnd"/>
+      <w:r>
+        <w:rPr>
+          <w:lang w:eastAsia="en-IN"/>
+        </w:rPr>
+        <w:t xml:space="preserve"> = 1`, computed only over reviews where the customer actually answered (i.e., excluding rows where `</w:t>
+      </w:r>
+      <w:proofErr w:type="spellStart"/>
+      <w:r>
+        <w:rPr>
+          <w:lang w:eastAsia="en-IN"/>
+        </w:rPr>
+        <w:t>is_recommended</w:t>
+      </w:r>
+      <w:proofErr w:type="spellEnd"/>
+      <w:r>
+        <w:rPr>
+          <w:lang w:eastAsia="en-IN"/>
+        </w:rPr>
+        <w:t>` is missing), then merges this rate back onto `</w:t>
+      </w:r>
+      <w:proofErr w:type="spellStart"/>
+      <w:r>
+        <w:rPr>
+          <w:lang w:eastAsia="en-IN"/>
+        </w:rPr>
+        <w:t>product_info</w:t>
+      </w:r>
+      <w:proofErr w:type="spellEnd"/>
+      <w:r>
+        <w:rPr>
+          <w:lang w:eastAsia="en-IN"/>
+        </w:rPr>
+        <w:t>` at the product level.</w:t>
       </w:r>
     </w:p>
     <w:p>
@@ -3367,25 +3897,49 @@
         <w:rPr>
           <w:lang w:eastAsia="en-IN"/>
         </w:rPr>
-        <w:t>Why non-responses are excluded from the denominator, not treated as "No": This directly follows the earlier decision that a blank `is_recommended` reflects a customer who didn't answer, not one who declined to recommend the product.</w:t>
-      </w:r>
-    </w:p>
-    <w:p>
-      <w:pPr>
-        <w:rPr>
-          <w:b/>
-          <w:bCs/>
-          <w:lang w:eastAsia="en-IN"/>
-        </w:rPr>
-      </w:pPr>
-      <w:r>
-        <w:rPr>
-          <w:b/>
-          <w:bCs/>
-          <w:lang w:eastAsia="en-IN"/>
-        </w:rPr>
-        <w:t>5.4 on_sale_flag</w:t>
-      </w:r>
+        <w:t>Why non-responses are excluded from the denominator, not treated as "No": This directly follows the earlier decision that a blank `</w:t>
+      </w:r>
+      <w:proofErr w:type="spellStart"/>
+      <w:r>
+        <w:rPr>
+          <w:lang w:eastAsia="en-IN"/>
+        </w:rPr>
+        <w:t>is_recommended</w:t>
+      </w:r>
+      <w:proofErr w:type="spellEnd"/>
+      <w:r>
+        <w:rPr>
+          <w:lang w:eastAsia="en-IN"/>
+        </w:rPr>
+        <w:t>` reflects a customer who didn't answer, not one who declined to recommend the product.</w:t>
+      </w:r>
+    </w:p>
+    <w:p>
+      <w:pPr>
+        <w:rPr>
+          <w:b/>
+          <w:bCs/>
+          <w:lang w:eastAsia="en-IN"/>
+        </w:rPr>
+      </w:pPr>
+      <w:r>
+        <w:rPr>
+          <w:b/>
+          <w:bCs/>
+          <w:lang w:eastAsia="en-IN"/>
+        </w:rPr>
+        <w:t xml:space="preserve">5.4 </w:t>
+      </w:r>
+      <w:proofErr w:type="spellStart"/>
+      <w:r>
+        <w:rPr>
+          <w:b/>
+          <w:bCs/>
+          <w:lang w:eastAsia="en-IN"/>
+        </w:rPr>
+        <w:t>on_sale_flag</w:t>
+      </w:r>
+      <w:proofErr w:type="spellEnd"/>
     </w:p>
     <w:p>
       <w:pPr>
@@ -3404,12 +3958,22 @@
         </w:rPr>
         <w:t>‘</w:t>
       </w:r>
-      <w:r>
-        <w:rPr>
-          <w:lang w:eastAsia="en-IN"/>
-        </w:rPr>
-        <w:t>sale_price_usd</w:t>
-      </w:r>
+      <w:proofErr w:type="spellStart"/>
+      <w:proofErr w:type="gramStart"/>
+      <w:r>
+        <w:rPr>
+          <w:lang w:eastAsia="en-IN"/>
+        </w:rPr>
+        <w:t>sale</w:t>
+      </w:r>
+      <w:proofErr w:type="gramEnd"/>
+      <w:r>
+        <w:rPr>
+          <w:lang w:eastAsia="en-IN"/>
+        </w:rPr>
+        <w:t>_price_usd</w:t>
+      </w:r>
+      <w:proofErr w:type="spellEnd"/>
       <w:r>
         <w:rPr>
           <w:lang w:eastAsia="en-IN"/>
@@ -3456,13 +4020,41 @@
         <w:rPr>
           <w:lang w:eastAsia="en-IN"/>
         </w:rPr>
-        <w:t>`on_sale_flag` asks the simpler, fully-answerable question "is this product currently discounted at all</w:t>
-      </w:r>
-      <w:r>
-        <w:rPr>
-          <w:lang w:eastAsia="en-IN"/>
-        </w:rPr>
-        <w:t>or not.</w:t>
+        <w:t>`</w:t>
+      </w:r>
+      <w:proofErr w:type="spellStart"/>
+      <w:r>
+        <w:rPr>
+          <w:lang w:eastAsia="en-IN"/>
+        </w:rPr>
+        <w:t>on_sale_flag</w:t>
+      </w:r>
+      <w:proofErr w:type="spellEnd"/>
+      <w:r>
+        <w:rPr>
+          <w:lang w:eastAsia="en-IN"/>
+        </w:rPr>
+        <w:t xml:space="preserve">` asks the simpler, fully-answerable question "is this product currently discounted at </w:t>
+      </w:r>
+      <w:proofErr w:type="spellStart"/>
+      <w:r>
+        <w:rPr>
+          <w:lang w:eastAsia="en-IN"/>
+        </w:rPr>
+        <w:t>all</w:t>
+      </w:r>
+      <w:r>
+        <w:rPr>
+          <w:lang w:eastAsia="en-IN"/>
+        </w:rPr>
+        <w:t>or</w:t>
+      </w:r>
+      <w:proofErr w:type="spellEnd"/>
+      <w:r>
+        <w:rPr>
+          <w:lang w:eastAsia="en-IN"/>
+        </w:rPr>
+        <w:t xml:space="preserve"> not.</w:t>
       </w:r>
     </w:p>
     <w:p>
@@ -3518,12 +4110,14 @@
         </w:rPr>
         <w:t>‘</w:t>
       </w:r>
+      <w:proofErr w:type="spellStart"/>
       <w:r>
         <w:rPr>
           <w:lang w:eastAsia="en-IN"/>
         </w:rPr>
         <w:t>sale_price_usd</w:t>
       </w:r>
+      <w:proofErr w:type="spellEnd"/>
       <w:r>
         <w:rPr>
           <w:lang w:eastAsia="en-IN"/>
@@ -3650,7 +4244,15 @@
     </w:p>
     <w:p>
       <w:r>
-        <w:t>This phase computes skewness and kurtosis of ‘rating’ from ‘product_info’ and plots a histogram of it. Since ‘rating’ is the key metric (CSS) itself understanding its base line shape before any segmentation is the necessary first step.</w:t>
+        <w:t>This phase computes skewness and kurtosis of ‘rating’ from ‘</w:t>
+      </w:r>
+      <w:proofErr w:type="spellStart"/>
+      <w:r>
+        <w:t>product_info</w:t>
+      </w:r>
+      <w:proofErr w:type="spellEnd"/>
+      <w:r>
+        <w:t>’ and plots a histogram of it. Since ‘rating’ is the key metric (CSS) itself understanding its base line shape before any segmentation is the necessary first step.</w:t>
       </w:r>
     </w:p>
     <w:p>
@@ -3973,19 +4575,61 @@
         <w:rPr>
           <w:lang w:eastAsia="en-IN"/>
         </w:rPr>
-        <w:t xml:space="preserve">provides histogram and box plots of ‘price_usd’ </w:t>
-      </w:r>
-      <w:r>
-        <w:rPr>
-          <w:lang w:eastAsia="en-IN"/>
-        </w:rPr>
-        <w:t>to understand how the catalog is distributed across price points.</w:t>
-      </w:r>
-      <w:r>
-        <w:rPr>
-          <w:lang w:eastAsia="en-IN"/>
-        </w:rPr>
-        <w:t xml:space="preserve"> From this it can be informed how ‘price_tier’ quantile buckets will actually look in dollar terms before H1 test begin.</w:t>
+        <w:t>provides histogram and box plots of ‘</w:t>
+      </w:r>
+      <w:proofErr w:type="spellStart"/>
+      <w:r>
+        <w:rPr>
+          <w:lang w:eastAsia="en-IN"/>
+        </w:rPr>
+        <w:t>price_usd</w:t>
+      </w:r>
+      <w:proofErr w:type="spellEnd"/>
+      <w:r>
+        <w:rPr>
+          <w:lang w:eastAsia="en-IN"/>
+        </w:rPr>
+        <w:t xml:space="preserve">’ </w:t>
+      </w:r>
+      <w:r>
+        <w:rPr>
+          <w:lang w:eastAsia="en-IN"/>
+        </w:rPr>
+        <w:t xml:space="preserve">to understand how the </w:t>
+      </w:r>
+      <w:proofErr w:type="spellStart"/>
+      <w:r>
+        <w:rPr>
+          <w:lang w:eastAsia="en-IN"/>
+        </w:rPr>
+        <w:t>catalog</w:t>
+      </w:r>
+      <w:proofErr w:type="spellEnd"/>
+      <w:r>
+        <w:rPr>
+          <w:lang w:eastAsia="en-IN"/>
+        </w:rPr>
+        <w:t xml:space="preserve"> is distributed across price points.</w:t>
+      </w:r>
+      <w:r>
+        <w:rPr>
+          <w:lang w:eastAsia="en-IN"/>
+        </w:rPr>
+        <w:t xml:space="preserve"> From this it can be informed how ‘</w:t>
+      </w:r>
+      <w:proofErr w:type="spellStart"/>
+      <w:r>
+        <w:rPr>
+          <w:lang w:eastAsia="en-IN"/>
+        </w:rPr>
+        <w:t>price_tier</w:t>
+      </w:r>
+      <w:proofErr w:type="spellEnd"/>
+      <w:r>
+        <w:rPr>
+          <w:lang w:eastAsia="en-IN"/>
+        </w:rPr>
+        <w:t>’ quantile buckets will actually look in dollar terms before H1 test begin.</w:t>
       </w:r>
     </w:p>
     <w:p>
@@ -4069,20 +4713,48 @@
                             <w:pPr>
                               <w:jc w:val="left"/>
                             </w:pPr>
+                            <w:proofErr w:type="gramStart"/>
                             <w:r>
-                              <w:t>count :   8216.000000</w:t>
+                              <w:t>count :</w:t>
+                            </w:r>
+                            <w:proofErr w:type="gramEnd"/>
+                            <w:r>
+                              <w:t xml:space="preserve">   8216.000000</w:t>
                             </w:r>
                             <w:r>
                               <w:br/>
-                              <w:t>mean :     51.228229</w:t>
+                            </w:r>
+                            <w:proofErr w:type="gramStart"/>
+                            <w:r>
+                              <w:t>mean :</w:t>
+                            </w:r>
+                            <w:proofErr w:type="gramEnd"/>
+                            <w:r>
+                              <w:t xml:space="preserve">     51.228229</w:t>
                             </w:r>
                             <w:r>
                               <w:br/>
-                              <w:t>std     :   53.406409</w:t>
+                              <w:t xml:space="preserve">std   </w:t>
+                            </w:r>
+                            <w:proofErr w:type="gramStart"/>
+                            <w:r>
+                              <w:t xml:space="preserve">  :</w:t>
+                            </w:r>
+                            <w:proofErr w:type="gramEnd"/>
+                            <w:r>
+                              <w:t xml:space="preserve">   53.406409</w:t>
                             </w:r>
                             <w:r>
                               <w:br/>
-                              <w:t>min   :    3.000000</w:t>
+                              <w:t xml:space="preserve">min </w:t>
+                            </w:r>
+                            <w:proofErr w:type="gramStart"/>
+                            <w:r>
+                              <w:t xml:space="preserve">  :</w:t>
+                            </w:r>
+                            <w:proofErr w:type="gramEnd"/>
+                            <w:r>
+                              <w:t xml:space="preserve">    3.000000</w:t>
                             </w:r>
                           </w:p>
                         </w:txbxContent>
@@ -4192,19 +4864,51 @@
                               <w:jc w:val="left"/>
                             </w:pPr>
                             <w:r>
-                              <w:t>25%   :     25.000000</w:t>
+                              <w:t xml:space="preserve">25% </w:t>
+                            </w:r>
+                            <w:proofErr w:type="gramStart"/>
+                            <w:r>
+                              <w:t xml:space="preserve">  :</w:t>
+                            </w:r>
+                            <w:proofErr w:type="gramEnd"/>
+                            <w:r>
+                              <w:t xml:space="preserve">     25.000000</w:t>
                             </w:r>
                             <w:r>
                               <w:br/>
-                              <w:t>50%   :     35.000000</w:t>
+                              <w:t xml:space="preserve">50% </w:t>
+                            </w:r>
+                            <w:proofErr w:type="gramStart"/>
+                            <w:r>
+                              <w:t xml:space="preserve">  :</w:t>
+                            </w:r>
+                            <w:proofErr w:type="gramEnd"/>
+                            <w:r>
+                              <w:t xml:space="preserve">     35.000000</w:t>
                             </w:r>
                             <w:r>
                               <w:br/>
-                              <w:t>75%   :     58.000000</w:t>
+                              <w:t xml:space="preserve">75% </w:t>
+                            </w:r>
+                            <w:proofErr w:type="gramStart"/>
+                            <w:r>
+                              <w:t xml:space="preserve">  :</w:t>
+                            </w:r>
+                            <w:proofErr w:type="gramEnd"/>
+                            <w:r>
+                              <w:t xml:space="preserve">     58.000000</w:t>
                             </w:r>
                             <w:r>
                               <w:br/>
-                              <w:t>max   :  1900.000000</w:t>
+                              <w:t xml:space="preserve">max </w:t>
+                            </w:r>
+                            <w:proofErr w:type="gramStart"/>
+                            <w:r>
+                              <w:t xml:space="preserve">  :</w:t>
+                            </w:r>
+                            <w:proofErr w:type="gramEnd"/>
+                            <w:r>
+                              <w:t xml:space="preserve">  1900.000000</w:t>
                             </w:r>
                           </w:p>
                         </w:txbxContent>
@@ -4584,12 +5288,14 @@
         </w:rPr>
         <w:t>‘</w:t>
       </w:r>
+      <w:proofErr w:type="spellStart"/>
       <w:r>
         <w:rPr>
           <w:lang w:eastAsia="en-IN"/>
         </w:rPr>
         <w:t>price_tier</w:t>
       </w:r>
+      <w:proofErr w:type="spellEnd"/>
       <w:r>
         <w:rPr>
           <w:lang w:eastAsia="en-IN"/>
@@ -4612,7 +5318,21 @@
         <w:rPr>
           <w:lang w:eastAsia="en-IN"/>
         </w:rPr>
-        <w:t>"Luxury" (top 25%) begins at just $58, not at a price point a customer would typically associate with luxury. This should be stated explicitly wherever price_tier results are presented</w:t>
+        <w:t xml:space="preserve">"Luxury" (top 25%) begins at just $58, not at a price point a customer would typically associate with luxury. This should be stated explicitly wherever </w:t>
+      </w:r>
+      <w:proofErr w:type="spellStart"/>
+      <w:r>
+        <w:rPr>
+          <w:lang w:eastAsia="en-IN"/>
+        </w:rPr>
+        <w:t>price_tier</w:t>
+      </w:r>
+      <w:proofErr w:type="spellEnd"/>
+      <w:r>
+        <w:rPr>
+          <w:lang w:eastAsia="en-IN"/>
+        </w:rPr>
+        <w:t xml:space="preserve"> results are presented</w:t>
       </w:r>
       <w:r>
         <w:rPr>
@@ -4701,12 +5421,14 @@
         </w:rPr>
         <w:t>‘</w:t>
       </w:r>
+      <w:proofErr w:type="spellStart"/>
       <w:r>
         <w:rPr>
           <w:lang w:eastAsia="en-IN"/>
         </w:rPr>
         <w:t>primary_category</w:t>
       </w:r>
+      <w:proofErr w:type="spellEnd"/>
       <w:r>
         <w:rPr>
           <w:lang w:eastAsia="en-IN"/>
@@ -4901,7 +5623,21 @@
         <w:rPr>
           <w:lang w:eastAsia="en-IN"/>
         </w:rPr>
-        <w:t>Skincare (~2,350) and Makeup (~2,300) dominate the catalog, together accounting for well over half of all products</w:t>
+        <w:t xml:space="preserve">Skincare (~2,350) and Makeup (~2,300) dominate the </w:t>
+      </w:r>
+      <w:proofErr w:type="spellStart"/>
+      <w:r>
+        <w:rPr>
+          <w:lang w:eastAsia="en-IN"/>
+        </w:rPr>
+        <w:t>catalog</w:t>
+      </w:r>
+      <w:proofErr w:type="spellEnd"/>
+      <w:r>
+        <w:rPr>
+          <w:lang w:eastAsia="en-IN"/>
+        </w:rPr>
+        <w:t>, together accounting for well over half of all products</w:t>
       </w:r>
       <w:r>
         <w:rPr>
@@ -5179,7 +5915,21 @@
         <w:rPr>
           <w:lang w:eastAsia="en-IN"/>
         </w:rPr>
-        <w:t>This phase plots histograms of loves_count, reviews, and helpfulness to check whether engagement metrics are heavily skewed</w:t>
+        <w:t xml:space="preserve">This phase plots histograms of </w:t>
+      </w:r>
+      <w:proofErr w:type="spellStart"/>
+      <w:r>
+        <w:rPr>
+          <w:lang w:eastAsia="en-IN"/>
+        </w:rPr>
+        <w:t>loves_count</w:t>
+      </w:r>
+      <w:proofErr w:type="spellEnd"/>
+      <w:r>
+        <w:rPr>
+          <w:lang w:eastAsia="en-IN"/>
+        </w:rPr>
+        <w:t>, reviews, and helpfulness to check whether engagement metrics are heavily skewed</w:t>
       </w:r>
       <w:r>
         <w:rPr>
@@ -5347,12 +6097,22 @@
         </w:rPr>
         <w:t>‘</w:t>
       </w:r>
-      <w:r>
-        <w:rPr>
-          <w:lang w:eastAsia="en-IN"/>
-        </w:rPr>
-        <w:t>loves_count</w:t>
-      </w:r>
+      <w:proofErr w:type="spellStart"/>
+      <w:proofErr w:type="gramStart"/>
+      <w:r>
+        <w:rPr>
+          <w:lang w:eastAsia="en-IN"/>
+        </w:rPr>
+        <w:t>loves</w:t>
+      </w:r>
+      <w:proofErr w:type="gramEnd"/>
+      <w:r>
+        <w:rPr>
+          <w:lang w:eastAsia="en-IN"/>
+        </w:rPr>
+        <w:t>_count</w:t>
+      </w:r>
+      <w:proofErr w:type="spellEnd"/>
       <w:r>
         <w:rPr>
           <w:lang w:eastAsia="en-IN"/>
@@ -5545,12 +6305,22 @@
         </w:rPr>
         <w:t>‘</w:t>
       </w:r>
-      <w:r>
-        <w:rPr>
-          <w:lang w:eastAsia="en-IN"/>
-        </w:rPr>
-        <w:t>loves_count</w:t>
-      </w:r>
+      <w:proofErr w:type="spellStart"/>
+      <w:proofErr w:type="gramStart"/>
+      <w:r>
+        <w:rPr>
+          <w:lang w:eastAsia="en-IN"/>
+        </w:rPr>
+        <w:t>loves</w:t>
+      </w:r>
+      <w:proofErr w:type="gramEnd"/>
+      <w:r>
+        <w:rPr>
+          <w:lang w:eastAsia="en-IN"/>
+        </w:rPr>
+        <w:t>_count</w:t>
+      </w:r>
+      <w:proofErr w:type="spellEnd"/>
       <w:r>
         <w:rPr>
           <w:lang w:eastAsia="en-IN"/>
@@ -5687,7 +6457,21 @@
         <w:rPr>
           <w:lang w:eastAsia="en-IN"/>
         </w:rPr>
-        <w:t xml:space="preserve">The zero-spike in helpfulness should be checked against total_feedback_count </w:t>
+        <w:t xml:space="preserve">The zero-spike in helpfulness should be checked against </w:t>
+      </w:r>
+      <w:proofErr w:type="spellStart"/>
+      <w:r>
+        <w:rPr>
+          <w:lang w:eastAsia="en-IN"/>
+        </w:rPr>
+        <w:t>total_feedback_count</w:t>
+      </w:r>
+      <w:proofErr w:type="spellEnd"/>
+      <w:r>
+        <w:rPr>
+          <w:lang w:eastAsia="en-IN"/>
+        </w:rPr>
+        <w:t xml:space="preserve"> </w:t>
       </w:r>
       <w:r>
         <w:rPr>
@@ -5828,7 +6612,15 @@
                             </w:r>
                             <w:r>
                               <w:br/>
-                              <w:t>Limited edition mean: 4.092</w:t>
+                              <w:t xml:space="preserve">Limited edition </w:t>
+                            </w:r>
+                            <w:proofErr w:type="gramStart"/>
+                            <w:r>
+                              <w:t>mean</w:t>
+                            </w:r>
+                            <w:proofErr w:type="gramEnd"/>
+                            <w:r>
+                              <w:t>: 4.092</w:t>
                             </w:r>
                             <w:r>
                               <w:br/>
@@ -6082,9 +6874,11 @@
       <w:r>
         <w:t>‘</w:t>
       </w:r>
+      <w:proofErr w:type="spellStart"/>
       <w:r>
         <w:t>sephora_exclusive</w:t>
       </w:r>
+      <w:proofErr w:type="spellEnd"/>
       <w:r>
         <w:t>’</w:t>
       </w:r>
@@ -6210,17 +7004,19 @@
                             </w:r>
                             <w:r>
                               <w:br/>
-                              <w:t>Limited edition mean: 4.</w:t>
+                              <w:t xml:space="preserve">Limited edition </w:t>
                             </w:r>
+                            <w:proofErr w:type="gramStart"/>
                             <w:r>
-                              <w:t>210</w:t>
+                              <w:t>mean</w:t>
+                            </w:r>
+                            <w:proofErr w:type="gramEnd"/>
+                            <w:r>
+                              <w:t>: 4.210</w:t>
                             </w:r>
                             <w:r>
                               <w:br/>
-                              <w:t>Standard mean: 4.</w:t>
-                            </w:r>
-                            <w:r>
-                              <w:t>188</w:t>
+                              <w:t>Standard mean: 4.188</w:t>
                             </w:r>
                           </w:p>
                         </w:txbxContent>
@@ -6434,13 +7230,7 @@
         </w:numPr>
       </w:pPr>
       <w:r>
-        <w:t xml:space="preserve">H3 is not supported </w:t>
-      </w:r>
-      <w:r>
-        <w:t>-</w:t>
-      </w:r>
-      <w:r>
-        <w:t xml:space="preserve"> Sephora-exclusivity does not show a meaningful relationship with product rating in this dataset. This should be reported as a null result, not omitted, since it's a legitimate finding (exclusivity isn't a satisfaction driver on its own).</w:t>
+        <w:t>H3 is not supported - Sephora-exclusivity does not show a meaningful relationship with product rating in this dataset. This should be reported as a null result, not omitted, since it's a legitimate finding (exclusivity isn't a satisfaction driver on its own).</w:t>
       </w:r>
     </w:p>
     <w:p>
@@ -6452,13 +7242,7 @@
         </w:numPr>
       </w:pPr>
       <w:r>
-        <w:t xml:space="preserve">Given H2 (limited edition) was significant while H3 (exclusivity) was not, this is useful evidence that the two attributes behave differently despite often being assumed to correlate </w:t>
-      </w:r>
-      <w:r>
-        <w:t>-</w:t>
-      </w:r>
-      <w:r>
-        <w:t xml:space="preserve"> worth carrying into Phase 4 to confirm they aren't masking each other's effects.</w:t>
+        <w:t>Given H2 (limited edition) was significant while H3 (exclusivity) was not, this is useful evidence that the two attributes behave differently despite often being assumed to correlate - worth carrying into Phase 4 to confirm they aren't masking each other's effects.</w:t>
       </w:r>
     </w:p>
     <w:p>
@@ -6602,7 +7386,15 @@
                             </w:r>
                             <w:r>
                               <w:br/>
-                              <w:t>Limited edition mean: 4.210</w:t>
+                              <w:t xml:space="preserve">Limited edition </w:t>
+                            </w:r>
+                            <w:proofErr w:type="gramStart"/>
+                            <w:r>
+                              <w:t>mean</w:t>
+                            </w:r>
+                            <w:proofErr w:type="gramEnd"/>
+                            <w:r>
+                              <w:t>: 4.210</w:t>
                             </w:r>
                             <w:r>
                               <w:br/>
@@ -6799,13 +7591,7 @@
         </w:numPr>
       </w:pPr>
       <w:r>
-        <w:t>B</w:t>
-      </w:r>
-      <w:r>
-        <w:t>eing out-of-stock is associated with lower, not higher, satisfaction. This suggests stockouts are more likely driven by supply/inventory issues than by runaway demand for a well-loved product</w:t>
-      </w:r>
-      <w:r>
-        <w:t>.</w:t>
+        <w:t>Being out-of-stock is associated with lower, not higher, satisfaction. This suggests stockouts are more likely driven by supply/inventory issues than by runaway demand for a well-loved product.</w:t>
       </w:r>
     </w:p>
     <w:p>
@@ -6817,28 +7603,7 @@
         </w:numPr>
       </w:pPr>
       <w:r>
-        <w:t>O</w:t>
-      </w:r>
-      <w:r>
-        <w:t>ut-of-stock products with already-lower ratings may not be urgent restocking priorities from a satisfaction standpoint</w:t>
-      </w:r>
-      <w:r>
-        <w:t>.</w:t>
-      </w:r>
-      <w:r>
-        <w:t xml:space="preserve"> </w:t>
-      </w:r>
-      <w:r>
-        <w:t>I</w:t>
-      </w:r>
-      <w:r>
-        <w:t xml:space="preserve">nventory planning could deprioritize these in </w:t>
-      </w:r>
-      <w:r>
-        <w:t>favour</w:t>
-      </w:r>
-      <w:r>
-        <w:t xml:space="preserve"> of highly-rated in-stock products at risk of stocking out.</w:t>
+        <w:t>Out-of-stock products with already-lower ratings may not be urgent restocking priorities from a satisfaction standpoint. Inventory planning could deprioritize these in favour of highly-rated in-stock products at risk of stocking out.</w:t>
       </w:r>
     </w:p>
     <w:p>
@@ -6850,16 +7615,7 @@
         </w:numPr>
       </w:pPr>
       <w:r>
-        <w:t>I</w:t>
-      </w:r>
-      <w:r>
-        <w:t>t's equally plausible that products go out of stock because they're lower quality/rated (poor sell-through</w:t>
-      </w:r>
-      <w:r>
-        <w:t>)</w:t>
-      </w:r>
-      <w:r>
-        <w:t xml:space="preserve"> rather than stock status causing the rating. This distinction should be flagged as a limitation</w:t>
+        <w:t>It's equally plausible that products go out of stock because they're lower quality/rated (poor sell-through) rather than stock status causing the rating. This distinction should be flagged as a limitation</w:t>
       </w:r>
       <w:r>
         <w:t>.</w:t>
@@ -6889,9 +7645,11 @@
       <w:r>
         <w:t>‘</w:t>
       </w:r>
+      <w:proofErr w:type="spellStart"/>
       <w:r>
         <w:t>primary_category</w:t>
       </w:r>
+      <w:proofErr w:type="spellEnd"/>
       <w:r>
         <w:t>’</w:t>
       </w:r>
@@ -7035,7 +7793,7 @@
           <w:noProof/>
         </w:rPr>
         <w:drawing>
-          <wp:inline distT="0" distB="0" distL="0" distR="0" wp14:anchorId="7CAC9B9B" wp14:editId="3980268E">
+          <wp:inline distT="0" distB="0" distL="0" distR="0" wp14:anchorId="7CAC9B9B" wp14:editId="30214A1B">
             <wp:extent cx="3752850" cy="2236371"/>
             <wp:effectExtent l="19050" t="19050" r="19050" b="12065"/>
             <wp:docPr id="814990238" name="Picture 8"/>
@@ -7149,13 +7907,7 @@
         </w:numPr>
       </w:pPr>
       <w:r>
-        <w:t xml:space="preserve">Most other category pairs show no statistically significant difference </w:t>
-      </w:r>
-      <w:r>
-        <w:t>-</w:t>
-      </w:r>
-      <w:r>
-        <w:t xml:space="preserve"> including Gifts against every other category, likely due to its small sample size limiting statistical power.</w:t>
+        <w:t>Most other category pairs show no statistically significant difference - including Gifts against every other category, likely due to its small sample size limiting statistical power.</w:t>
       </w:r>
     </w:p>
     <w:p>
@@ -7167,19 +7919,7 @@
         </w:numPr>
       </w:pPr>
       <w:r>
-        <w:t xml:space="preserve">Makeup and Skincare </w:t>
-      </w:r>
-      <w:r>
-        <w:t>-</w:t>
-      </w:r>
-      <w:r>
-        <w:t xml:space="preserve"> the two largest categories </w:t>
-      </w:r>
-      <w:r>
-        <w:t xml:space="preserve">- </w:t>
-      </w:r>
-      <w:r>
-        <w:t>differ significantly from each other (p &lt; 0.0001), though the actual gap is small (0.082 rating points), indicating statistical rather than strong practical significance</w:t>
+        <w:t>Makeup and Skincare - the two largest categories - differ significantly from each other (p &lt; 0.0001), though the actual gap is small (0.082 rating points), indicating statistical rather than strong practical significance</w:t>
       </w:r>
       <w:r>
         <w:t>.</w:t>
@@ -7221,19 +7961,7 @@
         </w:numPr>
       </w:pPr>
       <w:r>
-        <w:t xml:space="preserve">The lack of significant differences among most other category pairs suggests CSS is fairly consistent across the bulk of the </w:t>
-      </w:r>
-      <w:r>
-        <w:t>catalogue</w:t>
-      </w:r>
-      <w:r>
-        <w:t xml:space="preserve"> </w:t>
-      </w:r>
-      <w:r>
-        <w:t>-</w:t>
-      </w:r>
-      <w:r>
-        <w:t xml:space="preserve"> the "category" lever is less about broad restructuring and more about targeted attention to these two outlier segments.</w:t>
+        <w:t>The lack of significant differences among most other category pairs suggests CSS is fairly consistent across the bulk of the catalogue - the "category" lever is less about broad restructuring and more about targeted attention to these two outlier segments.</w:t>
       </w:r>
     </w:p>
     <w:p>
@@ -7270,7 +7998,15 @@
     </w:p>
     <w:p>
       <w:r>
-        <w:t>This phase filters out low-sample brands using a minimum product count threshold, then plots a sorted bar chart of brand_avg_rating for qualifying brands and runs a one-way ANOVA.</w:t>
+        <w:t xml:space="preserve">This phase filters out low-sample brands using a minimum product count threshold, then plots a sorted bar chart of </w:t>
+      </w:r>
+      <w:proofErr w:type="spellStart"/>
+      <w:r>
+        <w:t>brand_avg_rating</w:t>
+      </w:r>
+      <w:proofErr w:type="spellEnd"/>
+      <w:r>
+        <w:t xml:space="preserve"> for qualifying brands and runs a one-way ANOVA.</w:t>
       </w:r>
     </w:p>
     <w:p>
@@ -7416,7 +8152,7 @@
           <w:noProof/>
         </w:rPr>
         <w:drawing>
-          <wp:inline distT="0" distB="0" distL="0" distR="0" wp14:anchorId="30D88ADD" wp14:editId="62A9F8AE">
+          <wp:inline distT="0" distB="0" distL="0" distR="0" wp14:anchorId="30D88ADD" wp14:editId="7DDA05E6">
             <wp:extent cx="5165271" cy="2045873"/>
             <wp:effectExtent l="19050" t="19050" r="16510" b="12065"/>
             <wp:docPr id="2129613269" name="Picture 9"/>
@@ -7503,7 +8239,15 @@
         </w:numPr>
       </w:pPr>
       <w:r>
-        <w:t>Top-performing brands (MACRENE actives, MARA, BondiBoost) cluster around 4.7–4.9 average rating, all niche/specialist brands rather than the large-volume names identified in Phase 0.3 (SEPHORA COLLECTION, CLINIQUE).</w:t>
+        <w:t xml:space="preserve">Top-performing brands (MACRENE actives, MARA, </w:t>
+      </w:r>
+      <w:proofErr w:type="spellStart"/>
+      <w:r>
+        <w:t>BondiBoost</w:t>
+      </w:r>
+      <w:proofErr w:type="spellEnd"/>
+      <w:r>
+        <w:t>) cluster around 4.7–4.9 average rating, all niche/specialist brands rather than the large-volume names identified in Phase 0.3 (SEPHORA COLLECTION, CLINIQUE).</w:t>
       </w:r>
     </w:p>
     <w:p>
@@ -7527,13 +8271,7 @@
         </w:numPr>
       </w:pPr>
       <w:r>
-        <w:t xml:space="preserve">Neither the top nor bottom 15 brands overlap with the highest-volume brands from Phase 0.3 </w:t>
-      </w:r>
-      <w:r>
-        <w:t>-</w:t>
-      </w:r>
-      <w:r>
-        <w:t xml:space="preserve"> the largest brands by product count sit in the middle of the distribution rather than at either extreme</w:t>
+        <w:t>Neither the top nor bottom 15 brands overlap with the highest-volume brands from Phase 0.3 - the largest brands by product count sit in the middle of the distribution rather than at either extreme</w:t>
       </w:r>
       <w:r>
         <w:t>.</w:t>
@@ -7564,19 +8302,7 @@
         </w:numPr>
       </w:pPr>
       <w:r>
-        <w:t xml:space="preserve">The top and bottom performers are all lower-volume, specialist brands rather than the </w:t>
-      </w:r>
-      <w:r>
-        <w:t>catalogue’s</w:t>
-      </w:r>
-      <w:r>
-        <w:t xml:space="preserve"> high-volume anchors </w:t>
-      </w:r>
-      <w:r>
-        <w:t>-</w:t>
-      </w:r>
-      <w:r>
-        <w:t xml:space="preserve"> meaning brand-level CSS extremes are driven by focused product lines, not scale. This is useful context for merchandising: expanding shelf space for a top-rated niche brand carries different risk/reward than for an already-large brand.</w:t>
+        <w:t>The top and bottom performers are all lower-volume, specialist brands rather than the catalogue’s high-volume anchors - meaning brand-level CSS extremes are driven by focused product lines, not scale. This is useful context for merchandising: expanding shelf space for a top-rated niche brand carries different risk/reward than for an already-large brand.</w:t>
       </w:r>
     </w:p>
     <w:p>
@@ -7588,7 +8314,15 @@
         </w:numPr>
       </w:pPr>
       <w:r>
-        <w:t>Bottom-performing brands warrant a quality or assortment review, particularly SIMIHAZE BEAUTY and NuFACE, which sit meaningfully below the 3.5 rating threshold most other brands clear.</w:t>
+        <w:t xml:space="preserve">Bottom-performing brands warrant a quality or assortment review, particularly SIMIHAZE BEAUTY and </w:t>
+      </w:r>
+      <w:proofErr w:type="spellStart"/>
+      <w:r>
+        <w:t>NuFACE</w:t>
+      </w:r>
+      <w:proofErr w:type="spellEnd"/>
+      <w:r>
+        <w:t>, which sit meaningfully below the 3.5 rating threshold most other brands clear.</w:t>
       </w:r>
     </w:p>
     <w:p>
@@ -7600,27 +8334,18 @@
         </w:numPr>
       </w:pPr>
       <w:r>
-        <w:t xml:space="preserve">Since large-volume brands (SEPHORA COLLECTION, CLINIQUE) sit in the middle, their overall contribution to total CSS is more about consistency at scale than being a stand-out driver in either direction </w:t>
-      </w:r>
-      <w:r>
-        <w:t xml:space="preserve">- </w:t>
-      </w:r>
-      <w:r>
-        <w:t>worth noting this distinction between "highest-rated" and "most business-critical" brands</w:t>
-      </w:r>
-      <w:r>
-        <w:t>.</w:t>
-      </w:r>
-    </w:p>
-    <w:p>
-      <w:pPr>
-        <w:pStyle w:val="Heading2"/>
-      </w:pPr>
-      <w:r>
-        <w:t>Phase 1</w:t>
-      </w:r>
-      <w:r>
-        <w:t>1</w:t>
+        <w:t>Since large-volume brands (SEPHORA COLLECTION, CLINIQUE) sit in the middle, their overall contribution to total CSS is more about consistency at scale than being a stand-out driver in either direction - worth noting this distinction between "highest-rated" and "most business-critical" brands.</w:t>
+      </w:r>
+    </w:p>
+    <w:p>
+      <w:pPr>
+        <w:pStyle w:val="Heading3"/>
+      </w:pPr>
+      <w:r>
+        <w:t xml:space="preserve">Phase </w:t>
+      </w:r>
+      <w:r>
+        <w:t>2.1</w:t>
       </w:r>
       <w:r>
         <w:t>: Correlation Analysis of Key Numeric Variables</w:t>
@@ -7628,33 +8353,53 @@
     </w:p>
     <w:p>
       <w:r>
-        <w:t>This phase evaluates whether different borrower segments generate sufficient repayment relative to the amount funded. While previous phases focused on default risk, this analysis focuses on portfolio profitability, helping identify whether higher-risk loans are adequately compensated through repayments and interest income.</w:t>
-      </w:r>
-    </w:p>
-    <w:p>
-      <w:pPr>
-        <w:rPr>
-          <w:b/>
-          <w:bCs/>
-        </w:rPr>
-      </w:pPr>
-      <w:r>
-        <w:rPr>
+        <w:t xml:space="preserve">This phase first prints the actual dollar range covered by each </w:t>
+      </w:r>
+      <w:r>
+        <w:t>'</w:t>
+      </w:r>
+      <w:proofErr w:type="spellStart"/>
+      <w:r>
+        <w:t>price_tier</w:t>
+      </w:r>
+      <w:proofErr w:type="spellEnd"/>
+      <w:r>
+        <w:t xml:space="preserve"> bucket, since these were built on quantiles and don't map to intuitive price points.</w:t>
+      </w:r>
+    </w:p>
+    <w:p>
+      <w:pPr>
+        <w:rPr>
+          <w:b/>
+          <w:bCs/>
+        </w:rPr>
+      </w:pPr>
+      <w:r>
+        <w:rPr>
+          <w:b/>
+          <w:bCs/>
+        </w:rPr>
+        <w:t>Analysis result</w:t>
+      </w:r>
+    </w:p>
+    <w:p>
+      <w:pPr>
+        <w:rPr>
+          <w:b/>
+          <w:bCs/>
+        </w:rPr>
+      </w:pPr>
+      <w:r>
+        <w:rPr>
+          <w:b/>
+          <w:bCs/>
           <w:noProof/>
         </w:rPr>
         <w:drawing>
-          <wp:anchor distT="0" distB="0" distL="114300" distR="114300" simplePos="0" relativeHeight="251676672" behindDoc="0" locked="0" layoutInCell="1" allowOverlap="1" wp14:anchorId="4A1B8B65" wp14:editId="6DF092CA">
-            <wp:simplePos x="0" y="0"/>
-            <wp:positionH relativeFrom="margin">
-              <wp:posOffset>-16510</wp:posOffset>
-            </wp:positionH>
-            <wp:positionV relativeFrom="paragraph">
-              <wp:posOffset>217170</wp:posOffset>
-            </wp:positionV>
-            <wp:extent cx="5173980" cy="2565400"/>
-            <wp:effectExtent l="19050" t="19050" r="26670" b="25400"/>
-            <wp:wrapTopAndBottom/>
-            <wp:docPr id="2105549523" name="Picture 7"/>
+          <wp:inline distT="0" distB="0" distL="0" distR="0" wp14:anchorId="66A48B1F" wp14:editId="0474C127">
+            <wp:extent cx="3301093" cy="2047514"/>
+            <wp:effectExtent l="19050" t="19050" r="13970" b="10160"/>
+            <wp:docPr id="1590375582" name="Picture 10"/>
             <wp:cNvGraphicFramePr>
               <a:graphicFrameLocks xmlns:a="http://schemas.openxmlformats.org/drawingml/2006/main" noChangeAspect="1"/>
             </wp:cNvGraphicFramePr>
@@ -7662,13 +8407,13 @@
               <a:graphicData uri="http://schemas.openxmlformats.org/drawingml/2006/picture">
                 <pic:pic xmlns:pic="http://schemas.openxmlformats.org/drawingml/2006/picture">
                   <pic:nvPicPr>
-                    <pic:cNvPr id="0" name="Picture 11"/>
+                    <pic:cNvPr id="0" name="Picture 2"/>
                     <pic:cNvPicPr>
                       <a:picLocks noChangeAspect="1" noChangeArrowheads="1"/>
                     </pic:cNvPicPr>
                   </pic:nvPicPr>
                   <pic:blipFill>
-                    <a:blip r:embed="rId19" cstate="print">
+                    <a:blip r:embed="rId19">
                       <a:extLst>
                         <a:ext uri="{28A0092B-C50C-407E-A947-70E740481C1C}">
                           <a14:useLocalDpi xmlns:a14="http://schemas.microsoft.com/office/drawing/2010/main" val="0"/>
@@ -7683,13 +8428,13 @@
                   <pic:spPr bwMode="auto">
                     <a:xfrm>
                       <a:off x="0" y="0"/>
-                      <a:ext cx="5173980" cy="2565400"/>
+                      <a:ext cx="3301093" cy="2047514"/>
                     </a:xfrm>
                     <a:prstGeom prst="rect">
                       <a:avLst/>
                     </a:prstGeom>
                     <a:noFill/>
-                    <a:ln>
+                    <a:ln w="6350">
                       <a:solidFill>
                         <a:schemeClr val="tx1"/>
                       </a:solidFill>
@@ -7698,21 +8443,8 @@
                 </pic:pic>
               </a:graphicData>
             </a:graphic>
-            <wp14:sizeRelH relativeFrom="margin">
-              <wp14:pctWidth>0</wp14:pctWidth>
-            </wp14:sizeRelH>
-            <wp14:sizeRelV relativeFrom="margin">
-              <wp14:pctHeight>0</wp14:pctHeight>
-            </wp14:sizeRelV>
-          </wp:anchor>
+          </wp:inline>
         </w:drawing>
-      </w:r>
-      <w:r>
-        <w:rPr>
-          <w:b/>
-          <w:bCs/>
-        </w:rPr>
-        <w:t>Analysis result</w:t>
       </w:r>
     </w:p>
     <w:p>
@@ -7733,7 +8465,13 @@
         </w:numPr>
       </w:pPr>
       <w:r>
-        <w:t>Most variables exhibit weak correlations with both Loan Repayment Rate (LRR) and Default Rate, indicating that no single numerical feature independently explains loan performance.</w:t>
+        <w:t>Rating varies significantly across price tiers (F = 54.364, p &lt; 0.0001), but the effect size is modest</w:t>
+      </w:r>
+      <w:r>
+        <w:t>. M</w:t>
+      </w:r>
+      <w:r>
+        <w:t>edian ratings range narrowly from ~4.2 (Budget) to ~4.4 (Luxury).</w:t>
       </w:r>
     </w:p>
     <w:p>
@@ -7745,7 +8483,7 @@
         </w:numPr>
       </w:pPr>
       <w:r>
-        <w:t>Interest Rate shows the strongest positive correlation with Default Rate (r = 0.15), suggesting higher-risk borrowers are generally assigned higher interest rates.</w:t>
+        <w:t>Post-hoc testing shows Budget rates significantly lower than all three higher tiers (Mid, Premium, Luxury), while differences among Mid, Premium, and Luxury are largely not significant (only Luxury vs. Mid reaches significance, and only marginally).</w:t>
       </w:r>
     </w:p>
     <w:p>
@@ -7757,19 +8495,10 @@
         </w:numPr>
       </w:pPr>
       <w:r>
-        <w:t>Loan Amount and Installment are highly correlated (r = 0.94), while Open Accounts and Total Accounts also show strong correlation (r = 0.70), indicating these pairs capture similar information.</w:t>
-      </w:r>
-    </w:p>
-    <w:p>
-      <w:pPr>
-        <w:pStyle w:val="ListParagraph"/>
-        <w:numPr>
-          <w:ilvl w:val="0"/>
-          <w:numId w:val="23"/>
-        </w:numPr>
-      </w:pPr>
-      <w:r>
-        <w:t>LRR has only weak correlations with all variables (|r| ≤ 0.12), implying that repayment performance is influenced by a combination of borrower and loan characteristics rather than any single factor.</w:t>
+        <w:t>Tier price ranges: Budget $3–$25 (n=2,253), Mid $26–$35 (n=1,967), Premium $36–$58 (n=2,001), Luxury $59–$1,900 (n=1,995) — confirming "Luxury" spans a wide and skewed range rather than a narrow high-end band</w:t>
+      </w:r>
+      <w:r>
+        <w:t>.</w:t>
       </w:r>
     </w:p>
     <w:p>
@@ -7796,7 +8525,13 @@
         </w:numPr>
       </w:pPr>
       <w:r>
-        <w:t>Prioritize multi-factor risk assessment instead of relying on individual numerical variables, as default and repayment are driven by multiple interacting factors.</w:t>
+        <w:t xml:space="preserve">H1 is partially supported: premium/luxury pricing does not show a consistent upward relationship with satisfaction </w:t>
+      </w:r>
+      <w:r>
+        <w:t>-</w:t>
+      </w:r>
+      <w:r>
+        <w:t xml:space="preserve"> the real driver is that Budget products underperform, not that higher-priced tiers keep improving. This nuance should be stated explicitly rather than reporting a simple "higher price = higher rating" conclusion.</w:t>
       </w:r>
     </w:p>
     <w:p>
@@ -7808,7 +8543,280 @@
         </w:numPr>
       </w:pPr>
       <w:r>
-        <w:t>Avoid using both Loan Amount and Installment together in dashboards or predictive models, since their strong correlation introduces redundant information without improving decision-making.</w:t>
+        <w:t xml:space="preserve">Since satisfaction </w:t>
+      </w:r>
+      <w:r>
+        <w:t xml:space="preserve">saturates </w:t>
+      </w:r>
+      <w:r>
+        <w:t xml:space="preserve">after the Budget tier, pricing strategy shouldn't assume premium positioning alone drives satisfaction gains </w:t>
+      </w:r>
+      <w:r>
+        <w:t xml:space="preserve">- </w:t>
+      </w:r>
+      <w:r>
+        <w:t xml:space="preserve">the actionable lever is improving the lower end of the </w:t>
+      </w:r>
+      <w:r>
+        <w:t>catalogue</w:t>
+      </w:r>
+      <w:r>
+        <w:t xml:space="preserve"> rather than pushing further into premium/luxury pricing.</w:t>
+      </w:r>
+    </w:p>
+    <w:p>
+      <w:pPr>
+        <w:pStyle w:val="ListParagraph"/>
+        <w:numPr>
+          <w:ilvl w:val="0"/>
+          <w:numId w:val="24"/>
+        </w:numPr>
+      </w:pPr>
+      <w:r>
+        <w:t xml:space="preserve">Given "Luxury" spans $59 to $1,900, this tier's rating should not be treated as representative of true luxury-price products alone </w:t>
+      </w:r>
+      <w:r>
+        <w:t>-</w:t>
+      </w:r>
+      <w:r>
+        <w:t xml:space="preserve"> a follow-up analysis narrowing to the top 5% of prices could clarify whether genuinely high-end items perform differently from the broader Luxury bucket</w:t>
+      </w:r>
+      <w:r>
+        <w:t>.</w:t>
+      </w:r>
+    </w:p>
+    <w:p>
+      <w:pPr>
+        <w:pStyle w:val="Heading3"/>
+      </w:pPr>
+      <w:r>
+        <w:lastRenderedPageBreak/>
+        <w:t>Phase 2.2 Price Tier vs. Rating On-Sale Status vs. Rating (Exploratory, not a formal hypothesis)</w:t>
+      </w:r>
+    </w:p>
+    <w:p>
+      <w:r>
+        <w:t>This phase compares rating between products currently on sale (</w:t>
+      </w:r>
+      <w:proofErr w:type="spellStart"/>
+      <w:r>
+        <w:t>on_sale_flag</w:t>
+      </w:r>
+      <w:proofErr w:type="spellEnd"/>
+      <w:r>
+        <w:t xml:space="preserve"> = 1) and full-price products, using a boxplot and a two-sample t-test. This is exploratory only</w:t>
+      </w:r>
+      <w:r>
+        <w:t>.</w:t>
+      </w:r>
+    </w:p>
+    <w:p>
+      <w:pPr>
+        <w:rPr>
+          <w:b/>
+          <w:bCs/>
+        </w:rPr>
+      </w:pPr>
+      <w:r>
+        <w:rPr>
+          <w:b/>
+          <w:bCs/>
+        </w:rPr>
+        <w:t>Analysis result</w:t>
+      </w:r>
+    </w:p>
+    <w:p>
+      <w:pPr>
+        <w:rPr>
+          <w:b/>
+          <w:bCs/>
+        </w:rPr>
+      </w:pPr>
+      <w:r>
+        <w:rPr>
+          <w:noProof/>
+        </w:rPr>
+        <w:drawing>
+          <wp:inline distT="0" distB="0" distL="0" distR="0" wp14:anchorId="2F1DE7A5" wp14:editId="20F4583C">
+            <wp:extent cx="3113314" cy="2208215"/>
+            <wp:effectExtent l="19050" t="19050" r="11430" b="20955"/>
+            <wp:docPr id="1722358210" name="Picture 11"/>
+            <wp:cNvGraphicFramePr>
+              <a:graphicFrameLocks xmlns:a="http://schemas.openxmlformats.org/drawingml/2006/main" noChangeAspect="1"/>
+            </wp:cNvGraphicFramePr>
+            <a:graphic xmlns:a="http://schemas.openxmlformats.org/drawingml/2006/main">
+              <a:graphicData uri="http://schemas.openxmlformats.org/drawingml/2006/picture">
+                <pic:pic xmlns:pic="http://schemas.openxmlformats.org/drawingml/2006/picture">
+                  <pic:nvPicPr>
+                    <pic:cNvPr id="0" name="Picture 4"/>
+                    <pic:cNvPicPr>
+                      <a:picLocks noChangeAspect="1" noChangeArrowheads="1"/>
+                    </pic:cNvPicPr>
+                  </pic:nvPicPr>
+                  <pic:blipFill>
+                    <a:blip r:embed="rId20">
+                      <a:extLst>
+                        <a:ext uri="{28A0092B-C50C-407E-A947-70E740481C1C}">
+                          <a14:useLocalDpi xmlns:a14="http://schemas.microsoft.com/office/drawing/2010/main" val="0"/>
+                        </a:ext>
+                      </a:extLst>
+                    </a:blip>
+                    <a:srcRect/>
+                    <a:stretch>
+                      <a:fillRect/>
+                    </a:stretch>
+                  </pic:blipFill>
+                  <pic:spPr bwMode="auto">
+                    <a:xfrm>
+                      <a:off x="0" y="0"/>
+                      <a:ext cx="3122576" cy="2214784"/>
+                    </a:xfrm>
+                    <a:prstGeom prst="rect">
+                      <a:avLst/>
+                    </a:prstGeom>
+                    <a:noFill/>
+                    <a:ln w="6350">
+                      <a:solidFill>
+                        <a:schemeClr val="tx1"/>
+                      </a:solidFill>
+                    </a:ln>
+                  </pic:spPr>
+                </pic:pic>
+              </a:graphicData>
+            </a:graphic>
+          </wp:inline>
+        </w:drawing>
+      </w:r>
+    </w:p>
+    <w:p>
+      <w:pPr>
+        <w:rPr>
+          <w:b/>
+          <w:bCs/>
+        </w:rPr>
+      </w:pPr>
+      <w:r>
+        <w:rPr>
+          <w:b/>
+          <w:bCs/>
+        </w:rPr>
+        <w:t>Key Findings</w:t>
+      </w:r>
+    </w:p>
+    <w:p>
+      <w:pPr>
+        <w:pStyle w:val="ListParagraph"/>
+        <w:numPr>
+          <w:ilvl w:val="0"/>
+          <w:numId w:val="39"/>
+        </w:numPr>
+      </w:pPr>
+      <w:r>
+        <w:t xml:space="preserve">On-sale products have a significantly lower average rating (3.872) than full-price products (4.205), t = -8.138, p &lt; 0.0001 </w:t>
+      </w:r>
+      <w:r>
+        <w:t>-</w:t>
+      </w:r>
+      <w:r>
+        <w:t xml:space="preserve"> the largest gap observed in the pricing dimension so far.</w:t>
+      </w:r>
+    </w:p>
+    <w:p>
+      <w:pPr>
+        <w:pStyle w:val="ListParagraph"/>
+        <w:numPr>
+          <w:ilvl w:val="0"/>
+          <w:numId w:val="39"/>
+        </w:numPr>
+      </w:pPr>
+      <w:r>
+        <w:t xml:space="preserve">Only 263 products (3.2% of the </w:t>
+      </w:r>
+      <w:proofErr w:type="spellStart"/>
+      <w:r>
+        <w:t>catalog</w:t>
+      </w:r>
+      <w:proofErr w:type="spellEnd"/>
+      <w:r>
+        <w:t xml:space="preserve">) are on sale, consistent with the extreme missingness in </w:t>
+      </w:r>
+      <w:proofErr w:type="spellStart"/>
+      <w:r>
+        <w:t>sale_price_usd</w:t>
+      </w:r>
+      <w:proofErr w:type="spellEnd"/>
+      <w:r>
+        <w:t xml:space="preserve"> identified during data cleaning.</w:t>
+      </w:r>
+    </w:p>
+    <w:p>
+      <w:pPr>
+        <w:pStyle w:val="ListParagraph"/>
+        <w:numPr>
+          <w:ilvl w:val="0"/>
+          <w:numId w:val="39"/>
+        </w:numPr>
+      </w:pPr>
+      <w:r>
+        <w:t>The on-sale group also shows a visibly lower median and narrower upper quartile compared to full-price products, with the whisker range shifted downward overall.</w:t>
+      </w:r>
+    </w:p>
+    <w:p>
+      <w:r>
+        <w:t>Actionable Insights</w:t>
+      </w:r>
+    </w:p>
+    <w:p>
+      <w:pPr>
+        <w:pStyle w:val="ListParagraph"/>
+        <w:numPr>
+          <w:ilvl w:val="0"/>
+          <w:numId w:val="40"/>
+        </w:numPr>
+      </w:pPr>
+      <w:r>
+        <w:t>I</w:t>
+      </w:r>
+      <w:r>
+        <w:t>t was derived from a field with 96.8% missingness, and the small on-sale sample size (263) limits how confidently the result generalizes.</w:t>
+      </w:r>
+    </w:p>
+    <w:p>
+      <w:pPr>
+        <w:pStyle w:val="ListParagraph"/>
+        <w:numPr>
+          <w:ilvl w:val="0"/>
+          <w:numId w:val="40"/>
+        </w:numPr>
+      </w:pPr>
+      <w:r>
+        <w:t xml:space="preserve">The most likely explanation is reverse causation: lower-rated or slower-selling products are more likely to be discounted, rather than discounting causing lower satisfaction. This distinction matters for any business use of the finding </w:t>
+      </w:r>
+      <w:r>
+        <w:t xml:space="preserve">- </w:t>
+      </w:r>
+      <w:r>
+        <w:t>a promotional/sale strategy shouldn't be discouraged based on this result alone.</w:t>
+      </w:r>
+    </w:p>
+    <w:p>
+      <w:pPr>
+        <w:pStyle w:val="ListParagraph"/>
+        <w:numPr>
+          <w:ilvl w:val="0"/>
+          <w:numId w:val="40"/>
+        </w:numPr>
+      </w:pPr>
+      <w:r>
+        <w:t>If Sephora wants to test the causal direction properly, a time-based analysis (rating trend before vs. after a product goes on sale) would be needed</w:t>
+      </w:r>
+      <w:r>
+        <w:t>.</w:t>
+      </w:r>
+    </w:p>
+    <w:p>
+      <w:r>
+        <w:t xml:space="preserve"> </w:t>
       </w:r>
     </w:p>
     <w:p>
@@ -7816,82 +8824,90 @@
         <w:pStyle w:val="Heading1"/>
       </w:pPr>
       <w:r>
+        <w:t>SUMMARY</w:t>
+      </w:r>
+    </w:p>
+    <w:p>
+      <w:r>
+        <w:t xml:space="preserve">The analysis revealed an overall </w:t>
+      </w:r>
+      <w:r>
+        <w:rPr>
+          <w:b/>
+          <w:bCs/>
+        </w:rPr>
+        <w:t>Loan Repayment Rate of approximately 51.3%</w:t>
+      </w:r>
+      <w:r>
+        <w:t xml:space="preserve"> and a </w:t>
+      </w:r>
+      <w:r>
+        <w:rPr>
+          <w:b/>
+          <w:bCs/>
+        </w:rPr>
+        <w:t>Default Rate of 5.2%</w:t>
+      </w:r>
+      <w:r>
+        <w:t xml:space="preserve">, with Current and Fully Paid loans contributing the most to portfolio repayments. Loan Grades A–G showed a clear increase in default risk as credit quality declined, while </w:t>
+      </w:r>
+      <w:r>
+        <w:rPr>
+          <w:b/>
+          <w:bCs/>
+        </w:rPr>
+        <w:t>60-month loans consistently exhibited higher default rates than 36-month loans</w:t>
+      </w:r>
+      <w:r>
+        <w:t>.</w:t>
+      </w:r>
+    </w:p>
+    <w:p>
+      <w:r>
+        <w:t xml:space="preserve">Borrower profile analysis indicated that </w:t>
+      </w:r>
+      <w:r>
+        <w:rPr>
+          <w:b/>
+          <w:bCs/>
+        </w:rPr>
+        <w:t>lower-income borrowers, renters, and verified applicants</w:t>
+      </w:r>
+      <w:r>
+        <w:t xml:space="preserve"> experience relatively higher default rates. Similarly, borrowers with </w:t>
+      </w:r>
+      <w:r>
+        <w:rPr>
+          <w:b/>
+          <w:bCs/>
+        </w:rPr>
+        <w:t>high revolving credit utilization and multiple recent credit inquiries</w:t>
+      </w:r>
+      <w:r>
+        <w:t xml:space="preserve"> demonstrated increased credit risk, making these variables valuable predictors for lending decisions. Correlation analysis further identified </w:t>
+      </w:r>
+      <w:r>
+        <w:rPr>
+          <w:b/>
+          <w:bCs/>
+        </w:rPr>
+        <w:t>interest rate as the strongest numeric variable associated with default risk</w:t>
+      </w:r>
+      <w:r>
+        <w:t xml:space="preserve">, while loan amount and </w:t>
+      </w:r>
+      <w:proofErr w:type="spellStart"/>
+      <w:r>
+        <w:t>installment</w:t>
+      </w:r>
+      <w:proofErr w:type="spellEnd"/>
+      <w:r>
+        <w:t xml:space="preserve"> were found to be highly correlated.</w:t>
+      </w:r>
+    </w:p>
+    <w:p>
+      <w:r>
         <w:lastRenderedPageBreak/>
-        <w:t>SUMMARY</w:t>
-      </w:r>
-    </w:p>
-    <w:p>
-      <w:r>
-        <w:t xml:space="preserve">The analysis revealed an overall </w:t>
-      </w:r>
-      <w:r>
-        <w:rPr>
-          <w:b/>
-          <w:bCs/>
-        </w:rPr>
-        <w:t>Loan Repayment Rate of approximately 51.3%</w:t>
-      </w:r>
-      <w:r>
-        <w:t xml:space="preserve"> and a </w:t>
-      </w:r>
-      <w:r>
-        <w:rPr>
-          <w:b/>
-          <w:bCs/>
-        </w:rPr>
-        <w:t>Default Rate of 5.2%</w:t>
-      </w:r>
-      <w:r>
-        <w:t xml:space="preserve">, with Current and Fully Paid loans contributing the most to portfolio repayments. Loan Grades A–G showed a clear increase in default risk as credit quality declined, while </w:t>
-      </w:r>
-      <w:r>
-        <w:rPr>
-          <w:b/>
-          <w:bCs/>
-        </w:rPr>
-        <w:t>60-month loans consistently exhibited higher default rates than 36-month loans</w:t>
-      </w:r>
-      <w:r>
-        <w:t>.</w:t>
-      </w:r>
-    </w:p>
-    <w:p>
-      <w:r>
-        <w:t xml:space="preserve">Borrower profile analysis indicated that </w:t>
-      </w:r>
-      <w:r>
-        <w:rPr>
-          <w:b/>
-          <w:bCs/>
-        </w:rPr>
-        <w:t>lower-income borrowers, renters, and verified applicants</w:t>
-      </w:r>
-      <w:r>
-        <w:t xml:space="preserve"> experience relatively higher default rates. Similarly, borrowers with </w:t>
-      </w:r>
-      <w:r>
-        <w:rPr>
-          <w:b/>
-          <w:bCs/>
-        </w:rPr>
-        <w:t>high revolving credit utilization and multiple recent credit inquiries</w:t>
-      </w:r>
-      <w:r>
-        <w:t xml:space="preserve"> demonstrated increased credit risk, making these variables valuable predictors for lending decisions. Correlation analysis further identified </w:t>
-      </w:r>
-      <w:r>
-        <w:rPr>
-          <w:b/>
-          <w:bCs/>
-        </w:rPr>
-        <w:t>interest rate as the strongest numeric variable associated with default risk</w:t>
-      </w:r>
-      <w:r>
-        <w:t>, while loan amount and installment were found to be highly correlated.</w:t>
-      </w:r>
-    </w:p>
-    <w:p>
-      <w:r>
         <w:t xml:space="preserve">Portfolio profitability analysis showed that </w:t>
       </w:r>
       <w:r>
@@ -8960,6 +9976,119 @@
     </w:lvl>
   </w:abstractNum>
   <w:abstractNum w:abstractNumId="8" w15:restartNumberingAfterBreak="0">
+    <w:nsid w:val="0BB96206"/>
+    <w:multiLevelType w:val="hybridMultilevel"/>
+    <w:tmpl w:val="B4104E8C"/>
+    <w:lvl w:ilvl="0" w:tplc="40090001">
+      <w:start w:val="1"/>
+      <w:numFmt w:val="bullet"/>
+      <w:lvlText w:val=""/>
+      <w:lvlJc w:val="left"/>
+      <w:pPr>
+        <w:ind w:left="720" w:hanging="360"/>
+      </w:pPr>
+      <w:rPr>
+        <w:rFonts w:ascii="Symbol" w:hAnsi="Symbol" w:hint="default"/>
+      </w:rPr>
+    </w:lvl>
+    <w:lvl w:ilvl="1" w:tplc="40090003" w:tentative="1">
+      <w:start w:val="1"/>
+      <w:numFmt w:val="bullet"/>
+      <w:lvlText w:val="o"/>
+      <w:lvlJc w:val="left"/>
+      <w:pPr>
+        <w:ind w:left="1440" w:hanging="360"/>
+      </w:pPr>
+      <w:rPr>
+        <w:rFonts w:ascii="Courier New" w:hAnsi="Courier New" w:cs="Courier New" w:hint="default"/>
+      </w:rPr>
+    </w:lvl>
+    <w:lvl w:ilvl="2" w:tplc="40090005" w:tentative="1">
+      <w:start w:val="1"/>
+      <w:numFmt w:val="bullet"/>
+      <w:lvlText w:val=""/>
+      <w:lvlJc w:val="left"/>
+      <w:pPr>
+        <w:ind w:left="2160" w:hanging="360"/>
+      </w:pPr>
+      <w:rPr>
+        <w:rFonts w:ascii="Wingdings" w:hAnsi="Wingdings" w:hint="default"/>
+      </w:rPr>
+    </w:lvl>
+    <w:lvl w:ilvl="3" w:tplc="40090001" w:tentative="1">
+      <w:start w:val="1"/>
+      <w:numFmt w:val="bullet"/>
+      <w:lvlText w:val=""/>
+      <w:lvlJc w:val="left"/>
+      <w:pPr>
+        <w:ind w:left="2880" w:hanging="360"/>
+      </w:pPr>
+      <w:rPr>
+        <w:rFonts w:ascii="Symbol" w:hAnsi="Symbol" w:hint="default"/>
+      </w:rPr>
+    </w:lvl>
+    <w:lvl w:ilvl="4" w:tplc="40090003" w:tentative="1">
+      <w:start w:val="1"/>
+      <w:numFmt w:val="bullet"/>
+      <w:lvlText w:val="o"/>
+      <w:lvlJc w:val="left"/>
+      <w:pPr>
+        <w:ind w:left="3600" w:hanging="360"/>
+      </w:pPr>
+      <w:rPr>
+        <w:rFonts w:ascii="Courier New" w:hAnsi="Courier New" w:cs="Courier New" w:hint="default"/>
+      </w:rPr>
+    </w:lvl>
+    <w:lvl w:ilvl="5" w:tplc="40090005" w:tentative="1">
+      <w:start w:val="1"/>
+      <w:numFmt w:val="bullet"/>
+      <w:lvlText w:val=""/>
+      <w:lvlJc w:val="left"/>
+      <w:pPr>
+        <w:ind w:left="4320" w:hanging="360"/>
+      </w:pPr>
+      <w:rPr>
+        <w:rFonts w:ascii="Wingdings" w:hAnsi="Wingdings" w:hint="default"/>
+      </w:rPr>
+    </w:lvl>
+    <w:lvl w:ilvl="6" w:tplc="40090001" w:tentative="1">
+      <w:start w:val="1"/>
+      <w:numFmt w:val="bullet"/>
+      <w:lvlText w:val=""/>
+      <w:lvlJc w:val="left"/>
+      <w:pPr>
+        <w:ind w:left="5040" w:hanging="360"/>
+      </w:pPr>
+      <w:rPr>
+        <w:rFonts w:ascii="Symbol" w:hAnsi="Symbol" w:hint="default"/>
+      </w:rPr>
+    </w:lvl>
+    <w:lvl w:ilvl="7" w:tplc="40090003" w:tentative="1">
+      <w:start w:val="1"/>
+      <w:numFmt w:val="bullet"/>
+      <w:lvlText w:val="o"/>
+      <w:lvlJc w:val="left"/>
+      <w:pPr>
+        <w:ind w:left="5760" w:hanging="360"/>
+      </w:pPr>
+      <w:rPr>
+        <w:rFonts w:ascii="Courier New" w:hAnsi="Courier New" w:cs="Courier New" w:hint="default"/>
+      </w:rPr>
+    </w:lvl>
+    <w:lvl w:ilvl="8" w:tplc="40090005" w:tentative="1">
+      <w:start w:val="1"/>
+      <w:numFmt w:val="bullet"/>
+      <w:lvlText w:val=""/>
+      <w:lvlJc w:val="left"/>
+      <w:pPr>
+        <w:ind w:left="6480" w:hanging="360"/>
+      </w:pPr>
+      <w:rPr>
+        <w:rFonts w:ascii="Wingdings" w:hAnsi="Wingdings" w:hint="default"/>
+      </w:rPr>
+    </w:lvl>
+  </w:abstractNum>
+  <w:abstractNum w:abstractNumId="9" w15:restartNumberingAfterBreak="0">
     <w:nsid w:val="0E546458"/>
     <w:multiLevelType w:val="hybridMultilevel"/>
     <w:tmpl w:val="AC966D4E"/>
@@ -9072,7 +10201,7 @@
       </w:rPr>
     </w:lvl>
   </w:abstractNum>
-  <w:abstractNum w:abstractNumId="9" w15:restartNumberingAfterBreak="0">
+  <w:abstractNum w:abstractNumId="10" w15:restartNumberingAfterBreak="0">
     <w:nsid w:val="0E9F0B54"/>
     <w:multiLevelType w:val="hybridMultilevel"/>
     <w:tmpl w:val="90E060A2"/>
@@ -9185,7 +10314,7 @@
       </w:rPr>
     </w:lvl>
   </w:abstractNum>
-  <w:abstractNum w:abstractNumId="10" w15:restartNumberingAfterBreak="0">
+  <w:abstractNum w:abstractNumId="11" w15:restartNumberingAfterBreak="0">
     <w:nsid w:val="0F310BE8"/>
     <w:multiLevelType w:val="hybridMultilevel"/>
     <w:tmpl w:val="FC1EB710"/>
@@ -9298,7 +10427,120 @@
       </w:rPr>
     </w:lvl>
   </w:abstractNum>
-  <w:abstractNum w:abstractNumId="11" w15:restartNumberingAfterBreak="0">
+  <w:abstractNum w:abstractNumId="12" w15:restartNumberingAfterBreak="0">
+    <w:nsid w:val="121738D0"/>
+    <w:multiLevelType w:val="hybridMultilevel"/>
+    <w:tmpl w:val="663CA020"/>
+    <w:lvl w:ilvl="0" w:tplc="40090001">
+      <w:start w:val="1"/>
+      <w:numFmt w:val="bullet"/>
+      <w:lvlText w:val=""/>
+      <w:lvlJc w:val="left"/>
+      <w:pPr>
+        <w:ind w:left="720" w:hanging="360"/>
+      </w:pPr>
+      <w:rPr>
+        <w:rFonts w:ascii="Symbol" w:hAnsi="Symbol" w:hint="default"/>
+      </w:rPr>
+    </w:lvl>
+    <w:lvl w:ilvl="1" w:tplc="40090003" w:tentative="1">
+      <w:start w:val="1"/>
+      <w:numFmt w:val="bullet"/>
+      <w:lvlText w:val="o"/>
+      <w:lvlJc w:val="left"/>
+      <w:pPr>
+        <w:ind w:left="1440" w:hanging="360"/>
+      </w:pPr>
+      <w:rPr>
+        <w:rFonts w:ascii="Courier New" w:hAnsi="Courier New" w:cs="Courier New" w:hint="default"/>
+      </w:rPr>
+    </w:lvl>
+    <w:lvl w:ilvl="2" w:tplc="40090005" w:tentative="1">
+      <w:start w:val="1"/>
+      <w:numFmt w:val="bullet"/>
+      <w:lvlText w:val=""/>
+      <w:lvlJc w:val="left"/>
+      <w:pPr>
+        <w:ind w:left="2160" w:hanging="360"/>
+      </w:pPr>
+      <w:rPr>
+        <w:rFonts w:ascii="Wingdings" w:hAnsi="Wingdings" w:hint="default"/>
+      </w:rPr>
+    </w:lvl>
+    <w:lvl w:ilvl="3" w:tplc="40090001" w:tentative="1">
+      <w:start w:val="1"/>
+      <w:numFmt w:val="bullet"/>
+      <w:lvlText w:val=""/>
+      <w:lvlJc w:val="left"/>
+      <w:pPr>
+        <w:ind w:left="2880" w:hanging="360"/>
+      </w:pPr>
+      <w:rPr>
+        <w:rFonts w:ascii="Symbol" w:hAnsi="Symbol" w:hint="default"/>
+      </w:rPr>
+    </w:lvl>
+    <w:lvl w:ilvl="4" w:tplc="40090003" w:tentative="1">
+      <w:start w:val="1"/>
+      <w:numFmt w:val="bullet"/>
+      <w:lvlText w:val="o"/>
+      <w:lvlJc w:val="left"/>
+      <w:pPr>
+        <w:ind w:left="3600" w:hanging="360"/>
+      </w:pPr>
+      <w:rPr>
+        <w:rFonts w:ascii="Courier New" w:hAnsi="Courier New" w:cs="Courier New" w:hint="default"/>
+      </w:rPr>
+    </w:lvl>
+    <w:lvl w:ilvl="5" w:tplc="40090005" w:tentative="1">
+      <w:start w:val="1"/>
+      <w:numFmt w:val="bullet"/>
+      <w:lvlText w:val=""/>
+      <w:lvlJc w:val="left"/>
+      <w:pPr>
+        <w:ind w:left="4320" w:hanging="360"/>
+      </w:pPr>
+      <w:rPr>
+        <w:rFonts w:ascii="Wingdings" w:hAnsi="Wingdings" w:hint="default"/>
+      </w:rPr>
+    </w:lvl>
+    <w:lvl w:ilvl="6" w:tplc="40090001" w:tentative="1">
+      <w:start w:val="1"/>
+      <w:numFmt w:val="bullet"/>
+      <w:lvlText w:val=""/>
+      <w:lvlJc w:val="left"/>
+      <w:pPr>
+        <w:ind w:left="5040" w:hanging="360"/>
+      </w:pPr>
+      <w:rPr>
+        <w:rFonts w:ascii="Symbol" w:hAnsi="Symbol" w:hint="default"/>
+      </w:rPr>
+    </w:lvl>
+    <w:lvl w:ilvl="7" w:tplc="40090003" w:tentative="1">
+      <w:start w:val="1"/>
+      <w:numFmt w:val="bullet"/>
+      <w:lvlText w:val="o"/>
+      <w:lvlJc w:val="left"/>
+      <w:pPr>
+        <w:ind w:left="5760" w:hanging="360"/>
+      </w:pPr>
+      <w:rPr>
+        <w:rFonts w:ascii="Courier New" w:hAnsi="Courier New" w:cs="Courier New" w:hint="default"/>
+      </w:rPr>
+    </w:lvl>
+    <w:lvl w:ilvl="8" w:tplc="40090005" w:tentative="1">
+      <w:start w:val="1"/>
+      <w:numFmt w:val="bullet"/>
+      <w:lvlText w:val=""/>
+      <w:lvlJc w:val="left"/>
+      <w:pPr>
+        <w:ind w:left="6480" w:hanging="360"/>
+      </w:pPr>
+      <w:rPr>
+        <w:rFonts w:ascii="Wingdings" w:hAnsi="Wingdings" w:hint="default"/>
+      </w:rPr>
+    </w:lvl>
+  </w:abstractNum>
+  <w:abstractNum w:abstractNumId="13" w15:restartNumberingAfterBreak="0">
     <w:nsid w:val="13500BDD"/>
     <w:multiLevelType w:val="hybridMultilevel"/>
     <w:tmpl w:val="AE78B07E"/>
@@ -9411,7 +10653,7 @@
       </w:rPr>
     </w:lvl>
   </w:abstractNum>
-  <w:abstractNum w:abstractNumId="12" w15:restartNumberingAfterBreak="0">
+  <w:abstractNum w:abstractNumId="14" w15:restartNumberingAfterBreak="0">
     <w:nsid w:val="13B12B5C"/>
     <w:multiLevelType w:val="hybridMultilevel"/>
     <w:tmpl w:val="6310ECB6"/>
@@ -9524,7 +10766,7 @@
       </w:rPr>
     </w:lvl>
   </w:abstractNum>
-  <w:abstractNum w:abstractNumId="13" w15:restartNumberingAfterBreak="0">
+  <w:abstractNum w:abstractNumId="15" w15:restartNumberingAfterBreak="0">
     <w:nsid w:val="1BAA779A"/>
     <w:multiLevelType w:val="hybridMultilevel"/>
     <w:tmpl w:val="4AA4F498"/>
@@ -9637,7 +10879,7 @@
       </w:rPr>
     </w:lvl>
   </w:abstractNum>
-  <w:abstractNum w:abstractNumId="14" w15:restartNumberingAfterBreak="0">
+  <w:abstractNum w:abstractNumId="16" w15:restartNumberingAfterBreak="0">
     <w:nsid w:val="1C9B1857"/>
     <w:multiLevelType w:val="hybridMultilevel"/>
     <w:tmpl w:val="DE4E091E"/>
@@ -9750,7 +10992,7 @@
       </w:rPr>
     </w:lvl>
   </w:abstractNum>
-  <w:abstractNum w:abstractNumId="15" w15:restartNumberingAfterBreak="0">
+  <w:abstractNum w:abstractNumId="17" w15:restartNumberingAfterBreak="0">
     <w:nsid w:val="2F383463"/>
     <w:multiLevelType w:val="hybridMultilevel"/>
     <w:tmpl w:val="DC66F0E8"/>
@@ -9863,7 +11105,7 @@
       </w:rPr>
     </w:lvl>
   </w:abstractNum>
-  <w:abstractNum w:abstractNumId="16" w15:restartNumberingAfterBreak="0">
+  <w:abstractNum w:abstractNumId="18" w15:restartNumberingAfterBreak="0">
     <w:nsid w:val="35B81F36"/>
     <w:multiLevelType w:val="hybridMultilevel"/>
     <w:tmpl w:val="2D0465DE"/>
@@ -9976,7 +11218,7 @@
       </w:rPr>
     </w:lvl>
   </w:abstractNum>
-  <w:abstractNum w:abstractNumId="17" w15:restartNumberingAfterBreak="0">
+  <w:abstractNum w:abstractNumId="19" w15:restartNumberingAfterBreak="0">
     <w:nsid w:val="35EB3890"/>
     <w:multiLevelType w:val="hybridMultilevel"/>
     <w:tmpl w:val="63EA68EA"/>
@@ -10089,7 +11331,7 @@
       </w:rPr>
     </w:lvl>
   </w:abstractNum>
-  <w:abstractNum w:abstractNumId="18" w15:restartNumberingAfterBreak="0">
+  <w:abstractNum w:abstractNumId="20" w15:restartNumberingAfterBreak="0">
     <w:nsid w:val="3627299F"/>
     <w:multiLevelType w:val="hybridMultilevel"/>
     <w:tmpl w:val="C5DAB694"/>
@@ -10202,7 +11444,7 @@
       </w:rPr>
     </w:lvl>
   </w:abstractNum>
-  <w:abstractNum w:abstractNumId="19" w15:restartNumberingAfterBreak="0">
+  <w:abstractNum w:abstractNumId="21" w15:restartNumberingAfterBreak="0">
     <w:nsid w:val="3C3B5A57"/>
     <w:multiLevelType w:val="hybridMultilevel"/>
     <w:tmpl w:val="08D0650A"/>
@@ -10315,7 +11557,7 @@
       </w:rPr>
     </w:lvl>
   </w:abstractNum>
-  <w:abstractNum w:abstractNumId="20" w15:restartNumberingAfterBreak="0">
+  <w:abstractNum w:abstractNumId="22" w15:restartNumberingAfterBreak="0">
     <w:nsid w:val="3D7A32BB"/>
     <w:multiLevelType w:val="hybridMultilevel"/>
     <w:tmpl w:val="F7BECB1E"/>
@@ -10428,7 +11670,7 @@
       </w:rPr>
     </w:lvl>
   </w:abstractNum>
-  <w:abstractNum w:abstractNumId="21" w15:restartNumberingAfterBreak="0">
+  <w:abstractNum w:abstractNumId="23" w15:restartNumberingAfterBreak="0">
     <w:nsid w:val="3F450092"/>
     <w:multiLevelType w:val="hybridMultilevel"/>
     <w:tmpl w:val="1864FE14"/>
@@ -10541,7 +11783,7 @@
       </w:rPr>
     </w:lvl>
   </w:abstractNum>
-  <w:abstractNum w:abstractNumId="22" w15:restartNumberingAfterBreak="0">
+  <w:abstractNum w:abstractNumId="24" w15:restartNumberingAfterBreak="0">
     <w:nsid w:val="45976ADC"/>
     <w:multiLevelType w:val="hybridMultilevel"/>
     <w:tmpl w:val="A9B2BF34"/>
@@ -10654,7 +11896,7 @@
       </w:rPr>
     </w:lvl>
   </w:abstractNum>
-  <w:abstractNum w:abstractNumId="23" w15:restartNumberingAfterBreak="0">
+  <w:abstractNum w:abstractNumId="25" w15:restartNumberingAfterBreak="0">
     <w:nsid w:val="47F82C38"/>
     <w:multiLevelType w:val="hybridMultilevel"/>
     <w:tmpl w:val="246491E2"/>
@@ -10767,7 +12009,7 @@
       </w:rPr>
     </w:lvl>
   </w:abstractNum>
-  <w:abstractNum w:abstractNumId="24" w15:restartNumberingAfterBreak="0">
+  <w:abstractNum w:abstractNumId="26" w15:restartNumberingAfterBreak="0">
     <w:nsid w:val="4D4D56F9"/>
     <w:multiLevelType w:val="hybridMultilevel"/>
     <w:tmpl w:val="A134F64A"/>
@@ -10880,7 +12122,7 @@
       </w:rPr>
     </w:lvl>
   </w:abstractNum>
-  <w:abstractNum w:abstractNumId="25" w15:restartNumberingAfterBreak="0">
+  <w:abstractNum w:abstractNumId="27" w15:restartNumberingAfterBreak="0">
     <w:nsid w:val="4E8161E5"/>
     <w:multiLevelType w:val="hybridMultilevel"/>
     <w:tmpl w:val="A22A961E"/>
@@ -10993,7 +12235,7 @@
       </w:rPr>
     </w:lvl>
   </w:abstractNum>
-  <w:abstractNum w:abstractNumId="26" w15:restartNumberingAfterBreak="0">
+  <w:abstractNum w:abstractNumId="28" w15:restartNumberingAfterBreak="0">
     <w:nsid w:val="5CBB3896"/>
     <w:multiLevelType w:val="hybridMultilevel"/>
     <w:tmpl w:val="1D5EED30"/>
@@ -11106,7 +12348,7 @@
       </w:rPr>
     </w:lvl>
   </w:abstractNum>
-  <w:abstractNum w:abstractNumId="27" w15:restartNumberingAfterBreak="0">
+  <w:abstractNum w:abstractNumId="29" w15:restartNumberingAfterBreak="0">
     <w:nsid w:val="60265E7B"/>
     <w:multiLevelType w:val="hybridMultilevel"/>
     <w:tmpl w:val="D292BF6C"/>
@@ -11219,7 +12461,7 @@
       </w:rPr>
     </w:lvl>
   </w:abstractNum>
-  <w:abstractNum w:abstractNumId="28" w15:restartNumberingAfterBreak="0">
+  <w:abstractNum w:abstractNumId="30" w15:restartNumberingAfterBreak="0">
     <w:nsid w:val="66DE1FF9"/>
     <w:multiLevelType w:val="hybridMultilevel"/>
     <w:tmpl w:val="68CE1156"/>
@@ -11332,7 +12574,7 @@
       </w:rPr>
     </w:lvl>
   </w:abstractNum>
-  <w:abstractNum w:abstractNumId="29" w15:restartNumberingAfterBreak="0">
+  <w:abstractNum w:abstractNumId="31" w15:restartNumberingAfterBreak="0">
     <w:nsid w:val="6964718C"/>
     <w:multiLevelType w:val="hybridMultilevel"/>
     <w:tmpl w:val="D444AEC8"/>
@@ -11445,7 +12687,7 @@
       </w:rPr>
     </w:lvl>
   </w:abstractNum>
-  <w:abstractNum w:abstractNumId="30" w15:restartNumberingAfterBreak="0">
+  <w:abstractNum w:abstractNumId="32" w15:restartNumberingAfterBreak="0">
     <w:nsid w:val="6D5A58C4"/>
     <w:multiLevelType w:val="hybridMultilevel"/>
     <w:tmpl w:val="212A9578"/>
@@ -11558,7 +12800,7 @@
       </w:rPr>
     </w:lvl>
   </w:abstractNum>
-  <w:abstractNum w:abstractNumId="31" w15:restartNumberingAfterBreak="0">
+  <w:abstractNum w:abstractNumId="33" w15:restartNumberingAfterBreak="0">
     <w:nsid w:val="6D6F7C06"/>
     <w:multiLevelType w:val="hybridMultilevel"/>
     <w:tmpl w:val="96DAC2D0"/>
@@ -11671,7 +12913,7 @@
       </w:rPr>
     </w:lvl>
   </w:abstractNum>
-  <w:abstractNum w:abstractNumId="32" w15:restartNumberingAfterBreak="0">
+  <w:abstractNum w:abstractNumId="34" w15:restartNumberingAfterBreak="0">
     <w:nsid w:val="70152459"/>
     <w:multiLevelType w:val="hybridMultilevel"/>
     <w:tmpl w:val="388CC008"/>
@@ -11757,7 +12999,7 @@
       </w:pPr>
     </w:lvl>
   </w:abstractNum>
-  <w:abstractNum w:abstractNumId="33" w15:restartNumberingAfterBreak="0">
+  <w:abstractNum w:abstractNumId="35" w15:restartNumberingAfterBreak="0">
     <w:nsid w:val="71535886"/>
     <w:multiLevelType w:val="hybridMultilevel"/>
     <w:tmpl w:val="485413D8"/>
@@ -11870,7 +13112,7 @@
       </w:rPr>
     </w:lvl>
   </w:abstractNum>
-  <w:abstractNum w:abstractNumId="34" w15:restartNumberingAfterBreak="0">
+  <w:abstractNum w:abstractNumId="36" w15:restartNumberingAfterBreak="0">
     <w:nsid w:val="71616BA8"/>
     <w:multiLevelType w:val="hybridMultilevel"/>
     <w:tmpl w:val="B6F8CF6A"/>
@@ -11983,7 +13225,7 @@
       </w:rPr>
     </w:lvl>
   </w:abstractNum>
-  <w:abstractNum w:abstractNumId="35" w15:restartNumberingAfterBreak="0">
+  <w:abstractNum w:abstractNumId="37" w15:restartNumberingAfterBreak="0">
     <w:nsid w:val="7498390D"/>
     <w:multiLevelType w:val="hybridMultilevel"/>
     <w:tmpl w:val="AFA6FDE8"/>
@@ -12096,7 +13338,7 @@
       </w:rPr>
     </w:lvl>
   </w:abstractNum>
-  <w:abstractNum w:abstractNumId="36" w15:restartNumberingAfterBreak="0">
+  <w:abstractNum w:abstractNumId="38" w15:restartNumberingAfterBreak="0">
     <w:nsid w:val="75B91502"/>
     <w:multiLevelType w:val="hybridMultilevel"/>
     <w:tmpl w:val="228CD6B2"/>
@@ -12209,7 +13451,7 @@
       </w:rPr>
     </w:lvl>
   </w:abstractNum>
-  <w:abstractNum w:abstractNumId="37" w15:restartNumberingAfterBreak="0">
+  <w:abstractNum w:abstractNumId="39" w15:restartNumberingAfterBreak="0">
     <w:nsid w:val="771E0E0A"/>
     <w:multiLevelType w:val="hybridMultilevel"/>
     <w:tmpl w:val="744295A2"/>
@@ -12326,70 +13568,70 @@
     <w:abstractNumId w:val="3"/>
   </w:num>
   <w:num w:numId="2" w16cid:durableId="611591233">
-    <w:abstractNumId w:val="13"/>
+    <w:abstractNumId w:val="15"/>
   </w:num>
   <w:num w:numId="3" w16cid:durableId="1561214085">
     <w:abstractNumId w:val="7"/>
   </w:num>
   <w:num w:numId="4" w16cid:durableId="787118944">
-    <w:abstractNumId w:val="36"/>
+    <w:abstractNumId w:val="38"/>
   </w:num>
   <w:num w:numId="5" w16cid:durableId="662273419">
-    <w:abstractNumId w:val="10"/>
+    <w:abstractNumId w:val="11"/>
   </w:num>
   <w:num w:numId="6" w16cid:durableId="1337028227">
-    <w:abstractNumId w:val="33"/>
+    <w:abstractNumId w:val="35"/>
   </w:num>
   <w:num w:numId="7" w16cid:durableId="1479149790">
-    <w:abstractNumId w:val="27"/>
+    <w:abstractNumId w:val="29"/>
   </w:num>
   <w:num w:numId="8" w16cid:durableId="1395666342">
-    <w:abstractNumId w:val="28"/>
+    <w:abstractNumId w:val="30"/>
   </w:num>
   <w:num w:numId="9" w16cid:durableId="2069642767">
-    <w:abstractNumId w:val="8"/>
+    <w:abstractNumId w:val="9"/>
   </w:num>
   <w:num w:numId="10" w16cid:durableId="1117918506">
-    <w:abstractNumId w:val="11"/>
+    <w:abstractNumId w:val="13"/>
   </w:num>
   <w:num w:numId="11" w16cid:durableId="981230692">
     <w:abstractNumId w:val="5"/>
   </w:num>
   <w:num w:numId="12" w16cid:durableId="1529678564">
-    <w:abstractNumId w:val="34"/>
+    <w:abstractNumId w:val="36"/>
   </w:num>
   <w:num w:numId="13" w16cid:durableId="1865828128">
-    <w:abstractNumId w:val="23"/>
+    <w:abstractNumId w:val="25"/>
   </w:num>
   <w:num w:numId="14" w16cid:durableId="1723938365">
     <w:abstractNumId w:val="0"/>
   </w:num>
   <w:num w:numId="15" w16cid:durableId="219293330">
-    <w:abstractNumId w:val="37"/>
+    <w:abstractNumId w:val="39"/>
   </w:num>
   <w:num w:numId="16" w16cid:durableId="1669751919">
-    <w:abstractNumId w:val="18"/>
+    <w:abstractNumId w:val="20"/>
   </w:num>
   <w:num w:numId="17" w16cid:durableId="1181628346">
-    <w:abstractNumId w:val="12"/>
+    <w:abstractNumId w:val="14"/>
   </w:num>
   <w:num w:numId="18" w16cid:durableId="1920367612">
-    <w:abstractNumId w:val="24"/>
+    <w:abstractNumId w:val="26"/>
   </w:num>
   <w:num w:numId="19" w16cid:durableId="1430739624">
-    <w:abstractNumId w:val="14"/>
+    <w:abstractNumId w:val="16"/>
   </w:num>
   <w:num w:numId="20" w16cid:durableId="366150123">
-    <w:abstractNumId w:val="21"/>
+    <w:abstractNumId w:val="23"/>
   </w:num>
   <w:num w:numId="21" w16cid:durableId="537401937">
-    <w:abstractNumId w:val="20"/>
+    <w:abstractNumId w:val="22"/>
   </w:num>
   <w:num w:numId="22" w16cid:durableId="1058015444">
-    <w:abstractNumId w:val="25"/>
+    <w:abstractNumId w:val="27"/>
   </w:num>
   <w:num w:numId="23" w16cid:durableId="476532285">
-    <w:abstractNumId w:val="15"/>
+    <w:abstractNumId w:val="17"/>
   </w:num>
   <w:num w:numId="24" w16cid:durableId="1638336745">
     <w:abstractNumId w:val="2"/>
@@ -12398,43 +13640,49 @@
     <w:abstractNumId w:val="1"/>
   </w:num>
   <w:num w:numId="26" w16cid:durableId="1322926734">
-    <w:abstractNumId w:val="35"/>
+    <w:abstractNumId w:val="37"/>
   </w:num>
   <w:num w:numId="27" w16cid:durableId="696084576">
+    <w:abstractNumId w:val="34"/>
+  </w:num>
+  <w:num w:numId="28" w16cid:durableId="760031443">
     <w:abstractNumId w:val="32"/>
   </w:num>
-  <w:num w:numId="28" w16cid:durableId="760031443">
-    <w:abstractNumId w:val="30"/>
+  <w:num w:numId="29" w16cid:durableId="1412386055">
+    <w:abstractNumId w:val="21"/>
   </w:num>
-  <w:num w:numId="29" w16cid:durableId="1412386055">
+  <w:num w:numId="30" w16cid:durableId="2017614191">
     <w:abstractNumId w:val="19"/>
   </w:num>
-  <w:num w:numId="30" w16cid:durableId="2017614191">
-    <w:abstractNumId w:val="17"/>
-  </w:num>
   <w:num w:numId="31" w16cid:durableId="820658787">
-    <w:abstractNumId w:val="9"/>
+    <w:abstractNumId w:val="10"/>
   </w:num>
   <w:num w:numId="32" w16cid:durableId="1544093939">
     <w:abstractNumId w:val="6"/>
   </w:num>
   <w:num w:numId="33" w16cid:durableId="819617006">
-    <w:abstractNumId w:val="26"/>
+    <w:abstractNumId w:val="28"/>
   </w:num>
   <w:num w:numId="34" w16cid:durableId="1066876000">
-    <w:abstractNumId w:val="31"/>
+    <w:abstractNumId w:val="33"/>
   </w:num>
   <w:num w:numId="35" w16cid:durableId="4290819">
-    <w:abstractNumId w:val="22"/>
+    <w:abstractNumId w:val="24"/>
   </w:num>
   <w:num w:numId="36" w16cid:durableId="1651668795">
-    <w:abstractNumId w:val="29"/>
+    <w:abstractNumId w:val="31"/>
   </w:num>
   <w:num w:numId="37" w16cid:durableId="1990865953">
     <w:abstractNumId w:val="4"/>
   </w:num>
   <w:num w:numId="38" w16cid:durableId="1135832642">
-    <w:abstractNumId w:val="16"/>
+    <w:abstractNumId w:val="18"/>
+  </w:num>
+  <w:num w:numId="39" w16cid:durableId="981496936">
+    <w:abstractNumId w:val="8"/>
+  </w:num>
+  <w:num w:numId="40" w16cid:durableId="1105998020">
+    <w:abstractNumId w:val="12"/>
   </w:num>
   <w:numIdMacAtCleanup w:val="37"/>
 </w:numbering>
@@ -13047,6 +14295,7 @@
   <w:style w:type="character" w:default="1" w:styleId="DefaultParagraphFont">
     <w:name w:val="Default Paragraph Font"/>
     <w:uiPriority w:val="1"/>
+    <w:semiHidden/>
     <w:unhideWhenUsed/>
   </w:style>
   <w:style w:type="table" w:default="1" w:styleId="TableNormal">

--- a/notebook/NL_Sephora.docx
+++ b/notebook/NL_Sephora.docx
@@ -443,26 +443,10 @@
         <w:t xml:space="preserve"> Investigate </w:t>
       </w:r>
       <w:r>
-        <w:t xml:space="preserve">how engagement signals — review helpfulness, recommendation rate, </w:t>
-      </w:r>
-      <w:proofErr w:type="spellStart"/>
-      <w:r>
-        <w:t>loves_count</w:t>
-      </w:r>
-      <w:proofErr w:type="spellEnd"/>
-      <w:r>
-        <w:t>, and feedback polarity (positive vs negative votes) — relate to CSS</w:t>
-      </w:r>
-      <w:r>
-        <w:t xml:space="preserve">, to identify which engagement metrics are strongest </w:t>
-      </w:r>
-      <w:proofErr w:type="gramStart"/>
-      <w:r>
-        <w:t>proxies</w:t>
-      </w:r>
-      <w:proofErr w:type="gramEnd"/>
-      <w:r>
-        <w:t xml:space="preserve"> satisfaction.</w:t>
+        <w:t>how engagement signals — review helpfulness, recommendation rate, loves_count, and feedback polarity (positive vs negative votes) — relate to CSS</w:t>
+      </w:r>
+      <w:r>
+        <w:t>, to identify which engagement metrics are strongest proxies satisfaction.</w:t>
       </w:r>
     </w:p>
     <w:p>
@@ -1238,14 +1222,12 @@
         </w:rPr>
         <w:t>“</w:t>
       </w:r>
-      <w:proofErr w:type="spellStart"/>
       <w:r>
         <w:rPr>
           <w:lang w:eastAsia="en-IN"/>
         </w:rPr>
         <w:t>is_recommended</w:t>
       </w:r>
-      <w:proofErr w:type="spellEnd"/>
       <w:r>
         <w:rPr>
           <w:lang w:eastAsia="en-IN"/>
@@ -1264,14 +1246,12 @@
         </w:rPr>
         <w:t>“</w:t>
       </w:r>
-      <w:proofErr w:type="spellStart"/>
       <w:r>
         <w:rPr>
           <w:lang w:eastAsia="en-IN"/>
         </w:rPr>
         <w:t>loves_count</w:t>
       </w:r>
-      <w:proofErr w:type="spellEnd"/>
       <w:r>
         <w:rPr>
           <w:lang w:eastAsia="en-IN"/>
@@ -1450,21 +1430,7 @@
         <w:rPr>
           <w:lang w:eastAsia="en-IN"/>
         </w:rPr>
-        <w:t xml:space="preserve">Before performing exploratory </w:t>
-      </w:r>
-      <w:proofErr w:type="gramStart"/>
-      <w:r>
-        <w:rPr>
-          <w:lang w:eastAsia="en-IN"/>
-        </w:rPr>
-        <w:t>data</w:t>
-      </w:r>
-      <w:proofErr w:type="gramEnd"/>
-      <w:r>
-        <w:rPr>
-          <w:lang w:eastAsia="en-IN"/>
-        </w:rPr>
-        <w:t xml:space="preserve"> analysis and testing the hypotheses, the dataset must be carefully examined for missing values, duplicate records, inconsistent formats, incorrect data types, and other data quality issues</w:t>
+        <w:t>Before performing exploratory data analysis and testing the hypotheses, the dataset must be carefully examined for missing values, duplicate records, inconsistent formats, incorrect data types, and other data quality issues</w:t>
       </w:r>
       <w:r>
         <w:rPr>
@@ -1703,42 +1669,36 @@
         </w:rPr>
         <w:t xml:space="preserve"> such as “</w:t>
       </w:r>
-      <w:proofErr w:type="spellStart"/>
       <w:r>
         <w:rPr>
           <w:lang w:eastAsia="en-IN"/>
         </w:rPr>
         <w:t>sale_price_usd</w:t>
       </w:r>
-      <w:proofErr w:type="spellEnd"/>
       <w:r>
         <w:rPr>
           <w:lang w:eastAsia="en-IN"/>
         </w:rPr>
         <w:t>”, “</w:t>
       </w:r>
-      <w:proofErr w:type="spellStart"/>
       <w:r>
         <w:rPr>
           <w:lang w:eastAsia="en-IN"/>
         </w:rPr>
         <w:t>value_price_usd</w:t>
       </w:r>
-      <w:proofErr w:type="spellEnd"/>
       <w:r>
         <w:rPr>
           <w:lang w:eastAsia="en-IN"/>
         </w:rPr>
         <w:t>”, “</w:t>
       </w:r>
-      <w:proofErr w:type="spellStart"/>
       <w:r>
         <w:rPr>
           <w:lang w:eastAsia="en-IN"/>
         </w:rPr>
         <w:t>variation_desc</w:t>
       </w:r>
-      <w:proofErr w:type="spellEnd"/>
       <w:r>
         <w:rPr>
           <w:lang w:eastAsia="en-IN"/>
@@ -1751,7 +1711,6 @@
         </w:rPr>
         <w:t xml:space="preserve">from </w:t>
       </w:r>
-      <w:proofErr w:type="spellStart"/>
       <w:r>
         <w:rPr>
           <w:b/>
@@ -1760,7 +1719,6 @@
         </w:rPr>
         <w:t>product_info</w:t>
       </w:r>
-      <w:proofErr w:type="spellEnd"/>
       <w:r>
         <w:rPr>
           <w:lang w:eastAsia="en-IN"/>
@@ -1888,14 +1846,12 @@
         </w:rPr>
         <w:t xml:space="preserve">, </w:t>
       </w:r>
-      <w:proofErr w:type="spellStart"/>
       <w:r>
         <w:rPr>
           <w:lang w:eastAsia="en-IN"/>
         </w:rPr>
         <w:t>price_usd</w:t>
       </w:r>
-      <w:proofErr w:type="spellEnd"/>
       <w:r>
         <w:rPr>
           <w:lang w:eastAsia="en-IN"/>
@@ -2050,23 +2006,13 @@
         <w:lastRenderedPageBreak/>
         <w:t xml:space="preserve">Columns that contain Boolean values from </w:t>
       </w:r>
-      <w:proofErr w:type="spellStart"/>
-      <w:r>
-        <w:rPr>
-          <w:b/>
-          <w:bCs/>
-          <w:lang w:eastAsia="en-IN"/>
-        </w:rPr>
-        <w:t>product_info</w:t>
-      </w:r>
-      <w:proofErr w:type="spellEnd"/>
-      <w:r>
-        <w:rPr>
-          <w:b/>
-          <w:bCs/>
-          <w:lang w:eastAsia="en-IN"/>
-        </w:rPr>
-        <w:t xml:space="preserve"> </w:t>
+      <w:r>
+        <w:rPr>
+          <w:b/>
+          <w:bCs/>
+          <w:lang w:eastAsia="en-IN"/>
+        </w:rPr>
+        <w:t xml:space="preserve">product_info </w:t>
       </w:r>
       <w:r>
         <w:rPr>
@@ -2078,63 +2024,7 @@
         <w:rPr>
           <w:lang w:eastAsia="en-IN"/>
         </w:rPr>
-        <w:t>'</w:t>
-      </w:r>
-      <w:proofErr w:type="spellStart"/>
-      <w:r>
-        <w:rPr>
-          <w:lang w:eastAsia="en-IN"/>
-        </w:rPr>
-        <w:t>limited_edition</w:t>
-      </w:r>
-      <w:proofErr w:type="spellEnd"/>
-      <w:r>
-        <w:rPr>
-          <w:lang w:eastAsia="en-IN"/>
-        </w:rPr>
-        <w:t>', 'new', '</w:t>
-      </w:r>
-      <w:proofErr w:type="spellStart"/>
-      <w:r>
-        <w:rPr>
-          <w:lang w:eastAsia="en-IN"/>
-        </w:rPr>
-        <w:t>online_only</w:t>
-      </w:r>
-      <w:proofErr w:type="spellEnd"/>
-      <w:r>
-        <w:rPr>
-          <w:lang w:eastAsia="en-IN"/>
-        </w:rPr>
-        <w:t>', '</w:t>
-      </w:r>
-      <w:proofErr w:type="spellStart"/>
-      <w:r>
-        <w:rPr>
-          <w:lang w:eastAsia="en-IN"/>
-        </w:rPr>
-        <w:t>out_of_stock</w:t>
-      </w:r>
-      <w:proofErr w:type="spellEnd"/>
-      <w:r>
-        <w:rPr>
-          <w:lang w:eastAsia="en-IN"/>
-        </w:rPr>
-        <w:t>', '</w:t>
-      </w:r>
-      <w:proofErr w:type="spellStart"/>
-      <w:r>
-        <w:rPr>
-          <w:lang w:eastAsia="en-IN"/>
-        </w:rPr>
-        <w:t>sephora_exclusive</w:t>
-      </w:r>
-      <w:proofErr w:type="spellEnd"/>
-      <w:r>
-        <w:rPr>
-          <w:lang w:eastAsia="en-IN"/>
-        </w:rPr>
-        <w:t>'</w:t>
+        <w:t>'limited_edition', 'new', 'online_only', 'out_of_stock', 'sephora_exclusive'</w:t>
       </w:r>
       <w:r>
         <w:rPr>
@@ -2180,14 +2070,12 @@
         </w:rPr>
         <w:t>'</w:t>
       </w:r>
-      <w:proofErr w:type="spellStart"/>
       <w:r>
         <w:rPr>
           <w:lang w:eastAsia="en-IN"/>
         </w:rPr>
         <w:t>is_recommended</w:t>
       </w:r>
-      <w:proofErr w:type="spellEnd"/>
       <w:r>
         <w:rPr>
           <w:lang w:eastAsia="en-IN"/>
@@ -2198,21 +2086,7 @@
         <w:rPr>
           <w:lang w:eastAsia="en-IN"/>
         </w:rPr>
-        <w:t xml:space="preserve"> column has been converted and </w:t>
-      </w:r>
-      <w:proofErr w:type="spellStart"/>
-      <w:r>
-        <w:rPr>
-          <w:lang w:eastAsia="en-IN"/>
-        </w:rPr>
-        <w:t>submission_time</w:t>
-      </w:r>
-      <w:proofErr w:type="spellEnd"/>
-      <w:r>
-        <w:rPr>
-          <w:lang w:eastAsia="en-IN"/>
-        </w:rPr>
-        <w:t xml:space="preserve"> has been converted from object to datetime data type.</w:t>
+        <w:t xml:space="preserve"> column has been converted and submission_time has been converted from object to datetime data type.</w:t>
       </w:r>
     </w:p>
     <w:p>
@@ -2257,7 +2131,6 @@
         </w:rPr>
         <w:t xml:space="preserve"> categorical columns in </w:t>
       </w:r>
-      <w:proofErr w:type="spellStart"/>
       <w:r>
         <w:rPr>
           <w:b/>
@@ -2266,7 +2139,6 @@
         </w:rPr>
         <w:t>product_info</w:t>
       </w:r>
-      <w:proofErr w:type="spellEnd"/>
       <w:r>
         <w:rPr>
           <w:b/>
@@ -2285,63 +2157,7 @@
         <w:rPr>
           <w:lang w:eastAsia="en-IN"/>
         </w:rPr>
-        <w:t>'</w:t>
-      </w:r>
-      <w:proofErr w:type="spellStart"/>
-      <w:r>
-        <w:rPr>
-          <w:lang w:eastAsia="en-IN"/>
-        </w:rPr>
-        <w:t>brand_name</w:t>
-      </w:r>
-      <w:proofErr w:type="spellEnd"/>
-      <w:r>
-        <w:rPr>
-          <w:lang w:eastAsia="en-IN"/>
-        </w:rPr>
-        <w:t>', '</w:t>
-      </w:r>
-      <w:proofErr w:type="spellStart"/>
-      <w:r>
-        <w:rPr>
-          <w:lang w:eastAsia="en-IN"/>
-        </w:rPr>
-        <w:t>primary_category</w:t>
-      </w:r>
-      <w:proofErr w:type="spellEnd"/>
-      <w:r>
-        <w:rPr>
-          <w:lang w:eastAsia="en-IN"/>
-        </w:rPr>
-        <w:t>', '</w:t>
-      </w:r>
-      <w:proofErr w:type="spellStart"/>
-      <w:r>
-        <w:rPr>
-          <w:lang w:eastAsia="en-IN"/>
-        </w:rPr>
-        <w:t>secondary_category</w:t>
-      </w:r>
-      <w:proofErr w:type="spellEnd"/>
-      <w:r>
-        <w:rPr>
-          <w:lang w:eastAsia="en-IN"/>
-        </w:rPr>
-        <w:t>', '</w:t>
-      </w:r>
-      <w:proofErr w:type="spellStart"/>
-      <w:r>
-        <w:rPr>
-          <w:lang w:eastAsia="en-IN"/>
-        </w:rPr>
-        <w:t>tertiary_category</w:t>
-      </w:r>
-      <w:proofErr w:type="spellEnd"/>
-      <w:r>
-        <w:rPr>
-          <w:lang w:eastAsia="en-IN"/>
-        </w:rPr>
-        <w:t>'</w:t>
+        <w:t>'brand_name', 'primary_category', 'secondary_category', 'tertiary_category'</w:t>
       </w:r>
       <w:r>
         <w:rPr>
@@ -2385,21 +2201,7 @@
         <w:rPr>
           <w:lang w:eastAsia="en-IN"/>
         </w:rPr>
-        <w:t xml:space="preserve"> for ‘</w:t>
-      </w:r>
-      <w:proofErr w:type="spellStart"/>
-      <w:r>
-        <w:rPr>
-          <w:lang w:eastAsia="en-IN"/>
-        </w:rPr>
-        <w:t>brand_name</w:t>
-      </w:r>
-      <w:proofErr w:type="spellEnd"/>
-      <w:r>
-        <w:rPr>
-          <w:lang w:eastAsia="en-IN"/>
-        </w:rPr>
-        <w:t>’ column.</w:t>
+        <w:t xml:space="preserve"> for ‘brand_name’ column.</w:t>
       </w:r>
     </w:p>
     <w:p>
@@ -2457,7 +2259,6 @@
         </w:rPr>
         <w:t xml:space="preserve">A. </w:t>
       </w:r>
-      <w:proofErr w:type="spellStart"/>
       <w:r>
         <w:rPr>
           <w:b/>
@@ -2466,7 +2267,6 @@
         </w:rPr>
         <w:t>product_info</w:t>
       </w:r>
-      <w:proofErr w:type="spellEnd"/>
     </w:p>
     <w:p>
       <w:pPr>
@@ -2675,21 +2475,7 @@
         <w:rPr>
           <w:lang w:eastAsia="en-IN"/>
         </w:rPr>
-        <w:t xml:space="preserve">’ are the core KPI and </w:t>
-      </w:r>
-      <w:proofErr w:type="spellStart"/>
-      <w:r>
-        <w:rPr>
-          <w:lang w:eastAsia="en-IN"/>
-        </w:rPr>
-        <w:t>can not</w:t>
-      </w:r>
-      <w:proofErr w:type="spellEnd"/>
-      <w:r>
-        <w:rPr>
-          <w:lang w:eastAsia="en-IN"/>
-        </w:rPr>
-        <w:t xml:space="preserve"> be imputed. </w:t>
+        <w:t xml:space="preserve">’ are the core KPI and can not be imputed. </w:t>
       </w:r>
       <w:r>
         <w:rPr>
@@ -2733,22 +2519,12 @@
         </w:rPr>
         <w:t>‘</w:t>
       </w:r>
-      <w:proofErr w:type="spellStart"/>
-      <w:proofErr w:type="gramStart"/>
-      <w:r>
-        <w:rPr>
-          <w:lang w:eastAsia="en-IN"/>
-        </w:rPr>
-        <w:t>secondary</w:t>
-      </w:r>
-      <w:proofErr w:type="gramEnd"/>
-      <w:r>
-        <w:rPr>
-          <w:lang w:eastAsia="en-IN"/>
-        </w:rPr>
-        <w:t>_category</w:t>
-      </w:r>
-      <w:proofErr w:type="spellEnd"/>
+      <w:r>
+        <w:rPr>
+          <w:lang w:eastAsia="en-IN"/>
+        </w:rPr>
+        <w:t>secondary_category</w:t>
+      </w:r>
       <w:r>
         <w:rPr>
           <w:lang w:eastAsia="en-IN"/>
@@ -2767,14 +2543,12 @@
         </w:rPr>
         <w:t>‘</w:t>
       </w:r>
-      <w:proofErr w:type="spellStart"/>
       <w:r>
         <w:rPr>
           <w:lang w:eastAsia="en-IN"/>
         </w:rPr>
         <w:t>tertiary_category</w:t>
       </w:r>
-      <w:proofErr w:type="spellEnd"/>
       <w:r>
         <w:rPr>
           <w:lang w:eastAsia="en-IN"/>
@@ -2840,22 +2614,12 @@
         </w:rPr>
         <w:t>‘</w:t>
       </w:r>
-      <w:proofErr w:type="spellStart"/>
-      <w:proofErr w:type="gramStart"/>
-      <w:r>
-        <w:rPr>
-          <w:lang w:eastAsia="en-IN"/>
-        </w:rPr>
-        <w:t>is</w:t>
-      </w:r>
-      <w:proofErr w:type="gramEnd"/>
-      <w:r>
-        <w:rPr>
-          <w:lang w:eastAsia="en-IN"/>
-        </w:rPr>
-        <w:t>_recommended</w:t>
-      </w:r>
-      <w:proofErr w:type="spellEnd"/>
+      <w:r>
+        <w:rPr>
+          <w:lang w:eastAsia="en-IN"/>
+        </w:rPr>
+        <w:t>is_recommended</w:t>
+      </w:r>
       <w:r>
         <w:rPr>
           <w:lang w:eastAsia="en-IN"/>
@@ -2926,21 +2690,7 @@
         <w:rPr>
           <w:lang w:eastAsia="en-IN"/>
         </w:rPr>
-        <w:t xml:space="preserve">elpfulness is left as </w:t>
-      </w:r>
-      <w:proofErr w:type="spellStart"/>
-      <w:r>
-        <w:rPr>
-          <w:lang w:eastAsia="en-IN"/>
-        </w:rPr>
-        <w:t>NaN</w:t>
-      </w:r>
-      <w:proofErr w:type="spellEnd"/>
-      <w:r>
-        <w:rPr>
-          <w:lang w:eastAsia="en-IN"/>
-        </w:rPr>
-        <w:t xml:space="preserve"> since it's structurally undefined when no one voted.</w:t>
+        <w:t>elpfulness is left as NaN since it's structurally undefined when no one voted.</w:t>
       </w:r>
     </w:p>
     <w:p>
@@ -2964,63 +2714,7 @@
         <w:rPr>
           <w:lang w:eastAsia="en-IN"/>
         </w:rPr>
-        <w:t>'</w:t>
-      </w:r>
-      <w:proofErr w:type="spellStart"/>
-      <w:r>
-        <w:rPr>
-          <w:lang w:eastAsia="en-IN"/>
-        </w:rPr>
-        <w:t>skin_type</w:t>
-      </w:r>
-      <w:proofErr w:type="spellEnd"/>
-      <w:r>
-        <w:rPr>
-          <w:lang w:eastAsia="en-IN"/>
-        </w:rPr>
-        <w:t>', '</w:t>
-      </w:r>
-      <w:proofErr w:type="spellStart"/>
-      <w:r>
-        <w:rPr>
-          <w:lang w:eastAsia="en-IN"/>
-        </w:rPr>
-        <w:t>skin_tone</w:t>
-      </w:r>
-      <w:proofErr w:type="spellEnd"/>
-      <w:r>
-        <w:rPr>
-          <w:lang w:eastAsia="en-IN"/>
-        </w:rPr>
-        <w:t>', '</w:t>
-      </w:r>
-      <w:proofErr w:type="spellStart"/>
-      <w:r>
-        <w:rPr>
-          <w:lang w:eastAsia="en-IN"/>
-        </w:rPr>
-        <w:t>eye_color</w:t>
-      </w:r>
-      <w:proofErr w:type="spellEnd"/>
-      <w:r>
-        <w:rPr>
-          <w:lang w:eastAsia="en-IN"/>
-        </w:rPr>
-        <w:t>', '</w:t>
-      </w:r>
-      <w:proofErr w:type="spellStart"/>
-      <w:r>
-        <w:rPr>
-          <w:lang w:eastAsia="en-IN"/>
-        </w:rPr>
-        <w:t>hair_color</w:t>
-      </w:r>
-      <w:proofErr w:type="spellEnd"/>
-      <w:r>
-        <w:rPr>
-          <w:lang w:eastAsia="en-IN"/>
-        </w:rPr>
-        <w:t>'</w:t>
+        <w:t>'skin_type', 'skin_tone', 'eye_color', 'hair_color'</w:t>
       </w:r>
       <w:r>
         <w:rPr>
@@ -3107,35 +2801,7 @@
         <w:rPr>
           <w:lang w:eastAsia="en-IN"/>
         </w:rPr>
-        <w:t>review points to a valid product, and that shared fields (</w:t>
-      </w:r>
-      <w:proofErr w:type="spellStart"/>
-      <w:r>
-        <w:rPr>
-          <w:lang w:eastAsia="en-IN"/>
-        </w:rPr>
-        <w:t>brand_name</w:t>
-      </w:r>
-      <w:proofErr w:type="spellEnd"/>
-      <w:r>
-        <w:rPr>
-          <w:lang w:eastAsia="en-IN"/>
-        </w:rPr>
-        <w:t xml:space="preserve">, </w:t>
-      </w:r>
-      <w:proofErr w:type="spellStart"/>
-      <w:r>
-        <w:rPr>
-          <w:lang w:eastAsia="en-IN"/>
-        </w:rPr>
-        <w:t>price_usd</w:t>
-      </w:r>
-      <w:proofErr w:type="spellEnd"/>
-      <w:r>
-        <w:rPr>
-          <w:lang w:eastAsia="en-IN"/>
-        </w:rPr>
-        <w:t>) agree between the two files</w:t>
+        <w:t>review points to a valid product, and that shared fields (brand_name, price_usd) agree between the two files</w:t>
       </w:r>
       <w:r>
         <w:rPr>
@@ -3165,35 +2831,7 @@
         <w:rPr>
           <w:lang w:eastAsia="en-IN"/>
         </w:rPr>
-        <w:t xml:space="preserve">reviews referencing a </w:t>
-      </w:r>
-      <w:proofErr w:type="spellStart"/>
-      <w:r>
-        <w:rPr>
-          <w:lang w:eastAsia="en-IN"/>
-        </w:rPr>
-        <w:t>product_id</w:t>
-      </w:r>
-      <w:proofErr w:type="spellEnd"/>
-      <w:r>
-        <w:rPr>
-          <w:lang w:eastAsia="en-IN"/>
-        </w:rPr>
-        <w:t xml:space="preserve"> that doesn't exist in </w:t>
-      </w:r>
-      <w:proofErr w:type="spellStart"/>
-      <w:r>
-        <w:rPr>
-          <w:lang w:eastAsia="en-IN"/>
-        </w:rPr>
-        <w:t>product_info</w:t>
-      </w:r>
-      <w:proofErr w:type="spellEnd"/>
-      <w:r>
-        <w:rPr>
-          <w:lang w:eastAsia="en-IN"/>
-        </w:rPr>
-        <w:t xml:space="preserve"> (orphaned reviews)</w:t>
+        <w:t>reviews referencing a product_id that doesn't exist in product_info (orphaned reviews)</w:t>
       </w:r>
       <w:r>
         <w:rPr>
@@ -3217,30 +2855,8 @@
         <w:rPr>
           <w:lang w:eastAsia="en-IN"/>
         </w:rPr>
-        <w:t xml:space="preserve">Spot-check </w:t>
-      </w:r>
-      <w:proofErr w:type="spellStart"/>
-      <w:r>
-        <w:rPr>
-          <w:lang w:eastAsia="en-IN"/>
-        </w:rPr>
-        <w:t>brand_name</w:t>
-      </w:r>
-      <w:proofErr w:type="spellEnd"/>
-      <w:r>
-        <w:rPr>
-          <w:lang w:eastAsia="en-IN"/>
-        </w:rPr>
-        <w:t xml:space="preserve"> consistency between the two files for shared </w:t>
-      </w:r>
-      <w:proofErr w:type="spellStart"/>
-      <w:r>
-        <w:rPr>
-          <w:lang w:eastAsia="en-IN"/>
-        </w:rPr>
-        <w:t>product_ids</w:t>
-      </w:r>
-      <w:proofErr w:type="spellEnd"/>
+        <w:t>Spot-check brand_name consistency between the two files for shared product_ids</w:t>
+      </w:r>
     </w:p>
     <w:p>
       <w:pPr>
@@ -3373,19 +2989,11 @@
           <w:lang w:eastAsia="en-IN"/>
         </w:rPr>
       </w:pPr>
-      <w:proofErr w:type="gramStart"/>
-      <w:r>
-        <w:rPr>
-          <w:lang w:eastAsia="en-IN"/>
-        </w:rPr>
-        <w:t>So</w:t>
-      </w:r>
-      <w:proofErr w:type="gramEnd"/>
-      <w:r>
-        <w:rPr>
-          <w:lang w:eastAsia="en-IN"/>
-        </w:rPr>
-        <w:t xml:space="preserve"> it a</w:t>
+      <w:r>
+        <w:rPr>
+          <w:lang w:eastAsia="en-IN"/>
+        </w:rPr>
+        <w:t>So it a</w:t>
       </w:r>
       <w:r>
         <w:rPr>
@@ -3399,14 +3007,12 @@
         </w:rPr>
         <w:t>‘</w:t>
       </w:r>
-      <w:proofErr w:type="spellStart"/>
       <w:r>
         <w:rPr>
           <w:lang w:eastAsia="en-IN"/>
         </w:rPr>
         <w:t>product_id</w:t>
       </w:r>
-      <w:proofErr w:type="spellEnd"/>
       <w:r>
         <w:rPr>
           <w:lang w:eastAsia="en-IN"/>
@@ -3425,14 +3031,12 @@
         </w:rPr>
         <w:t>‘</w:t>
       </w:r>
-      <w:proofErr w:type="spellStart"/>
       <w:r>
         <w:rPr>
           <w:lang w:eastAsia="en-IN"/>
         </w:rPr>
         <w:t>brand_name</w:t>
       </w:r>
-      <w:proofErr w:type="spellEnd"/>
       <w:r>
         <w:rPr>
           <w:lang w:eastAsia="en-IN"/>
@@ -3462,23 +3066,13 @@
         </w:rPr>
         <w:t xml:space="preserve">5.2 </w:t>
       </w:r>
-      <w:proofErr w:type="spellStart"/>
-      <w:r>
-        <w:rPr>
-          <w:b/>
-          <w:bCs/>
-          <w:lang w:eastAsia="en-IN"/>
-        </w:rPr>
-        <w:t>feedback_polarity_ratio</w:t>
-      </w:r>
-      <w:proofErr w:type="spellEnd"/>
-      <w:r>
-        <w:rPr>
-          <w:b/>
-          <w:bCs/>
-          <w:lang w:eastAsia="en-IN"/>
-        </w:rPr>
-        <w:t xml:space="preserve"> (positive share of total feedback)</w:t>
+      <w:r>
+        <w:rPr>
+          <w:b/>
+          <w:bCs/>
+          <w:lang w:eastAsia="en-IN"/>
+        </w:rPr>
+        <w:t>feedback_polarity_ratio (positive share of total feedback)</w:t>
       </w:r>
     </w:p>
     <w:p>
@@ -3502,35 +3096,7 @@
         <w:rPr>
           <w:lang w:eastAsia="en-IN"/>
         </w:rPr>
-        <w:t>aw counts alone (`</w:t>
-      </w:r>
-      <w:proofErr w:type="spellStart"/>
-      <w:r>
-        <w:rPr>
-          <w:lang w:eastAsia="en-IN"/>
-        </w:rPr>
-        <w:t>total_pos_feedback_count</w:t>
-      </w:r>
-      <w:proofErr w:type="spellEnd"/>
-      <w:r>
-        <w:rPr>
-          <w:lang w:eastAsia="en-IN"/>
-        </w:rPr>
-        <w:t>`, `</w:t>
-      </w:r>
-      <w:proofErr w:type="spellStart"/>
-      <w:r>
-        <w:rPr>
-          <w:lang w:eastAsia="en-IN"/>
-        </w:rPr>
-        <w:t>total_neg_feedback_count</w:t>
-      </w:r>
-      <w:proofErr w:type="spellEnd"/>
-      <w:r>
-        <w:rPr>
-          <w:lang w:eastAsia="en-IN"/>
-        </w:rPr>
-        <w:t>`) aren't directly comparable across reviews</w:t>
+        <w:t>aw counts alone (`total_pos_feedback_count`, `total_neg_feedback_count`) aren't directly comparable across reviews</w:t>
       </w:r>
       <w:r>
         <w:rPr>
@@ -3610,14 +3176,12 @@
         </w:rPr>
         <w:t>‘</w:t>
       </w:r>
-      <w:proofErr w:type="spellStart"/>
       <w:r>
         <w:rPr>
           <w:lang w:eastAsia="en-IN"/>
         </w:rPr>
         <w:t>total_pos_feedback_count</w:t>
       </w:r>
-      <w:proofErr w:type="spellEnd"/>
       <w:r>
         <w:rPr>
           <w:lang w:eastAsia="en-IN"/>
@@ -3636,14 +3200,12 @@
         </w:rPr>
         <w:t>‘</w:t>
       </w:r>
-      <w:proofErr w:type="spellStart"/>
       <w:r>
         <w:rPr>
           <w:lang w:eastAsia="en-IN"/>
         </w:rPr>
         <w:t>total_feedback_count</w:t>
       </w:r>
-      <w:proofErr w:type="spellEnd"/>
       <w:r>
         <w:rPr>
           <w:lang w:eastAsia="en-IN"/>
@@ -3662,14 +3224,12 @@
         </w:rPr>
         <w:t>‘</w:t>
       </w:r>
-      <w:proofErr w:type="spellStart"/>
       <w:r>
         <w:rPr>
           <w:lang w:eastAsia="en-IN"/>
         </w:rPr>
         <w:t>NaN</w:t>
       </w:r>
-      <w:proofErr w:type="spellEnd"/>
       <w:r>
         <w:rPr>
           <w:lang w:eastAsia="en-IN"/>
@@ -3688,14 +3248,12 @@
         </w:rPr>
         <w:t>‘</w:t>
       </w:r>
-      <w:proofErr w:type="spellStart"/>
       <w:r>
         <w:rPr>
           <w:lang w:eastAsia="en-IN"/>
         </w:rPr>
         <w:t>total_feedback_count</w:t>
       </w:r>
-      <w:proofErr w:type="spellEnd"/>
       <w:r>
         <w:rPr>
           <w:lang w:eastAsia="en-IN"/>
@@ -3731,25 +3289,7 @@
           <w:bCs/>
           <w:lang w:eastAsia="en-IN"/>
         </w:rPr>
-        <w:t>Product-level "</w:t>
-      </w:r>
-      <w:proofErr w:type="spellStart"/>
-      <w:r>
-        <w:rPr>
-          <w:b/>
-          <w:bCs/>
-          <w:lang w:eastAsia="en-IN"/>
-        </w:rPr>
-        <w:t>recommendation_rate</w:t>
-      </w:r>
-      <w:proofErr w:type="spellEnd"/>
-      <w:r>
-        <w:rPr>
-          <w:b/>
-          <w:bCs/>
-          <w:lang w:eastAsia="en-IN"/>
-        </w:rPr>
-        <w:t>" (excluding non-responses)</w:t>
+        <w:t>Product-level "recommendation_rate" (excluding non-responses)</w:t>
       </w:r>
     </w:p>
     <w:p>
@@ -3767,21 +3307,7 @@
         <w:rPr>
           <w:lang w:eastAsia="en-IN"/>
         </w:rPr>
-        <w:t>H7 tests whether recommendation rate is a stronger predictor of CSS than `</w:t>
-      </w:r>
-      <w:proofErr w:type="spellStart"/>
-      <w:r>
-        <w:rPr>
-          <w:lang w:eastAsia="en-IN"/>
-        </w:rPr>
-        <w:t>loves_count</w:t>
-      </w:r>
-      <w:proofErr w:type="spellEnd"/>
-      <w:r>
-        <w:rPr>
-          <w:lang w:eastAsia="en-IN"/>
-        </w:rPr>
-        <w:t>`.</w:t>
+        <w:t>H7 tests whether recommendation rate is a stronger predictor of CSS than `loves_count`.</w:t>
       </w:r>
     </w:p>
     <w:p>
@@ -3799,21 +3325,7 @@
         <w:rPr>
           <w:lang w:eastAsia="en-IN"/>
         </w:rPr>
-        <w:t>This requires a single comparable per-product number, not raw individual review flags — `</w:t>
-      </w:r>
-      <w:proofErr w:type="spellStart"/>
-      <w:r>
-        <w:rPr>
-          <w:lang w:eastAsia="en-IN"/>
-        </w:rPr>
-        <w:t>recommendation_rate</w:t>
-      </w:r>
-      <w:proofErr w:type="spellEnd"/>
-      <w:r>
-        <w:rPr>
-          <w:lang w:eastAsia="en-IN"/>
-        </w:rPr>
-        <w:t>` is that number.</w:t>
+        <w:t>This requires a single comparable per-product number, not raw individual review flags — `recommendation_rate` is that number.</w:t>
       </w:r>
     </w:p>
     <w:p>
@@ -3837,49 +3349,7 @@
         <w:rPr>
           <w:lang w:eastAsia="en-IN"/>
         </w:rPr>
-        <w:t>alculates the share of reviews where `</w:t>
-      </w:r>
-      <w:proofErr w:type="spellStart"/>
-      <w:r>
-        <w:rPr>
-          <w:lang w:eastAsia="en-IN"/>
-        </w:rPr>
-        <w:t>is_recommended</w:t>
-      </w:r>
-      <w:proofErr w:type="spellEnd"/>
-      <w:r>
-        <w:rPr>
-          <w:lang w:eastAsia="en-IN"/>
-        </w:rPr>
-        <w:t xml:space="preserve"> = 1`, computed only over reviews where the customer actually answered (i.e., excluding rows where `</w:t>
-      </w:r>
-      <w:proofErr w:type="spellStart"/>
-      <w:r>
-        <w:rPr>
-          <w:lang w:eastAsia="en-IN"/>
-        </w:rPr>
-        <w:t>is_recommended</w:t>
-      </w:r>
-      <w:proofErr w:type="spellEnd"/>
-      <w:r>
-        <w:rPr>
-          <w:lang w:eastAsia="en-IN"/>
-        </w:rPr>
-        <w:t>` is missing), then merges this rate back onto `</w:t>
-      </w:r>
-      <w:proofErr w:type="spellStart"/>
-      <w:r>
-        <w:rPr>
-          <w:lang w:eastAsia="en-IN"/>
-        </w:rPr>
-        <w:t>product_info</w:t>
-      </w:r>
-      <w:proofErr w:type="spellEnd"/>
-      <w:r>
-        <w:rPr>
-          <w:lang w:eastAsia="en-IN"/>
-        </w:rPr>
-        <w:t>` at the product level.</w:t>
+        <w:t>alculates the share of reviews where `is_recommended = 1`, computed only over reviews where the customer actually answered (i.e., excluding rows where `is_recommended` is missing), then merges this rate back onto `product_info` at the product level.</w:t>
       </w:r>
     </w:p>
     <w:p>
@@ -3897,49 +3367,25 @@
         <w:rPr>
           <w:lang w:eastAsia="en-IN"/>
         </w:rPr>
-        <w:t>Why non-responses are excluded from the denominator, not treated as "No": This directly follows the earlier decision that a blank `</w:t>
-      </w:r>
-      <w:proofErr w:type="spellStart"/>
-      <w:r>
-        <w:rPr>
-          <w:lang w:eastAsia="en-IN"/>
-        </w:rPr>
-        <w:t>is_recommended</w:t>
-      </w:r>
-      <w:proofErr w:type="spellEnd"/>
-      <w:r>
-        <w:rPr>
-          <w:lang w:eastAsia="en-IN"/>
-        </w:rPr>
-        <w:t>` reflects a customer who didn't answer, not one who declined to recommend the product.</w:t>
-      </w:r>
-    </w:p>
-    <w:p>
-      <w:pPr>
-        <w:rPr>
-          <w:b/>
-          <w:bCs/>
-          <w:lang w:eastAsia="en-IN"/>
-        </w:rPr>
-      </w:pPr>
-      <w:r>
-        <w:rPr>
-          <w:b/>
-          <w:bCs/>
-          <w:lang w:eastAsia="en-IN"/>
-        </w:rPr>
-        <w:t xml:space="preserve">5.4 </w:t>
-      </w:r>
-      <w:proofErr w:type="spellStart"/>
-      <w:r>
-        <w:rPr>
-          <w:b/>
-          <w:bCs/>
-          <w:lang w:eastAsia="en-IN"/>
-        </w:rPr>
-        <w:t>on_sale_flag</w:t>
-      </w:r>
-      <w:proofErr w:type="spellEnd"/>
+        <w:t>Why non-responses are excluded from the denominator, not treated as "No": This directly follows the earlier decision that a blank `is_recommended` reflects a customer who didn't answer, not one who declined to recommend the product.</w:t>
+      </w:r>
+    </w:p>
+    <w:p>
+      <w:pPr>
+        <w:rPr>
+          <w:b/>
+          <w:bCs/>
+          <w:lang w:eastAsia="en-IN"/>
+        </w:rPr>
+      </w:pPr>
+      <w:r>
+        <w:rPr>
+          <w:b/>
+          <w:bCs/>
+          <w:lang w:eastAsia="en-IN"/>
+        </w:rPr>
+        <w:t>5.4 on_sale_flag</w:t>
+      </w:r>
     </w:p>
     <w:p>
       <w:pPr>
@@ -3958,22 +3404,12 @@
         </w:rPr>
         <w:t>‘</w:t>
       </w:r>
-      <w:proofErr w:type="spellStart"/>
-      <w:proofErr w:type="gramStart"/>
-      <w:r>
-        <w:rPr>
-          <w:lang w:eastAsia="en-IN"/>
-        </w:rPr>
-        <w:t>sale</w:t>
-      </w:r>
-      <w:proofErr w:type="gramEnd"/>
-      <w:r>
-        <w:rPr>
-          <w:lang w:eastAsia="en-IN"/>
-        </w:rPr>
-        <w:t>_price_usd</w:t>
-      </w:r>
-      <w:proofErr w:type="spellEnd"/>
+      <w:r>
+        <w:rPr>
+          <w:lang w:eastAsia="en-IN"/>
+        </w:rPr>
+        <w:t>sale_price_usd</w:t>
+      </w:r>
       <w:r>
         <w:rPr>
           <w:lang w:eastAsia="en-IN"/>
@@ -4020,41 +3456,13 @@
         <w:rPr>
           <w:lang w:eastAsia="en-IN"/>
         </w:rPr>
-        <w:t>`</w:t>
-      </w:r>
-      <w:proofErr w:type="spellStart"/>
-      <w:r>
-        <w:rPr>
-          <w:lang w:eastAsia="en-IN"/>
-        </w:rPr>
-        <w:t>on_sale_flag</w:t>
-      </w:r>
-      <w:proofErr w:type="spellEnd"/>
-      <w:r>
-        <w:rPr>
-          <w:lang w:eastAsia="en-IN"/>
-        </w:rPr>
-        <w:t xml:space="preserve">` asks the simpler, fully-answerable question "is this product currently discounted at </w:t>
-      </w:r>
-      <w:proofErr w:type="spellStart"/>
-      <w:r>
-        <w:rPr>
-          <w:lang w:eastAsia="en-IN"/>
-        </w:rPr>
-        <w:t>all</w:t>
-      </w:r>
-      <w:r>
-        <w:rPr>
-          <w:lang w:eastAsia="en-IN"/>
-        </w:rPr>
-        <w:t>or</w:t>
-      </w:r>
-      <w:proofErr w:type="spellEnd"/>
-      <w:r>
-        <w:rPr>
-          <w:lang w:eastAsia="en-IN"/>
-        </w:rPr>
-        <w:t xml:space="preserve"> not.</w:t>
+        <w:t>`on_sale_flag` asks the simpler, fully-answerable question "is this product currently discounted at all</w:t>
+      </w:r>
+      <w:r>
+        <w:rPr>
+          <w:lang w:eastAsia="en-IN"/>
+        </w:rPr>
+        <w:t>or not.</w:t>
       </w:r>
     </w:p>
     <w:p>
@@ -4110,14 +3518,12 @@
         </w:rPr>
         <w:t>‘</w:t>
       </w:r>
-      <w:proofErr w:type="spellStart"/>
       <w:r>
         <w:rPr>
           <w:lang w:eastAsia="en-IN"/>
         </w:rPr>
         <w:t>sale_price_usd</w:t>
       </w:r>
-      <w:proofErr w:type="spellEnd"/>
       <w:r>
         <w:rPr>
           <w:lang w:eastAsia="en-IN"/>
@@ -4244,15 +3650,7 @@
     </w:p>
     <w:p>
       <w:r>
-        <w:t>This phase computes skewness and kurtosis of ‘rating’ from ‘</w:t>
-      </w:r>
-      <w:proofErr w:type="spellStart"/>
-      <w:r>
-        <w:t>product_info</w:t>
-      </w:r>
-      <w:proofErr w:type="spellEnd"/>
-      <w:r>
-        <w:t>’ and plots a histogram of it. Since ‘rating’ is the key metric (CSS) itself understanding its base line shape before any segmentation is the necessary first step.</w:t>
+        <w:t>This phase computes skewness and kurtosis of ‘rating’ from ‘product_info’ and plots a histogram of it. Since ‘rating’ is the key metric (CSS) itself understanding its base line shape before any segmentation is the necessary first step.</w:t>
       </w:r>
     </w:p>
     <w:p>
@@ -4575,61 +3973,19 @@
         <w:rPr>
           <w:lang w:eastAsia="en-IN"/>
         </w:rPr>
-        <w:t>provides histogram and box plots of ‘</w:t>
-      </w:r>
-      <w:proofErr w:type="spellStart"/>
-      <w:r>
-        <w:rPr>
-          <w:lang w:eastAsia="en-IN"/>
-        </w:rPr>
-        <w:t>price_usd</w:t>
-      </w:r>
-      <w:proofErr w:type="spellEnd"/>
-      <w:r>
-        <w:rPr>
-          <w:lang w:eastAsia="en-IN"/>
-        </w:rPr>
-        <w:t xml:space="preserve">’ </w:t>
-      </w:r>
-      <w:r>
-        <w:rPr>
-          <w:lang w:eastAsia="en-IN"/>
-        </w:rPr>
-        <w:t xml:space="preserve">to understand how the </w:t>
-      </w:r>
-      <w:proofErr w:type="spellStart"/>
-      <w:r>
-        <w:rPr>
-          <w:lang w:eastAsia="en-IN"/>
-        </w:rPr>
-        <w:t>catalog</w:t>
-      </w:r>
-      <w:proofErr w:type="spellEnd"/>
-      <w:r>
-        <w:rPr>
-          <w:lang w:eastAsia="en-IN"/>
-        </w:rPr>
-        <w:t xml:space="preserve"> is distributed across price points.</w:t>
-      </w:r>
-      <w:r>
-        <w:rPr>
-          <w:lang w:eastAsia="en-IN"/>
-        </w:rPr>
-        <w:t xml:space="preserve"> From this it can be informed how ‘</w:t>
-      </w:r>
-      <w:proofErr w:type="spellStart"/>
-      <w:r>
-        <w:rPr>
-          <w:lang w:eastAsia="en-IN"/>
-        </w:rPr>
-        <w:t>price_tier</w:t>
-      </w:r>
-      <w:proofErr w:type="spellEnd"/>
-      <w:r>
-        <w:rPr>
-          <w:lang w:eastAsia="en-IN"/>
-        </w:rPr>
-        <w:t>’ quantile buckets will actually look in dollar terms before H1 test begin.</w:t>
+        <w:t xml:space="preserve">provides histogram and box plots of ‘price_usd’ </w:t>
+      </w:r>
+      <w:r>
+        <w:rPr>
+          <w:lang w:eastAsia="en-IN"/>
+        </w:rPr>
+        <w:t>to understand how the catalog is distributed across price points.</w:t>
+      </w:r>
+      <w:r>
+        <w:rPr>
+          <w:lang w:eastAsia="en-IN"/>
+        </w:rPr>
+        <w:t xml:space="preserve"> From this it can be informed how ‘price_tier’ quantile buckets will actually look in dollar terms before H1 test begin.</w:t>
       </w:r>
     </w:p>
     <w:p>
@@ -4713,48 +4069,20 @@
                             <w:pPr>
                               <w:jc w:val="left"/>
                             </w:pPr>
-                            <w:proofErr w:type="gramStart"/>
                             <w:r>
-                              <w:t>count :</w:t>
-                            </w:r>
-                            <w:proofErr w:type="gramEnd"/>
-                            <w:r>
-                              <w:t xml:space="preserve">   8216.000000</w:t>
+                              <w:t>count :   8216.000000</w:t>
                             </w:r>
                             <w:r>
                               <w:br/>
-                            </w:r>
-                            <w:proofErr w:type="gramStart"/>
-                            <w:r>
-                              <w:t>mean :</w:t>
-                            </w:r>
-                            <w:proofErr w:type="gramEnd"/>
-                            <w:r>
-                              <w:t xml:space="preserve">     51.228229</w:t>
+                              <w:t>mean :     51.228229</w:t>
                             </w:r>
                             <w:r>
                               <w:br/>
-                              <w:t xml:space="preserve">std   </w:t>
-                            </w:r>
-                            <w:proofErr w:type="gramStart"/>
-                            <w:r>
-                              <w:t xml:space="preserve">  :</w:t>
-                            </w:r>
-                            <w:proofErr w:type="gramEnd"/>
-                            <w:r>
-                              <w:t xml:space="preserve">   53.406409</w:t>
+                              <w:t>std     :   53.406409</w:t>
                             </w:r>
                             <w:r>
                               <w:br/>
-                              <w:t xml:space="preserve">min </w:t>
-                            </w:r>
-                            <w:proofErr w:type="gramStart"/>
-                            <w:r>
-                              <w:t xml:space="preserve">  :</w:t>
-                            </w:r>
-                            <w:proofErr w:type="gramEnd"/>
-                            <w:r>
-                              <w:t xml:space="preserve">    3.000000</w:t>
+                              <w:t>min   :    3.000000</w:t>
                             </w:r>
                           </w:p>
                         </w:txbxContent>
@@ -4864,51 +4192,19 @@
                               <w:jc w:val="left"/>
                             </w:pPr>
                             <w:r>
-                              <w:t xml:space="preserve">25% </w:t>
-                            </w:r>
-                            <w:proofErr w:type="gramStart"/>
-                            <w:r>
-                              <w:t xml:space="preserve">  :</w:t>
-                            </w:r>
-                            <w:proofErr w:type="gramEnd"/>
-                            <w:r>
-                              <w:t xml:space="preserve">     25.000000</w:t>
+                              <w:t>25%   :     25.000000</w:t>
                             </w:r>
                             <w:r>
                               <w:br/>
-                              <w:t xml:space="preserve">50% </w:t>
-                            </w:r>
-                            <w:proofErr w:type="gramStart"/>
-                            <w:r>
-                              <w:t xml:space="preserve">  :</w:t>
-                            </w:r>
-                            <w:proofErr w:type="gramEnd"/>
-                            <w:r>
-                              <w:t xml:space="preserve">     35.000000</w:t>
+                              <w:t>50%   :     35.000000</w:t>
                             </w:r>
                             <w:r>
                               <w:br/>
-                              <w:t xml:space="preserve">75% </w:t>
-                            </w:r>
-                            <w:proofErr w:type="gramStart"/>
-                            <w:r>
-                              <w:t xml:space="preserve">  :</w:t>
-                            </w:r>
-                            <w:proofErr w:type="gramEnd"/>
-                            <w:r>
-                              <w:t xml:space="preserve">     58.000000</w:t>
+                              <w:t>75%   :     58.000000</w:t>
                             </w:r>
                             <w:r>
                               <w:br/>
-                              <w:t xml:space="preserve">max </w:t>
-                            </w:r>
-                            <w:proofErr w:type="gramStart"/>
-                            <w:r>
-                              <w:t xml:space="preserve">  :</w:t>
-                            </w:r>
-                            <w:proofErr w:type="gramEnd"/>
-                            <w:r>
-                              <w:t xml:space="preserve">  1900.000000</w:t>
+                              <w:t>max   :  1900.000000</w:t>
                             </w:r>
                           </w:p>
                         </w:txbxContent>
@@ -5288,14 +4584,12 @@
         </w:rPr>
         <w:t>‘</w:t>
       </w:r>
-      <w:proofErr w:type="spellStart"/>
       <w:r>
         <w:rPr>
           <w:lang w:eastAsia="en-IN"/>
         </w:rPr>
         <w:t>price_tier</w:t>
       </w:r>
-      <w:proofErr w:type="spellEnd"/>
       <w:r>
         <w:rPr>
           <w:lang w:eastAsia="en-IN"/>
@@ -5318,21 +4612,7 @@
         <w:rPr>
           <w:lang w:eastAsia="en-IN"/>
         </w:rPr>
-        <w:t xml:space="preserve">"Luxury" (top 25%) begins at just $58, not at a price point a customer would typically associate with luxury. This should be stated explicitly wherever </w:t>
-      </w:r>
-      <w:proofErr w:type="spellStart"/>
-      <w:r>
-        <w:rPr>
-          <w:lang w:eastAsia="en-IN"/>
-        </w:rPr>
-        <w:t>price_tier</w:t>
-      </w:r>
-      <w:proofErr w:type="spellEnd"/>
-      <w:r>
-        <w:rPr>
-          <w:lang w:eastAsia="en-IN"/>
-        </w:rPr>
-        <w:t xml:space="preserve"> results are presented</w:t>
+        <w:t>"Luxury" (top 25%) begins at just $58, not at a price point a customer would typically associate with luxury. This should be stated explicitly wherever price_tier results are presented</w:t>
       </w:r>
       <w:r>
         <w:rPr>
@@ -5421,14 +4701,12 @@
         </w:rPr>
         <w:t>‘</w:t>
       </w:r>
-      <w:proofErr w:type="spellStart"/>
       <w:r>
         <w:rPr>
           <w:lang w:eastAsia="en-IN"/>
         </w:rPr>
         <w:t>primary_category</w:t>
       </w:r>
-      <w:proofErr w:type="spellEnd"/>
       <w:r>
         <w:rPr>
           <w:lang w:eastAsia="en-IN"/>
@@ -5623,21 +4901,7 @@
         <w:rPr>
           <w:lang w:eastAsia="en-IN"/>
         </w:rPr>
-        <w:t xml:space="preserve">Skincare (~2,350) and Makeup (~2,300) dominate the </w:t>
-      </w:r>
-      <w:proofErr w:type="spellStart"/>
-      <w:r>
-        <w:rPr>
-          <w:lang w:eastAsia="en-IN"/>
-        </w:rPr>
-        <w:t>catalog</w:t>
-      </w:r>
-      <w:proofErr w:type="spellEnd"/>
-      <w:r>
-        <w:rPr>
-          <w:lang w:eastAsia="en-IN"/>
-        </w:rPr>
-        <w:t>, together accounting for well over half of all products</w:t>
+        <w:t>Skincare (~2,350) and Makeup (~2,300) dominate the catalog, together accounting for well over half of all products</w:t>
       </w:r>
       <w:r>
         <w:rPr>
@@ -5915,21 +5179,7 @@
         <w:rPr>
           <w:lang w:eastAsia="en-IN"/>
         </w:rPr>
-        <w:t xml:space="preserve">This phase plots histograms of </w:t>
-      </w:r>
-      <w:proofErr w:type="spellStart"/>
-      <w:r>
-        <w:rPr>
-          <w:lang w:eastAsia="en-IN"/>
-        </w:rPr>
-        <w:t>loves_count</w:t>
-      </w:r>
-      <w:proofErr w:type="spellEnd"/>
-      <w:r>
-        <w:rPr>
-          <w:lang w:eastAsia="en-IN"/>
-        </w:rPr>
-        <w:t>, reviews, and helpfulness to check whether engagement metrics are heavily skewed</w:t>
+        <w:t>This phase plots histograms of loves_count, reviews, and helpfulness to check whether engagement metrics are heavily skewed</w:t>
       </w:r>
       <w:r>
         <w:rPr>
@@ -6097,22 +5347,12 @@
         </w:rPr>
         <w:t>‘</w:t>
       </w:r>
-      <w:proofErr w:type="spellStart"/>
-      <w:proofErr w:type="gramStart"/>
-      <w:r>
-        <w:rPr>
-          <w:lang w:eastAsia="en-IN"/>
-        </w:rPr>
-        <w:t>loves</w:t>
-      </w:r>
-      <w:proofErr w:type="gramEnd"/>
-      <w:r>
-        <w:rPr>
-          <w:lang w:eastAsia="en-IN"/>
-        </w:rPr>
-        <w:t>_count</w:t>
-      </w:r>
-      <w:proofErr w:type="spellEnd"/>
+      <w:r>
+        <w:rPr>
+          <w:lang w:eastAsia="en-IN"/>
+        </w:rPr>
+        <w:t>loves_count</w:t>
+      </w:r>
       <w:r>
         <w:rPr>
           <w:lang w:eastAsia="en-IN"/>
@@ -6305,22 +5545,12 @@
         </w:rPr>
         <w:t>‘</w:t>
       </w:r>
-      <w:proofErr w:type="spellStart"/>
-      <w:proofErr w:type="gramStart"/>
-      <w:r>
-        <w:rPr>
-          <w:lang w:eastAsia="en-IN"/>
-        </w:rPr>
-        <w:t>loves</w:t>
-      </w:r>
-      <w:proofErr w:type="gramEnd"/>
-      <w:r>
-        <w:rPr>
-          <w:lang w:eastAsia="en-IN"/>
-        </w:rPr>
-        <w:t>_count</w:t>
-      </w:r>
-      <w:proofErr w:type="spellEnd"/>
+      <w:r>
+        <w:rPr>
+          <w:lang w:eastAsia="en-IN"/>
+        </w:rPr>
+        <w:t>loves_count</w:t>
+      </w:r>
       <w:r>
         <w:rPr>
           <w:lang w:eastAsia="en-IN"/>
@@ -6457,21 +5687,7 @@
         <w:rPr>
           <w:lang w:eastAsia="en-IN"/>
         </w:rPr>
-        <w:t xml:space="preserve">The zero-spike in helpfulness should be checked against </w:t>
-      </w:r>
-      <w:proofErr w:type="spellStart"/>
-      <w:r>
-        <w:rPr>
-          <w:lang w:eastAsia="en-IN"/>
-        </w:rPr>
-        <w:t>total_feedback_count</w:t>
-      </w:r>
-      <w:proofErr w:type="spellEnd"/>
-      <w:r>
-        <w:rPr>
-          <w:lang w:eastAsia="en-IN"/>
-        </w:rPr>
-        <w:t xml:space="preserve"> </w:t>
+        <w:t xml:space="preserve">The zero-spike in helpfulness should be checked against total_feedback_count </w:t>
       </w:r>
       <w:r>
         <w:rPr>
@@ -6612,15 +5828,7 @@
                             </w:r>
                             <w:r>
                               <w:br/>
-                              <w:t xml:space="preserve">Limited edition </w:t>
-                            </w:r>
-                            <w:proofErr w:type="gramStart"/>
-                            <w:r>
-                              <w:t>mean</w:t>
-                            </w:r>
-                            <w:proofErr w:type="gramEnd"/>
-                            <w:r>
-                              <w:t>: 4.092</w:t>
+                              <w:t>Limited edition mean: 4.092</w:t>
                             </w:r>
                             <w:r>
                               <w:br/>
@@ -6874,11 +6082,9 @@
       <w:r>
         <w:t>‘</w:t>
       </w:r>
-      <w:proofErr w:type="spellStart"/>
       <w:r>
         <w:t>sephora_exclusive</w:t>
       </w:r>
-      <w:proofErr w:type="spellEnd"/>
       <w:r>
         <w:t>’</w:t>
       </w:r>
@@ -7004,15 +6210,7 @@
                             </w:r>
                             <w:r>
                               <w:br/>
-                              <w:t xml:space="preserve">Limited edition </w:t>
-                            </w:r>
-                            <w:proofErr w:type="gramStart"/>
-                            <w:r>
-                              <w:t>mean</w:t>
-                            </w:r>
-                            <w:proofErr w:type="gramEnd"/>
-                            <w:r>
-                              <w:t>: 4.210</w:t>
+                              <w:t>Limited edition mean: 4.210</w:t>
                             </w:r>
                             <w:r>
                               <w:br/>
@@ -7060,17 +6258,11 @@
                       </w:r>
                       <w:r>
                         <w:br/>
-                        <w:t>Limited edition mean: 4.</w:t>
-                      </w:r>
-                      <w:r>
-                        <w:t>210</w:t>
+                        <w:t>Limited edition mean: 4.210</w:t>
                       </w:r>
                       <w:r>
                         <w:br/>
-                        <w:t>Standard mean: 4.</w:t>
-                      </w:r>
-                      <w:r>
-                        <w:t>188</w:t>
+                        <w:t>Standard mean: 4.188</w:t>
                       </w:r>
                     </w:p>
                   </w:txbxContent>
@@ -7386,15 +6578,7 @@
                             </w:r>
                             <w:r>
                               <w:br/>
-                              <w:t xml:space="preserve">Limited edition </w:t>
-                            </w:r>
-                            <w:proofErr w:type="gramStart"/>
-                            <w:r>
-                              <w:t>mean</w:t>
-                            </w:r>
-                            <w:proofErr w:type="gramEnd"/>
-                            <w:r>
-                              <w:t>: 4.210</w:t>
+                              <w:t>Limited edition mean: 4.210</w:t>
                             </w:r>
                             <w:r>
                               <w:br/>
@@ -7645,11 +6829,9 @@
       <w:r>
         <w:t>‘</w:t>
       </w:r>
-      <w:proofErr w:type="spellStart"/>
       <w:r>
         <w:t>primary_category</w:t>
       </w:r>
-      <w:proofErr w:type="spellEnd"/>
       <w:r>
         <w:t>’</w:t>
       </w:r>
@@ -7998,15 +7180,7 @@
     </w:p>
     <w:p>
       <w:r>
-        <w:t xml:space="preserve">This phase filters out low-sample brands using a minimum product count threshold, then plots a sorted bar chart of </w:t>
-      </w:r>
-      <w:proofErr w:type="spellStart"/>
-      <w:r>
-        <w:t>brand_avg_rating</w:t>
-      </w:r>
-      <w:proofErr w:type="spellEnd"/>
-      <w:r>
-        <w:t xml:space="preserve"> for qualifying brands and runs a one-way ANOVA.</w:t>
+        <w:t>This phase filters out low-sample brands using a minimum product count threshold, then plots a sorted bar chart of brand_avg_rating for qualifying brands and runs a one-way ANOVA.</w:t>
       </w:r>
     </w:p>
     <w:p>
@@ -8239,15 +7413,7 @@
         </w:numPr>
       </w:pPr>
       <w:r>
-        <w:t xml:space="preserve">Top-performing brands (MACRENE actives, MARA, </w:t>
-      </w:r>
-      <w:proofErr w:type="spellStart"/>
-      <w:r>
-        <w:t>BondiBoost</w:t>
-      </w:r>
-      <w:proofErr w:type="spellEnd"/>
-      <w:r>
-        <w:t>) cluster around 4.7–4.9 average rating, all niche/specialist brands rather than the large-volume names identified in Phase 0.3 (SEPHORA COLLECTION, CLINIQUE).</w:t>
+        <w:t>Top-performing brands (MACRENE actives, MARA, BondiBoost) cluster around 4.7–4.9 average rating, all niche/specialist brands rather than the large-volume names identified in Phase 0.3 (SEPHORA COLLECTION, CLINIQUE).</w:t>
       </w:r>
     </w:p>
     <w:p>
@@ -8314,15 +7480,7 @@
         </w:numPr>
       </w:pPr>
       <w:r>
-        <w:t xml:space="preserve">Bottom-performing brands warrant a quality or assortment review, particularly SIMIHAZE BEAUTY and </w:t>
-      </w:r>
-      <w:proofErr w:type="spellStart"/>
-      <w:r>
-        <w:t>NuFACE</w:t>
-      </w:r>
-      <w:proofErr w:type="spellEnd"/>
-      <w:r>
-        <w:t>, which sit meaningfully below the 3.5 rating threshold most other brands clear.</w:t>
+        <w:t>Bottom-performing brands warrant a quality or assortment review, particularly SIMIHAZE BEAUTY and NuFACE, which sit meaningfully below the 3.5 rating threshold most other brands clear.</w:t>
       </w:r>
     </w:p>
     <w:p>
@@ -8358,13 +7516,8 @@
       <w:r>
         <w:t>'</w:t>
       </w:r>
-      <w:proofErr w:type="spellStart"/>
-      <w:r>
-        <w:t>price_tier</w:t>
-      </w:r>
-      <w:proofErr w:type="spellEnd"/>
-      <w:r>
-        <w:t xml:space="preserve"> bucket, since these were built on quantiles and don't map to intuitive price points.</w:t>
+      <w:r>
+        <w:t>price_tier bucket, since these were built on quantiles and don't map to intuitive price points.</w:t>
       </w:r>
     </w:p>
     <w:p>
@@ -8596,15 +7749,7 @@
     </w:p>
     <w:p>
       <w:r>
-        <w:t>This phase compares rating between products currently on sale (</w:t>
-      </w:r>
-      <w:proofErr w:type="spellStart"/>
-      <w:r>
-        <w:t>on_sale_flag</w:t>
-      </w:r>
-      <w:proofErr w:type="spellEnd"/>
-      <w:r>
-        <w:t xml:space="preserve"> = 1) and full-price products, using a boxplot and a two-sample t-test. This is exploratory only</w:t>
+        <w:t>This phase compares rating between products currently on sale (on_sale_flag = 1) and full-price products, using a boxplot and a two-sample t-test. This is exploratory only</w:t>
       </w:r>
       <w:r>
         <w:t>.</w:t>
@@ -8730,23 +7875,7 @@
         </w:numPr>
       </w:pPr>
       <w:r>
-        <w:t xml:space="preserve">Only 263 products (3.2% of the </w:t>
-      </w:r>
-      <w:proofErr w:type="spellStart"/>
-      <w:r>
-        <w:t>catalog</w:t>
-      </w:r>
-      <w:proofErr w:type="spellEnd"/>
-      <w:r>
-        <w:t xml:space="preserve">) are on sale, consistent with the extreme missingness in </w:t>
-      </w:r>
-      <w:proofErr w:type="spellStart"/>
-      <w:r>
-        <w:t>sale_price_usd</w:t>
-      </w:r>
-      <w:proofErr w:type="spellEnd"/>
-      <w:r>
-        <w:t xml:space="preserve"> identified during data cleaning.</w:t>
+        <w:t>Only 263 products (3.2% of the catalog) are on sale, consistent with the extreme missingness in sale_price_usd identified during data cleaning.</w:t>
       </w:r>
     </w:p>
     <w:p>
@@ -8762,7 +7891,17 @@
       </w:r>
     </w:p>
     <w:p>
-      <w:r>
+      <w:pPr>
+        <w:rPr>
+          <w:b/>
+          <w:bCs/>
+        </w:rPr>
+      </w:pPr>
+      <w:r>
+        <w:rPr>
+          <w:b/>
+          <w:bCs/>
+        </w:rPr>
         <w:t>Actionable Insights</w:t>
       </w:r>
     </w:p>
@@ -8815,15 +7954,703 @@
       </w:r>
     </w:p>
     <w:p>
+      <w:pPr>
+        <w:pStyle w:val="Heading3"/>
+      </w:pPr>
       <w:r>
         <w:t xml:space="preserve"> </w:t>
       </w:r>
+      <w:r>
+        <w:t>Phase 3.1 Helpfulness vs. Rating Extremity (H6)</w:t>
+      </w:r>
+    </w:p>
+    <w:p>
+      <w:r>
+        <w:t>This phase</w:t>
+      </w:r>
+      <w:r>
+        <w:t xml:space="preserve"> </w:t>
+      </w:r>
+      <w:r>
+        <w:t>buckets reviews into rating extremity groups (Extreme Low 1–2, Middle 3, Extreme High 4</w:t>
+      </w:r>
+      <w:r>
+        <w:rPr>
+          <w:rFonts w:cs="Times New Roman"/>
+        </w:rPr>
+        <w:t>–</w:t>
+      </w:r>
+      <w:r>
+        <w:t>5) and helpfulness into High/Low groups, and runs a chi-square test to check whether helpful reviews cluster more at the rating extremes than in the middle.</w:t>
+      </w:r>
+    </w:p>
+    <w:p>
+      <w:pPr>
+        <w:rPr>
+          <w:b/>
+          <w:bCs/>
+        </w:rPr>
+      </w:pPr>
+    </w:p>
+    <w:p>
+      <w:pPr>
+        <w:rPr>
+          <w:b/>
+          <w:bCs/>
+        </w:rPr>
+      </w:pPr>
+    </w:p>
+    <w:p>
+      <w:pPr>
+        <w:rPr>
+          <w:b/>
+          <w:bCs/>
+        </w:rPr>
+      </w:pPr>
+    </w:p>
+    <w:p>
+      <w:pPr>
+        <w:rPr>
+          <w:b/>
+          <w:bCs/>
+        </w:rPr>
+      </w:pPr>
+    </w:p>
+    <w:p>
+      <w:pPr>
+        <w:rPr>
+          <w:b/>
+          <w:bCs/>
+        </w:rPr>
+      </w:pPr>
+    </w:p>
+    <w:p>
+      <w:pPr>
+        <w:rPr>
+          <w:b/>
+          <w:bCs/>
+        </w:rPr>
+      </w:pPr>
+    </w:p>
+    <w:p>
+      <w:pPr>
+        <w:rPr>
+          <w:b/>
+          <w:bCs/>
+        </w:rPr>
+      </w:pPr>
+      <w:r>
+        <w:rPr>
+          <w:b/>
+          <w:bCs/>
+        </w:rPr>
+        <w:lastRenderedPageBreak/>
+        <w:t>Analysis result</w:t>
+      </w:r>
+    </w:p>
+    <w:p>
+      <w:pPr>
+        <w:rPr>
+          <w:b/>
+          <w:bCs/>
+        </w:rPr>
+      </w:pPr>
+      <w:r>
+        <w:rPr>
+          <w:noProof/>
+        </w:rPr>
+        <w:drawing>
+          <wp:inline distT="0" distB="0" distL="0" distR="0" wp14:anchorId="4D94445E" wp14:editId="72C768DF">
+            <wp:extent cx="3348990" cy="2077073"/>
+            <wp:effectExtent l="19050" t="19050" r="22860" b="19050"/>
+            <wp:docPr id="1942366086" name="Picture 12"/>
+            <wp:cNvGraphicFramePr>
+              <a:graphicFrameLocks xmlns:a="http://schemas.openxmlformats.org/drawingml/2006/main" noChangeAspect="1"/>
+            </wp:cNvGraphicFramePr>
+            <a:graphic xmlns:a="http://schemas.openxmlformats.org/drawingml/2006/main">
+              <a:graphicData uri="http://schemas.openxmlformats.org/drawingml/2006/picture">
+                <pic:pic xmlns:pic="http://schemas.openxmlformats.org/drawingml/2006/picture">
+                  <pic:nvPicPr>
+                    <pic:cNvPr id="0" name="Picture 6"/>
+                    <pic:cNvPicPr>
+                      <a:picLocks noChangeAspect="1" noChangeArrowheads="1"/>
+                    </pic:cNvPicPr>
+                  </pic:nvPicPr>
+                  <pic:blipFill>
+                    <a:blip r:embed="rId21" cstate="print">
+                      <a:extLst>
+                        <a:ext uri="{28A0092B-C50C-407E-A947-70E740481C1C}">
+                          <a14:useLocalDpi xmlns:a14="http://schemas.microsoft.com/office/drawing/2010/main" val="0"/>
+                        </a:ext>
+                      </a:extLst>
+                    </a:blip>
+                    <a:srcRect/>
+                    <a:stretch>
+                      <a:fillRect/>
+                    </a:stretch>
+                  </pic:blipFill>
+                  <pic:spPr bwMode="auto">
+                    <a:xfrm>
+                      <a:off x="0" y="0"/>
+                      <a:ext cx="3373317" cy="2092161"/>
+                    </a:xfrm>
+                    <a:prstGeom prst="rect">
+                      <a:avLst/>
+                    </a:prstGeom>
+                    <a:noFill/>
+                    <a:ln w="6350">
+                      <a:solidFill>
+                        <a:schemeClr val="tx1"/>
+                      </a:solidFill>
+                    </a:ln>
+                  </pic:spPr>
+                </pic:pic>
+              </a:graphicData>
+            </a:graphic>
+          </wp:inline>
+        </w:drawing>
+      </w:r>
+    </w:p>
+    <w:p>
+      <w:pPr>
+        <w:rPr>
+          <w:b/>
+          <w:bCs/>
+        </w:rPr>
+      </w:pPr>
+      <w:r>
+        <w:rPr>
+          <w:b/>
+          <w:bCs/>
+        </w:rPr>
+        <w:t>Key Findings</w:t>
+      </w:r>
+    </w:p>
+    <w:p>
+      <w:pPr>
+        <w:pStyle w:val="ListParagraph"/>
+        <w:numPr>
+          <w:ilvl w:val="0"/>
+          <w:numId w:val="41"/>
+        </w:numPr>
+      </w:pPr>
+      <w:r>
+        <w:t>A statistically significant relationship exists between rating extremity and review helpfulness (</w:t>
+      </w:r>
+      <w:r>
+        <w:t>Chi square</w:t>
+      </w:r>
+      <w:r>
+        <w:t xml:space="preserve"> = 7211.939, p &lt; 0.0001).</w:t>
+      </w:r>
+    </w:p>
+    <w:p>
+      <w:pPr>
+        <w:pStyle w:val="ListParagraph"/>
+        <w:numPr>
+          <w:ilvl w:val="0"/>
+          <w:numId w:val="41"/>
+        </w:numPr>
+      </w:pPr>
+      <w:r>
+        <w:t xml:space="preserve">Contrary to the original hypothesis, helpfulness does not rise at both rating extremes </w:t>
+      </w:r>
+      <w:r>
+        <w:t>-</w:t>
+      </w:r>
+      <w:r>
+        <w:t xml:space="preserve"> only positive reviews (4</w:t>
+      </w:r>
+      <w:r>
+        <w:t>-</w:t>
+      </w:r>
+      <w:r>
+        <w:t>5) show elevated helpfulness (~82% rated High Helpfulness), while negative (1</w:t>
+      </w:r>
+      <w:r>
+        <w:rPr>
+          <w:rFonts w:cs="Times New Roman"/>
+        </w:rPr>
+        <w:t>-</w:t>
+      </w:r>
+      <w:r>
+        <w:t>2) and neutral (3) reviews are statistically similar to each other (~66% and ~69% respectively).</w:t>
+      </w:r>
+    </w:p>
+    <w:p>
+      <w:pPr>
+        <w:pStyle w:val="ListParagraph"/>
+        <w:numPr>
+          <w:ilvl w:val="0"/>
+          <w:numId w:val="41"/>
+        </w:numPr>
+      </w:pPr>
+      <w:r>
+        <w:t>55.1% of all reviews had zero feedback votes and were excluded from this test as unmeasured, consistent with the missingness pattern identified during data cleaning.</w:t>
+      </w:r>
+    </w:p>
+    <w:p>
+      <w:pPr>
+        <w:rPr>
+          <w:b/>
+          <w:bCs/>
+        </w:rPr>
+      </w:pPr>
+      <w:r>
+        <w:rPr>
+          <w:b/>
+          <w:bCs/>
+        </w:rPr>
+        <w:t>Actionable Insights</w:t>
+      </w:r>
+    </w:p>
+    <w:p>
+      <w:pPr>
+        <w:pStyle w:val="ListParagraph"/>
+        <w:numPr>
+          <w:ilvl w:val="0"/>
+          <w:numId w:val="42"/>
+        </w:numPr>
+      </w:pPr>
+      <w:r>
+        <w:t xml:space="preserve">H6 is not supported as originally framed </w:t>
+      </w:r>
+      <w:r>
+        <w:t>-</w:t>
+      </w:r>
+      <w:r>
+        <w:t xml:space="preserve"> helpfulness is not a marker of "extreme" opinions in general, but specifically a marker of positive reviews.</w:t>
+      </w:r>
+    </w:p>
+    <w:p>
+      <w:pPr>
+        <w:pStyle w:val="ListParagraph"/>
+        <w:numPr>
+          <w:ilvl w:val="0"/>
+          <w:numId w:val="42"/>
+        </w:numPr>
+      </w:pPr>
+      <w:r>
+        <w:t xml:space="preserve">This suggests customers browsing reviews are more likely to find positive, high-rating reviews credible or useful </w:t>
+      </w:r>
+      <w:r>
+        <w:t xml:space="preserve">- </w:t>
+      </w:r>
+      <w:r>
+        <w:t>worth considering for review-sorting or review-highlighting features, where surfacing helpful positive reviews may have more influence on purchase decisions than negative ones.</w:t>
+      </w:r>
+    </w:p>
+    <w:p>
+      <w:pPr>
+        <w:pStyle w:val="ListParagraph"/>
+        <w:numPr>
+          <w:ilvl w:val="0"/>
+          <w:numId w:val="42"/>
+        </w:numPr>
+      </w:pPr>
+      <w:r>
+        <w:t xml:space="preserve">The large share of zero-vote reviews (55.1%) represents an engagement gap </w:t>
+      </w:r>
+      <w:r>
+        <w:t xml:space="preserve">- </w:t>
+      </w:r>
+      <w:r>
+        <w:t>over half of all reviews receive no helpfulness feedback at all, which may itself be worth flagging as an opportunity to encourage more review interaction from customers</w:t>
+      </w:r>
+      <w:r>
+        <w:t>.</w:t>
+      </w:r>
+    </w:p>
+    <w:p>
+      <w:pPr>
+        <w:pStyle w:val="Heading3"/>
+      </w:pPr>
+      <w:r>
+        <w:t>Phase 3.2 Recommendation Rate vs. Rating (H7)</w:t>
+      </w:r>
+    </w:p>
+    <w:p>
+      <w:r>
+        <w:t>This phase plots recommendation_rate</w:t>
+      </w:r>
+      <w:r>
+        <w:t xml:space="preserve"> (feature engineered)</w:t>
+      </w:r>
+      <w:r>
+        <w:t xml:space="preserve"> against product rating, using a scatter plot with a trend line, and computes both Pearson and Spearman correlation to test how strongly recommendation rate tracks with CSS.</w:t>
+      </w:r>
+    </w:p>
+    <w:p>
+      <w:pPr>
+        <w:rPr>
+          <w:b/>
+          <w:bCs/>
+        </w:rPr>
+      </w:pPr>
+      <w:r>
+        <w:rPr>
+          <w:b/>
+          <w:bCs/>
+        </w:rPr>
+        <w:t>Analysis result</w:t>
+      </w:r>
+    </w:p>
+    <w:p>
+      <w:pPr>
+        <w:rPr>
+          <w:b/>
+          <w:bCs/>
+        </w:rPr>
+      </w:pPr>
+      <w:r>
+        <w:rPr>
+          <w:noProof/>
+        </w:rPr>
+        <w:drawing>
+          <wp:inline distT="0" distB="0" distL="0" distR="0" wp14:anchorId="22B60DBE" wp14:editId="6ABA1BA0">
+            <wp:extent cx="3018790" cy="2254639"/>
+            <wp:effectExtent l="19050" t="19050" r="10160" b="12700"/>
+            <wp:docPr id="220380883" name="Picture 13"/>
+            <wp:cNvGraphicFramePr>
+              <a:graphicFrameLocks xmlns:a="http://schemas.openxmlformats.org/drawingml/2006/main" noChangeAspect="1"/>
+            </wp:cNvGraphicFramePr>
+            <a:graphic xmlns:a="http://schemas.openxmlformats.org/drawingml/2006/main">
+              <a:graphicData uri="http://schemas.openxmlformats.org/drawingml/2006/picture">
+                <pic:pic xmlns:pic="http://schemas.openxmlformats.org/drawingml/2006/picture">
+                  <pic:nvPicPr>
+                    <pic:cNvPr id="0" name="Picture 8"/>
+                    <pic:cNvPicPr>
+                      <a:picLocks noChangeAspect="1" noChangeArrowheads="1"/>
+                    </pic:cNvPicPr>
+                  </pic:nvPicPr>
+                  <pic:blipFill>
+                    <a:blip r:embed="rId22" cstate="print">
+                      <a:extLst>
+                        <a:ext uri="{28A0092B-C50C-407E-A947-70E740481C1C}">
+                          <a14:useLocalDpi xmlns:a14="http://schemas.microsoft.com/office/drawing/2010/main" val="0"/>
+                        </a:ext>
+                      </a:extLst>
+                    </a:blip>
+                    <a:srcRect/>
+                    <a:stretch>
+                      <a:fillRect/>
+                    </a:stretch>
+                  </pic:blipFill>
+                  <pic:spPr bwMode="auto">
+                    <a:xfrm>
+                      <a:off x="0" y="0"/>
+                      <a:ext cx="3063192" cy="2287802"/>
+                    </a:xfrm>
+                    <a:prstGeom prst="rect">
+                      <a:avLst/>
+                    </a:prstGeom>
+                    <a:noFill/>
+                    <a:ln w="6350">
+                      <a:solidFill>
+                        <a:schemeClr val="tx1"/>
+                      </a:solidFill>
+                    </a:ln>
+                  </pic:spPr>
+                </pic:pic>
+              </a:graphicData>
+            </a:graphic>
+          </wp:inline>
+        </w:drawing>
+      </w:r>
+    </w:p>
+    <w:p>
+      <w:pPr>
+        <w:rPr>
+          <w:b/>
+          <w:bCs/>
+        </w:rPr>
+      </w:pPr>
+      <w:r>
+        <w:rPr>
+          <w:b/>
+          <w:bCs/>
+        </w:rPr>
+        <w:lastRenderedPageBreak/>
+        <w:t>Key Findings</w:t>
+      </w:r>
+    </w:p>
+    <w:p>
+      <w:pPr>
+        <w:pStyle w:val="ListParagraph"/>
+        <w:numPr>
+          <w:ilvl w:val="0"/>
+          <w:numId w:val="43"/>
+        </w:numPr>
+      </w:pPr>
+      <w:r>
+        <w:t>Recommendation rate shows a very strong positive correlation with product rating (Pearson r = 0.920, p &lt; 0.0001; Spearman r = 0.881, p &lt; 0.0001).</w:t>
+      </w:r>
+    </w:p>
+    <w:p>
+      <w:pPr>
+        <w:pStyle w:val="ListParagraph"/>
+        <w:numPr>
+          <w:ilvl w:val="0"/>
+          <w:numId w:val="43"/>
+        </w:numPr>
+      </w:pPr>
+      <w:r>
+        <w:t>The relationship is consistently linear across the full range of recommendation rates, from ~0.56 up to 1.0, with tightly clustered points and minimal deviation from the trend line.</w:t>
+      </w:r>
+    </w:p>
+    <w:p>
+      <w:pPr>
+        <w:pStyle w:val="ListParagraph"/>
+        <w:numPr>
+          <w:ilvl w:val="0"/>
+          <w:numId w:val="43"/>
+        </w:numPr>
+      </w:pPr>
+      <w:r>
+        <w:t>This is the strongest bivariate relationship identified across all engagement metrics tested.</w:t>
+      </w:r>
+    </w:p>
+    <w:p>
+      <w:pPr>
+        <w:rPr>
+          <w:b/>
+          <w:bCs/>
+        </w:rPr>
+      </w:pPr>
+      <w:r>
+        <w:rPr>
+          <w:b/>
+          <w:bCs/>
+        </w:rPr>
+        <w:t>Actionable Insights</w:t>
+      </w:r>
+    </w:p>
+    <w:p>
+      <w:pPr>
+        <w:pStyle w:val="ListParagraph"/>
+        <w:numPr>
+          <w:ilvl w:val="0"/>
+          <w:numId w:val="44"/>
+        </w:numPr>
+      </w:pPr>
+      <w:r>
+        <w:t xml:space="preserve">H7's first half is strongly supported: recommendation rate is a powerful proxy for CSS, and products with low recommendation rates (below ~0.75) are reliably associated with lower ratings </w:t>
+      </w:r>
+      <w:r>
+        <w:t xml:space="preserve">- </w:t>
+      </w:r>
+      <w:r>
+        <w:t>making this a strong early-warning metric for product quality issues, potentially trackable before enough reviews accumulate for a stable star rating.</w:t>
+      </w:r>
+    </w:p>
+    <w:p>
+      <w:pPr>
+        <w:pStyle w:val="ListParagraph"/>
+        <w:numPr>
+          <w:ilvl w:val="0"/>
+          <w:numId w:val="44"/>
+        </w:numPr>
+      </w:pPr>
+      <w:r>
+        <w:t>Given the strength of this relationship, Sephora could reasonably use recommendation rate as a near-real-time satisfaction proxy for newer products with few reviews, rather than waiting for the star rating to stabilize.</w:t>
+      </w:r>
+    </w:p>
+    <w:p>
+      <w:pPr>
+        <w:pStyle w:val="Heading3"/>
+      </w:pPr>
+      <w:r>
+        <w:t>Phase 3.3 Feedback Polarity vs. Rating (H8)</w:t>
+      </w:r>
+    </w:p>
+    <w:p>
+      <w:r>
+        <w:t>This phase plots feedback_polarity_ratio against review rating, using a scatter plot with a trend line, and computes Pearson and Spearman correlation to test whether negative feedback volume relates to lower ratings.</w:t>
+      </w:r>
+    </w:p>
+    <w:p>
+      <w:pPr>
+        <w:rPr>
+          <w:b/>
+          <w:bCs/>
+        </w:rPr>
+      </w:pPr>
+      <w:r>
+        <w:rPr>
+          <w:b/>
+          <w:bCs/>
+        </w:rPr>
+        <w:t>Analysis result</w:t>
+      </w:r>
+    </w:p>
+    <w:p>
+      <w:r>
+        <w:rPr>
+          <w:noProof/>
+        </w:rPr>
+        <w:drawing>
+          <wp:inline distT="0" distB="0" distL="0" distR="0" wp14:anchorId="256AB232" wp14:editId="1F1277A9">
+            <wp:extent cx="3154680" cy="2356132"/>
+            <wp:effectExtent l="19050" t="19050" r="26670" b="25400"/>
+            <wp:docPr id="1809000758" name="Picture 14"/>
+            <wp:cNvGraphicFramePr>
+              <a:graphicFrameLocks xmlns:a="http://schemas.openxmlformats.org/drawingml/2006/main" noChangeAspect="1"/>
+            </wp:cNvGraphicFramePr>
+            <a:graphic xmlns:a="http://schemas.openxmlformats.org/drawingml/2006/main">
+              <a:graphicData uri="http://schemas.openxmlformats.org/drawingml/2006/picture">
+                <pic:pic xmlns:pic="http://schemas.openxmlformats.org/drawingml/2006/picture">
+                  <pic:nvPicPr>
+                    <pic:cNvPr id="0" name="Picture 10"/>
+                    <pic:cNvPicPr>
+                      <a:picLocks noChangeAspect="1" noChangeArrowheads="1"/>
+                    </pic:cNvPicPr>
+                  </pic:nvPicPr>
+                  <pic:blipFill>
+                    <a:blip r:embed="rId23" cstate="print">
+                      <a:extLst>
+                        <a:ext uri="{28A0092B-C50C-407E-A947-70E740481C1C}">
+                          <a14:useLocalDpi xmlns:a14="http://schemas.microsoft.com/office/drawing/2010/main" val="0"/>
+                        </a:ext>
+                      </a:extLst>
+                    </a:blip>
+                    <a:srcRect/>
+                    <a:stretch>
+                      <a:fillRect/>
+                    </a:stretch>
+                  </pic:blipFill>
+                  <pic:spPr bwMode="auto">
+                    <a:xfrm>
+                      <a:off x="0" y="0"/>
+                      <a:ext cx="3160342" cy="2360361"/>
+                    </a:xfrm>
+                    <a:prstGeom prst="rect">
+                      <a:avLst/>
+                    </a:prstGeom>
+                    <a:noFill/>
+                    <a:ln w="6350">
+                      <a:solidFill>
+                        <a:schemeClr val="tx1"/>
+                      </a:solidFill>
+                    </a:ln>
+                  </pic:spPr>
+                </pic:pic>
+              </a:graphicData>
+            </a:graphic>
+          </wp:inline>
+        </w:drawing>
+      </w:r>
+    </w:p>
+    <w:p>
+      <w:pPr>
+        <w:rPr>
+          <w:b/>
+          <w:bCs/>
+        </w:rPr>
+      </w:pPr>
+      <w:r>
+        <w:rPr>
+          <w:b/>
+          <w:bCs/>
+        </w:rPr>
+        <w:t>Key Findings</w:t>
+      </w:r>
+    </w:p>
+    <w:p>
+      <w:pPr>
+        <w:pStyle w:val="ListParagraph"/>
+        <w:numPr>
+          <w:ilvl w:val="0"/>
+          <w:numId w:val="45"/>
+        </w:numPr>
+      </w:pPr>
+      <w:r>
+        <w:t>Feedback polarity ratio shows a statistically significant but weak positive correlation with rating (Pearson r = 0.210, p &lt; 0.0001; Spearman r = 0.254, p &lt; 0.0001).</w:t>
+      </w:r>
+    </w:p>
+    <w:p>
+      <w:pPr>
+        <w:pStyle w:val="ListParagraph"/>
+        <w:numPr>
+          <w:ilvl w:val="0"/>
+          <w:numId w:val="45"/>
+        </w:numPr>
+      </w:pPr>
+      <w:r>
+        <w:t xml:space="preserve">The relationship, while significant, explains only a small portion of rating variation </w:t>
+      </w:r>
+      <w:r>
+        <w:t>-</w:t>
+      </w:r>
+      <w:r>
+        <w:t xml:space="preserve"> roughly 4-6% based on the correlation strength.</w:t>
+      </w:r>
+    </w:p>
+    <w:p>
+      <w:pPr>
+        <w:pStyle w:val="ListParagraph"/>
+        <w:numPr>
+          <w:ilvl w:val="0"/>
+          <w:numId w:val="45"/>
+        </w:numPr>
+      </w:pPr>
+      <w:r>
+        <w:t>This is a substantially weaker relationship than recommendation rate (Phase 3.2, r = 0.920), despite both being engagement-related metric</w:t>
+      </w:r>
+      <w:r>
+        <w:t>s.</w:t>
+      </w:r>
+    </w:p>
+    <w:p>
+      <w:pPr>
+        <w:rPr>
+          <w:b/>
+          <w:bCs/>
+        </w:rPr>
+      </w:pPr>
+      <w:r>
+        <w:rPr>
+          <w:b/>
+          <w:bCs/>
+        </w:rPr>
+        <w:t>Actionable Insights</w:t>
+      </w:r>
+    </w:p>
+    <w:p>
+      <w:pPr>
+        <w:pStyle w:val="ListParagraph"/>
+        <w:numPr>
+          <w:ilvl w:val="0"/>
+          <w:numId w:val="46"/>
+        </w:numPr>
+      </w:pPr>
+      <w:r>
+        <w:t xml:space="preserve">H8 is weakly supported </w:t>
+      </w:r>
+      <w:r>
+        <w:t>-</w:t>
+      </w:r>
+      <w:r>
+        <w:t xml:space="preserve"> negative feedback volume does relate to lower ratings, but the relationship is not strong enough to be a reliable standalone predictor of satisfaction, unlike recommendation rate.</w:t>
+      </w:r>
+    </w:p>
+    <w:p>
+      <w:pPr>
+        <w:pStyle w:val="ListParagraph"/>
+        <w:numPr>
+          <w:ilvl w:val="0"/>
+          <w:numId w:val="46"/>
+        </w:numPr>
+      </w:pPr>
+      <w:r>
+        <w:t>Given the large sample size driving statistical significance despite a small effect, this finding should be reported carefully: statistically real, but not practically substantial enough to prioritize in a business recommendation on its own.</w:t>
+      </w:r>
     </w:p>
     <w:p>
       <w:pPr>
         <w:pStyle w:val="Heading1"/>
       </w:pPr>
       <w:r>
+        <w:lastRenderedPageBreak/>
         <w:t>SUMMARY</w:t>
       </w:r>
     </w:p>
@@ -8894,20 +8721,11 @@
         <w:t>interest rate as the strongest numeric variable associated with default risk</w:t>
       </w:r>
       <w:r>
-        <w:t xml:space="preserve">, while loan amount and </w:t>
-      </w:r>
-      <w:proofErr w:type="spellStart"/>
-      <w:r>
-        <w:t>installment</w:t>
-      </w:r>
-      <w:proofErr w:type="spellEnd"/>
-      <w:r>
-        <w:t xml:space="preserve"> were found to be highly correlated.</w:t>
-      </w:r>
-    </w:p>
-    <w:p>
-      <w:r>
-        <w:lastRenderedPageBreak/>
+        <w:t>, while loan amount and installment were found to be highly correlated.</w:t>
+      </w:r>
+    </w:p>
+    <w:p>
+      <w:r>
         <w:t xml:space="preserve">Portfolio profitability analysis showed that </w:t>
       </w:r>
       <w:r>
@@ -10315,6 +10133,119 @@
     </w:lvl>
   </w:abstractNum>
   <w:abstractNum w:abstractNumId="11" w15:restartNumberingAfterBreak="0">
+    <w:nsid w:val="0EA6212D"/>
+    <w:multiLevelType w:val="hybridMultilevel"/>
+    <w:tmpl w:val="E59C2234"/>
+    <w:lvl w:ilvl="0" w:tplc="40090001">
+      <w:start w:val="1"/>
+      <w:numFmt w:val="bullet"/>
+      <w:lvlText w:val=""/>
+      <w:lvlJc w:val="left"/>
+      <w:pPr>
+        <w:ind w:left="720" w:hanging="360"/>
+      </w:pPr>
+      <w:rPr>
+        <w:rFonts w:ascii="Symbol" w:hAnsi="Symbol" w:hint="default"/>
+      </w:rPr>
+    </w:lvl>
+    <w:lvl w:ilvl="1" w:tplc="40090003" w:tentative="1">
+      <w:start w:val="1"/>
+      <w:numFmt w:val="bullet"/>
+      <w:lvlText w:val="o"/>
+      <w:lvlJc w:val="left"/>
+      <w:pPr>
+        <w:ind w:left="1440" w:hanging="360"/>
+      </w:pPr>
+      <w:rPr>
+        <w:rFonts w:ascii="Courier New" w:hAnsi="Courier New" w:cs="Courier New" w:hint="default"/>
+      </w:rPr>
+    </w:lvl>
+    <w:lvl w:ilvl="2" w:tplc="40090005" w:tentative="1">
+      <w:start w:val="1"/>
+      <w:numFmt w:val="bullet"/>
+      <w:lvlText w:val=""/>
+      <w:lvlJc w:val="left"/>
+      <w:pPr>
+        <w:ind w:left="2160" w:hanging="360"/>
+      </w:pPr>
+      <w:rPr>
+        <w:rFonts w:ascii="Wingdings" w:hAnsi="Wingdings" w:hint="default"/>
+      </w:rPr>
+    </w:lvl>
+    <w:lvl w:ilvl="3" w:tplc="40090001" w:tentative="1">
+      <w:start w:val="1"/>
+      <w:numFmt w:val="bullet"/>
+      <w:lvlText w:val=""/>
+      <w:lvlJc w:val="left"/>
+      <w:pPr>
+        <w:ind w:left="2880" w:hanging="360"/>
+      </w:pPr>
+      <w:rPr>
+        <w:rFonts w:ascii="Symbol" w:hAnsi="Symbol" w:hint="default"/>
+      </w:rPr>
+    </w:lvl>
+    <w:lvl w:ilvl="4" w:tplc="40090003" w:tentative="1">
+      <w:start w:val="1"/>
+      <w:numFmt w:val="bullet"/>
+      <w:lvlText w:val="o"/>
+      <w:lvlJc w:val="left"/>
+      <w:pPr>
+        <w:ind w:left="3600" w:hanging="360"/>
+      </w:pPr>
+      <w:rPr>
+        <w:rFonts w:ascii="Courier New" w:hAnsi="Courier New" w:cs="Courier New" w:hint="default"/>
+      </w:rPr>
+    </w:lvl>
+    <w:lvl w:ilvl="5" w:tplc="40090005" w:tentative="1">
+      <w:start w:val="1"/>
+      <w:numFmt w:val="bullet"/>
+      <w:lvlText w:val=""/>
+      <w:lvlJc w:val="left"/>
+      <w:pPr>
+        <w:ind w:left="4320" w:hanging="360"/>
+      </w:pPr>
+      <w:rPr>
+        <w:rFonts w:ascii="Wingdings" w:hAnsi="Wingdings" w:hint="default"/>
+      </w:rPr>
+    </w:lvl>
+    <w:lvl w:ilvl="6" w:tplc="40090001" w:tentative="1">
+      <w:start w:val="1"/>
+      <w:numFmt w:val="bullet"/>
+      <w:lvlText w:val=""/>
+      <w:lvlJc w:val="left"/>
+      <w:pPr>
+        <w:ind w:left="5040" w:hanging="360"/>
+      </w:pPr>
+      <w:rPr>
+        <w:rFonts w:ascii="Symbol" w:hAnsi="Symbol" w:hint="default"/>
+      </w:rPr>
+    </w:lvl>
+    <w:lvl w:ilvl="7" w:tplc="40090003" w:tentative="1">
+      <w:start w:val="1"/>
+      <w:numFmt w:val="bullet"/>
+      <w:lvlText w:val="o"/>
+      <w:lvlJc w:val="left"/>
+      <w:pPr>
+        <w:ind w:left="5760" w:hanging="360"/>
+      </w:pPr>
+      <w:rPr>
+        <w:rFonts w:ascii="Courier New" w:hAnsi="Courier New" w:cs="Courier New" w:hint="default"/>
+      </w:rPr>
+    </w:lvl>
+    <w:lvl w:ilvl="8" w:tplc="40090005" w:tentative="1">
+      <w:start w:val="1"/>
+      <w:numFmt w:val="bullet"/>
+      <w:lvlText w:val=""/>
+      <w:lvlJc w:val="left"/>
+      <w:pPr>
+        <w:ind w:left="6480" w:hanging="360"/>
+      </w:pPr>
+      <w:rPr>
+        <w:rFonts w:ascii="Wingdings" w:hAnsi="Wingdings" w:hint="default"/>
+      </w:rPr>
+    </w:lvl>
+  </w:abstractNum>
+  <w:abstractNum w:abstractNumId="12" w15:restartNumberingAfterBreak="0">
     <w:nsid w:val="0F310BE8"/>
     <w:multiLevelType w:val="hybridMultilevel"/>
     <w:tmpl w:val="FC1EB710"/>
@@ -10427,7 +10358,7 @@
       </w:rPr>
     </w:lvl>
   </w:abstractNum>
-  <w:abstractNum w:abstractNumId="12" w15:restartNumberingAfterBreak="0">
+  <w:abstractNum w:abstractNumId="13" w15:restartNumberingAfterBreak="0">
     <w:nsid w:val="121738D0"/>
     <w:multiLevelType w:val="hybridMultilevel"/>
     <w:tmpl w:val="663CA020"/>
@@ -10540,7 +10471,7 @@
       </w:rPr>
     </w:lvl>
   </w:abstractNum>
-  <w:abstractNum w:abstractNumId="13" w15:restartNumberingAfterBreak="0">
+  <w:abstractNum w:abstractNumId="14" w15:restartNumberingAfterBreak="0">
     <w:nsid w:val="13500BDD"/>
     <w:multiLevelType w:val="hybridMultilevel"/>
     <w:tmpl w:val="AE78B07E"/>
@@ -10653,7 +10584,7 @@
       </w:rPr>
     </w:lvl>
   </w:abstractNum>
-  <w:abstractNum w:abstractNumId="14" w15:restartNumberingAfterBreak="0">
+  <w:abstractNum w:abstractNumId="15" w15:restartNumberingAfterBreak="0">
     <w:nsid w:val="13B12B5C"/>
     <w:multiLevelType w:val="hybridMultilevel"/>
     <w:tmpl w:val="6310ECB6"/>
@@ -10766,7 +10697,7 @@
       </w:rPr>
     </w:lvl>
   </w:abstractNum>
-  <w:abstractNum w:abstractNumId="15" w15:restartNumberingAfterBreak="0">
+  <w:abstractNum w:abstractNumId="16" w15:restartNumberingAfterBreak="0">
     <w:nsid w:val="1BAA779A"/>
     <w:multiLevelType w:val="hybridMultilevel"/>
     <w:tmpl w:val="4AA4F498"/>
@@ -10879,7 +10810,7 @@
       </w:rPr>
     </w:lvl>
   </w:abstractNum>
-  <w:abstractNum w:abstractNumId="16" w15:restartNumberingAfterBreak="0">
+  <w:abstractNum w:abstractNumId="17" w15:restartNumberingAfterBreak="0">
     <w:nsid w:val="1C9B1857"/>
     <w:multiLevelType w:val="hybridMultilevel"/>
     <w:tmpl w:val="DE4E091E"/>
@@ -10992,7 +10923,120 @@
       </w:rPr>
     </w:lvl>
   </w:abstractNum>
-  <w:abstractNum w:abstractNumId="17" w15:restartNumberingAfterBreak="0">
+  <w:abstractNum w:abstractNumId="18" w15:restartNumberingAfterBreak="0">
+    <w:nsid w:val="254B5C49"/>
+    <w:multiLevelType w:val="hybridMultilevel"/>
+    <w:tmpl w:val="5B74DFDC"/>
+    <w:lvl w:ilvl="0" w:tplc="40090001">
+      <w:start w:val="1"/>
+      <w:numFmt w:val="bullet"/>
+      <w:lvlText w:val=""/>
+      <w:lvlJc w:val="left"/>
+      <w:pPr>
+        <w:ind w:left="720" w:hanging="360"/>
+      </w:pPr>
+      <w:rPr>
+        <w:rFonts w:ascii="Symbol" w:hAnsi="Symbol" w:hint="default"/>
+      </w:rPr>
+    </w:lvl>
+    <w:lvl w:ilvl="1" w:tplc="40090003" w:tentative="1">
+      <w:start w:val="1"/>
+      <w:numFmt w:val="bullet"/>
+      <w:lvlText w:val="o"/>
+      <w:lvlJc w:val="left"/>
+      <w:pPr>
+        <w:ind w:left="1440" w:hanging="360"/>
+      </w:pPr>
+      <w:rPr>
+        <w:rFonts w:ascii="Courier New" w:hAnsi="Courier New" w:cs="Courier New" w:hint="default"/>
+      </w:rPr>
+    </w:lvl>
+    <w:lvl w:ilvl="2" w:tplc="40090005" w:tentative="1">
+      <w:start w:val="1"/>
+      <w:numFmt w:val="bullet"/>
+      <w:lvlText w:val=""/>
+      <w:lvlJc w:val="left"/>
+      <w:pPr>
+        <w:ind w:left="2160" w:hanging="360"/>
+      </w:pPr>
+      <w:rPr>
+        <w:rFonts w:ascii="Wingdings" w:hAnsi="Wingdings" w:hint="default"/>
+      </w:rPr>
+    </w:lvl>
+    <w:lvl w:ilvl="3" w:tplc="40090001" w:tentative="1">
+      <w:start w:val="1"/>
+      <w:numFmt w:val="bullet"/>
+      <w:lvlText w:val=""/>
+      <w:lvlJc w:val="left"/>
+      <w:pPr>
+        <w:ind w:left="2880" w:hanging="360"/>
+      </w:pPr>
+      <w:rPr>
+        <w:rFonts w:ascii="Symbol" w:hAnsi="Symbol" w:hint="default"/>
+      </w:rPr>
+    </w:lvl>
+    <w:lvl w:ilvl="4" w:tplc="40090003" w:tentative="1">
+      <w:start w:val="1"/>
+      <w:numFmt w:val="bullet"/>
+      <w:lvlText w:val="o"/>
+      <w:lvlJc w:val="left"/>
+      <w:pPr>
+        <w:ind w:left="3600" w:hanging="360"/>
+      </w:pPr>
+      <w:rPr>
+        <w:rFonts w:ascii="Courier New" w:hAnsi="Courier New" w:cs="Courier New" w:hint="default"/>
+      </w:rPr>
+    </w:lvl>
+    <w:lvl w:ilvl="5" w:tplc="40090005" w:tentative="1">
+      <w:start w:val="1"/>
+      <w:numFmt w:val="bullet"/>
+      <w:lvlText w:val=""/>
+      <w:lvlJc w:val="left"/>
+      <w:pPr>
+        <w:ind w:left="4320" w:hanging="360"/>
+      </w:pPr>
+      <w:rPr>
+        <w:rFonts w:ascii="Wingdings" w:hAnsi="Wingdings" w:hint="default"/>
+      </w:rPr>
+    </w:lvl>
+    <w:lvl w:ilvl="6" w:tplc="40090001" w:tentative="1">
+      <w:start w:val="1"/>
+      <w:numFmt w:val="bullet"/>
+      <w:lvlText w:val=""/>
+      <w:lvlJc w:val="left"/>
+      <w:pPr>
+        <w:ind w:left="5040" w:hanging="360"/>
+      </w:pPr>
+      <w:rPr>
+        <w:rFonts w:ascii="Symbol" w:hAnsi="Symbol" w:hint="default"/>
+      </w:rPr>
+    </w:lvl>
+    <w:lvl w:ilvl="7" w:tplc="40090003" w:tentative="1">
+      <w:start w:val="1"/>
+      <w:numFmt w:val="bullet"/>
+      <w:lvlText w:val="o"/>
+      <w:lvlJc w:val="left"/>
+      <w:pPr>
+        <w:ind w:left="5760" w:hanging="360"/>
+      </w:pPr>
+      <w:rPr>
+        <w:rFonts w:ascii="Courier New" w:hAnsi="Courier New" w:cs="Courier New" w:hint="default"/>
+      </w:rPr>
+    </w:lvl>
+    <w:lvl w:ilvl="8" w:tplc="40090005" w:tentative="1">
+      <w:start w:val="1"/>
+      <w:numFmt w:val="bullet"/>
+      <w:lvlText w:val=""/>
+      <w:lvlJc w:val="left"/>
+      <w:pPr>
+        <w:ind w:left="6480" w:hanging="360"/>
+      </w:pPr>
+      <w:rPr>
+        <w:rFonts w:ascii="Wingdings" w:hAnsi="Wingdings" w:hint="default"/>
+      </w:rPr>
+    </w:lvl>
+  </w:abstractNum>
+  <w:abstractNum w:abstractNumId="19" w15:restartNumberingAfterBreak="0">
     <w:nsid w:val="2F383463"/>
     <w:multiLevelType w:val="hybridMultilevel"/>
     <w:tmpl w:val="DC66F0E8"/>
@@ -11105,7 +11149,7 @@
       </w:rPr>
     </w:lvl>
   </w:abstractNum>
-  <w:abstractNum w:abstractNumId="18" w15:restartNumberingAfterBreak="0">
+  <w:abstractNum w:abstractNumId="20" w15:restartNumberingAfterBreak="0">
     <w:nsid w:val="35B81F36"/>
     <w:multiLevelType w:val="hybridMultilevel"/>
     <w:tmpl w:val="2D0465DE"/>
@@ -11218,7 +11262,7 @@
       </w:rPr>
     </w:lvl>
   </w:abstractNum>
-  <w:abstractNum w:abstractNumId="19" w15:restartNumberingAfterBreak="0">
+  <w:abstractNum w:abstractNumId="21" w15:restartNumberingAfterBreak="0">
     <w:nsid w:val="35EB3890"/>
     <w:multiLevelType w:val="hybridMultilevel"/>
     <w:tmpl w:val="63EA68EA"/>
@@ -11331,7 +11375,7 @@
       </w:rPr>
     </w:lvl>
   </w:abstractNum>
-  <w:abstractNum w:abstractNumId="20" w15:restartNumberingAfterBreak="0">
+  <w:abstractNum w:abstractNumId="22" w15:restartNumberingAfterBreak="0">
     <w:nsid w:val="3627299F"/>
     <w:multiLevelType w:val="hybridMultilevel"/>
     <w:tmpl w:val="C5DAB694"/>
@@ -11444,7 +11488,7 @@
       </w:rPr>
     </w:lvl>
   </w:abstractNum>
-  <w:abstractNum w:abstractNumId="21" w15:restartNumberingAfterBreak="0">
+  <w:abstractNum w:abstractNumId="23" w15:restartNumberingAfterBreak="0">
     <w:nsid w:val="3C3B5A57"/>
     <w:multiLevelType w:val="hybridMultilevel"/>
     <w:tmpl w:val="08D0650A"/>
@@ -11557,7 +11601,7 @@
       </w:rPr>
     </w:lvl>
   </w:abstractNum>
-  <w:abstractNum w:abstractNumId="22" w15:restartNumberingAfterBreak="0">
+  <w:abstractNum w:abstractNumId="24" w15:restartNumberingAfterBreak="0">
     <w:nsid w:val="3D7A32BB"/>
     <w:multiLevelType w:val="hybridMultilevel"/>
     <w:tmpl w:val="F7BECB1E"/>
@@ -11670,7 +11714,7 @@
       </w:rPr>
     </w:lvl>
   </w:abstractNum>
-  <w:abstractNum w:abstractNumId="23" w15:restartNumberingAfterBreak="0">
+  <w:abstractNum w:abstractNumId="25" w15:restartNumberingAfterBreak="0">
     <w:nsid w:val="3F450092"/>
     <w:multiLevelType w:val="hybridMultilevel"/>
     <w:tmpl w:val="1864FE14"/>
@@ -11783,7 +11827,233 @@
       </w:rPr>
     </w:lvl>
   </w:abstractNum>
-  <w:abstractNum w:abstractNumId="24" w15:restartNumberingAfterBreak="0">
+  <w:abstractNum w:abstractNumId="26" w15:restartNumberingAfterBreak="0">
+    <w:nsid w:val="436B1987"/>
+    <w:multiLevelType w:val="hybridMultilevel"/>
+    <w:tmpl w:val="303CCD3C"/>
+    <w:lvl w:ilvl="0" w:tplc="40090001">
+      <w:start w:val="1"/>
+      <w:numFmt w:val="bullet"/>
+      <w:lvlText w:val=""/>
+      <w:lvlJc w:val="left"/>
+      <w:pPr>
+        <w:ind w:left="720" w:hanging="360"/>
+      </w:pPr>
+      <w:rPr>
+        <w:rFonts w:ascii="Symbol" w:hAnsi="Symbol" w:hint="default"/>
+      </w:rPr>
+    </w:lvl>
+    <w:lvl w:ilvl="1" w:tplc="40090003" w:tentative="1">
+      <w:start w:val="1"/>
+      <w:numFmt w:val="bullet"/>
+      <w:lvlText w:val="o"/>
+      <w:lvlJc w:val="left"/>
+      <w:pPr>
+        <w:ind w:left="1440" w:hanging="360"/>
+      </w:pPr>
+      <w:rPr>
+        <w:rFonts w:ascii="Courier New" w:hAnsi="Courier New" w:cs="Courier New" w:hint="default"/>
+      </w:rPr>
+    </w:lvl>
+    <w:lvl w:ilvl="2" w:tplc="40090005" w:tentative="1">
+      <w:start w:val="1"/>
+      <w:numFmt w:val="bullet"/>
+      <w:lvlText w:val=""/>
+      <w:lvlJc w:val="left"/>
+      <w:pPr>
+        <w:ind w:left="2160" w:hanging="360"/>
+      </w:pPr>
+      <w:rPr>
+        <w:rFonts w:ascii="Wingdings" w:hAnsi="Wingdings" w:hint="default"/>
+      </w:rPr>
+    </w:lvl>
+    <w:lvl w:ilvl="3" w:tplc="40090001" w:tentative="1">
+      <w:start w:val="1"/>
+      <w:numFmt w:val="bullet"/>
+      <w:lvlText w:val=""/>
+      <w:lvlJc w:val="left"/>
+      <w:pPr>
+        <w:ind w:left="2880" w:hanging="360"/>
+      </w:pPr>
+      <w:rPr>
+        <w:rFonts w:ascii="Symbol" w:hAnsi="Symbol" w:hint="default"/>
+      </w:rPr>
+    </w:lvl>
+    <w:lvl w:ilvl="4" w:tplc="40090003" w:tentative="1">
+      <w:start w:val="1"/>
+      <w:numFmt w:val="bullet"/>
+      <w:lvlText w:val="o"/>
+      <w:lvlJc w:val="left"/>
+      <w:pPr>
+        <w:ind w:left="3600" w:hanging="360"/>
+      </w:pPr>
+      <w:rPr>
+        <w:rFonts w:ascii="Courier New" w:hAnsi="Courier New" w:cs="Courier New" w:hint="default"/>
+      </w:rPr>
+    </w:lvl>
+    <w:lvl w:ilvl="5" w:tplc="40090005" w:tentative="1">
+      <w:start w:val="1"/>
+      <w:numFmt w:val="bullet"/>
+      <w:lvlText w:val=""/>
+      <w:lvlJc w:val="left"/>
+      <w:pPr>
+        <w:ind w:left="4320" w:hanging="360"/>
+      </w:pPr>
+      <w:rPr>
+        <w:rFonts w:ascii="Wingdings" w:hAnsi="Wingdings" w:hint="default"/>
+      </w:rPr>
+    </w:lvl>
+    <w:lvl w:ilvl="6" w:tplc="40090001" w:tentative="1">
+      <w:start w:val="1"/>
+      <w:numFmt w:val="bullet"/>
+      <w:lvlText w:val=""/>
+      <w:lvlJc w:val="left"/>
+      <w:pPr>
+        <w:ind w:left="5040" w:hanging="360"/>
+      </w:pPr>
+      <w:rPr>
+        <w:rFonts w:ascii="Symbol" w:hAnsi="Symbol" w:hint="default"/>
+      </w:rPr>
+    </w:lvl>
+    <w:lvl w:ilvl="7" w:tplc="40090003" w:tentative="1">
+      <w:start w:val="1"/>
+      <w:numFmt w:val="bullet"/>
+      <w:lvlText w:val="o"/>
+      <w:lvlJc w:val="left"/>
+      <w:pPr>
+        <w:ind w:left="5760" w:hanging="360"/>
+      </w:pPr>
+      <w:rPr>
+        <w:rFonts w:ascii="Courier New" w:hAnsi="Courier New" w:cs="Courier New" w:hint="default"/>
+      </w:rPr>
+    </w:lvl>
+    <w:lvl w:ilvl="8" w:tplc="40090005" w:tentative="1">
+      <w:start w:val="1"/>
+      <w:numFmt w:val="bullet"/>
+      <w:lvlText w:val=""/>
+      <w:lvlJc w:val="left"/>
+      <w:pPr>
+        <w:ind w:left="6480" w:hanging="360"/>
+      </w:pPr>
+      <w:rPr>
+        <w:rFonts w:ascii="Wingdings" w:hAnsi="Wingdings" w:hint="default"/>
+      </w:rPr>
+    </w:lvl>
+  </w:abstractNum>
+  <w:abstractNum w:abstractNumId="27" w15:restartNumberingAfterBreak="0">
+    <w:nsid w:val="4494168F"/>
+    <w:multiLevelType w:val="hybridMultilevel"/>
+    <w:tmpl w:val="5B925100"/>
+    <w:lvl w:ilvl="0" w:tplc="40090001">
+      <w:start w:val="1"/>
+      <w:numFmt w:val="bullet"/>
+      <w:lvlText w:val=""/>
+      <w:lvlJc w:val="left"/>
+      <w:pPr>
+        <w:ind w:left="720" w:hanging="360"/>
+      </w:pPr>
+      <w:rPr>
+        <w:rFonts w:ascii="Symbol" w:hAnsi="Symbol" w:hint="default"/>
+      </w:rPr>
+    </w:lvl>
+    <w:lvl w:ilvl="1" w:tplc="40090003" w:tentative="1">
+      <w:start w:val="1"/>
+      <w:numFmt w:val="bullet"/>
+      <w:lvlText w:val="o"/>
+      <w:lvlJc w:val="left"/>
+      <w:pPr>
+        <w:ind w:left="1440" w:hanging="360"/>
+      </w:pPr>
+      <w:rPr>
+        <w:rFonts w:ascii="Courier New" w:hAnsi="Courier New" w:cs="Courier New" w:hint="default"/>
+      </w:rPr>
+    </w:lvl>
+    <w:lvl w:ilvl="2" w:tplc="40090005" w:tentative="1">
+      <w:start w:val="1"/>
+      <w:numFmt w:val="bullet"/>
+      <w:lvlText w:val=""/>
+      <w:lvlJc w:val="left"/>
+      <w:pPr>
+        <w:ind w:left="2160" w:hanging="360"/>
+      </w:pPr>
+      <w:rPr>
+        <w:rFonts w:ascii="Wingdings" w:hAnsi="Wingdings" w:hint="default"/>
+      </w:rPr>
+    </w:lvl>
+    <w:lvl w:ilvl="3" w:tplc="40090001" w:tentative="1">
+      <w:start w:val="1"/>
+      <w:numFmt w:val="bullet"/>
+      <w:lvlText w:val=""/>
+      <w:lvlJc w:val="left"/>
+      <w:pPr>
+        <w:ind w:left="2880" w:hanging="360"/>
+      </w:pPr>
+      <w:rPr>
+        <w:rFonts w:ascii="Symbol" w:hAnsi="Symbol" w:hint="default"/>
+      </w:rPr>
+    </w:lvl>
+    <w:lvl w:ilvl="4" w:tplc="40090003" w:tentative="1">
+      <w:start w:val="1"/>
+      <w:numFmt w:val="bullet"/>
+      <w:lvlText w:val="o"/>
+      <w:lvlJc w:val="left"/>
+      <w:pPr>
+        <w:ind w:left="3600" w:hanging="360"/>
+      </w:pPr>
+      <w:rPr>
+        <w:rFonts w:ascii="Courier New" w:hAnsi="Courier New" w:cs="Courier New" w:hint="default"/>
+      </w:rPr>
+    </w:lvl>
+    <w:lvl w:ilvl="5" w:tplc="40090005" w:tentative="1">
+      <w:start w:val="1"/>
+      <w:numFmt w:val="bullet"/>
+      <w:lvlText w:val=""/>
+      <w:lvlJc w:val="left"/>
+      <w:pPr>
+        <w:ind w:left="4320" w:hanging="360"/>
+      </w:pPr>
+      <w:rPr>
+        <w:rFonts w:ascii="Wingdings" w:hAnsi="Wingdings" w:hint="default"/>
+      </w:rPr>
+    </w:lvl>
+    <w:lvl w:ilvl="6" w:tplc="40090001" w:tentative="1">
+      <w:start w:val="1"/>
+      <w:numFmt w:val="bullet"/>
+      <w:lvlText w:val=""/>
+      <w:lvlJc w:val="left"/>
+      <w:pPr>
+        <w:ind w:left="5040" w:hanging="360"/>
+      </w:pPr>
+      <w:rPr>
+        <w:rFonts w:ascii="Symbol" w:hAnsi="Symbol" w:hint="default"/>
+      </w:rPr>
+    </w:lvl>
+    <w:lvl w:ilvl="7" w:tplc="40090003" w:tentative="1">
+      <w:start w:val="1"/>
+      <w:numFmt w:val="bullet"/>
+      <w:lvlText w:val="o"/>
+      <w:lvlJc w:val="left"/>
+      <w:pPr>
+        <w:ind w:left="5760" w:hanging="360"/>
+      </w:pPr>
+      <w:rPr>
+        <w:rFonts w:ascii="Courier New" w:hAnsi="Courier New" w:cs="Courier New" w:hint="default"/>
+      </w:rPr>
+    </w:lvl>
+    <w:lvl w:ilvl="8" w:tplc="40090005" w:tentative="1">
+      <w:start w:val="1"/>
+      <w:numFmt w:val="bullet"/>
+      <w:lvlText w:val=""/>
+      <w:lvlJc w:val="left"/>
+      <w:pPr>
+        <w:ind w:left="6480" w:hanging="360"/>
+      </w:pPr>
+      <w:rPr>
+        <w:rFonts w:ascii="Wingdings" w:hAnsi="Wingdings" w:hint="default"/>
+      </w:rPr>
+    </w:lvl>
+  </w:abstractNum>
+  <w:abstractNum w:abstractNumId="28" w15:restartNumberingAfterBreak="0">
     <w:nsid w:val="45976ADC"/>
     <w:multiLevelType w:val="hybridMultilevel"/>
     <w:tmpl w:val="A9B2BF34"/>
@@ -11896,7 +12166,7 @@
       </w:rPr>
     </w:lvl>
   </w:abstractNum>
-  <w:abstractNum w:abstractNumId="25" w15:restartNumberingAfterBreak="0">
+  <w:abstractNum w:abstractNumId="29" w15:restartNumberingAfterBreak="0">
     <w:nsid w:val="47F82C38"/>
     <w:multiLevelType w:val="hybridMultilevel"/>
     <w:tmpl w:val="246491E2"/>
@@ -12009,7 +12279,120 @@
       </w:rPr>
     </w:lvl>
   </w:abstractNum>
-  <w:abstractNum w:abstractNumId="26" w15:restartNumberingAfterBreak="0">
+  <w:abstractNum w:abstractNumId="30" w15:restartNumberingAfterBreak="0">
+    <w:nsid w:val="49D824E9"/>
+    <w:multiLevelType w:val="hybridMultilevel"/>
+    <w:tmpl w:val="8FF64F3A"/>
+    <w:lvl w:ilvl="0" w:tplc="40090001">
+      <w:start w:val="1"/>
+      <w:numFmt w:val="bullet"/>
+      <w:lvlText w:val=""/>
+      <w:lvlJc w:val="left"/>
+      <w:pPr>
+        <w:ind w:left="720" w:hanging="360"/>
+      </w:pPr>
+      <w:rPr>
+        <w:rFonts w:ascii="Symbol" w:hAnsi="Symbol" w:hint="default"/>
+      </w:rPr>
+    </w:lvl>
+    <w:lvl w:ilvl="1" w:tplc="40090003" w:tentative="1">
+      <w:start w:val="1"/>
+      <w:numFmt w:val="bullet"/>
+      <w:lvlText w:val="o"/>
+      <w:lvlJc w:val="left"/>
+      <w:pPr>
+        <w:ind w:left="1440" w:hanging="360"/>
+      </w:pPr>
+      <w:rPr>
+        <w:rFonts w:ascii="Courier New" w:hAnsi="Courier New" w:cs="Courier New" w:hint="default"/>
+      </w:rPr>
+    </w:lvl>
+    <w:lvl w:ilvl="2" w:tplc="40090005" w:tentative="1">
+      <w:start w:val="1"/>
+      <w:numFmt w:val="bullet"/>
+      <w:lvlText w:val=""/>
+      <w:lvlJc w:val="left"/>
+      <w:pPr>
+        <w:ind w:left="2160" w:hanging="360"/>
+      </w:pPr>
+      <w:rPr>
+        <w:rFonts w:ascii="Wingdings" w:hAnsi="Wingdings" w:hint="default"/>
+      </w:rPr>
+    </w:lvl>
+    <w:lvl w:ilvl="3" w:tplc="40090001" w:tentative="1">
+      <w:start w:val="1"/>
+      <w:numFmt w:val="bullet"/>
+      <w:lvlText w:val=""/>
+      <w:lvlJc w:val="left"/>
+      <w:pPr>
+        <w:ind w:left="2880" w:hanging="360"/>
+      </w:pPr>
+      <w:rPr>
+        <w:rFonts w:ascii="Symbol" w:hAnsi="Symbol" w:hint="default"/>
+      </w:rPr>
+    </w:lvl>
+    <w:lvl w:ilvl="4" w:tplc="40090003" w:tentative="1">
+      <w:start w:val="1"/>
+      <w:numFmt w:val="bullet"/>
+      <w:lvlText w:val="o"/>
+      <w:lvlJc w:val="left"/>
+      <w:pPr>
+        <w:ind w:left="3600" w:hanging="360"/>
+      </w:pPr>
+      <w:rPr>
+        <w:rFonts w:ascii="Courier New" w:hAnsi="Courier New" w:cs="Courier New" w:hint="default"/>
+      </w:rPr>
+    </w:lvl>
+    <w:lvl w:ilvl="5" w:tplc="40090005" w:tentative="1">
+      <w:start w:val="1"/>
+      <w:numFmt w:val="bullet"/>
+      <w:lvlText w:val=""/>
+      <w:lvlJc w:val="left"/>
+      <w:pPr>
+        <w:ind w:left="4320" w:hanging="360"/>
+      </w:pPr>
+      <w:rPr>
+        <w:rFonts w:ascii="Wingdings" w:hAnsi="Wingdings" w:hint="default"/>
+      </w:rPr>
+    </w:lvl>
+    <w:lvl w:ilvl="6" w:tplc="40090001" w:tentative="1">
+      <w:start w:val="1"/>
+      <w:numFmt w:val="bullet"/>
+      <w:lvlText w:val=""/>
+      <w:lvlJc w:val="left"/>
+      <w:pPr>
+        <w:ind w:left="5040" w:hanging="360"/>
+      </w:pPr>
+      <w:rPr>
+        <w:rFonts w:ascii="Symbol" w:hAnsi="Symbol" w:hint="default"/>
+      </w:rPr>
+    </w:lvl>
+    <w:lvl w:ilvl="7" w:tplc="40090003" w:tentative="1">
+      <w:start w:val="1"/>
+      <w:numFmt w:val="bullet"/>
+      <w:lvlText w:val="o"/>
+      <w:lvlJc w:val="left"/>
+      <w:pPr>
+        <w:ind w:left="5760" w:hanging="360"/>
+      </w:pPr>
+      <w:rPr>
+        <w:rFonts w:ascii="Courier New" w:hAnsi="Courier New" w:cs="Courier New" w:hint="default"/>
+      </w:rPr>
+    </w:lvl>
+    <w:lvl w:ilvl="8" w:tplc="40090005" w:tentative="1">
+      <w:start w:val="1"/>
+      <w:numFmt w:val="bullet"/>
+      <w:lvlText w:val=""/>
+      <w:lvlJc w:val="left"/>
+      <w:pPr>
+        <w:ind w:left="6480" w:hanging="360"/>
+      </w:pPr>
+      <w:rPr>
+        <w:rFonts w:ascii="Wingdings" w:hAnsi="Wingdings" w:hint="default"/>
+      </w:rPr>
+    </w:lvl>
+  </w:abstractNum>
+  <w:abstractNum w:abstractNumId="31" w15:restartNumberingAfterBreak="0">
     <w:nsid w:val="4D4D56F9"/>
     <w:multiLevelType w:val="hybridMultilevel"/>
     <w:tmpl w:val="A134F64A"/>
@@ -12122,7 +12505,7 @@
       </w:rPr>
     </w:lvl>
   </w:abstractNum>
-  <w:abstractNum w:abstractNumId="27" w15:restartNumberingAfterBreak="0">
+  <w:abstractNum w:abstractNumId="32" w15:restartNumberingAfterBreak="0">
     <w:nsid w:val="4E8161E5"/>
     <w:multiLevelType w:val="hybridMultilevel"/>
     <w:tmpl w:val="A22A961E"/>
@@ -12235,7 +12618,120 @@
       </w:rPr>
     </w:lvl>
   </w:abstractNum>
-  <w:abstractNum w:abstractNumId="28" w15:restartNumberingAfterBreak="0">
+  <w:abstractNum w:abstractNumId="33" w15:restartNumberingAfterBreak="0">
+    <w:nsid w:val="52E608A3"/>
+    <w:multiLevelType w:val="hybridMultilevel"/>
+    <w:tmpl w:val="05D86D92"/>
+    <w:lvl w:ilvl="0" w:tplc="40090001">
+      <w:start w:val="1"/>
+      <w:numFmt w:val="bullet"/>
+      <w:lvlText w:val=""/>
+      <w:lvlJc w:val="left"/>
+      <w:pPr>
+        <w:ind w:left="720" w:hanging="360"/>
+      </w:pPr>
+      <w:rPr>
+        <w:rFonts w:ascii="Symbol" w:hAnsi="Symbol" w:hint="default"/>
+      </w:rPr>
+    </w:lvl>
+    <w:lvl w:ilvl="1" w:tplc="40090003" w:tentative="1">
+      <w:start w:val="1"/>
+      <w:numFmt w:val="bullet"/>
+      <w:lvlText w:val="o"/>
+      <w:lvlJc w:val="left"/>
+      <w:pPr>
+        <w:ind w:left="1440" w:hanging="360"/>
+      </w:pPr>
+      <w:rPr>
+        <w:rFonts w:ascii="Courier New" w:hAnsi="Courier New" w:cs="Courier New" w:hint="default"/>
+      </w:rPr>
+    </w:lvl>
+    <w:lvl w:ilvl="2" w:tplc="40090005" w:tentative="1">
+      <w:start w:val="1"/>
+      <w:numFmt w:val="bullet"/>
+      <w:lvlText w:val=""/>
+      <w:lvlJc w:val="left"/>
+      <w:pPr>
+        <w:ind w:left="2160" w:hanging="360"/>
+      </w:pPr>
+      <w:rPr>
+        <w:rFonts w:ascii="Wingdings" w:hAnsi="Wingdings" w:hint="default"/>
+      </w:rPr>
+    </w:lvl>
+    <w:lvl w:ilvl="3" w:tplc="40090001" w:tentative="1">
+      <w:start w:val="1"/>
+      <w:numFmt w:val="bullet"/>
+      <w:lvlText w:val=""/>
+      <w:lvlJc w:val="left"/>
+      <w:pPr>
+        <w:ind w:left="2880" w:hanging="360"/>
+      </w:pPr>
+      <w:rPr>
+        <w:rFonts w:ascii="Symbol" w:hAnsi="Symbol" w:hint="default"/>
+      </w:rPr>
+    </w:lvl>
+    <w:lvl w:ilvl="4" w:tplc="40090003" w:tentative="1">
+      <w:start w:val="1"/>
+      <w:numFmt w:val="bullet"/>
+      <w:lvlText w:val="o"/>
+      <w:lvlJc w:val="left"/>
+      <w:pPr>
+        <w:ind w:left="3600" w:hanging="360"/>
+      </w:pPr>
+      <w:rPr>
+        <w:rFonts w:ascii="Courier New" w:hAnsi="Courier New" w:cs="Courier New" w:hint="default"/>
+      </w:rPr>
+    </w:lvl>
+    <w:lvl w:ilvl="5" w:tplc="40090005" w:tentative="1">
+      <w:start w:val="1"/>
+      <w:numFmt w:val="bullet"/>
+      <w:lvlText w:val=""/>
+      <w:lvlJc w:val="left"/>
+      <w:pPr>
+        <w:ind w:left="4320" w:hanging="360"/>
+      </w:pPr>
+      <w:rPr>
+        <w:rFonts w:ascii="Wingdings" w:hAnsi="Wingdings" w:hint="default"/>
+      </w:rPr>
+    </w:lvl>
+    <w:lvl w:ilvl="6" w:tplc="40090001" w:tentative="1">
+      <w:start w:val="1"/>
+      <w:numFmt w:val="bullet"/>
+      <w:lvlText w:val=""/>
+      <w:lvlJc w:val="left"/>
+      <w:pPr>
+        <w:ind w:left="5040" w:hanging="360"/>
+      </w:pPr>
+      <w:rPr>
+        <w:rFonts w:ascii="Symbol" w:hAnsi="Symbol" w:hint="default"/>
+      </w:rPr>
+    </w:lvl>
+    <w:lvl w:ilvl="7" w:tplc="40090003" w:tentative="1">
+      <w:start w:val="1"/>
+      <w:numFmt w:val="bullet"/>
+      <w:lvlText w:val="o"/>
+      <w:lvlJc w:val="left"/>
+      <w:pPr>
+        <w:ind w:left="5760" w:hanging="360"/>
+      </w:pPr>
+      <w:rPr>
+        <w:rFonts w:ascii="Courier New" w:hAnsi="Courier New" w:cs="Courier New" w:hint="default"/>
+      </w:rPr>
+    </w:lvl>
+    <w:lvl w:ilvl="8" w:tplc="40090005" w:tentative="1">
+      <w:start w:val="1"/>
+      <w:numFmt w:val="bullet"/>
+      <w:lvlText w:val=""/>
+      <w:lvlJc w:val="left"/>
+      <w:pPr>
+        <w:ind w:left="6480" w:hanging="360"/>
+      </w:pPr>
+      <w:rPr>
+        <w:rFonts w:ascii="Wingdings" w:hAnsi="Wingdings" w:hint="default"/>
+      </w:rPr>
+    </w:lvl>
+  </w:abstractNum>
+  <w:abstractNum w:abstractNumId="34" w15:restartNumberingAfterBreak="0">
     <w:nsid w:val="5CBB3896"/>
     <w:multiLevelType w:val="hybridMultilevel"/>
     <w:tmpl w:val="1D5EED30"/>
@@ -12348,7 +12844,7 @@
       </w:rPr>
     </w:lvl>
   </w:abstractNum>
-  <w:abstractNum w:abstractNumId="29" w15:restartNumberingAfterBreak="0">
+  <w:abstractNum w:abstractNumId="35" w15:restartNumberingAfterBreak="0">
     <w:nsid w:val="60265E7B"/>
     <w:multiLevelType w:val="hybridMultilevel"/>
     <w:tmpl w:val="D292BF6C"/>
@@ -12461,7 +12957,7 @@
       </w:rPr>
     </w:lvl>
   </w:abstractNum>
-  <w:abstractNum w:abstractNumId="30" w15:restartNumberingAfterBreak="0">
+  <w:abstractNum w:abstractNumId="36" w15:restartNumberingAfterBreak="0">
     <w:nsid w:val="66DE1FF9"/>
     <w:multiLevelType w:val="hybridMultilevel"/>
     <w:tmpl w:val="68CE1156"/>
@@ -12574,7 +13070,7 @@
       </w:rPr>
     </w:lvl>
   </w:abstractNum>
-  <w:abstractNum w:abstractNumId="31" w15:restartNumberingAfterBreak="0">
+  <w:abstractNum w:abstractNumId="37" w15:restartNumberingAfterBreak="0">
     <w:nsid w:val="6964718C"/>
     <w:multiLevelType w:val="hybridMultilevel"/>
     <w:tmpl w:val="D444AEC8"/>
@@ -12687,7 +13183,7 @@
       </w:rPr>
     </w:lvl>
   </w:abstractNum>
-  <w:abstractNum w:abstractNumId="32" w15:restartNumberingAfterBreak="0">
+  <w:abstractNum w:abstractNumId="38" w15:restartNumberingAfterBreak="0">
     <w:nsid w:val="6D5A58C4"/>
     <w:multiLevelType w:val="hybridMultilevel"/>
     <w:tmpl w:val="212A9578"/>
@@ -12800,7 +13296,7 @@
       </w:rPr>
     </w:lvl>
   </w:abstractNum>
-  <w:abstractNum w:abstractNumId="33" w15:restartNumberingAfterBreak="0">
+  <w:abstractNum w:abstractNumId="39" w15:restartNumberingAfterBreak="0">
     <w:nsid w:val="6D6F7C06"/>
     <w:multiLevelType w:val="hybridMultilevel"/>
     <w:tmpl w:val="96DAC2D0"/>
@@ -12913,7 +13409,7 @@
       </w:rPr>
     </w:lvl>
   </w:abstractNum>
-  <w:abstractNum w:abstractNumId="34" w15:restartNumberingAfterBreak="0">
+  <w:abstractNum w:abstractNumId="40" w15:restartNumberingAfterBreak="0">
     <w:nsid w:val="70152459"/>
     <w:multiLevelType w:val="hybridMultilevel"/>
     <w:tmpl w:val="388CC008"/>
@@ -12999,7 +13495,7 @@
       </w:pPr>
     </w:lvl>
   </w:abstractNum>
-  <w:abstractNum w:abstractNumId="35" w15:restartNumberingAfterBreak="0">
+  <w:abstractNum w:abstractNumId="41" w15:restartNumberingAfterBreak="0">
     <w:nsid w:val="71535886"/>
     <w:multiLevelType w:val="hybridMultilevel"/>
     <w:tmpl w:val="485413D8"/>
@@ -13112,7 +13608,7 @@
       </w:rPr>
     </w:lvl>
   </w:abstractNum>
-  <w:abstractNum w:abstractNumId="36" w15:restartNumberingAfterBreak="0">
+  <w:abstractNum w:abstractNumId="42" w15:restartNumberingAfterBreak="0">
     <w:nsid w:val="71616BA8"/>
     <w:multiLevelType w:val="hybridMultilevel"/>
     <w:tmpl w:val="B6F8CF6A"/>
@@ -13225,7 +13721,7 @@
       </w:rPr>
     </w:lvl>
   </w:abstractNum>
-  <w:abstractNum w:abstractNumId="37" w15:restartNumberingAfterBreak="0">
+  <w:abstractNum w:abstractNumId="43" w15:restartNumberingAfterBreak="0">
     <w:nsid w:val="7498390D"/>
     <w:multiLevelType w:val="hybridMultilevel"/>
     <w:tmpl w:val="AFA6FDE8"/>
@@ -13338,7 +13834,7 @@
       </w:rPr>
     </w:lvl>
   </w:abstractNum>
-  <w:abstractNum w:abstractNumId="38" w15:restartNumberingAfterBreak="0">
+  <w:abstractNum w:abstractNumId="44" w15:restartNumberingAfterBreak="0">
     <w:nsid w:val="75B91502"/>
     <w:multiLevelType w:val="hybridMultilevel"/>
     <w:tmpl w:val="228CD6B2"/>
@@ -13451,7 +13947,7 @@
       </w:rPr>
     </w:lvl>
   </w:abstractNum>
-  <w:abstractNum w:abstractNumId="39" w15:restartNumberingAfterBreak="0">
+  <w:abstractNum w:abstractNumId="45" w15:restartNumberingAfterBreak="0">
     <w:nsid w:val="771E0E0A"/>
     <w:multiLevelType w:val="hybridMultilevel"/>
     <w:tmpl w:val="744295A2"/>
@@ -13568,70 +14064,70 @@
     <w:abstractNumId w:val="3"/>
   </w:num>
   <w:num w:numId="2" w16cid:durableId="611591233">
-    <w:abstractNumId w:val="15"/>
+    <w:abstractNumId w:val="16"/>
   </w:num>
   <w:num w:numId="3" w16cid:durableId="1561214085">
     <w:abstractNumId w:val="7"/>
   </w:num>
   <w:num w:numId="4" w16cid:durableId="787118944">
-    <w:abstractNumId w:val="38"/>
+    <w:abstractNumId w:val="44"/>
   </w:num>
   <w:num w:numId="5" w16cid:durableId="662273419">
-    <w:abstractNumId w:val="11"/>
+    <w:abstractNumId w:val="12"/>
   </w:num>
   <w:num w:numId="6" w16cid:durableId="1337028227">
+    <w:abstractNumId w:val="41"/>
+  </w:num>
+  <w:num w:numId="7" w16cid:durableId="1479149790">
     <w:abstractNumId w:val="35"/>
   </w:num>
-  <w:num w:numId="7" w16cid:durableId="1479149790">
-    <w:abstractNumId w:val="29"/>
-  </w:num>
   <w:num w:numId="8" w16cid:durableId="1395666342">
-    <w:abstractNumId w:val="30"/>
+    <w:abstractNumId w:val="36"/>
   </w:num>
   <w:num w:numId="9" w16cid:durableId="2069642767">
     <w:abstractNumId w:val="9"/>
   </w:num>
   <w:num w:numId="10" w16cid:durableId="1117918506">
-    <w:abstractNumId w:val="13"/>
+    <w:abstractNumId w:val="14"/>
   </w:num>
   <w:num w:numId="11" w16cid:durableId="981230692">
     <w:abstractNumId w:val="5"/>
   </w:num>
   <w:num w:numId="12" w16cid:durableId="1529678564">
-    <w:abstractNumId w:val="36"/>
+    <w:abstractNumId w:val="42"/>
   </w:num>
   <w:num w:numId="13" w16cid:durableId="1865828128">
-    <w:abstractNumId w:val="25"/>
+    <w:abstractNumId w:val="29"/>
   </w:num>
   <w:num w:numId="14" w16cid:durableId="1723938365">
     <w:abstractNumId w:val="0"/>
   </w:num>
   <w:num w:numId="15" w16cid:durableId="219293330">
-    <w:abstractNumId w:val="39"/>
+    <w:abstractNumId w:val="45"/>
   </w:num>
   <w:num w:numId="16" w16cid:durableId="1669751919">
-    <w:abstractNumId w:val="20"/>
+    <w:abstractNumId w:val="22"/>
   </w:num>
   <w:num w:numId="17" w16cid:durableId="1181628346">
-    <w:abstractNumId w:val="14"/>
+    <w:abstractNumId w:val="15"/>
   </w:num>
   <w:num w:numId="18" w16cid:durableId="1920367612">
-    <w:abstractNumId w:val="26"/>
+    <w:abstractNumId w:val="31"/>
   </w:num>
   <w:num w:numId="19" w16cid:durableId="1430739624">
-    <w:abstractNumId w:val="16"/>
+    <w:abstractNumId w:val="17"/>
   </w:num>
   <w:num w:numId="20" w16cid:durableId="366150123">
-    <w:abstractNumId w:val="23"/>
+    <w:abstractNumId w:val="25"/>
   </w:num>
   <w:num w:numId="21" w16cid:durableId="537401937">
-    <w:abstractNumId w:val="22"/>
+    <w:abstractNumId w:val="24"/>
   </w:num>
   <w:num w:numId="22" w16cid:durableId="1058015444">
-    <w:abstractNumId w:val="27"/>
+    <w:abstractNumId w:val="32"/>
   </w:num>
   <w:num w:numId="23" w16cid:durableId="476532285">
-    <w:abstractNumId w:val="17"/>
+    <w:abstractNumId w:val="19"/>
   </w:num>
   <w:num w:numId="24" w16cid:durableId="1638336745">
     <w:abstractNumId w:val="2"/>
@@ -13640,19 +14136,19 @@
     <w:abstractNumId w:val="1"/>
   </w:num>
   <w:num w:numId="26" w16cid:durableId="1322926734">
-    <w:abstractNumId w:val="37"/>
+    <w:abstractNumId w:val="43"/>
   </w:num>
   <w:num w:numId="27" w16cid:durableId="696084576">
-    <w:abstractNumId w:val="34"/>
+    <w:abstractNumId w:val="40"/>
   </w:num>
   <w:num w:numId="28" w16cid:durableId="760031443">
-    <w:abstractNumId w:val="32"/>
+    <w:abstractNumId w:val="38"/>
   </w:num>
   <w:num w:numId="29" w16cid:durableId="1412386055">
-    <w:abstractNumId w:val="21"/>
+    <w:abstractNumId w:val="23"/>
   </w:num>
   <w:num w:numId="30" w16cid:durableId="2017614191">
-    <w:abstractNumId w:val="19"/>
+    <w:abstractNumId w:val="21"/>
   </w:num>
   <w:num w:numId="31" w16cid:durableId="820658787">
     <w:abstractNumId w:val="10"/>
@@ -13661,28 +14157,46 @@
     <w:abstractNumId w:val="6"/>
   </w:num>
   <w:num w:numId="33" w16cid:durableId="819617006">
+    <w:abstractNumId w:val="34"/>
+  </w:num>
+  <w:num w:numId="34" w16cid:durableId="1066876000">
+    <w:abstractNumId w:val="39"/>
+  </w:num>
+  <w:num w:numId="35" w16cid:durableId="4290819">
     <w:abstractNumId w:val="28"/>
   </w:num>
-  <w:num w:numId="34" w16cid:durableId="1066876000">
-    <w:abstractNumId w:val="33"/>
-  </w:num>
-  <w:num w:numId="35" w16cid:durableId="4290819">
-    <w:abstractNumId w:val="24"/>
-  </w:num>
   <w:num w:numId="36" w16cid:durableId="1651668795">
-    <w:abstractNumId w:val="31"/>
+    <w:abstractNumId w:val="37"/>
   </w:num>
   <w:num w:numId="37" w16cid:durableId="1990865953">
     <w:abstractNumId w:val="4"/>
   </w:num>
   <w:num w:numId="38" w16cid:durableId="1135832642">
-    <w:abstractNumId w:val="18"/>
+    <w:abstractNumId w:val="20"/>
   </w:num>
   <w:num w:numId="39" w16cid:durableId="981496936">
     <w:abstractNumId w:val="8"/>
   </w:num>
   <w:num w:numId="40" w16cid:durableId="1105998020">
-    <w:abstractNumId w:val="12"/>
+    <w:abstractNumId w:val="13"/>
+  </w:num>
+  <w:num w:numId="41" w16cid:durableId="1605917770">
+    <w:abstractNumId w:val="33"/>
+  </w:num>
+  <w:num w:numId="42" w16cid:durableId="1169101321">
+    <w:abstractNumId w:val="11"/>
+  </w:num>
+  <w:num w:numId="43" w16cid:durableId="118380623">
+    <w:abstractNumId w:val="18"/>
+  </w:num>
+  <w:num w:numId="44" w16cid:durableId="57484622">
+    <w:abstractNumId w:val="30"/>
+  </w:num>
+  <w:num w:numId="45" w16cid:durableId="251359034">
+    <w:abstractNumId w:val="27"/>
+  </w:num>
+  <w:num w:numId="46" w16cid:durableId="1807701439">
+    <w:abstractNumId w:val="26"/>
   </w:num>
   <w:numIdMacAtCleanup w:val="37"/>
 </w:numbering>
@@ -14295,7 +14809,6 @@
   <w:style w:type="character" w:default="1" w:styleId="DefaultParagraphFont">
     <w:name w:val="Default Paragraph Font"/>
     <w:uiPriority w:val="1"/>
-    <w:semiHidden/>
     <w:unhideWhenUsed/>
   </w:style>
   <w:style w:type="table" w:default="1" w:styleId="TableNormal">

--- a/notebook/NL_Sephora.docx
+++ b/notebook/NL_Sephora.docx
@@ -443,7 +443,15 @@
         <w:t xml:space="preserve"> Investigate </w:t>
       </w:r>
       <w:r>
-        <w:t>how engagement signals — review helpfulness, recommendation rate, loves_count, and feedback polarity (positive vs negative votes) — relate to CSS</w:t>
+        <w:t xml:space="preserve">how engagement signals — review helpfulness, recommendation rate, </w:t>
+      </w:r>
+      <w:proofErr w:type="spellStart"/>
+      <w:r>
+        <w:t>loves_count</w:t>
+      </w:r>
+      <w:proofErr w:type="spellEnd"/>
+      <w:r>
+        <w:t>, and feedback polarity (positive vs negative votes) — relate to CSS</w:t>
       </w:r>
       <w:r>
         <w:t>, to identify which engagement metrics are strongest proxies satisfaction.</w:t>
@@ -1222,12 +1230,14 @@
         </w:rPr>
         <w:t>“</w:t>
       </w:r>
+      <w:proofErr w:type="spellStart"/>
       <w:r>
         <w:rPr>
           <w:lang w:eastAsia="en-IN"/>
         </w:rPr>
         <w:t>is_recommended</w:t>
       </w:r>
+      <w:proofErr w:type="spellEnd"/>
       <w:r>
         <w:rPr>
           <w:lang w:eastAsia="en-IN"/>
@@ -1246,12 +1256,14 @@
         </w:rPr>
         <w:t>“</w:t>
       </w:r>
+      <w:proofErr w:type="spellStart"/>
       <w:r>
         <w:rPr>
           <w:lang w:eastAsia="en-IN"/>
         </w:rPr>
         <w:t>loves_count</w:t>
       </w:r>
+      <w:proofErr w:type="spellEnd"/>
       <w:r>
         <w:rPr>
           <w:lang w:eastAsia="en-IN"/>
@@ -1669,36 +1681,42 @@
         </w:rPr>
         <w:t xml:space="preserve"> such as “</w:t>
       </w:r>
+      <w:proofErr w:type="spellStart"/>
       <w:r>
         <w:rPr>
           <w:lang w:eastAsia="en-IN"/>
         </w:rPr>
         <w:t>sale_price_usd</w:t>
       </w:r>
+      <w:proofErr w:type="spellEnd"/>
       <w:r>
         <w:rPr>
           <w:lang w:eastAsia="en-IN"/>
         </w:rPr>
         <w:t>”, “</w:t>
       </w:r>
+      <w:proofErr w:type="spellStart"/>
       <w:r>
         <w:rPr>
           <w:lang w:eastAsia="en-IN"/>
         </w:rPr>
         <w:t>value_price_usd</w:t>
       </w:r>
+      <w:proofErr w:type="spellEnd"/>
       <w:r>
         <w:rPr>
           <w:lang w:eastAsia="en-IN"/>
         </w:rPr>
         <w:t>”, “</w:t>
       </w:r>
+      <w:proofErr w:type="spellStart"/>
       <w:r>
         <w:rPr>
           <w:lang w:eastAsia="en-IN"/>
         </w:rPr>
         <w:t>variation_desc</w:t>
       </w:r>
+      <w:proofErr w:type="spellEnd"/>
       <w:r>
         <w:rPr>
           <w:lang w:eastAsia="en-IN"/>
@@ -1711,6 +1729,7 @@
         </w:rPr>
         <w:t xml:space="preserve">from </w:t>
       </w:r>
+      <w:proofErr w:type="spellStart"/>
       <w:r>
         <w:rPr>
           <w:b/>
@@ -1719,6 +1738,7 @@
         </w:rPr>
         <w:t>product_info</w:t>
       </w:r>
+      <w:proofErr w:type="spellEnd"/>
       <w:r>
         <w:rPr>
           <w:lang w:eastAsia="en-IN"/>
@@ -1846,12 +1866,14 @@
         </w:rPr>
         <w:t xml:space="preserve">, </w:t>
       </w:r>
+      <w:proofErr w:type="spellStart"/>
       <w:r>
         <w:rPr>
           <w:lang w:eastAsia="en-IN"/>
         </w:rPr>
         <w:t>price_usd</w:t>
       </w:r>
+      <w:proofErr w:type="spellEnd"/>
       <w:r>
         <w:rPr>
           <w:lang w:eastAsia="en-IN"/>
@@ -2006,13 +2028,23 @@
         <w:lastRenderedPageBreak/>
         <w:t xml:space="preserve">Columns that contain Boolean values from </w:t>
       </w:r>
-      <w:r>
-        <w:rPr>
-          <w:b/>
-          <w:bCs/>
-          <w:lang w:eastAsia="en-IN"/>
-        </w:rPr>
-        <w:t xml:space="preserve">product_info </w:t>
+      <w:proofErr w:type="spellStart"/>
+      <w:r>
+        <w:rPr>
+          <w:b/>
+          <w:bCs/>
+          <w:lang w:eastAsia="en-IN"/>
+        </w:rPr>
+        <w:t>product_info</w:t>
+      </w:r>
+      <w:proofErr w:type="spellEnd"/>
+      <w:r>
+        <w:rPr>
+          <w:b/>
+          <w:bCs/>
+          <w:lang w:eastAsia="en-IN"/>
+        </w:rPr>
+        <w:t xml:space="preserve"> </w:t>
       </w:r>
       <w:r>
         <w:rPr>
@@ -2024,7 +2056,63 @@
         <w:rPr>
           <w:lang w:eastAsia="en-IN"/>
         </w:rPr>
-        <w:t>'limited_edition', 'new', 'online_only', 'out_of_stock', 'sephora_exclusive'</w:t>
+        <w:t>'</w:t>
+      </w:r>
+      <w:proofErr w:type="spellStart"/>
+      <w:r>
+        <w:rPr>
+          <w:lang w:eastAsia="en-IN"/>
+        </w:rPr>
+        <w:t>limited_edition</w:t>
+      </w:r>
+      <w:proofErr w:type="spellEnd"/>
+      <w:r>
+        <w:rPr>
+          <w:lang w:eastAsia="en-IN"/>
+        </w:rPr>
+        <w:t>', 'new', '</w:t>
+      </w:r>
+      <w:proofErr w:type="spellStart"/>
+      <w:r>
+        <w:rPr>
+          <w:lang w:eastAsia="en-IN"/>
+        </w:rPr>
+        <w:t>online_only</w:t>
+      </w:r>
+      <w:proofErr w:type="spellEnd"/>
+      <w:r>
+        <w:rPr>
+          <w:lang w:eastAsia="en-IN"/>
+        </w:rPr>
+        <w:t>', '</w:t>
+      </w:r>
+      <w:proofErr w:type="spellStart"/>
+      <w:r>
+        <w:rPr>
+          <w:lang w:eastAsia="en-IN"/>
+        </w:rPr>
+        <w:t>out_of_stock</w:t>
+      </w:r>
+      <w:proofErr w:type="spellEnd"/>
+      <w:r>
+        <w:rPr>
+          <w:lang w:eastAsia="en-IN"/>
+        </w:rPr>
+        <w:t>', '</w:t>
+      </w:r>
+      <w:proofErr w:type="spellStart"/>
+      <w:r>
+        <w:rPr>
+          <w:lang w:eastAsia="en-IN"/>
+        </w:rPr>
+        <w:t>sephora_exclusive</w:t>
+      </w:r>
+      <w:proofErr w:type="spellEnd"/>
+      <w:r>
+        <w:rPr>
+          <w:lang w:eastAsia="en-IN"/>
+        </w:rPr>
+        <w:t>'</w:t>
       </w:r>
       <w:r>
         <w:rPr>
@@ -2070,12 +2158,14 @@
         </w:rPr>
         <w:t>'</w:t>
       </w:r>
+      <w:proofErr w:type="spellStart"/>
       <w:r>
         <w:rPr>
           <w:lang w:eastAsia="en-IN"/>
         </w:rPr>
         <w:t>is_recommended</w:t>
       </w:r>
+      <w:proofErr w:type="spellEnd"/>
       <w:r>
         <w:rPr>
           <w:lang w:eastAsia="en-IN"/>
@@ -2086,7 +2176,21 @@
         <w:rPr>
           <w:lang w:eastAsia="en-IN"/>
         </w:rPr>
-        <w:t xml:space="preserve"> column has been converted and submission_time has been converted from object to datetime data type.</w:t>
+        <w:t xml:space="preserve"> column has been converted and </w:t>
+      </w:r>
+      <w:proofErr w:type="spellStart"/>
+      <w:r>
+        <w:rPr>
+          <w:lang w:eastAsia="en-IN"/>
+        </w:rPr>
+        <w:t>submission_time</w:t>
+      </w:r>
+      <w:proofErr w:type="spellEnd"/>
+      <w:r>
+        <w:rPr>
+          <w:lang w:eastAsia="en-IN"/>
+        </w:rPr>
+        <w:t xml:space="preserve"> has been converted from object to datetime data type.</w:t>
       </w:r>
     </w:p>
     <w:p>
@@ -2131,6 +2235,7 @@
         </w:rPr>
         <w:t xml:space="preserve"> categorical columns in </w:t>
       </w:r>
+      <w:proofErr w:type="spellStart"/>
       <w:r>
         <w:rPr>
           <w:b/>
@@ -2139,6 +2244,7 @@
         </w:rPr>
         <w:t>product_info</w:t>
       </w:r>
+      <w:proofErr w:type="spellEnd"/>
       <w:r>
         <w:rPr>
           <w:b/>
@@ -2157,7 +2263,63 @@
         <w:rPr>
           <w:lang w:eastAsia="en-IN"/>
         </w:rPr>
-        <w:t>'brand_name', 'primary_category', 'secondary_category', 'tertiary_category'</w:t>
+        <w:t>'</w:t>
+      </w:r>
+      <w:proofErr w:type="spellStart"/>
+      <w:r>
+        <w:rPr>
+          <w:lang w:eastAsia="en-IN"/>
+        </w:rPr>
+        <w:t>brand_name</w:t>
+      </w:r>
+      <w:proofErr w:type="spellEnd"/>
+      <w:r>
+        <w:rPr>
+          <w:lang w:eastAsia="en-IN"/>
+        </w:rPr>
+        <w:t>', '</w:t>
+      </w:r>
+      <w:proofErr w:type="spellStart"/>
+      <w:r>
+        <w:rPr>
+          <w:lang w:eastAsia="en-IN"/>
+        </w:rPr>
+        <w:t>primary_category</w:t>
+      </w:r>
+      <w:proofErr w:type="spellEnd"/>
+      <w:r>
+        <w:rPr>
+          <w:lang w:eastAsia="en-IN"/>
+        </w:rPr>
+        <w:t>', '</w:t>
+      </w:r>
+      <w:proofErr w:type="spellStart"/>
+      <w:r>
+        <w:rPr>
+          <w:lang w:eastAsia="en-IN"/>
+        </w:rPr>
+        <w:t>secondary_category</w:t>
+      </w:r>
+      <w:proofErr w:type="spellEnd"/>
+      <w:r>
+        <w:rPr>
+          <w:lang w:eastAsia="en-IN"/>
+        </w:rPr>
+        <w:t>', '</w:t>
+      </w:r>
+      <w:proofErr w:type="spellStart"/>
+      <w:r>
+        <w:rPr>
+          <w:lang w:eastAsia="en-IN"/>
+        </w:rPr>
+        <w:t>tertiary_category</w:t>
+      </w:r>
+      <w:proofErr w:type="spellEnd"/>
+      <w:r>
+        <w:rPr>
+          <w:lang w:eastAsia="en-IN"/>
+        </w:rPr>
+        <w:t>'</w:t>
       </w:r>
       <w:r>
         <w:rPr>
@@ -2201,7 +2363,21 @@
         <w:rPr>
           <w:lang w:eastAsia="en-IN"/>
         </w:rPr>
-        <w:t xml:space="preserve"> for ‘brand_name’ column.</w:t>
+        <w:t xml:space="preserve"> for ‘</w:t>
+      </w:r>
+      <w:proofErr w:type="spellStart"/>
+      <w:r>
+        <w:rPr>
+          <w:lang w:eastAsia="en-IN"/>
+        </w:rPr>
+        <w:t>brand_name</w:t>
+      </w:r>
+      <w:proofErr w:type="spellEnd"/>
+      <w:r>
+        <w:rPr>
+          <w:lang w:eastAsia="en-IN"/>
+        </w:rPr>
+        <w:t>’ column.</w:t>
       </w:r>
     </w:p>
     <w:p>
@@ -2259,6 +2435,7 @@
         </w:rPr>
         <w:t xml:space="preserve">A. </w:t>
       </w:r>
+      <w:proofErr w:type="spellStart"/>
       <w:r>
         <w:rPr>
           <w:b/>
@@ -2267,6 +2444,7 @@
         </w:rPr>
         <w:t>product_info</w:t>
       </w:r>
+      <w:proofErr w:type="spellEnd"/>
     </w:p>
     <w:p>
       <w:pPr>
@@ -2475,7 +2653,21 @@
         <w:rPr>
           <w:lang w:eastAsia="en-IN"/>
         </w:rPr>
-        <w:t xml:space="preserve">’ are the core KPI and can not be imputed. </w:t>
+        <w:t xml:space="preserve">’ are the core KPI and </w:t>
+      </w:r>
+      <w:proofErr w:type="spellStart"/>
+      <w:r>
+        <w:rPr>
+          <w:lang w:eastAsia="en-IN"/>
+        </w:rPr>
+        <w:t>can not</w:t>
+      </w:r>
+      <w:proofErr w:type="spellEnd"/>
+      <w:r>
+        <w:rPr>
+          <w:lang w:eastAsia="en-IN"/>
+        </w:rPr>
+        <w:t xml:space="preserve"> be imputed. </w:t>
       </w:r>
       <w:r>
         <w:rPr>
@@ -2519,12 +2711,14 @@
         </w:rPr>
         <w:t>‘</w:t>
       </w:r>
+      <w:proofErr w:type="spellStart"/>
       <w:r>
         <w:rPr>
           <w:lang w:eastAsia="en-IN"/>
         </w:rPr>
         <w:t>secondary_category</w:t>
       </w:r>
+      <w:proofErr w:type="spellEnd"/>
       <w:r>
         <w:rPr>
           <w:lang w:eastAsia="en-IN"/>
@@ -2543,12 +2737,14 @@
         </w:rPr>
         <w:t>‘</w:t>
       </w:r>
+      <w:proofErr w:type="spellStart"/>
       <w:r>
         <w:rPr>
           <w:lang w:eastAsia="en-IN"/>
         </w:rPr>
         <w:t>tertiary_category</w:t>
       </w:r>
+      <w:proofErr w:type="spellEnd"/>
       <w:r>
         <w:rPr>
           <w:lang w:eastAsia="en-IN"/>
@@ -2614,12 +2810,14 @@
         </w:rPr>
         <w:t>‘</w:t>
       </w:r>
+      <w:proofErr w:type="spellStart"/>
       <w:r>
         <w:rPr>
           <w:lang w:eastAsia="en-IN"/>
         </w:rPr>
         <w:t>is_recommended</w:t>
       </w:r>
+      <w:proofErr w:type="spellEnd"/>
       <w:r>
         <w:rPr>
           <w:lang w:eastAsia="en-IN"/>
@@ -2690,7 +2888,21 @@
         <w:rPr>
           <w:lang w:eastAsia="en-IN"/>
         </w:rPr>
-        <w:t>elpfulness is left as NaN since it's structurally undefined when no one voted.</w:t>
+        <w:t xml:space="preserve">elpfulness is left as </w:t>
+      </w:r>
+      <w:proofErr w:type="spellStart"/>
+      <w:r>
+        <w:rPr>
+          <w:lang w:eastAsia="en-IN"/>
+        </w:rPr>
+        <w:t>NaN</w:t>
+      </w:r>
+      <w:proofErr w:type="spellEnd"/>
+      <w:r>
+        <w:rPr>
+          <w:lang w:eastAsia="en-IN"/>
+        </w:rPr>
+        <w:t xml:space="preserve"> since it's structurally undefined when no one voted.</w:t>
       </w:r>
     </w:p>
     <w:p>
@@ -2714,7 +2926,63 @@
         <w:rPr>
           <w:lang w:eastAsia="en-IN"/>
         </w:rPr>
-        <w:t>'skin_type', 'skin_tone', 'eye_color', 'hair_color'</w:t>
+        <w:t>'</w:t>
+      </w:r>
+      <w:proofErr w:type="spellStart"/>
+      <w:r>
+        <w:rPr>
+          <w:lang w:eastAsia="en-IN"/>
+        </w:rPr>
+        <w:t>skin_type</w:t>
+      </w:r>
+      <w:proofErr w:type="spellEnd"/>
+      <w:r>
+        <w:rPr>
+          <w:lang w:eastAsia="en-IN"/>
+        </w:rPr>
+        <w:t>', '</w:t>
+      </w:r>
+      <w:proofErr w:type="spellStart"/>
+      <w:r>
+        <w:rPr>
+          <w:lang w:eastAsia="en-IN"/>
+        </w:rPr>
+        <w:t>skin_tone</w:t>
+      </w:r>
+      <w:proofErr w:type="spellEnd"/>
+      <w:r>
+        <w:rPr>
+          <w:lang w:eastAsia="en-IN"/>
+        </w:rPr>
+        <w:t>', '</w:t>
+      </w:r>
+      <w:proofErr w:type="spellStart"/>
+      <w:r>
+        <w:rPr>
+          <w:lang w:eastAsia="en-IN"/>
+        </w:rPr>
+        <w:t>eye_color</w:t>
+      </w:r>
+      <w:proofErr w:type="spellEnd"/>
+      <w:r>
+        <w:rPr>
+          <w:lang w:eastAsia="en-IN"/>
+        </w:rPr>
+        <w:t>', '</w:t>
+      </w:r>
+      <w:proofErr w:type="spellStart"/>
+      <w:r>
+        <w:rPr>
+          <w:lang w:eastAsia="en-IN"/>
+        </w:rPr>
+        <w:t>hair_color</w:t>
+      </w:r>
+      <w:proofErr w:type="spellEnd"/>
+      <w:r>
+        <w:rPr>
+          <w:lang w:eastAsia="en-IN"/>
+        </w:rPr>
+        <w:t>'</w:t>
       </w:r>
       <w:r>
         <w:rPr>
@@ -2801,7 +3069,35 @@
         <w:rPr>
           <w:lang w:eastAsia="en-IN"/>
         </w:rPr>
-        <w:t>review points to a valid product, and that shared fields (brand_name, price_usd) agree between the two files</w:t>
+        <w:t>review points to a valid product, and that shared fields (</w:t>
+      </w:r>
+      <w:proofErr w:type="spellStart"/>
+      <w:r>
+        <w:rPr>
+          <w:lang w:eastAsia="en-IN"/>
+        </w:rPr>
+        <w:t>brand_name</w:t>
+      </w:r>
+      <w:proofErr w:type="spellEnd"/>
+      <w:r>
+        <w:rPr>
+          <w:lang w:eastAsia="en-IN"/>
+        </w:rPr>
+        <w:t xml:space="preserve">, </w:t>
+      </w:r>
+      <w:proofErr w:type="spellStart"/>
+      <w:r>
+        <w:rPr>
+          <w:lang w:eastAsia="en-IN"/>
+        </w:rPr>
+        <w:t>price_usd</w:t>
+      </w:r>
+      <w:proofErr w:type="spellEnd"/>
+      <w:r>
+        <w:rPr>
+          <w:lang w:eastAsia="en-IN"/>
+        </w:rPr>
+        <w:t>) agree between the two files</w:t>
       </w:r>
       <w:r>
         <w:rPr>
@@ -2831,7 +3127,35 @@
         <w:rPr>
           <w:lang w:eastAsia="en-IN"/>
         </w:rPr>
-        <w:t>reviews referencing a product_id that doesn't exist in product_info (orphaned reviews)</w:t>
+        <w:t xml:space="preserve">reviews referencing a </w:t>
+      </w:r>
+      <w:proofErr w:type="spellStart"/>
+      <w:r>
+        <w:rPr>
+          <w:lang w:eastAsia="en-IN"/>
+        </w:rPr>
+        <w:t>product_id</w:t>
+      </w:r>
+      <w:proofErr w:type="spellEnd"/>
+      <w:r>
+        <w:rPr>
+          <w:lang w:eastAsia="en-IN"/>
+        </w:rPr>
+        <w:t xml:space="preserve"> that doesn't exist in </w:t>
+      </w:r>
+      <w:proofErr w:type="spellStart"/>
+      <w:r>
+        <w:rPr>
+          <w:lang w:eastAsia="en-IN"/>
+        </w:rPr>
+        <w:t>product_info</w:t>
+      </w:r>
+      <w:proofErr w:type="spellEnd"/>
+      <w:r>
+        <w:rPr>
+          <w:lang w:eastAsia="en-IN"/>
+        </w:rPr>
+        <w:t xml:space="preserve"> (orphaned reviews)</w:t>
       </w:r>
       <w:r>
         <w:rPr>
@@ -2855,8 +3179,30 @@
         <w:rPr>
           <w:lang w:eastAsia="en-IN"/>
         </w:rPr>
-        <w:t>Spot-check brand_name consistency between the two files for shared product_ids</w:t>
-      </w:r>
+        <w:t xml:space="preserve">Spot-check </w:t>
+      </w:r>
+      <w:proofErr w:type="spellStart"/>
+      <w:r>
+        <w:rPr>
+          <w:lang w:eastAsia="en-IN"/>
+        </w:rPr>
+        <w:t>brand_name</w:t>
+      </w:r>
+      <w:proofErr w:type="spellEnd"/>
+      <w:r>
+        <w:rPr>
+          <w:lang w:eastAsia="en-IN"/>
+        </w:rPr>
+        <w:t xml:space="preserve"> consistency between the two files for shared </w:t>
+      </w:r>
+      <w:proofErr w:type="spellStart"/>
+      <w:r>
+        <w:rPr>
+          <w:lang w:eastAsia="en-IN"/>
+        </w:rPr>
+        <w:t>product_ids</w:t>
+      </w:r>
+      <w:proofErr w:type="spellEnd"/>
     </w:p>
     <w:p>
       <w:pPr>
@@ -3007,12 +3353,14 @@
         </w:rPr>
         <w:t>‘</w:t>
       </w:r>
+      <w:proofErr w:type="spellStart"/>
       <w:r>
         <w:rPr>
           <w:lang w:eastAsia="en-IN"/>
         </w:rPr>
         <w:t>product_id</w:t>
       </w:r>
+      <w:proofErr w:type="spellEnd"/>
       <w:r>
         <w:rPr>
           <w:lang w:eastAsia="en-IN"/>
@@ -3031,12 +3379,14 @@
         </w:rPr>
         <w:t>‘</w:t>
       </w:r>
+      <w:proofErr w:type="spellStart"/>
       <w:r>
         <w:rPr>
           <w:lang w:eastAsia="en-IN"/>
         </w:rPr>
         <w:t>brand_name</w:t>
       </w:r>
+      <w:proofErr w:type="spellEnd"/>
       <w:r>
         <w:rPr>
           <w:lang w:eastAsia="en-IN"/>
@@ -3066,13 +3416,23 @@
         </w:rPr>
         <w:t xml:space="preserve">5.2 </w:t>
       </w:r>
-      <w:r>
-        <w:rPr>
-          <w:b/>
-          <w:bCs/>
-          <w:lang w:eastAsia="en-IN"/>
-        </w:rPr>
-        <w:t>feedback_polarity_ratio (positive share of total feedback)</w:t>
+      <w:proofErr w:type="spellStart"/>
+      <w:r>
+        <w:rPr>
+          <w:b/>
+          <w:bCs/>
+          <w:lang w:eastAsia="en-IN"/>
+        </w:rPr>
+        <w:t>feedback_polarity_ratio</w:t>
+      </w:r>
+      <w:proofErr w:type="spellEnd"/>
+      <w:r>
+        <w:rPr>
+          <w:b/>
+          <w:bCs/>
+          <w:lang w:eastAsia="en-IN"/>
+        </w:rPr>
+        <w:t xml:space="preserve"> (positive share of total feedback)</w:t>
       </w:r>
     </w:p>
     <w:p>
@@ -3096,7 +3456,35 @@
         <w:rPr>
           <w:lang w:eastAsia="en-IN"/>
         </w:rPr>
-        <w:t>aw counts alone (`total_pos_feedback_count`, `total_neg_feedback_count`) aren't directly comparable across reviews</w:t>
+        <w:t>aw counts alone (`</w:t>
+      </w:r>
+      <w:proofErr w:type="spellStart"/>
+      <w:r>
+        <w:rPr>
+          <w:lang w:eastAsia="en-IN"/>
+        </w:rPr>
+        <w:t>total_pos_feedback_count</w:t>
+      </w:r>
+      <w:proofErr w:type="spellEnd"/>
+      <w:r>
+        <w:rPr>
+          <w:lang w:eastAsia="en-IN"/>
+        </w:rPr>
+        <w:t>`, `</w:t>
+      </w:r>
+      <w:proofErr w:type="spellStart"/>
+      <w:r>
+        <w:rPr>
+          <w:lang w:eastAsia="en-IN"/>
+        </w:rPr>
+        <w:t>total_neg_feedback_count</w:t>
+      </w:r>
+      <w:proofErr w:type="spellEnd"/>
+      <w:r>
+        <w:rPr>
+          <w:lang w:eastAsia="en-IN"/>
+        </w:rPr>
+        <w:t>`) aren't directly comparable across reviews</w:t>
       </w:r>
       <w:r>
         <w:rPr>
@@ -3176,12 +3564,14 @@
         </w:rPr>
         <w:t>‘</w:t>
       </w:r>
+      <w:proofErr w:type="spellStart"/>
       <w:r>
         <w:rPr>
           <w:lang w:eastAsia="en-IN"/>
         </w:rPr>
         <w:t>total_pos_feedback_count</w:t>
       </w:r>
+      <w:proofErr w:type="spellEnd"/>
       <w:r>
         <w:rPr>
           <w:lang w:eastAsia="en-IN"/>
@@ -3200,12 +3590,14 @@
         </w:rPr>
         <w:t>‘</w:t>
       </w:r>
+      <w:proofErr w:type="spellStart"/>
       <w:r>
         <w:rPr>
           <w:lang w:eastAsia="en-IN"/>
         </w:rPr>
         <w:t>total_feedback_count</w:t>
       </w:r>
+      <w:proofErr w:type="spellEnd"/>
       <w:r>
         <w:rPr>
           <w:lang w:eastAsia="en-IN"/>
@@ -3224,12 +3616,14 @@
         </w:rPr>
         <w:t>‘</w:t>
       </w:r>
+      <w:proofErr w:type="spellStart"/>
       <w:r>
         <w:rPr>
           <w:lang w:eastAsia="en-IN"/>
         </w:rPr>
         <w:t>NaN</w:t>
       </w:r>
+      <w:proofErr w:type="spellEnd"/>
       <w:r>
         <w:rPr>
           <w:lang w:eastAsia="en-IN"/>
@@ -3248,12 +3642,14 @@
         </w:rPr>
         <w:t>‘</w:t>
       </w:r>
+      <w:proofErr w:type="spellStart"/>
       <w:r>
         <w:rPr>
           <w:lang w:eastAsia="en-IN"/>
         </w:rPr>
         <w:t>total_feedback_count</w:t>
       </w:r>
+      <w:proofErr w:type="spellEnd"/>
       <w:r>
         <w:rPr>
           <w:lang w:eastAsia="en-IN"/>
@@ -3289,7 +3685,25 @@
           <w:bCs/>
           <w:lang w:eastAsia="en-IN"/>
         </w:rPr>
-        <w:t>Product-level "recommendation_rate" (excluding non-responses)</w:t>
+        <w:t>Product-level "</w:t>
+      </w:r>
+      <w:proofErr w:type="spellStart"/>
+      <w:r>
+        <w:rPr>
+          <w:b/>
+          <w:bCs/>
+          <w:lang w:eastAsia="en-IN"/>
+        </w:rPr>
+        <w:t>recommendation_rate</w:t>
+      </w:r>
+      <w:proofErr w:type="spellEnd"/>
+      <w:r>
+        <w:rPr>
+          <w:b/>
+          <w:bCs/>
+          <w:lang w:eastAsia="en-IN"/>
+        </w:rPr>
+        <w:t>" (excluding non-responses)</w:t>
       </w:r>
     </w:p>
     <w:p>
@@ -3307,7 +3721,21 @@
         <w:rPr>
           <w:lang w:eastAsia="en-IN"/>
         </w:rPr>
-        <w:t>H7 tests whether recommendation rate is a stronger predictor of CSS than `loves_count`.</w:t>
+        <w:t>H7 tests whether recommendation rate is a stronger predictor of CSS than `</w:t>
+      </w:r>
+      <w:proofErr w:type="spellStart"/>
+      <w:r>
+        <w:rPr>
+          <w:lang w:eastAsia="en-IN"/>
+        </w:rPr>
+        <w:t>loves_count</w:t>
+      </w:r>
+      <w:proofErr w:type="spellEnd"/>
+      <w:r>
+        <w:rPr>
+          <w:lang w:eastAsia="en-IN"/>
+        </w:rPr>
+        <w:t>`.</w:t>
       </w:r>
     </w:p>
     <w:p>
@@ -3325,7 +3753,21 @@
         <w:rPr>
           <w:lang w:eastAsia="en-IN"/>
         </w:rPr>
-        <w:t>This requires a single comparable per-product number, not raw individual review flags — `recommendation_rate` is that number.</w:t>
+        <w:t>This requires a single comparable per-product number, not raw individual review flags — `</w:t>
+      </w:r>
+      <w:proofErr w:type="spellStart"/>
+      <w:r>
+        <w:rPr>
+          <w:lang w:eastAsia="en-IN"/>
+        </w:rPr>
+        <w:t>recommendation_rate</w:t>
+      </w:r>
+      <w:proofErr w:type="spellEnd"/>
+      <w:r>
+        <w:rPr>
+          <w:lang w:eastAsia="en-IN"/>
+        </w:rPr>
+        <w:t>` is that number.</w:t>
       </w:r>
     </w:p>
     <w:p>
@@ -3349,7 +3791,49 @@
         <w:rPr>
           <w:lang w:eastAsia="en-IN"/>
         </w:rPr>
-        <w:t>alculates the share of reviews where `is_recommended = 1`, computed only over reviews where the customer actually answered (i.e., excluding rows where `is_recommended` is missing), then merges this rate back onto `product_info` at the product level.</w:t>
+        <w:t>alculates the share of reviews where `</w:t>
+      </w:r>
+      <w:proofErr w:type="spellStart"/>
+      <w:r>
+        <w:rPr>
+          <w:lang w:eastAsia="en-IN"/>
+        </w:rPr>
+        <w:t>is_recommended</w:t>
+      </w:r>
+      <w:proofErr w:type="spellEnd"/>
+      <w:r>
+        <w:rPr>
+          <w:lang w:eastAsia="en-IN"/>
+        </w:rPr>
+        <w:t xml:space="preserve"> = 1`, computed only over reviews where the customer actually answered (i.e., excluding rows where `</w:t>
+      </w:r>
+      <w:proofErr w:type="spellStart"/>
+      <w:r>
+        <w:rPr>
+          <w:lang w:eastAsia="en-IN"/>
+        </w:rPr>
+        <w:t>is_recommended</w:t>
+      </w:r>
+      <w:proofErr w:type="spellEnd"/>
+      <w:r>
+        <w:rPr>
+          <w:lang w:eastAsia="en-IN"/>
+        </w:rPr>
+        <w:t>` is missing), then merges this rate back onto `</w:t>
+      </w:r>
+      <w:proofErr w:type="spellStart"/>
+      <w:r>
+        <w:rPr>
+          <w:lang w:eastAsia="en-IN"/>
+        </w:rPr>
+        <w:t>product_info</w:t>
+      </w:r>
+      <w:proofErr w:type="spellEnd"/>
+      <w:r>
+        <w:rPr>
+          <w:lang w:eastAsia="en-IN"/>
+        </w:rPr>
+        <w:t>` at the product level.</w:t>
       </w:r>
     </w:p>
     <w:p>
@@ -3367,25 +3851,49 @@
         <w:rPr>
           <w:lang w:eastAsia="en-IN"/>
         </w:rPr>
-        <w:t>Why non-responses are excluded from the denominator, not treated as "No": This directly follows the earlier decision that a blank `is_recommended` reflects a customer who didn't answer, not one who declined to recommend the product.</w:t>
-      </w:r>
-    </w:p>
-    <w:p>
-      <w:pPr>
-        <w:rPr>
-          <w:b/>
-          <w:bCs/>
-          <w:lang w:eastAsia="en-IN"/>
-        </w:rPr>
-      </w:pPr>
-      <w:r>
-        <w:rPr>
-          <w:b/>
-          <w:bCs/>
-          <w:lang w:eastAsia="en-IN"/>
-        </w:rPr>
-        <w:t>5.4 on_sale_flag</w:t>
-      </w:r>
+        <w:t>Why non-responses are excluded from the denominator, not treated as "No": This directly follows the earlier decision that a blank `</w:t>
+      </w:r>
+      <w:proofErr w:type="spellStart"/>
+      <w:r>
+        <w:rPr>
+          <w:lang w:eastAsia="en-IN"/>
+        </w:rPr>
+        <w:t>is_recommended</w:t>
+      </w:r>
+      <w:proofErr w:type="spellEnd"/>
+      <w:r>
+        <w:rPr>
+          <w:lang w:eastAsia="en-IN"/>
+        </w:rPr>
+        <w:t>` reflects a customer who didn't answer, not one who declined to recommend the product.</w:t>
+      </w:r>
+    </w:p>
+    <w:p>
+      <w:pPr>
+        <w:rPr>
+          <w:b/>
+          <w:bCs/>
+          <w:lang w:eastAsia="en-IN"/>
+        </w:rPr>
+      </w:pPr>
+      <w:r>
+        <w:rPr>
+          <w:b/>
+          <w:bCs/>
+          <w:lang w:eastAsia="en-IN"/>
+        </w:rPr>
+        <w:t xml:space="preserve">5.4 </w:t>
+      </w:r>
+      <w:proofErr w:type="spellStart"/>
+      <w:r>
+        <w:rPr>
+          <w:b/>
+          <w:bCs/>
+          <w:lang w:eastAsia="en-IN"/>
+        </w:rPr>
+        <w:t>on_sale_flag</w:t>
+      </w:r>
+      <w:proofErr w:type="spellEnd"/>
     </w:p>
     <w:p>
       <w:pPr>
@@ -3404,12 +3912,14 @@
         </w:rPr>
         <w:t>‘</w:t>
       </w:r>
+      <w:proofErr w:type="spellStart"/>
       <w:r>
         <w:rPr>
           <w:lang w:eastAsia="en-IN"/>
         </w:rPr>
         <w:t>sale_price_usd</w:t>
       </w:r>
+      <w:proofErr w:type="spellEnd"/>
       <w:r>
         <w:rPr>
           <w:lang w:eastAsia="en-IN"/>
@@ -3456,13 +3966,41 @@
         <w:rPr>
           <w:lang w:eastAsia="en-IN"/>
         </w:rPr>
-        <w:t>`on_sale_flag` asks the simpler, fully-answerable question "is this product currently discounted at all</w:t>
-      </w:r>
-      <w:r>
-        <w:rPr>
-          <w:lang w:eastAsia="en-IN"/>
-        </w:rPr>
-        <w:t>or not.</w:t>
+        <w:t>`</w:t>
+      </w:r>
+      <w:proofErr w:type="spellStart"/>
+      <w:r>
+        <w:rPr>
+          <w:lang w:eastAsia="en-IN"/>
+        </w:rPr>
+        <w:t>on_sale_flag</w:t>
+      </w:r>
+      <w:proofErr w:type="spellEnd"/>
+      <w:r>
+        <w:rPr>
+          <w:lang w:eastAsia="en-IN"/>
+        </w:rPr>
+        <w:t xml:space="preserve">` asks the simpler, fully-answerable question "is this product currently discounted at </w:t>
+      </w:r>
+      <w:proofErr w:type="spellStart"/>
+      <w:r>
+        <w:rPr>
+          <w:lang w:eastAsia="en-IN"/>
+        </w:rPr>
+        <w:t>all</w:t>
+      </w:r>
+      <w:r>
+        <w:rPr>
+          <w:lang w:eastAsia="en-IN"/>
+        </w:rPr>
+        <w:t>or</w:t>
+      </w:r>
+      <w:proofErr w:type="spellEnd"/>
+      <w:r>
+        <w:rPr>
+          <w:lang w:eastAsia="en-IN"/>
+        </w:rPr>
+        <w:t xml:space="preserve"> not.</w:t>
       </w:r>
     </w:p>
     <w:p>
@@ -3518,12 +4056,14 @@
         </w:rPr>
         <w:t>‘</w:t>
       </w:r>
+      <w:proofErr w:type="spellStart"/>
       <w:r>
         <w:rPr>
           <w:lang w:eastAsia="en-IN"/>
         </w:rPr>
         <w:t>sale_price_usd</w:t>
       </w:r>
+      <w:proofErr w:type="spellEnd"/>
       <w:r>
         <w:rPr>
           <w:lang w:eastAsia="en-IN"/>
@@ -3650,7 +4190,15 @@
     </w:p>
     <w:p>
       <w:r>
-        <w:t>This phase computes skewness and kurtosis of ‘rating’ from ‘product_info’ and plots a histogram of it. Since ‘rating’ is the key metric (CSS) itself understanding its base line shape before any segmentation is the necessary first step.</w:t>
+        <w:t>This phase computes skewness and kurtosis of ‘rating’ from ‘</w:t>
+      </w:r>
+      <w:proofErr w:type="spellStart"/>
+      <w:r>
+        <w:t>product_info</w:t>
+      </w:r>
+      <w:proofErr w:type="spellEnd"/>
+      <w:r>
+        <w:t>’ and plots a histogram of it. Since ‘rating’ is the key metric (CSS) itself understanding its base line shape before any segmentation is the necessary first step.</w:t>
       </w:r>
     </w:p>
     <w:p>
@@ -3973,19 +4521,61 @@
         <w:rPr>
           <w:lang w:eastAsia="en-IN"/>
         </w:rPr>
-        <w:t xml:space="preserve">provides histogram and box plots of ‘price_usd’ </w:t>
-      </w:r>
-      <w:r>
-        <w:rPr>
-          <w:lang w:eastAsia="en-IN"/>
-        </w:rPr>
-        <w:t>to understand how the catalog is distributed across price points.</w:t>
-      </w:r>
-      <w:r>
-        <w:rPr>
-          <w:lang w:eastAsia="en-IN"/>
-        </w:rPr>
-        <w:t xml:space="preserve"> From this it can be informed how ‘price_tier’ quantile buckets will actually look in dollar terms before H1 test begin.</w:t>
+        <w:t>provides histogram and box plots of ‘</w:t>
+      </w:r>
+      <w:proofErr w:type="spellStart"/>
+      <w:r>
+        <w:rPr>
+          <w:lang w:eastAsia="en-IN"/>
+        </w:rPr>
+        <w:t>price_usd</w:t>
+      </w:r>
+      <w:proofErr w:type="spellEnd"/>
+      <w:r>
+        <w:rPr>
+          <w:lang w:eastAsia="en-IN"/>
+        </w:rPr>
+        <w:t xml:space="preserve">’ </w:t>
+      </w:r>
+      <w:r>
+        <w:rPr>
+          <w:lang w:eastAsia="en-IN"/>
+        </w:rPr>
+        <w:t xml:space="preserve">to understand how the </w:t>
+      </w:r>
+      <w:proofErr w:type="spellStart"/>
+      <w:r>
+        <w:rPr>
+          <w:lang w:eastAsia="en-IN"/>
+        </w:rPr>
+        <w:t>catalog</w:t>
+      </w:r>
+      <w:proofErr w:type="spellEnd"/>
+      <w:r>
+        <w:rPr>
+          <w:lang w:eastAsia="en-IN"/>
+        </w:rPr>
+        <w:t xml:space="preserve"> is distributed across price points.</w:t>
+      </w:r>
+      <w:r>
+        <w:rPr>
+          <w:lang w:eastAsia="en-IN"/>
+        </w:rPr>
+        <w:t xml:space="preserve"> From this it can be informed how ‘</w:t>
+      </w:r>
+      <w:proofErr w:type="spellStart"/>
+      <w:r>
+        <w:rPr>
+          <w:lang w:eastAsia="en-IN"/>
+        </w:rPr>
+        <w:t>price_tier</w:t>
+      </w:r>
+      <w:proofErr w:type="spellEnd"/>
+      <w:r>
+        <w:rPr>
+          <w:lang w:eastAsia="en-IN"/>
+        </w:rPr>
+        <w:t>’ quantile buckets will actually look in dollar terms before H1 test begin.</w:t>
       </w:r>
     </w:p>
     <w:p>
@@ -4584,12 +5174,14 @@
         </w:rPr>
         <w:t>‘</w:t>
       </w:r>
+      <w:proofErr w:type="spellStart"/>
       <w:r>
         <w:rPr>
           <w:lang w:eastAsia="en-IN"/>
         </w:rPr>
         <w:t>price_tier</w:t>
       </w:r>
+      <w:proofErr w:type="spellEnd"/>
       <w:r>
         <w:rPr>
           <w:lang w:eastAsia="en-IN"/>
@@ -4612,7 +5204,21 @@
         <w:rPr>
           <w:lang w:eastAsia="en-IN"/>
         </w:rPr>
-        <w:t>"Luxury" (top 25%) begins at just $58, not at a price point a customer would typically associate with luxury. This should be stated explicitly wherever price_tier results are presented</w:t>
+        <w:t xml:space="preserve">"Luxury" (top 25%) begins at just $58, not at a price point a customer would typically associate with luxury. This should be stated explicitly wherever </w:t>
+      </w:r>
+      <w:proofErr w:type="spellStart"/>
+      <w:r>
+        <w:rPr>
+          <w:lang w:eastAsia="en-IN"/>
+        </w:rPr>
+        <w:t>price_tier</w:t>
+      </w:r>
+      <w:proofErr w:type="spellEnd"/>
+      <w:r>
+        <w:rPr>
+          <w:lang w:eastAsia="en-IN"/>
+        </w:rPr>
+        <w:t xml:space="preserve"> results are presented</w:t>
       </w:r>
       <w:r>
         <w:rPr>
@@ -4701,12 +5307,14 @@
         </w:rPr>
         <w:t>‘</w:t>
       </w:r>
+      <w:proofErr w:type="spellStart"/>
       <w:r>
         <w:rPr>
           <w:lang w:eastAsia="en-IN"/>
         </w:rPr>
         <w:t>primary_category</w:t>
       </w:r>
+      <w:proofErr w:type="spellEnd"/>
       <w:r>
         <w:rPr>
           <w:lang w:eastAsia="en-IN"/>
@@ -4901,7 +5509,21 @@
         <w:rPr>
           <w:lang w:eastAsia="en-IN"/>
         </w:rPr>
-        <w:t>Skincare (~2,350) and Makeup (~2,300) dominate the catalog, together accounting for well over half of all products</w:t>
+        <w:t xml:space="preserve">Skincare (~2,350) and Makeup (~2,300) dominate the </w:t>
+      </w:r>
+      <w:proofErr w:type="spellStart"/>
+      <w:r>
+        <w:rPr>
+          <w:lang w:eastAsia="en-IN"/>
+        </w:rPr>
+        <w:t>catalog</w:t>
+      </w:r>
+      <w:proofErr w:type="spellEnd"/>
+      <w:r>
+        <w:rPr>
+          <w:lang w:eastAsia="en-IN"/>
+        </w:rPr>
+        <w:t>, together accounting for well over half of all products</w:t>
       </w:r>
       <w:r>
         <w:rPr>
@@ -5179,7 +5801,21 @@
         <w:rPr>
           <w:lang w:eastAsia="en-IN"/>
         </w:rPr>
-        <w:t>This phase plots histograms of loves_count, reviews, and helpfulness to check whether engagement metrics are heavily skewed</w:t>
+        <w:t xml:space="preserve">This phase plots histograms of </w:t>
+      </w:r>
+      <w:proofErr w:type="spellStart"/>
+      <w:r>
+        <w:rPr>
+          <w:lang w:eastAsia="en-IN"/>
+        </w:rPr>
+        <w:t>loves_count</w:t>
+      </w:r>
+      <w:proofErr w:type="spellEnd"/>
+      <w:r>
+        <w:rPr>
+          <w:lang w:eastAsia="en-IN"/>
+        </w:rPr>
+        <w:t>, reviews, and helpfulness to check whether engagement metrics are heavily skewed</w:t>
       </w:r>
       <w:r>
         <w:rPr>
@@ -5347,12 +5983,14 @@
         </w:rPr>
         <w:t>‘</w:t>
       </w:r>
+      <w:proofErr w:type="spellStart"/>
       <w:r>
         <w:rPr>
           <w:lang w:eastAsia="en-IN"/>
         </w:rPr>
         <w:t>loves_count</w:t>
       </w:r>
+      <w:proofErr w:type="spellEnd"/>
       <w:r>
         <w:rPr>
           <w:lang w:eastAsia="en-IN"/>
@@ -5545,12 +6183,14 @@
         </w:rPr>
         <w:t>‘</w:t>
       </w:r>
+      <w:proofErr w:type="spellStart"/>
       <w:r>
         <w:rPr>
           <w:lang w:eastAsia="en-IN"/>
         </w:rPr>
         <w:t>loves_count</w:t>
       </w:r>
+      <w:proofErr w:type="spellEnd"/>
       <w:r>
         <w:rPr>
           <w:lang w:eastAsia="en-IN"/>
@@ -5687,7 +6327,21 @@
         <w:rPr>
           <w:lang w:eastAsia="en-IN"/>
         </w:rPr>
-        <w:t xml:space="preserve">The zero-spike in helpfulness should be checked against total_feedback_count </w:t>
+        <w:t xml:space="preserve">The zero-spike in helpfulness should be checked against </w:t>
+      </w:r>
+      <w:proofErr w:type="spellStart"/>
+      <w:r>
+        <w:rPr>
+          <w:lang w:eastAsia="en-IN"/>
+        </w:rPr>
+        <w:t>total_feedback_count</w:t>
+      </w:r>
+      <w:proofErr w:type="spellEnd"/>
+      <w:r>
+        <w:rPr>
+          <w:lang w:eastAsia="en-IN"/>
+        </w:rPr>
+        <w:t xml:space="preserve"> </w:t>
       </w:r>
       <w:r>
         <w:rPr>
@@ -6082,9 +6736,11 @@
       <w:r>
         <w:t>‘</w:t>
       </w:r>
+      <w:proofErr w:type="spellStart"/>
       <w:r>
         <w:t>sephora_exclusive</w:t>
       </w:r>
+      <w:proofErr w:type="spellEnd"/>
       <w:r>
         <w:t>’</w:t>
       </w:r>
@@ -6829,9 +7485,11 @@
       <w:r>
         <w:t>‘</w:t>
       </w:r>
+      <w:proofErr w:type="spellStart"/>
       <w:r>
         <w:t>primary_category</w:t>
       </w:r>
+      <w:proofErr w:type="spellEnd"/>
       <w:r>
         <w:t>’</w:t>
       </w:r>
@@ -7180,7 +7838,15 @@
     </w:p>
     <w:p>
       <w:r>
-        <w:t>This phase filters out low-sample brands using a minimum product count threshold, then plots a sorted bar chart of brand_avg_rating for qualifying brands and runs a one-way ANOVA.</w:t>
+        <w:t xml:space="preserve">This phase filters out low-sample brands using a minimum product count threshold, then plots a sorted bar chart of </w:t>
+      </w:r>
+      <w:proofErr w:type="spellStart"/>
+      <w:r>
+        <w:t>brand_avg_rating</w:t>
+      </w:r>
+      <w:proofErr w:type="spellEnd"/>
+      <w:r>
+        <w:t xml:space="preserve"> for qualifying brands and runs a one-way ANOVA.</w:t>
       </w:r>
     </w:p>
     <w:p>
@@ -7413,7 +8079,15 @@
         </w:numPr>
       </w:pPr>
       <w:r>
-        <w:t>Top-performing brands (MACRENE actives, MARA, BondiBoost) cluster around 4.7–4.9 average rating, all niche/specialist brands rather than the large-volume names identified in Phase 0.3 (SEPHORA COLLECTION, CLINIQUE).</w:t>
+        <w:t xml:space="preserve">Top-performing brands (MACRENE actives, MARA, </w:t>
+      </w:r>
+      <w:proofErr w:type="spellStart"/>
+      <w:r>
+        <w:t>BondiBoost</w:t>
+      </w:r>
+      <w:proofErr w:type="spellEnd"/>
+      <w:r>
+        <w:t>) cluster around 4.7–4.9 average rating, all niche/specialist brands rather than the large-volume names identified in Phase 0.3 (SEPHORA COLLECTION, CLINIQUE).</w:t>
       </w:r>
     </w:p>
     <w:p>
@@ -7480,7 +8154,15 @@
         </w:numPr>
       </w:pPr>
       <w:r>
-        <w:t>Bottom-performing brands warrant a quality or assortment review, particularly SIMIHAZE BEAUTY and NuFACE, which sit meaningfully below the 3.5 rating threshold most other brands clear.</w:t>
+        <w:t xml:space="preserve">Bottom-performing brands warrant a quality or assortment review, particularly SIMIHAZE BEAUTY and </w:t>
+      </w:r>
+      <w:proofErr w:type="spellStart"/>
+      <w:r>
+        <w:t>NuFACE</w:t>
+      </w:r>
+      <w:proofErr w:type="spellEnd"/>
+      <w:r>
+        <w:t>, which sit meaningfully below the 3.5 rating threshold most other brands clear.</w:t>
       </w:r>
     </w:p>
     <w:p>
@@ -7516,8 +8198,13 @@
       <w:r>
         <w:t>'</w:t>
       </w:r>
-      <w:r>
-        <w:t>price_tier bucket, since these were built on quantiles and don't map to intuitive price points.</w:t>
+      <w:proofErr w:type="spellStart"/>
+      <w:r>
+        <w:t>price_tier</w:t>
+      </w:r>
+      <w:proofErr w:type="spellEnd"/>
+      <w:r>
+        <w:t xml:space="preserve"> bucket, since these were built on quantiles and don't map to intuitive price points.</w:t>
       </w:r>
     </w:p>
     <w:p>
@@ -7749,7 +8436,15 @@
     </w:p>
     <w:p>
       <w:r>
-        <w:t>This phase compares rating between products currently on sale (on_sale_flag = 1) and full-price products, using a boxplot and a two-sample t-test. This is exploratory only</w:t>
+        <w:t>This phase compares rating between products currently on sale (</w:t>
+      </w:r>
+      <w:proofErr w:type="spellStart"/>
+      <w:r>
+        <w:t>on_sale_flag</w:t>
+      </w:r>
+      <w:proofErr w:type="spellEnd"/>
+      <w:r>
+        <w:t xml:space="preserve"> = 1) and full-price products, using a boxplot and a two-sample t-test. This is exploratory only</w:t>
       </w:r>
       <w:r>
         <w:t>.</w:t>
@@ -7875,7 +8570,23 @@
         </w:numPr>
       </w:pPr>
       <w:r>
-        <w:t>Only 263 products (3.2% of the catalog) are on sale, consistent with the extreme missingness in sale_price_usd identified during data cleaning.</w:t>
+        <w:t xml:space="preserve">Only 263 products (3.2% of the </w:t>
+      </w:r>
+      <w:proofErr w:type="spellStart"/>
+      <w:r>
+        <w:t>catalog</w:t>
+      </w:r>
+      <w:proofErr w:type="spellEnd"/>
+      <w:r>
+        <w:t xml:space="preserve">) are on sale, consistent with the extreme missingness in </w:t>
+      </w:r>
+      <w:proofErr w:type="spellStart"/>
+      <w:r>
+        <w:t>sale_price_usd</w:t>
+      </w:r>
+      <w:proofErr w:type="spellEnd"/>
+      <w:r>
+        <w:t xml:space="preserve"> identified during data cleaning.</w:t>
       </w:r>
     </w:p>
     <w:p>
@@ -8271,8 +8982,13 @@
     </w:p>
     <w:p>
       <w:r>
-        <w:t>This phase plots recommendation_rate</w:t>
-      </w:r>
+        <w:t xml:space="preserve">This phase plots </w:t>
+      </w:r>
+      <w:proofErr w:type="spellStart"/>
+      <w:r>
+        <w:t>recommendation_rate</w:t>
+      </w:r>
+      <w:proofErr w:type="spellEnd"/>
       <w:r>
         <w:t xml:space="preserve"> (feature engineered)</w:t>
       </w:r>
@@ -8465,7 +9181,15 @@
     </w:p>
     <w:p>
       <w:r>
-        <w:t>This phase plots feedback_polarity_ratio against review rating, using a scatter plot with a trend line, and computes Pearson and Spearman correlation to test whether negative feedback volume relates to lower ratings.</w:t>
+        <w:t xml:space="preserve">This phase plots </w:t>
+      </w:r>
+      <w:proofErr w:type="spellStart"/>
+      <w:r>
+        <w:t>feedback_polarity_ratio</w:t>
+      </w:r>
+      <w:proofErr w:type="spellEnd"/>
+      <w:r>
+        <w:t xml:space="preserve"> against review rating, using a scatter plot with a trend line, and computes Pearson and Spearman correlation to test whether negative feedback volume relates to lower ratings.</w:t>
       </w:r>
     </w:p>
     <w:p>
@@ -8721,7 +9445,13 @@
         <w:t>interest rate as the strongest numeric variable associated with default risk</w:t>
       </w:r>
       <w:r>
-        <w:t>, while loan amount and installment were found to be highly correlated.</w:t>
+        <w:t xml:space="preserve">, while loan amount and </w:t>
+      </w:r>
+      <w:r>
+        <w:t>instalment</w:t>
+      </w:r>
+      <w:r>
+        <w:t xml:space="preserve"> were found to be highly correlated.</w:t>
       </w:r>
     </w:p>
     <w:p>
